--- a/docs/manuals/user-guide.docx
+++ b/docs/manuals/user-guide.docx
@@ -24,6 +24,16 @@
       <w:r>
         <w:rPr/>
         <w:t>Версия 1.1.0</w:t>
+      </w:r>
+    </w:p>
+    <w:p>
+      <w:pPr>
+        <w:pStyle w:val="Author"/>
+        <w:rPr/>
+      </w:pPr>
+      <w:r>
+        <w:rPr/>
+        <w:t>© Александр Юрасов, 2026</w:t>
       </w:r>
     </w:p>
     <w:p>
@@ -93,7 +103,7 @@
             </w:rPr>
             <w:fldChar w:fldCharType="separate"/>
           </w:r>
-          <w:hyperlink w:anchor="__RefHeading___Toc2241_3139532004">
+          <w:hyperlink w:anchor="__RefHeading___Toc2248_475618950">
             <w:r>
               <w:rPr>
                 <w:webHidden/>
@@ -114,7 +124,7 @@
             </w:tabs>
             <w:rPr/>
           </w:pPr>
-          <w:hyperlink w:anchor="__RefHeading___Toc2243_3139532004">
+          <w:hyperlink w:anchor="__RefHeading___Toc2250_475618950">
             <w:r>
               <w:rPr>
                 <w:webHidden/>
@@ -135,7 +145,7 @@
             </w:tabs>
             <w:rPr/>
           </w:pPr>
-          <w:hyperlink w:anchor="__RefHeading___Toc2245_3139532004">
+          <w:hyperlink w:anchor="__RefHeading___Toc2252_475618950">
             <w:r>
               <w:rPr>
                 <w:webHidden/>
@@ -156,7 +166,7 @@
             </w:tabs>
             <w:rPr/>
           </w:pPr>
-          <w:hyperlink w:anchor="__RefHeading___Toc2247_3139532004">
+          <w:hyperlink w:anchor="__RefHeading___Toc2254_475618950">
             <w:r>
               <w:rPr>
                 <w:webHidden/>
@@ -177,7 +187,7 @@
             </w:tabs>
             <w:rPr/>
           </w:pPr>
-          <w:hyperlink w:anchor="__RefHeading___Toc2249_3139532004">
+          <w:hyperlink w:anchor="__RefHeading___Toc2256_475618950">
             <w:r>
               <w:rPr>
                 <w:webHidden/>
@@ -198,7 +208,7 @@
             </w:tabs>
             <w:rPr/>
           </w:pPr>
-          <w:hyperlink w:anchor="__RefHeading___Toc2251_3139532004">
+          <w:hyperlink w:anchor="__RefHeading___Toc2258_475618950">
             <w:r>
               <w:rPr>
                 <w:webHidden/>
@@ -219,7 +229,7 @@
             </w:tabs>
             <w:rPr/>
           </w:pPr>
-          <w:hyperlink w:anchor="__RefHeading___Toc2253_3139532004">
+          <w:hyperlink w:anchor="__RefHeading___Toc2260_475618950">
             <w:r>
               <w:rPr>
                 <w:webHidden/>
@@ -240,7 +250,7 @@
             </w:tabs>
             <w:rPr/>
           </w:pPr>
-          <w:hyperlink w:anchor="__RefHeading___Toc2255_3139532004">
+          <w:hyperlink w:anchor="__RefHeading___Toc2262_475618950">
             <w:r>
               <w:rPr>
                 <w:webHidden/>
@@ -261,7 +271,7 @@
             </w:tabs>
             <w:rPr/>
           </w:pPr>
-          <w:hyperlink w:anchor="__RefHeading___Toc2257_3139532004">
+          <w:hyperlink w:anchor="__RefHeading___Toc2264_475618950">
             <w:r>
               <w:rPr>
                 <w:webHidden/>
@@ -282,7 +292,7 @@
             </w:tabs>
             <w:rPr/>
           </w:pPr>
-          <w:hyperlink w:anchor="__RefHeading___Toc2259_3139532004">
+          <w:hyperlink w:anchor="__RefHeading___Toc2266_475618950">
             <w:r>
               <w:rPr>
                 <w:webHidden/>
@@ -303,7 +313,7 @@
             </w:tabs>
             <w:rPr/>
           </w:pPr>
-          <w:hyperlink w:anchor="__RefHeading___Toc2261_3139532004">
+          <w:hyperlink w:anchor="__RefHeading___Toc2268_475618950">
             <w:r>
               <w:rPr>
                 <w:webHidden/>
@@ -324,7 +334,7 @@
             </w:tabs>
             <w:rPr/>
           </w:pPr>
-          <w:hyperlink w:anchor="__RefHeading___Toc2263_3139532004">
+          <w:hyperlink w:anchor="__RefHeading___Toc2270_475618950">
             <w:r>
               <w:rPr>
                 <w:webHidden/>
@@ -345,7 +355,7 @@
             </w:tabs>
             <w:rPr/>
           </w:pPr>
-          <w:hyperlink w:anchor="__RefHeading___Toc2265_3139532004">
+          <w:hyperlink w:anchor="__RefHeading___Toc2272_475618950">
             <w:r>
               <w:rPr>
                 <w:webHidden/>
@@ -366,7 +376,7 @@
             </w:tabs>
             <w:rPr/>
           </w:pPr>
-          <w:hyperlink w:anchor="__RefHeading___Toc2267_3139532004">
+          <w:hyperlink w:anchor="__RefHeading___Toc2274_475618950">
             <w:r>
               <w:rPr>
                 <w:webHidden/>
@@ -387,7 +397,7 @@
             </w:tabs>
             <w:rPr/>
           </w:pPr>
-          <w:hyperlink w:anchor="__RefHeading___Toc2269_3139532004">
+          <w:hyperlink w:anchor="__RefHeading___Toc2276_475618950">
             <w:r>
               <w:rPr>
                 <w:webHidden/>
@@ -408,7 +418,7 @@
             </w:tabs>
             <w:rPr/>
           </w:pPr>
-          <w:hyperlink w:anchor="__RefHeading___Toc2271_3139532004">
+          <w:hyperlink w:anchor="__RefHeading___Toc2278_475618950">
             <w:r>
               <w:rPr>
                 <w:webHidden/>
@@ -429,7 +439,7 @@
             </w:tabs>
             <w:rPr/>
           </w:pPr>
-          <w:hyperlink w:anchor="__RefHeading___Toc2273_3139532004">
+          <w:hyperlink w:anchor="__RefHeading___Toc2280_475618950">
             <w:r>
               <w:rPr>
                 <w:webHidden/>
@@ -450,7 +460,7 @@
             </w:tabs>
             <w:rPr/>
           </w:pPr>
-          <w:hyperlink w:anchor="__RefHeading___Toc2275_3139532004">
+          <w:hyperlink w:anchor="__RefHeading___Toc2282_475618950">
             <w:r>
               <w:rPr>
                 <w:webHidden/>
@@ -471,7 +481,7 @@
             </w:tabs>
             <w:rPr/>
           </w:pPr>
-          <w:hyperlink w:anchor="__RefHeading___Toc2277_3139532004">
+          <w:hyperlink w:anchor="__RefHeading___Toc2284_475618950">
             <w:r>
               <w:rPr>
                 <w:webHidden/>
@@ -492,7 +502,7 @@
             </w:tabs>
             <w:rPr/>
           </w:pPr>
-          <w:hyperlink w:anchor="__RefHeading___Toc2279_3139532004">
+          <w:hyperlink w:anchor="__RefHeading___Toc2286_475618950">
             <w:r>
               <w:rPr>
                 <w:webHidden/>
@@ -513,7 +523,7 @@
             </w:tabs>
             <w:rPr/>
           </w:pPr>
-          <w:hyperlink w:anchor="__RefHeading___Toc2281_3139532004">
+          <w:hyperlink w:anchor="__RefHeading___Toc2288_475618950">
             <w:r>
               <w:rPr>
                 <w:webHidden/>
@@ -534,7 +544,7 @@
             </w:tabs>
             <w:rPr/>
           </w:pPr>
-          <w:hyperlink w:anchor="__RefHeading___Toc2283_3139532004">
+          <w:hyperlink w:anchor="__RefHeading___Toc2290_475618950">
             <w:r>
               <w:rPr>
                 <w:webHidden/>
@@ -555,7 +565,7 @@
             </w:tabs>
             <w:rPr/>
           </w:pPr>
-          <w:hyperlink w:anchor="__RefHeading___Toc2285_3139532004">
+          <w:hyperlink w:anchor="__RefHeading___Toc2292_475618950">
             <w:r>
               <w:rPr>
                 <w:webHidden/>
@@ -576,7 +586,7 @@
             </w:tabs>
             <w:rPr/>
           </w:pPr>
-          <w:hyperlink w:anchor="__RefHeading___Toc2287_3139532004">
+          <w:hyperlink w:anchor="__RefHeading___Toc2294_475618950">
             <w:r>
               <w:rPr>
                 <w:webHidden/>
@@ -597,7 +607,7 @@
             </w:tabs>
             <w:rPr/>
           </w:pPr>
-          <w:hyperlink w:anchor="__RefHeading___Toc2289_3139532004">
+          <w:hyperlink w:anchor="__RefHeading___Toc2296_475618950">
             <w:r>
               <w:rPr>
                 <w:webHidden/>
@@ -618,7 +628,7 @@
             </w:tabs>
             <w:rPr/>
           </w:pPr>
-          <w:hyperlink w:anchor="__RefHeading___Toc2291_3139532004">
+          <w:hyperlink w:anchor="__RefHeading___Toc2298_475618950">
             <w:r>
               <w:rPr>
                 <w:webHidden/>
@@ -639,7 +649,7 @@
             </w:tabs>
             <w:rPr/>
           </w:pPr>
-          <w:hyperlink w:anchor="__RefHeading___Toc2293_3139532004">
+          <w:hyperlink w:anchor="__RefHeading___Toc2300_475618950">
             <w:r>
               <w:rPr>
                 <w:webHidden/>
@@ -660,7 +670,7 @@
             </w:tabs>
             <w:rPr/>
           </w:pPr>
-          <w:hyperlink w:anchor="__RefHeading___Toc2295_3139532004">
+          <w:hyperlink w:anchor="__RefHeading___Toc2302_475618950">
             <w:r>
               <w:rPr>
                 <w:webHidden/>
@@ -681,7 +691,7 @@
             </w:tabs>
             <w:rPr/>
           </w:pPr>
-          <w:hyperlink w:anchor="__RefHeading___Toc2297_3139532004">
+          <w:hyperlink w:anchor="__RefHeading___Toc2304_475618950">
             <w:r>
               <w:rPr>
                 <w:webHidden/>
@@ -702,7 +712,7 @@
             </w:tabs>
             <w:rPr/>
           </w:pPr>
-          <w:hyperlink w:anchor="__RefHeading___Toc2299_3139532004">
+          <w:hyperlink w:anchor="__RefHeading___Toc2306_475618950">
             <w:r>
               <w:rPr>
                 <w:webHidden/>
@@ -723,7 +733,7 @@
             </w:tabs>
             <w:rPr/>
           </w:pPr>
-          <w:hyperlink w:anchor="__RefHeading___Toc2301_3139532004">
+          <w:hyperlink w:anchor="__RefHeading___Toc2308_475618950">
             <w:r>
               <w:rPr>
                 <w:webHidden/>
@@ -744,7 +754,7 @@
             </w:tabs>
             <w:rPr/>
           </w:pPr>
-          <w:hyperlink w:anchor="__RefHeading___Toc2303_3139532004">
+          <w:hyperlink w:anchor="__RefHeading___Toc2310_475618950">
             <w:r>
               <w:rPr>
                 <w:webHidden/>
@@ -765,7 +775,7 @@
             </w:tabs>
             <w:rPr/>
           </w:pPr>
-          <w:hyperlink w:anchor="__RefHeading___Toc2305_3139532004">
+          <w:hyperlink w:anchor="__RefHeading___Toc2312_475618950">
             <w:r>
               <w:rPr>
                 <w:webHidden/>
@@ -786,7 +796,7 @@
             </w:tabs>
             <w:rPr/>
           </w:pPr>
-          <w:hyperlink w:anchor="__RefHeading___Toc2307_3139532004">
+          <w:hyperlink w:anchor="__RefHeading___Toc2314_475618950">
             <w:r>
               <w:rPr>
                 <w:webHidden/>
@@ -807,7 +817,7 @@
             </w:tabs>
             <w:rPr/>
           </w:pPr>
-          <w:hyperlink w:anchor="__RefHeading___Toc2309_3139532004">
+          <w:hyperlink w:anchor="__RefHeading___Toc2316_475618950">
             <w:r>
               <w:rPr>
                 <w:webHidden/>
@@ -828,7 +838,7 @@
             </w:tabs>
             <w:rPr/>
           </w:pPr>
-          <w:hyperlink w:anchor="__RefHeading___Toc2311_3139532004">
+          <w:hyperlink w:anchor="__RefHeading___Toc2318_475618950">
             <w:r>
               <w:rPr>
                 <w:webHidden/>
@@ -849,7 +859,7 @@
             </w:tabs>
             <w:rPr/>
           </w:pPr>
-          <w:hyperlink w:anchor="__RefHeading___Toc2313_3139532004">
+          <w:hyperlink w:anchor="__RefHeading___Toc2320_475618950">
             <w:r>
               <w:rPr>
                 <w:webHidden/>
@@ -870,7 +880,7 @@
             </w:tabs>
             <w:rPr/>
           </w:pPr>
-          <w:hyperlink w:anchor="__RefHeading___Toc2315_3139532004">
+          <w:hyperlink w:anchor="__RefHeading___Toc2322_475618950">
             <w:r>
               <w:rPr>
                 <w:webHidden/>
@@ -891,7 +901,7 @@
             </w:tabs>
             <w:rPr/>
           </w:pPr>
-          <w:hyperlink w:anchor="__RefHeading___Toc2317_3139532004">
+          <w:hyperlink w:anchor="__RefHeading___Toc2324_475618950">
             <w:r>
               <w:rPr>
                 <w:webHidden/>
@@ -912,7 +922,7 @@
             </w:tabs>
             <w:rPr/>
           </w:pPr>
-          <w:hyperlink w:anchor="__RefHeading___Toc2319_3139532004">
+          <w:hyperlink w:anchor="__RefHeading___Toc2326_475618950">
             <w:r>
               <w:rPr>
                 <w:webHidden/>
@@ -933,7 +943,7 @@
             </w:tabs>
             <w:rPr/>
           </w:pPr>
-          <w:hyperlink w:anchor="__RefHeading___Toc2321_3139532004">
+          <w:hyperlink w:anchor="__RefHeading___Toc2328_475618950">
             <w:r>
               <w:rPr>
                 <w:webHidden/>
@@ -954,7 +964,7 @@
             </w:tabs>
             <w:rPr/>
           </w:pPr>
-          <w:hyperlink w:anchor="__RefHeading___Toc2323_3139532004">
+          <w:hyperlink w:anchor="__RefHeading___Toc2330_475618950">
             <w:r>
               <w:rPr>
                 <w:webHidden/>
@@ -979,7 +989,7 @@
         <w:pStyle w:val="Heading1"/>
         <w:rPr/>
       </w:pPr>
-      <w:bookmarkStart w:id="0" w:name="__RefHeading___Toc2241_3139532004"/>
+      <w:bookmarkStart w:id="0" w:name="__RefHeading___Toc2248_475618950"/>
       <w:bookmarkEnd w:id="0"/>
       <w:r>
         <w:rPr>
@@ -1509,7 +1519,7 @@
         <w:pStyle w:val="Heading1"/>
         <w:rPr/>
       </w:pPr>
-      <w:bookmarkStart w:id="2" w:name="__RefHeading___Toc2243_3139532004"/>
+      <w:bookmarkStart w:id="2" w:name="__RefHeading___Toc2250_475618950"/>
       <w:bookmarkEnd w:id="2"/>
       <w:r>
         <w:rPr>
@@ -1528,7 +1538,7 @@
         <w:pStyle w:val="Heading2"/>
         <w:rPr/>
       </w:pPr>
-      <w:bookmarkStart w:id="3" w:name="__RefHeading___Toc2245_3139532004"/>
+      <w:bookmarkStart w:id="3" w:name="__RefHeading___Toc2252_475618950"/>
       <w:bookmarkStart w:id="4" w:name="назначение"/>
       <w:bookmarkEnd w:id="3"/>
       <w:r>
@@ -1640,7 +1650,7 @@
         <w:pStyle w:val="Heading2"/>
         <w:rPr/>
       </w:pPr>
-      <w:bookmarkStart w:id="6" w:name="__RefHeading___Toc2247_3139532004"/>
+      <w:bookmarkStart w:id="6" w:name="__RefHeading___Toc2254_475618950"/>
       <w:bookmarkEnd w:id="6"/>
       <w:r>
         <w:rPr>
@@ -3069,7 +3079,7 @@
         <w:pStyle w:val="Heading2"/>
         <w:rPr/>
       </w:pPr>
-      <w:bookmarkStart w:id="8" w:name="__RefHeading___Toc2249_3139532004"/>
+      <w:bookmarkStart w:id="8" w:name="__RefHeading___Toc2256_475618950"/>
       <w:bookmarkEnd w:id="8"/>
       <w:r>
         <w:rPr>
@@ -4106,7 +4116,7 @@
         <w:pStyle w:val="Heading2"/>
         <w:rPr/>
       </w:pPr>
-      <w:bookmarkStart w:id="9" w:name="__RefHeading___Toc2251_3139532004"/>
+      <w:bookmarkStart w:id="9" w:name="__RefHeading___Toc2258_475618950"/>
       <w:bookmarkEnd w:id="9"/>
       <w:r>
         <w:rPr>
@@ -4277,7 +4287,7 @@
         <w:pStyle w:val="Heading2"/>
         <w:rPr/>
       </w:pPr>
-      <w:bookmarkStart w:id="10" w:name="__RefHeading___Toc2253_3139532004"/>
+      <w:bookmarkStart w:id="10" w:name="__RefHeading___Toc2260_475618950"/>
       <w:bookmarkStart w:id="11" w:name="интерфейс"/>
       <w:bookmarkEnd w:id="10"/>
       <w:r>
@@ -4642,7 +4652,7 @@
         <w:pStyle w:val="Heading2"/>
         <w:rPr/>
       </w:pPr>
-      <w:bookmarkStart w:id="12" w:name="__RefHeading___Toc2255_3139532004"/>
+      <w:bookmarkStart w:id="12" w:name="__RefHeading___Toc2262_475618950"/>
       <w:bookmarkStart w:id="13" w:name="тема-оформления"/>
       <w:bookmarkEnd w:id="12"/>
       <w:r>
@@ -4730,7 +4740,7 @@
         <w:pStyle w:val="Heading2"/>
         <w:rPr/>
       </w:pPr>
-      <w:bookmarkStart w:id="15" w:name="__RefHeading___Toc2257_3139532004"/>
+      <w:bookmarkStart w:id="15" w:name="__RefHeading___Toc2264_475618950"/>
       <w:bookmarkStart w:id="16" w:name="профиль"/>
       <w:bookmarkEnd w:id="15"/>
       <w:r>
@@ -4896,7 +4906,7 @@
         <w:pStyle w:val="Heading1"/>
         <w:rPr/>
       </w:pPr>
-      <w:bookmarkStart w:id="18" w:name="__RefHeading___Toc2259_3139532004"/>
+      <w:bookmarkStart w:id="18" w:name="__RefHeading___Toc2266_475618950"/>
       <w:bookmarkStart w:id="19" w:name="дашборд"/>
       <w:bookmarkEnd w:id="18"/>
       <w:r>
@@ -4926,7 +4936,7 @@
         <w:pStyle w:val="Heading2"/>
         <w:rPr/>
       </w:pPr>
-      <w:bookmarkStart w:id="20" w:name="__RefHeading___Toc2261_3139532004"/>
+      <w:bookmarkStart w:id="20" w:name="__RefHeading___Toc2268_475618950"/>
       <w:bookmarkStart w:id="21" w:name="быстрые-фильтры"/>
       <w:bookmarkEnd w:id="20"/>
       <w:r>
@@ -5078,7 +5088,7 @@
         <w:pStyle w:val="Heading2"/>
         <w:rPr/>
       </w:pPr>
-      <w:bookmarkStart w:id="23" w:name="__RefHeading___Toc2263_3139532004"/>
+      <w:bookmarkStart w:id="23" w:name="__RefHeading___Toc2270_475618950"/>
       <w:bookmarkStart w:id="24" w:name="ключевые-показатели"/>
       <w:bookmarkEnd w:id="23"/>
       <w:r>
@@ -5166,7 +5176,7 @@
         <w:pStyle w:val="Heading2"/>
         <w:rPr/>
       </w:pPr>
-      <w:bookmarkStart w:id="26" w:name="__RefHeading___Toc2265_3139532004"/>
+      <w:bookmarkStart w:id="26" w:name="__RefHeading___Toc2272_475618950"/>
       <w:bookmarkStart w:id="27" w:name="динамика-по-выбранному-эпику"/>
       <w:bookmarkEnd w:id="26"/>
       <w:r>
@@ -5794,7 +5804,7 @@
         <w:pStyle w:val="Heading2"/>
         <w:rPr/>
       </w:pPr>
-      <w:bookmarkStart w:id="29" w:name="__RefHeading___Toc2267_3139532004"/>
+      <w:bookmarkStart w:id="29" w:name="__RefHeading___Toc2274_475618950"/>
       <w:bookmarkStart w:id="30" w:name="графики-по-всем-эпикам"/>
       <w:bookmarkEnd w:id="29"/>
       <w:r>
@@ -5893,7 +5903,7 @@
         <w:pStyle w:val="Heading2"/>
         <w:rPr/>
       </w:pPr>
-      <w:bookmarkStart w:id="32" w:name="__RefHeading___Toc2269_3139532004"/>
+      <w:bookmarkStart w:id="32" w:name="__RefHeading___Toc2276_475618950"/>
       <w:bookmarkStart w:id="33" w:name="сводка-по-эпикам"/>
       <w:bookmarkEnd w:id="32"/>
       <w:r>
@@ -6048,7 +6058,7 @@
         <w:pStyle w:val="Heading2"/>
         <w:rPr/>
       </w:pPr>
-      <w:bookmarkStart w:id="35" w:name="__RefHeading___Toc2271_3139532004"/>
+      <w:bookmarkStart w:id="35" w:name="__RefHeading___Toc2278_475618950"/>
       <w:bookmarkStart w:id="36" w:name="таблица-burn-rate"/>
       <w:bookmarkEnd w:id="35"/>
       <w:r>
@@ -6169,7 +6179,7 @@
         <w:pStyle w:val="Heading1"/>
         <w:rPr/>
       </w:pPr>
-      <w:bookmarkStart w:id="37" w:name="__RefHeading___Toc2273_3139532004"/>
+      <w:bookmarkStart w:id="37" w:name="__RefHeading___Toc2280_475618950"/>
       <w:bookmarkStart w:id="38" w:name="свод-по-этапам"/>
       <w:bookmarkEnd w:id="37"/>
       <w:r>
@@ -6276,7 +6286,7 @@
         <w:pStyle w:val="Heading2"/>
         <w:rPr/>
       </w:pPr>
-      <w:bookmarkStart w:id="39" w:name="__RefHeading___Toc2275_3139532004"/>
+      <w:bookmarkStart w:id="39" w:name="__RefHeading___Toc2282_475618950"/>
       <w:bookmarkStart w:id="40" w:name="график-этапа"/>
       <w:bookmarkEnd w:id="39"/>
       <w:r>
@@ -6392,7 +6402,7 @@
         <w:pStyle w:val="Heading2"/>
         <w:rPr/>
       </w:pPr>
-      <w:bookmarkStart w:id="41" w:name="__RefHeading___Toc2277_3139532004"/>
+      <w:bookmarkStart w:id="41" w:name="__RefHeading___Toc2284_475618950"/>
       <w:bookmarkStart w:id="42" w:name="сводка-и-burn-rate-по-этапам"/>
       <w:bookmarkEnd w:id="41"/>
       <w:r>
@@ -6482,7 +6492,7 @@
         <w:pStyle w:val="Heading1"/>
         <w:rPr/>
       </w:pPr>
-      <w:bookmarkStart w:id="45" w:name="__RefHeading___Toc2279_3139532004"/>
+      <w:bookmarkStart w:id="45" w:name="__RefHeading___Toc2286_475618950"/>
       <w:bookmarkStart w:id="46" w:name="данные-по-датам"/>
       <w:bookmarkEnd w:id="45"/>
       <w:r>
@@ -6512,7 +6522,7 @@
         <w:pStyle w:val="Heading2"/>
         <w:rPr/>
       </w:pPr>
-      <w:bookmarkStart w:id="47" w:name="__RefHeading___Toc2281_3139532004"/>
+      <w:bookmarkStart w:id="47" w:name="__RefHeading___Toc2288_475618950"/>
       <w:bookmarkStart w:id="48" w:name="таблица-замеров"/>
       <w:bookmarkEnd w:id="47"/>
       <w:r>
@@ -6728,7 +6738,7 @@
         <w:pStyle w:val="Heading2"/>
         <w:rPr/>
       </w:pPr>
-      <w:bookmarkStart w:id="50" w:name="__RefHeading___Toc2283_3139532004"/>
+      <w:bookmarkStart w:id="50" w:name="__RefHeading___Toc2290_475618950"/>
       <w:bookmarkStart w:id="51" w:name="замер-по-всем-эпикам"/>
       <w:bookmarkEnd w:id="50"/>
       <w:r>
@@ -6901,7 +6911,7 @@
         <w:pStyle w:val="Heading2"/>
         <w:rPr/>
       </w:pPr>
-      <w:bookmarkStart w:id="52" w:name="__RefHeading___Toc2285_3139532004"/>
+      <w:bookmarkStart w:id="52" w:name="__RefHeading___Toc2292_475618950"/>
       <w:bookmarkStart w:id="53" w:name="удаление-замера"/>
       <w:bookmarkEnd w:id="52"/>
       <w:r>
@@ -6991,7 +7001,7 @@
         <w:pStyle w:val="Heading1"/>
         <w:rPr/>
       </w:pPr>
-      <w:bookmarkStart w:id="56" w:name="__RefHeading___Toc2287_3139532004"/>
+      <w:bookmarkStart w:id="56" w:name="__RefHeading___Toc2294_475618950"/>
       <w:bookmarkStart w:id="57" w:name="эпики-блоки-задач"/>
       <w:bookmarkEnd w:id="56"/>
       <w:r>
@@ -7693,7 +7703,7 @@
         <w:pStyle w:val="Heading1"/>
         <w:rPr/>
       </w:pPr>
-      <w:bookmarkStart w:id="58" w:name="__RefHeading___Toc2289_3139532004"/>
+      <w:bookmarkStart w:id="58" w:name="__RefHeading___Toc2296_475618950"/>
       <w:bookmarkEnd w:id="58"/>
       <w:r>
         <w:rPr>
@@ -8215,7 +8225,7 @@
         <w:pStyle w:val="Heading1"/>
         <w:rPr/>
       </w:pPr>
-      <w:bookmarkStart w:id="60" w:name="__RefHeading___Toc2291_3139532004"/>
+      <w:bookmarkStart w:id="60" w:name="__RefHeading___Toc2298_475618950"/>
       <w:bookmarkEnd w:id="60"/>
       <w:r>
         <w:rPr>
@@ -8339,7 +8349,7 @@
         <w:pStyle w:val="Heading2"/>
         <w:rPr/>
       </w:pPr>
-      <w:bookmarkStart w:id="61" w:name="__RefHeading___Toc2293_3139532004"/>
+      <w:bookmarkStart w:id="61" w:name="__RefHeading___Toc2300_475618950"/>
       <w:bookmarkStart w:id="62" w:name="подключение-к-jira"/>
       <w:bookmarkEnd w:id="61"/>
       <w:r>
@@ -9232,7 +9242,7 @@
         <w:pStyle w:val="Heading2"/>
         <w:rPr/>
       </w:pPr>
-      <w:bookmarkStart w:id="63" w:name="__RefHeading___Toc2295_3139532004"/>
+      <w:bookmarkStart w:id="63" w:name="__RefHeading___Toc2302_475618950"/>
       <w:bookmarkStart w:id="64" w:name="кнопка-среза-структура-и-задачи"/>
       <w:bookmarkEnd w:id="63"/>
       <w:r>
@@ -9926,7 +9936,7 @@
         <w:pStyle w:val="Heading2"/>
         <w:rPr/>
       </w:pPr>
-      <w:bookmarkStart w:id="66" w:name="__RefHeading___Toc2297_3139532004"/>
+      <w:bookmarkStart w:id="66" w:name="__RefHeading___Toc2304_475618950"/>
       <w:bookmarkStart w:id="67" w:name="кнопка-среза-поля-jira"/>
       <w:bookmarkEnd w:id="66"/>
       <w:r>
@@ -10219,7 +10229,7 @@
         <w:pStyle w:val="Heading2"/>
         <w:rPr/>
       </w:pPr>
-      <w:bookmarkStart w:id="69" w:name="__RefHeading___Toc2299_3139532004"/>
+      <w:bookmarkStart w:id="69" w:name="__RefHeading___Toc2306_475618950"/>
       <w:bookmarkStart w:id="70" w:name="срез-затягивание-данных-на-сегодня"/>
       <w:bookmarkEnd w:id="69"/>
       <w:r>
@@ -10853,7 +10863,7 @@
         <w:pStyle w:val="Heading2"/>
         <w:rPr/>
       </w:pPr>
-      <w:bookmarkStart w:id="71" w:name="__RefHeading___Toc2301_3139532004"/>
+      <w:bookmarkStart w:id="71" w:name="__RefHeading___Toc2308_475618950"/>
       <w:bookmarkStart w:id="72" w:name="автозаполнение-по-расписанию"/>
       <w:bookmarkEnd w:id="71"/>
       <w:r>
@@ -11392,7 +11402,7 @@
         <w:pStyle w:val="Heading1"/>
         <w:rPr/>
       </w:pPr>
-      <w:bookmarkStart w:id="73" w:name="__RefHeading___Toc2303_3139532004"/>
+      <w:bookmarkStart w:id="73" w:name="__RefHeading___Toc2310_475618950"/>
       <w:bookmarkStart w:id="74" w:name="режим-просмотра"/>
       <w:bookmarkEnd w:id="73"/>
       <w:r>
@@ -11490,7 +11500,7 @@
         <w:pStyle w:val="Heading1"/>
         <w:rPr/>
       </w:pPr>
-      <w:bookmarkStart w:id="76" w:name="__RefHeading___Toc2305_3139532004"/>
+      <w:bookmarkStart w:id="76" w:name="__RefHeading___Toc2312_475618950"/>
       <w:bookmarkStart w:id="77" w:name="отчёты-pdf-и-печать"/>
       <w:bookmarkEnd w:id="76"/>
       <w:r>
@@ -11616,7 +11626,7 @@
         <w:pStyle w:val="Heading1"/>
         <w:rPr/>
       </w:pPr>
-      <w:bookmarkStart w:id="78" w:name="__RefHeading___Toc2307_3139532004"/>
+      <w:bookmarkStart w:id="78" w:name="__RefHeading___Toc2314_475618950"/>
       <w:bookmarkStart w:id="79" w:name="работа-с-телефона"/>
       <w:bookmarkEnd w:id="78"/>
       <w:r>
@@ -11748,7 +11758,7 @@
         <w:pStyle w:val="Heading1"/>
         <w:rPr/>
       </w:pPr>
-      <w:bookmarkStart w:id="80" w:name="__RefHeading___Toc2309_3139532004"/>
+      <w:bookmarkStart w:id="80" w:name="__RefHeading___Toc2316_475618950"/>
       <w:bookmarkStart w:id="81" w:name="пользовательские-сценарии"/>
       <w:bookmarkEnd w:id="80"/>
       <w:r>
@@ -11768,7 +11778,7 @@
         <w:pStyle w:val="Heading2"/>
         <w:rPr/>
       </w:pPr>
-      <w:bookmarkStart w:id="82" w:name="__RefHeading___Toc2311_3139532004"/>
+      <w:bookmarkStart w:id="82" w:name="__RefHeading___Toc2318_475618950"/>
       <w:bookmarkStart w:id="83" w:name="сценарий-1.-еженедельный-замер-вручную"/>
       <w:bookmarkEnd w:id="82"/>
       <w:r>
@@ -11923,7 +11933,7 @@
         <w:pStyle w:val="Heading2"/>
         <w:rPr/>
       </w:pPr>
-      <w:bookmarkStart w:id="84" w:name="__RefHeading___Toc2313_3139532004"/>
+      <w:bookmarkStart w:id="84" w:name="__RefHeading___Toc2320_475618950"/>
       <w:bookmarkStart w:id="85" w:name="X78d37a44ee7c8d22d59db32d3ad170073632566"/>
       <w:bookmarkEnd w:id="84"/>
       <w:r>
@@ -12150,7 +12160,7 @@
         <w:pStyle w:val="Heading2"/>
         <w:rPr/>
       </w:pPr>
-      <w:bookmarkStart w:id="86" w:name="__RefHeading___Toc2315_3139532004"/>
+      <w:bookmarkStart w:id="86" w:name="__RefHeading___Toc2322_475618950"/>
       <w:bookmarkStart w:id="87" w:name="сценарий-3.-ежедневное-автозаполнение"/>
       <w:bookmarkEnd w:id="86"/>
       <w:r>
@@ -12294,7 +12304,7 @@
         <w:pStyle w:val="Heading2"/>
         <w:rPr/>
       </w:pPr>
-      <w:bookmarkStart w:id="88" w:name="__RefHeading___Toc2317_3139532004"/>
+      <w:bookmarkStart w:id="88" w:name="__RefHeading___Toc2324_475618950"/>
       <w:bookmarkStart w:id="89" w:name="X5fae76ae0535803ad8a038ebb67483220095fb0"/>
       <w:bookmarkEnd w:id="88"/>
       <w:r>
@@ -12413,7 +12423,7 @@
         <w:pStyle w:val="Heading2"/>
         <w:rPr/>
       </w:pPr>
-      <w:bookmarkStart w:id="90" w:name="__RefHeading___Toc2319_3139532004"/>
+      <w:bookmarkStart w:id="90" w:name="__RefHeading___Toc2326_475618950"/>
       <w:bookmarkStart w:id="91" w:name="сценарий-5.-завершение-работ-по-эпику"/>
       <w:bookmarkEnd w:id="90"/>
       <w:r>
@@ -12515,7 +12525,7 @@
         <w:pStyle w:val="Heading1"/>
         <w:rPr/>
       </w:pPr>
-      <w:bookmarkStart w:id="94" w:name="__RefHeading___Toc2321_3139532004"/>
+      <w:bookmarkStart w:id="94" w:name="__RefHeading___Toc2328_475618950"/>
       <w:bookmarkStart w:id="95" w:name="частые-вопросы"/>
       <w:bookmarkEnd w:id="94"/>
       <w:r>
@@ -12801,7 +12811,7 @@
         <w:pStyle w:val="Heading1"/>
         <w:rPr/>
       </w:pPr>
-      <w:bookmarkStart w:id="96" w:name="__RefHeading___Toc2323_3139532004"/>
+      <w:bookmarkStart w:id="96" w:name="__RefHeading___Toc2330_475618950"/>
       <w:bookmarkEnd w:id="96"/>
       <w:r>
         <w:rPr>
@@ -17894,10 +17904,11 @@
       <w:jc w:val="center"/>
     </w:pPr>
     <w:rPr>
-      <w:rFonts w:ascii="Cambria" w:hAnsi="Cambria" w:eastAsia="Cambria" w:cs="" w:asciiTheme="minorHAnsi" w:cstheme="minorBidi" w:eastAsiaTheme="minorHAnsi" w:hAnsiTheme="minorHAnsi"/>
-      <w:color w:val="auto"/>
+      <w:rFonts w:ascii="Arial" w:hAnsi="Arial" w:eastAsia="Arial" w:cs="Arial"/>
+      <w:b w:val="false"/>
+      <w:color w:val="6B7385"/>
       <w:kern w:val="0"/>
-      <w:sz w:val="24"/>
+      <w:sz w:val="22"/>
       <w:szCs w:val="24"/>
       <w:lang w:val="ru-RU" w:eastAsia="en-US" w:bidi="ar-SA"/>
     </w:rPr>

--- a/docs/manuals/user-guide.docx
+++ b/docs/manuals/user-guide.docx
@@ -23,7 +23,7 @@
       </w:pPr>
       <w:r>
         <w:rPr/>
-        <w:t>Версия 1.1.0</w:t>
+        <w:t>Версия 1.2.0</w:t>
       </w:r>
     </w:p>
     <w:p>
@@ -103,7 +103,7 @@
             </w:rPr>
             <w:fldChar w:fldCharType="separate"/>
           </w:r>
-          <w:hyperlink w:anchor="__RefHeading___Toc2248_475618950">
+          <w:hyperlink w:anchor="__RefHeading___Toc2597_936571704">
             <w:r>
               <w:rPr>
                 <w:webHidden/>
@@ -124,7 +124,7 @@
             </w:tabs>
             <w:rPr/>
           </w:pPr>
-          <w:hyperlink w:anchor="__RefHeading___Toc2250_475618950">
+          <w:hyperlink w:anchor="__RefHeading___Toc2599_936571704">
             <w:r>
               <w:rPr>
                 <w:webHidden/>
@@ -145,7 +145,7 @@
             </w:tabs>
             <w:rPr/>
           </w:pPr>
-          <w:hyperlink w:anchor="__RefHeading___Toc2252_475618950">
+          <w:hyperlink w:anchor="__RefHeading___Toc2601_936571704">
             <w:r>
               <w:rPr>
                 <w:webHidden/>
@@ -166,7 +166,7 @@
             </w:tabs>
             <w:rPr/>
           </w:pPr>
-          <w:hyperlink w:anchor="__RefHeading___Toc2254_475618950">
+          <w:hyperlink w:anchor="__RefHeading___Toc2603_936571704">
             <w:r>
               <w:rPr>
                 <w:webHidden/>
@@ -187,7 +187,7 @@
             </w:tabs>
             <w:rPr/>
           </w:pPr>
-          <w:hyperlink w:anchor="__RefHeading___Toc2256_475618950">
+          <w:hyperlink w:anchor="__RefHeading___Toc2605_936571704">
             <w:r>
               <w:rPr>
                 <w:webHidden/>
@@ -208,7 +208,7 @@
             </w:tabs>
             <w:rPr/>
           </w:pPr>
-          <w:hyperlink w:anchor="__RefHeading___Toc2258_475618950">
+          <w:hyperlink w:anchor="__RefHeading___Toc2607_936571704">
             <w:r>
               <w:rPr>
                 <w:webHidden/>
@@ -229,7 +229,7 @@
             </w:tabs>
             <w:rPr/>
           </w:pPr>
-          <w:hyperlink w:anchor="__RefHeading___Toc2260_475618950">
+          <w:hyperlink w:anchor="__RefHeading___Toc2609_936571704">
             <w:r>
               <w:rPr>
                 <w:webHidden/>
@@ -250,7 +250,7 @@
             </w:tabs>
             <w:rPr/>
           </w:pPr>
-          <w:hyperlink w:anchor="__RefHeading___Toc2262_475618950">
+          <w:hyperlink w:anchor="__RefHeading___Toc2611_936571704">
             <w:r>
               <w:rPr>
                 <w:webHidden/>
@@ -271,7 +271,7 @@
             </w:tabs>
             <w:rPr/>
           </w:pPr>
-          <w:hyperlink w:anchor="__RefHeading___Toc2264_475618950">
+          <w:hyperlink w:anchor="__RefHeading___Toc2613_936571704">
             <w:r>
               <w:rPr>
                 <w:webHidden/>
@@ -292,7 +292,7 @@
             </w:tabs>
             <w:rPr/>
           </w:pPr>
-          <w:hyperlink w:anchor="__RefHeading___Toc2266_475618950">
+          <w:hyperlink w:anchor="__RefHeading___Toc2615_936571704">
             <w:r>
               <w:rPr>
                 <w:webHidden/>
@@ -313,7 +313,7 @@
             </w:tabs>
             <w:rPr/>
           </w:pPr>
-          <w:hyperlink w:anchor="__RefHeading___Toc2268_475618950">
+          <w:hyperlink w:anchor="__RefHeading___Toc2617_936571704">
             <w:r>
               <w:rPr>
                 <w:webHidden/>
@@ -334,7 +334,7 @@
             </w:tabs>
             <w:rPr/>
           </w:pPr>
-          <w:hyperlink w:anchor="__RefHeading___Toc2270_475618950">
+          <w:hyperlink w:anchor="__RefHeading___Toc2619_936571704">
             <w:r>
               <w:rPr>
                 <w:webHidden/>
@@ -355,7 +355,7 @@
             </w:tabs>
             <w:rPr/>
           </w:pPr>
-          <w:hyperlink w:anchor="__RefHeading___Toc2272_475618950">
+          <w:hyperlink w:anchor="__RefHeading___Toc2621_936571704">
             <w:r>
               <w:rPr>
                 <w:webHidden/>
@@ -376,7 +376,7 @@
             </w:tabs>
             <w:rPr/>
           </w:pPr>
-          <w:hyperlink w:anchor="__RefHeading___Toc2274_475618950">
+          <w:hyperlink w:anchor="__RefHeading___Toc2623_936571704">
             <w:r>
               <w:rPr>
                 <w:webHidden/>
@@ -397,7 +397,7 @@
             </w:tabs>
             <w:rPr/>
           </w:pPr>
-          <w:hyperlink w:anchor="__RefHeading___Toc2276_475618950">
+          <w:hyperlink w:anchor="__RefHeading___Toc2625_936571704">
             <w:r>
               <w:rPr>
                 <w:webHidden/>
@@ -418,7 +418,7 @@
             </w:tabs>
             <w:rPr/>
           </w:pPr>
-          <w:hyperlink w:anchor="__RefHeading___Toc2278_475618950">
+          <w:hyperlink w:anchor="__RefHeading___Toc2627_936571704">
             <w:r>
               <w:rPr>
                 <w:webHidden/>
@@ -439,7 +439,7 @@
             </w:tabs>
             <w:rPr/>
           </w:pPr>
-          <w:hyperlink w:anchor="__RefHeading___Toc2280_475618950">
+          <w:hyperlink w:anchor="__RefHeading___Toc2629_936571704">
             <w:r>
               <w:rPr>
                 <w:webHidden/>
@@ -460,7 +460,7 @@
             </w:tabs>
             <w:rPr/>
           </w:pPr>
-          <w:hyperlink w:anchor="__RefHeading___Toc2282_475618950">
+          <w:hyperlink w:anchor="__RefHeading___Toc2631_936571704">
             <w:r>
               <w:rPr>
                 <w:webHidden/>
@@ -481,7 +481,7 @@
             </w:tabs>
             <w:rPr/>
           </w:pPr>
-          <w:hyperlink w:anchor="__RefHeading___Toc2284_475618950">
+          <w:hyperlink w:anchor="__RefHeading___Toc2633_936571704">
             <w:r>
               <w:rPr>
                 <w:webHidden/>
@@ -502,7 +502,7 @@
             </w:tabs>
             <w:rPr/>
           </w:pPr>
-          <w:hyperlink w:anchor="__RefHeading___Toc2286_475618950">
+          <w:hyperlink w:anchor="__RefHeading___Toc2635_936571704">
             <w:r>
               <w:rPr>
                 <w:webHidden/>
@@ -523,7 +523,7 @@
             </w:tabs>
             <w:rPr/>
           </w:pPr>
-          <w:hyperlink w:anchor="__RefHeading___Toc2288_475618950">
+          <w:hyperlink w:anchor="__RefHeading___Toc2637_936571704">
             <w:r>
               <w:rPr>
                 <w:webHidden/>
@@ -544,7 +544,7 @@
             </w:tabs>
             <w:rPr/>
           </w:pPr>
-          <w:hyperlink w:anchor="__RefHeading___Toc2290_475618950">
+          <w:hyperlink w:anchor="__RefHeading___Toc2639_936571704">
             <w:r>
               <w:rPr>
                 <w:webHidden/>
@@ -565,7 +565,7 @@
             </w:tabs>
             <w:rPr/>
           </w:pPr>
-          <w:hyperlink w:anchor="__RefHeading___Toc2292_475618950">
+          <w:hyperlink w:anchor="__RefHeading___Toc2641_936571704">
             <w:r>
               <w:rPr>
                 <w:webHidden/>
@@ -586,7 +586,7 @@
             </w:tabs>
             <w:rPr/>
           </w:pPr>
-          <w:hyperlink w:anchor="__RefHeading___Toc2294_475618950">
+          <w:hyperlink w:anchor="__RefHeading___Toc2643_936571704">
             <w:r>
               <w:rPr>
                 <w:webHidden/>
@@ -607,7 +607,7 @@
             </w:tabs>
             <w:rPr/>
           </w:pPr>
-          <w:hyperlink w:anchor="__RefHeading___Toc2296_475618950">
+          <w:hyperlink w:anchor="__RefHeading___Toc2645_936571704">
             <w:r>
               <w:rPr>
                 <w:webHidden/>
@@ -628,7 +628,7 @@
             </w:tabs>
             <w:rPr/>
           </w:pPr>
-          <w:hyperlink w:anchor="__RefHeading___Toc2298_475618950">
+          <w:hyperlink w:anchor="__RefHeading___Toc2647_936571704">
             <w:r>
               <w:rPr>
                 <w:webHidden/>
@@ -649,7 +649,7 @@
             </w:tabs>
             <w:rPr/>
           </w:pPr>
-          <w:hyperlink w:anchor="__RefHeading___Toc2300_475618950">
+          <w:hyperlink w:anchor="__RefHeading___Toc2649_936571704">
             <w:r>
               <w:rPr>
                 <w:webHidden/>
@@ -670,7 +670,7 @@
             </w:tabs>
             <w:rPr/>
           </w:pPr>
-          <w:hyperlink w:anchor="__RefHeading___Toc2302_475618950">
+          <w:hyperlink w:anchor="__RefHeading___Toc2651_936571704">
             <w:r>
               <w:rPr>
                 <w:webHidden/>
@@ -691,7 +691,7 @@
             </w:tabs>
             <w:rPr/>
           </w:pPr>
-          <w:hyperlink w:anchor="__RefHeading___Toc2304_475618950">
+          <w:hyperlink w:anchor="__RefHeading___Toc2653_936571704">
             <w:r>
               <w:rPr>
                 <w:webHidden/>
@@ -712,7 +712,7 @@
             </w:tabs>
             <w:rPr/>
           </w:pPr>
-          <w:hyperlink w:anchor="__RefHeading___Toc2306_475618950">
+          <w:hyperlink w:anchor="__RefHeading___Toc2655_936571704">
             <w:r>
               <w:rPr>
                 <w:webHidden/>
@@ -733,7 +733,7 @@
             </w:tabs>
             <w:rPr/>
           </w:pPr>
-          <w:hyperlink w:anchor="__RefHeading___Toc2308_475618950">
+          <w:hyperlink w:anchor="__RefHeading___Toc2657_936571704">
             <w:r>
               <w:rPr>
                 <w:webHidden/>
@@ -754,15 +754,78 @@
             </w:tabs>
             <w:rPr/>
           </w:pPr>
-          <w:hyperlink w:anchor="__RefHeading___Toc2310_475618950">
+          <w:hyperlink w:anchor="__RefHeading___Toc2659_936571704">
             <w:r>
               <w:rPr>
                 <w:webHidden/>
                 <w:rStyle w:val="IndexLink"/>
               </w:rPr>
-              <w:t>9 Режим просмотра</w:t>
+              <w:t>9 Задачи Jira на дашборде</w:t>
               <w:tab/>
               <w:t>31</w:t>
+            </w:r>
+          </w:hyperlink>
+        </w:p>
+        <w:p>
+          <w:pPr>
+            <w:pStyle w:val="TOC2"/>
+            <w:tabs>
+              <w:tab w:val="clear" w:pos="9077"/>
+              <w:tab w:val="right" w:pos="9359" w:leader="dot"/>
+            </w:tabs>
+            <w:rPr/>
+          </w:pPr>
+          <w:hyperlink w:anchor="__RefHeading___Toc2661_936571704">
+            <w:r>
+              <w:rPr>
+                <w:webHidden/>
+                <w:rStyle w:val="IndexLink"/>
+              </w:rPr>
+              <w:t>9.1 Задачи Jira по эпикам</w:t>
+              <w:tab/>
+              <w:t>31</w:t>
+            </w:r>
+          </w:hyperlink>
+        </w:p>
+        <w:p>
+          <w:pPr>
+            <w:pStyle w:val="TOC2"/>
+            <w:tabs>
+              <w:tab w:val="clear" w:pos="9077"/>
+              <w:tab w:val="right" w:pos="9359" w:leader="dot"/>
+            </w:tabs>
+            <w:rPr/>
+          </w:pPr>
+          <w:hyperlink w:anchor="__RefHeading___Toc2663_936571704">
+            <w:r>
+              <w:rPr>
+                <w:webHidden/>
+                <w:rStyle w:val="IndexLink"/>
+              </w:rPr>
+              <w:t>9.2 Объём и выполнение (burn-up)</w:t>
+              <w:tab/>
+              <w:t>32</w:t>
+            </w:r>
+          </w:hyperlink>
+        </w:p>
+        <w:p>
+          <w:pPr>
+            <w:pStyle w:val="TOC2"/>
+            <w:tabs>
+              <w:tab w:val="clear" w:pos="9077"/>
+              <w:tab w:val="right" w:pos="9359" w:leader="dot"/>
+            </w:tabs>
+            <w:rPr/>
+          </w:pPr>
+          <w:hyperlink w:anchor="__RefHeading___Toc2665_936571704">
+            <w:r>
+              <w:rPr>
+                <w:webHidden/>
+                <w:rStyle w:val="IndexLink"/>
+              </w:rPr>
+              <w:t>9.3 Список задач и качество данных</w:t>
+              <w:tab/>
+              <w:t>32</w:t>
             </w:r>
           </w:hyperlink>
         </w:p>
@@ -775,15 +838,15 @@
             </w:tabs>
             <w:rPr/>
           </w:pPr>
-          <w:hyperlink w:anchor="__RefHeading___Toc2312_475618950">
+          <w:hyperlink w:anchor="__RefHeading___Toc2667_936571704">
             <w:r>
               <w:rPr>
                 <w:webHidden/>
                 <w:rStyle w:val="IndexLink"/>
               </w:rPr>
-              <w:t>10 Отчёты: PDF и печать</w:t>
+              <w:t>10 Режим просмотра</w:t>
               <w:tab/>
-              <w:t>32</w:t>
+              <w:t>34</w:t>
             </w:r>
           </w:hyperlink>
         </w:p>
@@ -796,15 +859,15 @@
             </w:tabs>
             <w:rPr/>
           </w:pPr>
-          <w:hyperlink w:anchor="__RefHeading___Toc2314_475618950">
+          <w:hyperlink w:anchor="__RefHeading___Toc2669_936571704">
             <w:r>
               <w:rPr>
                 <w:webHidden/>
                 <w:rStyle w:val="IndexLink"/>
               </w:rPr>
-              <w:t>11 Работа с телефона</w:t>
+              <w:t>11 Отчёты: PDF и печать</w:t>
               <w:tab/>
-              <w:t>33</w:t>
+              <w:t>35</w:t>
             </w:r>
           </w:hyperlink>
         </w:p>
@@ -817,15 +880,36 @@
             </w:tabs>
             <w:rPr/>
           </w:pPr>
-          <w:hyperlink w:anchor="__RefHeading___Toc2316_475618950">
+          <w:hyperlink w:anchor="__RefHeading___Toc2671_936571704">
             <w:r>
               <w:rPr>
                 <w:webHidden/>
                 <w:rStyle w:val="IndexLink"/>
               </w:rPr>
-              <w:t>12 Пользовательские сценарии</w:t>
+              <w:t>12 Работа с телефона</w:t>
               <w:tab/>
-              <w:t>34</w:t>
+              <w:t>36</w:t>
+            </w:r>
+          </w:hyperlink>
+        </w:p>
+        <w:p>
+          <w:pPr>
+            <w:pStyle w:val="TOC1"/>
+            <w:tabs>
+              <w:tab w:val="clear" w:pos="9360"/>
+              <w:tab w:val="right" w:pos="9359" w:leader="dot"/>
+            </w:tabs>
+            <w:rPr/>
+          </w:pPr>
+          <w:hyperlink w:anchor="__RefHeading___Toc2673_936571704">
+            <w:r>
+              <w:rPr>
+                <w:webHidden/>
+                <w:rStyle w:val="IndexLink"/>
+              </w:rPr>
+              <w:t>13 Пользовательские сценарии</w:t>
+              <w:tab/>
+              <w:t>37</w:t>
             </w:r>
           </w:hyperlink>
         </w:p>
@@ -838,15 +922,15 @@
             </w:tabs>
             <w:rPr/>
           </w:pPr>
-          <w:hyperlink w:anchor="__RefHeading___Toc2318_475618950">
+          <w:hyperlink w:anchor="__RefHeading___Toc2675_936571704">
             <w:r>
               <w:rPr>
                 <w:webHidden/>
                 <w:rStyle w:val="IndexLink"/>
               </w:rPr>
-              <w:t>12.1 Сценарий 1. Еженедельный замер вручную</w:t>
+              <w:t>13.1 Сценарий 1. Еженедельный замер вручную</w:t>
               <w:tab/>
-              <w:t>34</w:t>
+              <w:t>37</w:t>
             </w:r>
           </w:hyperlink>
         </w:p>
@@ -859,15 +943,15 @@
             </w:tabs>
             <w:rPr/>
           </w:pPr>
-          <w:hyperlink w:anchor="__RefHeading___Toc2320_475618950">
+          <w:hyperlink w:anchor="__RefHeading___Toc2677_936571704">
             <w:r>
               <w:rPr>
                 <w:webHidden/>
                 <w:rStyle w:val="IndexLink"/>
               </w:rPr>
-              <w:t>12.2 Сценарий 2. Связать проект с Jira и затянуть сегодняшний день</w:t>
+              <w:t>13.2 Сценарий 2. Связать проект с Jira и затянуть сегодняшний день</w:t>
               <w:tab/>
-              <w:t>34</w:t>
+              <w:t>37</w:t>
             </w:r>
           </w:hyperlink>
         </w:p>
@@ -880,15 +964,15 @@
             </w:tabs>
             <w:rPr/>
           </w:pPr>
-          <w:hyperlink w:anchor="__RefHeading___Toc2322_475618950">
+          <w:hyperlink w:anchor="__RefHeading___Toc2679_936571704">
             <w:r>
               <w:rPr>
                 <w:webHidden/>
                 <w:rStyle w:val="IndexLink"/>
               </w:rPr>
-              <w:t>12.3 Сценарий 3. Ежедневное автозаполнение</w:t>
+              <w:t>13.3 Сценарий 3. Ежедневное автозаполнение</w:t>
               <w:tab/>
-              <w:t>34</w:t>
+              <w:t>37</w:t>
             </w:r>
           </w:hyperlink>
         </w:p>
@@ -901,15 +985,15 @@
             </w:tabs>
             <w:rPr/>
           </w:pPr>
-          <w:hyperlink w:anchor="__RefHeading___Toc2324_475618950">
+          <w:hyperlink w:anchor="__RefHeading___Toc2681_936571704">
             <w:r>
               <w:rPr>
                 <w:webHidden/>
                 <w:rStyle w:val="IndexLink"/>
               </w:rPr>
-              <w:t>12.4 Сценарий 4. Ручная правка поверх автозаполнения</w:t>
+              <w:t>13.4 Сценарий 4. Ручная правка поверх автозаполнения</w:t>
               <w:tab/>
-              <w:t>35</w:t>
+              <w:t>38</w:t>
             </w:r>
           </w:hyperlink>
         </w:p>
@@ -922,15 +1006,36 @@
             </w:tabs>
             <w:rPr/>
           </w:pPr>
-          <w:hyperlink w:anchor="__RefHeading___Toc2326_475618950">
+          <w:hyperlink w:anchor="__RefHeading___Toc2683_936571704">
             <w:r>
               <w:rPr>
                 <w:webHidden/>
                 <w:rStyle w:val="IndexLink"/>
               </w:rPr>
-              <w:t>12.5 Сценарий 5. Завершение работ по эпику</w:t>
+              <w:t>13.5 Сценарий 5. Завершение работ по эпику</w:t>
               <w:tab/>
-              <w:t>35</w:t>
+              <w:t>38</w:t>
+            </w:r>
+          </w:hyperlink>
+        </w:p>
+        <w:p>
+          <w:pPr>
+            <w:pStyle w:val="TOC2"/>
+            <w:tabs>
+              <w:tab w:val="clear" w:pos="9077"/>
+              <w:tab w:val="right" w:pos="9359" w:leader="dot"/>
+            </w:tabs>
+            <w:rPr/>
+          </w:pPr>
+          <w:hyperlink w:anchor="__RefHeading___Toc2685_936571704">
+            <w:r>
+              <w:rPr>
+                <w:webHidden/>
+                <w:rStyle w:val="IndexLink"/>
+              </w:rPr>
+              <w:t>13.6 Сценарий 6. Разбор роста объёма перед совещанием</w:t>
+              <w:tab/>
+              <w:t>38</w:t>
             </w:r>
           </w:hyperlink>
         </w:p>
@@ -943,15 +1048,15 @@
             </w:tabs>
             <w:rPr/>
           </w:pPr>
-          <w:hyperlink w:anchor="__RefHeading___Toc2328_475618950">
+          <w:hyperlink w:anchor="__RefHeading___Toc2687_936571704">
             <w:r>
               <w:rPr>
                 <w:webHidden/>
                 <w:rStyle w:val="IndexLink"/>
               </w:rPr>
-              <w:t>13 Частые вопросы</w:t>
+              <w:t>14 Частые вопросы</w:t>
               <w:tab/>
-              <w:t>36</w:t>
+              <w:t>39</w:t>
             </w:r>
           </w:hyperlink>
         </w:p>
@@ -964,15 +1069,15 @@
             </w:tabs>
             <w:rPr/>
           </w:pPr>
-          <w:hyperlink w:anchor="__RefHeading___Toc2330_475618950">
+          <w:hyperlink w:anchor="__RefHeading___Toc2689_936571704">
             <w:r>
               <w:rPr>
                 <w:webHidden/>
                 <w:rStyle w:val="IndexLink"/>
               </w:rPr>
-              <w:t>14 Глоссарий</w:t>
+              <w:t>15 Глоссарий</w:t>
               <w:tab/>
-              <w:t>37</w:t>
+              <w:t>40</w:t>
             </w:r>
           </w:hyperlink>
           <w:r>
@@ -989,7 +1094,7 @@
         <w:pStyle w:val="Heading1"/>
         <w:rPr/>
       </w:pPr>
-      <w:bookmarkStart w:id="0" w:name="__RefHeading___Toc2248_475618950"/>
+      <w:bookmarkStart w:id="0" w:name="__RefHeading___Toc2597_936571704"/>
       <w:bookmarkEnd w:id="0"/>
       <w:r>
         <w:rPr>
@@ -1010,7 +1115,7 @@
       </w:pPr>
       <w:r>
         <w:rPr/>
-        <w:t>Руководство описывает повседневную работу в Burndown версии 1.1.0: дашборд сгорания по эпикам, свод по этапам, ввод замеров, список эпиков и настройки прогноза, связь с Jira — кнопки среза из Structure и автозаполнение замеров по расписанию, выгрузку отчётов в PDF и печать.</w:t>
+        <w:t>Руководство описывает повседневную работу в Burndown версии 1.2.0: дашборд сгорания по эпикам, свод по этапам, ввод замеров, список эпиков и настройки прогноза, связь с Jira — кнопки среза из Structure, автозаполнение замеров по расписанию, состав эпиков по задачам Jira с burn-up и проверкой качества данных, выгрузку отчётов в PDF и печать.</w:t>
       </w:r>
     </w:p>
     <w:p>
@@ -1519,7 +1624,7 @@
         <w:pStyle w:val="Heading1"/>
         <w:rPr/>
       </w:pPr>
-      <w:bookmarkStart w:id="2" w:name="__RefHeading___Toc2250_475618950"/>
+      <w:bookmarkStart w:id="2" w:name="__RefHeading___Toc2599_936571704"/>
       <w:bookmarkEnd w:id="2"/>
       <w:r>
         <w:rPr>
@@ -1538,7 +1643,7 @@
         <w:pStyle w:val="Heading2"/>
         <w:rPr/>
       </w:pPr>
-      <w:bookmarkStart w:id="3" w:name="__RefHeading___Toc2252_475618950"/>
+      <w:bookmarkStart w:id="3" w:name="__RefHeading___Toc2601_936571704"/>
       <w:bookmarkStart w:id="4" w:name="назначение"/>
       <w:bookmarkEnd w:id="3"/>
       <w:r>
@@ -1650,7 +1755,7 @@
         <w:pStyle w:val="Heading2"/>
         <w:rPr/>
       </w:pPr>
-      <w:bookmarkStart w:id="6" w:name="__RefHeading___Toc2254_475618950"/>
+      <w:bookmarkStart w:id="6" w:name="__RefHeading___Toc2603_936571704"/>
       <w:bookmarkEnd w:id="6"/>
       <w:r>
         <w:rPr>
@@ -3079,7 +3184,7 @@
         <w:pStyle w:val="Heading2"/>
         <w:rPr/>
       </w:pPr>
-      <w:bookmarkStart w:id="8" w:name="__RefHeading___Toc2256_475618950"/>
+      <w:bookmarkStart w:id="8" w:name="__RefHeading___Toc2605_936571704"/>
       <w:bookmarkEnd w:id="8"/>
       <w:r>
         <w:rPr>
@@ -4116,7 +4221,7 @@
         <w:pStyle w:val="Heading2"/>
         <w:rPr/>
       </w:pPr>
-      <w:bookmarkStart w:id="9" w:name="__RefHeading___Toc2258_475618950"/>
+      <w:bookmarkStart w:id="9" w:name="__RefHeading___Toc2607_936571704"/>
       <w:bookmarkEnd w:id="9"/>
       <w:r>
         <w:rPr>
@@ -4135,7 +4240,7 @@
         <w:pStyle w:val="Compact"/>
         <w:numPr>
           <w:ilvl w:val="0"/>
-          <w:numId w:val="26"/>
+          <w:numId w:val="28"/>
         </w:numPr>
         <w:rPr/>
       </w:pPr>
@@ -4287,7 +4392,7 @@
         <w:pStyle w:val="Heading2"/>
         <w:rPr/>
       </w:pPr>
-      <w:bookmarkStart w:id="10" w:name="__RefHeading___Toc2260_475618950"/>
+      <w:bookmarkStart w:id="10" w:name="__RefHeading___Toc2609_936571704"/>
       <w:bookmarkStart w:id="11" w:name="интерфейс"/>
       <w:bookmarkEnd w:id="10"/>
       <w:r>
@@ -4380,7 +4485,7 @@
         <w:pStyle w:val="Compact"/>
         <w:numPr>
           <w:ilvl w:val="0"/>
-          <w:numId w:val="27"/>
+          <w:numId w:val="29"/>
         </w:numPr>
         <w:rPr/>
       </w:pPr>
@@ -4394,125 +4499,6 @@
       <w:r>
         <w:rPr/>
         <w:t xml:space="preserve"> — доступные проекты; щелчок переключает проект, открытый раздел сохраняется;</w:t>
-      </w:r>
-    </w:p>
-    <w:p>
-      <w:pPr>
-        <w:pStyle w:val="Compact"/>
-        <w:numPr>
-          <w:ilvl w:val="0"/>
-          <w:numId w:val="28"/>
-        </w:numPr>
-        <w:rPr/>
-      </w:pPr>
-      <w:r>
-        <w:rPr>
-          <w:b/>
-          <w:bCs/>
-        </w:rPr>
-        <w:t>Данные проекта</w:t>
-      </w:r>
-      <w:r>
-        <w:rPr/>
-        <w:t xml:space="preserve"> — разделы работы с проектом: </w:t>
-      </w:r>
-      <w:r>
-        <w:rPr>
-          <w:b/>
-          <w:bCs/>
-        </w:rPr>
-        <w:t>Дашборд</w:t>
-      </w:r>
-      <w:r>
-        <w:rPr/>
-        <w:t xml:space="preserve"> (число рядом — количество эпиков), </w:t>
-      </w:r>
-      <w:r>
-        <w:rPr>
-          <w:b/>
-          <w:bCs/>
-        </w:rPr>
-        <w:t>Свод по этапам</w:t>
-      </w:r>
-      <w:r>
-        <w:rPr/>
-        <w:t xml:space="preserve">, </w:t>
-      </w:r>
-      <w:r>
-        <w:rPr>
-          <w:b/>
-          <w:bCs/>
-        </w:rPr>
-        <w:t>Данные по датам</w:t>
-      </w:r>
-      <w:r>
-        <w:rPr/>
-        <w:t xml:space="preserve">, </w:t>
-      </w:r>
-      <w:r>
-        <w:rPr>
-          <w:b/>
-          <w:bCs/>
-        </w:rPr>
-        <w:t>Эпики (блоки задач)</w:t>
-      </w:r>
-      <w:r>
-        <w:rPr/>
-        <w:t xml:space="preserve">; руководителю проекта также доступны </w:t>
-      </w:r>
-      <w:r>
-        <w:rPr>
-          <w:b/>
-          <w:bCs/>
-        </w:rPr>
-        <w:t>Настройки проекта</w:t>
-      </w:r>
-      <w:r>
-        <w:rPr/>
-        <w:t xml:space="preserve">, </w:t>
-      </w:r>
-      <w:r>
-        <w:rPr>
-          <w:b/>
-          <w:bCs/>
-        </w:rPr>
-        <w:t>Связь с Jira</w:t>
-      </w:r>
-      <w:r>
-        <w:rPr/>
-        <w:t xml:space="preserve"> и </w:t>
-      </w:r>
-      <w:r>
-        <w:rPr>
-          <w:b/>
-          <w:bCs/>
-        </w:rPr>
-        <w:t>Автозаполнение</w:t>
-      </w:r>
-      <w:r>
-        <w:rPr/>
-        <w:t>;</w:t>
-      </w:r>
-    </w:p>
-    <w:p>
-      <w:pPr>
-        <w:pStyle w:val="Compact"/>
-        <w:numPr>
-          <w:ilvl w:val="0"/>
-          <w:numId w:val="29"/>
-        </w:numPr>
-        <w:rPr/>
-      </w:pPr>
-      <w:r>
-        <w:rPr>
-          <w:b/>
-          <w:bCs/>
-        </w:rPr>
-        <w:t>Администрирование</w:t>
-      </w:r>
-      <w:r>
-        <w:rPr/>
-        <w:t xml:space="preserve"> — только для администратора;</w:t>
       </w:r>
     </w:p>
     <w:p>
@@ -4521,6 +4507,125 @@
         <w:numPr>
           <w:ilvl w:val="0"/>
           <w:numId w:val="30"/>
+        </w:numPr>
+        <w:rPr/>
+      </w:pPr>
+      <w:r>
+        <w:rPr>
+          <w:b/>
+          <w:bCs/>
+        </w:rPr>
+        <w:t>Данные проекта</w:t>
+      </w:r>
+      <w:r>
+        <w:rPr/>
+        <w:t xml:space="preserve"> — разделы работы с проектом: </w:t>
+      </w:r>
+      <w:r>
+        <w:rPr>
+          <w:b/>
+          <w:bCs/>
+        </w:rPr>
+        <w:t>Дашборд</w:t>
+      </w:r>
+      <w:r>
+        <w:rPr/>
+        <w:t xml:space="preserve"> (число рядом — количество эпиков), </w:t>
+      </w:r>
+      <w:r>
+        <w:rPr>
+          <w:b/>
+          <w:bCs/>
+        </w:rPr>
+        <w:t>Свод по этапам</w:t>
+      </w:r>
+      <w:r>
+        <w:rPr/>
+        <w:t xml:space="preserve">, </w:t>
+      </w:r>
+      <w:r>
+        <w:rPr>
+          <w:b/>
+          <w:bCs/>
+        </w:rPr>
+        <w:t>Данные по датам</w:t>
+      </w:r>
+      <w:r>
+        <w:rPr/>
+        <w:t xml:space="preserve">, </w:t>
+      </w:r>
+      <w:r>
+        <w:rPr>
+          <w:b/>
+          <w:bCs/>
+        </w:rPr>
+        <w:t>Эпики (блоки задач)</w:t>
+      </w:r>
+      <w:r>
+        <w:rPr/>
+        <w:t xml:space="preserve">; руководителю проекта также доступны </w:t>
+      </w:r>
+      <w:r>
+        <w:rPr>
+          <w:b/>
+          <w:bCs/>
+        </w:rPr>
+        <w:t>Настройки проекта</w:t>
+      </w:r>
+      <w:r>
+        <w:rPr/>
+        <w:t xml:space="preserve">, </w:t>
+      </w:r>
+      <w:r>
+        <w:rPr>
+          <w:b/>
+          <w:bCs/>
+        </w:rPr>
+        <w:t>Связь с Jira</w:t>
+      </w:r>
+      <w:r>
+        <w:rPr/>
+        <w:t xml:space="preserve"> и </w:t>
+      </w:r>
+      <w:r>
+        <w:rPr>
+          <w:b/>
+          <w:bCs/>
+        </w:rPr>
+        <w:t>Автозаполнение</w:t>
+      </w:r>
+      <w:r>
+        <w:rPr/>
+        <w:t>;</w:t>
+      </w:r>
+    </w:p>
+    <w:p>
+      <w:pPr>
+        <w:pStyle w:val="Compact"/>
+        <w:numPr>
+          <w:ilvl w:val="0"/>
+          <w:numId w:val="31"/>
+        </w:numPr>
+        <w:rPr/>
+      </w:pPr>
+      <w:r>
+        <w:rPr>
+          <w:b/>
+          <w:bCs/>
+        </w:rPr>
+        <w:t>Администрирование</w:t>
+      </w:r>
+      <w:r>
+        <w:rPr/>
+        <w:t xml:space="preserve"> — только для администратора;</w:t>
+      </w:r>
+    </w:p>
+    <w:p>
+      <w:pPr>
+        <w:pStyle w:val="Compact"/>
+        <w:numPr>
+          <w:ilvl w:val="0"/>
+          <w:numId w:val="32"/>
         </w:numPr>
         <w:rPr/>
       </w:pPr>
@@ -4652,7 +4757,7 @@
         <w:pStyle w:val="Heading2"/>
         <w:rPr/>
       </w:pPr>
-      <w:bookmarkStart w:id="12" w:name="__RefHeading___Toc2262_475618950"/>
+      <w:bookmarkStart w:id="12" w:name="__RefHeading___Toc2611_936571704"/>
       <w:bookmarkStart w:id="13" w:name="тема-оформления"/>
       <w:bookmarkEnd w:id="12"/>
       <w:r>
@@ -4740,7 +4845,7 @@
         <w:pStyle w:val="Heading2"/>
         <w:rPr/>
       </w:pPr>
-      <w:bookmarkStart w:id="15" w:name="__RefHeading___Toc2264_475618950"/>
+      <w:bookmarkStart w:id="15" w:name="__RefHeading___Toc2613_936571704"/>
       <w:bookmarkStart w:id="16" w:name="профиль"/>
       <w:bookmarkEnd w:id="15"/>
       <w:r>
@@ -4826,7 +4931,7 @@
         <w:pStyle w:val="Compact"/>
         <w:numPr>
           <w:ilvl w:val="0"/>
-          <w:numId w:val="31"/>
+          <w:numId w:val="33"/>
         </w:numPr>
         <w:rPr/>
       </w:pPr>
@@ -4869,7 +4974,7 @@
         <w:pStyle w:val="Compact"/>
         <w:numPr>
           <w:ilvl w:val="0"/>
-          <w:numId w:val="32"/>
+          <w:numId w:val="34"/>
         </w:numPr>
         <w:rPr/>
       </w:pPr>
@@ -4890,7 +4995,7 @@
         <w:pStyle w:val="Compact"/>
         <w:numPr>
           <w:ilvl w:val="0"/>
-          <w:numId w:val="33"/>
+          <w:numId w:val="35"/>
         </w:numPr>
         <w:rPr/>
       </w:pPr>
@@ -4906,7 +5011,7 @@
         <w:pStyle w:val="Heading1"/>
         <w:rPr/>
       </w:pPr>
-      <w:bookmarkStart w:id="18" w:name="__RefHeading___Toc2266_475618950"/>
+      <w:bookmarkStart w:id="18" w:name="__RefHeading___Toc2615_936571704"/>
       <w:bookmarkStart w:id="19" w:name="дашборд"/>
       <w:bookmarkEnd w:id="18"/>
       <w:r>
@@ -4928,7 +5033,7 @@
       </w:pPr>
       <w:r>
         <w:rPr/>
-        <w:t>«Дашборд» показывает состояние всех эпиков проекта: ключевые показатели, графики, сводную таблицу и burn rate по дням.</w:t>
+        <w:t>«Дашборд» показывает состояние всех эпиков проекта: ключевые показатели, графики, сводную таблицу и burn rate по дням. Если проект связан с Jira, на дашборде появляются ещё два блока — «Задачи Jira по эпикам» и burn-up выбранного эпика (раздел «Задачи Jira на дашборде»).</w:t>
       </w:r>
     </w:p>
     <w:p>
@@ -4936,7 +5041,7 @@
         <w:pStyle w:val="Heading2"/>
         <w:rPr/>
       </w:pPr>
-      <w:bookmarkStart w:id="20" w:name="__RefHeading___Toc2268_475618950"/>
+      <w:bookmarkStart w:id="20" w:name="__RefHeading___Toc2617_936571704"/>
       <w:bookmarkStart w:id="21" w:name="быстрые-фильтры"/>
       <w:bookmarkEnd w:id="20"/>
       <w:r>
@@ -5012,7 +5117,7 @@
         <w:pStyle w:val="Compact"/>
         <w:numPr>
           <w:ilvl w:val="0"/>
-          <w:numId w:val="34"/>
+          <w:numId w:val="36"/>
         </w:numPr>
         <w:rPr/>
       </w:pPr>
@@ -5033,7 +5138,7 @@
         <w:pStyle w:val="Compact"/>
         <w:numPr>
           <w:ilvl w:val="0"/>
-          <w:numId w:val="35"/>
+          <w:numId w:val="37"/>
         </w:numPr>
         <w:rPr/>
       </w:pPr>
@@ -5088,7 +5193,7 @@
         <w:pStyle w:val="Heading2"/>
         <w:rPr/>
       </w:pPr>
-      <w:bookmarkStart w:id="23" w:name="__RefHeading___Toc2270_475618950"/>
+      <w:bookmarkStart w:id="23" w:name="__RefHeading___Toc2619_936571704"/>
       <w:bookmarkStart w:id="24" w:name="ключевые-показатели"/>
       <w:bookmarkEnd w:id="23"/>
       <w:r>
@@ -5176,7 +5281,7 @@
         <w:pStyle w:val="Heading2"/>
         <w:rPr/>
       </w:pPr>
-      <w:bookmarkStart w:id="26" w:name="__RefHeading___Toc2272_475618950"/>
+      <w:bookmarkStart w:id="26" w:name="__RefHeading___Toc2621_936571704"/>
       <w:bookmarkStart w:id="27" w:name="динамика-по-выбранному-эпику"/>
       <w:bookmarkEnd w:id="26"/>
       <w:r>
@@ -5804,7 +5909,7 @@
         <w:pStyle w:val="Heading2"/>
         <w:rPr/>
       </w:pPr>
-      <w:bookmarkStart w:id="29" w:name="__RefHeading___Toc2274_475618950"/>
+      <w:bookmarkStart w:id="29" w:name="__RefHeading___Toc2623_936571704"/>
       <w:bookmarkStart w:id="30" w:name="графики-по-всем-эпикам"/>
       <w:bookmarkEnd w:id="29"/>
       <w:r>
@@ -5849,7 +5954,7 @@
         <w:rPr/>
         <w:drawing>
           <wp:inline distT="0" distB="0" distL="0" distR="0">
-            <wp:extent cx="5334000" cy="4853940"/>
+            <wp:extent cx="5334000" cy="4859020"/>
             <wp:effectExtent l="0" t="0" r="0" b="0"/>
             <wp:docPr id="10" name="Image10" descr="Графики по всем выбранным эпикам"/>
             <wp:cNvGraphicFramePr>
@@ -5873,7 +5978,7 @@
                   <pic:spPr bwMode="auto">
                     <a:xfrm>
                       <a:off x="0" y="0"/>
-                      <a:ext cx="5334000" cy="4853940"/>
+                      <a:ext cx="5334000" cy="4859020"/>
                     </a:xfrm>
                     <a:prstGeom prst="rect">
                       <a:avLst/>
@@ -5903,7 +6008,7 @@
         <w:pStyle w:val="Heading2"/>
         <w:rPr/>
       </w:pPr>
-      <w:bookmarkStart w:id="32" w:name="__RefHeading___Toc2276_475618950"/>
+      <w:bookmarkStart w:id="32" w:name="__RefHeading___Toc2625_936571704"/>
       <w:bookmarkStart w:id="33" w:name="сводка-по-эпикам"/>
       <w:bookmarkEnd w:id="32"/>
       <w:r>
@@ -6000,41 +6105,13 @@
         <w:pStyle w:val="Compact"/>
         <w:numPr>
           <w:ilvl w:val="0"/>
-          <w:numId w:val="36"/>
-        </w:numPr>
-        <w:rPr/>
-      </w:pPr>
-      <w:r>
-        <w:rPr/>
-        <w:t>Щелчок по заголовку столбца сортирует таблицу, повторный — меняет направление.</w:t>
-      </w:r>
-    </w:p>
-    <w:p>
-      <w:pPr>
-        <w:pStyle w:val="Compact"/>
-        <w:numPr>
-          <w:ilvl w:val="0"/>
-          <w:numId w:val="37"/>
-        </w:numPr>
-        <w:rPr/>
-      </w:pPr>
-      <w:r>
-        <w:rPr/>
-        <w:t>Отрицательный burn rate выделен красным, рост оценки — оранжевым.</w:t>
-      </w:r>
-    </w:p>
-    <w:p>
-      <w:pPr>
-        <w:pStyle w:val="Compact"/>
-        <w:numPr>
-          <w:ilvl w:val="0"/>
           <w:numId w:val="38"/>
         </w:numPr>
         <w:rPr/>
       </w:pPr>
       <w:r>
         <w:rPr/>
-        <w:t>«не сгорает» в столбце прогноза: остаток не уменьшается, дату завершения спрогнозировать нельзя.</w:t>
+        <w:t>Щелчок по заголовку столбца сортирует таблицу, повторный — меняет направление.</w:t>
       </w:r>
     </w:p>
     <w:p>
@@ -6046,6 +6123,34 @@
         </w:numPr>
         <w:rPr/>
       </w:pPr>
+      <w:r>
+        <w:rPr/>
+        <w:t>Отрицательный burn rate выделен красным, рост оценки — оранжевым.</w:t>
+      </w:r>
+    </w:p>
+    <w:p>
+      <w:pPr>
+        <w:pStyle w:val="Compact"/>
+        <w:numPr>
+          <w:ilvl w:val="0"/>
+          <w:numId w:val="40"/>
+        </w:numPr>
+        <w:rPr/>
+      </w:pPr>
+      <w:r>
+        <w:rPr/>
+        <w:t>«не сгорает» в столбце прогноза: остаток не уменьшается, дату завершения спрогнозировать нельзя.</w:t>
+      </w:r>
+    </w:p>
+    <w:p>
+      <w:pPr>
+        <w:pStyle w:val="Compact"/>
+        <w:numPr>
+          <w:ilvl w:val="0"/>
+          <w:numId w:val="41"/>
+        </w:numPr>
+        <w:rPr/>
+      </w:pPr>
       <w:bookmarkStart w:id="34" w:name="сводка-по-эпикам"/>
       <w:r>
         <w:rPr/>
@@ -6058,7 +6163,7 @@
         <w:pStyle w:val="Heading2"/>
         <w:rPr/>
       </w:pPr>
-      <w:bookmarkStart w:id="35" w:name="__RefHeading___Toc2278_475618950"/>
+      <w:bookmarkStart w:id="35" w:name="__RefHeading___Toc2627_936571704"/>
       <w:bookmarkStart w:id="36" w:name="таблица-burn-rate"/>
       <w:bookmarkEnd w:id="35"/>
       <w:r>
@@ -6179,7 +6284,7 @@
         <w:pStyle w:val="Heading1"/>
         <w:rPr/>
       </w:pPr>
-      <w:bookmarkStart w:id="37" w:name="__RefHeading___Toc2280_475618950"/>
+      <w:bookmarkStart w:id="37" w:name="__RefHeading___Toc2629_936571704"/>
       <w:bookmarkStart w:id="38" w:name="свод-по-этапам"/>
       <w:bookmarkEnd w:id="37"/>
       <w:r>
@@ -6286,7 +6391,7 @@
         <w:pStyle w:val="Heading2"/>
         <w:rPr/>
       </w:pPr>
-      <w:bookmarkStart w:id="39" w:name="__RefHeading___Toc2282_475618950"/>
+      <w:bookmarkStart w:id="39" w:name="__RefHeading___Toc2631_936571704"/>
       <w:bookmarkStart w:id="40" w:name="график-этапа"/>
       <w:bookmarkEnd w:id="39"/>
       <w:r>
@@ -6402,7 +6507,7 @@
         <w:pStyle w:val="Heading2"/>
         <w:rPr/>
       </w:pPr>
-      <w:bookmarkStart w:id="41" w:name="__RefHeading___Toc2284_475618950"/>
+      <w:bookmarkStart w:id="41" w:name="__RefHeading___Toc2633_936571704"/>
       <w:bookmarkStart w:id="42" w:name="сводка-и-burn-rate-по-этапам"/>
       <w:bookmarkEnd w:id="41"/>
       <w:r>
@@ -6492,7 +6597,7 @@
         <w:pStyle w:val="Heading1"/>
         <w:rPr/>
       </w:pPr>
-      <w:bookmarkStart w:id="45" w:name="__RefHeading___Toc2286_475618950"/>
+      <w:bookmarkStart w:id="45" w:name="__RefHeading___Toc2635_936571704"/>
       <w:bookmarkStart w:id="46" w:name="данные-по-датам"/>
       <w:bookmarkEnd w:id="45"/>
       <w:r>
@@ -6522,7 +6627,7 @@
         <w:pStyle w:val="Heading2"/>
         <w:rPr/>
       </w:pPr>
-      <w:bookmarkStart w:id="47" w:name="__RefHeading___Toc2288_475618950"/>
+      <w:bookmarkStart w:id="47" w:name="__RefHeading___Toc2637_936571704"/>
       <w:bookmarkStart w:id="48" w:name="таблица-замеров"/>
       <w:bookmarkEnd w:id="47"/>
       <w:r>
@@ -6598,7 +6703,7 @@
         <w:pStyle w:val="Compact"/>
         <w:numPr>
           <w:ilvl w:val="0"/>
-          <w:numId w:val="40"/>
+          <w:numId w:val="42"/>
         </w:numPr>
         <w:rPr/>
       </w:pPr>
@@ -6616,45 +6721,6 @@
       <w:r>
         <w:rPr/>
         <w:t>.</w:t>
-      </w:r>
-    </w:p>
-    <w:p>
-      <w:pPr>
-        <w:pStyle w:val="Compact"/>
-        <w:numPr>
-          <w:ilvl w:val="0"/>
-          <w:numId w:val="41"/>
-        </w:numPr>
-        <w:rPr/>
-      </w:pPr>
-      <w:r>
-        <w:rPr/>
-        <w:t xml:space="preserve">Нажмите </w:t>
-      </w:r>
-      <w:r>
-        <w:rPr>
-          <w:b/>
-          <w:bCs/>
-        </w:rPr>
-        <w:t>+ Новая дата</w:t>
-      </w:r>
-      <w:r>
-        <w:rPr/>
-        <w:t xml:space="preserve"> — появится строка с сегодняшней датой (если последний замер сделан сегодня или позже — со следующим днём).</w:t>
-      </w:r>
-    </w:p>
-    <w:p>
-      <w:pPr>
-        <w:pStyle w:val="Compact"/>
-        <w:numPr>
-          <w:ilvl w:val="0"/>
-          <w:numId w:val="42"/>
-        </w:numPr>
-        <w:rPr/>
-      </w:pPr>
-      <w:r>
-        <w:rPr/>
-        <w:t>Заполните остаток, затраченное время и оценку.</w:t>
       </w:r>
     </w:p>
     <w:p>
@@ -6667,26 +6733,19 @@
         <w:rPr/>
       </w:pPr>
       <w:r>
+        <w:rPr/>
+        <w:t xml:space="preserve">Нажмите </w:t>
+      </w:r>
+      <w:r>
         <w:rPr>
           <w:b/>
           <w:bCs/>
         </w:rPr>
-        <w:t>Enter</w:t>
-      </w:r>
-      <w:r>
-        <w:rPr/>
-        <w:t xml:space="preserve"> переводит к тому же полю в следующей строке, </w:t>
-      </w:r>
-      <w:r>
-        <w:rPr>
-          <w:b/>
-          <w:bCs/>
-        </w:rPr>
-        <w:t>Shift+Enter</w:t>
-      </w:r>
-      <w:r>
-        <w:rPr/>
-        <w:t xml:space="preserve"> — в предыдущей: удобно заполнять столбец целиком.</w:t>
+        <w:t>+ Новая дата</w:t>
+      </w:r>
+      <w:r>
+        <w:rPr/>
+        <w:t xml:space="preserve"> — появится строка с сегодняшней датой (если последний замер сделан сегодня или позже — со следующим днём).</w:t>
       </w:r>
     </w:p>
     <w:p>
@@ -6700,7 +6759,7 @@
       </w:pPr>
       <w:r>
         <w:rPr/>
-        <w:t>Значения — числа не меньше 0, дробные допускаются (214,34). Пустое поле — значение не измерялось.</w:t>
+        <w:t>Заполните остаток, затраченное время и оценку.</w:t>
       </w:r>
     </w:p>
     <w:p>
@@ -6713,8 +6772,26 @@
         <w:rPr/>
       </w:pPr>
       <w:r>
-        <w:rPr/>
-        <w:t>На одну дату у эпика один замер: при выборе занятой даты появится сообщение, и дата вернётся к прежней.</w:t>
+        <w:rPr>
+          <w:b/>
+          <w:bCs/>
+        </w:rPr>
+        <w:t>Enter</w:t>
+      </w:r>
+      <w:r>
+        <w:rPr/>
+        <w:t xml:space="preserve"> переводит к тому же полю в следующей строке, </w:t>
+      </w:r>
+      <w:r>
+        <w:rPr>
+          <w:b/>
+          <w:bCs/>
+        </w:rPr>
+        <w:t>Shift+Enter</w:t>
+      </w:r>
+      <w:r>
+        <w:rPr/>
+        <w:t xml:space="preserve"> — в предыдущей: удобно заполнять столбец целиком.</w:t>
       </w:r>
     </w:p>
     <w:p>
@@ -6726,6 +6803,34 @@
         </w:numPr>
         <w:rPr/>
       </w:pPr>
+      <w:r>
+        <w:rPr/>
+        <w:t>Значения — числа не меньше 0, дробные допускаются (214,34). Пустое поле — значение не измерялось.</w:t>
+      </w:r>
+    </w:p>
+    <w:p>
+      <w:pPr>
+        <w:pStyle w:val="Compact"/>
+        <w:numPr>
+          <w:ilvl w:val="0"/>
+          <w:numId w:val="47"/>
+        </w:numPr>
+        <w:rPr/>
+      </w:pPr>
+      <w:r>
+        <w:rPr/>
+        <w:t>На одну дату у эпика один замер: при выборе занятой даты появится сообщение, и дата вернётся к прежней.</w:t>
+      </w:r>
+    </w:p>
+    <w:p>
+      <w:pPr>
+        <w:pStyle w:val="Compact"/>
+        <w:numPr>
+          <w:ilvl w:val="0"/>
+          <w:numId w:val="48"/>
+        </w:numPr>
+        <w:rPr/>
+      </w:pPr>
       <w:bookmarkStart w:id="49" w:name="таблица-замеров"/>
       <w:r>
         <w:rPr/>
@@ -6738,7 +6843,7 @@
         <w:pStyle w:val="Heading2"/>
         <w:rPr/>
       </w:pPr>
-      <w:bookmarkStart w:id="50" w:name="__RefHeading___Toc2290_475618950"/>
+      <w:bookmarkStart w:id="50" w:name="__RefHeading___Toc2639_936571704"/>
       <w:bookmarkStart w:id="51" w:name="замер-по-всем-эпикам"/>
       <w:bookmarkEnd w:id="50"/>
       <w:r>
@@ -6835,7 +6940,7 @@
         <w:pStyle w:val="Compact"/>
         <w:numPr>
           <w:ilvl w:val="0"/>
-          <w:numId w:val="47"/>
+          <w:numId w:val="49"/>
         </w:numPr>
         <w:rPr/>
       </w:pPr>
@@ -6860,7 +6965,7 @@
         <w:pStyle w:val="Compact"/>
         <w:numPr>
           <w:ilvl w:val="0"/>
-          <w:numId w:val="48"/>
+          <w:numId w:val="50"/>
         </w:numPr>
         <w:rPr/>
       </w:pPr>
@@ -6885,7 +6990,7 @@
         <w:pStyle w:val="Compact"/>
         <w:numPr>
           <w:ilvl w:val="0"/>
-          <w:numId w:val="49"/>
+          <w:numId w:val="51"/>
         </w:numPr>
         <w:rPr/>
       </w:pPr>
@@ -6911,7 +7016,7 @@
         <w:pStyle w:val="Heading2"/>
         <w:rPr/>
       </w:pPr>
-      <w:bookmarkStart w:id="52" w:name="__RefHeading___Toc2292_475618950"/>
+      <w:bookmarkStart w:id="52" w:name="__RefHeading___Toc2641_936571704"/>
       <w:bookmarkStart w:id="53" w:name="удаление-замера"/>
       <w:bookmarkEnd w:id="52"/>
       <w:r>
@@ -7001,7 +7106,7 @@
         <w:pStyle w:val="Heading1"/>
         <w:rPr/>
       </w:pPr>
-      <w:bookmarkStart w:id="56" w:name="__RefHeading___Toc2294_475618950"/>
+      <w:bookmarkStart w:id="56" w:name="__RefHeading___Toc2643_936571704"/>
       <w:bookmarkStart w:id="57" w:name="эпики-блоки-задач"/>
       <w:bookmarkEnd w:id="56"/>
       <w:r>
@@ -7703,7 +7808,7 @@
         <w:pStyle w:val="Heading1"/>
         <w:rPr/>
       </w:pPr>
-      <w:bookmarkStart w:id="58" w:name="__RefHeading___Toc2296_475618950"/>
+      <w:bookmarkStart w:id="58" w:name="__RefHeading___Toc2645_936571704"/>
       <w:bookmarkEnd w:id="58"/>
       <w:r>
         <w:rPr>
@@ -8225,7 +8330,7 @@
         <w:pStyle w:val="Heading1"/>
         <w:rPr/>
       </w:pPr>
-      <w:bookmarkStart w:id="60" w:name="__RefHeading___Toc2298_475618950"/>
+      <w:bookmarkStart w:id="60" w:name="__RefHeading___Toc2647_936571704"/>
       <w:bookmarkEnd w:id="60"/>
       <w:r>
         <w:rPr>
@@ -8247,48 +8352,6 @@
       <w:r>
         <w:rPr/>
         <w:t>Связь с Jira избавляет от ручного переноса цифр: Burndown сам суммирует оставшееся время, затраченное время и оценку по задачам Jira, которые вы сопоставили с эпиками проекта. Настройка выполняется один раз для проекта и состоит из трёх шагов:</w:t>
-      </w:r>
-    </w:p>
-    <w:p>
-      <w:pPr>
-        <w:pStyle w:val="Compact"/>
-        <w:numPr>
-          <w:ilvl w:val="0"/>
-          <w:numId w:val="50"/>
-        </w:numPr>
-        <w:rPr/>
-      </w:pPr>
-      <w:r>
-        <w:rPr>
-          <w:b/>
-          <w:bCs/>
-        </w:rPr>
-        <w:t>Подключение</w:t>
-      </w:r>
-      <w:r>
-        <w:rPr/>
-        <w:t xml:space="preserve"> — адрес Jira и учётная запись, от имени которой Burndown читает задачи.</w:t>
-      </w:r>
-    </w:p>
-    <w:p>
-      <w:pPr>
-        <w:pStyle w:val="Compact"/>
-        <w:numPr>
-          <w:ilvl w:val="0"/>
-          <w:numId w:val="51"/>
-        </w:numPr>
-        <w:rPr/>
-      </w:pPr>
-      <w:r>
-        <w:rPr>
-          <w:b/>
-          <w:bCs/>
-        </w:rPr>
-        <w:t>Кнопка среза</w:t>
-      </w:r>
-      <w:r>
-        <w:rPr/>
-        <w:t xml:space="preserve"> — структура Jira, задачи для каждого эпика и поля Jira для остатка, затраченного и оценки.</w:t>
       </w:r>
     </w:p>
     <w:p>
@@ -8305,38 +8368,80 @@
           <w:b/>
           <w:bCs/>
         </w:rPr>
-        <w:t>Срез</w:t>
-      </w:r>
-      <w:r>
-        <w:rPr/>
-        <w:t xml:space="preserve"> — по нажатию кнопки в «Данных по датам» Burndown показывает значения из Jira и сохраняет их как замер; после первого успешного среза можно включить автозаполнение по расписанию.</w:t>
-      </w:r>
-    </w:p>
-    <w:p>
-      <w:pPr>
-        <w:pStyle w:val="FirstParagraph"/>
-        <w:rPr/>
-      </w:pPr>
-      <w:r>
-        <w:rPr/>
-        <w:t xml:space="preserve">Разделы </w:t>
-      </w:r>
+        <w:t>Подключение</w:t>
+      </w:r>
+      <w:r>
+        <w:rPr/>
+        <w:t xml:space="preserve"> — адрес Jira и учётная запись, от имени которой Burndown читает задачи.</w:t>
+      </w:r>
+    </w:p>
+    <w:p>
+      <w:pPr>
+        <w:pStyle w:val="Compact"/>
+        <w:numPr>
+          <w:ilvl w:val="0"/>
+          <w:numId w:val="53"/>
+        </w:numPr>
+        <w:rPr/>
+      </w:pPr>
       <w:r>
         <w:rPr>
           <w:b/>
           <w:bCs/>
         </w:rPr>
-        <w:t>Связь с Jira</w:t>
-      </w:r>
-      <w:r>
-        <w:rPr/>
-        <w:t xml:space="preserve"> и </w:t>
-      </w:r>
+        <w:t>Кнопка среза</w:t>
+      </w:r>
+      <w:r>
+        <w:rPr/>
+        <w:t xml:space="preserve"> — структура Jira, задачи для каждого эпика и поля Jira для остатка, затраченного и оценки.</w:t>
+      </w:r>
+    </w:p>
+    <w:p>
+      <w:pPr>
+        <w:pStyle w:val="Compact"/>
+        <w:numPr>
+          <w:ilvl w:val="0"/>
+          <w:numId w:val="54"/>
+        </w:numPr>
+        <w:rPr/>
+      </w:pPr>
       <w:r>
         <w:rPr>
           <w:b/>
           <w:bCs/>
         </w:rPr>
+        <w:t>Срез</w:t>
+      </w:r>
+      <w:r>
+        <w:rPr/>
+        <w:t xml:space="preserve"> — по нажатию кнопки в «Данных по датам» Burndown показывает значения из Jira и сохраняет их как замер; после первого успешного среза можно включить автозаполнение по расписанию.</w:t>
+      </w:r>
+    </w:p>
+    <w:p>
+      <w:pPr>
+        <w:pStyle w:val="FirstParagraph"/>
+        <w:rPr/>
+      </w:pPr>
+      <w:r>
+        <w:rPr/>
+        <w:t xml:space="preserve">Разделы </w:t>
+      </w:r>
+      <w:r>
+        <w:rPr>
+          <w:b/>
+          <w:bCs/>
+        </w:rPr>
+        <w:t>Связь с Jira</w:t>
+      </w:r>
+      <w:r>
+        <w:rPr/>
+        <w:t xml:space="preserve"> и </w:t>
+      </w:r>
+      <w:r>
+        <w:rPr>
+          <w:b/>
+          <w:bCs/>
+        </w:rPr>
         <w:t>Автозаполнение</w:t>
       </w:r>
       <w:r>
@@ -8349,7 +8454,7 @@
         <w:pStyle w:val="Heading2"/>
         <w:rPr/>
       </w:pPr>
-      <w:bookmarkStart w:id="61" w:name="__RefHeading___Toc2300_475618950"/>
+      <w:bookmarkStart w:id="61" w:name="__RefHeading___Toc2649_936571704"/>
       <w:bookmarkStart w:id="62" w:name="подключение-к-jira"/>
       <w:bookmarkEnd w:id="61"/>
       <w:r>
@@ -8425,7 +8530,7 @@
         <w:pStyle w:val="Compact"/>
         <w:numPr>
           <w:ilvl w:val="0"/>
-          <w:numId w:val="53"/>
+          <w:numId w:val="55"/>
         </w:numPr>
         <w:rPr/>
       </w:pPr>
@@ -8470,7 +8575,7 @@
         <w:pStyle w:val="Compact"/>
         <w:numPr>
           <w:ilvl w:val="0"/>
-          <w:numId w:val="54"/>
+          <w:numId w:val="56"/>
         </w:numPr>
         <w:rPr/>
       </w:pPr>
@@ -9071,7 +9176,7 @@
         <w:pStyle w:val="Compact"/>
         <w:numPr>
           <w:ilvl w:val="0"/>
-          <w:numId w:val="55"/>
+          <w:numId w:val="57"/>
         </w:numPr>
         <w:rPr/>
       </w:pPr>
@@ -9242,7 +9347,7 @@
         <w:pStyle w:val="Heading2"/>
         <w:rPr/>
       </w:pPr>
-      <w:bookmarkStart w:id="63" w:name="__RefHeading___Toc2302_475618950"/>
+      <w:bookmarkStart w:id="63" w:name="__RefHeading___Toc2651_936571704"/>
       <w:bookmarkStart w:id="64" w:name="кнопка-среза-структура-и-задачи"/>
       <w:bookmarkEnd w:id="63"/>
       <w:r>
@@ -9339,7 +9444,7 @@
         <w:pStyle w:val="Compact"/>
         <w:numPr>
           <w:ilvl w:val="0"/>
-          <w:numId w:val="56"/>
+          <w:numId w:val="58"/>
         </w:numPr>
         <w:rPr/>
       </w:pPr>
@@ -9353,105 +9458,6 @@
       <w:r>
         <w:rPr/>
         <w:t xml:space="preserve"> — так кнопка будет подписана в «Данных по датам».</w:t>
-      </w:r>
-    </w:p>
-    <w:p>
-      <w:pPr>
-        <w:pStyle w:val="Compact"/>
-        <w:numPr>
-          <w:ilvl w:val="0"/>
-          <w:numId w:val="57"/>
-        </w:numPr>
-        <w:rPr/>
-      </w:pPr>
-      <w:r>
-        <w:rPr>
-          <w:b/>
-          <w:bCs/>
-        </w:rPr>
-        <w:t>Структура Jira</w:t>
-      </w:r>
-      <w:r>
-        <w:rPr/>
-        <w:t xml:space="preserve"> — нажмите </w:t>
-      </w:r>
-      <w:r>
-        <w:rPr>
-          <w:b/>
-          <w:bCs/>
-        </w:rPr>
-        <w:t>Загрузить из Jira</w:t>
-      </w:r>
-      <w:r>
-        <w:rPr/>
-        <w:t xml:space="preserve">, чтобы получить список структур плагина Structure, и выберите нужную. Пункт </w:t>
-      </w:r>
-      <w:r>
-        <w:rPr>
-          <w:b/>
-          <w:bCs/>
-        </w:rPr>
-        <w:t>Указать ID вручную…</w:t>
-      </w:r>
-      <w:r>
-        <w:rPr/>
-        <w:t xml:space="preserve"> позволяет ввести номер структуры. Пункт </w:t>
-      </w:r>
-      <w:r>
-        <w:rPr>
-          <w:b/>
-          <w:bCs/>
-        </w:rPr>
-        <w:t>без структуры</w:t>
-      </w:r>
-      <w:r>
-        <w:rPr/>
-        <w:t xml:space="preserve"> означает, что вложенность задач определяется связью «задача — подзадача» в Jira.</w:t>
-      </w:r>
-    </w:p>
-    <w:p>
-      <w:pPr>
-        <w:pStyle w:val="Compact"/>
-        <w:numPr>
-          <w:ilvl w:val="0"/>
-          <w:numId w:val="58"/>
-        </w:numPr>
-        <w:rPr/>
-      </w:pPr>
-      <w:r>
-        <w:rPr/>
-        <w:t xml:space="preserve">В таблице эпиков укажите </w:t>
-      </w:r>
-      <w:r>
-        <w:rPr>
-          <w:b/>
-          <w:bCs/>
-        </w:rPr>
-        <w:t>Задачи Jira</w:t>
-      </w:r>
-      <w:r>
-        <w:rPr/>
-        <w:t xml:space="preserve"> — один или несколько ключей через запятую (например, </w:t>
-      </w:r>
-      <w:r>
-        <w:rPr>
-          <w:rStyle w:val="VerbatimChar"/>
-        </w:rPr>
-        <w:t>AISUZ-100</w:t>
-      </w:r>
-      <w:r>
-        <w:rPr/>
-        <w:t xml:space="preserve"> или </w:t>
-      </w:r>
-      <w:r>
-        <w:rPr>
-          <w:rStyle w:val="VerbatimChar"/>
-        </w:rPr>
-        <w:t>AISUZ-301, AISUZ-302</w:t>
-      </w:r>
-      <w:r>
-        <w:rPr/>
-        <w:t>). Регистр не важен.</w:t>
       </w:r>
     </w:p>
     <w:p>
@@ -9460,6 +9466,105 @@
         <w:numPr>
           <w:ilvl w:val="0"/>
           <w:numId w:val="59"/>
+        </w:numPr>
+        <w:rPr/>
+      </w:pPr>
+      <w:r>
+        <w:rPr>
+          <w:b/>
+          <w:bCs/>
+        </w:rPr>
+        <w:t>Структура Jira</w:t>
+      </w:r>
+      <w:r>
+        <w:rPr/>
+        <w:t xml:space="preserve"> — нажмите </w:t>
+      </w:r>
+      <w:r>
+        <w:rPr>
+          <w:b/>
+          <w:bCs/>
+        </w:rPr>
+        <w:t>Загрузить из Jira</w:t>
+      </w:r>
+      <w:r>
+        <w:rPr/>
+        <w:t xml:space="preserve">, чтобы получить список структур плагина Structure, и выберите нужную. Пункт </w:t>
+      </w:r>
+      <w:r>
+        <w:rPr>
+          <w:b/>
+          <w:bCs/>
+        </w:rPr>
+        <w:t>Указать ID вручную…</w:t>
+      </w:r>
+      <w:r>
+        <w:rPr/>
+        <w:t xml:space="preserve"> позволяет ввести номер структуры. Пункт </w:t>
+      </w:r>
+      <w:r>
+        <w:rPr>
+          <w:b/>
+          <w:bCs/>
+        </w:rPr>
+        <w:t>без структуры</w:t>
+      </w:r>
+      <w:r>
+        <w:rPr/>
+        <w:t xml:space="preserve"> означает, что вложенность задач определяется связью «задача — подзадача» в Jira.</w:t>
+      </w:r>
+    </w:p>
+    <w:p>
+      <w:pPr>
+        <w:pStyle w:val="Compact"/>
+        <w:numPr>
+          <w:ilvl w:val="0"/>
+          <w:numId w:val="60"/>
+        </w:numPr>
+        <w:rPr/>
+      </w:pPr>
+      <w:r>
+        <w:rPr/>
+        <w:t xml:space="preserve">В таблице эпиков укажите </w:t>
+      </w:r>
+      <w:r>
+        <w:rPr>
+          <w:b/>
+          <w:bCs/>
+        </w:rPr>
+        <w:t>Задачи Jira</w:t>
+      </w:r>
+      <w:r>
+        <w:rPr/>
+        <w:t xml:space="preserve"> — один или несколько ключей через запятую (например, </w:t>
+      </w:r>
+      <w:r>
+        <w:rPr>
+          <w:rStyle w:val="VerbatimChar"/>
+        </w:rPr>
+        <w:t>AISUZ-100</w:t>
+      </w:r>
+      <w:r>
+        <w:rPr/>
+        <w:t xml:space="preserve"> или </w:t>
+      </w:r>
+      <w:r>
+        <w:rPr>
+          <w:rStyle w:val="VerbatimChar"/>
+        </w:rPr>
+        <w:t>AISUZ-301, AISUZ-302</w:t>
+      </w:r>
+      <w:r>
+        <w:rPr/>
+        <w:t>). Регистр не важен.</w:t>
+      </w:r>
+    </w:p>
+    <w:p>
+      <w:pPr>
+        <w:pStyle w:val="Compact"/>
+        <w:numPr>
+          <w:ilvl w:val="0"/>
+          <w:numId w:val="61"/>
         </w:numPr>
         <w:rPr/>
       </w:pPr>
@@ -9936,7 +10041,7 @@
         <w:pStyle w:val="Heading2"/>
         <w:rPr/>
       </w:pPr>
-      <w:bookmarkStart w:id="66" w:name="__RefHeading___Toc2304_475618950"/>
+      <w:bookmarkStart w:id="66" w:name="__RefHeading___Toc2653_936571704"/>
       <w:bookmarkStart w:id="67" w:name="кнопка-среза-поля-jira"/>
       <w:bookmarkEnd w:id="66"/>
       <w:r>
@@ -10022,7 +10127,7 @@
         <w:pStyle w:val="Compact"/>
         <w:numPr>
           <w:ilvl w:val="0"/>
-          <w:numId w:val="60"/>
+          <w:numId w:val="62"/>
         </w:numPr>
         <w:rPr/>
       </w:pPr>
@@ -10069,7 +10174,7 @@
         <w:pStyle w:val="Compact"/>
         <w:numPr>
           <w:ilvl w:val="0"/>
-          <w:numId w:val="61"/>
+          <w:numId w:val="63"/>
         </w:numPr>
         <w:rPr/>
       </w:pPr>
@@ -10112,7 +10217,7 @@
         <w:pStyle w:val="Compact"/>
         <w:numPr>
           <w:ilvl w:val="0"/>
-          <w:numId w:val="62"/>
+          <w:numId w:val="64"/>
         </w:numPr>
         <w:rPr/>
       </w:pPr>
@@ -10229,7 +10334,7 @@
         <w:pStyle w:val="Heading2"/>
         <w:rPr/>
       </w:pPr>
-      <w:bookmarkStart w:id="69" w:name="__RefHeading___Toc2306_475618950"/>
+      <w:bookmarkStart w:id="69" w:name="__RefHeading___Toc2655_936571704"/>
       <w:bookmarkStart w:id="70" w:name="срез-затягивание-данных-на-сегодня"/>
       <w:bookmarkEnd w:id="69"/>
       <w:r>
@@ -10326,7 +10431,7 @@
         <w:pStyle w:val="Compact"/>
         <w:numPr>
           <w:ilvl w:val="0"/>
-          <w:numId w:val="63"/>
+          <w:numId w:val="65"/>
         </w:numPr>
         <w:rPr/>
       </w:pPr>
@@ -10344,45 +10449,6 @@
       <w:r>
         <w:rPr/>
         <w:t>). Пока Burndown обращается к Jira, на кнопке написано «Загрузка из Jira…».</w:t>
-      </w:r>
-    </w:p>
-    <w:p>
-      <w:pPr>
-        <w:pStyle w:val="Compact"/>
-        <w:numPr>
-          <w:ilvl w:val="0"/>
-          <w:numId w:val="64"/>
-        </w:numPr>
-        <w:rPr/>
-      </w:pPr>
-      <w:r>
-        <w:rPr/>
-        <w:t xml:space="preserve">Откроется окно «Срез из Jira» — то же окно замера по всем эпикам, но со значениями из Jira. </w:t>
-      </w:r>
-      <w:r>
-        <w:rPr>
-          <w:b/>
-          <w:bCs/>
-        </w:rPr>
-        <w:t>Дата замера</w:t>
-      </w:r>
-      <w:r>
-        <w:rPr/>
-        <w:t xml:space="preserve"> — сегодня; при необходимости выберите другую.</w:t>
-      </w:r>
-    </w:p>
-    <w:p>
-      <w:pPr>
-        <w:pStyle w:val="Compact"/>
-        <w:numPr>
-          <w:ilvl w:val="0"/>
-          <w:numId w:val="65"/>
-        </w:numPr>
-        <w:rPr/>
-      </w:pPr>
-      <w:r>
-        <w:rPr/>
-        <w:t>Под названием каждого эпика указано, сколько задач Jira учтено, и предупреждения, если они есть.</w:t>
       </w:r>
     </w:p>
     <w:p>
@@ -10391,6 +10457,45 @@
         <w:numPr>
           <w:ilvl w:val="0"/>
           <w:numId w:val="66"/>
+        </w:numPr>
+        <w:rPr/>
+      </w:pPr>
+      <w:r>
+        <w:rPr/>
+        <w:t xml:space="preserve">Откроется окно «Срез из Jira» — то же окно замера по всем эпикам, но со значениями из Jira. </w:t>
+      </w:r>
+      <w:r>
+        <w:rPr>
+          <w:b/>
+          <w:bCs/>
+        </w:rPr>
+        <w:t>Дата замера</w:t>
+      </w:r>
+      <w:r>
+        <w:rPr/>
+        <w:t xml:space="preserve"> — сегодня; при необходимости выберите другую.</w:t>
+      </w:r>
+    </w:p>
+    <w:p>
+      <w:pPr>
+        <w:pStyle w:val="Compact"/>
+        <w:numPr>
+          <w:ilvl w:val="0"/>
+          <w:numId w:val="67"/>
+        </w:numPr>
+        <w:rPr/>
+      </w:pPr>
+      <w:r>
+        <w:rPr/>
+        <w:t>Под названием каждого эпика указано, сколько задач Jira учтено, и предупреждения, если они есть.</w:t>
+      </w:r>
+    </w:p>
+    <w:p>
+      <w:pPr>
+        <w:pStyle w:val="Compact"/>
+        <w:numPr>
+          <w:ilvl w:val="0"/>
+          <w:numId w:val="68"/>
         </w:numPr>
         <w:rPr/>
       </w:pPr>
@@ -10863,7 +10968,7 @@
         <w:pStyle w:val="Heading2"/>
         <w:rPr/>
       </w:pPr>
-      <w:bookmarkStart w:id="71" w:name="__RefHeading___Toc2308_475618950"/>
+      <w:bookmarkStart w:id="71" w:name="__RefHeading___Toc2657_936571704"/>
       <w:bookmarkStart w:id="72" w:name="автозаполнение-по-расписанию"/>
       <w:bookmarkEnd w:id="71"/>
       <w:r>
@@ -11025,7 +11130,7 @@
         <w:pStyle w:val="Compact"/>
         <w:numPr>
           <w:ilvl w:val="0"/>
-          <w:numId w:val="67"/>
+          <w:numId w:val="69"/>
         </w:numPr>
         <w:rPr/>
       </w:pPr>
@@ -11043,67 +11148,6 @@
       <w:r>
         <w:rPr/>
         <w:t>.</w:t>
-      </w:r>
-    </w:p>
-    <w:p>
-      <w:pPr>
-        <w:pStyle w:val="Compact"/>
-        <w:numPr>
-          <w:ilvl w:val="0"/>
-          <w:numId w:val="68"/>
-        </w:numPr>
-        <w:rPr/>
-      </w:pPr>
-      <w:r>
-        <w:rPr/>
-        <w:t xml:space="preserve">Отметьте </w:t>
-      </w:r>
-      <w:r>
-        <w:rPr>
-          <w:b/>
-          <w:bCs/>
-        </w:rPr>
-        <w:t>Дни недели</w:t>
-      </w:r>
-      <w:r>
-        <w:rPr/>
-        <w:t xml:space="preserve"> (по умолчанию — будни).</w:t>
-      </w:r>
-    </w:p>
-    <w:p>
-      <w:pPr>
-        <w:pStyle w:val="Compact"/>
-        <w:numPr>
-          <w:ilvl w:val="0"/>
-          <w:numId w:val="69"/>
-        </w:numPr>
-        <w:rPr/>
-      </w:pPr>
-      <w:r>
-        <w:rPr/>
-        <w:t xml:space="preserve">Укажите </w:t>
-      </w:r>
-      <w:r>
-        <w:rPr>
-          <w:b/>
-          <w:bCs/>
-        </w:rPr>
-        <w:t>Время запуска</w:t>
-      </w:r>
-      <w:r>
-        <w:rPr/>
-        <w:t xml:space="preserve"> и </w:t>
-      </w:r>
-      <w:r>
-        <w:rPr>
-          <w:b/>
-          <w:bCs/>
-        </w:rPr>
-        <w:t>Часовой пояс</w:t>
-      </w:r>
-      <w:r>
-        <w:rPr/>
-        <w:t>; ваш часовой пояс отмечен «— ваш».</w:t>
       </w:r>
     </w:p>
     <w:p>
@@ -11116,15 +11160,19 @@
         <w:rPr/>
       </w:pPr>
       <w:r>
+        <w:rPr/>
+        <w:t xml:space="preserve">Отметьте </w:t>
+      </w:r>
+      <w:r>
         <w:rPr>
           <w:b/>
           <w:bCs/>
         </w:rPr>
-        <w:t>Перезаписывать замер, если на эту дату он уже внесён</w:t>
-      </w:r>
-      <w:r>
-        <w:rPr/>
-        <w:t>: отметка включена — значения из Jira заменят внесённые за день; снята — замер, уже внесённый вручную, останется без изменений.</w:t>
+        <w:t>Дни недели</w:t>
+      </w:r>
+      <w:r>
+        <w:rPr/>
+        <w:t xml:space="preserve"> (по умолчанию — будни).</w:t>
       </w:r>
     </w:p>
     <w:p>
@@ -11133,6 +11181,63 @@
         <w:numPr>
           <w:ilvl w:val="0"/>
           <w:numId w:val="71"/>
+        </w:numPr>
+        <w:rPr/>
+      </w:pPr>
+      <w:r>
+        <w:rPr/>
+        <w:t xml:space="preserve">Укажите </w:t>
+      </w:r>
+      <w:r>
+        <w:rPr>
+          <w:b/>
+          <w:bCs/>
+        </w:rPr>
+        <w:t>Время запуска</w:t>
+      </w:r>
+      <w:r>
+        <w:rPr/>
+        <w:t xml:space="preserve"> и </w:t>
+      </w:r>
+      <w:r>
+        <w:rPr>
+          <w:b/>
+          <w:bCs/>
+        </w:rPr>
+        <w:t>Часовой пояс</w:t>
+      </w:r>
+      <w:r>
+        <w:rPr/>
+        <w:t>; ваш часовой пояс отмечен «— ваш».</w:t>
+      </w:r>
+    </w:p>
+    <w:p>
+      <w:pPr>
+        <w:pStyle w:val="Compact"/>
+        <w:numPr>
+          <w:ilvl w:val="0"/>
+          <w:numId w:val="72"/>
+        </w:numPr>
+        <w:rPr/>
+      </w:pPr>
+      <w:r>
+        <w:rPr>
+          <w:b/>
+          <w:bCs/>
+        </w:rPr>
+        <w:t>Перезаписывать замер, если на эту дату он уже внесён</w:t>
+      </w:r>
+      <w:r>
+        <w:rPr/>
+        <w:t>: отметка включена — значения из Jira заменят внесённые за день; снята — замер, уже внесённый вручную, останется без изменений.</w:t>
+      </w:r>
+    </w:p>
+    <w:p>
+      <w:pPr>
+        <w:pStyle w:val="Compact"/>
+        <w:numPr>
+          <w:ilvl w:val="0"/>
+          <w:numId w:val="73"/>
         </w:numPr>
         <w:rPr/>
       </w:pPr>
@@ -11223,7 +11328,7 @@
         <w:pStyle w:val="Compact"/>
         <w:numPr>
           <w:ilvl w:val="0"/>
-          <w:numId w:val="72"/>
+          <w:numId w:val="74"/>
         </w:numPr>
         <w:rPr/>
       </w:pPr>
@@ -11237,75 +11342,6 @@
       <w:r>
         <w:rPr/>
         <w:t xml:space="preserve"> — когда Jira в последний раз вернула данные по этой кнопке;</w:t>
-      </w:r>
-    </w:p>
-    <w:p>
-      <w:pPr>
-        <w:pStyle w:val="Compact"/>
-        <w:numPr>
-          <w:ilvl w:val="0"/>
-          <w:numId w:val="73"/>
-        </w:numPr>
-        <w:rPr/>
-      </w:pPr>
-      <w:r>
-        <w:rPr>
-          <w:b/>
-          <w:bCs/>
-        </w:rPr>
-        <w:t>Последний автозапуск</w:t>
-      </w:r>
-      <w:r>
-        <w:rPr/>
-        <w:t xml:space="preserve"> — время и результат: «Сохранено замеров за 28.10.2026: 6», число пропущенных замеров и предупреждений либо текст ошибки (красным);</w:t>
-      </w:r>
-    </w:p>
-    <w:p>
-      <w:pPr>
-        <w:pStyle w:val="Compact"/>
-        <w:numPr>
-          <w:ilvl w:val="0"/>
-          <w:numId w:val="74"/>
-        </w:numPr>
-        <w:rPr/>
-      </w:pPr>
-      <w:r>
-        <w:rPr>
-          <w:b/>
-          <w:bCs/>
-        </w:rPr>
-        <w:t>Следующий запуск</w:t>
-      </w:r>
-      <w:r>
-        <w:rPr/>
-        <w:t xml:space="preserve"> — дата и время ближайшего запуска в часовом поясе расписания.</w:t>
-      </w:r>
-    </w:p>
-    <w:p>
-      <w:pPr>
-        <w:pStyle w:val="FirstParagraph"/>
-        <w:rPr/>
-      </w:pPr>
-      <w:r>
-        <w:rPr>
-          <w:b/>
-          <w:bCs/>
-        </w:rPr>
-        <w:t>Запустить сейчас</w:t>
-      </w:r>
-      <w:r>
-        <w:rPr/>
-        <w:t xml:space="preserve"> выполняет то же, что автоматический запуск: забирает срез и сохраняет замер на сегодня, без окна проверки. Удобно, чтобы проверить расписание или обновить данные перед совещанием.</w:t>
-      </w:r>
-    </w:p>
-    <w:p>
-      <w:pPr>
-        <w:pStyle w:val="BodyText"/>
-        <w:rPr/>
-      </w:pPr>
-      <w:r>
-        <w:rPr/>
-        <w:t>Как работает автозапуск:</w:t>
       </w:r>
     </w:p>
     <w:p>
@@ -11318,8 +11354,15 @@
         <w:rPr/>
       </w:pPr>
       <w:r>
-        <w:rPr/>
-        <w:t>запуск выполняется один раз в день на кнопку; если сервер был недоступен в момент запуска, срез выполнится позже в тот же день;</w:t>
+        <w:rPr>
+          <w:b/>
+          <w:bCs/>
+        </w:rPr>
+        <w:t>Последний автозапуск</w:t>
+      </w:r>
+      <w:r>
+        <w:rPr/>
+        <w:t xml:space="preserve"> — время и результат: «Сохранено замеров за 28.10.2026: 6», число пропущенных замеров и предупреждений либо текст ошибки (красным);</w:t>
       </w:r>
     </w:p>
     <w:p>
@@ -11332,8 +11375,42 @@
         <w:rPr/>
       </w:pPr>
       <w:r>
-        <w:rPr/>
-        <w:t>если расписание включено после сегодняшнего времени запуска, первый автозапуск будет в следующий день по расписанию;</w:t>
+        <w:rPr>
+          <w:b/>
+          <w:bCs/>
+        </w:rPr>
+        <w:t>Следующий запуск</w:t>
+      </w:r>
+      <w:r>
+        <w:rPr/>
+        <w:t xml:space="preserve"> — дата и время ближайшего запуска в часовом поясе расписания.</w:t>
+      </w:r>
+    </w:p>
+    <w:p>
+      <w:pPr>
+        <w:pStyle w:val="FirstParagraph"/>
+        <w:rPr/>
+      </w:pPr>
+      <w:r>
+        <w:rPr>
+          <w:b/>
+          <w:bCs/>
+        </w:rPr>
+        <w:t>Запустить сейчас</w:t>
+      </w:r>
+      <w:r>
+        <w:rPr/>
+        <w:t xml:space="preserve"> выполняет то же, что автоматический запуск: забирает срез и сохраняет замер на сегодня, без окна проверки. Удобно, чтобы проверить расписание или обновить данные перед совещанием.</w:t>
+      </w:r>
+    </w:p>
+    <w:p>
+      <w:pPr>
+        <w:pStyle w:val="BodyText"/>
+        <w:rPr/>
+      </w:pPr>
+      <w:r>
+        <w:rPr/>
+        <w:t>Как работает автозапуск:</w:t>
       </w:r>
     </w:p>
     <w:p>
@@ -11347,7 +11424,7 @@
       </w:pPr>
       <w:r>
         <w:rPr/>
-        <w:t>показатели, для которых Jira ничего не вернула (или выбрано «не заполнять»), не затирают значения, уже внесённые за день;</w:t>
+        <w:t>запуск выполняется один раз в день на кнопку; если сервер был недоступен в момент запуска, срез выполнится позже в тот же день;</w:t>
       </w:r>
     </w:p>
     <w:p>
@@ -11361,7 +11438,7 @@
       </w:pPr>
       <w:r>
         <w:rPr/>
-        <w:t>изменения записываются в реестр изменений от имени «Автозаполнение»;</w:t>
+        <w:t>если расписание включено после сегодняшнего времени запуска, первый автозапуск будет в следующий день по расписанию;</w:t>
       </w:r>
     </w:p>
     <w:p>
@@ -11375,6 +11452,34 @@
       </w:pPr>
       <w:r>
         <w:rPr/>
+        <w:t>показатели, для которых Jira ничего не вернула (или выбрано «не заполнять»), не затирают значения, уже внесённые за день;</w:t>
+      </w:r>
+    </w:p>
+    <w:p>
+      <w:pPr>
+        <w:pStyle w:val="Compact"/>
+        <w:numPr>
+          <w:ilvl w:val="0"/>
+          <w:numId w:val="80"/>
+        </w:numPr>
+        <w:rPr/>
+      </w:pPr>
+      <w:r>
+        <w:rPr/>
+        <w:t>изменения записываются в реестр изменений от имени «Автозаполнение»;</w:t>
+      </w:r>
+    </w:p>
+    <w:p>
+      <w:pPr>
+        <w:pStyle w:val="Compact"/>
+        <w:numPr>
+          <w:ilvl w:val="0"/>
+          <w:numId w:val="81"/>
+        </w:numPr>
+        <w:rPr/>
+      </w:pPr>
+      <w:r>
+        <w:rPr/>
         <w:t>при ошибке Jira (например, истёк токен) замеры не сохраняются, а текст ошибки показывается в карточке.</w:t>
       </w:r>
     </w:p>
@@ -11402,8 +11507,8 @@
         <w:pStyle w:val="Heading1"/>
         <w:rPr/>
       </w:pPr>
-      <w:bookmarkStart w:id="73" w:name="__RefHeading___Toc2310_475618950"/>
-      <w:bookmarkStart w:id="74" w:name="режим-просмотра"/>
+      <w:bookmarkStart w:id="73" w:name="__RefHeading___Toc2659_936571704"/>
+      <w:bookmarkStart w:id="74" w:name="задачи-jira-на-дашборде"/>
       <w:bookmarkEnd w:id="73"/>
       <w:r>
         <w:rPr>
@@ -11414,7 +11519,7 @@
       <w:r>
         <w:rPr/>
         <w:tab/>
-        <w:t>Режим просмотра</w:t>
+        <w:t>Задачи Jira на дашборде</w:t>
       </w:r>
     </w:p>
     <w:p>
@@ -11424,7 +11529,27 @@
       </w:pPr>
       <w:r>
         <w:rPr/>
-        <w:t>Пользователи с ролью «Пользователь» работают в режиме просмотра: над разделом показывается предупреждение, поля ввода недоступны, кнопки добавления, удаления, перетаскивания и среза из Jira скрыты, разделы «Настройки проекта», «Связь с Jira» и «Автозаполнение» в меню не отображаются.</w:t>
+        <w:t>Каждый срез из Jira — ручной или автоматический — сохраняет не только суммы для замера, но и состав эпиков по задачам на день среза: ключ, тему, статус и значения каждой задачи. По этим срезам дашборд показывает, из чего складываются цифры замера. Блоки видят все участники проекта, в том числе в режиме просмотра; появляются они после первого среза.</w:t>
+      </w:r>
+    </w:p>
+    <w:p>
+      <w:pPr>
+        <w:pStyle w:val="Heading2"/>
+        <w:rPr/>
+      </w:pPr>
+      <w:bookmarkStart w:id="75" w:name="__RefHeading___Toc2661_936571704"/>
+      <w:bookmarkStart w:id="76" w:name="задачи-jira-по-эпикам"/>
+      <w:bookmarkEnd w:id="75"/>
+      <w:r>
+        <w:rPr>
+          <w:rStyle w:val="SectionNumber"/>
+        </w:rPr>
+        <w:t>9.1</w:t>
+      </w:r>
+      <w:r>
+        <w:rPr/>
+        <w:tab/>
+        <w:t>Задачи Jira по эпикам</w:t>
       </w:r>
     </w:p>
     <w:p>
@@ -11436,9 +11561,9 @@
         <w:rPr/>
         <w:drawing>
           <wp:inline distT="0" distB="0" distL="0" distR="0">
-            <wp:extent cx="5334000" cy="3333750"/>
+            <wp:extent cx="5334000" cy="2590165"/>
             <wp:effectExtent l="0" t="0" r="0" b="0"/>
-            <wp:docPr id="31" name="Image31" descr="Раздел «Эпики» в режиме просмотра"/>
+            <wp:docPr id="31" name="Image31" descr="Состав эпиков по задачам Jira"/>
             <wp:cNvGraphicFramePr>
               <a:graphicFrameLocks xmlns:a="http://schemas.openxmlformats.org/drawingml/2006/main" noChangeAspect="1"/>
             </wp:cNvGraphicFramePr>
@@ -11446,7 +11571,7 @@
               <a:graphicData uri="http://schemas.openxmlformats.org/drawingml/2006/picture">
                 <pic:pic xmlns:pic="http://schemas.openxmlformats.org/drawingml/2006/picture">
                   <pic:nvPicPr>
-                    <pic:cNvPr id="31" name="Image31" descr="Раздел «Эпики» в режиме просмотра"/>
+                    <pic:cNvPr id="31" name="Image31" descr="Состав эпиков по задачам Jira"/>
                     <pic:cNvPicPr>
                       <a:picLocks noChangeAspect="1" noChangeArrowheads="1"/>
                     </pic:cNvPicPr>
@@ -11460,7 +11585,7 @@
                   <pic:spPr bwMode="auto">
                     <a:xfrm>
                       <a:off x="0" y="0"/>
-                      <a:ext cx="5334000" cy="3333750"/>
+                      <a:ext cx="5334000" cy="2590165"/>
                     </a:xfrm>
                     <a:prstGeom prst="rect">
                       <a:avLst/>
@@ -11480,1349 +11605,7 @@
       </w:pPr>
       <w:r>
         <w:rPr/>
-        <w:t>Раздел «Эпики» в режиме просмотра</w:t>
-      </w:r>
-    </w:p>
-    <w:p>
-      <w:pPr>
-        <w:pStyle w:val="BodyText"/>
-        <w:rPr/>
-      </w:pPr>
-      <w:bookmarkStart w:id="75" w:name="режим-просмотра"/>
-      <w:r>
-        <w:rPr/>
-        <w:t>Остаются доступны фильтры, выбор эпика на графике, сортировка таблиц, период burn rate, выгрузка в PDF и печать. Если у вас разные роли в разных проектах, режим переключается при смене проекта.</w:t>
-      </w:r>
-      <w:bookmarkEnd w:id="75"/>
-    </w:p>
-    <w:p>
-      <w:pPr>
-        <w:pStyle w:val="Heading1"/>
-        <w:rPr/>
-      </w:pPr>
-      <w:bookmarkStart w:id="76" w:name="__RefHeading___Toc2312_475618950"/>
-      <w:bookmarkStart w:id="77" w:name="отчёты-pdf-и-печать"/>
-      <w:bookmarkEnd w:id="76"/>
-      <w:r>
-        <w:rPr>
-          <w:rStyle w:val="SectionNumber"/>
-        </w:rPr>
-        <w:t>10</w:t>
-      </w:r>
-      <w:r>
-        <w:rPr/>
-        <w:tab/>
-        <w:t>Отчёты: PDF и печать</w:t>
-      </w:r>
-    </w:p>
-    <w:p>
-      <w:pPr>
-        <w:pStyle w:val="FirstParagraph"/>
-        <w:rPr/>
-      </w:pPr>
-      <w:r>
-        <w:rPr/>
-        <w:t xml:space="preserve">В разделах «Дашборд», «Свод по этапам» и «Данные по датам» кнопка </w:t>
-      </w:r>
-      <w:r>
-        <w:rPr>
-          <w:b/>
-          <w:bCs/>
-        </w:rPr>
-        <w:t>PDF</w:t>
-      </w:r>
-      <w:r>
-        <w:rPr/>
-        <w:t xml:space="preserve"> формирует на сервере отчёт с таблицами раздела:</w:t>
-      </w:r>
-    </w:p>
-    <w:p>
-      <w:pPr>
-        <w:pStyle w:val="Compact"/>
-        <w:numPr>
-          <w:ilvl w:val="0"/>
-          <w:numId w:val="80"/>
-        </w:numPr>
-        <w:rPr/>
-      </w:pPr>
-      <w:r>
-        <w:rPr>
-          <w:b/>
-          <w:bCs/>
-        </w:rPr>
-        <w:t>Дашборд</w:t>
-      </w:r>
-      <w:r>
-        <w:rPr/>
-        <w:t xml:space="preserve"> — ключевые показатели, сводка по эпикам и burn rate за последние 5 дат с учётом выбранных эпиков;</w:t>
-      </w:r>
-    </w:p>
-    <w:p>
-      <w:pPr>
-        <w:pStyle w:val="Compact"/>
-        <w:numPr>
-          <w:ilvl w:val="0"/>
-          <w:numId w:val="81"/>
-        </w:numPr>
-        <w:rPr/>
-      </w:pPr>
-      <w:r>
-        <w:rPr>
-          <w:b/>
-          <w:bCs/>
-        </w:rPr>
-        <w:t>Свод по этапам</w:t>
-      </w:r>
-      <w:r>
-        <w:rPr/>
-        <w:t xml:space="preserve"> — сводка по этапам и эпикам каждого этапа (сданные — если отмечено «Учитывать сданные эпики»);</w:t>
-      </w:r>
-    </w:p>
-    <w:p>
-      <w:pPr>
-        <w:pStyle w:val="Compact"/>
-        <w:numPr>
-          <w:ilvl w:val="0"/>
-          <w:numId w:val="82"/>
-        </w:numPr>
-        <w:rPr/>
-      </w:pPr>
-      <w:r>
-        <w:rPr>
-          <w:b/>
-          <w:bCs/>
-        </w:rPr>
-        <w:t>Данные по датам</w:t>
-      </w:r>
-      <w:r>
-        <w:rPr/>
-        <w:t xml:space="preserve"> — все замеры по каждому эпику.</w:t>
-      </w:r>
-    </w:p>
-    <w:p>
-      <w:pPr>
-        <w:pStyle w:val="FirstParagraph"/>
-        <w:rPr/>
-      </w:pPr>
-      <w:r>
-        <w:rPr/>
-        <w:t xml:space="preserve">Кнопка </w:t>
-      </w:r>
-      <w:r>
-        <w:rPr>
-          <w:b/>
-          <w:bCs/>
-        </w:rPr>
-        <w:t>Печать</w:t>
-      </w:r>
-      <w:r>
-        <w:rPr/>
-        <w:t xml:space="preserve"> (дашборд и свод) печатает раздел вместе с графиками: меню и кнопки скрываются, страница подстраивается под альбомный A4. Чтобы получить PDF с графиками, выберите в диалоге печати «Сохранить как PDF».</w:t>
-      </w:r>
-      <w:bookmarkEnd w:id="77"/>
-    </w:p>
-    <w:p>
-      <w:pPr>
-        <w:pStyle w:val="Heading1"/>
-        <w:rPr/>
-      </w:pPr>
-      <w:bookmarkStart w:id="78" w:name="__RefHeading___Toc2314_475618950"/>
-      <w:bookmarkStart w:id="79" w:name="работа-с-телефона"/>
-      <w:bookmarkEnd w:id="78"/>
-      <w:r>
-        <w:rPr>
-          <w:rStyle w:val="SectionNumber"/>
-        </w:rPr>
-        <w:t>11</w:t>
-      </w:r>
-      <w:r>
-        <w:rPr/>
-        <w:tab/>
-        <w:t>Работа с телефона</w:t>
-      </w:r>
-    </w:p>
-    <w:p>
-      <w:pPr>
-        <w:pStyle w:val="FirstParagraph"/>
-        <w:rPr/>
-      </w:pPr>
-      <w:r>
-        <w:rPr/>
-        <w:t xml:space="preserve">На телефоне боковое меню скрыто и открывается кнопкой </w:t>
-      </w:r>
-      <w:r>
-        <w:rPr>
-          <w:b/>
-          <w:bCs/>
-        </w:rPr>
-        <w:t>☰</w:t>
-      </w:r>
-      <w:r>
-        <w:rPr/>
-        <w:t>; после выбора раздела оно закрывается само. Таблицы прокручиваются по горизонтали, а окно замера по всем эпикам показывает эпики карточками.</w:t>
-      </w:r>
-    </w:p>
-    <w:p>
-      <w:pPr>
-        <w:pStyle w:val="BodyText"/>
-        <w:rPr/>
-      </w:pPr>
-      <w:r>
-        <w:rPr/>
-        <w:drawing>
-          <wp:inline distT="0" distB="0" distL="0" distR="0">
-            <wp:extent cx="2026920" cy="4386580"/>
-            <wp:effectExtent l="0" t="0" r="0" b="0"/>
-            <wp:docPr id="32" name="Image32" descr="Дашборд на телефоне"/>
-            <wp:cNvGraphicFramePr>
-              <a:graphicFrameLocks xmlns:a="http://schemas.openxmlformats.org/drawingml/2006/main" noChangeAspect="1"/>
-            </wp:cNvGraphicFramePr>
-            <a:graphic xmlns:a="http://schemas.openxmlformats.org/drawingml/2006/main">
-              <a:graphicData uri="http://schemas.openxmlformats.org/drawingml/2006/picture">
-                <pic:pic xmlns:pic="http://schemas.openxmlformats.org/drawingml/2006/picture">
-                  <pic:nvPicPr>
-                    <pic:cNvPr id="32" name="Image32" descr="Дашборд на телефоне"/>
-                    <pic:cNvPicPr>
-                      <a:picLocks noChangeAspect="1" noChangeArrowheads="1"/>
-                    </pic:cNvPicPr>
-                  </pic:nvPicPr>
-                  <pic:blipFill>
-                    <a:blip r:embed="rId33"/>
-                    <a:stretch>
-                      <a:fillRect/>
-                    </a:stretch>
-                  </pic:blipFill>
-                  <pic:spPr bwMode="auto">
-                    <a:xfrm>
-                      <a:off x="0" y="0"/>
-                      <a:ext cx="2026920" cy="4386580"/>
-                    </a:xfrm>
-                    <a:prstGeom prst="rect">
-                      <a:avLst/>
-                    </a:prstGeom>
-                  </pic:spPr>
-                </pic:pic>
-              </a:graphicData>
-            </a:graphic>
-          </wp:inline>
-        </w:drawing>
-      </w:r>
-      <w:r>
-        <w:rPr/>
-        <w:t xml:space="preserve"> </w:t>
-      </w:r>
-      <w:r>
-        <w:rPr/>
-        <w:drawing>
-          <wp:inline distT="0" distB="0" distL="0" distR="0">
-            <wp:extent cx="2026920" cy="4386580"/>
-            <wp:effectExtent l="0" t="0" r="0" b="0"/>
-            <wp:docPr id="33" name="Image33" descr="Открытое меню"/>
-            <wp:cNvGraphicFramePr>
-              <a:graphicFrameLocks xmlns:a="http://schemas.openxmlformats.org/drawingml/2006/main" noChangeAspect="1"/>
-            </wp:cNvGraphicFramePr>
-            <a:graphic xmlns:a="http://schemas.openxmlformats.org/drawingml/2006/main">
-              <a:graphicData uri="http://schemas.openxmlformats.org/drawingml/2006/picture">
-                <pic:pic xmlns:pic="http://schemas.openxmlformats.org/drawingml/2006/picture">
-                  <pic:nvPicPr>
-                    <pic:cNvPr id="33" name="Image33" descr="Открытое меню"/>
-                    <pic:cNvPicPr>
-                      <a:picLocks noChangeAspect="1" noChangeArrowheads="1"/>
-                    </pic:cNvPicPr>
-                  </pic:nvPicPr>
-                  <pic:blipFill>
-                    <a:blip r:embed="rId34"/>
-                    <a:stretch>
-                      <a:fillRect/>
-                    </a:stretch>
-                  </pic:blipFill>
-                  <pic:spPr bwMode="auto">
-                    <a:xfrm>
-                      <a:off x="0" y="0"/>
-                      <a:ext cx="2026920" cy="4386580"/>
-                    </a:xfrm>
-                    <a:prstGeom prst="rect">
-                      <a:avLst/>
-                    </a:prstGeom>
-                  </pic:spPr>
-                </pic:pic>
-              </a:graphicData>
-            </a:graphic>
-          </wp:inline>
-        </w:drawing>
-      </w:r>
-      <w:bookmarkEnd w:id="79"/>
-    </w:p>
-    <w:p>
-      <w:pPr>
-        <w:pStyle w:val="Heading1"/>
-        <w:rPr/>
-      </w:pPr>
-      <w:bookmarkStart w:id="80" w:name="__RefHeading___Toc2316_475618950"/>
-      <w:bookmarkStart w:id="81" w:name="пользовательские-сценарии"/>
-      <w:bookmarkEnd w:id="80"/>
-      <w:r>
-        <w:rPr>
-          <w:rStyle w:val="SectionNumber"/>
-        </w:rPr>
-        <w:t>12</w:t>
-      </w:r>
-      <w:r>
-        <w:rPr/>
-        <w:tab/>
-        <w:t>Пользовательские сценарии</w:t>
-      </w:r>
-    </w:p>
-    <w:p>
-      <w:pPr>
-        <w:pStyle w:val="Heading2"/>
-        <w:rPr/>
-      </w:pPr>
-      <w:bookmarkStart w:id="82" w:name="__RefHeading___Toc2318_475618950"/>
-      <w:bookmarkStart w:id="83" w:name="сценарий-1.-еженедельный-замер-вручную"/>
-      <w:bookmarkEnd w:id="82"/>
-      <w:r>
-        <w:rPr>
-          <w:rStyle w:val="SectionNumber"/>
-        </w:rPr>
-        <w:t>12.1</w:t>
-      </w:r>
-      <w:r>
-        <w:rPr/>
-        <w:tab/>
-        <w:t>Сценарий 1. Еженедельный замер вручную</w:t>
-      </w:r>
-    </w:p>
-    <w:p>
-      <w:pPr>
-        <w:pStyle w:val="FirstParagraph"/>
-        <w:rPr/>
-      </w:pPr>
-      <w:r>
-        <w:rPr>
-          <w:b/>
-          <w:bCs/>
-        </w:rPr>
-        <w:t>Кто:</w:t>
-      </w:r>
-      <w:r>
-        <w:rPr/>
-        <w:t xml:space="preserve"> руководитель проекта. </w:t>
-      </w:r>
-      <w:r>
-        <w:rPr>
-          <w:b/>
-          <w:bCs/>
-        </w:rPr>
-        <w:t>Цель:</w:t>
-      </w:r>
-      <w:r>
-        <w:rPr/>
-        <w:t xml:space="preserve"> обновить данные по всем эпикам и оценить сроки.</w:t>
-      </w:r>
-    </w:p>
-    <w:p>
-      <w:pPr>
-        <w:pStyle w:val="Compact"/>
-        <w:numPr>
-          <w:ilvl w:val="0"/>
-          <w:numId w:val="83"/>
-        </w:numPr>
-        <w:rPr/>
-      </w:pPr>
-      <w:r>
-        <w:rPr/>
-        <w:t xml:space="preserve">Открывает «Данные по датам» и нажимает </w:t>
-      </w:r>
-      <w:r>
-        <w:rPr>
-          <w:b/>
-          <w:bCs/>
-        </w:rPr>
-        <w:t>Замер по всем эпикам</w:t>
-      </w:r>
-      <w:r>
-        <w:rPr/>
-        <w:t>.</w:t>
-      </w:r>
-    </w:p>
-    <w:p>
-      <w:pPr>
-        <w:pStyle w:val="Compact"/>
-        <w:numPr>
-          <w:ilvl w:val="0"/>
-          <w:numId w:val="84"/>
-        </w:numPr>
-        <w:rPr/>
-      </w:pPr>
-      <w:r>
-        <w:rPr/>
-        <w:t xml:space="preserve">Проверяет дату, нажимает </w:t>
-      </w:r>
-      <w:r>
-        <w:rPr>
-          <w:b/>
-          <w:bCs/>
-        </w:rPr>
-        <w:t>Подставить прошлые значения</w:t>
-      </w:r>
-      <w:r>
-        <w:rPr/>
-        <w:t>, исправляет остаток и затраченное время, при изменении — оценку.</w:t>
-      </w:r>
-    </w:p>
-    <w:p>
-      <w:pPr>
-        <w:pStyle w:val="Compact"/>
-        <w:numPr>
-          <w:ilvl w:val="0"/>
-          <w:numId w:val="85"/>
-        </w:numPr>
-        <w:rPr/>
-      </w:pPr>
-      <w:r>
-        <w:rPr/>
-        <w:t xml:space="preserve">Нажимает </w:t>
-      </w:r>
-      <w:r>
-        <w:rPr>
-          <w:b/>
-          <w:bCs/>
-        </w:rPr>
-        <w:t>Сохранить</w:t>
-      </w:r>
-      <w:r>
-        <w:rPr/>
-        <w:t xml:space="preserve"> и переходит на «Дашборд»: статусы, Δ оценки, строки с отрицательным burn rate.</w:t>
-      </w:r>
-    </w:p>
-    <w:p>
-      <w:pPr>
-        <w:pStyle w:val="Compact"/>
-        <w:numPr>
-          <w:ilvl w:val="0"/>
-          <w:numId w:val="86"/>
-        </w:numPr>
-        <w:rPr/>
-      </w:pPr>
-      <w:r>
-        <w:rPr/>
-        <w:t>В «Своде по этапам» проверяет, что этапы укладываются в цели.</w:t>
-      </w:r>
-    </w:p>
-    <w:p>
-      <w:pPr>
-        <w:pStyle w:val="FirstParagraph"/>
-        <w:rPr/>
-      </w:pPr>
-      <w:r>
-        <w:rPr>
-          <w:b/>
-          <w:bCs/>
-        </w:rPr>
-        <w:t>Результат:</w:t>
-      </w:r>
-      <w:r>
-        <w:rPr/>
-        <w:t xml:space="preserve"> актуальная картина сроков за несколько минут.</w:t>
-      </w:r>
-      <w:bookmarkEnd w:id="83"/>
-    </w:p>
-    <w:p>
-      <w:pPr>
-        <w:pStyle w:val="Heading2"/>
-        <w:rPr/>
-      </w:pPr>
-      <w:bookmarkStart w:id="84" w:name="__RefHeading___Toc2320_475618950"/>
-      <w:bookmarkStart w:id="85" w:name="X78d37a44ee7c8d22d59db32d3ad170073632566"/>
-      <w:bookmarkEnd w:id="84"/>
-      <w:r>
-        <w:rPr>
-          <w:rStyle w:val="SectionNumber"/>
-        </w:rPr>
-        <w:t>12.2</w:t>
-      </w:r>
-      <w:r>
-        <w:rPr/>
-        <w:tab/>
-        <w:t>Сценарий 2. Связать проект с Jira и затянуть сегодняшний день</w:t>
-      </w:r>
-    </w:p>
-    <w:p>
-      <w:pPr>
-        <w:pStyle w:val="FirstParagraph"/>
-        <w:rPr/>
-      </w:pPr>
-      <w:r>
-        <w:rPr>
-          <w:b/>
-          <w:bCs/>
-        </w:rPr>
-        <w:t>Кто:</w:t>
-      </w:r>
-      <w:r>
-        <w:rPr/>
-        <w:t xml:space="preserve"> руководитель проекта, задачи команды ведутся в Jira со структурой Structure.</w:t>
-      </w:r>
-    </w:p>
-    <w:p>
-      <w:pPr>
-        <w:pStyle w:val="Compact"/>
-        <w:numPr>
-          <w:ilvl w:val="0"/>
-          <w:numId w:val="87"/>
-        </w:numPr>
-        <w:rPr/>
-      </w:pPr>
-      <w:r>
-        <w:rPr/>
-        <w:t xml:space="preserve">В «Связь с Jira» вводит адрес Jira и PAT, нажимает </w:t>
-      </w:r>
-      <w:r>
-        <w:rPr>
-          <w:b/>
-          <w:bCs/>
-        </w:rPr>
-        <w:t>Проверить подключение</w:t>
-      </w:r>
-      <w:r>
-        <w:rPr/>
-        <w:t xml:space="preserve">, затем </w:t>
-      </w:r>
-      <w:r>
-        <w:rPr>
-          <w:b/>
-          <w:bCs/>
-        </w:rPr>
-        <w:t>Сохранить</w:t>
-      </w:r>
-      <w:r>
-        <w:rPr/>
-        <w:t>.</w:t>
-      </w:r>
-    </w:p>
-    <w:p>
-      <w:pPr>
-        <w:pStyle w:val="Compact"/>
-        <w:numPr>
-          <w:ilvl w:val="0"/>
-          <w:numId w:val="88"/>
-        </w:numPr>
-        <w:rPr/>
-      </w:pPr>
-      <w:r>
-        <w:rPr/>
-        <w:t xml:space="preserve">Нажимает </w:t>
-      </w:r>
-      <w:r>
-        <w:rPr>
-          <w:b/>
-          <w:bCs/>
-        </w:rPr>
-        <w:t>+ Новая кнопка</w:t>
-      </w:r>
-      <w:r>
-        <w:rPr/>
-        <w:t xml:space="preserve">, вводит название, </w:t>
-      </w:r>
-      <w:r>
-        <w:rPr>
-          <w:b/>
-          <w:bCs/>
-        </w:rPr>
-        <w:t>Загрузить из Jira</w:t>
-      </w:r>
-      <w:r>
-        <w:rPr/>
-        <w:t xml:space="preserve"> → выбирает структуру релиза.</w:t>
-      </w:r>
-    </w:p>
-    <w:p>
-      <w:pPr>
-        <w:pStyle w:val="Compact"/>
-        <w:numPr>
-          <w:ilvl w:val="0"/>
-          <w:numId w:val="89"/>
-        </w:numPr>
-        <w:rPr/>
-      </w:pPr>
-      <w:r>
-        <w:rPr/>
-        <w:t xml:space="preserve">У каждого эпика указывает ключ задачи-эпика Jira, оставляет </w:t>
-      </w:r>
-      <w:r>
-        <w:rPr>
-          <w:b/>
-          <w:bCs/>
-        </w:rPr>
-        <w:t>С вложенными</w:t>
-      </w:r>
-      <w:r>
-        <w:rPr/>
-        <w:t>.</w:t>
-      </w:r>
-    </w:p>
-    <w:p>
-      <w:pPr>
-        <w:pStyle w:val="Compact"/>
-        <w:numPr>
-          <w:ilvl w:val="0"/>
-          <w:numId w:val="90"/>
-        </w:numPr>
-        <w:rPr/>
-      </w:pPr>
-      <w:r>
-        <w:rPr/>
-        <w:t xml:space="preserve">Проверяет поля Jira: стандартный учёт времени подходит; если команда ведёт трудозатраты в своём поле — </w:t>
-      </w:r>
-      <w:r>
-        <w:rPr>
-          <w:b/>
-          <w:bCs/>
-        </w:rPr>
-        <w:t>Загрузить поля из Jira</w:t>
-      </w:r>
-      <w:r>
-        <w:rPr/>
-        <w:t xml:space="preserve"> и выбирает его с единицей </w:t>
-      </w:r>
-      <w:r>
-        <w:rPr>
-          <w:b/>
-          <w:bCs/>
-        </w:rPr>
-        <w:t>часы</w:t>
-      </w:r>
-      <w:r>
-        <w:rPr/>
-        <w:t>.</w:t>
-      </w:r>
-    </w:p>
-    <w:p>
-      <w:pPr>
-        <w:pStyle w:val="Compact"/>
-        <w:numPr>
-          <w:ilvl w:val="0"/>
-          <w:numId w:val="91"/>
-        </w:numPr>
-        <w:rPr/>
-      </w:pPr>
-      <w:r>
-        <w:rPr/>
-        <w:t>Сохраняет кнопку, открывает «Данные по датам», нажимает кнопку среза.</w:t>
-      </w:r>
-    </w:p>
-    <w:p>
-      <w:pPr>
-        <w:pStyle w:val="Compact"/>
-        <w:numPr>
-          <w:ilvl w:val="0"/>
-          <w:numId w:val="92"/>
-        </w:numPr>
-        <w:rPr/>
-      </w:pPr>
-      <w:r>
-        <w:rPr/>
-        <w:t xml:space="preserve">Сверяет значения и предупреждения в окне среза, нажимает </w:t>
-      </w:r>
-      <w:r>
-        <w:rPr>
-          <w:b/>
-          <w:bCs/>
-        </w:rPr>
-        <w:t>Сохранить</w:t>
-      </w:r>
-      <w:r>
-        <w:rPr/>
-        <w:t>.</w:t>
-      </w:r>
-    </w:p>
-    <w:p>
-      <w:pPr>
-        <w:pStyle w:val="FirstParagraph"/>
-        <w:rPr/>
-      </w:pPr>
-      <w:r>
-        <w:rPr>
-          <w:b/>
-          <w:bCs/>
-        </w:rPr>
-        <w:t>Результат:</w:t>
-      </w:r>
-      <w:r>
-        <w:rPr/>
-        <w:t xml:space="preserve"> замер за сегодня по всем эпикам заполнен из Jira, для кнопки открыто автозаполнение.</w:t>
-      </w:r>
-      <w:bookmarkEnd w:id="85"/>
-    </w:p>
-    <w:p>
-      <w:pPr>
-        <w:pStyle w:val="Heading2"/>
-        <w:rPr/>
-      </w:pPr>
-      <w:bookmarkStart w:id="86" w:name="__RefHeading___Toc2322_475618950"/>
-      <w:bookmarkStart w:id="87" w:name="сценарий-3.-ежедневное-автозаполнение"/>
-      <w:bookmarkEnd w:id="86"/>
-      <w:r>
-        <w:rPr>
-          <w:rStyle w:val="SectionNumber"/>
-        </w:rPr>
-        <w:t>12.3</w:t>
-      </w:r>
-      <w:r>
-        <w:rPr/>
-        <w:tab/>
-        <w:t>Сценарий 3. Ежедневное автозаполнение</w:t>
-      </w:r>
-    </w:p>
-    <w:p>
-      <w:pPr>
-        <w:pStyle w:val="FirstParagraph"/>
-        <w:rPr/>
-      </w:pPr>
-      <w:r>
-        <w:rPr>
-          <w:b/>
-          <w:bCs/>
-        </w:rPr>
-        <w:t>Кто:</w:t>
-      </w:r>
-      <w:r>
-        <w:rPr/>
-        <w:t xml:space="preserve"> руководитель проекта после первого успешного среза.</w:t>
-      </w:r>
-    </w:p>
-    <w:p>
-      <w:pPr>
-        <w:pStyle w:val="Compact"/>
-        <w:numPr>
-          <w:ilvl w:val="0"/>
-          <w:numId w:val="93"/>
-        </w:numPr>
-        <w:rPr/>
-      </w:pPr>
-      <w:r>
-        <w:rPr/>
-        <w:t>Открывает «Автозаполнение», включает переключатель у кнопки.</w:t>
-      </w:r>
-    </w:p>
-    <w:p>
-      <w:pPr>
-        <w:pStyle w:val="Compact"/>
-        <w:numPr>
-          <w:ilvl w:val="0"/>
-          <w:numId w:val="94"/>
-        </w:numPr>
-        <w:rPr/>
-      </w:pPr>
-      <w:r>
-        <w:rPr/>
-        <w:t xml:space="preserve">Оставляет будни, ставит время 09:00 и свой часовой пояс, оставляет </w:t>
-      </w:r>
-      <w:r>
-        <w:rPr>
-          <w:b/>
-          <w:bCs/>
-        </w:rPr>
-        <w:t>Перезаписывать замер</w:t>
-      </w:r>
-      <w:r>
-        <w:rPr/>
-        <w:t>.</w:t>
-      </w:r>
-    </w:p>
-    <w:p>
-      <w:pPr>
-        <w:pStyle w:val="Compact"/>
-        <w:numPr>
-          <w:ilvl w:val="0"/>
-          <w:numId w:val="95"/>
-        </w:numPr>
-        <w:rPr/>
-      </w:pPr>
-      <w:r>
-        <w:rPr/>
-        <w:t xml:space="preserve">Нажимает </w:t>
-      </w:r>
-      <w:r>
-        <w:rPr>
-          <w:b/>
-          <w:bCs/>
-        </w:rPr>
-        <w:t>Сохранить расписание</w:t>
-      </w:r>
-      <w:r>
-        <w:rPr/>
-        <w:t xml:space="preserve"> и проверяет </w:t>
-      </w:r>
-      <w:r>
-        <w:rPr>
-          <w:b/>
-          <w:bCs/>
-        </w:rPr>
-        <w:t>Следующий запуск</w:t>
-      </w:r>
-      <w:r>
-        <w:rPr/>
-        <w:t>.</w:t>
-      </w:r>
-    </w:p>
-    <w:p>
-      <w:pPr>
-        <w:pStyle w:val="Compact"/>
-        <w:numPr>
-          <w:ilvl w:val="0"/>
-          <w:numId w:val="96"/>
-        </w:numPr>
-        <w:rPr/>
-      </w:pPr>
-      <w:r>
-        <w:rPr/>
-        <w:t>На следующее утро видит в карточке «Сохранено замеров за …» и свежие графики на дашборде.</w:t>
-      </w:r>
-    </w:p>
-    <w:p>
-      <w:pPr>
-        <w:pStyle w:val="FirstParagraph"/>
-        <w:rPr/>
-      </w:pPr>
-      <w:r>
-        <w:rPr>
-          <w:b/>
-          <w:bCs/>
-        </w:rPr>
-        <w:t>Результат:</w:t>
-      </w:r>
-      <w:r>
-        <w:rPr/>
-        <w:t xml:space="preserve"> данные обновляются каждый рабочий день без участия человека.</w:t>
-      </w:r>
-      <w:bookmarkEnd w:id="87"/>
-    </w:p>
-    <w:p>
-      <w:pPr>
-        <w:pStyle w:val="Heading2"/>
-        <w:rPr/>
-      </w:pPr>
-      <w:bookmarkStart w:id="88" w:name="__RefHeading___Toc2324_475618950"/>
-      <w:bookmarkStart w:id="89" w:name="X5fae76ae0535803ad8a038ebb67483220095fb0"/>
-      <w:bookmarkEnd w:id="88"/>
-      <w:r>
-        <w:rPr>
-          <w:rStyle w:val="SectionNumber"/>
-        </w:rPr>
-        <w:t>12.4</w:t>
-      </w:r>
-      <w:r>
-        <w:rPr/>
-        <w:tab/>
-        <w:t>Сценарий 4. Ручная правка поверх автозаполнения</w:t>
-      </w:r>
-    </w:p>
-    <w:p>
-      <w:pPr>
-        <w:pStyle w:val="FirstParagraph"/>
-        <w:rPr/>
-      </w:pPr>
-      <w:r>
-        <w:rPr>
-          <w:b/>
-          <w:bCs/>
-        </w:rPr>
-        <w:t>Кто:</w:t>
-      </w:r>
-      <w:r>
-        <w:rPr/>
-        <w:t xml:space="preserve"> руководитель проекта, который хочет сам вносить оценку, а остаток и затраченное брать из Jira.</w:t>
-      </w:r>
-    </w:p>
-    <w:p>
-      <w:pPr>
-        <w:pStyle w:val="Compact"/>
-        <w:numPr>
-          <w:ilvl w:val="0"/>
-          <w:numId w:val="97"/>
-        </w:numPr>
-        <w:rPr/>
-      </w:pPr>
-      <w:r>
-        <w:rPr/>
-        <w:t xml:space="preserve">В редакторе кнопки для </w:t>
-      </w:r>
-      <w:r>
-        <w:rPr>
-          <w:b/>
-          <w:bCs/>
-        </w:rPr>
-        <w:t>Оценки</w:t>
-      </w:r>
-      <w:r>
-        <w:rPr/>
-        <w:t xml:space="preserve"> выбирает </w:t>
-      </w:r>
-      <w:r>
-        <w:rPr>
-          <w:b/>
-          <w:bCs/>
-        </w:rPr>
-        <w:t>— не заполнять —</w:t>
-      </w:r>
-      <w:r>
-        <w:rPr/>
-        <w:t>.</w:t>
-      </w:r>
-    </w:p>
-    <w:p>
-      <w:pPr>
-        <w:pStyle w:val="Compact"/>
-        <w:numPr>
-          <w:ilvl w:val="0"/>
-          <w:numId w:val="98"/>
-        </w:numPr>
-        <w:rPr/>
-      </w:pPr>
-      <w:r>
-        <w:rPr/>
-        <w:t>Вносит оценку вручную в «Данных по датам».</w:t>
-      </w:r>
-    </w:p>
-    <w:p>
-      <w:pPr>
-        <w:pStyle w:val="Compact"/>
-        <w:numPr>
-          <w:ilvl w:val="0"/>
-          <w:numId w:val="99"/>
-        </w:numPr>
-        <w:rPr/>
-      </w:pPr>
-      <w:r>
-        <w:rPr/>
-        <w:t>Автозапуск обновляет остаток и затраченное время, а внесённая оценка остаётся.</w:t>
-      </w:r>
-    </w:p>
-    <w:p>
-      <w:pPr>
-        <w:pStyle w:val="FirstParagraph"/>
-        <w:rPr/>
-      </w:pPr>
-      <w:r>
-        <w:rPr>
-          <w:b/>
-          <w:bCs/>
-        </w:rPr>
-        <w:t>Результат:</w:t>
-      </w:r>
-      <w:r>
-        <w:rPr/>
-        <w:t xml:space="preserve"> часть показателей ведётся вручную, часть — из Jira.</w:t>
-      </w:r>
-      <w:bookmarkEnd w:id="89"/>
-    </w:p>
-    <w:p>
-      <w:pPr>
-        <w:pStyle w:val="Heading2"/>
-        <w:rPr/>
-      </w:pPr>
-      <w:bookmarkStart w:id="90" w:name="__RefHeading___Toc2326_475618950"/>
-      <w:bookmarkStart w:id="91" w:name="сценарий-5.-завершение-работ-по-эпику"/>
-      <w:bookmarkEnd w:id="90"/>
-      <w:r>
-        <w:rPr>
-          <w:rStyle w:val="SectionNumber"/>
-        </w:rPr>
-        <w:t>12.5</w:t>
-      </w:r>
-      <w:r>
-        <w:rPr/>
-        <w:tab/>
-        <w:t>Сценарий 5. Завершение работ по эпику</w:t>
-      </w:r>
-    </w:p>
-    <w:p>
-      <w:pPr>
-        <w:pStyle w:val="Compact"/>
-        <w:numPr>
-          <w:ilvl w:val="0"/>
-          <w:numId w:val="100"/>
-        </w:numPr>
-        <w:rPr/>
-      </w:pPr>
-      <w:r>
-        <w:rPr/>
-        <w:t>Вносит последний замер с нулевым остатком.</w:t>
-      </w:r>
-    </w:p>
-    <w:p>
-      <w:pPr>
-        <w:pStyle w:val="Compact"/>
-        <w:numPr>
-          <w:ilvl w:val="0"/>
-          <w:numId w:val="101"/>
-        </w:numPr>
-        <w:rPr/>
-      </w:pPr>
-      <w:r>
-        <w:rPr/>
-        <w:t xml:space="preserve">В «Эпиках» ставит отметку </w:t>
-      </w:r>
-      <w:r>
-        <w:rPr>
-          <w:b/>
-          <w:bCs/>
-        </w:rPr>
-        <w:t>Сдано</w:t>
-      </w:r>
-      <w:r>
-        <w:rPr/>
-        <w:t>.</w:t>
-      </w:r>
-    </w:p>
-    <w:p>
-      <w:pPr>
-        <w:pStyle w:val="Compact"/>
-        <w:numPr>
-          <w:ilvl w:val="0"/>
-          <w:numId w:val="102"/>
-        </w:numPr>
-        <w:rPr/>
-      </w:pPr>
-      <w:r>
-        <w:rPr/>
-        <w:t xml:space="preserve">На дашборде включает </w:t>
-      </w:r>
-      <w:r>
-        <w:rPr>
-          <w:b/>
-          <w:bCs/>
-        </w:rPr>
-        <w:t>Скрыть сданные</w:t>
-      </w:r>
-      <w:r>
-        <w:rPr/>
-        <w:t>.</w:t>
-      </w:r>
-    </w:p>
-    <w:p>
-      <w:pPr>
-        <w:pStyle w:val="Compact"/>
-        <w:numPr>
-          <w:ilvl w:val="0"/>
-          <w:numId w:val="103"/>
-        </w:numPr>
-        <w:rPr/>
-      </w:pPr>
-      <w:bookmarkStart w:id="92" w:name="пользовательские-сценарии"/>
-      <w:bookmarkStart w:id="93" w:name="сценарий-5.-завершение-работ-по-эпику"/>
-      <w:r>
-        <w:rPr/>
-        <w:t>Убирает задачи Jira этого эпика из кнопки среза, чтобы автозаполнение больше не создавало по нему замеры.</w:t>
-      </w:r>
-      <w:bookmarkEnd w:id="92"/>
-      <w:bookmarkEnd w:id="93"/>
-    </w:p>
-    <w:p>
-      <w:pPr>
-        <w:pStyle w:val="Heading1"/>
-        <w:rPr/>
-      </w:pPr>
-      <w:bookmarkStart w:id="94" w:name="__RefHeading___Toc2328_475618950"/>
-      <w:bookmarkStart w:id="95" w:name="частые-вопросы"/>
-      <w:bookmarkEnd w:id="94"/>
-      <w:r>
-        <w:rPr>
-          <w:rStyle w:val="SectionNumber"/>
-        </w:rPr>
-        <w:t>13</w:t>
-      </w:r>
-      <w:r>
-        <w:rPr/>
-        <w:tab/>
-        <w:t>Частые вопросы</w:t>
-      </w:r>
-    </w:p>
-    <w:p>
-      <w:pPr>
-        <w:pStyle w:val="FirstParagraph"/>
-        <w:rPr/>
-      </w:pPr>
-      <w:r>
-        <w:rPr>
-          <w:b/>
-          <w:bCs/>
-        </w:rPr>
-        <w:t>Не вижу нужный проект.</w:t>
-      </w:r>
-      <w:r>
-        <w:rPr/>
-        <w:t xml:space="preserve"> Доступ к проектам открывает администратор. Если проектов нет совсем, вместо разделов отображается сообщение «Нет доступных проектов».</w:t>
-      </w:r>
-    </w:p>
-    <w:p>
-      <w:pPr>
-        <w:pStyle w:val="BodyText"/>
-        <w:rPr/>
-      </w:pPr>
-      <w:r>
-        <w:rPr>
-          <w:b/>
-          <w:bCs/>
-        </w:rPr>
-        <w:t>Поля серые, кнопок нет.</w:t>
-      </w:r>
-      <w:r>
-        <w:rPr/>
-        <w:t xml:space="preserve"> У вас роль «Пользователь» в этом проекте — режим просмотра. Для редактирования обратитесь к администратору.</w:t>
-      </w:r>
-    </w:p>
-    <w:p>
-      <w:pPr>
-        <w:pStyle w:val="BodyText"/>
-        <w:rPr/>
-      </w:pPr>
-      <w:r>
-        <w:rPr>
-          <w:b/>
-          <w:bCs/>
-        </w:rPr>
-        <w:t>Статус «Нет цели».</w:t>
-      </w:r>
-      <w:r>
-        <w:rPr/>
-        <w:t xml:space="preserve"> Укажите целевую дату эпика («Эпики» или поле </w:t>
-      </w:r>
-      <w:r>
-        <w:rPr>
-          <w:b/>
-          <w:bCs/>
-        </w:rPr>
-        <w:t>Цель</w:t>
-      </w:r>
-      <w:r>
-        <w:rPr/>
-        <w:t xml:space="preserve"> на дашборде) либо этапа (</w:t>
-      </w:r>
-      <w:r>
-        <w:rPr>
-          <w:b/>
-          <w:bCs/>
-        </w:rPr>
-        <w:t>Цель этапа</w:t>
-      </w:r>
-      <w:r>
-        <w:rPr/>
-        <w:t xml:space="preserve"> в своде).</w:t>
-      </w:r>
-    </w:p>
-    <w:p>
-      <w:pPr>
-        <w:pStyle w:val="BodyText"/>
-        <w:rPr/>
-      </w:pPr>
-      <w:r>
-        <w:rPr>
-          <w:b/>
-          <w:bCs/>
-        </w:rPr>
-        <w:t>Прогноз «не сгорает».</w:t>
-      </w:r>
-      <w:r>
-        <w:rPr/>
-        <w:t xml:space="preserve"> Остаток по замерам не уменьшается. Проверьте значения; если всё верно — работы не продвигаются.</w:t>
-      </w:r>
-    </w:p>
-    <w:p>
-      <w:pPr>
-        <w:pStyle w:val="BodyText"/>
-        <w:rPr/>
-      </w:pPr>
-      <w:r>
-        <w:rPr>
-          <w:b/>
-          <w:bCs/>
-        </w:rPr>
-        <w:t>«Замер на эту дату уже есть».</w:t>
-      </w:r>
-      <w:r>
-        <w:rPr/>
-        <w:t xml:space="preserve"> Измените значения в существующей строке или используйте </w:t>
-      </w:r>
-      <w:r>
-        <w:rPr>
-          <w:b/>
-          <w:bCs/>
-        </w:rPr>
-        <w:t>Замер по всем эпикам</w:t>
-      </w:r>
-      <w:r>
-        <w:rPr/>
-        <w:t xml:space="preserve"> — окно обновит существующий замер.</w:t>
-      </w:r>
-    </w:p>
-    <w:p>
-      <w:pPr>
-        <w:pStyle w:val="BodyText"/>
-        <w:rPr/>
-      </w:pPr>
-      <w:r>
-        <w:rPr>
-          <w:b/>
-          <w:bCs/>
-        </w:rPr>
-        <w:t>Нет кнопки среза в «Данных по датам».</w:t>
-      </w:r>
-      <w:r>
-        <w:rPr/>
-        <w:t xml:space="preserve"> Кнопки видны руководителю проекта и администратору, когда подключение к Jira сохранено и создана хотя бы одна кнопка.</w:t>
-      </w:r>
-    </w:p>
-    <w:p>
-      <w:pPr>
-        <w:pStyle w:val="BodyText"/>
-        <w:rPr/>
-      </w:pPr>
-      <w:r>
-        <w:rPr>
-          <w:b/>
-          <w:bCs/>
-        </w:rPr>
-        <w:t>«Jira отклонила логин/токен (401)».</w:t>
-      </w:r>
-      <w:r>
-        <w:rPr/>
-        <w:t xml:space="preserve"> Проверьте тип подключения, логин и токен; у PAT и API-токенов бывает срок действия. Введите новый токен в «Связь с Jira» и сохраните.</w:t>
-      </w:r>
-    </w:p>
-    <w:p>
-      <w:pPr>
-        <w:pStyle w:val="BodyText"/>
-        <w:rPr/>
-      </w:pPr>
-      <w:r>
-        <w:rPr>
-          <w:b/>
-          <w:bCs/>
-        </w:rPr>
-        <w:t>«Структура N не найдена или плагин Structure недоступен».</w:t>
-      </w:r>
-      <w:r>
-        <w:rPr/>
-        <w:t xml:space="preserve"> Проверьте номер структуры и права учётной записи Jira на неё. Если плагина Structure нет, используйте кнопку без структуры — подзадачи соберутся по связи «задача — подзадача».</w:t>
-      </w:r>
-    </w:p>
-    <w:p>
-      <w:pPr>
-        <w:pStyle w:val="BodyText"/>
-        <w:rPr/>
-      </w:pPr>
-      <w:r>
-        <w:rPr>
-          <w:b/>
-          <w:bCs/>
-        </w:rPr>
-        <w:t>В окне среза пустые значения у эпика.</w:t>
-      </w:r>
-      <w:r>
-        <w:rPr/>
-        <w:t xml:space="preserve"> У задач не заполнены выбранные поля Jira, или все задачи недоступны — смотрите предупреждения под названием эпика.</w:t>
-      </w:r>
-    </w:p>
-    <w:p>
-      <w:pPr>
-        <w:pStyle w:val="BodyText"/>
-        <w:rPr/>
-      </w:pPr>
-      <w:r>
-        <w:rPr>
-          <w:b/>
-          <w:bCs/>
-        </w:rPr>
-        <w:t>Переключатель автозаполнения неактивен.</w:t>
-      </w:r>
-      <w:r>
-        <w:rPr/>
-        <w:t xml:space="preserve"> По кнопке ещё не было успешного среза. Выполните срез в «Данных по датам» — переключатель станет доступен.</w:t>
-      </w:r>
-    </w:p>
-    <w:p>
-      <w:pPr>
-        <w:pStyle w:val="BodyText"/>
-        <w:rPr/>
-      </w:pPr>
-      <w:r>
-        <w:rPr>
-          <w:b/>
-          <w:bCs/>
-        </w:rPr>
-        <w:t>Автозапуск не сработал утром.</w:t>
-      </w:r>
-      <w:r>
-        <w:rPr/>
-        <w:t xml:space="preserve"> Посмотрите </w:t>
-      </w:r>
-      <w:r>
-        <w:rPr>
-          <w:b/>
-          <w:bCs/>
-        </w:rPr>
-        <w:t>Последний автозапуск</w:t>
-      </w:r>
-      <w:r>
-        <w:rPr/>
-        <w:t xml:space="preserve"> в карточке: при ошибке там её текст. Если расписание включено после сегодняшнего времени запуска, первый запуск будет на следующий день. При длительной недоступности сервера обратитесь к администратору.</w:t>
-      </w:r>
-    </w:p>
-    <w:p>
-      <w:pPr>
-        <w:pStyle w:val="BodyText"/>
-        <w:rPr/>
-      </w:pPr>
-      <w:r>
-        <w:rPr>
-          <w:b/>
-          <w:bCs/>
-        </w:rPr>
-        <w:t>«Нет связи с сервером — изменения не сохранены».</w:t>
-      </w:r>
-      <w:r>
-        <w:rPr/>
-        <w:t xml:space="preserve"> Проверьте сеть и повторите ввод: прежнее значение в поле уже восстановлено.</w:t>
-      </w:r>
-    </w:p>
-    <w:p>
-      <w:pPr>
-        <w:pStyle w:val="BodyText"/>
-        <w:rPr/>
-      </w:pPr>
-      <w:r>
-        <w:rPr>
-          <w:b/>
-          <w:bCs/>
-        </w:rPr>
-        <w:t>После обновления интерфейс выглядит странно.</w:t>
-      </w:r>
-      <w:r>
-        <w:rPr/>
-        <w:t xml:space="preserve"> Обновите страницу с очисткой кэша: Ctrl+F5 (на macOS — Cmd+Shift+R).</w:t>
-      </w:r>
-      <w:bookmarkEnd w:id="95"/>
-    </w:p>
-    <w:p>
-      <w:pPr>
-        <w:pStyle w:val="Heading1"/>
-        <w:rPr/>
-      </w:pPr>
-      <w:bookmarkStart w:id="96" w:name="__RefHeading___Toc2330_475618950"/>
-      <w:bookmarkEnd w:id="96"/>
-      <w:r>
-        <w:rPr>
-          <w:rStyle w:val="SectionNumber"/>
-        </w:rPr>
-        <w:t>14</w:t>
-      </w:r>
-      <w:r>
-        <w:rPr/>
-        <w:tab/>
-        <w:t>Глоссарий</w:t>
+        <w:t>Состав эпиков по задачам Jira</w:t>
       </w:r>
     </w:p>
     <w:tbl>
@@ -12880,7 +11663,7 @@
                 <w:szCs w:val="24"/>
                 <w:lang w:val="ru-RU" w:eastAsia="en-US" w:bidi="ar-SA"/>
               </w:rPr>
-              <w:t>Термин</w:t>
+              <w:t>Столбец</w:t>
             </w:r>
           </w:p>
         </w:tc>
@@ -12916,7 +11699,7 @@
                 <w:szCs w:val="24"/>
                 <w:lang w:val="ru-RU" w:eastAsia="en-US" w:bidi="ar-SA"/>
               </w:rPr>
-              <w:t>Определение</w:t>
+              <w:t>Что показывает</w:t>
             </w:r>
           </w:p>
         </w:tc>
@@ -12952,7 +11735,7 @@
                 <w:szCs w:val="24"/>
                 <w:lang w:val="ru-RU" w:eastAsia="en-US" w:bidi="ar-SA"/>
               </w:rPr>
-              <w:t>Burn rate</w:t>
+              <w:t>Состав задач</w:t>
             </w:r>
           </w:p>
         </w:tc>
@@ -12985,7 +11768,7 @@
                 <w:szCs w:val="24"/>
                 <w:lang w:val="ru-RU" w:eastAsia="en-US" w:bidi="ar-SA"/>
               </w:rPr>
-              <w:t>Скорость сгорания остатка, часов в день</w:t>
+              <w:t>Полоса из трёх частей по числу задач: зелёная — готово, синяя — в работе, серая — не начато. Наведите курсор, чтобы увидеть числа</w:t>
             </w:r>
           </w:p>
         </w:tc>
@@ -13021,7 +11804,7 @@
                 <w:szCs w:val="24"/>
                 <w:lang w:val="ru-RU" w:eastAsia="en-US" w:bidi="ar-SA"/>
               </w:rPr>
-              <w:t>Δ оценки</w:t>
+              <w:t>Выполнено объёма</w:t>
             </w:r>
           </w:p>
         </w:tc>
@@ -13054,7 +11837,7 @@
                 <w:szCs w:val="24"/>
                 <w:lang w:val="ru-RU" w:eastAsia="en-US" w:bidi="ar-SA"/>
               </w:rPr>
-              <w:t>Изменение оценки от первого до последнего замера</w:t>
+              <w:t>Доля объёма закрытых задач в объёме эпика</w:t>
             </w:r>
           </w:p>
         </w:tc>
@@ -13090,7 +11873,7 @@
                 <w:szCs w:val="24"/>
                 <w:lang w:val="ru-RU" w:eastAsia="en-US" w:bidi="ar-SA"/>
               </w:rPr>
-              <w:t>PAT</w:t>
+              <w:t>Задач готово</w:t>
             </w:r>
           </w:p>
         </w:tc>
@@ -13123,7 +11906,7 @@
                 <w:szCs w:val="24"/>
                 <w:lang w:val="ru-RU" w:eastAsia="en-US" w:bidi="ar-SA"/>
               </w:rPr>
-              <w:t>Personal Access Token — персональный токен доступа Jira Server/DC</w:t>
+              <w:t>Сколько задач закрыто из всех задач эпика</w:t>
             </w:r>
           </w:p>
         </w:tc>
@@ -13159,7 +11942,7 @@
                 <w:szCs w:val="24"/>
                 <w:lang w:val="ru-RU" w:eastAsia="en-US" w:bidi="ar-SA"/>
               </w:rPr>
-              <w:t>API-токен</w:t>
+              <w:t>Объём, ч</w:t>
             </w:r>
           </w:p>
         </w:tc>
@@ -13192,7 +11975,7 @@
                 <w:szCs w:val="24"/>
                 <w:lang w:val="ru-RU" w:eastAsia="en-US" w:bidi="ar-SA"/>
               </w:rPr>
-              <w:t>Токен доступа Jira Cloud, создаётся на id.atlassian.com</w:t>
+              <w:t>Сумма объёма задач эпика</w:t>
             </w:r>
           </w:p>
         </w:tc>
@@ -13228,7 +12011,7 @@
                 <w:szCs w:val="24"/>
                 <w:lang w:val="ru-RU" w:eastAsia="en-US" w:bidi="ar-SA"/>
               </w:rPr>
-              <w:t>Structure</w:t>
+              <w:t>Данные</w:t>
             </w:r>
           </w:p>
         </w:tc>
@@ -13261,7 +12044,16 @@
                 <w:szCs w:val="24"/>
                 <w:lang w:val="ru-RU" w:eastAsia="en-US" w:bidi="ar-SA"/>
               </w:rPr>
-              <w:t>Плагин Jira (Tempo) для иерархических структур задач</w:t>
+              <w:t xml:space="preserve">✓ — </w:t>
+            </w:r>
+            <w:r>
+              <w:rPr>
+                <w:kern w:val="0"/>
+                <w:sz w:val="18"/>
+                <w:szCs w:val="24"/>
+                <w:lang w:val="ru-RU" w:eastAsia="en-US" w:bidi="ar-SA"/>
+              </w:rPr>
+              <w:t>данные в порядке; ⚠ N — у N задач неполные данные (подробности — в подсказке и в списке задач)</w:t>
             </w:r>
           </w:p>
         </w:tc>
@@ -13297,7 +12089,7 @@
                 <w:szCs w:val="24"/>
                 <w:lang w:val="ru-RU" w:eastAsia="en-US" w:bidi="ar-SA"/>
               </w:rPr>
-              <w:t>Поддерево</w:t>
+              <w:t>Срез</w:t>
             </w:r>
           </w:p>
         </w:tc>
@@ -13330,7 +12122,450 @@
                 <w:szCs w:val="24"/>
                 <w:lang w:val="ru-RU" w:eastAsia="en-US" w:bidi="ar-SA"/>
               </w:rPr>
-              <w:t>Задача и все задачи, вложенные в неё в структуре</w:t>
+              <w:t>Дата последнего среза</w:t>
+            </w:r>
+          </w:p>
+        </w:tc>
+      </w:tr>
+    </w:tbl>
+    <w:p>
+      <w:pPr>
+        <w:pStyle w:val="BodyText"/>
+        <w:rPr/>
+      </w:pPr>
+      <w:r>
+        <w:rPr>
+          <w:b/>
+          <w:bCs/>
+        </w:rPr>
+        <w:t>Объём задачи</w:t>
+      </w:r>
+      <w:r>
+        <w:rPr/>
+        <w:t xml:space="preserve"> — её оценка, а если оценки нет — затрачено плюс остаток. Статус берётся из категории статуса Jira («К выполнению», «В работе», «Готово»), поэтому собственные статусы вашей Jira распределяются по трём группам автоматически. Задачи-контейнеры (эпик Jira или задача, под которой в структуре есть другие задачи) в число задач не входят, но их собственные значения учитываются в объёме — так же, как в замере.</w:t>
+      </w:r>
+    </w:p>
+    <w:p>
+      <w:pPr>
+        <w:pStyle w:val="BodyText"/>
+        <w:rPr/>
+      </w:pPr>
+      <w:bookmarkStart w:id="77" w:name="задачи-jira-по-эпикам"/>
+      <w:r>
+        <w:rPr/>
+        <w:t>Блок учитывает быстрые фильтры дашборда: скрытые эпики в нём не показываются. В PDF-отчёт дашборда попадает таблица с теми же данными.</w:t>
+      </w:r>
+      <w:bookmarkEnd w:id="77"/>
+    </w:p>
+    <w:p>
+      <w:pPr>
+        <w:pStyle w:val="Heading2"/>
+        <w:rPr/>
+      </w:pPr>
+      <w:bookmarkStart w:id="78" w:name="__RefHeading___Toc2663_936571704"/>
+      <w:bookmarkStart w:id="79" w:name="объём-и-выполнение-burn-up"/>
+      <w:bookmarkEnd w:id="78"/>
+      <w:r>
+        <w:rPr>
+          <w:rStyle w:val="SectionNumber"/>
+        </w:rPr>
+        <w:t>9.2</w:t>
+      </w:r>
+      <w:r>
+        <w:rPr/>
+        <w:tab/>
+        <w:t>Объём и выполнение (burn-up)</w:t>
+      </w:r>
+    </w:p>
+    <w:p>
+      <w:pPr>
+        <w:pStyle w:val="CaptionedFigure"/>
+        <w:rPr/>
+      </w:pPr>
+      <w:r>
+        <w:rPr/>
+        <w:drawing>
+          <wp:inline distT="0" distB="0" distL="0" distR="0">
+            <wp:extent cx="5334000" cy="2105660"/>
+            <wp:effectExtent l="0" t="0" r="0" b="0"/>
+            <wp:docPr id="32" name="Image32" descr="Burn-up эпика по срезам задач"/>
+            <wp:cNvGraphicFramePr>
+              <a:graphicFrameLocks xmlns:a="http://schemas.openxmlformats.org/drawingml/2006/main" noChangeAspect="1"/>
+            </wp:cNvGraphicFramePr>
+            <a:graphic xmlns:a="http://schemas.openxmlformats.org/drawingml/2006/main">
+              <a:graphicData uri="http://schemas.openxmlformats.org/drawingml/2006/picture">
+                <pic:pic xmlns:pic="http://schemas.openxmlformats.org/drawingml/2006/picture">
+                  <pic:nvPicPr>
+                    <pic:cNvPr id="32" name="Image32" descr="Burn-up эпика по срезам задач"/>
+                    <pic:cNvPicPr>
+                      <a:picLocks noChangeAspect="1" noChangeArrowheads="1"/>
+                    </pic:cNvPicPr>
+                  </pic:nvPicPr>
+                  <pic:blipFill>
+                    <a:blip r:embed="rId33"/>
+                    <a:stretch>
+                      <a:fillRect/>
+                    </a:stretch>
+                  </pic:blipFill>
+                  <pic:spPr bwMode="auto">
+                    <a:xfrm>
+                      <a:off x="0" y="0"/>
+                      <a:ext cx="5334000" cy="2105660"/>
+                    </a:xfrm>
+                    <a:prstGeom prst="rect">
+                      <a:avLst/>
+                    </a:prstGeom>
+                  </pic:spPr>
+                </pic:pic>
+              </a:graphicData>
+            </a:graphic>
+          </wp:inline>
+        </w:drawing>
+      </w:r>
+    </w:p>
+    <w:p>
+      <w:pPr>
+        <w:pStyle w:val="ImageCaption"/>
+        <w:rPr/>
+      </w:pPr>
+      <w:r>
+        <w:rPr/>
+        <w:t>Burn-up эпика по срезам задач</w:t>
+      </w:r>
+    </w:p>
+    <w:p>
+      <w:pPr>
+        <w:pStyle w:val="BodyText"/>
+        <w:rPr/>
+      </w:pPr>
+      <w:r>
+        <w:rPr/>
+        <w:t>Под графиками выбранного эпика — burn-up по срезам задач:</w:t>
+      </w:r>
+    </w:p>
+    <w:p>
+      <w:pPr>
+        <w:pStyle w:val="Compact"/>
+        <w:numPr>
+          <w:ilvl w:val="0"/>
+          <w:numId w:val="82"/>
+        </w:numPr>
+        <w:rPr/>
+      </w:pPr>
+      <w:r>
+        <w:rPr>
+          <w:b/>
+          <w:bCs/>
+        </w:rPr>
+        <w:t>Объём</w:t>
+      </w:r>
+      <w:r>
+        <w:rPr/>
+        <w:t xml:space="preserve"> — суммарный объём задач эпика на дату среза. Растёт, когда в эпик добавляют задачи или повышают оценки;</w:t>
+      </w:r>
+    </w:p>
+    <w:p>
+      <w:pPr>
+        <w:pStyle w:val="Compact"/>
+        <w:numPr>
+          <w:ilvl w:val="0"/>
+          <w:numId w:val="83"/>
+        </w:numPr>
+        <w:rPr/>
+      </w:pPr>
+      <w:r>
+        <w:rPr>
+          <w:b/>
+          <w:bCs/>
+        </w:rPr>
+        <w:t>Выполнено</w:t>
+      </w:r>
+      <w:r>
+        <w:rPr/>
+        <w:t xml:space="preserve"> — объём закрытых задач. Растёт, когда задачи переходят в «Готово».</w:t>
+      </w:r>
+    </w:p>
+    <w:p>
+      <w:pPr>
+        <w:pStyle w:val="FirstParagraph"/>
+        <w:rPr/>
+      </w:pPr>
+      <w:bookmarkStart w:id="80" w:name="объём-и-выполнение-burn-up"/>
+      <w:r>
+        <w:rPr/>
+        <w:t>Burn-up отвечает на вопрос, который не видно по остатку: остаток уменьшился, потому что работа сделана, или потому что задачи переоценили. Если линия «Объём» растёт быстрее «Выполнено», срок под угрозой даже при снижающемся остатке. На один день приходится одна точка: повторный срез за день заменяет предыдущий.</w:t>
+      </w:r>
+      <w:bookmarkEnd w:id="80"/>
+    </w:p>
+    <w:p>
+      <w:pPr>
+        <w:pStyle w:val="Heading2"/>
+        <w:rPr/>
+      </w:pPr>
+      <w:bookmarkStart w:id="81" w:name="__RefHeading___Toc2665_936571704"/>
+      <w:bookmarkStart w:id="82" w:name="список-задач-и-качество-данных"/>
+      <w:bookmarkEnd w:id="81"/>
+      <w:r>
+        <w:rPr>
+          <w:rStyle w:val="SectionNumber"/>
+        </w:rPr>
+        <w:t>9.3</w:t>
+      </w:r>
+      <w:r>
+        <w:rPr/>
+        <w:tab/>
+        <w:t>Список задач и качество данных</w:t>
+      </w:r>
+    </w:p>
+    <w:p>
+      <w:pPr>
+        <w:pStyle w:val="FirstParagraph"/>
+        <w:rPr/>
+      </w:pPr>
+      <w:r>
+        <w:rPr/>
+        <w:t xml:space="preserve">Щелчок по строке в «Задачах Jira по эпикам» или кнопка </w:t>
+      </w:r>
+      <w:r>
+        <w:rPr>
+          <w:b/>
+          <w:bCs/>
+        </w:rPr>
+        <w:t>Задачи эпика</w:t>
+      </w:r>
+      <w:r>
+        <w:rPr/>
+        <w:t xml:space="preserve"> над burn-up открывает список задач эпика из последнего среза. Ключ задачи — ссылка, открывающая задачу в Jira.</w:t>
+      </w:r>
+    </w:p>
+    <w:p>
+      <w:pPr>
+        <w:pStyle w:val="CaptionedFigure"/>
+        <w:rPr/>
+      </w:pPr>
+      <w:r>
+        <w:rPr/>
+        <w:drawing>
+          <wp:inline distT="0" distB="0" distL="0" distR="0">
+            <wp:extent cx="4267200" cy="2503170"/>
+            <wp:effectExtent l="0" t="0" r="0" b="0"/>
+            <wp:docPr id="33" name="Image33" descr="Список задач эпика"/>
+            <wp:cNvGraphicFramePr>
+              <a:graphicFrameLocks xmlns:a="http://schemas.openxmlformats.org/drawingml/2006/main" noChangeAspect="1"/>
+            </wp:cNvGraphicFramePr>
+            <a:graphic xmlns:a="http://schemas.openxmlformats.org/drawingml/2006/main">
+              <a:graphicData uri="http://schemas.openxmlformats.org/drawingml/2006/picture">
+                <pic:pic xmlns:pic="http://schemas.openxmlformats.org/drawingml/2006/picture">
+                  <pic:nvPicPr>
+                    <pic:cNvPr id="33" name="Image33" descr="Список задач эпика"/>
+                    <pic:cNvPicPr>
+                      <a:picLocks noChangeAspect="1" noChangeArrowheads="1"/>
+                    </pic:cNvPicPr>
+                  </pic:nvPicPr>
+                  <pic:blipFill>
+                    <a:blip r:embed="rId34"/>
+                    <a:stretch>
+                      <a:fillRect/>
+                    </a:stretch>
+                  </pic:blipFill>
+                  <pic:spPr bwMode="auto">
+                    <a:xfrm>
+                      <a:off x="0" y="0"/>
+                      <a:ext cx="4267200" cy="2503170"/>
+                    </a:xfrm>
+                    <a:prstGeom prst="rect">
+                      <a:avLst/>
+                    </a:prstGeom>
+                  </pic:spPr>
+                </pic:pic>
+              </a:graphicData>
+            </a:graphic>
+          </wp:inline>
+        </w:drawing>
+      </w:r>
+    </w:p>
+    <w:p>
+      <w:pPr>
+        <w:pStyle w:val="ImageCaption"/>
+        <w:rPr/>
+      </w:pPr>
+      <w:r>
+        <w:rPr/>
+        <w:t>Список задач эпика</w:t>
+      </w:r>
+    </w:p>
+    <w:p>
+      <w:pPr>
+        <w:pStyle w:val="BodyText"/>
+        <w:rPr/>
+      </w:pPr>
+      <w:r>
+        <w:rPr/>
+        <w:t xml:space="preserve">Кнопки над таблицей фильтруют список: </w:t>
+      </w:r>
+      <w:r>
+        <w:rPr>
+          <w:b/>
+          <w:bCs/>
+        </w:rPr>
+        <w:t>Все</w:t>
+      </w:r>
+      <w:r>
+        <w:rPr/>
+        <w:t xml:space="preserve">, </w:t>
+      </w:r>
+      <w:r>
+        <w:rPr>
+          <w:b/>
+          <w:bCs/>
+        </w:rPr>
+        <w:t>С проблемами</w:t>
+      </w:r>
+      <w:r>
+        <w:rPr/>
+        <w:t xml:space="preserve"> и по статусам. В столбце </w:t>
+      </w:r>
+      <w:r>
+        <w:rPr>
+          <w:b/>
+          <w:bCs/>
+        </w:rPr>
+        <w:t>Данные</w:t>
+      </w:r>
+      <w:r>
+        <w:rPr/>
+        <w:t xml:space="preserve"> отмечены задачи, из-за которых суммы эпика могут вводить в заблуждение:</w:t>
+      </w:r>
+    </w:p>
+    <w:tbl>
+      <w:tblPr>
+        <w:tblStyle w:val="Table"/>
+        <w:tblW w:w="5000" w:type="pct"/>
+        <w:jc w:val="center"/>
+        <w:tblInd w:w="0" w:type="dxa"/>
+        <w:tblLayout w:type="fixed"/>
+        <w:tblCellMar>
+          <w:top w:w="0" w:type="dxa"/>
+          <w:left w:w="108" w:type="dxa"/>
+          <w:bottom w:w="0" w:type="dxa"/>
+          <w:right w:w="108" w:type="dxa"/>
+        </w:tblCellMar>
+        <w:tblLook w:val="0020" w:noHBand="0" w:noVBand="0" w:firstColumn="0" w:lastRow="0" w:lastColumn="0" w:firstRow="1"/>
+      </w:tblPr>
+      <w:tblGrid>
+        <w:gridCol w:w="3120"/>
+        <w:gridCol w:w="3120"/>
+        <w:gridCol w:w="3120"/>
+      </w:tblGrid>
+      <w:tr>
+        <w:trPr>
+          <w:tblHeader w:val="true"/>
+        </w:trPr>
+        <w:tc>
+          <w:tcPr>
+            <w:tcW w:w="3120" w:type="dxa"/>
+            <w:tcBorders>
+              <w:top w:val="single" w:sz="4" w:space="0" w:color="D3DCDA"/>
+              <w:left w:val="single" w:sz="4" w:space="0" w:color="D3DCDA"/>
+              <w:bottom w:val="single" w:sz="6" w:space="0" w:color="000000"/>
+              <w:right w:val="single" w:sz="4" w:space="0" w:color="D3DCDA"/>
+            </w:tcBorders>
+            <w:shd w:color="auto" w:fill="E6F0EF" w:val="clear"/>
+            <w:vAlign w:val="bottom"/>
+          </w:tcPr>
+          <w:p>
+            <w:pPr>
+              <w:pStyle w:val="Compact"/>
+              <w:widowControl/>
+              <w:spacing w:before="36" w:after="40"/>
+              <w:jc w:val="left"/>
+              <w:rPr>
+                <w:kern w:val="0"/>
+                <w:szCs w:val="24"/>
+                <w:lang w:val="ru-RU" w:eastAsia="en-US" w:bidi="ar-SA"/>
+              </w:rPr>
+            </w:pPr>
+            <w:r>
+              <w:rPr>
+                <w:b/>
+                <w:kern w:val="0"/>
+                <w:sz w:val="18"/>
+                <w:szCs w:val="24"/>
+                <w:lang w:val="ru-RU" w:eastAsia="en-US" w:bidi="ar-SA"/>
+              </w:rPr>
+              <w:t>Признак</w:t>
+            </w:r>
+          </w:p>
+        </w:tc>
+        <w:tc>
+          <w:tcPr>
+            <w:tcW w:w="3120" w:type="dxa"/>
+            <w:tcBorders>
+              <w:top w:val="single" w:sz="4" w:space="0" w:color="D3DCDA"/>
+              <w:left w:val="single" w:sz="4" w:space="0" w:color="D3DCDA"/>
+              <w:bottom w:val="single" w:sz="6" w:space="0" w:color="000000"/>
+              <w:right w:val="single" w:sz="4" w:space="0" w:color="D3DCDA"/>
+            </w:tcBorders>
+            <w:shd w:color="auto" w:fill="E6F0EF" w:val="clear"/>
+            <w:vAlign w:val="bottom"/>
+          </w:tcPr>
+          <w:p>
+            <w:pPr>
+              <w:pStyle w:val="Compact"/>
+              <w:widowControl/>
+              <w:spacing w:before="36" w:after="40"/>
+              <w:jc w:val="left"/>
+              <w:rPr>
+                <w:kern w:val="0"/>
+                <w:szCs w:val="24"/>
+                <w:lang w:val="ru-RU" w:eastAsia="en-US" w:bidi="ar-SA"/>
+              </w:rPr>
+            </w:pPr>
+            <w:r>
+              <w:rPr>
+                <w:b/>
+                <w:kern w:val="0"/>
+                <w:sz w:val="18"/>
+                <w:szCs w:val="24"/>
+                <w:lang w:val="ru-RU" w:eastAsia="en-US" w:bidi="ar-SA"/>
+              </w:rPr>
+              <w:t>Что не так</w:t>
+            </w:r>
+          </w:p>
+        </w:tc>
+        <w:tc>
+          <w:tcPr>
+            <w:tcW w:w="3120" w:type="dxa"/>
+            <w:tcBorders>
+              <w:top w:val="single" w:sz="4" w:space="0" w:color="D3DCDA"/>
+              <w:left w:val="single" w:sz="4" w:space="0" w:color="D3DCDA"/>
+              <w:bottom w:val="single" w:sz="6" w:space="0" w:color="000000"/>
+              <w:right w:val="single" w:sz="4" w:space="0" w:color="D3DCDA"/>
+            </w:tcBorders>
+            <w:shd w:color="auto" w:fill="E6F0EF" w:val="clear"/>
+            <w:vAlign w:val="bottom"/>
+          </w:tcPr>
+          <w:p>
+            <w:pPr>
+              <w:pStyle w:val="Compact"/>
+              <w:widowControl/>
+              <w:spacing w:before="36" w:after="40"/>
+              <w:jc w:val="left"/>
+              <w:rPr>
+                <w:kern w:val="0"/>
+                <w:szCs w:val="24"/>
+                <w:lang w:val="ru-RU" w:eastAsia="en-US" w:bidi="ar-SA"/>
+              </w:rPr>
+            </w:pPr>
+            <w:r>
+              <w:rPr>
+                <w:b/>
+                <w:kern w:val="0"/>
+                <w:sz w:val="18"/>
+                <w:szCs w:val="24"/>
+                <w:lang w:val="ru-RU" w:eastAsia="en-US" w:bidi="ar-SA"/>
+              </w:rPr>
+              <w:t>Как влияет на замер</w:t>
             </w:r>
           </w:p>
         </w:tc>
@@ -13339,7 +12574,7 @@
         <w:trPr/>
         <w:tc>
           <w:tcPr>
-            <w:tcW w:w="4679" w:type="dxa"/>
+            <w:tcW w:w="3120" w:type="dxa"/>
             <w:tcBorders>
               <w:top w:val="single" w:sz="4" w:space="0" w:color="D3DCDA"/>
               <w:left w:val="single" w:sz="4" w:space="0" w:color="D3DCDA"/>
@@ -13366,13 +12601,13 @@
                 <w:szCs w:val="24"/>
                 <w:lang w:val="ru-RU" w:eastAsia="en-US" w:bidi="ar-SA"/>
               </w:rPr>
-              <w:t>Срез</w:t>
-            </w:r>
-          </w:p>
-        </w:tc>
-        <w:tc>
-          <w:tcPr>
-            <w:tcW w:w="4680" w:type="dxa"/>
+              <w:t>Не закрыта, нет оценки и остатка</w:t>
+            </w:r>
+          </w:p>
+        </w:tc>
+        <w:tc>
+          <w:tcPr>
+            <w:tcW w:w="3120" w:type="dxa"/>
             <w:tcBorders>
               <w:top w:val="single" w:sz="4" w:space="0" w:color="D3DCDA"/>
               <w:left w:val="single" w:sz="4" w:space="0" w:color="D3DCDA"/>
@@ -13399,7 +12634,40 @@
                 <w:szCs w:val="24"/>
                 <w:lang w:val="ru-RU" w:eastAsia="en-US" w:bidi="ar-SA"/>
               </w:rPr>
-              <w:t>Значения остатка, затраченного времени и оценки, собранные из Jira на момент запроса</w:t>
+              <w:t>Задача в работе или не начата, но не оценена</w:t>
+            </w:r>
+          </w:p>
+        </w:tc>
+        <w:tc>
+          <w:tcPr>
+            <w:tcW w:w="3120" w:type="dxa"/>
+            <w:tcBorders>
+              <w:top w:val="single" w:sz="4" w:space="0" w:color="D3DCDA"/>
+              <w:left w:val="single" w:sz="4" w:space="0" w:color="D3DCDA"/>
+              <w:bottom w:val="single" w:sz="4" w:space="0" w:color="D3DCDA"/>
+              <w:right w:val="single" w:sz="4" w:space="0" w:color="D3DCDA"/>
+            </w:tcBorders>
+          </w:tcPr>
+          <w:p>
+            <w:pPr>
+              <w:pStyle w:val="Compact"/>
+              <w:widowControl/>
+              <w:spacing w:before="36" w:after="40"/>
+              <w:jc w:val="left"/>
+              <w:rPr>
+                <w:kern w:val="0"/>
+                <w:szCs w:val="24"/>
+                <w:lang w:val="ru-RU" w:eastAsia="en-US" w:bidi="ar-SA"/>
+              </w:rPr>
+            </w:pPr>
+            <w:r>
+              <w:rPr>
+                <w:kern w:val="0"/>
+                <w:sz w:val="18"/>
+                <w:szCs w:val="24"/>
+                <w:lang w:val="ru-RU" w:eastAsia="en-US" w:bidi="ar-SA"/>
+              </w:rPr>
+              <w:t>Остаток эпика занижен</w:t>
             </w:r>
           </w:p>
         </w:tc>
@@ -13408,7 +12676,7 @@
         <w:trPr/>
         <w:tc>
           <w:tcPr>
-            <w:tcW w:w="4679" w:type="dxa"/>
+            <w:tcW w:w="3120" w:type="dxa"/>
             <w:tcBorders>
               <w:top w:val="single" w:sz="4" w:space="0" w:color="D3DCDA"/>
               <w:left w:val="single" w:sz="4" w:space="0" w:color="D3DCDA"/>
@@ -13435,13 +12703,13 @@
                 <w:szCs w:val="24"/>
                 <w:lang w:val="ru-RU" w:eastAsia="en-US" w:bidi="ar-SA"/>
               </w:rPr>
-              <w:t>Автозаполнение</w:t>
-            </w:r>
-          </w:p>
-        </w:tc>
-        <w:tc>
-          <w:tcPr>
-            <w:tcW w:w="4680" w:type="dxa"/>
+              <w:t>Закрыта, но остаток не обнулён</w:t>
+            </w:r>
+          </w:p>
+        </w:tc>
+        <w:tc>
+          <w:tcPr>
+            <w:tcW w:w="3120" w:type="dxa"/>
             <w:tcBorders>
               <w:top w:val="single" w:sz="4" w:space="0" w:color="D3DCDA"/>
               <w:left w:val="single" w:sz="4" w:space="0" w:color="D3DCDA"/>
@@ -13468,7 +12736,40 @@
                 <w:szCs w:val="24"/>
                 <w:lang w:val="ru-RU" w:eastAsia="en-US" w:bidi="ar-SA"/>
               </w:rPr>
-              <w:t>Автоматический срез и сохранение замера по расписанию</w:t>
+              <w:t>Задача в «Готово», а остаток остался</w:t>
+            </w:r>
+          </w:p>
+        </w:tc>
+        <w:tc>
+          <w:tcPr>
+            <w:tcW w:w="3120" w:type="dxa"/>
+            <w:tcBorders>
+              <w:top w:val="single" w:sz="4" w:space="0" w:color="D3DCDA"/>
+              <w:left w:val="single" w:sz="4" w:space="0" w:color="D3DCDA"/>
+              <w:bottom w:val="single" w:sz="4" w:space="0" w:color="D3DCDA"/>
+              <w:right w:val="single" w:sz="4" w:space="0" w:color="D3DCDA"/>
+            </w:tcBorders>
+          </w:tcPr>
+          <w:p>
+            <w:pPr>
+              <w:pStyle w:val="Compact"/>
+              <w:widowControl/>
+              <w:spacing w:before="36" w:after="40"/>
+              <w:jc w:val="left"/>
+              <w:rPr>
+                <w:kern w:val="0"/>
+                <w:szCs w:val="24"/>
+                <w:lang w:val="ru-RU" w:eastAsia="en-US" w:bidi="ar-SA"/>
+              </w:rPr>
+            </w:pPr>
+            <w:r>
+              <w:rPr>
+                <w:kern w:val="0"/>
+                <w:sz w:val="18"/>
+                <w:szCs w:val="24"/>
+                <w:lang w:val="ru-RU" w:eastAsia="en-US" w:bidi="ar-SA"/>
+              </w:rPr>
+              <w:t>Остаток эпика завышен</w:t>
             </w:r>
           </w:p>
         </w:tc>
@@ -13477,7 +12778,7 @@
         <w:trPr/>
         <w:tc>
           <w:tcPr>
-            <w:tcW w:w="4679" w:type="dxa"/>
+            <w:tcW w:w="3120" w:type="dxa"/>
             <w:tcBorders>
               <w:top w:val="single" w:sz="4" w:space="0" w:color="D3DCDA"/>
               <w:left w:val="single" w:sz="4" w:space="0" w:color="D3DCDA"/>
@@ -13504,13 +12805,13 @@
                 <w:szCs w:val="24"/>
                 <w:lang w:val="ru-RU" w:eastAsia="en-US" w:bidi="ar-SA"/>
               </w:rPr>
-              <w:t>Целевая линия</w:t>
-            </w:r>
-          </w:p>
-        </w:tc>
-        <w:tc>
-          <w:tcPr>
-            <w:tcW w:w="4680" w:type="dxa"/>
+              <w:t>В работе, остаток 0 при ненулевой оценке</w:t>
+            </w:r>
+          </w:p>
+        </w:tc>
+        <w:tc>
+          <w:tcPr>
+            <w:tcW w:w="3120" w:type="dxa"/>
             <w:tcBorders>
               <w:top w:val="single" w:sz="4" w:space="0" w:color="D3DCDA"/>
               <w:left w:val="single" w:sz="4" w:space="0" w:color="D3DCDA"/>
@@ -13537,7 +12838,40 @@
                 <w:szCs w:val="24"/>
                 <w:lang w:val="ru-RU" w:eastAsia="en-US" w:bidi="ar-SA"/>
               </w:rPr>
-              <w:t>Требуемая траектория остатка к нулю на целевую дату</w:t>
+              <w:t>Остаток обнулили раньше закрытия</w:t>
+            </w:r>
+          </w:p>
+        </w:tc>
+        <w:tc>
+          <w:tcPr>
+            <w:tcW w:w="3120" w:type="dxa"/>
+            <w:tcBorders>
+              <w:top w:val="single" w:sz="4" w:space="0" w:color="D3DCDA"/>
+              <w:left w:val="single" w:sz="4" w:space="0" w:color="D3DCDA"/>
+              <w:bottom w:val="single" w:sz="4" w:space="0" w:color="D3DCDA"/>
+              <w:right w:val="single" w:sz="4" w:space="0" w:color="D3DCDA"/>
+            </w:tcBorders>
+          </w:tcPr>
+          <w:p>
+            <w:pPr>
+              <w:pStyle w:val="Compact"/>
+              <w:widowControl/>
+              <w:spacing w:before="36" w:after="40"/>
+              <w:jc w:val="left"/>
+              <w:rPr>
+                <w:kern w:val="0"/>
+                <w:szCs w:val="24"/>
+                <w:lang w:val="ru-RU" w:eastAsia="en-US" w:bidi="ar-SA"/>
+              </w:rPr>
+            </w:pPr>
+            <w:r>
+              <w:rPr>
+                <w:kern w:val="0"/>
+                <w:sz w:val="18"/>
+                <w:szCs w:val="24"/>
+                <w:lang w:val="ru-RU" w:eastAsia="en-US" w:bidi="ar-SA"/>
+              </w:rPr>
+              <w:t>Остаток занижен, работа ещё идёт</w:t>
             </w:r>
           </w:p>
         </w:tc>
@@ -13546,10 +12880,1889 @@
         <w:trPr/>
         <w:tc>
           <w:tcPr>
+            <w:tcW w:w="3120" w:type="dxa"/>
+            <w:tcBorders>
+              <w:top w:val="single" w:sz="4" w:space="0" w:color="D3DCDA"/>
+              <w:left w:val="single" w:sz="4" w:space="0" w:color="D3DCDA"/>
+              <w:bottom w:val="single" w:sz="4" w:space="0" w:color="D3DCDA"/>
+              <w:right w:val="single" w:sz="4" w:space="0" w:color="D3DCDA"/>
+            </w:tcBorders>
+          </w:tcPr>
+          <w:p>
+            <w:pPr>
+              <w:pStyle w:val="Compact"/>
+              <w:widowControl/>
+              <w:spacing w:before="36" w:after="40"/>
+              <w:jc w:val="left"/>
+              <w:rPr>
+                <w:kern w:val="0"/>
+                <w:szCs w:val="24"/>
+                <w:lang w:val="ru-RU" w:eastAsia="en-US" w:bidi="ar-SA"/>
+              </w:rPr>
+            </w:pPr>
+            <w:r>
+              <w:rPr>
+                <w:kern w:val="0"/>
+                <w:sz w:val="18"/>
+                <w:szCs w:val="24"/>
+                <w:lang w:val="ru-RU" w:eastAsia="en-US" w:bidi="ar-SA"/>
+              </w:rPr>
+              <w:t>Затрачено больше оценки</w:t>
+            </w:r>
+          </w:p>
+        </w:tc>
+        <w:tc>
+          <w:tcPr>
+            <w:tcW w:w="3120" w:type="dxa"/>
+            <w:tcBorders>
+              <w:top w:val="single" w:sz="4" w:space="0" w:color="D3DCDA"/>
+              <w:left w:val="single" w:sz="4" w:space="0" w:color="D3DCDA"/>
+              <w:bottom w:val="single" w:sz="4" w:space="0" w:color="D3DCDA"/>
+              <w:right w:val="single" w:sz="4" w:space="0" w:color="D3DCDA"/>
+            </w:tcBorders>
+          </w:tcPr>
+          <w:p>
+            <w:pPr>
+              <w:pStyle w:val="Compact"/>
+              <w:widowControl/>
+              <w:spacing w:before="36" w:after="40"/>
+              <w:jc w:val="left"/>
+              <w:rPr>
+                <w:kern w:val="0"/>
+                <w:szCs w:val="24"/>
+                <w:lang w:val="ru-RU" w:eastAsia="en-US" w:bidi="ar-SA"/>
+              </w:rPr>
+            </w:pPr>
+            <w:r>
+              <w:rPr>
+                <w:kern w:val="0"/>
+                <w:sz w:val="18"/>
+                <w:szCs w:val="24"/>
+                <w:lang w:val="ru-RU" w:eastAsia="en-US" w:bidi="ar-SA"/>
+              </w:rPr>
+              <w:t>Перерасход по задаче</w:t>
+            </w:r>
+          </w:p>
+        </w:tc>
+        <w:tc>
+          <w:tcPr>
+            <w:tcW w:w="3120" w:type="dxa"/>
+            <w:tcBorders>
+              <w:top w:val="single" w:sz="4" w:space="0" w:color="D3DCDA"/>
+              <w:left w:val="single" w:sz="4" w:space="0" w:color="D3DCDA"/>
+              <w:bottom w:val="single" w:sz="4" w:space="0" w:color="D3DCDA"/>
+              <w:right w:val="single" w:sz="4" w:space="0" w:color="D3DCDA"/>
+            </w:tcBorders>
+          </w:tcPr>
+          <w:p>
+            <w:pPr>
+              <w:pStyle w:val="Compact"/>
+              <w:widowControl/>
+              <w:spacing w:before="36" w:after="40"/>
+              <w:jc w:val="left"/>
+              <w:rPr>
+                <w:kern w:val="0"/>
+                <w:szCs w:val="24"/>
+                <w:lang w:val="ru-RU" w:eastAsia="en-US" w:bidi="ar-SA"/>
+              </w:rPr>
+            </w:pPr>
+            <w:r>
+              <w:rPr>
+                <w:kern w:val="0"/>
+                <w:sz w:val="18"/>
+                <w:szCs w:val="24"/>
+                <w:lang w:val="ru-RU" w:eastAsia="en-US" w:bidi="ar-SA"/>
+              </w:rPr>
+              <w:t>Сигнал недооценки похожих задач</w:t>
+            </w:r>
+          </w:p>
+        </w:tc>
+      </w:tr>
+    </w:tbl>
+    <w:p>
+      <w:pPr>
+        <w:pStyle w:val="CaptionedFigure"/>
+        <w:rPr/>
+      </w:pPr>
+      <w:r>
+        <w:rPr/>
+        <w:drawing>
+          <wp:inline distT="0" distB="0" distL="0" distR="0">
+            <wp:extent cx="4267200" cy="2038985"/>
+            <wp:effectExtent l="0" t="0" r="0" b="0"/>
+            <wp:docPr id="34" name="Image34" descr="Только задачи с неполными данными"/>
+            <wp:cNvGraphicFramePr>
+              <a:graphicFrameLocks xmlns:a="http://schemas.openxmlformats.org/drawingml/2006/main" noChangeAspect="1"/>
+            </wp:cNvGraphicFramePr>
+            <a:graphic xmlns:a="http://schemas.openxmlformats.org/drawingml/2006/main">
+              <a:graphicData uri="http://schemas.openxmlformats.org/drawingml/2006/picture">
+                <pic:pic xmlns:pic="http://schemas.openxmlformats.org/drawingml/2006/picture">
+                  <pic:nvPicPr>
+                    <pic:cNvPr id="34" name="Image34" descr="Только задачи с неполными данными"/>
+                    <pic:cNvPicPr>
+                      <a:picLocks noChangeAspect="1" noChangeArrowheads="1"/>
+                    </pic:cNvPicPr>
+                  </pic:nvPicPr>
+                  <pic:blipFill>
+                    <a:blip r:embed="rId35"/>
+                    <a:stretch>
+                      <a:fillRect/>
+                    </a:stretch>
+                  </pic:blipFill>
+                  <pic:spPr bwMode="auto">
+                    <a:xfrm>
+                      <a:off x="0" y="0"/>
+                      <a:ext cx="4267200" cy="2038985"/>
+                    </a:xfrm>
+                    <a:prstGeom prst="rect">
+                      <a:avLst/>
+                    </a:prstGeom>
+                  </pic:spPr>
+                </pic:pic>
+              </a:graphicData>
+            </a:graphic>
+          </wp:inline>
+        </w:drawing>
+      </w:r>
+    </w:p>
+    <w:p>
+      <w:pPr>
+        <w:pStyle w:val="ImageCaption"/>
+        <w:rPr/>
+      </w:pPr>
+      <w:r>
+        <w:rPr/>
+        <w:t>Только задачи с неполными данными</w:t>
+      </w:r>
+    </w:p>
+    <w:p>
+      <w:pPr>
+        <w:pStyle w:val="BodyText"/>
+        <w:rPr/>
+      </w:pPr>
+      <w:r>
+        <w:rPr/>
+        <w:t>Проверки учитывают сопоставление полей кнопки: если показатель не берётся из Jira («не заполнять»), связанные с ним признаки не выставляются.</w:t>
+      </w:r>
+    </w:p>
+    <w:p>
+      <w:pPr>
+        <w:pStyle w:val="BlockText"/>
+        <w:shd w:val="clear" w:color="auto" w:fill="EEF6F5"/>
+        <w:rPr/>
+      </w:pPr>
+      <w:r>
+        <w:rPr>
+          <w:b/>
+          <w:bCs/>
+        </w:rPr>
+        <w:t>Совет.</w:t>
+      </w:r>
+      <w:r>
+        <w:rPr/>
+        <w:t xml:space="preserve"> Перед совещанием откройте задачи с отметкой ⚠ и попросите исполнителей поправить оценки в Jira. После следующего среза цифры замера станут точнее, а отметки исчезнут.</w:t>
+      </w:r>
+      <w:bookmarkEnd w:id="74"/>
+      <w:bookmarkEnd w:id="82"/>
+    </w:p>
+    <w:p>
+      <w:pPr>
+        <w:pStyle w:val="Heading1"/>
+        <w:rPr/>
+      </w:pPr>
+      <w:bookmarkStart w:id="83" w:name="__RefHeading___Toc2667_936571704"/>
+      <w:bookmarkStart w:id="84" w:name="режим-просмотра"/>
+      <w:bookmarkEnd w:id="83"/>
+      <w:r>
+        <w:rPr>
+          <w:rStyle w:val="SectionNumber"/>
+        </w:rPr>
+        <w:t>10</w:t>
+      </w:r>
+      <w:r>
+        <w:rPr/>
+        <w:tab/>
+        <w:t>Режим просмотра</w:t>
+      </w:r>
+    </w:p>
+    <w:p>
+      <w:pPr>
+        <w:pStyle w:val="FirstParagraph"/>
+        <w:rPr/>
+      </w:pPr>
+      <w:r>
+        <w:rPr/>
+        <w:t>Пользователи с ролью «Пользователь» работают в режиме просмотра: над разделом показывается предупреждение, поля ввода недоступны, кнопки добавления, удаления, перетаскивания и среза из Jira скрыты, разделы «Настройки проекта», «Связь с Jira» и «Автозаполнение» в меню не отображаются.</w:t>
+      </w:r>
+    </w:p>
+    <w:p>
+      <w:pPr>
+        <w:pStyle w:val="CaptionedFigure"/>
+        <w:rPr/>
+      </w:pPr>
+      <w:r>
+        <w:rPr/>
+        <w:drawing>
+          <wp:inline distT="0" distB="0" distL="0" distR="0">
+            <wp:extent cx="5334000" cy="3333750"/>
+            <wp:effectExtent l="0" t="0" r="0" b="0"/>
+            <wp:docPr id="35" name="Image35" descr="Раздел «Эпики» в режиме просмотра"/>
+            <wp:cNvGraphicFramePr>
+              <a:graphicFrameLocks xmlns:a="http://schemas.openxmlformats.org/drawingml/2006/main" noChangeAspect="1"/>
+            </wp:cNvGraphicFramePr>
+            <a:graphic xmlns:a="http://schemas.openxmlformats.org/drawingml/2006/main">
+              <a:graphicData uri="http://schemas.openxmlformats.org/drawingml/2006/picture">
+                <pic:pic xmlns:pic="http://schemas.openxmlformats.org/drawingml/2006/picture">
+                  <pic:nvPicPr>
+                    <pic:cNvPr id="35" name="Image35" descr="Раздел «Эпики» в режиме просмотра"/>
+                    <pic:cNvPicPr>
+                      <a:picLocks noChangeAspect="1" noChangeArrowheads="1"/>
+                    </pic:cNvPicPr>
+                  </pic:nvPicPr>
+                  <pic:blipFill>
+                    <a:blip r:embed="rId36"/>
+                    <a:stretch>
+                      <a:fillRect/>
+                    </a:stretch>
+                  </pic:blipFill>
+                  <pic:spPr bwMode="auto">
+                    <a:xfrm>
+                      <a:off x="0" y="0"/>
+                      <a:ext cx="5334000" cy="3333750"/>
+                    </a:xfrm>
+                    <a:prstGeom prst="rect">
+                      <a:avLst/>
+                    </a:prstGeom>
+                  </pic:spPr>
+                </pic:pic>
+              </a:graphicData>
+            </a:graphic>
+          </wp:inline>
+        </w:drawing>
+      </w:r>
+    </w:p>
+    <w:p>
+      <w:pPr>
+        <w:pStyle w:val="ImageCaption"/>
+        <w:rPr/>
+      </w:pPr>
+      <w:r>
+        <w:rPr/>
+        <w:t>Раздел «Эпики» в режиме просмотра</w:t>
+      </w:r>
+    </w:p>
+    <w:p>
+      <w:pPr>
+        <w:pStyle w:val="BodyText"/>
+        <w:rPr/>
+      </w:pPr>
+      <w:bookmarkStart w:id="85" w:name="режим-просмотра"/>
+      <w:r>
+        <w:rPr/>
+        <w:t>Остаются доступны фильтры, выбор эпика на графике, сортировка таблиц, период burn rate, выгрузка в PDF и печать. Если у вас разные роли в разных проектах, режим переключается при смене проекта.</w:t>
+      </w:r>
+      <w:bookmarkEnd w:id="85"/>
+    </w:p>
+    <w:p>
+      <w:pPr>
+        <w:pStyle w:val="Heading1"/>
+        <w:rPr/>
+      </w:pPr>
+      <w:bookmarkStart w:id="86" w:name="__RefHeading___Toc2669_936571704"/>
+      <w:bookmarkStart w:id="87" w:name="отчёты-pdf-и-печать"/>
+      <w:bookmarkEnd w:id="86"/>
+      <w:r>
+        <w:rPr>
+          <w:rStyle w:val="SectionNumber"/>
+        </w:rPr>
+        <w:t>11</w:t>
+      </w:r>
+      <w:r>
+        <w:rPr/>
+        <w:tab/>
+        <w:t>Отчёты: PDF и печать</w:t>
+      </w:r>
+    </w:p>
+    <w:p>
+      <w:pPr>
+        <w:pStyle w:val="FirstParagraph"/>
+        <w:rPr/>
+      </w:pPr>
+      <w:r>
+        <w:rPr/>
+        <w:t xml:space="preserve">В разделах «Дашборд», «Свод по этапам» и «Данные по датам» кнопка </w:t>
+      </w:r>
+      <w:r>
+        <w:rPr>
+          <w:b/>
+          <w:bCs/>
+        </w:rPr>
+        <w:t>PDF</w:t>
+      </w:r>
+      <w:r>
+        <w:rPr/>
+        <w:t xml:space="preserve"> формирует на сервере отчёт с таблицами раздела:</w:t>
+      </w:r>
+    </w:p>
+    <w:p>
+      <w:pPr>
+        <w:pStyle w:val="Compact"/>
+        <w:numPr>
+          <w:ilvl w:val="0"/>
+          <w:numId w:val="84"/>
+        </w:numPr>
+        <w:rPr/>
+      </w:pPr>
+      <w:r>
+        <w:rPr>
+          <w:b/>
+          <w:bCs/>
+        </w:rPr>
+        <w:t>Дашборд</w:t>
+      </w:r>
+      <w:r>
+        <w:rPr/>
+        <w:t xml:space="preserve"> — ключевые показатели, сводка по эпикам, burn rate за последние 5 дат и задачи Jira по эпикам (если есть срезы) с учётом выбранных эпиков;</w:t>
+      </w:r>
+    </w:p>
+    <w:p>
+      <w:pPr>
+        <w:pStyle w:val="Compact"/>
+        <w:numPr>
+          <w:ilvl w:val="0"/>
+          <w:numId w:val="85"/>
+        </w:numPr>
+        <w:rPr/>
+      </w:pPr>
+      <w:r>
+        <w:rPr>
+          <w:b/>
+          <w:bCs/>
+        </w:rPr>
+        <w:t>Свод по этапам</w:t>
+      </w:r>
+      <w:r>
+        <w:rPr/>
+        <w:t xml:space="preserve"> — сводка по этапам и эпикам каждого этапа (сданные — если отмечено «Учитывать сданные эпики»);</w:t>
+      </w:r>
+    </w:p>
+    <w:p>
+      <w:pPr>
+        <w:pStyle w:val="Compact"/>
+        <w:numPr>
+          <w:ilvl w:val="0"/>
+          <w:numId w:val="86"/>
+        </w:numPr>
+        <w:rPr/>
+      </w:pPr>
+      <w:r>
+        <w:rPr>
+          <w:b/>
+          <w:bCs/>
+        </w:rPr>
+        <w:t>Данные по датам</w:t>
+      </w:r>
+      <w:r>
+        <w:rPr/>
+        <w:t xml:space="preserve"> — все замеры по каждому эпику.</w:t>
+      </w:r>
+    </w:p>
+    <w:p>
+      <w:pPr>
+        <w:pStyle w:val="FirstParagraph"/>
+        <w:rPr/>
+      </w:pPr>
+      <w:r>
+        <w:rPr/>
+        <w:t xml:space="preserve">Кнопка </w:t>
+      </w:r>
+      <w:r>
+        <w:rPr>
+          <w:b/>
+          <w:bCs/>
+        </w:rPr>
+        <w:t>Печать</w:t>
+      </w:r>
+      <w:r>
+        <w:rPr/>
+        <w:t xml:space="preserve"> (дашборд и свод) печатает раздел вместе с графиками: меню и кнопки скрываются, страница подстраивается под альбомный A4. Чтобы получить PDF с графиками, выберите в диалоге печати «Сохранить как PDF».</w:t>
+      </w:r>
+      <w:bookmarkEnd w:id="87"/>
+    </w:p>
+    <w:p>
+      <w:pPr>
+        <w:pStyle w:val="Heading1"/>
+        <w:rPr/>
+      </w:pPr>
+      <w:bookmarkStart w:id="88" w:name="__RefHeading___Toc2671_936571704"/>
+      <w:bookmarkStart w:id="89" w:name="работа-с-телефона"/>
+      <w:bookmarkEnd w:id="88"/>
+      <w:r>
+        <w:rPr>
+          <w:rStyle w:val="SectionNumber"/>
+        </w:rPr>
+        <w:t>12</w:t>
+      </w:r>
+      <w:r>
+        <w:rPr/>
+        <w:tab/>
+        <w:t>Работа с телефона</w:t>
+      </w:r>
+    </w:p>
+    <w:p>
+      <w:pPr>
+        <w:pStyle w:val="FirstParagraph"/>
+        <w:rPr/>
+      </w:pPr>
+      <w:r>
+        <w:rPr/>
+        <w:t xml:space="preserve">На телефоне боковое меню скрыто и открывается кнопкой </w:t>
+      </w:r>
+      <w:r>
+        <w:rPr>
+          <w:b/>
+          <w:bCs/>
+        </w:rPr>
+        <w:t>☰</w:t>
+      </w:r>
+      <w:r>
+        <w:rPr/>
+        <w:t>; после выбора раздела оно закрывается само. Таблицы прокручиваются по горизонтали, а окно замера по всем эпикам показывает эпики карточками.</w:t>
+      </w:r>
+    </w:p>
+    <w:p>
+      <w:pPr>
+        <w:pStyle w:val="BodyText"/>
+        <w:rPr/>
+      </w:pPr>
+      <w:r>
+        <w:rPr/>
+        <w:drawing>
+          <wp:inline distT="0" distB="0" distL="0" distR="0">
+            <wp:extent cx="2026920" cy="4386580"/>
+            <wp:effectExtent l="0" t="0" r="0" b="0"/>
+            <wp:docPr id="36" name="Image36" descr="Дашборд на телефоне"/>
+            <wp:cNvGraphicFramePr>
+              <a:graphicFrameLocks xmlns:a="http://schemas.openxmlformats.org/drawingml/2006/main" noChangeAspect="1"/>
+            </wp:cNvGraphicFramePr>
+            <a:graphic xmlns:a="http://schemas.openxmlformats.org/drawingml/2006/main">
+              <a:graphicData uri="http://schemas.openxmlformats.org/drawingml/2006/picture">
+                <pic:pic xmlns:pic="http://schemas.openxmlformats.org/drawingml/2006/picture">
+                  <pic:nvPicPr>
+                    <pic:cNvPr id="36" name="Image36" descr="Дашборд на телефоне"/>
+                    <pic:cNvPicPr>
+                      <a:picLocks noChangeAspect="1" noChangeArrowheads="1"/>
+                    </pic:cNvPicPr>
+                  </pic:nvPicPr>
+                  <pic:blipFill>
+                    <a:blip r:embed="rId37"/>
+                    <a:stretch>
+                      <a:fillRect/>
+                    </a:stretch>
+                  </pic:blipFill>
+                  <pic:spPr bwMode="auto">
+                    <a:xfrm>
+                      <a:off x="0" y="0"/>
+                      <a:ext cx="2026920" cy="4386580"/>
+                    </a:xfrm>
+                    <a:prstGeom prst="rect">
+                      <a:avLst/>
+                    </a:prstGeom>
+                  </pic:spPr>
+                </pic:pic>
+              </a:graphicData>
+            </a:graphic>
+          </wp:inline>
+        </w:drawing>
+      </w:r>
+      <w:r>
+        <w:rPr/>
+        <w:t xml:space="preserve"> </w:t>
+      </w:r>
+      <w:r>
+        <w:rPr/>
+        <w:drawing>
+          <wp:inline distT="0" distB="0" distL="0" distR="0">
+            <wp:extent cx="2026920" cy="4386580"/>
+            <wp:effectExtent l="0" t="0" r="0" b="0"/>
+            <wp:docPr id="37" name="Image37" descr="Открытое меню"/>
+            <wp:cNvGraphicFramePr>
+              <a:graphicFrameLocks xmlns:a="http://schemas.openxmlformats.org/drawingml/2006/main" noChangeAspect="1"/>
+            </wp:cNvGraphicFramePr>
+            <a:graphic xmlns:a="http://schemas.openxmlformats.org/drawingml/2006/main">
+              <a:graphicData uri="http://schemas.openxmlformats.org/drawingml/2006/picture">
+                <pic:pic xmlns:pic="http://schemas.openxmlformats.org/drawingml/2006/picture">
+                  <pic:nvPicPr>
+                    <pic:cNvPr id="37" name="Image37" descr="Открытое меню"/>
+                    <pic:cNvPicPr>
+                      <a:picLocks noChangeAspect="1" noChangeArrowheads="1"/>
+                    </pic:cNvPicPr>
+                  </pic:nvPicPr>
+                  <pic:blipFill>
+                    <a:blip r:embed="rId38"/>
+                    <a:stretch>
+                      <a:fillRect/>
+                    </a:stretch>
+                  </pic:blipFill>
+                  <pic:spPr bwMode="auto">
+                    <a:xfrm>
+                      <a:off x="0" y="0"/>
+                      <a:ext cx="2026920" cy="4386580"/>
+                    </a:xfrm>
+                    <a:prstGeom prst="rect">
+                      <a:avLst/>
+                    </a:prstGeom>
+                  </pic:spPr>
+                </pic:pic>
+              </a:graphicData>
+            </a:graphic>
+          </wp:inline>
+        </w:drawing>
+      </w:r>
+      <w:bookmarkEnd w:id="89"/>
+    </w:p>
+    <w:p>
+      <w:pPr>
+        <w:pStyle w:val="Heading1"/>
+        <w:rPr/>
+      </w:pPr>
+      <w:bookmarkStart w:id="90" w:name="__RefHeading___Toc2673_936571704"/>
+      <w:bookmarkStart w:id="91" w:name="пользовательские-сценарии"/>
+      <w:bookmarkEnd w:id="90"/>
+      <w:r>
+        <w:rPr>
+          <w:rStyle w:val="SectionNumber"/>
+        </w:rPr>
+        <w:t>13</w:t>
+      </w:r>
+      <w:r>
+        <w:rPr/>
+        <w:tab/>
+        <w:t>Пользовательские сценарии</w:t>
+      </w:r>
+    </w:p>
+    <w:p>
+      <w:pPr>
+        <w:pStyle w:val="Heading2"/>
+        <w:rPr/>
+      </w:pPr>
+      <w:bookmarkStart w:id="92" w:name="__RefHeading___Toc2675_936571704"/>
+      <w:bookmarkStart w:id="93" w:name="сценарий-1.-еженедельный-замер-вручную"/>
+      <w:bookmarkEnd w:id="92"/>
+      <w:r>
+        <w:rPr>
+          <w:rStyle w:val="SectionNumber"/>
+        </w:rPr>
+        <w:t>13.1</w:t>
+      </w:r>
+      <w:r>
+        <w:rPr/>
+        <w:tab/>
+        <w:t>Сценарий 1. Еженедельный замер вручную</w:t>
+      </w:r>
+    </w:p>
+    <w:p>
+      <w:pPr>
+        <w:pStyle w:val="FirstParagraph"/>
+        <w:rPr/>
+      </w:pPr>
+      <w:r>
+        <w:rPr>
+          <w:b/>
+          <w:bCs/>
+        </w:rPr>
+        <w:t>Кто:</w:t>
+      </w:r>
+      <w:r>
+        <w:rPr/>
+        <w:t xml:space="preserve"> руководитель проекта. </w:t>
+      </w:r>
+      <w:r>
+        <w:rPr>
+          <w:b/>
+          <w:bCs/>
+        </w:rPr>
+        <w:t>Цель:</w:t>
+      </w:r>
+      <w:r>
+        <w:rPr/>
+        <w:t xml:space="preserve"> обновить данные по всем эпикам и оценить сроки.</w:t>
+      </w:r>
+    </w:p>
+    <w:p>
+      <w:pPr>
+        <w:pStyle w:val="Compact"/>
+        <w:numPr>
+          <w:ilvl w:val="0"/>
+          <w:numId w:val="87"/>
+        </w:numPr>
+        <w:rPr/>
+      </w:pPr>
+      <w:r>
+        <w:rPr/>
+        <w:t xml:space="preserve">Открывает «Данные по датам» и нажимает </w:t>
+      </w:r>
+      <w:r>
+        <w:rPr>
+          <w:b/>
+          <w:bCs/>
+        </w:rPr>
+        <w:t>Замер по всем эпикам</w:t>
+      </w:r>
+      <w:r>
+        <w:rPr/>
+        <w:t>.</w:t>
+      </w:r>
+    </w:p>
+    <w:p>
+      <w:pPr>
+        <w:pStyle w:val="Compact"/>
+        <w:numPr>
+          <w:ilvl w:val="0"/>
+          <w:numId w:val="88"/>
+        </w:numPr>
+        <w:rPr/>
+      </w:pPr>
+      <w:r>
+        <w:rPr/>
+        <w:t xml:space="preserve">Проверяет дату, нажимает </w:t>
+      </w:r>
+      <w:r>
+        <w:rPr>
+          <w:b/>
+          <w:bCs/>
+        </w:rPr>
+        <w:t>Подставить прошлые значения</w:t>
+      </w:r>
+      <w:r>
+        <w:rPr/>
+        <w:t>, исправляет остаток и затраченное время, при изменении — оценку.</w:t>
+      </w:r>
+    </w:p>
+    <w:p>
+      <w:pPr>
+        <w:pStyle w:val="Compact"/>
+        <w:numPr>
+          <w:ilvl w:val="0"/>
+          <w:numId w:val="89"/>
+        </w:numPr>
+        <w:rPr/>
+      </w:pPr>
+      <w:r>
+        <w:rPr/>
+        <w:t xml:space="preserve">Нажимает </w:t>
+      </w:r>
+      <w:r>
+        <w:rPr>
+          <w:b/>
+          <w:bCs/>
+        </w:rPr>
+        <w:t>Сохранить</w:t>
+      </w:r>
+      <w:r>
+        <w:rPr/>
+        <w:t xml:space="preserve"> и переходит на «Дашборд»: статусы, Δ оценки, строки с отрицательным burn rate.</w:t>
+      </w:r>
+    </w:p>
+    <w:p>
+      <w:pPr>
+        <w:pStyle w:val="Compact"/>
+        <w:numPr>
+          <w:ilvl w:val="0"/>
+          <w:numId w:val="90"/>
+        </w:numPr>
+        <w:rPr/>
+      </w:pPr>
+      <w:r>
+        <w:rPr/>
+        <w:t>В «Своде по этапам» проверяет, что этапы укладываются в цели.</w:t>
+      </w:r>
+    </w:p>
+    <w:p>
+      <w:pPr>
+        <w:pStyle w:val="FirstParagraph"/>
+        <w:rPr/>
+      </w:pPr>
+      <w:r>
+        <w:rPr>
+          <w:b/>
+          <w:bCs/>
+        </w:rPr>
+        <w:t>Результат:</w:t>
+      </w:r>
+      <w:r>
+        <w:rPr/>
+        <w:t xml:space="preserve"> актуальная картина сроков за несколько минут.</w:t>
+      </w:r>
+      <w:bookmarkEnd w:id="93"/>
+    </w:p>
+    <w:p>
+      <w:pPr>
+        <w:pStyle w:val="Heading2"/>
+        <w:rPr/>
+      </w:pPr>
+      <w:bookmarkStart w:id="94" w:name="__RefHeading___Toc2677_936571704"/>
+      <w:bookmarkStart w:id="95" w:name="X78d37a44ee7c8d22d59db32d3ad170073632566"/>
+      <w:bookmarkEnd w:id="94"/>
+      <w:r>
+        <w:rPr>
+          <w:rStyle w:val="SectionNumber"/>
+        </w:rPr>
+        <w:t>13.2</w:t>
+      </w:r>
+      <w:r>
+        <w:rPr/>
+        <w:tab/>
+        <w:t>Сценарий 2. Связать проект с Jira и затянуть сегодняшний день</w:t>
+      </w:r>
+    </w:p>
+    <w:p>
+      <w:pPr>
+        <w:pStyle w:val="FirstParagraph"/>
+        <w:rPr/>
+      </w:pPr>
+      <w:r>
+        <w:rPr>
+          <w:b/>
+          <w:bCs/>
+        </w:rPr>
+        <w:t>Кто:</w:t>
+      </w:r>
+      <w:r>
+        <w:rPr/>
+        <w:t xml:space="preserve"> руководитель проекта, задачи команды ведутся в Jira со структурой Structure.</w:t>
+      </w:r>
+    </w:p>
+    <w:p>
+      <w:pPr>
+        <w:pStyle w:val="Compact"/>
+        <w:numPr>
+          <w:ilvl w:val="0"/>
+          <w:numId w:val="91"/>
+        </w:numPr>
+        <w:rPr/>
+      </w:pPr>
+      <w:r>
+        <w:rPr/>
+        <w:t xml:space="preserve">В «Связь с Jira» вводит адрес Jira и PAT, нажимает </w:t>
+      </w:r>
+      <w:r>
+        <w:rPr>
+          <w:b/>
+          <w:bCs/>
+        </w:rPr>
+        <w:t>Проверить подключение</w:t>
+      </w:r>
+      <w:r>
+        <w:rPr/>
+        <w:t xml:space="preserve">, затем </w:t>
+      </w:r>
+      <w:r>
+        <w:rPr>
+          <w:b/>
+          <w:bCs/>
+        </w:rPr>
+        <w:t>Сохранить</w:t>
+      </w:r>
+      <w:r>
+        <w:rPr/>
+        <w:t>.</w:t>
+      </w:r>
+    </w:p>
+    <w:p>
+      <w:pPr>
+        <w:pStyle w:val="Compact"/>
+        <w:numPr>
+          <w:ilvl w:val="0"/>
+          <w:numId w:val="92"/>
+        </w:numPr>
+        <w:rPr/>
+      </w:pPr>
+      <w:r>
+        <w:rPr/>
+        <w:t xml:space="preserve">Нажимает </w:t>
+      </w:r>
+      <w:r>
+        <w:rPr>
+          <w:b/>
+          <w:bCs/>
+        </w:rPr>
+        <w:t>+ Новая кнопка</w:t>
+      </w:r>
+      <w:r>
+        <w:rPr/>
+        <w:t xml:space="preserve">, вводит название, </w:t>
+      </w:r>
+      <w:r>
+        <w:rPr>
+          <w:b/>
+          <w:bCs/>
+        </w:rPr>
+        <w:t>Загрузить из Jira</w:t>
+      </w:r>
+      <w:r>
+        <w:rPr/>
+        <w:t xml:space="preserve"> → выбирает структуру релиза.</w:t>
+      </w:r>
+    </w:p>
+    <w:p>
+      <w:pPr>
+        <w:pStyle w:val="Compact"/>
+        <w:numPr>
+          <w:ilvl w:val="0"/>
+          <w:numId w:val="93"/>
+        </w:numPr>
+        <w:rPr/>
+      </w:pPr>
+      <w:r>
+        <w:rPr/>
+        <w:t xml:space="preserve">У каждого эпика указывает ключ задачи-эпика Jira, оставляет </w:t>
+      </w:r>
+      <w:r>
+        <w:rPr>
+          <w:b/>
+          <w:bCs/>
+        </w:rPr>
+        <w:t>С вложенными</w:t>
+      </w:r>
+      <w:r>
+        <w:rPr/>
+        <w:t>.</w:t>
+      </w:r>
+    </w:p>
+    <w:p>
+      <w:pPr>
+        <w:pStyle w:val="Compact"/>
+        <w:numPr>
+          <w:ilvl w:val="0"/>
+          <w:numId w:val="94"/>
+        </w:numPr>
+        <w:rPr/>
+      </w:pPr>
+      <w:r>
+        <w:rPr/>
+        <w:t xml:space="preserve">Проверяет поля Jira: стандартный учёт времени подходит; если команда ведёт трудозатраты в своём поле — </w:t>
+      </w:r>
+      <w:r>
+        <w:rPr>
+          <w:b/>
+          <w:bCs/>
+        </w:rPr>
+        <w:t>Загрузить поля из Jira</w:t>
+      </w:r>
+      <w:r>
+        <w:rPr/>
+        <w:t xml:space="preserve"> и выбирает его с единицей </w:t>
+      </w:r>
+      <w:r>
+        <w:rPr>
+          <w:b/>
+          <w:bCs/>
+        </w:rPr>
+        <w:t>часы</w:t>
+      </w:r>
+      <w:r>
+        <w:rPr/>
+        <w:t>.</w:t>
+      </w:r>
+    </w:p>
+    <w:p>
+      <w:pPr>
+        <w:pStyle w:val="Compact"/>
+        <w:numPr>
+          <w:ilvl w:val="0"/>
+          <w:numId w:val="95"/>
+        </w:numPr>
+        <w:rPr/>
+      </w:pPr>
+      <w:r>
+        <w:rPr/>
+        <w:t>Сохраняет кнопку, открывает «Данные по датам», нажимает кнопку среза.</w:t>
+      </w:r>
+    </w:p>
+    <w:p>
+      <w:pPr>
+        <w:pStyle w:val="Compact"/>
+        <w:numPr>
+          <w:ilvl w:val="0"/>
+          <w:numId w:val="96"/>
+        </w:numPr>
+        <w:rPr/>
+      </w:pPr>
+      <w:r>
+        <w:rPr/>
+        <w:t xml:space="preserve">Сверяет значения и предупреждения в окне среза, нажимает </w:t>
+      </w:r>
+      <w:r>
+        <w:rPr>
+          <w:b/>
+          <w:bCs/>
+        </w:rPr>
+        <w:t>Сохранить</w:t>
+      </w:r>
+      <w:r>
+        <w:rPr/>
+        <w:t>.</w:t>
+      </w:r>
+    </w:p>
+    <w:p>
+      <w:pPr>
+        <w:pStyle w:val="FirstParagraph"/>
+        <w:rPr/>
+      </w:pPr>
+      <w:r>
+        <w:rPr>
+          <w:b/>
+          <w:bCs/>
+        </w:rPr>
+        <w:t>Результат:</w:t>
+      </w:r>
+      <w:r>
+        <w:rPr/>
+        <w:t xml:space="preserve"> замер за сегодня по всем эпикам заполнен из Jira, для кнопки открыто автозаполнение.</w:t>
+      </w:r>
+      <w:bookmarkEnd w:id="95"/>
+    </w:p>
+    <w:p>
+      <w:pPr>
+        <w:pStyle w:val="Heading2"/>
+        <w:rPr/>
+      </w:pPr>
+      <w:bookmarkStart w:id="96" w:name="__RefHeading___Toc2679_936571704"/>
+      <w:bookmarkStart w:id="97" w:name="сценарий-3.-ежедневное-автозаполнение"/>
+      <w:bookmarkEnd w:id="96"/>
+      <w:r>
+        <w:rPr>
+          <w:rStyle w:val="SectionNumber"/>
+        </w:rPr>
+        <w:t>13.3</w:t>
+      </w:r>
+      <w:r>
+        <w:rPr/>
+        <w:tab/>
+        <w:t>Сценарий 3. Ежедневное автозаполнение</w:t>
+      </w:r>
+    </w:p>
+    <w:p>
+      <w:pPr>
+        <w:pStyle w:val="FirstParagraph"/>
+        <w:rPr/>
+      </w:pPr>
+      <w:r>
+        <w:rPr>
+          <w:b/>
+          <w:bCs/>
+        </w:rPr>
+        <w:t>Кто:</w:t>
+      </w:r>
+      <w:r>
+        <w:rPr/>
+        <w:t xml:space="preserve"> руководитель проекта после первого успешного среза.</w:t>
+      </w:r>
+    </w:p>
+    <w:p>
+      <w:pPr>
+        <w:pStyle w:val="Compact"/>
+        <w:numPr>
+          <w:ilvl w:val="0"/>
+          <w:numId w:val="97"/>
+        </w:numPr>
+        <w:rPr/>
+      </w:pPr>
+      <w:r>
+        <w:rPr/>
+        <w:t>Открывает «Автозаполнение», включает переключатель у кнопки.</w:t>
+      </w:r>
+    </w:p>
+    <w:p>
+      <w:pPr>
+        <w:pStyle w:val="Compact"/>
+        <w:numPr>
+          <w:ilvl w:val="0"/>
+          <w:numId w:val="98"/>
+        </w:numPr>
+        <w:rPr/>
+      </w:pPr>
+      <w:r>
+        <w:rPr/>
+        <w:t xml:space="preserve">Оставляет будни, ставит время 09:00 и свой часовой пояс, оставляет </w:t>
+      </w:r>
+      <w:r>
+        <w:rPr>
+          <w:b/>
+          <w:bCs/>
+        </w:rPr>
+        <w:t>Перезаписывать замер</w:t>
+      </w:r>
+      <w:r>
+        <w:rPr/>
+        <w:t>.</w:t>
+      </w:r>
+    </w:p>
+    <w:p>
+      <w:pPr>
+        <w:pStyle w:val="Compact"/>
+        <w:numPr>
+          <w:ilvl w:val="0"/>
+          <w:numId w:val="99"/>
+        </w:numPr>
+        <w:rPr/>
+      </w:pPr>
+      <w:r>
+        <w:rPr/>
+        <w:t xml:space="preserve">Нажимает </w:t>
+      </w:r>
+      <w:r>
+        <w:rPr>
+          <w:b/>
+          <w:bCs/>
+        </w:rPr>
+        <w:t>Сохранить расписание</w:t>
+      </w:r>
+      <w:r>
+        <w:rPr/>
+        <w:t xml:space="preserve"> и проверяет </w:t>
+      </w:r>
+      <w:r>
+        <w:rPr>
+          <w:b/>
+          <w:bCs/>
+        </w:rPr>
+        <w:t>Следующий запуск</w:t>
+      </w:r>
+      <w:r>
+        <w:rPr/>
+        <w:t>.</w:t>
+      </w:r>
+    </w:p>
+    <w:p>
+      <w:pPr>
+        <w:pStyle w:val="Compact"/>
+        <w:numPr>
+          <w:ilvl w:val="0"/>
+          <w:numId w:val="100"/>
+        </w:numPr>
+        <w:rPr/>
+      </w:pPr>
+      <w:r>
+        <w:rPr/>
+        <w:t>На следующее утро видит в карточке «Сохранено замеров за …» и свежие графики на дашборде.</w:t>
+      </w:r>
+    </w:p>
+    <w:p>
+      <w:pPr>
+        <w:pStyle w:val="FirstParagraph"/>
+        <w:rPr/>
+      </w:pPr>
+      <w:r>
+        <w:rPr>
+          <w:b/>
+          <w:bCs/>
+        </w:rPr>
+        <w:t>Результат:</w:t>
+      </w:r>
+      <w:r>
+        <w:rPr/>
+        <w:t xml:space="preserve"> данные обновляются каждый рабочий день без участия человека.</w:t>
+      </w:r>
+      <w:bookmarkEnd w:id="97"/>
+    </w:p>
+    <w:p>
+      <w:pPr>
+        <w:pStyle w:val="Heading2"/>
+        <w:rPr/>
+      </w:pPr>
+      <w:bookmarkStart w:id="98" w:name="__RefHeading___Toc2681_936571704"/>
+      <w:bookmarkStart w:id="99" w:name="X5fae76ae0535803ad8a038ebb67483220095fb0"/>
+      <w:bookmarkEnd w:id="98"/>
+      <w:r>
+        <w:rPr>
+          <w:rStyle w:val="SectionNumber"/>
+        </w:rPr>
+        <w:t>13.4</w:t>
+      </w:r>
+      <w:r>
+        <w:rPr/>
+        <w:tab/>
+        <w:t>Сценарий 4. Ручная правка поверх автозаполнения</w:t>
+      </w:r>
+    </w:p>
+    <w:p>
+      <w:pPr>
+        <w:pStyle w:val="FirstParagraph"/>
+        <w:rPr/>
+      </w:pPr>
+      <w:r>
+        <w:rPr>
+          <w:b/>
+          <w:bCs/>
+        </w:rPr>
+        <w:t>Кто:</w:t>
+      </w:r>
+      <w:r>
+        <w:rPr/>
+        <w:t xml:space="preserve"> руководитель проекта, который хочет сам вносить оценку, а остаток и затраченное брать из Jira.</w:t>
+      </w:r>
+    </w:p>
+    <w:p>
+      <w:pPr>
+        <w:pStyle w:val="Compact"/>
+        <w:numPr>
+          <w:ilvl w:val="0"/>
+          <w:numId w:val="101"/>
+        </w:numPr>
+        <w:rPr/>
+      </w:pPr>
+      <w:r>
+        <w:rPr/>
+        <w:t xml:space="preserve">В редакторе кнопки для </w:t>
+      </w:r>
+      <w:r>
+        <w:rPr>
+          <w:b/>
+          <w:bCs/>
+        </w:rPr>
+        <w:t>Оценки</w:t>
+      </w:r>
+      <w:r>
+        <w:rPr/>
+        <w:t xml:space="preserve"> выбирает </w:t>
+      </w:r>
+      <w:r>
+        <w:rPr>
+          <w:b/>
+          <w:bCs/>
+        </w:rPr>
+        <w:t>— не заполнять —</w:t>
+      </w:r>
+      <w:r>
+        <w:rPr/>
+        <w:t>.</w:t>
+      </w:r>
+    </w:p>
+    <w:p>
+      <w:pPr>
+        <w:pStyle w:val="Compact"/>
+        <w:numPr>
+          <w:ilvl w:val="0"/>
+          <w:numId w:val="102"/>
+        </w:numPr>
+        <w:rPr/>
+      </w:pPr>
+      <w:r>
+        <w:rPr/>
+        <w:t>Вносит оценку вручную в «Данных по датам».</w:t>
+      </w:r>
+    </w:p>
+    <w:p>
+      <w:pPr>
+        <w:pStyle w:val="Compact"/>
+        <w:numPr>
+          <w:ilvl w:val="0"/>
+          <w:numId w:val="103"/>
+        </w:numPr>
+        <w:rPr/>
+      </w:pPr>
+      <w:r>
+        <w:rPr/>
+        <w:t>Автозапуск обновляет остаток и затраченное время, а внесённая оценка остаётся.</w:t>
+      </w:r>
+    </w:p>
+    <w:p>
+      <w:pPr>
+        <w:pStyle w:val="FirstParagraph"/>
+        <w:rPr/>
+      </w:pPr>
+      <w:r>
+        <w:rPr>
+          <w:b/>
+          <w:bCs/>
+        </w:rPr>
+        <w:t>Результат:</w:t>
+      </w:r>
+      <w:r>
+        <w:rPr/>
+        <w:t xml:space="preserve"> часть показателей ведётся вручную, часть — из Jira.</w:t>
+      </w:r>
+      <w:bookmarkEnd w:id="99"/>
+    </w:p>
+    <w:p>
+      <w:pPr>
+        <w:pStyle w:val="Heading2"/>
+        <w:rPr/>
+      </w:pPr>
+      <w:bookmarkStart w:id="100" w:name="__RefHeading___Toc2683_936571704"/>
+      <w:bookmarkStart w:id="101" w:name="сценарий-5.-завершение-работ-по-эпику"/>
+      <w:bookmarkEnd w:id="100"/>
+      <w:r>
+        <w:rPr>
+          <w:rStyle w:val="SectionNumber"/>
+        </w:rPr>
+        <w:t>13.5</w:t>
+      </w:r>
+      <w:r>
+        <w:rPr/>
+        <w:tab/>
+        <w:t>Сценарий 5. Завершение работ по эпику</w:t>
+      </w:r>
+    </w:p>
+    <w:p>
+      <w:pPr>
+        <w:pStyle w:val="Compact"/>
+        <w:numPr>
+          <w:ilvl w:val="0"/>
+          <w:numId w:val="104"/>
+        </w:numPr>
+        <w:rPr/>
+      </w:pPr>
+      <w:r>
+        <w:rPr/>
+        <w:t>Вносит последний замер с нулевым остатком.</w:t>
+      </w:r>
+    </w:p>
+    <w:p>
+      <w:pPr>
+        <w:pStyle w:val="Compact"/>
+        <w:numPr>
+          <w:ilvl w:val="0"/>
+          <w:numId w:val="105"/>
+        </w:numPr>
+        <w:rPr/>
+      </w:pPr>
+      <w:r>
+        <w:rPr/>
+        <w:t xml:space="preserve">В «Эпиках» ставит отметку </w:t>
+      </w:r>
+      <w:r>
+        <w:rPr>
+          <w:b/>
+          <w:bCs/>
+        </w:rPr>
+        <w:t>Сдано</w:t>
+      </w:r>
+      <w:r>
+        <w:rPr/>
+        <w:t>.</w:t>
+      </w:r>
+    </w:p>
+    <w:p>
+      <w:pPr>
+        <w:pStyle w:val="Compact"/>
+        <w:numPr>
+          <w:ilvl w:val="0"/>
+          <w:numId w:val="106"/>
+        </w:numPr>
+        <w:rPr/>
+      </w:pPr>
+      <w:r>
+        <w:rPr/>
+        <w:t xml:space="preserve">На дашборде включает </w:t>
+      </w:r>
+      <w:r>
+        <w:rPr>
+          <w:b/>
+          <w:bCs/>
+        </w:rPr>
+        <w:t>Скрыть сданные</w:t>
+      </w:r>
+      <w:r>
+        <w:rPr/>
+        <w:t>.</w:t>
+      </w:r>
+    </w:p>
+    <w:p>
+      <w:pPr>
+        <w:pStyle w:val="Compact"/>
+        <w:numPr>
+          <w:ilvl w:val="0"/>
+          <w:numId w:val="107"/>
+        </w:numPr>
+        <w:rPr/>
+      </w:pPr>
+      <w:bookmarkStart w:id="102" w:name="сценарий-5.-завершение-работ-по-эпику"/>
+      <w:r>
+        <w:rPr/>
+        <w:t>Убирает задачи Jira этого эпика из кнопки среза, чтобы автозаполнение больше не создавало по нему замеры.</w:t>
+      </w:r>
+      <w:bookmarkEnd w:id="102"/>
+    </w:p>
+    <w:p>
+      <w:pPr>
+        <w:pStyle w:val="Heading2"/>
+        <w:rPr/>
+      </w:pPr>
+      <w:bookmarkStart w:id="103" w:name="__RefHeading___Toc2685_936571704"/>
+      <w:bookmarkStart w:id="104" w:name="X12a51ddda4e732b536372f727fc9cb26362b979"/>
+      <w:bookmarkEnd w:id="103"/>
+      <w:r>
+        <w:rPr>
+          <w:rStyle w:val="SectionNumber"/>
+        </w:rPr>
+        <w:t>13.6</w:t>
+      </w:r>
+      <w:r>
+        <w:rPr/>
+        <w:tab/>
+        <w:t>Сценарий 6. Разбор роста объёма перед совещанием</w:t>
+      </w:r>
+    </w:p>
+    <w:p>
+      <w:pPr>
+        <w:pStyle w:val="FirstParagraph"/>
+        <w:rPr/>
+      </w:pPr>
+      <w:r>
+        <w:rPr>
+          <w:b/>
+          <w:bCs/>
+        </w:rPr>
+        <w:t>Кто:</w:t>
+      </w:r>
+      <w:r>
+        <w:rPr/>
+        <w:t xml:space="preserve"> руководитель проекта, у эпика выросла Δ оценки.</w:t>
+      </w:r>
+    </w:p>
+    <w:p>
+      <w:pPr>
+        <w:pStyle w:val="Compact"/>
+        <w:numPr>
+          <w:ilvl w:val="0"/>
+          <w:numId w:val="108"/>
+        </w:numPr>
+        <w:rPr/>
+      </w:pPr>
+      <w:r>
+        <w:rPr/>
+        <w:t>На дашборде выбирает эпик и смотрит burn-up: линия «Объём» пошла вверх.</w:t>
+      </w:r>
+    </w:p>
+    <w:p>
+      <w:pPr>
+        <w:pStyle w:val="Compact"/>
+        <w:numPr>
+          <w:ilvl w:val="0"/>
+          <w:numId w:val="109"/>
+        </w:numPr>
+        <w:rPr/>
+      </w:pPr>
+      <w:r>
+        <w:rPr/>
+        <w:t xml:space="preserve">Нажимает </w:t>
+      </w:r>
+      <w:r>
+        <w:rPr>
+          <w:b/>
+          <w:bCs/>
+        </w:rPr>
+        <w:t>Задачи эпика</w:t>
+      </w:r>
+      <w:r>
+        <w:rPr/>
+        <w:t xml:space="preserve"> и сравнивает список с прошлой неделей: появились новые задачи или выросли оценки.</w:t>
+      </w:r>
+    </w:p>
+    <w:p>
+      <w:pPr>
+        <w:pStyle w:val="Compact"/>
+        <w:numPr>
+          <w:ilvl w:val="0"/>
+          <w:numId w:val="110"/>
+        </w:numPr>
+        <w:rPr/>
+      </w:pPr>
+      <w:r>
+        <w:rPr/>
+        <w:t xml:space="preserve">Включает фильтр </w:t>
+      </w:r>
+      <w:r>
+        <w:rPr>
+          <w:b/>
+          <w:bCs/>
+        </w:rPr>
+        <w:t>С проблемами</w:t>
+      </w:r>
+      <w:r>
+        <w:rPr/>
+        <w:t xml:space="preserve"> и пересылает исполнителям задачи без оценки и закрытые с остатком.</w:t>
+      </w:r>
+    </w:p>
+    <w:p>
+      <w:pPr>
+        <w:pStyle w:val="Compact"/>
+        <w:numPr>
+          <w:ilvl w:val="0"/>
+          <w:numId w:val="111"/>
+        </w:numPr>
+        <w:rPr/>
+      </w:pPr>
+      <w:r>
+        <w:rPr/>
+        <w:t>После правок в Jira нажимает кнопку среза или ждёт автозаполнения.</w:t>
+      </w:r>
+    </w:p>
+    <w:p>
+      <w:pPr>
+        <w:pStyle w:val="FirstParagraph"/>
+        <w:rPr/>
+      </w:pPr>
+      <w:r>
+        <w:rPr>
+          <w:b/>
+          <w:bCs/>
+        </w:rPr>
+        <w:t>Результат:</w:t>
+      </w:r>
+      <w:r>
+        <w:rPr/>
+        <w:t xml:space="preserve"> на совещании понятно, откуда взялся рост, и данные в Jira приведены в порядок.</w:t>
+      </w:r>
+      <w:bookmarkEnd w:id="91"/>
+      <w:bookmarkEnd w:id="104"/>
+    </w:p>
+    <w:p>
+      <w:pPr>
+        <w:pStyle w:val="Heading1"/>
+        <w:rPr/>
+      </w:pPr>
+      <w:bookmarkStart w:id="105" w:name="__RefHeading___Toc2687_936571704"/>
+      <w:bookmarkStart w:id="106" w:name="частые-вопросы"/>
+      <w:bookmarkEnd w:id="105"/>
+      <w:r>
+        <w:rPr>
+          <w:rStyle w:val="SectionNumber"/>
+        </w:rPr>
+        <w:t>14</w:t>
+      </w:r>
+      <w:r>
+        <w:rPr/>
+        <w:tab/>
+        <w:t>Частые вопросы</w:t>
+      </w:r>
+    </w:p>
+    <w:p>
+      <w:pPr>
+        <w:pStyle w:val="FirstParagraph"/>
+        <w:rPr/>
+      </w:pPr>
+      <w:r>
+        <w:rPr>
+          <w:b/>
+          <w:bCs/>
+        </w:rPr>
+        <w:t>Не вижу нужный проект.</w:t>
+      </w:r>
+      <w:r>
+        <w:rPr/>
+        <w:t xml:space="preserve"> Доступ к проектам открывает администратор. Если проектов нет совсем, вместо разделов отображается сообщение «Нет доступных проектов».</w:t>
+      </w:r>
+    </w:p>
+    <w:p>
+      <w:pPr>
+        <w:pStyle w:val="BodyText"/>
+        <w:rPr/>
+      </w:pPr>
+      <w:r>
+        <w:rPr>
+          <w:b/>
+          <w:bCs/>
+        </w:rPr>
+        <w:t>Поля серые, кнопок нет.</w:t>
+      </w:r>
+      <w:r>
+        <w:rPr/>
+        <w:t xml:space="preserve"> У вас роль «Пользователь» в этом проекте — режим просмотра. Для редактирования обратитесь к администратору.</w:t>
+      </w:r>
+    </w:p>
+    <w:p>
+      <w:pPr>
+        <w:pStyle w:val="BodyText"/>
+        <w:rPr/>
+      </w:pPr>
+      <w:r>
+        <w:rPr>
+          <w:b/>
+          <w:bCs/>
+        </w:rPr>
+        <w:t>Статус «Нет цели».</w:t>
+      </w:r>
+      <w:r>
+        <w:rPr/>
+        <w:t xml:space="preserve"> Укажите целевую дату эпика («Эпики» или поле </w:t>
+      </w:r>
+      <w:r>
+        <w:rPr>
+          <w:b/>
+          <w:bCs/>
+        </w:rPr>
+        <w:t>Цель</w:t>
+      </w:r>
+      <w:r>
+        <w:rPr/>
+        <w:t xml:space="preserve"> на дашборде) либо этапа (</w:t>
+      </w:r>
+      <w:r>
+        <w:rPr>
+          <w:b/>
+          <w:bCs/>
+        </w:rPr>
+        <w:t>Цель этапа</w:t>
+      </w:r>
+      <w:r>
+        <w:rPr/>
+        <w:t xml:space="preserve"> в своде).</w:t>
+      </w:r>
+    </w:p>
+    <w:p>
+      <w:pPr>
+        <w:pStyle w:val="BodyText"/>
+        <w:rPr/>
+      </w:pPr>
+      <w:r>
+        <w:rPr>
+          <w:b/>
+          <w:bCs/>
+        </w:rPr>
+        <w:t>Прогноз «не сгорает».</w:t>
+      </w:r>
+      <w:r>
+        <w:rPr/>
+        <w:t xml:space="preserve"> Остаток по замерам не уменьшается. Проверьте значения; если всё верно — работы не продвигаются.</w:t>
+      </w:r>
+    </w:p>
+    <w:p>
+      <w:pPr>
+        <w:pStyle w:val="BodyText"/>
+        <w:rPr/>
+      </w:pPr>
+      <w:r>
+        <w:rPr>
+          <w:b/>
+          <w:bCs/>
+        </w:rPr>
+        <w:t>«Замер на эту дату уже есть».</w:t>
+      </w:r>
+      <w:r>
+        <w:rPr/>
+        <w:t xml:space="preserve"> Измените значения в существующей строке или используйте </w:t>
+      </w:r>
+      <w:r>
+        <w:rPr>
+          <w:b/>
+          <w:bCs/>
+        </w:rPr>
+        <w:t>Замер по всем эпикам</w:t>
+      </w:r>
+      <w:r>
+        <w:rPr/>
+        <w:t xml:space="preserve"> — окно обновит существующий замер.</w:t>
+      </w:r>
+    </w:p>
+    <w:p>
+      <w:pPr>
+        <w:pStyle w:val="BodyText"/>
+        <w:rPr/>
+      </w:pPr>
+      <w:r>
+        <w:rPr>
+          <w:b/>
+          <w:bCs/>
+        </w:rPr>
+        <w:t>Нет кнопки среза в «Данных по датам».</w:t>
+      </w:r>
+      <w:r>
+        <w:rPr/>
+        <w:t xml:space="preserve"> Кнопки видны руководителю проекта и администратору, когда подключение к Jira сохранено и создана хотя бы одна кнопка.</w:t>
+      </w:r>
+    </w:p>
+    <w:p>
+      <w:pPr>
+        <w:pStyle w:val="BodyText"/>
+        <w:rPr/>
+      </w:pPr>
+      <w:r>
+        <w:rPr>
+          <w:b/>
+          <w:bCs/>
+        </w:rPr>
+        <w:t>«Jira отклонила логин/токен (401)».</w:t>
+      </w:r>
+      <w:r>
+        <w:rPr/>
+        <w:t xml:space="preserve"> Проверьте тип подключения, логин и токен; у PAT и API-токенов бывает срок действия. Введите новый токен в «Связь с Jira» и сохраните.</w:t>
+      </w:r>
+    </w:p>
+    <w:p>
+      <w:pPr>
+        <w:pStyle w:val="BodyText"/>
+        <w:rPr/>
+      </w:pPr>
+      <w:r>
+        <w:rPr>
+          <w:b/>
+          <w:bCs/>
+        </w:rPr>
+        <w:t>«Структура N не найдена или плагин Structure недоступен».</w:t>
+      </w:r>
+      <w:r>
+        <w:rPr/>
+        <w:t xml:space="preserve"> Проверьте номер структуры и права учётной записи Jira на неё. Если плагина Structure нет, используйте кнопку без структуры — подзадачи соберутся по связи «задача — подзадача».</w:t>
+      </w:r>
+    </w:p>
+    <w:p>
+      <w:pPr>
+        <w:pStyle w:val="BodyText"/>
+        <w:rPr/>
+      </w:pPr>
+      <w:r>
+        <w:rPr>
+          <w:b/>
+          <w:bCs/>
+        </w:rPr>
+        <w:t>В окне среза пустые значения у эпика.</w:t>
+      </w:r>
+      <w:r>
+        <w:rPr/>
+        <w:t xml:space="preserve"> У задач не заполнены выбранные поля Jira, или все задачи недоступны — смотрите предупреждения под названием эпика.</w:t>
+      </w:r>
+    </w:p>
+    <w:p>
+      <w:pPr>
+        <w:pStyle w:val="BodyText"/>
+        <w:rPr/>
+      </w:pPr>
+      <w:r>
+        <w:rPr>
+          <w:b/>
+          <w:bCs/>
+        </w:rPr>
+        <w:t>Переключатель автозаполнения неактивен.</w:t>
+      </w:r>
+      <w:r>
+        <w:rPr/>
+        <w:t xml:space="preserve"> По кнопке ещё не было успешного среза. Выполните срез в «Данных по датам» — переключатель станет доступен.</w:t>
+      </w:r>
+    </w:p>
+    <w:p>
+      <w:pPr>
+        <w:pStyle w:val="BodyText"/>
+        <w:rPr/>
+      </w:pPr>
+      <w:r>
+        <w:rPr>
+          <w:b/>
+          <w:bCs/>
+        </w:rPr>
+        <w:t>Автозапуск не сработал утром.</w:t>
+      </w:r>
+      <w:r>
+        <w:rPr/>
+        <w:t xml:space="preserve"> Посмотрите </w:t>
+      </w:r>
+      <w:r>
+        <w:rPr>
+          <w:b/>
+          <w:bCs/>
+        </w:rPr>
+        <w:t>Последний автозапуск</w:t>
+      </w:r>
+      <w:r>
+        <w:rPr/>
+        <w:t xml:space="preserve"> в карточке: при ошибке там её текст. Если расписание включено после сегодняшнего времени запуска, первый запуск будет на следующий день. При длительной недоступности сервера обратитесь к администратору.</w:t>
+      </w:r>
+    </w:p>
+    <w:p>
+      <w:pPr>
+        <w:pStyle w:val="BodyText"/>
+        <w:rPr/>
+      </w:pPr>
+      <w:r>
+        <w:rPr>
+          <w:b/>
+          <w:bCs/>
+        </w:rPr>
+        <w:t>Нет блока «Задачи Jira по эпикам».</w:t>
+      </w:r>
+      <w:r>
+        <w:rPr/>
+        <w:t xml:space="preserve"> Он появляется после первого среза из Jira (ручного или автоматического) и показывает только эпики, выбранные в быстрых фильтрах.</w:t>
+      </w:r>
+    </w:p>
+    <w:p>
+      <w:pPr>
+        <w:pStyle w:val="BodyText"/>
+        <w:rPr/>
+      </w:pPr>
+      <w:r>
+        <w:rPr>
+          <w:b/>
+          <w:bCs/>
+        </w:rPr>
+        <w:t>Число задач меньше, чем в Jira.</w:t>
+      </w:r>
+      <w:r>
+        <w:rPr/>
+        <w:t xml:space="preserve"> В число задач не входят задачи-контейнеры (эпик Jira, задачи с вложенными), а также задачи, недоступные учётной записи Jira, — о них предупреждает окно среза.</w:t>
+      </w:r>
+    </w:p>
+    <w:p>
+      <w:pPr>
+        <w:pStyle w:val="BodyText"/>
+        <w:rPr/>
+      </w:pPr>
+      <w:r>
+        <w:rPr>
+          <w:b/>
+          <w:bCs/>
+        </w:rPr>
+        <w:t>«Нет связи с сервером — изменения не сохранены».</w:t>
+      </w:r>
+      <w:r>
+        <w:rPr/>
+        <w:t xml:space="preserve"> Проверьте сеть и повторите ввод: прежнее значение в поле уже восстановлено.</w:t>
+      </w:r>
+    </w:p>
+    <w:p>
+      <w:pPr>
+        <w:pStyle w:val="BodyText"/>
+        <w:rPr/>
+      </w:pPr>
+      <w:r>
+        <w:rPr>
+          <w:b/>
+          <w:bCs/>
+        </w:rPr>
+        <w:t>После обновления интерфейс выглядит странно.</w:t>
+      </w:r>
+      <w:r>
+        <w:rPr/>
+        <w:t xml:space="preserve"> Обновите страницу с очисткой кэша: Ctrl+F5 (на macOS — Cmd+Shift+R).</w:t>
+      </w:r>
+      <w:bookmarkEnd w:id="106"/>
+    </w:p>
+    <w:p>
+      <w:pPr>
+        <w:pStyle w:val="Heading1"/>
+        <w:rPr/>
+      </w:pPr>
+      <w:bookmarkStart w:id="107" w:name="__RefHeading___Toc2689_936571704"/>
+      <w:bookmarkEnd w:id="107"/>
+      <w:r>
+        <w:rPr>
+          <w:rStyle w:val="SectionNumber"/>
+        </w:rPr>
+        <w:t>15</w:t>
+      </w:r>
+      <w:r>
+        <w:rPr/>
+        <w:tab/>
+        <w:t>Глоссарий</w:t>
+      </w:r>
+    </w:p>
+    <w:tbl>
+      <w:tblPr>
+        <w:tblStyle w:val="Table"/>
+        <w:tblW w:w="5000" w:type="pct"/>
+        <w:jc w:val="center"/>
+        <w:tblInd w:w="0" w:type="dxa"/>
+        <w:tblLayout w:type="fixed"/>
+        <w:tblCellMar>
+          <w:top w:w="0" w:type="dxa"/>
+          <w:left w:w="108" w:type="dxa"/>
+          <w:bottom w:w="0" w:type="dxa"/>
+          <w:right w:w="108" w:type="dxa"/>
+        </w:tblCellMar>
+        <w:tblLook w:val="0020" w:noHBand="0" w:noVBand="0" w:firstColumn="0" w:lastRow="0" w:lastColumn="0" w:firstRow="1"/>
+      </w:tblPr>
+      <w:tblGrid>
+        <w:gridCol w:w="4679"/>
+        <w:gridCol w:w="4680"/>
+      </w:tblGrid>
+      <w:tr>
+        <w:trPr>
+          <w:tblHeader w:val="true"/>
+        </w:trPr>
+        <w:tc>
+          <w:tcPr>
             <w:tcW w:w="4679" w:type="dxa"/>
             <w:tcBorders>
               <w:top w:val="single" w:sz="4" w:space="0" w:color="D3DCDA"/>
               <w:left w:val="single" w:sz="4" w:space="0" w:color="D3DCDA"/>
+              <w:bottom w:val="single" w:sz="6" w:space="0" w:color="000000"/>
+              <w:right w:val="single" w:sz="4" w:space="0" w:color="D3DCDA"/>
+            </w:tcBorders>
+            <w:shd w:color="auto" w:fill="E6F0EF" w:val="clear"/>
+            <w:vAlign w:val="bottom"/>
+          </w:tcPr>
+          <w:p>
+            <w:pPr>
+              <w:pStyle w:val="Compact"/>
+              <w:widowControl/>
+              <w:spacing w:before="36" w:after="40"/>
+              <w:jc w:val="left"/>
+              <w:rPr>
+                <w:kern w:val="0"/>
+                <w:szCs w:val="24"/>
+                <w:lang w:val="ru-RU" w:eastAsia="en-US" w:bidi="ar-SA"/>
+              </w:rPr>
+            </w:pPr>
+            <w:r>
+              <w:rPr>
+                <w:b/>
+                <w:kern w:val="0"/>
+                <w:sz w:val="18"/>
+                <w:szCs w:val="24"/>
+                <w:lang w:val="ru-RU" w:eastAsia="en-US" w:bidi="ar-SA"/>
+              </w:rPr>
+              <w:t>Термин</w:t>
+            </w:r>
+          </w:p>
+        </w:tc>
+        <w:tc>
+          <w:tcPr>
+            <w:tcW w:w="4680" w:type="dxa"/>
+            <w:tcBorders>
+              <w:top w:val="single" w:sz="4" w:space="0" w:color="D3DCDA"/>
+              <w:left w:val="single" w:sz="4" w:space="0" w:color="D3DCDA"/>
+              <w:bottom w:val="single" w:sz="6" w:space="0" w:color="000000"/>
+              <w:right w:val="single" w:sz="4" w:space="0" w:color="D3DCDA"/>
+            </w:tcBorders>
+            <w:shd w:color="auto" w:fill="E6F0EF" w:val="clear"/>
+            <w:vAlign w:val="bottom"/>
+          </w:tcPr>
+          <w:p>
+            <w:pPr>
+              <w:pStyle w:val="Compact"/>
+              <w:widowControl/>
+              <w:spacing w:before="36" w:after="40"/>
+              <w:jc w:val="left"/>
+              <w:rPr>
+                <w:kern w:val="0"/>
+                <w:szCs w:val="24"/>
+                <w:lang w:val="ru-RU" w:eastAsia="en-US" w:bidi="ar-SA"/>
+              </w:rPr>
+            </w:pPr>
+            <w:r>
+              <w:rPr>
+                <w:b/>
+                <w:kern w:val="0"/>
+                <w:sz w:val="18"/>
+                <w:szCs w:val="24"/>
+                <w:lang w:val="ru-RU" w:eastAsia="en-US" w:bidi="ar-SA"/>
+              </w:rPr>
+              <w:t>Определение</w:t>
+            </w:r>
+          </w:p>
+        </w:tc>
+      </w:tr>
+      <w:tr>
+        <w:trPr/>
+        <w:tc>
+          <w:tcPr>
+            <w:tcW w:w="4679" w:type="dxa"/>
+            <w:tcBorders>
+              <w:top w:val="single" w:sz="4" w:space="0" w:color="D3DCDA"/>
+              <w:left w:val="single" w:sz="4" w:space="0" w:color="D3DCDA"/>
               <w:bottom w:val="single" w:sz="4" w:space="0" w:color="D3DCDA"/>
               <w:right w:val="single" w:sz="4" w:space="0" w:color="D3DCDA"/>
             </w:tcBorders>
@@ -13573,6 +14786,834 @@
                 <w:szCs w:val="24"/>
                 <w:lang w:val="ru-RU" w:eastAsia="en-US" w:bidi="ar-SA"/>
               </w:rPr>
+              <w:t>Burn rate</w:t>
+            </w:r>
+          </w:p>
+        </w:tc>
+        <w:tc>
+          <w:tcPr>
+            <w:tcW w:w="4680" w:type="dxa"/>
+            <w:tcBorders>
+              <w:top w:val="single" w:sz="4" w:space="0" w:color="D3DCDA"/>
+              <w:left w:val="single" w:sz="4" w:space="0" w:color="D3DCDA"/>
+              <w:bottom w:val="single" w:sz="4" w:space="0" w:color="D3DCDA"/>
+              <w:right w:val="single" w:sz="4" w:space="0" w:color="D3DCDA"/>
+            </w:tcBorders>
+          </w:tcPr>
+          <w:p>
+            <w:pPr>
+              <w:pStyle w:val="Compact"/>
+              <w:widowControl/>
+              <w:spacing w:before="36" w:after="40"/>
+              <w:jc w:val="left"/>
+              <w:rPr>
+                <w:kern w:val="0"/>
+                <w:szCs w:val="24"/>
+                <w:lang w:val="ru-RU" w:eastAsia="en-US" w:bidi="ar-SA"/>
+              </w:rPr>
+            </w:pPr>
+            <w:r>
+              <w:rPr>
+                <w:kern w:val="0"/>
+                <w:sz w:val="18"/>
+                <w:szCs w:val="24"/>
+                <w:lang w:val="ru-RU" w:eastAsia="en-US" w:bidi="ar-SA"/>
+              </w:rPr>
+              <w:t>Скорость сгорания остатка, часов в день</w:t>
+            </w:r>
+          </w:p>
+        </w:tc>
+      </w:tr>
+      <w:tr>
+        <w:trPr/>
+        <w:tc>
+          <w:tcPr>
+            <w:tcW w:w="4679" w:type="dxa"/>
+            <w:tcBorders>
+              <w:top w:val="single" w:sz="4" w:space="0" w:color="D3DCDA"/>
+              <w:left w:val="single" w:sz="4" w:space="0" w:color="D3DCDA"/>
+              <w:bottom w:val="single" w:sz="4" w:space="0" w:color="D3DCDA"/>
+              <w:right w:val="single" w:sz="4" w:space="0" w:color="D3DCDA"/>
+            </w:tcBorders>
+          </w:tcPr>
+          <w:p>
+            <w:pPr>
+              <w:pStyle w:val="Compact"/>
+              <w:widowControl/>
+              <w:spacing w:before="36" w:after="40"/>
+              <w:jc w:val="left"/>
+              <w:rPr>
+                <w:kern w:val="0"/>
+                <w:szCs w:val="24"/>
+                <w:lang w:val="ru-RU" w:eastAsia="en-US" w:bidi="ar-SA"/>
+              </w:rPr>
+            </w:pPr>
+            <w:r>
+              <w:rPr>
+                <w:kern w:val="0"/>
+                <w:sz w:val="18"/>
+                <w:szCs w:val="24"/>
+                <w:lang w:val="ru-RU" w:eastAsia="en-US" w:bidi="ar-SA"/>
+              </w:rPr>
+              <w:t>Δ оценки</w:t>
+            </w:r>
+          </w:p>
+        </w:tc>
+        <w:tc>
+          <w:tcPr>
+            <w:tcW w:w="4680" w:type="dxa"/>
+            <w:tcBorders>
+              <w:top w:val="single" w:sz="4" w:space="0" w:color="D3DCDA"/>
+              <w:left w:val="single" w:sz="4" w:space="0" w:color="D3DCDA"/>
+              <w:bottom w:val="single" w:sz="4" w:space="0" w:color="D3DCDA"/>
+              <w:right w:val="single" w:sz="4" w:space="0" w:color="D3DCDA"/>
+            </w:tcBorders>
+          </w:tcPr>
+          <w:p>
+            <w:pPr>
+              <w:pStyle w:val="Compact"/>
+              <w:widowControl/>
+              <w:spacing w:before="36" w:after="40"/>
+              <w:jc w:val="left"/>
+              <w:rPr>
+                <w:kern w:val="0"/>
+                <w:szCs w:val="24"/>
+                <w:lang w:val="ru-RU" w:eastAsia="en-US" w:bidi="ar-SA"/>
+              </w:rPr>
+            </w:pPr>
+            <w:r>
+              <w:rPr>
+                <w:kern w:val="0"/>
+                <w:sz w:val="18"/>
+                <w:szCs w:val="24"/>
+                <w:lang w:val="ru-RU" w:eastAsia="en-US" w:bidi="ar-SA"/>
+              </w:rPr>
+              <w:t>Изменение оценки от первого до последнего замера</w:t>
+            </w:r>
+          </w:p>
+        </w:tc>
+      </w:tr>
+      <w:tr>
+        <w:trPr/>
+        <w:tc>
+          <w:tcPr>
+            <w:tcW w:w="4679" w:type="dxa"/>
+            <w:tcBorders>
+              <w:top w:val="single" w:sz="4" w:space="0" w:color="D3DCDA"/>
+              <w:left w:val="single" w:sz="4" w:space="0" w:color="D3DCDA"/>
+              <w:bottom w:val="single" w:sz="4" w:space="0" w:color="D3DCDA"/>
+              <w:right w:val="single" w:sz="4" w:space="0" w:color="D3DCDA"/>
+            </w:tcBorders>
+          </w:tcPr>
+          <w:p>
+            <w:pPr>
+              <w:pStyle w:val="Compact"/>
+              <w:widowControl/>
+              <w:spacing w:before="36" w:after="40"/>
+              <w:jc w:val="left"/>
+              <w:rPr>
+                <w:kern w:val="0"/>
+                <w:szCs w:val="24"/>
+                <w:lang w:val="ru-RU" w:eastAsia="en-US" w:bidi="ar-SA"/>
+              </w:rPr>
+            </w:pPr>
+            <w:r>
+              <w:rPr>
+                <w:kern w:val="0"/>
+                <w:sz w:val="18"/>
+                <w:szCs w:val="24"/>
+                <w:lang w:val="ru-RU" w:eastAsia="en-US" w:bidi="ar-SA"/>
+              </w:rPr>
+              <w:t>PAT</w:t>
+            </w:r>
+          </w:p>
+        </w:tc>
+        <w:tc>
+          <w:tcPr>
+            <w:tcW w:w="4680" w:type="dxa"/>
+            <w:tcBorders>
+              <w:top w:val="single" w:sz="4" w:space="0" w:color="D3DCDA"/>
+              <w:left w:val="single" w:sz="4" w:space="0" w:color="D3DCDA"/>
+              <w:bottom w:val="single" w:sz="4" w:space="0" w:color="D3DCDA"/>
+              <w:right w:val="single" w:sz="4" w:space="0" w:color="D3DCDA"/>
+            </w:tcBorders>
+          </w:tcPr>
+          <w:p>
+            <w:pPr>
+              <w:pStyle w:val="Compact"/>
+              <w:widowControl/>
+              <w:spacing w:before="36" w:after="40"/>
+              <w:jc w:val="left"/>
+              <w:rPr>
+                <w:kern w:val="0"/>
+                <w:szCs w:val="24"/>
+                <w:lang w:val="ru-RU" w:eastAsia="en-US" w:bidi="ar-SA"/>
+              </w:rPr>
+            </w:pPr>
+            <w:r>
+              <w:rPr>
+                <w:kern w:val="0"/>
+                <w:sz w:val="18"/>
+                <w:szCs w:val="24"/>
+                <w:lang w:val="ru-RU" w:eastAsia="en-US" w:bidi="ar-SA"/>
+              </w:rPr>
+              <w:t>Personal Access Token — персональный токен доступа Jira Server/DC</w:t>
+            </w:r>
+          </w:p>
+        </w:tc>
+      </w:tr>
+      <w:tr>
+        <w:trPr/>
+        <w:tc>
+          <w:tcPr>
+            <w:tcW w:w="4679" w:type="dxa"/>
+            <w:tcBorders>
+              <w:top w:val="single" w:sz="4" w:space="0" w:color="D3DCDA"/>
+              <w:left w:val="single" w:sz="4" w:space="0" w:color="D3DCDA"/>
+              <w:bottom w:val="single" w:sz="4" w:space="0" w:color="D3DCDA"/>
+              <w:right w:val="single" w:sz="4" w:space="0" w:color="D3DCDA"/>
+            </w:tcBorders>
+          </w:tcPr>
+          <w:p>
+            <w:pPr>
+              <w:pStyle w:val="Compact"/>
+              <w:widowControl/>
+              <w:spacing w:before="36" w:after="40"/>
+              <w:jc w:val="left"/>
+              <w:rPr>
+                <w:kern w:val="0"/>
+                <w:szCs w:val="24"/>
+                <w:lang w:val="ru-RU" w:eastAsia="en-US" w:bidi="ar-SA"/>
+              </w:rPr>
+            </w:pPr>
+            <w:r>
+              <w:rPr>
+                <w:kern w:val="0"/>
+                <w:sz w:val="18"/>
+                <w:szCs w:val="24"/>
+                <w:lang w:val="ru-RU" w:eastAsia="en-US" w:bidi="ar-SA"/>
+              </w:rPr>
+              <w:t>API-токен</w:t>
+            </w:r>
+          </w:p>
+        </w:tc>
+        <w:tc>
+          <w:tcPr>
+            <w:tcW w:w="4680" w:type="dxa"/>
+            <w:tcBorders>
+              <w:top w:val="single" w:sz="4" w:space="0" w:color="D3DCDA"/>
+              <w:left w:val="single" w:sz="4" w:space="0" w:color="D3DCDA"/>
+              <w:bottom w:val="single" w:sz="4" w:space="0" w:color="D3DCDA"/>
+              <w:right w:val="single" w:sz="4" w:space="0" w:color="D3DCDA"/>
+            </w:tcBorders>
+          </w:tcPr>
+          <w:p>
+            <w:pPr>
+              <w:pStyle w:val="Compact"/>
+              <w:widowControl/>
+              <w:spacing w:before="36" w:after="40"/>
+              <w:jc w:val="left"/>
+              <w:rPr>
+                <w:kern w:val="0"/>
+                <w:szCs w:val="24"/>
+                <w:lang w:val="ru-RU" w:eastAsia="en-US" w:bidi="ar-SA"/>
+              </w:rPr>
+            </w:pPr>
+            <w:r>
+              <w:rPr>
+                <w:kern w:val="0"/>
+                <w:sz w:val="18"/>
+                <w:szCs w:val="24"/>
+                <w:lang w:val="ru-RU" w:eastAsia="en-US" w:bidi="ar-SA"/>
+              </w:rPr>
+              <w:t>Токен доступа Jira Cloud, создаётся на id.atlassian.com</w:t>
+            </w:r>
+          </w:p>
+        </w:tc>
+      </w:tr>
+      <w:tr>
+        <w:trPr/>
+        <w:tc>
+          <w:tcPr>
+            <w:tcW w:w="4679" w:type="dxa"/>
+            <w:tcBorders>
+              <w:top w:val="single" w:sz="4" w:space="0" w:color="D3DCDA"/>
+              <w:left w:val="single" w:sz="4" w:space="0" w:color="D3DCDA"/>
+              <w:bottom w:val="single" w:sz="4" w:space="0" w:color="D3DCDA"/>
+              <w:right w:val="single" w:sz="4" w:space="0" w:color="D3DCDA"/>
+            </w:tcBorders>
+          </w:tcPr>
+          <w:p>
+            <w:pPr>
+              <w:pStyle w:val="Compact"/>
+              <w:widowControl/>
+              <w:spacing w:before="36" w:after="40"/>
+              <w:jc w:val="left"/>
+              <w:rPr>
+                <w:kern w:val="0"/>
+                <w:szCs w:val="24"/>
+                <w:lang w:val="ru-RU" w:eastAsia="en-US" w:bidi="ar-SA"/>
+              </w:rPr>
+            </w:pPr>
+            <w:r>
+              <w:rPr>
+                <w:kern w:val="0"/>
+                <w:sz w:val="18"/>
+                <w:szCs w:val="24"/>
+                <w:lang w:val="ru-RU" w:eastAsia="en-US" w:bidi="ar-SA"/>
+              </w:rPr>
+              <w:t>Structure</w:t>
+            </w:r>
+          </w:p>
+        </w:tc>
+        <w:tc>
+          <w:tcPr>
+            <w:tcW w:w="4680" w:type="dxa"/>
+            <w:tcBorders>
+              <w:top w:val="single" w:sz="4" w:space="0" w:color="D3DCDA"/>
+              <w:left w:val="single" w:sz="4" w:space="0" w:color="D3DCDA"/>
+              <w:bottom w:val="single" w:sz="4" w:space="0" w:color="D3DCDA"/>
+              <w:right w:val="single" w:sz="4" w:space="0" w:color="D3DCDA"/>
+            </w:tcBorders>
+          </w:tcPr>
+          <w:p>
+            <w:pPr>
+              <w:pStyle w:val="Compact"/>
+              <w:widowControl/>
+              <w:spacing w:before="36" w:after="40"/>
+              <w:jc w:val="left"/>
+              <w:rPr>
+                <w:kern w:val="0"/>
+                <w:szCs w:val="24"/>
+                <w:lang w:val="ru-RU" w:eastAsia="en-US" w:bidi="ar-SA"/>
+              </w:rPr>
+            </w:pPr>
+            <w:r>
+              <w:rPr>
+                <w:kern w:val="0"/>
+                <w:sz w:val="18"/>
+                <w:szCs w:val="24"/>
+                <w:lang w:val="ru-RU" w:eastAsia="en-US" w:bidi="ar-SA"/>
+              </w:rPr>
+              <w:t>Плагин Jira (Tempo) для иерархических структур задач</w:t>
+            </w:r>
+          </w:p>
+        </w:tc>
+      </w:tr>
+      <w:tr>
+        <w:trPr/>
+        <w:tc>
+          <w:tcPr>
+            <w:tcW w:w="4679" w:type="dxa"/>
+            <w:tcBorders>
+              <w:top w:val="single" w:sz="4" w:space="0" w:color="D3DCDA"/>
+              <w:left w:val="single" w:sz="4" w:space="0" w:color="D3DCDA"/>
+              <w:bottom w:val="single" w:sz="4" w:space="0" w:color="D3DCDA"/>
+              <w:right w:val="single" w:sz="4" w:space="0" w:color="D3DCDA"/>
+            </w:tcBorders>
+          </w:tcPr>
+          <w:p>
+            <w:pPr>
+              <w:pStyle w:val="Compact"/>
+              <w:widowControl/>
+              <w:spacing w:before="36" w:after="40"/>
+              <w:jc w:val="left"/>
+              <w:rPr>
+                <w:kern w:val="0"/>
+                <w:szCs w:val="24"/>
+                <w:lang w:val="ru-RU" w:eastAsia="en-US" w:bidi="ar-SA"/>
+              </w:rPr>
+            </w:pPr>
+            <w:r>
+              <w:rPr>
+                <w:kern w:val="0"/>
+                <w:sz w:val="18"/>
+                <w:szCs w:val="24"/>
+                <w:lang w:val="ru-RU" w:eastAsia="en-US" w:bidi="ar-SA"/>
+              </w:rPr>
+              <w:t>Поддерево</w:t>
+            </w:r>
+          </w:p>
+        </w:tc>
+        <w:tc>
+          <w:tcPr>
+            <w:tcW w:w="4680" w:type="dxa"/>
+            <w:tcBorders>
+              <w:top w:val="single" w:sz="4" w:space="0" w:color="D3DCDA"/>
+              <w:left w:val="single" w:sz="4" w:space="0" w:color="D3DCDA"/>
+              <w:bottom w:val="single" w:sz="4" w:space="0" w:color="D3DCDA"/>
+              <w:right w:val="single" w:sz="4" w:space="0" w:color="D3DCDA"/>
+            </w:tcBorders>
+          </w:tcPr>
+          <w:p>
+            <w:pPr>
+              <w:pStyle w:val="Compact"/>
+              <w:widowControl/>
+              <w:spacing w:before="36" w:after="40"/>
+              <w:jc w:val="left"/>
+              <w:rPr>
+                <w:kern w:val="0"/>
+                <w:szCs w:val="24"/>
+                <w:lang w:val="ru-RU" w:eastAsia="en-US" w:bidi="ar-SA"/>
+              </w:rPr>
+            </w:pPr>
+            <w:r>
+              <w:rPr>
+                <w:kern w:val="0"/>
+                <w:sz w:val="18"/>
+                <w:szCs w:val="24"/>
+                <w:lang w:val="ru-RU" w:eastAsia="en-US" w:bidi="ar-SA"/>
+              </w:rPr>
+              <w:t>Задача и все задачи, вложенные в неё в структуре</w:t>
+            </w:r>
+          </w:p>
+        </w:tc>
+      </w:tr>
+      <w:tr>
+        <w:trPr/>
+        <w:tc>
+          <w:tcPr>
+            <w:tcW w:w="4679" w:type="dxa"/>
+            <w:tcBorders>
+              <w:top w:val="single" w:sz="4" w:space="0" w:color="D3DCDA"/>
+              <w:left w:val="single" w:sz="4" w:space="0" w:color="D3DCDA"/>
+              <w:bottom w:val="single" w:sz="4" w:space="0" w:color="D3DCDA"/>
+              <w:right w:val="single" w:sz="4" w:space="0" w:color="D3DCDA"/>
+            </w:tcBorders>
+          </w:tcPr>
+          <w:p>
+            <w:pPr>
+              <w:pStyle w:val="Compact"/>
+              <w:widowControl/>
+              <w:spacing w:before="36" w:after="40"/>
+              <w:jc w:val="left"/>
+              <w:rPr>
+                <w:kern w:val="0"/>
+                <w:szCs w:val="24"/>
+                <w:lang w:val="ru-RU" w:eastAsia="en-US" w:bidi="ar-SA"/>
+              </w:rPr>
+            </w:pPr>
+            <w:r>
+              <w:rPr>
+                <w:kern w:val="0"/>
+                <w:sz w:val="18"/>
+                <w:szCs w:val="24"/>
+                <w:lang w:val="ru-RU" w:eastAsia="en-US" w:bidi="ar-SA"/>
+              </w:rPr>
+              <w:t>Срез</w:t>
+            </w:r>
+          </w:p>
+        </w:tc>
+        <w:tc>
+          <w:tcPr>
+            <w:tcW w:w="4680" w:type="dxa"/>
+            <w:tcBorders>
+              <w:top w:val="single" w:sz="4" w:space="0" w:color="D3DCDA"/>
+              <w:left w:val="single" w:sz="4" w:space="0" w:color="D3DCDA"/>
+              <w:bottom w:val="single" w:sz="4" w:space="0" w:color="D3DCDA"/>
+              <w:right w:val="single" w:sz="4" w:space="0" w:color="D3DCDA"/>
+            </w:tcBorders>
+          </w:tcPr>
+          <w:p>
+            <w:pPr>
+              <w:pStyle w:val="Compact"/>
+              <w:widowControl/>
+              <w:spacing w:before="36" w:after="40"/>
+              <w:jc w:val="left"/>
+              <w:rPr>
+                <w:kern w:val="0"/>
+                <w:szCs w:val="24"/>
+                <w:lang w:val="ru-RU" w:eastAsia="en-US" w:bidi="ar-SA"/>
+              </w:rPr>
+            </w:pPr>
+            <w:r>
+              <w:rPr>
+                <w:kern w:val="0"/>
+                <w:sz w:val="18"/>
+                <w:szCs w:val="24"/>
+                <w:lang w:val="ru-RU" w:eastAsia="en-US" w:bidi="ar-SA"/>
+              </w:rPr>
+              <w:t>Значения остатка, затраченного времени и оценки, собранные из Jira на момент запроса</w:t>
+            </w:r>
+          </w:p>
+        </w:tc>
+      </w:tr>
+      <w:tr>
+        <w:trPr/>
+        <w:tc>
+          <w:tcPr>
+            <w:tcW w:w="4679" w:type="dxa"/>
+            <w:tcBorders>
+              <w:top w:val="single" w:sz="4" w:space="0" w:color="D3DCDA"/>
+              <w:left w:val="single" w:sz="4" w:space="0" w:color="D3DCDA"/>
+              <w:bottom w:val="single" w:sz="4" w:space="0" w:color="D3DCDA"/>
+              <w:right w:val="single" w:sz="4" w:space="0" w:color="D3DCDA"/>
+            </w:tcBorders>
+          </w:tcPr>
+          <w:p>
+            <w:pPr>
+              <w:pStyle w:val="Compact"/>
+              <w:widowControl/>
+              <w:spacing w:before="36" w:after="40"/>
+              <w:jc w:val="left"/>
+              <w:rPr>
+                <w:kern w:val="0"/>
+                <w:szCs w:val="24"/>
+                <w:lang w:val="ru-RU" w:eastAsia="en-US" w:bidi="ar-SA"/>
+              </w:rPr>
+            </w:pPr>
+            <w:r>
+              <w:rPr>
+                <w:kern w:val="0"/>
+                <w:sz w:val="18"/>
+                <w:szCs w:val="24"/>
+                <w:lang w:val="ru-RU" w:eastAsia="en-US" w:bidi="ar-SA"/>
+              </w:rPr>
+              <w:t>Автозаполнение</w:t>
+            </w:r>
+          </w:p>
+        </w:tc>
+        <w:tc>
+          <w:tcPr>
+            <w:tcW w:w="4680" w:type="dxa"/>
+            <w:tcBorders>
+              <w:top w:val="single" w:sz="4" w:space="0" w:color="D3DCDA"/>
+              <w:left w:val="single" w:sz="4" w:space="0" w:color="D3DCDA"/>
+              <w:bottom w:val="single" w:sz="4" w:space="0" w:color="D3DCDA"/>
+              <w:right w:val="single" w:sz="4" w:space="0" w:color="D3DCDA"/>
+            </w:tcBorders>
+          </w:tcPr>
+          <w:p>
+            <w:pPr>
+              <w:pStyle w:val="Compact"/>
+              <w:widowControl/>
+              <w:spacing w:before="36" w:after="40"/>
+              <w:jc w:val="left"/>
+              <w:rPr>
+                <w:kern w:val="0"/>
+                <w:szCs w:val="24"/>
+                <w:lang w:val="ru-RU" w:eastAsia="en-US" w:bidi="ar-SA"/>
+              </w:rPr>
+            </w:pPr>
+            <w:r>
+              <w:rPr>
+                <w:kern w:val="0"/>
+                <w:sz w:val="18"/>
+                <w:szCs w:val="24"/>
+                <w:lang w:val="ru-RU" w:eastAsia="en-US" w:bidi="ar-SA"/>
+              </w:rPr>
+              <w:t>Автоматический срез и сохранение замера по расписанию</w:t>
+            </w:r>
+          </w:p>
+        </w:tc>
+      </w:tr>
+      <w:tr>
+        <w:trPr/>
+        <w:tc>
+          <w:tcPr>
+            <w:tcW w:w="4679" w:type="dxa"/>
+            <w:tcBorders>
+              <w:top w:val="single" w:sz="4" w:space="0" w:color="D3DCDA"/>
+              <w:left w:val="single" w:sz="4" w:space="0" w:color="D3DCDA"/>
+              <w:bottom w:val="single" w:sz="4" w:space="0" w:color="D3DCDA"/>
+              <w:right w:val="single" w:sz="4" w:space="0" w:color="D3DCDA"/>
+            </w:tcBorders>
+          </w:tcPr>
+          <w:p>
+            <w:pPr>
+              <w:pStyle w:val="Compact"/>
+              <w:widowControl/>
+              <w:spacing w:before="36" w:after="40"/>
+              <w:jc w:val="left"/>
+              <w:rPr>
+                <w:kern w:val="0"/>
+                <w:szCs w:val="24"/>
+                <w:lang w:val="ru-RU" w:eastAsia="en-US" w:bidi="ar-SA"/>
+              </w:rPr>
+            </w:pPr>
+            <w:r>
+              <w:rPr>
+                <w:kern w:val="0"/>
+                <w:sz w:val="18"/>
+                <w:szCs w:val="24"/>
+                <w:lang w:val="ru-RU" w:eastAsia="en-US" w:bidi="ar-SA"/>
+              </w:rPr>
+              <w:t>Burn-up</w:t>
+            </w:r>
+          </w:p>
+        </w:tc>
+        <w:tc>
+          <w:tcPr>
+            <w:tcW w:w="4680" w:type="dxa"/>
+            <w:tcBorders>
+              <w:top w:val="single" w:sz="4" w:space="0" w:color="D3DCDA"/>
+              <w:left w:val="single" w:sz="4" w:space="0" w:color="D3DCDA"/>
+              <w:bottom w:val="single" w:sz="4" w:space="0" w:color="D3DCDA"/>
+              <w:right w:val="single" w:sz="4" w:space="0" w:color="D3DCDA"/>
+            </w:tcBorders>
+          </w:tcPr>
+          <w:p>
+            <w:pPr>
+              <w:pStyle w:val="Compact"/>
+              <w:widowControl/>
+              <w:spacing w:before="36" w:after="40"/>
+              <w:jc w:val="left"/>
+              <w:rPr>
+                <w:kern w:val="0"/>
+                <w:szCs w:val="24"/>
+                <w:lang w:val="ru-RU" w:eastAsia="en-US" w:bidi="ar-SA"/>
+              </w:rPr>
+            </w:pPr>
+            <w:r>
+              <w:rPr>
+                <w:kern w:val="0"/>
+                <w:sz w:val="18"/>
+                <w:szCs w:val="24"/>
+                <w:lang w:val="ru-RU" w:eastAsia="en-US" w:bidi="ar-SA"/>
+              </w:rPr>
+              <w:t>График объёма задач и выполненного объёма по датам срезов</w:t>
+            </w:r>
+          </w:p>
+        </w:tc>
+      </w:tr>
+      <w:tr>
+        <w:trPr/>
+        <w:tc>
+          <w:tcPr>
+            <w:tcW w:w="4679" w:type="dxa"/>
+            <w:tcBorders>
+              <w:top w:val="single" w:sz="4" w:space="0" w:color="D3DCDA"/>
+              <w:left w:val="single" w:sz="4" w:space="0" w:color="D3DCDA"/>
+              <w:bottom w:val="single" w:sz="4" w:space="0" w:color="D3DCDA"/>
+              <w:right w:val="single" w:sz="4" w:space="0" w:color="D3DCDA"/>
+            </w:tcBorders>
+          </w:tcPr>
+          <w:p>
+            <w:pPr>
+              <w:pStyle w:val="Compact"/>
+              <w:widowControl/>
+              <w:spacing w:before="36" w:after="40"/>
+              <w:jc w:val="left"/>
+              <w:rPr>
+                <w:kern w:val="0"/>
+                <w:szCs w:val="24"/>
+                <w:lang w:val="ru-RU" w:eastAsia="en-US" w:bidi="ar-SA"/>
+              </w:rPr>
+            </w:pPr>
+            <w:r>
+              <w:rPr>
+                <w:kern w:val="0"/>
+                <w:sz w:val="18"/>
+                <w:szCs w:val="24"/>
+                <w:lang w:val="ru-RU" w:eastAsia="en-US" w:bidi="ar-SA"/>
+              </w:rPr>
+              <w:t>Объём задачи</w:t>
+            </w:r>
+          </w:p>
+        </w:tc>
+        <w:tc>
+          <w:tcPr>
+            <w:tcW w:w="4680" w:type="dxa"/>
+            <w:tcBorders>
+              <w:top w:val="single" w:sz="4" w:space="0" w:color="D3DCDA"/>
+              <w:left w:val="single" w:sz="4" w:space="0" w:color="D3DCDA"/>
+              <w:bottom w:val="single" w:sz="4" w:space="0" w:color="D3DCDA"/>
+              <w:right w:val="single" w:sz="4" w:space="0" w:color="D3DCDA"/>
+            </w:tcBorders>
+          </w:tcPr>
+          <w:p>
+            <w:pPr>
+              <w:pStyle w:val="Compact"/>
+              <w:widowControl/>
+              <w:spacing w:before="36" w:after="40"/>
+              <w:jc w:val="left"/>
+              <w:rPr>
+                <w:kern w:val="0"/>
+                <w:szCs w:val="24"/>
+                <w:lang w:val="ru-RU" w:eastAsia="en-US" w:bidi="ar-SA"/>
+              </w:rPr>
+            </w:pPr>
+            <w:r>
+              <w:rPr>
+                <w:kern w:val="0"/>
+                <w:sz w:val="18"/>
+                <w:szCs w:val="24"/>
+                <w:lang w:val="ru-RU" w:eastAsia="en-US" w:bidi="ar-SA"/>
+              </w:rPr>
+              <w:t>Оценка задачи, а если её нет — затрачено плюс остаток</w:t>
+            </w:r>
+          </w:p>
+        </w:tc>
+      </w:tr>
+      <w:tr>
+        <w:trPr/>
+        <w:tc>
+          <w:tcPr>
+            <w:tcW w:w="4679" w:type="dxa"/>
+            <w:tcBorders>
+              <w:top w:val="single" w:sz="4" w:space="0" w:color="D3DCDA"/>
+              <w:left w:val="single" w:sz="4" w:space="0" w:color="D3DCDA"/>
+              <w:bottom w:val="single" w:sz="4" w:space="0" w:color="D3DCDA"/>
+              <w:right w:val="single" w:sz="4" w:space="0" w:color="D3DCDA"/>
+            </w:tcBorders>
+          </w:tcPr>
+          <w:p>
+            <w:pPr>
+              <w:pStyle w:val="Compact"/>
+              <w:widowControl/>
+              <w:spacing w:before="36" w:after="40"/>
+              <w:jc w:val="left"/>
+              <w:rPr>
+                <w:kern w:val="0"/>
+                <w:szCs w:val="24"/>
+                <w:lang w:val="ru-RU" w:eastAsia="en-US" w:bidi="ar-SA"/>
+              </w:rPr>
+            </w:pPr>
+            <w:r>
+              <w:rPr>
+                <w:kern w:val="0"/>
+                <w:sz w:val="18"/>
+                <w:szCs w:val="24"/>
+                <w:lang w:val="ru-RU" w:eastAsia="en-US" w:bidi="ar-SA"/>
+              </w:rPr>
+              <w:t>Задача-контейнер</w:t>
+            </w:r>
+          </w:p>
+        </w:tc>
+        <w:tc>
+          <w:tcPr>
+            <w:tcW w:w="4680" w:type="dxa"/>
+            <w:tcBorders>
+              <w:top w:val="single" w:sz="4" w:space="0" w:color="D3DCDA"/>
+              <w:left w:val="single" w:sz="4" w:space="0" w:color="D3DCDA"/>
+              <w:bottom w:val="single" w:sz="4" w:space="0" w:color="D3DCDA"/>
+              <w:right w:val="single" w:sz="4" w:space="0" w:color="D3DCDA"/>
+            </w:tcBorders>
+          </w:tcPr>
+          <w:p>
+            <w:pPr>
+              <w:pStyle w:val="Compact"/>
+              <w:widowControl/>
+              <w:spacing w:before="36" w:after="40"/>
+              <w:jc w:val="left"/>
+              <w:rPr>
+                <w:kern w:val="0"/>
+                <w:szCs w:val="24"/>
+                <w:lang w:val="ru-RU" w:eastAsia="en-US" w:bidi="ar-SA"/>
+              </w:rPr>
+            </w:pPr>
+            <w:r>
+              <w:rPr>
+                <w:kern w:val="0"/>
+                <w:sz w:val="18"/>
+                <w:szCs w:val="24"/>
+                <w:lang w:val="ru-RU" w:eastAsia="en-US" w:bidi="ar-SA"/>
+              </w:rPr>
+              <w:t>Задача, под которой в структуре или по связи «подзадача» есть другие задачи</w:t>
+            </w:r>
+          </w:p>
+        </w:tc>
+      </w:tr>
+      <w:tr>
+        <w:trPr/>
+        <w:tc>
+          <w:tcPr>
+            <w:tcW w:w="4679" w:type="dxa"/>
+            <w:tcBorders>
+              <w:top w:val="single" w:sz="4" w:space="0" w:color="D3DCDA"/>
+              <w:left w:val="single" w:sz="4" w:space="0" w:color="D3DCDA"/>
+              <w:bottom w:val="single" w:sz="4" w:space="0" w:color="D3DCDA"/>
+              <w:right w:val="single" w:sz="4" w:space="0" w:color="D3DCDA"/>
+            </w:tcBorders>
+          </w:tcPr>
+          <w:p>
+            <w:pPr>
+              <w:pStyle w:val="Compact"/>
+              <w:widowControl/>
+              <w:spacing w:before="36" w:after="40"/>
+              <w:jc w:val="left"/>
+              <w:rPr>
+                <w:kern w:val="0"/>
+                <w:szCs w:val="24"/>
+                <w:lang w:val="ru-RU" w:eastAsia="en-US" w:bidi="ar-SA"/>
+              </w:rPr>
+            </w:pPr>
+            <w:r>
+              <w:rPr>
+                <w:kern w:val="0"/>
+                <w:sz w:val="18"/>
+                <w:szCs w:val="24"/>
+                <w:lang w:val="ru-RU" w:eastAsia="en-US" w:bidi="ar-SA"/>
+              </w:rPr>
+              <w:t>Целевая линия</w:t>
+            </w:r>
+          </w:p>
+        </w:tc>
+        <w:tc>
+          <w:tcPr>
+            <w:tcW w:w="4680" w:type="dxa"/>
+            <w:tcBorders>
+              <w:top w:val="single" w:sz="4" w:space="0" w:color="D3DCDA"/>
+              <w:left w:val="single" w:sz="4" w:space="0" w:color="D3DCDA"/>
+              <w:bottom w:val="single" w:sz="4" w:space="0" w:color="D3DCDA"/>
+              <w:right w:val="single" w:sz="4" w:space="0" w:color="D3DCDA"/>
+            </w:tcBorders>
+          </w:tcPr>
+          <w:p>
+            <w:pPr>
+              <w:pStyle w:val="Compact"/>
+              <w:widowControl/>
+              <w:spacing w:before="36" w:after="40"/>
+              <w:jc w:val="left"/>
+              <w:rPr>
+                <w:kern w:val="0"/>
+                <w:szCs w:val="24"/>
+                <w:lang w:val="ru-RU" w:eastAsia="en-US" w:bidi="ar-SA"/>
+              </w:rPr>
+            </w:pPr>
+            <w:r>
+              <w:rPr>
+                <w:kern w:val="0"/>
+                <w:sz w:val="18"/>
+                <w:szCs w:val="24"/>
+                <w:lang w:val="ru-RU" w:eastAsia="en-US" w:bidi="ar-SA"/>
+              </w:rPr>
+              <w:t>Требуемая траектория остатка к нулю на целевую дату</w:t>
+            </w:r>
+          </w:p>
+        </w:tc>
+      </w:tr>
+      <w:tr>
+        <w:trPr/>
+        <w:tc>
+          <w:tcPr>
+            <w:tcW w:w="4679" w:type="dxa"/>
+            <w:tcBorders>
+              <w:top w:val="single" w:sz="4" w:space="0" w:color="D3DCDA"/>
+              <w:left w:val="single" w:sz="4" w:space="0" w:color="D3DCDA"/>
+              <w:bottom w:val="single" w:sz="4" w:space="0" w:color="D3DCDA"/>
+              <w:right w:val="single" w:sz="4" w:space="0" w:color="D3DCDA"/>
+            </w:tcBorders>
+          </w:tcPr>
+          <w:p>
+            <w:pPr>
+              <w:pStyle w:val="Compact"/>
+              <w:widowControl/>
+              <w:spacing w:before="36" w:after="40"/>
+              <w:jc w:val="left"/>
+              <w:rPr>
+                <w:kern w:val="0"/>
+                <w:szCs w:val="24"/>
+                <w:lang w:val="ru-RU" w:eastAsia="en-US" w:bidi="ar-SA"/>
+              </w:rPr>
+            </w:pPr>
+            <w:r>
+              <w:rPr>
+                <w:kern w:val="0"/>
+                <w:sz w:val="18"/>
+                <w:szCs w:val="24"/>
+                <w:lang w:val="ru-RU" w:eastAsia="en-US" w:bidi="ar-SA"/>
+              </w:rPr>
               <w:t>Буфер риска</w:t>
             </w:r>
           </w:p>
@@ -13608,16 +15649,16 @@
               </w:rPr>
               <w:t>Допустимое опоздание прогноза, при котором статус — «Риск»</w:t>
             </w:r>
-            <w:bookmarkStart w:id="97" w:name="глоссарий"/>
-            <w:bookmarkEnd w:id="97"/>
+            <w:bookmarkStart w:id="108" w:name="глоссарий"/>
+            <w:bookmarkEnd w:id="108"/>
           </w:p>
         </w:tc>
       </w:tr>
     </w:tbl>
     <w:sectPr>
-      <w:footerReference w:type="even" r:id="rId35"/>
-      <w:footerReference w:type="default" r:id="rId36"/>
-      <w:footerReference w:type="first" r:id="rId37"/>
+      <w:footerReference w:type="even" r:id="rId39"/>
+      <w:footerReference w:type="default" r:id="rId40"/>
+      <w:footerReference w:type="first" r:id="rId41"/>
       <w:type w:val="nextPage"/>
       <w:pgSz w:w="12240" w:h="15840"/>
       <w:pgMar w:left="1440" w:right="1440" w:gutter="0" w:header="0" w:top="1440" w:footer="720" w:bottom="1440"/>
@@ -13658,7 +15699,7 @@
         <w:color w:val="8A92A6"/>
         <w:sz w:val="16"/>
       </w:rPr>
-      <w:t xml:space="preserve">Burndown 1.1.0 · Руководство пользователя · стр. </w:t>
+      <w:t xml:space="preserve">Burndown 1.2.0 · Руководство пользователя · стр. </w:t>
     </w:r>
     <w:r>
       <w:rPr/>
@@ -13674,7 +15715,7 @@
     </w:r>
     <w:r>
       <w:rPr/>
-      <w:t>37</w:t>
+      <w:t>40</w:t>
     </w:r>
     <w:r>
       <w:rPr/>
@@ -13697,7 +15738,7 @@
         <w:color w:val="8A92A6"/>
         <w:sz w:val="16"/>
       </w:rPr>
-      <w:t xml:space="preserve">Burndown 1.1.0 · Руководство пользователя · стр. </w:t>
+      <w:t xml:space="preserve">Burndown 1.2.0 · Руководство пользователя · стр. </w:t>
     </w:r>
     <w:r>
       <w:rPr/>
@@ -13713,7 +15754,7 @@
     </w:r>
     <w:r>
       <w:rPr/>
-      <w:t>37</w:t>
+      <w:t>40</w:t>
     </w:r>
     <w:r>
       <w:rPr/>
@@ -16158,9 +18199,8 @@
   </w:abstractNum>
   <w:abstractNum w:abstractNumId="20">
     <w:lvl w:ilvl="0">
-      <w:start w:val="1"/>
-      <w:numFmt w:val="decimal"/>
-      <w:lvlText w:val="%1."/>
+      <w:numFmt w:val="bullet"/>
+      <w:lvlText w:val=""/>
       <w:lvlJc w:val="left"/>
       <w:pPr>
         <w:tabs>
@@ -16168,12 +18208,14 @@
         </w:tabs>
         <w:ind w:left="720" w:hanging="480"/>
       </w:pPr>
-      <w:rPr/>
+      <w:rPr>
+        <w:rFonts w:ascii="Symbol" w:hAnsi="Symbol" w:cs="Symbol" w:hint="default"/>
+      </w:rPr>
     </w:lvl>
     <w:lvl w:ilvl="1">
-      <w:start w:val="1"/>
-      <w:numFmt w:val="decimal"/>
-      <w:lvlText w:val="%2."/>
+      <w:start w:val="0"/>
+      <w:numFmt w:val="bullet"/>
+      <w:lvlText w:val=""/>
       <w:lvlJc w:val="left"/>
       <w:pPr>
         <w:tabs>
@@ -16181,12 +18223,14 @@
         </w:tabs>
         <w:ind w:left="1440" w:hanging="480"/>
       </w:pPr>
-      <w:rPr/>
+      <w:rPr>
+        <w:rFonts w:ascii="Symbol" w:hAnsi="Symbol" w:cs="Symbol" w:hint="default"/>
+      </w:rPr>
     </w:lvl>
     <w:lvl w:ilvl="2">
-      <w:start w:val="1"/>
-      <w:numFmt w:val="decimal"/>
-      <w:lvlText w:val="%3."/>
+      <w:start w:val="0"/>
+      <w:numFmt w:val="bullet"/>
+      <w:lvlText w:val=""/>
       <w:lvlJc w:val="left"/>
       <w:pPr>
         <w:tabs>
@@ -16194,12 +18238,14 @@
         </w:tabs>
         <w:ind w:left="2160" w:hanging="480"/>
       </w:pPr>
-      <w:rPr/>
+      <w:rPr>
+        <w:rFonts w:ascii="Symbol" w:hAnsi="Symbol" w:cs="Symbol" w:hint="default"/>
+      </w:rPr>
     </w:lvl>
     <w:lvl w:ilvl="3">
-      <w:start w:val="1"/>
-      <w:numFmt w:val="decimal"/>
-      <w:lvlText w:val="%4."/>
+      <w:start w:val="0"/>
+      <w:numFmt w:val="bullet"/>
+      <w:lvlText w:val=""/>
       <w:lvlJc w:val="left"/>
       <w:pPr>
         <w:tabs>
@@ -16207,12 +18253,14 @@
         </w:tabs>
         <w:ind w:left="2880" w:hanging="480"/>
       </w:pPr>
-      <w:rPr/>
+      <w:rPr>
+        <w:rFonts w:ascii="Symbol" w:hAnsi="Symbol" w:cs="Symbol" w:hint="default"/>
+      </w:rPr>
     </w:lvl>
     <w:lvl w:ilvl="4">
-      <w:start w:val="1"/>
-      <w:numFmt w:val="decimal"/>
-      <w:lvlText w:val="%5."/>
+      <w:start w:val="0"/>
+      <w:numFmt w:val="bullet"/>
+      <w:lvlText w:val=""/>
       <w:lvlJc w:val="left"/>
       <w:pPr>
         <w:tabs>
@@ -16220,12 +18268,14 @@
         </w:tabs>
         <w:ind w:left="3600" w:hanging="480"/>
       </w:pPr>
-      <w:rPr/>
+      <w:rPr>
+        <w:rFonts w:ascii="Symbol" w:hAnsi="Symbol" w:cs="Symbol" w:hint="default"/>
+      </w:rPr>
     </w:lvl>
     <w:lvl w:ilvl="5">
-      <w:start w:val="1"/>
-      <w:numFmt w:val="decimal"/>
-      <w:lvlText w:val="%6."/>
+      <w:start w:val="0"/>
+      <w:numFmt w:val="bullet"/>
+      <w:lvlText w:val=""/>
       <w:lvlJc w:val="left"/>
       <w:pPr>
         <w:tabs>
@@ -16233,12 +18283,14 @@
         </w:tabs>
         <w:ind w:left="4320" w:hanging="480"/>
       </w:pPr>
-      <w:rPr/>
+      <w:rPr>
+        <w:rFonts w:ascii="Symbol" w:hAnsi="Symbol" w:cs="Symbol" w:hint="default"/>
+      </w:rPr>
     </w:lvl>
     <w:lvl w:ilvl="6">
-      <w:start w:val="1"/>
-      <w:numFmt w:val="decimal"/>
-      <w:lvlText w:val="%7."/>
+      <w:start w:val="0"/>
+      <w:numFmt w:val="bullet"/>
+      <w:lvlText w:val=""/>
       <w:lvlJc w:val="left"/>
       <w:pPr>
         <w:tabs>
@@ -16246,12 +18298,14 @@
         </w:tabs>
         <w:ind w:left="5040" w:hanging="480"/>
       </w:pPr>
-      <w:rPr/>
+      <w:rPr>
+        <w:rFonts w:ascii="Symbol" w:hAnsi="Symbol" w:cs="Symbol" w:hint="default"/>
+      </w:rPr>
     </w:lvl>
     <w:lvl w:ilvl="7">
-      <w:start w:val="1"/>
-      <w:numFmt w:val="decimal"/>
-      <w:lvlText w:val="%8."/>
+      <w:start w:val="0"/>
+      <w:numFmt w:val="bullet"/>
+      <w:lvlText w:val=""/>
       <w:lvlJc w:val="left"/>
       <w:pPr>
         <w:tabs>
@@ -16259,12 +18313,14 @@
         </w:tabs>
         <w:ind w:left="5760" w:hanging="480"/>
       </w:pPr>
-      <w:rPr/>
+      <w:rPr>
+        <w:rFonts w:ascii="Symbol" w:hAnsi="Symbol" w:cs="Symbol" w:hint="default"/>
+      </w:rPr>
     </w:lvl>
     <w:lvl w:ilvl="8">
-      <w:start w:val="1"/>
-      <w:numFmt w:val="decimal"/>
-      <w:lvlText w:val="%9."/>
+      <w:start w:val="0"/>
+      <w:numFmt w:val="bullet"/>
+      <w:lvlText w:val=""/>
       <w:lvlJc w:val="left"/>
       <w:pPr>
         <w:tabs>
@@ -16272,7 +18328,9 @@
         </w:tabs>
         <w:ind w:left="6480" w:hanging="480"/>
       </w:pPr>
-      <w:rPr/>
+      <w:rPr>
+        <w:rFonts w:ascii="Symbol" w:hAnsi="Symbol" w:cs="Symbol" w:hint="default"/>
+      </w:rPr>
     </w:lvl>
   </w:abstractNum>
   <w:abstractNum w:abstractNumId="21">
@@ -16752,6 +18810,244 @@
     </w:lvl>
   </w:abstractNum>
   <w:abstractNum w:abstractNumId="25">
+    <w:lvl w:ilvl="0">
+      <w:start w:val="1"/>
+      <w:numFmt w:val="decimal"/>
+      <w:lvlText w:val="%1."/>
+      <w:lvlJc w:val="left"/>
+      <w:pPr>
+        <w:tabs>
+          <w:tab w:val="num" w:pos="0"/>
+        </w:tabs>
+        <w:ind w:left="720" w:hanging="480"/>
+      </w:pPr>
+      <w:rPr/>
+    </w:lvl>
+    <w:lvl w:ilvl="1">
+      <w:start w:val="1"/>
+      <w:numFmt w:val="decimal"/>
+      <w:lvlText w:val="%2."/>
+      <w:lvlJc w:val="left"/>
+      <w:pPr>
+        <w:tabs>
+          <w:tab w:val="num" w:pos="0"/>
+        </w:tabs>
+        <w:ind w:left="1440" w:hanging="480"/>
+      </w:pPr>
+      <w:rPr/>
+    </w:lvl>
+    <w:lvl w:ilvl="2">
+      <w:start w:val="1"/>
+      <w:numFmt w:val="decimal"/>
+      <w:lvlText w:val="%3."/>
+      <w:lvlJc w:val="left"/>
+      <w:pPr>
+        <w:tabs>
+          <w:tab w:val="num" w:pos="0"/>
+        </w:tabs>
+        <w:ind w:left="2160" w:hanging="480"/>
+      </w:pPr>
+      <w:rPr/>
+    </w:lvl>
+    <w:lvl w:ilvl="3">
+      <w:start w:val="1"/>
+      <w:numFmt w:val="decimal"/>
+      <w:lvlText w:val="%4."/>
+      <w:lvlJc w:val="left"/>
+      <w:pPr>
+        <w:tabs>
+          <w:tab w:val="num" w:pos="0"/>
+        </w:tabs>
+        <w:ind w:left="2880" w:hanging="480"/>
+      </w:pPr>
+      <w:rPr/>
+    </w:lvl>
+    <w:lvl w:ilvl="4">
+      <w:start w:val="1"/>
+      <w:numFmt w:val="decimal"/>
+      <w:lvlText w:val="%5."/>
+      <w:lvlJc w:val="left"/>
+      <w:pPr>
+        <w:tabs>
+          <w:tab w:val="num" w:pos="0"/>
+        </w:tabs>
+        <w:ind w:left="3600" w:hanging="480"/>
+      </w:pPr>
+      <w:rPr/>
+    </w:lvl>
+    <w:lvl w:ilvl="5">
+      <w:start w:val="1"/>
+      <w:numFmt w:val="decimal"/>
+      <w:lvlText w:val="%6."/>
+      <w:lvlJc w:val="left"/>
+      <w:pPr>
+        <w:tabs>
+          <w:tab w:val="num" w:pos="0"/>
+        </w:tabs>
+        <w:ind w:left="4320" w:hanging="480"/>
+      </w:pPr>
+      <w:rPr/>
+    </w:lvl>
+    <w:lvl w:ilvl="6">
+      <w:start w:val="1"/>
+      <w:numFmt w:val="decimal"/>
+      <w:lvlText w:val="%7."/>
+      <w:lvlJc w:val="left"/>
+      <w:pPr>
+        <w:tabs>
+          <w:tab w:val="num" w:pos="0"/>
+        </w:tabs>
+        <w:ind w:left="5040" w:hanging="480"/>
+      </w:pPr>
+      <w:rPr/>
+    </w:lvl>
+    <w:lvl w:ilvl="7">
+      <w:start w:val="1"/>
+      <w:numFmt w:val="decimal"/>
+      <w:lvlText w:val="%8."/>
+      <w:lvlJc w:val="left"/>
+      <w:pPr>
+        <w:tabs>
+          <w:tab w:val="num" w:pos="0"/>
+        </w:tabs>
+        <w:ind w:left="5760" w:hanging="480"/>
+      </w:pPr>
+      <w:rPr/>
+    </w:lvl>
+    <w:lvl w:ilvl="8">
+      <w:start w:val="1"/>
+      <w:numFmt w:val="decimal"/>
+      <w:lvlText w:val="%9."/>
+      <w:lvlJc w:val="left"/>
+      <w:pPr>
+        <w:tabs>
+          <w:tab w:val="num" w:pos="0"/>
+        </w:tabs>
+        <w:ind w:left="6480" w:hanging="480"/>
+      </w:pPr>
+      <w:rPr/>
+    </w:lvl>
+  </w:abstractNum>
+  <w:abstractNum w:abstractNumId="26">
+    <w:lvl w:ilvl="0">
+      <w:start w:val="1"/>
+      <w:numFmt w:val="decimal"/>
+      <w:lvlText w:val="%1."/>
+      <w:lvlJc w:val="left"/>
+      <w:pPr>
+        <w:tabs>
+          <w:tab w:val="num" w:pos="0"/>
+        </w:tabs>
+        <w:ind w:left="720" w:hanging="480"/>
+      </w:pPr>
+      <w:rPr/>
+    </w:lvl>
+    <w:lvl w:ilvl="1">
+      <w:start w:val="1"/>
+      <w:numFmt w:val="decimal"/>
+      <w:lvlText w:val="%2."/>
+      <w:lvlJc w:val="left"/>
+      <w:pPr>
+        <w:tabs>
+          <w:tab w:val="num" w:pos="0"/>
+        </w:tabs>
+        <w:ind w:left="1440" w:hanging="480"/>
+      </w:pPr>
+      <w:rPr/>
+    </w:lvl>
+    <w:lvl w:ilvl="2">
+      <w:start w:val="1"/>
+      <w:numFmt w:val="decimal"/>
+      <w:lvlText w:val="%3."/>
+      <w:lvlJc w:val="left"/>
+      <w:pPr>
+        <w:tabs>
+          <w:tab w:val="num" w:pos="0"/>
+        </w:tabs>
+        <w:ind w:left="2160" w:hanging="480"/>
+      </w:pPr>
+      <w:rPr/>
+    </w:lvl>
+    <w:lvl w:ilvl="3">
+      <w:start w:val="1"/>
+      <w:numFmt w:val="decimal"/>
+      <w:lvlText w:val="%4."/>
+      <w:lvlJc w:val="left"/>
+      <w:pPr>
+        <w:tabs>
+          <w:tab w:val="num" w:pos="0"/>
+        </w:tabs>
+        <w:ind w:left="2880" w:hanging="480"/>
+      </w:pPr>
+      <w:rPr/>
+    </w:lvl>
+    <w:lvl w:ilvl="4">
+      <w:start w:val="1"/>
+      <w:numFmt w:val="decimal"/>
+      <w:lvlText w:val="%5."/>
+      <w:lvlJc w:val="left"/>
+      <w:pPr>
+        <w:tabs>
+          <w:tab w:val="num" w:pos="0"/>
+        </w:tabs>
+        <w:ind w:left="3600" w:hanging="480"/>
+      </w:pPr>
+      <w:rPr/>
+    </w:lvl>
+    <w:lvl w:ilvl="5">
+      <w:start w:val="1"/>
+      <w:numFmt w:val="decimal"/>
+      <w:lvlText w:val="%6."/>
+      <w:lvlJc w:val="left"/>
+      <w:pPr>
+        <w:tabs>
+          <w:tab w:val="num" w:pos="0"/>
+        </w:tabs>
+        <w:ind w:left="4320" w:hanging="480"/>
+      </w:pPr>
+      <w:rPr/>
+    </w:lvl>
+    <w:lvl w:ilvl="6">
+      <w:start w:val="1"/>
+      <w:numFmt w:val="decimal"/>
+      <w:lvlText w:val="%7."/>
+      <w:lvlJc w:val="left"/>
+      <w:pPr>
+        <w:tabs>
+          <w:tab w:val="num" w:pos="0"/>
+        </w:tabs>
+        <w:ind w:left="5040" w:hanging="480"/>
+      </w:pPr>
+      <w:rPr/>
+    </w:lvl>
+    <w:lvl w:ilvl="7">
+      <w:start w:val="1"/>
+      <w:numFmt w:val="decimal"/>
+      <w:lvlText w:val="%8."/>
+      <w:lvlJc w:val="left"/>
+      <w:pPr>
+        <w:tabs>
+          <w:tab w:val="num" w:pos="0"/>
+        </w:tabs>
+        <w:ind w:left="5760" w:hanging="480"/>
+      </w:pPr>
+      <w:rPr/>
+    </w:lvl>
+    <w:lvl w:ilvl="8">
+      <w:start w:val="1"/>
+      <w:numFmt w:val="decimal"/>
+      <w:lvlText w:val="%9."/>
+      <w:lvlJc w:val="left"/>
+      <w:pPr>
+        <w:tabs>
+          <w:tab w:val="num" w:pos="0"/>
+        </w:tabs>
+        <w:ind w:left="6480" w:hanging="480"/>
+      </w:pPr>
+      <w:rPr/>
+    </w:lvl>
+  </w:abstractNum>
+  <w:abstractNum w:abstractNumId="27">
     <w:lvl w:ilvl="0">
       <w:start w:val="1"/>
       <w:numFmt w:val="none"/>
@@ -16946,16 +19242,16 @@
     <w:abstractNumId w:val="25"/>
   </w:num>
   <w:num w:numId="26">
+    <w:abstractNumId w:val="26"/>
+  </w:num>
+  <w:num w:numId="27">
+    <w:abstractNumId w:val="27"/>
+  </w:num>
+  <w:num w:numId="28">
     <w:abstractNumId w:val="2"/>
     <w:lvlOverride w:ilvl="0">
       <w:startOverride w:val="1"/>
     </w:lvlOverride>
-  </w:num>
-  <w:num w:numId="27">
-    <w:abstractNumId w:val="1"/>
-  </w:num>
-  <w:num w:numId="28">
-    <w:abstractNumId w:val="1"/>
   </w:num>
   <w:num w:numId="29">
     <w:abstractNumId w:val="1"/>
@@ -16991,22 +19287,22 @@
     <w:abstractNumId w:val="1"/>
   </w:num>
   <w:num w:numId="40">
+    <w:abstractNumId w:val="1"/>
+  </w:num>
+  <w:num w:numId="41">
+    <w:abstractNumId w:val="1"/>
+  </w:num>
+  <w:num w:numId="42">
     <w:abstractNumId w:val="2"/>
     <w:lvlOverride w:ilvl="0">
       <w:startOverride w:val="1"/>
     </w:lvlOverride>
   </w:num>
-  <w:num w:numId="41">
+  <w:num w:numId="43">
     <w:abstractNumId w:val="2"/>
   </w:num>
-  <w:num w:numId="42">
+  <w:num w:numId="44">
     <w:abstractNumId w:val="2"/>
-  </w:num>
-  <w:num w:numId="43">
-    <w:abstractNumId w:val="1"/>
-  </w:num>
-  <w:num w:numId="44">
-    <w:abstractNumId w:val="1"/>
   </w:num>
   <w:num w:numId="45">
     <w:abstractNumId w:val="1"/>
@@ -17015,94 +19311,94 @@
     <w:abstractNumId w:val="1"/>
   </w:num>
   <w:num w:numId="47">
+    <w:abstractNumId w:val="1"/>
+  </w:num>
+  <w:num w:numId="48">
+    <w:abstractNumId w:val="1"/>
+  </w:num>
+  <w:num w:numId="49">
     <w:abstractNumId w:val="2"/>
     <w:lvlOverride w:ilvl="0">
       <w:startOverride w:val="1"/>
     </w:lvlOverride>
   </w:num>
-  <w:num w:numId="48">
-    <w:abstractNumId w:val="2"/>
-  </w:num>
-  <w:num w:numId="49">
-    <w:abstractNumId w:val="2"/>
-  </w:num>
   <w:num w:numId="50">
     <w:abstractNumId w:val="2"/>
-    <w:lvlOverride w:ilvl="0">
-      <w:startOverride w:val="1"/>
-    </w:lvlOverride>
   </w:num>
   <w:num w:numId="51">
     <w:abstractNumId w:val="2"/>
   </w:num>
   <w:num w:numId="52">
     <w:abstractNumId w:val="2"/>
+    <w:lvlOverride w:ilvl="0">
+      <w:startOverride w:val="1"/>
+    </w:lvlOverride>
   </w:num>
   <w:num w:numId="53">
+    <w:abstractNumId w:val="2"/>
+  </w:num>
+  <w:num w:numId="54">
+    <w:abstractNumId w:val="2"/>
+  </w:num>
+  <w:num w:numId="55">
     <w:abstractNumId w:val="2"/>
     <w:lvlOverride w:ilvl="0">
       <w:startOverride w:val="1"/>
     </w:lvlOverride>
   </w:num>
-  <w:num w:numId="54">
+  <w:num w:numId="56">
     <w:abstractNumId w:val="2"/>
   </w:num>
-  <w:num w:numId="55">
+  <w:num w:numId="57">
     <w:abstractNumId w:val="12"/>
     <w:lvlOverride w:ilvl="0">
       <w:startOverride w:val="3"/>
     </w:lvlOverride>
   </w:num>
-  <w:num w:numId="56">
+  <w:num w:numId="58">
     <w:abstractNumId w:val="2"/>
     <w:lvlOverride w:ilvl="0">
       <w:startOverride w:val="1"/>
     </w:lvlOverride>
   </w:num>
-  <w:num w:numId="57">
-    <w:abstractNumId w:val="2"/>
-  </w:num>
-  <w:num w:numId="58">
-    <w:abstractNumId w:val="2"/>
-  </w:num>
   <w:num w:numId="59">
     <w:abstractNumId w:val="2"/>
   </w:num>
   <w:num w:numId="60">
-    <w:abstractNumId w:val="1"/>
+    <w:abstractNumId w:val="2"/>
   </w:num>
   <w:num w:numId="61">
-    <w:abstractNumId w:val="1"/>
+    <w:abstractNumId w:val="2"/>
   </w:num>
   <w:num w:numId="62">
     <w:abstractNumId w:val="1"/>
   </w:num>
   <w:num w:numId="63">
+    <w:abstractNumId w:val="1"/>
+  </w:num>
+  <w:num w:numId="64">
+    <w:abstractNumId w:val="1"/>
+  </w:num>
+  <w:num w:numId="65">
     <w:abstractNumId w:val="2"/>
     <w:lvlOverride w:ilvl="0">
       <w:startOverride w:val="1"/>
     </w:lvlOverride>
-  </w:num>
-  <w:num w:numId="64">
-    <w:abstractNumId w:val="2"/>
-  </w:num>
-  <w:num w:numId="65">
-    <w:abstractNumId w:val="2"/>
   </w:num>
   <w:num w:numId="66">
     <w:abstractNumId w:val="2"/>
   </w:num>
   <w:num w:numId="67">
     <w:abstractNumId w:val="2"/>
-    <w:lvlOverride w:ilvl="0">
-      <w:startOverride w:val="1"/>
-    </w:lvlOverride>
   </w:num>
   <w:num w:numId="68">
     <w:abstractNumId w:val="2"/>
   </w:num>
   <w:num w:numId="69">
     <w:abstractNumId w:val="2"/>
+    <w:lvlOverride w:ilvl="0">
+      <w:startOverride w:val="1"/>
+    </w:lvlOverride>
   </w:num>
   <w:num w:numId="70">
     <w:abstractNumId w:val="2"/>
@@ -17111,10 +19407,10 @@
     <w:abstractNumId w:val="2"/>
   </w:num>
   <w:num w:numId="72">
-    <w:abstractNumId w:val="1"/>
+    <w:abstractNumId w:val="2"/>
   </w:num>
   <w:num w:numId="73">
-    <w:abstractNumId w:val="1"/>
+    <w:abstractNumId w:val="2"/>
   </w:num>
   <w:num w:numId="74">
     <w:abstractNumId w:val="1"/>
@@ -17144,19 +19440,16 @@
     <w:abstractNumId w:val="1"/>
   </w:num>
   <w:num w:numId="83">
-    <w:abstractNumId w:val="2"/>
-    <w:lvlOverride w:ilvl="0">
-      <w:startOverride w:val="1"/>
-    </w:lvlOverride>
+    <w:abstractNumId w:val="1"/>
   </w:num>
   <w:num w:numId="84">
-    <w:abstractNumId w:val="2"/>
+    <w:abstractNumId w:val="1"/>
   </w:num>
   <w:num w:numId="85">
-    <w:abstractNumId w:val="2"/>
+    <w:abstractNumId w:val="1"/>
   </w:num>
   <w:num w:numId="86">
-    <w:abstractNumId w:val="2"/>
+    <w:abstractNumId w:val="1"/>
   </w:num>
   <w:num w:numId="87">
     <w:abstractNumId w:val="2"/>
@@ -17175,15 +19468,15 @@
   </w:num>
   <w:num w:numId="91">
     <w:abstractNumId w:val="2"/>
+    <w:lvlOverride w:ilvl="0">
+      <w:startOverride w:val="1"/>
+    </w:lvlOverride>
   </w:num>
   <w:num w:numId="92">
     <w:abstractNumId w:val="2"/>
   </w:num>
   <w:num w:numId="93">
     <w:abstractNumId w:val="2"/>
-    <w:lvlOverride w:ilvl="0">
-      <w:startOverride w:val="1"/>
-    </w:lvlOverride>
   </w:num>
   <w:num w:numId="94">
     <w:abstractNumId w:val="2"/>
@@ -17208,17 +19501,47 @@
   </w:num>
   <w:num w:numId="100">
     <w:abstractNumId w:val="2"/>
+  </w:num>
+  <w:num w:numId="101">
+    <w:abstractNumId w:val="2"/>
     <w:lvlOverride w:ilvl="0">
       <w:startOverride w:val="1"/>
     </w:lvlOverride>
-  </w:num>
-  <w:num w:numId="101">
-    <w:abstractNumId w:val="2"/>
   </w:num>
   <w:num w:numId="102">
     <w:abstractNumId w:val="2"/>
   </w:num>
   <w:num w:numId="103">
+    <w:abstractNumId w:val="2"/>
+  </w:num>
+  <w:num w:numId="104">
+    <w:abstractNumId w:val="2"/>
+    <w:lvlOverride w:ilvl="0">
+      <w:startOverride w:val="1"/>
+    </w:lvlOverride>
+  </w:num>
+  <w:num w:numId="105">
+    <w:abstractNumId w:val="2"/>
+  </w:num>
+  <w:num w:numId="106">
+    <w:abstractNumId w:val="2"/>
+  </w:num>
+  <w:num w:numId="107">
+    <w:abstractNumId w:val="2"/>
+  </w:num>
+  <w:num w:numId="108">
+    <w:abstractNumId w:val="2"/>
+    <w:lvlOverride w:ilvl="0">
+      <w:startOverride w:val="1"/>
+    </w:lvlOverride>
+  </w:num>
+  <w:num w:numId="109">
+    <w:abstractNumId w:val="2"/>
+  </w:num>
+  <w:num w:numId="110">
+    <w:abstractNumId w:val="2"/>
+  </w:num>
+  <w:num w:numId="111">
     <w:abstractNumId w:val="2"/>
   </w:num>
 </w:numbering>

--- a/docs/manuals/user-guide.docx
+++ b/docs/manuals/user-guide.docx
@@ -23,7 +23,7 @@
       </w:pPr>
       <w:r>
         <w:rPr/>
-        <w:t>Версия 1.3.0</w:t>
+        <w:t>Версия 1.4.0</w:t>
       </w:r>
     </w:p>
     <w:p>
@@ -103,7 +103,7 @@
             </w:rPr>
             <w:fldChar w:fldCharType="separate"/>
           </w:r>
-          <w:hyperlink w:anchor="__RefHeading___Toc2946_1477586195">
+          <w:hyperlink w:anchor="__RefHeading___Toc3122_3741876853">
             <w:r>
               <w:rPr>
                 <w:webHidden/>
@@ -124,7 +124,7 @@
             </w:tabs>
             <w:rPr/>
           </w:pPr>
-          <w:hyperlink w:anchor="__RefHeading___Toc2948_1477586195">
+          <w:hyperlink w:anchor="__RefHeading___Toc3124_3741876853">
             <w:r>
               <w:rPr>
                 <w:webHidden/>
@@ -145,7 +145,7 @@
             </w:tabs>
             <w:rPr/>
           </w:pPr>
-          <w:hyperlink w:anchor="__RefHeading___Toc2950_1477586195">
+          <w:hyperlink w:anchor="__RefHeading___Toc3126_3741876853">
             <w:r>
               <w:rPr>
                 <w:webHidden/>
@@ -166,7 +166,7 @@
             </w:tabs>
             <w:rPr/>
           </w:pPr>
-          <w:hyperlink w:anchor="__RefHeading___Toc2952_1477586195">
+          <w:hyperlink w:anchor="__RefHeading___Toc3128_3741876853">
             <w:r>
               <w:rPr>
                 <w:webHidden/>
@@ -187,7 +187,7 @@
             </w:tabs>
             <w:rPr/>
           </w:pPr>
-          <w:hyperlink w:anchor="__RefHeading___Toc2954_1477586195">
+          <w:hyperlink w:anchor="__RefHeading___Toc3130_3741876853">
             <w:r>
               <w:rPr>
                 <w:webHidden/>
@@ -208,7 +208,7 @@
             </w:tabs>
             <w:rPr/>
           </w:pPr>
-          <w:hyperlink w:anchor="__RefHeading___Toc2956_1477586195">
+          <w:hyperlink w:anchor="__RefHeading___Toc3132_3741876853">
             <w:r>
               <w:rPr>
                 <w:webHidden/>
@@ -229,7 +229,7 @@
             </w:tabs>
             <w:rPr/>
           </w:pPr>
-          <w:hyperlink w:anchor="__RefHeading___Toc2958_1477586195">
+          <w:hyperlink w:anchor="__RefHeading___Toc3134_3741876853">
             <w:r>
               <w:rPr>
                 <w:webHidden/>
@@ -250,7 +250,7 @@
             </w:tabs>
             <w:rPr/>
           </w:pPr>
-          <w:hyperlink w:anchor="__RefHeading___Toc2960_1477586195">
+          <w:hyperlink w:anchor="__RefHeading___Toc3136_3741876853">
             <w:r>
               <w:rPr>
                 <w:webHidden/>
@@ -271,7 +271,7 @@
             </w:tabs>
             <w:rPr/>
           </w:pPr>
-          <w:hyperlink w:anchor="__RefHeading___Toc2962_1477586195">
+          <w:hyperlink w:anchor="__RefHeading___Toc3138_3741876853">
             <w:r>
               <w:rPr>
                 <w:webHidden/>
@@ -292,7 +292,7 @@
             </w:tabs>
             <w:rPr/>
           </w:pPr>
-          <w:hyperlink w:anchor="__RefHeading___Toc2964_1477586195">
+          <w:hyperlink w:anchor="__RefHeading___Toc3140_3741876853">
             <w:r>
               <w:rPr>
                 <w:webHidden/>
@@ -313,7 +313,7 @@
             </w:tabs>
             <w:rPr/>
           </w:pPr>
-          <w:hyperlink w:anchor="__RefHeading___Toc2966_1477586195">
+          <w:hyperlink w:anchor="__RefHeading___Toc3142_3741876853">
             <w:r>
               <w:rPr>
                 <w:webHidden/>
@@ -334,7 +334,7 @@
             </w:tabs>
             <w:rPr/>
           </w:pPr>
-          <w:hyperlink w:anchor="__RefHeading___Toc2968_1477586195">
+          <w:hyperlink w:anchor="__RefHeading___Toc3144_3741876853">
             <w:r>
               <w:rPr>
                 <w:webHidden/>
@@ -355,7 +355,7 @@
             </w:tabs>
             <w:rPr/>
           </w:pPr>
-          <w:hyperlink w:anchor="__RefHeading___Toc2970_1477586195">
+          <w:hyperlink w:anchor="__RefHeading___Toc3146_3741876853">
             <w:r>
               <w:rPr>
                 <w:webHidden/>
@@ -376,7 +376,7 @@
             </w:tabs>
             <w:rPr/>
           </w:pPr>
-          <w:hyperlink w:anchor="__RefHeading___Toc2972_1477586195">
+          <w:hyperlink w:anchor="__RefHeading___Toc3148_3741876853">
             <w:r>
               <w:rPr>
                 <w:webHidden/>
@@ -397,7 +397,7 @@
             </w:tabs>
             <w:rPr/>
           </w:pPr>
-          <w:hyperlink w:anchor="__RefHeading___Toc2974_1477586195">
+          <w:hyperlink w:anchor="__RefHeading___Toc3150_3741876853">
             <w:r>
               <w:rPr>
                 <w:webHidden/>
@@ -418,7 +418,7 @@
             </w:tabs>
             <w:rPr/>
           </w:pPr>
-          <w:hyperlink w:anchor="__RefHeading___Toc2976_1477586195">
+          <w:hyperlink w:anchor="__RefHeading___Toc3152_3741876853">
             <w:r>
               <w:rPr>
                 <w:webHidden/>
@@ -439,15 +439,36 @@
             </w:tabs>
             <w:rPr/>
           </w:pPr>
-          <w:hyperlink w:anchor="__RefHeading___Toc2978_1477586195">
+          <w:hyperlink w:anchor="__RefHeading___Toc3154_3741876853">
             <w:r>
               <w:rPr>
                 <w:webHidden/>
                 <w:rStyle w:val="IndexLink"/>
               </w:rPr>
-              <w:t>3.7 Таблица burn rate</w:t>
+              <w:t>3.7 Дрейф прогноза</w:t>
               <w:tab/>
               <w:t>17</w:t>
+            </w:r>
+          </w:hyperlink>
+        </w:p>
+        <w:p>
+          <w:pPr>
+            <w:pStyle w:val="TOC2"/>
+            <w:tabs>
+              <w:tab w:val="clear" w:pos="9077"/>
+              <w:tab w:val="right" w:pos="9359" w:leader="dot"/>
+            </w:tabs>
+            <w:rPr/>
+          </w:pPr>
+          <w:hyperlink w:anchor="__RefHeading___Toc3156_3741876853">
+            <w:r>
+              <w:rPr>
+                <w:webHidden/>
+                <w:rStyle w:val="IndexLink"/>
+              </w:rPr>
+              <w:t>3.8 Таблица burn rate</w:t>
+              <w:tab/>
+              <w:t>18</w:t>
             </w:r>
           </w:hyperlink>
         </w:p>
@@ -460,7 +481,7 @@
             </w:tabs>
             <w:rPr/>
           </w:pPr>
-          <w:hyperlink w:anchor="__RefHeading___Toc2980_1477586195">
+          <w:hyperlink w:anchor="__RefHeading___Toc3158_3741876853">
             <w:r>
               <w:rPr>
                 <w:webHidden/>
@@ -468,7 +489,7 @@
               </w:rPr>
               <w:t>4 Свод по этапам</w:t>
               <w:tab/>
-              <w:t>18</w:t>
+              <w:t>19</w:t>
             </w:r>
           </w:hyperlink>
         </w:p>
@@ -481,7 +502,7 @@
             </w:tabs>
             <w:rPr/>
           </w:pPr>
-          <w:hyperlink w:anchor="__RefHeading___Toc2982_1477586195">
+          <w:hyperlink w:anchor="__RefHeading___Toc3160_3741876853">
             <w:r>
               <w:rPr>
                 <w:webHidden/>
@@ -489,7 +510,7 @@
               </w:rPr>
               <w:t>4.1 График этапа</w:t>
               <w:tab/>
-              <w:t>18</w:t>
+              <w:t>19</w:t>
             </w:r>
           </w:hyperlink>
         </w:p>
@@ -502,15 +523,36 @@
             </w:tabs>
             <w:rPr/>
           </w:pPr>
-          <w:hyperlink w:anchor="__RefHeading___Toc2984_1477586195">
+          <w:hyperlink w:anchor="__RefHeading___Toc3162_3741876853">
             <w:r>
               <w:rPr>
                 <w:webHidden/>
                 <w:rStyle w:val="IndexLink"/>
               </w:rPr>
-              <w:t>4.2 Сводка и burn rate по этапам</w:t>
+              <w:t>4.2 Задачи Jira по этапам и по проекту</w:t>
               <w:tab/>
-              <w:t>19</w:t>
+              <w:t>20</w:t>
+            </w:r>
+          </w:hyperlink>
+        </w:p>
+        <w:p>
+          <w:pPr>
+            <w:pStyle w:val="TOC2"/>
+            <w:tabs>
+              <w:tab w:val="clear" w:pos="9077"/>
+              <w:tab w:val="right" w:pos="9359" w:leader="dot"/>
+            </w:tabs>
+            <w:rPr/>
+          </w:pPr>
+          <w:hyperlink w:anchor="__RefHeading___Toc3164_3741876853">
+            <w:r>
+              <w:rPr>
+                <w:webHidden/>
+                <w:rStyle w:val="IndexLink"/>
+              </w:rPr>
+              <w:t>4.3 Сводка и burn rate по этапам</w:t>
+              <w:tab/>
+              <w:t>21</w:t>
             </w:r>
           </w:hyperlink>
         </w:p>
@@ -523,7 +565,7 @@
             </w:tabs>
             <w:rPr/>
           </w:pPr>
-          <w:hyperlink w:anchor="__RefHeading___Toc2986_1477586195">
+          <w:hyperlink w:anchor="__RefHeading___Toc3166_3741876853">
             <w:r>
               <w:rPr>
                 <w:webHidden/>
@@ -531,7 +573,7 @@
               </w:rPr>
               <w:t>5 Данные по датам</w:t>
               <w:tab/>
-              <w:t>20</w:t>
+              <w:t>22</w:t>
             </w:r>
           </w:hyperlink>
         </w:p>
@@ -544,7 +586,7 @@
             </w:tabs>
             <w:rPr/>
           </w:pPr>
-          <w:hyperlink w:anchor="__RefHeading___Toc2988_1477586195">
+          <w:hyperlink w:anchor="__RefHeading___Toc3168_3741876853">
             <w:r>
               <w:rPr>
                 <w:webHidden/>
@@ -552,7 +594,7 @@
               </w:rPr>
               <w:t>5.1 Таблица замеров</w:t>
               <w:tab/>
-              <w:t>20</w:t>
+              <w:t>22</w:t>
             </w:r>
           </w:hyperlink>
         </w:p>
@@ -565,7 +607,7 @@
             </w:tabs>
             <w:rPr/>
           </w:pPr>
-          <w:hyperlink w:anchor="__RefHeading___Toc2990_1477586195">
+          <w:hyperlink w:anchor="__RefHeading___Toc3170_3741876853">
             <w:r>
               <w:rPr>
                 <w:webHidden/>
@@ -573,7 +615,7 @@
               </w:rPr>
               <w:t>5.2 Замер по всем эпикам</w:t>
               <w:tab/>
-              <w:t>20</w:t>
+              <w:t>22</w:t>
             </w:r>
           </w:hyperlink>
         </w:p>
@@ -586,7 +628,7 @@
             </w:tabs>
             <w:rPr/>
           </w:pPr>
-          <w:hyperlink w:anchor="__RefHeading___Toc2992_1477586195">
+          <w:hyperlink w:anchor="__RefHeading___Toc3172_3741876853">
             <w:r>
               <w:rPr>
                 <w:webHidden/>
@@ -594,7 +636,7 @@
               </w:rPr>
               <w:t>5.3 Удаление замера</w:t>
               <w:tab/>
-              <w:t>21</w:t>
+              <w:t>23</w:t>
             </w:r>
           </w:hyperlink>
         </w:p>
@@ -607,7 +649,7 @@
             </w:tabs>
             <w:rPr/>
           </w:pPr>
-          <w:hyperlink w:anchor="__RefHeading___Toc2994_1477586195">
+          <w:hyperlink w:anchor="__RefHeading___Toc3174_3741876853">
             <w:r>
               <w:rPr>
                 <w:webHidden/>
@@ -615,7 +657,7 @@
               </w:rPr>
               <w:t>6 Эпики (блоки задач)</w:t>
               <w:tab/>
-              <w:t>22</w:t>
+              <w:t>24</w:t>
             </w:r>
           </w:hyperlink>
         </w:p>
@@ -628,7 +670,7 @@
             </w:tabs>
             <w:rPr/>
           </w:pPr>
-          <w:hyperlink w:anchor="__RefHeading___Toc2996_1477586195">
+          <w:hyperlink w:anchor="__RefHeading___Toc3176_3741876853">
             <w:r>
               <w:rPr>
                 <w:webHidden/>
@@ -636,7 +678,7 @@
               </w:rPr>
               <w:t>7 Настройки проекта</w:t>
               <w:tab/>
-              <w:t>23</w:t>
+              <w:t>25</w:t>
             </w:r>
           </w:hyperlink>
         </w:p>
@@ -649,7 +691,7 @@
             </w:tabs>
             <w:rPr/>
           </w:pPr>
-          <w:hyperlink w:anchor="__RefHeading___Toc2998_1477586195">
+          <w:hyperlink w:anchor="__RefHeading___Toc3178_3741876853">
             <w:r>
               <w:rPr>
                 <w:webHidden/>
@@ -657,7 +699,7 @@
               </w:rPr>
               <w:t>8 Связь с Jira</w:t>
               <w:tab/>
-              <w:t>24</w:t>
+              <w:t>26</w:t>
             </w:r>
           </w:hyperlink>
         </w:p>
@@ -670,7 +712,7 @@
             </w:tabs>
             <w:rPr/>
           </w:pPr>
-          <w:hyperlink w:anchor="__RefHeading___Toc3000_1477586195">
+          <w:hyperlink w:anchor="__RefHeading___Toc3180_3741876853">
             <w:r>
               <w:rPr>
                 <w:webHidden/>
@@ -678,7 +720,7 @@
               </w:rPr>
               <w:t>8.1 Подключение к Jira</w:t>
               <w:tab/>
-              <w:t>24</w:t>
+              <w:t>26</w:t>
             </w:r>
           </w:hyperlink>
         </w:p>
@@ -691,7 +733,7 @@
             </w:tabs>
             <w:rPr/>
           </w:pPr>
-          <w:hyperlink w:anchor="__RefHeading___Toc3002_1477586195">
+          <w:hyperlink w:anchor="__RefHeading___Toc3182_3741876853">
             <w:r>
               <w:rPr>
                 <w:webHidden/>
@@ -699,7 +741,7 @@
               </w:rPr>
               <w:t>8.2 Кнопка среза: структура и задачи</w:t>
               <w:tab/>
-              <w:t>25</w:t>
+              <w:t>27</w:t>
             </w:r>
           </w:hyperlink>
         </w:p>
@@ -712,7 +754,7 @@
             </w:tabs>
             <w:rPr/>
           </w:pPr>
-          <w:hyperlink w:anchor="__RefHeading___Toc3004_1477586195">
+          <w:hyperlink w:anchor="__RefHeading___Toc3184_3741876853">
             <w:r>
               <w:rPr>
                 <w:webHidden/>
@@ -720,7 +762,7 @@
               </w:rPr>
               <w:t>8.3 Кнопка среза: поля Jira</w:t>
               <w:tab/>
-              <w:t>27</w:t>
+              <w:t>29</w:t>
             </w:r>
           </w:hyperlink>
         </w:p>
@@ -733,7 +775,7 @@
             </w:tabs>
             <w:rPr/>
           </w:pPr>
-          <w:hyperlink w:anchor="__RefHeading___Toc3006_1477586195">
+          <w:hyperlink w:anchor="__RefHeading___Toc3186_3741876853">
             <w:r>
               <w:rPr>
                 <w:webHidden/>
@@ -741,7 +783,7 @@
               </w:rPr>
               <w:t>8.4 Срез: затягивание данных на сегодня</w:t>
               <w:tab/>
-              <w:t>28</w:t>
+              <w:t>30</w:t>
             </w:r>
           </w:hyperlink>
         </w:p>
@@ -754,7 +796,7 @@
             </w:tabs>
             <w:rPr/>
           </w:pPr>
-          <w:hyperlink w:anchor="__RefHeading___Toc3008_1477586195">
+          <w:hyperlink w:anchor="__RefHeading___Toc3188_3741876853">
             <w:r>
               <w:rPr>
                 <w:webHidden/>
@@ -762,7 +804,7 @@
               </w:rPr>
               <w:t>8.5 Восстановление истории</w:t>
               <w:tab/>
-              <w:t>29</w:t>
+              <w:t>31</w:t>
             </w:r>
           </w:hyperlink>
         </w:p>
@@ -775,7 +817,7 @@
             </w:tabs>
             <w:rPr/>
           </w:pPr>
-          <w:hyperlink w:anchor="__RefHeading___Toc3010_1477586195">
+          <w:hyperlink w:anchor="__RefHeading___Toc3190_3741876853">
             <w:r>
               <w:rPr>
                 <w:webHidden/>
@@ -783,7 +825,7 @@
               </w:rPr>
               <w:t>8.6 Автозаполнение по расписанию</w:t>
               <w:tab/>
-              <w:t>30</w:t>
+              <w:t>32</w:t>
             </w:r>
           </w:hyperlink>
         </w:p>
@@ -796,7 +838,7 @@
             </w:tabs>
             <w:rPr/>
           </w:pPr>
-          <w:hyperlink w:anchor="__RefHeading___Toc3012_1477586195">
+          <w:hyperlink w:anchor="__RefHeading___Toc3192_3741876853">
             <w:r>
               <w:rPr>
                 <w:webHidden/>
@@ -804,7 +846,7 @@
               </w:rPr>
               <w:t>9 Задачи Jira на дашборде</w:t>
               <w:tab/>
-              <w:t>33</w:t>
+              <w:t>35</w:t>
             </w:r>
           </w:hyperlink>
         </w:p>
@@ -817,7 +859,7 @@
             </w:tabs>
             <w:rPr/>
           </w:pPr>
-          <w:hyperlink w:anchor="__RefHeading___Toc3014_1477586195">
+          <w:hyperlink w:anchor="__RefHeading___Toc3194_3741876853">
             <w:r>
               <w:rPr>
                 <w:webHidden/>
@@ -825,7 +867,7 @@
               </w:rPr>
               <w:t>9.1 Задачи Jira по эпикам</w:t>
               <w:tab/>
-              <w:t>33</w:t>
+              <w:t>35</w:t>
             </w:r>
           </w:hyperlink>
         </w:p>
@@ -838,7 +880,7 @@
             </w:tabs>
             <w:rPr/>
           </w:pPr>
-          <w:hyperlink w:anchor="__RefHeading___Toc3016_1477586195">
+          <w:hyperlink w:anchor="__RefHeading___Toc3196_3741876853">
             <w:r>
               <w:rPr>
                 <w:webHidden/>
@@ -846,7 +888,7 @@
               </w:rPr>
               <w:t>9.2 Объём и выполнение (burn-up)</w:t>
               <w:tab/>
-              <w:t>34</w:t>
+              <w:t>36</w:t>
             </w:r>
           </w:hyperlink>
         </w:p>
@@ -859,7 +901,7 @@
             </w:tabs>
             <w:rPr/>
           </w:pPr>
-          <w:hyperlink w:anchor="__RefHeading___Toc3018_1477586195">
+          <w:hyperlink w:anchor="__RefHeading___Toc3198_3741876853">
             <w:r>
               <w:rPr>
                 <w:webHidden/>
@@ -867,7 +909,7 @@
               </w:rPr>
               <w:t>9.3 Список задач и качество данных</w:t>
               <w:tab/>
-              <w:t>34</w:t>
+              <w:t>36</w:t>
             </w:r>
           </w:hyperlink>
         </w:p>
@@ -880,7 +922,7 @@
             </w:tabs>
             <w:rPr/>
           </w:pPr>
-          <w:hyperlink w:anchor="__RefHeading___Toc3020_1477586195">
+          <w:hyperlink w:anchor="__RefHeading___Toc3200_3741876853">
             <w:r>
               <w:rPr>
                 <w:webHidden/>
@@ -888,7 +930,7 @@
               </w:rPr>
               <w:t>9.4 Что изменилось между срезами</w:t>
               <w:tab/>
-              <w:t>36</w:t>
+              <w:t>38</w:t>
             </w:r>
           </w:hyperlink>
         </w:p>
@@ -901,7 +943,7 @@
             </w:tabs>
             <w:rPr/>
           </w:pPr>
-          <w:hyperlink w:anchor="__RefHeading___Toc3022_1477586195">
+          <w:hyperlink w:anchor="__RefHeading___Toc3202_3741876853">
             <w:r>
               <w:rPr>
                 <w:webHidden/>
@@ -909,7 +951,7 @@
               </w:rPr>
               <w:t>10 Режим просмотра</w:t>
               <w:tab/>
-              <w:t>37</w:t>
+              <w:t>39</w:t>
             </w:r>
           </w:hyperlink>
         </w:p>
@@ -922,7 +964,7 @@
             </w:tabs>
             <w:rPr/>
           </w:pPr>
-          <w:hyperlink w:anchor="__RefHeading___Toc3024_1477586195">
+          <w:hyperlink w:anchor="__RefHeading___Toc3204_3741876853">
             <w:r>
               <w:rPr>
                 <w:webHidden/>
@@ -930,7 +972,7 @@
               </w:rPr>
               <w:t>11 Отчёты: PDF и печать</w:t>
               <w:tab/>
-              <w:t>38</w:t>
+              <w:t>40</w:t>
             </w:r>
           </w:hyperlink>
         </w:p>
@@ -943,7 +985,7 @@
             </w:tabs>
             <w:rPr/>
           </w:pPr>
-          <w:hyperlink w:anchor="__RefHeading___Toc3026_1477586195">
+          <w:hyperlink w:anchor="__RefHeading___Toc3206_3741876853">
             <w:r>
               <w:rPr>
                 <w:webHidden/>
@@ -951,7 +993,7 @@
               </w:rPr>
               <w:t>12 Работа с телефона</w:t>
               <w:tab/>
-              <w:t>39</w:t>
+              <w:t>41</w:t>
             </w:r>
           </w:hyperlink>
         </w:p>
@@ -964,7 +1006,7 @@
             </w:tabs>
             <w:rPr/>
           </w:pPr>
-          <w:hyperlink w:anchor="__RefHeading___Toc3028_1477586195">
+          <w:hyperlink w:anchor="__RefHeading___Toc3208_3741876853">
             <w:r>
               <w:rPr>
                 <w:webHidden/>
@@ -972,7 +1014,7 @@
               </w:rPr>
               <w:t>13 Пользовательские сценарии</w:t>
               <w:tab/>
-              <w:t>40</w:t>
+              <w:t>42</w:t>
             </w:r>
           </w:hyperlink>
         </w:p>
@@ -985,7 +1027,7 @@
             </w:tabs>
             <w:rPr/>
           </w:pPr>
-          <w:hyperlink w:anchor="__RefHeading___Toc3030_1477586195">
+          <w:hyperlink w:anchor="__RefHeading___Toc3210_3741876853">
             <w:r>
               <w:rPr>
                 <w:webHidden/>
@@ -993,7 +1035,7 @@
               </w:rPr>
               <w:t>13.1 Сценарий 1. Еженедельный замер вручную</w:t>
               <w:tab/>
-              <w:t>40</w:t>
+              <w:t>42</w:t>
             </w:r>
           </w:hyperlink>
         </w:p>
@@ -1006,7 +1048,7 @@
             </w:tabs>
             <w:rPr/>
           </w:pPr>
-          <w:hyperlink w:anchor="__RefHeading___Toc3032_1477586195">
+          <w:hyperlink w:anchor="__RefHeading___Toc3212_3741876853">
             <w:r>
               <w:rPr>
                 <w:webHidden/>
@@ -1014,7 +1056,7 @@
               </w:rPr>
               <w:t>13.2 Сценарий 2. Связать проект с Jira и затянуть сегодняшний день</w:t>
               <w:tab/>
-              <w:t>40</w:t>
+              <w:t>42</w:t>
             </w:r>
           </w:hyperlink>
         </w:p>
@@ -1027,7 +1069,7 @@
             </w:tabs>
             <w:rPr/>
           </w:pPr>
-          <w:hyperlink w:anchor="__RefHeading___Toc3034_1477586195">
+          <w:hyperlink w:anchor="__RefHeading___Toc3214_3741876853">
             <w:r>
               <w:rPr>
                 <w:webHidden/>
@@ -1035,7 +1077,7 @@
               </w:rPr>
               <w:t>13.3 Сценарий 3. Ежедневное автозаполнение</w:t>
               <w:tab/>
-              <w:t>40</w:t>
+              <w:t>42</w:t>
             </w:r>
           </w:hyperlink>
         </w:p>
@@ -1048,7 +1090,7 @@
             </w:tabs>
             <w:rPr/>
           </w:pPr>
-          <w:hyperlink w:anchor="__RefHeading___Toc3036_1477586195">
+          <w:hyperlink w:anchor="__RefHeading___Toc3216_3741876853">
             <w:r>
               <w:rPr>
                 <w:webHidden/>
@@ -1056,7 +1098,7 @@
               </w:rPr>
               <w:t>13.4 Сценарий 4. Ручная правка поверх автозаполнения</w:t>
               <w:tab/>
-              <w:t>41</w:t>
+              <w:t>43</w:t>
             </w:r>
           </w:hyperlink>
         </w:p>
@@ -1069,7 +1111,7 @@
             </w:tabs>
             <w:rPr/>
           </w:pPr>
-          <w:hyperlink w:anchor="__RefHeading___Toc3038_1477586195">
+          <w:hyperlink w:anchor="__RefHeading___Toc3218_3741876853">
             <w:r>
               <w:rPr>
                 <w:webHidden/>
@@ -1077,7 +1119,7 @@
               </w:rPr>
               <w:t>13.5 Сценарий 5. Завершение работ по эпику</w:t>
               <w:tab/>
-              <w:t>41</w:t>
+              <w:t>43</w:t>
             </w:r>
           </w:hyperlink>
         </w:p>
@@ -1090,7 +1132,7 @@
             </w:tabs>
             <w:rPr/>
           </w:pPr>
-          <w:hyperlink w:anchor="__RefHeading___Toc3040_1477586195">
+          <w:hyperlink w:anchor="__RefHeading___Toc3220_3741876853">
             <w:r>
               <w:rPr>
                 <w:webHidden/>
@@ -1098,7 +1140,7 @@
               </w:rPr>
               <w:t>13.6 Сценарий 6. Разбор роста объёма перед совещанием</w:t>
               <w:tab/>
-              <w:t>41</w:t>
+              <w:t>43</w:t>
             </w:r>
           </w:hyperlink>
         </w:p>
@@ -1111,7 +1153,7 @@
             </w:tabs>
             <w:rPr/>
           </w:pPr>
-          <w:hyperlink w:anchor="__RefHeading___Toc3042_1477586195">
+          <w:hyperlink w:anchor="__RefHeading___Toc3222_3741876853">
             <w:r>
               <w:rPr>
                 <w:webHidden/>
@@ -1119,7 +1161,28 @@
               </w:rPr>
               <w:t>13.7 Сценарий 7. Новый проект с историей из Jira</w:t>
               <w:tab/>
-              <w:t>41</w:t>
+              <w:t>43</w:t>
+            </w:r>
+          </w:hyperlink>
+        </w:p>
+        <w:p>
+          <w:pPr>
+            <w:pStyle w:val="TOC2"/>
+            <w:tabs>
+              <w:tab w:val="clear" w:pos="9077"/>
+              <w:tab w:val="right" w:pos="9359" w:leader="dot"/>
+            </w:tabs>
+            <w:rPr/>
+          </w:pPr>
+          <w:hyperlink w:anchor="__RefHeading___Toc3224_3741876853">
+            <w:r>
+              <w:rPr>
+                <w:webHidden/>
+                <w:rStyle w:val="IndexLink"/>
+              </w:rPr>
+              <w:t>13.8 Сценарий 8. Еженедельный обзор для руководителя портфеля</w:t>
+              <w:tab/>
+              <w:t>44</w:t>
             </w:r>
           </w:hyperlink>
         </w:p>
@@ -1132,7 +1195,7 @@
             </w:tabs>
             <w:rPr/>
           </w:pPr>
-          <w:hyperlink w:anchor="__RefHeading___Toc3044_1477586195">
+          <w:hyperlink w:anchor="__RefHeading___Toc3226_3741876853">
             <w:r>
               <w:rPr>
                 <w:webHidden/>
@@ -1140,7 +1203,7 @@
               </w:rPr>
               <w:t>14 Частые вопросы</w:t>
               <w:tab/>
-              <w:t>42</w:t>
+              <w:t>45</w:t>
             </w:r>
           </w:hyperlink>
         </w:p>
@@ -1153,7 +1216,7 @@
             </w:tabs>
             <w:rPr/>
           </w:pPr>
-          <w:hyperlink w:anchor="__RefHeading___Toc3046_1477586195">
+          <w:hyperlink w:anchor="__RefHeading___Toc3228_3741876853">
             <w:r>
               <w:rPr>
                 <w:webHidden/>
@@ -1161,7 +1224,7 @@
               </w:rPr>
               <w:t>15 Глоссарий</w:t>
               <w:tab/>
-              <w:t>44</w:t>
+              <w:t>47</w:t>
             </w:r>
           </w:hyperlink>
           <w:r>
@@ -1178,7 +1241,7 @@
         <w:pStyle w:val="Heading1"/>
         <w:rPr/>
       </w:pPr>
-      <w:bookmarkStart w:id="0" w:name="__RefHeading___Toc2946_1477586195"/>
+      <w:bookmarkStart w:id="0" w:name="__RefHeading___Toc3122_3741876853"/>
       <w:bookmarkEnd w:id="0"/>
       <w:r>
         <w:rPr>
@@ -1199,7 +1262,7 @@
       </w:pPr>
       <w:r>
         <w:rPr/>
-        <w:t>Руководство описывает повседневную работу в Burndown версии 1.3.0: дашборд сгорания по эпикам, свод по этапам, ввод замеров, список эпиков и настройки прогноза, связь с Jira — кнопки среза из Structure, автозаполнение замеров по расписанию и восстановление истории по журналу изменений Jira, состав эпиков по задачам Jira с burn-up, разбором изменений объёма и проверкой качества данных, прогноз диапазоном с вероятностью успеть к цели, выгрузку отчётов в PDF и печать.</w:t>
+        <w:t>Руководство описывает повседневную работу в Burndown версии 1.4.0: дашборд сгорания по эпикам, свод по этапам, ввод замеров, список эпиков и настройки прогноза, связь с Jira — кнопки среза из Structure, автозаполнение замеров по расписанию и восстановление истории по журналу изменений Jira, состав эпиков по задачам Jira с burn-up, разбором изменений объёма и проверкой качества данных, прогноз диапазоном с вероятностью успеть к цели, дрейф прогноза, прогноз по burn-up и сводки задач Jira по этапам и проекту, выгрузку отчётов в PDF и печать.</w:t>
       </w:r>
     </w:p>
     <w:p>
@@ -1708,7 +1771,7 @@
         <w:pStyle w:val="Heading1"/>
         <w:rPr/>
       </w:pPr>
-      <w:bookmarkStart w:id="2" w:name="__RefHeading___Toc2948_1477586195"/>
+      <w:bookmarkStart w:id="2" w:name="__RefHeading___Toc3124_3741876853"/>
       <w:bookmarkEnd w:id="2"/>
       <w:r>
         <w:rPr>
@@ -1727,7 +1790,7 @@
         <w:pStyle w:val="Heading2"/>
         <w:rPr/>
       </w:pPr>
-      <w:bookmarkStart w:id="3" w:name="__RefHeading___Toc2950_1477586195"/>
+      <w:bookmarkStart w:id="3" w:name="__RefHeading___Toc3126_3741876853"/>
       <w:bookmarkStart w:id="4" w:name="назначение"/>
       <w:bookmarkEnd w:id="3"/>
       <w:r>
@@ -1839,7 +1902,7 @@
         <w:pStyle w:val="Heading2"/>
         <w:rPr/>
       </w:pPr>
-      <w:bookmarkStart w:id="6" w:name="__RefHeading___Toc2952_1477586195"/>
+      <w:bookmarkStart w:id="6" w:name="__RefHeading___Toc3128_3741876853"/>
       <w:bookmarkEnd w:id="6"/>
       <w:r>
         <w:rPr>
@@ -3268,7 +3331,7 @@
         <w:pStyle w:val="Heading2"/>
         <w:rPr/>
       </w:pPr>
-      <w:bookmarkStart w:id="8" w:name="__RefHeading___Toc2954_1477586195"/>
+      <w:bookmarkStart w:id="8" w:name="__RefHeading___Toc3130_3741876853"/>
       <w:bookmarkEnd w:id="8"/>
       <w:r>
         <w:rPr>
@@ -4305,7 +4368,7 @@
         <w:pStyle w:val="Heading2"/>
         <w:rPr/>
       </w:pPr>
-      <w:bookmarkStart w:id="9" w:name="__RefHeading___Toc2956_1477586195"/>
+      <w:bookmarkStart w:id="9" w:name="__RefHeading___Toc3132_3741876853"/>
       <w:bookmarkEnd w:id="9"/>
       <w:r>
         <w:rPr>
@@ -4324,7 +4387,7 @@
         <w:pStyle w:val="Compact"/>
         <w:numPr>
           <w:ilvl w:val="0"/>
-          <w:numId w:val="32"/>
+          <w:numId w:val="33"/>
         </w:numPr>
         <w:rPr/>
       </w:pPr>
@@ -4476,7 +4539,7 @@
         <w:pStyle w:val="Heading2"/>
         <w:rPr/>
       </w:pPr>
-      <w:bookmarkStart w:id="10" w:name="__RefHeading___Toc2958_1477586195"/>
+      <w:bookmarkStart w:id="10" w:name="__RefHeading___Toc3134_3741876853"/>
       <w:bookmarkStart w:id="11" w:name="интерфейс"/>
       <w:bookmarkEnd w:id="10"/>
       <w:r>
@@ -4569,7 +4632,7 @@
         <w:pStyle w:val="Compact"/>
         <w:numPr>
           <w:ilvl w:val="0"/>
-          <w:numId w:val="33"/>
+          <w:numId w:val="34"/>
         </w:numPr>
         <w:rPr/>
       </w:pPr>
@@ -4583,104 +4646,6 @@
       <w:r>
         <w:rPr/>
         <w:t xml:space="preserve"> — доступные проекты; щелчок переключает проект, открытый раздел сохраняется;</w:t>
-      </w:r>
-    </w:p>
-    <w:p>
-      <w:pPr>
-        <w:pStyle w:val="Compact"/>
-        <w:numPr>
-          <w:ilvl w:val="0"/>
-          <w:numId w:val="34"/>
-        </w:numPr>
-        <w:rPr/>
-      </w:pPr>
-      <w:r>
-        <w:rPr>
-          <w:b/>
-          <w:bCs/>
-        </w:rPr>
-        <w:t>Данные проекта</w:t>
-      </w:r>
-      <w:r>
-        <w:rPr/>
-        <w:t xml:space="preserve"> — разделы работы с проектом: </w:t>
-      </w:r>
-      <w:r>
-        <w:rPr>
-          <w:b/>
-          <w:bCs/>
-        </w:rPr>
-        <w:t>Дашборд</w:t>
-      </w:r>
-      <w:r>
-        <w:rPr/>
-        <w:t xml:space="preserve"> (число рядом — количество эпиков), </w:t>
-      </w:r>
-      <w:r>
-        <w:rPr>
-          <w:b/>
-          <w:bCs/>
-        </w:rPr>
-        <w:t>Свод по этапам</w:t>
-      </w:r>
-      <w:r>
-        <w:rPr/>
-        <w:t xml:space="preserve">, </w:t>
-      </w:r>
-      <w:r>
-        <w:rPr>
-          <w:b/>
-          <w:bCs/>
-        </w:rPr>
-        <w:t>Данные по датам</w:t>
-      </w:r>
-      <w:r>
-        <w:rPr/>
-        <w:t xml:space="preserve">, </w:t>
-      </w:r>
-      <w:r>
-        <w:rPr>
-          <w:b/>
-          <w:bCs/>
-        </w:rPr>
-        <w:t>Эпики (блоки задач)</w:t>
-      </w:r>
-      <w:r>
-        <w:rPr/>
-        <w:t xml:space="preserve">; руководителю проекта также доступны </w:t>
-      </w:r>
-      <w:r>
-        <w:rPr>
-          <w:b/>
-          <w:bCs/>
-        </w:rPr>
-        <w:t>Настройки проекта</w:t>
-      </w:r>
-      <w:r>
-        <w:rPr/>
-        <w:t xml:space="preserve">, </w:t>
-      </w:r>
-      <w:r>
-        <w:rPr>
-          <w:b/>
-          <w:bCs/>
-        </w:rPr>
-        <w:t>Связь с Jira</w:t>
-      </w:r>
-      <w:r>
-        <w:rPr/>
-        <w:t xml:space="preserve"> и </w:t>
-      </w:r>
-      <w:r>
-        <w:rPr>
-          <w:b/>
-          <w:bCs/>
-        </w:rPr>
-        <w:t>Автозаполнение</w:t>
-      </w:r>
-      <w:r>
-        <w:rPr/>
-        <w:t>;</w:t>
       </w:r>
     </w:p>
     <w:p>
@@ -4697,11 +4662,88 @@
           <w:b/>
           <w:bCs/>
         </w:rPr>
-        <w:t>Администрирование</w:t>
-      </w:r>
-      <w:r>
-        <w:rPr/>
-        <w:t xml:space="preserve"> — только для администратора;</w:t>
+        <w:t>Данные проекта</w:t>
+      </w:r>
+      <w:r>
+        <w:rPr/>
+        <w:t xml:space="preserve"> — разделы работы с проектом: </w:t>
+      </w:r>
+      <w:r>
+        <w:rPr>
+          <w:b/>
+          <w:bCs/>
+        </w:rPr>
+        <w:t>Дашборд</w:t>
+      </w:r>
+      <w:r>
+        <w:rPr/>
+        <w:t xml:space="preserve"> (число рядом — количество эпиков), </w:t>
+      </w:r>
+      <w:r>
+        <w:rPr>
+          <w:b/>
+          <w:bCs/>
+        </w:rPr>
+        <w:t>Свод по этапам</w:t>
+      </w:r>
+      <w:r>
+        <w:rPr/>
+        <w:t xml:space="preserve">, </w:t>
+      </w:r>
+      <w:r>
+        <w:rPr>
+          <w:b/>
+          <w:bCs/>
+        </w:rPr>
+        <w:t>Данные по датам</w:t>
+      </w:r>
+      <w:r>
+        <w:rPr/>
+        <w:t xml:space="preserve">, </w:t>
+      </w:r>
+      <w:r>
+        <w:rPr>
+          <w:b/>
+          <w:bCs/>
+        </w:rPr>
+        <w:t>Эпики (блоки задач)</w:t>
+      </w:r>
+      <w:r>
+        <w:rPr/>
+        <w:t xml:space="preserve">; руководителю проекта также доступны </w:t>
+      </w:r>
+      <w:r>
+        <w:rPr>
+          <w:b/>
+          <w:bCs/>
+        </w:rPr>
+        <w:t>Настройки проекта</w:t>
+      </w:r>
+      <w:r>
+        <w:rPr/>
+        <w:t xml:space="preserve">, </w:t>
+      </w:r>
+      <w:r>
+        <w:rPr>
+          <w:b/>
+          <w:bCs/>
+        </w:rPr>
+        <w:t>Связь с Jira</w:t>
+      </w:r>
+      <w:r>
+        <w:rPr/>
+        <w:t xml:space="preserve"> и </w:t>
+      </w:r>
+      <w:r>
+        <w:rPr>
+          <w:b/>
+          <w:bCs/>
+        </w:rPr>
+        <w:t>Автозаполнение</w:t>
+      </w:r>
+      <w:r>
+        <w:rPr/>
+        <w:t>;</w:t>
       </w:r>
     </w:p>
     <w:p>
@@ -4710,6 +4752,27 @@
         <w:numPr>
           <w:ilvl w:val="0"/>
           <w:numId w:val="36"/>
+        </w:numPr>
+        <w:rPr/>
+      </w:pPr>
+      <w:r>
+        <w:rPr>
+          <w:b/>
+          <w:bCs/>
+        </w:rPr>
+        <w:t>Администрирование</w:t>
+      </w:r>
+      <w:r>
+        <w:rPr/>
+        <w:t xml:space="preserve"> — только для администратора;</w:t>
+      </w:r>
+    </w:p>
+    <w:p>
+      <w:pPr>
+        <w:pStyle w:val="Compact"/>
+        <w:numPr>
+          <w:ilvl w:val="0"/>
+          <w:numId w:val="37"/>
         </w:numPr>
         <w:rPr/>
       </w:pPr>
@@ -4841,7 +4904,7 @@
         <w:pStyle w:val="Heading2"/>
         <w:rPr/>
       </w:pPr>
-      <w:bookmarkStart w:id="12" w:name="__RefHeading___Toc2960_1477586195"/>
+      <w:bookmarkStart w:id="12" w:name="__RefHeading___Toc3136_3741876853"/>
       <w:bookmarkStart w:id="13" w:name="тема-оформления"/>
       <w:bookmarkEnd w:id="12"/>
       <w:r>
@@ -4929,7 +4992,7 @@
         <w:pStyle w:val="Heading2"/>
         <w:rPr/>
       </w:pPr>
-      <w:bookmarkStart w:id="15" w:name="__RefHeading___Toc2962_1477586195"/>
+      <w:bookmarkStart w:id="15" w:name="__RefHeading___Toc3138_3741876853"/>
       <w:bookmarkStart w:id="16" w:name="профиль"/>
       <w:bookmarkEnd w:id="15"/>
       <w:r>
@@ -5015,7 +5078,7 @@
         <w:pStyle w:val="Compact"/>
         <w:numPr>
           <w:ilvl w:val="0"/>
-          <w:numId w:val="37"/>
+          <w:numId w:val="38"/>
         </w:numPr>
         <w:rPr/>
       </w:pPr>
@@ -5051,27 +5114,6 @@
       <w:r>
         <w:rPr/>
         <w:t>;</w:t>
-      </w:r>
-    </w:p>
-    <w:p>
-      <w:pPr>
-        <w:pStyle w:val="Compact"/>
-        <w:numPr>
-          <w:ilvl w:val="0"/>
-          <w:numId w:val="38"/>
-        </w:numPr>
-        <w:rPr/>
-      </w:pPr>
-      <w:r>
-        <w:rPr>
-          <w:b/>
-          <w:bCs/>
-        </w:rPr>
-        <w:t>Новый пароль</w:t>
-      </w:r>
-      <w:r>
-        <w:rPr/>
-        <w:t xml:space="preserve"> — введите, чтобы сменить пароль; пустое поле оставляет пароль прежним;</w:t>
       </w:r>
     </w:p>
     <w:p>
@@ -5083,6 +5125,27 @@
         </w:numPr>
         <w:rPr/>
       </w:pPr>
+      <w:r>
+        <w:rPr>
+          <w:b/>
+          <w:bCs/>
+        </w:rPr>
+        <w:t>Новый пароль</w:t>
+      </w:r>
+      <w:r>
+        <w:rPr/>
+        <w:t xml:space="preserve"> — введите, чтобы сменить пароль; пустое поле оставляет пароль прежним;</w:t>
+      </w:r>
+    </w:p>
+    <w:p>
+      <w:pPr>
+        <w:pStyle w:val="Compact"/>
+        <w:numPr>
+          <w:ilvl w:val="0"/>
+          <w:numId w:val="40"/>
+        </w:numPr>
+        <w:rPr/>
+      </w:pPr>
       <w:bookmarkStart w:id="17" w:name="профиль"/>
       <w:r>
         <w:rPr/>
@@ -5095,7 +5158,7 @@
         <w:pStyle w:val="Heading1"/>
         <w:rPr/>
       </w:pPr>
-      <w:bookmarkStart w:id="18" w:name="__RefHeading___Toc2964_1477586195"/>
+      <w:bookmarkStart w:id="18" w:name="__RefHeading___Toc3140_3741876853"/>
       <w:bookmarkStart w:id="19" w:name="дашборд"/>
       <w:bookmarkEnd w:id="18"/>
       <w:r>
@@ -5125,7 +5188,7 @@
         <w:pStyle w:val="Heading2"/>
         <w:rPr/>
       </w:pPr>
-      <w:bookmarkStart w:id="20" w:name="__RefHeading___Toc2966_1477586195"/>
+      <w:bookmarkStart w:id="20" w:name="__RefHeading___Toc3142_3741876853"/>
       <w:bookmarkStart w:id="21" w:name="быстрые-фильтры"/>
       <w:bookmarkEnd w:id="20"/>
       <w:r>
@@ -5201,7 +5264,7 @@
         <w:pStyle w:val="Compact"/>
         <w:numPr>
           <w:ilvl w:val="0"/>
-          <w:numId w:val="40"/>
+          <w:numId w:val="41"/>
         </w:numPr>
         <w:rPr/>
       </w:pPr>
@@ -5222,7 +5285,7 @@
         <w:pStyle w:val="Compact"/>
         <w:numPr>
           <w:ilvl w:val="0"/>
-          <w:numId w:val="41"/>
+          <w:numId w:val="42"/>
         </w:numPr>
         <w:rPr/>
       </w:pPr>
@@ -5277,7 +5340,7 @@
         <w:pStyle w:val="Heading2"/>
         <w:rPr/>
       </w:pPr>
-      <w:bookmarkStart w:id="23" w:name="__RefHeading___Toc2968_1477586195"/>
+      <w:bookmarkStart w:id="23" w:name="__RefHeading___Toc3144_3741876853"/>
       <w:bookmarkStart w:id="24" w:name="ключевые-показатели"/>
       <w:bookmarkEnd w:id="23"/>
       <w:r>
@@ -5365,7 +5428,7 @@
         <w:pStyle w:val="Heading2"/>
         <w:rPr/>
       </w:pPr>
-      <w:bookmarkStart w:id="26" w:name="__RefHeading___Toc2970_1477586195"/>
+      <w:bookmarkStart w:id="26" w:name="__RefHeading___Toc3146_3741876853"/>
       <w:bookmarkStart w:id="27" w:name="динамика-по-выбранному-эпику"/>
       <w:bookmarkEnd w:id="26"/>
       <w:r>
@@ -6062,7 +6125,7 @@
         <w:pStyle w:val="Heading2"/>
         <w:rPr/>
       </w:pPr>
-      <w:bookmarkStart w:id="29" w:name="__RefHeading___Toc2972_1477586195"/>
+      <w:bookmarkStart w:id="29" w:name="__RefHeading___Toc3148_3741876853"/>
       <w:bookmarkStart w:id="30" w:name="графики-по-всем-эпикам"/>
       <w:bookmarkEnd w:id="29"/>
       <w:r>
@@ -6161,7 +6224,7 @@
         <w:pStyle w:val="Heading2"/>
         <w:rPr/>
       </w:pPr>
-      <w:bookmarkStart w:id="32" w:name="__RefHeading___Toc2974_1477586195"/>
+      <w:bookmarkStart w:id="32" w:name="__RefHeading___Toc3150_3741876853"/>
       <w:bookmarkStart w:id="33" w:name="сводка-по-эпикам"/>
       <w:bookmarkEnd w:id="32"/>
       <w:r>
@@ -6269,27 +6332,13 @@
         <w:pStyle w:val="Compact"/>
         <w:numPr>
           <w:ilvl w:val="0"/>
-          <w:numId w:val="42"/>
-        </w:numPr>
-        <w:rPr/>
-      </w:pPr>
-      <w:r>
-        <w:rPr/>
-        <w:t>Щелчок по заголовку столбца сортирует таблицу, повторный — меняет направление.</w:t>
-      </w:r>
-    </w:p>
-    <w:p>
-      <w:pPr>
-        <w:pStyle w:val="Compact"/>
-        <w:numPr>
-          <w:ilvl w:val="0"/>
           <w:numId w:val="43"/>
         </w:numPr>
         <w:rPr/>
       </w:pPr>
       <w:r>
         <w:rPr/>
-        <w:t>Отрицательный burn rate выделен красным, рост оценки — оранжевым.</w:t>
+        <w:t>Щелчок по заголовку столбца сортирует таблицу, повторный — меняет направление.</w:t>
       </w:r>
     </w:p>
     <w:p>
@@ -6303,7 +6352,7 @@
       </w:pPr>
       <w:r>
         <w:rPr/>
-        <w:t>«не сгорает» в столбце прогноза: остаток не уменьшается, дату завершения спрогнозировать нельзя.</w:t>
+        <w:t>Отрицательный burn rate выделен красным, рост оценки — оранжевым.</w:t>
       </w:r>
     </w:p>
     <w:p>
@@ -6315,41 +6364,9 @@
         </w:numPr>
         <w:rPr/>
       </w:pPr>
-      <w:bookmarkStart w:id="34" w:name="сводка-по-эпикам"/>
-      <w:r>
-        <w:rPr/>
-        <w:t>Сданные эпики показаны приглушённым цветом.</w:t>
-      </w:r>
-      <w:bookmarkEnd w:id="34"/>
-    </w:p>
-    <w:p>
-      <w:pPr>
-        <w:pStyle w:val="Heading2"/>
-        <w:rPr/>
-      </w:pPr>
-      <w:bookmarkStart w:id="35" w:name="__RefHeading___Toc2976_1477586195"/>
-      <w:bookmarkStart w:id="36" w:name="прогноз-диапазоном"/>
-      <w:bookmarkEnd w:id="35"/>
-      <w:r>
-        <w:rPr>
-          <w:rStyle w:val="SectionNumber"/>
-        </w:rPr>
-        <w:t>3.6</w:t>
-      </w:r>
-      <w:r>
-        <w:rPr/>
-        <w:tab/>
-        <w:t>Прогноз диапазоном</w:t>
-      </w:r>
-    </w:p>
-    <w:p>
-      <w:pPr>
-        <w:pStyle w:val="FirstParagraph"/>
-        <w:rPr/>
-      </w:pPr>
-      <w:r>
-        <w:rPr/>
-        <w:t>Прогноз «0» — одна дата, а реальная скорость команды меняется от недели к неделе. Поэтому Burndown дополнительно моделирует будущее методом Монте-Карло:</w:t>
+      <w:r>
+        <w:rPr/>
+        <w:t>«не сгорает» в столбце прогноза: остаток не уменьшается, дату завершения спрогнозировать нельзя.</w:t>
       </w:r>
     </w:p>
     <w:p>
@@ -6361,9 +6378,41 @@
         </w:numPr>
         <w:rPr/>
       </w:pPr>
-      <w:r>
-        <w:rPr/>
-        <w:t>Из истории замеров берутся интервалы между соседними замерами — с какой скоростью сгорал остаток и сколько дней длился интервал (с учётом метода burn rate из настроек проекта).</w:t>
+      <w:bookmarkStart w:id="34" w:name="сводка-по-эпикам"/>
+      <w:r>
+        <w:rPr/>
+        <w:t>Сданные эпики показаны приглушённым цветом.</w:t>
+      </w:r>
+      <w:bookmarkEnd w:id="34"/>
+    </w:p>
+    <w:p>
+      <w:pPr>
+        <w:pStyle w:val="Heading2"/>
+        <w:rPr/>
+      </w:pPr>
+      <w:bookmarkStart w:id="35" w:name="__RefHeading___Toc3152_3741876853"/>
+      <w:bookmarkStart w:id="36" w:name="прогноз-диапазоном"/>
+      <w:bookmarkEnd w:id="35"/>
+      <w:r>
+        <w:rPr>
+          <w:rStyle w:val="SectionNumber"/>
+        </w:rPr>
+        <w:t>3.6</w:t>
+      </w:r>
+      <w:r>
+        <w:rPr/>
+        <w:tab/>
+        <w:t>Прогноз диапазоном</w:t>
+      </w:r>
+    </w:p>
+    <w:p>
+      <w:pPr>
+        <w:pStyle w:val="FirstParagraph"/>
+        <w:rPr/>
+      </w:pPr>
+      <w:r>
+        <w:rPr/>
+        <w:t>Прогноз «0» — одна дата, а реальная скорость команды меняется от недели к неделе. Поэтому Burndown дополнительно моделирует будущее методом Монте-Карло:</w:t>
       </w:r>
     </w:p>
     <w:p>
@@ -6377,7 +6426,7 @@
       </w:pPr>
       <w:r>
         <w:rPr/>
-        <w:t>2000 раз «проигрывается» будущее: интервалы выбираются случайно, чаще — более длинные, пока остаток не дойдёт до нуля.</w:t>
+        <w:t>Из истории замеров берутся интервалы между соседними замерами — с какой скоростью сгорал остаток и сколько дней длился интервал (с учётом метода burn rate из настроек проекта).</w:t>
       </w:r>
     </w:p>
     <w:p>
@@ -6386,6 +6435,20 @@
         <w:numPr>
           <w:ilvl w:val="0"/>
           <w:numId w:val="48"/>
+        </w:numPr>
+        <w:rPr/>
+      </w:pPr>
+      <w:r>
+        <w:rPr/>
+        <w:t>2000 раз «проигрывается» будущее: интервалы выбираются случайно, чаще — более длинные, пока остаток не дойдёт до нуля.</w:t>
+      </w:r>
+    </w:p>
+    <w:p>
+      <w:pPr>
+        <w:pStyle w:val="Compact"/>
+        <w:numPr>
+          <w:ilvl w:val="0"/>
+          <w:numId w:val="49"/>
         </w:numPr>
         <w:rPr/>
       </w:pPr>
@@ -6930,8 +6993,8 @@
         <w:pStyle w:val="Heading2"/>
         <w:rPr/>
       </w:pPr>
-      <w:bookmarkStart w:id="37" w:name="__RefHeading___Toc2978_1477586195"/>
-      <w:bookmarkStart w:id="38" w:name="таблица-burn-rate"/>
+      <w:bookmarkStart w:id="37" w:name="__RefHeading___Toc3154_3741876853"/>
+      <w:bookmarkStart w:id="38" w:name="дрейф-прогноза"/>
       <w:bookmarkEnd w:id="37"/>
       <w:r>
         <w:rPr>
@@ -6942,7 +7005,17 @@
       <w:r>
         <w:rPr/>
         <w:tab/>
-        <w:t>Таблица burn rate</w:t>
+        <w:t>Дрейф прогноза</w:t>
+      </w:r>
+    </w:p>
+    <w:p>
+      <w:pPr>
+        <w:pStyle w:val="FirstParagraph"/>
+        <w:rPr/>
+      </w:pPr>
+      <w:r>
+        <w:rPr/>
+        <w:t>Панель «Дрейф прогноза» под графиками выбранного эпика показывает, какой была прогнозная дата завершения на каждую дату замера: Burndown пересчитывает прогноз так, как будто остальных замеров ещё не было.</w:t>
       </w:r>
     </w:p>
     <w:p>
@@ -6954,9 +7027,9 @@
         <w:rPr/>
         <w:drawing>
           <wp:inline distT="0" distB="0" distL="0" distR="0">
-            <wp:extent cx="5334000" cy="2028825"/>
+            <wp:extent cx="5334000" cy="2360295"/>
             <wp:effectExtent l="0" t="0" r="0" b="0"/>
-            <wp:docPr id="13" name="Image13" descr="Дневной burn rate по эпикам"/>
+            <wp:docPr id="13" name="Image13" descr="Дрейф прогноза эпика"/>
             <wp:cNvGraphicFramePr>
               <a:graphicFrameLocks xmlns:a="http://schemas.openxmlformats.org/drawingml/2006/main" noChangeAspect="1"/>
             </wp:cNvGraphicFramePr>
@@ -6964,7 +7037,7 @@
               <a:graphicData uri="http://schemas.openxmlformats.org/drawingml/2006/picture">
                 <pic:pic xmlns:pic="http://schemas.openxmlformats.org/drawingml/2006/picture">
                   <pic:nvPicPr>
-                    <pic:cNvPr id="13" name="Image13" descr="Дневной burn rate по эпикам"/>
+                    <pic:cNvPr id="13" name="Image13" descr="Дрейф прогноза эпика"/>
                     <pic:cNvPicPr>
                       <a:picLocks noChangeAspect="1" noChangeArrowheads="1"/>
                     </pic:cNvPicPr>
@@ -6978,7 +7051,7 @@
                   <pic:spPr bwMode="auto">
                     <a:xfrm>
                       <a:off x="0" y="0"/>
-                      <a:ext cx="5334000" cy="2028825"/>
+                      <a:ext cx="5334000" cy="2360295"/>
                     </a:xfrm>
                     <a:prstGeom prst="rect">
                       <a:avLst/>
@@ -6998,960 +7071,7 @@
       </w:pPr>
       <w:r>
         <w:rPr/>
-        <w:t>Дневной burn rate по эпикам</w:t>
-      </w:r>
-    </w:p>
-    <w:p>
-      <w:pPr>
-        <w:pStyle w:val="BodyText"/>
-        <w:rPr/>
-      </w:pPr>
-      <w:r>
-        <w:rPr/>
-        <w:t xml:space="preserve">Таблица показывает скорость сгорания на каждую дату замера: разницу между предыдущим и текущим остатком, делённую на число дней между замерами. По умолчанию — последние 5 дат; другой период задаётся полями </w:t>
-      </w:r>
-      <w:r>
-        <w:rPr>
-          <w:b/>
-          <w:bCs/>
-        </w:rPr>
-        <w:t>С</w:t>
-      </w:r>
-      <w:r>
-        <w:rPr/>
-        <w:t xml:space="preserve"> и </w:t>
-      </w:r>
-      <w:r>
-        <w:rPr>
-          <w:b/>
-          <w:bCs/>
-        </w:rPr>
-        <w:t>по</w:t>
-      </w:r>
-      <w:r>
-        <w:rPr/>
-        <w:t xml:space="preserve">, кнопка </w:t>
-      </w:r>
-      <w:r>
-        <w:rPr>
-          <w:b/>
-          <w:bCs/>
-        </w:rPr>
-        <w:t>Последние 5</w:t>
-      </w:r>
-      <w:r>
-        <w:rPr/>
-        <w:t xml:space="preserve"> возвращает период по умолчанию.</w:t>
-      </w:r>
-      <w:bookmarkEnd w:id="19"/>
-      <w:bookmarkEnd w:id="38"/>
-    </w:p>
-    <w:p>
-      <w:pPr>
-        <w:pStyle w:val="Heading1"/>
-        <w:rPr/>
-      </w:pPr>
-      <w:bookmarkStart w:id="39" w:name="__RefHeading___Toc2980_1477586195"/>
-      <w:bookmarkStart w:id="40" w:name="свод-по-этапам"/>
-      <w:bookmarkEnd w:id="39"/>
-      <w:r>
-        <w:rPr>
-          <w:rStyle w:val="SectionNumber"/>
-        </w:rPr>
-        <w:t>4</w:t>
-      </w:r>
-      <w:r>
-        <w:rPr/>
-        <w:tab/>
-        <w:t>Свод по этапам</w:t>
-      </w:r>
-    </w:p>
-    <w:p>
-      <w:pPr>
-        <w:pStyle w:val="FirstParagraph"/>
-        <w:rPr/>
-      </w:pPr>
-      <w:r>
-        <w:rPr/>
-        <w:t>Раздел показывает сгорание, суммированное по этапам. Вверху — карточки этапов с суммарным остатком, целевой датой и статусом.</w:t>
-      </w:r>
-    </w:p>
-    <w:p>
-      <w:pPr>
-        <w:pStyle w:val="CaptionedFigure"/>
-        <w:rPr/>
-      </w:pPr>
-      <w:r>
-        <w:rPr/>
-        <w:drawing>
-          <wp:inline distT="0" distB="0" distL="0" distR="0">
-            <wp:extent cx="5334000" cy="3333750"/>
-            <wp:effectExtent l="0" t="0" r="0" b="0"/>
-            <wp:docPr id="14" name="Image14" descr="Свод по этапам"/>
-            <wp:cNvGraphicFramePr>
-              <a:graphicFrameLocks xmlns:a="http://schemas.openxmlformats.org/drawingml/2006/main" noChangeAspect="1"/>
-            </wp:cNvGraphicFramePr>
-            <a:graphic xmlns:a="http://schemas.openxmlformats.org/drawingml/2006/main">
-              <a:graphicData uri="http://schemas.openxmlformats.org/drawingml/2006/picture">
-                <pic:pic xmlns:pic="http://schemas.openxmlformats.org/drawingml/2006/picture">
-                  <pic:nvPicPr>
-                    <pic:cNvPr id="14" name="Image14" descr="Свод по этапам"/>
-                    <pic:cNvPicPr>
-                      <a:picLocks noChangeAspect="1" noChangeArrowheads="1"/>
-                    </pic:cNvPicPr>
-                  </pic:nvPicPr>
-                  <pic:blipFill>
-                    <a:blip r:embed="rId15"/>
-                    <a:stretch>
-                      <a:fillRect/>
-                    </a:stretch>
-                  </pic:blipFill>
-                  <pic:spPr bwMode="auto">
-                    <a:xfrm>
-                      <a:off x="0" y="0"/>
-                      <a:ext cx="5334000" cy="3333750"/>
-                    </a:xfrm>
-                    <a:prstGeom prst="rect">
-                      <a:avLst/>
-                    </a:prstGeom>
-                  </pic:spPr>
-                </pic:pic>
-              </a:graphicData>
-            </a:graphic>
-          </wp:inline>
-        </w:drawing>
-      </w:r>
-    </w:p>
-    <w:p>
-      <w:pPr>
-        <w:pStyle w:val="ImageCaption"/>
-        <w:rPr/>
-      </w:pPr>
-      <w:r>
-        <w:rPr/>
-        <w:t>Свод по этапам</w:t>
-      </w:r>
-    </w:p>
-    <w:p>
-      <w:pPr>
-        <w:pStyle w:val="BodyText"/>
-        <w:rPr/>
-      </w:pPr>
-      <w:r>
-        <w:rPr/>
-        <w:t xml:space="preserve">Флажок </w:t>
-      </w:r>
-      <w:r>
-        <w:rPr>
-          <w:b/>
-          <w:bCs/>
-        </w:rPr>
-        <w:t>Учитывать сданные эпики</w:t>
-      </w:r>
-      <w:r>
-        <w:rPr/>
-        <w:t xml:space="preserve"> включает сданные эпики в расчёты этапа; по умолчанию они не учитываются.</w:t>
-      </w:r>
-    </w:p>
-    <w:p>
-      <w:pPr>
-        <w:pStyle w:val="Heading2"/>
-        <w:rPr/>
-      </w:pPr>
-      <w:bookmarkStart w:id="41" w:name="__RefHeading___Toc2982_1477586195"/>
-      <w:bookmarkStart w:id="42" w:name="график-этапа"/>
-      <w:bookmarkEnd w:id="41"/>
-      <w:r>
-        <w:rPr>
-          <w:rStyle w:val="SectionNumber"/>
-        </w:rPr>
-        <w:t>4.1</w:t>
-      </w:r>
-      <w:r>
-        <w:rPr/>
-        <w:tab/>
-        <w:t>График этапа</w:t>
-      </w:r>
-    </w:p>
-    <w:p>
-      <w:pPr>
-        <w:pStyle w:val="CaptionedFigure"/>
-        <w:rPr/>
-      </w:pPr>
-      <w:r>
-        <w:rPr/>
-        <w:drawing>
-          <wp:inline distT="0" distB="0" distL="0" distR="0">
-            <wp:extent cx="5334000" cy="2417445"/>
-            <wp:effectExtent l="0" t="0" r="0" b="0"/>
-            <wp:docPr id="15" name="Image15" descr="График этапа с целевыми датами входящих в него эпиков"/>
-            <wp:cNvGraphicFramePr>
-              <a:graphicFrameLocks xmlns:a="http://schemas.openxmlformats.org/drawingml/2006/main" noChangeAspect="1"/>
-            </wp:cNvGraphicFramePr>
-            <a:graphic xmlns:a="http://schemas.openxmlformats.org/drawingml/2006/main">
-              <a:graphicData uri="http://schemas.openxmlformats.org/drawingml/2006/picture">
-                <pic:pic xmlns:pic="http://schemas.openxmlformats.org/drawingml/2006/picture">
-                  <pic:nvPicPr>
-                    <pic:cNvPr id="15" name="Image15" descr="График этапа с целевыми датами входящих в него эпиков"/>
-                    <pic:cNvPicPr>
-                      <a:picLocks noChangeAspect="1" noChangeArrowheads="1"/>
-                    </pic:cNvPicPr>
-                  </pic:nvPicPr>
-                  <pic:blipFill>
-                    <a:blip r:embed="rId16"/>
-                    <a:stretch>
-                      <a:fillRect/>
-                    </a:stretch>
-                  </pic:blipFill>
-                  <pic:spPr bwMode="auto">
-                    <a:xfrm>
-                      <a:off x="0" y="0"/>
-                      <a:ext cx="5334000" cy="2417445"/>
-                    </a:xfrm>
-                    <a:prstGeom prst="rect">
-                      <a:avLst/>
-                    </a:prstGeom>
-                  </pic:spPr>
-                </pic:pic>
-              </a:graphicData>
-            </a:graphic>
-          </wp:inline>
-        </w:drawing>
-      </w:r>
-    </w:p>
-    <w:p>
-      <w:pPr>
-        <w:pStyle w:val="ImageCaption"/>
-        <w:rPr/>
-      </w:pPr>
-      <w:r>
-        <w:rPr/>
-        <w:t>График этапа с целевыми датами входящих в него эпиков</w:t>
-      </w:r>
-    </w:p>
-    <w:p>
-      <w:pPr>
-        <w:pStyle w:val="BodyText"/>
-        <w:rPr/>
-      </w:pPr>
-      <w:r>
-        <w:rPr/>
-        <w:t xml:space="preserve">Для каждого этапа строится график суммарного остатка с теми же линиями, что и у эпика. Вертикальные пунктиры — целевые даты эпиков этапа. Целевая дата этапа задаётся в поле </w:t>
-      </w:r>
-      <w:r>
-        <w:rPr>
-          <w:b/>
-          <w:bCs/>
-        </w:rPr>
-        <w:t>Цель этапа</w:t>
-      </w:r>
-      <w:r>
-        <w:rPr/>
-        <w:t xml:space="preserve"> над графиком.</w:t>
-      </w:r>
-    </w:p>
-    <w:p>
-      <w:pPr>
-        <w:pStyle w:val="BlockText"/>
-        <w:shd w:val="clear" w:color="auto" w:fill="EEF6F5"/>
-        <w:rPr/>
-      </w:pPr>
-      <w:r>
-        <w:rPr>
-          <w:b/>
-          <w:bCs/>
-        </w:rPr>
-        <w:t>Совет.</w:t>
-      </w:r>
-      <w:r>
-        <w:rPr/>
-        <w:t xml:space="preserve"> Если в какую-то дату замер есть не по всем эпикам этапа, для остальных берётся их последний известный остаток — замеры в разные дни не дают ложных провалов на графике.</w:t>
-      </w:r>
-      <w:bookmarkEnd w:id="42"/>
-    </w:p>
-    <w:p>
-      <w:pPr>
-        <w:pStyle w:val="Heading2"/>
-        <w:rPr/>
-      </w:pPr>
-      <w:bookmarkStart w:id="43" w:name="__RefHeading___Toc2984_1477586195"/>
-      <w:bookmarkStart w:id="44" w:name="сводка-и-burn-rate-по-этапам"/>
-      <w:bookmarkEnd w:id="43"/>
-      <w:r>
-        <w:rPr>
-          <w:rStyle w:val="SectionNumber"/>
-        </w:rPr>
-        <w:t>4.2</w:t>
-      </w:r>
-      <w:r>
-        <w:rPr/>
-        <w:tab/>
-        <w:t>Сводка и burn rate по этапам</w:t>
-      </w:r>
-    </w:p>
-    <w:p>
-      <w:pPr>
-        <w:pStyle w:val="CaptionedFigure"/>
-        <w:rPr/>
-      </w:pPr>
-      <w:r>
-        <w:rPr/>
-        <w:drawing>
-          <wp:inline distT="0" distB="0" distL="0" distR="0">
-            <wp:extent cx="5334000" cy="1069340"/>
-            <wp:effectExtent l="0" t="0" r="0" b="0"/>
-            <wp:docPr id="16" name="Image16" descr="Сводка по этапам"/>
-            <wp:cNvGraphicFramePr>
-              <a:graphicFrameLocks xmlns:a="http://schemas.openxmlformats.org/drawingml/2006/main" noChangeAspect="1"/>
-            </wp:cNvGraphicFramePr>
-            <a:graphic xmlns:a="http://schemas.openxmlformats.org/drawingml/2006/main">
-              <a:graphicData uri="http://schemas.openxmlformats.org/drawingml/2006/picture">
-                <pic:pic xmlns:pic="http://schemas.openxmlformats.org/drawingml/2006/picture">
-                  <pic:nvPicPr>
-                    <pic:cNvPr id="16" name="Image16" descr="Сводка по этапам"/>
-                    <pic:cNvPicPr>
-                      <a:picLocks noChangeAspect="1" noChangeArrowheads="1"/>
-                    </pic:cNvPicPr>
-                  </pic:nvPicPr>
-                  <pic:blipFill>
-                    <a:blip r:embed="rId17"/>
-                    <a:stretch>
-                      <a:fillRect/>
-                    </a:stretch>
-                  </pic:blipFill>
-                  <pic:spPr bwMode="auto">
-                    <a:xfrm>
-                      <a:off x="0" y="0"/>
-                      <a:ext cx="5334000" cy="1069340"/>
-                    </a:xfrm>
-                    <a:prstGeom prst="rect">
-                      <a:avLst/>
-                    </a:prstGeom>
-                  </pic:spPr>
-                </pic:pic>
-              </a:graphicData>
-            </a:graphic>
-          </wp:inline>
-        </w:drawing>
-      </w:r>
-    </w:p>
-    <w:p>
-      <w:pPr>
-        <w:pStyle w:val="ImageCaption"/>
-        <w:rPr/>
-      </w:pPr>
-      <w:r>
-        <w:rPr/>
-        <w:t>Сводка по этапам</w:t>
-      </w:r>
-    </w:p>
-    <w:p>
-      <w:pPr>
-        <w:pStyle w:val="BodyText"/>
-        <w:rPr/>
-      </w:pPr>
-      <w:bookmarkStart w:id="45" w:name="свод-по-этапам"/>
-      <w:bookmarkStart w:id="46" w:name="сводка-и-burn-rate-по-этапам"/>
-      <w:r>
-        <w:rPr/>
-        <w:t>Сводка по этапам устроена как сводка по эпикам и дополнительно показывает число эпиков в этапе. Таблица burn rate по этапам складывает дневной burn rate эпиков, поэтому её итог совпадает с итогом таблицы на дашборде.</w:t>
-      </w:r>
-      <w:bookmarkEnd w:id="45"/>
-      <w:bookmarkEnd w:id="46"/>
-    </w:p>
-    <w:p>
-      <w:pPr>
-        <w:pStyle w:val="Heading1"/>
-        <w:rPr/>
-      </w:pPr>
-      <w:bookmarkStart w:id="47" w:name="__RefHeading___Toc2986_1477586195"/>
-      <w:bookmarkStart w:id="48" w:name="данные-по-датам"/>
-      <w:bookmarkEnd w:id="47"/>
-      <w:r>
-        <w:rPr>
-          <w:rStyle w:val="SectionNumber"/>
-        </w:rPr>
-        <w:t>5</w:t>
-      </w:r>
-      <w:r>
-        <w:rPr/>
-        <w:tab/>
-        <w:t>Данные по датам</w:t>
-      </w:r>
-    </w:p>
-    <w:p>
-      <w:pPr>
-        <w:pStyle w:val="FirstParagraph"/>
-        <w:rPr/>
-      </w:pPr>
-      <w:r>
-        <w:rPr/>
-        <w:t>В разделе вносятся и правятся замеры. Изменения сохраняются автоматически при выходе из поля — внизу экрана на пару секунд появляется «Сохранено».</w:t>
-      </w:r>
-    </w:p>
-    <w:p>
-      <w:pPr>
-        <w:pStyle w:val="Heading2"/>
-        <w:rPr/>
-      </w:pPr>
-      <w:bookmarkStart w:id="49" w:name="__RefHeading___Toc2988_1477586195"/>
-      <w:bookmarkStart w:id="50" w:name="таблица-замеров"/>
-      <w:bookmarkEnd w:id="49"/>
-      <w:r>
-        <w:rPr>
-          <w:rStyle w:val="SectionNumber"/>
-        </w:rPr>
-        <w:t>5.1</w:t>
-      </w:r>
-      <w:r>
-        <w:rPr/>
-        <w:tab/>
-        <w:t>Таблица замеров</w:t>
-      </w:r>
-    </w:p>
-    <w:p>
-      <w:pPr>
-        <w:pStyle w:val="CaptionedFigure"/>
-        <w:rPr/>
-      </w:pPr>
-      <w:r>
-        <w:rPr/>
-        <w:drawing>
-          <wp:inline distT="0" distB="0" distL="0" distR="0">
-            <wp:extent cx="5334000" cy="1789430"/>
-            <wp:effectExtent l="0" t="0" r="0" b="0"/>
-            <wp:docPr id="17" name="Image17" descr="Таблица замеров выбранного эпика и панель действий"/>
-            <wp:cNvGraphicFramePr>
-              <a:graphicFrameLocks xmlns:a="http://schemas.openxmlformats.org/drawingml/2006/main" noChangeAspect="1"/>
-            </wp:cNvGraphicFramePr>
-            <a:graphic xmlns:a="http://schemas.openxmlformats.org/drawingml/2006/main">
-              <a:graphicData uri="http://schemas.openxmlformats.org/drawingml/2006/picture">
-                <pic:pic xmlns:pic="http://schemas.openxmlformats.org/drawingml/2006/picture">
-                  <pic:nvPicPr>
-                    <pic:cNvPr id="17" name="Image17" descr="Таблица замеров выбранного эпика и панель действий"/>
-                    <pic:cNvPicPr>
-                      <a:picLocks noChangeAspect="1" noChangeArrowheads="1"/>
-                    </pic:cNvPicPr>
-                  </pic:nvPicPr>
-                  <pic:blipFill>
-                    <a:blip r:embed="rId18"/>
-                    <a:stretch>
-                      <a:fillRect/>
-                    </a:stretch>
-                  </pic:blipFill>
-                  <pic:spPr bwMode="auto">
-                    <a:xfrm>
-                      <a:off x="0" y="0"/>
-                      <a:ext cx="5334000" cy="1789430"/>
-                    </a:xfrm>
-                    <a:prstGeom prst="rect">
-                      <a:avLst/>
-                    </a:prstGeom>
-                  </pic:spPr>
-                </pic:pic>
-              </a:graphicData>
-            </a:graphic>
-          </wp:inline>
-        </w:drawing>
-      </w:r>
-    </w:p>
-    <w:p>
-      <w:pPr>
-        <w:pStyle w:val="ImageCaption"/>
-        <w:rPr/>
-      </w:pPr>
-      <w:r>
-        <w:rPr/>
-        <w:t>Таблица замеров выбранного эпика и панель действий</w:t>
-      </w:r>
-    </w:p>
-    <w:p>
-      <w:pPr>
-        <w:pStyle w:val="Compact"/>
-        <w:numPr>
-          <w:ilvl w:val="0"/>
-          <w:numId w:val="49"/>
-        </w:numPr>
-        <w:rPr/>
-      </w:pPr>
-      <w:r>
-        <w:rPr/>
-        <w:t xml:space="preserve">Выберите эпик в списке </w:t>
-      </w:r>
-      <w:r>
-        <w:rPr>
-          <w:b/>
-          <w:bCs/>
-        </w:rPr>
-        <w:t>Эпик</w:t>
-      </w:r>
-      <w:r>
-        <w:rPr/>
-        <w:t>.</w:t>
-      </w:r>
-    </w:p>
-    <w:p>
-      <w:pPr>
-        <w:pStyle w:val="Compact"/>
-        <w:numPr>
-          <w:ilvl w:val="0"/>
-          <w:numId w:val="50"/>
-        </w:numPr>
-        <w:rPr/>
-      </w:pPr>
-      <w:r>
-        <w:rPr/>
-        <w:t xml:space="preserve">Нажмите </w:t>
-      </w:r>
-      <w:r>
-        <w:rPr>
-          <w:b/>
-          <w:bCs/>
-        </w:rPr>
-        <w:t>+ Новая дата</w:t>
-      </w:r>
-      <w:r>
-        <w:rPr/>
-        <w:t xml:space="preserve"> — появится строка с сегодняшней датой (если последний замер сделан сегодня или позже — со следующим днём).</w:t>
-      </w:r>
-    </w:p>
-    <w:p>
-      <w:pPr>
-        <w:pStyle w:val="Compact"/>
-        <w:numPr>
-          <w:ilvl w:val="0"/>
-          <w:numId w:val="51"/>
-        </w:numPr>
-        <w:rPr/>
-      </w:pPr>
-      <w:r>
-        <w:rPr/>
-        <w:t>Заполните остаток, затраченное время и оценку.</w:t>
-      </w:r>
-    </w:p>
-    <w:p>
-      <w:pPr>
-        <w:pStyle w:val="Compact"/>
-        <w:numPr>
-          <w:ilvl w:val="0"/>
-          <w:numId w:val="52"/>
-        </w:numPr>
-        <w:rPr/>
-      </w:pPr>
-      <w:r>
-        <w:rPr>
-          <w:b/>
-          <w:bCs/>
-        </w:rPr>
-        <w:t>Enter</w:t>
-      </w:r>
-      <w:r>
-        <w:rPr/>
-        <w:t xml:space="preserve"> переводит к тому же полю в следующей строке, </w:t>
-      </w:r>
-      <w:r>
-        <w:rPr>
-          <w:b/>
-          <w:bCs/>
-        </w:rPr>
-        <w:t>Shift+Enter</w:t>
-      </w:r>
-      <w:r>
-        <w:rPr/>
-        <w:t xml:space="preserve"> — в предыдущей: удобно заполнять столбец целиком.</w:t>
-      </w:r>
-    </w:p>
-    <w:p>
-      <w:pPr>
-        <w:pStyle w:val="Compact"/>
-        <w:numPr>
-          <w:ilvl w:val="0"/>
-          <w:numId w:val="53"/>
-        </w:numPr>
-        <w:rPr/>
-      </w:pPr>
-      <w:r>
-        <w:rPr/>
-        <w:t>Значения — числа не меньше 0, дробные допускаются (214,34). Пустое поле — значение не измерялось.</w:t>
-      </w:r>
-    </w:p>
-    <w:p>
-      <w:pPr>
-        <w:pStyle w:val="Compact"/>
-        <w:numPr>
-          <w:ilvl w:val="0"/>
-          <w:numId w:val="54"/>
-        </w:numPr>
-        <w:rPr/>
-      </w:pPr>
-      <w:r>
-        <w:rPr/>
-        <w:t>На одну дату у эпика один замер: при выборе занятой даты появится сообщение, и дата вернётся к прежней.</w:t>
-      </w:r>
-    </w:p>
-    <w:p>
-      <w:pPr>
-        <w:pStyle w:val="Compact"/>
-        <w:numPr>
-          <w:ilvl w:val="0"/>
-          <w:numId w:val="55"/>
-        </w:numPr>
-        <w:rPr/>
-      </w:pPr>
-      <w:bookmarkStart w:id="51" w:name="таблица-замеров"/>
-      <w:r>
-        <w:rPr/>
-        <w:t>Если сервер не принял изменение (например, пропала связь), появится сообщение об ошибке, а в поле вернётся прежнее значение.</w:t>
-      </w:r>
-      <w:bookmarkEnd w:id="51"/>
-    </w:p>
-    <w:p>
-      <w:pPr>
-        <w:pStyle w:val="Heading2"/>
-        <w:rPr/>
-      </w:pPr>
-      <w:bookmarkStart w:id="52" w:name="__RefHeading___Toc2990_1477586195"/>
-      <w:bookmarkStart w:id="53" w:name="замер-по-всем-эпикам"/>
-      <w:bookmarkEnd w:id="52"/>
-      <w:r>
-        <w:rPr>
-          <w:rStyle w:val="SectionNumber"/>
-        </w:rPr>
-        <w:t>5.2</w:t>
-      </w:r>
-      <w:r>
-        <w:rPr/>
-        <w:tab/>
-        <w:t>Замер по всем эпикам</w:t>
-      </w:r>
-    </w:p>
-    <w:p>
-      <w:pPr>
-        <w:pStyle w:val="FirstParagraph"/>
-        <w:rPr/>
-      </w:pPr>
-      <w:r>
-        <w:rPr/>
-        <w:t xml:space="preserve">Обычно замер делают в один день по всем эпикам. Нажмите </w:t>
-      </w:r>
-      <w:r>
-        <w:rPr>
-          <w:b/>
-          <w:bCs/>
-        </w:rPr>
-        <w:t>Замер по всем эпикам</w:t>
-      </w:r>
-      <w:r>
-        <w:rPr/>
-        <w:t xml:space="preserve"> — откроется таблица всех несданных эпиков.</w:t>
-      </w:r>
-    </w:p>
-    <w:p>
-      <w:pPr>
-        <w:pStyle w:val="CaptionedFigure"/>
-        <w:rPr/>
-      </w:pPr>
-      <w:r>
-        <w:rPr/>
-        <w:drawing>
-          <wp:inline distT="0" distB="0" distL="0" distR="0">
-            <wp:extent cx="4000500" cy="3282950"/>
-            <wp:effectExtent l="0" t="0" r="0" b="0"/>
-            <wp:docPr id="18" name="Image18" descr="Ввод замера на одну дату по всем эпикам"/>
-            <wp:cNvGraphicFramePr>
-              <a:graphicFrameLocks xmlns:a="http://schemas.openxmlformats.org/drawingml/2006/main" noChangeAspect="1"/>
-            </wp:cNvGraphicFramePr>
-            <a:graphic xmlns:a="http://schemas.openxmlformats.org/drawingml/2006/main">
-              <a:graphicData uri="http://schemas.openxmlformats.org/drawingml/2006/picture">
-                <pic:pic xmlns:pic="http://schemas.openxmlformats.org/drawingml/2006/picture">
-                  <pic:nvPicPr>
-                    <pic:cNvPr id="18" name="Image18" descr="Ввод замера на одну дату по всем эпикам"/>
-                    <pic:cNvPicPr>
-                      <a:picLocks noChangeAspect="1" noChangeArrowheads="1"/>
-                    </pic:cNvPicPr>
-                  </pic:nvPicPr>
-                  <pic:blipFill>
-                    <a:blip r:embed="rId19"/>
-                    <a:stretch>
-                      <a:fillRect/>
-                    </a:stretch>
-                  </pic:blipFill>
-                  <pic:spPr bwMode="auto">
-                    <a:xfrm>
-                      <a:off x="0" y="0"/>
-                      <a:ext cx="4000500" cy="3282950"/>
-                    </a:xfrm>
-                    <a:prstGeom prst="rect">
-                      <a:avLst/>
-                    </a:prstGeom>
-                  </pic:spPr>
-                </pic:pic>
-              </a:graphicData>
-            </a:graphic>
-          </wp:inline>
-        </w:drawing>
-      </w:r>
-    </w:p>
-    <w:p>
-      <w:pPr>
-        <w:pStyle w:val="ImageCaption"/>
-        <w:rPr/>
-      </w:pPr>
-      <w:r>
-        <w:rPr/>
-        <w:t>Ввод замера на одну дату по всем эпикам</w:t>
-      </w:r>
-    </w:p>
-    <w:p>
-      <w:pPr>
-        <w:pStyle w:val="Compact"/>
-        <w:numPr>
-          <w:ilvl w:val="0"/>
-          <w:numId w:val="56"/>
-        </w:numPr>
-        <w:rPr/>
-      </w:pPr>
-      <w:r>
-        <w:rPr/>
-        <w:t xml:space="preserve">Укажите </w:t>
-      </w:r>
-      <w:r>
-        <w:rPr>
-          <w:b/>
-          <w:bCs/>
-        </w:rPr>
-        <w:t>Дату замера</w:t>
-      </w:r>
-      <w:r>
-        <w:rPr/>
-        <w:t xml:space="preserve"> (по умолчанию — сегодня). Если на эту дату уже есть замеры, их значения подставятся.</w:t>
-      </w:r>
-    </w:p>
-    <w:p>
-      <w:pPr>
-        <w:pStyle w:val="Compact"/>
-        <w:numPr>
-          <w:ilvl w:val="0"/>
-          <w:numId w:val="57"/>
-        </w:numPr>
-        <w:rPr/>
-      </w:pPr>
-      <w:r>
-        <w:rPr/>
-        <w:t xml:space="preserve">Серым в пустых полях показаны значения предыдущего замера; </w:t>
-      </w:r>
-      <w:r>
-        <w:rPr>
-          <w:b/>
-          <w:bCs/>
-        </w:rPr>
-        <w:t>Подставить прошлые значения</w:t>
-      </w:r>
-      <w:r>
-        <w:rPr/>
-        <w:t xml:space="preserve"> переносит их во все пустые поля.</w:t>
-      </w:r>
-    </w:p>
-    <w:p>
-      <w:pPr>
-        <w:pStyle w:val="Compact"/>
-        <w:numPr>
-          <w:ilvl w:val="0"/>
-          <w:numId w:val="58"/>
-        </w:numPr>
-        <w:rPr/>
-      </w:pPr>
-      <w:r>
-        <w:rPr/>
-        <w:t xml:space="preserve">Исправьте изменившиеся числа и нажмите </w:t>
-      </w:r>
-      <w:r>
-        <w:rPr>
-          <w:b/>
-          <w:bCs/>
-        </w:rPr>
-        <w:t>Сохранить</w:t>
-      </w:r>
-      <w:r>
-        <w:rPr/>
-        <w:t>. Новые замеры создаются, существующие на эту дату — обновляются; пустые строки не сохраняются.</w:t>
-      </w:r>
-      <w:bookmarkEnd w:id="53"/>
-    </w:p>
-    <w:p>
-      <w:pPr>
-        <w:pStyle w:val="Heading2"/>
-        <w:rPr/>
-      </w:pPr>
-      <w:bookmarkStart w:id="54" w:name="__RefHeading___Toc2992_1477586195"/>
-      <w:bookmarkStart w:id="55" w:name="удаление-замера"/>
-      <w:bookmarkEnd w:id="54"/>
-      <w:r>
-        <w:rPr>
-          <w:rStyle w:val="SectionNumber"/>
-        </w:rPr>
-        <w:t>5.3</w:t>
-      </w:r>
-      <w:r>
-        <w:rPr/>
-        <w:tab/>
-        <w:t>Удаление замера</w:t>
-      </w:r>
-    </w:p>
-    <w:p>
-      <w:pPr>
-        <w:pStyle w:val="FirstParagraph"/>
-        <w:rPr/>
-      </w:pPr>
-      <w:r>
-        <w:rPr/>
-        <w:t>Нажмите значок корзины в конце строки и подтвердите действие. Удаление необратимо.</w:t>
-      </w:r>
-    </w:p>
-    <w:p>
-      <w:pPr>
-        <w:pStyle w:val="CaptionedFigure"/>
-        <w:rPr/>
-      </w:pPr>
-      <w:r>
-        <w:rPr/>
-        <w:drawing>
-          <wp:inline distT="0" distB="0" distL="0" distR="0">
-            <wp:extent cx="3200400" cy="1440180"/>
-            <wp:effectExtent l="0" t="0" r="0" b="0"/>
-            <wp:docPr id="19" name="Image19" descr="Подтверждение удаления. Окно закрывается клавишей Esc или щелчком вне окна"/>
-            <wp:cNvGraphicFramePr>
-              <a:graphicFrameLocks xmlns:a="http://schemas.openxmlformats.org/drawingml/2006/main" noChangeAspect="1"/>
-            </wp:cNvGraphicFramePr>
-            <a:graphic xmlns:a="http://schemas.openxmlformats.org/drawingml/2006/main">
-              <a:graphicData uri="http://schemas.openxmlformats.org/drawingml/2006/picture">
-                <pic:pic xmlns:pic="http://schemas.openxmlformats.org/drawingml/2006/picture">
-                  <pic:nvPicPr>
-                    <pic:cNvPr id="19" name="Image19" descr="Подтверждение удаления. Окно закрывается клавишей Esc или щелчком вне окна"/>
-                    <pic:cNvPicPr>
-                      <a:picLocks noChangeAspect="1" noChangeArrowheads="1"/>
-                    </pic:cNvPicPr>
-                  </pic:nvPicPr>
-                  <pic:blipFill>
-                    <a:blip r:embed="rId20"/>
-                    <a:stretch>
-                      <a:fillRect/>
-                    </a:stretch>
-                  </pic:blipFill>
-                  <pic:spPr bwMode="auto">
-                    <a:xfrm>
-                      <a:off x="0" y="0"/>
-                      <a:ext cx="3200400" cy="1440180"/>
-                    </a:xfrm>
-                    <a:prstGeom prst="rect">
-                      <a:avLst/>
-                    </a:prstGeom>
-                  </pic:spPr>
-                </pic:pic>
-              </a:graphicData>
-            </a:graphic>
-          </wp:inline>
-        </w:drawing>
-      </w:r>
-    </w:p>
-    <w:p>
-      <w:pPr>
-        <w:pStyle w:val="ImageCaption"/>
-        <w:rPr/>
-      </w:pPr>
-      <w:bookmarkStart w:id="56" w:name="данные-по-датам"/>
-      <w:bookmarkStart w:id="57" w:name="удаление-замера"/>
-      <w:r>
-        <w:rPr/>
-        <w:t>Подтверждение удаления. Окно закрывается клавишей Esc или щелчком вне окна</w:t>
-      </w:r>
-      <w:bookmarkEnd w:id="56"/>
-      <w:bookmarkEnd w:id="57"/>
-    </w:p>
-    <w:p>
-      <w:pPr>
-        <w:pStyle w:val="Heading1"/>
-        <w:rPr/>
-      </w:pPr>
-      <w:bookmarkStart w:id="58" w:name="__RefHeading___Toc2994_1477586195"/>
-      <w:bookmarkStart w:id="59" w:name="эпики-блоки-задач"/>
-      <w:bookmarkEnd w:id="58"/>
-      <w:r>
-        <w:rPr>
-          <w:rStyle w:val="SectionNumber"/>
-        </w:rPr>
-        <w:t>6</w:t>
-      </w:r>
-      <w:r>
-        <w:rPr/>
-        <w:tab/>
-        <w:t>Эпики (блоки задач)</w:t>
-      </w:r>
-    </w:p>
-    <w:p>
-      <w:pPr>
-        <w:pStyle w:val="FirstParagraph"/>
-        <w:rPr/>
-      </w:pPr>
-      <w:r>
-        <w:rPr/>
-        <w:t>Раздел содержит список эпиков проекта; поля редактируются прямо в таблице и сохраняются при выходе из поля.</w:t>
-      </w:r>
-    </w:p>
-    <w:p>
-      <w:pPr>
-        <w:pStyle w:val="CaptionedFigure"/>
-        <w:rPr/>
-      </w:pPr>
-      <w:r>
-        <w:rPr/>
-        <w:drawing>
-          <wp:inline distT="0" distB="0" distL="0" distR="0">
-            <wp:extent cx="5334000" cy="2413000"/>
-            <wp:effectExtent l="0" t="0" r="0" b="0"/>
-            <wp:docPr id="20" name="Image20" descr="Список эпиков проекта"/>
-            <wp:cNvGraphicFramePr>
-              <a:graphicFrameLocks xmlns:a="http://schemas.openxmlformats.org/drawingml/2006/main" noChangeAspect="1"/>
-            </wp:cNvGraphicFramePr>
-            <a:graphic xmlns:a="http://schemas.openxmlformats.org/drawingml/2006/main">
-              <a:graphicData uri="http://schemas.openxmlformats.org/drawingml/2006/picture">
-                <pic:pic xmlns:pic="http://schemas.openxmlformats.org/drawingml/2006/picture">
-                  <pic:nvPicPr>
-                    <pic:cNvPr id="20" name="Image20" descr="Список эпиков проекта"/>
-                    <pic:cNvPicPr>
-                      <a:picLocks noChangeAspect="1" noChangeArrowheads="1"/>
-                    </pic:cNvPicPr>
-                  </pic:nvPicPr>
-                  <pic:blipFill>
-                    <a:blip r:embed="rId21"/>
-                    <a:stretch>
-                      <a:fillRect/>
-                    </a:stretch>
-                  </pic:blipFill>
-                  <pic:spPr bwMode="auto">
-                    <a:xfrm>
-                      <a:off x="0" y="0"/>
-                      <a:ext cx="5334000" cy="2413000"/>
-                    </a:xfrm>
-                    <a:prstGeom prst="rect">
-                      <a:avLst/>
-                    </a:prstGeom>
-                  </pic:spPr>
-                </pic:pic>
-              </a:graphicData>
-            </a:graphic>
-          </wp:inline>
-        </w:drawing>
-      </w:r>
-    </w:p>
-    <w:p>
-      <w:pPr>
-        <w:pStyle w:val="ImageCaption"/>
-        <w:rPr/>
-      </w:pPr>
-      <w:r>
-        <w:rPr/>
-        <w:t>Список эпиков проекта</w:t>
+        <w:t>Дрейф прогноза эпика</w:t>
       </w:r>
     </w:p>
     <w:tbl>
@@ -8009,7 +7129,7 @@
                 <w:szCs w:val="24"/>
                 <w:lang w:val="ru-RU" w:eastAsia="en-US" w:bidi="ar-SA"/>
               </w:rPr>
-              <w:t>Столбец</w:t>
+              <w:t>Линия</w:t>
             </w:r>
           </w:p>
         </w:tc>
@@ -8045,7 +7165,7 @@
                 <w:szCs w:val="24"/>
                 <w:lang w:val="ru-RU" w:eastAsia="en-US" w:bidi="ar-SA"/>
               </w:rPr>
-              <w:t>Назначение</w:t>
+              <w:t>Что показывает</w:t>
             </w:r>
           </w:p>
         </w:tc>
@@ -8081,7 +7201,7 @@
                 <w:szCs w:val="24"/>
                 <w:lang w:val="ru-RU" w:eastAsia="en-US" w:bidi="ar-SA"/>
               </w:rPr>
-              <w:t>⠿</w:t>
+              <w:t>Прогноз «0» (пунктир)</w:t>
             </w:r>
           </w:p>
         </w:tc>
@@ -8114,7 +7234,7 @@
                 <w:szCs w:val="24"/>
                 <w:lang w:val="ru-RU" w:eastAsia="en-US" w:bidi="ar-SA"/>
               </w:rPr>
-              <w:t>Ручка перетаскивания: порядок эпиков используется во всех списках и на графиках</w:t>
+              <w:t>Прогноз выбранным в настройках методом — линейная регрессия или средняя скорость</w:t>
             </w:r>
           </w:p>
         </w:tc>
@@ -8150,7 +7270,7 @@
                 <w:szCs w:val="24"/>
                 <w:lang w:val="ru-RU" w:eastAsia="en-US" w:bidi="ar-SA"/>
               </w:rPr>
-              <w:t>Этап</w:t>
+              <w:t>Медиана (P50)</w:t>
             </w:r>
           </w:p>
         </w:tc>
@@ -8183,7 +7303,7 @@
                 <w:szCs w:val="24"/>
                 <w:lang w:val="ru-RU" w:eastAsia="en-US" w:bidi="ar-SA"/>
               </w:rPr>
-              <w:t>Этап эпика, например «Этап 3.2» — определяет группировку в своде</w:t>
+              <w:t>Медиана Монте-Карло — с третьего замера</w:t>
             </w:r>
           </w:p>
         </w:tc>
@@ -8219,7 +7339,7 @@
                 <w:szCs w:val="24"/>
                 <w:lang w:val="ru-RU" w:eastAsia="en-US" w:bidi="ar-SA"/>
               </w:rPr>
-              <w:t>Название эпика</w:t>
+              <w:t>Диапазон 70% (заливка)</w:t>
             </w:r>
           </w:p>
         </w:tc>
@@ -8252,7 +7372,7 @@
                 <w:szCs w:val="24"/>
                 <w:lang w:val="ru-RU" w:eastAsia="en-US" w:bidi="ar-SA"/>
               </w:rPr>
-              <w:t>Наименование блока работ</w:t>
+              <w:t>От P15 до P85 на каждую дату замера</w:t>
             </w:r>
           </w:p>
         </w:tc>
@@ -8288,7 +7408,7 @@
                 <w:szCs w:val="24"/>
                 <w:lang w:val="ru-RU" w:eastAsia="en-US" w:bidi="ar-SA"/>
               </w:rPr>
-              <w:t>Целевая дата</w:t>
+              <w:t>Цель</w:t>
             </w:r>
           </w:p>
         </w:tc>
@@ -8321,214 +7441,7 @@
                 <w:szCs w:val="24"/>
                 <w:lang w:val="ru-RU" w:eastAsia="en-US" w:bidi="ar-SA"/>
               </w:rPr>
-              <w:t>Срок завершения: по нему рассчитываются статус и целевая линия</w:t>
-            </w:r>
-          </w:p>
-        </w:tc>
-      </w:tr>
-      <w:tr>
-        <w:trPr/>
-        <w:tc>
-          <w:tcPr>
-            <w:tcW w:w="4679" w:type="dxa"/>
-            <w:tcBorders>
-              <w:top w:val="single" w:sz="4" w:space="0" w:color="D3DCDA"/>
-              <w:left w:val="single" w:sz="4" w:space="0" w:color="D3DCDA"/>
-              <w:bottom w:val="single" w:sz="4" w:space="0" w:color="D3DCDA"/>
-              <w:right w:val="single" w:sz="4" w:space="0" w:color="D3DCDA"/>
-            </w:tcBorders>
-          </w:tcPr>
-          <w:p>
-            <w:pPr>
-              <w:pStyle w:val="Compact"/>
-              <w:widowControl/>
-              <w:spacing w:before="36" w:after="40"/>
-              <w:jc w:val="left"/>
-              <w:rPr>
-                <w:kern w:val="0"/>
-                <w:szCs w:val="24"/>
-                <w:lang w:val="ru-RU" w:eastAsia="en-US" w:bidi="ar-SA"/>
-              </w:rPr>
-            </w:pPr>
-            <w:r>
-              <w:rPr>
-                <w:kern w:val="0"/>
-                <w:sz w:val="18"/>
-                <w:szCs w:val="24"/>
-                <w:lang w:val="ru-RU" w:eastAsia="en-US" w:bidi="ar-SA"/>
-              </w:rPr>
-              <w:t>Сдано</w:t>
-            </w:r>
-          </w:p>
-        </w:tc>
-        <w:tc>
-          <w:tcPr>
-            <w:tcW w:w="4680" w:type="dxa"/>
-            <w:tcBorders>
-              <w:top w:val="single" w:sz="4" w:space="0" w:color="D3DCDA"/>
-              <w:left w:val="single" w:sz="4" w:space="0" w:color="D3DCDA"/>
-              <w:bottom w:val="single" w:sz="4" w:space="0" w:color="D3DCDA"/>
-              <w:right w:val="single" w:sz="4" w:space="0" w:color="D3DCDA"/>
-            </w:tcBorders>
-          </w:tcPr>
-          <w:p>
-            <w:pPr>
-              <w:pStyle w:val="Compact"/>
-              <w:widowControl/>
-              <w:spacing w:before="36" w:after="40"/>
-              <w:jc w:val="left"/>
-              <w:rPr>
-                <w:kern w:val="0"/>
-                <w:szCs w:val="24"/>
-                <w:lang w:val="ru-RU" w:eastAsia="en-US" w:bidi="ar-SA"/>
-              </w:rPr>
-            </w:pPr>
-            <w:r>
-              <w:rPr>
-                <w:kern w:val="0"/>
-                <w:sz w:val="18"/>
-                <w:szCs w:val="24"/>
-                <w:lang w:val="ru-RU" w:eastAsia="en-US" w:bidi="ar-SA"/>
-              </w:rPr>
-              <w:t>Отметка о сдаче. Сданные эпики можно скрыть на дашборде; в своде они по умолчанию не учитываются</w:t>
-            </w:r>
-          </w:p>
-        </w:tc>
-      </w:tr>
-      <w:tr>
-        <w:trPr/>
-        <w:tc>
-          <w:tcPr>
-            <w:tcW w:w="4679" w:type="dxa"/>
-            <w:tcBorders>
-              <w:top w:val="single" w:sz="4" w:space="0" w:color="D3DCDA"/>
-              <w:left w:val="single" w:sz="4" w:space="0" w:color="D3DCDA"/>
-              <w:bottom w:val="single" w:sz="4" w:space="0" w:color="D3DCDA"/>
-              <w:right w:val="single" w:sz="4" w:space="0" w:color="D3DCDA"/>
-            </w:tcBorders>
-          </w:tcPr>
-          <w:p>
-            <w:pPr>
-              <w:pStyle w:val="Compact"/>
-              <w:widowControl/>
-              <w:spacing w:before="36" w:after="40"/>
-              <w:jc w:val="left"/>
-              <w:rPr>
-                <w:kern w:val="0"/>
-                <w:szCs w:val="24"/>
-                <w:lang w:val="ru-RU" w:eastAsia="en-US" w:bidi="ar-SA"/>
-              </w:rPr>
-            </w:pPr>
-            <w:r>
-              <w:rPr>
-                <w:kern w:val="0"/>
-                <w:sz w:val="18"/>
-                <w:szCs w:val="24"/>
-                <w:lang w:val="ru-RU" w:eastAsia="en-US" w:bidi="ar-SA"/>
-              </w:rPr>
-              <w:t>Группа в своде</w:t>
-            </w:r>
-          </w:p>
-        </w:tc>
-        <w:tc>
-          <w:tcPr>
-            <w:tcW w:w="4680" w:type="dxa"/>
-            <w:tcBorders>
-              <w:top w:val="single" w:sz="4" w:space="0" w:color="D3DCDA"/>
-              <w:left w:val="single" w:sz="4" w:space="0" w:color="D3DCDA"/>
-              <w:bottom w:val="single" w:sz="4" w:space="0" w:color="D3DCDA"/>
-              <w:right w:val="single" w:sz="4" w:space="0" w:color="D3DCDA"/>
-            </w:tcBorders>
-          </w:tcPr>
-          <w:p>
-            <w:pPr>
-              <w:pStyle w:val="Compact"/>
-              <w:widowControl/>
-              <w:spacing w:before="36" w:after="40"/>
-              <w:jc w:val="left"/>
-              <w:rPr>
-                <w:kern w:val="0"/>
-                <w:szCs w:val="24"/>
-                <w:lang w:val="ru-RU" w:eastAsia="en-US" w:bidi="ar-SA"/>
-              </w:rPr>
-            </w:pPr>
-            <w:r>
-              <w:rPr>
-                <w:kern w:val="0"/>
-                <w:sz w:val="18"/>
-                <w:szCs w:val="24"/>
-                <w:lang w:val="ru-RU" w:eastAsia="en-US" w:bidi="ar-SA"/>
-              </w:rPr>
-              <w:t>Необязательное имя группы для свода по этапам</w:t>
-            </w:r>
-          </w:p>
-        </w:tc>
-      </w:tr>
-      <w:tr>
-        <w:trPr/>
-        <w:tc>
-          <w:tcPr>
-            <w:tcW w:w="4679" w:type="dxa"/>
-            <w:tcBorders>
-              <w:top w:val="single" w:sz="4" w:space="0" w:color="D3DCDA"/>
-              <w:left w:val="single" w:sz="4" w:space="0" w:color="D3DCDA"/>
-              <w:bottom w:val="single" w:sz="4" w:space="0" w:color="D3DCDA"/>
-              <w:right w:val="single" w:sz="4" w:space="0" w:color="D3DCDA"/>
-            </w:tcBorders>
-          </w:tcPr>
-          <w:p>
-            <w:pPr>
-              <w:pStyle w:val="Compact"/>
-              <w:widowControl/>
-              <w:spacing w:before="36" w:after="40"/>
-              <w:jc w:val="left"/>
-              <w:rPr>
-                <w:kern w:val="0"/>
-                <w:szCs w:val="24"/>
-                <w:lang w:val="ru-RU" w:eastAsia="en-US" w:bidi="ar-SA"/>
-              </w:rPr>
-            </w:pPr>
-            <w:r>
-              <w:rPr>
-                <w:kern w:val="0"/>
-                <w:sz w:val="18"/>
-                <w:szCs w:val="24"/>
-                <w:lang w:val="ru-RU" w:eastAsia="en-US" w:bidi="ar-SA"/>
-              </w:rPr>
-              <w:t>Замеров</w:t>
-            </w:r>
-          </w:p>
-        </w:tc>
-        <w:tc>
-          <w:tcPr>
-            <w:tcW w:w="4680" w:type="dxa"/>
-            <w:tcBorders>
-              <w:top w:val="single" w:sz="4" w:space="0" w:color="D3DCDA"/>
-              <w:left w:val="single" w:sz="4" w:space="0" w:color="D3DCDA"/>
-              <w:bottom w:val="single" w:sz="4" w:space="0" w:color="D3DCDA"/>
-              <w:right w:val="single" w:sz="4" w:space="0" w:color="D3DCDA"/>
-            </w:tcBorders>
-          </w:tcPr>
-          <w:p>
-            <w:pPr>
-              <w:pStyle w:val="Compact"/>
-              <w:widowControl/>
-              <w:spacing w:before="36" w:after="40"/>
-              <w:jc w:val="left"/>
-              <w:rPr>
-                <w:kern w:val="0"/>
-                <w:szCs w:val="24"/>
-                <w:lang w:val="ru-RU" w:eastAsia="en-US" w:bidi="ar-SA"/>
-              </w:rPr>
-            </w:pPr>
-            <w:r>
-              <w:rPr>
-                <w:kern w:val="0"/>
-                <w:sz w:val="18"/>
-                <w:szCs w:val="24"/>
-                <w:lang w:val="ru-RU" w:eastAsia="en-US" w:bidi="ar-SA"/>
-              </w:rPr>
-              <w:t>Сколько замеров внесено по эпику</w:t>
+              <w:t>Текущая целевая дата эпика</w:t>
             </w:r>
           </w:p>
         </w:tc>
@@ -8540,63 +7453,40 @@
         <w:rPr/>
       </w:pPr>
       <w:r>
+        <w:rPr/>
+        <w:t xml:space="preserve">Над графиком — итог: прогноз на последний замер и насколько он сдвинулся с прошлого замера и с первого прогноза. </w:t>
+      </w:r>
+      <w:r>
         <w:rPr>
           <w:b/>
           <w:bCs/>
         </w:rPr>
-        <w:t>+ Добавить эпик</w:t>
-      </w:r>
-      <w:r>
-        <w:rPr/>
-        <w:t xml:space="preserve"> создаёт эпик с этапом последнего эпика и сегодняшней целевой датой; корзина удаляет эпик вместе со всеми замерами.</w:t>
-      </w:r>
-    </w:p>
-    <w:p>
-      <w:pPr>
-        <w:pStyle w:val="BlockText"/>
-        <w:shd w:val="clear" w:color="auto" w:fill="EEF6F5"/>
-        <w:rPr/>
-      </w:pPr>
-      <w:r>
-        <w:rPr>
-          <w:b/>
-          <w:bCs/>
-        </w:rPr>
-        <w:t>Важно.</w:t>
-      </w:r>
-      <w:r>
-        <w:rPr/>
-        <w:t xml:space="preserve"> Удаление эпика удаляет его замеры без возможности восстановления. Если работа завершена, лучше поставить отметку «Сдано» — история сохранится.</w:t>
-      </w:r>
-      <w:bookmarkEnd w:id="59"/>
-    </w:p>
-    <w:p>
-      <w:pPr>
-        <w:pStyle w:val="Heading1"/>
-        <w:rPr/>
-      </w:pPr>
-      <w:bookmarkStart w:id="60" w:name="__RefHeading___Toc2996_1477586195"/>
-      <w:bookmarkEnd w:id="60"/>
+        <w:t>Линия, уходящая вверх, — тревожный сигнал</w:t>
+      </w:r>
+      <w:r>
+        <w:rPr/>
+        <w:t>: срок каждый раз сдвигается, даже если статус пока «Успеваем». Горизонтальная линия — прогноз стабилен; линия вниз — команда опережает ожидания. Очень далёкие прогнозы (более года после цели) на графике не показываются.</w:t>
+      </w:r>
+      <w:bookmarkEnd w:id="38"/>
+    </w:p>
+    <w:p>
+      <w:pPr>
+        <w:pStyle w:val="Heading2"/>
+        <w:rPr/>
+      </w:pPr>
+      <w:bookmarkStart w:id="39" w:name="__RefHeading___Toc3156_3741876853"/>
+      <w:bookmarkStart w:id="40" w:name="таблица-burn-rate"/>
+      <w:bookmarkEnd w:id="39"/>
       <w:r>
         <w:rPr>
           <w:rStyle w:val="SectionNumber"/>
         </w:rPr>
-        <w:t>7</w:t>
+        <w:t>3.8</w:t>
       </w:r>
       <w:r>
         <w:rPr/>
         <w:tab/>
-        <w:t>Настройки проекта</w:t>
-      </w:r>
-    </w:p>
-    <w:p>
-      <w:pPr>
-        <w:pStyle w:val="FirstParagraph"/>
-        <w:rPr/>
-      </w:pPr>
-      <w:r>
-        <w:rPr/>
-        <w:t>Раздел доступен руководителю проекта и администратору. Настройки действуют на все расчёты проекта и сохраняются сразу.</w:t>
+        <w:t>Таблица burn rate</w:t>
       </w:r>
     </w:p>
     <w:p>
@@ -8608,9 +7498,9 @@
         <w:rPr/>
         <w:drawing>
           <wp:inline distT="0" distB="0" distL="0" distR="0">
-            <wp:extent cx="5334000" cy="3180080"/>
+            <wp:extent cx="5334000" cy="2028825"/>
             <wp:effectExtent l="0" t="0" r="0" b="0"/>
-            <wp:docPr id="21" name="Image21" descr="Настройки проекта и справка по расчёту метрик"/>
+            <wp:docPr id="14" name="Image14" descr="Дневной burn rate по эпикам"/>
             <wp:cNvGraphicFramePr>
               <a:graphicFrameLocks xmlns:a="http://schemas.openxmlformats.org/drawingml/2006/main" noChangeAspect="1"/>
             </wp:cNvGraphicFramePr>
@@ -8618,7 +7508,905 @@
               <a:graphicData uri="http://schemas.openxmlformats.org/drawingml/2006/picture">
                 <pic:pic xmlns:pic="http://schemas.openxmlformats.org/drawingml/2006/picture">
                   <pic:nvPicPr>
-                    <pic:cNvPr id="21" name="Image21" descr="Настройки проекта и справка по расчёту метрик"/>
+                    <pic:cNvPr id="14" name="Image14" descr="Дневной burn rate по эпикам"/>
+                    <pic:cNvPicPr>
+                      <a:picLocks noChangeAspect="1" noChangeArrowheads="1"/>
+                    </pic:cNvPicPr>
+                  </pic:nvPicPr>
+                  <pic:blipFill>
+                    <a:blip r:embed="rId15"/>
+                    <a:stretch>
+                      <a:fillRect/>
+                    </a:stretch>
+                  </pic:blipFill>
+                  <pic:spPr bwMode="auto">
+                    <a:xfrm>
+                      <a:off x="0" y="0"/>
+                      <a:ext cx="5334000" cy="2028825"/>
+                    </a:xfrm>
+                    <a:prstGeom prst="rect">
+                      <a:avLst/>
+                    </a:prstGeom>
+                  </pic:spPr>
+                </pic:pic>
+              </a:graphicData>
+            </a:graphic>
+          </wp:inline>
+        </w:drawing>
+      </w:r>
+    </w:p>
+    <w:p>
+      <w:pPr>
+        <w:pStyle w:val="ImageCaption"/>
+        <w:rPr/>
+      </w:pPr>
+      <w:r>
+        <w:rPr/>
+        <w:t>Дневной burn rate по эпикам</w:t>
+      </w:r>
+    </w:p>
+    <w:p>
+      <w:pPr>
+        <w:pStyle w:val="BodyText"/>
+        <w:rPr/>
+      </w:pPr>
+      <w:r>
+        <w:rPr/>
+        <w:t xml:space="preserve">Таблица показывает скорость сгорания на каждую дату замера: разницу между предыдущим и текущим остатком, делённую на число дней между замерами. По умолчанию — последние 5 дат; другой период задаётся полями </w:t>
+      </w:r>
+      <w:r>
+        <w:rPr>
+          <w:b/>
+          <w:bCs/>
+        </w:rPr>
+        <w:t>С</w:t>
+      </w:r>
+      <w:r>
+        <w:rPr/>
+        <w:t xml:space="preserve"> и </w:t>
+      </w:r>
+      <w:r>
+        <w:rPr>
+          <w:b/>
+          <w:bCs/>
+        </w:rPr>
+        <w:t>по</w:t>
+      </w:r>
+      <w:r>
+        <w:rPr/>
+        <w:t xml:space="preserve">, кнопка </w:t>
+      </w:r>
+      <w:r>
+        <w:rPr>
+          <w:b/>
+          <w:bCs/>
+        </w:rPr>
+        <w:t>Последние 5</w:t>
+      </w:r>
+      <w:r>
+        <w:rPr/>
+        <w:t xml:space="preserve"> возвращает период по умолчанию.</w:t>
+      </w:r>
+      <w:bookmarkEnd w:id="19"/>
+      <w:bookmarkEnd w:id="40"/>
+    </w:p>
+    <w:p>
+      <w:pPr>
+        <w:pStyle w:val="Heading1"/>
+        <w:rPr/>
+      </w:pPr>
+      <w:bookmarkStart w:id="41" w:name="__RefHeading___Toc3158_3741876853"/>
+      <w:bookmarkStart w:id="42" w:name="свод-по-этапам"/>
+      <w:bookmarkEnd w:id="41"/>
+      <w:r>
+        <w:rPr>
+          <w:rStyle w:val="SectionNumber"/>
+        </w:rPr>
+        <w:t>4</w:t>
+      </w:r>
+      <w:r>
+        <w:rPr/>
+        <w:tab/>
+        <w:t>Свод по этапам</w:t>
+      </w:r>
+    </w:p>
+    <w:p>
+      <w:pPr>
+        <w:pStyle w:val="FirstParagraph"/>
+        <w:rPr/>
+      </w:pPr>
+      <w:r>
+        <w:rPr/>
+        <w:t>Раздел показывает сгорание, суммированное по этапам. Вверху — карточки этапов с суммарным остатком, целевой датой и статусом.</w:t>
+      </w:r>
+    </w:p>
+    <w:p>
+      <w:pPr>
+        <w:pStyle w:val="CaptionedFigure"/>
+        <w:rPr/>
+      </w:pPr>
+      <w:r>
+        <w:rPr/>
+        <w:drawing>
+          <wp:inline distT="0" distB="0" distL="0" distR="0">
+            <wp:extent cx="5334000" cy="3333750"/>
+            <wp:effectExtent l="0" t="0" r="0" b="0"/>
+            <wp:docPr id="15" name="Image15" descr="Свод по этапам"/>
+            <wp:cNvGraphicFramePr>
+              <a:graphicFrameLocks xmlns:a="http://schemas.openxmlformats.org/drawingml/2006/main" noChangeAspect="1"/>
+            </wp:cNvGraphicFramePr>
+            <a:graphic xmlns:a="http://schemas.openxmlformats.org/drawingml/2006/main">
+              <a:graphicData uri="http://schemas.openxmlformats.org/drawingml/2006/picture">
+                <pic:pic xmlns:pic="http://schemas.openxmlformats.org/drawingml/2006/picture">
+                  <pic:nvPicPr>
+                    <pic:cNvPr id="15" name="Image15" descr="Свод по этапам"/>
+                    <pic:cNvPicPr>
+                      <a:picLocks noChangeAspect="1" noChangeArrowheads="1"/>
+                    </pic:cNvPicPr>
+                  </pic:nvPicPr>
+                  <pic:blipFill>
+                    <a:blip r:embed="rId16"/>
+                    <a:stretch>
+                      <a:fillRect/>
+                    </a:stretch>
+                  </pic:blipFill>
+                  <pic:spPr bwMode="auto">
+                    <a:xfrm>
+                      <a:off x="0" y="0"/>
+                      <a:ext cx="5334000" cy="3333750"/>
+                    </a:xfrm>
+                    <a:prstGeom prst="rect">
+                      <a:avLst/>
+                    </a:prstGeom>
+                  </pic:spPr>
+                </pic:pic>
+              </a:graphicData>
+            </a:graphic>
+          </wp:inline>
+        </w:drawing>
+      </w:r>
+    </w:p>
+    <w:p>
+      <w:pPr>
+        <w:pStyle w:val="ImageCaption"/>
+        <w:rPr/>
+      </w:pPr>
+      <w:r>
+        <w:rPr/>
+        <w:t>Свод по этапам</w:t>
+      </w:r>
+    </w:p>
+    <w:p>
+      <w:pPr>
+        <w:pStyle w:val="BodyText"/>
+        <w:rPr/>
+      </w:pPr>
+      <w:r>
+        <w:rPr/>
+        <w:t xml:space="preserve">Флажок </w:t>
+      </w:r>
+      <w:r>
+        <w:rPr>
+          <w:b/>
+          <w:bCs/>
+        </w:rPr>
+        <w:t>Учитывать сданные эпики</w:t>
+      </w:r>
+      <w:r>
+        <w:rPr/>
+        <w:t xml:space="preserve"> включает сданные эпики в расчёты этапа; по умолчанию они не учитываются.</w:t>
+      </w:r>
+    </w:p>
+    <w:p>
+      <w:pPr>
+        <w:pStyle w:val="Heading2"/>
+        <w:rPr/>
+      </w:pPr>
+      <w:bookmarkStart w:id="43" w:name="__RefHeading___Toc3160_3741876853"/>
+      <w:bookmarkStart w:id="44" w:name="график-этапа"/>
+      <w:bookmarkEnd w:id="43"/>
+      <w:r>
+        <w:rPr>
+          <w:rStyle w:val="SectionNumber"/>
+        </w:rPr>
+        <w:t>4.1</w:t>
+      </w:r>
+      <w:r>
+        <w:rPr/>
+        <w:tab/>
+        <w:t>График этапа</w:t>
+      </w:r>
+    </w:p>
+    <w:p>
+      <w:pPr>
+        <w:pStyle w:val="CaptionedFigure"/>
+        <w:rPr/>
+      </w:pPr>
+      <w:r>
+        <w:rPr/>
+        <w:drawing>
+          <wp:inline distT="0" distB="0" distL="0" distR="0">
+            <wp:extent cx="5334000" cy="2417445"/>
+            <wp:effectExtent l="0" t="0" r="0" b="0"/>
+            <wp:docPr id="16" name="Image16" descr="График этапа с целевыми датами входящих в него эпиков"/>
+            <wp:cNvGraphicFramePr>
+              <a:graphicFrameLocks xmlns:a="http://schemas.openxmlformats.org/drawingml/2006/main" noChangeAspect="1"/>
+            </wp:cNvGraphicFramePr>
+            <a:graphic xmlns:a="http://schemas.openxmlformats.org/drawingml/2006/main">
+              <a:graphicData uri="http://schemas.openxmlformats.org/drawingml/2006/picture">
+                <pic:pic xmlns:pic="http://schemas.openxmlformats.org/drawingml/2006/picture">
+                  <pic:nvPicPr>
+                    <pic:cNvPr id="16" name="Image16" descr="График этапа с целевыми датами входящих в него эпиков"/>
+                    <pic:cNvPicPr>
+                      <a:picLocks noChangeAspect="1" noChangeArrowheads="1"/>
+                    </pic:cNvPicPr>
+                  </pic:nvPicPr>
+                  <pic:blipFill>
+                    <a:blip r:embed="rId17"/>
+                    <a:stretch>
+                      <a:fillRect/>
+                    </a:stretch>
+                  </pic:blipFill>
+                  <pic:spPr bwMode="auto">
+                    <a:xfrm>
+                      <a:off x="0" y="0"/>
+                      <a:ext cx="5334000" cy="2417445"/>
+                    </a:xfrm>
+                    <a:prstGeom prst="rect">
+                      <a:avLst/>
+                    </a:prstGeom>
+                  </pic:spPr>
+                </pic:pic>
+              </a:graphicData>
+            </a:graphic>
+          </wp:inline>
+        </w:drawing>
+      </w:r>
+    </w:p>
+    <w:p>
+      <w:pPr>
+        <w:pStyle w:val="ImageCaption"/>
+        <w:rPr/>
+      </w:pPr>
+      <w:r>
+        <w:rPr/>
+        <w:t>График этапа с целевыми датами входящих в него эпиков</w:t>
+      </w:r>
+    </w:p>
+    <w:p>
+      <w:pPr>
+        <w:pStyle w:val="BodyText"/>
+        <w:rPr/>
+      </w:pPr>
+      <w:r>
+        <w:rPr/>
+        <w:t xml:space="preserve">Для каждого этапа строится график суммарного остатка с теми же линиями, что и у эпика. Вертикальные пунктиры — целевые даты эпиков этапа. Целевая дата этапа задаётся в поле </w:t>
+      </w:r>
+      <w:r>
+        <w:rPr>
+          <w:b/>
+          <w:bCs/>
+        </w:rPr>
+        <w:t>Цель этапа</w:t>
+      </w:r>
+      <w:r>
+        <w:rPr/>
+        <w:t xml:space="preserve"> над графиком.</w:t>
+      </w:r>
+    </w:p>
+    <w:p>
+      <w:pPr>
+        <w:pStyle w:val="BlockText"/>
+        <w:shd w:val="clear" w:color="auto" w:fill="EEF6F5"/>
+        <w:rPr/>
+      </w:pPr>
+      <w:r>
+        <w:rPr>
+          <w:b/>
+          <w:bCs/>
+        </w:rPr>
+        <w:t>Совет.</w:t>
+      </w:r>
+      <w:r>
+        <w:rPr/>
+        <w:t xml:space="preserve"> Если в какую-то дату замер есть не по всем эпикам этапа, для остальных берётся их последний известный остаток — замеры в разные дни не дают ложных провалов на графике.</w:t>
+      </w:r>
+      <w:bookmarkEnd w:id="44"/>
+    </w:p>
+    <w:p>
+      <w:pPr>
+        <w:pStyle w:val="Heading2"/>
+        <w:rPr/>
+      </w:pPr>
+      <w:bookmarkStart w:id="45" w:name="__RefHeading___Toc3162_3741876853"/>
+      <w:bookmarkStart w:id="46" w:name="задачи-jira-по-этапам-и-по-проекту"/>
+      <w:bookmarkEnd w:id="45"/>
+      <w:r>
+        <w:rPr>
+          <w:rStyle w:val="SectionNumber"/>
+        </w:rPr>
+        <w:t>4.2</w:t>
+      </w:r>
+      <w:r>
+        <w:rPr/>
+        <w:tab/>
+        <w:t>Задачи Jira по этапам и по проекту</w:t>
+      </w:r>
+    </w:p>
+    <w:p>
+      <w:pPr>
+        <w:pStyle w:val="FirstParagraph"/>
+        <w:rPr/>
+      </w:pPr>
+      <w:r>
+        <w:rPr/>
+        <w:t xml:space="preserve">Если проект связан с Jira, в своде по этапам есть таблица «Задачи Jira по этапам»: те же показатели, что и у эпиков (состав задач, выполнено объёма, Δ объёма, прогноз по задачам, проблемы данных), суммированные по эпикам каждого этапа, и строка </w:t>
+      </w:r>
+      <w:r>
+        <w:rPr>
+          <w:b/>
+          <w:bCs/>
+        </w:rPr>
+        <w:t>Итого по проекту</w:t>
+      </w:r>
+      <w:r>
+        <w:rPr/>
+        <w:t>. Такая же итоговая строка есть в «Задачах Jira по эпикам» на дашборде.</w:t>
+      </w:r>
+    </w:p>
+    <w:p>
+      <w:pPr>
+        <w:pStyle w:val="CaptionedFigure"/>
+        <w:rPr/>
+      </w:pPr>
+      <w:r>
+        <w:rPr/>
+        <w:drawing>
+          <wp:inline distT="0" distB="0" distL="0" distR="0">
+            <wp:extent cx="5334000" cy="1688465"/>
+            <wp:effectExtent l="0" t="0" r="0" b="0"/>
+            <wp:docPr id="17" name="Image17" descr="Задачи Jira по этапам"/>
+            <wp:cNvGraphicFramePr>
+              <a:graphicFrameLocks xmlns:a="http://schemas.openxmlformats.org/drawingml/2006/main" noChangeAspect="1"/>
+            </wp:cNvGraphicFramePr>
+            <a:graphic xmlns:a="http://schemas.openxmlformats.org/drawingml/2006/main">
+              <a:graphicData uri="http://schemas.openxmlformats.org/drawingml/2006/picture">
+                <pic:pic xmlns:pic="http://schemas.openxmlformats.org/drawingml/2006/picture">
+                  <pic:nvPicPr>
+                    <pic:cNvPr id="17" name="Image17" descr="Задачи Jira по этапам"/>
+                    <pic:cNvPicPr>
+                      <a:picLocks noChangeAspect="1" noChangeArrowheads="1"/>
+                    </pic:cNvPicPr>
+                  </pic:nvPicPr>
+                  <pic:blipFill>
+                    <a:blip r:embed="rId18"/>
+                    <a:stretch>
+                      <a:fillRect/>
+                    </a:stretch>
+                  </pic:blipFill>
+                  <pic:spPr bwMode="auto">
+                    <a:xfrm>
+                      <a:off x="0" y="0"/>
+                      <a:ext cx="5334000" cy="1688465"/>
+                    </a:xfrm>
+                    <a:prstGeom prst="rect">
+                      <a:avLst/>
+                    </a:prstGeom>
+                  </pic:spPr>
+                </pic:pic>
+              </a:graphicData>
+            </a:graphic>
+          </wp:inline>
+        </w:drawing>
+      </w:r>
+    </w:p>
+    <w:p>
+      <w:pPr>
+        <w:pStyle w:val="ImageCaption"/>
+        <w:rPr/>
+      </w:pPr>
+      <w:r>
+        <w:rPr/>
+        <w:t>Задачи Jira по этапам</w:t>
+      </w:r>
+    </w:p>
+    <w:p>
+      <w:pPr>
+        <w:pStyle w:val="BodyText"/>
+        <w:rPr/>
+      </w:pPr>
+      <w:r>
+        <w:rPr/>
+        <w:t xml:space="preserve">Ниже — burn-up этапа с прогнозом. Этап выбирается щелчком по строке таблицы или в списке </w:t>
+      </w:r>
+      <w:r>
+        <w:rPr>
+          <w:b/>
+          <w:bCs/>
+        </w:rPr>
+        <w:t>Этап</w:t>
+      </w:r>
+      <w:r>
+        <w:rPr/>
+        <w:t xml:space="preserve">; вариант </w:t>
+      </w:r>
+      <w:r>
+        <w:rPr>
+          <w:b/>
+          <w:bCs/>
+        </w:rPr>
+        <w:t>Весь проект</w:t>
+      </w:r>
+      <w:r>
+        <w:rPr/>
+        <w:t xml:space="preserve"> показывает burn-up по всем эпикам со срезами.</w:t>
+      </w:r>
+    </w:p>
+    <w:p>
+      <w:pPr>
+        <w:pStyle w:val="CaptionedFigure"/>
+        <w:rPr/>
+      </w:pPr>
+      <w:r>
+        <w:rPr/>
+        <w:drawing>
+          <wp:inline distT="0" distB="0" distL="0" distR="0">
+            <wp:extent cx="5334000" cy="2254250"/>
+            <wp:effectExtent l="0" t="0" r="0" b="0"/>
+            <wp:docPr id="18" name="Image18" descr="Burn-up всего проекта с прогнозом"/>
+            <wp:cNvGraphicFramePr>
+              <a:graphicFrameLocks xmlns:a="http://schemas.openxmlformats.org/drawingml/2006/main" noChangeAspect="1"/>
+            </wp:cNvGraphicFramePr>
+            <a:graphic xmlns:a="http://schemas.openxmlformats.org/drawingml/2006/main">
+              <a:graphicData uri="http://schemas.openxmlformats.org/drawingml/2006/picture">
+                <pic:pic xmlns:pic="http://schemas.openxmlformats.org/drawingml/2006/picture">
+                  <pic:nvPicPr>
+                    <pic:cNvPr id="18" name="Image18" descr="Burn-up всего проекта с прогнозом"/>
+                    <pic:cNvPicPr>
+                      <a:picLocks noChangeAspect="1" noChangeArrowheads="1"/>
+                    </pic:cNvPicPr>
+                  </pic:nvPicPr>
+                  <pic:blipFill>
+                    <a:blip r:embed="rId19"/>
+                    <a:stretch>
+                      <a:fillRect/>
+                    </a:stretch>
+                  </pic:blipFill>
+                  <pic:spPr bwMode="auto">
+                    <a:xfrm>
+                      <a:off x="0" y="0"/>
+                      <a:ext cx="5334000" cy="2254250"/>
+                    </a:xfrm>
+                    <a:prstGeom prst="rect">
+                      <a:avLst/>
+                    </a:prstGeom>
+                  </pic:spPr>
+                </pic:pic>
+              </a:graphicData>
+            </a:graphic>
+          </wp:inline>
+        </w:drawing>
+      </w:r>
+    </w:p>
+    <w:p>
+      <w:pPr>
+        <w:pStyle w:val="ImageCaption"/>
+        <w:rPr/>
+      </w:pPr>
+      <w:r>
+        <w:rPr/>
+        <w:t>Burn-up всего проекта с прогнозом</w:t>
+      </w:r>
+    </w:p>
+    <w:p>
+      <w:pPr>
+        <w:pStyle w:val="BodyText"/>
+        <w:rPr/>
+      </w:pPr>
+      <w:bookmarkStart w:id="47" w:name="задачи-jira-по-этапам-и-по-проекту"/>
+      <w:r>
+        <w:rPr/>
+        <w:t>Если срезы эпиков сделаны в разные дни, для каждой даты берётся последний известный срез каждого эпика — так же, как в графиках этапов по замерам. В PDF-отчёт свода по этапам попадает таблица задач Jira по этапам с итогом по проекту.</w:t>
+      </w:r>
+      <w:bookmarkEnd w:id="47"/>
+    </w:p>
+    <w:p>
+      <w:pPr>
+        <w:pStyle w:val="Heading2"/>
+        <w:rPr/>
+      </w:pPr>
+      <w:bookmarkStart w:id="48" w:name="__RefHeading___Toc3164_3741876853"/>
+      <w:bookmarkStart w:id="49" w:name="сводка-и-burn-rate-по-этапам"/>
+      <w:bookmarkEnd w:id="48"/>
+      <w:r>
+        <w:rPr>
+          <w:rStyle w:val="SectionNumber"/>
+        </w:rPr>
+        <w:t>4.3</w:t>
+      </w:r>
+      <w:r>
+        <w:rPr/>
+        <w:tab/>
+        <w:t>Сводка и burn rate по этапам</w:t>
+      </w:r>
+    </w:p>
+    <w:p>
+      <w:pPr>
+        <w:pStyle w:val="CaptionedFigure"/>
+        <w:rPr/>
+      </w:pPr>
+      <w:r>
+        <w:rPr/>
+        <w:drawing>
+          <wp:inline distT="0" distB="0" distL="0" distR="0">
+            <wp:extent cx="5334000" cy="1069340"/>
+            <wp:effectExtent l="0" t="0" r="0" b="0"/>
+            <wp:docPr id="19" name="Image19" descr="Сводка по этапам"/>
+            <wp:cNvGraphicFramePr>
+              <a:graphicFrameLocks xmlns:a="http://schemas.openxmlformats.org/drawingml/2006/main" noChangeAspect="1"/>
+            </wp:cNvGraphicFramePr>
+            <a:graphic xmlns:a="http://schemas.openxmlformats.org/drawingml/2006/main">
+              <a:graphicData uri="http://schemas.openxmlformats.org/drawingml/2006/picture">
+                <pic:pic xmlns:pic="http://schemas.openxmlformats.org/drawingml/2006/picture">
+                  <pic:nvPicPr>
+                    <pic:cNvPr id="19" name="Image19" descr="Сводка по этапам"/>
+                    <pic:cNvPicPr>
+                      <a:picLocks noChangeAspect="1" noChangeArrowheads="1"/>
+                    </pic:cNvPicPr>
+                  </pic:nvPicPr>
+                  <pic:blipFill>
+                    <a:blip r:embed="rId20"/>
+                    <a:stretch>
+                      <a:fillRect/>
+                    </a:stretch>
+                  </pic:blipFill>
+                  <pic:spPr bwMode="auto">
+                    <a:xfrm>
+                      <a:off x="0" y="0"/>
+                      <a:ext cx="5334000" cy="1069340"/>
+                    </a:xfrm>
+                    <a:prstGeom prst="rect">
+                      <a:avLst/>
+                    </a:prstGeom>
+                  </pic:spPr>
+                </pic:pic>
+              </a:graphicData>
+            </a:graphic>
+          </wp:inline>
+        </w:drawing>
+      </w:r>
+    </w:p>
+    <w:p>
+      <w:pPr>
+        <w:pStyle w:val="ImageCaption"/>
+        <w:rPr/>
+      </w:pPr>
+      <w:r>
+        <w:rPr/>
+        <w:t>Сводка по этапам</w:t>
+      </w:r>
+    </w:p>
+    <w:p>
+      <w:pPr>
+        <w:pStyle w:val="BodyText"/>
+        <w:rPr/>
+      </w:pPr>
+      <w:bookmarkStart w:id="50" w:name="свод-по-этапам"/>
+      <w:bookmarkStart w:id="51" w:name="сводка-и-burn-rate-по-этапам"/>
+      <w:r>
+        <w:rPr/>
+        <w:t>Сводка по этапам устроена как сводка по эпикам и дополнительно показывает число эпиков в этапе. Таблица burn rate по этапам складывает дневной burn rate эпиков, поэтому её итог совпадает с итогом таблицы на дашборде.</w:t>
+      </w:r>
+      <w:bookmarkEnd w:id="50"/>
+      <w:bookmarkEnd w:id="51"/>
+    </w:p>
+    <w:p>
+      <w:pPr>
+        <w:pStyle w:val="Heading1"/>
+        <w:rPr/>
+      </w:pPr>
+      <w:bookmarkStart w:id="52" w:name="__RefHeading___Toc3166_3741876853"/>
+      <w:bookmarkStart w:id="53" w:name="данные-по-датам"/>
+      <w:bookmarkEnd w:id="52"/>
+      <w:r>
+        <w:rPr>
+          <w:rStyle w:val="SectionNumber"/>
+        </w:rPr>
+        <w:t>5</w:t>
+      </w:r>
+      <w:r>
+        <w:rPr/>
+        <w:tab/>
+        <w:t>Данные по датам</w:t>
+      </w:r>
+    </w:p>
+    <w:p>
+      <w:pPr>
+        <w:pStyle w:val="FirstParagraph"/>
+        <w:rPr/>
+      </w:pPr>
+      <w:r>
+        <w:rPr/>
+        <w:t>В разделе вносятся и правятся замеры. Изменения сохраняются автоматически при выходе из поля — внизу экрана на пару секунд появляется «Сохранено».</w:t>
+      </w:r>
+    </w:p>
+    <w:p>
+      <w:pPr>
+        <w:pStyle w:val="Heading2"/>
+        <w:rPr/>
+      </w:pPr>
+      <w:bookmarkStart w:id="54" w:name="__RefHeading___Toc3168_3741876853"/>
+      <w:bookmarkStart w:id="55" w:name="таблица-замеров"/>
+      <w:bookmarkEnd w:id="54"/>
+      <w:r>
+        <w:rPr>
+          <w:rStyle w:val="SectionNumber"/>
+        </w:rPr>
+        <w:t>5.1</w:t>
+      </w:r>
+      <w:r>
+        <w:rPr/>
+        <w:tab/>
+        <w:t>Таблица замеров</w:t>
+      </w:r>
+    </w:p>
+    <w:p>
+      <w:pPr>
+        <w:pStyle w:val="CaptionedFigure"/>
+        <w:rPr/>
+      </w:pPr>
+      <w:r>
+        <w:rPr/>
+        <w:drawing>
+          <wp:inline distT="0" distB="0" distL="0" distR="0">
+            <wp:extent cx="5334000" cy="1789430"/>
+            <wp:effectExtent l="0" t="0" r="0" b="0"/>
+            <wp:docPr id="20" name="Image20" descr="Таблица замеров выбранного эпика и панель действий"/>
+            <wp:cNvGraphicFramePr>
+              <a:graphicFrameLocks xmlns:a="http://schemas.openxmlformats.org/drawingml/2006/main" noChangeAspect="1"/>
+            </wp:cNvGraphicFramePr>
+            <a:graphic xmlns:a="http://schemas.openxmlformats.org/drawingml/2006/main">
+              <a:graphicData uri="http://schemas.openxmlformats.org/drawingml/2006/picture">
+                <pic:pic xmlns:pic="http://schemas.openxmlformats.org/drawingml/2006/picture">
+                  <pic:nvPicPr>
+                    <pic:cNvPr id="20" name="Image20" descr="Таблица замеров выбранного эпика и панель действий"/>
+                    <pic:cNvPicPr>
+                      <a:picLocks noChangeAspect="1" noChangeArrowheads="1"/>
+                    </pic:cNvPicPr>
+                  </pic:nvPicPr>
+                  <pic:blipFill>
+                    <a:blip r:embed="rId21"/>
+                    <a:stretch>
+                      <a:fillRect/>
+                    </a:stretch>
+                  </pic:blipFill>
+                  <pic:spPr bwMode="auto">
+                    <a:xfrm>
+                      <a:off x="0" y="0"/>
+                      <a:ext cx="5334000" cy="1789430"/>
+                    </a:xfrm>
+                    <a:prstGeom prst="rect">
+                      <a:avLst/>
+                    </a:prstGeom>
+                  </pic:spPr>
+                </pic:pic>
+              </a:graphicData>
+            </a:graphic>
+          </wp:inline>
+        </w:drawing>
+      </w:r>
+    </w:p>
+    <w:p>
+      <w:pPr>
+        <w:pStyle w:val="ImageCaption"/>
+        <w:rPr/>
+      </w:pPr>
+      <w:r>
+        <w:rPr/>
+        <w:t>Таблица замеров выбранного эпика и панель действий</w:t>
+      </w:r>
+    </w:p>
+    <w:p>
+      <w:pPr>
+        <w:pStyle w:val="Compact"/>
+        <w:numPr>
+          <w:ilvl w:val="0"/>
+          <w:numId w:val="50"/>
+        </w:numPr>
+        <w:rPr/>
+      </w:pPr>
+      <w:r>
+        <w:rPr/>
+        <w:t xml:space="preserve">Выберите эпик в списке </w:t>
+      </w:r>
+      <w:r>
+        <w:rPr>
+          <w:b/>
+          <w:bCs/>
+        </w:rPr>
+        <w:t>Эпик</w:t>
+      </w:r>
+      <w:r>
+        <w:rPr/>
+        <w:t>.</w:t>
+      </w:r>
+    </w:p>
+    <w:p>
+      <w:pPr>
+        <w:pStyle w:val="Compact"/>
+        <w:numPr>
+          <w:ilvl w:val="0"/>
+          <w:numId w:val="51"/>
+        </w:numPr>
+        <w:rPr/>
+      </w:pPr>
+      <w:r>
+        <w:rPr/>
+        <w:t xml:space="preserve">Нажмите </w:t>
+      </w:r>
+      <w:r>
+        <w:rPr>
+          <w:b/>
+          <w:bCs/>
+        </w:rPr>
+        <w:t>+ Новая дата</w:t>
+      </w:r>
+      <w:r>
+        <w:rPr/>
+        <w:t xml:space="preserve"> — появится строка с сегодняшней датой (если последний замер сделан сегодня или позже — со следующим днём).</w:t>
+      </w:r>
+    </w:p>
+    <w:p>
+      <w:pPr>
+        <w:pStyle w:val="Compact"/>
+        <w:numPr>
+          <w:ilvl w:val="0"/>
+          <w:numId w:val="52"/>
+        </w:numPr>
+        <w:rPr/>
+      </w:pPr>
+      <w:r>
+        <w:rPr/>
+        <w:t>Заполните остаток, затраченное время и оценку.</w:t>
+      </w:r>
+    </w:p>
+    <w:p>
+      <w:pPr>
+        <w:pStyle w:val="Compact"/>
+        <w:numPr>
+          <w:ilvl w:val="0"/>
+          <w:numId w:val="53"/>
+        </w:numPr>
+        <w:rPr/>
+      </w:pPr>
+      <w:r>
+        <w:rPr>
+          <w:b/>
+          <w:bCs/>
+        </w:rPr>
+        <w:t>Enter</w:t>
+      </w:r>
+      <w:r>
+        <w:rPr/>
+        <w:t xml:space="preserve"> переводит к тому же полю в следующей строке, </w:t>
+      </w:r>
+      <w:r>
+        <w:rPr>
+          <w:b/>
+          <w:bCs/>
+        </w:rPr>
+        <w:t>Shift+Enter</w:t>
+      </w:r>
+      <w:r>
+        <w:rPr/>
+        <w:t xml:space="preserve"> — в предыдущей: удобно заполнять столбец целиком.</w:t>
+      </w:r>
+    </w:p>
+    <w:p>
+      <w:pPr>
+        <w:pStyle w:val="Compact"/>
+        <w:numPr>
+          <w:ilvl w:val="0"/>
+          <w:numId w:val="54"/>
+        </w:numPr>
+        <w:rPr/>
+      </w:pPr>
+      <w:r>
+        <w:rPr/>
+        <w:t>Значения — числа не меньше 0, дробные допускаются (214,34). Пустое поле — значение не измерялось.</w:t>
+      </w:r>
+    </w:p>
+    <w:p>
+      <w:pPr>
+        <w:pStyle w:val="Compact"/>
+        <w:numPr>
+          <w:ilvl w:val="0"/>
+          <w:numId w:val="55"/>
+        </w:numPr>
+        <w:rPr/>
+      </w:pPr>
+      <w:r>
+        <w:rPr/>
+        <w:t>На одну дату у эпика один замер: при выборе занятой даты появится сообщение, и дата вернётся к прежней.</w:t>
+      </w:r>
+    </w:p>
+    <w:p>
+      <w:pPr>
+        <w:pStyle w:val="Compact"/>
+        <w:numPr>
+          <w:ilvl w:val="0"/>
+          <w:numId w:val="56"/>
+        </w:numPr>
+        <w:rPr/>
+      </w:pPr>
+      <w:bookmarkStart w:id="56" w:name="таблица-замеров"/>
+      <w:r>
+        <w:rPr/>
+        <w:t>Если сервер не принял изменение (например, пропала связь), появится сообщение об ошибке, а в поле вернётся прежнее значение.</w:t>
+      </w:r>
+      <w:bookmarkEnd w:id="56"/>
+    </w:p>
+    <w:p>
+      <w:pPr>
+        <w:pStyle w:val="Heading2"/>
+        <w:rPr/>
+      </w:pPr>
+      <w:bookmarkStart w:id="57" w:name="__RefHeading___Toc3170_3741876853"/>
+      <w:bookmarkStart w:id="58" w:name="замер-по-всем-эпикам"/>
+      <w:bookmarkEnd w:id="57"/>
+      <w:r>
+        <w:rPr>
+          <w:rStyle w:val="SectionNumber"/>
+        </w:rPr>
+        <w:t>5.2</w:t>
+      </w:r>
+      <w:r>
+        <w:rPr/>
+        <w:tab/>
+        <w:t>Замер по всем эпикам</w:t>
+      </w:r>
+    </w:p>
+    <w:p>
+      <w:pPr>
+        <w:pStyle w:val="FirstParagraph"/>
+        <w:rPr/>
+      </w:pPr>
+      <w:r>
+        <w:rPr/>
+        <w:t xml:space="preserve">Обычно замер делают в один день по всем эпикам. Нажмите </w:t>
+      </w:r>
+      <w:r>
+        <w:rPr>
+          <w:b/>
+          <w:bCs/>
+        </w:rPr>
+        <w:t>Замер по всем эпикам</w:t>
+      </w:r>
+      <w:r>
+        <w:rPr/>
+        <w:t xml:space="preserve"> — откроется таблица всех несданных эпиков.</w:t>
+      </w:r>
+    </w:p>
+    <w:p>
+      <w:pPr>
+        <w:pStyle w:val="CaptionedFigure"/>
+        <w:rPr/>
+      </w:pPr>
+      <w:r>
+        <w:rPr/>
+        <w:drawing>
+          <wp:inline distT="0" distB="0" distL="0" distR="0">
+            <wp:extent cx="4000500" cy="3282950"/>
+            <wp:effectExtent l="0" t="0" r="0" b="0"/>
+            <wp:docPr id="21" name="Image21" descr="Ввод замера на одну дату по всем эпикам"/>
+            <wp:cNvGraphicFramePr>
+              <a:graphicFrameLocks xmlns:a="http://schemas.openxmlformats.org/drawingml/2006/main" noChangeAspect="1"/>
+            </wp:cNvGraphicFramePr>
+            <a:graphic xmlns:a="http://schemas.openxmlformats.org/drawingml/2006/main">
+              <a:graphicData uri="http://schemas.openxmlformats.org/drawingml/2006/picture">
+                <pic:pic xmlns:pic="http://schemas.openxmlformats.org/drawingml/2006/picture">
+                  <pic:nvPicPr>
+                    <pic:cNvPr id="21" name="Image21" descr="Ввод замера на одну дату по всем эпикам"/>
                     <pic:cNvPicPr>
                       <a:picLocks noChangeAspect="1" noChangeArrowheads="1"/>
                     </pic:cNvPicPr>
@@ -8632,7 +8420,7 @@
                   <pic:spPr bwMode="auto">
                     <a:xfrm>
                       <a:off x="0" y="0"/>
-                      <a:ext cx="5334000" cy="3180080"/>
+                      <a:ext cx="4000500" cy="3282950"/>
                     </a:xfrm>
                     <a:prstGeom prst="rect">
                       <a:avLst/>
@@ -8652,7 +8440,259 @@
       </w:pPr>
       <w:r>
         <w:rPr/>
-        <w:t>Настройки проекта и справка по расчёту метрик</w:t>
+        <w:t>Ввод замера на одну дату по всем эпикам</w:t>
+      </w:r>
+    </w:p>
+    <w:p>
+      <w:pPr>
+        <w:pStyle w:val="Compact"/>
+        <w:numPr>
+          <w:ilvl w:val="0"/>
+          <w:numId w:val="57"/>
+        </w:numPr>
+        <w:rPr/>
+      </w:pPr>
+      <w:r>
+        <w:rPr/>
+        <w:t xml:space="preserve">Укажите </w:t>
+      </w:r>
+      <w:r>
+        <w:rPr>
+          <w:b/>
+          <w:bCs/>
+        </w:rPr>
+        <w:t>Дату замера</w:t>
+      </w:r>
+      <w:r>
+        <w:rPr/>
+        <w:t xml:space="preserve"> (по умолчанию — сегодня). Если на эту дату уже есть замеры, их значения подставятся.</w:t>
+      </w:r>
+    </w:p>
+    <w:p>
+      <w:pPr>
+        <w:pStyle w:val="Compact"/>
+        <w:numPr>
+          <w:ilvl w:val="0"/>
+          <w:numId w:val="58"/>
+        </w:numPr>
+        <w:rPr/>
+      </w:pPr>
+      <w:r>
+        <w:rPr/>
+        <w:t xml:space="preserve">Серым в пустых полях показаны значения предыдущего замера; </w:t>
+      </w:r>
+      <w:r>
+        <w:rPr>
+          <w:b/>
+          <w:bCs/>
+        </w:rPr>
+        <w:t>Подставить прошлые значения</w:t>
+      </w:r>
+      <w:r>
+        <w:rPr/>
+        <w:t xml:space="preserve"> переносит их во все пустые поля.</w:t>
+      </w:r>
+    </w:p>
+    <w:p>
+      <w:pPr>
+        <w:pStyle w:val="Compact"/>
+        <w:numPr>
+          <w:ilvl w:val="0"/>
+          <w:numId w:val="59"/>
+        </w:numPr>
+        <w:rPr/>
+      </w:pPr>
+      <w:r>
+        <w:rPr/>
+        <w:t xml:space="preserve">Исправьте изменившиеся числа и нажмите </w:t>
+      </w:r>
+      <w:r>
+        <w:rPr>
+          <w:b/>
+          <w:bCs/>
+        </w:rPr>
+        <w:t>Сохранить</w:t>
+      </w:r>
+      <w:r>
+        <w:rPr/>
+        <w:t>. Новые замеры создаются, существующие на эту дату — обновляются; пустые строки не сохраняются.</w:t>
+      </w:r>
+      <w:bookmarkEnd w:id="58"/>
+    </w:p>
+    <w:p>
+      <w:pPr>
+        <w:pStyle w:val="Heading2"/>
+        <w:rPr/>
+      </w:pPr>
+      <w:bookmarkStart w:id="59" w:name="__RefHeading___Toc3172_3741876853"/>
+      <w:bookmarkStart w:id="60" w:name="удаление-замера"/>
+      <w:bookmarkEnd w:id="59"/>
+      <w:r>
+        <w:rPr>
+          <w:rStyle w:val="SectionNumber"/>
+        </w:rPr>
+        <w:t>5.3</w:t>
+      </w:r>
+      <w:r>
+        <w:rPr/>
+        <w:tab/>
+        <w:t>Удаление замера</w:t>
+      </w:r>
+    </w:p>
+    <w:p>
+      <w:pPr>
+        <w:pStyle w:val="FirstParagraph"/>
+        <w:rPr/>
+      </w:pPr>
+      <w:r>
+        <w:rPr/>
+        <w:t>Нажмите значок корзины в конце строки и подтвердите действие. Удаление необратимо.</w:t>
+      </w:r>
+    </w:p>
+    <w:p>
+      <w:pPr>
+        <w:pStyle w:val="CaptionedFigure"/>
+        <w:rPr/>
+      </w:pPr>
+      <w:r>
+        <w:rPr/>
+        <w:drawing>
+          <wp:inline distT="0" distB="0" distL="0" distR="0">
+            <wp:extent cx="3200400" cy="1440180"/>
+            <wp:effectExtent l="0" t="0" r="0" b="0"/>
+            <wp:docPr id="22" name="Image22" descr="Подтверждение удаления. Окно закрывается клавишей Esc или щелчком вне окна"/>
+            <wp:cNvGraphicFramePr>
+              <a:graphicFrameLocks xmlns:a="http://schemas.openxmlformats.org/drawingml/2006/main" noChangeAspect="1"/>
+            </wp:cNvGraphicFramePr>
+            <a:graphic xmlns:a="http://schemas.openxmlformats.org/drawingml/2006/main">
+              <a:graphicData uri="http://schemas.openxmlformats.org/drawingml/2006/picture">
+                <pic:pic xmlns:pic="http://schemas.openxmlformats.org/drawingml/2006/picture">
+                  <pic:nvPicPr>
+                    <pic:cNvPr id="22" name="Image22" descr="Подтверждение удаления. Окно закрывается клавишей Esc или щелчком вне окна"/>
+                    <pic:cNvPicPr>
+                      <a:picLocks noChangeAspect="1" noChangeArrowheads="1"/>
+                    </pic:cNvPicPr>
+                  </pic:nvPicPr>
+                  <pic:blipFill>
+                    <a:blip r:embed="rId23"/>
+                    <a:stretch>
+                      <a:fillRect/>
+                    </a:stretch>
+                  </pic:blipFill>
+                  <pic:spPr bwMode="auto">
+                    <a:xfrm>
+                      <a:off x="0" y="0"/>
+                      <a:ext cx="3200400" cy="1440180"/>
+                    </a:xfrm>
+                    <a:prstGeom prst="rect">
+                      <a:avLst/>
+                    </a:prstGeom>
+                  </pic:spPr>
+                </pic:pic>
+              </a:graphicData>
+            </a:graphic>
+          </wp:inline>
+        </w:drawing>
+      </w:r>
+    </w:p>
+    <w:p>
+      <w:pPr>
+        <w:pStyle w:val="ImageCaption"/>
+        <w:rPr/>
+      </w:pPr>
+      <w:bookmarkStart w:id="61" w:name="данные-по-датам"/>
+      <w:bookmarkStart w:id="62" w:name="удаление-замера"/>
+      <w:r>
+        <w:rPr/>
+        <w:t>Подтверждение удаления. Окно закрывается клавишей Esc или щелчком вне окна</w:t>
+      </w:r>
+      <w:bookmarkEnd w:id="61"/>
+      <w:bookmarkEnd w:id="62"/>
+    </w:p>
+    <w:p>
+      <w:pPr>
+        <w:pStyle w:val="Heading1"/>
+        <w:rPr/>
+      </w:pPr>
+      <w:bookmarkStart w:id="63" w:name="__RefHeading___Toc3174_3741876853"/>
+      <w:bookmarkStart w:id="64" w:name="эпики-блоки-задач"/>
+      <w:bookmarkEnd w:id="63"/>
+      <w:r>
+        <w:rPr>
+          <w:rStyle w:val="SectionNumber"/>
+        </w:rPr>
+        <w:t>6</w:t>
+      </w:r>
+      <w:r>
+        <w:rPr/>
+        <w:tab/>
+        <w:t>Эпики (блоки задач)</w:t>
+      </w:r>
+    </w:p>
+    <w:p>
+      <w:pPr>
+        <w:pStyle w:val="FirstParagraph"/>
+        <w:rPr/>
+      </w:pPr>
+      <w:r>
+        <w:rPr/>
+        <w:t>Раздел содержит список эпиков проекта; поля редактируются прямо в таблице и сохраняются при выходе из поля.</w:t>
+      </w:r>
+    </w:p>
+    <w:p>
+      <w:pPr>
+        <w:pStyle w:val="CaptionedFigure"/>
+        <w:rPr/>
+      </w:pPr>
+      <w:r>
+        <w:rPr/>
+        <w:drawing>
+          <wp:inline distT="0" distB="0" distL="0" distR="0">
+            <wp:extent cx="5334000" cy="2413000"/>
+            <wp:effectExtent l="0" t="0" r="0" b="0"/>
+            <wp:docPr id="23" name="Image23" descr="Список эпиков проекта"/>
+            <wp:cNvGraphicFramePr>
+              <a:graphicFrameLocks xmlns:a="http://schemas.openxmlformats.org/drawingml/2006/main" noChangeAspect="1"/>
+            </wp:cNvGraphicFramePr>
+            <a:graphic xmlns:a="http://schemas.openxmlformats.org/drawingml/2006/main">
+              <a:graphicData uri="http://schemas.openxmlformats.org/drawingml/2006/picture">
+                <pic:pic xmlns:pic="http://schemas.openxmlformats.org/drawingml/2006/picture">
+                  <pic:nvPicPr>
+                    <pic:cNvPr id="23" name="Image23" descr="Список эпиков проекта"/>
+                    <pic:cNvPicPr>
+                      <a:picLocks noChangeAspect="1" noChangeArrowheads="1"/>
+                    </pic:cNvPicPr>
+                  </pic:nvPicPr>
+                  <pic:blipFill>
+                    <a:blip r:embed="rId24"/>
+                    <a:stretch>
+                      <a:fillRect/>
+                    </a:stretch>
+                  </pic:blipFill>
+                  <pic:spPr bwMode="auto">
+                    <a:xfrm>
+                      <a:off x="0" y="0"/>
+                      <a:ext cx="5334000" cy="2413000"/>
+                    </a:xfrm>
+                    <a:prstGeom prst="rect">
+                      <a:avLst/>
+                    </a:prstGeom>
+                  </pic:spPr>
+                </pic:pic>
+              </a:graphicData>
+            </a:graphic>
+          </wp:inline>
+        </w:drawing>
+      </w:r>
+    </w:p>
+    <w:p>
+      <w:pPr>
+        <w:pStyle w:val="ImageCaption"/>
+        <w:rPr/>
+      </w:pPr>
+      <w:r>
+        <w:rPr/>
+        <w:t>Список эпиков проекта</w:t>
       </w:r>
     </w:p>
     <w:tbl>
@@ -8710,7 +8750,7 @@
                 <w:szCs w:val="24"/>
                 <w:lang w:val="ru-RU" w:eastAsia="en-US" w:bidi="ar-SA"/>
               </w:rPr>
-              <w:t>Параметр</w:t>
+              <w:t>Столбец</w:t>
             </w:r>
           </w:p>
         </w:tc>
@@ -8746,7 +8786,7 @@
                 <w:szCs w:val="24"/>
                 <w:lang w:val="ru-RU" w:eastAsia="en-US" w:bidi="ar-SA"/>
               </w:rPr>
-              <w:t>Описание</w:t>
+              <w:t>Назначение</w:t>
             </w:r>
           </w:p>
         </w:tc>
@@ -8782,7 +8822,7 @@
                 <w:szCs w:val="24"/>
                 <w:lang w:val="ru-RU" w:eastAsia="en-US" w:bidi="ar-SA"/>
               </w:rPr>
-              <w:t>Метод прогноза</w:t>
+              <w:t>⠿</w:t>
             </w:r>
           </w:p>
         </w:tc>
@@ -8810,43 +8850,12 @@
             </w:pPr>
             <w:r>
               <w:rPr>
-                <w:b/>
-                <w:bCs/>
-                <w:kern w:val="0"/>
-                <w:sz w:val="18"/>
-                <w:szCs w:val="24"/>
-                <w:lang w:val="ru-RU" w:eastAsia="en-US" w:bidi="ar-SA"/>
-              </w:rPr>
-              <w:t>Линейная регрессия</w:t>
-            </w:r>
-            <w:r>
-              <w:rPr>
-                <w:kern w:val="0"/>
-                <w:sz w:val="18"/>
-                <w:szCs w:val="24"/>
-                <w:lang w:val="ru-RU" w:eastAsia="en-US" w:bidi="ar-SA"/>
-              </w:rPr>
-              <w:t xml:space="preserve"> — прямая, наилучшим образом проходящая через все замеры. </w:t>
-            </w:r>
-            <w:r>
-              <w:rPr>
-                <w:b/>
-                <w:bCs/>
-                <w:kern w:val="0"/>
-                <w:sz w:val="18"/>
-                <w:szCs w:val="24"/>
-                <w:lang w:val="ru-RU" w:eastAsia="en-US" w:bidi="ar-SA"/>
-              </w:rPr>
-              <w:t>Средняя скорость сгорания</w:t>
-            </w:r>
-            <w:r>
-              <w:rPr>
-                <w:kern w:val="0"/>
-                <w:sz w:val="18"/>
-                <w:szCs w:val="24"/>
-                <w:lang w:val="ru-RU" w:eastAsia="en-US" w:bidi="ar-SA"/>
-              </w:rPr>
-              <w:t xml:space="preserve"> — продолжение текущего burn rate от последнего остатка</w:t>
+                <w:kern w:val="0"/>
+                <w:sz w:val="18"/>
+                <w:szCs w:val="24"/>
+                <w:lang w:val="ru-RU" w:eastAsia="en-US" w:bidi="ar-SA"/>
+              </w:rPr>
+              <w:t>Ручка перетаскивания: порядок эпиков используется во всех списках и на графиках</w:t>
             </w:r>
           </w:p>
         </w:tc>
@@ -8882,7 +8891,7 @@
                 <w:szCs w:val="24"/>
                 <w:lang w:val="ru-RU" w:eastAsia="en-US" w:bidi="ar-SA"/>
               </w:rPr>
-              <w:t>Буфер риска, дней</w:t>
+              <w:t>Этап</w:t>
             </w:r>
           </w:p>
         </w:tc>
@@ -8915,7 +8924,7 @@
                 <w:szCs w:val="24"/>
                 <w:lang w:val="ru-RU" w:eastAsia="en-US" w:bidi="ar-SA"/>
               </w:rPr>
-              <w:t>На сколько дней прогноз может опоздать относительно цели, чтобы статус был «Риск», а не «Не успеваем»</w:t>
+              <w:t>Этап эпика, например «Этап 3.2» — определяет группировку в своде</w:t>
             </w:r>
           </w:p>
         </w:tc>
@@ -8951,7 +8960,7 @@
                 <w:szCs w:val="24"/>
                 <w:lang w:val="ru-RU" w:eastAsia="en-US" w:bidi="ar-SA"/>
               </w:rPr>
-              <w:t>Метод расчёта burn rate</w:t>
+              <w:t>Название эпика</w:t>
             </w:r>
           </w:p>
         </w:tc>
@@ -8979,43 +8988,12 @@
             </w:pPr>
             <w:r>
               <w:rPr>
-                <w:b/>
-                <w:bCs/>
-                <w:kern w:val="0"/>
-                <w:sz w:val="18"/>
-                <w:szCs w:val="24"/>
-                <w:lang w:val="ru-RU" w:eastAsia="en-US" w:bidi="ar-SA"/>
-              </w:rPr>
-              <w:t>По всей истории</w:t>
-            </w:r>
-            <w:r>
-              <w:rPr>
-                <w:kern w:val="0"/>
-                <w:sz w:val="18"/>
-                <w:szCs w:val="24"/>
-                <w:lang w:val="ru-RU" w:eastAsia="en-US" w:bidi="ar-SA"/>
-              </w:rPr>
-              <w:t xml:space="preserve"> — от первого до последнего замера. </w:t>
-            </w:r>
-            <w:r>
-              <w:rPr>
-                <w:b/>
-                <w:bCs/>
-                <w:kern w:val="0"/>
-                <w:sz w:val="18"/>
-                <w:szCs w:val="24"/>
-                <w:lang w:val="ru-RU" w:eastAsia="en-US" w:bidi="ar-SA"/>
-              </w:rPr>
-              <w:t>Скользящее среднее</w:t>
-            </w:r>
-            <w:r>
-              <w:rPr>
-                <w:kern w:val="0"/>
-                <w:sz w:val="18"/>
-                <w:szCs w:val="24"/>
-                <w:lang w:val="ru-RU" w:eastAsia="en-US" w:bidi="ar-SA"/>
-              </w:rPr>
-              <w:t xml:space="preserve"> — только за последние N дней</w:t>
+                <w:kern w:val="0"/>
+                <w:sz w:val="18"/>
+                <w:szCs w:val="24"/>
+                <w:lang w:val="ru-RU" w:eastAsia="en-US" w:bidi="ar-SA"/>
+              </w:rPr>
+              <w:t>Наименование блока работ</w:t>
             </w:r>
           </w:p>
         </w:tc>
@@ -9051,7 +9029,7 @@
                 <w:szCs w:val="24"/>
                 <w:lang w:val="ru-RU" w:eastAsia="en-US" w:bidi="ar-SA"/>
               </w:rPr>
-              <w:t>Окно скользящего среднего, дней</w:t>
+              <w:t>Целевая дата</w:t>
             </w:r>
           </w:p>
         </w:tc>
@@ -9084,50 +9062,222 @@
                 <w:szCs w:val="24"/>
                 <w:lang w:val="ru-RU" w:eastAsia="en-US" w:bidi="ar-SA"/>
               </w:rPr>
-              <w:t>Ширина окна N для скользящего среднего</w:t>
-            </w:r>
-            <w:bookmarkStart w:id="61" w:name="настройки-проекта"/>
-            <w:bookmarkEnd w:id="61"/>
+              <w:t>Срок завершения: по нему рассчитываются статус и целевая линия</w:t>
+            </w:r>
+          </w:p>
+        </w:tc>
+      </w:tr>
+      <w:tr>
+        <w:trPr/>
+        <w:tc>
+          <w:tcPr>
+            <w:tcW w:w="4679" w:type="dxa"/>
+            <w:tcBorders>
+              <w:top w:val="single" w:sz="4" w:space="0" w:color="D3DCDA"/>
+              <w:left w:val="single" w:sz="4" w:space="0" w:color="D3DCDA"/>
+              <w:bottom w:val="single" w:sz="4" w:space="0" w:color="D3DCDA"/>
+              <w:right w:val="single" w:sz="4" w:space="0" w:color="D3DCDA"/>
+            </w:tcBorders>
+          </w:tcPr>
+          <w:p>
+            <w:pPr>
+              <w:pStyle w:val="Compact"/>
+              <w:widowControl/>
+              <w:spacing w:before="36" w:after="40"/>
+              <w:jc w:val="left"/>
+              <w:rPr>
+                <w:kern w:val="0"/>
+                <w:szCs w:val="24"/>
+                <w:lang w:val="ru-RU" w:eastAsia="en-US" w:bidi="ar-SA"/>
+              </w:rPr>
+            </w:pPr>
+            <w:r>
+              <w:rPr>
+                <w:kern w:val="0"/>
+                <w:sz w:val="18"/>
+                <w:szCs w:val="24"/>
+                <w:lang w:val="ru-RU" w:eastAsia="en-US" w:bidi="ar-SA"/>
+              </w:rPr>
+              <w:t>Сдано</w:t>
+            </w:r>
+          </w:p>
+        </w:tc>
+        <w:tc>
+          <w:tcPr>
+            <w:tcW w:w="4680" w:type="dxa"/>
+            <w:tcBorders>
+              <w:top w:val="single" w:sz="4" w:space="0" w:color="D3DCDA"/>
+              <w:left w:val="single" w:sz="4" w:space="0" w:color="D3DCDA"/>
+              <w:bottom w:val="single" w:sz="4" w:space="0" w:color="D3DCDA"/>
+              <w:right w:val="single" w:sz="4" w:space="0" w:color="D3DCDA"/>
+            </w:tcBorders>
+          </w:tcPr>
+          <w:p>
+            <w:pPr>
+              <w:pStyle w:val="Compact"/>
+              <w:widowControl/>
+              <w:spacing w:before="36" w:after="40"/>
+              <w:jc w:val="left"/>
+              <w:rPr>
+                <w:kern w:val="0"/>
+                <w:szCs w:val="24"/>
+                <w:lang w:val="ru-RU" w:eastAsia="en-US" w:bidi="ar-SA"/>
+              </w:rPr>
+            </w:pPr>
+            <w:r>
+              <w:rPr>
+                <w:kern w:val="0"/>
+                <w:sz w:val="18"/>
+                <w:szCs w:val="24"/>
+                <w:lang w:val="ru-RU" w:eastAsia="en-US" w:bidi="ar-SA"/>
+              </w:rPr>
+              <w:t>Отметка о сдаче. Сданные эпики можно скрыть на дашборде; в своде они по умолчанию не учитываются</w:t>
+            </w:r>
+          </w:p>
+        </w:tc>
+      </w:tr>
+      <w:tr>
+        <w:trPr/>
+        <w:tc>
+          <w:tcPr>
+            <w:tcW w:w="4679" w:type="dxa"/>
+            <w:tcBorders>
+              <w:top w:val="single" w:sz="4" w:space="0" w:color="D3DCDA"/>
+              <w:left w:val="single" w:sz="4" w:space="0" w:color="D3DCDA"/>
+              <w:bottom w:val="single" w:sz="4" w:space="0" w:color="D3DCDA"/>
+              <w:right w:val="single" w:sz="4" w:space="0" w:color="D3DCDA"/>
+            </w:tcBorders>
+          </w:tcPr>
+          <w:p>
+            <w:pPr>
+              <w:pStyle w:val="Compact"/>
+              <w:widowControl/>
+              <w:spacing w:before="36" w:after="40"/>
+              <w:jc w:val="left"/>
+              <w:rPr>
+                <w:kern w:val="0"/>
+                <w:szCs w:val="24"/>
+                <w:lang w:val="ru-RU" w:eastAsia="en-US" w:bidi="ar-SA"/>
+              </w:rPr>
+            </w:pPr>
+            <w:r>
+              <w:rPr>
+                <w:kern w:val="0"/>
+                <w:sz w:val="18"/>
+                <w:szCs w:val="24"/>
+                <w:lang w:val="ru-RU" w:eastAsia="en-US" w:bidi="ar-SA"/>
+              </w:rPr>
+              <w:t>Группа в своде</w:t>
+            </w:r>
+          </w:p>
+        </w:tc>
+        <w:tc>
+          <w:tcPr>
+            <w:tcW w:w="4680" w:type="dxa"/>
+            <w:tcBorders>
+              <w:top w:val="single" w:sz="4" w:space="0" w:color="D3DCDA"/>
+              <w:left w:val="single" w:sz="4" w:space="0" w:color="D3DCDA"/>
+              <w:bottom w:val="single" w:sz="4" w:space="0" w:color="D3DCDA"/>
+              <w:right w:val="single" w:sz="4" w:space="0" w:color="D3DCDA"/>
+            </w:tcBorders>
+          </w:tcPr>
+          <w:p>
+            <w:pPr>
+              <w:pStyle w:val="Compact"/>
+              <w:widowControl/>
+              <w:spacing w:before="36" w:after="40"/>
+              <w:jc w:val="left"/>
+              <w:rPr>
+                <w:kern w:val="0"/>
+                <w:szCs w:val="24"/>
+                <w:lang w:val="ru-RU" w:eastAsia="en-US" w:bidi="ar-SA"/>
+              </w:rPr>
+            </w:pPr>
+            <w:r>
+              <w:rPr>
+                <w:kern w:val="0"/>
+                <w:sz w:val="18"/>
+                <w:szCs w:val="24"/>
+                <w:lang w:val="ru-RU" w:eastAsia="en-US" w:bidi="ar-SA"/>
+              </w:rPr>
+              <w:t>Необязательное имя группы для свода по этапам</w:t>
+            </w:r>
+          </w:p>
+        </w:tc>
+      </w:tr>
+      <w:tr>
+        <w:trPr/>
+        <w:tc>
+          <w:tcPr>
+            <w:tcW w:w="4679" w:type="dxa"/>
+            <w:tcBorders>
+              <w:top w:val="single" w:sz="4" w:space="0" w:color="D3DCDA"/>
+              <w:left w:val="single" w:sz="4" w:space="0" w:color="D3DCDA"/>
+              <w:bottom w:val="single" w:sz="4" w:space="0" w:color="D3DCDA"/>
+              <w:right w:val="single" w:sz="4" w:space="0" w:color="D3DCDA"/>
+            </w:tcBorders>
+          </w:tcPr>
+          <w:p>
+            <w:pPr>
+              <w:pStyle w:val="Compact"/>
+              <w:widowControl/>
+              <w:spacing w:before="36" w:after="40"/>
+              <w:jc w:val="left"/>
+              <w:rPr>
+                <w:kern w:val="0"/>
+                <w:szCs w:val="24"/>
+                <w:lang w:val="ru-RU" w:eastAsia="en-US" w:bidi="ar-SA"/>
+              </w:rPr>
+            </w:pPr>
+            <w:r>
+              <w:rPr>
+                <w:kern w:val="0"/>
+                <w:sz w:val="18"/>
+                <w:szCs w:val="24"/>
+                <w:lang w:val="ru-RU" w:eastAsia="en-US" w:bidi="ar-SA"/>
+              </w:rPr>
+              <w:t>Замеров</w:t>
+            </w:r>
+          </w:p>
+        </w:tc>
+        <w:tc>
+          <w:tcPr>
+            <w:tcW w:w="4680" w:type="dxa"/>
+            <w:tcBorders>
+              <w:top w:val="single" w:sz="4" w:space="0" w:color="D3DCDA"/>
+              <w:left w:val="single" w:sz="4" w:space="0" w:color="D3DCDA"/>
+              <w:bottom w:val="single" w:sz="4" w:space="0" w:color="D3DCDA"/>
+              <w:right w:val="single" w:sz="4" w:space="0" w:color="D3DCDA"/>
+            </w:tcBorders>
+          </w:tcPr>
+          <w:p>
+            <w:pPr>
+              <w:pStyle w:val="Compact"/>
+              <w:widowControl/>
+              <w:spacing w:before="36" w:after="40"/>
+              <w:jc w:val="left"/>
+              <w:rPr>
+                <w:kern w:val="0"/>
+                <w:szCs w:val="24"/>
+                <w:lang w:val="ru-RU" w:eastAsia="en-US" w:bidi="ar-SA"/>
+              </w:rPr>
+            </w:pPr>
+            <w:r>
+              <w:rPr>
+                <w:kern w:val="0"/>
+                <w:sz w:val="18"/>
+                <w:szCs w:val="24"/>
+                <w:lang w:val="ru-RU" w:eastAsia="en-US" w:bidi="ar-SA"/>
+              </w:rPr>
+              <w:t>Сколько замеров внесено по эпику</w:t>
+            </w:r>
           </w:p>
         </w:tc>
       </w:tr>
     </w:tbl>
     <w:p>
       <w:pPr>
-        <w:pStyle w:val="Heading1"/>
-        <w:rPr/>
-      </w:pPr>
-      <w:bookmarkStart w:id="62" w:name="__RefHeading___Toc2998_1477586195"/>
-      <w:bookmarkEnd w:id="62"/>
-      <w:r>
-        <w:rPr>
-          <w:rStyle w:val="SectionNumber"/>
-        </w:rPr>
-        <w:t>8</w:t>
-      </w:r>
-      <w:r>
-        <w:rPr/>
-        <w:tab/>
-        <w:t>Связь с Jira</w:t>
-      </w:r>
-    </w:p>
-    <w:p>
-      <w:pPr>
-        <w:pStyle w:val="FirstParagraph"/>
-        <w:rPr/>
-      </w:pPr>
-      <w:r>
-        <w:rPr/>
-        <w:t>Связь с Jira избавляет от ручного переноса цифр: Burndown сам суммирует оставшееся время, затраченное время и оценку по задачам Jira, которые вы сопоставили с эпиками проекта. Настройка выполняется один раз для проекта и состоит из трёх шагов:</w:t>
-      </w:r>
-    </w:p>
-    <w:p>
-      <w:pPr>
-        <w:pStyle w:val="Compact"/>
-        <w:numPr>
-          <w:ilvl w:val="0"/>
-          <w:numId w:val="59"/>
-        </w:numPr>
+        <w:pStyle w:val="BodyText"/>
         <w:rPr/>
       </w:pPr>
       <w:r>
@@ -9135,20 +9285,17 @@
           <w:b/>
           <w:bCs/>
         </w:rPr>
-        <w:t>Подключение</w:t>
-      </w:r>
-      <w:r>
-        <w:rPr/>
-        <w:t xml:space="preserve"> — адрес Jira и учётная запись, от имени которой Burndown читает задачи.</w:t>
-      </w:r>
-    </w:p>
-    <w:p>
-      <w:pPr>
-        <w:pStyle w:val="Compact"/>
-        <w:numPr>
-          <w:ilvl w:val="0"/>
-          <w:numId w:val="60"/>
-        </w:numPr>
+        <w:t>+ Добавить эпик</w:t>
+      </w:r>
+      <w:r>
+        <w:rPr/>
+        <w:t xml:space="preserve"> создаёт эпик с этапом последнего эпика и сегодняшней целевой датой; корзина удаляет эпик вместе со всеми замерами.</w:t>
+      </w:r>
+    </w:p>
+    <w:p>
+      <w:pPr>
+        <w:pStyle w:val="BlockText"/>
+        <w:shd w:val="clear" w:color="auto" w:fill="EEF6F5"/>
         <w:rPr/>
       </w:pPr>
       <w:r>
@@ -9156,32 +9303,31 @@
           <w:b/>
           <w:bCs/>
         </w:rPr>
-        <w:t>Кнопка среза</w:t>
-      </w:r>
-      <w:r>
-        <w:rPr/>
-        <w:t xml:space="preserve"> — структура Jira, задачи для каждого эпика и поля Jira для остатка, затраченного и оценки.</w:t>
-      </w:r>
-    </w:p>
-    <w:p>
-      <w:pPr>
-        <w:pStyle w:val="Compact"/>
-        <w:numPr>
-          <w:ilvl w:val="0"/>
-          <w:numId w:val="61"/>
-        </w:numPr>
-        <w:rPr/>
-      </w:pPr>
-      <w:r>
-        <w:rPr>
-          <w:b/>
-          <w:bCs/>
-        </w:rPr>
-        <w:t>Срез</w:t>
-      </w:r>
-      <w:r>
-        <w:rPr/>
-        <w:t xml:space="preserve"> — по нажатию кнопки в «Данных по датам» Burndown показывает значения из Jira и сохраняет их как замер; после первого успешного среза можно включить автозаполнение по расписанию.</w:t>
+        <w:t>Важно.</w:t>
+      </w:r>
+      <w:r>
+        <w:rPr/>
+        <w:t xml:space="preserve"> Удаление эпика удаляет его замеры без возможности восстановления. Если работа завершена, лучше поставить отметку «Сдано» — история сохранится.</w:t>
+      </w:r>
+      <w:bookmarkEnd w:id="64"/>
+    </w:p>
+    <w:p>
+      <w:pPr>
+        <w:pStyle w:val="Heading1"/>
+        <w:rPr/>
+      </w:pPr>
+      <w:bookmarkStart w:id="65" w:name="__RefHeading___Toc3176_3741876853"/>
+      <w:bookmarkEnd w:id="65"/>
+      <w:r>
+        <w:rPr>
+          <w:rStyle w:val="SectionNumber"/>
+        </w:rPr>
+        <w:t>7</w:t>
+      </w:r>
+      <w:r>
+        <w:rPr/>
+        <w:tab/>
+        <w:t>Настройки проекта</w:t>
       </w:r>
     </w:p>
     <w:p>
@@ -9191,49 +9337,7 @@
       </w:pPr>
       <w:r>
         <w:rPr/>
-        <w:t xml:space="preserve">Разделы </w:t>
-      </w:r>
-      <w:r>
-        <w:rPr>
-          <w:b/>
-          <w:bCs/>
-        </w:rPr>
-        <w:t>Связь с Jira</w:t>
-      </w:r>
-      <w:r>
-        <w:rPr/>
-        <w:t xml:space="preserve"> и </w:t>
-      </w:r>
-      <w:r>
-        <w:rPr>
-          <w:b/>
-          <w:bCs/>
-        </w:rPr>
-        <w:t>Автозаполнение</w:t>
-      </w:r>
-      <w:r>
-        <w:rPr/>
-        <w:t xml:space="preserve"> видят руководитель проекта и администратор.</w:t>
-      </w:r>
-    </w:p>
-    <w:p>
-      <w:pPr>
-        <w:pStyle w:val="Heading2"/>
-        <w:rPr/>
-      </w:pPr>
-      <w:bookmarkStart w:id="63" w:name="__RefHeading___Toc3000_1477586195"/>
-      <w:bookmarkStart w:id="64" w:name="подключение-к-jira"/>
-      <w:bookmarkEnd w:id="63"/>
-      <w:r>
-        <w:rPr>
-          <w:rStyle w:val="SectionNumber"/>
-        </w:rPr>
-        <w:t>8.1</w:t>
-      </w:r>
-      <w:r>
-        <w:rPr/>
-        <w:tab/>
-        <w:t>Подключение к Jira</w:t>
+        <w:t>Раздел доступен руководителю проекта и администратору. Настройки действуют на все расчёты проекта и сохраняются сразу.</w:t>
       </w:r>
     </w:p>
     <w:p>
@@ -9245,9 +9349,9 @@
         <w:rPr/>
         <w:drawing>
           <wp:inline distT="0" distB="0" distL="0" distR="0">
-            <wp:extent cx="5334000" cy="2000250"/>
+            <wp:extent cx="5334000" cy="3180080"/>
             <wp:effectExtent l="0" t="0" r="0" b="0"/>
-            <wp:docPr id="22" name="Image22" descr="Подключение к Jira"/>
+            <wp:docPr id="24" name="Image24" descr="Настройки проекта и справка по расчёту метрик"/>
             <wp:cNvGraphicFramePr>
               <a:graphicFrameLocks xmlns:a="http://schemas.openxmlformats.org/drawingml/2006/main" noChangeAspect="1"/>
             </wp:cNvGraphicFramePr>
@@ -9255,13 +9359,650 @@
               <a:graphicData uri="http://schemas.openxmlformats.org/drawingml/2006/picture">
                 <pic:pic xmlns:pic="http://schemas.openxmlformats.org/drawingml/2006/picture">
                   <pic:nvPicPr>
-                    <pic:cNvPr id="22" name="Image22" descr="Подключение к Jira"/>
+                    <pic:cNvPr id="24" name="Image24" descr="Настройки проекта и справка по расчёту метрик"/>
                     <pic:cNvPicPr>
                       <a:picLocks noChangeAspect="1" noChangeArrowheads="1"/>
                     </pic:cNvPicPr>
                   </pic:nvPicPr>
                   <pic:blipFill>
-                    <a:blip r:embed="rId23"/>
+                    <a:blip r:embed="rId25"/>
+                    <a:stretch>
+                      <a:fillRect/>
+                    </a:stretch>
+                  </pic:blipFill>
+                  <pic:spPr bwMode="auto">
+                    <a:xfrm>
+                      <a:off x="0" y="0"/>
+                      <a:ext cx="5334000" cy="3180080"/>
+                    </a:xfrm>
+                    <a:prstGeom prst="rect">
+                      <a:avLst/>
+                    </a:prstGeom>
+                  </pic:spPr>
+                </pic:pic>
+              </a:graphicData>
+            </a:graphic>
+          </wp:inline>
+        </w:drawing>
+      </w:r>
+    </w:p>
+    <w:p>
+      <w:pPr>
+        <w:pStyle w:val="ImageCaption"/>
+        <w:rPr/>
+      </w:pPr>
+      <w:r>
+        <w:rPr/>
+        <w:t>Настройки проекта и справка по расчёту метрик</w:t>
+      </w:r>
+    </w:p>
+    <w:tbl>
+      <w:tblPr>
+        <w:tblStyle w:val="Table"/>
+        <w:tblW w:w="5000" w:type="pct"/>
+        <w:jc w:val="center"/>
+        <w:tblInd w:w="0" w:type="dxa"/>
+        <w:tblLayout w:type="fixed"/>
+        <w:tblCellMar>
+          <w:top w:w="0" w:type="dxa"/>
+          <w:left w:w="108" w:type="dxa"/>
+          <w:bottom w:w="0" w:type="dxa"/>
+          <w:right w:w="108" w:type="dxa"/>
+        </w:tblCellMar>
+        <w:tblLook w:val="0020" w:noHBand="0" w:noVBand="0" w:firstColumn="0" w:lastRow="0" w:lastColumn="0" w:firstRow="1"/>
+      </w:tblPr>
+      <w:tblGrid>
+        <w:gridCol w:w="4679"/>
+        <w:gridCol w:w="4680"/>
+      </w:tblGrid>
+      <w:tr>
+        <w:trPr>
+          <w:tblHeader w:val="true"/>
+        </w:trPr>
+        <w:tc>
+          <w:tcPr>
+            <w:tcW w:w="4679" w:type="dxa"/>
+            <w:tcBorders>
+              <w:top w:val="single" w:sz="4" w:space="0" w:color="D3DCDA"/>
+              <w:left w:val="single" w:sz="4" w:space="0" w:color="D3DCDA"/>
+              <w:bottom w:val="single" w:sz="6" w:space="0" w:color="000000"/>
+              <w:right w:val="single" w:sz="4" w:space="0" w:color="D3DCDA"/>
+            </w:tcBorders>
+            <w:shd w:color="auto" w:fill="E6F0EF" w:val="clear"/>
+            <w:vAlign w:val="bottom"/>
+          </w:tcPr>
+          <w:p>
+            <w:pPr>
+              <w:pStyle w:val="Compact"/>
+              <w:widowControl/>
+              <w:spacing w:before="36" w:after="40"/>
+              <w:jc w:val="left"/>
+              <w:rPr>
+                <w:kern w:val="0"/>
+                <w:szCs w:val="24"/>
+                <w:lang w:val="ru-RU" w:eastAsia="en-US" w:bidi="ar-SA"/>
+              </w:rPr>
+            </w:pPr>
+            <w:r>
+              <w:rPr>
+                <w:b/>
+                <w:kern w:val="0"/>
+                <w:sz w:val="18"/>
+                <w:szCs w:val="24"/>
+                <w:lang w:val="ru-RU" w:eastAsia="en-US" w:bidi="ar-SA"/>
+              </w:rPr>
+              <w:t>Параметр</w:t>
+            </w:r>
+          </w:p>
+        </w:tc>
+        <w:tc>
+          <w:tcPr>
+            <w:tcW w:w="4680" w:type="dxa"/>
+            <w:tcBorders>
+              <w:top w:val="single" w:sz="4" w:space="0" w:color="D3DCDA"/>
+              <w:left w:val="single" w:sz="4" w:space="0" w:color="D3DCDA"/>
+              <w:bottom w:val="single" w:sz="6" w:space="0" w:color="000000"/>
+              <w:right w:val="single" w:sz="4" w:space="0" w:color="D3DCDA"/>
+            </w:tcBorders>
+            <w:shd w:color="auto" w:fill="E6F0EF" w:val="clear"/>
+            <w:vAlign w:val="bottom"/>
+          </w:tcPr>
+          <w:p>
+            <w:pPr>
+              <w:pStyle w:val="Compact"/>
+              <w:widowControl/>
+              <w:spacing w:before="36" w:after="40"/>
+              <w:jc w:val="left"/>
+              <w:rPr>
+                <w:kern w:val="0"/>
+                <w:szCs w:val="24"/>
+                <w:lang w:val="ru-RU" w:eastAsia="en-US" w:bidi="ar-SA"/>
+              </w:rPr>
+            </w:pPr>
+            <w:r>
+              <w:rPr>
+                <w:b/>
+                <w:kern w:val="0"/>
+                <w:sz w:val="18"/>
+                <w:szCs w:val="24"/>
+                <w:lang w:val="ru-RU" w:eastAsia="en-US" w:bidi="ar-SA"/>
+              </w:rPr>
+              <w:t>Описание</w:t>
+            </w:r>
+          </w:p>
+        </w:tc>
+      </w:tr>
+      <w:tr>
+        <w:trPr/>
+        <w:tc>
+          <w:tcPr>
+            <w:tcW w:w="4679" w:type="dxa"/>
+            <w:tcBorders>
+              <w:top w:val="single" w:sz="4" w:space="0" w:color="D3DCDA"/>
+              <w:left w:val="single" w:sz="4" w:space="0" w:color="D3DCDA"/>
+              <w:bottom w:val="single" w:sz="4" w:space="0" w:color="D3DCDA"/>
+              <w:right w:val="single" w:sz="4" w:space="0" w:color="D3DCDA"/>
+            </w:tcBorders>
+          </w:tcPr>
+          <w:p>
+            <w:pPr>
+              <w:pStyle w:val="Compact"/>
+              <w:widowControl/>
+              <w:spacing w:before="36" w:after="40"/>
+              <w:jc w:val="left"/>
+              <w:rPr>
+                <w:kern w:val="0"/>
+                <w:szCs w:val="24"/>
+                <w:lang w:val="ru-RU" w:eastAsia="en-US" w:bidi="ar-SA"/>
+              </w:rPr>
+            </w:pPr>
+            <w:r>
+              <w:rPr>
+                <w:kern w:val="0"/>
+                <w:sz w:val="18"/>
+                <w:szCs w:val="24"/>
+                <w:lang w:val="ru-RU" w:eastAsia="en-US" w:bidi="ar-SA"/>
+              </w:rPr>
+              <w:t>Метод прогноза</w:t>
+            </w:r>
+          </w:p>
+        </w:tc>
+        <w:tc>
+          <w:tcPr>
+            <w:tcW w:w="4680" w:type="dxa"/>
+            <w:tcBorders>
+              <w:top w:val="single" w:sz="4" w:space="0" w:color="D3DCDA"/>
+              <w:left w:val="single" w:sz="4" w:space="0" w:color="D3DCDA"/>
+              <w:bottom w:val="single" w:sz="4" w:space="0" w:color="D3DCDA"/>
+              <w:right w:val="single" w:sz="4" w:space="0" w:color="D3DCDA"/>
+            </w:tcBorders>
+          </w:tcPr>
+          <w:p>
+            <w:pPr>
+              <w:pStyle w:val="Compact"/>
+              <w:widowControl/>
+              <w:spacing w:before="36" w:after="40"/>
+              <w:jc w:val="left"/>
+              <w:rPr>
+                <w:kern w:val="0"/>
+                <w:szCs w:val="24"/>
+                <w:lang w:val="ru-RU" w:eastAsia="en-US" w:bidi="ar-SA"/>
+              </w:rPr>
+            </w:pPr>
+            <w:r>
+              <w:rPr>
+                <w:b/>
+                <w:bCs/>
+                <w:kern w:val="0"/>
+                <w:sz w:val="18"/>
+                <w:szCs w:val="24"/>
+                <w:lang w:val="ru-RU" w:eastAsia="en-US" w:bidi="ar-SA"/>
+              </w:rPr>
+              <w:t>Линейная регрессия</w:t>
+            </w:r>
+            <w:r>
+              <w:rPr>
+                <w:kern w:val="0"/>
+                <w:sz w:val="18"/>
+                <w:szCs w:val="24"/>
+                <w:lang w:val="ru-RU" w:eastAsia="en-US" w:bidi="ar-SA"/>
+              </w:rPr>
+              <w:t xml:space="preserve"> — прямая, наилучшим образом проходящая через все замеры. </w:t>
+            </w:r>
+            <w:r>
+              <w:rPr>
+                <w:b/>
+                <w:bCs/>
+                <w:kern w:val="0"/>
+                <w:sz w:val="18"/>
+                <w:szCs w:val="24"/>
+                <w:lang w:val="ru-RU" w:eastAsia="en-US" w:bidi="ar-SA"/>
+              </w:rPr>
+              <w:t>Средняя скорость сгорания</w:t>
+            </w:r>
+            <w:r>
+              <w:rPr>
+                <w:kern w:val="0"/>
+                <w:sz w:val="18"/>
+                <w:szCs w:val="24"/>
+                <w:lang w:val="ru-RU" w:eastAsia="en-US" w:bidi="ar-SA"/>
+              </w:rPr>
+              <w:t xml:space="preserve"> — продолжение текущего burn rate от последнего остатка</w:t>
+            </w:r>
+          </w:p>
+        </w:tc>
+      </w:tr>
+      <w:tr>
+        <w:trPr/>
+        <w:tc>
+          <w:tcPr>
+            <w:tcW w:w="4679" w:type="dxa"/>
+            <w:tcBorders>
+              <w:top w:val="single" w:sz="4" w:space="0" w:color="D3DCDA"/>
+              <w:left w:val="single" w:sz="4" w:space="0" w:color="D3DCDA"/>
+              <w:bottom w:val="single" w:sz="4" w:space="0" w:color="D3DCDA"/>
+              <w:right w:val="single" w:sz="4" w:space="0" w:color="D3DCDA"/>
+            </w:tcBorders>
+          </w:tcPr>
+          <w:p>
+            <w:pPr>
+              <w:pStyle w:val="Compact"/>
+              <w:widowControl/>
+              <w:spacing w:before="36" w:after="40"/>
+              <w:jc w:val="left"/>
+              <w:rPr>
+                <w:kern w:val="0"/>
+                <w:szCs w:val="24"/>
+                <w:lang w:val="ru-RU" w:eastAsia="en-US" w:bidi="ar-SA"/>
+              </w:rPr>
+            </w:pPr>
+            <w:r>
+              <w:rPr>
+                <w:kern w:val="0"/>
+                <w:sz w:val="18"/>
+                <w:szCs w:val="24"/>
+                <w:lang w:val="ru-RU" w:eastAsia="en-US" w:bidi="ar-SA"/>
+              </w:rPr>
+              <w:t>Буфер риска, дней</w:t>
+            </w:r>
+          </w:p>
+        </w:tc>
+        <w:tc>
+          <w:tcPr>
+            <w:tcW w:w="4680" w:type="dxa"/>
+            <w:tcBorders>
+              <w:top w:val="single" w:sz="4" w:space="0" w:color="D3DCDA"/>
+              <w:left w:val="single" w:sz="4" w:space="0" w:color="D3DCDA"/>
+              <w:bottom w:val="single" w:sz="4" w:space="0" w:color="D3DCDA"/>
+              <w:right w:val="single" w:sz="4" w:space="0" w:color="D3DCDA"/>
+            </w:tcBorders>
+          </w:tcPr>
+          <w:p>
+            <w:pPr>
+              <w:pStyle w:val="Compact"/>
+              <w:widowControl/>
+              <w:spacing w:before="36" w:after="40"/>
+              <w:jc w:val="left"/>
+              <w:rPr>
+                <w:kern w:val="0"/>
+                <w:szCs w:val="24"/>
+                <w:lang w:val="ru-RU" w:eastAsia="en-US" w:bidi="ar-SA"/>
+              </w:rPr>
+            </w:pPr>
+            <w:r>
+              <w:rPr>
+                <w:kern w:val="0"/>
+                <w:sz w:val="18"/>
+                <w:szCs w:val="24"/>
+                <w:lang w:val="ru-RU" w:eastAsia="en-US" w:bidi="ar-SA"/>
+              </w:rPr>
+              <w:t>На сколько дней прогноз может опоздать относительно цели, чтобы статус был «Риск», а не «Не успеваем»</w:t>
+            </w:r>
+          </w:p>
+        </w:tc>
+      </w:tr>
+      <w:tr>
+        <w:trPr/>
+        <w:tc>
+          <w:tcPr>
+            <w:tcW w:w="4679" w:type="dxa"/>
+            <w:tcBorders>
+              <w:top w:val="single" w:sz="4" w:space="0" w:color="D3DCDA"/>
+              <w:left w:val="single" w:sz="4" w:space="0" w:color="D3DCDA"/>
+              <w:bottom w:val="single" w:sz="4" w:space="0" w:color="D3DCDA"/>
+              <w:right w:val="single" w:sz="4" w:space="0" w:color="D3DCDA"/>
+            </w:tcBorders>
+          </w:tcPr>
+          <w:p>
+            <w:pPr>
+              <w:pStyle w:val="Compact"/>
+              <w:widowControl/>
+              <w:spacing w:before="36" w:after="40"/>
+              <w:jc w:val="left"/>
+              <w:rPr>
+                <w:kern w:val="0"/>
+                <w:szCs w:val="24"/>
+                <w:lang w:val="ru-RU" w:eastAsia="en-US" w:bidi="ar-SA"/>
+              </w:rPr>
+            </w:pPr>
+            <w:r>
+              <w:rPr>
+                <w:kern w:val="0"/>
+                <w:sz w:val="18"/>
+                <w:szCs w:val="24"/>
+                <w:lang w:val="ru-RU" w:eastAsia="en-US" w:bidi="ar-SA"/>
+              </w:rPr>
+              <w:t>Метод расчёта burn rate</w:t>
+            </w:r>
+          </w:p>
+        </w:tc>
+        <w:tc>
+          <w:tcPr>
+            <w:tcW w:w="4680" w:type="dxa"/>
+            <w:tcBorders>
+              <w:top w:val="single" w:sz="4" w:space="0" w:color="D3DCDA"/>
+              <w:left w:val="single" w:sz="4" w:space="0" w:color="D3DCDA"/>
+              <w:bottom w:val="single" w:sz="4" w:space="0" w:color="D3DCDA"/>
+              <w:right w:val="single" w:sz="4" w:space="0" w:color="D3DCDA"/>
+            </w:tcBorders>
+          </w:tcPr>
+          <w:p>
+            <w:pPr>
+              <w:pStyle w:val="Compact"/>
+              <w:widowControl/>
+              <w:spacing w:before="36" w:after="40"/>
+              <w:jc w:val="left"/>
+              <w:rPr>
+                <w:kern w:val="0"/>
+                <w:szCs w:val="24"/>
+                <w:lang w:val="ru-RU" w:eastAsia="en-US" w:bidi="ar-SA"/>
+              </w:rPr>
+            </w:pPr>
+            <w:r>
+              <w:rPr>
+                <w:b/>
+                <w:bCs/>
+                <w:kern w:val="0"/>
+                <w:sz w:val="18"/>
+                <w:szCs w:val="24"/>
+                <w:lang w:val="ru-RU" w:eastAsia="en-US" w:bidi="ar-SA"/>
+              </w:rPr>
+              <w:t>По всей истории</w:t>
+            </w:r>
+            <w:r>
+              <w:rPr>
+                <w:kern w:val="0"/>
+                <w:sz w:val="18"/>
+                <w:szCs w:val="24"/>
+                <w:lang w:val="ru-RU" w:eastAsia="en-US" w:bidi="ar-SA"/>
+              </w:rPr>
+              <w:t xml:space="preserve"> — от первого до последнего замера. </w:t>
+            </w:r>
+            <w:r>
+              <w:rPr>
+                <w:b/>
+                <w:bCs/>
+                <w:kern w:val="0"/>
+                <w:sz w:val="18"/>
+                <w:szCs w:val="24"/>
+                <w:lang w:val="ru-RU" w:eastAsia="en-US" w:bidi="ar-SA"/>
+              </w:rPr>
+              <w:t>Скользящее среднее</w:t>
+            </w:r>
+            <w:r>
+              <w:rPr>
+                <w:kern w:val="0"/>
+                <w:sz w:val="18"/>
+                <w:szCs w:val="24"/>
+                <w:lang w:val="ru-RU" w:eastAsia="en-US" w:bidi="ar-SA"/>
+              </w:rPr>
+              <w:t xml:space="preserve"> — только за последние N дней</w:t>
+            </w:r>
+          </w:p>
+        </w:tc>
+      </w:tr>
+      <w:tr>
+        <w:trPr/>
+        <w:tc>
+          <w:tcPr>
+            <w:tcW w:w="4679" w:type="dxa"/>
+            <w:tcBorders>
+              <w:top w:val="single" w:sz="4" w:space="0" w:color="D3DCDA"/>
+              <w:left w:val="single" w:sz="4" w:space="0" w:color="D3DCDA"/>
+              <w:bottom w:val="single" w:sz="4" w:space="0" w:color="D3DCDA"/>
+              <w:right w:val="single" w:sz="4" w:space="0" w:color="D3DCDA"/>
+            </w:tcBorders>
+          </w:tcPr>
+          <w:p>
+            <w:pPr>
+              <w:pStyle w:val="Compact"/>
+              <w:widowControl/>
+              <w:spacing w:before="36" w:after="40"/>
+              <w:jc w:val="left"/>
+              <w:rPr>
+                <w:kern w:val="0"/>
+                <w:szCs w:val="24"/>
+                <w:lang w:val="ru-RU" w:eastAsia="en-US" w:bidi="ar-SA"/>
+              </w:rPr>
+            </w:pPr>
+            <w:r>
+              <w:rPr>
+                <w:kern w:val="0"/>
+                <w:sz w:val="18"/>
+                <w:szCs w:val="24"/>
+                <w:lang w:val="ru-RU" w:eastAsia="en-US" w:bidi="ar-SA"/>
+              </w:rPr>
+              <w:t>Окно скользящего среднего, дней</w:t>
+            </w:r>
+          </w:p>
+        </w:tc>
+        <w:tc>
+          <w:tcPr>
+            <w:tcW w:w="4680" w:type="dxa"/>
+            <w:tcBorders>
+              <w:top w:val="single" w:sz="4" w:space="0" w:color="D3DCDA"/>
+              <w:left w:val="single" w:sz="4" w:space="0" w:color="D3DCDA"/>
+              <w:bottom w:val="single" w:sz="4" w:space="0" w:color="D3DCDA"/>
+              <w:right w:val="single" w:sz="4" w:space="0" w:color="D3DCDA"/>
+            </w:tcBorders>
+          </w:tcPr>
+          <w:p>
+            <w:pPr>
+              <w:pStyle w:val="Compact"/>
+              <w:widowControl/>
+              <w:spacing w:before="36" w:after="40"/>
+              <w:jc w:val="left"/>
+              <w:rPr>
+                <w:kern w:val="0"/>
+                <w:szCs w:val="24"/>
+                <w:lang w:val="ru-RU" w:eastAsia="en-US" w:bidi="ar-SA"/>
+              </w:rPr>
+            </w:pPr>
+            <w:r>
+              <w:rPr>
+                <w:kern w:val="0"/>
+                <w:sz w:val="18"/>
+                <w:szCs w:val="24"/>
+                <w:lang w:val="ru-RU" w:eastAsia="en-US" w:bidi="ar-SA"/>
+              </w:rPr>
+              <w:t>Ширина окна N для скользящего среднего</w:t>
+            </w:r>
+            <w:bookmarkStart w:id="66" w:name="настройки-проекта"/>
+            <w:bookmarkEnd w:id="66"/>
+          </w:p>
+        </w:tc>
+      </w:tr>
+    </w:tbl>
+    <w:p>
+      <w:pPr>
+        <w:pStyle w:val="Heading1"/>
+        <w:rPr/>
+      </w:pPr>
+      <w:bookmarkStart w:id="67" w:name="__RefHeading___Toc3178_3741876853"/>
+      <w:bookmarkEnd w:id="67"/>
+      <w:r>
+        <w:rPr>
+          <w:rStyle w:val="SectionNumber"/>
+        </w:rPr>
+        <w:t>8</w:t>
+      </w:r>
+      <w:r>
+        <w:rPr/>
+        <w:tab/>
+        <w:t>Связь с Jira</w:t>
+      </w:r>
+    </w:p>
+    <w:p>
+      <w:pPr>
+        <w:pStyle w:val="FirstParagraph"/>
+        <w:rPr/>
+      </w:pPr>
+      <w:r>
+        <w:rPr/>
+        <w:t>Связь с Jira избавляет от ручного переноса цифр: Burndown сам суммирует оставшееся время, затраченное время и оценку по задачам Jira, которые вы сопоставили с эпиками проекта. Настройка выполняется один раз для проекта и состоит из трёх шагов:</w:t>
+      </w:r>
+    </w:p>
+    <w:p>
+      <w:pPr>
+        <w:pStyle w:val="Compact"/>
+        <w:numPr>
+          <w:ilvl w:val="0"/>
+          <w:numId w:val="60"/>
+        </w:numPr>
+        <w:rPr/>
+      </w:pPr>
+      <w:r>
+        <w:rPr>
+          <w:b/>
+          <w:bCs/>
+        </w:rPr>
+        <w:t>Подключение</w:t>
+      </w:r>
+      <w:r>
+        <w:rPr/>
+        <w:t xml:space="preserve"> — адрес Jira и учётная запись, от имени которой Burndown читает задачи.</w:t>
+      </w:r>
+    </w:p>
+    <w:p>
+      <w:pPr>
+        <w:pStyle w:val="Compact"/>
+        <w:numPr>
+          <w:ilvl w:val="0"/>
+          <w:numId w:val="61"/>
+        </w:numPr>
+        <w:rPr/>
+      </w:pPr>
+      <w:r>
+        <w:rPr>
+          <w:b/>
+          <w:bCs/>
+        </w:rPr>
+        <w:t>Кнопка среза</w:t>
+      </w:r>
+      <w:r>
+        <w:rPr/>
+        <w:t xml:space="preserve"> — структура Jira, задачи для каждого эпика и поля Jira для остатка, затраченного и оценки.</w:t>
+      </w:r>
+    </w:p>
+    <w:p>
+      <w:pPr>
+        <w:pStyle w:val="Compact"/>
+        <w:numPr>
+          <w:ilvl w:val="0"/>
+          <w:numId w:val="62"/>
+        </w:numPr>
+        <w:rPr/>
+      </w:pPr>
+      <w:r>
+        <w:rPr>
+          <w:b/>
+          <w:bCs/>
+        </w:rPr>
+        <w:t>Срез</w:t>
+      </w:r>
+      <w:r>
+        <w:rPr/>
+        <w:t xml:space="preserve"> — по нажатию кнопки в «Данных по датам» Burndown показывает значения из Jira и сохраняет их как замер; после первого успешного среза можно включить автозаполнение по расписанию.</w:t>
+      </w:r>
+    </w:p>
+    <w:p>
+      <w:pPr>
+        <w:pStyle w:val="FirstParagraph"/>
+        <w:rPr/>
+      </w:pPr>
+      <w:r>
+        <w:rPr/>
+        <w:t xml:space="preserve">Разделы </w:t>
+      </w:r>
+      <w:r>
+        <w:rPr>
+          <w:b/>
+          <w:bCs/>
+        </w:rPr>
+        <w:t>Связь с Jira</w:t>
+      </w:r>
+      <w:r>
+        <w:rPr/>
+        <w:t xml:space="preserve"> и </w:t>
+      </w:r>
+      <w:r>
+        <w:rPr>
+          <w:b/>
+          <w:bCs/>
+        </w:rPr>
+        <w:t>Автозаполнение</w:t>
+      </w:r>
+      <w:r>
+        <w:rPr/>
+        <w:t xml:space="preserve"> видят руководитель проекта и администратор.</w:t>
+      </w:r>
+    </w:p>
+    <w:p>
+      <w:pPr>
+        <w:pStyle w:val="Heading2"/>
+        <w:rPr/>
+      </w:pPr>
+      <w:bookmarkStart w:id="68" w:name="__RefHeading___Toc3180_3741876853"/>
+      <w:bookmarkStart w:id="69" w:name="подключение-к-jira"/>
+      <w:bookmarkEnd w:id="68"/>
+      <w:r>
+        <w:rPr>
+          <w:rStyle w:val="SectionNumber"/>
+        </w:rPr>
+        <w:t>8.1</w:t>
+      </w:r>
+      <w:r>
+        <w:rPr/>
+        <w:tab/>
+        <w:t>Подключение к Jira</w:t>
+      </w:r>
+    </w:p>
+    <w:p>
+      <w:pPr>
+        <w:pStyle w:val="CaptionedFigure"/>
+        <w:rPr/>
+      </w:pPr>
+      <w:r>
+        <w:rPr/>
+        <w:drawing>
+          <wp:inline distT="0" distB="0" distL="0" distR="0">
+            <wp:extent cx="5334000" cy="2000250"/>
+            <wp:effectExtent l="0" t="0" r="0" b="0"/>
+            <wp:docPr id="25" name="Image25" descr="Подключение к Jira"/>
+            <wp:cNvGraphicFramePr>
+              <a:graphicFrameLocks xmlns:a="http://schemas.openxmlformats.org/drawingml/2006/main" noChangeAspect="1"/>
+            </wp:cNvGraphicFramePr>
+            <a:graphic xmlns:a="http://schemas.openxmlformats.org/drawingml/2006/main">
+              <a:graphicData uri="http://schemas.openxmlformats.org/drawingml/2006/picture">
+                <pic:pic xmlns:pic="http://schemas.openxmlformats.org/drawingml/2006/picture">
+                  <pic:nvPicPr>
+                    <pic:cNvPr id="25" name="Image25" descr="Подключение к Jira"/>
+                    <pic:cNvPicPr>
+                      <a:picLocks noChangeAspect="1" noChangeArrowheads="1"/>
+                    </pic:cNvPicPr>
+                  </pic:nvPicPr>
+                  <pic:blipFill>
+                    <a:blip r:embed="rId26"/>
                     <a:stretch>
                       <a:fillRect/>
                     </a:stretch>
@@ -9297,7 +10038,7 @@
         <w:pStyle w:val="Compact"/>
         <w:numPr>
           <w:ilvl w:val="0"/>
-          <w:numId w:val="62"/>
+          <w:numId w:val="63"/>
         </w:numPr>
         <w:rPr/>
       </w:pPr>
@@ -9342,7 +10083,7 @@
         <w:pStyle w:val="Compact"/>
         <w:numPr>
           <w:ilvl w:val="0"/>
-          <w:numId w:val="63"/>
+          <w:numId w:val="64"/>
         </w:numPr>
         <w:rPr/>
       </w:pPr>
@@ -9943,7 +10684,7 @@
         <w:pStyle w:val="Compact"/>
         <w:numPr>
           <w:ilvl w:val="0"/>
-          <w:numId w:val="64"/>
+          <w:numId w:val="65"/>
         </w:numPr>
         <w:rPr/>
       </w:pPr>
@@ -10024,7 +10765,7 @@
           <wp:inline distT="0" distB="0" distL="0" distR="0">
             <wp:extent cx="5334000" cy="2000250"/>
             <wp:effectExtent l="0" t="0" r="0" b="0"/>
-            <wp:docPr id="23" name="Image23" descr="Подключение проверено"/>
+            <wp:docPr id="26" name="Image26" descr="Подключение проверено"/>
             <wp:cNvGraphicFramePr>
               <a:graphicFrameLocks xmlns:a="http://schemas.openxmlformats.org/drawingml/2006/main" noChangeAspect="1"/>
             </wp:cNvGraphicFramePr>
@@ -10032,13 +10773,13 @@
               <a:graphicData uri="http://schemas.openxmlformats.org/drawingml/2006/picture">
                 <pic:pic xmlns:pic="http://schemas.openxmlformats.org/drawingml/2006/picture">
                   <pic:nvPicPr>
-                    <pic:cNvPr id="23" name="Image23" descr="Подключение проверено"/>
+                    <pic:cNvPr id="26" name="Image26" descr="Подключение проверено"/>
                     <pic:cNvPicPr>
                       <a:picLocks noChangeAspect="1" noChangeArrowheads="1"/>
                     </pic:cNvPicPr>
                   </pic:nvPicPr>
                   <pic:blipFill>
-                    <a:blip r:embed="rId24"/>
+                    <a:blip r:embed="rId27"/>
                     <a:stretch>
                       <a:fillRect/>
                     </a:stretch>
@@ -10107,16 +10848,16 @@
         <w:rPr/>
         <w:t xml:space="preserve"> Используйте отдельную учётную запись Jira с правом просмотра нужных проектов и структур — тогда срез не зависит от отпуска или увольнения сотрудника.</w:t>
       </w:r>
-      <w:bookmarkEnd w:id="64"/>
+      <w:bookmarkEnd w:id="69"/>
     </w:p>
     <w:p>
       <w:pPr>
         <w:pStyle w:val="Heading2"/>
         <w:rPr/>
       </w:pPr>
-      <w:bookmarkStart w:id="65" w:name="__RefHeading___Toc3002_1477586195"/>
-      <w:bookmarkStart w:id="66" w:name="кнопка-среза-структура-и-задачи"/>
-      <w:bookmarkEnd w:id="65"/>
+      <w:bookmarkStart w:id="70" w:name="__RefHeading___Toc3182_3741876853"/>
+      <w:bookmarkStart w:id="71" w:name="кнопка-среза-структура-и-задачи"/>
+      <w:bookmarkEnd w:id="70"/>
       <w:r>
         <w:rPr>
           <w:rStyle w:val="SectionNumber"/>
@@ -10161,7 +10902,7 @@
           <wp:inline distT="0" distB="0" distL="0" distR="0">
             <wp:extent cx="5334000" cy="4681855"/>
             <wp:effectExtent l="0" t="0" r="0" b="0"/>
-            <wp:docPr id="24" name="Image24" descr="Редактор кнопки среза"/>
+            <wp:docPr id="27" name="Image27" descr="Редактор кнопки среза"/>
             <wp:cNvGraphicFramePr>
               <a:graphicFrameLocks xmlns:a="http://schemas.openxmlformats.org/drawingml/2006/main" noChangeAspect="1"/>
             </wp:cNvGraphicFramePr>
@@ -10169,13 +10910,13 @@
               <a:graphicData uri="http://schemas.openxmlformats.org/drawingml/2006/picture">
                 <pic:pic xmlns:pic="http://schemas.openxmlformats.org/drawingml/2006/picture">
                   <pic:nvPicPr>
-                    <pic:cNvPr id="24" name="Image24" descr="Редактор кнопки среза"/>
+                    <pic:cNvPr id="27" name="Image27" descr="Редактор кнопки среза"/>
                     <pic:cNvPicPr>
                       <a:picLocks noChangeAspect="1" noChangeArrowheads="1"/>
                     </pic:cNvPicPr>
                   </pic:nvPicPr>
                   <pic:blipFill>
-                    <a:blip r:embed="rId25"/>
+                    <a:blip r:embed="rId28"/>
                     <a:stretch>
                       <a:fillRect/>
                     </a:stretch>
@@ -10211,7 +10952,7 @@
         <w:pStyle w:val="Compact"/>
         <w:numPr>
           <w:ilvl w:val="0"/>
-          <w:numId w:val="65"/>
+          <w:numId w:val="66"/>
         </w:numPr>
         <w:rPr/>
       </w:pPr>
@@ -10225,60 +10966,6 @@
       <w:r>
         <w:rPr/>
         <w:t xml:space="preserve"> — так кнопка будет подписана в «Данных по датам».</w:t>
-      </w:r>
-    </w:p>
-    <w:p>
-      <w:pPr>
-        <w:pStyle w:val="Compact"/>
-        <w:numPr>
-          <w:ilvl w:val="0"/>
-          <w:numId w:val="66"/>
-        </w:numPr>
-        <w:rPr/>
-      </w:pPr>
-      <w:r>
-        <w:rPr>
-          <w:b/>
-          <w:bCs/>
-        </w:rPr>
-        <w:t>Структура Jira</w:t>
-      </w:r>
-      <w:r>
-        <w:rPr/>
-        <w:t xml:space="preserve"> — нажмите </w:t>
-      </w:r>
-      <w:r>
-        <w:rPr>
-          <w:b/>
-          <w:bCs/>
-        </w:rPr>
-        <w:t>Загрузить из Jira</w:t>
-      </w:r>
-      <w:r>
-        <w:rPr/>
-        <w:t xml:space="preserve">, чтобы получить список структур плагина Structure, и выберите нужную. Пункт </w:t>
-      </w:r>
-      <w:r>
-        <w:rPr>
-          <w:b/>
-          <w:bCs/>
-        </w:rPr>
-        <w:t>Указать ID вручную…</w:t>
-      </w:r>
-      <w:r>
-        <w:rPr/>
-        <w:t xml:space="preserve"> позволяет ввести номер структуры. Пункт </w:t>
-      </w:r>
-      <w:r>
-        <w:rPr>
-          <w:b/>
-          <w:bCs/>
-        </w:rPr>
-        <w:t>без структуры</w:t>
-      </w:r>
-      <w:r>
-        <w:rPr/>
-        <w:t xml:space="preserve"> означает, что вложенность задач определяется связью «задача — подзадача» в Jira.</w:t>
       </w:r>
     </w:p>
     <w:p>
@@ -10291,39 +10978,48 @@
         <w:rPr/>
       </w:pPr>
       <w:r>
-        <w:rPr/>
-        <w:t xml:space="preserve">В таблице эпиков укажите </w:t>
-      </w:r>
-      <w:r>
         <w:rPr>
           <w:b/>
           <w:bCs/>
         </w:rPr>
-        <w:t>Задачи Jira</w:t>
-      </w:r>
-      <w:r>
-        <w:rPr/>
-        <w:t xml:space="preserve"> — один или несколько ключей через запятую (например, </w:t>
-      </w:r>
-      <w:r>
-        <w:rPr>
-          <w:rStyle w:val="VerbatimChar"/>
-        </w:rPr>
-        <w:t>AISUZ-100</w:t>
-      </w:r>
-      <w:r>
-        <w:rPr/>
-        <w:t xml:space="preserve"> или </w:t>
-      </w:r>
-      <w:r>
-        <w:rPr>
-          <w:rStyle w:val="VerbatimChar"/>
-        </w:rPr>
-        <w:t>AISUZ-301, AISUZ-302</w:t>
-      </w:r>
-      <w:r>
-        <w:rPr/>
-        <w:t>). Регистр не важен.</w:t>
+        <w:t>Структура Jira</w:t>
+      </w:r>
+      <w:r>
+        <w:rPr/>
+        <w:t xml:space="preserve"> — нажмите </w:t>
+      </w:r>
+      <w:r>
+        <w:rPr>
+          <w:b/>
+          <w:bCs/>
+        </w:rPr>
+        <w:t>Загрузить из Jira</w:t>
+      </w:r>
+      <w:r>
+        <w:rPr/>
+        <w:t xml:space="preserve">, чтобы получить список структур плагина Structure, и выберите нужную. Пункт </w:t>
+      </w:r>
+      <w:r>
+        <w:rPr>
+          <w:b/>
+          <w:bCs/>
+        </w:rPr>
+        <w:t>Указать ID вручную…</w:t>
+      </w:r>
+      <w:r>
+        <w:rPr/>
+        <w:t xml:space="preserve"> позволяет ввести номер структуры. Пункт </w:t>
+      </w:r>
+      <w:r>
+        <w:rPr>
+          <w:b/>
+          <w:bCs/>
+        </w:rPr>
+        <w:t>без структуры</w:t>
+      </w:r>
+      <w:r>
+        <w:rPr/>
+        <w:t xml:space="preserve"> означает, что вложенность задач определяется связью «задача — подзадача» в Jira.</w:t>
       </w:r>
     </w:p>
     <w:p>
@@ -10332,6 +11028,51 @@
         <w:numPr>
           <w:ilvl w:val="0"/>
           <w:numId w:val="68"/>
+        </w:numPr>
+        <w:rPr/>
+      </w:pPr>
+      <w:r>
+        <w:rPr/>
+        <w:t xml:space="preserve">В таблице эпиков укажите </w:t>
+      </w:r>
+      <w:r>
+        <w:rPr>
+          <w:b/>
+          <w:bCs/>
+        </w:rPr>
+        <w:t>Задачи Jira</w:t>
+      </w:r>
+      <w:r>
+        <w:rPr/>
+        <w:t xml:space="preserve"> — один или несколько ключей через запятую (например, </w:t>
+      </w:r>
+      <w:r>
+        <w:rPr>
+          <w:rStyle w:val="VerbatimChar"/>
+        </w:rPr>
+        <w:t>AISUZ-100</w:t>
+      </w:r>
+      <w:r>
+        <w:rPr/>
+        <w:t xml:space="preserve"> или </w:t>
+      </w:r>
+      <w:r>
+        <w:rPr>
+          <w:rStyle w:val="VerbatimChar"/>
+        </w:rPr>
+        <w:t>AISUZ-301, AISUZ-302</w:t>
+      </w:r>
+      <w:r>
+        <w:rPr/>
+        <w:t>). Регистр не важен.</w:t>
+      </w:r>
+    </w:p>
+    <w:p>
+      <w:pPr>
+        <w:pStyle w:val="Compact"/>
+        <w:numPr>
+          <w:ilvl w:val="0"/>
+          <w:numId w:val="69"/>
         </w:numPr>
         <w:rPr/>
       </w:pPr>
@@ -10796,21 +11537,21 @@
         <w:pStyle w:val="BodyText"/>
         <w:rPr/>
       </w:pPr>
-      <w:bookmarkStart w:id="67" w:name="кнопка-среза-структура-и-задачи"/>
+      <w:bookmarkStart w:id="72" w:name="кнопка-среза-структура-и-задачи"/>
       <w:r>
         <w:rPr/>
         <w:t>Эпики, у которых задачи не указаны, в срез не попадают. Чтобы забирать данные по всем эпикам проекта, заполните задачи у каждого эпика.</w:t>
       </w:r>
-      <w:bookmarkEnd w:id="67"/>
+      <w:bookmarkEnd w:id="72"/>
     </w:p>
     <w:p>
       <w:pPr>
         <w:pStyle w:val="Heading2"/>
         <w:rPr/>
       </w:pPr>
-      <w:bookmarkStart w:id="68" w:name="__RefHeading___Toc3004_1477586195"/>
-      <w:bookmarkStart w:id="69" w:name="кнопка-среза-поля-jira"/>
-      <w:bookmarkEnd w:id="68"/>
+      <w:bookmarkStart w:id="73" w:name="__RefHeading___Toc3184_3741876853"/>
+      <w:bookmarkStart w:id="74" w:name="кнопка-среза-поля-jira"/>
+      <w:bookmarkEnd w:id="73"/>
       <w:r>
         <w:rPr>
           <w:rStyle w:val="SectionNumber"/>
@@ -10844,7 +11585,7 @@
           <wp:inline distT="0" distB="0" distL="0" distR="0">
             <wp:extent cx="5334000" cy="1550035"/>
             <wp:effectExtent l="0" t="0" r="0" b="0"/>
-            <wp:docPr id="25" name="Image25" descr="Сопоставление показателей замера и полей Jira"/>
+            <wp:docPr id="28" name="Image28" descr="Сопоставление показателей замера и полей Jira"/>
             <wp:cNvGraphicFramePr>
               <a:graphicFrameLocks xmlns:a="http://schemas.openxmlformats.org/drawingml/2006/main" noChangeAspect="1"/>
             </wp:cNvGraphicFramePr>
@@ -10852,13 +11593,13 @@
               <a:graphicData uri="http://schemas.openxmlformats.org/drawingml/2006/picture">
                 <pic:pic xmlns:pic="http://schemas.openxmlformats.org/drawingml/2006/picture">
                   <pic:nvPicPr>
-                    <pic:cNvPr id="25" name="Image25" descr="Сопоставление показателей замера и полей Jira"/>
+                    <pic:cNvPr id="28" name="Image28" descr="Сопоставление показателей замера и полей Jira"/>
                     <pic:cNvPicPr>
                       <a:picLocks noChangeAspect="1" noChangeArrowheads="1"/>
                     </pic:cNvPicPr>
                   </pic:nvPicPr>
                   <pic:blipFill>
-                    <a:blip r:embed="rId26"/>
+                    <a:blip r:embed="rId29"/>
                     <a:stretch>
                       <a:fillRect/>
                     </a:stretch>
@@ -10894,7 +11635,7 @@
         <w:pStyle w:val="Compact"/>
         <w:numPr>
           <w:ilvl w:val="0"/>
-          <w:numId w:val="69"/>
+          <w:numId w:val="70"/>
         </w:numPr>
         <w:rPr/>
       </w:pPr>
@@ -10934,49 +11675,6 @@
       <w:r>
         <w:rPr/>
         <w:t xml:space="preserve"> ← «Первоначальная оценка». Они хранятся в Jira в секундах и пересчитываются в часы автоматически.</w:t>
-      </w:r>
-    </w:p>
-    <w:p>
-      <w:pPr>
-        <w:pStyle w:val="Compact"/>
-        <w:numPr>
-          <w:ilvl w:val="0"/>
-          <w:numId w:val="70"/>
-        </w:numPr>
-        <w:rPr/>
-      </w:pPr>
-      <w:r>
-        <w:rPr>
-          <w:b/>
-          <w:bCs/>
-        </w:rPr>
-        <w:t>Загрузить поля из Jira</w:t>
-      </w:r>
-      <w:r>
-        <w:rPr/>
-        <w:t xml:space="preserve"> добавляет в списки числовые поля вашей Jira, в том числе пользовательские (например, «Трудозатраты, ч»). Для своего поля выберите единицу — </w:t>
-      </w:r>
-      <w:r>
-        <w:rPr>
-          <w:b/>
-          <w:bCs/>
-        </w:rPr>
-        <w:t>часы</w:t>
-      </w:r>
-      <w:r>
-        <w:rPr/>
-        <w:t xml:space="preserve"> или </w:t>
-      </w:r>
-      <w:r>
-        <w:rPr>
-          <w:b/>
-          <w:bCs/>
-        </w:rPr>
-        <w:t>секунды</w:t>
-      </w:r>
-      <w:r>
-        <w:rPr/>
-        <w:t>: в чём поле заполняется в Jira.</w:t>
       </w:r>
     </w:p>
     <w:p>
@@ -10993,6 +11691,49 @@
           <w:b/>
           <w:bCs/>
         </w:rPr>
+        <w:t>Загрузить поля из Jira</w:t>
+      </w:r>
+      <w:r>
+        <w:rPr/>
+        <w:t xml:space="preserve"> добавляет в списки числовые поля вашей Jira, в том числе пользовательские (например, «Трудозатраты, ч»). Для своего поля выберите единицу — </w:t>
+      </w:r>
+      <w:r>
+        <w:rPr>
+          <w:b/>
+          <w:bCs/>
+        </w:rPr>
+        <w:t>часы</w:t>
+      </w:r>
+      <w:r>
+        <w:rPr/>
+        <w:t xml:space="preserve"> или </w:t>
+      </w:r>
+      <w:r>
+        <w:rPr>
+          <w:b/>
+          <w:bCs/>
+        </w:rPr>
+        <w:t>секунды</w:t>
+      </w:r>
+      <w:r>
+        <w:rPr/>
+        <w:t>: в чём поле заполняется в Jira.</w:t>
+      </w:r>
+    </w:p>
+    <w:p>
+      <w:pPr>
+        <w:pStyle w:val="Compact"/>
+        <w:numPr>
+          <w:ilvl w:val="0"/>
+          <w:numId w:val="72"/>
+        </w:numPr>
+        <w:rPr/>
+      </w:pPr>
+      <w:r>
+        <w:rPr>
+          <w:b/>
+          <w:bCs/>
+        </w:rPr>
         <w:t xml:space="preserve">— </w:t>
       </w:r>
       <w:r>
@@ -11049,7 +11790,7 @@
           <wp:inline distT="0" distB="0" distL="0" distR="0">
             <wp:extent cx="5334000" cy="1793875"/>
             <wp:effectExtent l="0" t="0" r="0" b="0"/>
-            <wp:docPr id="26" name="Image26" descr="Кнопки среза проекта"/>
+            <wp:docPr id="29" name="Image29" descr="Кнопки среза проекта"/>
             <wp:cNvGraphicFramePr>
               <a:graphicFrameLocks xmlns:a="http://schemas.openxmlformats.org/drawingml/2006/main" noChangeAspect="1"/>
             </wp:cNvGraphicFramePr>
@@ -11057,13 +11798,13 @@
               <a:graphicData uri="http://schemas.openxmlformats.org/drawingml/2006/picture">
                 <pic:pic xmlns:pic="http://schemas.openxmlformats.org/drawingml/2006/picture">
                   <pic:nvPicPr>
-                    <pic:cNvPr id="26" name="Image26" descr="Кнопки среза проекта"/>
+                    <pic:cNvPr id="29" name="Image29" descr="Кнопки среза проекта"/>
                     <pic:cNvPicPr>
                       <a:picLocks noChangeAspect="1" noChangeArrowheads="1"/>
                     </pic:cNvPicPr>
                   </pic:nvPicPr>
                   <pic:blipFill>
-                    <a:blip r:embed="rId27"/>
+                    <a:blip r:embed="rId30"/>
                     <a:stretch>
                       <a:fillRect/>
                     </a:stretch>
@@ -11089,21 +11830,21 @@
         <w:pStyle w:val="ImageCaption"/>
         <w:rPr/>
       </w:pPr>
-      <w:bookmarkStart w:id="70" w:name="кнопка-среза-поля-jira"/>
+      <w:bookmarkStart w:id="75" w:name="кнопка-среза-поля-jira"/>
       <w:r>
         <w:rPr/>
         <w:t>Кнопки среза проекта</w:t>
       </w:r>
-      <w:bookmarkEnd w:id="70"/>
+      <w:bookmarkEnd w:id="75"/>
     </w:p>
     <w:p>
       <w:pPr>
         <w:pStyle w:val="Heading2"/>
         <w:rPr/>
       </w:pPr>
-      <w:bookmarkStart w:id="71" w:name="__RefHeading___Toc3006_1477586195"/>
-      <w:bookmarkStart w:id="72" w:name="срез-затягивание-данных-на-сегодня"/>
-      <w:bookmarkEnd w:id="71"/>
+      <w:bookmarkStart w:id="76" w:name="__RefHeading___Toc3186_3741876853"/>
+      <w:bookmarkStart w:id="77" w:name="срез-затягивание-данных-на-сегодня"/>
+      <w:bookmarkEnd w:id="76"/>
       <w:r>
         <w:rPr>
           <w:rStyle w:val="SectionNumber"/>
@@ -11148,7 +11889,7 @@
           <wp:inline distT="0" distB="0" distL="0" distR="0">
             <wp:extent cx="5334000" cy="603250"/>
             <wp:effectExtent l="0" t="0" r="0" b="0"/>
-            <wp:docPr id="27" name="Image27" descr="Кнопка среза в панели «Данных по датам»"/>
+            <wp:docPr id="30" name="Image30" descr="Кнопка среза в панели «Данных по датам»"/>
             <wp:cNvGraphicFramePr>
               <a:graphicFrameLocks xmlns:a="http://schemas.openxmlformats.org/drawingml/2006/main" noChangeAspect="1"/>
             </wp:cNvGraphicFramePr>
@@ -11156,13 +11897,13 @@
               <a:graphicData uri="http://schemas.openxmlformats.org/drawingml/2006/picture">
                 <pic:pic xmlns:pic="http://schemas.openxmlformats.org/drawingml/2006/picture">
                   <pic:nvPicPr>
-                    <pic:cNvPr id="27" name="Image27" descr="Кнопка среза в панели «Данных по датам»"/>
+                    <pic:cNvPr id="30" name="Image30" descr="Кнопка среза в панели «Данных по датам»"/>
                     <pic:cNvPicPr>
                       <a:picLocks noChangeAspect="1" noChangeArrowheads="1"/>
                     </pic:cNvPicPr>
                   </pic:nvPicPr>
                   <pic:blipFill>
-                    <a:blip r:embed="rId28"/>
+                    <a:blip r:embed="rId31"/>
                     <a:stretch>
                       <a:fillRect/>
                     </a:stretch>
@@ -11198,7 +11939,7 @@
         <w:pStyle w:val="Compact"/>
         <w:numPr>
           <w:ilvl w:val="0"/>
-          <w:numId w:val="72"/>
+          <w:numId w:val="73"/>
         </w:numPr>
         <w:rPr/>
       </w:pPr>
@@ -11216,31 +11957,6 @@
       <w:r>
         <w:rPr/>
         <w:t>). Пока Burndown обращается к Jira, на кнопке написано «Загрузка из Jira…».</w:t>
-      </w:r>
-    </w:p>
-    <w:p>
-      <w:pPr>
-        <w:pStyle w:val="Compact"/>
-        <w:numPr>
-          <w:ilvl w:val="0"/>
-          <w:numId w:val="73"/>
-        </w:numPr>
-        <w:rPr/>
-      </w:pPr>
-      <w:r>
-        <w:rPr/>
-        <w:t xml:space="preserve">Откроется окно «Срез из Jira» — то же окно замера по всем эпикам, но со значениями из Jira. </w:t>
-      </w:r>
-      <w:r>
-        <w:rPr>
-          <w:b/>
-          <w:bCs/>
-        </w:rPr>
-        <w:t>Дата замера</w:t>
-      </w:r>
-      <w:r>
-        <w:rPr/>
-        <w:t xml:space="preserve"> — сегодня; при необходимости выберите другую.</w:t>
       </w:r>
     </w:p>
     <w:p>
@@ -11254,7 +11970,18 @@
       </w:pPr>
       <w:r>
         <w:rPr/>
-        <w:t>Под названием каждого эпика указано, сколько задач Jira учтено, и предупреждения, если они есть.</w:t>
+        <w:t xml:space="preserve">Откроется окно «Срез из Jira» — то же окно замера по всем эпикам, но со значениями из Jira. </w:t>
+      </w:r>
+      <w:r>
+        <w:rPr>
+          <w:b/>
+          <w:bCs/>
+        </w:rPr>
+        <w:t>Дата замера</w:t>
+      </w:r>
+      <w:r>
+        <w:rPr/>
+        <w:t xml:space="preserve"> — сегодня; при необходимости выберите другую.</w:t>
       </w:r>
     </w:p>
     <w:p>
@@ -11268,6 +11995,20 @@
       </w:pPr>
       <w:r>
         <w:rPr/>
+        <w:t>Под названием каждого эпика указано, сколько задач Jira учтено, и предупреждения, если они есть.</w:t>
+      </w:r>
+    </w:p>
+    <w:p>
+      <w:pPr>
+        <w:pStyle w:val="Compact"/>
+        <w:numPr>
+          <w:ilvl w:val="0"/>
+          <w:numId w:val="76"/>
+        </w:numPr>
+        <w:rPr/>
+      </w:pPr>
+      <w:r>
+        <w:rPr/>
         <w:t xml:space="preserve">Проверьте значения, при необходимости поправьте и нажмите </w:t>
       </w:r>
       <w:r>
@@ -11293,7 +12034,7 @@
           <wp:inline distT="0" distB="0" distL="0" distR="0">
             <wp:extent cx="4000500" cy="3941445"/>
             <wp:effectExtent l="0" t="0" r="0" b="0"/>
-            <wp:docPr id="28" name="Image28" descr="Окно среза из Jira со значениями по всем эпикам"/>
+            <wp:docPr id="31" name="Image31" descr="Окно среза из Jira со значениями по всем эпикам"/>
             <wp:cNvGraphicFramePr>
               <a:graphicFrameLocks xmlns:a="http://schemas.openxmlformats.org/drawingml/2006/main" noChangeAspect="1"/>
             </wp:cNvGraphicFramePr>
@@ -11301,13 +12042,13 @@
               <a:graphicData uri="http://schemas.openxmlformats.org/drawingml/2006/picture">
                 <pic:pic xmlns:pic="http://schemas.openxmlformats.org/drawingml/2006/picture">
                   <pic:nvPicPr>
-                    <pic:cNvPr id="28" name="Image28" descr="Окно среза из Jira со значениями по всем эпикам"/>
+                    <pic:cNvPr id="31" name="Image31" descr="Окно среза из Jira со значениями по всем эпикам"/>
                     <pic:cNvPicPr>
                       <a:picLocks noChangeAspect="1" noChangeArrowheads="1"/>
                     </pic:cNvPicPr>
                   </pic:nvPicPr>
                   <pic:blipFill>
-                    <a:blip r:embed="rId29"/>
+                    <a:blip r:embed="rId32"/>
                     <a:stretch>
                       <a:fillRect/>
                     </a:stretch>
@@ -11728,16 +12469,16 @@
         <w:rPr/>
         <w:t xml:space="preserve"> Первый успешный срез по кнопке открывает для неё автозаполнение по расписанию — появится сообщение «Первый срез получен — для кнопки доступно автозаполнение по расписанию». Срез считается успешным, если Jira вернула значения хотя бы по одному эпику.</w:t>
       </w:r>
-      <w:bookmarkEnd w:id="72"/>
+      <w:bookmarkEnd w:id="77"/>
     </w:p>
     <w:p>
       <w:pPr>
         <w:pStyle w:val="Heading2"/>
         <w:rPr/>
       </w:pPr>
-      <w:bookmarkStart w:id="73" w:name="__RefHeading___Toc3008_1477586195"/>
-      <w:bookmarkStart w:id="74" w:name="восстановление-истории"/>
-      <w:bookmarkEnd w:id="73"/>
+      <w:bookmarkStart w:id="78" w:name="__RefHeading___Toc3188_3741876853"/>
+      <w:bookmarkStart w:id="79" w:name="восстановление-истории"/>
+      <w:bookmarkEnd w:id="78"/>
       <w:r>
         <w:rPr>
           <w:rStyle w:val="SectionNumber"/>
@@ -11771,7 +12512,7 @@
           <wp:inline distT="0" distB="0" distL="0" distR="0">
             <wp:extent cx="4000500" cy="3153410"/>
             <wp:effectExtent l="0" t="0" r="0" b="0"/>
-            <wp:docPr id="29" name="Image29" descr="Восстановление истории по кнопке среза"/>
+            <wp:docPr id="32" name="Image32" descr="Восстановление истории по кнопке среза"/>
             <wp:cNvGraphicFramePr>
               <a:graphicFrameLocks xmlns:a="http://schemas.openxmlformats.org/drawingml/2006/main" noChangeAspect="1"/>
             </wp:cNvGraphicFramePr>
@@ -11779,13 +12520,13 @@
               <a:graphicData uri="http://schemas.openxmlformats.org/drawingml/2006/picture">
                 <pic:pic xmlns:pic="http://schemas.openxmlformats.org/drawingml/2006/picture">
                   <pic:nvPicPr>
-                    <pic:cNvPr id="29" name="Image29" descr="Восстановление истории по кнопке среза"/>
+                    <pic:cNvPr id="32" name="Image32" descr="Восстановление истории по кнопке среза"/>
                     <pic:cNvPicPr>
                       <a:picLocks noChangeAspect="1" noChangeArrowheads="1"/>
                     </pic:cNvPicPr>
                   </pic:nvPicPr>
                   <pic:blipFill>
-                    <a:blip r:embed="rId30"/>
+                    <a:blip r:embed="rId33"/>
                     <a:stretch>
                       <a:fillRect/>
                     </a:stretch>
@@ -11821,7 +12562,7 @@
         <w:pStyle w:val="Compact"/>
         <w:numPr>
           <w:ilvl w:val="0"/>
-          <w:numId w:val="76"/>
+          <w:numId w:val="77"/>
         </w:numPr>
         <w:rPr/>
       </w:pPr>
@@ -11839,64 +12580,6 @@
       <w:r>
         <w:rPr/>
         <w:t xml:space="preserve"> (доступна после первого успешного среза).</w:t>
-      </w:r>
-    </w:p>
-    <w:p>
-      <w:pPr>
-        <w:pStyle w:val="Compact"/>
-        <w:numPr>
-          <w:ilvl w:val="0"/>
-          <w:numId w:val="77"/>
-        </w:numPr>
-        <w:rPr/>
-      </w:pPr>
-      <w:r>
-        <w:rPr/>
-        <w:t xml:space="preserve">Задайте период </w:t>
-      </w:r>
-      <w:r>
-        <w:rPr>
-          <w:b/>
-          <w:bCs/>
-        </w:rPr>
-        <w:t>С</w:t>
-      </w:r>
-      <w:r>
-        <w:rPr/>
-        <w:t xml:space="preserve"> и </w:t>
-      </w:r>
-      <w:r>
-        <w:rPr>
-          <w:b/>
-          <w:bCs/>
-        </w:rPr>
-        <w:t>По</w:t>
-      </w:r>
-      <w:r>
-        <w:rPr/>
-        <w:t xml:space="preserve"> (только прошедшие даты), </w:t>
-      </w:r>
-      <w:r>
-        <w:rPr>
-          <w:b/>
-          <w:bCs/>
-        </w:rPr>
-        <w:t>Шаг</w:t>
-      </w:r>
-      <w:r>
-        <w:rPr/>
-        <w:t xml:space="preserve"> — раз в неделю или каждый день, и </w:t>
-      </w:r>
-      <w:r>
-        <w:rPr>
-          <w:b/>
-          <w:bCs/>
-        </w:rPr>
-        <w:t>Часовой пояс</w:t>
-      </w:r>
-      <w:r>
-        <w:rPr/>
-        <w:t>, в котором считается «конец дня».</w:t>
       </w:r>
     </w:p>
     <w:p>
@@ -11909,15 +12592,52 @@
         <w:rPr/>
       </w:pPr>
       <w:r>
+        <w:rPr/>
+        <w:t xml:space="preserve">Задайте период </w:t>
+      </w:r>
+      <w:r>
         <w:rPr>
           <w:b/>
           <w:bCs/>
         </w:rPr>
-        <w:t>Не изменять даты, где замер уже внесён</w:t>
-      </w:r>
-      <w:r>
-        <w:rPr/>
-        <w:t xml:space="preserve"> — оставьте отмеченным, чтобы ручные замеры сохранились. Если снять отметку, значения из Jira заменят их (кроме показателей, которые Jira не вернула).</w:t>
+        <w:t>С</w:t>
+      </w:r>
+      <w:r>
+        <w:rPr/>
+        <w:t xml:space="preserve"> и </w:t>
+      </w:r>
+      <w:r>
+        <w:rPr>
+          <w:b/>
+          <w:bCs/>
+        </w:rPr>
+        <w:t>По</w:t>
+      </w:r>
+      <w:r>
+        <w:rPr/>
+        <w:t xml:space="preserve"> (только прошедшие даты), </w:t>
+      </w:r>
+      <w:r>
+        <w:rPr>
+          <w:b/>
+          <w:bCs/>
+        </w:rPr>
+        <w:t>Шаг</w:t>
+      </w:r>
+      <w:r>
+        <w:rPr/>
+        <w:t xml:space="preserve"> — раз в неделю или каждый день, и </w:t>
+      </w:r>
+      <w:r>
+        <w:rPr>
+          <w:b/>
+          <w:bCs/>
+        </w:rPr>
+        <w:t>Часовой пояс</w:t>
+      </w:r>
+      <w:r>
+        <w:rPr/>
+        <w:t>, в котором считается «конец дня».</w:t>
       </w:r>
     </w:p>
     <w:p>
@@ -11930,6 +12650,27 @@
         <w:rPr/>
       </w:pPr>
       <w:r>
+        <w:rPr>
+          <w:b/>
+          <w:bCs/>
+        </w:rPr>
+        <w:t>Не изменять даты, где замер уже внесён</w:t>
+      </w:r>
+      <w:r>
+        <w:rPr/>
+        <w:t xml:space="preserve"> — оставьте отмеченным, чтобы ручные замеры сохранились. Если снять отметку, значения из Jira заменят их (кроме показателей, которые Jira не вернула).</w:t>
+      </w:r>
+    </w:p>
+    <w:p>
+      <w:pPr>
+        <w:pStyle w:val="Compact"/>
+        <w:numPr>
+          <w:ilvl w:val="0"/>
+          <w:numId w:val="80"/>
+        </w:numPr>
+        <w:rPr/>
+      </w:pPr>
+      <w:r>
         <w:rPr/>
         <w:t xml:space="preserve">Нажмите </w:t>
       </w:r>
@@ -11956,7 +12697,7 @@
           <wp:inline distT="0" distB="0" distL="0" distR="0">
             <wp:extent cx="4000500" cy="1259205"/>
             <wp:effectExtent l="0" t="0" r="0" b="0"/>
-            <wp:docPr id="30" name="Image30" descr="Результат восстановления"/>
+            <wp:docPr id="33" name="Image33" descr="Результат восстановления"/>
             <wp:cNvGraphicFramePr>
               <a:graphicFrameLocks xmlns:a="http://schemas.openxmlformats.org/drawingml/2006/main" noChangeAspect="1"/>
             </wp:cNvGraphicFramePr>
@@ -11964,13 +12705,13 @@
               <a:graphicData uri="http://schemas.openxmlformats.org/drawingml/2006/picture">
                 <pic:pic xmlns:pic="http://schemas.openxmlformats.org/drawingml/2006/picture">
                   <pic:nvPicPr>
-                    <pic:cNvPr id="30" name="Image30" descr="Результат восстановления"/>
+                    <pic:cNvPr id="33" name="Image33" descr="Результат восстановления"/>
                     <pic:cNvPicPr>
                       <a:picLocks noChangeAspect="1" noChangeArrowheads="1"/>
                     </pic:cNvPicPr>
                   </pic:nvPicPr>
                   <pic:blipFill>
-                    <a:blip r:embed="rId31"/>
+                    <a:blip r:embed="rId34"/>
                     <a:stretch>
                       <a:fillRect/>
                     </a:stretch>
@@ -12016,7 +12757,7 @@
         <w:pStyle w:val="Compact"/>
         <w:numPr>
           <w:ilvl w:val="0"/>
-          <w:numId w:val="80"/>
+          <w:numId w:val="81"/>
         </w:numPr>
         <w:rPr/>
       </w:pPr>
@@ -12034,20 +12775,6 @@
       <w:r>
         <w:rPr/>
         <w:t xml:space="preserve"> состав задач кнопки: задачи учитываются с даты их создания в Jira; задачи, которые раньше входили в структуру и были из неё убраны, не учитываются;</w:t>
-      </w:r>
-    </w:p>
-    <w:p>
-      <w:pPr>
-        <w:pStyle w:val="Compact"/>
-        <w:numPr>
-          <w:ilvl w:val="0"/>
-          <w:numId w:val="81"/>
-        </w:numPr>
-        <w:rPr/>
-      </w:pPr>
-      <w:r>
-        <w:rPr/>
-        <w:t>стандартные поля учёта времени и статусы восстанавливаются точно; пользовательские поля — если Jira записывает их изменения в журнал, иначе для прошлых дат берётся текущее значение (об этом будет предупреждение);</w:t>
       </w:r>
     </w:p>
     <w:p>
@@ -12061,7 +12788,7 @@
       </w:pPr>
       <w:r>
         <w:rPr/>
-        <w:t>для восстановленных дат сохраняется и состав задач — burn-up и разбор изменений сразу получают историю; срезы состава, сделанные раньше на эти даты, не перезаписываются;</w:t>
+        <w:t>стандартные поля учёта времени и статусы восстанавливаются точно; пользовательские поля — если Jira записывает их изменения в журнал, иначе для прошлых дат берётся текущее значение (об этом будет предупреждение);</w:t>
       </w:r>
     </w:p>
     <w:p>
@@ -12073,21 +12800,35 @@
         </w:numPr>
         <w:rPr/>
       </w:pPr>
-      <w:bookmarkStart w:id="75" w:name="восстановление-истории"/>
+      <w:r>
+        <w:rPr/>
+        <w:t>для восстановленных дат сохраняется и состав задач — burn-up и разбор изменений сразу получают историю; срезы состава, сделанные раньше на эти даты, не перезаписываются;</w:t>
+      </w:r>
+    </w:p>
+    <w:p>
+      <w:pPr>
+        <w:pStyle w:val="Compact"/>
+        <w:numPr>
+          <w:ilvl w:val="0"/>
+          <w:numId w:val="84"/>
+        </w:numPr>
+        <w:rPr/>
+      </w:pPr>
+      <w:bookmarkStart w:id="80" w:name="восстановление-истории"/>
       <w:r>
         <w:rPr/>
         <w:t>за один раз — не больше 370 дат; все созданные замеры попадают в реестр изменений.</w:t>
       </w:r>
-      <w:bookmarkEnd w:id="75"/>
+      <w:bookmarkEnd w:id="80"/>
     </w:p>
     <w:p>
       <w:pPr>
         <w:pStyle w:val="Heading2"/>
         <w:rPr/>
       </w:pPr>
-      <w:bookmarkStart w:id="76" w:name="__RefHeading___Toc3010_1477586195"/>
-      <w:bookmarkStart w:id="77" w:name="автозаполнение-по-расписанию"/>
-      <w:bookmarkEnd w:id="76"/>
+      <w:bookmarkStart w:id="81" w:name="__RefHeading___Toc3190_3741876853"/>
+      <w:bookmarkStart w:id="82" w:name="автозаполнение-по-расписанию"/>
+      <w:bookmarkEnd w:id="81"/>
       <w:r>
         <w:rPr>
           <w:rStyle w:val="SectionNumber"/>
@@ -12121,7 +12862,7 @@
           <wp:inline distT="0" distB="0" distL="0" distR="0">
             <wp:extent cx="5334000" cy="3876040"/>
             <wp:effectExtent l="0" t="0" r="0" b="0"/>
-            <wp:docPr id="31" name="Image31" descr="Раздел «Автозаполнение»: настроенное расписание и кнопка до первого среза"/>
+            <wp:docPr id="34" name="Image34" descr="Раздел «Автозаполнение»: настроенное расписание и кнопка до первого среза"/>
             <wp:cNvGraphicFramePr>
               <a:graphicFrameLocks xmlns:a="http://schemas.openxmlformats.org/drawingml/2006/main" noChangeAspect="1"/>
             </wp:cNvGraphicFramePr>
@@ -12129,13 +12870,13 @@
               <a:graphicData uri="http://schemas.openxmlformats.org/drawingml/2006/picture">
                 <pic:pic xmlns:pic="http://schemas.openxmlformats.org/drawingml/2006/picture">
                   <pic:nvPicPr>
-                    <pic:cNvPr id="31" name="Image31" descr="Раздел «Автозаполнение»: настроенное расписание и кнопка до первого среза"/>
+                    <pic:cNvPr id="34" name="Image34" descr="Раздел «Автозаполнение»: настроенное расписание и кнопка до первого среза"/>
                     <pic:cNvPicPr>
                       <a:picLocks noChangeAspect="1" noChangeArrowheads="1"/>
                     </pic:cNvPicPr>
                   </pic:nvPicPr>
                   <pic:blipFill>
-                    <a:blip r:embed="rId32"/>
+                    <a:blip r:embed="rId35"/>
                     <a:stretch>
                       <a:fillRect/>
                     </a:stretch>
@@ -12187,7 +12928,7 @@
           <wp:inline distT="0" distB="0" distL="0" distR="0">
             <wp:extent cx="5334000" cy="1575435"/>
             <wp:effectExtent l="0" t="0" r="0" b="0"/>
-            <wp:docPr id="32" name="Image32" descr="Карточка кнопки до первого успешного среза"/>
+            <wp:docPr id="35" name="Image35" descr="Карточка кнопки до первого успешного среза"/>
             <wp:cNvGraphicFramePr>
               <a:graphicFrameLocks xmlns:a="http://schemas.openxmlformats.org/drawingml/2006/main" noChangeAspect="1"/>
             </wp:cNvGraphicFramePr>
@@ -12195,13 +12936,13 @@
               <a:graphicData uri="http://schemas.openxmlformats.org/drawingml/2006/picture">
                 <pic:pic xmlns:pic="http://schemas.openxmlformats.org/drawingml/2006/picture">
                   <pic:nvPicPr>
-                    <pic:cNvPr id="32" name="Image32" descr="Карточка кнопки до первого успешного среза"/>
+                    <pic:cNvPr id="35" name="Image35" descr="Карточка кнопки до первого успешного среза"/>
                     <pic:cNvPicPr>
                       <a:picLocks noChangeAspect="1" noChangeArrowheads="1"/>
                     </pic:cNvPicPr>
                   </pic:nvPicPr>
                   <pic:blipFill>
-                    <a:blip r:embed="rId33"/>
+                    <a:blip r:embed="rId36"/>
                     <a:stretch>
                       <a:fillRect/>
                     </a:stretch>
@@ -12247,7 +12988,7 @@
         <w:pStyle w:val="Compact"/>
         <w:numPr>
           <w:ilvl w:val="0"/>
-          <w:numId w:val="84"/>
+          <w:numId w:val="85"/>
         </w:numPr>
         <w:rPr/>
       </w:pPr>
@@ -12265,31 +13006,6 @@
       <w:r>
         <w:rPr/>
         <w:t>.</w:t>
-      </w:r>
-    </w:p>
-    <w:p>
-      <w:pPr>
-        <w:pStyle w:val="Compact"/>
-        <w:numPr>
-          <w:ilvl w:val="0"/>
-          <w:numId w:val="85"/>
-        </w:numPr>
-        <w:rPr/>
-      </w:pPr>
-      <w:r>
-        <w:rPr/>
-        <w:t xml:space="preserve">Отметьте </w:t>
-      </w:r>
-      <w:r>
-        <w:rPr>
-          <w:b/>
-          <w:bCs/>
-        </w:rPr>
-        <w:t>Дни недели</w:t>
-      </w:r>
-      <w:r>
-        <w:rPr/>
-        <w:t xml:space="preserve"> (по умолчанию — будни).</w:t>
       </w:r>
     </w:p>
     <w:p>
@@ -12303,29 +13019,18 @@
       </w:pPr>
       <w:r>
         <w:rPr/>
-        <w:t xml:space="preserve">Укажите </w:t>
+        <w:t xml:space="preserve">Отметьте </w:t>
       </w:r>
       <w:r>
         <w:rPr>
           <w:b/>
           <w:bCs/>
         </w:rPr>
-        <w:t>Время запуска</w:t>
-      </w:r>
-      <w:r>
-        <w:rPr/>
-        <w:t xml:space="preserve"> и </w:t>
-      </w:r>
-      <w:r>
-        <w:rPr>
-          <w:b/>
-          <w:bCs/>
-        </w:rPr>
-        <w:t>Часовой пояс</w:t>
-      </w:r>
-      <w:r>
-        <w:rPr/>
-        <w:t>; ваш часовой пояс отмечен «— ваш».</w:t>
+        <w:t>Дни недели</w:t>
+      </w:r>
+      <w:r>
+        <w:rPr/>
+        <w:t xml:space="preserve"> (по умолчанию — будни).</w:t>
       </w:r>
     </w:p>
     <w:p>
@@ -12338,15 +13043,30 @@
         <w:rPr/>
       </w:pPr>
       <w:r>
+        <w:rPr/>
+        <w:t xml:space="preserve">Укажите </w:t>
+      </w:r>
+      <w:r>
         <w:rPr>
           <w:b/>
           <w:bCs/>
         </w:rPr>
-        <w:t>Перезаписывать замер, если на эту дату он уже внесён</w:t>
-      </w:r>
-      <w:r>
-        <w:rPr/>
-        <w:t>: отметка включена — значения из Jira заменят внесённые за день; снята — замер, уже внесённый вручную, останется без изменений.</w:t>
+        <w:t>Время запуска</w:t>
+      </w:r>
+      <w:r>
+        <w:rPr/>
+        <w:t xml:space="preserve"> и </w:t>
+      </w:r>
+      <w:r>
+        <w:rPr>
+          <w:b/>
+          <w:bCs/>
+        </w:rPr>
+        <w:t>Часовой пояс</w:t>
+      </w:r>
+      <w:r>
+        <w:rPr/>
+        <w:t>; ваш часовой пояс отмечен «— ваш».</w:t>
       </w:r>
     </w:p>
     <w:p>
@@ -12359,6 +13079,27 @@
         <w:rPr/>
       </w:pPr>
       <w:r>
+        <w:rPr>
+          <w:b/>
+          <w:bCs/>
+        </w:rPr>
+        <w:t>Перезаписывать замер, если на эту дату он уже внесён</w:t>
+      </w:r>
+      <w:r>
+        <w:rPr/>
+        <w:t>: отметка включена — значения из Jira заменят внесённые за день; снята — замер, уже внесённый вручную, останется без изменений.</w:t>
+      </w:r>
+    </w:p>
+    <w:p>
+      <w:pPr>
+        <w:pStyle w:val="Compact"/>
+        <w:numPr>
+          <w:ilvl w:val="0"/>
+          <w:numId w:val="89"/>
+        </w:numPr>
+        <w:rPr/>
+      </w:pPr>
+      <w:r>
         <w:rPr/>
         <w:t xml:space="preserve">Нажмите </w:t>
       </w:r>
@@ -12385,7 +13126,7 @@
           <wp:inline distT="0" distB="0" distL="0" distR="0">
             <wp:extent cx="5334000" cy="1645285"/>
             <wp:effectExtent l="0" t="0" r="0" b="0"/>
-            <wp:docPr id="33" name="Image33" descr="Карточка с включённым расписанием и результатом последнего запуска"/>
+            <wp:docPr id="36" name="Image36" descr="Карточка с включённым расписанием и результатом последнего запуска"/>
             <wp:cNvGraphicFramePr>
               <a:graphicFrameLocks xmlns:a="http://schemas.openxmlformats.org/drawingml/2006/main" noChangeAspect="1"/>
             </wp:cNvGraphicFramePr>
@@ -12393,13 +13134,13 @@
               <a:graphicData uri="http://schemas.openxmlformats.org/drawingml/2006/picture">
                 <pic:pic xmlns:pic="http://schemas.openxmlformats.org/drawingml/2006/picture">
                   <pic:nvPicPr>
-                    <pic:cNvPr id="33" name="Image33" descr="Карточка с включённым расписанием и результатом последнего запуска"/>
+                    <pic:cNvPr id="36" name="Image36" descr="Карточка с включённым расписанием и результатом последнего запуска"/>
                     <pic:cNvPicPr>
                       <a:picLocks noChangeAspect="1" noChangeArrowheads="1"/>
                     </pic:cNvPicPr>
                   </pic:nvPicPr>
                   <pic:blipFill>
-                    <a:blip r:embed="rId34"/>
+                    <a:blip r:embed="rId37"/>
                     <a:stretch>
                       <a:fillRect/>
                     </a:stretch>
@@ -12445,7 +13186,7 @@
         <w:pStyle w:val="Compact"/>
         <w:numPr>
           <w:ilvl w:val="0"/>
-          <w:numId w:val="89"/>
+          <w:numId w:val="90"/>
         </w:numPr>
         <w:rPr/>
       </w:pPr>
@@ -12459,27 +13200,6 @@
       <w:r>
         <w:rPr/>
         <w:t xml:space="preserve"> — когда Jira в последний раз вернула данные по этой кнопке;</w:t>
-      </w:r>
-    </w:p>
-    <w:p>
-      <w:pPr>
-        <w:pStyle w:val="Compact"/>
-        <w:numPr>
-          <w:ilvl w:val="0"/>
-          <w:numId w:val="90"/>
-        </w:numPr>
-        <w:rPr/>
-      </w:pPr>
-      <w:r>
-        <w:rPr>
-          <w:b/>
-          <w:bCs/>
-        </w:rPr>
-        <w:t>Последний автозапуск</w:t>
-      </w:r>
-      <w:r>
-        <w:rPr/>
-        <w:t xml:space="preserve"> — время и результат: «Сохранено замеров за 28.10.2026: 6», число пропущенных замеров и предупреждений либо текст ошибки (красным);</w:t>
       </w:r>
     </w:p>
     <w:p>
@@ -12496,38 +13216,11 @@
           <w:b/>
           <w:bCs/>
         </w:rPr>
-        <w:t>Следующий запуск</w:t>
-      </w:r>
-      <w:r>
-        <w:rPr/>
-        <w:t xml:space="preserve"> — дата и время ближайшего запуска в часовом поясе расписания.</w:t>
-      </w:r>
-    </w:p>
-    <w:p>
-      <w:pPr>
-        <w:pStyle w:val="FirstParagraph"/>
-        <w:rPr/>
-      </w:pPr>
-      <w:r>
-        <w:rPr>
-          <w:b/>
-          <w:bCs/>
-        </w:rPr>
-        <w:t>Запустить сейчас</w:t>
-      </w:r>
-      <w:r>
-        <w:rPr/>
-        <w:t xml:space="preserve"> выполняет то же, что автоматический запуск: забирает срез и сохраняет замер на сегодня, без окна проверки. Удобно, чтобы проверить расписание или обновить данные перед совещанием.</w:t>
-      </w:r>
-    </w:p>
-    <w:p>
-      <w:pPr>
-        <w:pStyle w:val="BodyText"/>
-        <w:rPr/>
-      </w:pPr>
-      <w:r>
-        <w:rPr/>
-        <w:t>Как работает автозапуск:</w:t>
+        <w:t>Последний автозапуск</w:t>
+      </w:r>
+      <w:r>
+        <w:rPr/>
+        <w:t xml:space="preserve"> — время и результат: «Сохранено замеров за 28.10.2026: 6», число пропущенных замеров и предупреждений либо текст ошибки (красным);</w:t>
       </w:r>
     </w:p>
     <w:p>
@@ -12540,8 +13233,42 @@
         <w:rPr/>
       </w:pPr>
       <w:r>
-        <w:rPr/>
-        <w:t>запуск выполняется один раз в день на кнопку; если сервер был недоступен в момент запуска, срез выполнится позже в тот же день;</w:t>
+        <w:rPr>
+          <w:b/>
+          <w:bCs/>
+        </w:rPr>
+        <w:t>Следующий запуск</w:t>
+      </w:r>
+      <w:r>
+        <w:rPr/>
+        <w:t xml:space="preserve"> — дата и время ближайшего запуска в часовом поясе расписания.</w:t>
+      </w:r>
+    </w:p>
+    <w:p>
+      <w:pPr>
+        <w:pStyle w:val="FirstParagraph"/>
+        <w:rPr/>
+      </w:pPr>
+      <w:r>
+        <w:rPr>
+          <w:b/>
+          <w:bCs/>
+        </w:rPr>
+        <w:t>Запустить сейчас</w:t>
+      </w:r>
+      <w:r>
+        <w:rPr/>
+        <w:t xml:space="preserve"> выполняет то же, что автоматический запуск: забирает срез и сохраняет замер на сегодня, без окна проверки. Удобно, чтобы проверить расписание или обновить данные перед совещанием.</w:t>
+      </w:r>
+    </w:p>
+    <w:p>
+      <w:pPr>
+        <w:pStyle w:val="BodyText"/>
+        <w:rPr/>
+      </w:pPr>
+      <w:r>
+        <w:rPr/>
+        <w:t>Как работает автозапуск:</w:t>
       </w:r>
     </w:p>
     <w:p>
@@ -12555,7 +13282,7 @@
       </w:pPr>
       <w:r>
         <w:rPr/>
-        <w:t>если расписание включено после сегодняшнего времени запуска, первый автозапуск будет в следующий день по расписанию;</w:t>
+        <w:t>запуск выполняется один раз в день на кнопку; если сервер был недоступен в момент запуска, срез выполнится позже в тот же день;</w:t>
       </w:r>
     </w:p>
     <w:p>
@@ -12569,7 +13296,7 @@
       </w:pPr>
       <w:r>
         <w:rPr/>
-        <w:t>показатели, для которых Jira ничего не вернула (или выбрано «не заполнять»), не затирают значения, уже внесённые за день;</w:t>
+        <w:t>если расписание включено после сегодняшнего времени запуска, первый автозапуск будет в следующий день по расписанию;</w:t>
       </w:r>
     </w:p>
     <w:p>
@@ -12583,7 +13310,7 @@
       </w:pPr>
       <w:r>
         <w:rPr/>
-        <w:t>изменения записываются в реестр изменений от имени «Автозаполнение»;</w:t>
+        <w:t>показатели, для которых Jira ничего не вернула (или выбрано «не заполнять»), не затирают значения, уже внесённые за день;</w:t>
       </w:r>
     </w:p>
     <w:p>
@@ -12597,6 +13324,20 @@
       </w:pPr>
       <w:r>
         <w:rPr/>
+        <w:t>изменения записываются в реестр изменений от имени «Автозаполнение»;</w:t>
+      </w:r>
+    </w:p>
+    <w:p>
+      <w:pPr>
+        <w:pStyle w:val="Compact"/>
+        <w:numPr>
+          <w:ilvl w:val="0"/>
+          <w:numId w:val="97"/>
+        </w:numPr>
+        <w:rPr/>
+      </w:pPr>
+      <w:r>
+        <w:rPr/>
         <w:t>при ошибке Jira (например, истёк токен) замеры не сохраняются, а текст ошибки показывается в карточке.</w:t>
       </w:r>
     </w:p>
@@ -12617,16 +13358,16 @@
         <w:rPr/>
         <w:t xml:space="preserve"> Выберите время, когда команда уже списала трудозатраты за предыдущий день, — например, 09:00. Тогда дашборд каждое утро показывает свежую картину без ручного ввода.</w:t>
       </w:r>
-      <w:bookmarkEnd w:id="77"/>
+      <w:bookmarkEnd w:id="82"/>
     </w:p>
     <w:p>
       <w:pPr>
         <w:pStyle w:val="Heading1"/>
         <w:rPr/>
       </w:pPr>
-      <w:bookmarkStart w:id="78" w:name="__RefHeading___Toc3012_1477586195"/>
-      <w:bookmarkStart w:id="79" w:name="задачи-jira-на-дашборде"/>
-      <w:bookmarkEnd w:id="78"/>
+      <w:bookmarkStart w:id="83" w:name="__RefHeading___Toc3192_3741876853"/>
+      <w:bookmarkStart w:id="84" w:name="задачи-jira-на-дашборде"/>
+      <w:bookmarkEnd w:id="83"/>
       <w:r>
         <w:rPr>
           <w:rStyle w:val="SectionNumber"/>
@@ -12654,9 +13395,9 @@
         <w:pStyle w:val="Heading2"/>
         <w:rPr/>
       </w:pPr>
-      <w:bookmarkStart w:id="80" w:name="__RefHeading___Toc3014_1477586195"/>
-      <w:bookmarkStart w:id="81" w:name="задачи-jira-по-эпикам"/>
-      <w:bookmarkEnd w:id="80"/>
+      <w:bookmarkStart w:id="85" w:name="__RefHeading___Toc3194_3741876853"/>
+      <w:bookmarkStart w:id="86" w:name="задачи-jira-по-эпикам"/>
+      <w:bookmarkEnd w:id="85"/>
       <w:r>
         <w:rPr>
           <w:rStyle w:val="SectionNumber"/>
@@ -12678,9 +13419,9 @@
         <w:rPr/>
         <w:drawing>
           <wp:inline distT="0" distB="0" distL="0" distR="0">
-            <wp:extent cx="5334000" cy="2590165"/>
+            <wp:extent cx="5334000" cy="2882900"/>
             <wp:effectExtent l="0" t="0" r="0" b="0"/>
-            <wp:docPr id="34" name="Image34" descr="Состав эпиков по задачам Jira"/>
+            <wp:docPr id="37" name="Image37" descr="Состав эпиков по задачам Jira"/>
             <wp:cNvGraphicFramePr>
               <a:graphicFrameLocks xmlns:a="http://schemas.openxmlformats.org/drawingml/2006/main" noChangeAspect="1"/>
             </wp:cNvGraphicFramePr>
@@ -12688,13 +13429,13 @@
               <a:graphicData uri="http://schemas.openxmlformats.org/drawingml/2006/picture">
                 <pic:pic xmlns:pic="http://schemas.openxmlformats.org/drawingml/2006/picture">
                   <pic:nvPicPr>
-                    <pic:cNvPr id="34" name="Image34" descr="Состав эпиков по задачам Jira"/>
+                    <pic:cNvPr id="37" name="Image37" descr="Состав эпиков по задачам Jira"/>
                     <pic:cNvPicPr>
                       <a:picLocks noChangeAspect="1" noChangeArrowheads="1"/>
                     </pic:cNvPicPr>
                   </pic:nvPicPr>
                   <pic:blipFill>
-                    <a:blip r:embed="rId35"/>
+                    <a:blip r:embed="rId38"/>
                     <a:stretch>
                       <a:fillRect/>
                     </a:stretch>
@@ -12702,7 +13443,7 @@
                   <pic:spPr bwMode="auto">
                     <a:xfrm>
                       <a:off x="0" y="0"/>
-                      <a:ext cx="5334000" cy="2590165"/>
+                      <a:ext cx="5334000" cy="2882900"/>
                     </a:xfrm>
                     <a:prstGeom prst="rect">
                       <a:avLst/>
@@ -13336,21 +14077,21 @@
         <w:pStyle w:val="BodyText"/>
         <w:rPr/>
       </w:pPr>
-      <w:bookmarkStart w:id="82" w:name="задачи-jira-по-эпикам"/>
+      <w:bookmarkStart w:id="87" w:name="задачи-jira-по-эпикам"/>
       <w:r>
         <w:rPr/>
         <w:t>Блок учитывает быстрые фильтры дашборда: скрытые эпики в нём не показываются. В PDF-отчёт дашборда попадает таблица с теми же данными.</w:t>
       </w:r>
-      <w:bookmarkEnd w:id="82"/>
+      <w:bookmarkEnd w:id="87"/>
     </w:p>
     <w:p>
       <w:pPr>
         <w:pStyle w:val="Heading2"/>
         <w:rPr/>
       </w:pPr>
-      <w:bookmarkStart w:id="83" w:name="__RefHeading___Toc3016_1477586195"/>
-      <w:bookmarkStart w:id="84" w:name="объём-и-выполнение-burn-up"/>
-      <w:bookmarkEnd w:id="83"/>
+      <w:bookmarkStart w:id="88" w:name="__RefHeading___Toc3196_3741876853"/>
+      <w:bookmarkStart w:id="89" w:name="объём-и-выполнение-burn-up"/>
+      <w:bookmarkEnd w:id="88"/>
       <w:r>
         <w:rPr>
           <w:rStyle w:val="SectionNumber"/>
@@ -13372,9 +14113,9 @@
         <w:rPr/>
         <w:drawing>
           <wp:inline distT="0" distB="0" distL="0" distR="0">
-            <wp:extent cx="5334000" cy="2105660"/>
+            <wp:extent cx="5334000" cy="2254250"/>
             <wp:effectExtent l="0" t="0" r="0" b="0"/>
-            <wp:docPr id="35" name="Image35" descr="Burn-up эпика по срезам задач"/>
+            <wp:docPr id="38" name="Image38" descr="Burn-up эпика по срезам задач"/>
             <wp:cNvGraphicFramePr>
               <a:graphicFrameLocks xmlns:a="http://schemas.openxmlformats.org/drawingml/2006/main" noChangeAspect="1"/>
             </wp:cNvGraphicFramePr>
@@ -13382,13 +14123,13 @@
               <a:graphicData uri="http://schemas.openxmlformats.org/drawingml/2006/picture">
                 <pic:pic xmlns:pic="http://schemas.openxmlformats.org/drawingml/2006/picture">
                   <pic:nvPicPr>
-                    <pic:cNvPr id="35" name="Image35" descr="Burn-up эпика по срезам задач"/>
+                    <pic:cNvPr id="38" name="Image38" descr="Burn-up эпика по срезам задач"/>
                     <pic:cNvPicPr>
                       <a:picLocks noChangeAspect="1" noChangeArrowheads="1"/>
                     </pic:cNvPicPr>
                   </pic:nvPicPr>
                   <pic:blipFill>
-                    <a:blip r:embed="rId36"/>
+                    <a:blip r:embed="rId39"/>
                     <a:stretch>
                       <a:fillRect/>
                     </a:stretch>
@@ -13396,7 +14137,7 @@
                   <pic:spPr bwMode="auto">
                     <a:xfrm>
                       <a:off x="0" y="0"/>
-                      <a:ext cx="5334000" cy="2105660"/>
+                      <a:ext cx="5334000" cy="2254250"/>
                     </a:xfrm>
                     <a:prstGeom prst="rect">
                       <a:avLst/>
@@ -13434,7 +14175,7 @@
         <w:pStyle w:val="Compact"/>
         <w:numPr>
           <w:ilvl w:val="0"/>
-          <w:numId w:val="97"/>
+          <w:numId w:val="98"/>
         </w:numPr>
         <w:rPr/>
       </w:pPr>
@@ -13455,7 +14196,7 @@
         <w:pStyle w:val="Compact"/>
         <w:numPr>
           <w:ilvl w:val="0"/>
-          <w:numId w:val="98"/>
+          <w:numId w:val="99"/>
         </w:numPr>
         <w:rPr/>
       </w:pPr>
@@ -13476,21 +14217,59 @@
         <w:pStyle w:val="FirstParagraph"/>
         <w:rPr/>
       </w:pPr>
-      <w:bookmarkStart w:id="85" w:name="объём-и-выполнение-burn-up"/>
       <w:r>
         <w:rPr/>
         <w:t>Burn-up отвечает на вопрос, который не видно по остатку: остаток уменьшился, потому что работа сделана, или потому что задачи переоценили. Если линия «Объём» растёт быстрее «Выполнено», срок под угрозой даже при снижающемся остатке. На один день приходится одна точка: повторный срез за день заменяет предыдущий.</w:t>
       </w:r>
-      <w:bookmarkEnd w:id="85"/>
+    </w:p>
+    <w:p>
+      <w:pPr>
+        <w:pStyle w:val="BodyText"/>
+        <w:rPr/>
+      </w:pPr>
+      <w:r>
+        <w:rPr>
+          <w:b/>
+          <w:bCs/>
+        </w:rPr>
+        <w:t>Прогноз по задачам.</w:t>
+      </w:r>
+      <w:r>
+        <w:rPr/>
+        <w:t xml:space="preserve"> По наклонам линий (темп выполнения и темп роста объёма, ч в день) Burndown считает, когда «Выполнено» догонит «Объём», и рисует пунктир до этой точки. Над графиком — дата и оба темпа; та же дата — в столбце </w:t>
+      </w:r>
+      <w:r>
+        <w:rPr>
+          <w:b/>
+          <w:bCs/>
+        </w:rPr>
+        <w:t>Прогноз по задачам</w:t>
+      </w:r>
+      <w:r>
+        <w:rPr/>
+        <w:t xml:space="preserve"> таблицы «Задачи Jira по эпикам» (зелёным — не позже цели, красным — позже). Если объём растёт не медленнее, чем выполняется, прогноз «не сходится»: при таком темпе работа не завершится. При скользящем методе burn rate темпы считаются по срезам окна.</w:t>
+      </w:r>
+    </w:p>
+    <w:p>
+      <w:pPr>
+        <w:pStyle w:val="BodyText"/>
+        <w:rPr/>
+      </w:pPr>
+      <w:bookmarkStart w:id="90" w:name="объём-и-выполнение-burn-up"/>
+      <w:r>
+        <w:rPr/>
+        <w:t>Прогноз по задачам дополняет прогноз по остатку: он опирается на оценки задач и статусы в Jira, а не на внесённый остаток, и сразу учитывает рост объёма. Сильное расхождение двух прогнозов — повод проверить оценки задач и списание остатка.</w:t>
+      </w:r>
+      <w:bookmarkEnd w:id="90"/>
     </w:p>
     <w:p>
       <w:pPr>
         <w:pStyle w:val="Heading2"/>
         <w:rPr/>
       </w:pPr>
-      <w:bookmarkStart w:id="86" w:name="__RefHeading___Toc3018_1477586195"/>
-      <w:bookmarkStart w:id="87" w:name="список-задач-и-качество-данных"/>
-      <w:bookmarkEnd w:id="86"/>
+      <w:bookmarkStart w:id="91" w:name="__RefHeading___Toc3198_3741876853"/>
+      <w:bookmarkStart w:id="92" w:name="список-задач-и-качество-данных"/>
+      <w:bookmarkEnd w:id="91"/>
       <w:r>
         <w:rPr>
           <w:rStyle w:val="SectionNumber"/>
@@ -13535,7 +14314,7 @@
           <wp:inline distT="0" distB="0" distL="0" distR="0">
             <wp:extent cx="4267200" cy="2607945"/>
             <wp:effectExtent l="0" t="0" r="0" b="0"/>
-            <wp:docPr id="36" name="Image36" descr="Список задач эпика"/>
+            <wp:docPr id="39" name="Image39" descr="Список задач эпика"/>
             <wp:cNvGraphicFramePr>
               <a:graphicFrameLocks xmlns:a="http://schemas.openxmlformats.org/drawingml/2006/main" noChangeAspect="1"/>
             </wp:cNvGraphicFramePr>
@@ -13543,13 +14322,13 @@
               <a:graphicData uri="http://schemas.openxmlformats.org/drawingml/2006/picture">
                 <pic:pic xmlns:pic="http://schemas.openxmlformats.org/drawingml/2006/picture">
                   <pic:nvPicPr>
-                    <pic:cNvPr id="36" name="Image36" descr="Список задач эпика"/>
+                    <pic:cNvPr id="39" name="Image39" descr="Список задач эпика"/>
                     <pic:cNvPicPr>
                       <a:picLocks noChangeAspect="1" noChangeArrowheads="1"/>
                     </pic:cNvPicPr>
                   </pic:nvPicPr>
                   <pic:blipFill>
-                    <a:blip r:embed="rId37"/>
+                    <a:blip r:embed="rId40"/>
                     <a:stretch>
                       <a:fillRect/>
                     </a:stretch>
@@ -14176,7 +14955,7 @@
           <wp:inline distT="0" distB="0" distL="0" distR="0">
             <wp:extent cx="4267200" cy="2237740"/>
             <wp:effectExtent l="0" t="0" r="0" b="0"/>
-            <wp:docPr id="37" name="Image37" descr="Только задачи с неполными данными"/>
+            <wp:docPr id="40" name="Image40" descr="Только задачи с неполными данными"/>
             <wp:cNvGraphicFramePr>
               <a:graphicFrameLocks xmlns:a="http://schemas.openxmlformats.org/drawingml/2006/main" noChangeAspect="1"/>
             </wp:cNvGraphicFramePr>
@@ -14184,13 +14963,13 @@
               <a:graphicData uri="http://schemas.openxmlformats.org/drawingml/2006/picture">
                 <pic:pic xmlns:pic="http://schemas.openxmlformats.org/drawingml/2006/picture">
                   <pic:nvPicPr>
-                    <pic:cNvPr id="37" name="Image37" descr="Только задачи с неполными данными"/>
+                    <pic:cNvPr id="40" name="Image40" descr="Только задачи с неполными данными"/>
                     <pic:cNvPicPr>
                       <a:picLocks noChangeAspect="1" noChangeArrowheads="1"/>
                     </pic:cNvPicPr>
                   </pic:nvPicPr>
                   <pic:blipFill>
-                    <a:blip r:embed="rId38"/>
+                    <a:blip r:embed="rId41"/>
                     <a:stretch>
                       <a:fillRect/>
                     </a:stretch>
@@ -14254,21 +15033,21 @@
         <w:pStyle w:val="FirstParagraph"/>
         <w:rPr/>
       </w:pPr>
-      <w:bookmarkStart w:id="88" w:name="список-задач-и-качество-данных"/>
+      <w:bookmarkStart w:id="93" w:name="список-задач-и-качество-данных"/>
       <w:r>
         <w:rPr/>
         <w:t>Если у эпика есть предыдущий срез, под значениями остатка, затраченного и оценки показано их изменение, а задачи, которых в прошлом срезе не было, отмечены «новая».</w:t>
       </w:r>
-      <w:bookmarkEnd w:id="88"/>
+      <w:bookmarkEnd w:id="93"/>
     </w:p>
     <w:p>
       <w:pPr>
         <w:pStyle w:val="Heading2"/>
         <w:rPr/>
       </w:pPr>
-      <w:bookmarkStart w:id="89" w:name="__RefHeading___Toc3020_1477586195"/>
-      <w:bookmarkStart w:id="90" w:name="что-изменилось-между-срезами"/>
-      <w:bookmarkEnd w:id="89"/>
+      <w:bookmarkStart w:id="94" w:name="__RefHeading___Toc3200_3741876853"/>
+      <w:bookmarkStart w:id="95" w:name="что-изменилось-между-срезами"/>
+      <w:bookmarkEnd w:id="94"/>
       <w:r>
         <w:rPr>
           <w:rStyle w:val="SectionNumber"/>
@@ -14346,7 +15125,7 @@
           <wp:inline distT="0" distB="0" distL="0" distR="0">
             <wp:extent cx="4533900" cy="3244215"/>
             <wp:effectExtent l="0" t="0" r="0" b="0"/>
-            <wp:docPr id="38" name="Image38" descr="Что изменилось в эпике за период"/>
+            <wp:docPr id="41" name="Image41" descr="Что изменилось в эпике за период"/>
             <wp:cNvGraphicFramePr>
               <a:graphicFrameLocks xmlns:a="http://schemas.openxmlformats.org/drawingml/2006/main" noChangeAspect="1"/>
             </wp:cNvGraphicFramePr>
@@ -14354,13 +15133,13 @@
               <a:graphicData uri="http://schemas.openxmlformats.org/drawingml/2006/picture">
                 <pic:pic xmlns:pic="http://schemas.openxmlformats.org/drawingml/2006/picture">
                   <pic:nvPicPr>
-                    <pic:cNvPr id="38" name="Image38" descr="Что изменилось в эпике за период"/>
+                    <pic:cNvPr id="41" name="Image41" descr="Что изменилось в эпике за период"/>
                     <pic:cNvPicPr>
                       <a:picLocks noChangeAspect="1" noChangeArrowheads="1"/>
                     </pic:cNvPicPr>
                   </pic:nvPicPr>
                   <pic:blipFill>
-                    <a:blip r:embed="rId39"/>
+                    <a:blip r:embed="rId42"/>
                     <a:stretch>
                       <a:fillRect/>
                     </a:stretch>
@@ -14742,17 +15521,17 @@
         <w:rPr/>
         <w:t xml:space="preserve"> за период. Ключи задач открывают их в Jira.</w:t>
       </w:r>
-      <w:bookmarkEnd w:id="79"/>
-      <w:bookmarkEnd w:id="90"/>
+      <w:bookmarkEnd w:id="84"/>
+      <w:bookmarkEnd w:id="95"/>
     </w:p>
     <w:p>
       <w:pPr>
         <w:pStyle w:val="Heading1"/>
         <w:rPr/>
       </w:pPr>
-      <w:bookmarkStart w:id="91" w:name="__RefHeading___Toc3022_1477586195"/>
-      <w:bookmarkStart w:id="92" w:name="режим-просмотра"/>
-      <w:bookmarkEnd w:id="91"/>
+      <w:bookmarkStart w:id="96" w:name="__RefHeading___Toc3202_3741876853"/>
+      <w:bookmarkStart w:id="97" w:name="режим-просмотра"/>
+      <w:bookmarkEnd w:id="96"/>
       <w:r>
         <w:rPr>
           <w:rStyle w:val="SectionNumber"/>
@@ -14786,7 +15565,7 @@
           <wp:inline distT="0" distB="0" distL="0" distR="0">
             <wp:extent cx="5334000" cy="3333750"/>
             <wp:effectExtent l="0" t="0" r="0" b="0"/>
-            <wp:docPr id="39" name="Image39" descr="Раздел «Эпики» в режиме просмотра"/>
+            <wp:docPr id="42" name="Image42" descr="Раздел «Эпики» в режиме просмотра"/>
             <wp:cNvGraphicFramePr>
               <a:graphicFrameLocks xmlns:a="http://schemas.openxmlformats.org/drawingml/2006/main" noChangeAspect="1"/>
             </wp:cNvGraphicFramePr>
@@ -14794,13 +15573,13 @@
               <a:graphicData uri="http://schemas.openxmlformats.org/drawingml/2006/picture">
                 <pic:pic xmlns:pic="http://schemas.openxmlformats.org/drawingml/2006/picture">
                   <pic:nvPicPr>
-                    <pic:cNvPr id="39" name="Image39" descr="Раздел «Эпики» в режиме просмотра"/>
+                    <pic:cNvPr id="42" name="Image42" descr="Раздел «Эпики» в режиме просмотра"/>
                     <pic:cNvPicPr>
                       <a:picLocks noChangeAspect="1" noChangeArrowheads="1"/>
                     </pic:cNvPicPr>
                   </pic:nvPicPr>
                   <pic:blipFill>
-                    <a:blip r:embed="rId40"/>
+                    <a:blip r:embed="rId43"/>
                     <a:stretch>
                       <a:fillRect/>
                     </a:stretch>
@@ -14836,21 +15615,21 @@
         <w:pStyle w:val="BodyText"/>
         <w:rPr/>
       </w:pPr>
-      <w:bookmarkStart w:id="93" w:name="режим-просмотра"/>
+      <w:bookmarkStart w:id="98" w:name="режим-просмотра"/>
       <w:r>
         <w:rPr/>
         <w:t>Остаются доступны фильтры, выбор эпика на графике, сортировка таблиц, период burn rate, выгрузка в PDF и печать. Если у вас разные роли в разных проектах, режим переключается при смене проекта.</w:t>
       </w:r>
-      <w:bookmarkEnd w:id="93"/>
+      <w:bookmarkEnd w:id="98"/>
     </w:p>
     <w:p>
       <w:pPr>
         <w:pStyle w:val="Heading1"/>
         <w:rPr/>
       </w:pPr>
-      <w:bookmarkStart w:id="94" w:name="__RefHeading___Toc3024_1477586195"/>
-      <w:bookmarkStart w:id="95" w:name="отчёты-pdf-и-печать"/>
-      <w:bookmarkEnd w:id="94"/>
+      <w:bookmarkStart w:id="99" w:name="__RefHeading___Toc3204_3741876853"/>
+      <w:bookmarkStart w:id="100" w:name="отчёты-pdf-и-печать"/>
+      <w:bookmarkEnd w:id="99"/>
       <w:r>
         <w:rPr>
           <w:rStyle w:val="SectionNumber"/>
@@ -14882,27 +15661,6 @@
       <w:r>
         <w:rPr/>
         <w:t xml:space="preserve"> формирует на сервере отчёт с таблицами раздела:</w:t>
-      </w:r>
-    </w:p>
-    <w:p>
-      <w:pPr>
-        <w:pStyle w:val="Compact"/>
-        <w:numPr>
-          <w:ilvl w:val="0"/>
-          <w:numId w:val="99"/>
-        </w:numPr>
-        <w:rPr/>
-      </w:pPr>
-      <w:r>
-        <w:rPr>
-          <w:b/>
-          <w:bCs/>
-        </w:rPr>
-        <w:t>Дашборд</w:t>
-      </w:r>
-      <w:r>
-        <w:rPr/>
-        <w:t xml:space="preserve"> — ключевые показатели, сводка по эпикам, burn rate за последние 5 дат и задачи Jira по эпикам (если есть срезы) с учётом выбранных эпиков;</w:t>
       </w:r>
     </w:p>
     <w:p>
@@ -14919,11 +15677,11 @@
           <w:b/>
           <w:bCs/>
         </w:rPr>
-        <w:t>Свод по этапам</w:t>
-      </w:r>
-      <w:r>
-        <w:rPr/>
-        <w:t xml:space="preserve"> — сводка по этапам и эпикам каждого этапа (сданные — если отмечено «Учитывать сданные эпики»);</w:t>
+        <w:t>Дашборд</w:t>
+      </w:r>
+      <w:r>
+        <w:rPr/>
+        <w:t xml:space="preserve"> — ключевые показатели, сводка по эпикам, burn rate за последние 5 дат и задачи Jira по эпикам (если есть срезы) с учётом выбранных эпиков;</w:t>
       </w:r>
     </w:p>
     <w:p>
@@ -14940,43 +15698,64 @@
           <w:b/>
           <w:bCs/>
         </w:rPr>
-        <w:t>Данные по датам</w:t>
-      </w:r>
-      <w:r>
-        <w:rPr/>
-        <w:t xml:space="preserve"> — все замеры по каждому эпику.</w:t>
-      </w:r>
-    </w:p>
-    <w:p>
-      <w:pPr>
-        <w:pStyle w:val="FirstParagraph"/>
-        <w:rPr/>
-      </w:pPr>
-      <w:r>
-        <w:rPr/>
-        <w:t xml:space="preserve">Кнопка </w:t>
-      </w:r>
+        <w:t>Свод по этапам</w:t>
+      </w:r>
+      <w:r>
+        <w:rPr/>
+        <w:t xml:space="preserve"> — сводка по этапам и эпикам каждого этапа (сданные — если отмечено «Учитывать сданные эпики»);</w:t>
+      </w:r>
+    </w:p>
+    <w:p>
+      <w:pPr>
+        <w:pStyle w:val="Compact"/>
+        <w:numPr>
+          <w:ilvl w:val="0"/>
+          <w:numId w:val="102"/>
+        </w:numPr>
+        <w:rPr/>
+      </w:pPr>
       <w:r>
         <w:rPr>
           <w:b/>
           <w:bCs/>
         </w:rPr>
+        <w:t>Данные по датам</w:t>
+      </w:r>
+      <w:r>
+        <w:rPr/>
+        <w:t xml:space="preserve"> — все замеры по каждому эпику.</w:t>
+      </w:r>
+    </w:p>
+    <w:p>
+      <w:pPr>
+        <w:pStyle w:val="FirstParagraph"/>
+        <w:rPr/>
+      </w:pPr>
+      <w:r>
+        <w:rPr/>
+        <w:t xml:space="preserve">Кнопка </w:t>
+      </w:r>
+      <w:r>
+        <w:rPr>
+          <w:b/>
+          <w:bCs/>
+        </w:rPr>
         <w:t>Печать</w:t>
       </w:r>
       <w:r>
         <w:rPr/>
         <w:t xml:space="preserve"> (дашборд и свод) печатает раздел вместе с графиками: меню и кнопки скрываются, страница подстраивается под альбомный A4. Чтобы получить PDF с графиками, выберите в диалоге печати «Сохранить как PDF».</w:t>
       </w:r>
-      <w:bookmarkEnd w:id="95"/>
+      <w:bookmarkEnd w:id="100"/>
     </w:p>
     <w:p>
       <w:pPr>
         <w:pStyle w:val="Heading1"/>
         <w:rPr/>
       </w:pPr>
-      <w:bookmarkStart w:id="96" w:name="__RefHeading___Toc3026_1477586195"/>
-      <w:bookmarkStart w:id="97" w:name="работа-с-телефона"/>
-      <w:bookmarkEnd w:id="96"/>
+      <w:bookmarkStart w:id="101" w:name="__RefHeading___Toc3206_3741876853"/>
+      <w:bookmarkStart w:id="102" w:name="работа-с-телефона"/>
+      <w:bookmarkEnd w:id="101"/>
       <w:r>
         <w:rPr>
           <w:rStyle w:val="SectionNumber"/>
@@ -15021,7 +15800,7 @@
           <wp:inline distT="0" distB="0" distL="0" distR="0">
             <wp:extent cx="2026920" cy="4386580"/>
             <wp:effectExtent l="0" t="0" r="0" b="0"/>
-            <wp:docPr id="40" name="Image40" descr="Дашборд на телефоне"/>
+            <wp:docPr id="43" name="Image43" descr="Дашборд на телефоне"/>
             <wp:cNvGraphicFramePr>
               <a:graphicFrameLocks xmlns:a="http://schemas.openxmlformats.org/drawingml/2006/main" noChangeAspect="1"/>
             </wp:cNvGraphicFramePr>
@@ -15029,13 +15808,13 @@
               <a:graphicData uri="http://schemas.openxmlformats.org/drawingml/2006/picture">
                 <pic:pic xmlns:pic="http://schemas.openxmlformats.org/drawingml/2006/picture">
                   <pic:nvPicPr>
-                    <pic:cNvPr id="40" name="Image40" descr="Дашборд на телефоне"/>
+                    <pic:cNvPr id="43" name="Image43" descr="Дашборд на телефоне"/>
                     <pic:cNvPicPr>
                       <a:picLocks noChangeAspect="1" noChangeArrowheads="1"/>
                     </pic:cNvPicPr>
                   </pic:nvPicPr>
                   <pic:blipFill>
-                    <a:blip r:embed="rId41"/>
+                    <a:blip r:embed="rId44"/>
                     <a:stretch>
                       <a:fillRect/>
                     </a:stretch>
@@ -15065,7 +15844,7 @@
           <wp:inline distT="0" distB="0" distL="0" distR="0">
             <wp:extent cx="2026920" cy="4386580"/>
             <wp:effectExtent l="0" t="0" r="0" b="0"/>
-            <wp:docPr id="41" name="Image41" descr="Открытое меню"/>
+            <wp:docPr id="44" name="Image44" descr="Открытое меню"/>
             <wp:cNvGraphicFramePr>
               <a:graphicFrameLocks xmlns:a="http://schemas.openxmlformats.org/drawingml/2006/main" noChangeAspect="1"/>
             </wp:cNvGraphicFramePr>
@@ -15073,13 +15852,13 @@
               <a:graphicData uri="http://schemas.openxmlformats.org/drawingml/2006/picture">
                 <pic:pic xmlns:pic="http://schemas.openxmlformats.org/drawingml/2006/picture">
                   <pic:nvPicPr>
-                    <pic:cNvPr id="41" name="Image41" descr="Открытое меню"/>
+                    <pic:cNvPr id="44" name="Image44" descr="Открытое меню"/>
                     <pic:cNvPicPr>
                       <a:picLocks noChangeAspect="1" noChangeArrowheads="1"/>
                     </pic:cNvPicPr>
                   </pic:nvPicPr>
                   <pic:blipFill>
-                    <a:blip r:embed="rId42"/>
+                    <a:blip r:embed="rId45"/>
                     <a:stretch>
                       <a:fillRect/>
                     </a:stretch>
@@ -15099,16 +15878,16 @@
           </wp:inline>
         </w:drawing>
       </w:r>
-      <w:bookmarkEnd w:id="97"/>
+      <w:bookmarkEnd w:id="102"/>
     </w:p>
     <w:p>
       <w:pPr>
         <w:pStyle w:val="Heading1"/>
         <w:rPr/>
       </w:pPr>
-      <w:bookmarkStart w:id="98" w:name="__RefHeading___Toc3028_1477586195"/>
-      <w:bookmarkStart w:id="99" w:name="пользовательские-сценарии"/>
-      <w:bookmarkEnd w:id="98"/>
+      <w:bookmarkStart w:id="103" w:name="__RefHeading___Toc3208_3741876853"/>
+      <w:bookmarkStart w:id="104" w:name="пользовательские-сценарии"/>
+      <w:bookmarkEnd w:id="103"/>
       <w:r>
         <w:rPr>
           <w:rStyle w:val="SectionNumber"/>
@@ -15126,9 +15905,9 @@
         <w:pStyle w:val="Heading2"/>
         <w:rPr/>
       </w:pPr>
-      <w:bookmarkStart w:id="100" w:name="__RefHeading___Toc3030_1477586195"/>
-      <w:bookmarkStart w:id="101" w:name="сценарий-1.-еженедельный-замер-вручную"/>
-      <w:bookmarkEnd w:id="100"/>
+      <w:bookmarkStart w:id="105" w:name="__RefHeading___Toc3210_3741876853"/>
+      <w:bookmarkStart w:id="106" w:name="сценарий-1.-еженедельный-замер-вручную"/>
+      <w:bookmarkEnd w:id="105"/>
       <w:r>
         <w:rPr>
           <w:rStyle w:val="SectionNumber"/>
@@ -15167,31 +15946,6 @@
       <w:r>
         <w:rPr/>
         <w:t xml:space="preserve"> обновить данные по всем эпикам и оценить сроки.</w:t>
-      </w:r>
-    </w:p>
-    <w:p>
-      <w:pPr>
-        <w:pStyle w:val="Compact"/>
-        <w:numPr>
-          <w:ilvl w:val="0"/>
-          <w:numId w:val="102"/>
-        </w:numPr>
-        <w:rPr/>
-      </w:pPr>
-      <w:r>
-        <w:rPr/>
-        <w:t xml:space="preserve">Открывает «Данные по датам» и нажимает </w:t>
-      </w:r>
-      <w:r>
-        <w:rPr>
-          <w:b/>
-          <w:bCs/>
-        </w:rPr>
-        <w:t>Замер по всем эпикам</w:t>
-      </w:r>
-      <w:r>
-        <w:rPr/>
-        <w:t>.</w:t>
       </w:r>
     </w:p>
     <w:p>
@@ -15205,18 +15959,18 @@
       </w:pPr>
       <w:r>
         <w:rPr/>
-        <w:t xml:space="preserve">Проверяет дату, нажимает </w:t>
+        <w:t xml:space="preserve">Открывает «Данные по датам» и нажимает </w:t>
       </w:r>
       <w:r>
         <w:rPr>
           <w:b/>
           <w:bCs/>
         </w:rPr>
-        <w:t>Подставить прошлые значения</w:t>
-      </w:r>
-      <w:r>
-        <w:rPr/>
-        <w:t>, исправляет остаток и затраченное время, при изменении — оценку.</w:t>
+        <w:t>Замер по всем эпикам</w:t>
+      </w:r>
+      <w:r>
+        <w:rPr/>
+        <w:t>.</w:t>
       </w:r>
     </w:p>
     <w:p>
@@ -15230,18 +15984,18 @@
       </w:pPr>
       <w:r>
         <w:rPr/>
-        <w:t xml:space="preserve">Нажимает </w:t>
+        <w:t xml:space="preserve">Проверяет дату, нажимает </w:t>
       </w:r>
       <w:r>
         <w:rPr>
           <w:b/>
           <w:bCs/>
         </w:rPr>
-        <w:t>Сохранить</w:t>
-      </w:r>
-      <w:r>
-        <w:rPr/>
-        <w:t xml:space="preserve"> и переходит на «Дашборд»: статусы, Δ оценки, строки с отрицательным burn rate.</w:t>
+        <w:t>Подставить прошлые значения</w:t>
+      </w:r>
+      <w:r>
+        <w:rPr/>
+        <w:t>, исправляет остаток и затраченное время, при изменении — оценку.</w:t>
       </w:r>
     </w:p>
     <w:p>
@@ -15255,62 +16009,18 @@
       </w:pPr>
       <w:r>
         <w:rPr/>
-        <w:t>В «Своде по этапам» проверяет, что этапы укладываются в цели.</w:t>
-      </w:r>
-    </w:p>
-    <w:p>
-      <w:pPr>
-        <w:pStyle w:val="FirstParagraph"/>
-        <w:rPr/>
-      </w:pPr>
+        <w:t xml:space="preserve">Нажимает </w:t>
+      </w:r>
       <w:r>
         <w:rPr>
           <w:b/>
           <w:bCs/>
         </w:rPr>
-        <w:t>Результат:</w:t>
-      </w:r>
-      <w:r>
-        <w:rPr/>
-        <w:t xml:space="preserve"> актуальная картина сроков за несколько минут.</w:t>
-      </w:r>
-      <w:bookmarkEnd w:id="101"/>
-    </w:p>
-    <w:p>
-      <w:pPr>
-        <w:pStyle w:val="Heading2"/>
-        <w:rPr/>
-      </w:pPr>
-      <w:bookmarkStart w:id="102" w:name="__RefHeading___Toc3032_1477586195"/>
-      <w:bookmarkStart w:id="103" w:name="X78d37a44ee7c8d22d59db32d3ad170073632566"/>
-      <w:bookmarkEnd w:id="102"/>
-      <w:r>
-        <w:rPr>
-          <w:rStyle w:val="SectionNumber"/>
-        </w:rPr>
-        <w:t>13.2</w:t>
-      </w:r>
-      <w:r>
-        <w:rPr/>
-        <w:tab/>
-        <w:t>Сценарий 2. Связать проект с Jira и затянуть сегодняшний день</w:t>
-      </w:r>
-    </w:p>
-    <w:p>
-      <w:pPr>
-        <w:pStyle w:val="FirstParagraph"/>
-        <w:rPr/>
-      </w:pPr>
-      <w:r>
-        <w:rPr>
-          <w:b/>
-          <w:bCs/>
-        </w:rPr>
-        <w:t>Кто:</w:t>
-      </w:r>
-      <w:r>
-        <w:rPr/>
-        <w:t xml:space="preserve"> руководитель проекта, задачи команды ведутся в Jira со структурой Structure.</w:t>
+        <w:t>Сохранить</w:t>
+      </w:r>
+      <w:r>
+        <w:rPr/>
+        <w:t xml:space="preserve"> и переходит на «Дашборд»: статусы, Δ оценки, строки с отрицательным burn rate.</w:t>
       </w:r>
     </w:p>
     <w:p>
@@ -15324,29 +16034,62 @@
       </w:pPr>
       <w:r>
         <w:rPr/>
-        <w:t xml:space="preserve">В «Связь с Jira» вводит адрес Jira и PAT, нажимает </w:t>
-      </w:r>
+        <w:t>В «Своде по этапам» проверяет, что этапы укладываются в цели.</w:t>
+      </w:r>
+    </w:p>
+    <w:p>
+      <w:pPr>
+        <w:pStyle w:val="FirstParagraph"/>
+        <w:rPr/>
+      </w:pPr>
       <w:r>
         <w:rPr>
           <w:b/>
           <w:bCs/>
         </w:rPr>
-        <w:t>Проверить подключение</w:t>
-      </w:r>
-      <w:r>
-        <w:rPr/>
-        <w:t xml:space="preserve">, затем </w:t>
-      </w:r>
+        <w:t>Результат:</w:t>
+      </w:r>
+      <w:r>
+        <w:rPr/>
+        <w:t xml:space="preserve"> актуальная картина сроков за несколько минут.</w:t>
+      </w:r>
+      <w:bookmarkEnd w:id="106"/>
+    </w:p>
+    <w:p>
+      <w:pPr>
+        <w:pStyle w:val="Heading2"/>
+        <w:rPr/>
+      </w:pPr>
+      <w:bookmarkStart w:id="107" w:name="__RefHeading___Toc3212_3741876853"/>
+      <w:bookmarkStart w:id="108" w:name="X78d37a44ee7c8d22d59db32d3ad170073632566"/>
+      <w:bookmarkEnd w:id="107"/>
+      <w:r>
+        <w:rPr>
+          <w:rStyle w:val="SectionNumber"/>
+        </w:rPr>
+        <w:t>13.2</w:t>
+      </w:r>
+      <w:r>
+        <w:rPr/>
+        <w:tab/>
+        <w:t>Сценарий 2. Связать проект с Jira и затянуть сегодняшний день</w:t>
+      </w:r>
+    </w:p>
+    <w:p>
+      <w:pPr>
+        <w:pStyle w:val="FirstParagraph"/>
+        <w:rPr/>
+      </w:pPr>
       <w:r>
         <w:rPr>
           <w:b/>
           <w:bCs/>
         </w:rPr>
-        <w:t>Сохранить</w:t>
-      </w:r>
-      <w:r>
-        <w:rPr/>
-        <w:t>.</w:t>
+        <w:t>Кто:</w:t>
+      </w:r>
+      <w:r>
+        <w:rPr/>
+        <w:t xml:space="preserve"> руководитель проекта, задачи команды ведутся в Jira со структурой Structure.</w:t>
       </w:r>
     </w:p>
     <w:p>
@@ -15360,29 +16103,29 @@
       </w:pPr>
       <w:r>
         <w:rPr/>
-        <w:t xml:space="preserve">Нажимает </w:t>
+        <w:t xml:space="preserve">В «Связь с Jira» вводит адрес Jira и PAT, нажимает </w:t>
       </w:r>
       <w:r>
         <w:rPr>
           <w:b/>
           <w:bCs/>
         </w:rPr>
-        <w:t>+ Новая кнопка</w:t>
-      </w:r>
-      <w:r>
-        <w:rPr/>
-        <w:t xml:space="preserve">, вводит название, </w:t>
+        <w:t>Проверить подключение</w:t>
+      </w:r>
+      <w:r>
+        <w:rPr/>
+        <w:t xml:space="preserve">, затем </w:t>
       </w:r>
       <w:r>
         <w:rPr>
           <w:b/>
           <w:bCs/>
         </w:rPr>
-        <w:t>Загрузить из Jira</w:t>
-      </w:r>
-      <w:r>
-        <w:rPr/>
-        <w:t xml:space="preserve"> → выбирает структуру релиза.</w:t>
+        <w:t>Сохранить</w:t>
+      </w:r>
+      <w:r>
+        <w:rPr/>
+        <w:t>.</w:t>
       </w:r>
     </w:p>
     <w:p>
@@ -15396,18 +16139,29 @@
       </w:pPr>
       <w:r>
         <w:rPr/>
-        <w:t xml:space="preserve">У каждого эпика указывает ключ задачи-эпика Jira, оставляет </w:t>
+        <w:t xml:space="preserve">Нажимает </w:t>
       </w:r>
       <w:r>
         <w:rPr>
           <w:b/>
           <w:bCs/>
         </w:rPr>
-        <w:t>С вложенными</w:t>
-      </w:r>
-      <w:r>
-        <w:rPr/>
-        <w:t>.</w:t>
+        <w:t>+ Новая кнопка</w:t>
+      </w:r>
+      <w:r>
+        <w:rPr/>
+        <w:t xml:space="preserve">, вводит название, </w:t>
+      </w:r>
+      <w:r>
+        <w:rPr>
+          <w:b/>
+          <w:bCs/>
+        </w:rPr>
+        <w:t>Загрузить из Jira</w:t>
+      </w:r>
+      <w:r>
+        <w:rPr/>
+        <w:t xml:space="preserve"> → выбирает структуру релиза.</w:t>
       </w:r>
     </w:p>
     <w:p>
@@ -15421,25 +16175,14 @@
       </w:pPr>
       <w:r>
         <w:rPr/>
-        <w:t xml:space="preserve">Проверяет поля Jira: стандартный учёт времени подходит; если команда ведёт трудозатраты в своём поле — </w:t>
+        <w:t xml:space="preserve">У каждого эпика указывает ключ задачи-эпика Jira, оставляет </w:t>
       </w:r>
       <w:r>
         <w:rPr>
           <w:b/>
           <w:bCs/>
         </w:rPr>
-        <w:t>Загрузить поля из Jira</w:t>
-      </w:r>
-      <w:r>
-        <w:rPr/>
-        <w:t xml:space="preserve"> и выбирает его с единицей </w:t>
-      </w:r>
-      <w:r>
-        <w:rPr>
-          <w:b/>
-          <w:bCs/>
-        </w:rPr>
-        <w:t>часы</w:t>
+        <w:t>С вложенными</w:t>
       </w:r>
       <w:r>
         <w:rPr/>
@@ -15457,7 +16200,29 @@
       </w:pPr>
       <w:r>
         <w:rPr/>
-        <w:t>Сохраняет кнопку, открывает «Данные по датам», нажимает кнопку среза.</w:t>
+        <w:t xml:space="preserve">Проверяет поля Jira: стандартный учёт времени подходит; если команда ведёт трудозатраты в своём поле — </w:t>
+      </w:r>
+      <w:r>
+        <w:rPr>
+          <w:b/>
+          <w:bCs/>
+        </w:rPr>
+        <w:t>Загрузить поля из Jira</w:t>
+      </w:r>
+      <w:r>
+        <w:rPr/>
+        <w:t xml:space="preserve"> и выбирает его с единицей </w:t>
+      </w:r>
+      <w:r>
+        <w:rPr>
+          <w:b/>
+          <w:bCs/>
+        </w:rPr>
+        <w:t>часы</w:t>
+      </w:r>
+      <w:r>
+        <w:rPr/>
+        <w:t>.</w:t>
       </w:r>
     </w:p>
     <w:p>
@@ -15471,73 +16236,7 @@
       </w:pPr>
       <w:r>
         <w:rPr/>
-        <w:t xml:space="preserve">Сверяет значения и предупреждения в окне среза, нажимает </w:t>
-      </w:r>
-      <w:r>
-        <w:rPr>
-          <w:b/>
-          <w:bCs/>
-        </w:rPr>
-        <w:t>Сохранить</w:t>
-      </w:r>
-      <w:r>
-        <w:rPr/>
-        <w:t>.</w:t>
-      </w:r>
-    </w:p>
-    <w:p>
-      <w:pPr>
-        <w:pStyle w:val="FirstParagraph"/>
-        <w:rPr/>
-      </w:pPr>
-      <w:r>
-        <w:rPr>
-          <w:b/>
-          <w:bCs/>
-        </w:rPr>
-        <w:t>Результат:</w:t>
-      </w:r>
-      <w:r>
-        <w:rPr/>
-        <w:t xml:space="preserve"> замер за сегодня по всем эпикам заполнен из Jira, для кнопки открыто автозаполнение.</w:t>
-      </w:r>
-      <w:bookmarkEnd w:id="103"/>
-    </w:p>
-    <w:p>
-      <w:pPr>
-        <w:pStyle w:val="Heading2"/>
-        <w:rPr/>
-      </w:pPr>
-      <w:bookmarkStart w:id="104" w:name="__RefHeading___Toc3034_1477586195"/>
-      <w:bookmarkStart w:id="105" w:name="сценарий-3.-ежедневное-автозаполнение"/>
-      <w:bookmarkEnd w:id="104"/>
-      <w:r>
-        <w:rPr>
-          <w:rStyle w:val="SectionNumber"/>
-        </w:rPr>
-        <w:t>13.3</w:t>
-      </w:r>
-      <w:r>
-        <w:rPr/>
-        <w:tab/>
-        <w:t>Сценарий 3. Ежедневное автозаполнение</w:t>
-      </w:r>
-    </w:p>
-    <w:p>
-      <w:pPr>
-        <w:pStyle w:val="FirstParagraph"/>
-        <w:rPr/>
-      </w:pPr>
-      <w:r>
-        <w:rPr>
-          <w:b/>
-          <w:bCs/>
-        </w:rPr>
-        <w:t>Кто:</w:t>
-      </w:r>
-      <w:r>
-        <w:rPr/>
-        <w:t xml:space="preserve"> руководитель проекта после первого успешного среза.</w:t>
+        <w:t>Сохраняет кнопку, открывает «Данные по датам», нажимает кнопку среза.</w:t>
       </w:r>
     </w:p>
     <w:p>
@@ -15551,7 +16250,73 @@
       </w:pPr>
       <w:r>
         <w:rPr/>
-        <w:t>Открывает «Автозаполнение», включает переключатель у кнопки.</w:t>
+        <w:t xml:space="preserve">Сверяет значения и предупреждения в окне среза, нажимает </w:t>
+      </w:r>
+      <w:r>
+        <w:rPr>
+          <w:b/>
+          <w:bCs/>
+        </w:rPr>
+        <w:t>Сохранить</w:t>
+      </w:r>
+      <w:r>
+        <w:rPr/>
+        <w:t>.</w:t>
+      </w:r>
+    </w:p>
+    <w:p>
+      <w:pPr>
+        <w:pStyle w:val="FirstParagraph"/>
+        <w:rPr/>
+      </w:pPr>
+      <w:r>
+        <w:rPr>
+          <w:b/>
+          <w:bCs/>
+        </w:rPr>
+        <w:t>Результат:</w:t>
+      </w:r>
+      <w:r>
+        <w:rPr/>
+        <w:t xml:space="preserve"> замер за сегодня по всем эпикам заполнен из Jira, для кнопки открыто автозаполнение.</w:t>
+      </w:r>
+      <w:bookmarkEnd w:id="108"/>
+    </w:p>
+    <w:p>
+      <w:pPr>
+        <w:pStyle w:val="Heading2"/>
+        <w:rPr/>
+      </w:pPr>
+      <w:bookmarkStart w:id="109" w:name="__RefHeading___Toc3214_3741876853"/>
+      <w:bookmarkStart w:id="110" w:name="сценарий-3.-ежедневное-автозаполнение"/>
+      <w:bookmarkEnd w:id="109"/>
+      <w:r>
+        <w:rPr>
+          <w:rStyle w:val="SectionNumber"/>
+        </w:rPr>
+        <w:t>13.3</w:t>
+      </w:r>
+      <w:r>
+        <w:rPr/>
+        <w:tab/>
+        <w:t>Сценарий 3. Ежедневное автозаполнение</w:t>
+      </w:r>
+    </w:p>
+    <w:p>
+      <w:pPr>
+        <w:pStyle w:val="FirstParagraph"/>
+        <w:rPr/>
+      </w:pPr>
+      <w:r>
+        <w:rPr>
+          <w:b/>
+          <w:bCs/>
+        </w:rPr>
+        <w:t>Кто:</w:t>
+      </w:r>
+      <w:r>
+        <w:rPr/>
+        <w:t xml:space="preserve"> руководитель проекта после первого успешного среза.</w:t>
       </w:r>
     </w:p>
     <w:p>
@@ -15565,18 +16330,7 @@
       </w:pPr>
       <w:r>
         <w:rPr/>
-        <w:t xml:space="preserve">Оставляет будни, ставит время 09:00 и свой часовой пояс, оставляет </w:t>
-      </w:r>
-      <w:r>
-        <w:rPr>
-          <w:b/>
-          <w:bCs/>
-        </w:rPr>
-        <w:t>Перезаписывать замер</w:t>
-      </w:r>
-      <w:r>
-        <w:rPr/>
-        <w:t>.</w:t>
+        <w:t>Открывает «Автозаполнение», включает переключатель у кнопки.</w:t>
       </w:r>
     </w:p>
     <w:p>
@@ -15590,25 +16344,14 @@
       </w:pPr>
       <w:r>
         <w:rPr/>
-        <w:t xml:space="preserve">Нажимает </w:t>
+        <w:t xml:space="preserve">Оставляет будни, ставит время 09:00 и свой часовой пояс, оставляет </w:t>
       </w:r>
       <w:r>
         <w:rPr>
           <w:b/>
           <w:bCs/>
         </w:rPr>
-        <w:t>Сохранить расписание</w:t>
-      </w:r>
-      <w:r>
-        <w:rPr/>
-        <w:t xml:space="preserve"> и проверяет </w:t>
-      </w:r>
-      <w:r>
-        <w:rPr>
-          <w:b/>
-          <w:bCs/>
-        </w:rPr>
-        <w:t>Следующий запуск</w:t>
+        <w:t>Перезаписывать замер</w:t>
       </w:r>
       <w:r>
         <w:rPr/>
@@ -15626,62 +16369,29 @@
       </w:pPr>
       <w:r>
         <w:rPr/>
-        <w:t>На следующее утро видит в карточке «Сохранено замеров за …» и свежие графики на дашборде.</w:t>
-      </w:r>
-    </w:p>
-    <w:p>
-      <w:pPr>
-        <w:pStyle w:val="FirstParagraph"/>
-        <w:rPr/>
-      </w:pPr>
+        <w:t xml:space="preserve">Нажимает </w:t>
+      </w:r>
       <w:r>
         <w:rPr>
           <w:b/>
           <w:bCs/>
         </w:rPr>
-        <w:t>Результат:</w:t>
-      </w:r>
-      <w:r>
-        <w:rPr/>
-        <w:t xml:space="preserve"> данные обновляются каждый рабочий день без участия человека.</w:t>
-      </w:r>
-      <w:bookmarkEnd w:id="105"/>
-    </w:p>
-    <w:p>
-      <w:pPr>
-        <w:pStyle w:val="Heading2"/>
-        <w:rPr/>
-      </w:pPr>
-      <w:bookmarkStart w:id="106" w:name="__RefHeading___Toc3036_1477586195"/>
-      <w:bookmarkStart w:id="107" w:name="X5fae76ae0535803ad8a038ebb67483220095fb0"/>
-      <w:bookmarkEnd w:id="106"/>
-      <w:r>
-        <w:rPr>
-          <w:rStyle w:val="SectionNumber"/>
-        </w:rPr>
-        <w:t>13.4</w:t>
-      </w:r>
-      <w:r>
-        <w:rPr/>
-        <w:tab/>
-        <w:t>Сценарий 4. Ручная правка поверх автозаполнения</w:t>
-      </w:r>
-    </w:p>
-    <w:p>
-      <w:pPr>
-        <w:pStyle w:val="FirstParagraph"/>
-        <w:rPr/>
-      </w:pPr>
+        <w:t>Сохранить расписание</w:t>
+      </w:r>
+      <w:r>
+        <w:rPr/>
+        <w:t xml:space="preserve"> и проверяет </w:t>
+      </w:r>
       <w:r>
         <w:rPr>
           <w:b/>
           <w:bCs/>
         </w:rPr>
-        <w:t>Кто:</w:t>
-      </w:r>
-      <w:r>
-        <w:rPr/>
-        <w:t xml:space="preserve"> руководитель проекта, который хочет сам вносить оценку, а остаток и затраченное брать из Jira.</w:t>
+        <w:t>Следующий запуск</w:t>
+      </w:r>
+      <w:r>
+        <w:rPr/>
+        <w:t>.</w:t>
       </w:r>
     </w:p>
     <w:p>
@@ -15695,29 +16405,62 @@
       </w:pPr>
       <w:r>
         <w:rPr/>
-        <w:t xml:space="preserve">В редакторе кнопки для </w:t>
-      </w:r>
+        <w:t>На следующее утро видит в карточке «Сохранено замеров за …» и свежие графики на дашборде.</w:t>
+      </w:r>
+    </w:p>
+    <w:p>
+      <w:pPr>
+        <w:pStyle w:val="FirstParagraph"/>
+        <w:rPr/>
+      </w:pPr>
       <w:r>
         <w:rPr>
           <w:b/>
           <w:bCs/>
         </w:rPr>
-        <w:t>Оценки</w:t>
-      </w:r>
-      <w:r>
-        <w:rPr/>
-        <w:t xml:space="preserve"> выбирает </w:t>
-      </w:r>
+        <w:t>Результат:</w:t>
+      </w:r>
+      <w:r>
+        <w:rPr/>
+        <w:t xml:space="preserve"> данные обновляются каждый рабочий день без участия человека.</w:t>
+      </w:r>
+      <w:bookmarkEnd w:id="110"/>
+    </w:p>
+    <w:p>
+      <w:pPr>
+        <w:pStyle w:val="Heading2"/>
+        <w:rPr/>
+      </w:pPr>
+      <w:bookmarkStart w:id="111" w:name="__RefHeading___Toc3216_3741876853"/>
+      <w:bookmarkStart w:id="112" w:name="X5fae76ae0535803ad8a038ebb67483220095fb0"/>
+      <w:bookmarkEnd w:id="111"/>
+      <w:r>
+        <w:rPr>
+          <w:rStyle w:val="SectionNumber"/>
+        </w:rPr>
+        <w:t>13.4</w:t>
+      </w:r>
+      <w:r>
+        <w:rPr/>
+        <w:tab/>
+        <w:t>Сценарий 4. Ручная правка поверх автозаполнения</w:t>
+      </w:r>
+    </w:p>
+    <w:p>
+      <w:pPr>
+        <w:pStyle w:val="FirstParagraph"/>
+        <w:rPr/>
+      </w:pPr>
       <w:r>
         <w:rPr>
           <w:b/>
           <w:bCs/>
         </w:rPr>
-        <w:t>— не заполнять —</w:t>
-      </w:r>
-      <w:r>
-        <w:rPr/>
-        <w:t>.</w:t>
+        <w:t>Кто:</w:t>
+      </w:r>
+      <w:r>
+        <w:rPr/>
+        <w:t xml:space="preserve"> руководитель проекта, который хочет сам вносить оценку, а остаток и затраченное брать из Jira.</w:t>
       </w:r>
     </w:p>
     <w:p>
@@ -15731,7 +16474,29 @@
       </w:pPr>
       <w:r>
         <w:rPr/>
-        <w:t>Вносит оценку вручную в «Данных по датам».</w:t>
+        <w:t xml:space="preserve">В редакторе кнопки для </w:t>
+      </w:r>
+      <w:r>
+        <w:rPr>
+          <w:b/>
+          <w:bCs/>
+        </w:rPr>
+        <w:t>Оценки</w:t>
+      </w:r>
+      <w:r>
+        <w:rPr/>
+        <w:t xml:space="preserve"> выбирает </w:t>
+      </w:r>
+      <w:r>
+        <w:rPr>
+          <w:b/>
+          <w:bCs/>
+        </w:rPr>
+        <w:t>— не заполнять —</w:t>
+      </w:r>
+      <w:r>
+        <w:rPr/>
+        <w:t>.</w:t>
       </w:r>
     </w:p>
     <w:p>
@@ -15745,45 +16510,7 @@
       </w:pPr>
       <w:r>
         <w:rPr/>
-        <w:t>Автозапуск обновляет остаток и затраченное время, а внесённая оценка остаётся.</w:t>
-      </w:r>
-    </w:p>
-    <w:p>
-      <w:pPr>
-        <w:pStyle w:val="FirstParagraph"/>
-        <w:rPr/>
-      </w:pPr>
-      <w:r>
-        <w:rPr>
-          <w:b/>
-          <w:bCs/>
-        </w:rPr>
-        <w:t>Результат:</w:t>
-      </w:r>
-      <w:r>
-        <w:rPr/>
-        <w:t xml:space="preserve"> часть показателей ведётся вручную, часть — из Jira.</w:t>
-      </w:r>
-      <w:bookmarkEnd w:id="107"/>
-    </w:p>
-    <w:p>
-      <w:pPr>
-        <w:pStyle w:val="Heading2"/>
-        <w:rPr/>
-      </w:pPr>
-      <w:bookmarkStart w:id="108" w:name="__RefHeading___Toc3038_1477586195"/>
-      <w:bookmarkStart w:id="109" w:name="сценарий-5.-завершение-работ-по-эпику"/>
-      <w:bookmarkEnd w:id="108"/>
-      <w:r>
-        <w:rPr>
-          <w:rStyle w:val="SectionNumber"/>
-        </w:rPr>
-        <w:t>13.5</w:t>
-      </w:r>
-      <w:r>
-        <w:rPr/>
-        <w:tab/>
-        <w:t>Сценарий 5. Завершение работ по эпику</w:t>
+        <w:t>Вносит оценку вручную в «Данных по датам».</w:t>
       </w:r>
     </w:p>
     <w:p>
@@ -15797,7 +16524,45 @@
       </w:pPr>
       <w:r>
         <w:rPr/>
-        <w:t>Вносит последний замер с нулевым остатком.</w:t>
+        <w:t>Автозапуск обновляет остаток и затраченное время, а внесённая оценка остаётся.</w:t>
+      </w:r>
+    </w:p>
+    <w:p>
+      <w:pPr>
+        <w:pStyle w:val="FirstParagraph"/>
+        <w:rPr/>
+      </w:pPr>
+      <w:r>
+        <w:rPr>
+          <w:b/>
+          <w:bCs/>
+        </w:rPr>
+        <w:t>Результат:</w:t>
+      </w:r>
+      <w:r>
+        <w:rPr/>
+        <w:t xml:space="preserve"> часть показателей ведётся вручную, часть — из Jira.</w:t>
+      </w:r>
+      <w:bookmarkEnd w:id="112"/>
+    </w:p>
+    <w:p>
+      <w:pPr>
+        <w:pStyle w:val="Heading2"/>
+        <w:rPr/>
+      </w:pPr>
+      <w:bookmarkStart w:id="113" w:name="__RefHeading___Toc3218_3741876853"/>
+      <w:bookmarkStart w:id="114" w:name="сценарий-5.-завершение-работ-по-эпику"/>
+      <w:bookmarkEnd w:id="113"/>
+      <w:r>
+        <w:rPr>
+          <w:rStyle w:val="SectionNumber"/>
+        </w:rPr>
+        <w:t>13.5</w:t>
+      </w:r>
+      <w:r>
+        <w:rPr/>
+        <w:tab/>
+        <w:t>Сценарий 5. Завершение работ по эпику</w:t>
       </w:r>
     </w:p>
     <w:p>
@@ -15811,18 +16576,7 @@
       </w:pPr>
       <w:r>
         <w:rPr/>
-        <w:t xml:space="preserve">В «Эпиках» ставит отметку </w:t>
-      </w:r>
-      <w:r>
-        <w:rPr>
-          <w:b/>
-          <w:bCs/>
-        </w:rPr>
-        <w:t>Сдано</w:t>
-      </w:r>
-      <w:r>
-        <w:rPr/>
-        <w:t>.</w:t>
+        <w:t>Вносит последний замер с нулевым остатком.</w:t>
       </w:r>
     </w:p>
     <w:p>
@@ -15836,14 +16590,14 @@
       </w:pPr>
       <w:r>
         <w:rPr/>
-        <w:t xml:space="preserve">На дашборде включает </w:t>
+        <w:t xml:space="preserve">В «Эпиках» ставит отметку </w:t>
       </w:r>
       <w:r>
         <w:rPr>
           <w:b/>
           <w:bCs/>
         </w:rPr>
-        <w:t>Скрыть сданные</w:t>
+        <w:t>Сдано</w:t>
       </w:r>
       <w:r>
         <w:rPr/>
@@ -15859,48 +16613,20 @@
         </w:numPr>
         <w:rPr/>
       </w:pPr>
-      <w:bookmarkStart w:id="110" w:name="сценарий-5.-завершение-работ-по-эпику"/>
-      <w:r>
-        <w:rPr/>
-        <w:t>Убирает задачи Jira этого эпика из кнопки среза, чтобы автозаполнение больше не создавало по нему замеры.</w:t>
-      </w:r>
-      <w:bookmarkEnd w:id="110"/>
-    </w:p>
-    <w:p>
-      <w:pPr>
-        <w:pStyle w:val="Heading2"/>
-        <w:rPr/>
-      </w:pPr>
-      <w:bookmarkStart w:id="111" w:name="__RefHeading___Toc3040_1477586195"/>
-      <w:bookmarkStart w:id="112" w:name="X12a51ddda4e732b536372f727fc9cb26362b979"/>
-      <w:bookmarkEnd w:id="111"/>
-      <w:r>
-        <w:rPr>
-          <w:rStyle w:val="SectionNumber"/>
-        </w:rPr>
-        <w:t>13.6</w:t>
-      </w:r>
-      <w:r>
-        <w:rPr/>
-        <w:tab/>
-        <w:t>Сценарий 6. Разбор роста объёма перед совещанием</w:t>
-      </w:r>
-    </w:p>
-    <w:p>
-      <w:pPr>
-        <w:pStyle w:val="FirstParagraph"/>
-        <w:rPr/>
-      </w:pPr>
+      <w:r>
+        <w:rPr/>
+        <w:t xml:space="preserve">На дашборде включает </w:t>
+      </w:r>
       <w:r>
         <w:rPr>
           <w:b/>
           <w:bCs/>
         </w:rPr>
-        <w:t>Кто:</w:t>
-      </w:r>
-      <w:r>
-        <w:rPr/>
-        <w:t xml:space="preserve"> руководитель проекта, у эпика выросла Δ оценки.</w:t>
+        <w:t>Скрыть сданные</w:t>
+      </w:r>
+      <w:r>
+        <w:rPr/>
+        <w:t>.</w:t>
       </w:r>
     </w:p>
     <w:p>
@@ -15912,9 +16638,48 @@
         </w:numPr>
         <w:rPr/>
       </w:pPr>
-      <w:r>
-        <w:rPr/>
-        <w:t>На дашборде выбирает эпик и смотрит burn-up: линия «Объём» пошла вверх.</w:t>
+      <w:bookmarkStart w:id="115" w:name="сценарий-5.-завершение-работ-по-эпику"/>
+      <w:r>
+        <w:rPr/>
+        <w:t>Убирает задачи Jira этого эпика из кнопки среза, чтобы автозаполнение больше не создавало по нему замеры.</w:t>
+      </w:r>
+      <w:bookmarkEnd w:id="115"/>
+    </w:p>
+    <w:p>
+      <w:pPr>
+        <w:pStyle w:val="Heading2"/>
+        <w:rPr/>
+      </w:pPr>
+      <w:bookmarkStart w:id="116" w:name="__RefHeading___Toc3220_3741876853"/>
+      <w:bookmarkStart w:id="117" w:name="X12a51ddda4e732b536372f727fc9cb26362b979"/>
+      <w:bookmarkEnd w:id="116"/>
+      <w:r>
+        <w:rPr>
+          <w:rStyle w:val="SectionNumber"/>
+        </w:rPr>
+        <w:t>13.6</w:t>
+      </w:r>
+      <w:r>
+        <w:rPr/>
+        <w:tab/>
+        <w:t>Сценарий 6. Разбор роста объёма перед совещанием</w:t>
+      </w:r>
+    </w:p>
+    <w:p>
+      <w:pPr>
+        <w:pStyle w:val="FirstParagraph"/>
+        <w:rPr/>
+      </w:pPr>
+      <w:r>
+        <w:rPr>
+          <w:b/>
+          <w:bCs/>
+        </w:rPr>
+        <w:t>Кто:</w:t>
+      </w:r>
+      <w:r>
+        <w:rPr/>
+        <w:t xml:space="preserve"> руководитель проекта, у эпика выросла Δ оценки.</w:t>
       </w:r>
     </w:p>
     <w:p>
@@ -15928,18 +16693,7 @@
       </w:pPr>
       <w:r>
         <w:rPr/>
-        <w:t xml:space="preserve">Нажимает </w:t>
-      </w:r>
-      <w:r>
-        <w:rPr>
-          <w:b/>
-          <w:bCs/>
-        </w:rPr>
-        <w:t>Задачи эпика</w:t>
-      </w:r>
-      <w:r>
-        <w:rPr/>
-        <w:t xml:space="preserve"> и сравнивает список с прошлой неделей: появились новые задачи или выросли оценки.</w:t>
+        <w:t>На дашборде выбирает эпик и смотрит burn-up: линия «Объём» пошла вверх.</w:t>
       </w:r>
     </w:p>
     <w:p>
@@ -15953,18 +16707,18 @@
       </w:pPr>
       <w:r>
         <w:rPr/>
-        <w:t xml:space="preserve">Включает фильтр </w:t>
+        <w:t xml:space="preserve">Нажимает </w:t>
       </w:r>
       <w:r>
         <w:rPr>
           <w:b/>
           <w:bCs/>
         </w:rPr>
-        <w:t>С проблемами</w:t>
-      </w:r>
-      <w:r>
-        <w:rPr/>
-        <w:t xml:space="preserve"> и пересылает исполнителям задачи без оценки и закрытые с остатком.</w:t>
+        <w:t>Задачи эпика</w:t>
+      </w:r>
+      <w:r>
+        <w:rPr/>
+        <w:t xml:space="preserve"> и сравнивает список с прошлой неделей: появились новые задачи или выросли оценки.</w:t>
       </w:r>
     </w:p>
     <w:p>
@@ -15978,62 +16732,18 @@
       </w:pPr>
       <w:r>
         <w:rPr/>
-        <w:t>После правок в Jira нажимает кнопку среза или ждёт автозаполнения.</w:t>
-      </w:r>
-    </w:p>
-    <w:p>
-      <w:pPr>
-        <w:pStyle w:val="FirstParagraph"/>
-        <w:rPr/>
-      </w:pPr>
+        <w:t xml:space="preserve">Включает фильтр </w:t>
+      </w:r>
       <w:r>
         <w:rPr>
           <w:b/>
           <w:bCs/>
         </w:rPr>
-        <w:t>Результат:</w:t>
-      </w:r>
-      <w:r>
-        <w:rPr/>
-        <w:t xml:space="preserve"> на совещании понятно, откуда взялся рост, и данные в Jira приведены в порядок.</w:t>
-      </w:r>
-      <w:bookmarkEnd w:id="112"/>
-    </w:p>
-    <w:p>
-      <w:pPr>
-        <w:pStyle w:val="Heading2"/>
-        <w:rPr/>
-      </w:pPr>
-      <w:bookmarkStart w:id="113" w:name="__RefHeading___Toc3042_1477586195"/>
-      <w:bookmarkStart w:id="114" w:name="Xe3b598543ada4bcf90216991788eb1e664d08a9"/>
-      <w:bookmarkEnd w:id="113"/>
-      <w:r>
-        <w:rPr>
-          <w:rStyle w:val="SectionNumber"/>
-        </w:rPr>
-        <w:t>13.7</w:t>
-      </w:r>
-      <w:r>
-        <w:rPr/>
-        <w:tab/>
-        <w:t>Сценарий 7. Новый проект с историей из Jira</w:t>
-      </w:r>
-    </w:p>
-    <w:p>
-      <w:pPr>
-        <w:pStyle w:val="FirstParagraph"/>
-        <w:rPr/>
-      </w:pPr>
-      <w:r>
-        <w:rPr>
-          <w:b/>
-          <w:bCs/>
-        </w:rPr>
-        <w:t>Кто:</w:t>
-      </w:r>
-      <w:r>
-        <w:rPr/>
-        <w:t xml:space="preserve"> руководитель проекта, Jira ведётся давно, Burndown подключают сейчас.</w:t>
+        <w:t>С проблемами</w:t>
+      </w:r>
+      <w:r>
+        <w:rPr/>
+        <w:t xml:space="preserve"> и пересылает исполнителям задачи без оценки и закрытые с остатком.</w:t>
       </w:r>
     </w:p>
     <w:p>
@@ -16047,7 +16757,62 @@
       </w:pPr>
       <w:r>
         <w:rPr/>
-        <w:t>Создаёт кнопку среза и выполняет первый срез — сегодняшний замер готов.</w:t>
+        <w:t>После правок в Jira нажимает кнопку среза или ждёт автозаполнения.</w:t>
+      </w:r>
+    </w:p>
+    <w:p>
+      <w:pPr>
+        <w:pStyle w:val="FirstParagraph"/>
+        <w:rPr/>
+      </w:pPr>
+      <w:r>
+        <w:rPr>
+          <w:b/>
+          <w:bCs/>
+        </w:rPr>
+        <w:t>Результат:</w:t>
+      </w:r>
+      <w:r>
+        <w:rPr/>
+        <w:t xml:space="preserve"> на совещании понятно, откуда взялся рост, и данные в Jira приведены в порядок.</w:t>
+      </w:r>
+      <w:bookmarkEnd w:id="117"/>
+    </w:p>
+    <w:p>
+      <w:pPr>
+        <w:pStyle w:val="Heading2"/>
+        <w:rPr/>
+      </w:pPr>
+      <w:bookmarkStart w:id="118" w:name="__RefHeading___Toc3222_3741876853"/>
+      <w:bookmarkStart w:id="119" w:name="Xe3b598543ada4bcf90216991788eb1e664d08a9"/>
+      <w:bookmarkEnd w:id="118"/>
+      <w:r>
+        <w:rPr>
+          <w:rStyle w:val="SectionNumber"/>
+        </w:rPr>
+        <w:t>13.7</w:t>
+      </w:r>
+      <w:r>
+        <w:rPr/>
+        <w:tab/>
+        <w:t>Сценарий 7. Новый проект с историей из Jira</w:t>
+      </w:r>
+    </w:p>
+    <w:p>
+      <w:pPr>
+        <w:pStyle w:val="FirstParagraph"/>
+        <w:rPr/>
+      </w:pPr>
+      <w:r>
+        <w:rPr>
+          <w:b/>
+          <w:bCs/>
+        </w:rPr>
+        <w:t>Кто:</w:t>
+      </w:r>
+      <w:r>
+        <w:rPr/>
+        <w:t xml:space="preserve"> руководитель проекта, Jira ведётся давно, Burndown подключают сейчас.</w:t>
       </w:r>
     </w:p>
     <w:p>
@@ -16061,18 +16826,7 @@
       </w:pPr>
       <w:r>
         <w:rPr/>
-        <w:t xml:space="preserve">Нажимает </w:t>
-      </w:r>
-      <w:r>
-        <w:rPr>
-          <w:b/>
-          <w:bCs/>
-        </w:rPr>
-        <w:t>↺ История</w:t>
-      </w:r>
-      <w:r>
-        <w:rPr/>
-        <w:t>, выбирает период с начала релиза, шаг — раз в неделю, и запускает восстановление.</w:t>
+        <w:t>Создаёт кнопку среза и выполняет первый срез — сегодняшний замер готов.</w:t>
       </w:r>
     </w:p>
     <w:p>
@@ -16086,7 +16840,18 @@
       </w:pPr>
       <w:r>
         <w:rPr/>
-        <w:t>Через минуту на дашборде видны графики сгорания за весь релиз, burn-up и шанс успеть к цели.</w:t>
+        <w:t xml:space="preserve">Нажимает </w:t>
+      </w:r>
+      <w:r>
+        <w:rPr>
+          <w:b/>
+          <w:bCs/>
+        </w:rPr>
+        <w:t>↺ История</w:t>
+      </w:r>
+      <w:r>
+        <w:rPr/>
+        <w:t>, выбирает период с начала релиза, шаг — раз в неделю, и запускает восстановление.</w:t>
       </w:r>
     </w:p>
     <w:p>
@@ -16100,6 +16865,20 @@
       </w:pPr>
       <w:r>
         <w:rPr/>
+        <w:t>Через минуту на дашборде видны графики сгорания за весь релиз, burn-up и шанс успеть к цели.</w:t>
+      </w:r>
+    </w:p>
+    <w:p>
+      <w:pPr>
+        <w:pStyle w:val="Compact"/>
+        <w:numPr>
+          <w:ilvl w:val="0"/>
+          <w:numId w:val="131"/>
+        </w:numPr>
+        <w:rPr/>
+      </w:pPr>
+      <w:r>
+        <w:rPr/>
         <w:t>Включает автозаполнение, чтобы дальше данные пополнялись сами.</w:t>
       </w:r>
     </w:p>
@@ -16119,17 +16898,139 @@
         <w:rPr/>
         <w:t xml:space="preserve"> проект с первого дня в Burndown получает полноценную историю и прогноз.</w:t>
       </w:r>
-      <w:bookmarkEnd w:id="99"/>
-      <w:bookmarkEnd w:id="114"/>
+      <w:bookmarkEnd w:id="119"/>
+    </w:p>
+    <w:p>
+      <w:pPr>
+        <w:pStyle w:val="Heading2"/>
+        <w:rPr/>
+      </w:pPr>
+      <w:bookmarkStart w:id="120" w:name="__RefHeading___Toc3224_3741876853"/>
+      <w:bookmarkStart w:id="121" w:name="Xd03af93346153c481e7e44ef99cdafceed68450"/>
+      <w:bookmarkEnd w:id="120"/>
+      <w:r>
+        <w:rPr>
+          <w:rStyle w:val="SectionNumber"/>
+        </w:rPr>
+        <w:t>13.8</w:t>
+      </w:r>
+      <w:r>
+        <w:rPr/>
+        <w:tab/>
+        <w:t>Сценарий 8. Еженедельный обзор для руководителя портфеля</w:t>
+      </w:r>
+    </w:p>
+    <w:p>
+      <w:pPr>
+        <w:pStyle w:val="FirstParagraph"/>
+        <w:rPr/>
+      </w:pPr>
+      <w:r>
+        <w:rPr>
+          <w:b/>
+          <w:bCs/>
+        </w:rPr>
+        <w:t>Кто:</w:t>
+      </w:r>
+      <w:r>
+        <w:rPr/>
+        <w:t xml:space="preserve"> руководитель нескольких направлений, смотрит проект целиком.</w:t>
+      </w:r>
+    </w:p>
+    <w:p>
+      <w:pPr>
+        <w:pStyle w:val="Compact"/>
+        <w:numPr>
+          <w:ilvl w:val="0"/>
+          <w:numId w:val="132"/>
+        </w:numPr>
+        <w:rPr/>
+      </w:pPr>
+      <w:r>
+        <w:rPr/>
+        <w:t>Открывает «Свод по этапам» → «Задачи Jira по этапам»: где выполнено меньше всего и где прогноз по задачам позже цели.</w:t>
+      </w:r>
+    </w:p>
+    <w:p>
+      <w:pPr>
+        <w:pStyle w:val="Compact"/>
+        <w:numPr>
+          <w:ilvl w:val="0"/>
+          <w:numId w:val="133"/>
+        </w:numPr>
+        <w:rPr/>
+      </w:pPr>
+      <w:r>
+        <w:rPr/>
+        <w:t xml:space="preserve">Выбирает </w:t>
+      </w:r>
+      <w:r>
+        <w:rPr>
+          <w:b/>
+          <w:bCs/>
+        </w:rPr>
+        <w:t>Весь проект</w:t>
+      </w:r>
+      <w:r>
+        <w:rPr/>
+        <w:t xml:space="preserve"> в burn-up и проверяет, сходятся ли линии.</w:t>
+      </w:r>
+    </w:p>
+    <w:p>
+      <w:pPr>
+        <w:pStyle w:val="Compact"/>
+        <w:numPr>
+          <w:ilvl w:val="0"/>
+          <w:numId w:val="134"/>
+        </w:numPr>
+        <w:rPr/>
+      </w:pPr>
+      <w:r>
+        <w:rPr/>
+        <w:t>На дашборде по проблемным эпикам смотрит «Дрейф прогноза»: срок стабилен или каждую неделю уезжает.</w:t>
+      </w:r>
+    </w:p>
+    <w:p>
+      <w:pPr>
+        <w:pStyle w:val="Compact"/>
+        <w:numPr>
+          <w:ilvl w:val="0"/>
+          <w:numId w:val="135"/>
+        </w:numPr>
+        <w:rPr/>
+      </w:pPr>
+      <w:r>
+        <w:rPr/>
+        <w:t>Для эпиков с растущим объёмом открывает «Что изменилось».</w:t>
+      </w:r>
+    </w:p>
+    <w:p>
+      <w:pPr>
+        <w:pStyle w:val="FirstParagraph"/>
+        <w:rPr/>
+      </w:pPr>
+      <w:r>
+        <w:rPr>
+          <w:b/>
+          <w:bCs/>
+        </w:rPr>
+        <w:t>Результат:</w:t>
+      </w:r>
+      <w:r>
+        <w:rPr/>
+        <w:t xml:space="preserve"> понятно, где проблема в темпе, а где в росте объёма, — и с кем говорить.</w:t>
+      </w:r>
+      <w:bookmarkEnd w:id="104"/>
+      <w:bookmarkEnd w:id="121"/>
     </w:p>
     <w:p>
       <w:pPr>
         <w:pStyle w:val="Heading1"/>
         <w:rPr/>
       </w:pPr>
-      <w:bookmarkStart w:id="115" w:name="__RefHeading___Toc3044_1477586195"/>
-      <w:bookmarkStart w:id="116" w:name="частые-вопросы"/>
-      <w:bookmarkEnd w:id="115"/>
+      <w:bookmarkStart w:id="122" w:name="__RefHeading___Toc3226_3741876853"/>
+      <w:bookmarkStart w:id="123" w:name="частые-вопросы"/>
+      <w:bookmarkEnd w:id="122"/>
       <w:r>
         <w:rPr>
           <w:rStyle w:val="SectionNumber"/>
@@ -16434,11 +17335,11 @@
           <w:b/>
           <w:bCs/>
         </w:rPr>
-        <w:t>История восстановилась с нулём замеров.</w:t>
-      </w:r>
-      <w:r>
-        <w:rPr/>
-        <w:t xml:space="preserve"> На выбранные даты задач кнопки ещё не было (созданы позже) или замеры на эти даты уже внесены и отмечено «Не изменять даты, где замер уже внесён».</w:t>
+        <w:t>Дрейфа прогноза нет на дашборде.</w:t>
+      </w:r>
+      <w:r>
+        <w:rPr/>
+        <w:t xml:space="preserve"> Нужно хотя бы два замера остатка у выбранного эпика.</w:t>
       </w:r>
     </w:p>
     <w:p>
@@ -16451,11 +17352,11 @@
           <w:b/>
           <w:bCs/>
         </w:rPr>
-        <w:t>Число задач меньше, чем в Jira.</w:t>
-      </w:r>
-      <w:r>
-        <w:rPr/>
-        <w:t xml:space="preserve"> В число задач не входят задачи-контейнеры (эпик Jira, задачи с вложенными), а также задачи, недоступные учётной записи Jira, — о них предупреждает окно среза.</w:t>
+        <w:t>«Прогноз по задачам» — «не сходится».</w:t>
+      </w:r>
+      <w:r>
+        <w:rPr/>
+        <w:t xml:space="preserve"> За период срезов объём задач эпика рос не медленнее, чем закрывались задачи. Посмотрите «Что изменилось» — какие задачи добавлялись.</w:t>
       </w:r>
     </w:p>
     <w:p>
@@ -16468,11 +17369,11 @@
           <w:b/>
           <w:bCs/>
         </w:rPr>
-        <w:t>«Нет связи с сервером — изменения не сохранены».</w:t>
-      </w:r>
-      <w:r>
-        <w:rPr/>
-        <w:t xml:space="preserve"> Проверьте сеть и повторите ввод: прежнее значение в поле уже восстановлено.</w:t>
+        <w:t>Прогноз по задачам и прогноз «0» сильно различаются.</w:t>
+      </w:r>
+      <w:r>
+        <w:rPr/>
+        <w:t xml:space="preserve"> Первый считается по оценкам и статусам задач Jira, второй — по внесённому остатку. Расхождение обычно значит, что остаток в Jira не списывается вместе с работой или оценки задач устарели.</w:t>
       </w:r>
     </w:p>
     <w:p>
@@ -16485,21 +17386,72 @@
           <w:b/>
           <w:bCs/>
         </w:rPr>
+        <w:t>История восстановилась с нулём замеров.</w:t>
+      </w:r>
+      <w:r>
+        <w:rPr/>
+        <w:t xml:space="preserve"> На выбранные даты задач кнопки ещё не было (созданы позже) или замеры на эти даты уже внесены и отмечено «Не изменять даты, где замер уже внесён».</w:t>
+      </w:r>
+    </w:p>
+    <w:p>
+      <w:pPr>
+        <w:pStyle w:val="BodyText"/>
+        <w:rPr/>
+      </w:pPr>
+      <w:r>
+        <w:rPr>
+          <w:b/>
+          <w:bCs/>
+        </w:rPr>
+        <w:t>Число задач меньше, чем в Jira.</w:t>
+      </w:r>
+      <w:r>
+        <w:rPr/>
+        <w:t xml:space="preserve"> В число задач не входят задачи-контейнеры (эпик Jira, задачи с вложенными), а также задачи, недоступные учётной записи Jira, — о них предупреждает окно среза.</w:t>
+      </w:r>
+    </w:p>
+    <w:p>
+      <w:pPr>
+        <w:pStyle w:val="BodyText"/>
+        <w:rPr/>
+      </w:pPr>
+      <w:r>
+        <w:rPr>
+          <w:b/>
+          <w:bCs/>
+        </w:rPr>
+        <w:t>«Нет связи с сервером — изменения не сохранены».</w:t>
+      </w:r>
+      <w:r>
+        <w:rPr/>
+        <w:t xml:space="preserve"> Проверьте сеть и повторите ввод: прежнее значение в поле уже восстановлено.</w:t>
+      </w:r>
+    </w:p>
+    <w:p>
+      <w:pPr>
+        <w:pStyle w:val="BodyText"/>
+        <w:rPr/>
+      </w:pPr>
+      <w:r>
+        <w:rPr>
+          <w:b/>
+          <w:bCs/>
+        </w:rPr>
         <w:t>После обновления интерфейс выглядит странно.</w:t>
       </w:r>
       <w:r>
         <w:rPr/>
         <w:t xml:space="preserve"> Обновите страницу с очисткой кэша: Ctrl+F5 (на macOS — Cmd+Shift+R).</w:t>
       </w:r>
-      <w:bookmarkEnd w:id="116"/>
+      <w:bookmarkEnd w:id="123"/>
     </w:p>
     <w:p>
       <w:pPr>
         <w:pStyle w:val="Heading1"/>
         <w:rPr/>
       </w:pPr>
-      <w:bookmarkStart w:id="117" w:name="__RefHeading___Toc3046_1477586195"/>
-      <w:bookmarkEnd w:id="117"/>
+      <w:bookmarkStart w:id="124" w:name="__RefHeading___Toc3228_3741876853"/>
+      <w:bookmarkEnd w:id="124"/>
       <w:r>
         <w:rPr>
           <w:rStyle w:val="SectionNumber"/>
@@ -17605,7 +18557,7 @@
                 <w:szCs w:val="24"/>
                 <w:lang w:val="ru-RU" w:eastAsia="en-US" w:bidi="ar-SA"/>
               </w:rPr>
-              <w:t>Целевая линия</w:t>
+              <w:t>Дрейф прогноза</w:t>
             </w:r>
           </w:p>
         </w:tc>
@@ -17638,7 +18590,7 @@
                 <w:szCs w:val="24"/>
                 <w:lang w:val="ru-RU" w:eastAsia="en-US" w:bidi="ar-SA"/>
               </w:rPr>
-              <w:t>Требуемая траектория остатка к нулю на целевую дату</w:t>
+              <w:t>Изменение прогнозной даты завершения от замера к замеру</w:t>
             </w:r>
           </w:p>
         </w:tc>
@@ -17674,6 +18626,144 @@
                 <w:szCs w:val="24"/>
                 <w:lang w:val="ru-RU" w:eastAsia="en-US" w:bidi="ar-SA"/>
               </w:rPr>
+              <w:t>Прогноз по задачам</w:t>
+            </w:r>
+          </w:p>
+        </w:tc>
+        <w:tc>
+          <w:tcPr>
+            <w:tcW w:w="4680" w:type="dxa"/>
+            <w:tcBorders>
+              <w:top w:val="single" w:sz="4" w:space="0" w:color="D3DCDA"/>
+              <w:left w:val="single" w:sz="4" w:space="0" w:color="D3DCDA"/>
+              <w:bottom w:val="single" w:sz="4" w:space="0" w:color="D3DCDA"/>
+              <w:right w:val="single" w:sz="4" w:space="0" w:color="D3DCDA"/>
+            </w:tcBorders>
+          </w:tcPr>
+          <w:p>
+            <w:pPr>
+              <w:pStyle w:val="Compact"/>
+              <w:widowControl/>
+              <w:spacing w:before="36" w:after="40"/>
+              <w:jc w:val="left"/>
+              <w:rPr>
+                <w:kern w:val="0"/>
+                <w:szCs w:val="24"/>
+                <w:lang w:val="ru-RU" w:eastAsia="en-US" w:bidi="ar-SA"/>
+              </w:rPr>
+            </w:pPr>
+            <w:r>
+              <w:rPr>
+                <w:kern w:val="0"/>
+                <w:sz w:val="18"/>
+                <w:szCs w:val="24"/>
+                <w:lang w:val="ru-RU" w:eastAsia="en-US" w:bidi="ar-SA"/>
+              </w:rPr>
+              <w:t>Дата, когда «Выполнено» догонит «Объём» на burn-up при текущих темпах</w:t>
+            </w:r>
+          </w:p>
+        </w:tc>
+      </w:tr>
+      <w:tr>
+        <w:trPr/>
+        <w:tc>
+          <w:tcPr>
+            <w:tcW w:w="4679" w:type="dxa"/>
+            <w:tcBorders>
+              <w:top w:val="single" w:sz="4" w:space="0" w:color="D3DCDA"/>
+              <w:left w:val="single" w:sz="4" w:space="0" w:color="D3DCDA"/>
+              <w:bottom w:val="single" w:sz="4" w:space="0" w:color="D3DCDA"/>
+              <w:right w:val="single" w:sz="4" w:space="0" w:color="D3DCDA"/>
+            </w:tcBorders>
+          </w:tcPr>
+          <w:p>
+            <w:pPr>
+              <w:pStyle w:val="Compact"/>
+              <w:widowControl/>
+              <w:spacing w:before="36" w:after="40"/>
+              <w:jc w:val="left"/>
+              <w:rPr>
+                <w:kern w:val="0"/>
+                <w:szCs w:val="24"/>
+                <w:lang w:val="ru-RU" w:eastAsia="en-US" w:bidi="ar-SA"/>
+              </w:rPr>
+            </w:pPr>
+            <w:r>
+              <w:rPr>
+                <w:kern w:val="0"/>
+                <w:sz w:val="18"/>
+                <w:szCs w:val="24"/>
+                <w:lang w:val="ru-RU" w:eastAsia="en-US" w:bidi="ar-SA"/>
+              </w:rPr>
+              <w:t>Целевая линия</w:t>
+            </w:r>
+          </w:p>
+        </w:tc>
+        <w:tc>
+          <w:tcPr>
+            <w:tcW w:w="4680" w:type="dxa"/>
+            <w:tcBorders>
+              <w:top w:val="single" w:sz="4" w:space="0" w:color="D3DCDA"/>
+              <w:left w:val="single" w:sz="4" w:space="0" w:color="D3DCDA"/>
+              <w:bottom w:val="single" w:sz="4" w:space="0" w:color="D3DCDA"/>
+              <w:right w:val="single" w:sz="4" w:space="0" w:color="D3DCDA"/>
+            </w:tcBorders>
+          </w:tcPr>
+          <w:p>
+            <w:pPr>
+              <w:pStyle w:val="Compact"/>
+              <w:widowControl/>
+              <w:spacing w:before="36" w:after="40"/>
+              <w:jc w:val="left"/>
+              <w:rPr>
+                <w:kern w:val="0"/>
+                <w:szCs w:val="24"/>
+                <w:lang w:val="ru-RU" w:eastAsia="en-US" w:bidi="ar-SA"/>
+              </w:rPr>
+            </w:pPr>
+            <w:r>
+              <w:rPr>
+                <w:kern w:val="0"/>
+                <w:sz w:val="18"/>
+                <w:szCs w:val="24"/>
+                <w:lang w:val="ru-RU" w:eastAsia="en-US" w:bidi="ar-SA"/>
+              </w:rPr>
+              <w:t>Требуемая траектория остатка к нулю на целевую дату</w:t>
+            </w:r>
+          </w:p>
+        </w:tc>
+      </w:tr>
+      <w:tr>
+        <w:trPr/>
+        <w:tc>
+          <w:tcPr>
+            <w:tcW w:w="4679" w:type="dxa"/>
+            <w:tcBorders>
+              <w:top w:val="single" w:sz="4" w:space="0" w:color="D3DCDA"/>
+              <w:left w:val="single" w:sz="4" w:space="0" w:color="D3DCDA"/>
+              <w:bottom w:val="single" w:sz="4" w:space="0" w:color="D3DCDA"/>
+              <w:right w:val="single" w:sz="4" w:space="0" w:color="D3DCDA"/>
+            </w:tcBorders>
+          </w:tcPr>
+          <w:p>
+            <w:pPr>
+              <w:pStyle w:val="Compact"/>
+              <w:widowControl/>
+              <w:spacing w:before="36" w:after="40"/>
+              <w:jc w:val="left"/>
+              <w:rPr>
+                <w:kern w:val="0"/>
+                <w:szCs w:val="24"/>
+                <w:lang w:val="ru-RU" w:eastAsia="en-US" w:bidi="ar-SA"/>
+              </w:rPr>
+            </w:pPr>
+            <w:r>
+              <w:rPr>
+                <w:kern w:val="0"/>
+                <w:sz w:val="18"/>
+                <w:szCs w:val="24"/>
+                <w:lang w:val="ru-RU" w:eastAsia="en-US" w:bidi="ar-SA"/>
+              </w:rPr>
               <w:t>Буфер риска</w:t>
             </w:r>
           </w:p>
@@ -17709,16 +18799,16 @@
               </w:rPr>
               <w:t>Допустимое опоздание прогноза, при котором статус — «Риск»</w:t>
             </w:r>
-            <w:bookmarkStart w:id="118" w:name="глоссарий"/>
-            <w:bookmarkEnd w:id="118"/>
+            <w:bookmarkStart w:id="125" w:name="глоссарий"/>
+            <w:bookmarkEnd w:id="125"/>
           </w:p>
         </w:tc>
       </w:tr>
     </w:tbl>
     <w:sectPr>
-      <w:footerReference w:type="even" r:id="rId43"/>
-      <w:footerReference w:type="default" r:id="rId44"/>
-      <w:footerReference w:type="first" r:id="rId45"/>
+      <w:footerReference w:type="even" r:id="rId46"/>
+      <w:footerReference w:type="default" r:id="rId47"/>
+      <w:footerReference w:type="first" r:id="rId48"/>
       <w:type w:val="nextPage"/>
       <w:pgSz w:w="12240" w:h="15840"/>
       <w:pgMar w:left="1440" w:right="1440" w:gutter="0" w:header="0" w:top="1440" w:footer="720" w:bottom="1440"/>
@@ -17759,7 +18849,7 @@
         <w:color w:val="8A92A6"/>
         <w:sz w:val="16"/>
       </w:rPr>
-      <w:t xml:space="preserve">Burndown 1.3.0 · Руководство пользователя · стр. </w:t>
+      <w:t xml:space="preserve">Burndown 1.4.0 · Руководство пользователя · стр. </w:t>
     </w:r>
     <w:r>
       <w:rPr/>
@@ -17775,7 +18865,7 @@
     </w:r>
     <w:r>
       <w:rPr/>
-      <w:t>44</w:t>
+      <w:t>47</w:t>
     </w:r>
     <w:r>
       <w:rPr/>
@@ -17798,7 +18888,7 @@
         <w:color w:val="8A92A6"/>
         <w:sz w:val="16"/>
       </w:rPr>
-      <w:t xml:space="preserve">Burndown 1.3.0 · Руководство пользователя · стр. </w:t>
+      <w:t xml:space="preserve">Burndown 1.4.0 · Руководство пользователя · стр. </w:t>
     </w:r>
     <w:r>
       <w:rPr/>
@@ -17814,7 +18904,7 @@
     </w:r>
     <w:r>
       <w:rPr/>
-      <w:t>44</w:t>
+      <w:t>47</w:t>
     </w:r>
     <w:r>
       <w:rPr/>
@@ -21601,6 +22691,125 @@
     </w:lvl>
   </w:abstractNum>
   <w:abstractNum w:abstractNumId="31">
+    <w:lvl w:ilvl="0">
+      <w:start w:val="1"/>
+      <w:numFmt w:val="decimal"/>
+      <w:lvlText w:val="%1."/>
+      <w:lvlJc w:val="left"/>
+      <w:pPr>
+        <w:tabs>
+          <w:tab w:val="num" w:pos="0"/>
+        </w:tabs>
+        <w:ind w:left="720" w:hanging="480"/>
+      </w:pPr>
+      <w:rPr/>
+    </w:lvl>
+    <w:lvl w:ilvl="1">
+      <w:start w:val="1"/>
+      <w:numFmt w:val="decimal"/>
+      <w:lvlText w:val="%2."/>
+      <w:lvlJc w:val="left"/>
+      <w:pPr>
+        <w:tabs>
+          <w:tab w:val="num" w:pos="0"/>
+        </w:tabs>
+        <w:ind w:left="1440" w:hanging="480"/>
+      </w:pPr>
+      <w:rPr/>
+    </w:lvl>
+    <w:lvl w:ilvl="2">
+      <w:start w:val="1"/>
+      <w:numFmt w:val="decimal"/>
+      <w:lvlText w:val="%3."/>
+      <w:lvlJc w:val="left"/>
+      <w:pPr>
+        <w:tabs>
+          <w:tab w:val="num" w:pos="0"/>
+        </w:tabs>
+        <w:ind w:left="2160" w:hanging="480"/>
+      </w:pPr>
+      <w:rPr/>
+    </w:lvl>
+    <w:lvl w:ilvl="3">
+      <w:start w:val="1"/>
+      <w:numFmt w:val="decimal"/>
+      <w:lvlText w:val="%4."/>
+      <w:lvlJc w:val="left"/>
+      <w:pPr>
+        <w:tabs>
+          <w:tab w:val="num" w:pos="0"/>
+        </w:tabs>
+        <w:ind w:left="2880" w:hanging="480"/>
+      </w:pPr>
+      <w:rPr/>
+    </w:lvl>
+    <w:lvl w:ilvl="4">
+      <w:start w:val="1"/>
+      <w:numFmt w:val="decimal"/>
+      <w:lvlText w:val="%5."/>
+      <w:lvlJc w:val="left"/>
+      <w:pPr>
+        <w:tabs>
+          <w:tab w:val="num" w:pos="0"/>
+        </w:tabs>
+        <w:ind w:left="3600" w:hanging="480"/>
+      </w:pPr>
+      <w:rPr/>
+    </w:lvl>
+    <w:lvl w:ilvl="5">
+      <w:start w:val="1"/>
+      <w:numFmt w:val="decimal"/>
+      <w:lvlText w:val="%6."/>
+      <w:lvlJc w:val="left"/>
+      <w:pPr>
+        <w:tabs>
+          <w:tab w:val="num" w:pos="0"/>
+        </w:tabs>
+        <w:ind w:left="4320" w:hanging="480"/>
+      </w:pPr>
+      <w:rPr/>
+    </w:lvl>
+    <w:lvl w:ilvl="6">
+      <w:start w:val="1"/>
+      <w:numFmt w:val="decimal"/>
+      <w:lvlText w:val="%7."/>
+      <w:lvlJc w:val="left"/>
+      <w:pPr>
+        <w:tabs>
+          <w:tab w:val="num" w:pos="0"/>
+        </w:tabs>
+        <w:ind w:left="5040" w:hanging="480"/>
+      </w:pPr>
+      <w:rPr/>
+    </w:lvl>
+    <w:lvl w:ilvl="7">
+      <w:start w:val="1"/>
+      <w:numFmt w:val="decimal"/>
+      <w:lvlText w:val="%8."/>
+      <w:lvlJc w:val="left"/>
+      <w:pPr>
+        <w:tabs>
+          <w:tab w:val="num" w:pos="0"/>
+        </w:tabs>
+        <w:ind w:left="5760" w:hanging="480"/>
+      </w:pPr>
+      <w:rPr/>
+    </w:lvl>
+    <w:lvl w:ilvl="8">
+      <w:start w:val="1"/>
+      <w:numFmt w:val="decimal"/>
+      <w:lvlText w:val="%9."/>
+      <w:lvlJc w:val="left"/>
+      <w:pPr>
+        <w:tabs>
+          <w:tab w:val="num" w:pos="0"/>
+        </w:tabs>
+        <w:ind w:left="6480" w:hanging="480"/>
+      </w:pPr>
+      <w:rPr/>
+    </w:lvl>
+  </w:abstractNum>
+  <w:abstractNum w:abstractNumId="32">
     <w:lvl w:ilvl="0">
       <w:start w:val="1"/>
       <w:numFmt w:val="none"/>
@@ -21813,13 +23022,13 @@
     <w:abstractNumId w:val="31"/>
   </w:num>
   <w:num w:numId="32">
+    <w:abstractNumId w:val="32"/>
+  </w:num>
+  <w:num w:numId="33">
     <w:abstractNumId w:val="2"/>
     <w:lvlOverride w:ilvl="0">
       <w:startOverride w:val="1"/>
     </w:lvlOverride>
-  </w:num>
-  <w:num w:numId="33">
-    <w:abstractNumId w:val="1"/>
   </w:num>
   <w:num w:numId="34">
     <w:abstractNumId w:val="1"/>
@@ -21858,31 +23067,31 @@
     <w:abstractNumId w:val="1"/>
   </w:num>
   <w:num w:numId="46">
+    <w:abstractNumId w:val="1"/>
+  </w:num>
+  <w:num w:numId="47">
     <w:abstractNumId w:val="2"/>
     <w:lvlOverride w:ilvl="0">
       <w:startOverride w:val="1"/>
     </w:lvlOverride>
-  </w:num>
-  <w:num w:numId="47">
-    <w:abstractNumId w:val="2"/>
   </w:num>
   <w:num w:numId="48">
     <w:abstractNumId w:val="2"/>
   </w:num>
   <w:num w:numId="49">
     <w:abstractNumId w:val="2"/>
+  </w:num>
+  <w:num w:numId="50">
+    <w:abstractNumId w:val="2"/>
     <w:lvlOverride w:ilvl="0">
       <w:startOverride w:val="1"/>
     </w:lvlOverride>
-  </w:num>
-  <w:num w:numId="50">
-    <w:abstractNumId w:val="2"/>
   </w:num>
   <w:num w:numId="51">
     <w:abstractNumId w:val="2"/>
   </w:num>
   <w:num w:numId="52">
-    <w:abstractNumId w:val="1"/>
+    <w:abstractNumId w:val="2"/>
   </w:num>
   <w:num w:numId="53">
     <w:abstractNumId w:val="1"/>
@@ -21894,52 +23103,52 @@
     <w:abstractNumId w:val="1"/>
   </w:num>
   <w:num w:numId="56">
+    <w:abstractNumId w:val="1"/>
+  </w:num>
+  <w:num w:numId="57">
     <w:abstractNumId w:val="2"/>
     <w:lvlOverride w:ilvl="0">
       <w:startOverride w:val="1"/>
     </w:lvlOverride>
-  </w:num>
-  <w:num w:numId="57">
-    <w:abstractNumId w:val="2"/>
   </w:num>
   <w:num w:numId="58">
     <w:abstractNumId w:val="2"/>
   </w:num>
   <w:num w:numId="59">
     <w:abstractNumId w:val="2"/>
+  </w:num>
+  <w:num w:numId="60">
+    <w:abstractNumId w:val="2"/>
     <w:lvlOverride w:ilvl="0">
       <w:startOverride w:val="1"/>
     </w:lvlOverride>
-  </w:num>
-  <w:num w:numId="60">
-    <w:abstractNumId w:val="2"/>
   </w:num>
   <w:num w:numId="61">
     <w:abstractNumId w:val="2"/>
   </w:num>
   <w:num w:numId="62">
     <w:abstractNumId w:val="2"/>
+  </w:num>
+  <w:num w:numId="63">
+    <w:abstractNumId w:val="2"/>
     <w:lvlOverride w:ilvl="0">
       <w:startOverride w:val="1"/>
     </w:lvlOverride>
   </w:num>
-  <w:num w:numId="63">
+  <w:num w:numId="64">
     <w:abstractNumId w:val="2"/>
   </w:num>
-  <w:num w:numId="64">
+  <w:num w:numId="65">
     <w:abstractNumId w:val="13"/>
     <w:lvlOverride w:ilvl="0">
       <w:startOverride w:val="3"/>
     </w:lvlOverride>
   </w:num>
-  <w:num w:numId="65">
+  <w:num w:numId="66">
     <w:abstractNumId w:val="2"/>
     <w:lvlOverride w:ilvl="0">
       <w:startOverride w:val="1"/>
     </w:lvlOverride>
-  </w:num>
-  <w:num w:numId="66">
-    <w:abstractNumId w:val="2"/>
   </w:num>
   <w:num w:numId="67">
     <w:abstractNumId w:val="2"/>
@@ -21948,7 +23157,7 @@
     <w:abstractNumId w:val="2"/>
   </w:num>
   <w:num w:numId="69">
-    <w:abstractNumId w:val="1"/>
+    <w:abstractNumId w:val="2"/>
   </w:num>
   <w:num w:numId="70">
     <w:abstractNumId w:val="1"/>
@@ -21957,13 +23166,13 @@
     <w:abstractNumId w:val="1"/>
   </w:num>
   <w:num w:numId="72">
+    <w:abstractNumId w:val="1"/>
+  </w:num>
+  <w:num w:numId="73">
     <w:abstractNumId w:val="2"/>
     <w:lvlOverride w:ilvl="0">
       <w:startOverride w:val="1"/>
     </w:lvlOverride>
-  </w:num>
-  <w:num w:numId="73">
-    <w:abstractNumId w:val="2"/>
   </w:num>
   <w:num w:numId="74">
     <w:abstractNumId w:val="2"/>
@@ -21973,12 +23182,12 @@
   </w:num>
   <w:num w:numId="76">
     <w:abstractNumId w:val="2"/>
+  </w:num>
+  <w:num w:numId="77">
+    <w:abstractNumId w:val="2"/>
     <w:lvlOverride w:ilvl="0">
       <w:startOverride w:val="1"/>
     </w:lvlOverride>
-  </w:num>
-  <w:num w:numId="77">
-    <w:abstractNumId w:val="2"/>
   </w:num>
   <w:num w:numId="78">
     <w:abstractNumId w:val="2"/>
@@ -21987,7 +23196,7 @@
     <w:abstractNumId w:val="2"/>
   </w:num>
   <w:num w:numId="80">
-    <w:abstractNumId w:val="1"/>
+    <w:abstractNumId w:val="2"/>
   </w:num>
   <w:num w:numId="81">
     <w:abstractNumId w:val="1"/>
@@ -21999,13 +23208,13 @@
     <w:abstractNumId w:val="1"/>
   </w:num>
   <w:num w:numId="84">
+    <w:abstractNumId w:val="1"/>
+  </w:num>
+  <w:num w:numId="85">
     <w:abstractNumId w:val="2"/>
     <w:lvlOverride w:ilvl="0">
       <w:startOverride w:val="1"/>
     </w:lvlOverride>
-  </w:num>
-  <w:num w:numId="85">
-    <w:abstractNumId w:val="2"/>
   </w:num>
   <w:num w:numId="86">
     <w:abstractNumId w:val="2"/>
@@ -22017,7 +23226,7 @@
     <w:abstractNumId w:val="2"/>
   </w:num>
   <w:num w:numId="89">
-    <w:abstractNumId w:val="1"/>
+    <w:abstractNumId w:val="2"/>
   </w:num>
   <w:num w:numId="90">
     <w:abstractNumId w:val="1"/>
@@ -22056,13 +23265,13 @@
     <w:abstractNumId w:val="1"/>
   </w:num>
   <w:num w:numId="102">
+    <w:abstractNumId w:val="1"/>
+  </w:num>
+  <w:num w:numId="103">
     <w:abstractNumId w:val="2"/>
     <w:lvlOverride w:ilvl="0">
       <w:startOverride w:val="1"/>
     </w:lvlOverride>
-  </w:num>
-  <w:num w:numId="103">
-    <w:abstractNumId w:val="2"/>
   </w:num>
   <w:num w:numId="104">
     <w:abstractNumId w:val="2"/>
@@ -22072,12 +23281,12 @@
   </w:num>
   <w:num w:numId="106">
     <w:abstractNumId w:val="2"/>
+  </w:num>
+  <w:num w:numId="107">
+    <w:abstractNumId w:val="2"/>
     <w:lvlOverride w:ilvl="0">
       <w:startOverride w:val="1"/>
     </w:lvlOverride>
-  </w:num>
-  <w:num w:numId="107">
-    <w:abstractNumId w:val="2"/>
   </w:num>
   <w:num w:numId="108">
     <w:abstractNumId w:val="2"/>
@@ -22093,12 +23302,12 @@
   </w:num>
   <w:num w:numId="112">
     <w:abstractNumId w:val="2"/>
+  </w:num>
+  <w:num w:numId="113">
+    <w:abstractNumId w:val="2"/>
     <w:lvlOverride w:ilvl="0">
       <w:startOverride w:val="1"/>
     </w:lvlOverride>
-  </w:num>
-  <w:num w:numId="113">
-    <w:abstractNumId w:val="2"/>
   </w:num>
   <w:num w:numId="114">
     <w:abstractNumId w:val="2"/>
@@ -22108,24 +23317,24 @@
   </w:num>
   <w:num w:numId="116">
     <w:abstractNumId w:val="2"/>
+  </w:num>
+  <w:num w:numId="117">
+    <w:abstractNumId w:val="2"/>
     <w:lvlOverride w:ilvl="0">
       <w:startOverride w:val="1"/>
     </w:lvlOverride>
-  </w:num>
-  <w:num w:numId="117">
-    <w:abstractNumId w:val="2"/>
   </w:num>
   <w:num w:numId="118">
     <w:abstractNumId w:val="2"/>
   </w:num>
   <w:num w:numId="119">
     <w:abstractNumId w:val="2"/>
+  </w:num>
+  <w:num w:numId="120">
+    <w:abstractNumId w:val="2"/>
     <w:lvlOverride w:ilvl="0">
       <w:startOverride w:val="1"/>
     </w:lvlOverride>
-  </w:num>
-  <w:num w:numId="120">
-    <w:abstractNumId w:val="2"/>
   </w:num>
   <w:num w:numId="121">
     <w:abstractNumId w:val="2"/>
@@ -22135,12 +23344,12 @@
   </w:num>
   <w:num w:numId="123">
     <w:abstractNumId w:val="2"/>
+  </w:num>
+  <w:num w:numId="124">
+    <w:abstractNumId w:val="2"/>
     <w:lvlOverride w:ilvl="0">
       <w:startOverride w:val="1"/>
     </w:lvlOverride>
-  </w:num>
-  <w:num w:numId="124">
-    <w:abstractNumId w:val="2"/>
   </w:num>
   <w:num w:numId="125">
     <w:abstractNumId w:val="2"/>
@@ -22150,17 +23359,35 @@
   </w:num>
   <w:num w:numId="127">
     <w:abstractNumId w:val="2"/>
+  </w:num>
+  <w:num w:numId="128">
+    <w:abstractNumId w:val="2"/>
     <w:lvlOverride w:ilvl="0">
       <w:startOverride w:val="1"/>
     </w:lvlOverride>
-  </w:num>
-  <w:num w:numId="128">
-    <w:abstractNumId w:val="2"/>
   </w:num>
   <w:num w:numId="129">
     <w:abstractNumId w:val="2"/>
   </w:num>
   <w:num w:numId="130">
+    <w:abstractNumId w:val="2"/>
+  </w:num>
+  <w:num w:numId="131">
+    <w:abstractNumId w:val="2"/>
+  </w:num>
+  <w:num w:numId="132">
+    <w:abstractNumId w:val="2"/>
+    <w:lvlOverride w:ilvl="0">
+      <w:startOverride w:val="1"/>
+    </w:lvlOverride>
+  </w:num>
+  <w:num w:numId="133">
+    <w:abstractNumId w:val="2"/>
+  </w:num>
+  <w:num w:numId="134">
+    <w:abstractNumId w:val="2"/>
+  </w:num>
+  <w:num w:numId="135">
     <w:abstractNumId w:val="2"/>
   </w:num>
 </w:numbering>

--- a/docs/manuals/user-guide.docx
+++ b/docs/manuals/user-guide.docx
@@ -23,7 +23,7 @@
       </w:pPr>
       <w:r>
         <w:rPr/>
-        <w:t>Версия 1.4.0</w:t>
+        <w:t>Версия 1.5.0</w:t>
       </w:r>
     </w:p>
     <w:p>
@@ -103,7 +103,7 @@
             </w:rPr>
             <w:fldChar w:fldCharType="separate"/>
           </w:r>
-          <w:hyperlink w:anchor="__RefHeading___Toc3122_3741876853">
+          <w:hyperlink w:anchor="__RefHeading___Toc3426_1523938603">
             <w:r>
               <w:rPr>
                 <w:webHidden/>
@@ -124,7 +124,7 @@
             </w:tabs>
             <w:rPr/>
           </w:pPr>
-          <w:hyperlink w:anchor="__RefHeading___Toc3124_3741876853">
+          <w:hyperlink w:anchor="__RefHeading___Toc3428_1523938603">
             <w:r>
               <w:rPr>
                 <w:webHidden/>
@@ -145,7 +145,7 @@
             </w:tabs>
             <w:rPr/>
           </w:pPr>
-          <w:hyperlink w:anchor="__RefHeading___Toc3126_3741876853">
+          <w:hyperlink w:anchor="__RefHeading___Toc3430_1523938603">
             <w:r>
               <w:rPr>
                 <w:webHidden/>
@@ -166,7 +166,7 @@
             </w:tabs>
             <w:rPr/>
           </w:pPr>
-          <w:hyperlink w:anchor="__RefHeading___Toc3128_3741876853">
+          <w:hyperlink w:anchor="__RefHeading___Toc3432_1523938603">
             <w:r>
               <w:rPr>
                 <w:webHidden/>
@@ -187,7 +187,7 @@
             </w:tabs>
             <w:rPr/>
           </w:pPr>
-          <w:hyperlink w:anchor="__RefHeading___Toc3130_3741876853">
+          <w:hyperlink w:anchor="__RefHeading___Toc3434_1523938603">
             <w:r>
               <w:rPr>
                 <w:webHidden/>
@@ -208,7 +208,7 @@
             </w:tabs>
             <w:rPr/>
           </w:pPr>
-          <w:hyperlink w:anchor="__RefHeading___Toc3132_3741876853">
+          <w:hyperlink w:anchor="__RefHeading___Toc3436_1523938603">
             <w:r>
               <w:rPr>
                 <w:webHidden/>
@@ -229,7 +229,7 @@
             </w:tabs>
             <w:rPr/>
           </w:pPr>
-          <w:hyperlink w:anchor="__RefHeading___Toc3134_3741876853">
+          <w:hyperlink w:anchor="__RefHeading___Toc3438_1523938603">
             <w:r>
               <w:rPr>
                 <w:webHidden/>
@@ -250,7 +250,7 @@
             </w:tabs>
             <w:rPr/>
           </w:pPr>
-          <w:hyperlink w:anchor="__RefHeading___Toc3136_3741876853">
+          <w:hyperlink w:anchor="__RefHeading___Toc3440_1523938603">
             <w:r>
               <w:rPr>
                 <w:webHidden/>
@@ -271,7 +271,7 @@
             </w:tabs>
             <w:rPr/>
           </w:pPr>
-          <w:hyperlink w:anchor="__RefHeading___Toc3138_3741876853">
+          <w:hyperlink w:anchor="__RefHeading___Toc3442_1523938603">
             <w:r>
               <w:rPr>
                 <w:webHidden/>
@@ -292,7 +292,7 @@
             </w:tabs>
             <w:rPr/>
           </w:pPr>
-          <w:hyperlink w:anchor="__RefHeading___Toc3140_3741876853">
+          <w:hyperlink w:anchor="__RefHeading___Toc3444_1523938603">
             <w:r>
               <w:rPr>
                 <w:webHidden/>
@@ -313,7 +313,7 @@
             </w:tabs>
             <w:rPr/>
           </w:pPr>
-          <w:hyperlink w:anchor="__RefHeading___Toc3142_3741876853">
+          <w:hyperlink w:anchor="__RefHeading___Toc3446_1523938603">
             <w:r>
               <w:rPr>
                 <w:webHidden/>
@@ -334,7 +334,7 @@
             </w:tabs>
             <w:rPr/>
           </w:pPr>
-          <w:hyperlink w:anchor="__RefHeading___Toc3144_3741876853">
+          <w:hyperlink w:anchor="__RefHeading___Toc3448_1523938603">
             <w:r>
               <w:rPr>
                 <w:webHidden/>
@@ -355,7 +355,7 @@
             </w:tabs>
             <w:rPr/>
           </w:pPr>
-          <w:hyperlink w:anchor="__RefHeading___Toc3146_3741876853">
+          <w:hyperlink w:anchor="__RefHeading___Toc3450_1523938603">
             <w:r>
               <w:rPr>
                 <w:webHidden/>
@@ -376,7 +376,7 @@
             </w:tabs>
             <w:rPr/>
           </w:pPr>
-          <w:hyperlink w:anchor="__RefHeading___Toc3148_3741876853">
+          <w:hyperlink w:anchor="__RefHeading___Toc3452_1523938603">
             <w:r>
               <w:rPr>
                 <w:webHidden/>
@@ -397,7 +397,7 @@
             </w:tabs>
             <w:rPr/>
           </w:pPr>
-          <w:hyperlink w:anchor="__RefHeading___Toc3150_3741876853">
+          <w:hyperlink w:anchor="__RefHeading___Toc3454_1523938603">
             <w:r>
               <w:rPr>
                 <w:webHidden/>
@@ -418,7 +418,7 @@
             </w:tabs>
             <w:rPr/>
           </w:pPr>
-          <w:hyperlink w:anchor="__RefHeading___Toc3152_3741876853">
+          <w:hyperlink w:anchor="__RefHeading___Toc3456_1523938603">
             <w:r>
               <w:rPr>
                 <w:webHidden/>
@@ -439,7 +439,7 @@
             </w:tabs>
             <w:rPr/>
           </w:pPr>
-          <w:hyperlink w:anchor="__RefHeading___Toc3154_3741876853">
+          <w:hyperlink w:anchor="__RefHeading___Toc3458_1523938603">
             <w:r>
               <w:rPr>
                 <w:webHidden/>
@@ -460,7 +460,7 @@
             </w:tabs>
             <w:rPr/>
           </w:pPr>
-          <w:hyperlink w:anchor="__RefHeading___Toc3156_3741876853">
+          <w:hyperlink w:anchor="__RefHeading___Toc3460_1523938603">
             <w:r>
               <w:rPr>
                 <w:webHidden/>
@@ -481,7 +481,7 @@
             </w:tabs>
             <w:rPr/>
           </w:pPr>
-          <w:hyperlink w:anchor="__RefHeading___Toc3158_3741876853">
+          <w:hyperlink w:anchor="__RefHeading___Toc3462_1523938603">
             <w:r>
               <w:rPr>
                 <w:webHidden/>
@@ -502,7 +502,7 @@
             </w:tabs>
             <w:rPr/>
           </w:pPr>
-          <w:hyperlink w:anchor="__RefHeading___Toc3160_3741876853">
+          <w:hyperlink w:anchor="__RefHeading___Toc3464_1523938603">
             <w:r>
               <w:rPr>
                 <w:webHidden/>
@@ -523,7 +523,7 @@
             </w:tabs>
             <w:rPr/>
           </w:pPr>
-          <w:hyperlink w:anchor="__RefHeading___Toc3162_3741876853">
+          <w:hyperlink w:anchor="__RefHeading___Toc3466_1523938603">
             <w:r>
               <w:rPr>
                 <w:webHidden/>
@@ -544,7 +544,7 @@
             </w:tabs>
             <w:rPr/>
           </w:pPr>
-          <w:hyperlink w:anchor="__RefHeading___Toc3164_3741876853">
+          <w:hyperlink w:anchor="__RefHeading___Toc3468_1523938603">
             <w:r>
               <w:rPr>
                 <w:webHidden/>
@@ -565,7 +565,7 @@
             </w:tabs>
             <w:rPr/>
           </w:pPr>
-          <w:hyperlink w:anchor="__RefHeading___Toc3166_3741876853">
+          <w:hyperlink w:anchor="__RefHeading___Toc3470_1523938603">
             <w:r>
               <w:rPr>
                 <w:webHidden/>
@@ -586,7 +586,7 @@
             </w:tabs>
             <w:rPr/>
           </w:pPr>
-          <w:hyperlink w:anchor="__RefHeading___Toc3168_3741876853">
+          <w:hyperlink w:anchor="__RefHeading___Toc3472_1523938603">
             <w:r>
               <w:rPr>
                 <w:webHidden/>
@@ -607,7 +607,7 @@
             </w:tabs>
             <w:rPr/>
           </w:pPr>
-          <w:hyperlink w:anchor="__RefHeading___Toc3170_3741876853">
+          <w:hyperlink w:anchor="__RefHeading___Toc3474_1523938603">
             <w:r>
               <w:rPr>
                 <w:webHidden/>
@@ -628,7 +628,7 @@
             </w:tabs>
             <w:rPr/>
           </w:pPr>
-          <w:hyperlink w:anchor="__RefHeading___Toc3172_3741876853">
+          <w:hyperlink w:anchor="__RefHeading___Toc3476_1523938603">
             <w:r>
               <w:rPr>
                 <w:webHidden/>
@@ -649,7 +649,7 @@
             </w:tabs>
             <w:rPr/>
           </w:pPr>
-          <w:hyperlink w:anchor="__RefHeading___Toc3174_3741876853">
+          <w:hyperlink w:anchor="__RefHeading___Toc3478_1523938603">
             <w:r>
               <w:rPr>
                 <w:webHidden/>
@@ -670,7 +670,7 @@
             </w:tabs>
             <w:rPr/>
           </w:pPr>
-          <w:hyperlink w:anchor="__RefHeading___Toc3176_3741876853">
+          <w:hyperlink w:anchor="__RefHeading___Toc3480_1523938603">
             <w:r>
               <w:rPr>
                 <w:webHidden/>
@@ -691,7 +691,7 @@
             </w:tabs>
             <w:rPr/>
           </w:pPr>
-          <w:hyperlink w:anchor="__RefHeading___Toc3178_3741876853">
+          <w:hyperlink w:anchor="__RefHeading___Toc3482_1523938603">
             <w:r>
               <w:rPr>
                 <w:webHidden/>
@@ -712,7 +712,7 @@
             </w:tabs>
             <w:rPr/>
           </w:pPr>
-          <w:hyperlink w:anchor="__RefHeading___Toc3180_3741876853">
+          <w:hyperlink w:anchor="__RefHeading___Toc3484_1523938603">
             <w:r>
               <w:rPr>
                 <w:webHidden/>
@@ -733,7 +733,7 @@
             </w:tabs>
             <w:rPr/>
           </w:pPr>
-          <w:hyperlink w:anchor="__RefHeading___Toc3182_3741876853">
+          <w:hyperlink w:anchor="__RefHeading___Toc3486_1523938603">
             <w:r>
               <w:rPr>
                 <w:webHidden/>
@@ -754,7 +754,7 @@
             </w:tabs>
             <w:rPr/>
           </w:pPr>
-          <w:hyperlink w:anchor="__RefHeading___Toc3184_3741876853">
+          <w:hyperlink w:anchor="__RefHeading___Toc3488_1523938603">
             <w:r>
               <w:rPr>
                 <w:webHidden/>
@@ -775,7 +775,7 @@
             </w:tabs>
             <w:rPr/>
           </w:pPr>
-          <w:hyperlink w:anchor="__RefHeading___Toc3186_3741876853">
+          <w:hyperlink w:anchor="__RefHeading___Toc3490_1523938603">
             <w:r>
               <w:rPr>
                 <w:webHidden/>
@@ -796,7 +796,7 @@
             </w:tabs>
             <w:rPr/>
           </w:pPr>
-          <w:hyperlink w:anchor="__RefHeading___Toc3188_3741876853">
+          <w:hyperlink w:anchor="__RefHeading___Toc3492_1523938603">
             <w:r>
               <w:rPr>
                 <w:webHidden/>
@@ -817,7 +817,7 @@
             </w:tabs>
             <w:rPr/>
           </w:pPr>
-          <w:hyperlink w:anchor="__RefHeading___Toc3190_3741876853">
+          <w:hyperlink w:anchor="__RefHeading___Toc3494_1523938603">
             <w:r>
               <w:rPr>
                 <w:webHidden/>
@@ -838,7 +838,7 @@
             </w:tabs>
             <w:rPr/>
           </w:pPr>
-          <w:hyperlink w:anchor="__RefHeading___Toc3192_3741876853">
+          <w:hyperlink w:anchor="__RefHeading___Toc3496_1523938603">
             <w:r>
               <w:rPr>
                 <w:webHidden/>
@@ -859,7 +859,7 @@
             </w:tabs>
             <w:rPr/>
           </w:pPr>
-          <w:hyperlink w:anchor="__RefHeading___Toc3194_3741876853">
+          <w:hyperlink w:anchor="__RefHeading___Toc3498_1523938603">
             <w:r>
               <w:rPr>
                 <w:webHidden/>
@@ -880,7 +880,7 @@
             </w:tabs>
             <w:rPr/>
           </w:pPr>
-          <w:hyperlink w:anchor="__RefHeading___Toc3196_3741876853">
+          <w:hyperlink w:anchor="__RefHeading___Toc3500_1523938603">
             <w:r>
               <w:rPr>
                 <w:webHidden/>
@@ -901,7 +901,7 @@
             </w:tabs>
             <w:rPr/>
           </w:pPr>
-          <w:hyperlink w:anchor="__RefHeading___Toc3198_3741876853">
+          <w:hyperlink w:anchor="__RefHeading___Toc3502_1523938603">
             <w:r>
               <w:rPr>
                 <w:webHidden/>
@@ -922,7 +922,7 @@
             </w:tabs>
             <w:rPr/>
           </w:pPr>
-          <w:hyperlink w:anchor="__RefHeading___Toc3200_3741876853">
+          <w:hyperlink w:anchor="__RefHeading___Toc3504_1523938603">
             <w:r>
               <w:rPr>
                 <w:webHidden/>
@@ -943,7 +943,7 @@
             </w:tabs>
             <w:rPr/>
           </w:pPr>
-          <w:hyperlink w:anchor="__RefHeading___Toc3202_3741876853">
+          <w:hyperlink w:anchor="__RefHeading___Toc3506_1523938603">
             <w:r>
               <w:rPr>
                 <w:webHidden/>
@@ -964,7 +964,7 @@
             </w:tabs>
             <w:rPr/>
           </w:pPr>
-          <w:hyperlink w:anchor="__RefHeading___Toc3204_3741876853">
+          <w:hyperlink w:anchor="__RefHeading___Toc3508_1523938603">
             <w:r>
               <w:rPr>
                 <w:webHidden/>
@@ -985,15 +985,78 @@
             </w:tabs>
             <w:rPr/>
           </w:pPr>
-          <w:hyperlink w:anchor="__RefHeading___Toc3206_3741876853">
+          <w:hyperlink w:anchor="__RefHeading___Toc3510_1523938603">
             <w:r>
               <w:rPr>
                 <w:webHidden/>
                 <w:rStyle w:val="IndexLink"/>
               </w:rPr>
-              <w:t>12 Работа с телефона</w:t>
+              <w:t>12 Уведомления: дайджест и оповещения</w:t>
               <w:tab/>
               <w:t>41</w:t>
+            </w:r>
+          </w:hyperlink>
+        </w:p>
+        <w:p>
+          <w:pPr>
+            <w:pStyle w:val="TOC2"/>
+            <w:tabs>
+              <w:tab w:val="clear" w:pos="9077"/>
+              <w:tab w:val="right" w:pos="9359" w:leader="dot"/>
+            </w:tabs>
+            <w:rPr/>
+          </w:pPr>
+          <w:hyperlink w:anchor="__RefHeading___Toc3512_1523938603">
+            <w:r>
+              <w:rPr>
+                <w:webHidden/>
+                <w:rStyle w:val="IndexLink"/>
+              </w:rPr>
+              <w:t>12.1 Каналы: почта и Telegram</w:t>
+              <w:tab/>
+              <w:t>41</w:t>
+            </w:r>
+          </w:hyperlink>
+        </w:p>
+        <w:p>
+          <w:pPr>
+            <w:pStyle w:val="TOC2"/>
+            <w:tabs>
+              <w:tab w:val="clear" w:pos="9077"/>
+              <w:tab w:val="right" w:pos="9359" w:leader="dot"/>
+            </w:tabs>
+            <w:rPr/>
+          </w:pPr>
+          <w:hyperlink w:anchor="__RefHeading___Toc3514_1523938603">
+            <w:r>
+              <w:rPr>
+                <w:webHidden/>
+                <w:rStyle w:val="IndexLink"/>
+              </w:rPr>
+              <w:t>12.2 Дайджест по расписанию</w:t>
+              <w:tab/>
+              <w:t>42</w:t>
+            </w:r>
+          </w:hyperlink>
+        </w:p>
+        <w:p>
+          <w:pPr>
+            <w:pStyle w:val="TOC2"/>
+            <w:tabs>
+              <w:tab w:val="clear" w:pos="9077"/>
+              <w:tab w:val="right" w:pos="9359" w:leader="dot"/>
+            </w:tabs>
+            <w:rPr/>
+          </w:pPr>
+          <w:hyperlink w:anchor="__RefHeading___Toc3516_1523938603">
+            <w:r>
+              <w:rPr>
+                <w:webHidden/>
+                <w:rStyle w:val="IndexLink"/>
+              </w:rPr>
+              <w:t>12.3 Оповещения</w:t>
+              <w:tab/>
+              <w:t>43</w:t>
             </w:r>
           </w:hyperlink>
         </w:p>
@@ -1006,15 +1069,36 @@
             </w:tabs>
             <w:rPr/>
           </w:pPr>
-          <w:hyperlink w:anchor="__RefHeading___Toc3208_3741876853">
+          <w:hyperlink w:anchor="__RefHeading___Toc3518_1523938603">
             <w:r>
               <w:rPr>
                 <w:webHidden/>
                 <w:rStyle w:val="IndexLink"/>
               </w:rPr>
-              <w:t>13 Пользовательские сценарии</w:t>
+              <w:t>13 Работа с телефона</w:t>
               <w:tab/>
-              <w:t>42</w:t>
+              <w:t>45</w:t>
+            </w:r>
+          </w:hyperlink>
+        </w:p>
+        <w:p>
+          <w:pPr>
+            <w:pStyle w:val="TOC1"/>
+            <w:tabs>
+              <w:tab w:val="clear" w:pos="9360"/>
+              <w:tab w:val="right" w:pos="9359" w:leader="dot"/>
+            </w:tabs>
+            <w:rPr/>
+          </w:pPr>
+          <w:hyperlink w:anchor="__RefHeading___Toc3520_1523938603">
+            <w:r>
+              <w:rPr>
+                <w:webHidden/>
+                <w:rStyle w:val="IndexLink"/>
+              </w:rPr>
+              <w:t>14 Пользовательские сценарии</w:t>
+              <w:tab/>
+              <w:t>46</w:t>
             </w:r>
           </w:hyperlink>
         </w:p>
@@ -1027,15 +1111,15 @@
             </w:tabs>
             <w:rPr/>
           </w:pPr>
-          <w:hyperlink w:anchor="__RefHeading___Toc3210_3741876853">
+          <w:hyperlink w:anchor="__RefHeading___Toc3522_1523938603">
             <w:r>
               <w:rPr>
                 <w:webHidden/>
                 <w:rStyle w:val="IndexLink"/>
               </w:rPr>
-              <w:t>13.1 Сценарий 1. Еженедельный замер вручную</w:t>
+              <w:t>14.1 Сценарий 1. Еженедельный замер вручную</w:t>
               <w:tab/>
-              <w:t>42</w:t>
+              <w:t>46</w:t>
             </w:r>
           </w:hyperlink>
         </w:p>
@@ -1048,15 +1132,15 @@
             </w:tabs>
             <w:rPr/>
           </w:pPr>
-          <w:hyperlink w:anchor="__RefHeading___Toc3212_3741876853">
+          <w:hyperlink w:anchor="__RefHeading___Toc3524_1523938603">
             <w:r>
               <w:rPr>
                 <w:webHidden/>
                 <w:rStyle w:val="IndexLink"/>
               </w:rPr>
-              <w:t>13.2 Сценарий 2. Связать проект с Jira и затянуть сегодняшний день</w:t>
+              <w:t>14.2 Сценарий 2. Связать проект с Jira и затянуть сегодняшний день</w:t>
               <w:tab/>
-              <w:t>42</w:t>
+              <w:t>46</w:t>
             </w:r>
           </w:hyperlink>
         </w:p>
@@ -1069,15 +1153,15 @@
             </w:tabs>
             <w:rPr/>
           </w:pPr>
-          <w:hyperlink w:anchor="__RefHeading___Toc3214_3741876853">
+          <w:hyperlink w:anchor="__RefHeading___Toc3526_1523938603">
             <w:r>
               <w:rPr>
                 <w:webHidden/>
                 <w:rStyle w:val="IndexLink"/>
               </w:rPr>
-              <w:t>13.3 Сценарий 3. Ежедневное автозаполнение</w:t>
+              <w:t>14.3 Сценарий 3. Ежедневное автозаполнение</w:t>
               <w:tab/>
-              <w:t>42</w:t>
+              <w:t>46</w:t>
             </w:r>
           </w:hyperlink>
         </w:p>
@@ -1090,15 +1174,15 @@
             </w:tabs>
             <w:rPr/>
           </w:pPr>
-          <w:hyperlink w:anchor="__RefHeading___Toc3216_3741876853">
+          <w:hyperlink w:anchor="__RefHeading___Toc3528_1523938603">
             <w:r>
               <w:rPr>
                 <w:webHidden/>
                 <w:rStyle w:val="IndexLink"/>
               </w:rPr>
-              <w:t>13.4 Сценарий 4. Ручная правка поверх автозаполнения</w:t>
+              <w:t>14.4 Сценарий 4. Ручная правка поверх автозаполнения</w:t>
               <w:tab/>
-              <w:t>43</w:t>
+              <w:t>47</w:t>
             </w:r>
           </w:hyperlink>
         </w:p>
@@ -1111,15 +1195,15 @@
             </w:tabs>
             <w:rPr/>
           </w:pPr>
-          <w:hyperlink w:anchor="__RefHeading___Toc3218_3741876853">
+          <w:hyperlink w:anchor="__RefHeading___Toc3530_1523938603">
             <w:r>
               <w:rPr>
                 <w:webHidden/>
                 <w:rStyle w:val="IndexLink"/>
               </w:rPr>
-              <w:t>13.5 Сценарий 5. Завершение работ по эпику</w:t>
+              <w:t>14.5 Сценарий 5. Завершение работ по эпику</w:t>
               <w:tab/>
-              <w:t>43</w:t>
+              <w:t>47</w:t>
             </w:r>
           </w:hyperlink>
         </w:p>
@@ -1132,15 +1216,15 @@
             </w:tabs>
             <w:rPr/>
           </w:pPr>
-          <w:hyperlink w:anchor="__RefHeading___Toc3220_3741876853">
+          <w:hyperlink w:anchor="__RefHeading___Toc3532_1523938603">
             <w:r>
               <w:rPr>
                 <w:webHidden/>
                 <w:rStyle w:val="IndexLink"/>
               </w:rPr>
-              <w:t>13.6 Сценарий 6. Разбор роста объёма перед совещанием</w:t>
+              <w:t>14.6 Сценарий 6. Разбор роста объёма перед совещанием</w:t>
               <w:tab/>
-              <w:t>43</w:t>
+              <w:t>47</w:t>
             </w:r>
           </w:hyperlink>
         </w:p>
@@ -1153,15 +1237,15 @@
             </w:tabs>
             <w:rPr/>
           </w:pPr>
-          <w:hyperlink w:anchor="__RefHeading___Toc3222_3741876853">
+          <w:hyperlink w:anchor="__RefHeading___Toc3534_1523938603">
             <w:r>
               <w:rPr>
                 <w:webHidden/>
                 <w:rStyle w:val="IndexLink"/>
               </w:rPr>
-              <w:t>13.7 Сценарий 7. Новый проект с историей из Jira</w:t>
+              <w:t>14.7 Сценарий 7. Новый проект с историей из Jira</w:t>
               <w:tab/>
-              <w:t>43</w:t>
+              <w:t>47</w:t>
             </w:r>
           </w:hyperlink>
         </w:p>
@@ -1174,15 +1258,36 @@
             </w:tabs>
             <w:rPr/>
           </w:pPr>
-          <w:hyperlink w:anchor="__RefHeading___Toc3224_3741876853">
+          <w:hyperlink w:anchor="__RefHeading___Toc3536_1523938603">
             <w:r>
               <w:rPr>
                 <w:webHidden/>
                 <w:rStyle w:val="IndexLink"/>
               </w:rPr>
-              <w:t>13.8 Сценарий 8. Еженедельный обзор для руководителя портфеля</w:t>
+              <w:t>14.8 Сценарий 8. Еженедельный обзор для руководителя портфеля</w:t>
               <w:tab/>
-              <w:t>44</w:t>
+              <w:t>48</w:t>
+            </w:r>
+          </w:hyperlink>
+        </w:p>
+        <w:p>
+          <w:pPr>
+            <w:pStyle w:val="TOC2"/>
+            <w:tabs>
+              <w:tab w:val="clear" w:pos="9077"/>
+              <w:tab w:val="right" w:pos="9359" w:leader="dot"/>
+            </w:tabs>
+            <w:rPr/>
+          </w:pPr>
+          <w:hyperlink w:anchor="__RefHeading___Toc3538_1523938603">
+            <w:r>
+              <w:rPr>
+                <w:webHidden/>
+                <w:rStyle w:val="IndexLink"/>
+              </w:rPr>
+              <w:t>14.9 Сценарий 9. Дайджест для заказчика и оповещения для себя</w:t>
+              <w:tab/>
+              <w:t>48</w:t>
             </w:r>
           </w:hyperlink>
         </w:p>
@@ -1195,15 +1300,15 @@
             </w:tabs>
             <w:rPr/>
           </w:pPr>
-          <w:hyperlink w:anchor="__RefHeading___Toc3226_3741876853">
+          <w:hyperlink w:anchor="__RefHeading___Toc3540_1523938603">
             <w:r>
               <w:rPr>
                 <w:webHidden/>
                 <w:rStyle w:val="IndexLink"/>
               </w:rPr>
-              <w:t>14 Частые вопросы</w:t>
+              <w:t>15 Частые вопросы</w:t>
               <w:tab/>
-              <w:t>45</w:t>
+              <w:t>49</w:t>
             </w:r>
           </w:hyperlink>
         </w:p>
@@ -1216,15 +1321,15 @@
             </w:tabs>
             <w:rPr/>
           </w:pPr>
-          <w:hyperlink w:anchor="__RefHeading___Toc3228_3741876853">
+          <w:hyperlink w:anchor="__RefHeading___Toc3542_1523938603">
             <w:r>
               <w:rPr>
                 <w:webHidden/>
                 <w:rStyle w:val="IndexLink"/>
               </w:rPr>
-              <w:t>15 Глоссарий</w:t>
+              <w:t>16 Глоссарий</w:t>
               <w:tab/>
-              <w:t>47</w:t>
+              <w:t>51</w:t>
             </w:r>
           </w:hyperlink>
           <w:r>
@@ -1241,7 +1346,7 @@
         <w:pStyle w:val="Heading1"/>
         <w:rPr/>
       </w:pPr>
-      <w:bookmarkStart w:id="0" w:name="__RefHeading___Toc3122_3741876853"/>
+      <w:bookmarkStart w:id="0" w:name="__RefHeading___Toc3426_1523938603"/>
       <w:bookmarkEnd w:id="0"/>
       <w:r>
         <w:rPr>
@@ -1262,7 +1367,7 @@
       </w:pPr>
       <w:r>
         <w:rPr/>
-        <w:t>Руководство описывает повседневную работу в Burndown версии 1.4.0: дашборд сгорания по эпикам, свод по этапам, ввод замеров, список эпиков и настройки прогноза, связь с Jira — кнопки среза из Structure, автозаполнение замеров по расписанию и восстановление истории по журналу изменений Jira, состав эпиков по задачам Jira с burn-up, разбором изменений объёма и проверкой качества данных, прогноз диапазоном с вероятностью успеть к цели, дрейф прогноза, прогноз по burn-up и сводки задач Jira по этапам и проекту, выгрузку отчётов в PDF и печать.</w:t>
+        <w:t>Руководство описывает повседневную работу в Burndown версии 1.5.0: дашборд сгорания по эпикам, свод по этапам, ввод замеров, список эпиков и настройки прогноза, связь с Jira — кнопки среза из Structure, автозаполнение замеров по расписанию и восстановление истории по журналу изменений Jira, состав эпиков по задачам Jira с burn-up, разбором изменений объёма и проверкой качества данных, прогноз диапазоном с вероятностью успеть к цели, дрейф прогноза, прогноз по burn-up и сводки задач Jira по этапам и проекту, дайджест по расписанию и оповещения на почту и в Telegram, выгрузку отчётов в PDF и печать.</w:t>
       </w:r>
     </w:p>
     <w:p>
@@ -1771,7 +1876,7 @@
         <w:pStyle w:val="Heading1"/>
         <w:rPr/>
       </w:pPr>
-      <w:bookmarkStart w:id="2" w:name="__RefHeading___Toc3124_3741876853"/>
+      <w:bookmarkStart w:id="2" w:name="__RefHeading___Toc3428_1523938603"/>
       <w:bookmarkEnd w:id="2"/>
       <w:r>
         <w:rPr>
@@ -1790,7 +1895,7 @@
         <w:pStyle w:val="Heading2"/>
         <w:rPr/>
       </w:pPr>
-      <w:bookmarkStart w:id="3" w:name="__RefHeading___Toc3126_3741876853"/>
+      <w:bookmarkStart w:id="3" w:name="__RefHeading___Toc3430_1523938603"/>
       <w:bookmarkStart w:id="4" w:name="назначение"/>
       <w:bookmarkEnd w:id="3"/>
       <w:r>
@@ -1902,7 +2007,7 @@
         <w:pStyle w:val="Heading2"/>
         <w:rPr/>
       </w:pPr>
-      <w:bookmarkStart w:id="6" w:name="__RefHeading___Toc3128_3741876853"/>
+      <w:bookmarkStart w:id="6" w:name="__RefHeading___Toc3432_1523938603"/>
       <w:bookmarkEnd w:id="6"/>
       <w:r>
         <w:rPr>
@@ -3331,7 +3436,7 @@
         <w:pStyle w:val="Heading2"/>
         <w:rPr/>
       </w:pPr>
-      <w:bookmarkStart w:id="8" w:name="__RefHeading___Toc3130_3741876853"/>
+      <w:bookmarkStart w:id="8" w:name="__RefHeading___Toc3434_1523938603"/>
       <w:bookmarkEnd w:id="8"/>
       <w:r>
         <w:rPr>
@@ -4368,7 +4473,7 @@
         <w:pStyle w:val="Heading2"/>
         <w:rPr/>
       </w:pPr>
-      <w:bookmarkStart w:id="9" w:name="__RefHeading___Toc3132_3741876853"/>
+      <w:bookmarkStart w:id="9" w:name="__RefHeading___Toc3436_1523938603"/>
       <w:bookmarkEnd w:id="9"/>
       <w:r>
         <w:rPr>
@@ -4387,7 +4492,7 @@
         <w:pStyle w:val="Compact"/>
         <w:numPr>
           <w:ilvl w:val="0"/>
-          <w:numId w:val="33"/>
+          <w:numId w:val="38"/>
         </w:numPr>
         <w:rPr/>
       </w:pPr>
@@ -4539,7 +4644,7 @@
         <w:pStyle w:val="Heading2"/>
         <w:rPr/>
       </w:pPr>
-      <w:bookmarkStart w:id="10" w:name="__RefHeading___Toc3134_3741876853"/>
+      <w:bookmarkStart w:id="10" w:name="__RefHeading___Toc3438_1523938603"/>
       <w:bookmarkStart w:id="11" w:name="интерфейс"/>
       <w:bookmarkEnd w:id="10"/>
       <w:r>
@@ -4632,7 +4737,7 @@
         <w:pStyle w:val="Compact"/>
         <w:numPr>
           <w:ilvl w:val="0"/>
-          <w:numId w:val="34"/>
+          <w:numId w:val="39"/>
         </w:numPr>
         <w:rPr/>
       </w:pPr>
@@ -4653,7 +4758,7 @@
         <w:pStyle w:val="Compact"/>
         <w:numPr>
           <w:ilvl w:val="0"/>
-          <w:numId w:val="35"/>
+          <w:numId w:val="40"/>
         </w:numPr>
         <w:rPr/>
       </w:pPr>
@@ -4707,6 +4812,17 @@
           <w:bCs/>
         </w:rPr>
         <w:t>Эпики (блоки задач)</w:t>
+      </w:r>
+      <w:r>
+        <w:rPr/>
+        <w:t xml:space="preserve">, </w:t>
+      </w:r>
+      <w:r>
+        <w:rPr>
+          <w:b/>
+          <w:bCs/>
+        </w:rPr>
+        <w:t>Уведомления</w:t>
       </w:r>
       <w:r>
         <w:rPr/>
@@ -4751,7 +4867,7 @@
         <w:pStyle w:val="Compact"/>
         <w:numPr>
           <w:ilvl w:val="0"/>
-          <w:numId w:val="36"/>
+          <w:numId w:val="41"/>
         </w:numPr>
         <w:rPr/>
       </w:pPr>
@@ -4772,7 +4888,7 @@
         <w:pStyle w:val="Compact"/>
         <w:numPr>
           <w:ilvl w:val="0"/>
-          <w:numId w:val="37"/>
+          <w:numId w:val="42"/>
         </w:numPr>
         <w:rPr/>
       </w:pPr>
@@ -4854,43 +4970,64 @@
         <w:rPr/>
       </w:pPr>
       <w:r>
+        <w:rPr/>
+        <w:t xml:space="preserve">В окнах (новый проект, профиль, замер по всем эпикам и т. п.) Enter в поле ввода сохраняет, Esc закрывает окно без изменений. В подтверждении удаления кнопка по умолчанию — </w:t>
+      </w:r>
+      <w:r>
         <w:rPr>
           <w:b/>
           <w:bCs/>
         </w:rPr>
-        <w:t>Заголовок раздела</w:t>
-      </w:r>
-      <w:r>
-        <w:rPr/>
-        <w:t xml:space="preserve"> показывает название раздела и текущий проект. Справа — </w:t>
-      </w:r>
+        <w:t>Отмена</w:t>
+      </w:r>
+      <w:r>
+        <w:rPr/>
+        <w:t>.</w:t>
+      </w:r>
+    </w:p>
+    <w:p>
+      <w:pPr>
+        <w:pStyle w:val="BodyText"/>
+        <w:rPr/>
+      </w:pPr>
       <w:r>
         <w:rPr>
           <w:b/>
           <w:bCs/>
         </w:rPr>
-        <w:t>Печать</w:t>
-      </w:r>
-      <w:r>
-        <w:rPr/>
-        <w:t xml:space="preserve">, </w:t>
+        <w:t>Заголовок раздела</w:t>
+      </w:r>
+      <w:r>
+        <w:rPr/>
+        <w:t xml:space="preserve"> показывает название раздела и текущий проект. Справа — </w:t>
       </w:r>
       <w:r>
         <w:rPr>
           <w:b/>
           <w:bCs/>
         </w:rPr>
-        <w:t>PDF</w:t>
-      </w:r>
-      <w:r>
-        <w:rPr/>
-        <w:t xml:space="preserve"> (в разделах с отчётами) и переключатель темы. Кнопка </w:t>
+        <w:t>Печать</w:t>
+      </w:r>
+      <w:r>
+        <w:rPr/>
+        <w:t xml:space="preserve">, </w:t>
       </w:r>
       <w:r>
         <w:rPr>
           <w:b/>
           <w:bCs/>
         </w:rPr>
+        <w:t>PDF</w:t>
+      </w:r>
+      <w:r>
+        <w:rPr/>
+        <w:t xml:space="preserve"> (в разделах с отчётами) и переключатель темы. Кнопка </w:t>
+      </w:r>
+      <w:r>
+        <w:rPr>
+          <w:b/>
+          <w:bCs/>
+        </w:rPr>
         <w:t>☰</w:t>
       </w:r>
       <w:r>
@@ -4904,7 +5041,7 @@
         <w:pStyle w:val="Heading2"/>
         <w:rPr/>
       </w:pPr>
-      <w:bookmarkStart w:id="12" w:name="__RefHeading___Toc3136_3741876853"/>
+      <w:bookmarkStart w:id="12" w:name="__RefHeading___Toc3440_1523938603"/>
       <w:bookmarkStart w:id="13" w:name="тема-оформления"/>
       <w:bookmarkEnd w:id="12"/>
       <w:r>
@@ -4992,7 +5129,7 @@
         <w:pStyle w:val="Heading2"/>
         <w:rPr/>
       </w:pPr>
-      <w:bookmarkStart w:id="15" w:name="__RefHeading___Toc3138_3741876853"/>
+      <w:bookmarkStart w:id="15" w:name="__RefHeading___Toc3442_1523938603"/>
       <w:bookmarkStart w:id="16" w:name="профиль"/>
       <w:bookmarkEnd w:id="15"/>
       <w:r>
@@ -5078,7 +5215,7 @@
         <w:pStyle w:val="Compact"/>
         <w:numPr>
           <w:ilvl w:val="0"/>
-          <w:numId w:val="38"/>
+          <w:numId w:val="43"/>
         </w:numPr>
         <w:rPr/>
       </w:pPr>
@@ -5121,7 +5258,7 @@
         <w:pStyle w:val="Compact"/>
         <w:numPr>
           <w:ilvl w:val="0"/>
-          <w:numId w:val="39"/>
+          <w:numId w:val="44"/>
         </w:numPr>
         <w:rPr/>
       </w:pPr>
@@ -5142,7 +5279,7 @@
         <w:pStyle w:val="Compact"/>
         <w:numPr>
           <w:ilvl w:val="0"/>
-          <w:numId w:val="40"/>
+          <w:numId w:val="45"/>
         </w:numPr>
         <w:rPr/>
       </w:pPr>
@@ -5158,7 +5295,7 @@
         <w:pStyle w:val="Heading1"/>
         <w:rPr/>
       </w:pPr>
-      <w:bookmarkStart w:id="18" w:name="__RefHeading___Toc3140_3741876853"/>
+      <w:bookmarkStart w:id="18" w:name="__RefHeading___Toc3444_1523938603"/>
       <w:bookmarkStart w:id="19" w:name="дашборд"/>
       <w:bookmarkEnd w:id="18"/>
       <w:r>
@@ -5188,7 +5325,7 @@
         <w:pStyle w:val="Heading2"/>
         <w:rPr/>
       </w:pPr>
-      <w:bookmarkStart w:id="20" w:name="__RefHeading___Toc3142_3741876853"/>
+      <w:bookmarkStart w:id="20" w:name="__RefHeading___Toc3446_1523938603"/>
       <w:bookmarkStart w:id="21" w:name="быстрые-фильтры"/>
       <w:bookmarkEnd w:id="20"/>
       <w:r>
@@ -5264,7 +5401,7 @@
         <w:pStyle w:val="Compact"/>
         <w:numPr>
           <w:ilvl w:val="0"/>
-          <w:numId w:val="41"/>
+          <w:numId w:val="46"/>
         </w:numPr>
         <w:rPr/>
       </w:pPr>
@@ -5285,7 +5422,7 @@
         <w:pStyle w:val="Compact"/>
         <w:numPr>
           <w:ilvl w:val="0"/>
-          <w:numId w:val="42"/>
+          <w:numId w:val="47"/>
         </w:numPr>
         <w:rPr/>
       </w:pPr>
@@ -5340,7 +5477,7 @@
         <w:pStyle w:val="Heading2"/>
         <w:rPr/>
       </w:pPr>
-      <w:bookmarkStart w:id="23" w:name="__RefHeading___Toc3144_3741876853"/>
+      <w:bookmarkStart w:id="23" w:name="__RefHeading___Toc3448_1523938603"/>
       <w:bookmarkStart w:id="24" w:name="ключевые-показатели"/>
       <w:bookmarkEnd w:id="23"/>
       <w:r>
@@ -5364,7 +5501,7 @@
         <w:rPr/>
         <w:drawing>
           <wp:inline distT="0" distB="0" distL="0" distR="0">
-            <wp:extent cx="5334000" cy="685800"/>
+            <wp:extent cx="5334000" cy="652145"/>
             <wp:effectExtent l="0" t="0" r="0" b="0"/>
             <wp:docPr id="7" name="Image7" descr="Карточки ключевых показателей"/>
             <wp:cNvGraphicFramePr>
@@ -5388,7 +5525,7 @@
                   <pic:spPr bwMode="auto">
                     <a:xfrm>
                       <a:off x="0" y="0"/>
-                      <a:ext cx="5334000" cy="685800"/>
+                      <a:ext cx="5334000" cy="652145"/>
                     </a:xfrm>
                     <a:prstGeom prst="rect">
                       <a:avLst/>
@@ -5428,7 +5565,7 @@
         <w:pStyle w:val="Heading2"/>
         <w:rPr/>
       </w:pPr>
-      <w:bookmarkStart w:id="26" w:name="__RefHeading___Toc3146_3741876853"/>
+      <w:bookmarkStart w:id="26" w:name="__RefHeading___Toc3450_1523938603"/>
       <w:bookmarkStart w:id="27" w:name="динамика-по-выбранному-эпику"/>
       <w:bookmarkEnd w:id="26"/>
       <w:r>
@@ -5484,7 +5621,7 @@
         <w:rPr/>
         <w:drawing>
           <wp:inline distT="0" distB="0" distL="0" distR="0">
-            <wp:extent cx="5334000" cy="2657475"/>
+            <wp:extent cx="5334000" cy="2623820"/>
             <wp:effectExtent l="0" t="0" r="0" b="0"/>
             <wp:docPr id="8" name="Image8" descr="График динамики остатка по эпику"/>
             <wp:cNvGraphicFramePr>
@@ -5508,7 +5645,7 @@
                   <pic:spPr bwMode="auto">
                     <a:xfrm>
                       <a:off x="0" y="0"/>
-                      <a:ext cx="5334000" cy="2657475"/>
+                      <a:ext cx="5334000" cy="2623820"/>
                     </a:xfrm>
                     <a:prstGeom prst="rect">
                       <a:avLst/>
@@ -5727,7 +5864,7 @@
                 <w:szCs w:val="24"/>
                 <w:lang w:val="ru-RU" w:eastAsia="en-US" w:bidi="ar-SA"/>
               </w:rPr>
-              <w:t>Средняя динамика (зелёный пунктир)</w:t>
+              <w:t>Средняя динамика (серый пунктир)</w:t>
             </w:r>
           </w:p>
         </w:tc>
@@ -6061,7 +6198,7 @@
         <w:rPr/>
         <w:drawing>
           <wp:inline distT="0" distB="0" distL="0" distR="0">
-            <wp:extent cx="5334000" cy="2657475"/>
+            <wp:extent cx="5334000" cy="2623820"/>
             <wp:effectExtent l="0" t="0" r="0" b="0"/>
             <wp:docPr id="9" name="Image9" descr="Подсказка с отклонениями факта от средней динамики и прогноза"/>
             <wp:cNvGraphicFramePr>
@@ -6085,7 +6222,7 @@
                   <pic:spPr bwMode="auto">
                     <a:xfrm>
                       <a:off x="0" y="0"/>
-                      <a:ext cx="5334000" cy="2657475"/>
+                      <a:ext cx="5334000" cy="2623820"/>
                     </a:xfrm>
                     <a:prstGeom prst="rect">
                       <a:avLst/>
@@ -6125,7 +6262,7 @@
         <w:pStyle w:val="Heading2"/>
         <w:rPr/>
       </w:pPr>
-      <w:bookmarkStart w:id="29" w:name="__RefHeading___Toc3148_3741876853"/>
+      <w:bookmarkStart w:id="29" w:name="__RefHeading___Toc3452_1523938603"/>
       <w:bookmarkStart w:id="30" w:name="графики-по-всем-эпикам"/>
       <w:bookmarkEnd w:id="29"/>
       <w:r>
@@ -6224,7 +6361,7 @@
         <w:pStyle w:val="Heading2"/>
         <w:rPr/>
       </w:pPr>
-      <w:bookmarkStart w:id="32" w:name="__RefHeading___Toc3150_3741876853"/>
+      <w:bookmarkStart w:id="32" w:name="__RefHeading___Toc3454_1523938603"/>
       <w:bookmarkStart w:id="33" w:name="сводка-по-эпикам"/>
       <w:bookmarkEnd w:id="32"/>
       <w:r>
@@ -6248,7 +6385,7 @@
         <w:rPr/>
         <w:drawing>
           <wp:inline distT="0" distB="0" distL="0" distR="0">
-            <wp:extent cx="5334000" cy="2451100"/>
+            <wp:extent cx="5334000" cy="2101215"/>
             <wp:effectExtent l="0" t="0" r="0" b="0"/>
             <wp:docPr id="11" name="Image11" descr="Сводная таблица по эпикам"/>
             <wp:cNvGraphicFramePr>
@@ -6272,7 +6409,7 @@
                   <pic:spPr bwMode="auto">
                     <a:xfrm>
                       <a:off x="0" y="0"/>
-                      <a:ext cx="5334000" cy="2451100"/>
+                      <a:ext cx="5334000" cy="2101215"/>
                     </a:xfrm>
                     <a:prstGeom prst="rect">
                       <a:avLst/>
@@ -6332,115 +6469,13 @@
         <w:pStyle w:val="Compact"/>
         <w:numPr>
           <w:ilvl w:val="0"/>
-          <w:numId w:val="43"/>
-        </w:numPr>
-        <w:rPr/>
-      </w:pPr>
-      <w:r>
-        <w:rPr/>
-        <w:t>Щелчок по заголовку столбца сортирует таблицу, повторный — меняет направление.</w:t>
-      </w:r>
-    </w:p>
-    <w:p>
-      <w:pPr>
-        <w:pStyle w:val="Compact"/>
-        <w:numPr>
-          <w:ilvl w:val="0"/>
-          <w:numId w:val="44"/>
-        </w:numPr>
-        <w:rPr/>
-      </w:pPr>
-      <w:r>
-        <w:rPr/>
-        <w:t>Отрицательный burn rate выделен красным, рост оценки — оранжевым.</w:t>
-      </w:r>
-    </w:p>
-    <w:p>
-      <w:pPr>
-        <w:pStyle w:val="Compact"/>
-        <w:numPr>
-          <w:ilvl w:val="0"/>
-          <w:numId w:val="45"/>
-        </w:numPr>
-        <w:rPr/>
-      </w:pPr>
-      <w:r>
-        <w:rPr/>
-        <w:t>«не сгорает» в столбце прогноза: остаток не уменьшается, дату завершения спрогнозировать нельзя.</w:t>
-      </w:r>
-    </w:p>
-    <w:p>
-      <w:pPr>
-        <w:pStyle w:val="Compact"/>
-        <w:numPr>
-          <w:ilvl w:val="0"/>
-          <w:numId w:val="46"/>
-        </w:numPr>
-        <w:rPr/>
-      </w:pPr>
-      <w:bookmarkStart w:id="34" w:name="сводка-по-эпикам"/>
-      <w:r>
-        <w:rPr/>
-        <w:t>Сданные эпики показаны приглушённым цветом.</w:t>
-      </w:r>
-      <w:bookmarkEnd w:id="34"/>
-    </w:p>
-    <w:p>
-      <w:pPr>
-        <w:pStyle w:val="Heading2"/>
-        <w:rPr/>
-      </w:pPr>
-      <w:bookmarkStart w:id="35" w:name="__RefHeading___Toc3152_3741876853"/>
-      <w:bookmarkStart w:id="36" w:name="прогноз-диапазоном"/>
-      <w:bookmarkEnd w:id="35"/>
-      <w:r>
-        <w:rPr>
-          <w:rStyle w:val="SectionNumber"/>
-        </w:rPr>
-        <w:t>3.6</w:t>
-      </w:r>
-      <w:r>
-        <w:rPr/>
-        <w:tab/>
-        <w:t>Прогноз диапазоном</w:t>
-      </w:r>
-    </w:p>
-    <w:p>
-      <w:pPr>
-        <w:pStyle w:val="FirstParagraph"/>
-        <w:rPr/>
-      </w:pPr>
-      <w:r>
-        <w:rPr/>
-        <w:t>Прогноз «0» — одна дата, а реальная скорость команды меняется от недели к неделе. Поэтому Burndown дополнительно моделирует будущее методом Монте-Карло:</w:t>
-      </w:r>
-    </w:p>
-    <w:p>
-      <w:pPr>
-        <w:pStyle w:val="Compact"/>
-        <w:numPr>
-          <w:ilvl w:val="0"/>
-          <w:numId w:val="47"/>
-        </w:numPr>
-        <w:rPr/>
-      </w:pPr>
-      <w:r>
-        <w:rPr/>
-        <w:t>Из истории замеров берутся интервалы между соседними замерами — с какой скоростью сгорал остаток и сколько дней длился интервал (с учётом метода burn rate из настроек проекта).</w:t>
-      </w:r>
-    </w:p>
-    <w:p>
-      <w:pPr>
-        <w:pStyle w:val="Compact"/>
-        <w:numPr>
-          <w:ilvl w:val="0"/>
           <w:numId w:val="48"/>
         </w:numPr>
         <w:rPr/>
       </w:pPr>
       <w:r>
         <w:rPr/>
-        <w:t>2000 раз «проигрывается» будущее: интервалы выбираются случайно, чаще — более длинные, пока остаток не дойдёт до нуля.</w:t>
+        <w:t>Щелчок по заголовку столбца сортирует таблицу, повторный — меняет направление.</w:t>
       </w:r>
     </w:p>
     <w:p>
@@ -6449,6 +6484,108 @@
         <w:numPr>
           <w:ilvl w:val="0"/>
           <w:numId w:val="49"/>
+        </w:numPr>
+        <w:rPr/>
+      </w:pPr>
+      <w:r>
+        <w:rPr/>
+        <w:t>Отрицательный burn rate выделен красным, рост оценки — оранжевым.</w:t>
+      </w:r>
+    </w:p>
+    <w:p>
+      <w:pPr>
+        <w:pStyle w:val="Compact"/>
+        <w:numPr>
+          <w:ilvl w:val="0"/>
+          <w:numId w:val="50"/>
+        </w:numPr>
+        <w:rPr/>
+      </w:pPr>
+      <w:r>
+        <w:rPr/>
+        <w:t>«не сгорает» в столбце прогноза: остаток не уменьшается, дату завершения спрогнозировать нельзя.</w:t>
+      </w:r>
+    </w:p>
+    <w:p>
+      <w:pPr>
+        <w:pStyle w:val="Compact"/>
+        <w:numPr>
+          <w:ilvl w:val="0"/>
+          <w:numId w:val="51"/>
+        </w:numPr>
+        <w:rPr/>
+      </w:pPr>
+      <w:bookmarkStart w:id="34" w:name="сводка-по-эпикам"/>
+      <w:r>
+        <w:rPr/>
+        <w:t>Сданные эпики показаны приглушённым цветом.</w:t>
+      </w:r>
+      <w:bookmarkEnd w:id="34"/>
+    </w:p>
+    <w:p>
+      <w:pPr>
+        <w:pStyle w:val="Heading2"/>
+        <w:rPr/>
+      </w:pPr>
+      <w:bookmarkStart w:id="35" w:name="__RefHeading___Toc3456_1523938603"/>
+      <w:bookmarkStart w:id="36" w:name="прогноз-диапазоном"/>
+      <w:bookmarkEnd w:id="35"/>
+      <w:r>
+        <w:rPr>
+          <w:rStyle w:val="SectionNumber"/>
+        </w:rPr>
+        <w:t>3.6</w:t>
+      </w:r>
+      <w:r>
+        <w:rPr/>
+        <w:tab/>
+        <w:t>Прогноз диапазоном</w:t>
+      </w:r>
+    </w:p>
+    <w:p>
+      <w:pPr>
+        <w:pStyle w:val="FirstParagraph"/>
+        <w:rPr/>
+      </w:pPr>
+      <w:r>
+        <w:rPr/>
+        <w:t>Прогноз «0» — одна дата, а реальная скорость команды меняется от недели к неделе. Поэтому Burndown дополнительно моделирует будущее методом Монте-Карло:</w:t>
+      </w:r>
+    </w:p>
+    <w:p>
+      <w:pPr>
+        <w:pStyle w:val="Compact"/>
+        <w:numPr>
+          <w:ilvl w:val="0"/>
+          <w:numId w:val="52"/>
+        </w:numPr>
+        <w:rPr/>
+      </w:pPr>
+      <w:r>
+        <w:rPr/>
+        <w:t>Из истории замеров берутся интервалы между соседними замерами — с какой скоростью сгорал остаток и сколько дней длился интервал (с учётом метода burn rate из настроек проекта).</w:t>
+      </w:r>
+    </w:p>
+    <w:p>
+      <w:pPr>
+        <w:pStyle w:val="Compact"/>
+        <w:numPr>
+          <w:ilvl w:val="0"/>
+          <w:numId w:val="53"/>
+        </w:numPr>
+        <w:rPr/>
+      </w:pPr>
+      <w:r>
+        <w:rPr/>
+        <w:t>2000 раз «проигрывается» будущее: интервалы выбираются случайно, чаще — более длинные, пока остаток не дойдёт до нуля.</w:t>
+      </w:r>
+    </w:p>
+    <w:p>
+      <w:pPr>
+        <w:pStyle w:val="Compact"/>
+        <w:numPr>
+          <w:ilvl w:val="0"/>
+          <w:numId w:val="54"/>
         </w:numPr>
         <w:rPr/>
       </w:pPr>
@@ -6912,7 +7049,7 @@
         <w:rPr/>
         <w:drawing>
           <wp:inline distT="0" distB="0" distL="0" distR="0">
-            <wp:extent cx="5334000" cy="2451100"/>
+            <wp:extent cx="5334000" cy="2101215"/>
             <wp:effectExtent l="0" t="0" r="0" b="0"/>
             <wp:docPr id="12" name="Image12" descr="Шанс успеть в сводке по эпикам"/>
             <wp:cNvGraphicFramePr>
@@ -6936,7 +7073,7 @@
                   <pic:spPr bwMode="auto">
                     <a:xfrm>
                       <a:off x="0" y="0"/>
-                      <a:ext cx="5334000" cy="2451100"/>
+                      <a:ext cx="5334000" cy="2101215"/>
                     </a:xfrm>
                     <a:prstGeom prst="rect">
                       <a:avLst/>
@@ -6993,7 +7130,7 @@
         <w:pStyle w:val="Heading2"/>
         <w:rPr/>
       </w:pPr>
-      <w:bookmarkStart w:id="37" w:name="__RefHeading___Toc3154_3741876853"/>
+      <w:bookmarkStart w:id="37" w:name="__RefHeading___Toc3458_1523938603"/>
       <w:bookmarkStart w:id="38" w:name="дрейф-прогноза"/>
       <w:bookmarkEnd w:id="37"/>
       <w:r>
@@ -7474,7 +7611,7 @@
         <w:pStyle w:val="Heading2"/>
         <w:rPr/>
       </w:pPr>
-      <w:bookmarkStart w:id="39" w:name="__RefHeading___Toc3156_3741876853"/>
+      <w:bookmarkStart w:id="39" w:name="__RefHeading___Toc3460_1523938603"/>
       <w:bookmarkStart w:id="40" w:name="таблица-burn-rate"/>
       <w:bookmarkEnd w:id="39"/>
       <w:r>
@@ -7498,7 +7635,7 @@
         <w:rPr/>
         <w:drawing>
           <wp:inline distT="0" distB="0" distL="0" distR="0">
-            <wp:extent cx="5334000" cy="2028825"/>
+            <wp:extent cx="5334000" cy="2033905"/>
             <wp:effectExtent l="0" t="0" r="0" b="0"/>
             <wp:docPr id="14" name="Image14" descr="Дневной burn rate по эпикам"/>
             <wp:cNvGraphicFramePr>
@@ -7522,7 +7659,7 @@
                   <pic:spPr bwMode="auto">
                     <a:xfrm>
                       <a:off x="0" y="0"/>
-                      <a:ext cx="5334000" cy="2028825"/>
+                      <a:ext cx="5334000" cy="2033905"/>
                     </a:xfrm>
                     <a:prstGeom prst="rect">
                       <a:avLst/>
@@ -7595,7 +7732,7 @@
         <w:pStyle w:val="Heading1"/>
         <w:rPr/>
       </w:pPr>
-      <w:bookmarkStart w:id="41" w:name="__RefHeading___Toc3158_3741876853"/>
+      <w:bookmarkStart w:id="41" w:name="__RefHeading___Toc3462_1523938603"/>
       <w:bookmarkStart w:id="42" w:name="свод-по-этапам"/>
       <w:bookmarkEnd w:id="41"/>
       <w:r>
@@ -7702,7 +7839,7 @@
         <w:pStyle w:val="Heading2"/>
         <w:rPr/>
       </w:pPr>
-      <w:bookmarkStart w:id="43" w:name="__RefHeading___Toc3160_3741876853"/>
+      <w:bookmarkStart w:id="43" w:name="__RefHeading___Toc3464_1523938603"/>
       <w:bookmarkStart w:id="44" w:name="график-этапа"/>
       <w:bookmarkEnd w:id="43"/>
       <w:r>
@@ -7726,7 +7863,7 @@
         <w:rPr/>
         <w:drawing>
           <wp:inline distT="0" distB="0" distL="0" distR="0">
-            <wp:extent cx="5334000" cy="2417445"/>
+            <wp:extent cx="5334000" cy="2413000"/>
             <wp:effectExtent l="0" t="0" r="0" b="0"/>
             <wp:docPr id="16" name="Image16" descr="График этапа с целевыми датами входящих в него эпиков"/>
             <wp:cNvGraphicFramePr>
@@ -7750,7 +7887,7 @@
                   <pic:spPr bwMode="auto">
                     <a:xfrm>
                       <a:off x="0" y="0"/>
-                      <a:ext cx="5334000" cy="2417445"/>
+                      <a:ext cx="5334000" cy="2413000"/>
                     </a:xfrm>
                     <a:prstGeom prst="rect">
                       <a:avLst/>
@@ -7818,7 +7955,7 @@
         <w:pStyle w:val="Heading2"/>
         <w:rPr/>
       </w:pPr>
-      <w:bookmarkStart w:id="45" w:name="__RefHeading___Toc3162_3741876853"/>
+      <w:bookmarkStart w:id="45" w:name="__RefHeading___Toc3466_1523938603"/>
       <w:bookmarkStart w:id="46" w:name="задачи-jira-по-этапам-и-по-проекту"/>
       <w:bookmarkEnd w:id="45"/>
       <w:r>
@@ -7863,7 +8000,7 @@
         <w:rPr/>
         <w:drawing>
           <wp:inline distT="0" distB="0" distL="0" distR="0">
-            <wp:extent cx="5334000" cy="1688465"/>
+            <wp:extent cx="5334000" cy="1549400"/>
             <wp:effectExtent l="0" t="0" r="0" b="0"/>
             <wp:docPr id="17" name="Image17" descr="Задачи Jira по этапам"/>
             <wp:cNvGraphicFramePr>
@@ -7887,7 +8024,7 @@
                   <pic:spPr bwMode="auto">
                     <a:xfrm>
                       <a:off x="0" y="0"/>
-                      <a:ext cx="5334000" cy="1688465"/>
+                      <a:ext cx="5334000" cy="1549400"/>
                     </a:xfrm>
                     <a:prstGeom prst="rect">
                       <a:avLst/>
@@ -8015,7 +8152,7 @@
         <w:pStyle w:val="Heading2"/>
         <w:rPr/>
       </w:pPr>
-      <w:bookmarkStart w:id="48" w:name="__RefHeading___Toc3164_3741876853"/>
+      <w:bookmarkStart w:id="48" w:name="__RefHeading___Toc3468_1523938603"/>
       <w:bookmarkStart w:id="49" w:name="сводка-и-burn-rate-по-этапам"/>
       <w:bookmarkEnd w:id="48"/>
       <w:r>
@@ -8039,7 +8176,7 @@
         <w:rPr/>
         <w:drawing>
           <wp:inline distT="0" distB="0" distL="0" distR="0">
-            <wp:extent cx="5334000" cy="1069340"/>
+            <wp:extent cx="5334000" cy="974090"/>
             <wp:effectExtent l="0" t="0" r="0" b="0"/>
             <wp:docPr id="19" name="Image19" descr="Сводка по этапам"/>
             <wp:cNvGraphicFramePr>
@@ -8063,7 +8200,7 @@
                   <pic:spPr bwMode="auto">
                     <a:xfrm>
                       <a:off x="0" y="0"/>
-                      <a:ext cx="5334000" cy="1069340"/>
+                      <a:ext cx="5334000" cy="974090"/>
                     </a:xfrm>
                     <a:prstGeom prst="rect">
                       <a:avLst/>
@@ -8105,7 +8242,7 @@
         <w:pStyle w:val="Heading1"/>
         <w:rPr/>
       </w:pPr>
-      <w:bookmarkStart w:id="52" w:name="__RefHeading___Toc3166_3741876853"/>
+      <w:bookmarkStart w:id="52" w:name="__RefHeading___Toc3470_1523938603"/>
       <w:bookmarkStart w:id="53" w:name="данные-по-датам"/>
       <w:bookmarkEnd w:id="52"/>
       <w:r>
@@ -8135,7 +8272,7 @@
         <w:pStyle w:val="Heading2"/>
         <w:rPr/>
       </w:pPr>
-      <w:bookmarkStart w:id="54" w:name="__RefHeading___Toc3168_3741876853"/>
+      <w:bookmarkStart w:id="54" w:name="__RefHeading___Toc3472_1523938603"/>
       <w:bookmarkStart w:id="55" w:name="таблица-замеров"/>
       <w:bookmarkEnd w:id="54"/>
       <w:r>
@@ -8159,7 +8296,7 @@
         <w:rPr/>
         <w:drawing>
           <wp:inline distT="0" distB="0" distL="0" distR="0">
-            <wp:extent cx="5334000" cy="1789430"/>
+            <wp:extent cx="5334000" cy="1774825"/>
             <wp:effectExtent l="0" t="0" r="0" b="0"/>
             <wp:docPr id="20" name="Image20" descr="Таблица замеров выбранного эпика и панель действий"/>
             <wp:cNvGraphicFramePr>
@@ -8183,7 +8320,7 @@
                   <pic:spPr bwMode="auto">
                     <a:xfrm>
                       <a:off x="0" y="0"/>
-                      <a:ext cx="5334000" cy="1789430"/>
+                      <a:ext cx="5334000" cy="1774825"/>
                     </a:xfrm>
                     <a:prstGeom prst="rect">
                       <a:avLst/>
@@ -8211,7 +8348,7 @@
         <w:pStyle w:val="Compact"/>
         <w:numPr>
           <w:ilvl w:val="0"/>
-          <w:numId w:val="50"/>
+          <w:numId w:val="55"/>
         </w:numPr>
         <w:rPr/>
       </w:pPr>
@@ -8229,105 +8366,6 @@
       <w:r>
         <w:rPr/>
         <w:t>.</w:t>
-      </w:r>
-    </w:p>
-    <w:p>
-      <w:pPr>
-        <w:pStyle w:val="Compact"/>
-        <w:numPr>
-          <w:ilvl w:val="0"/>
-          <w:numId w:val="51"/>
-        </w:numPr>
-        <w:rPr/>
-      </w:pPr>
-      <w:r>
-        <w:rPr/>
-        <w:t xml:space="preserve">Нажмите </w:t>
-      </w:r>
-      <w:r>
-        <w:rPr>
-          <w:b/>
-          <w:bCs/>
-        </w:rPr>
-        <w:t>+ Новая дата</w:t>
-      </w:r>
-      <w:r>
-        <w:rPr/>
-        <w:t xml:space="preserve"> — появится строка с сегодняшней датой (если последний замер сделан сегодня или позже — со следующим днём).</w:t>
-      </w:r>
-    </w:p>
-    <w:p>
-      <w:pPr>
-        <w:pStyle w:val="Compact"/>
-        <w:numPr>
-          <w:ilvl w:val="0"/>
-          <w:numId w:val="52"/>
-        </w:numPr>
-        <w:rPr/>
-      </w:pPr>
-      <w:r>
-        <w:rPr/>
-        <w:t>Заполните остаток, затраченное время и оценку.</w:t>
-      </w:r>
-    </w:p>
-    <w:p>
-      <w:pPr>
-        <w:pStyle w:val="Compact"/>
-        <w:numPr>
-          <w:ilvl w:val="0"/>
-          <w:numId w:val="53"/>
-        </w:numPr>
-        <w:rPr/>
-      </w:pPr>
-      <w:r>
-        <w:rPr>
-          <w:b/>
-          <w:bCs/>
-        </w:rPr>
-        <w:t>Enter</w:t>
-      </w:r>
-      <w:r>
-        <w:rPr/>
-        <w:t xml:space="preserve"> переводит к тому же полю в следующей строке, </w:t>
-      </w:r>
-      <w:r>
-        <w:rPr>
-          <w:b/>
-          <w:bCs/>
-        </w:rPr>
-        <w:t>Shift+Enter</w:t>
-      </w:r>
-      <w:r>
-        <w:rPr/>
-        <w:t xml:space="preserve"> — в предыдущей: удобно заполнять столбец целиком.</w:t>
-      </w:r>
-    </w:p>
-    <w:p>
-      <w:pPr>
-        <w:pStyle w:val="Compact"/>
-        <w:numPr>
-          <w:ilvl w:val="0"/>
-          <w:numId w:val="54"/>
-        </w:numPr>
-        <w:rPr/>
-      </w:pPr>
-      <w:r>
-        <w:rPr/>
-        <w:t>Значения — числа не меньше 0, дробные допускаются (214,34). Пустое поле — значение не измерялось.</w:t>
-      </w:r>
-    </w:p>
-    <w:p>
-      <w:pPr>
-        <w:pStyle w:val="Compact"/>
-        <w:numPr>
-          <w:ilvl w:val="0"/>
-          <w:numId w:val="55"/>
-        </w:numPr>
-        <w:rPr/>
-      </w:pPr>
-      <w:r>
-        <w:rPr/>
-        <w:t>На одну дату у эпика один замер: при выборе занятой даты появится сообщение, и дата вернётся к прежней.</w:t>
       </w:r>
     </w:p>
     <w:p>
@@ -8339,6 +8377,105 @@
         </w:numPr>
         <w:rPr/>
       </w:pPr>
+      <w:r>
+        <w:rPr/>
+        <w:t xml:space="preserve">Нажмите </w:t>
+      </w:r>
+      <w:r>
+        <w:rPr>
+          <w:b/>
+          <w:bCs/>
+        </w:rPr>
+        <w:t>+ Новая дата</w:t>
+      </w:r>
+      <w:r>
+        <w:rPr/>
+        <w:t xml:space="preserve"> — появится строка с сегодняшней датой (если последний замер сделан сегодня или позже — со следующим днём).</w:t>
+      </w:r>
+    </w:p>
+    <w:p>
+      <w:pPr>
+        <w:pStyle w:val="Compact"/>
+        <w:numPr>
+          <w:ilvl w:val="0"/>
+          <w:numId w:val="57"/>
+        </w:numPr>
+        <w:rPr/>
+      </w:pPr>
+      <w:r>
+        <w:rPr/>
+        <w:t>Заполните остаток, затраченное время и оценку.</w:t>
+      </w:r>
+    </w:p>
+    <w:p>
+      <w:pPr>
+        <w:pStyle w:val="Compact"/>
+        <w:numPr>
+          <w:ilvl w:val="0"/>
+          <w:numId w:val="58"/>
+        </w:numPr>
+        <w:rPr/>
+      </w:pPr>
+      <w:r>
+        <w:rPr>
+          <w:b/>
+          <w:bCs/>
+        </w:rPr>
+        <w:t>Enter</w:t>
+      </w:r>
+      <w:r>
+        <w:rPr/>
+        <w:t xml:space="preserve"> переводит к тому же полю в следующей строке, </w:t>
+      </w:r>
+      <w:r>
+        <w:rPr>
+          <w:b/>
+          <w:bCs/>
+        </w:rPr>
+        <w:t>Shift+Enter</w:t>
+      </w:r>
+      <w:r>
+        <w:rPr/>
+        <w:t xml:space="preserve"> — в предыдущей: удобно заполнять столбец целиком.</w:t>
+      </w:r>
+    </w:p>
+    <w:p>
+      <w:pPr>
+        <w:pStyle w:val="Compact"/>
+        <w:numPr>
+          <w:ilvl w:val="0"/>
+          <w:numId w:val="59"/>
+        </w:numPr>
+        <w:rPr/>
+      </w:pPr>
+      <w:r>
+        <w:rPr/>
+        <w:t>Значения — числа не меньше 0, дробные допускаются (214,34). Пустое поле — значение не измерялось.</w:t>
+      </w:r>
+    </w:p>
+    <w:p>
+      <w:pPr>
+        <w:pStyle w:val="Compact"/>
+        <w:numPr>
+          <w:ilvl w:val="0"/>
+          <w:numId w:val="60"/>
+        </w:numPr>
+        <w:rPr/>
+      </w:pPr>
+      <w:r>
+        <w:rPr/>
+        <w:t>На одну дату у эпика один замер: при выборе занятой даты появится сообщение, и дата вернётся к прежней.</w:t>
+      </w:r>
+    </w:p>
+    <w:p>
+      <w:pPr>
+        <w:pStyle w:val="Compact"/>
+        <w:numPr>
+          <w:ilvl w:val="0"/>
+          <w:numId w:val="61"/>
+        </w:numPr>
+        <w:rPr/>
+      </w:pPr>
       <w:bookmarkStart w:id="56" w:name="таблица-замеров"/>
       <w:r>
         <w:rPr/>
@@ -8351,7 +8488,7 @@
         <w:pStyle w:val="Heading2"/>
         <w:rPr/>
       </w:pPr>
-      <w:bookmarkStart w:id="57" w:name="__RefHeading___Toc3170_3741876853"/>
+      <w:bookmarkStart w:id="57" w:name="__RefHeading___Toc3474_1523938603"/>
       <w:bookmarkStart w:id="58" w:name="замер-по-всем-эпикам"/>
       <w:bookmarkEnd w:id="57"/>
       <w:r>
@@ -8396,7 +8533,7 @@
         <w:rPr/>
         <w:drawing>
           <wp:inline distT="0" distB="0" distL="0" distR="0">
-            <wp:extent cx="4000500" cy="3282950"/>
+            <wp:extent cx="4000500" cy="3365500"/>
             <wp:effectExtent l="0" t="0" r="0" b="0"/>
             <wp:docPr id="21" name="Image21" descr="Ввод замера на одну дату по всем эпикам"/>
             <wp:cNvGraphicFramePr>
@@ -8420,7 +8557,7 @@
                   <pic:spPr bwMode="auto">
                     <a:xfrm>
                       <a:off x="0" y="0"/>
-                      <a:ext cx="4000500" cy="3282950"/>
+                      <a:ext cx="4000500" cy="3365500"/>
                     </a:xfrm>
                     <a:prstGeom prst="rect">
                       <a:avLst/>
@@ -8448,7 +8585,7 @@
         <w:pStyle w:val="Compact"/>
         <w:numPr>
           <w:ilvl w:val="0"/>
-          <w:numId w:val="57"/>
+          <w:numId w:val="62"/>
         </w:numPr>
         <w:rPr/>
       </w:pPr>
@@ -8473,7 +8610,7 @@
         <w:pStyle w:val="Compact"/>
         <w:numPr>
           <w:ilvl w:val="0"/>
-          <w:numId w:val="58"/>
+          <w:numId w:val="63"/>
         </w:numPr>
         <w:rPr/>
       </w:pPr>
@@ -8498,7 +8635,7 @@
         <w:pStyle w:val="Compact"/>
         <w:numPr>
           <w:ilvl w:val="0"/>
-          <w:numId w:val="59"/>
+          <w:numId w:val="64"/>
         </w:numPr>
         <w:rPr/>
       </w:pPr>
@@ -8515,7 +8652,7 @@
       </w:r>
       <w:r>
         <w:rPr/>
-        <w:t>. Новые замеры создаются, существующие на эту дату — обновляются; пустые строки не сохраняются.</w:t>
+        <w:t>. Новые замеры создаются, существующие на эту дату — обновляются; пустые строки не сохраняются, а пустое поле не стирает значение, уже внесённое на эту дату. Чтобы очистить значение, сотрите его в таблице замеров.</w:t>
       </w:r>
       <w:bookmarkEnd w:id="58"/>
     </w:p>
@@ -8524,7 +8661,7 @@
         <w:pStyle w:val="Heading2"/>
         <w:rPr/>
       </w:pPr>
-      <w:bookmarkStart w:id="59" w:name="__RefHeading___Toc3172_3741876853"/>
+      <w:bookmarkStart w:id="59" w:name="__RefHeading___Toc3476_1523938603"/>
       <w:bookmarkStart w:id="60" w:name="удаление-замера"/>
       <w:bookmarkEnd w:id="59"/>
       <w:r>
@@ -8614,7 +8751,7 @@
         <w:pStyle w:val="Heading1"/>
         <w:rPr/>
       </w:pPr>
-      <w:bookmarkStart w:id="63" w:name="__RefHeading___Toc3174_3741876853"/>
+      <w:bookmarkStart w:id="63" w:name="__RefHeading___Toc3478_1523938603"/>
       <w:bookmarkStart w:id="64" w:name="эпики-блоки-задач"/>
       <w:bookmarkEnd w:id="63"/>
       <w:r>
@@ -8648,7 +8785,7 @@
         <w:rPr/>
         <w:drawing>
           <wp:inline distT="0" distB="0" distL="0" distR="0">
-            <wp:extent cx="5334000" cy="2413000"/>
+            <wp:extent cx="5334000" cy="2355215"/>
             <wp:effectExtent l="0" t="0" r="0" b="0"/>
             <wp:docPr id="23" name="Image23" descr="Список эпиков проекта"/>
             <wp:cNvGraphicFramePr>
@@ -8672,7 +8809,7 @@
                   <pic:spPr bwMode="auto">
                     <a:xfrm>
                       <a:off x="0" y="0"/>
-                      <a:ext cx="5334000" cy="2413000"/>
+                      <a:ext cx="5334000" cy="2355215"/>
                     </a:xfrm>
                     <a:prstGeom prst="rect">
                       <a:avLst/>
@@ -9316,7 +9453,7 @@
         <w:pStyle w:val="Heading1"/>
         <w:rPr/>
       </w:pPr>
-      <w:bookmarkStart w:id="65" w:name="__RefHeading___Toc3176_3741876853"/>
+      <w:bookmarkStart w:id="65" w:name="__RefHeading___Toc3480_1523938603"/>
       <w:bookmarkEnd w:id="65"/>
       <w:r>
         <w:rPr>
@@ -9838,7 +9975,7 @@
         <w:pStyle w:val="Heading1"/>
         <w:rPr/>
       </w:pPr>
-      <w:bookmarkStart w:id="67" w:name="__RefHeading___Toc3178_3741876853"/>
+      <w:bookmarkStart w:id="67" w:name="__RefHeading___Toc3482_1523938603"/>
       <w:bookmarkEnd w:id="67"/>
       <w:r>
         <w:rPr>
@@ -9867,7 +10004,7 @@
         <w:pStyle w:val="Compact"/>
         <w:numPr>
           <w:ilvl w:val="0"/>
-          <w:numId w:val="60"/>
+          <w:numId w:val="65"/>
         </w:numPr>
         <w:rPr/>
       </w:pPr>
@@ -9888,7 +10025,7 @@
         <w:pStyle w:val="Compact"/>
         <w:numPr>
           <w:ilvl w:val="0"/>
-          <w:numId w:val="61"/>
+          <w:numId w:val="66"/>
         </w:numPr>
         <w:rPr/>
       </w:pPr>
@@ -9909,7 +10046,7 @@
         <w:pStyle w:val="Compact"/>
         <w:numPr>
           <w:ilvl w:val="0"/>
-          <w:numId w:val="62"/>
+          <w:numId w:val="67"/>
         </w:numPr>
         <w:rPr/>
       </w:pPr>
@@ -9962,7 +10099,7 @@
         <w:pStyle w:val="Heading2"/>
         <w:rPr/>
       </w:pPr>
-      <w:bookmarkStart w:id="68" w:name="__RefHeading___Toc3180_3741876853"/>
+      <w:bookmarkStart w:id="68" w:name="__RefHeading___Toc3484_1523938603"/>
       <w:bookmarkStart w:id="69" w:name="подключение-к-jira"/>
       <w:bookmarkEnd w:id="68"/>
       <w:r>
@@ -9986,7 +10123,7 @@
         <w:rPr/>
         <w:drawing>
           <wp:inline distT="0" distB="0" distL="0" distR="0">
-            <wp:extent cx="5334000" cy="2000250"/>
+            <wp:extent cx="5334000" cy="1995170"/>
             <wp:effectExtent l="0" t="0" r="0" b="0"/>
             <wp:docPr id="25" name="Image25" descr="Подключение к Jira"/>
             <wp:cNvGraphicFramePr>
@@ -10010,7 +10147,7 @@
                   <pic:spPr bwMode="auto">
                     <a:xfrm>
                       <a:off x="0" y="0"/>
-                      <a:ext cx="5334000" cy="2000250"/>
+                      <a:ext cx="5334000" cy="1995170"/>
                     </a:xfrm>
                     <a:prstGeom prst="rect">
                       <a:avLst/>
@@ -10038,7 +10175,7 @@
         <w:pStyle w:val="Compact"/>
         <w:numPr>
           <w:ilvl w:val="0"/>
-          <w:numId w:val="63"/>
+          <w:numId w:val="68"/>
         </w:numPr>
         <w:rPr/>
       </w:pPr>
@@ -10083,7 +10220,7 @@
         <w:pStyle w:val="Compact"/>
         <w:numPr>
           <w:ilvl w:val="0"/>
-          <w:numId w:val="64"/>
+          <w:numId w:val="69"/>
         </w:numPr>
         <w:rPr/>
       </w:pPr>
@@ -10684,7 +10821,7 @@
         <w:pStyle w:val="Compact"/>
         <w:numPr>
           <w:ilvl w:val="0"/>
-          <w:numId w:val="65"/>
+          <w:numId w:val="70"/>
         </w:numPr>
         <w:rPr/>
       </w:pPr>
@@ -10763,7 +10900,7 @@
         <w:rPr/>
         <w:drawing>
           <wp:inline distT="0" distB="0" distL="0" distR="0">
-            <wp:extent cx="5334000" cy="2000250"/>
+            <wp:extent cx="5334000" cy="1995170"/>
             <wp:effectExtent l="0" t="0" r="0" b="0"/>
             <wp:docPr id="26" name="Image26" descr="Подключение проверено"/>
             <wp:cNvGraphicFramePr>
@@ -10787,7 +10924,7 @@
                   <pic:spPr bwMode="auto">
                     <a:xfrm>
                       <a:off x="0" y="0"/>
-                      <a:ext cx="5334000" cy="2000250"/>
+                      <a:ext cx="5334000" cy="1995170"/>
                     </a:xfrm>
                     <a:prstGeom prst="rect">
                       <a:avLst/>
@@ -10855,7 +10992,7 @@
         <w:pStyle w:val="Heading2"/>
         <w:rPr/>
       </w:pPr>
-      <w:bookmarkStart w:id="70" w:name="__RefHeading___Toc3182_3741876853"/>
+      <w:bookmarkStart w:id="70" w:name="__RefHeading___Toc3486_1523938603"/>
       <w:bookmarkStart w:id="71" w:name="кнопка-среза-структура-и-задачи"/>
       <w:bookmarkEnd w:id="70"/>
       <w:r>
@@ -10900,7 +11037,7 @@
         <w:rPr/>
         <w:drawing>
           <wp:inline distT="0" distB="0" distL="0" distR="0">
-            <wp:extent cx="5334000" cy="4681855"/>
+            <wp:extent cx="5334000" cy="4622800"/>
             <wp:effectExtent l="0" t="0" r="0" b="0"/>
             <wp:docPr id="27" name="Image27" descr="Редактор кнопки среза"/>
             <wp:cNvGraphicFramePr>
@@ -10924,7 +11061,7 @@
                   <pic:spPr bwMode="auto">
                     <a:xfrm>
                       <a:off x="0" y="0"/>
-                      <a:ext cx="5334000" cy="4681855"/>
+                      <a:ext cx="5334000" cy="4622800"/>
                     </a:xfrm>
                     <a:prstGeom prst="rect">
                       <a:avLst/>
@@ -10952,7 +11089,7 @@
         <w:pStyle w:val="Compact"/>
         <w:numPr>
           <w:ilvl w:val="0"/>
-          <w:numId w:val="66"/>
+          <w:numId w:val="71"/>
         </w:numPr>
         <w:rPr/>
       </w:pPr>
@@ -10973,7 +11110,7 @@
         <w:pStyle w:val="Compact"/>
         <w:numPr>
           <w:ilvl w:val="0"/>
-          <w:numId w:val="67"/>
+          <w:numId w:val="72"/>
         </w:numPr>
         <w:rPr/>
       </w:pPr>
@@ -11027,7 +11164,7 @@
         <w:pStyle w:val="Compact"/>
         <w:numPr>
           <w:ilvl w:val="0"/>
-          <w:numId w:val="68"/>
+          <w:numId w:val="73"/>
         </w:numPr>
         <w:rPr/>
       </w:pPr>
@@ -11072,7 +11209,7 @@
         <w:pStyle w:val="Compact"/>
         <w:numPr>
           <w:ilvl w:val="0"/>
-          <w:numId w:val="69"/>
+          <w:numId w:val="74"/>
         </w:numPr>
         <w:rPr/>
       </w:pPr>
@@ -11549,7 +11686,7 @@
         <w:pStyle w:val="Heading2"/>
         <w:rPr/>
       </w:pPr>
-      <w:bookmarkStart w:id="73" w:name="__RefHeading___Toc3184_3741876853"/>
+      <w:bookmarkStart w:id="73" w:name="__RefHeading___Toc3488_1523938603"/>
       <w:bookmarkStart w:id="74" w:name="кнопка-среза-поля-jira"/>
       <w:bookmarkEnd w:id="73"/>
       <w:r>
@@ -11583,7 +11720,7 @@
         <w:rPr/>
         <w:drawing>
           <wp:inline distT="0" distB="0" distL="0" distR="0">
-            <wp:extent cx="5334000" cy="1550035"/>
+            <wp:extent cx="5334000" cy="1487170"/>
             <wp:effectExtent l="0" t="0" r="0" b="0"/>
             <wp:docPr id="28" name="Image28" descr="Сопоставление показателей замера и полей Jira"/>
             <wp:cNvGraphicFramePr>
@@ -11607,7 +11744,7 @@
                   <pic:spPr bwMode="auto">
                     <a:xfrm>
                       <a:off x="0" y="0"/>
-                      <a:ext cx="5334000" cy="1550035"/>
+                      <a:ext cx="5334000" cy="1487170"/>
                     </a:xfrm>
                     <a:prstGeom prst="rect">
                       <a:avLst/>
@@ -11635,7 +11772,7 @@
         <w:pStyle w:val="Compact"/>
         <w:numPr>
           <w:ilvl w:val="0"/>
-          <w:numId w:val="70"/>
+          <w:numId w:val="75"/>
         </w:numPr>
         <w:rPr/>
       </w:pPr>
@@ -11682,7 +11819,7 @@
         <w:pStyle w:val="Compact"/>
         <w:numPr>
           <w:ilvl w:val="0"/>
-          <w:numId w:val="71"/>
+          <w:numId w:val="76"/>
         </w:numPr>
         <w:rPr/>
       </w:pPr>
@@ -11725,7 +11862,7 @@
         <w:pStyle w:val="Compact"/>
         <w:numPr>
           <w:ilvl w:val="0"/>
-          <w:numId w:val="72"/>
+          <w:numId w:val="77"/>
         </w:numPr>
         <w:rPr/>
       </w:pPr>
@@ -11842,7 +11979,7 @@
         <w:pStyle w:val="Heading2"/>
         <w:rPr/>
       </w:pPr>
-      <w:bookmarkStart w:id="76" w:name="__RefHeading___Toc3186_3741876853"/>
+      <w:bookmarkStart w:id="76" w:name="__RefHeading___Toc3490_1523938603"/>
       <w:bookmarkStart w:id="77" w:name="срез-затягивание-данных-на-сегодня"/>
       <w:bookmarkEnd w:id="76"/>
       <w:r>
@@ -11887,7 +12024,7 @@
         <w:rPr/>
         <w:drawing>
           <wp:inline distT="0" distB="0" distL="0" distR="0">
-            <wp:extent cx="5334000" cy="603250"/>
+            <wp:extent cx="5334000" cy="588010"/>
             <wp:effectExtent l="0" t="0" r="0" b="0"/>
             <wp:docPr id="30" name="Image30" descr="Кнопка среза в панели «Данных по датам»"/>
             <wp:cNvGraphicFramePr>
@@ -11911,7 +12048,7 @@
                   <pic:spPr bwMode="auto">
                     <a:xfrm>
                       <a:off x="0" y="0"/>
-                      <a:ext cx="5334000" cy="603250"/>
+                      <a:ext cx="5334000" cy="588010"/>
                     </a:xfrm>
                     <a:prstGeom prst="rect">
                       <a:avLst/>
@@ -11939,7 +12076,7 @@
         <w:pStyle w:val="Compact"/>
         <w:numPr>
           <w:ilvl w:val="0"/>
-          <w:numId w:val="73"/>
+          <w:numId w:val="78"/>
         </w:numPr>
         <w:rPr/>
       </w:pPr>
@@ -11964,7 +12101,7 @@
         <w:pStyle w:val="Compact"/>
         <w:numPr>
           <w:ilvl w:val="0"/>
-          <w:numId w:val="74"/>
+          <w:numId w:val="79"/>
         </w:numPr>
         <w:rPr/>
       </w:pPr>
@@ -11989,7 +12126,7 @@
         <w:pStyle w:val="Compact"/>
         <w:numPr>
           <w:ilvl w:val="0"/>
-          <w:numId w:val="75"/>
+          <w:numId w:val="80"/>
         </w:numPr>
         <w:rPr/>
       </w:pPr>
@@ -12003,7 +12140,7 @@
         <w:pStyle w:val="Compact"/>
         <w:numPr>
           <w:ilvl w:val="0"/>
-          <w:numId w:val="76"/>
+          <w:numId w:val="81"/>
         </w:numPr>
         <w:rPr/>
       </w:pPr>
@@ -12032,7 +12169,7 @@
         <w:rPr/>
         <w:drawing>
           <wp:inline distT="0" distB="0" distL="0" distR="0">
-            <wp:extent cx="4000500" cy="3941445"/>
+            <wp:extent cx="4000500" cy="3953510"/>
             <wp:effectExtent l="0" t="0" r="0" b="0"/>
             <wp:docPr id="31" name="Image31" descr="Окно среза из Jira со значениями по всем эпикам"/>
             <wp:cNvGraphicFramePr>
@@ -12056,7 +12193,7 @@
                   <pic:spPr bwMode="auto">
                     <a:xfrm>
                       <a:off x="0" y="0"/>
-                      <a:ext cx="4000500" cy="3941445"/>
+                      <a:ext cx="4000500" cy="3953510"/>
                     </a:xfrm>
                     <a:prstGeom prst="rect">
                       <a:avLst/>
@@ -12476,7 +12613,7 @@
         <w:pStyle w:val="Heading2"/>
         <w:rPr/>
       </w:pPr>
-      <w:bookmarkStart w:id="78" w:name="__RefHeading___Toc3188_3741876853"/>
+      <w:bookmarkStart w:id="78" w:name="__RefHeading___Toc3492_1523938603"/>
       <w:bookmarkStart w:id="79" w:name="восстановление-истории"/>
       <w:bookmarkEnd w:id="78"/>
       <w:r>
@@ -12510,7 +12647,7 @@
         <w:rPr/>
         <w:drawing>
           <wp:inline distT="0" distB="0" distL="0" distR="0">
-            <wp:extent cx="4000500" cy="3153410"/>
+            <wp:extent cx="4000500" cy="3094355"/>
             <wp:effectExtent l="0" t="0" r="0" b="0"/>
             <wp:docPr id="32" name="Image32" descr="Восстановление истории по кнопке среза"/>
             <wp:cNvGraphicFramePr>
@@ -12534,7 +12671,7 @@
                   <pic:spPr bwMode="auto">
                     <a:xfrm>
                       <a:off x="0" y="0"/>
-                      <a:ext cx="4000500" cy="3153410"/>
+                      <a:ext cx="4000500" cy="3094355"/>
                     </a:xfrm>
                     <a:prstGeom prst="rect">
                       <a:avLst/>
@@ -12562,7 +12699,7 @@
         <w:pStyle w:val="Compact"/>
         <w:numPr>
           <w:ilvl w:val="0"/>
-          <w:numId w:val="77"/>
+          <w:numId w:val="82"/>
         </w:numPr>
         <w:rPr/>
       </w:pPr>
@@ -12587,7 +12724,7 @@
         <w:pStyle w:val="Compact"/>
         <w:numPr>
           <w:ilvl w:val="0"/>
-          <w:numId w:val="78"/>
+          <w:numId w:val="83"/>
         </w:numPr>
         <w:rPr/>
       </w:pPr>
@@ -12645,7 +12782,7 @@
         <w:pStyle w:val="Compact"/>
         <w:numPr>
           <w:ilvl w:val="0"/>
-          <w:numId w:val="79"/>
+          <w:numId w:val="84"/>
         </w:numPr>
         <w:rPr/>
       </w:pPr>
@@ -12666,7 +12803,7 @@
         <w:pStyle w:val="Compact"/>
         <w:numPr>
           <w:ilvl w:val="0"/>
-          <w:numId w:val="80"/>
+          <w:numId w:val="85"/>
         </w:numPr>
         <w:rPr/>
       </w:pPr>
@@ -12757,7 +12894,7 @@
         <w:pStyle w:val="Compact"/>
         <w:numPr>
           <w:ilvl w:val="0"/>
-          <w:numId w:val="81"/>
+          <w:numId w:val="86"/>
         </w:numPr>
         <w:rPr/>
       </w:pPr>
@@ -12782,7 +12919,7 @@
         <w:pStyle w:val="Compact"/>
         <w:numPr>
           <w:ilvl w:val="0"/>
-          <w:numId w:val="82"/>
+          <w:numId w:val="87"/>
         </w:numPr>
         <w:rPr/>
       </w:pPr>
@@ -12796,7 +12933,7 @@
         <w:pStyle w:val="Compact"/>
         <w:numPr>
           <w:ilvl w:val="0"/>
-          <w:numId w:val="83"/>
+          <w:numId w:val="88"/>
         </w:numPr>
         <w:rPr/>
       </w:pPr>
@@ -12810,7 +12947,7 @@
         <w:pStyle w:val="Compact"/>
         <w:numPr>
           <w:ilvl w:val="0"/>
-          <w:numId w:val="84"/>
+          <w:numId w:val="89"/>
         </w:numPr>
         <w:rPr/>
       </w:pPr>
@@ -12826,7 +12963,7 @@
         <w:pStyle w:val="Heading2"/>
         <w:rPr/>
       </w:pPr>
-      <w:bookmarkStart w:id="81" w:name="__RefHeading___Toc3190_3741876853"/>
+      <w:bookmarkStart w:id="81" w:name="__RefHeading___Toc3494_1523938603"/>
       <w:bookmarkStart w:id="82" w:name="автозаполнение-по-расписанию"/>
       <w:bookmarkEnd w:id="81"/>
       <w:r>
@@ -12860,7 +12997,7 @@
         <w:rPr/>
         <w:drawing>
           <wp:inline distT="0" distB="0" distL="0" distR="0">
-            <wp:extent cx="5334000" cy="3876040"/>
+            <wp:extent cx="5334000" cy="3808730"/>
             <wp:effectExtent l="0" t="0" r="0" b="0"/>
             <wp:docPr id="34" name="Image34" descr="Раздел «Автозаполнение»: настроенное расписание и кнопка до первого среза"/>
             <wp:cNvGraphicFramePr>
@@ -12884,7 +13021,7 @@
                   <pic:spPr bwMode="auto">
                     <a:xfrm>
                       <a:off x="0" y="0"/>
-                      <a:ext cx="5334000" cy="3876040"/>
+                      <a:ext cx="5334000" cy="3808730"/>
                     </a:xfrm>
                     <a:prstGeom prst="rect">
                       <a:avLst/>
@@ -12926,7 +13063,7 @@
         <w:rPr/>
         <w:drawing>
           <wp:inline distT="0" distB="0" distL="0" distR="0">
-            <wp:extent cx="5334000" cy="1575435"/>
+            <wp:extent cx="5334000" cy="1540510"/>
             <wp:effectExtent l="0" t="0" r="0" b="0"/>
             <wp:docPr id="35" name="Image35" descr="Карточка кнопки до первого успешного среза"/>
             <wp:cNvGraphicFramePr>
@@ -12950,7 +13087,7 @@
                   <pic:spPr bwMode="auto">
                     <a:xfrm>
                       <a:off x="0" y="0"/>
-                      <a:ext cx="5334000" cy="1575435"/>
+                      <a:ext cx="5334000" cy="1540510"/>
                     </a:xfrm>
                     <a:prstGeom prst="rect">
                       <a:avLst/>
@@ -12988,7 +13125,7 @@
         <w:pStyle w:val="Compact"/>
         <w:numPr>
           <w:ilvl w:val="0"/>
-          <w:numId w:val="85"/>
+          <w:numId w:val="90"/>
         </w:numPr>
         <w:rPr/>
       </w:pPr>
@@ -13013,7 +13150,7 @@
         <w:pStyle w:val="Compact"/>
         <w:numPr>
           <w:ilvl w:val="0"/>
-          <w:numId w:val="86"/>
+          <w:numId w:val="91"/>
         </w:numPr>
         <w:rPr/>
       </w:pPr>
@@ -13038,7 +13175,7 @@
         <w:pStyle w:val="Compact"/>
         <w:numPr>
           <w:ilvl w:val="0"/>
-          <w:numId w:val="87"/>
+          <w:numId w:val="92"/>
         </w:numPr>
         <w:rPr/>
       </w:pPr>
@@ -13074,7 +13211,7 @@
         <w:pStyle w:val="Compact"/>
         <w:numPr>
           <w:ilvl w:val="0"/>
-          <w:numId w:val="88"/>
+          <w:numId w:val="93"/>
         </w:numPr>
         <w:rPr/>
       </w:pPr>
@@ -13095,7 +13232,7 @@
         <w:pStyle w:val="Compact"/>
         <w:numPr>
           <w:ilvl w:val="0"/>
-          <w:numId w:val="89"/>
+          <w:numId w:val="94"/>
         </w:numPr>
         <w:rPr/>
       </w:pPr>
@@ -13124,7 +13261,7 @@
         <w:rPr/>
         <w:drawing>
           <wp:inline distT="0" distB="0" distL="0" distR="0">
-            <wp:extent cx="5334000" cy="1645285"/>
+            <wp:extent cx="5334000" cy="1610360"/>
             <wp:effectExtent l="0" t="0" r="0" b="0"/>
             <wp:docPr id="36" name="Image36" descr="Карточка с включённым расписанием и результатом последнего запуска"/>
             <wp:cNvGraphicFramePr>
@@ -13148,7 +13285,7 @@
                   <pic:spPr bwMode="auto">
                     <a:xfrm>
                       <a:off x="0" y="0"/>
-                      <a:ext cx="5334000" cy="1645285"/>
+                      <a:ext cx="5334000" cy="1610360"/>
                     </a:xfrm>
                     <a:prstGeom prst="rect">
                       <a:avLst/>
@@ -13186,7 +13323,7 @@
         <w:pStyle w:val="Compact"/>
         <w:numPr>
           <w:ilvl w:val="0"/>
-          <w:numId w:val="90"/>
+          <w:numId w:val="95"/>
         </w:numPr>
         <w:rPr/>
       </w:pPr>
@@ -13200,117 +13337,6 @@
       <w:r>
         <w:rPr/>
         <w:t xml:space="preserve"> — когда Jira в последний раз вернула данные по этой кнопке;</w:t>
-      </w:r>
-    </w:p>
-    <w:p>
-      <w:pPr>
-        <w:pStyle w:val="Compact"/>
-        <w:numPr>
-          <w:ilvl w:val="0"/>
-          <w:numId w:val="91"/>
-        </w:numPr>
-        <w:rPr/>
-      </w:pPr>
-      <w:r>
-        <w:rPr>
-          <w:b/>
-          <w:bCs/>
-        </w:rPr>
-        <w:t>Последний автозапуск</w:t>
-      </w:r>
-      <w:r>
-        <w:rPr/>
-        <w:t xml:space="preserve"> — время и результат: «Сохранено замеров за 28.10.2026: 6», число пропущенных замеров и предупреждений либо текст ошибки (красным);</w:t>
-      </w:r>
-    </w:p>
-    <w:p>
-      <w:pPr>
-        <w:pStyle w:val="Compact"/>
-        <w:numPr>
-          <w:ilvl w:val="0"/>
-          <w:numId w:val="92"/>
-        </w:numPr>
-        <w:rPr/>
-      </w:pPr>
-      <w:r>
-        <w:rPr>
-          <w:b/>
-          <w:bCs/>
-        </w:rPr>
-        <w:t>Следующий запуск</w:t>
-      </w:r>
-      <w:r>
-        <w:rPr/>
-        <w:t xml:space="preserve"> — дата и время ближайшего запуска в часовом поясе расписания.</w:t>
-      </w:r>
-    </w:p>
-    <w:p>
-      <w:pPr>
-        <w:pStyle w:val="FirstParagraph"/>
-        <w:rPr/>
-      </w:pPr>
-      <w:r>
-        <w:rPr>
-          <w:b/>
-          <w:bCs/>
-        </w:rPr>
-        <w:t>Запустить сейчас</w:t>
-      </w:r>
-      <w:r>
-        <w:rPr/>
-        <w:t xml:space="preserve"> выполняет то же, что автоматический запуск: забирает срез и сохраняет замер на сегодня, без окна проверки. Удобно, чтобы проверить расписание или обновить данные перед совещанием.</w:t>
-      </w:r>
-    </w:p>
-    <w:p>
-      <w:pPr>
-        <w:pStyle w:val="BodyText"/>
-        <w:rPr/>
-      </w:pPr>
-      <w:r>
-        <w:rPr/>
-        <w:t>Как работает автозапуск:</w:t>
-      </w:r>
-    </w:p>
-    <w:p>
-      <w:pPr>
-        <w:pStyle w:val="Compact"/>
-        <w:numPr>
-          <w:ilvl w:val="0"/>
-          <w:numId w:val="93"/>
-        </w:numPr>
-        <w:rPr/>
-      </w:pPr>
-      <w:r>
-        <w:rPr/>
-        <w:t>запуск выполняется один раз в день на кнопку; если сервер был недоступен в момент запуска, срез выполнится позже в тот же день;</w:t>
-      </w:r>
-    </w:p>
-    <w:p>
-      <w:pPr>
-        <w:pStyle w:val="Compact"/>
-        <w:numPr>
-          <w:ilvl w:val="0"/>
-          <w:numId w:val="94"/>
-        </w:numPr>
-        <w:rPr/>
-      </w:pPr>
-      <w:r>
-        <w:rPr/>
-        <w:t>если расписание включено после сегодняшнего времени запуска, первый автозапуск будет в следующий день по расписанию;</w:t>
-      </w:r>
-    </w:p>
-    <w:p>
-      <w:pPr>
-        <w:pStyle w:val="Compact"/>
-        <w:numPr>
-          <w:ilvl w:val="0"/>
-          <w:numId w:val="95"/>
-        </w:numPr>
-        <w:rPr/>
-      </w:pPr>
-      <w:r>
-        <w:rPr/>
-        <w:t>показатели, для которых Jira ничего не вернула (или выбрано «не заполнять»), не затирают значения, уже внесённые за день;</w:t>
       </w:r>
     </w:p>
     <w:p>
@@ -13323,8 +13349,15 @@
         <w:rPr/>
       </w:pPr>
       <w:r>
-        <w:rPr/>
-        <w:t>изменения записываются в реестр изменений от имени «Автозаполнение»;</w:t>
+        <w:rPr>
+          <w:b/>
+          <w:bCs/>
+        </w:rPr>
+        <w:t>Последний автозапуск</w:t>
+      </w:r>
+      <w:r>
+        <w:rPr/>
+        <w:t xml:space="preserve"> — время и результат: «Сохранено замеров за 28.10.2026: 6», число пропущенных замеров и предупреждений либо текст ошибки (красным);</w:t>
       </w:r>
     </w:p>
     <w:p>
@@ -13337,6 +13370,110 @@
         <w:rPr/>
       </w:pPr>
       <w:r>
+        <w:rPr>
+          <w:b/>
+          <w:bCs/>
+        </w:rPr>
+        <w:t>Следующий запуск</w:t>
+      </w:r>
+      <w:r>
+        <w:rPr/>
+        <w:t xml:space="preserve"> — дата и время ближайшего запуска в часовом поясе расписания.</w:t>
+      </w:r>
+    </w:p>
+    <w:p>
+      <w:pPr>
+        <w:pStyle w:val="FirstParagraph"/>
+        <w:rPr/>
+      </w:pPr>
+      <w:r>
+        <w:rPr>
+          <w:b/>
+          <w:bCs/>
+        </w:rPr>
+        <w:t>Запустить сейчас</w:t>
+      </w:r>
+      <w:r>
+        <w:rPr/>
+        <w:t xml:space="preserve"> выполняет то же, что автоматический запуск: забирает срез и сохраняет замер на сегодня, без окна проверки. Удобно, чтобы проверить расписание или обновить данные перед совещанием.</w:t>
+      </w:r>
+    </w:p>
+    <w:p>
+      <w:pPr>
+        <w:pStyle w:val="BodyText"/>
+        <w:rPr/>
+      </w:pPr>
+      <w:r>
+        <w:rPr/>
+        <w:t>Как работает автозапуск:</w:t>
+      </w:r>
+    </w:p>
+    <w:p>
+      <w:pPr>
+        <w:pStyle w:val="Compact"/>
+        <w:numPr>
+          <w:ilvl w:val="0"/>
+          <w:numId w:val="98"/>
+        </w:numPr>
+        <w:rPr/>
+      </w:pPr>
+      <w:r>
+        <w:rPr/>
+        <w:t>запуск выполняется один раз в день на кнопку; если сервер был недоступен в момент запуска, срез выполнится позже в тот же день;</w:t>
+      </w:r>
+    </w:p>
+    <w:p>
+      <w:pPr>
+        <w:pStyle w:val="Compact"/>
+        <w:numPr>
+          <w:ilvl w:val="0"/>
+          <w:numId w:val="99"/>
+        </w:numPr>
+        <w:rPr/>
+      </w:pPr>
+      <w:r>
+        <w:rPr/>
+        <w:t>если расписание включено после сегодняшнего времени запуска, первый автозапуск будет в следующий день по расписанию;</w:t>
+      </w:r>
+    </w:p>
+    <w:p>
+      <w:pPr>
+        <w:pStyle w:val="Compact"/>
+        <w:numPr>
+          <w:ilvl w:val="0"/>
+          <w:numId w:val="100"/>
+        </w:numPr>
+        <w:rPr/>
+      </w:pPr>
+      <w:r>
+        <w:rPr/>
+        <w:t>показатели, для которых Jira ничего не вернула (или выбрано «не заполнять»), не затирают значения, уже внесённые за день;</w:t>
+      </w:r>
+    </w:p>
+    <w:p>
+      <w:pPr>
+        <w:pStyle w:val="Compact"/>
+        <w:numPr>
+          <w:ilvl w:val="0"/>
+          <w:numId w:val="101"/>
+        </w:numPr>
+        <w:rPr/>
+      </w:pPr>
+      <w:r>
+        <w:rPr/>
+        <w:t>изменения записываются в реестр изменений от имени «Автозаполнение»;</w:t>
+      </w:r>
+    </w:p>
+    <w:p>
+      <w:pPr>
+        <w:pStyle w:val="Compact"/>
+        <w:numPr>
+          <w:ilvl w:val="0"/>
+          <w:numId w:val="102"/>
+        </w:numPr>
+        <w:rPr/>
+      </w:pPr>
+      <w:r>
         <w:rPr/>
         <w:t>при ошибке Jira (например, истёк токен) замеры не сохраняются, а текст ошибки показывается в карточке.</w:t>
       </w:r>
@@ -13365,7 +13502,7 @@
         <w:pStyle w:val="Heading1"/>
         <w:rPr/>
       </w:pPr>
-      <w:bookmarkStart w:id="83" w:name="__RefHeading___Toc3192_3741876853"/>
+      <w:bookmarkStart w:id="83" w:name="__RefHeading___Toc3496_1523938603"/>
       <w:bookmarkStart w:id="84" w:name="задачи-jira-на-дашборде"/>
       <w:bookmarkEnd w:id="83"/>
       <w:r>
@@ -13395,7 +13532,7 @@
         <w:pStyle w:val="Heading2"/>
         <w:rPr/>
       </w:pPr>
-      <w:bookmarkStart w:id="85" w:name="__RefHeading___Toc3194_3741876853"/>
+      <w:bookmarkStart w:id="85" w:name="__RefHeading___Toc3498_1523938603"/>
       <w:bookmarkStart w:id="86" w:name="задачи-jira-по-эпикам"/>
       <w:bookmarkEnd w:id="85"/>
       <w:r>
@@ -13419,7 +13556,7 @@
         <w:rPr/>
         <w:drawing>
           <wp:inline distT="0" distB="0" distL="0" distR="0">
-            <wp:extent cx="5334000" cy="2882900"/>
+            <wp:extent cx="5334000" cy="2417445"/>
             <wp:effectExtent l="0" t="0" r="0" b="0"/>
             <wp:docPr id="37" name="Image37" descr="Состав эпиков по задачам Jira"/>
             <wp:cNvGraphicFramePr>
@@ -13443,7 +13580,7 @@
                   <pic:spPr bwMode="auto">
                     <a:xfrm>
                       <a:off x="0" y="0"/>
-                      <a:ext cx="5334000" cy="2882900"/>
+                      <a:ext cx="5334000" cy="2417445"/>
                     </a:xfrm>
                     <a:prstGeom prst="rect">
                       <a:avLst/>
@@ -14089,7 +14226,7 @@
         <w:pStyle w:val="Heading2"/>
         <w:rPr/>
       </w:pPr>
-      <w:bookmarkStart w:id="88" w:name="__RefHeading___Toc3196_3741876853"/>
+      <w:bookmarkStart w:id="88" w:name="__RefHeading___Toc3500_1523938603"/>
       <w:bookmarkStart w:id="89" w:name="объём-и-выполнение-burn-up"/>
       <w:bookmarkEnd w:id="88"/>
       <w:r>
@@ -14175,7 +14312,7 @@
         <w:pStyle w:val="Compact"/>
         <w:numPr>
           <w:ilvl w:val="0"/>
-          <w:numId w:val="98"/>
+          <w:numId w:val="103"/>
         </w:numPr>
         <w:rPr/>
       </w:pPr>
@@ -14196,7 +14333,7 @@
         <w:pStyle w:val="Compact"/>
         <w:numPr>
           <w:ilvl w:val="0"/>
-          <w:numId w:val="99"/>
+          <w:numId w:val="104"/>
         </w:numPr>
         <w:rPr/>
       </w:pPr>
@@ -14267,7 +14404,7 @@
         <w:pStyle w:val="Heading2"/>
         <w:rPr/>
       </w:pPr>
-      <w:bookmarkStart w:id="91" w:name="__RefHeading___Toc3198_3741876853"/>
+      <w:bookmarkStart w:id="91" w:name="__RefHeading___Toc3502_1523938603"/>
       <w:bookmarkStart w:id="92" w:name="список-задач-и-качество-данных"/>
       <w:bookmarkEnd w:id="91"/>
       <w:r>
@@ -15045,7 +15182,7 @@
         <w:pStyle w:val="Heading2"/>
         <w:rPr/>
       </w:pPr>
-      <w:bookmarkStart w:id="94" w:name="__RefHeading___Toc3200_3741876853"/>
+      <w:bookmarkStart w:id="94" w:name="__RefHeading___Toc3504_1523938603"/>
       <w:bookmarkStart w:id="95" w:name="что-изменилось-между-срезами"/>
       <w:bookmarkEnd w:id="94"/>
       <w:r>
@@ -15123,7 +15260,7 @@
         <w:rPr/>
         <w:drawing>
           <wp:inline distT="0" distB="0" distL="0" distR="0">
-            <wp:extent cx="4533900" cy="3244215"/>
+            <wp:extent cx="4533900" cy="3223895"/>
             <wp:effectExtent l="0" t="0" r="0" b="0"/>
             <wp:docPr id="41" name="Image41" descr="Что изменилось в эпике за период"/>
             <wp:cNvGraphicFramePr>
@@ -15147,7 +15284,7 @@
                   <pic:spPr bwMode="auto">
                     <a:xfrm>
                       <a:off x="0" y="0"/>
-                      <a:ext cx="4533900" cy="3244215"/>
+                      <a:ext cx="4533900" cy="3223895"/>
                     </a:xfrm>
                     <a:prstGeom prst="rect">
                       <a:avLst/>
@@ -15529,7 +15666,7 @@
         <w:pStyle w:val="Heading1"/>
         <w:rPr/>
       </w:pPr>
-      <w:bookmarkStart w:id="96" w:name="__RefHeading___Toc3202_3741876853"/>
+      <w:bookmarkStart w:id="96" w:name="__RefHeading___Toc3506_1523938603"/>
       <w:bookmarkStart w:id="97" w:name="режим-просмотра"/>
       <w:bookmarkEnd w:id="96"/>
       <w:r>
@@ -15618,7 +15755,7 @@
       <w:bookmarkStart w:id="98" w:name="режим-просмотра"/>
       <w:r>
         <w:rPr/>
-        <w:t>Остаются доступны фильтры, выбор эпика на графике, сортировка таблиц, период burn rate, выгрузка в PDF и печать. Если у вас разные роли в разных проектах, режим переключается при смене проекта.</w:t>
+        <w:t>Остаются доступны фильтры, выбор эпика на графике, сортировка таблиц, период burn rate, выгрузка в PDF и печать, а также раздел «Уведомления» — подписка на дайджест и оповещения. Если у вас разные роли в разных проектах, режим переключается при смене проекта.</w:t>
       </w:r>
       <w:bookmarkEnd w:id="98"/>
     </w:p>
@@ -15627,7 +15764,7 @@
         <w:pStyle w:val="Heading1"/>
         <w:rPr/>
       </w:pPr>
-      <w:bookmarkStart w:id="99" w:name="__RefHeading___Toc3204_3741876853"/>
+      <w:bookmarkStart w:id="99" w:name="__RefHeading___Toc3508_1523938603"/>
       <w:bookmarkStart w:id="100" w:name="отчёты-pdf-и-печать"/>
       <w:bookmarkEnd w:id="99"/>
       <w:r>
@@ -15668,7 +15805,7 @@
         <w:pStyle w:val="Compact"/>
         <w:numPr>
           <w:ilvl w:val="0"/>
-          <w:numId w:val="100"/>
+          <w:numId w:val="105"/>
         </w:numPr>
         <w:rPr/>
       </w:pPr>
@@ -15689,7 +15826,7 @@
         <w:pStyle w:val="Compact"/>
         <w:numPr>
           <w:ilvl w:val="0"/>
-          <w:numId w:val="101"/>
+          <w:numId w:val="106"/>
         </w:numPr>
         <w:rPr/>
       </w:pPr>
@@ -15710,7 +15847,7 @@
         <w:pStyle w:val="Compact"/>
         <w:numPr>
           <w:ilvl w:val="0"/>
-          <w:numId w:val="102"/>
+          <w:numId w:val="107"/>
         </w:numPr>
         <w:rPr/>
       </w:pPr>
@@ -15753,8 +15890,8 @@
         <w:pStyle w:val="Heading1"/>
         <w:rPr/>
       </w:pPr>
-      <w:bookmarkStart w:id="101" w:name="__RefHeading___Toc3206_3741876853"/>
-      <w:bookmarkStart w:id="102" w:name="работа-с-телефона"/>
+      <w:bookmarkStart w:id="101" w:name="__RefHeading___Toc3510_1523938603"/>
+      <w:bookmarkStart w:id="102" w:name="уведомления-дайджест-и-оповещения"/>
       <w:bookmarkEnd w:id="101"/>
       <w:r>
         <w:rPr>
@@ -15765,7 +15902,7 @@
       <w:r>
         <w:rPr/>
         <w:tab/>
-        <w:t>Работа с телефона</w:t>
+        <w:t>Уведомления: дайджест и оповещения</w:t>
       </w:r>
     </w:p>
     <w:p>
@@ -15775,32 +15912,21 @@
       </w:pPr>
       <w:r>
         <w:rPr/>
-        <w:t xml:space="preserve">На телефоне боковое меню скрыто и открывается кнопкой </w:t>
-      </w:r>
-      <w:r>
-        <w:rPr>
-          <w:b/>
-          <w:bCs/>
-        </w:rPr>
-        <w:t>☰</w:t>
-      </w:r>
-      <w:r>
-        <w:rPr/>
-        <w:t>; после выбора раздела оно закрывается само. Таблицы прокручиваются по горизонтали, а окно замера по всем эпикам показывает эпики карточками.</w:t>
-      </w:r>
-    </w:p>
-    <w:p>
-      <w:pPr>
-        <w:pStyle w:val="BodyText"/>
+        <w:t>Burndown может сам присылать сводку по проекту и сообщать, когда сроки или данные ухудшились, — на почту и в Telegram. Подписка у каждого своя и настраивается в разделе «Уведомления» отдельно для каждого проекта. Подписаться может любой участник проекта, в том числе с ролью «Пользователь».</w:t>
+      </w:r>
+    </w:p>
+    <w:p>
+      <w:pPr>
+        <w:pStyle w:val="CaptionedFigure"/>
         <w:rPr/>
       </w:pPr>
       <w:r>
         <w:rPr/>
         <w:drawing>
           <wp:inline distT="0" distB="0" distL="0" distR="0">
-            <wp:extent cx="2026920" cy="4386580"/>
+            <wp:extent cx="5334000" cy="4336415"/>
             <wp:effectExtent l="0" t="0" r="0" b="0"/>
-            <wp:docPr id="43" name="Image43" descr="Дашборд на телефоне"/>
+            <wp:docPr id="43" name="Image43" descr="Раздел «Уведомления»: каналы, дайджест и оповещения"/>
             <wp:cNvGraphicFramePr>
               <a:graphicFrameLocks xmlns:a="http://schemas.openxmlformats.org/drawingml/2006/main" noChangeAspect="1"/>
             </wp:cNvGraphicFramePr>
@@ -15808,7 +15934,7 @@
               <a:graphicData uri="http://schemas.openxmlformats.org/drawingml/2006/picture">
                 <pic:pic xmlns:pic="http://schemas.openxmlformats.org/drawingml/2006/picture">
                   <pic:nvPicPr>
-                    <pic:cNvPr id="43" name="Image43" descr="Дашборд на телефоне"/>
+                    <pic:cNvPr id="43" name="Image43" descr="Раздел «Уведомления»: каналы, дайджест и оповещения"/>
                     <pic:cNvPicPr>
                       <a:picLocks noChangeAspect="1" noChangeArrowheads="1"/>
                     </pic:cNvPicPr>
@@ -15822,7 +15948,7 @@
                   <pic:spPr bwMode="auto">
                     <a:xfrm>
                       <a:off x="0" y="0"/>
-                      <a:ext cx="2026920" cy="4386580"/>
+                      <a:ext cx="5334000" cy="4336415"/>
                     </a:xfrm>
                     <a:prstGeom prst="rect">
                       <a:avLst/>
@@ -15834,17 +15960,204 @@
           </wp:inline>
         </w:drawing>
       </w:r>
-      <w:r>
-        <w:rPr/>
-        <w:t xml:space="preserve"> </w:t>
-      </w:r>
+    </w:p>
+    <w:p>
+      <w:pPr>
+        <w:pStyle w:val="ImageCaption"/>
+        <w:rPr/>
+      </w:pPr>
+      <w:r>
+        <w:rPr/>
+        <w:t>Раздел «Уведомления»: каналы, дайджест и оповещения</w:t>
+      </w:r>
+    </w:p>
+    <w:p>
+      <w:pPr>
+        <w:pStyle w:val="BlockText"/>
+        <w:shd w:val="clear" w:color="auto" w:fill="EEF6F5"/>
+        <w:rPr/>
+      </w:pPr>
+      <w:r>
+        <w:rPr>
+          <w:b/>
+          <w:bCs/>
+        </w:rPr>
+        <w:t>Важно.</w:t>
+      </w:r>
+      <w:r>
+        <w:rPr/>
+        <w:t xml:space="preserve"> Почту и Telegram-бота подключает администратор. Пока он этого не сделал, при сохранении появится сообщение «Администратор ещё не настроил отправку почты» или «Администратор ещё не подключил Telegram-бота».</w:t>
+      </w:r>
+    </w:p>
+    <w:p>
+      <w:pPr>
+        <w:pStyle w:val="Heading2"/>
+        <w:rPr/>
+      </w:pPr>
+      <w:bookmarkStart w:id="103" w:name="__RefHeading___Toc3512_1523938603"/>
+      <w:bookmarkStart w:id="104" w:name="каналы-почта-и-telegram"/>
+      <w:bookmarkEnd w:id="103"/>
+      <w:r>
+        <w:rPr>
+          <w:rStyle w:val="SectionNumber"/>
+        </w:rPr>
+        <w:t>12.1</w:t>
+      </w:r>
+      <w:r>
+        <w:rPr/>
+        <w:tab/>
+        <w:t>Каналы: почта и Telegram</w:t>
+      </w:r>
+    </w:p>
+    <w:p>
+      <w:pPr>
+        <w:pStyle w:val="FirstParagraph"/>
+        <w:rPr/>
+      </w:pPr>
+      <w:r>
+        <w:rPr/>
+        <w:t>В блоке «Куда присылать» отметьте один или оба канала:</w:t>
+      </w:r>
+    </w:p>
+    <w:p>
+      <w:pPr>
+        <w:pStyle w:val="Compact"/>
+        <w:numPr>
+          <w:ilvl w:val="0"/>
+          <w:numId w:val="108"/>
+        </w:numPr>
+        <w:rPr/>
+      </w:pPr>
+      <w:r>
+        <w:rPr>
+          <w:b/>
+          <w:bCs/>
+        </w:rPr>
+        <w:t>Почта</w:t>
+      </w:r>
+      <w:r>
+        <w:rPr/>
+        <w:t xml:space="preserve"> — письма уходят на email из вашего профиля (он указан под отметкой). Email меняет администратор;</w:t>
+      </w:r>
+    </w:p>
+    <w:p>
+      <w:pPr>
+        <w:pStyle w:val="Compact"/>
+        <w:numPr>
+          <w:ilvl w:val="0"/>
+          <w:numId w:val="109"/>
+        </w:numPr>
+        <w:rPr/>
+      </w:pPr>
+      <w:r>
+        <w:rPr>
+          <w:b/>
+          <w:bCs/>
+        </w:rPr>
+        <w:t>Telegram</w:t>
+      </w:r>
+      <w:r>
+        <w:rPr/>
+        <w:t xml:space="preserve"> — сообщения от бота Burndown в личный чат. Сначала Telegram нужно привязать.</w:t>
+      </w:r>
+    </w:p>
+    <w:p>
+      <w:pPr>
+        <w:pStyle w:val="FirstParagraph"/>
+        <w:rPr/>
+      </w:pPr>
+      <w:r>
+        <w:rPr/>
+        <w:t>Привязка Telegram — один раз для всех проектов:</w:t>
+      </w:r>
+    </w:p>
+    <w:p>
+      <w:pPr>
+        <w:pStyle w:val="Compact"/>
+        <w:numPr>
+          <w:ilvl w:val="0"/>
+          <w:numId w:val="110"/>
+        </w:numPr>
+        <w:rPr/>
+      </w:pPr>
+      <w:r>
+        <w:rPr/>
+        <w:t xml:space="preserve">Нажмите </w:t>
+      </w:r>
+      <w:r>
+        <w:rPr>
+          <w:b/>
+          <w:bCs/>
+        </w:rPr>
+        <w:t>Привязать Telegram</w:t>
+      </w:r>
+      <w:r>
+        <w:rPr/>
+        <w:t>.</w:t>
+      </w:r>
+    </w:p>
+    <w:p>
+      <w:pPr>
+        <w:pStyle w:val="Compact"/>
+        <w:numPr>
+          <w:ilvl w:val="0"/>
+          <w:numId w:val="111"/>
+        </w:numPr>
+        <w:rPr/>
+      </w:pPr>
+      <w:r>
+        <w:rPr/>
+        <w:t xml:space="preserve">В окне откройте ссылку на бота и нажмите в Telegram </w:t>
+      </w:r>
+      <w:r>
+        <w:rPr>
+          <w:b/>
+          <w:bCs/>
+        </w:rPr>
+        <w:t>Запустить</w:t>
+      </w:r>
+      <w:r>
+        <w:rPr/>
+        <w:t xml:space="preserve"> (Start).</w:t>
+      </w:r>
+    </w:p>
+    <w:p>
+      <w:pPr>
+        <w:pStyle w:val="Compact"/>
+        <w:numPr>
+          <w:ilvl w:val="0"/>
+          <w:numId w:val="112"/>
+        </w:numPr>
+        <w:rPr/>
+      </w:pPr>
+      <w:r>
+        <w:rPr/>
+        <w:t xml:space="preserve">Вернитесь в Burndown и нажмите </w:t>
+      </w:r>
+      <w:r>
+        <w:rPr>
+          <w:b/>
+          <w:bCs/>
+        </w:rPr>
+        <w:t>Проверить</w:t>
+      </w:r>
+      <w:r>
+        <w:rPr/>
+        <w:t>. Бот пришлёт подтверждение, а в карточке канала появится «✓ Привязан».</w:t>
+      </w:r>
+    </w:p>
+    <w:p>
+      <w:pPr>
+        <w:pStyle w:val="CaptionedFigure"/>
+        <w:rPr/>
+      </w:pPr>
       <w:r>
         <w:rPr/>
         <w:drawing>
           <wp:inline distT="0" distB="0" distL="0" distR="0">
-            <wp:extent cx="2026920" cy="4386580"/>
+            <wp:extent cx="3200400" cy="2254885"/>
             <wp:effectExtent l="0" t="0" r="0" b="0"/>
-            <wp:docPr id="44" name="Image44" descr="Открытое меню"/>
+            <wp:docPr id="44" name="Image44" descr="Окно привязки Telegram"/>
             <wp:cNvGraphicFramePr>
               <a:graphicFrameLocks xmlns:a="http://schemas.openxmlformats.org/drawingml/2006/main" noChangeAspect="1"/>
             </wp:cNvGraphicFramePr>
@@ -15852,7 +16165,7 @@
               <a:graphicData uri="http://schemas.openxmlformats.org/drawingml/2006/picture">
                 <pic:pic xmlns:pic="http://schemas.openxmlformats.org/drawingml/2006/picture">
                   <pic:nvPicPr>
-                    <pic:cNvPr id="44" name="Image44" descr="Открытое меню"/>
+                    <pic:cNvPr id="44" name="Image44" descr="Окно привязки Telegram"/>
                     <pic:cNvPicPr>
                       <a:picLocks noChangeAspect="1" noChangeArrowheads="1"/>
                     </pic:cNvPicPr>
@@ -15866,7 +16179,7 @@
                   <pic:spPr bwMode="auto">
                     <a:xfrm>
                       <a:off x="0" y="0"/>
-                      <a:ext cx="2026920" cy="4386580"/>
+                      <a:ext cx="3200400" cy="2254885"/>
                     </a:xfrm>
                     <a:prstGeom prst="rect">
                       <a:avLst/>
@@ -15878,163 +16191,57 @@
           </wp:inline>
         </w:drawing>
       </w:r>
-      <w:bookmarkEnd w:id="102"/>
-    </w:p>
-    <w:p>
-      <w:pPr>
-        <w:pStyle w:val="Heading1"/>
-        <w:rPr/>
-      </w:pPr>
-      <w:bookmarkStart w:id="103" w:name="__RefHeading___Toc3208_3741876853"/>
-      <w:bookmarkStart w:id="104" w:name="пользовательские-сценарии"/>
-      <w:bookmarkEnd w:id="103"/>
-      <w:r>
-        <w:rPr>
-          <w:rStyle w:val="SectionNumber"/>
-        </w:rPr>
-        <w:t>13</w:t>
-      </w:r>
-      <w:r>
-        <w:rPr/>
-        <w:tab/>
-        <w:t>Пользовательские сценарии</w:t>
-      </w:r>
-    </w:p>
-    <w:p>
-      <w:pPr>
-        <w:pStyle w:val="Heading2"/>
-        <w:rPr/>
-      </w:pPr>
-      <w:bookmarkStart w:id="105" w:name="__RefHeading___Toc3210_3741876853"/>
-      <w:bookmarkStart w:id="106" w:name="сценарий-1.-еженедельный-замер-вручную"/>
-      <w:bookmarkEnd w:id="105"/>
-      <w:r>
-        <w:rPr>
-          <w:rStyle w:val="SectionNumber"/>
-        </w:rPr>
-        <w:t>13.1</w:t>
-      </w:r>
-      <w:r>
-        <w:rPr/>
-        <w:tab/>
-        <w:t>Сценарий 1. Еженедельный замер вручную</w:t>
-      </w:r>
-    </w:p>
-    <w:p>
-      <w:pPr>
-        <w:pStyle w:val="FirstParagraph"/>
-        <w:rPr/>
-      </w:pPr>
+    </w:p>
+    <w:p>
+      <w:pPr>
+        <w:pStyle w:val="ImageCaption"/>
+        <w:rPr/>
+      </w:pPr>
+      <w:r>
+        <w:rPr/>
+        <w:t>Окно привязки Telegram</w:t>
+      </w:r>
+    </w:p>
+    <w:p>
+      <w:pPr>
+        <w:pStyle w:val="BodyText"/>
+        <w:rPr/>
+      </w:pPr>
+      <w:r>
+        <w:rPr/>
+        <w:t xml:space="preserve">Ссылка действует, пока вы не запросите новую. </w:t>
+      </w:r>
       <w:r>
         <w:rPr>
           <w:b/>
           <w:bCs/>
         </w:rPr>
-        <w:t>Кто:</w:t>
-      </w:r>
-      <w:r>
-        <w:rPr/>
-        <w:t xml:space="preserve"> руководитель проекта. </w:t>
-      </w:r>
-      <w:r>
-        <w:rPr>
-          <w:b/>
-          <w:bCs/>
-        </w:rPr>
-        <w:t>Цель:</w:t>
-      </w:r>
-      <w:r>
-        <w:rPr/>
-        <w:t xml:space="preserve"> обновить данные по всем эпикам и оценить сроки.</w:t>
-      </w:r>
-    </w:p>
-    <w:p>
-      <w:pPr>
-        <w:pStyle w:val="Compact"/>
-        <w:numPr>
-          <w:ilvl w:val="0"/>
-          <w:numId w:val="103"/>
-        </w:numPr>
-        <w:rPr/>
-      </w:pPr>
-      <w:r>
-        <w:rPr/>
-        <w:t xml:space="preserve">Открывает «Данные по датам» и нажимает </w:t>
-      </w:r>
-      <w:r>
-        <w:rPr>
-          <w:b/>
-          <w:bCs/>
-        </w:rPr>
-        <w:t>Замер по всем эпикам</w:t>
-      </w:r>
-      <w:r>
-        <w:rPr/>
-        <w:t>.</w:t>
-      </w:r>
-    </w:p>
-    <w:p>
-      <w:pPr>
-        <w:pStyle w:val="Compact"/>
-        <w:numPr>
-          <w:ilvl w:val="0"/>
-          <w:numId w:val="104"/>
-        </w:numPr>
-        <w:rPr/>
-      </w:pPr>
-      <w:r>
-        <w:rPr/>
-        <w:t xml:space="preserve">Проверяет дату, нажимает </w:t>
-      </w:r>
-      <w:r>
-        <w:rPr>
-          <w:b/>
-          <w:bCs/>
-        </w:rPr>
-        <w:t>Подставить прошлые значения</w:t>
-      </w:r>
-      <w:r>
-        <w:rPr/>
-        <w:t>, исправляет остаток и затраченное время, при изменении — оценку.</w:t>
-      </w:r>
-    </w:p>
-    <w:p>
-      <w:pPr>
-        <w:pStyle w:val="Compact"/>
-        <w:numPr>
-          <w:ilvl w:val="0"/>
-          <w:numId w:val="105"/>
-        </w:numPr>
-        <w:rPr/>
-      </w:pPr>
-      <w:r>
-        <w:rPr/>
-        <w:t xml:space="preserve">Нажимает </w:t>
-      </w:r>
-      <w:r>
-        <w:rPr>
-          <w:b/>
-          <w:bCs/>
-        </w:rPr>
-        <w:t>Сохранить</w:t>
-      </w:r>
-      <w:r>
-        <w:rPr/>
-        <w:t xml:space="preserve"> и переходит на «Дашборд»: статусы, Δ оценки, строки с отрицательным burn rate.</w:t>
-      </w:r>
-    </w:p>
-    <w:p>
-      <w:pPr>
-        <w:pStyle w:val="Compact"/>
-        <w:numPr>
-          <w:ilvl w:val="0"/>
-          <w:numId w:val="106"/>
-        </w:numPr>
-        <w:rPr/>
-      </w:pPr>
-      <w:r>
-        <w:rPr/>
-        <w:t>В «Своде по этапам» проверяет, что этапы укладываются в цели.</w:t>
+        <w:t>Отвязать</w:t>
+      </w:r>
+      <w:r>
+        <w:rPr/>
+        <w:t xml:space="preserve"> отключает Telegram во всех ваших подписках; привязать его снова можно в любой момент.</w:t>
+      </w:r>
+      <w:bookmarkEnd w:id="104"/>
+    </w:p>
+    <w:p>
+      <w:pPr>
+        <w:pStyle w:val="Heading2"/>
+        <w:rPr/>
+      </w:pPr>
+      <w:bookmarkStart w:id="105" w:name="__RefHeading___Toc3514_1523938603"/>
+      <w:bookmarkStart w:id="106" w:name="дайджест-по-расписанию"/>
+      <w:bookmarkEnd w:id="105"/>
+      <w:r>
+        <w:rPr>
+          <w:rStyle w:val="SectionNumber"/>
+        </w:rPr>
+        <w:t>12.2</w:t>
+      </w:r>
+      <w:r>
+        <w:rPr/>
+        <w:tab/>
+        <w:t>Дайджест по расписанию</w:t>
       </w:r>
     </w:p>
     <w:p>
@@ -16043,280 +16250,28 @@
         <w:rPr/>
       </w:pPr>
       <w:r>
-        <w:rPr>
-          <w:b/>
-          <w:bCs/>
-        </w:rPr>
-        <w:t>Результат:</w:t>
-      </w:r>
-      <w:r>
-        <w:rPr/>
-        <w:t xml:space="preserve"> актуальная картина сроков за несколько минут.</w:t>
-      </w:r>
-      <w:bookmarkEnd w:id="106"/>
-    </w:p>
-    <w:p>
-      <w:pPr>
-        <w:pStyle w:val="Heading2"/>
-        <w:rPr/>
-      </w:pPr>
-      <w:bookmarkStart w:id="107" w:name="__RefHeading___Toc3212_3741876853"/>
-      <w:bookmarkStart w:id="108" w:name="X78d37a44ee7c8d22d59db32d3ad170073632566"/>
-      <w:bookmarkEnd w:id="107"/>
-      <w:r>
-        <w:rPr>
-          <w:rStyle w:val="SectionNumber"/>
-        </w:rPr>
-        <w:t>13.2</w:t>
-      </w:r>
-      <w:r>
-        <w:rPr/>
-        <w:tab/>
-        <w:t>Сценарий 2. Связать проект с Jira и затянуть сегодняшний день</w:t>
-      </w:r>
-    </w:p>
-    <w:p>
-      <w:pPr>
-        <w:pStyle w:val="FirstParagraph"/>
-        <w:rPr/>
-      </w:pPr>
-      <w:r>
-        <w:rPr>
-          <w:b/>
-          <w:bCs/>
-        </w:rPr>
-        <w:t>Кто:</w:t>
-      </w:r>
-      <w:r>
-        <w:rPr/>
-        <w:t xml:space="preserve"> руководитель проекта, задачи команды ведутся в Jira со структурой Structure.</w:t>
-      </w:r>
-    </w:p>
-    <w:p>
-      <w:pPr>
-        <w:pStyle w:val="Compact"/>
-        <w:numPr>
-          <w:ilvl w:val="0"/>
-          <w:numId w:val="107"/>
-        </w:numPr>
-        <w:rPr/>
-      </w:pPr>
-      <w:r>
-        <w:rPr/>
-        <w:t xml:space="preserve">В «Связь с Jira» вводит адрес Jira и PAT, нажимает </w:t>
-      </w:r>
-      <w:r>
-        <w:rPr>
-          <w:b/>
-          <w:bCs/>
-        </w:rPr>
-        <w:t>Проверить подключение</w:t>
-      </w:r>
-      <w:r>
-        <w:rPr/>
-        <w:t xml:space="preserve">, затем </w:t>
-      </w:r>
-      <w:r>
-        <w:rPr>
-          <w:b/>
-          <w:bCs/>
-        </w:rPr>
-        <w:t>Сохранить</w:t>
-      </w:r>
-      <w:r>
-        <w:rPr/>
-        <w:t>.</w:t>
-      </w:r>
-    </w:p>
-    <w:p>
-      <w:pPr>
-        <w:pStyle w:val="Compact"/>
-        <w:numPr>
-          <w:ilvl w:val="0"/>
-          <w:numId w:val="108"/>
-        </w:numPr>
-        <w:rPr/>
-      </w:pPr>
-      <w:r>
-        <w:rPr/>
-        <w:t xml:space="preserve">Нажимает </w:t>
-      </w:r>
-      <w:r>
-        <w:rPr>
-          <w:b/>
-          <w:bCs/>
-        </w:rPr>
-        <w:t>+ Новая кнопка</w:t>
-      </w:r>
-      <w:r>
-        <w:rPr/>
-        <w:t xml:space="preserve">, вводит название, </w:t>
-      </w:r>
-      <w:r>
-        <w:rPr>
-          <w:b/>
-          <w:bCs/>
-        </w:rPr>
-        <w:t>Загрузить из Jira</w:t>
-      </w:r>
-      <w:r>
-        <w:rPr/>
-        <w:t xml:space="preserve"> → выбирает структуру релиза.</w:t>
-      </w:r>
-    </w:p>
-    <w:p>
-      <w:pPr>
-        <w:pStyle w:val="Compact"/>
-        <w:numPr>
-          <w:ilvl w:val="0"/>
-          <w:numId w:val="109"/>
-        </w:numPr>
-        <w:rPr/>
-      </w:pPr>
-      <w:r>
-        <w:rPr/>
-        <w:t xml:space="preserve">У каждого эпика указывает ключ задачи-эпика Jira, оставляет </w:t>
-      </w:r>
-      <w:r>
-        <w:rPr>
-          <w:b/>
-          <w:bCs/>
-        </w:rPr>
-        <w:t>С вложенными</w:t>
-      </w:r>
-      <w:r>
-        <w:rPr/>
-        <w:t>.</w:t>
-      </w:r>
-    </w:p>
-    <w:p>
-      <w:pPr>
-        <w:pStyle w:val="Compact"/>
-        <w:numPr>
-          <w:ilvl w:val="0"/>
-          <w:numId w:val="110"/>
-        </w:numPr>
-        <w:rPr/>
-      </w:pPr>
-      <w:r>
-        <w:rPr/>
-        <w:t xml:space="preserve">Проверяет поля Jira: стандартный учёт времени подходит; если команда ведёт трудозатраты в своём поле — </w:t>
-      </w:r>
-      <w:r>
-        <w:rPr>
-          <w:b/>
-          <w:bCs/>
-        </w:rPr>
-        <w:t>Загрузить поля из Jira</w:t>
-      </w:r>
-      <w:r>
-        <w:rPr/>
-        <w:t xml:space="preserve"> и выбирает его с единицей </w:t>
-      </w:r>
-      <w:r>
-        <w:rPr>
-          <w:b/>
-          <w:bCs/>
-        </w:rPr>
-        <w:t>часы</w:t>
-      </w:r>
-      <w:r>
-        <w:rPr/>
-        <w:t>.</w:t>
-      </w:r>
-    </w:p>
-    <w:p>
-      <w:pPr>
-        <w:pStyle w:val="Compact"/>
-        <w:numPr>
-          <w:ilvl w:val="0"/>
-          <w:numId w:val="111"/>
-        </w:numPr>
-        <w:rPr/>
-      </w:pPr>
-      <w:r>
-        <w:rPr/>
-        <w:t>Сохраняет кнопку, открывает «Данные по датам», нажимает кнопку среза.</w:t>
-      </w:r>
-    </w:p>
-    <w:p>
-      <w:pPr>
-        <w:pStyle w:val="Compact"/>
-        <w:numPr>
-          <w:ilvl w:val="0"/>
-          <w:numId w:val="112"/>
-        </w:numPr>
-        <w:rPr/>
-      </w:pPr>
-      <w:r>
-        <w:rPr/>
-        <w:t xml:space="preserve">Сверяет значения и предупреждения в окне среза, нажимает </w:t>
-      </w:r>
-      <w:r>
-        <w:rPr>
-          <w:b/>
-          <w:bCs/>
-        </w:rPr>
-        <w:t>Сохранить</w:t>
-      </w:r>
-      <w:r>
-        <w:rPr/>
-        <w:t>.</w:t>
-      </w:r>
-    </w:p>
-    <w:p>
-      <w:pPr>
-        <w:pStyle w:val="FirstParagraph"/>
-        <w:rPr/>
-      </w:pPr>
-      <w:r>
-        <w:rPr>
-          <w:b/>
-          <w:bCs/>
-        </w:rPr>
-        <w:t>Результат:</w:t>
-      </w:r>
-      <w:r>
-        <w:rPr/>
-        <w:t xml:space="preserve"> замер за сегодня по всем эпикам заполнен из Jira, для кнопки открыто автозаполнение.</w:t>
-      </w:r>
-      <w:bookmarkEnd w:id="108"/>
-    </w:p>
-    <w:p>
-      <w:pPr>
-        <w:pStyle w:val="Heading2"/>
-        <w:rPr/>
-      </w:pPr>
-      <w:bookmarkStart w:id="109" w:name="__RefHeading___Toc3214_3741876853"/>
-      <w:bookmarkStart w:id="110" w:name="сценарий-3.-ежедневное-автозаполнение"/>
-      <w:bookmarkEnd w:id="109"/>
-      <w:r>
-        <w:rPr>
-          <w:rStyle w:val="SectionNumber"/>
-        </w:rPr>
-        <w:t>13.3</w:t>
-      </w:r>
-      <w:r>
-        <w:rPr/>
-        <w:tab/>
-        <w:t>Сценарий 3. Ежедневное автозаполнение</w:t>
-      </w:r>
-    </w:p>
-    <w:p>
-      <w:pPr>
-        <w:pStyle w:val="FirstParagraph"/>
-        <w:rPr/>
-      </w:pPr>
-      <w:r>
-        <w:rPr>
-          <w:b/>
-          <w:bCs/>
-        </w:rPr>
-        <w:t>Кто:</w:t>
-      </w:r>
-      <w:r>
-        <w:rPr/>
-        <w:t xml:space="preserve"> руководитель проекта после первого успешного среза.</w:t>
+        <w:rPr/>
+        <w:t>Дайджест — сводка по проекту на текущий день: сколько эпиков успевают, в риске и не успевают, общий остаток и таблица эпиков со статусом, остатком, прогнозом «0», целевой датой и шансом успеть. Цифры совпадают с дашбордом: сервер считает их по тем же правилам и настройкам прогноза проекта. Сданные эпики в дайджест не попадают.</w:t>
+      </w:r>
+    </w:p>
+    <w:p>
+      <w:pPr>
+        <w:pStyle w:val="BodyText"/>
+        <w:rPr/>
+      </w:pPr>
+      <w:r>
+        <w:rPr/>
+        <w:t>Под названием эпика дайджест показывает, что изменилось с прошлого дайджеста: смену статуса, изменение шанса успеть в процентных пунктах и остатка в часах. Если автозаполнение завершилось ошибкой, её текст будет в отдельном блоке.</w:t>
+      </w:r>
+    </w:p>
+    <w:p>
+      <w:pPr>
+        <w:pStyle w:val="BodyText"/>
+        <w:rPr/>
+      </w:pPr>
+      <w:r>
+        <w:rPr/>
+        <w:t>Настройка:</w:t>
       </w:r>
     </w:p>
     <w:p>
@@ -16330,7 +16285,18 @@
       </w:pPr>
       <w:r>
         <w:rPr/>
-        <w:t>Открывает «Автозаполнение», включает переключатель у кнопки.</w:t>
+        <w:t xml:space="preserve">Включите переключатель </w:t>
+      </w:r>
+      <w:r>
+        <w:rPr>
+          <w:b/>
+          <w:bCs/>
+        </w:rPr>
+        <w:t>Дайджест включён</w:t>
+      </w:r>
+      <w:r>
+        <w:rPr/>
+        <w:t>.</w:t>
       </w:r>
     </w:p>
     <w:p>
@@ -16344,14 +16310,36 @@
       </w:pPr>
       <w:r>
         <w:rPr/>
-        <w:t xml:space="preserve">Оставляет будни, ставит время 09:00 и свой часовой пояс, оставляет </w:t>
+        <w:t xml:space="preserve">Отметьте </w:t>
       </w:r>
       <w:r>
         <w:rPr>
           <w:b/>
           <w:bCs/>
         </w:rPr>
-        <w:t>Перезаписывать замер</w:t>
+        <w:t>Дни недели</w:t>
+      </w:r>
+      <w:r>
+        <w:rPr/>
+        <w:t xml:space="preserve"> (по умолчанию — понедельник), укажите </w:t>
+      </w:r>
+      <w:r>
+        <w:rPr>
+          <w:b/>
+          <w:bCs/>
+        </w:rPr>
+        <w:t>Время</w:t>
+      </w:r>
+      <w:r>
+        <w:rPr/>
+        <w:t xml:space="preserve"> и </w:t>
+      </w:r>
+      <w:r>
+        <w:rPr>
+          <w:b/>
+          <w:bCs/>
+        </w:rPr>
+        <w:t>Часовой пояс</w:t>
       </w:r>
       <w:r>
         <w:rPr/>
@@ -16369,29 +16357,29 @@
       </w:pPr>
       <w:r>
         <w:rPr/>
-        <w:t xml:space="preserve">Нажимает </w:t>
+        <w:t xml:space="preserve">Отметьте </w:t>
       </w:r>
       <w:r>
         <w:rPr>
           <w:b/>
           <w:bCs/>
         </w:rPr>
-        <w:t>Сохранить расписание</w:t>
-      </w:r>
-      <w:r>
-        <w:rPr/>
-        <w:t xml:space="preserve"> и проверяет </w:t>
+        <w:t>Прикладывать PDF дашборда</w:t>
+      </w:r>
+      <w:r>
+        <w:rPr/>
+        <w:t xml:space="preserve">, если нужен отчёт целиком — тот же, что по кнопке </w:t>
       </w:r>
       <w:r>
         <w:rPr>
           <w:b/>
           <w:bCs/>
         </w:rPr>
-        <w:t>Следующий запуск</w:t>
-      </w:r>
-      <w:r>
-        <w:rPr/>
-        <w:t>.</w:t>
+        <w:t>PDF</w:t>
+      </w:r>
+      <w:r>
+        <w:rPr/>
+        <w:t xml:space="preserve"> на дашборде.</w:t>
       </w:r>
     </w:p>
     <w:p>
@@ -16405,45 +16393,18 @@
       </w:pPr>
       <w:r>
         <w:rPr/>
-        <w:t>На следующее утро видит в карточке «Сохранено замеров за …» и свежие графики на дашборде.</w:t>
-      </w:r>
-    </w:p>
-    <w:p>
-      <w:pPr>
-        <w:pStyle w:val="FirstParagraph"/>
-        <w:rPr/>
-      </w:pPr>
+        <w:t xml:space="preserve">Нажмите </w:t>
+      </w:r>
       <w:r>
         <w:rPr>
           <w:b/>
           <w:bCs/>
         </w:rPr>
-        <w:t>Результат:</w:t>
-      </w:r>
-      <w:r>
-        <w:rPr/>
-        <w:t xml:space="preserve"> данные обновляются каждый рабочий день без участия человека.</w:t>
-      </w:r>
-      <w:bookmarkEnd w:id="110"/>
-    </w:p>
-    <w:p>
-      <w:pPr>
-        <w:pStyle w:val="Heading2"/>
-        <w:rPr/>
-      </w:pPr>
-      <w:bookmarkStart w:id="111" w:name="__RefHeading___Toc3216_3741876853"/>
-      <w:bookmarkStart w:id="112" w:name="X5fae76ae0535803ad8a038ebb67483220095fb0"/>
-      <w:bookmarkEnd w:id="111"/>
-      <w:r>
-        <w:rPr>
-          <w:rStyle w:val="SectionNumber"/>
-        </w:rPr>
-        <w:t>13.4</w:t>
-      </w:r>
-      <w:r>
-        <w:rPr/>
-        <w:tab/>
-        <w:t>Сценарий 4. Ручная правка поверх автозаполнения</w:t>
+        <w:t>Сохранить</w:t>
+      </w:r>
+      <w:r>
+        <w:rPr/>
+        <w:t>.</w:t>
       </w:r>
     </w:p>
     <w:p>
@@ -16451,16 +16412,125 @@
         <w:pStyle w:val="FirstParagraph"/>
         <w:rPr/>
       </w:pPr>
+      <w:r>
+        <w:rPr/>
+        <w:t xml:space="preserve">Под настройками видны </w:t>
+      </w:r>
       <w:r>
         <w:rPr>
           <w:b/>
           <w:bCs/>
         </w:rPr>
-        <w:t>Кто:</w:t>
-      </w:r>
-      <w:r>
-        <w:rPr/>
-        <w:t xml:space="preserve"> руководитель проекта, который хочет сам вносить оценку, а остаток и затраченное брать из Jira.</w:t>
+        <w:t>Последний дайджест</w:t>
+      </w:r>
+      <w:r>
+        <w:rPr/>
+        <w:t xml:space="preserve"> — когда он отправлен и с каким результатом по каждому каналу — и </w:t>
+      </w:r>
+      <w:r>
+        <w:rPr>
+          <w:b/>
+          <w:bCs/>
+        </w:rPr>
+        <w:t>Следующий</w:t>
+      </w:r>
+      <w:r>
+        <w:rPr/>
+        <w:t xml:space="preserve"> — дата и время ближайшей отправки.</w:t>
+      </w:r>
+    </w:p>
+    <w:p>
+      <w:pPr>
+        <w:pStyle w:val="BodyText"/>
+        <w:rPr/>
+      </w:pPr>
+      <w:r>
+        <w:rPr>
+          <w:b/>
+          <w:bCs/>
+        </w:rPr>
+        <w:t>Предпросмотр</w:t>
+      </w:r>
+      <w:r>
+        <w:rPr/>
+        <w:t xml:space="preserve"> показывает письмо, каким оно будет, если отправить его сейчас. </w:t>
+      </w:r>
+      <w:r>
+        <w:rPr>
+          <w:b/>
+          <w:bCs/>
+        </w:rPr>
+        <w:t>Отправить сейчас</w:t>
+      </w:r>
+      <w:r>
+        <w:rPr/>
+        <w:t xml:space="preserve"> присылает дайджест по выбранным каналам немедленно — удобно, чтобы проверить доставку. Такая отправка не меняет точку отсчёта «что изменилось»: её задаёт только дайджест по расписанию.</w:t>
+      </w:r>
+    </w:p>
+    <w:p>
+      <w:pPr>
+        <w:pStyle w:val="CaptionedFigure"/>
+        <w:rPr/>
+      </w:pPr>
+      <w:r>
+        <w:rPr/>
+        <w:drawing>
+          <wp:inline distT="0" distB="0" distL="0" distR="0">
+            <wp:extent cx="5334000" cy="4148455"/>
+            <wp:effectExtent l="0" t="0" r="0" b="0"/>
+            <wp:docPr id="45" name="Image45" descr="Предпросмотр дайджеста"/>
+            <wp:cNvGraphicFramePr>
+              <a:graphicFrameLocks xmlns:a="http://schemas.openxmlformats.org/drawingml/2006/main" noChangeAspect="1"/>
+            </wp:cNvGraphicFramePr>
+            <a:graphic xmlns:a="http://schemas.openxmlformats.org/drawingml/2006/main">
+              <a:graphicData uri="http://schemas.openxmlformats.org/drawingml/2006/picture">
+                <pic:pic xmlns:pic="http://schemas.openxmlformats.org/drawingml/2006/picture">
+                  <pic:nvPicPr>
+                    <pic:cNvPr id="45" name="Image45" descr="Предпросмотр дайджеста"/>
+                    <pic:cNvPicPr>
+                      <a:picLocks noChangeAspect="1" noChangeArrowheads="1"/>
+                    </pic:cNvPicPr>
+                  </pic:nvPicPr>
+                  <pic:blipFill>
+                    <a:blip r:embed="rId46"/>
+                    <a:stretch>
+                      <a:fillRect/>
+                    </a:stretch>
+                  </pic:blipFill>
+                  <pic:spPr bwMode="auto">
+                    <a:xfrm>
+                      <a:off x="0" y="0"/>
+                      <a:ext cx="5334000" cy="4148455"/>
+                    </a:xfrm>
+                    <a:prstGeom prst="rect">
+                      <a:avLst/>
+                    </a:prstGeom>
+                  </pic:spPr>
+                </pic:pic>
+              </a:graphicData>
+            </a:graphic>
+          </wp:inline>
+        </w:drawing>
+      </w:r>
+    </w:p>
+    <w:p>
+      <w:pPr>
+        <w:pStyle w:val="ImageCaption"/>
+        <w:rPr/>
+      </w:pPr>
+      <w:r>
+        <w:rPr/>
+        <w:t>Предпросмотр дайджеста</w:t>
+      </w:r>
+    </w:p>
+    <w:p>
+      <w:pPr>
+        <w:pStyle w:val="BodyText"/>
+        <w:rPr/>
+      </w:pPr>
+      <w:r>
+        <w:rPr/>
+        <w:t>Как работает отправка:</w:t>
       </w:r>
     </w:p>
     <w:p>
@@ -16474,29 +16544,7 @@
       </w:pPr>
       <w:r>
         <w:rPr/>
-        <w:t xml:space="preserve">В редакторе кнопки для </w:t>
-      </w:r>
-      <w:r>
-        <w:rPr>
-          <w:b/>
-          <w:bCs/>
-        </w:rPr>
-        <w:t>Оценки</w:t>
-      </w:r>
-      <w:r>
-        <w:rPr/>
-        <w:t xml:space="preserve"> выбирает </w:t>
-      </w:r>
-      <w:r>
-        <w:rPr>
-          <w:b/>
-          <w:bCs/>
-        </w:rPr>
-        <w:t>— не заполнять —</w:t>
-      </w:r>
-      <w:r>
-        <w:rPr/>
-        <w:t>.</w:t>
+        <w:t>дайджест уходит один раз в день в выбранные дни; если сервер был недоступен в момент отправки, дайджест придёт позже в тот же день;</w:t>
       </w:r>
     </w:p>
     <w:p>
@@ -16510,7 +16558,7 @@
       </w:pPr>
       <w:r>
         <w:rPr/>
-        <w:t>Вносит оценку вручную в «Данных по датам».</w:t>
+        <w:t>если дайджест включён после сегодняшнего времени отправки, первый придёт в следующий день по расписанию;</w:t>
       </w:r>
     </w:p>
     <w:p>
@@ -16524,45 +16572,7 @@
       </w:pPr>
       <w:r>
         <w:rPr/>
-        <w:t>Автозапуск обновляет остаток и затраченное время, а внесённая оценка остаётся.</w:t>
-      </w:r>
-    </w:p>
-    <w:p>
-      <w:pPr>
-        <w:pStyle w:val="FirstParagraph"/>
-        <w:rPr/>
-      </w:pPr>
-      <w:r>
-        <w:rPr>
-          <w:b/>
-          <w:bCs/>
-        </w:rPr>
-        <w:t>Результат:</w:t>
-      </w:r>
-      <w:r>
-        <w:rPr/>
-        <w:t xml:space="preserve"> часть показателей ведётся вручную, часть — из Jira.</w:t>
-      </w:r>
-      <w:bookmarkEnd w:id="112"/>
-    </w:p>
-    <w:p>
-      <w:pPr>
-        <w:pStyle w:val="Heading2"/>
-        <w:rPr/>
-      </w:pPr>
-      <w:bookmarkStart w:id="113" w:name="__RefHeading___Toc3218_3741876853"/>
-      <w:bookmarkStart w:id="114" w:name="сценарий-5.-завершение-работ-по-эпику"/>
-      <w:bookmarkEnd w:id="113"/>
-      <w:r>
-        <w:rPr>
-          <w:rStyle w:val="SectionNumber"/>
-        </w:rPr>
-        <w:t>13.5</w:t>
-      </w:r>
-      <w:r>
-        <w:rPr/>
-        <w:tab/>
-        <w:t>Сценарий 5. Завершение работ по эпику</w:t>
+        <w:t>в Telegram приходит краткая версия: статус значком, остаток и шанс успеть по каждому эпику; PDF — отдельным файлом;</w:t>
       </w:r>
     </w:p>
     <w:p>
@@ -16574,894 +16584,52 @@
         </w:numPr>
         <w:rPr/>
       </w:pPr>
-      <w:r>
-        <w:rPr/>
-        <w:t>Вносит последний замер с нулевым остатком.</w:t>
-      </w:r>
-    </w:p>
-    <w:p>
-      <w:pPr>
-        <w:pStyle w:val="Compact"/>
-        <w:numPr>
-          <w:ilvl w:val="0"/>
-          <w:numId w:val="121"/>
-        </w:numPr>
-        <w:rPr/>
-      </w:pPr>
-      <w:r>
-        <w:rPr/>
-        <w:t xml:space="preserve">В «Эпиках» ставит отметку </w:t>
+      <w:bookmarkStart w:id="107" w:name="дайджест-по-расписанию"/>
+      <w:r>
+        <w:rPr/>
+        <w:t>если доступ к проекту отозван, дайджесты по нему больше не отправляются.</w:t>
+      </w:r>
+      <w:bookmarkEnd w:id="107"/>
+    </w:p>
+    <w:p>
+      <w:pPr>
+        <w:pStyle w:val="Heading2"/>
+        <w:rPr/>
+      </w:pPr>
+      <w:bookmarkStart w:id="108" w:name="__RefHeading___Toc3516_1523938603"/>
+      <w:bookmarkStart w:id="109" w:name="оповещения"/>
+      <w:bookmarkEnd w:id="108"/>
+      <w:r>
+        <w:rPr>
+          <w:rStyle w:val="SectionNumber"/>
+        </w:rPr>
+        <w:t>12.3</w:t>
+      </w:r>
+      <w:r>
+        <w:rPr/>
+        <w:tab/>
+        <w:t>Оповещения</w:t>
+      </w:r>
+    </w:p>
+    <w:p>
+      <w:pPr>
+        <w:pStyle w:val="FirstParagraph"/>
+        <w:rPr/>
+      </w:pPr>
+      <w:r>
+        <w:rPr/>
+        <w:t xml:space="preserve">Оповещение приходит сразу, когда в проекте что-то ухудшилось. Сервер проверяет проект после каждого изменения данных: замера, правки эпика или настроек, среза из Jira — ручного или автоматического. Включите переключатель </w:t>
       </w:r>
       <w:r>
         <w:rPr>
           <w:b/>
           <w:bCs/>
         </w:rPr>
-        <w:t>Сдано</w:t>
-      </w:r>
-      <w:r>
-        <w:rPr/>
-        <w:t>.</w:t>
-      </w:r>
-    </w:p>
-    <w:p>
-      <w:pPr>
-        <w:pStyle w:val="Compact"/>
-        <w:numPr>
-          <w:ilvl w:val="0"/>
-          <w:numId w:val="122"/>
-        </w:numPr>
-        <w:rPr/>
-      </w:pPr>
-      <w:r>
-        <w:rPr/>
-        <w:t xml:space="preserve">На дашборде включает </w:t>
-      </w:r>
-      <w:r>
-        <w:rPr>
-          <w:b/>
-          <w:bCs/>
-        </w:rPr>
-        <w:t>Скрыть сданные</w:t>
-      </w:r>
-      <w:r>
-        <w:rPr/>
-        <w:t>.</w:t>
-      </w:r>
-    </w:p>
-    <w:p>
-      <w:pPr>
-        <w:pStyle w:val="Compact"/>
-        <w:numPr>
-          <w:ilvl w:val="0"/>
-          <w:numId w:val="123"/>
-        </w:numPr>
-        <w:rPr/>
-      </w:pPr>
-      <w:bookmarkStart w:id="115" w:name="сценарий-5.-завершение-работ-по-эпику"/>
-      <w:r>
-        <w:rPr/>
-        <w:t>Убирает задачи Jira этого эпика из кнопки среза, чтобы автозаполнение больше не создавало по нему замеры.</w:t>
-      </w:r>
-      <w:bookmarkEnd w:id="115"/>
-    </w:p>
-    <w:p>
-      <w:pPr>
-        <w:pStyle w:val="Heading2"/>
-        <w:rPr/>
-      </w:pPr>
-      <w:bookmarkStart w:id="116" w:name="__RefHeading___Toc3220_3741876853"/>
-      <w:bookmarkStart w:id="117" w:name="X12a51ddda4e732b536372f727fc9cb26362b979"/>
-      <w:bookmarkEnd w:id="116"/>
-      <w:r>
-        <w:rPr>
-          <w:rStyle w:val="SectionNumber"/>
-        </w:rPr>
-        <w:t>13.6</w:t>
-      </w:r>
-      <w:r>
-        <w:rPr/>
-        <w:tab/>
-        <w:t>Сценарий 6. Разбор роста объёма перед совещанием</w:t>
-      </w:r>
-    </w:p>
-    <w:p>
-      <w:pPr>
-        <w:pStyle w:val="FirstParagraph"/>
-        <w:rPr/>
-      </w:pPr>
-      <w:r>
-        <w:rPr>
-          <w:b/>
-          <w:bCs/>
-        </w:rPr>
-        <w:t>Кто:</w:t>
-      </w:r>
-      <w:r>
-        <w:rPr/>
-        <w:t xml:space="preserve"> руководитель проекта, у эпика выросла Δ оценки.</w:t>
-      </w:r>
-    </w:p>
-    <w:p>
-      <w:pPr>
-        <w:pStyle w:val="Compact"/>
-        <w:numPr>
-          <w:ilvl w:val="0"/>
-          <w:numId w:val="124"/>
-        </w:numPr>
-        <w:rPr/>
-      </w:pPr>
-      <w:r>
-        <w:rPr/>
-        <w:t>На дашборде выбирает эпик и смотрит burn-up: линия «Объём» пошла вверх.</w:t>
-      </w:r>
-    </w:p>
-    <w:p>
-      <w:pPr>
-        <w:pStyle w:val="Compact"/>
-        <w:numPr>
-          <w:ilvl w:val="0"/>
-          <w:numId w:val="125"/>
-        </w:numPr>
-        <w:rPr/>
-      </w:pPr>
-      <w:r>
-        <w:rPr/>
-        <w:t xml:space="preserve">Нажимает </w:t>
-      </w:r>
-      <w:r>
-        <w:rPr>
-          <w:b/>
-          <w:bCs/>
-        </w:rPr>
-        <w:t>Задачи эпика</w:t>
-      </w:r>
-      <w:r>
-        <w:rPr/>
-        <w:t xml:space="preserve"> и сравнивает список с прошлой неделей: появились новые задачи или выросли оценки.</w:t>
-      </w:r>
-    </w:p>
-    <w:p>
-      <w:pPr>
-        <w:pStyle w:val="Compact"/>
-        <w:numPr>
-          <w:ilvl w:val="0"/>
-          <w:numId w:val="126"/>
-        </w:numPr>
-        <w:rPr/>
-      </w:pPr>
-      <w:r>
-        <w:rPr/>
-        <w:t xml:space="preserve">Включает фильтр </w:t>
-      </w:r>
-      <w:r>
-        <w:rPr>
-          <w:b/>
-          <w:bCs/>
-        </w:rPr>
-        <w:t>С проблемами</w:t>
-      </w:r>
-      <w:r>
-        <w:rPr/>
-        <w:t xml:space="preserve"> и пересылает исполнителям задачи без оценки и закрытые с остатком.</w:t>
-      </w:r>
-    </w:p>
-    <w:p>
-      <w:pPr>
-        <w:pStyle w:val="Compact"/>
-        <w:numPr>
-          <w:ilvl w:val="0"/>
-          <w:numId w:val="127"/>
-        </w:numPr>
-        <w:rPr/>
-      </w:pPr>
-      <w:r>
-        <w:rPr/>
-        <w:t>После правок в Jira нажимает кнопку среза или ждёт автозаполнения.</w:t>
-      </w:r>
-    </w:p>
-    <w:p>
-      <w:pPr>
-        <w:pStyle w:val="FirstParagraph"/>
-        <w:rPr/>
-      </w:pPr>
-      <w:r>
-        <w:rPr>
-          <w:b/>
-          <w:bCs/>
-        </w:rPr>
-        <w:t>Результат:</w:t>
-      </w:r>
-      <w:r>
-        <w:rPr/>
-        <w:t xml:space="preserve"> на совещании понятно, откуда взялся рост, и данные в Jira приведены в порядок.</w:t>
-      </w:r>
-      <w:bookmarkEnd w:id="117"/>
-    </w:p>
-    <w:p>
-      <w:pPr>
-        <w:pStyle w:val="Heading2"/>
-        <w:rPr/>
-      </w:pPr>
-      <w:bookmarkStart w:id="118" w:name="__RefHeading___Toc3222_3741876853"/>
-      <w:bookmarkStart w:id="119" w:name="Xe3b598543ada4bcf90216991788eb1e664d08a9"/>
-      <w:bookmarkEnd w:id="118"/>
-      <w:r>
-        <w:rPr>
-          <w:rStyle w:val="SectionNumber"/>
-        </w:rPr>
-        <w:t>13.7</w:t>
-      </w:r>
-      <w:r>
-        <w:rPr/>
-        <w:tab/>
-        <w:t>Сценарий 7. Новый проект с историей из Jira</w:t>
-      </w:r>
-    </w:p>
-    <w:p>
-      <w:pPr>
-        <w:pStyle w:val="FirstParagraph"/>
-        <w:rPr/>
-      </w:pPr>
-      <w:r>
-        <w:rPr>
-          <w:b/>
-          <w:bCs/>
-        </w:rPr>
-        <w:t>Кто:</w:t>
-      </w:r>
-      <w:r>
-        <w:rPr/>
-        <w:t xml:space="preserve"> руководитель проекта, Jira ведётся давно, Burndown подключают сейчас.</w:t>
-      </w:r>
-    </w:p>
-    <w:p>
-      <w:pPr>
-        <w:pStyle w:val="Compact"/>
-        <w:numPr>
-          <w:ilvl w:val="0"/>
-          <w:numId w:val="128"/>
-        </w:numPr>
-        <w:rPr/>
-      </w:pPr>
-      <w:r>
-        <w:rPr/>
-        <w:t>Создаёт кнопку среза и выполняет первый срез — сегодняшний замер готов.</w:t>
-      </w:r>
-    </w:p>
-    <w:p>
-      <w:pPr>
-        <w:pStyle w:val="Compact"/>
-        <w:numPr>
-          <w:ilvl w:val="0"/>
-          <w:numId w:val="129"/>
-        </w:numPr>
-        <w:rPr/>
-      </w:pPr>
-      <w:r>
-        <w:rPr/>
-        <w:t xml:space="preserve">Нажимает </w:t>
-      </w:r>
-      <w:r>
-        <w:rPr>
-          <w:b/>
-          <w:bCs/>
-        </w:rPr>
-        <w:t>↺ История</w:t>
-      </w:r>
-      <w:r>
-        <w:rPr/>
-        <w:t>, выбирает период с начала релиза, шаг — раз в неделю, и запускает восстановление.</w:t>
-      </w:r>
-    </w:p>
-    <w:p>
-      <w:pPr>
-        <w:pStyle w:val="Compact"/>
-        <w:numPr>
-          <w:ilvl w:val="0"/>
-          <w:numId w:val="130"/>
-        </w:numPr>
-        <w:rPr/>
-      </w:pPr>
-      <w:r>
-        <w:rPr/>
-        <w:t>Через минуту на дашборде видны графики сгорания за весь релиз, burn-up и шанс успеть к цели.</w:t>
-      </w:r>
-    </w:p>
-    <w:p>
-      <w:pPr>
-        <w:pStyle w:val="Compact"/>
-        <w:numPr>
-          <w:ilvl w:val="0"/>
-          <w:numId w:val="131"/>
-        </w:numPr>
-        <w:rPr/>
-      </w:pPr>
-      <w:r>
-        <w:rPr/>
-        <w:t>Включает автозаполнение, чтобы дальше данные пополнялись сами.</w:t>
-      </w:r>
-    </w:p>
-    <w:p>
-      <w:pPr>
-        <w:pStyle w:val="FirstParagraph"/>
-        <w:rPr/>
-      </w:pPr>
-      <w:r>
-        <w:rPr>
-          <w:b/>
-          <w:bCs/>
-        </w:rPr>
-        <w:t>Результат:</w:t>
-      </w:r>
-      <w:r>
-        <w:rPr/>
-        <w:t xml:space="preserve"> проект с первого дня в Burndown получает полноценную историю и прогноз.</w:t>
-      </w:r>
-      <w:bookmarkEnd w:id="119"/>
-    </w:p>
-    <w:p>
-      <w:pPr>
-        <w:pStyle w:val="Heading2"/>
-        <w:rPr/>
-      </w:pPr>
-      <w:bookmarkStart w:id="120" w:name="__RefHeading___Toc3224_3741876853"/>
-      <w:bookmarkStart w:id="121" w:name="Xd03af93346153c481e7e44ef99cdafceed68450"/>
-      <w:bookmarkEnd w:id="120"/>
-      <w:r>
-        <w:rPr>
-          <w:rStyle w:val="SectionNumber"/>
-        </w:rPr>
-        <w:t>13.8</w:t>
-      </w:r>
-      <w:r>
-        <w:rPr/>
-        <w:tab/>
-        <w:t>Сценарий 8. Еженедельный обзор для руководителя портфеля</w:t>
-      </w:r>
-    </w:p>
-    <w:p>
-      <w:pPr>
-        <w:pStyle w:val="FirstParagraph"/>
-        <w:rPr/>
-      </w:pPr>
-      <w:r>
-        <w:rPr>
-          <w:b/>
-          <w:bCs/>
-        </w:rPr>
-        <w:t>Кто:</w:t>
-      </w:r>
-      <w:r>
-        <w:rPr/>
-        <w:t xml:space="preserve"> руководитель нескольких направлений, смотрит проект целиком.</w:t>
-      </w:r>
-    </w:p>
-    <w:p>
-      <w:pPr>
-        <w:pStyle w:val="Compact"/>
-        <w:numPr>
-          <w:ilvl w:val="0"/>
-          <w:numId w:val="132"/>
-        </w:numPr>
-        <w:rPr/>
-      </w:pPr>
-      <w:r>
-        <w:rPr/>
-        <w:t>Открывает «Свод по этапам» → «Задачи Jira по этапам»: где выполнено меньше всего и где прогноз по задачам позже цели.</w:t>
-      </w:r>
-    </w:p>
-    <w:p>
-      <w:pPr>
-        <w:pStyle w:val="Compact"/>
-        <w:numPr>
-          <w:ilvl w:val="0"/>
-          <w:numId w:val="133"/>
-        </w:numPr>
-        <w:rPr/>
-      </w:pPr>
-      <w:r>
-        <w:rPr/>
-        <w:t xml:space="preserve">Выбирает </w:t>
-      </w:r>
-      <w:r>
-        <w:rPr>
-          <w:b/>
-          <w:bCs/>
-        </w:rPr>
-        <w:t>Весь проект</w:t>
-      </w:r>
-      <w:r>
-        <w:rPr/>
-        <w:t xml:space="preserve"> в burn-up и проверяет, сходятся ли линии.</w:t>
-      </w:r>
-    </w:p>
-    <w:p>
-      <w:pPr>
-        <w:pStyle w:val="Compact"/>
-        <w:numPr>
-          <w:ilvl w:val="0"/>
-          <w:numId w:val="134"/>
-        </w:numPr>
-        <w:rPr/>
-      </w:pPr>
-      <w:r>
-        <w:rPr/>
-        <w:t>На дашборде по проблемным эпикам смотрит «Дрейф прогноза»: срок стабилен или каждую неделю уезжает.</w:t>
-      </w:r>
-    </w:p>
-    <w:p>
-      <w:pPr>
-        <w:pStyle w:val="Compact"/>
-        <w:numPr>
-          <w:ilvl w:val="0"/>
-          <w:numId w:val="135"/>
-        </w:numPr>
-        <w:rPr/>
-      </w:pPr>
-      <w:r>
-        <w:rPr/>
-        <w:t>Для эпиков с растущим объёмом открывает «Что изменилось».</w:t>
-      </w:r>
-    </w:p>
-    <w:p>
-      <w:pPr>
-        <w:pStyle w:val="FirstParagraph"/>
-        <w:rPr/>
-      </w:pPr>
-      <w:r>
-        <w:rPr>
-          <w:b/>
-          <w:bCs/>
-        </w:rPr>
-        <w:t>Результат:</w:t>
-      </w:r>
-      <w:r>
-        <w:rPr/>
-        <w:t xml:space="preserve"> понятно, где проблема в темпе, а где в росте объёма, — и с кем говорить.</w:t>
-      </w:r>
-      <w:bookmarkEnd w:id="104"/>
-      <w:bookmarkEnd w:id="121"/>
-    </w:p>
-    <w:p>
-      <w:pPr>
-        <w:pStyle w:val="Heading1"/>
-        <w:rPr/>
-      </w:pPr>
-      <w:bookmarkStart w:id="122" w:name="__RefHeading___Toc3226_3741876853"/>
-      <w:bookmarkStart w:id="123" w:name="частые-вопросы"/>
-      <w:bookmarkEnd w:id="122"/>
-      <w:r>
-        <w:rPr>
-          <w:rStyle w:val="SectionNumber"/>
-        </w:rPr>
-        <w:t>14</w:t>
-      </w:r>
-      <w:r>
-        <w:rPr/>
-        <w:tab/>
-        <w:t>Частые вопросы</w:t>
-      </w:r>
-    </w:p>
-    <w:p>
-      <w:pPr>
-        <w:pStyle w:val="FirstParagraph"/>
-        <w:rPr/>
-      </w:pPr>
-      <w:r>
-        <w:rPr>
-          <w:b/>
-          <w:bCs/>
-        </w:rPr>
-        <w:t>Не вижу нужный проект.</w:t>
-      </w:r>
-      <w:r>
-        <w:rPr/>
-        <w:t xml:space="preserve"> Доступ к проектам открывает администратор. Если проектов нет совсем, вместо разделов отображается сообщение «Нет доступных проектов».</w:t>
-      </w:r>
-    </w:p>
-    <w:p>
-      <w:pPr>
-        <w:pStyle w:val="BodyText"/>
-        <w:rPr/>
-      </w:pPr>
-      <w:r>
-        <w:rPr>
-          <w:b/>
-          <w:bCs/>
-        </w:rPr>
-        <w:t>Поля серые, кнопок нет.</w:t>
-      </w:r>
-      <w:r>
-        <w:rPr/>
-        <w:t xml:space="preserve"> У вас роль «Пользователь» в этом проекте — режим просмотра. Для редактирования обратитесь к администратору.</w:t>
-      </w:r>
-    </w:p>
-    <w:p>
-      <w:pPr>
-        <w:pStyle w:val="BodyText"/>
-        <w:rPr/>
-      </w:pPr>
-      <w:r>
-        <w:rPr>
-          <w:b/>
-          <w:bCs/>
-        </w:rPr>
-        <w:t>Статус «Нет цели».</w:t>
-      </w:r>
-      <w:r>
-        <w:rPr/>
-        <w:t xml:space="preserve"> Укажите целевую дату эпика («Эпики» или поле </w:t>
-      </w:r>
-      <w:r>
-        <w:rPr>
-          <w:b/>
-          <w:bCs/>
-        </w:rPr>
-        <w:t>Цель</w:t>
-      </w:r>
-      <w:r>
-        <w:rPr/>
-        <w:t xml:space="preserve"> на дашборде) либо этапа (</w:t>
-      </w:r>
-      <w:r>
-        <w:rPr>
-          <w:b/>
-          <w:bCs/>
-        </w:rPr>
-        <w:t>Цель этапа</w:t>
-      </w:r>
-      <w:r>
-        <w:rPr/>
-        <w:t xml:space="preserve"> в своде).</w:t>
-      </w:r>
-    </w:p>
-    <w:p>
-      <w:pPr>
-        <w:pStyle w:val="BodyText"/>
-        <w:rPr/>
-      </w:pPr>
-      <w:r>
-        <w:rPr>
-          <w:b/>
-          <w:bCs/>
-        </w:rPr>
-        <w:t>Прогноз «не сгорает».</w:t>
-      </w:r>
-      <w:r>
-        <w:rPr/>
-        <w:t xml:space="preserve"> Остаток по замерам не уменьшается. Проверьте значения; если всё верно — работы не продвигаются.</w:t>
-      </w:r>
-    </w:p>
-    <w:p>
-      <w:pPr>
-        <w:pStyle w:val="BodyText"/>
-        <w:rPr/>
-      </w:pPr>
-      <w:r>
-        <w:rPr>
-          <w:b/>
-          <w:bCs/>
-        </w:rPr>
-        <w:t>«Замер на эту дату уже есть».</w:t>
-      </w:r>
-      <w:r>
-        <w:rPr/>
-        <w:t xml:space="preserve"> Измените значения в существующей строке или используйте </w:t>
-      </w:r>
-      <w:r>
-        <w:rPr>
-          <w:b/>
-          <w:bCs/>
-        </w:rPr>
-        <w:t>Замер по всем эпикам</w:t>
-      </w:r>
-      <w:r>
-        <w:rPr/>
-        <w:t xml:space="preserve"> — окно обновит существующий замер.</w:t>
-      </w:r>
-    </w:p>
-    <w:p>
-      <w:pPr>
-        <w:pStyle w:val="BodyText"/>
-        <w:rPr/>
-      </w:pPr>
-      <w:r>
-        <w:rPr>
-          <w:b/>
-          <w:bCs/>
-        </w:rPr>
-        <w:t>Нет кнопки среза в «Данных по датам».</w:t>
-      </w:r>
-      <w:r>
-        <w:rPr/>
-        <w:t xml:space="preserve"> Кнопки видны руководителю проекта и администратору, когда подключение к Jira сохранено и создана хотя бы одна кнопка.</w:t>
-      </w:r>
-    </w:p>
-    <w:p>
-      <w:pPr>
-        <w:pStyle w:val="BodyText"/>
-        <w:rPr/>
-      </w:pPr>
-      <w:r>
-        <w:rPr>
-          <w:b/>
-          <w:bCs/>
-        </w:rPr>
-        <w:t>«Jira отклонила логин/токен (401)».</w:t>
-      </w:r>
-      <w:r>
-        <w:rPr/>
-        <w:t xml:space="preserve"> Проверьте тип подключения, логин и токен; у PAT и API-токенов бывает срок действия. Введите новый токен в «Связь с Jira» и сохраните.</w:t>
-      </w:r>
-    </w:p>
-    <w:p>
-      <w:pPr>
-        <w:pStyle w:val="BodyText"/>
-        <w:rPr/>
-      </w:pPr>
-      <w:r>
-        <w:rPr>
-          <w:b/>
-          <w:bCs/>
-        </w:rPr>
-        <w:t>«Структура N не найдена или плагин Structure недоступен».</w:t>
-      </w:r>
-      <w:r>
-        <w:rPr/>
-        <w:t xml:space="preserve"> Проверьте номер структуры и права учётной записи Jira на неё. Если плагина Structure нет, используйте кнопку без структуры — подзадачи соберутся по связи «задача — подзадача».</w:t>
-      </w:r>
-    </w:p>
-    <w:p>
-      <w:pPr>
-        <w:pStyle w:val="BodyText"/>
-        <w:rPr/>
-      </w:pPr>
-      <w:r>
-        <w:rPr>
-          <w:b/>
-          <w:bCs/>
-        </w:rPr>
-        <w:t>В окне среза пустые значения у эпика.</w:t>
-      </w:r>
-      <w:r>
-        <w:rPr/>
-        <w:t xml:space="preserve"> У задач не заполнены выбранные поля Jira, или все задачи недоступны — смотрите предупреждения под названием эпика.</w:t>
-      </w:r>
-    </w:p>
-    <w:p>
-      <w:pPr>
-        <w:pStyle w:val="BodyText"/>
-        <w:rPr/>
-      </w:pPr>
-      <w:r>
-        <w:rPr>
-          <w:b/>
-          <w:bCs/>
-        </w:rPr>
-        <w:t>Переключатель автозаполнения неактивен.</w:t>
-      </w:r>
-      <w:r>
-        <w:rPr/>
-        <w:t xml:space="preserve"> По кнопке ещё не было успешного среза. Выполните срез в «Данных по датам» — переключатель станет доступен.</w:t>
-      </w:r>
-    </w:p>
-    <w:p>
-      <w:pPr>
-        <w:pStyle w:val="BodyText"/>
-        <w:rPr/>
-      </w:pPr>
-      <w:r>
-        <w:rPr>
-          <w:b/>
-          <w:bCs/>
-        </w:rPr>
-        <w:t>Автозапуск не сработал утром.</w:t>
-      </w:r>
-      <w:r>
-        <w:rPr/>
-        <w:t xml:space="preserve"> Посмотрите </w:t>
-      </w:r>
-      <w:r>
-        <w:rPr>
-          <w:b/>
-          <w:bCs/>
-        </w:rPr>
-        <w:t>Последний автозапуск</w:t>
-      </w:r>
-      <w:r>
-        <w:rPr/>
-        <w:t xml:space="preserve"> в карточке: при ошибке там её текст. Если расписание включено после сегодняшнего времени запуска, первый запуск будет на следующий день. При длительной недоступности сервера обратитесь к администратору.</w:t>
-      </w:r>
-    </w:p>
-    <w:p>
-      <w:pPr>
-        <w:pStyle w:val="BodyText"/>
-        <w:rPr/>
-      </w:pPr>
-      <w:r>
-        <w:rPr>
-          <w:b/>
-          <w:bCs/>
-        </w:rPr>
-        <w:t>Нет блока «Задачи Jira по эпикам».</w:t>
-      </w:r>
-      <w:r>
-        <w:rPr/>
-        <w:t xml:space="preserve"> Он появляется после первого среза из Jira (ручного или автоматического) и показывает только эпики, выбранные в быстрых фильтрах.</w:t>
-      </w:r>
-    </w:p>
-    <w:p>
-      <w:pPr>
-        <w:pStyle w:val="BodyText"/>
-        <w:rPr/>
-      </w:pPr>
-      <w:r>
-        <w:rPr>
-          <w:b/>
-          <w:bCs/>
-        </w:rPr>
-        <w:t>В столбце «Шанс успеть» прочерк.</w:t>
-      </w:r>
-      <w:r>
-        <w:rPr/>
-        <w:t xml:space="preserve"> У эпика меньше трёх замеров остатка или не задана целевая дата.</w:t>
-      </w:r>
-    </w:p>
-    <w:p>
-      <w:pPr>
-        <w:pStyle w:val="BodyText"/>
-        <w:rPr/>
-      </w:pPr>
-      <w:r>
-        <w:rPr>
-          <w:b/>
-          <w:bCs/>
-        </w:rPr>
-        <w:t>Шанс 0%, хотя статус не «Не успеваем».</w:t>
-      </w:r>
-      <w:r>
-        <w:rPr/>
-        <w:t xml:space="preserve"> В истории замеров остаток чаще рос, чем сгорал, поэтому в большинстве сценариев он не обнуляется. Проверьте замеры и Δ оценки.</w:t>
-      </w:r>
-    </w:p>
-    <w:p>
-      <w:pPr>
-        <w:pStyle w:val="BodyText"/>
-        <w:rPr/>
-      </w:pPr>
-      <w:r>
-        <w:rPr>
-          <w:b/>
-          <w:bCs/>
-        </w:rPr>
-        <w:t>Дрейфа прогноза нет на дашборде.</w:t>
-      </w:r>
-      <w:r>
-        <w:rPr/>
-        <w:t xml:space="preserve"> Нужно хотя бы два замера остатка у выбранного эпика.</w:t>
-      </w:r>
-    </w:p>
-    <w:p>
-      <w:pPr>
-        <w:pStyle w:val="BodyText"/>
-        <w:rPr/>
-      </w:pPr>
-      <w:r>
-        <w:rPr>
-          <w:b/>
-          <w:bCs/>
-        </w:rPr>
-        <w:t>«Прогноз по задачам» — «не сходится».</w:t>
-      </w:r>
-      <w:r>
-        <w:rPr/>
-        <w:t xml:space="preserve"> За период срезов объём задач эпика рос не медленнее, чем закрывались задачи. Посмотрите «Что изменилось» — какие задачи добавлялись.</w:t>
-      </w:r>
-    </w:p>
-    <w:p>
-      <w:pPr>
-        <w:pStyle w:val="BodyText"/>
-        <w:rPr/>
-      </w:pPr>
-      <w:r>
-        <w:rPr>
-          <w:b/>
-          <w:bCs/>
-        </w:rPr>
-        <w:t>Прогноз по задачам и прогноз «0» сильно различаются.</w:t>
-      </w:r>
-      <w:r>
-        <w:rPr/>
-        <w:t xml:space="preserve"> Первый считается по оценкам и статусам задач Jira, второй — по внесённому остатку. Расхождение обычно значит, что остаток в Jira не списывается вместе с работой или оценки задач устарели.</w:t>
-      </w:r>
-    </w:p>
-    <w:p>
-      <w:pPr>
-        <w:pStyle w:val="BodyText"/>
-        <w:rPr/>
-      </w:pPr>
-      <w:r>
-        <w:rPr>
-          <w:b/>
-          <w:bCs/>
-        </w:rPr>
-        <w:t>История восстановилась с нулём замеров.</w:t>
-      </w:r>
-      <w:r>
-        <w:rPr/>
-        <w:t xml:space="preserve"> На выбранные даты задач кнопки ещё не было (созданы позже) или замеры на эти даты уже внесены и отмечено «Не изменять даты, где замер уже внесён».</w:t>
-      </w:r>
-    </w:p>
-    <w:p>
-      <w:pPr>
-        <w:pStyle w:val="BodyText"/>
-        <w:rPr/>
-      </w:pPr>
-      <w:r>
-        <w:rPr>
-          <w:b/>
-          <w:bCs/>
-        </w:rPr>
-        <w:t>Число задач меньше, чем в Jira.</w:t>
-      </w:r>
-      <w:r>
-        <w:rPr/>
-        <w:t xml:space="preserve"> В число задач не входят задачи-контейнеры (эпик Jira, задачи с вложенными), а также задачи, недоступные учётной записи Jira, — о них предупреждает окно среза.</w:t>
-      </w:r>
-    </w:p>
-    <w:p>
-      <w:pPr>
-        <w:pStyle w:val="BodyText"/>
-        <w:rPr/>
-      </w:pPr>
-      <w:r>
-        <w:rPr>
-          <w:b/>
-          <w:bCs/>
-        </w:rPr>
-        <w:t>«Нет связи с сервером — изменения не сохранены».</w:t>
-      </w:r>
-      <w:r>
-        <w:rPr/>
-        <w:t xml:space="preserve"> Проверьте сеть и повторите ввод: прежнее значение в поле уже восстановлено.</w:t>
-      </w:r>
-    </w:p>
-    <w:p>
-      <w:pPr>
-        <w:pStyle w:val="BodyText"/>
-        <w:rPr/>
-      </w:pPr>
-      <w:r>
-        <w:rPr>
-          <w:b/>
-          <w:bCs/>
-        </w:rPr>
-        <w:t>После обновления интерфейс выглядит странно.</w:t>
-      </w:r>
-      <w:r>
-        <w:rPr/>
-        <w:t xml:space="preserve"> Обновите страницу с очисткой кэша: Ctrl+F5 (на macOS — Cmd+Shift+R).</w:t>
-      </w:r>
-      <w:bookmarkEnd w:id="123"/>
-    </w:p>
-    <w:p>
-      <w:pPr>
-        <w:pStyle w:val="Heading1"/>
-        <w:rPr/>
-      </w:pPr>
-      <w:bookmarkStart w:id="124" w:name="__RefHeading___Toc3228_3741876853"/>
-      <w:bookmarkEnd w:id="124"/>
-      <w:r>
-        <w:rPr>
-          <w:rStyle w:val="SectionNumber"/>
-        </w:rPr>
-        <w:t>15</w:t>
-      </w:r>
-      <w:r>
-        <w:rPr/>
-        <w:tab/>
-        <w:t>Глоссарий</w:t>
+        <w:t>Оповещения включены</w:t>
+      </w:r>
+      <w:r>
+        <w:rPr/>
+        <w:t xml:space="preserve"> и отметьте нужные виды:</w:t>
       </w:r>
     </w:p>
     <w:tbl>
@@ -17519,7 +16687,7 @@
                 <w:szCs w:val="24"/>
                 <w:lang w:val="ru-RU" w:eastAsia="en-US" w:bidi="ar-SA"/>
               </w:rPr>
-              <w:t>Термин</w:t>
+              <w:t>Вид</w:t>
             </w:r>
           </w:p>
         </w:tc>
@@ -17555,7 +16723,7 @@
                 <w:szCs w:val="24"/>
                 <w:lang w:val="ru-RU" w:eastAsia="en-US" w:bidi="ar-SA"/>
               </w:rPr>
-              <w:t>Определение</w:t>
+              <w:t>Когда приходит</w:t>
             </w:r>
           </w:p>
         </w:tc>
@@ -17591,7 +16759,7 @@
                 <w:szCs w:val="24"/>
                 <w:lang w:val="ru-RU" w:eastAsia="en-US" w:bidi="ar-SA"/>
               </w:rPr>
-              <w:t>Burn rate</w:t>
+              <w:t>Статус ухудшился</w:t>
             </w:r>
           </w:p>
         </w:tc>
@@ -17624,7 +16792,7 @@
                 <w:szCs w:val="24"/>
                 <w:lang w:val="ru-RU" w:eastAsia="en-US" w:bidi="ar-SA"/>
               </w:rPr>
-              <w:t>Скорость сгорания остатка, часов в день</w:t>
+              <w:t>Статус эпика или этапа сменился на худший: «Успеваем» → «Риск» → «Не успеваем»</w:t>
             </w:r>
           </w:p>
         </w:tc>
@@ -17660,7 +16828,7 @@
                 <w:szCs w:val="24"/>
                 <w:lang w:val="ru-RU" w:eastAsia="en-US" w:bidi="ar-SA"/>
               </w:rPr>
-              <w:t>Δ оценки</w:t>
+              <w:t>Шанс успеть ниже порога</w:t>
             </w:r>
           </w:p>
         </w:tc>
@@ -17693,7 +16861,7 @@
                 <w:szCs w:val="24"/>
                 <w:lang w:val="ru-RU" w:eastAsia="en-US" w:bidi="ar-SA"/>
               </w:rPr>
-              <w:t>Изменение оценки от первого до последнего замера</w:t>
+              <w:t>Шанс успеть к цели был не ниже порога и опустился ниже; порог — от 1 до 99%</w:t>
             </w:r>
           </w:p>
         </w:tc>
@@ -17729,7 +16897,7 @@
                 <w:szCs w:val="24"/>
                 <w:lang w:val="ru-RU" w:eastAsia="en-US" w:bidi="ar-SA"/>
               </w:rPr>
-              <w:t>PAT</w:t>
+              <w:t>Рост объёма</w:t>
             </w:r>
           </w:p>
         </w:tc>
@@ -17762,7 +16930,7 @@
                 <w:szCs w:val="24"/>
                 <w:lang w:val="ru-RU" w:eastAsia="en-US" w:bidi="ar-SA"/>
               </w:rPr>
-              <w:t>Personal Access Token — персональный токен доступа Jira Server/DC</w:t>
+              <w:t>Объём задач Jira эпика вырос за срез больше чем на заданный процент (от 1 до 1000%)</w:t>
             </w:r>
           </w:p>
         </w:tc>
@@ -17798,7 +16966,7 @@
                 <w:szCs w:val="24"/>
                 <w:lang w:val="ru-RU" w:eastAsia="en-US" w:bidi="ar-SA"/>
               </w:rPr>
-              <w:t>API-токен</w:t>
+              <w:t>Неполные данные</w:t>
             </w:r>
           </w:p>
         </w:tc>
@@ -17831,7 +16999,7 @@
                 <w:szCs w:val="24"/>
                 <w:lang w:val="ru-RU" w:eastAsia="en-US" w:bidi="ar-SA"/>
               </w:rPr>
-              <w:t>Токен доступа Jira Cloud, создаётся на id.atlassian.com</w:t>
+              <w:t>Стало больше задач Jira с проблемами: без оценки, закрытых с остатком и т. п.</w:t>
             </w:r>
           </w:p>
         </w:tc>
@@ -17867,7 +17035,7 @@
                 <w:szCs w:val="24"/>
                 <w:lang w:val="ru-RU" w:eastAsia="en-US" w:bidi="ar-SA"/>
               </w:rPr>
-              <w:t>Structure</w:t>
+              <w:t>Автозаполнение не выполнено</w:t>
             </w:r>
           </w:p>
         </w:tc>
@@ -17900,7 +17068,2134 @@
                 <w:szCs w:val="24"/>
                 <w:lang w:val="ru-RU" w:eastAsia="en-US" w:bidi="ar-SA"/>
               </w:rPr>
-              <w:t>Плагин Jira (Tempo) для иерархических структур задач</w:t>
+              <w:t>Автозапуск по кнопке среза завершился ошибкой Jira</w:t>
+            </w:r>
+          </w:p>
+        </w:tc>
+      </w:tr>
+    </w:tbl>
+    <w:p>
+      <w:pPr>
+        <w:pStyle w:val="BodyText"/>
+        <w:rPr/>
+      </w:pPr>
+      <w:r>
+        <w:rPr/>
+        <w:t>Если изменений несколько, они приходят одним сообщением списком. Отслеживаются только ухудшения: когда эпик возвращается в «Успеваем», сообщения нет. Сравнение ведётся с предыдущей проверкой, поэтому сразу после включения оповещений сообщений не будет — первое придёт при следующем ухудшении.</w:t>
+      </w:r>
+    </w:p>
+    <w:p>
+      <w:pPr>
+        <w:pStyle w:val="BlockText"/>
+        <w:shd w:val="clear" w:color="auto" w:fill="EEF6F5"/>
+        <w:rPr/>
+      </w:pPr>
+      <w:r>
+        <w:rPr>
+          <w:b/>
+          <w:bCs/>
+        </w:rPr>
+        <w:t>Совет.</w:t>
+      </w:r>
+      <w:r>
+        <w:rPr/>
+        <w:t xml:space="preserve"> Руководителю проекта удобно включить все виды оповещений и дайджест раз в неделю перед планёркой. Участнику, который только смотрит отчёты, обычно достаточно дайджеста.</w:t>
+      </w:r>
+      <w:bookmarkEnd w:id="102"/>
+      <w:bookmarkEnd w:id="109"/>
+    </w:p>
+    <w:p>
+      <w:pPr>
+        <w:pStyle w:val="Heading1"/>
+        <w:rPr/>
+      </w:pPr>
+      <w:bookmarkStart w:id="110" w:name="__RefHeading___Toc3518_1523938603"/>
+      <w:bookmarkStart w:id="111" w:name="работа-с-телефона"/>
+      <w:bookmarkEnd w:id="110"/>
+      <w:r>
+        <w:rPr>
+          <w:rStyle w:val="SectionNumber"/>
+        </w:rPr>
+        <w:t>13</w:t>
+      </w:r>
+      <w:r>
+        <w:rPr/>
+        <w:tab/>
+        <w:t>Работа с телефона</w:t>
+      </w:r>
+    </w:p>
+    <w:p>
+      <w:pPr>
+        <w:pStyle w:val="FirstParagraph"/>
+        <w:rPr/>
+      </w:pPr>
+      <w:r>
+        <w:rPr/>
+        <w:t xml:space="preserve">На телефоне боковое меню скрыто и открывается кнопкой </w:t>
+      </w:r>
+      <w:r>
+        <w:rPr>
+          <w:b/>
+          <w:bCs/>
+        </w:rPr>
+        <w:t>☰</w:t>
+      </w:r>
+      <w:r>
+        <w:rPr/>
+        <w:t>; после выбора раздела оно закрывается само. Широкие таблицы прокручиваются по горизонтали, а таблица замеров и окно замера по всем эпикам показывают данные карточками: дата, остаток, затраченное время и оценка с подписями. Подсказку к шансу успеть показывает касание процента.</w:t>
+      </w:r>
+    </w:p>
+    <w:p>
+      <w:pPr>
+        <w:pStyle w:val="BodyText"/>
+        <w:rPr/>
+      </w:pPr>
+      <w:r>
+        <w:rPr/>
+        <w:drawing>
+          <wp:inline distT="0" distB="0" distL="0" distR="0">
+            <wp:extent cx="2026920" cy="4386580"/>
+            <wp:effectExtent l="0" t="0" r="0" b="0"/>
+            <wp:docPr id="46" name="Image46" descr="Дашборд на телефоне"/>
+            <wp:cNvGraphicFramePr>
+              <a:graphicFrameLocks xmlns:a="http://schemas.openxmlformats.org/drawingml/2006/main" noChangeAspect="1"/>
+            </wp:cNvGraphicFramePr>
+            <a:graphic xmlns:a="http://schemas.openxmlformats.org/drawingml/2006/main">
+              <a:graphicData uri="http://schemas.openxmlformats.org/drawingml/2006/picture">
+                <pic:pic xmlns:pic="http://schemas.openxmlformats.org/drawingml/2006/picture">
+                  <pic:nvPicPr>
+                    <pic:cNvPr id="46" name="Image46" descr="Дашборд на телефоне"/>
+                    <pic:cNvPicPr>
+                      <a:picLocks noChangeAspect="1" noChangeArrowheads="1"/>
+                    </pic:cNvPicPr>
+                  </pic:nvPicPr>
+                  <pic:blipFill>
+                    <a:blip r:embed="rId47"/>
+                    <a:stretch>
+                      <a:fillRect/>
+                    </a:stretch>
+                  </pic:blipFill>
+                  <pic:spPr bwMode="auto">
+                    <a:xfrm>
+                      <a:off x="0" y="0"/>
+                      <a:ext cx="2026920" cy="4386580"/>
+                    </a:xfrm>
+                    <a:prstGeom prst="rect">
+                      <a:avLst/>
+                    </a:prstGeom>
+                  </pic:spPr>
+                </pic:pic>
+              </a:graphicData>
+            </a:graphic>
+          </wp:inline>
+        </w:drawing>
+      </w:r>
+      <w:r>
+        <w:rPr/>
+        <w:t xml:space="preserve"> </w:t>
+      </w:r>
+      <w:r>
+        <w:rPr/>
+        <w:drawing>
+          <wp:inline distT="0" distB="0" distL="0" distR="0">
+            <wp:extent cx="2026920" cy="4386580"/>
+            <wp:effectExtent l="0" t="0" r="0" b="0"/>
+            <wp:docPr id="47" name="Image47" descr="Открытое меню"/>
+            <wp:cNvGraphicFramePr>
+              <a:graphicFrameLocks xmlns:a="http://schemas.openxmlformats.org/drawingml/2006/main" noChangeAspect="1"/>
+            </wp:cNvGraphicFramePr>
+            <a:graphic xmlns:a="http://schemas.openxmlformats.org/drawingml/2006/main">
+              <a:graphicData uri="http://schemas.openxmlformats.org/drawingml/2006/picture">
+                <pic:pic xmlns:pic="http://schemas.openxmlformats.org/drawingml/2006/picture">
+                  <pic:nvPicPr>
+                    <pic:cNvPr id="47" name="Image47" descr="Открытое меню"/>
+                    <pic:cNvPicPr>
+                      <a:picLocks noChangeAspect="1" noChangeArrowheads="1"/>
+                    </pic:cNvPicPr>
+                  </pic:nvPicPr>
+                  <pic:blipFill>
+                    <a:blip r:embed="rId48"/>
+                    <a:stretch>
+                      <a:fillRect/>
+                    </a:stretch>
+                  </pic:blipFill>
+                  <pic:spPr bwMode="auto">
+                    <a:xfrm>
+                      <a:off x="0" y="0"/>
+                      <a:ext cx="2026920" cy="4386580"/>
+                    </a:xfrm>
+                    <a:prstGeom prst="rect">
+                      <a:avLst/>
+                    </a:prstGeom>
+                  </pic:spPr>
+                </pic:pic>
+              </a:graphicData>
+            </a:graphic>
+          </wp:inline>
+        </w:drawing>
+      </w:r>
+      <w:bookmarkEnd w:id="111"/>
+    </w:p>
+    <w:p>
+      <w:pPr>
+        <w:pStyle w:val="Heading1"/>
+        <w:rPr/>
+      </w:pPr>
+      <w:bookmarkStart w:id="112" w:name="__RefHeading___Toc3520_1523938603"/>
+      <w:bookmarkStart w:id="113" w:name="пользовательские-сценарии"/>
+      <w:bookmarkEnd w:id="112"/>
+      <w:r>
+        <w:rPr>
+          <w:rStyle w:val="SectionNumber"/>
+        </w:rPr>
+        <w:t>14</w:t>
+      </w:r>
+      <w:r>
+        <w:rPr/>
+        <w:tab/>
+        <w:t>Пользовательские сценарии</w:t>
+      </w:r>
+    </w:p>
+    <w:p>
+      <w:pPr>
+        <w:pStyle w:val="Heading2"/>
+        <w:rPr/>
+      </w:pPr>
+      <w:bookmarkStart w:id="114" w:name="__RefHeading___Toc3522_1523938603"/>
+      <w:bookmarkStart w:id="115" w:name="сценарий-1.-еженедельный-замер-вручную"/>
+      <w:bookmarkEnd w:id="114"/>
+      <w:r>
+        <w:rPr>
+          <w:rStyle w:val="SectionNumber"/>
+        </w:rPr>
+        <w:t>14.1</w:t>
+      </w:r>
+      <w:r>
+        <w:rPr/>
+        <w:tab/>
+        <w:t>Сценарий 1. Еженедельный замер вручную</w:t>
+      </w:r>
+    </w:p>
+    <w:p>
+      <w:pPr>
+        <w:pStyle w:val="FirstParagraph"/>
+        <w:rPr/>
+      </w:pPr>
+      <w:r>
+        <w:rPr>
+          <w:b/>
+          <w:bCs/>
+        </w:rPr>
+        <w:t>Кто:</w:t>
+      </w:r>
+      <w:r>
+        <w:rPr/>
+        <w:t xml:space="preserve"> руководитель проекта. </w:t>
+      </w:r>
+      <w:r>
+        <w:rPr>
+          <w:b/>
+          <w:bCs/>
+        </w:rPr>
+        <w:t>Цель:</w:t>
+      </w:r>
+      <w:r>
+        <w:rPr/>
+        <w:t xml:space="preserve"> обновить данные по всем эпикам и оценить сроки.</w:t>
+      </w:r>
+    </w:p>
+    <w:p>
+      <w:pPr>
+        <w:pStyle w:val="Compact"/>
+        <w:numPr>
+          <w:ilvl w:val="0"/>
+          <w:numId w:val="121"/>
+        </w:numPr>
+        <w:rPr/>
+      </w:pPr>
+      <w:r>
+        <w:rPr/>
+        <w:t xml:space="preserve">Открывает «Данные по датам» и нажимает </w:t>
+      </w:r>
+      <w:r>
+        <w:rPr>
+          <w:b/>
+          <w:bCs/>
+        </w:rPr>
+        <w:t>Замер по всем эпикам</w:t>
+      </w:r>
+      <w:r>
+        <w:rPr/>
+        <w:t>.</w:t>
+      </w:r>
+    </w:p>
+    <w:p>
+      <w:pPr>
+        <w:pStyle w:val="Compact"/>
+        <w:numPr>
+          <w:ilvl w:val="0"/>
+          <w:numId w:val="122"/>
+        </w:numPr>
+        <w:rPr/>
+      </w:pPr>
+      <w:r>
+        <w:rPr/>
+        <w:t xml:space="preserve">Проверяет дату, нажимает </w:t>
+      </w:r>
+      <w:r>
+        <w:rPr>
+          <w:b/>
+          <w:bCs/>
+        </w:rPr>
+        <w:t>Подставить прошлые значения</w:t>
+      </w:r>
+      <w:r>
+        <w:rPr/>
+        <w:t>, исправляет остаток и затраченное время, при изменении — оценку.</w:t>
+      </w:r>
+    </w:p>
+    <w:p>
+      <w:pPr>
+        <w:pStyle w:val="Compact"/>
+        <w:numPr>
+          <w:ilvl w:val="0"/>
+          <w:numId w:val="123"/>
+        </w:numPr>
+        <w:rPr/>
+      </w:pPr>
+      <w:r>
+        <w:rPr/>
+        <w:t xml:space="preserve">Нажимает </w:t>
+      </w:r>
+      <w:r>
+        <w:rPr>
+          <w:b/>
+          <w:bCs/>
+        </w:rPr>
+        <w:t>Сохранить</w:t>
+      </w:r>
+      <w:r>
+        <w:rPr/>
+        <w:t xml:space="preserve"> и переходит на «Дашборд»: статусы, Δ оценки, строки с отрицательным burn rate.</w:t>
+      </w:r>
+    </w:p>
+    <w:p>
+      <w:pPr>
+        <w:pStyle w:val="Compact"/>
+        <w:numPr>
+          <w:ilvl w:val="0"/>
+          <w:numId w:val="124"/>
+        </w:numPr>
+        <w:rPr/>
+      </w:pPr>
+      <w:r>
+        <w:rPr/>
+        <w:t>В «Своде по этапам» проверяет, что этапы укладываются в цели.</w:t>
+      </w:r>
+    </w:p>
+    <w:p>
+      <w:pPr>
+        <w:pStyle w:val="FirstParagraph"/>
+        <w:rPr/>
+      </w:pPr>
+      <w:r>
+        <w:rPr>
+          <w:b/>
+          <w:bCs/>
+        </w:rPr>
+        <w:t>Результат:</w:t>
+      </w:r>
+      <w:r>
+        <w:rPr/>
+        <w:t xml:space="preserve"> актуальная картина сроков за несколько минут.</w:t>
+      </w:r>
+      <w:bookmarkEnd w:id="115"/>
+    </w:p>
+    <w:p>
+      <w:pPr>
+        <w:pStyle w:val="Heading2"/>
+        <w:rPr/>
+      </w:pPr>
+      <w:bookmarkStart w:id="116" w:name="__RefHeading___Toc3524_1523938603"/>
+      <w:bookmarkStart w:id="117" w:name="X78d37a44ee7c8d22d59db32d3ad170073632566"/>
+      <w:bookmarkEnd w:id="116"/>
+      <w:r>
+        <w:rPr>
+          <w:rStyle w:val="SectionNumber"/>
+        </w:rPr>
+        <w:t>14.2</w:t>
+      </w:r>
+      <w:r>
+        <w:rPr/>
+        <w:tab/>
+        <w:t>Сценарий 2. Связать проект с Jira и затянуть сегодняшний день</w:t>
+      </w:r>
+    </w:p>
+    <w:p>
+      <w:pPr>
+        <w:pStyle w:val="FirstParagraph"/>
+        <w:rPr/>
+      </w:pPr>
+      <w:r>
+        <w:rPr>
+          <w:b/>
+          <w:bCs/>
+        </w:rPr>
+        <w:t>Кто:</w:t>
+      </w:r>
+      <w:r>
+        <w:rPr/>
+        <w:t xml:space="preserve"> руководитель проекта, задачи команды ведутся в Jira со структурой Structure.</w:t>
+      </w:r>
+    </w:p>
+    <w:p>
+      <w:pPr>
+        <w:pStyle w:val="Compact"/>
+        <w:numPr>
+          <w:ilvl w:val="0"/>
+          <w:numId w:val="125"/>
+        </w:numPr>
+        <w:rPr/>
+      </w:pPr>
+      <w:r>
+        <w:rPr/>
+        <w:t xml:space="preserve">В «Связь с Jira» вводит адрес Jira и PAT, нажимает </w:t>
+      </w:r>
+      <w:r>
+        <w:rPr>
+          <w:b/>
+          <w:bCs/>
+        </w:rPr>
+        <w:t>Проверить подключение</w:t>
+      </w:r>
+      <w:r>
+        <w:rPr/>
+        <w:t xml:space="preserve">, затем </w:t>
+      </w:r>
+      <w:r>
+        <w:rPr>
+          <w:b/>
+          <w:bCs/>
+        </w:rPr>
+        <w:t>Сохранить</w:t>
+      </w:r>
+      <w:r>
+        <w:rPr/>
+        <w:t>.</w:t>
+      </w:r>
+    </w:p>
+    <w:p>
+      <w:pPr>
+        <w:pStyle w:val="Compact"/>
+        <w:numPr>
+          <w:ilvl w:val="0"/>
+          <w:numId w:val="126"/>
+        </w:numPr>
+        <w:rPr/>
+      </w:pPr>
+      <w:r>
+        <w:rPr/>
+        <w:t xml:space="preserve">Нажимает </w:t>
+      </w:r>
+      <w:r>
+        <w:rPr>
+          <w:b/>
+          <w:bCs/>
+        </w:rPr>
+        <w:t>+ Новая кнопка</w:t>
+      </w:r>
+      <w:r>
+        <w:rPr/>
+        <w:t xml:space="preserve">, вводит название, </w:t>
+      </w:r>
+      <w:r>
+        <w:rPr>
+          <w:b/>
+          <w:bCs/>
+        </w:rPr>
+        <w:t>Загрузить из Jira</w:t>
+      </w:r>
+      <w:r>
+        <w:rPr/>
+        <w:t xml:space="preserve"> → выбирает структуру релиза.</w:t>
+      </w:r>
+    </w:p>
+    <w:p>
+      <w:pPr>
+        <w:pStyle w:val="Compact"/>
+        <w:numPr>
+          <w:ilvl w:val="0"/>
+          <w:numId w:val="127"/>
+        </w:numPr>
+        <w:rPr/>
+      </w:pPr>
+      <w:r>
+        <w:rPr/>
+        <w:t xml:space="preserve">У каждого эпика указывает ключ задачи-эпика Jira, оставляет </w:t>
+      </w:r>
+      <w:r>
+        <w:rPr>
+          <w:b/>
+          <w:bCs/>
+        </w:rPr>
+        <w:t>С вложенными</w:t>
+      </w:r>
+      <w:r>
+        <w:rPr/>
+        <w:t>.</w:t>
+      </w:r>
+    </w:p>
+    <w:p>
+      <w:pPr>
+        <w:pStyle w:val="Compact"/>
+        <w:numPr>
+          <w:ilvl w:val="0"/>
+          <w:numId w:val="128"/>
+        </w:numPr>
+        <w:rPr/>
+      </w:pPr>
+      <w:r>
+        <w:rPr/>
+        <w:t xml:space="preserve">Проверяет поля Jira: стандартный учёт времени подходит; если команда ведёт трудозатраты в своём поле — </w:t>
+      </w:r>
+      <w:r>
+        <w:rPr>
+          <w:b/>
+          <w:bCs/>
+        </w:rPr>
+        <w:t>Загрузить поля из Jira</w:t>
+      </w:r>
+      <w:r>
+        <w:rPr/>
+        <w:t xml:space="preserve"> и выбирает его с единицей </w:t>
+      </w:r>
+      <w:r>
+        <w:rPr>
+          <w:b/>
+          <w:bCs/>
+        </w:rPr>
+        <w:t>часы</w:t>
+      </w:r>
+      <w:r>
+        <w:rPr/>
+        <w:t>.</w:t>
+      </w:r>
+    </w:p>
+    <w:p>
+      <w:pPr>
+        <w:pStyle w:val="Compact"/>
+        <w:numPr>
+          <w:ilvl w:val="0"/>
+          <w:numId w:val="129"/>
+        </w:numPr>
+        <w:rPr/>
+      </w:pPr>
+      <w:r>
+        <w:rPr/>
+        <w:t>Сохраняет кнопку, открывает «Данные по датам», нажимает кнопку среза.</w:t>
+      </w:r>
+    </w:p>
+    <w:p>
+      <w:pPr>
+        <w:pStyle w:val="Compact"/>
+        <w:numPr>
+          <w:ilvl w:val="0"/>
+          <w:numId w:val="130"/>
+        </w:numPr>
+        <w:rPr/>
+      </w:pPr>
+      <w:r>
+        <w:rPr/>
+        <w:t xml:space="preserve">Сверяет значения и предупреждения в окне среза, нажимает </w:t>
+      </w:r>
+      <w:r>
+        <w:rPr>
+          <w:b/>
+          <w:bCs/>
+        </w:rPr>
+        <w:t>Сохранить</w:t>
+      </w:r>
+      <w:r>
+        <w:rPr/>
+        <w:t>.</w:t>
+      </w:r>
+    </w:p>
+    <w:p>
+      <w:pPr>
+        <w:pStyle w:val="FirstParagraph"/>
+        <w:rPr/>
+      </w:pPr>
+      <w:r>
+        <w:rPr>
+          <w:b/>
+          <w:bCs/>
+        </w:rPr>
+        <w:t>Результат:</w:t>
+      </w:r>
+      <w:r>
+        <w:rPr/>
+        <w:t xml:space="preserve"> замер за сегодня по всем эпикам заполнен из Jira, для кнопки открыто автозаполнение.</w:t>
+      </w:r>
+      <w:bookmarkEnd w:id="117"/>
+    </w:p>
+    <w:p>
+      <w:pPr>
+        <w:pStyle w:val="Heading2"/>
+        <w:rPr/>
+      </w:pPr>
+      <w:bookmarkStart w:id="118" w:name="__RefHeading___Toc3526_1523938603"/>
+      <w:bookmarkStart w:id="119" w:name="сценарий-3.-ежедневное-автозаполнение"/>
+      <w:bookmarkEnd w:id="118"/>
+      <w:r>
+        <w:rPr>
+          <w:rStyle w:val="SectionNumber"/>
+        </w:rPr>
+        <w:t>14.3</w:t>
+      </w:r>
+      <w:r>
+        <w:rPr/>
+        <w:tab/>
+        <w:t>Сценарий 3. Ежедневное автозаполнение</w:t>
+      </w:r>
+    </w:p>
+    <w:p>
+      <w:pPr>
+        <w:pStyle w:val="FirstParagraph"/>
+        <w:rPr/>
+      </w:pPr>
+      <w:r>
+        <w:rPr>
+          <w:b/>
+          <w:bCs/>
+        </w:rPr>
+        <w:t>Кто:</w:t>
+      </w:r>
+      <w:r>
+        <w:rPr/>
+        <w:t xml:space="preserve"> руководитель проекта после первого успешного среза.</w:t>
+      </w:r>
+    </w:p>
+    <w:p>
+      <w:pPr>
+        <w:pStyle w:val="Compact"/>
+        <w:numPr>
+          <w:ilvl w:val="0"/>
+          <w:numId w:val="131"/>
+        </w:numPr>
+        <w:rPr/>
+      </w:pPr>
+      <w:r>
+        <w:rPr/>
+        <w:t>Открывает «Автозаполнение», включает переключатель у кнопки.</w:t>
+      </w:r>
+    </w:p>
+    <w:p>
+      <w:pPr>
+        <w:pStyle w:val="Compact"/>
+        <w:numPr>
+          <w:ilvl w:val="0"/>
+          <w:numId w:val="132"/>
+        </w:numPr>
+        <w:rPr/>
+      </w:pPr>
+      <w:r>
+        <w:rPr/>
+        <w:t xml:space="preserve">Оставляет будни, ставит время 09:00 и свой часовой пояс, оставляет </w:t>
+      </w:r>
+      <w:r>
+        <w:rPr>
+          <w:b/>
+          <w:bCs/>
+        </w:rPr>
+        <w:t>Перезаписывать замер</w:t>
+      </w:r>
+      <w:r>
+        <w:rPr/>
+        <w:t>.</w:t>
+      </w:r>
+    </w:p>
+    <w:p>
+      <w:pPr>
+        <w:pStyle w:val="Compact"/>
+        <w:numPr>
+          <w:ilvl w:val="0"/>
+          <w:numId w:val="133"/>
+        </w:numPr>
+        <w:rPr/>
+      </w:pPr>
+      <w:r>
+        <w:rPr/>
+        <w:t xml:space="preserve">Нажимает </w:t>
+      </w:r>
+      <w:r>
+        <w:rPr>
+          <w:b/>
+          <w:bCs/>
+        </w:rPr>
+        <w:t>Сохранить расписание</w:t>
+      </w:r>
+      <w:r>
+        <w:rPr/>
+        <w:t xml:space="preserve"> и проверяет </w:t>
+      </w:r>
+      <w:r>
+        <w:rPr>
+          <w:b/>
+          <w:bCs/>
+        </w:rPr>
+        <w:t>Следующий запуск</w:t>
+      </w:r>
+      <w:r>
+        <w:rPr/>
+        <w:t>.</w:t>
+      </w:r>
+    </w:p>
+    <w:p>
+      <w:pPr>
+        <w:pStyle w:val="Compact"/>
+        <w:numPr>
+          <w:ilvl w:val="0"/>
+          <w:numId w:val="134"/>
+        </w:numPr>
+        <w:rPr/>
+      </w:pPr>
+      <w:r>
+        <w:rPr/>
+        <w:t>На следующее утро видит в карточке «Сохранено замеров за …» и свежие графики на дашборде.</w:t>
+      </w:r>
+    </w:p>
+    <w:p>
+      <w:pPr>
+        <w:pStyle w:val="FirstParagraph"/>
+        <w:rPr/>
+      </w:pPr>
+      <w:r>
+        <w:rPr>
+          <w:b/>
+          <w:bCs/>
+        </w:rPr>
+        <w:t>Результат:</w:t>
+      </w:r>
+      <w:r>
+        <w:rPr/>
+        <w:t xml:space="preserve"> данные обновляются каждый рабочий день без участия человека.</w:t>
+      </w:r>
+      <w:bookmarkEnd w:id="119"/>
+    </w:p>
+    <w:p>
+      <w:pPr>
+        <w:pStyle w:val="Heading2"/>
+        <w:rPr/>
+      </w:pPr>
+      <w:bookmarkStart w:id="120" w:name="__RefHeading___Toc3528_1523938603"/>
+      <w:bookmarkStart w:id="121" w:name="X5fae76ae0535803ad8a038ebb67483220095fb0"/>
+      <w:bookmarkEnd w:id="120"/>
+      <w:r>
+        <w:rPr>
+          <w:rStyle w:val="SectionNumber"/>
+        </w:rPr>
+        <w:t>14.4</w:t>
+      </w:r>
+      <w:r>
+        <w:rPr/>
+        <w:tab/>
+        <w:t>Сценарий 4. Ручная правка поверх автозаполнения</w:t>
+      </w:r>
+    </w:p>
+    <w:p>
+      <w:pPr>
+        <w:pStyle w:val="FirstParagraph"/>
+        <w:rPr/>
+      </w:pPr>
+      <w:r>
+        <w:rPr>
+          <w:b/>
+          <w:bCs/>
+        </w:rPr>
+        <w:t>Кто:</w:t>
+      </w:r>
+      <w:r>
+        <w:rPr/>
+        <w:t xml:space="preserve"> руководитель проекта, который хочет сам вносить оценку, а остаток и затраченное брать из Jira.</w:t>
+      </w:r>
+    </w:p>
+    <w:p>
+      <w:pPr>
+        <w:pStyle w:val="Compact"/>
+        <w:numPr>
+          <w:ilvl w:val="0"/>
+          <w:numId w:val="135"/>
+        </w:numPr>
+        <w:rPr/>
+      </w:pPr>
+      <w:r>
+        <w:rPr/>
+        <w:t xml:space="preserve">В редакторе кнопки для </w:t>
+      </w:r>
+      <w:r>
+        <w:rPr>
+          <w:b/>
+          <w:bCs/>
+        </w:rPr>
+        <w:t>Оценки</w:t>
+      </w:r>
+      <w:r>
+        <w:rPr/>
+        <w:t xml:space="preserve"> выбирает </w:t>
+      </w:r>
+      <w:r>
+        <w:rPr>
+          <w:b/>
+          <w:bCs/>
+        </w:rPr>
+        <w:t>— не заполнять —</w:t>
+      </w:r>
+      <w:r>
+        <w:rPr/>
+        <w:t>.</w:t>
+      </w:r>
+    </w:p>
+    <w:p>
+      <w:pPr>
+        <w:pStyle w:val="Compact"/>
+        <w:numPr>
+          <w:ilvl w:val="0"/>
+          <w:numId w:val="136"/>
+        </w:numPr>
+        <w:rPr/>
+      </w:pPr>
+      <w:r>
+        <w:rPr/>
+        <w:t>Вносит оценку вручную в «Данных по датам».</w:t>
+      </w:r>
+    </w:p>
+    <w:p>
+      <w:pPr>
+        <w:pStyle w:val="Compact"/>
+        <w:numPr>
+          <w:ilvl w:val="0"/>
+          <w:numId w:val="137"/>
+        </w:numPr>
+        <w:rPr/>
+      </w:pPr>
+      <w:r>
+        <w:rPr/>
+        <w:t>Автозапуск обновляет остаток и затраченное время, а внесённая оценка остаётся.</w:t>
+      </w:r>
+    </w:p>
+    <w:p>
+      <w:pPr>
+        <w:pStyle w:val="FirstParagraph"/>
+        <w:rPr/>
+      </w:pPr>
+      <w:r>
+        <w:rPr>
+          <w:b/>
+          <w:bCs/>
+        </w:rPr>
+        <w:t>Результат:</w:t>
+      </w:r>
+      <w:r>
+        <w:rPr/>
+        <w:t xml:space="preserve"> часть показателей ведётся вручную, часть — из Jira.</w:t>
+      </w:r>
+      <w:bookmarkEnd w:id="121"/>
+    </w:p>
+    <w:p>
+      <w:pPr>
+        <w:pStyle w:val="Heading2"/>
+        <w:rPr/>
+      </w:pPr>
+      <w:bookmarkStart w:id="122" w:name="__RefHeading___Toc3530_1523938603"/>
+      <w:bookmarkStart w:id="123" w:name="сценарий-5.-завершение-работ-по-эпику"/>
+      <w:bookmarkEnd w:id="122"/>
+      <w:r>
+        <w:rPr>
+          <w:rStyle w:val="SectionNumber"/>
+        </w:rPr>
+        <w:t>14.5</w:t>
+      </w:r>
+      <w:r>
+        <w:rPr/>
+        <w:tab/>
+        <w:t>Сценарий 5. Завершение работ по эпику</w:t>
+      </w:r>
+    </w:p>
+    <w:p>
+      <w:pPr>
+        <w:pStyle w:val="Compact"/>
+        <w:numPr>
+          <w:ilvl w:val="0"/>
+          <w:numId w:val="138"/>
+        </w:numPr>
+        <w:rPr/>
+      </w:pPr>
+      <w:r>
+        <w:rPr/>
+        <w:t>Вносит последний замер с нулевым остатком.</w:t>
+      </w:r>
+    </w:p>
+    <w:p>
+      <w:pPr>
+        <w:pStyle w:val="Compact"/>
+        <w:numPr>
+          <w:ilvl w:val="0"/>
+          <w:numId w:val="139"/>
+        </w:numPr>
+        <w:rPr/>
+      </w:pPr>
+      <w:r>
+        <w:rPr/>
+        <w:t xml:space="preserve">В «Эпиках» ставит отметку </w:t>
+      </w:r>
+      <w:r>
+        <w:rPr>
+          <w:b/>
+          <w:bCs/>
+        </w:rPr>
+        <w:t>Сдано</w:t>
+      </w:r>
+      <w:r>
+        <w:rPr/>
+        <w:t>.</w:t>
+      </w:r>
+    </w:p>
+    <w:p>
+      <w:pPr>
+        <w:pStyle w:val="Compact"/>
+        <w:numPr>
+          <w:ilvl w:val="0"/>
+          <w:numId w:val="140"/>
+        </w:numPr>
+        <w:rPr/>
+      </w:pPr>
+      <w:r>
+        <w:rPr/>
+        <w:t xml:space="preserve">На дашборде включает </w:t>
+      </w:r>
+      <w:r>
+        <w:rPr>
+          <w:b/>
+          <w:bCs/>
+        </w:rPr>
+        <w:t>Скрыть сданные</w:t>
+      </w:r>
+      <w:r>
+        <w:rPr/>
+        <w:t>.</w:t>
+      </w:r>
+    </w:p>
+    <w:p>
+      <w:pPr>
+        <w:pStyle w:val="Compact"/>
+        <w:numPr>
+          <w:ilvl w:val="0"/>
+          <w:numId w:val="141"/>
+        </w:numPr>
+        <w:rPr/>
+      </w:pPr>
+      <w:bookmarkStart w:id="124" w:name="сценарий-5.-завершение-работ-по-эпику"/>
+      <w:r>
+        <w:rPr/>
+        <w:t>Убирает задачи Jira этого эпика из кнопки среза, чтобы автозаполнение больше не создавало по нему замеры.</w:t>
+      </w:r>
+      <w:bookmarkEnd w:id="124"/>
+    </w:p>
+    <w:p>
+      <w:pPr>
+        <w:pStyle w:val="Heading2"/>
+        <w:rPr/>
+      </w:pPr>
+      <w:bookmarkStart w:id="125" w:name="__RefHeading___Toc3532_1523938603"/>
+      <w:bookmarkStart w:id="126" w:name="X12a51ddda4e732b536372f727fc9cb26362b979"/>
+      <w:bookmarkEnd w:id="125"/>
+      <w:r>
+        <w:rPr>
+          <w:rStyle w:val="SectionNumber"/>
+        </w:rPr>
+        <w:t>14.6</w:t>
+      </w:r>
+      <w:r>
+        <w:rPr/>
+        <w:tab/>
+        <w:t>Сценарий 6. Разбор роста объёма перед совещанием</w:t>
+      </w:r>
+    </w:p>
+    <w:p>
+      <w:pPr>
+        <w:pStyle w:val="FirstParagraph"/>
+        <w:rPr/>
+      </w:pPr>
+      <w:r>
+        <w:rPr>
+          <w:b/>
+          <w:bCs/>
+        </w:rPr>
+        <w:t>Кто:</w:t>
+      </w:r>
+      <w:r>
+        <w:rPr/>
+        <w:t xml:space="preserve"> руководитель проекта, у эпика выросла Δ оценки.</w:t>
+      </w:r>
+    </w:p>
+    <w:p>
+      <w:pPr>
+        <w:pStyle w:val="Compact"/>
+        <w:numPr>
+          <w:ilvl w:val="0"/>
+          <w:numId w:val="142"/>
+        </w:numPr>
+        <w:rPr/>
+      </w:pPr>
+      <w:r>
+        <w:rPr/>
+        <w:t>На дашборде выбирает эпик и смотрит burn-up: линия «Объём» пошла вверх.</w:t>
+      </w:r>
+    </w:p>
+    <w:p>
+      <w:pPr>
+        <w:pStyle w:val="Compact"/>
+        <w:numPr>
+          <w:ilvl w:val="0"/>
+          <w:numId w:val="143"/>
+        </w:numPr>
+        <w:rPr/>
+      </w:pPr>
+      <w:r>
+        <w:rPr/>
+        <w:t xml:space="preserve">Нажимает </w:t>
+      </w:r>
+      <w:r>
+        <w:rPr>
+          <w:b/>
+          <w:bCs/>
+        </w:rPr>
+        <w:t>Задачи эпика</w:t>
+      </w:r>
+      <w:r>
+        <w:rPr/>
+        <w:t xml:space="preserve"> и сравнивает список с прошлой неделей: появились новые задачи или выросли оценки.</w:t>
+      </w:r>
+    </w:p>
+    <w:p>
+      <w:pPr>
+        <w:pStyle w:val="Compact"/>
+        <w:numPr>
+          <w:ilvl w:val="0"/>
+          <w:numId w:val="144"/>
+        </w:numPr>
+        <w:rPr/>
+      </w:pPr>
+      <w:r>
+        <w:rPr/>
+        <w:t xml:space="preserve">Включает фильтр </w:t>
+      </w:r>
+      <w:r>
+        <w:rPr>
+          <w:b/>
+          <w:bCs/>
+        </w:rPr>
+        <w:t>С проблемами</w:t>
+      </w:r>
+      <w:r>
+        <w:rPr/>
+        <w:t xml:space="preserve"> и пересылает исполнителям задачи без оценки и закрытые с остатком.</w:t>
+      </w:r>
+    </w:p>
+    <w:p>
+      <w:pPr>
+        <w:pStyle w:val="Compact"/>
+        <w:numPr>
+          <w:ilvl w:val="0"/>
+          <w:numId w:val="145"/>
+        </w:numPr>
+        <w:rPr/>
+      </w:pPr>
+      <w:r>
+        <w:rPr/>
+        <w:t>После правок в Jira нажимает кнопку среза или ждёт автозаполнения.</w:t>
+      </w:r>
+    </w:p>
+    <w:p>
+      <w:pPr>
+        <w:pStyle w:val="FirstParagraph"/>
+        <w:rPr/>
+      </w:pPr>
+      <w:r>
+        <w:rPr>
+          <w:b/>
+          <w:bCs/>
+        </w:rPr>
+        <w:t>Результат:</w:t>
+      </w:r>
+      <w:r>
+        <w:rPr/>
+        <w:t xml:space="preserve"> на совещании понятно, откуда взялся рост, и данные в Jira приведены в порядок.</w:t>
+      </w:r>
+      <w:bookmarkEnd w:id="126"/>
+    </w:p>
+    <w:p>
+      <w:pPr>
+        <w:pStyle w:val="Heading2"/>
+        <w:rPr/>
+      </w:pPr>
+      <w:bookmarkStart w:id="127" w:name="__RefHeading___Toc3534_1523938603"/>
+      <w:bookmarkStart w:id="128" w:name="Xe3b598543ada4bcf90216991788eb1e664d08a9"/>
+      <w:bookmarkEnd w:id="127"/>
+      <w:r>
+        <w:rPr>
+          <w:rStyle w:val="SectionNumber"/>
+        </w:rPr>
+        <w:t>14.7</w:t>
+      </w:r>
+      <w:r>
+        <w:rPr/>
+        <w:tab/>
+        <w:t>Сценарий 7. Новый проект с историей из Jira</w:t>
+      </w:r>
+    </w:p>
+    <w:p>
+      <w:pPr>
+        <w:pStyle w:val="FirstParagraph"/>
+        <w:rPr/>
+      </w:pPr>
+      <w:r>
+        <w:rPr>
+          <w:b/>
+          <w:bCs/>
+        </w:rPr>
+        <w:t>Кто:</w:t>
+      </w:r>
+      <w:r>
+        <w:rPr/>
+        <w:t xml:space="preserve"> руководитель проекта, Jira ведётся давно, Burndown подключают сейчас.</w:t>
+      </w:r>
+    </w:p>
+    <w:p>
+      <w:pPr>
+        <w:pStyle w:val="Compact"/>
+        <w:numPr>
+          <w:ilvl w:val="0"/>
+          <w:numId w:val="146"/>
+        </w:numPr>
+        <w:rPr/>
+      </w:pPr>
+      <w:r>
+        <w:rPr/>
+        <w:t>Создаёт кнопку среза и выполняет первый срез — сегодняшний замер готов.</w:t>
+      </w:r>
+    </w:p>
+    <w:p>
+      <w:pPr>
+        <w:pStyle w:val="Compact"/>
+        <w:numPr>
+          <w:ilvl w:val="0"/>
+          <w:numId w:val="147"/>
+        </w:numPr>
+        <w:rPr/>
+      </w:pPr>
+      <w:r>
+        <w:rPr/>
+        <w:t xml:space="preserve">Нажимает </w:t>
+      </w:r>
+      <w:r>
+        <w:rPr>
+          <w:b/>
+          <w:bCs/>
+        </w:rPr>
+        <w:t>↺ История</w:t>
+      </w:r>
+      <w:r>
+        <w:rPr/>
+        <w:t>, выбирает период с начала релиза, шаг — раз в неделю, и запускает восстановление.</w:t>
+      </w:r>
+    </w:p>
+    <w:p>
+      <w:pPr>
+        <w:pStyle w:val="Compact"/>
+        <w:numPr>
+          <w:ilvl w:val="0"/>
+          <w:numId w:val="148"/>
+        </w:numPr>
+        <w:rPr/>
+      </w:pPr>
+      <w:r>
+        <w:rPr/>
+        <w:t>Через минуту на дашборде видны графики сгорания за весь релиз, burn-up и шанс успеть к цели.</w:t>
+      </w:r>
+    </w:p>
+    <w:p>
+      <w:pPr>
+        <w:pStyle w:val="Compact"/>
+        <w:numPr>
+          <w:ilvl w:val="0"/>
+          <w:numId w:val="149"/>
+        </w:numPr>
+        <w:rPr/>
+      </w:pPr>
+      <w:r>
+        <w:rPr/>
+        <w:t>Включает автозаполнение, чтобы дальше данные пополнялись сами.</w:t>
+      </w:r>
+    </w:p>
+    <w:p>
+      <w:pPr>
+        <w:pStyle w:val="FirstParagraph"/>
+        <w:rPr/>
+      </w:pPr>
+      <w:r>
+        <w:rPr>
+          <w:b/>
+          <w:bCs/>
+        </w:rPr>
+        <w:t>Результат:</w:t>
+      </w:r>
+      <w:r>
+        <w:rPr/>
+        <w:t xml:space="preserve"> проект с первого дня в Burndown получает полноценную историю и прогноз.</w:t>
+      </w:r>
+      <w:bookmarkEnd w:id="128"/>
+    </w:p>
+    <w:p>
+      <w:pPr>
+        <w:pStyle w:val="Heading2"/>
+        <w:rPr/>
+      </w:pPr>
+      <w:bookmarkStart w:id="129" w:name="__RefHeading___Toc3536_1523938603"/>
+      <w:bookmarkStart w:id="130" w:name="Xd03af93346153c481e7e44ef99cdafceed68450"/>
+      <w:bookmarkEnd w:id="129"/>
+      <w:r>
+        <w:rPr>
+          <w:rStyle w:val="SectionNumber"/>
+        </w:rPr>
+        <w:t>14.8</w:t>
+      </w:r>
+      <w:r>
+        <w:rPr/>
+        <w:tab/>
+        <w:t>Сценарий 8. Еженедельный обзор для руководителя портфеля</w:t>
+      </w:r>
+    </w:p>
+    <w:p>
+      <w:pPr>
+        <w:pStyle w:val="FirstParagraph"/>
+        <w:rPr/>
+      </w:pPr>
+      <w:r>
+        <w:rPr>
+          <w:b/>
+          <w:bCs/>
+        </w:rPr>
+        <w:t>Кто:</w:t>
+      </w:r>
+      <w:r>
+        <w:rPr/>
+        <w:t xml:space="preserve"> руководитель нескольких направлений, смотрит проект целиком.</w:t>
+      </w:r>
+    </w:p>
+    <w:p>
+      <w:pPr>
+        <w:pStyle w:val="Compact"/>
+        <w:numPr>
+          <w:ilvl w:val="0"/>
+          <w:numId w:val="150"/>
+        </w:numPr>
+        <w:rPr/>
+      </w:pPr>
+      <w:r>
+        <w:rPr/>
+        <w:t>Открывает «Свод по этапам» → «Задачи Jira по этапам»: где выполнено меньше всего и где прогноз по задачам позже цели.</w:t>
+      </w:r>
+    </w:p>
+    <w:p>
+      <w:pPr>
+        <w:pStyle w:val="Compact"/>
+        <w:numPr>
+          <w:ilvl w:val="0"/>
+          <w:numId w:val="151"/>
+        </w:numPr>
+        <w:rPr/>
+      </w:pPr>
+      <w:r>
+        <w:rPr/>
+        <w:t xml:space="preserve">Выбирает </w:t>
+      </w:r>
+      <w:r>
+        <w:rPr>
+          <w:b/>
+          <w:bCs/>
+        </w:rPr>
+        <w:t>Весь проект</w:t>
+      </w:r>
+      <w:r>
+        <w:rPr/>
+        <w:t xml:space="preserve"> в burn-up и проверяет, сходятся ли линии.</w:t>
+      </w:r>
+    </w:p>
+    <w:p>
+      <w:pPr>
+        <w:pStyle w:val="Compact"/>
+        <w:numPr>
+          <w:ilvl w:val="0"/>
+          <w:numId w:val="152"/>
+        </w:numPr>
+        <w:rPr/>
+      </w:pPr>
+      <w:r>
+        <w:rPr/>
+        <w:t>На дашборде по проблемным эпикам смотрит «Дрейф прогноза»: срок стабилен или каждую неделю уезжает.</w:t>
+      </w:r>
+    </w:p>
+    <w:p>
+      <w:pPr>
+        <w:pStyle w:val="Compact"/>
+        <w:numPr>
+          <w:ilvl w:val="0"/>
+          <w:numId w:val="153"/>
+        </w:numPr>
+        <w:rPr/>
+      </w:pPr>
+      <w:r>
+        <w:rPr/>
+        <w:t>Для эпиков с растущим объёмом открывает «Что изменилось».</w:t>
+      </w:r>
+    </w:p>
+    <w:p>
+      <w:pPr>
+        <w:pStyle w:val="FirstParagraph"/>
+        <w:rPr/>
+      </w:pPr>
+      <w:r>
+        <w:rPr>
+          <w:b/>
+          <w:bCs/>
+        </w:rPr>
+        <w:t>Результат:</w:t>
+      </w:r>
+      <w:r>
+        <w:rPr/>
+        <w:t xml:space="preserve"> понятно, где проблема в темпе, а где в росте объёма, — и с кем говорить.</w:t>
+      </w:r>
+      <w:bookmarkEnd w:id="130"/>
+    </w:p>
+    <w:p>
+      <w:pPr>
+        <w:pStyle w:val="Heading2"/>
+        <w:rPr/>
+      </w:pPr>
+      <w:bookmarkStart w:id="131" w:name="__RefHeading___Toc3538_1523938603"/>
+      <w:bookmarkStart w:id="132" w:name="X59e311a431da0a090bd4254d5983bb65ce49964"/>
+      <w:bookmarkEnd w:id="131"/>
+      <w:r>
+        <w:rPr>
+          <w:rStyle w:val="SectionNumber"/>
+        </w:rPr>
+        <w:t>14.9</w:t>
+      </w:r>
+      <w:r>
+        <w:rPr/>
+        <w:tab/>
+        <w:t>Сценарий 9. Дайджест для заказчика и оповещения для себя</w:t>
+      </w:r>
+    </w:p>
+    <w:p>
+      <w:pPr>
+        <w:pStyle w:val="FirstParagraph"/>
+        <w:rPr/>
+      </w:pPr>
+      <w:r>
+        <w:rPr>
+          <w:b/>
+          <w:bCs/>
+        </w:rPr>
+        <w:t>Кто:</w:t>
+      </w:r>
+      <w:r>
+        <w:rPr/>
+        <w:t xml:space="preserve"> руководитель проекта; заказчик смотрит проект с ролью «Пользователь».</w:t>
+      </w:r>
+    </w:p>
+    <w:p>
+      <w:pPr>
+        <w:pStyle w:val="Compact"/>
+        <w:numPr>
+          <w:ilvl w:val="0"/>
+          <w:numId w:val="154"/>
+        </w:numPr>
+        <w:rPr/>
+      </w:pPr>
+      <w:r>
+        <w:rPr/>
+        <w:t>Руководитель в «Уведомлениях» привязывает Telegram и включает все виды оповещений.</w:t>
+      </w:r>
+    </w:p>
+    <w:p>
+      <w:pPr>
+        <w:pStyle w:val="Compact"/>
+        <w:numPr>
+          <w:ilvl w:val="0"/>
+          <w:numId w:val="155"/>
+        </w:numPr>
+        <w:rPr/>
+      </w:pPr>
+      <w:r>
+        <w:rPr/>
+        <w:t xml:space="preserve">Заказчик в «Уведомлениях» своего доступа отмечает </w:t>
+      </w:r>
+      <w:r>
+        <w:rPr>
+          <w:b/>
+          <w:bCs/>
+        </w:rPr>
+        <w:t>Почта</w:t>
+      </w:r>
+      <w:r>
+        <w:rPr/>
+        <w:t xml:space="preserve">, включает дайджест по понедельникам в 09:00 и </w:t>
+      </w:r>
+      <w:r>
+        <w:rPr>
+          <w:b/>
+          <w:bCs/>
+        </w:rPr>
+        <w:t>Прикладывать PDF дашборда</w:t>
+      </w:r>
+      <w:r>
+        <w:rPr/>
+        <w:t>.</w:t>
+      </w:r>
+    </w:p>
+    <w:p>
+      <w:pPr>
+        <w:pStyle w:val="Compact"/>
+        <w:numPr>
+          <w:ilvl w:val="0"/>
+          <w:numId w:val="156"/>
+        </w:numPr>
+        <w:rPr/>
+      </w:pPr>
+      <w:r>
+        <w:rPr/>
+        <w:t xml:space="preserve">Заказчик нажимает </w:t>
+      </w:r>
+      <w:r>
+        <w:rPr>
+          <w:b/>
+          <w:bCs/>
+        </w:rPr>
+        <w:t>Предпросмотр</w:t>
+      </w:r>
+      <w:r>
+        <w:rPr/>
+        <w:t xml:space="preserve">, затем </w:t>
+      </w:r>
+      <w:r>
+        <w:rPr>
+          <w:b/>
+          <w:bCs/>
+        </w:rPr>
+        <w:t>Отправить сейчас</w:t>
+      </w:r>
+      <w:r>
+        <w:rPr/>
+        <w:t xml:space="preserve"> и проверяет письмо.</w:t>
+      </w:r>
+    </w:p>
+    <w:p>
+      <w:pPr>
+        <w:pStyle w:val="Compact"/>
+        <w:numPr>
+          <w:ilvl w:val="0"/>
+          <w:numId w:val="157"/>
+        </w:numPr>
+        <w:rPr/>
+      </w:pPr>
+      <w:r>
+        <w:rPr/>
+        <w:t>Когда утренний автозапуск показывает рост объёма или эпик переходит в «Риск», руководитель получает сообщение в Telegram и разбирает причину до того, как заказчик увидит её в дайджесте.</w:t>
+      </w:r>
+    </w:p>
+    <w:p>
+      <w:pPr>
+        <w:pStyle w:val="FirstParagraph"/>
+        <w:rPr/>
+      </w:pPr>
+      <w:r>
+        <w:rPr>
+          <w:b/>
+          <w:bCs/>
+        </w:rPr>
+        <w:t>Результат:</w:t>
+      </w:r>
+      <w:r>
+        <w:rPr/>
+        <w:t xml:space="preserve"> заказчик каждую неделю получает актуальную сводку, а руководитель узнаёт о проблемах в день их появления.</w:t>
+      </w:r>
+      <w:bookmarkEnd w:id="113"/>
+      <w:bookmarkEnd w:id="132"/>
+    </w:p>
+    <w:p>
+      <w:pPr>
+        <w:pStyle w:val="Heading1"/>
+        <w:rPr/>
+      </w:pPr>
+      <w:bookmarkStart w:id="133" w:name="__RefHeading___Toc3540_1523938603"/>
+      <w:bookmarkStart w:id="134" w:name="частые-вопросы"/>
+      <w:bookmarkEnd w:id="133"/>
+      <w:r>
+        <w:rPr>
+          <w:rStyle w:val="SectionNumber"/>
+        </w:rPr>
+        <w:t>15</w:t>
+      </w:r>
+      <w:r>
+        <w:rPr/>
+        <w:tab/>
+        <w:t>Частые вопросы</w:t>
+      </w:r>
+    </w:p>
+    <w:p>
+      <w:pPr>
+        <w:pStyle w:val="FirstParagraph"/>
+        <w:rPr/>
+      </w:pPr>
+      <w:r>
+        <w:rPr>
+          <w:b/>
+          <w:bCs/>
+        </w:rPr>
+        <w:t>Не вижу нужный проект.</w:t>
+      </w:r>
+      <w:r>
+        <w:rPr/>
+        <w:t xml:space="preserve"> Доступ к проектам открывает администратор. Если проектов нет совсем, вместо разделов отображается сообщение «Нет доступных проектов».</w:t>
+      </w:r>
+    </w:p>
+    <w:p>
+      <w:pPr>
+        <w:pStyle w:val="BodyText"/>
+        <w:rPr/>
+      </w:pPr>
+      <w:r>
+        <w:rPr>
+          <w:b/>
+          <w:bCs/>
+        </w:rPr>
+        <w:t>Поля серые, кнопок нет.</w:t>
+      </w:r>
+      <w:r>
+        <w:rPr/>
+        <w:t xml:space="preserve"> У вас роль «Пользователь» в этом проекте — режим просмотра. Для редактирования обратитесь к администратору.</w:t>
+      </w:r>
+    </w:p>
+    <w:p>
+      <w:pPr>
+        <w:pStyle w:val="BodyText"/>
+        <w:rPr/>
+      </w:pPr>
+      <w:r>
+        <w:rPr>
+          <w:b/>
+          <w:bCs/>
+        </w:rPr>
+        <w:t>Статус «Нет цели».</w:t>
+      </w:r>
+      <w:r>
+        <w:rPr/>
+        <w:t xml:space="preserve"> Укажите целевую дату эпика («Эпики» или поле </w:t>
+      </w:r>
+      <w:r>
+        <w:rPr>
+          <w:b/>
+          <w:bCs/>
+        </w:rPr>
+        <w:t>Цель</w:t>
+      </w:r>
+      <w:r>
+        <w:rPr/>
+        <w:t xml:space="preserve"> на дашборде) либо этапа (</w:t>
+      </w:r>
+      <w:r>
+        <w:rPr>
+          <w:b/>
+          <w:bCs/>
+        </w:rPr>
+        <w:t>Цель этапа</w:t>
+      </w:r>
+      <w:r>
+        <w:rPr/>
+        <w:t xml:space="preserve"> в своде).</w:t>
+      </w:r>
+    </w:p>
+    <w:p>
+      <w:pPr>
+        <w:pStyle w:val="BodyText"/>
+        <w:rPr/>
+      </w:pPr>
+      <w:r>
+        <w:rPr>
+          <w:b/>
+          <w:bCs/>
+        </w:rPr>
+        <w:t>Прогноз «не сгорает».</w:t>
+      </w:r>
+      <w:r>
+        <w:rPr/>
+        <w:t xml:space="preserve"> Остаток по замерам не уменьшается. Проверьте значения; если всё верно — работы не продвигаются.</w:t>
+      </w:r>
+    </w:p>
+    <w:p>
+      <w:pPr>
+        <w:pStyle w:val="BodyText"/>
+        <w:rPr/>
+      </w:pPr>
+      <w:r>
+        <w:rPr>
+          <w:b/>
+          <w:bCs/>
+        </w:rPr>
+        <w:t>«Замер на эту дату уже есть».</w:t>
+      </w:r>
+      <w:r>
+        <w:rPr/>
+        <w:t xml:space="preserve"> Измените значения в существующей строке или используйте </w:t>
+      </w:r>
+      <w:r>
+        <w:rPr>
+          <w:b/>
+          <w:bCs/>
+        </w:rPr>
+        <w:t>Замер по всем эпикам</w:t>
+      </w:r>
+      <w:r>
+        <w:rPr/>
+        <w:t xml:space="preserve"> — окно обновит существующий замер.</w:t>
+      </w:r>
+    </w:p>
+    <w:p>
+      <w:pPr>
+        <w:pStyle w:val="BodyText"/>
+        <w:rPr/>
+      </w:pPr>
+      <w:r>
+        <w:rPr>
+          <w:b/>
+          <w:bCs/>
+        </w:rPr>
+        <w:t>Нет кнопки среза в «Данных по датам».</w:t>
+      </w:r>
+      <w:r>
+        <w:rPr/>
+        <w:t xml:space="preserve"> Кнопки видны руководителю проекта и администратору, когда подключение к Jira сохранено и создана хотя бы одна кнопка.</w:t>
+      </w:r>
+    </w:p>
+    <w:p>
+      <w:pPr>
+        <w:pStyle w:val="BodyText"/>
+        <w:rPr/>
+      </w:pPr>
+      <w:r>
+        <w:rPr>
+          <w:b/>
+          <w:bCs/>
+        </w:rPr>
+        <w:t>«Jira отклонила логин/токен (401)».</w:t>
+      </w:r>
+      <w:r>
+        <w:rPr/>
+        <w:t xml:space="preserve"> Проверьте тип подключения, логин и токен; у PAT и API-токенов бывает срок действия. Введите новый токен в «Связь с Jira» и сохраните.</w:t>
+      </w:r>
+    </w:p>
+    <w:p>
+      <w:pPr>
+        <w:pStyle w:val="BodyText"/>
+        <w:rPr/>
+      </w:pPr>
+      <w:r>
+        <w:rPr>
+          <w:b/>
+          <w:bCs/>
+        </w:rPr>
+        <w:t>«Структура N не найдена или плагин Structure недоступен».</w:t>
+      </w:r>
+      <w:r>
+        <w:rPr/>
+        <w:t xml:space="preserve"> Проверьте номер структуры и права учётной записи Jira на неё. Если плагина Structure нет, используйте кнопку без структуры — подзадачи соберутся по связи «задача — подзадача».</w:t>
+      </w:r>
+    </w:p>
+    <w:p>
+      <w:pPr>
+        <w:pStyle w:val="BodyText"/>
+        <w:rPr/>
+      </w:pPr>
+      <w:r>
+        <w:rPr>
+          <w:b/>
+          <w:bCs/>
+        </w:rPr>
+        <w:t>В окне среза пустые значения у эпика.</w:t>
+      </w:r>
+      <w:r>
+        <w:rPr/>
+        <w:t xml:space="preserve"> У задач не заполнены выбранные поля Jira, или все задачи недоступны — смотрите предупреждения под названием эпика.</w:t>
+      </w:r>
+    </w:p>
+    <w:p>
+      <w:pPr>
+        <w:pStyle w:val="BodyText"/>
+        <w:rPr/>
+      </w:pPr>
+      <w:r>
+        <w:rPr>
+          <w:b/>
+          <w:bCs/>
+        </w:rPr>
+        <w:t>Переключатель автозаполнения неактивен.</w:t>
+      </w:r>
+      <w:r>
+        <w:rPr/>
+        <w:t xml:space="preserve"> По кнопке ещё не было успешного среза. Выполните срез в «Данных по датам» — переключатель станет доступен.</w:t>
+      </w:r>
+    </w:p>
+    <w:p>
+      <w:pPr>
+        <w:pStyle w:val="BodyText"/>
+        <w:rPr/>
+      </w:pPr>
+      <w:r>
+        <w:rPr>
+          <w:b/>
+          <w:bCs/>
+        </w:rPr>
+        <w:t>Автозапуск не сработал утром.</w:t>
+      </w:r>
+      <w:r>
+        <w:rPr/>
+        <w:t xml:space="preserve"> Посмотрите </w:t>
+      </w:r>
+      <w:r>
+        <w:rPr>
+          <w:b/>
+          <w:bCs/>
+        </w:rPr>
+        <w:t>Последний автозапуск</w:t>
+      </w:r>
+      <w:r>
+        <w:rPr/>
+        <w:t xml:space="preserve"> в карточке: при ошибке там её текст. Если расписание включено после сегодняшнего времени запуска, первый запуск будет на следующий день. При длительной недоступности сервера обратитесь к администратору.</w:t>
+      </w:r>
+    </w:p>
+    <w:p>
+      <w:pPr>
+        <w:pStyle w:val="BodyText"/>
+        <w:rPr/>
+      </w:pPr>
+      <w:r>
+        <w:rPr>
+          <w:b/>
+          <w:bCs/>
+        </w:rPr>
+        <w:t>Нет блока «Задачи Jira по эпикам».</w:t>
+      </w:r>
+      <w:r>
+        <w:rPr/>
+        <w:t xml:space="preserve"> Он появляется после первого среза из Jira (ручного или автоматического) и показывает только эпики, выбранные в быстрых фильтрах.</w:t>
+      </w:r>
+    </w:p>
+    <w:p>
+      <w:pPr>
+        <w:pStyle w:val="BodyText"/>
+        <w:rPr/>
+      </w:pPr>
+      <w:r>
+        <w:rPr>
+          <w:b/>
+          <w:bCs/>
+        </w:rPr>
+        <w:t>В столбце «Шанс успеть» прочерк.</w:t>
+      </w:r>
+      <w:r>
+        <w:rPr/>
+        <w:t xml:space="preserve"> У эпика меньше трёх замеров остатка или не задана целевая дата.</w:t>
+      </w:r>
+    </w:p>
+    <w:p>
+      <w:pPr>
+        <w:pStyle w:val="BodyText"/>
+        <w:rPr/>
+      </w:pPr>
+      <w:r>
+        <w:rPr>
+          <w:b/>
+          <w:bCs/>
+        </w:rPr>
+        <w:t>Шанс 0%, хотя статус не «Не успеваем».</w:t>
+      </w:r>
+      <w:r>
+        <w:rPr/>
+        <w:t xml:space="preserve"> В истории замеров остаток чаще рос, чем сгорал, поэтому в большинстве сценариев он не обнуляется. Проверьте замеры и Δ оценки.</w:t>
+      </w:r>
+    </w:p>
+    <w:p>
+      <w:pPr>
+        <w:pStyle w:val="BodyText"/>
+        <w:rPr/>
+      </w:pPr>
+      <w:r>
+        <w:rPr>
+          <w:b/>
+          <w:bCs/>
+        </w:rPr>
+        <w:t>Дрейфа прогноза нет на дашборде.</w:t>
+      </w:r>
+      <w:r>
+        <w:rPr/>
+        <w:t xml:space="preserve"> Нужно хотя бы два замера остатка у выбранного эпика.</w:t>
+      </w:r>
+    </w:p>
+    <w:p>
+      <w:pPr>
+        <w:pStyle w:val="BodyText"/>
+        <w:rPr/>
+      </w:pPr>
+      <w:r>
+        <w:rPr>
+          <w:b/>
+          <w:bCs/>
+        </w:rPr>
+        <w:t>«Прогноз по задачам» — «не сходится».</w:t>
+      </w:r>
+      <w:r>
+        <w:rPr/>
+        <w:t xml:space="preserve"> За период срезов объём задач эпика рос не медленнее, чем закрывались задачи. Посмотрите «Что изменилось» — какие задачи добавлялись.</w:t>
+      </w:r>
+    </w:p>
+    <w:p>
+      <w:pPr>
+        <w:pStyle w:val="BodyText"/>
+        <w:rPr/>
+      </w:pPr>
+      <w:r>
+        <w:rPr>
+          <w:b/>
+          <w:bCs/>
+        </w:rPr>
+        <w:t>Прогноз по задачам и прогноз «0» сильно различаются.</w:t>
+      </w:r>
+      <w:r>
+        <w:rPr/>
+        <w:t xml:space="preserve"> Первый считается по оценкам и статусам задач Jira, второй — по внесённому остатку. Расхождение обычно значит, что остаток в Jira не списывается вместе с работой или оценки задач устарели.</w:t>
+      </w:r>
+    </w:p>
+    <w:p>
+      <w:pPr>
+        <w:pStyle w:val="BodyText"/>
+        <w:rPr/>
+      </w:pPr>
+      <w:r>
+        <w:rPr>
+          <w:b/>
+          <w:bCs/>
+        </w:rPr>
+        <w:t>История восстановилась с нулём замеров.</w:t>
+      </w:r>
+      <w:r>
+        <w:rPr/>
+        <w:t xml:space="preserve"> На выбранные даты задач кнопки ещё не было (созданы позже) или замеры на эти даты уже внесены и отмечено «Не изменять даты, где замер уже внесён».</w:t>
+      </w:r>
+    </w:p>
+    <w:p>
+      <w:pPr>
+        <w:pStyle w:val="BodyText"/>
+        <w:rPr/>
+      </w:pPr>
+      <w:r>
+        <w:rPr>
+          <w:b/>
+          <w:bCs/>
+        </w:rPr>
+        <w:t>Число задач меньше, чем в Jira.</w:t>
+      </w:r>
+      <w:r>
+        <w:rPr/>
+        <w:t xml:space="preserve"> В число задач не входят задачи-контейнеры (эпик Jira, задачи с вложенными), а также задачи, недоступные учётной записи Jira, — о них предупреждает окно среза.</w:t>
+      </w:r>
+    </w:p>
+    <w:p>
+      <w:pPr>
+        <w:pStyle w:val="BodyText"/>
+        <w:rPr/>
+      </w:pPr>
+      <w:r>
+        <w:rPr>
+          <w:b/>
+          <w:bCs/>
+        </w:rPr>
+        <w:t>Не приходит дайджест.</w:t>
+      </w:r>
+      <w:r>
+        <w:rPr/>
+        <w:t xml:space="preserve"> Посмотрите </w:t>
+      </w:r>
+      <w:r>
+        <w:rPr>
+          <w:b/>
+          <w:bCs/>
+        </w:rPr>
+        <w:t>Последний дайджест</w:t>
+      </w:r>
+      <w:r>
+        <w:rPr/>
+        <w:t xml:space="preserve"> в «Уведомлениях»: при ошибке там её текст. Проверьте дни, время и часовой пояс, а также папку «Спам». </w:t>
+      </w:r>
+      <w:r>
+        <w:rPr>
+          <w:b/>
+          <w:bCs/>
+        </w:rPr>
+        <w:t>Отправить сейчас</w:t>
+      </w:r>
+      <w:r>
+        <w:rPr/>
+        <w:t xml:space="preserve"> проверяет доставку сразу. Если ошибка в настройках почты или бота, обратитесь к администратору.</w:t>
+      </w:r>
+    </w:p>
+    <w:p>
+      <w:pPr>
+        <w:pStyle w:val="BodyText"/>
+        <w:rPr/>
+      </w:pPr>
+      <w:r>
+        <w:rPr>
+          <w:b/>
+          <w:bCs/>
+        </w:rPr>
+        <w:t>Бот не находит привязку.</w:t>
+      </w:r>
+      <w:r>
+        <w:rPr/>
+        <w:t xml:space="preserve"> Нажмите </w:t>
+      </w:r>
+      <w:r>
+        <w:rPr>
+          <w:b/>
+          <w:bCs/>
+        </w:rPr>
+        <w:t>Запустить</w:t>
+      </w:r>
+      <w:r>
+        <w:rPr/>
+        <w:t xml:space="preserve"> (Start) именно в чате, открытом по ссылке из окна, и только потом </w:t>
+      </w:r>
+      <w:r>
+        <w:rPr>
+          <w:b/>
+          <w:bCs/>
+        </w:rPr>
+        <w:t>Проверить</w:t>
+      </w:r>
+      <w:r>
+        <w:rPr/>
+        <w:t>. Если вы запросили новую ссылку, старая больше не действует.</w:t>
+      </w:r>
+    </w:p>
+    <w:p>
+      <w:pPr>
+        <w:pStyle w:val="BodyText"/>
+        <w:rPr/>
+      </w:pPr>
+      <w:r>
+        <w:rPr>
+          <w:b/>
+          <w:bCs/>
+        </w:rPr>
+        <w:t>Оповещение не пришло, хотя эпик в «Не успеваем».</w:t>
+      </w:r>
+      <w:r>
+        <w:rPr/>
+        <w:t xml:space="preserve"> Оповещение приходит в момент ухудшения. Если эпик уже был в этом статусе, когда вы включили оповещения, сообщения не будет — его состояние видно в дайджесте.</w:t>
+      </w:r>
+    </w:p>
+    <w:p>
+      <w:pPr>
+        <w:pStyle w:val="BodyText"/>
+        <w:rPr/>
+      </w:pPr>
+      <w:r>
+        <w:rPr>
+          <w:b/>
+          <w:bCs/>
+        </w:rPr>
+        <w:t>«Слишком много неудачных попыток входа».</w:t>
+      </w:r>
+      <w:r>
+        <w:rPr/>
+        <w:t xml:space="preserve"> После 10 неверных паролей подряд вход под этим логином закрыт на 15 минут. Подождите или попросите администратора задать новый пароль.</w:t>
+      </w:r>
+    </w:p>
+    <w:p>
+      <w:pPr>
+        <w:pStyle w:val="BodyText"/>
+        <w:rPr/>
+      </w:pPr>
+      <w:r>
+        <w:rPr>
+          <w:b/>
+          <w:bCs/>
+        </w:rPr>
+        <w:t>После смены пароля пришлось войти заново на другом устройстве.</w:t>
+      </w:r>
+      <w:r>
+        <w:rPr/>
+        <w:t xml:space="preserve"> Так и задумано: смена пароля завершает все другие сессии учётной записи.</w:t>
+      </w:r>
+    </w:p>
+    <w:p>
+      <w:pPr>
+        <w:pStyle w:val="BodyText"/>
+        <w:rPr/>
+      </w:pPr>
+      <w:r>
+        <w:rPr>
+          <w:b/>
+          <w:bCs/>
+        </w:rPr>
+        <w:t>«Нет связи с сервером — изменения не сохранены».</w:t>
+      </w:r>
+      <w:r>
+        <w:rPr/>
+        <w:t xml:space="preserve"> Проверьте сеть и повторите ввод: прежнее значение в поле уже восстановлено.</w:t>
+      </w:r>
+    </w:p>
+    <w:p>
+      <w:pPr>
+        <w:pStyle w:val="BodyText"/>
+        <w:rPr/>
+      </w:pPr>
+      <w:r>
+        <w:rPr>
+          <w:b/>
+          <w:bCs/>
+        </w:rPr>
+        <w:t>После обновления интерфейс выглядит странно.</w:t>
+      </w:r>
+      <w:r>
+        <w:rPr/>
+        <w:t xml:space="preserve"> Обновите страницу с очисткой кэша: Ctrl+F5 (на macOS — Cmd+Shift+R).</w:t>
+      </w:r>
+      <w:bookmarkEnd w:id="134"/>
+    </w:p>
+    <w:p>
+      <w:pPr>
+        <w:pStyle w:val="Heading1"/>
+        <w:rPr/>
+      </w:pPr>
+      <w:bookmarkStart w:id="135" w:name="__RefHeading___Toc3542_1523938603"/>
+      <w:bookmarkEnd w:id="135"/>
+      <w:r>
+        <w:rPr>
+          <w:rStyle w:val="SectionNumber"/>
+        </w:rPr>
+        <w:t>16</w:t>
+      </w:r>
+      <w:r>
+        <w:rPr/>
+        <w:tab/>
+        <w:t>Глоссарий</w:t>
+      </w:r>
+    </w:p>
+    <w:tbl>
+      <w:tblPr>
+        <w:tblStyle w:val="Table"/>
+        <w:tblW w:w="5000" w:type="pct"/>
+        <w:jc w:val="center"/>
+        <w:tblInd w:w="0" w:type="dxa"/>
+        <w:tblLayout w:type="fixed"/>
+        <w:tblCellMar>
+          <w:top w:w="0" w:type="dxa"/>
+          <w:left w:w="108" w:type="dxa"/>
+          <w:bottom w:w="0" w:type="dxa"/>
+          <w:right w:w="108" w:type="dxa"/>
+        </w:tblCellMar>
+        <w:tblLook w:val="0020" w:noHBand="0" w:noVBand="0" w:firstColumn="0" w:lastRow="0" w:lastColumn="0" w:firstRow="1"/>
+      </w:tblPr>
+      <w:tblGrid>
+        <w:gridCol w:w="4679"/>
+        <w:gridCol w:w="4680"/>
+      </w:tblGrid>
+      <w:tr>
+        <w:trPr>
+          <w:tblHeader w:val="true"/>
+        </w:trPr>
+        <w:tc>
+          <w:tcPr>
+            <w:tcW w:w="4679" w:type="dxa"/>
+            <w:tcBorders>
+              <w:top w:val="single" w:sz="4" w:space="0" w:color="D3DCDA"/>
+              <w:left w:val="single" w:sz="4" w:space="0" w:color="D3DCDA"/>
+              <w:bottom w:val="single" w:sz="6" w:space="0" w:color="000000"/>
+              <w:right w:val="single" w:sz="4" w:space="0" w:color="D3DCDA"/>
+            </w:tcBorders>
+            <w:shd w:color="auto" w:fill="E6F0EF" w:val="clear"/>
+            <w:vAlign w:val="bottom"/>
+          </w:tcPr>
+          <w:p>
+            <w:pPr>
+              <w:pStyle w:val="Compact"/>
+              <w:widowControl/>
+              <w:spacing w:before="36" w:after="40"/>
+              <w:jc w:val="left"/>
+              <w:rPr>
+                <w:kern w:val="0"/>
+                <w:szCs w:val="24"/>
+                <w:lang w:val="ru-RU" w:eastAsia="en-US" w:bidi="ar-SA"/>
+              </w:rPr>
+            </w:pPr>
+            <w:r>
+              <w:rPr>
+                <w:b/>
+                <w:kern w:val="0"/>
+                <w:sz w:val="18"/>
+                <w:szCs w:val="24"/>
+                <w:lang w:val="ru-RU" w:eastAsia="en-US" w:bidi="ar-SA"/>
+              </w:rPr>
+              <w:t>Термин</w:t>
+            </w:r>
+          </w:p>
+        </w:tc>
+        <w:tc>
+          <w:tcPr>
+            <w:tcW w:w="4680" w:type="dxa"/>
+            <w:tcBorders>
+              <w:top w:val="single" w:sz="4" w:space="0" w:color="D3DCDA"/>
+              <w:left w:val="single" w:sz="4" w:space="0" w:color="D3DCDA"/>
+              <w:bottom w:val="single" w:sz="6" w:space="0" w:color="000000"/>
+              <w:right w:val="single" w:sz="4" w:space="0" w:color="D3DCDA"/>
+            </w:tcBorders>
+            <w:shd w:color="auto" w:fill="E6F0EF" w:val="clear"/>
+            <w:vAlign w:val="bottom"/>
+          </w:tcPr>
+          <w:p>
+            <w:pPr>
+              <w:pStyle w:val="Compact"/>
+              <w:widowControl/>
+              <w:spacing w:before="36" w:after="40"/>
+              <w:jc w:val="left"/>
+              <w:rPr>
+                <w:kern w:val="0"/>
+                <w:szCs w:val="24"/>
+                <w:lang w:val="ru-RU" w:eastAsia="en-US" w:bidi="ar-SA"/>
+              </w:rPr>
+            </w:pPr>
+            <w:r>
+              <w:rPr>
+                <w:b/>
+                <w:kern w:val="0"/>
+                <w:sz w:val="18"/>
+                <w:szCs w:val="24"/>
+                <w:lang w:val="ru-RU" w:eastAsia="en-US" w:bidi="ar-SA"/>
+              </w:rPr>
+              <w:t>Определение</w:t>
             </w:r>
           </w:p>
         </w:tc>
@@ -17936,7 +19231,7 @@
                 <w:szCs w:val="24"/>
                 <w:lang w:val="ru-RU" w:eastAsia="en-US" w:bidi="ar-SA"/>
               </w:rPr>
-              <w:t>Поддерево</w:t>
+              <w:t>Burn rate</w:t>
             </w:r>
           </w:p>
         </w:tc>
@@ -17969,7 +19264,7 @@
                 <w:szCs w:val="24"/>
                 <w:lang w:val="ru-RU" w:eastAsia="en-US" w:bidi="ar-SA"/>
               </w:rPr>
-              <w:t>Задача и все задачи, вложенные в неё в структуре</w:t>
+              <w:t>Скорость сгорания остатка, часов в день</w:t>
             </w:r>
           </w:p>
         </w:tc>
@@ -18005,7 +19300,7 @@
                 <w:szCs w:val="24"/>
                 <w:lang w:val="ru-RU" w:eastAsia="en-US" w:bidi="ar-SA"/>
               </w:rPr>
-              <w:t>Срез</w:t>
+              <w:t>Δ оценки</w:t>
             </w:r>
           </w:p>
         </w:tc>
@@ -18038,7 +19333,7 @@
                 <w:szCs w:val="24"/>
                 <w:lang w:val="ru-RU" w:eastAsia="en-US" w:bidi="ar-SA"/>
               </w:rPr>
-              <w:t>Значения остатка, затраченного времени и оценки, собранные из Jira на момент запроса</w:t>
+              <w:t>Изменение оценки от первого до последнего замера</w:t>
             </w:r>
           </w:p>
         </w:tc>
@@ -18074,7 +19369,7 @@
                 <w:szCs w:val="24"/>
                 <w:lang w:val="ru-RU" w:eastAsia="en-US" w:bidi="ar-SA"/>
               </w:rPr>
-              <w:t>Автозаполнение</w:t>
+              <w:t>PAT</w:t>
             </w:r>
           </w:p>
         </w:tc>
@@ -18107,7 +19402,7 @@
                 <w:szCs w:val="24"/>
                 <w:lang w:val="ru-RU" w:eastAsia="en-US" w:bidi="ar-SA"/>
               </w:rPr>
-              <w:t>Автоматический срез и сохранение замера по расписанию</w:t>
+              <w:t>Personal Access Token — персональный токен доступа Jira Server/DC</w:t>
             </w:r>
           </w:p>
         </w:tc>
@@ -18143,7 +19438,7 @@
                 <w:szCs w:val="24"/>
                 <w:lang w:val="ru-RU" w:eastAsia="en-US" w:bidi="ar-SA"/>
               </w:rPr>
-              <w:t>Burn-up</w:t>
+              <w:t>API-токен</w:t>
             </w:r>
           </w:p>
         </w:tc>
@@ -18176,7 +19471,7 @@
                 <w:szCs w:val="24"/>
                 <w:lang w:val="ru-RU" w:eastAsia="en-US" w:bidi="ar-SA"/>
               </w:rPr>
-              <w:t>График объёма задач и выполненного объёма по датам срезов</w:t>
+              <w:t>Токен доступа Jira Cloud, создаётся на id.atlassian.com</w:t>
             </w:r>
           </w:p>
         </w:tc>
@@ -18212,7 +19507,7 @@
                 <w:szCs w:val="24"/>
                 <w:lang w:val="ru-RU" w:eastAsia="en-US" w:bidi="ar-SA"/>
               </w:rPr>
-              <w:t>Объём задачи</w:t>
+              <w:t>Structure</w:t>
             </w:r>
           </w:p>
         </w:tc>
@@ -18245,7 +19540,7 @@
                 <w:szCs w:val="24"/>
                 <w:lang w:val="ru-RU" w:eastAsia="en-US" w:bidi="ar-SA"/>
               </w:rPr>
-              <w:t>Оценка задачи, а если её нет — затрачено плюс остаток</w:t>
+              <w:t>Плагин Jira (Tempo) для иерархических структур задач</w:t>
             </w:r>
           </w:p>
         </w:tc>
@@ -18281,7 +19576,7 @@
                 <w:szCs w:val="24"/>
                 <w:lang w:val="ru-RU" w:eastAsia="en-US" w:bidi="ar-SA"/>
               </w:rPr>
-              <w:t>Задача-контейнер</w:t>
+              <w:t>Поддерево</w:t>
             </w:r>
           </w:p>
         </w:tc>
@@ -18314,7 +19609,7 @@
                 <w:szCs w:val="24"/>
                 <w:lang w:val="ru-RU" w:eastAsia="en-US" w:bidi="ar-SA"/>
               </w:rPr>
-              <w:t>Задача, под которой в структуре или по связи «подзадача» есть другие задачи</w:t>
+              <w:t>Задача и все задачи, вложенные в неё в структуре</w:t>
             </w:r>
           </w:p>
         </w:tc>
@@ -18350,7 +19645,7 @@
                 <w:szCs w:val="24"/>
                 <w:lang w:val="ru-RU" w:eastAsia="en-US" w:bidi="ar-SA"/>
               </w:rPr>
-              <w:t>Монте-Карло</w:t>
+              <w:t>Срез</w:t>
             </w:r>
           </w:p>
         </w:tc>
@@ -18383,7 +19678,7 @@
                 <w:szCs w:val="24"/>
                 <w:lang w:val="ru-RU" w:eastAsia="en-US" w:bidi="ar-SA"/>
               </w:rPr>
-              <w:t>Метод прогноза: многократное моделирование будущего по реальным интервалам между замерами</w:t>
+              <w:t>Значения остатка, затраченного времени и оценки, собранные из Jira на момент запроса</w:t>
             </w:r>
           </w:p>
         </w:tc>
@@ -18419,7 +19714,7 @@
                 <w:szCs w:val="24"/>
                 <w:lang w:val="ru-RU" w:eastAsia="en-US" w:bidi="ar-SA"/>
               </w:rPr>
-              <w:t>P15, P50, P85</w:t>
+              <w:t>Автозаполнение</w:t>
             </w:r>
           </w:p>
         </w:tc>
@@ -18452,7 +19747,7 @@
                 <w:szCs w:val="24"/>
                 <w:lang w:val="ru-RU" w:eastAsia="en-US" w:bidi="ar-SA"/>
               </w:rPr>
-              <w:t>Даты, к которым завершается 15%, 50% и 85% смоделированных сценариев</w:t>
+              <w:t>Автоматический срез и сохранение замера по расписанию</w:t>
             </w:r>
           </w:p>
         </w:tc>
@@ -18488,7 +19783,7 @@
                 <w:szCs w:val="24"/>
                 <w:lang w:val="ru-RU" w:eastAsia="en-US" w:bidi="ar-SA"/>
               </w:rPr>
-              <w:t>Журнал изменений</w:t>
+              <w:t>Burn-up</w:t>
             </w:r>
           </w:p>
         </w:tc>
@@ -18521,7 +19816,7 @@
                 <w:szCs w:val="24"/>
                 <w:lang w:val="ru-RU" w:eastAsia="en-US" w:bidi="ar-SA"/>
               </w:rPr>
-              <w:t>История изменений задачи в Jira — по ней восстанавливаются прошлые значения</w:t>
+              <w:t>График объёма задач и выполненного объёма по датам срезов</w:t>
             </w:r>
           </w:p>
         </w:tc>
@@ -18557,7 +19852,7 @@
                 <w:szCs w:val="24"/>
                 <w:lang w:val="ru-RU" w:eastAsia="en-US" w:bidi="ar-SA"/>
               </w:rPr>
-              <w:t>Дрейф прогноза</w:t>
+              <w:t>Объём задачи</w:t>
             </w:r>
           </w:p>
         </w:tc>
@@ -18590,7 +19885,7 @@
                 <w:szCs w:val="24"/>
                 <w:lang w:val="ru-RU" w:eastAsia="en-US" w:bidi="ar-SA"/>
               </w:rPr>
-              <w:t>Изменение прогнозной даты завершения от замера к замеру</w:t>
+              <w:t>Оценка задачи, а если её нет — затрачено плюс остаток</w:t>
             </w:r>
           </w:p>
         </w:tc>
@@ -18626,7 +19921,7 @@
                 <w:szCs w:val="24"/>
                 <w:lang w:val="ru-RU" w:eastAsia="en-US" w:bidi="ar-SA"/>
               </w:rPr>
-              <w:t>Прогноз по задачам</w:t>
+              <w:t>Задача-контейнер</w:t>
             </w:r>
           </w:p>
         </w:tc>
@@ -18659,7 +19954,7 @@
                 <w:szCs w:val="24"/>
                 <w:lang w:val="ru-RU" w:eastAsia="en-US" w:bidi="ar-SA"/>
               </w:rPr>
-              <w:t>Дата, когда «Выполнено» догонит «Объём» на burn-up при текущих темпах</w:t>
+              <w:t>Задача, под которой в структуре или по связи «подзадача» есть другие задачи</w:t>
             </w:r>
           </w:p>
         </w:tc>
@@ -18695,7 +19990,7 @@
                 <w:szCs w:val="24"/>
                 <w:lang w:val="ru-RU" w:eastAsia="en-US" w:bidi="ar-SA"/>
               </w:rPr>
-              <w:t>Целевая линия</w:t>
+              <w:t>Монте-Карло</w:t>
             </w:r>
           </w:p>
         </w:tc>
@@ -18728,7 +20023,7 @@
                 <w:szCs w:val="24"/>
                 <w:lang w:val="ru-RU" w:eastAsia="en-US" w:bidi="ar-SA"/>
               </w:rPr>
-              <w:t>Требуемая траектория остатка к нулю на целевую дату</w:t>
+              <w:t>Метод прогноза: многократное моделирование будущего по реальным интервалам между замерами</w:t>
             </w:r>
           </w:p>
         </w:tc>
@@ -18764,7 +20059,7 @@
                 <w:szCs w:val="24"/>
                 <w:lang w:val="ru-RU" w:eastAsia="en-US" w:bidi="ar-SA"/>
               </w:rPr>
-              <w:t>Буфер риска</w:t>
+              <w:t>P15, P50, P85</w:t>
             </w:r>
           </w:p>
         </w:tc>
@@ -18797,18 +20092,501 @@
                 <w:szCs w:val="24"/>
                 <w:lang w:val="ru-RU" w:eastAsia="en-US" w:bidi="ar-SA"/>
               </w:rPr>
+              <w:t>Даты, к которым завершается 15%, 50% и 85% смоделированных сценариев</w:t>
+            </w:r>
+          </w:p>
+        </w:tc>
+      </w:tr>
+      <w:tr>
+        <w:trPr/>
+        <w:tc>
+          <w:tcPr>
+            <w:tcW w:w="4679" w:type="dxa"/>
+            <w:tcBorders>
+              <w:top w:val="single" w:sz="4" w:space="0" w:color="D3DCDA"/>
+              <w:left w:val="single" w:sz="4" w:space="0" w:color="D3DCDA"/>
+              <w:bottom w:val="single" w:sz="4" w:space="0" w:color="D3DCDA"/>
+              <w:right w:val="single" w:sz="4" w:space="0" w:color="D3DCDA"/>
+            </w:tcBorders>
+          </w:tcPr>
+          <w:p>
+            <w:pPr>
+              <w:pStyle w:val="Compact"/>
+              <w:widowControl/>
+              <w:spacing w:before="36" w:after="40"/>
+              <w:jc w:val="left"/>
+              <w:rPr>
+                <w:kern w:val="0"/>
+                <w:szCs w:val="24"/>
+                <w:lang w:val="ru-RU" w:eastAsia="en-US" w:bidi="ar-SA"/>
+              </w:rPr>
+            </w:pPr>
+            <w:r>
+              <w:rPr>
+                <w:kern w:val="0"/>
+                <w:sz w:val="18"/>
+                <w:szCs w:val="24"/>
+                <w:lang w:val="ru-RU" w:eastAsia="en-US" w:bidi="ar-SA"/>
+              </w:rPr>
+              <w:t>Журнал изменений</w:t>
+            </w:r>
+          </w:p>
+        </w:tc>
+        <w:tc>
+          <w:tcPr>
+            <w:tcW w:w="4680" w:type="dxa"/>
+            <w:tcBorders>
+              <w:top w:val="single" w:sz="4" w:space="0" w:color="D3DCDA"/>
+              <w:left w:val="single" w:sz="4" w:space="0" w:color="D3DCDA"/>
+              <w:bottom w:val="single" w:sz="4" w:space="0" w:color="D3DCDA"/>
+              <w:right w:val="single" w:sz="4" w:space="0" w:color="D3DCDA"/>
+            </w:tcBorders>
+          </w:tcPr>
+          <w:p>
+            <w:pPr>
+              <w:pStyle w:val="Compact"/>
+              <w:widowControl/>
+              <w:spacing w:before="36" w:after="40"/>
+              <w:jc w:val="left"/>
+              <w:rPr>
+                <w:kern w:val="0"/>
+                <w:szCs w:val="24"/>
+                <w:lang w:val="ru-RU" w:eastAsia="en-US" w:bidi="ar-SA"/>
+              </w:rPr>
+            </w:pPr>
+            <w:r>
+              <w:rPr>
+                <w:kern w:val="0"/>
+                <w:sz w:val="18"/>
+                <w:szCs w:val="24"/>
+                <w:lang w:val="ru-RU" w:eastAsia="en-US" w:bidi="ar-SA"/>
+              </w:rPr>
+              <w:t>История изменений задачи в Jira — по ней восстанавливаются прошлые значения</w:t>
+            </w:r>
+          </w:p>
+        </w:tc>
+      </w:tr>
+      <w:tr>
+        <w:trPr/>
+        <w:tc>
+          <w:tcPr>
+            <w:tcW w:w="4679" w:type="dxa"/>
+            <w:tcBorders>
+              <w:top w:val="single" w:sz="4" w:space="0" w:color="D3DCDA"/>
+              <w:left w:val="single" w:sz="4" w:space="0" w:color="D3DCDA"/>
+              <w:bottom w:val="single" w:sz="4" w:space="0" w:color="D3DCDA"/>
+              <w:right w:val="single" w:sz="4" w:space="0" w:color="D3DCDA"/>
+            </w:tcBorders>
+          </w:tcPr>
+          <w:p>
+            <w:pPr>
+              <w:pStyle w:val="Compact"/>
+              <w:widowControl/>
+              <w:spacing w:before="36" w:after="40"/>
+              <w:jc w:val="left"/>
+              <w:rPr>
+                <w:kern w:val="0"/>
+                <w:szCs w:val="24"/>
+                <w:lang w:val="ru-RU" w:eastAsia="en-US" w:bidi="ar-SA"/>
+              </w:rPr>
+            </w:pPr>
+            <w:r>
+              <w:rPr>
+                <w:kern w:val="0"/>
+                <w:sz w:val="18"/>
+                <w:szCs w:val="24"/>
+                <w:lang w:val="ru-RU" w:eastAsia="en-US" w:bidi="ar-SA"/>
+              </w:rPr>
+              <w:t>Дрейф прогноза</w:t>
+            </w:r>
+          </w:p>
+        </w:tc>
+        <w:tc>
+          <w:tcPr>
+            <w:tcW w:w="4680" w:type="dxa"/>
+            <w:tcBorders>
+              <w:top w:val="single" w:sz="4" w:space="0" w:color="D3DCDA"/>
+              <w:left w:val="single" w:sz="4" w:space="0" w:color="D3DCDA"/>
+              <w:bottom w:val="single" w:sz="4" w:space="0" w:color="D3DCDA"/>
+              <w:right w:val="single" w:sz="4" w:space="0" w:color="D3DCDA"/>
+            </w:tcBorders>
+          </w:tcPr>
+          <w:p>
+            <w:pPr>
+              <w:pStyle w:val="Compact"/>
+              <w:widowControl/>
+              <w:spacing w:before="36" w:after="40"/>
+              <w:jc w:val="left"/>
+              <w:rPr>
+                <w:kern w:val="0"/>
+                <w:szCs w:val="24"/>
+                <w:lang w:val="ru-RU" w:eastAsia="en-US" w:bidi="ar-SA"/>
+              </w:rPr>
+            </w:pPr>
+            <w:r>
+              <w:rPr>
+                <w:kern w:val="0"/>
+                <w:sz w:val="18"/>
+                <w:szCs w:val="24"/>
+                <w:lang w:val="ru-RU" w:eastAsia="en-US" w:bidi="ar-SA"/>
+              </w:rPr>
+              <w:t>Изменение прогнозной даты завершения от замера к замеру</w:t>
+            </w:r>
+          </w:p>
+        </w:tc>
+      </w:tr>
+      <w:tr>
+        <w:trPr/>
+        <w:tc>
+          <w:tcPr>
+            <w:tcW w:w="4679" w:type="dxa"/>
+            <w:tcBorders>
+              <w:top w:val="single" w:sz="4" w:space="0" w:color="D3DCDA"/>
+              <w:left w:val="single" w:sz="4" w:space="0" w:color="D3DCDA"/>
+              <w:bottom w:val="single" w:sz="4" w:space="0" w:color="D3DCDA"/>
+              <w:right w:val="single" w:sz="4" w:space="0" w:color="D3DCDA"/>
+            </w:tcBorders>
+          </w:tcPr>
+          <w:p>
+            <w:pPr>
+              <w:pStyle w:val="Compact"/>
+              <w:widowControl/>
+              <w:spacing w:before="36" w:after="40"/>
+              <w:jc w:val="left"/>
+              <w:rPr>
+                <w:kern w:val="0"/>
+                <w:szCs w:val="24"/>
+                <w:lang w:val="ru-RU" w:eastAsia="en-US" w:bidi="ar-SA"/>
+              </w:rPr>
+            </w:pPr>
+            <w:r>
+              <w:rPr>
+                <w:kern w:val="0"/>
+                <w:sz w:val="18"/>
+                <w:szCs w:val="24"/>
+                <w:lang w:val="ru-RU" w:eastAsia="en-US" w:bidi="ar-SA"/>
+              </w:rPr>
+              <w:t>Прогноз по задачам</w:t>
+            </w:r>
+          </w:p>
+        </w:tc>
+        <w:tc>
+          <w:tcPr>
+            <w:tcW w:w="4680" w:type="dxa"/>
+            <w:tcBorders>
+              <w:top w:val="single" w:sz="4" w:space="0" w:color="D3DCDA"/>
+              <w:left w:val="single" w:sz="4" w:space="0" w:color="D3DCDA"/>
+              <w:bottom w:val="single" w:sz="4" w:space="0" w:color="D3DCDA"/>
+              <w:right w:val="single" w:sz="4" w:space="0" w:color="D3DCDA"/>
+            </w:tcBorders>
+          </w:tcPr>
+          <w:p>
+            <w:pPr>
+              <w:pStyle w:val="Compact"/>
+              <w:widowControl/>
+              <w:spacing w:before="36" w:after="40"/>
+              <w:jc w:val="left"/>
+              <w:rPr>
+                <w:kern w:val="0"/>
+                <w:szCs w:val="24"/>
+                <w:lang w:val="ru-RU" w:eastAsia="en-US" w:bidi="ar-SA"/>
+              </w:rPr>
+            </w:pPr>
+            <w:r>
+              <w:rPr>
+                <w:kern w:val="0"/>
+                <w:sz w:val="18"/>
+                <w:szCs w:val="24"/>
+                <w:lang w:val="ru-RU" w:eastAsia="en-US" w:bidi="ar-SA"/>
+              </w:rPr>
+              <w:t>Дата, когда «Выполнено» догонит «Объём» на burn-up при текущих темпах</w:t>
+            </w:r>
+          </w:p>
+        </w:tc>
+      </w:tr>
+      <w:tr>
+        <w:trPr/>
+        <w:tc>
+          <w:tcPr>
+            <w:tcW w:w="4679" w:type="dxa"/>
+            <w:tcBorders>
+              <w:top w:val="single" w:sz="4" w:space="0" w:color="D3DCDA"/>
+              <w:left w:val="single" w:sz="4" w:space="0" w:color="D3DCDA"/>
+              <w:bottom w:val="single" w:sz="4" w:space="0" w:color="D3DCDA"/>
+              <w:right w:val="single" w:sz="4" w:space="0" w:color="D3DCDA"/>
+            </w:tcBorders>
+          </w:tcPr>
+          <w:p>
+            <w:pPr>
+              <w:pStyle w:val="Compact"/>
+              <w:widowControl/>
+              <w:spacing w:before="36" w:after="40"/>
+              <w:jc w:val="left"/>
+              <w:rPr>
+                <w:kern w:val="0"/>
+                <w:szCs w:val="24"/>
+                <w:lang w:val="ru-RU" w:eastAsia="en-US" w:bidi="ar-SA"/>
+              </w:rPr>
+            </w:pPr>
+            <w:r>
+              <w:rPr>
+                <w:kern w:val="0"/>
+                <w:sz w:val="18"/>
+                <w:szCs w:val="24"/>
+                <w:lang w:val="ru-RU" w:eastAsia="en-US" w:bidi="ar-SA"/>
+              </w:rPr>
+              <w:t>Целевая линия</w:t>
+            </w:r>
+          </w:p>
+        </w:tc>
+        <w:tc>
+          <w:tcPr>
+            <w:tcW w:w="4680" w:type="dxa"/>
+            <w:tcBorders>
+              <w:top w:val="single" w:sz="4" w:space="0" w:color="D3DCDA"/>
+              <w:left w:val="single" w:sz="4" w:space="0" w:color="D3DCDA"/>
+              <w:bottom w:val="single" w:sz="4" w:space="0" w:color="D3DCDA"/>
+              <w:right w:val="single" w:sz="4" w:space="0" w:color="D3DCDA"/>
+            </w:tcBorders>
+          </w:tcPr>
+          <w:p>
+            <w:pPr>
+              <w:pStyle w:val="Compact"/>
+              <w:widowControl/>
+              <w:spacing w:before="36" w:after="40"/>
+              <w:jc w:val="left"/>
+              <w:rPr>
+                <w:kern w:val="0"/>
+                <w:szCs w:val="24"/>
+                <w:lang w:val="ru-RU" w:eastAsia="en-US" w:bidi="ar-SA"/>
+              </w:rPr>
+            </w:pPr>
+            <w:r>
+              <w:rPr>
+                <w:kern w:val="0"/>
+                <w:sz w:val="18"/>
+                <w:szCs w:val="24"/>
+                <w:lang w:val="ru-RU" w:eastAsia="en-US" w:bidi="ar-SA"/>
+              </w:rPr>
+              <w:t>Требуемая траектория остатка к нулю на целевую дату</w:t>
+            </w:r>
+          </w:p>
+        </w:tc>
+      </w:tr>
+      <w:tr>
+        <w:trPr/>
+        <w:tc>
+          <w:tcPr>
+            <w:tcW w:w="4679" w:type="dxa"/>
+            <w:tcBorders>
+              <w:top w:val="single" w:sz="4" w:space="0" w:color="D3DCDA"/>
+              <w:left w:val="single" w:sz="4" w:space="0" w:color="D3DCDA"/>
+              <w:bottom w:val="single" w:sz="4" w:space="0" w:color="D3DCDA"/>
+              <w:right w:val="single" w:sz="4" w:space="0" w:color="D3DCDA"/>
+            </w:tcBorders>
+          </w:tcPr>
+          <w:p>
+            <w:pPr>
+              <w:pStyle w:val="Compact"/>
+              <w:widowControl/>
+              <w:spacing w:before="36" w:after="40"/>
+              <w:jc w:val="left"/>
+              <w:rPr>
+                <w:kern w:val="0"/>
+                <w:szCs w:val="24"/>
+                <w:lang w:val="ru-RU" w:eastAsia="en-US" w:bidi="ar-SA"/>
+              </w:rPr>
+            </w:pPr>
+            <w:r>
+              <w:rPr>
+                <w:kern w:val="0"/>
+                <w:sz w:val="18"/>
+                <w:szCs w:val="24"/>
+                <w:lang w:val="ru-RU" w:eastAsia="en-US" w:bidi="ar-SA"/>
+              </w:rPr>
+              <w:t>Буфер риска</w:t>
+            </w:r>
+          </w:p>
+        </w:tc>
+        <w:tc>
+          <w:tcPr>
+            <w:tcW w:w="4680" w:type="dxa"/>
+            <w:tcBorders>
+              <w:top w:val="single" w:sz="4" w:space="0" w:color="D3DCDA"/>
+              <w:left w:val="single" w:sz="4" w:space="0" w:color="D3DCDA"/>
+              <w:bottom w:val="single" w:sz="4" w:space="0" w:color="D3DCDA"/>
+              <w:right w:val="single" w:sz="4" w:space="0" w:color="D3DCDA"/>
+            </w:tcBorders>
+          </w:tcPr>
+          <w:p>
+            <w:pPr>
+              <w:pStyle w:val="Compact"/>
+              <w:widowControl/>
+              <w:spacing w:before="36" w:after="40"/>
+              <w:jc w:val="left"/>
+              <w:rPr>
+                <w:kern w:val="0"/>
+                <w:szCs w:val="24"/>
+                <w:lang w:val="ru-RU" w:eastAsia="en-US" w:bidi="ar-SA"/>
+              </w:rPr>
+            </w:pPr>
+            <w:r>
+              <w:rPr>
+                <w:kern w:val="0"/>
+                <w:sz w:val="18"/>
+                <w:szCs w:val="24"/>
+                <w:lang w:val="ru-RU" w:eastAsia="en-US" w:bidi="ar-SA"/>
+              </w:rPr>
               <w:t>Допустимое опоздание прогноза, при котором статус — «Риск»</w:t>
             </w:r>
-            <w:bookmarkStart w:id="125" w:name="глоссарий"/>
-            <w:bookmarkEnd w:id="125"/>
+          </w:p>
+        </w:tc>
+      </w:tr>
+      <w:tr>
+        <w:trPr/>
+        <w:tc>
+          <w:tcPr>
+            <w:tcW w:w="4679" w:type="dxa"/>
+            <w:tcBorders>
+              <w:top w:val="single" w:sz="4" w:space="0" w:color="D3DCDA"/>
+              <w:left w:val="single" w:sz="4" w:space="0" w:color="D3DCDA"/>
+              <w:bottom w:val="single" w:sz="4" w:space="0" w:color="D3DCDA"/>
+              <w:right w:val="single" w:sz="4" w:space="0" w:color="D3DCDA"/>
+            </w:tcBorders>
+          </w:tcPr>
+          <w:p>
+            <w:pPr>
+              <w:pStyle w:val="Compact"/>
+              <w:widowControl/>
+              <w:spacing w:before="36" w:after="40"/>
+              <w:jc w:val="left"/>
+              <w:rPr>
+                <w:kern w:val="0"/>
+                <w:szCs w:val="24"/>
+                <w:lang w:val="ru-RU" w:eastAsia="en-US" w:bidi="ar-SA"/>
+              </w:rPr>
+            </w:pPr>
+            <w:r>
+              <w:rPr>
+                <w:kern w:val="0"/>
+                <w:sz w:val="18"/>
+                <w:szCs w:val="24"/>
+                <w:lang w:val="ru-RU" w:eastAsia="en-US" w:bidi="ar-SA"/>
+              </w:rPr>
+              <w:t>Дайджест</w:t>
+            </w:r>
+          </w:p>
+        </w:tc>
+        <w:tc>
+          <w:tcPr>
+            <w:tcW w:w="4680" w:type="dxa"/>
+            <w:tcBorders>
+              <w:top w:val="single" w:sz="4" w:space="0" w:color="D3DCDA"/>
+              <w:left w:val="single" w:sz="4" w:space="0" w:color="D3DCDA"/>
+              <w:bottom w:val="single" w:sz="4" w:space="0" w:color="D3DCDA"/>
+              <w:right w:val="single" w:sz="4" w:space="0" w:color="D3DCDA"/>
+            </w:tcBorders>
+          </w:tcPr>
+          <w:p>
+            <w:pPr>
+              <w:pStyle w:val="Compact"/>
+              <w:widowControl/>
+              <w:spacing w:before="36" w:after="40"/>
+              <w:jc w:val="left"/>
+              <w:rPr>
+                <w:kern w:val="0"/>
+                <w:szCs w:val="24"/>
+                <w:lang w:val="ru-RU" w:eastAsia="en-US" w:bidi="ar-SA"/>
+              </w:rPr>
+            </w:pPr>
+            <w:r>
+              <w:rPr>
+                <w:kern w:val="0"/>
+                <w:sz w:val="18"/>
+                <w:szCs w:val="24"/>
+                <w:lang w:val="ru-RU" w:eastAsia="en-US" w:bidi="ar-SA"/>
+              </w:rPr>
+              <w:t>Сводка по проекту, которую Burndown присылает по расписанию на почту или в Telegram</w:t>
+            </w:r>
+          </w:p>
+        </w:tc>
+      </w:tr>
+      <w:tr>
+        <w:trPr/>
+        <w:tc>
+          <w:tcPr>
+            <w:tcW w:w="4679" w:type="dxa"/>
+            <w:tcBorders>
+              <w:top w:val="single" w:sz="4" w:space="0" w:color="D3DCDA"/>
+              <w:left w:val="single" w:sz="4" w:space="0" w:color="D3DCDA"/>
+              <w:bottom w:val="single" w:sz="4" w:space="0" w:color="D3DCDA"/>
+              <w:right w:val="single" w:sz="4" w:space="0" w:color="D3DCDA"/>
+            </w:tcBorders>
+          </w:tcPr>
+          <w:p>
+            <w:pPr>
+              <w:pStyle w:val="Compact"/>
+              <w:widowControl/>
+              <w:spacing w:before="36" w:after="40"/>
+              <w:jc w:val="left"/>
+              <w:rPr>
+                <w:kern w:val="0"/>
+                <w:szCs w:val="24"/>
+                <w:lang w:val="ru-RU" w:eastAsia="en-US" w:bidi="ar-SA"/>
+              </w:rPr>
+            </w:pPr>
+            <w:r>
+              <w:rPr>
+                <w:kern w:val="0"/>
+                <w:sz w:val="18"/>
+                <w:szCs w:val="24"/>
+                <w:lang w:val="ru-RU" w:eastAsia="en-US" w:bidi="ar-SA"/>
+              </w:rPr>
+              <w:t>Оповещение</w:t>
+            </w:r>
+          </w:p>
+        </w:tc>
+        <w:tc>
+          <w:tcPr>
+            <w:tcW w:w="4680" w:type="dxa"/>
+            <w:tcBorders>
+              <w:top w:val="single" w:sz="4" w:space="0" w:color="D3DCDA"/>
+              <w:left w:val="single" w:sz="4" w:space="0" w:color="D3DCDA"/>
+              <w:bottom w:val="single" w:sz="4" w:space="0" w:color="D3DCDA"/>
+              <w:right w:val="single" w:sz="4" w:space="0" w:color="D3DCDA"/>
+            </w:tcBorders>
+          </w:tcPr>
+          <w:p>
+            <w:pPr>
+              <w:pStyle w:val="Compact"/>
+              <w:widowControl/>
+              <w:spacing w:before="36" w:after="40"/>
+              <w:jc w:val="left"/>
+              <w:rPr>
+                <w:kern w:val="0"/>
+                <w:szCs w:val="24"/>
+                <w:lang w:val="ru-RU" w:eastAsia="en-US" w:bidi="ar-SA"/>
+              </w:rPr>
+            </w:pPr>
+            <w:r>
+              <w:rPr>
+                <w:kern w:val="0"/>
+                <w:sz w:val="18"/>
+                <w:szCs w:val="24"/>
+                <w:lang w:val="ru-RU" w:eastAsia="en-US" w:bidi="ar-SA"/>
+              </w:rPr>
+              <w:t>Сообщение об ухудшении сроков или данных проекта сразу после изменения</w:t>
+            </w:r>
+            <w:bookmarkStart w:id="136" w:name="глоссарий"/>
+            <w:bookmarkEnd w:id="136"/>
           </w:p>
         </w:tc>
       </w:tr>
     </w:tbl>
     <w:sectPr>
-      <w:footerReference w:type="even" r:id="rId46"/>
-      <w:footerReference w:type="default" r:id="rId47"/>
-      <w:footerReference w:type="first" r:id="rId48"/>
+      <w:footerReference w:type="even" r:id="rId49"/>
+      <w:footerReference w:type="default" r:id="rId50"/>
+      <w:footerReference w:type="first" r:id="rId51"/>
       <w:type w:val="nextPage"/>
       <w:pgSz w:w="12240" w:h="15840"/>
       <w:pgMar w:left="1440" w:right="1440" w:gutter="0" w:header="0" w:top="1440" w:footer="720" w:bottom="1440"/>
@@ -18849,7 +20627,7 @@
         <w:color w:val="8A92A6"/>
         <w:sz w:val="16"/>
       </w:rPr>
-      <w:t xml:space="preserve">Burndown 1.4.0 · Руководство пользователя · стр. </w:t>
+      <w:t xml:space="preserve">Burndown 1.5.0 · Руководство пользователя · стр. </w:t>
     </w:r>
     <w:r>
       <w:rPr/>
@@ -18865,7 +20643,7 @@
     </w:r>
     <w:r>
       <w:rPr/>
-      <w:t>47</w:t>
+      <w:t>51</w:t>
     </w:r>
     <w:r>
       <w:rPr/>
@@ -18888,7 +20666,7 @@
         <w:color w:val="8A92A6"/>
         <w:sz w:val="16"/>
       </w:rPr>
-      <w:t xml:space="preserve">Burndown 1.4.0 · Руководство пользователя · стр. </w:t>
+      <w:t xml:space="preserve">Burndown 1.5.0 · Руководство пользователя · стр. </w:t>
     </w:r>
     <w:r>
       <w:rPr/>
@@ -18904,7 +20682,7 @@
     </w:r>
     <w:r>
       <w:rPr/>
-      <w:t>47</w:t>
+      <w:t>51</w:t>
     </w:r>
     <w:r>
       <w:rPr/>
@@ -21859,9 +23637,8 @@
   </w:abstractNum>
   <w:abstractNum w:abstractNumId="24">
     <w:lvl w:ilvl="0">
-      <w:start w:val="1"/>
-      <w:numFmt w:val="decimal"/>
-      <w:lvlText w:val="%1."/>
+      <w:numFmt w:val="bullet"/>
+      <w:lvlText w:val=""/>
       <w:lvlJc w:val="left"/>
       <w:pPr>
         <w:tabs>
@@ -21869,12 +23646,14 @@
         </w:tabs>
         <w:ind w:left="720" w:hanging="480"/>
       </w:pPr>
-      <w:rPr/>
+      <w:rPr>
+        <w:rFonts w:ascii="Symbol" w:hAnsi="Symbol" w:cs="Symbol" w:hint="default"/>
+      </w:rPr>
     </w:lvl>
     <w:lvl w:ilvl="1">
-      <w:start w:val="1"/>
-      <w:numFmt w:val="decimal"/>
-      <w:lvlText w:val="%2."/>
+      <w:start w:val="0"/>
+      <w:numFmt w:val="bullet"/>
+      <w:lvlText w:val=""/>
       <w:lvlJc w:val="left"/>
       <w:pPr>
         <w:tabs>
@@ -21882,12 +23661,14 @@
         </w:tabs>
         <w:ind w:left="1440" w:hanging="480"/>
       </w:pPr>
-      <w:rPr/>
+      <w:rPr>
+        <w:rFonts w:ascii="Symbol" w:hAnsi="Symbol" w:cs="Symbol" w:hint="default"/>
+      </w:rPr>
     </w:lvl>
     <w:lvl w:ilvl="2">
-      <w:start w:val="1"/>
-      <w:numFmt w:val="decimal"/>
-      <w:lvlText w:val="%3."/>
+      <w:start w:val="0"/>
+      <w:numFmt w:val="bullet"/>
+      <w:lvlText w:val=""/>
       <w:lvlJc w:val="left"/>
       <w:pPr>
         <w:tabs>
@@ -21895,12 +23676,14 @@
         </w:tabs>
         <w:ind w:left="2160" w:hanging="480"/>
       </w:pPr>
-      <w:rPr/>
+      <w:rPr>
+        <w:rFonts w:ascii="Symbol" w:hAnsi="Symbol" w:cs="Symbol" w:hint="default"/>
+      </w:rPr>
     </w:lvl>
     <w:lvl w:ilvl="3">
-      <w:start w:val="1"/>
-      <w:numFmt w:val="decimal"/>
-      <w:lvlText w:val="%4."/>
+      <w:start w:val="0"/>
+      <w:numFmt w:val="bullet"/>
+      <w:lvlText w:val=""/>
       <w:lvlJc w:val="left"/>
       <w:pPr>
         <w:tabs>
@@ -21908,12 +23691,14 @@
         </w:tabs>
         <w:ind w:left="2880" w:hanging="480"/>
       </w:pPr>
-      <w:rPr/>
+      <w:rPr>
+        <w:rFonts w:ascii="Symbol" w:hAnsi="Symbol" w:cs="Symbol" w:hint="default"/>
+      </w:rPr>
     </w:lvl>
     <w:lvl w:ilvl="4">
-      <w:start w:val="1"/>
-      <w:numFmt w:val="decimal"/>
-      <w:lvlText w:val="%5."/>
+      <w:start w:val="0"/>
+      <w:numFmt w:val="bullet"/>
+      <w:lvlText w:val=""/>
       <w:lvlJc w:val="left"/>
       <w:pPr>
         <w:tabs>
@@ -21921,12 +23706,14 @@
         </w:tabs>
         <w:ind w:left="3600" w:hanging="480"/>
       </w:pPr>
-      <w:rPr/>
+      <w:rPr>
+        <w:rFonts w:ascii="Symbol" w:hAnsi="Symbol" w:cs="Symbol" w:hint="default"/>
+      </w:rPr>
     </w:lvl>
     <w:lvl w:ilvl="5">
-      <w:start w:val="1"/>
-      <w:numFmt w:val="decimal"/>
-      <w:lvlText w:val="%6."/>
+      <w:start w:val="0"/>
+      <w:numFmt w:val="bullet"/>
+      <w:lvlText w:val=""/>
       <w:lvlJc w:val="left"/>
       <w:pPr>
         <w:tabs>
@@ -21934,12 +23721,14 @@
         </w:tabs>
         <w:ind w:left="4320" w:hanging="480"/>
       </w:pPr>
-      <w:rPr/>
+      <w:rPr>
+        <w:rFonts w:ascii="Symbol" w:hAnsi="Symbol" w:cs="Symbol" w:hint="default"/>
+      </w:rPr>
     </w:lvl>
     <w:lvl w:ilvl="6">
-      <w:start w:val="1"/>
-      <w:numFmt w:val="decimal"/>
-      <w:lvlText w:val="%7."/>
+      <w:start w:val="0"/>
+      <w:numFmt w:val="bullet"/>
+      <w:lvlText w:val=""/>
       <w:lvlJc w:val="left"/>
       <w:pPr>
         <w:tabs>
@@ -21947,12 +23736,14 @@
         </w:tabs>
         <w:ind w:left="5040" w:hanging="480"/>
       </w:pPr>
-      <w:rPr/>
+      <w:rPr>
+        <w:rFonts w:ascii="Symbol" w:hAnsi="Symbol" w:cs="Symbol" w:hint="default"/>
+      </w:rPr>
     </w:lvl>
     <w:lvl w:ilvl="7">
-      <w:start w:val="1"/>
-      <w:numFmt w:val="decimal"/>
-      <w:lvlText w:val="%8."/>
+      <w:start w:val="0"/>
+      <w:numFmt w:val="bullet"/>
+      <w:lvlText w:val=""/>
       <w:lvlJc w:val="left"/>
       <w:pPr>
         <w:tabs>
@@ -21960,12 +23751,14 @@
         </w:tabs>
         <w:ind w:left="5760" w:hanging="480"/>
       </w:pPr>
-      <w:rPr/>
+      <w:rPr>
+        <w:rFonts w:ascii="Symbol" w:hAnsi="Symbol" w:cs="Symbol" w:hint="default"/>
+      </w:rPr>
     </w:lvl>
     <w:lvl w:ilvl="8">
-      <w:start w:val="1"/>
-      <w:numFmt w:val="decimal"/>
-      <w:lvlText w:val="%9."/>
+      <w:start w:val="0"/>
+      <w:numFmt w:val="bullet"/>
+      <w:lvlText w:val=""/>
       <w:lvlJc w:val="left"/>
       <w:pPr>
         <w:tabs>
@@ -21973,7 +23766,9 @@
         </w:tabs>
         <w:ind w:left="6480" w:hanging="480"/>
       </w:pPr>
-      <w:rPr/>
+      <w:rPr>
+        <w:rFonts w:ascii="Symbol" w:hAnsi="Symbol" w:cs="Symbol" w:hint="default"/>
+      </w:rPr>
     </w:lvl>
   </w:abstractNum>
   <w:abstractNum w:abstractNumId="25">
@@ -22216,9 +24011,8 @@
   </w:abstractNum>
   <w:abstractNum w:abstractNumId="27">
     <w:lvl w:ilvl="0">
-      <w:start w:val="1"/>
-      <w:numFmt w:val="decimal"/>
-      <w:lvlText w:val="%1."/>
+      <w:numFmt w:val="bullet"/>
+      <w:lvlText w:val=""/>
       <w:lvlJc w:val="left"/>
       <w:pPr>
         <w:tabs>
@@ -22226,12 +24020,14 @@
         </w:tabs>
         <w:ind w:left="720" w:hanging="480"/>
       </w:pPr>
-      <w:rPr/>
+      <w:rPr>
+        <w:rFonts w:ascii="Symbol" w:hAnsi="Symbol" w:cs="Symbol" w:hint="default"/>
+      </w:rPr>
     </w:lvl>
     <w:lvl w:ilvl="1">
-      <w:start w:val="1"/>
-      <w:numFmt w:val="decimal"/>
-      <w:lvlText w:val="%2."/>
+      <w:start w:val="0"/>
+      <w:numFmt w:val="bullet"/>
+      <w:lvlText w:val=""/>
       <w:lvlJc w:val="left"/>
       <w:pPr>
         <w:tabs>
@@ -22239,12 +24035,14 @@
         </w:tabs>
         <w:ind w:left="1440" w:hanging="480"/>
       </w:pPr>
-      <w:rPr/>
+      <w:rPr>
+        <w:rFonts w:ascii="Symbol" w:hAnsi="Symbol" w:cs="Symbol" w:hint="default"/>
+      </w:rPr>
     </w:lvl>
     <w:lvl w:ilvl="2">
-      <w:start w:val="1"/>
-      <w:numFmt w:val="decimal"/>
-      <w:lvlText w:val="%3."/>
+      <w:start w:val="0"/>
+      <w:numFmt w:val="bullet"/>
+      <w:lvlText w:val=""/>
       <w:lvlJc w:val="left"/>
       <w:pPr>
         <w:tabs>
@@ -22252,12 +24050,14 @@
         </w:tabs>
         <w:ind w:left="2160" w:hanging="480"/>
       </w:pPr>
-      <w:rPr/>
+      <w:rPr>
+        <w:rFonts w:ascii="Symbol" w:hAnsi="Symbol" w:cs="Symbol" w:hint="default"/>
+      </w:rPr>
     </w:lvl>
     <w:lvl w:ilvl="3">
-      <w:start w:val="1"/>
-      <w:numFmt w:val="decimal"/>
-      <w:lvlText w:val="%4."/>
+      <w:start w:val="0"/>
+      <w:numFmt w:val="bullet"/>
+      <w:lvlText w:val=""/>
       <w:lvlJc w:val="left"/>
       <w:pPr>
         <w:tabs>
@@ -22265,12 +24065,14 @@
         </w:tabs>
         <w:ind w:left="2880" w:hanging="480"/>
       </w:pPr>
-      <w:rPr/>
+      <w:rPr>
+        <w:rFonts w:ascii="Symbol" w:hAnsi="Symbol" w:cs="Symbol" w:hint="default"/>
+      </w:rPr>
     </w:lvl>
     <w:lvl w:ilvl="4">
-      <w:start w:val="1"/>
-      <w:numFmt w:val="decimal"/>
-      <w:lvlText w:val="%5."/>
+      <w:start w:val="0"/>
+      <w:numFmt w:val="bullet"/>
+      <w:lvlText w:val=""/>
       <w:lvlJc w:val="left"/>
       <w:pPr>
         <w:tabs>
@@ -22278,12 +24080,14 @@
         </w:tabs>
         <w:ind w:left="3600" w:hanging="480"/>
       </w:pPr>
-      <w:rPr/>
+      <w:rPr>
+        <w:rFonts w:ascii="Symbol" w:hAnsi="Symbol" w:cs="Symbol" w:hint="default"/>
+      </w:rPr>
     </w:lvl>
     <w:lvl w:ilvl="5">
-      <w:start w:val="1"/>
-      <w:numFmt w:val="decimal"/>
-      <w:lvlText w:val="%6."/>
+      <w:start w:val="0"/>
+      <w:numFmt w:val="bullet"/>
+      <w:lvlText w:val=""/>
       <w:lvlJc w:val="left"/>
       <w:pPr>
         <w:tabs>
@@ -22291,12 +24095,14 @@
         </w:tabs>
         <w:ind w:left="4320" w:hanging="480"/>
       </w:pPr>
-      <w:rPr/>
+      <w:rPr>
+        <w:rFonts w:ascii="Symbol" w:hAnsi="Symbol" w:cs="Symbol" w:hint="default"/>
+      </w:rPr>
     </w:lvl>
     <w:lvl w:ilvl="6">
-      <w:start w:val="1"/>
-      <w:numFmt w:val="decimal"/>
-      <w:lvlText w:val="%7."/>
+      <w:start w:val="0"/>
+      <w:numFmt w:val="bullet"/>
+      <w:lvlText w:val=""/>
       <w:lvlJc w:val="left"/>
       <w:pPr>
         <w:tabs>
@@ -22304,12 +24110,14 @@
         </w:tabs>
         <w:ind w:left="5040" w:hanging="480"/>
       </w:pPr>
-      <w:rPr/>
+      <w:rPr>
+        <w:rFonts w:ascii="Symbol" w:hAnsi="Symbol" w:cs="Symbol" w:hint="default"/>
+      </w:rPr>
     </w:lvl>
     <w:lvl w:ilvl="7">
-      <w:start w:val="1"/>
-      <w:numFmt w:val="decimal"/>
-      <w:lvlText w:val="%8."/>
+      <w:start w:val="0"/>
+      <w:numFmt w:val="bullet"/>
+      <w:lvlText w:val=""/>
       <w:lvlJc w:val="left"/>
       <w:pPr>
         <w:tabs>
@@ -22317,12 +24125,14 @@
         </w:tabs>
         <w:ind w:left="5760" w:hanging="480"/>
       </w:pPr>
-      <w:rPr/>
+      <w:rPr>
+        <w:rFonts w:ascii="Symbol" w:hAnsi="Symbol" w:cs="Symbol" w:hint="default"/>
+      </w:rPr>
     </w:lvl>
     <w:lvl w:ilvl="8">
-      <w:start w:val="1"/>
-      <w:numFmt w:val="decimal"/>
-      <w:lvlText w:val="%9."/>
+      <w:start w:val="0"/>
+      <w:numFmt w:val="bullet"/>
+      <w:lvlText w:val=""/>
       <w:lvlJc w:val="left"/>
       <w:pPr>
         <w:tabs>
@@ -22330,7 +24140,9 @@
         </w:tabs>
         <w:ind w:left="6480" w:hanging="480"/>
       </w:pPr>
-      <w:rPr/>
+      <w:rPr>
+        <w:rFonts w:ascii="Symbol" w:hAnsi="Symbol" w:cs="Symbol" w:hint="default"/>
+      </w:rPr>
     </w:lvl>
   </w:abstractNum>
   <w:abstractNum w:abstractNumId="28">
@@ -22810,6 +24622,601 @@
     </w:lvl>
   </w:abstractNum>
   <w:abstractNum w:abstractNumId="32">
+    <w:lvl w:ilvl="0">
+      <w:start w:val="1"/>
+      <w:numFmt w:val="decimal"/>
+      <w:lvlText w:val="%1."/>
+      <w:lvlJc w:val="left"/>
+      <w:pPr>
+        <w:tabs>
+          <w:tab w:val="num" w:pos="0"/>
+        </w:tabs>
+        <w:ind w:left="720" w:hanging="480"/>
+      </w:pPr>
+      <w:rPr/>
+    </w:lvl>
+    <w:lvl w:ilvl="1">
+      <w:start w:val="1"/>
+      <w:numFmt w:val="decimal"/>
+      <w:lvlText w:val="%2."/>
+      <w:lvlJc w:val="left"/>
+      <w:pPr>
+        <w:tabs>
+          <w:tab w:val="num" w:pos="0"/>
+        </w:tabs>
+        <w:ind w:left="1440" w:hanging="480"/>
+      </w:pPr>
+      <w:rPr/>
+    </w:lvl>
+    <w:lvl w:ilvl="2">
+      <w:start w:val="1"/>
+      <w:numFmt w:val="decimal"/>
+      <w:lvlText w:val="%3."/>
+      <w:lvlJc w:val="left"/>
+      <w:pPr>
+        <w:tabs>
+          <w:tab w:val="num" w:pos="0"/>
+        </w:tabs>
+        <w:ind w:left="2160" w:hanging="480"/>
+      </w:pPr>
+      <w:rPr/>
+    </w:lvl>
+    <w:lvl w:ilvl="3">
+      <w:start w:val="1"/>
+      <w:numFmt w:val="decimal"/>
+      <w:lvlText w:val="%4."/>
+      <w:lvlJc w:val="left"/>
+      <w:pPr>
+        <w:tabs>
+          <w:tab w:val="num" w:pos="0"/>
+        </w:tabs>
+        <w:ind w:left="2880" w:hanging="480"/>
+      </w:pPr>
+      <w:rPr/>
+    </w:lvl>
+    <w:lvl w:ilvl="4">
+      <w:start w:val="1"/>
+      <w:numFmt w:val="decimal"/>
+      <w:lvlText w:val="%5."/>
+      <w:lvlJc w:val="left"/>
+      <w:pPr>
+        <w:tabs>
+          <w:tab w:val="num" w:pos="0"/>
+        </w:tabs>
+        <w:ind w:left="3600" w:hanging="480"/>
+      </w:pPr>
+      <w:rPr/>
+    </w:lvl>
+    <w:lvl w:ilvl="5">
+      <w:start w:val="1"/>
+      <w:numFmt w:val="decimal"/>
+      <w:lvlText w:val="%6."/>
+      <w:lvlJc w:val="left"/>
+      <w:pPr>
+        <w:tabs>
+          <w:tab w:val="num" w:pos="0"/>
+        </w:tabs>
+        <w:ind w:left="4320" w:hanging="480"/>
+      </w:pPr>
+      <w:rPr/>
+    </w:lvl>
+    <w:lvl w:ilvl="6">
+      <w:start w:val="1"/>
+      <w:numFmt w:val="decimal"/>
+      <w:lvlText w:val="%7."/>
+      <w:lvlJc w:val="left"/>
+      <w:pPr>
+        <w:tabs>
+          <w:tab w:val="num" w:pos="0"/>
+        </w:tabs>
+        <w:ind w:left="5040" w:hanging="480"/>
+      </w:pPr>
+      <w:rPr/>
+    </w:lvl>
+    <w:lvl w:ilvl="7">
+      <w:start w:val="1"/>
+      <w:numFmt w:val="decimal"/>
+      <w:lvlText w:val="%8."/>
+      <w:lvlJc w:val="left"/>
+      <w:pPr>
+        <w:tabs>
+          <w:tab w:val="num" w:pos="0"/>
+        </w:tabs>
+        <w:ind w:left="5760" w:hanging="480"/>
+      </w:pPr>
+      <w:rPr/>
+    </w:lvl>
+    <w:lvl w:ilvl="8">
+      <w:start w:val="1"/>
+      <w:numFmt w:val="decimal"/>
+      <w:lvlText w:val="%9."/>
+      <w:lvlJc w:val="left"/>
+      <w:pPr>
+        <w:tabs>
+          <w:tab w:val="num" w:pos="0"/>
+        </w:tabs>
+        <w:ind w:left="6480" w:hanging="480"/>
+      </w:pPr>
+      <w:rPr/>
+    </w:lvl>
+  </w:abstractNum>
+  <w:abstractNum w:abstractNumId="33">
+    <w:lvl w:ilvl="0">
+      <w:start w:val="1"/>
+      <w:numFmt w:val="decimal"/>
+      <w:lvlText w:val="%1."/>
+      <w:lvlJc w:val="left"/>
+      <w:pPr>
+        <w:tabs>
+          <w:tab w:val="num" w:pos="0"/>
+        </w:tabs>
+        <w:ind w:left="720" w:hanging="480"/>
+      </w:pPr>
+      <w:rPr/>
+    </w:lvl>
+    <w:lvl w:ilvl="1">
+      <w:start w:val="1"/>
+      <w:numFmt w:val="decimal"/>
+      <w:lvlText w:val="%2."/>
+      <w:lvlJc w:val="left"/>
+      <w:pPr>
+        <w:tabs>
+          <w:tab w:val="num" w:pos="0"/>
+        </w:tabs>
+        <w:ind w:left="1440" w:hanging="480"/>
+      </w:pPr>
+      <w:rPr/>
+    </w:lvl>
+    <w:lvl w:ilvl="2">
+      <w:start w:val="1"/>
+      <w:numFmt w:val="decimal"/>
+      <w:lvlText w:val="%3."/>
+      <w:lvlJc w:val="left"/>
+      <w:pPr>
+        <w:tabs>
+          <w:tab w:val="num" w:pos="0"/>
+        </w:tabs>
+        <w:ind w:left="2160" w:hanging="480"/>
+      </w:pPr>
+      <w:rPr/>
+    </w:lvl>
+    <w:lvl w:ilvl="3">
+      <w:start w:val="1"/>
+      <w:numFmt w:val="decimal"/>
+      <w:lvlText w:val="%4."/>
+      <w:lvlJc w:val="left"/>
+      <w:pPr>
+        <w:tabs>
+          <w:tab w:val="num" w:pos="0"/>
+        </w:tabs>
+        <w:ind w:left="2880" w:hanging="480"/>
+      </w:pPr>
+      <w:rPr/>
+    </w:lvl>
+    <w:lvl w:ilvl="4">
+      <w:start w:val="1"/>
+      <w:numFmt w:val="decimal"/>
+      <w:lvlText w:val="%5."/>
+      <w:lvlJc w:val="left"/>
+      <w:pPr>
+        <w:tabs>
+          <w:tab w:val="num" w:pos="0"/>
+        </w:tabs>
+        <w:ind w:left="3600" w:hanging="480"/>
+      </w:pPr>
+      <w:rPr/>
+    </w:lvl>
+    <w:lvl w:ilvl="5">
+      <w:start w:val="1"/>
+      <w:numFmt w:val="decimal"/>
+      <w:lvlText w:val="%6."/>
+      <w:lvlJc w:val="left"/>
+      <w:pPr>
+        <w:tabs>
+          <w:tab w:val="num" w:pos="0"/>
+        </w:tabs>
+        <w:ind w:left="4320" w:hanging="480"/>
+      </w:pPr>
+      <w:rPr/>
+    </w:lvl>
+    <w:lvl w:ilvl="6">
+      <w:start w:val="1"/>
+      <w:numFmt w:val="decimal"/>
+      <w:lvlText w:val="%7."/>
+      <w:lvlJc w:val="left"/>
+      <w:pPr>
+        <w:tabs>
+          <w:tab w:val="num" w:pos="0"/>
+        </w:tabs>
+        <w:ind w:left="5040" w:hanging="480"/>
+      </w:pPr>
+      <w:rPr/>
+    </w:lvl>
+    <w:lvl w:ilvl="7">
+      <w:start w:val="1"/>
+      <w:numFmt w:val="decimal"/>
+      <w:lvlText w:val="%8."/>
+      <w:lvlJc w:val="left"/>
+      <w:pPr>
+        <w:tabs>
+          <w:tab w:val="num" w:pos="0"/>
+        </w:tabs>
+        <w:ind w:left="5760" w:hanging="480"/>
+      </w:pPr>
+      <w:rPr/>
+    </w:lvl>
+    <w:lvl w:ilvl="8">
+      <w:start w:val="1"/>
+      <w:numFmt w:val="decimal"/>
+      <w:lvlText w:val="%9."/>
+      <w:lvlJc w:val="left"/>
+      <w:pPr>
+        <w:tabs>
+          <w:tab w:val="num" w:pos="0"/>
+        </w:tabs>
+        <w:ind w:left="6480" w:hanging="480"/>
+      </w:pPr>
+      <w:rPr/>
+    </w:lvl>
+  </w:abstractNum>
+  <w:abstractNum w:abstractNumId="34">
+    <w:lvl w:ilvl="0">
+      <w:start w:val="1"/>
+      <w:numFmt w:val="decimal"/>
+      <w:lvlText w:val="%1."/>
+      <w:lvlJc w:val="left"/>
+      <w:pPr>
+        <w:tabs>
+          <w:tab w:val="num" w:pos="0"/>
+        </w:tabs>
+        <w:ind w:left="720" w:hanging="480"/>
+      </w:pPr>
+      <w:rPr/>
+    </w:lvl>
+    <w:lvl w:ilvl="1">
+      <w:start w:val="1"/>
+      <w:numFmt w:val="decimal"/>
+      <w:lvlText w:val="%2."/>
+      <w:lvlJc w:val="left"/>
+      <w:pPr>
+        <w:tabs>
+          <w:tab w:val="num" w:pos="0"/>
+        </w:tabs>
+        <w:ind w:left="1440" w:hanging="480"/>
+      </w:pPr>
+      <w:rPr/>
+    </w:lvl>
+    <w:lvl w:ilvl="2">
+      <w:start w:val="1"/>
+      <w:numFmt w:val="decimal"/>
+      <w:lvlText w:val="%3."/>
+      <w:lvlJc w:val="left"/>
+      <w:pPr>
+        <w:tabs>
+          <w:tab w:val="num" w:pos="0"/>
+        </w:tabs>
+        <w:ind w:left="2160" w:hanging="480"/>
+      </w:pPr>
+      <w:rPr/>
+    </w:lvl>
+    <w:lvl w:ilvl="3">
+      <w:start w:val="1"/>
+      <w:numFmt w:val="decimal"/>
+      <w:lvlText w:val="%4."/>
+      <w:lvlJc w:val="left"/>
+      <w:pPr>
+        <w:tabs>
+          <w:tab w:val="num" w:pos="0"/>
+        </w:tabs>
+        <w:ind w:left="2880" w:hanging="480"/>
+      </w:pPr>
+      <w:rPr/>
+    </w:lvl>
+    <w:lvl w:ilvl="4">
+      <w:start w:val="1"/>
+      <w:numFmt w:val="decimal"/>
+      <w:lvlText w:val="%5."/>
+      <w:lvlJc w:val="left"/>
+      <w:pPr>
+        <w:tabs>
+          <w:tab w:val="num" w:pos="0"/>
+        </w:tabs>
+        <w:ind w:left="3600" w:hanging="480"/>
+      </w:pPr>
+      <w:rPr/>
+    </w:lvl>
+    <w:lvl w:ilvl="5">
+      <w:start w:val="1"/>
+      <w:numFmt w:val="decimal"/>
+      <w:lvlText w:val="%6."/>
+      <w:lvlJc w:val="left"/>
+      <w:pPr>
+        <w:tabs>
+          <w:tab w:val="num" w:pos="0"/>
+        </w:tabs>
+        <w:ind w:left="4320" w:hanging="480"/>
+      </w:pPr>
+      <w:rPr/>
+    </w:lvl>
+    <w:lvl w:ilvl="6">
+      <w:start w:val="1"/>
+      <w:numFmt w:val="decimal"/>
+      <w:lvlText w:val="%7."/>
+      <w:lvlJc w:val="left"/>
+      <w:pPr>
+        <w:tabs>
+          <w:tab w:val="num" w:pos="0"/>
+        </w:tabs>
+        <w:ind w:left="5040" w:hanging="480"/>
+      </w:pPr>
+      <w:rPr/>
+    </w:lvl>
+    <w:lvl w:ilvl="7">
+      <w:start w:val="1"/>
+      <w:numFmt w:val="decimal"/>
+      <w:lvlText w:val="%8."/>
+      <w:lvlJc w:val="left"/>
+      <w:pPr>
+        <w:tabs>
+          <w:tab w:val="num" w:pos="0"/>
+        </w:tabs>
+        <w:ind w:left="5760" w:hanging="480"/>
+      </w:pPr>
+      <w:rPr/>
+    </w:lvl>
+    <w:lvl w:ilvl="8">
+      <w:start w:val="1"/>
+      <w:numFmt w:val="decimal"/>
+      <w:lvlText w:val="%9."/>
+      <w:lvlJc w:val="left"/>
+      <w:pPr>
+        <w:tabs>
+          <w:tab w:val="num" w:pos="0"/>
+        </w:tabs>
+        <w:ind w:left="6480" w:hanging="480"/>
+      </w:pPr>
+      <w:rPr/>
+    </w:lvl>
+  </w:abstractNum>
+  <w:abstractNum w:abstractNumId="35">
+    <w:lvl w:ilvl="0">
+      <w:start w:val="1"/>
+      <w:numFmt w:val="decimal"/>
+      <w:lvlText w:val="%1."/>
+      <w:lvlJc w:val="left"/>
+      <w:pPr>
+        <w:tabs>
+          <w:tab w:val="num" w:pos="0"/>
+        </w:tabs>
+        <w:ind w:left="720" w:hanging="480"/>
+      </w:pPr>
+      <w:rPr/>
+    </w:lvl>
+    <w:lvl w:ilvl="1">
+      <w:start w:val="1"/>
+      <w:numFmt w:val="decimal"/>
+      <w:lvlText w:val="%2."/>
+      <w:lvlJc w:val="left"/>
+      <w:pPr>
+        <w:tabs>
+          <w:tab w:val="num" w:pos="0"/>
+        </w:tabs>
+        <w:ind w:left="1440" w:hanging="480"/>
+      </w:pPr>
+      <w:rPr/>
+    </w:lvl>
+    <w:lvl w:ilvl="2">
+      <w:start w:val="1"/>
+      <w:numFmt w:val="decimal"/>
+      <w:lvlText w:val="%3."/>
+      <w:lvlJc w:val="left"/>
+      <w:pPr>
+        <w:tabs>
+          <w:tab w:val="num" w:pos="0"/>
+        </w:tabs>
+        <w:ind w:left="2160" w:hanging="480"/>
+      </w:pPr>
+      <w:rPr/>
+    </w:lvl>
+    <w:lvl w:ilvl="3">
+      <w:start w:val="1"/>
+      <w:numFmt w:val="decimal"/>
+      <w:lvlText w:val="%4."/>
+      <w:lvlJc w:val="left"/>
+      <w:pPr>
+        <w:tabs>
+          <w:tab w:val="num" w:pos="0"/>
+        </w:tabs>
+        <w:ind w:left="2880" w:hanging="480"/>
+      </w:pPr>
+      <w:rPr/>
+    </w:lvl>
+    <w:lvl w:ilvl="4">
+      <w:start w:val="1"/>
+      <w:numFmt w:val="decimal"/>
+      <w:lvlText w:val="%5."/>
+      <w:lvlJc w:val="left"/>
+      <w:pPr>
+        <w:tabs>
+          <w:tab w:val="num" w:pos="0"/>
+        </w:tabs>
+        <w:ind w:left="3600" w:hanging="480"/>
+      </w:pPr>
+      <w:rPr/>
+    </w:lvl>
+    <w:lvl w:ilvl="5">
+      <w:start w:val="1"/>
+      <w:numFmt w:val="decimal"/>
+      <w:lvlText w:val="%6."/>
+      <w:lvlJc w:val="left"/>
+      <w:pPr>
+        <w:tabs>
+          <w:tab w:val="num" w:pos="0"/>
+        </w:tabs>
+        <w:ind w:left="4320" w:hanging="480"/>
+      </w:pPr>
+      <w:rPr/>
+    </w:lvl>
+    <w:lvl w:ilvl="6">
+      <w:start w:val="1"/>
+      <w:numFmt w:val="decimal"/>
+      <w:lvlText w:val="%7."/>
+      <w:lvlJc w:val="left"/>
+      <w:pPr>
+        <w:tabs>
+          <w:tab w:val="num" w:pos="0"/>
+        </w:tabs>
+        <w:ind w:left="5040" w:hanging="480"/>
+      </w:pPr>
+      <w:rPr/>
+    </w:lvl>
+    <w:lvl w:ilvl="7">
+      <w:start w:val="1"/>
+      <w:numFmt w:val="decimal"/>
+      <w:lvlText w:val="%8."/>
+      <w:lvlJc w:val="left"/>
+      <w:pPr>
+        <w:tabs>
+          <w:tab w:val="num" w:pos="0"/>
+        </w:tabs>
+        <w:ind w:left="5760" w:hanging="480"/>
+      </w:pPr>
+      <w:rPr/>
+    </w:lvl>
+    <w:lvl w:ilvl="8">
+      <w:start w:val="1"/>
+      <w:numFmt w:val="decimal"/>
+      <w:lvlText w:val="%9."/>
+      <w:lvlJc w:val="left"/>
+      <w:pPr>
+        <w:tabs>
+          <w:tab w:val="num" w:pos="0"/>
+        </w:tabs>
+        <w:ind w:left="6480" w:hanging="480"/>
+      </w:pPr>
+      <w:rPr/>
+    </w:lvl>
+  </w:abstractNum>
+  <w:abstractNum w:abstractNumId="36">
+    <w:lvl w:ilvl="0">
+      <w:start w:val="1"/>
+      <w:numFmt w:val="decimal"/>
+      <w:lvlText w:val="%1."/>
+      <w:lvlJc w:val="left"/>
+      <w:pPr>
+        <w:tabs>
+          <w:tab w:val="num" w:pos="0"/>
+        </w:tabs>
+        <w:ind w:left="720" w:hanging="480"/>
+      </w:pPr>
+      <w:rPr/>
+    </w:lvl>
+    <w:lvl w:ilvl="1">
+      <w:start w:val="1"/>
+      <w:numFmt w:val="decimal"/>
+      <w:lvlText w:val="%2."/>
+      <w:lvlJc w:val="left"/>
+      <w:pPr>
+        <w:tabs>
+          <w:tab w:val="num" w:pos="0"/>
+        </w:tabs>
+        <w:ind w:left="1440" w:hanging="480"/>
+      </w:pPr>
+      <w:rPr/>
+    </w:lvl>
+    <w:lvl w:ilvl="2">
+      <w:start w:val="1"/>
+      <w:numFmt w:val="decimal"/>
+      <w:lvlText w:val="%3."/>
+      <w:lvlJc w:val="left"/>
+      <w:pPr>
+        <w:tabs>
+          <w:tab w:val="num" w:pos="0"/>
+        </w:tabs>
+        <w:ind w:left="2160" w:hanging="480"/>
+      </w:pPr>
+      <w:rPr/>
+    </w:lvl>
+    <w:lvl w:ilvl="3">
+      <w:start w:val="1"/>
+      <w:numFmt w:val="decimal"/>
+      <w:lvlText w:val="%4."/>
+      <w:lvlJc w:val="left"/>
+      <w:pPr>
+        <w:tabs>
+          <w:tab w:val="num" w:pos="0"/>
+        </w:tabs>
+        <w:ind w:left="2880" w:hanging="480"/>
+      </w:pPr>
+      <w:rPr/>
+    </w:lvl>
+    <w:lvl w:ilvl="4">
+      <w:start w:val="1"/>
+      <w:numFmt w:val="decimal"/>
+      <w:lvlText w:val="%5."/>
+      <w:lvlJc w:val="left"/>
+      <w:pPr>
+        <w:tabs>
+          <w:tab w:val="num" w:pos="0"/>
+        </w:tabs>
+        <w:ind w:left="3600" w:hanging="480"/>
+      </w:pPr>
+      <w:rPr/>
+    </w:lvl>
+    <w:lvl w:ilvl="5">
+      <w:start w:val="1"/>
+      <w:numFmt w:val="decimal"/>
+      <w:lvlText w:val="%6."/>
+      <w:lvlJc w:val="left"/>
+      <w:pPr>
+        <w:tabs>
+          <w:tab w:val="num" w:pos="0"/>
+        </w:tabs>
+        <w:ind w:left="4320" w:hanging="480"/>
+      </w:pPr>
+      <w:rPr/>
+    </w:lvl>
+    <w:lvl w:ilvl="6">
+      <w:start w:val="1"/>
+      <w:numFmt w:val="decimal"/>
+      <w:lvlText w:val="%7."/>
+      <w:lvlJc w:val="left"/>
+      <w:pPr>
+        <w:tabs>
+          <w:tab w:val="num" w:pos="0"/>
+        </w:tabs>
+        <w:ind w:left="5040" w:hanging="480"/>
+      </w:pPr>
+      <w:rPr/>
+    </w:lvl>
+    <w:lvl w:ilvl="7">
+      <w:start w:val="1"/>
+      <w:numFmt w:val="decimal"/>
+      <w:lvlText w:val="%8."/>
+      <w:lvlJc w:val="left"/>
+      <w:pPr>
+        <w:tabs>
+          <w:tab w:val="num" w:pos="0"/>
+        </w:tabs>
+        <w:ind w:left="5760" w:hanging="480"/>
+      </w:pPr>
+      <w:rPr/>
+    </w:lvl>
+    <w:lvl w:ilvl="8">
+      <w:start w:val="1"/>
+      <w:numFmt w:val="decimal"/>
+      <w:lvlText w:val="%9."/>
+      <w:lvlJc w:val="left"/>
+      <w:pPr>
+        <w:tabs>
+          <w:tab w:val="num" w:pos="0"/>
+        </w:tabs>
+        <w:ind w:left="6480" w:hanging="480"/>
+      </w:pPr>
+      <w:rPr/>
+    </w:lvl>
+  </w:abstractNum>
+  <w:abstractNum w:abstractNumId="37">
     <w:lvl w:ilvl="0">
       <w:start w:val="1"/>
       <w:numFmt w:val="none"/>
@@ -23025,25 +25432,25 @@
     <w:abstractNumId w:val="32"/>
   </w:num>
   <w:num w:numId="33">
+    <w:abstractNumId w:val="33"/>
+  </w:num>
+  <w:num w:numId="34">
+    <w:abstractNumId w:val="34"/>
+  </w:num>
+  <w:num w:numId="35">
+    <w:abstractNumId w:val="35"/>
+  </w:num>
+  <w:num w:numId="36">
+    <w:abstractNumId w:val="36"/>
+  </w:num>
+  <w:num w:numId="37">
+    <w:abstractNumId w:val="37"/>
+  </w:num>
+  <w:num w:numId="38">
     <w:abstractNumId w:val="2"/>
     <w:lvlOverride w:ilvl="0">
       <w:startOverride w:val="1"/>
     </w:lvlOverride>
-  </w:num>
-  <w:num w:numId="34">
-    <w:abstractNumId w:val="1"/>
-  </w:num>
-  <w:num w:numId="35">
-    <w:abstractNumId w:val="1"/>
-  </w:num>
-  <w:num w:numId="36">
-    <w:abstractNumId w:val="1"/>
-  </w:num>
-  <w:num w:numId="37">
-    <w:abstractNumId w:val="1"/>
-  </w:num>
-  <w:num w:numId="38">
-    <w:abstractNumId w:val="1"/>
   </w:num>
   <w:num w:numId="39">
     <w:abstractNumId w:val="1"/>
@@ -23070,127 +25477,124 @@
     <w:abstractNumId w:val="1"/>
   </w:num>
   <w:num w:numId="47">
+    <w:abstractNumId w:val="1"/>
+  </w:num>
+  <w:num w:numId="48">
+    <w:abstractNumId w:val="1"/>
+  </w:num>
+  <w:num w:numId="49">
+    <w:abstractNumId w:val="1"/>
+  </w:num>
+  <w:num w:numId="50">
+    <w:abstractNumId w:val="1"/>
+  </w:num>
+  <w:num w:numId="51">
+    <w:abstractNumId w:val="1"/>
+  </w:num>
+  <w:num w:numId="52">
     <w:abstractNumId w:val="2"/>
     <w:lvlOverride w:ilvl="0">
       <w:startOverride w:val="1"/>
     </w:lvlOverride>
   </w:num>
-  <w:num w:numId="48">
+  <w:num w:numId="53">
     <w:abstractNumId w:val="2"/>
   </w:num>
-  <w:num w:numId="49">
+  <w:num w:numId="54">
     <w:abstractNumId w:val="2"/>
   </w:num>
-  <w:num w:numId="50">
+  <w:num w:numId="55">
     <w:abstractNumId w:val="2"/>
     <w:lvlOverride w:ilvl="0">
       <w:startOverride w:val="1"/>
     </w:lvlOverride>
   </w:num>
-  <w:num w:numId="51">
+  <w:num w:numId="56">
     <w:abstractNumId w:val="2"/>
   </w:num>
-  <w:num w:numId="52">
+  <w:num w:numId="57">
     <w:abstractNumId w:val="2"/>
   </w:num>
-  <w:num w:numId="53">
+  <w:num w:numId="58">
     <w:abstractNumId w:val="1"/>
   </w:num>
-  <w:num w:numId="54">
+  <w:num w:numId="59">
     <w:abstractNumId w:val="1"/>
   </w:num>
-  <w:num w:numId="55">
+  <w:num w:numId="60">
     <w:abstractNumId w:val="1"/>
   </w:num>
-  <w:num w:numId="56">
+  <w:num w:numId="61">
     <w:abstractNumId w:val="1"/>
   </w:num>
-  <w:num w:numId="57">
+  <w:num w:numId="62">
     <w:abstractNumId w:val="2"/>
     <w:lvlOverride w:ilvl="0">
       <w:startOverride w:val="1"/>
     </w:lvlOverride>
   </w:num>
-  <w:num w:numId="58">
+  <w:num w:numId="63">
     <w:abstractNumId w:val="2"/>
   </w:num>
-  <w:num w:numId="59">
+  <w:num w:numId="64">
     <w:abstractNumId w:val="2"/>
   </w:num>
-  <w:num w:numId="60">
+  <w:num w:numId="65">
     <w:abstractNumId w:val="2"/>
     <w:lvlOverride w:ilvl="0">
       <w:startOverride w:val="1"/>
     </w:lvlOverride>
   </w:num>
-  <w:num w:numId="61">
-    <w:abstractNumId w:val="2"/>
-  </w:num>
-  <w:num w:numId="62">
-    <w:abstractNumId w:val="2"/>
-  </w:num>
-  <w:num w:numId="63">
-    <w:abstractNumId w:val="2"/>
-    <w:lvlOverride w:ilvl="0">
-      <w:startOverride w:val="1"/>
-    </w:lvlOverride>
-  </w:num>
-  <w:num w:numId="64">
-    <w:abstractNumId w:val="2"/>
-  </w:num>
-  <w:num w:numId="65">
-    <w:abstractNumId w:val="13"/>
-    <w:lvlOverride w:ilvl="0">
-      <w:startOverride w:val="3"/>
-    </w:lvlOverride>
-  </w:num>
   <w:num w:numId="66">
     <w:abstractNumId w:val="2"/>
-    <w:lvlOverride w:ilvl="0">
-      <w:startOverride w:val="1"/>
-    </w:lvlOverride>
   </w:num>
   <w:num w:numId="67">
     <w:abstractNumId w:val="2"/>
   </w:num>
   <w:num w:numId="68">
     <w:abstractNumId w:val="2"/>
+    <w:lvlOverride w:ilvl="0">
+      <w:startOverride w:val="1"/>
+    </w:lvlOverride>
   </w:num>
   <w:num w:numId="69">
     <w:abstractNumId w:val="2"/>
   </w:num>
   <w:num w:numId="70">
-    <w:abstractNumId w:val="1"/>
+    <w:abstractNumId w:val="13"/>
+    <w:lvlOverride w:ilvl="0">
+      <w:startOverride w:val="3"/>
+    </w:lvlOverride>
   </w:num>
   <w:num w:numId="71">
-    <w:abstractNumId w:val="1"/>
-  </w:num>
-  <w:num w:numId="72">
-    <w:abstractNumId w:val="1"/>
-  </w:num>
-  <w:num w:numId="73">
     <w:abstractNumId w:val="2"/>
     <w:lvlOverride w:ilvl="0">
       <w:startOverride w:val="1"/>
     </w:lvlOverride>
   </w:num>
+  <w:num w:numId="72">
+    <w:abstractNumId w:val="2"/>
+  </w:num>
+  <w:num w:numId="73">
+    <w:abstractNumId w:val="2"/>
+  </w:num>
   <w:num w:numId="74">
     <w:abstractNumId w:val="2"/>
   </w:num>
   <w:num w:numId="75">
-    <w:abstractNumId w:val="2"/>
+    <w:abstractNumId w:val="1"/>
   </w:num>
   <w:num w:numId="76">
-    <w:abstractNumId w:val="2"/>
+    <w:abstractNumId w:val="1"/>
   </w:num>
   <w:num w:numId="77">
+    <w:abstractNumId w:val="1"/>
+  </w:num>
+  <w:num w:numId="78">
     <w:abstractNumId w:val="2"/>
     <w:lvlOverride w:ilvl="0">
       <w:startOverride w:val="1"/>
     </w:lvlOverride>
-  </w:num>
-  <w:num w:numId="78">
-    <w:abstractNumId w:val="2"/>
   </w:num>
   <w:num w:numId="79">
     <w:abstractNumId w:val="2"/>
@@ -23199,49 +25603,52 @@
     <w:abstractNumId w:val="2"/>
   </w:num>
   <w:num w:numId="81">
-    <w:abstractNumId w:val="1"/>
+    <w:abstractNumId w:val="2"/>
   </w:num>
   <w:num w:numId="82">
-    <w:abstractNumId w:val="1"/>
-  </w:num>
-  <w:num w:numId="83">
-    <w:abstractNumId w:val="1"/>
-  </w:num>
-  <w:num w:numId="84">
-    <w:abstractNumId w:val="1"/>
-  </w:num>
-  <w:num w:numId="85">
     <w:abstractNumId w:val="2"/>
     <w:lvlOverride w:ilvl="0">
       <w:startOverride w:val="1"/>
     </w:lvlOverride>
   </w:num>
-  <w:num w:numId="86">
+  <w:num w:numId="83">
     <w:abstractNumId w:val="2"/>
   </w:num>
-  <w:num w:numId="87">
+  <w:num w:numId="84">
     <w:abstractNumId w:val="2"/>
   </w:num>
-  <w:num w:numId="88">
+  <w:num w:numId="85">
     <w:abstractNumId w:val="2"/>
   </w:num>
+  <w:num w:numId="86">
+    <w:abstractNumId w:val="1"/>
+  </w:num>
+  <w:num w:numId="87">
+    <w:abstractNumId w:val="1"/>
+  </w:num>
+  <w:num w:numId="88">
+    <w:abstractNumId w:val="1"/>
+  </w:num>
   <w:num w:numId="89">
+    <w:abstractNumId w:val="1"/>
+  </w:num>
+  <w:num w:numId="90">
+    <w:abstractNumId w:val="2"/>
+    <w:lvlOverride w:ilvl="0">
+      <w:startOverride w:val="1"/>
+    </w:lvlOverride>
+  </w:num>
+  <w:num w:numId="91">
     <w:abstractNumId w:val="2"/>
   </w:num>
-  <w:num w:numId="90">
-    <w:abstractNumId w:val="1"/>
-  </w:num>
-  <w:num w:numId="91">
-    <w:abstractNumId w:val="1"/>
-  </w:num>
   <w:num w:numId="92">
-    <w:abstractNumId w:val="1"/>
+    <w:abstractNumId w:val="2"/>
   </w:num>
   <w:num w:numId="93">
-    <w:abstractNumId w:val="1"/>
+    <w:abstractNumId w:val="2"/>
   </w:num>
   <w:num w:numId="94">
-    <w:abstractNumId w:val="1"/>
+    <w:abstractNumId w:val="2"/>
   </w:num>
   <w:num w:numId="95">
     <w:abstractNumId w:val="1"/>
@@ -23268,34 +25675,31 @@
     <w:abstractNumId w:val="1"/>
   </w:num>
   <w:num w:numId="103">
+    <w:abstractNumId w:val="1"/>
+  </w:num>
+  <w:num w:numId="104">
+    <w:abstractNumId w:val="1"/>
+  </w:num>
+  <w:num w:numId="105">
+    <w:abstractNumId w:val="1"/>
+  </w:num>
+  <w:num w:numId="106">
+    <w:abstractNumId w:val="1"/>
+  </w:num>
+  <w:num w:numId="107">
+    <w:abstractNumId w:val="1"/>
+  </w:num>
+  <w:num w:numId="108">
+    <w:abstractNumId w:val="1"/>
+  </w:num>
+  <w:num w:numId="109">
+    <w:abstractNumId w:val="1"/>
+  </w:num>
+  <w:num w:numId="110">
     <w:abstractNumId w:val="2"/>
     <w:lvlOverride w:ilvl="0">
       <w:startOverride w:val="1"/>
     </w:lvlOverride>
-  </w:num>
-  <w:num w:numId="104">
-    <w:abstractNumId w:val="2"/>
-  </w:num>
-  <w:num w:numId="105">
-    <w:abstractNumId w:val="2"/>
-  </w:num>
-  <w:num w:numId="106">
-    <w:abstractNumId w:val="2"/>
-  </w:num>
-  <w:num w:numId="107">
-    <w:abstractNumId w:val="2"/>
-    <w:lvlOverride w:ilvl="0">
-      <w:startOverride w:val="1"/>
-    </w:lvlOverride>
-  </w:num>
-  <w:num w:numId="108">
-    <w:abstractNumId w:val="2"/>
-  </w:num>
-  <w:num w:numId="109">
-    <w:abstractNumId w:val="2"/>
-  </w:num>
-  <w:num w:numId="110">
-    <w:abstractNumId w:val="2"/>
   </w:num>
   <w:num w:numId="111">
     <w:abstractNumId w:val="2"/>
@@ -23319,25 +25723,22 @@
     <w:abstractNumId w:val="2"/>
   </w:num>
   <w:num w:numId="117">
+    <w:abstractNumId w:val="1"/>
+  </w:num>
+  <w:num w:numId="118">
+    <w:abstractNumId w:val="1"/>
+  </w:num>
+  <w:num w:numId="119">
+    <w:abstractNumId w:val="1"/>
+  </w:num>
+  <w:num w:numId="120">
+    <w:abstractNumId w:val="1"/>
+  </w:num>
+  <w:num w:numId="121">
     <w:abstractNumId w:val="2"/>
     <w:lvlOverride w:ilvl="0">
       <w:startOverride w:val="1"/>
     </w:lvlOverride>
-  </w:num>
-  <w:num w:numId="118">
-    <w:abstractNumId w:val="2"/>
-  </w:num>
-  <w:num w:numId="119">
-    <w:abstractNumId w:val="2"/>
-  </w:num>
-  <w:num w:numId="120">
-    <w:abstractNumId w:val="2"/>
-    <w:lvlOverride w:ilvl="0">
-      <w:startOverride w:val="1"/>
-    </w:lvlOverride>
-  </w:num>
-  <w:num w:numId="121">
-    <w:abstractNumId w:val="2"/>
   </w:num>
   <w:num w:numId="122">
     <w:abstractNumId w:val="2"/>
@@ -23347,12 +25748,12 @@
   </w:num>
   <w:num w:numId="124">
     <w:abstractNumId w:val="2"/>
+  </w:num>
+  <w:num w:numId="125">
+    <w:abstractNumId w:val="2"/>
     <w:lvlOverride w:ilvl="0">
       <w:startOverride w:val="1"/>
     </w:lvlOverride>
-  </w:num>
-  <w:num w:numId="125">
-    <w:abstractNumId w:val="2"/>
   </w:num>
   <w:num w:numId="126">
     <w:abstractNumId w:val="2"/>
@@ -23362,9 +25763,6 @@
   </w:num>
   <w:num w:numId="128">
     <w:abstractNumId w:val="2"/>
-    <w:lvlOverride w:ilvl="0">
-      <w:startOverride w:val="1"/>
-    </w:lvlOverride>
   </w:num>
   <w:num w:numId="129">
     <w:abstractNumId w:val="2"/>
@@ -23374,12 +25772,12 @@
   </w:num>
   <w:num w:numId="131">
     <w:abstractNumId w:val="2"/>
+    <w:lvlOverride w:ilvl="0">
+      <w:startOverride w:val="1"/>
+    </w:lvlOverride>
   </w:num>
   <w:num w:numId="132">
     <w:abstractNumId w:val="2"/>
-    <w:lvlOverride w:ilvl="0">
-      <w:startOverride w:val="1"/>
-    </w:lvlOverride>
   </w:num>
   <w:num w:numId="133">
     <w:abstractNumId w:val="2"/>
@@ -23388,6 +25786,90 @@
     <w:abstractNumId w:val="2"/>
   </w:num>
   <w:num w:numId="135">
+    <w:abstractNumId w:val="2"/>
+    <w:lvlOverride w:ilvl="0">
+      <w:startOverride w:val="1"/>
+    </w:lvlOverride>
+  </w:num>
+  <w:num w:numId="136">
+    <w:abstractNumId w:val="2"/>
+  </w:num>
+  <w:num w:numId="137">
+    <w:abstractNumId w:val="2"/>
+  </w:num>
+  <w:num w:numId="138">
+    <w:abstractNumId w:val="2"/>
+    <w:lvlOverride w:ilvl="0">
+      <w:startOverride w:val="1"/>
+    </w:lvlOverride>
+  </w:num>
+  <w:num w:numId="139">
+    <w:abstractNumId w:val="2"/>
+  </w:num>
+  <w:num w:numId="140">
+    <w:abstractNumId w:val="2"/>
+  </w:num>
+  <w:num w:numId="141">
+    <w:abstractNumId w:val="2"/>
+  </w:num>
+  <w:num w:numId="142">
+    <w:abstractNumId w:val="2"/>
+    <w:lvlOverride w:ilvl="0">
+      <w:startOverride w:val="1"/>
+    </w:lvlOverride>
+  </w:num>
+  <w:num w:numId="143">
+    <w:abstractNumId w:val="2"/>
+  </w:num>
+  <w:num w:numId="144">
+    <w:abstractNumId w:val="2"/>
+  </w:num>
+  <w:num w:numId="145">
+    <w:abstractNumId w:val="2"/>
+  </w:num>
+  <w:num w:numId="146">
+    <w:abstractNumId w:val="2"/>
+    <w:lvlOverride w:ilvl="0">
+      <w:startOverride w:val="1"/>
+    </w:lvlOverride>
+  </w:num>
+  <w:num w:numId="147">
+    <w:abstractNumId w:val="2"/>
+  </w:num>
+  <w:num w:numId="148">
+    <w:abstractNumId w:val="2"/>
+  </w:num>
+  <w:num w:numId="149">
+    <w:abstractNumId w:val="2"/>
+  </w:num>
+  <w:num w:numId="150">
+    <w:abstractNumId w:val="2"/>
+    <w:lvlOverride w:ilvl="0">
+      <w:startOverride w:val="1"/>
+    </w:lvlOverride>
+  </w:num>
+  <w:num w:numId="151">
+    <w:abstractNumId w:val="2"/>
+  </w:num>
+  <w:num w:numId="152">
+    <w:abstractNumId w:val="2"/>
+  </w:num>
+  <w:num w:numId="153">
+    <w:abstractNumId w:val="2"/>
+  </w:num>
+  <w:num w:numId="154">
+    <w:abstractNumId w:val="2"/>
+    <w:lvlOverride w:ilvl="0">
+      <w:startOverride w:val="1"/>
+    </w:lvlOverride>
+  </w:num>
+  <w:num w:numId="155">
+    <w:abstractNumId w:val="2"/>
+  </w:num>
+  <w:num w:numId="156">
+    <w:abstractNumId w:val="2"/>
+  </w:num>
+  <w:num w:numId="157">
     <w:abstractNumId w:val="2"/>
   </w:num>
 </w:numbering>

--- a/docs/manuals/user-guide.docx
+++ b/docs/manuals/user-guide.docx
@@ -103,7 +103,7 @@
             </w:rPr>
             <w:fldChar w:fldCharType="separate"/>
           </w:r>
-          <w:hyperlink w:anchor="__RefHeading___Toc3374_2517018716">
+          <w:hyperlink w:anchor="__RefHeading___Toc3374_67902966">
             <w:r>
               <w:rPr>
                 <w:webHidden/>
@@ -124,7 +124,7 @@
             </w:tabs>
             <w:rPr/>
           </w:pPr>
-          <w:hyperlink w:anchor="__RefHeading___Toc3376_2517018716">
+          <w:hyperlink w:anchor="__RefHeading___Toc3376_67902966">
             <w:r>
               <w:rPr>
                 <w:webHidden/>
@@ -145,7 +145,7 @@
             </w:tabs>
             <w:rPr/>
           </w:pPr>
-          <w:hyperlink w:anchor="__RefHeading___Toc3378_2517018716">
+          <w:hyperlink w:anchor="__RefHeading___Toc3378_67902966">
             <w:r>
               <w:rPr>
                 <w:webHidden/>
@@ -166,7 +166,7 @@
             </w:tabs>
             <w:rPr/>
           </w:pPr>
-          <w:hyperlink w:anchor="__RefHeading___Toc3380_2517018716">
+          <w:hyperlink w:anchor="__RefHeading___Toc3380_67902966">
             <w:r>
               <w:rPr>
                 <w:webHidden/>
@@ -187,7 +187,7 @@
             </w:tabs>
             <w:rPr/>
           </w:pPr>
-          <w:hyperlink w:anchor="__RefHeading___Toc3382_2517018716">
+          <w:hyperlink w:anchor="__RefHeading___Toc3382_67902966">
             <w:r>
               <w:rPr>
                 <w:webHidden/>
@@ -208,7 +208,7 @@
             </w:tabs>
             <w:rPr/>
           </w:pPr>
-          <w:hyperlink w:anchor="__RefHeading___Toc3384_2517018716">
+          <w:hyperlink w:anchor="__RefHeading___Toc3384_67902966">
             <w:r>
               <w:rPr>
                 <w:webHidden/>
@@ -229,7 +229,7 @@
             </w:tabs>
             <w:rPr/>
           </w:pPr>
-          <w:hyperlink w:anchor="__RefHeading___Toc3386_2517018716">
+          <w:hyperlink w:anchor="__RefHeading___Toc3386_67902966">
             <w:r>
               <w:rPr>
                 <w:webHidden/>
@@ -250,7 +250,7 @@
             </w:tabs>
             <w:rPr/>
           </w:pPr>
-          <w:hyperlink w:anchor="__RefHeading___Toc3388_2517018716">
+          <w:hyperlink w:anchor="__RefHeading___Toc3388_67902966">
             <w:r>
               <w:rPr>
                 <w:webHidden/>
@@ -271,7 +271,7 @@
             </w:tabs>
             <w:rPr/>
           </w:pPr>
-          <w:hyperlink w:anchor="__RefHeading___Toc3390_2517018716">
+          <w:hyperlink w:anchor="__RefHeading___Toc3390_67902966">
             <w:r>
               <w:rPr>
                 <w:webHidden/>
@@ -292,7 +292,7 @@
             </w:tabs>
             <w:rPr/>
           </w:pPr>
-          <w:hyperlink w:anchor="__RefHeading___Toc3392_2517018716">
+          <w:hyperlink w:anchor="__RefHeading___Toc3392_67902966">
             <w:r>
               <w:rPr>
                 <w:webHidden/>
@@ -313,7 +313,7 @@
             </w:tabs>
             <w:rPr/>
           </w:pPr>
-          <w:hyperlink w:anchor="__RefHeading___Toc3394_2517018716">
+          <w:hyperlink w:anchor="__RefHeading___Toc3394_67902966">
             <w:r>
               <w:rPr>
                 <w:webHidden/>
@@ -334,7 +334,7 @@
             </w:tabs>
             <w:rPr/>
           </w:pPr>
-          <w:hyperlink w:anchor="__RefHeading___Toc3396_2517018716">
+          <w:hyperlink w:anchor="__RefHeading___Toc3396_67902966">
             <w:r>
               <w:rPr>
                 <w:webHidden/>
@@ -355,7 +355,7 @@
             </w:tabs>
             <w:rPr/>
           </w:pPr>
-          <w:hyperlink w:anchor="__RefHeading___Toc3398_2517018716">
+          <w:hyperlink w:anchor="__RefHeading___Toc3398_67902966">
             <w:r>
               <w:rPr>
                 <w:webHidden/>
@@ -376,7 +376,7 @@
             </w:tabs>
             <w:rPr/>
           </w:pPr>
-          <w:hyperlink w:anchor="__RefHeading___Toc3400_2517018716">
+          <w:hyperlink w:anchor="__RefHeading___Toc3400_67902966">
             <w:r>
               <w:rPr>
                 <w:webHidden/>
@@ -397,7 +397,7 @@
             </w:tabs>
             <w:rPr/>
           </w:pPr>
-          <w:hyperlink w:anchor="__RefHeading___Toc3402_2517018716">
+          <w:hyperlink w:anchor="__RefHeading___Toc3402_67902966">
             <w:r>
               <w:rPr>
                 <w:webHidden/>
@@ -418,7 +418,7 @@
             </w:tabs>
             <w:rPr/>
           </w:pPr>
-          <w:hyperlink w:anchor="__RefHeading___Toc3404_2517018716">
+          <w:hyperlink w:anchor="__RefHeading___Toc3404_67902966">
             <w:r>
               <w:rPr>
                 <w:webHidden/>
@@ -439,7 +439,7 @@
             </w:tabs>
             <w:rPr/>
           </w:pPr>
-          <w:hyperlink w:anchor="__RefHeading___Toc3406_2517018716">
+          <w:hyperlink w:anchor="__RefHeading___Toc3406_67902966">
             <w:r>
               <w:rPr>
                 <w:webHidden/>
@@ -460,7 +460,7 @@
             </w:tabs>
             <w:rPr/>
           </w:pPr>
-          <w:hyperlink w:anchor="__RefHeading___Toc3408_2517018716">
+          <w:hyperlink w:anchor="__RefHeading___Toc3408_67902966">
             <w:r>
               <w:rPr>
                 <w:webHidden/>
@@ -481,7 +481,7 @@
             </w:tabs>
             <w:rPr/>
           </w:pPr>
-          <w:hyperlink w:anchor="__RefHeading___Toc3410_2517018716">
+          <w:hyperlink w:anchor="__RefHeading___Toc3410_67902966">
             <w:r>
               <w:rPr>
                 <w:webHidden/>
@@ -502,7 +502,7 @@
             </w:tabs>
             <w:rPr/>
           </w:pPr>
-          <w:hyperlink w:anchor="__RefHeading___Toc3412_2517018716">
+          <w:hyperlink w:anchor="__RefHeading___Toc3412_67902966">
             <w:r>
               <w:rPr>
                 <w:webHidden/>
@@ -523,7 +523,7 @@
             </w:tabs>
             <w:rPr/>
           </w:pPr>
-          <w:hyperlink w:anchor="__RefHeading___Toc3414_2517018716">
+          <w:hyperlink w:anchor="__RefHeading___Toc3414_67902966">
             <w:r>
               <w:rPr>
                 <w:webHidden/>
@@ -544,7 +544,7 @@
             </w:tabs>
             <w:rPr/>
           </w:pPr>
-          <w:hyperlink w:anchor="__RefHeading___Toc3416_2517018716">
+          <w:hyperlink w:anchor="__RefHeading___Toc3416_67902966">
             <w:r>
               <w:rPr>
                 <w:webHidden/>
@@ -565,7 +565,7 @@
             </w:tabs>
             <w:rPr/>
           </w:pPr>
-          <w:hyperlink w:anchor="__RefHeading___Toc3418_2517018716">
+          <w:hyperlink w:anchor="__RefHeading___Toc3418_67902966">
             <w:r>
               <w:rPr>
                 <w:webHidden/>
@@ -586,7 +586,7 @@
             </w:tabs>
             <w:rPr/>
           </w:pPr>
-          <w:hyperlink w:anchor="__RefHeading___Toc3420_2517018716">
+          <w:hyperlink w:anchor="__RefHeading___Toc3420_67902966">
             <w:r>
               <w:rPr>
                 <w:webHidden/>
@@ -607,7 +607,7 @@
             </w:tabs>
             <w:rPr/>
           </w:pPr>
-          <w:hyperlink w:anchor="__RefHeading___Toc3422_2517018716">
+          <w:hyperlink w:anchor="__RefHeading___Toc3422_67902966">
             <w:r>
               <w:rPr>
                 <w:webHidden/>
@@ -628,7 +628,7 @@
             </w:tabs>
             <w:rPr/>
           </w:pPr>
-          <w:hyperlink w:anchor="__RefHeading___Toc3424_2517018716">
+          <w:hyperlink w:anchor="__RefHeading___Toc3424_67902966">
             <w:r>
               <w:rPr>
                 <w:webHidden/>
@@ -649,7 +649,7 @@
             </w:tabs>
             <w:rPr/>
           </w:pPr>
-          <w:hyperlink w:anchor="__RefHeading___Toc3426_2517018716">
+          <w:hyperlink w:anchor="__RefHeading___Toc3426_67902966">
             <w:r>
               <w:rPr>
                 <w:webHidden/>
@@ -670,7 +670,7 @@
             </w:tabs>
             <w:rPr/>
           </w:pPr>
-          <w:hyperlink w:anchor="__RefHeading___Toc3428_2517018716">
+          <w:hyperlink w:anchor="__RefHeading___Toc3428_67902966">
             <w:r>
               <w:rPr>
                 <w:webHidden/>
@@ -691,7 +691,7 @@
             </w:tabs>
             <w:rPr/>
           </w:pPr>
-          <w:hyperlink w:anchor="__RefHeading___Toc3430_2517018716">
+          <w:hyperlink w:anchor="__RefHeading___Toc3430_67902966">
             <w:r>
               <w:rPr>
                 <w:webHidden/>
@@ -712,7 +712,7 @@
             </w:tabs>
             <w:rPr/>
           </w:pPr>
-          <w:hyperlink w:anchor="__RefHeading___Toc3432_2517018716">
+          <w:hyperlink w:anchor="__RefHeading___Toc3432_67902966">
             <w:r>
               <w:rPr>
                 <w:webHidden/>
@@ -733,7 +733,7 @@
             </w:tabs>
             <w:rPr/>
           </w:pPr>
-          <w:hyperlink w:anchor="__RefHeading___Toc3434_2517018716">
+          <w:hyperlink w:anchor="__RefHeading___Toc3434_67902966">
             <w:r>
               <w:rPr>
                 <w:webHidden/>
@@ -754,7 +754,7 @@
             </w:tabs>
             <w:rPr/>
           </w:pPr>
-          <w:hyperlink w:anchor="__RefHeading___Toc3436_2517018716">
+          <w:hyperlink w:anchor="__RefHeading___Toc3436_67902966">
             <w:r>
               <w:rPr>
                 <w:webHidden/>
@@ -775,7 +775,7 @@
             </w:tabs>
             <w:rPr/>
           </w:pPr>
-          <w:hyperlink w:anchor="__RefHeading___Toc3438_2517018716">
+          <w:hyperlink w:anchor="__RefHeading___Toc3438_67902966">
             <w:r>
               <w:rPr>
                 <w:webHidden/>
@@ -796,7 +796,7 @@
             </w:tabs>
             <w:rPr/>
           </w:pPr>
-          <w:hyperlink w:anchor="__RefHeading___Toc3440_2517018716">
+          <w:hyperlink w:anchor="__RefHeading___Toc3440_67902966">
             <w:r>
               <w:rPr>
                 <w:webHidden/>
@@ -817,7 +817,7 @@
             </w:tabs>
             <w:rPr/>
           </w:pPr>
-          <w:hyperlink w:anchor="__RefHeading___Toc3442_2517018716">
+          <w:hyperlink w:anchor="__RefHeading___Toc3442_67902966">
             <w:r>
               <w:rPr>
                 <w:webHidden/>
@@ -838,7 +838,7 @@
             </w:tabs>
             <w:rPr/>
           </w:pPr>
-          <w:hyperlink w:anchor="__RefHeading___Toc3444_2517018716">
+          <w:hyperlink w:anchor="__RefHeading___Toc3444_67902966">
             <w:r>
               <w:rPr>
                 <w:webHidden/>
@@ -859,7 +859,7 @@
             </w:tabs>
             <w:rPr/>
           </w:pPr>
-          <w:hyperlink w:anchor="__RefHeading___Toc3446_2517018716">
+          <w:hyperlink w:anchor="__RefHeading___Toc3446_67902966">
             <w:r>
               <w:rPr>
                 <w:webHidden/>
@@ -880,7 +880,7 @@
             </w:tabs>
             <w:rPr/>
           </w:pPr>
-          <w:hyperlink w:anchor="__RefHeading___Toc3448_2517018716">
+          <w:hyperlink w:anchor="__RefHeading___Toc3448_67902966">
             <w:r>
               <w:rPr>
                 <w:webHidden/>
@@ -901,7 +901,7 @@
             </w:tabs>
             <w:rPr/>
           </w:pPr>
-          <w:hyperlink w:anchor="__RefHeading___Toc3450_2517018716">
+          <w:hyperlink w:anchor="__RefHeading___Toc3450_67902966">
             <w:r>
               <w:rPr>
                 <w:webHidden/>
@@ -922,7 +922,7 @@
             </w:tabs>
             <w:rPr/>
           </w:pPr>
-          <w:hyperlink w:anchor="__RefHeading___Toc3452_2517018716">
+          <w:hyperlink w:anchor="__RefHeading___Toc3452_67902966">
             <w:r>
               <w:rPr>
                 <w:webHidden/>
@@ -943,7 +943,7 @@
             </w:tabs>
             <w:rPr/>
           </w:pPr>
-          <w:hyperlink w:anchor="__RefHeading___Toc3454_2517018716">
+          <w:hyperlink w:anchor="__RefHeading___Toc3454_67902966">
             <w:r>
               <w:rPr>
                 <w:webHidden/>
@@ -964,7 +964,7 @@
             </w:tabs>
             <w:rPr/>
           </w:pPr>
-          <w:hyperlink w:anchor="__RefHeading___Toc3456_2517018716">
+          <w:hyperlink w:anchor="__RefHeading___Toc3456_67902966">
             <w:r>
               <w:rPr>
                 <w:webHidden/>
@@ -985,7 +985,7 @@
             </w:tabs>
             <w:rPr/>
           </w:pPr>
-          <w:hyperlink w:anchor="__RefHeading___Toc3458_2517018716">
+          <w:hyperlink w:anchor="__RefHeading___Toc3458_67902966">
             <w:r>
               <w:rPr>
                 <w:webHidden/>
@@ -1006,7 +1006,7 @@
             </w:tabs>
             <w:rPr/>
           </w:pPr>
-          <w:hyperlink w:anchor="__RefHeading___Toc3460_2517018716">
+          <w:hyperlink w:anchor="__RefHeading___Toc3460_67902966">
             <w:r>
               <w:rPr>
                 <w:webHidden/>
@@ -1027,7 +1027,7 @@
             </w:tabs>
             <w:rPr/>
           </w:pPr>
-          <w:hyperlink w:anchor="__RefHeading___Toc3462_2517018716">
+          <w:hyperlink w:anchor="__RefHeading___Toc3462_67902966">
             <w:r>
               <w:rPr>
                 <w:webHidden/>
@@ -1048,7 +1048,7 @@
             </w:tabs>
             <w:rPr/>
           </w:pPr>
-          <w:hyperlink w:anchor="__RefHeading___Toc3464_2517018716">
+          <w:hyperlink w:anchor="__RefHeading___Toc3464_67902966">
             <w:r>
               <w:rPr>
                 <w:webHidden/>
@@ -1069,7 +1069,7 @@
             </w:tabs>
             <w:rPr/>
           </w:pPr>
-          <w:hyperlink w:anchor="__RefHeading___Toc3466_2517018716">
+          <w:hyperlink w:anchor="__RefHeading___Toc3466_67902966">
             <w:r>
               <w:rPr>
                 <w:webHidden/>
@@ -1090,7 +1090,7 @@
             </w:tabs>
             <w:rPr/>
           </w:pPr>
-          <w:hyperlink w:anchor="__RefHeading___Toc3468_2517018716">
+          <w:hyperlink w:anchor="__RefHeading___Toc3468_67902966">
             <w:r>
               <w:rPr>
                 <w:webHidden/>
@@ -1111,7 +1111,7 @@
             </w:tabs>
             <w:rPr/>
           </w:pPr>
-          <w:hyperlink w:anchor="__RefHeading___Toc3470_2517018716">
+          <w:hyperlink w:anchor="__RefHeading___Toc3470_67902966">
             <w:r>
               <w:rPr>
                 <w:webHidden/>
@@ -1132,7 +1132,7 @@
             </w:tabs>
             <w:rPr/>
           </w:pPr>
-          <w:hyperlink w:anchor="__RefHeading___Toc3472_2517018716">
+          <w:hyperlink w:anchor="__RefHeading___Toc3472_67902966">
             <w:r>
               <w:rPr>
                 <w:webHidden/>
@@ -1153,7 +1153,7 @@
             </w:tabs>
             <w:rPr/>
           </w:pPr>
-          <w:hyperlink w:anchor="__RefHeading___Toc3474_2517018716">
+          <w:hyperlink w:anchor="__RefHeading___Toc3474_67902966">
             <w:r>
               <w:rPr>
                 <w:webHidden/>
@@ -1174,7 +1174,7 @@
             </w:tabs>
             <w:rPr/>
           </w:pPr>
-          <w:hyperlink w:anchor="__RefHeading___Toc3476_2517018716">
+          <w:hyperlink w:anchor="__RefHeading___Toc3476_67902966">
             <w:r>
               <w:rPr>
                 <w:webHidden/>
@@ -1195,7 +1195,7 @@
             </w:tabs>
             <w:rPr/>
           </w:pPr>
-          <w:hyperlink w:anchor="__RefHeading___Toc3478_2517018716">
+          <w:hyperlink w:anchor="__RefHeading___Toc3478_67902966">
             <w:r>
               <w:rPr>
                 <w:webHidden/>
@@ -1216,7 +1216,7 @@
             </w:tabs>
             <w:rPr/>
           </w:pPr>
-          <w:hyperlink w:anchor="__RefHeading___Toc3480_2517018716">
+          <w:hyperlink w:anchor="__RefHeading___Toc3480_67902966">
             <w:r>
               <w:rPr>
                 <w:webHidden/>
@@ -1237,7 +1237,7 @@
             </w:tabs>
             <w:rPr/>
           </w:pPr>
-          <w:hyperlink w:anchor="__RefHeading___Toc3482_2517018716">
+          <w:hyperlink w:anchor="__RefHeading___Toc3482_67902966">
             <w:r>
               <w:rPr>
                 <w:webHidden/>
@@ -1258,7 +1258,7 @@
             </w:tabs>
             <w:rPr/>
           </w:pPr>
-          <w:hyperlink w:anchor="__RefHeading___Toc3484_2517018716">
+          <w:hyperlink w:anchor="__RefHeading___Toc3484_67902966">
             <w:r>
               <w:rPr>
                 <w:webHidden/>
@@ -1279,7 +1279,7 @@
             </w:tabs>
             <w:rPr/>
           </w:pPr>
-          <w:hyperlink w:anchor="__RefHeading___Toc3486_2517018716">
+          <w:hyperlink w:anchor="__RefHeading___Toc3486_67902966">
             <w:r>
               <w:rPr>
                 <w:webHidden/>
@@ -1300,7 +1300,7 @@
             </w:tabs>
             <w:rPr/>
           </w:pPr>
-          <w:hyperlink w:anchor="__RefHeading___Toc3488_2517018716">
+          <w:hyperlink w:anchor="__RefHeading___Toc3488_67902966">
             <w:r>
               <w:rPr>
                 <w:webHidden/>
@@ -1321,7 +1321,7 @@
             </w:tabs>
             <w:rPr/>
           </w:pPr>
-          <w:hyperlink w:anchor="__RefHeading___Toc3490_2517018716">
+          <w:hyperlink w:anchor="__RefHeading___Toc3490_67902966">
             <w:r>
               <w:rPr>
                 <w:webHidden/>
@@ -1342,7 +1342,7 @@
             </w:tabs>
             <w:rPr/>
           </w:pPr>
-          <w:hyperlink w:anchor="__RefHeading___Toc3492_2517018716">
+          <w:hyperlink w:anchor="__RefHeading___Toc3492_67902966">
             <w:r>
               <w:rPr>
                 <w:webHidden/>
@@ -1367,7 +1367,7 @@
         <w:pStyle w:val="Heading1"/>
         <w:rPr/>
       </w:pPr>
-      <w:bookmarkStart w:id="0" w:name="__RefHeading___Toc3374_2517018716"/>
+      <w:bookmarkStart w:id="0" w:name="__RefHeading___Toc3374_67902966"/>
       <w:bookmarkEnd w:id="0"/>
       <w:r>
         <w:rPr>
@@ -1897,7 +1897,7 @@
         <w:pStyle w:val="Heading1"/>
         <w:rPr/>
       </w:pPr>
-      <w:bookmarkStart w:id="2" w:name="__RefHeading___Toc3376_2517018716"/>
+      <w:bookmarkStart w:id="2" w:name="__RefHeading___Toc3376_67902966"/>
       <w:bookmarkEnd w:id="2"/>
       <w:r>
         <w:rPr>
@@ -1916,7 +1916,7 @@
         <w:pStyle w:val="Heading2"/>
         <w:rPr/>
       </w:pPr>
-      <w:bookmarkStart w:id="3" w:name="__RefHeading___Toc3378_2517018716"/>
+      <w:bookmarkStart w:id="3" w:name="__RefHeading___Toc3378_67902966"/>
       <w:bookmarkStart w:id="4" w:name="назначение"/>
       <w:bookmarkEnd w:id="3"/>
       <w:r>
@@ -2028,7 +2028,7 @@
         <w:pStyle w:val="Heading2"/>
         <w:rPr/>
       </w:pPr>
-      <w:bookmarkStart w:id="6" w:name="__RefHeading___Toc3380_2517018716"/>
+      <w:bookmarkStart w:id="6" w:name="__RefHeading___Toc3380_67902966"/>
       <w:bookmarkEnd w:id="6"/>
       <w:r>
         <w:rPr>
@@ -3457,7 +3457,7 @@
         <w:pStyle w:val="Heading2"/>
         <w:rPr/>
       </w:pPr>
-      <w:bookmarkStart w:id="8" w:name="__RefHeading___Toc3382_2517018716"/>
+      <w:bookmarkStart w:id="8" w:name="__RefHeading___Toc3382_67902966"/>
       <w:bookmarkEnd w:id="8"/>
       <w:r>
         <w:rPr>
@@ -4764,7 +4764,7 @@
         <w:pStyle w:val="Heading2"/>
         <w:rPr/>
       </w:pPr>
-      <w:bookmarkStart w:id="9" w:name="__RefHeading___Toc3384_2517018716"/>
+      <w:bookmarkStart w:id="9" w:name="__RefHeading___Toc3384_67902966"/>
       <w:bookmarkEnd w:id="9"/>
       <w:r>
         <w:rPr>
@@ -4935,7 +4935,7 @@
         <w:pStyle w:val="Heading2"/>
         <w:rPr/>
       </w:pPr>
-      <w:bookmarkStart w:id="10" w:name="__RefHeading___Toc3386_2517018716"/>
+      <w:bookmarkStart w:id="10" w:name="__RefHeading___Toc3386_67902966"/>
       <w:bookmarkStart w:id="11" w:name="интерфейс"/>
       <w:bookmarkEnd w:id="10"/>
       <w:r>
@@ -5354,7 +5354,7 @@
         <w:pStyle w:val="Heading2"/>
         <w:rPr/>
       </w:pPr>
-      <w:bookmarkStart w:id="12" w:name="__RefHeading___Toc3388_2517018716"/>
+      <w:bookmarkStart w:id="12" w:name="__RefHeading___Toc3388_67902966"/>
       <w:bookmarkStart w:id="13" w:name="о-программе-и-руководство"/>
       <w:bookmarkEnd w:id="12"/>
       <w:r>
@@ -5594,7 +5594,7 @@
         <w:pStyle w:val="Heading2"/>
         <w:rPr/>
       </w:pPr>
-      <w:bookmarkStart w:id="15" w:name="__RefHeading___Toc3390_2517018716"/>
+      <w:bookmarkStart w:id="15" w:name="__RefHeading___Toc3390_67902966"/>
       <w:bookmarkStart w:id="16" w:name="тема-оформления"/>
       <w:bookmarkEnd w:id="15"/>
       <w:r>
@@ -5682,7 +5682,7 @@
         <w:pStyle w:val="Heading2"/>
         <w:rPr/>
       </w:pPr>
-      <w:bookmarkStart w:id="18" w:name="__RefHeading___Toc3392_2517018716"/>
+      <w:bookmarkStart w:id="18" w:name="__RefHeading___Toc3392_67902966"/>
       <w:bookmarkStart w:id="19" w:name="профиль"/>
       <w:bookmarkEnd w:id="18"/>
       <w:r>
@@ -5848,7 +5848,7 @@
         <w:pStyle w:val="Heading1"/>
         <w:rPr/>
       </w:pPr>
-      <w:bookmarkStart w:id="21" w:name="__RefHeading___Toc3394_2517018716"/>
+      <w:bookmarkStart w:id="21" w:name="__RefHeading___Toc3394_67902966"/>
       <w:bookmarkStart w:id="22" w:name="дашборд"/>
       <w:bookmarkEnd w:id="21"/>
       <w:r>
@@ -5878,7 +5878,7 @@
         <w:pStyle w:val="Heading2"/>
         <w:rPr/>
       </w:pPr>
-      <w:bookmarkStart w:id="23" w:name="__RefHeading___Toc3396_2517018716"/>
+      <w:bookmarkStart w:id="23" w:name="__RefHeading___Toc3396_67902966"/>
       <w:bookmarkStart w:id="24" w:name="быстрые-фильтры"/>
       <w:bookmarkEnd w:id="23"/>
       <w:r>
@@ -6030,7 +6030,7 @@
         <w:pStyle w:val="Heading2"/>
         <w:rPr/>
       </w:pPr>
-      <w:bookmarkStart w:id="26" w:name="__RefHeading___Toc3398_2517018716"/>
+      <w:bookmarkStart w:id="26" w:name="__RefHeading___Toc3398_67902966"/>
       <w:bookmarkStart w:id="27" w:name="ключевые-показатели"/>
       <w:bookmarkEnd w:id="26"/>
       <w:r>
@@ -6118,7 +6118,7 @@
         <w:pStyle w:val="Heading2"/>
         <w:rPr/>
       </w:pPr>
-      <w:bookmarkStart w:id="29" w:name="__RefHeading___Toc3400_2517018716"/>
+      <w:bookmarkStart w:id="29" w:name="__RefHeading___Toc3400_67902966"/>
       <w:bookmarkStart w:id="30" w:name="динамика-по-выбранному-эпику"/>
       <w:bookmarkEnd w:id="29"/>
       <w:r>
@@ -6815,7 +6815,7 @@
         <w:pStyle w:val="Heading2"/>
         <w:rPr/>
       </w:pPr>
-      <w:bookmarkStart w:id="32" w:name="__RefHeading___Toc3402_2517018716"/>
+      <w:bookmarkStart w:id="32" w:name="__RefHeading___Toc3402_67902966"/>
       <w:bookmarkStart w:id="33" w:name="графики-по-всем-эпикам"/>
       <w:bookmarkEnd w:id="32"/>
       <w:r>
@@ -6914,7 +6914,7 @@
         <w:pStyle w:val="Heading2"/>
         <w:rPr/>
       </w:pPr>
-      <w:bookmarkStart w:id="35" w:name="__RefHeading___Toc3404_2517018716"/>
+      <w:bookmarkStart w:id="35" w:name="__RefHeading___Toc3404_67902966"/>
       <w:bookmarkStart w:id="36" w:name="сводка-по-эпикам"/>
       <w:bookmarkEnd w:id="35"/>
       <w:r>
@@ -7080,7 +7080,7 @@
         <w:pStyle w:val="Heading2"/>
         <w:rPr/>
       </w:pPr>
-      <w:bookmarkStart w:id="38" w:name="__RefHeading___Toc3406_2517018716"/>
+      <w:bookmarkStart w:id="38" w:name="__RefHeading___Toc3406_67902966"/>
       <w:bookmarkStart w:id="39" w:name="прогноз-диапазоном"/>
       <w:bookmarkEnd w:id="38"/>
       <w:r>
@@ -7683,7 +7683,7 @@
         <w:pStyle w:val="Heading2"/>
         <w:rPr/>
       </w:pPr>
-      <w:bookmarkStart w:id="40" w:name="__RefHeading___Toc3408_2517018716"/>
+      <w:bookmarkStart w:id="40" w:name="__RefHeading___Toc3408_67902966"/>
       <w:bookmarkStart w:id="41" w:name="дрейф-прогноза"/>
       <w:bookmarkEnd w:id="40"/>
       <w:r>
@@ -8164,7 +8164,7 @@
         <w:pStyle w:val="Heading2"/>
         <w:rPr/>
       </w:pPr>
-      <w:bookmarkStart w:id="42" w:name="__RefHeading___Toc3410_2517018716"/>
+      <w:bookmarkStart w:id="42" w:name="__RefHeading___Toc3410_67902966"/>
       <w:bookmarkStart w:id="43" w:name="таблица-burn-rate"/>
       <w:bookmarkEnd w:id="42"/>
       <w:r>
@@ -8285,7 +8285,7 @@
         <w:pStyle w:val="Heading1"/>
         <w:rPr/>
       </w:pPr>
-      <w:bookmarkStart w:id="44" w:name="__RefHeading___Toc3412_2517018716"/>
+      <w:bookmarkStart w:id="44" w:name="__RefHeading___Toc3412_67902966"/>
       <w:bookmarkStart w:id="45" w:name="свод-по-этапам"/>
       <w:bookmarkEnd w:id="44"/>
       <w:r>
@@ -8392,7 +8392,7 @@
         <w:pStyle w:val="Heading2"/>
         <w:rPr/>
       </w:pPr>
-      <w:bookmarkStart w:id="46" w:name="__RefHeading___Toc3414_2517018716"/>
+      <w:bookmarkStart w:id="46" w:name="__RefHeading___Toc3414_67902966"/>
       <w:bookmarkStart w:id="47" w:name="график-этапа"/>
       <w:bookmarkEnd w:id="46"/>
       <w:r>
@@ -8508,7 +8508,7 @@
         <w:pStyle w:val="Heading2"/>
         <w:rPr/>
       </w:pPr>
-      <w:bookmarkStart w:id="48" w:name="__RefHeading___Toc3416_2517018716"/>
+      <w:bookmarkStart w:id="48" w:name="__RefHeading___Toc3416_67902966"/>
       <w:bookmarkStart w:id="49" w:name="задачи-jira-по-этапам-и-по-проекту"/>
       <w:bookmarkEnd w:id="48"/>
       <w:r>
@@ -8705,7 +8705,7 @@
         <w:pStyle w:val="Heading2"/>
         <w:rPr/>
       </w:pPr>
-      <w:bookmarkStart w:id="51" w:name="__RefHeading___Toc3418_2517018716"/>
+      <w:bookmarkStart w:id="51" w:name="__RefHeading___Toc3418_67902966"/>
       <w:bookmarkStart w:id="52" w:name="сводка-и-burn-rate-по-этапам"/>
       <w:bookmarkEnd w:id="51"/>
       <w:r>
@@ -8795,7 +8795,7 @@
         <w:pStyle w:val="Heading1"/>
         <w:rPr/>
       </w:pPr>
-      <w:bookmarkStart w:id="55" w:name="__RefHeading___Toc3420_2517018716"/>
+      <w:bookmarkStart w:id="55" w:name="__RefHeading___Toc3420_67902966"/>
       <w:bookmarkStart w:id="56" w:name="данные-по-датам"/>
       <w:bookmarkEnd w:id="55"/>
       <w:r>
@@ -8825,7 +8825,7 @@
         <w:pStyle w:val="Heading2"/>
         <w:rPr/>
       </w:pPr>
-      <w:bookmarkStart w:id="57" w:name="__RefHeading___Toc3422_2517018716"/>
+      <w:bookmarkStart w:id="57" w:name="__RefHeading___Toc3422_67902966"/>
       <w:bookmarkStart w:id="58" w:name="таблица-замеров"/>
       <w:bookmarkEnd w:id="57"/>
       <w:r>
@@ -9041,7 +9041,7 @@
         <w:pStyle w:val="Heading2"/>
         <w:rPr/>
       </w:pPr>
-      <w:bookmarkStart w:id="60" w:name="__RefHeading___Toc3424_2517018716"/>
+      <w:bookmarkStart w:id="60" w:name="__RefHeading___Toc3424_67902966"/>
       <w:bookmarkStart w:id="61" w:name="замер-по-всем-эпикам"/>
       <w:bookmarkEnd w:id="60"/>
       <w:r>
@@ -9214,7 +9214,7 @@
         <w:pStyle w:val="Heading2"/>
         <w:rPr/>
       </w:pPr>
-      <w:bookmarkStart w:id="62" w:name="__RefHeading___Toc3426_2517018716"/>
+      <w:bookmarkStart w:id="62" w:name="__RefHeading___Toc3426_67902966"/>
       <w:bookmarkStart w:id="63" w:name="удаление-замера"/>
       <w:bookmarkEnd w:id="62"/>
       <w:r>
@@ -9304,7 +9304,7 @@
         <w:pStyle w:val="Heading1"/>
         <w:rPr/>
       </w:pPr>
-      <w:bookmarkStart w:id="66" w:name="__RefHeading___Toc3428_2517018716"/>
+      <w:bookmarkStart w:id="66" w:name="__RefHeading___Toc3428_67902966"/>
       <w:bookmarkStart w:id="67" w:name="эпики-блоки-задач"/>
       <w:bookmarkEnd w:id="66"/>
       <w:r>
@@ -10006,7 +10006,7 @@
         <w:pStyle w:val="Heading1"/>
         <w:rPr/>
       </w:pPr>
-      <w:bookmarkStart w:id="68" w:name="__RefHeading___Toc3430_2517018716"/>
+      <w:bookmarkStart w:id="68" w:name="__RefHeading___Toc3430_67902966"/>
       <w:bookmarkEnd w:id="68"/>
       <w:r>
         <w:rPr>
@@ -10528,7 +10528,7 @@
         <w:pStyle w:val="Heading1"/>
         <w:rPr/>
       </w:pPr>
-      <w:bookmarkStart w:id="70" w:name="__RefHeading___Toc3432_2517018716"/>
+      <w:bookmarkStart w:id="70" w:name="__RefHeading___Toc3432_67902966"/>
       <w:bookmarkEnd w:id="70"/>
       <w:r>
         <w:rPr>
@@ -10652,7 +10652,7 @@
         <w:pStyle w:val="Heading2"/>
         <w:rPr/>
       </w:pPr>
-      <w:bookmarkStart w:id="71" w:name="__RefHeading___Toc3434_2517018716"/>
+      <w:bookmarkStart w:id="71" w:name="__RefHeading___Toc3434_67902966"/>
       <w:bookmarkStart w:id="72" w:name="подключение-к-jira"/>
       <w:bookmarkEnd w:id="71"/>
       <w:r>
@@ -10674,7 +10674,7 @@
       </w:pPr>
       <w:r>
         <w:rPr/>
-        <w:t>Вверху раздела «Связь с Jira» показано, к какой Jira подключён Burndown: адрес, способ входа и учётная запись. Пароль или токен не показываются никому.</w:t>
+        <w:t>Вверху раздела «Связь с Jira» показано только, настроено ли подключение: «✓ Подключение к Jira настроено» или «Подключение к Jira не настроено». Адрес Jira, учётная запись и способ входа видны только администратору.</w:t>
       </w:r>
     </w:p>
     <w:p>
@@ -10740,7 +10740,7 @@
       </w:pPr>
       <w:r>
         <w:rPr/>
-        <w:t>Если вместо этого написано «Подключение к Jira не настроено — обратитесь к администратору», кнопки среза можно создать заранее, но срезы и автозаполнение заработают только после того, как администратор настроит подключение. Сменить адрес Jira, учётную запись или пароль может только администратор — обратитесь к нему, если Jira переехала или пароль учётной записи сменился.</w:t>
+        <w:t>Если подключение не настроено, кнопки среза можно создать заранее, но срезы и автозаполнение заработают только после того, как администратор настроит подключение. Сменить его может только администратор. Если срез сообщает об ошибке подключения («Не удалось подключиться к Jira», «Jira отклонила логин или пароль подключения» и т. п.), сообщите администратору — подробности ошибки он увидит при проверке подключения в разделе «Интеграции».</w:t>
       </w:r>
     </w:p>
     <w:p>
@@ -10767,7 +10767,7 @@
         <w:pStyle w:val="Heading2"/>
         <w:rPr/>
       </w:pPr>
-      <w:bookmarkStart w:id="73" w:name="__RefHeading___Toc3436_2517018716"/>
+      <w:bookmarkStart w:id="73" w:name="__RefHeading___Toc3436_67902966"/>
       <w:bookmarkStart w:id="74" w:name="кнопка-среза-структура-и-задачи"/>
       <w:bookmarkEnd w:id="73"/>
       <w:r>
@@ -11461,7 +11461,7 @@
         <w:pStyle w:val="Heading2"/>
         <w:rPr/>
       </w:pPr>
-      <w:bookmarkStart w:id="76" w:name="__RefHeading___Toc3438_2517018716"/>
+      <w:bookmarkStart w:id="76" w:name="__RefHeading___Toc3438_67902966"/>
       <w:bookmarkStart w:id="77" w:name="кнопка-среза-поля-jira"/>
       <w:bookmarkEnd w:id="76"/>
       <w:r>
@@ -11754,7 +11754,7 @@
         <w:pStyle w:val="Heading2"/>
         <w:rPr/>
       </w:pPr>
-      <w:bookmarkStart w:id="79" w:name="__RefHeading___Toc3440_2517018716"/>
+      <w:bookmarkStart w:id="79" w:name="__RefHeading___Toc3440_67902966"/>
       <w:bookmarkStart w:id="80" w:name="срез-затягивание-данных-на-сегодня"/>
       <w:bookmarkEnd w:id="79"/>
       <w:r>
@@ -12388,7 +12388,7 @@
         <w:pStyle w:val="Heading2"/>
         <w:rPr/>
       </w:pPr>
-      <w:bookmarkStart w:id="81" w:name="__RefHeading___Toc3442_2517018716"/>
+      <w:bookmarkStart w:id="81" w:name="__RefHeading___Toc3442_67902966"/>
       <w:bookmarkStart w:id="82" w:name="восстановление-истории"/>
       <w:bookmarkEnd w:id="81"/>
       <w:r>
@@ -12738,7 +12738,7 @@
         <w:pStyle w:val="Heading2"/>
         <w:rPr/>
       </w:pPr>
-      <w:bookmarkStart w:id="84" w:name="__RefHeading___Toc3444_2517018716"/>
+      <w:bookmarkStart w:id="84" w:name="__RefHeading___Toc3444_67902966"/>
       <w:bookmarkStart w:id="85" w:name="автозаполнение-по-расписанию"/>
       <w:bookmarkEnd w:id="84"/>
       <w:r>
@@ -13277,7 +13277,7 @@
         <w:pStyle w:val="Heading1"/>
         <w:rPr/>
       </w:pPr>
-      <w:bookmarkStart w:id="86" w:name="__RefHeading___Toc3446_2517018716"/>
+      <w:bookmarkStart w:id="86" w:name="__RefHeading___Toc3446_67902966"/>
       <w:bookmarkStart w:id="87" w:name="задачи-jira-на-дашборде"/>
       <w:bookmarkEnd w:id="86"/>
       <w:r>
@@ -13307,7 +13307,7 @@
         <w:pStyle w:val="Heading2"/>
         <w:rPr/>
       </w:pPr>
-      <w:bookmarkStart w:id="88" w:name="__RefHeading___Toc3448_2517018716"/>
+      <w:bookmarkStart w:id="88" w:name="__RefHeading___Toc3448_67902966"/>
       <w:bookmarkStart w:id="89" w:name="задачи-jira-по-эпикам"/>
       <w:bookmarkEnd w:id="88"/>
       <w:r>
@@ -14001,7 +14001,7 @@
         <w:pStyle w:val="Heading2"/>
         <w:rPr/>
       </w:pPr>
-      <w:bookmarkStart w:id="91" w:name="__RefHeading___Toc3450_2517018716"/>
+      <w:bookmarkStart w:id="91" w:name="__RefHeading___Toc3450_67902966"/>
       <w:bookmarkStart w:id="92" w:name="объём-и-выполнение-burn-up"/>
       <w:bookmarkEnd w:id="91"/>
       <w:r>
@@ -14179,7 +14179,7 @@
         <w:pStyle w:val="Heading2"/>
         <w:rPr/>
       </w:pPr>
-      <w:bookmarkStart w:id="94" w:name="__RefHeading___Toc3452_2517018716"/>
+      <w:bookmarkStart w:id="94" w:name="__RefHeading___Toc3452_67902966"/>
       <w:bookmarkStart w:id="95" w:name="список-задач-и-качество-данных"/>
       <w:bookmarkEnd w:id="94"/>
       <w:r>
@@ -14957,7 +14957,7 @@
         <w:pStyle w:val="Heading2"/>
         <w:rPr/>
       </w:pPr>
-      <w:bookmarkStart w:id="97" w:name="__RefHeading___Toc3454_2517018716"/>
+      <w:bookmarkStart w:id="97" w:name="__RefHeading___Toc3454_67902966"/>
       <w:bookmarkStart w:id="98" w:name="что-изменилось-между-срезами"/>
       <w:bookmarkEnd w:id="97"/>
       <w:r>
@@ -15441,7 +15441,7 @@
         <w:pStyle w:val="Heading1"/>
         <w:rPr/>
       </w:pPr>
-      <w:bookmarkStart w:id="99" w:name="__RefHeading___Toc3456_2517018716"/>
+      <w:bookmarkStart w:id="99" w:name="__RefHeading___Toc3456_67902966"/>
       <w:bookmarkStart w:id="100" w:name="режим-просмотра"/>
       <w:bookmarkEnd w:id="99"/>
       <w:r>
@@ -15539,7 +15539,7 @@
         <w:pStyle w:val="Heading1"/>
         <w:rPr/>
       </w:pPr>
-      <w:bookmarkStart w:id="102" w:name="__RefHeading___Toc3458_2517018716"/>
+      <w:bookmarkStart w:id="102" w:name="__RefHeading___Toc3458_67902966"/>
       <w:bookmarkStart w:id="103" w:name="отчёты-pdf-и-печать"/>
       <w:bookmarkEnd w:id="102"/>
       <w:r>
@@ -15665,7 +15665,7 @@
         <w:pStyle w:val="Heading1"/>
         <w:rPr/>
       </w:pPr>
-      <w:bookmarkStart w:id="104" w:name="__RefHeading___Toc3460_2517018716"/>
+      <w:bookmarkStart w:id="104" w:name="__RefHeading___Toc3460_67902966"/>
       <w:bookmarkStart w:id="105" w:name="уведомления-дайджест-и-оповещения"/>
       <w:bookmarkEnd w:id="104"/>
       <w:r>
@@ -15769,7 +15769,7 @@
         <w:pStyle w:val="Heading2"/>
         <w:rPr/>
       </w:pPr>
-      <w:bookmarkStart w:id="106" w:name="__RefHeading___Toc3462_2517018716"/>
+      <w:bookmarkStart w:id="106" w:name="__RefHeading___Toc3462_67902966"/>
       <w:bookmarkStart w:id="107" w:name="каналы-почта-и-telegram"/>
       <w:bookmarkEnd w:id="106"/>
       <w:r>
@@ -16004,7 +16004,7 @@
         <w:pStyle w:val="Heading2"/>
         <w:rPr/>
       </w:pPr>
-      <w:bookmarkStart w:id="108" w:name="__RefHeading___Toc3464_2517018716"/>
+      <w:bookmarkStart w:id="108" w:name="__RefHeading___Toc3464_67902966"/>
       <w:bookmarkStart w:id="109" w:name="дайджест-по-расписанию"/>
       <w:bookmarkEnd w:id="108"/>
       <w:r>
@@ -16371,7 +16371,7 @@
         <w:pStyle w:val="Heading2"/>
         <w:rPr/>
       </w:pPr>
-      <w:bookmarkStart w:id="111" w:name="__RefHeading___Toc3466_2517018716"/>
+      <w:bookmarkStart w:id="111" w:name="__RefHeading___Toc3466_67902966"/>
       <w:bookmarkStart w:id="112" w:name="оповещения"/>
       <w:bookmarkEnd w:id="111"/>
       <w:r>
@@ -16884,7 +16884,7 @@
         <w:pStyle w:val="Heading1"/>
         <w:rPr/>
       </w:pPr>
-      <w:bookmarkStart w:id="113" w:name="__RefHeading___Toc3468_2517018716"/>
+      <w:bookmarkStart w:id="113" w:name="__RefHeading___Toc3468_67902966"/>
       <w:bookmarkStart w:id="114" w:name="работа-с-телефона"/>
       <w:bookmarkEnd w:id="113"/>
       <w:r>
@@ -17016,7 +17016,7 @@
         <w:pStyle w:val="Heading1"/>
         <w:rPr/>
       </w:pPr>
-      <w:bookmarkStart w:id="115" w:name="__RefHeading___Toc3470_2517018716"/>
+      <w:bookmarkStart w:id="115" w:name="__RefHeading___Toc3470_67902966"/>
       <w:bookmarkStart w:id="116" w:name="пользовательские-сценарии"/>
       <w:bookmarkEnd w:id="115"/>
       <w:r>
@@ -17036,7 +17036,7 @@
         <w:pStyle w:val="Heading2"/>
         <w:rPr/>
       </w:pPr>
-      <w:bookmarkStart w:id="117" w:name="__RefHeading___Toc3472_2517018716"/>
+      <w:bookmarkStart w:id="117" w:name="__RefHeading___Toc3472_67902966"/>
       <w:bookmarkStart w:id="118" w:name="сценарий-1.-еженедельный-замер-вручную"/>
       <w:bookmarkEnd w:id="117"/>
       <w:r>
@@ -17191,7 +17191,7 @@
         <w:pStyle w:val="Heading2"/>
         <w:rPr/>
       </w:pPr>
-      <w:bookmarkStart w:id="119" w:name="__RefHeading___Toc3474_2517018716"/>
+      <w:bookmarkStart w:id="119" w:name="__RefHeading___Toc3474_67902966"/>
       <w:bookmarkStart w:id="120" w:name="X78d37a44ee7c8d22d59db32d3ad170073632566"/>
       <w:bookmarkEnd w:id="119"/>
       <w:r>
@@ -17234,7 +17234,7 @@
       </w:pPr>
       <w:r>
         <w:rPr/>
-        <w:t>Открывает «Связь с Jira» и проверяет, что вверху написано «✓ Подключено»; если подключения нет — просит администратора настроить его в «Интеграциях».</w:t>
+        <w:t>Открывает «Связь с Jira» и проверяет, что вверху написано «✓ Подключение к Jira настроено»; если нет — просит администратора настроить его в «Интеграциях».</w:t>
       </w:r>
     </w:p>
     <w:p>
@@ -17396,7 +17396,7 @@
         <w:pStyle w:val="Heading2"/>
         <w:rPr/>
       </w:pPr>
-      <w:bookmarkStart w:id="121" w:name="__RefHeading___Toc3476_2517018716"/>
+      <w:bookmarkStart w:id="121" w:name="__RefHeading___Toc3476_67902966"/>
       <w:bookmarkStart w:id="122" w:name="сценарий-3.-ежедневное-автозаполнение"/>
       <w:bookmarkEnd w:id="121"/>
       <w:r>
@@ -17540,7 +17540,7 @@
         <w:pStyle w:val="Heading2"/>
         <w:rPr/>
       </w:pPr>
-      <w:bookmarkStart w:id="123" w:name="__RefHeading___Toc3478_2517018716"/>
+      <w:bookmarkStart w:id="123" w:name="__RefHeading___Toc3478_67902966"/>
       <w:bookmarkStart w:id="124" w:name="X5fae76ae0535803ad8a038ebb67483220095fb0"/>
       <w:bookmarkEnd w:id="123"/>
       <w:r>
@@ -17659,7 +17659,7 @@
         <w:pStyle w:val="Heading2"/>
         <w:rPr/>
       </w:pPr>
-      <w:bookmarkStart w:id="125" w:name="__RefHeading___Toc3480_2517018716"/>
+      <w:bookmarkStart w:id="125" w:name="__RefHeading___Toc3480_67902966"/>
       <w:bookmarkStart w:id="126" w:name="сценарий-5.-завершение-работ-по-эпику"/>
       <w:bookmarkEnd w:id="125"/>
       <w:r>
@@ -17759,7 +17759,7 @@
         <w:pStyle w:val="Heading2"/>
         <w:rPr/>
       </w:pPr>
-      <w:bookmarkStart w:id="128" w:name="__RefHeading___Toc3482_2517018716"/>
+      <w:bookmarkStart w:id="128" w:name="__RefHeading___Toc3482_67902966"/>
       <w:bookmarkStart w:id="129" w:name="X12a51ddda4e732b536372f727fc9cb26362b979"/>
       <w:bookmarkEnd w:id="128"/>
       <w:r>
@@ -17892,7 +17892,7 @@
         <w:pStyle w:val="Heading2"/>
         <w:rPr/>
       </w:pPr>
-      <w:bookmarkStart w:id="130" w:name="__RefHeading___Toc3484_2517018716"/>
+      <w:bookmarkStart w:id="130" w:name="__RefHeading___Toc3484_67902966"/>
       <w:bookmarkStart w:id="131" w:name="Xe3b598543ada4bcf90216991788eb1e664d08a9"/>
       <w:bookmarkEnd w:id="130"/>
       <w:r>
@@ -18014,7 +18014,7 @@
         <w:pStyle w:val="Heading2"/>
         <w:rPr/>
       </w:pPr>
-      <w:bookmarkStart w:id="132" w:name="__RefHeading___Toc3486_2517018716"/>
+      <w:bookmarkStart w:id="132" w:name="__RefHeading___Toc3486_67902966"/>
       <w:bookmarkStart w:id="133" w:name="Xd03af93346153c481e7e44ef99cdafceed68450"/>
       <w:bookmarkEnd w:id="132"/>
       <w:r>
@@ -18136,7 +18136,7 @@
         <w:pStyle w:val="Heading2"/>
         <w:rPr/>
       </w:pPr>
-      <w:bookmarkStart w:id="134" w:name="__RefHeading___Toc3488_2517018716"/>
+      <w:bookmarkStart w:id="134" w:name="__RefHeading___Toc3488_67902966"/>
       <w:bookmarkStart w:id="135" w:name="X59e311a431da0a090bd4254d5983bb65ce49964"/>
       <w:bookmarkEnd w:id="134"/>
       <w:r>
@@ -18292,7 +18292,7 @@
         <w:pStyle w:val="Heading1"/>
         <w:rPr/>
       </w:pPr>
-      <w:bookmarkStart w:id="136" w:name="__RefHeading___Toc3490_2517018716"/>
+      <w:bookmarkStart w:id="136" w:name="__RefHeading___Toc3490_67902966"/>
       <w:bookmarkStart w:id="137" w:name="частые-вопросы"/>
       <w:bookmarkEnd w:id="136"/>
       <w:r>
@@ -18452,11 +18452,11 @@
           <w:b/>
           <w:bCs/>
         </w:rPr>
-        <w:t>«Jira отклонила логин/токен (401)».</w:t>
-      </w:r>
-      <w:r>
-        <w:rPr/>
-        <w:t xml:space="preserve"> Скорее всего, сменился пароль общей учётной записи Jira или истёк срок токена. Сообщите администратору: он введёт новый пароль в «Интеграциях».</w:t>
+        <w:t>«Jira отклонила логин или пароль подключения (401)».</w:t>
+      </w:r>
+      <w:r>
+        <w:rPr/>
+        <w:t xml:space="preserve"> Скорее всего, сменился пароль учётной записи, от имени которой Burndown читает Jira. Сообщите администратору: он введёт новый пароль в «Интеграциях».</w:t>
       </w:r>
     </w:p>
     <w:p>
@@ -18469,7 +18469,7 @@
           <w:b/>
           <w:bCs/>
         </w:rPr>
-        <w:t>«Jira требует ввести CAPTCHA для этой учётной записи».</w:t>
+        <w:t>«Jira требует ввести CAPTCHA для учётной записи подключения».</w:t>
       </w:r>
       <w:r>
         <w:rPr/>
@@ -18860,7 +18860,7 @@
         <w:pStyle w:val="Heading1"/>
         <w:rPr/>
       </w:pPr>
-      <w:bookmarkStart w:id="138" w:name="__RefHeading___Toc3492_2517018716"/>
+      <w:bookmarkStart w:id="138" w:name="__RefHeading___Toc3492_67902966"/>
       <w:bookmarkEnd w:id="138"/>
       <w:r>
         <w:rPr>

--- a/docs/manuals/user-guide.docx
+++ b/docs/manuals/user-guide.docx
@@ -23,7 +23,7 @@
       </w:pPr>
       <w:r>
         <w:rPr/>
-        <w:t>Версия 1.6.0</w:t>
+        <w:t>Версия 1.6.1</w:t>
       </w:r>
     </w:p>
     <w:p>
@@ -103,7 +103,7 @@
             </w:rPr>
             <w:fldChar w:fldCharType="separate"/>
           </w:r>
-          <w:hyperlink w:anchor="__RefHeading___Toc3374_67902966">
+          <w:hyperlink w:anchor="__RefHeading___Toc3377_255660225">
             <w:r>
               <w:rPr>
                 <w:webHidden/>
@@ -124,7 +124,7 @@
             </w:tabs>
             <w:rPr/>
           </w:pPr>
-          <w:hyperlink w:anchor="__RefHeading___Toc3376_67902966">
+          <w:hyperlink w:anchor="__RefHeading___Toc3379_255660225">
             <w:r>
               <w:rPr>
                 <w:webHidden/>
@@ -145,7 +145,7 @@
             </w:tabs>
             <w:rPr/>
           </w:pPr>
-          <w:hyperlink w:anchor="__RefHeading___Toc3378_67902966">
+          <w:hyperlink w:anchor="__RefHeading___Toc3381_255660225">
             <w:r>
               <w:rPr>
                 <w:webHidden/>
@@ -166,7 +166,7 @@
             </w:tabs>
             <w:rPr/>
           </w:pPr>
-          <w:hyperlink w:anchor="__RefHeading___Toc3380_67902966">
+          <w:hyperlink w:anchor="__RefHeading___Toc3383_255660225">
             <w:r>
               <w:rPr>
                 <w:webHidden/>
@@ -187,7 +187,7 @@
             </w:tabs>
             <w:rPr/>
           </w:pPr>
-          <w:hyperlink w:anchor="__RefHeading___Toc3382_67902966">
+          <w:hyperlink w:anchor="__RefHeading___Toc3385_255660225">
             <w:r>
               <w:rPr>
                 <w:webHidden/>
@@ -208,7 +208,7 @@
             </w:tabs>
             <w:rPr/>
           </w:pPr>
-          <w:hyperlink w:anchor="__RefHeading___Toc3384_67902966">
+          <w:hyperlink w:anchor="__RefHeading___Toc3387_255660225">
             <w:r>
               <w:rPr>
                 <w:webHidden/>
@@ -229,7 +229,7 @@
             </w:tabs>
             <w:rPr/>
           </w:pPr>
-          <w:hyperlink w:anchor="__RefHeading___Toc3386_67902966">
+          <w:hyperlink w:anchor="__RefHeading___Toc3389_255660225">
             <w:r>
               <w:rPr>
                 <w:webHidden/>
@@ -250,7 +250,7 @@
             </w:tabs>
             <w:rPr/>
           </w:pPr>
-          <w:hyperlink w:anchor="__RefHeading___Toc3388_67902966">
+          <w:hyperlink w:anchor="__RefHeading___Toc3391_255660225">
             <w:r>
               <w:rPr>
                 <w:webHidden/>
@@ -271,7 +271,7 @@
             </w:tabs>
             <w:rPr/>
           </w:pPr>
-          <w:hyperlink w:anchor="__RefHeading___Toc3390_67902966">
+          <w:hyperlink w:anchor="__RefHeading___Toc3393_255660225">
             <w:r>
               <w:rPr>
                 <w:webHidden/>
@@ -292,7 +292,7 @@
             </w:tabs>
             <w:rPr/>
           </w:pPr>
-          <w:hyperlink w:anchor="__RefHeading___Toc3392_67902966">
+          <w:hyperlink w:anchor="__RefHeading___Toc3395_255660225">
             <w:r>
               <w:rPr>
                 <w:webHidden/>
@@ -313,7 +313,7 @@
             </w:tabs>
             <w:rPr/>
           </w:pPr>
-          <w:hyperlink w:anchor="__RefHeading___Toc3394_67902966">
+          <w:hyperlink w:anchor="__RefHeading___Toc3397_255660225">
             <w:r>
               <w:rPr>
                 <w:webHidden/>
@@ -334,7 +334,7 @@
             </w:tabs>
             <w:rPr/>
           </w:pPr>
-          <w:hyperlink w:anchor="__RefHeading___Toc3396_67902966">
+          <w:hyperlink w:anchor="__RefHeading___Toc3399_255660225">
             <w:r>
               <w:rPr>
                 <w:webHidden/>
@@ -355,7 +355,7 @@
             </w:tabs>
             <w:rPr/>
           </w:pPr>
-          <w:hyperlink w:anchor="__RefHeading___Toc3398_67902966">
+          <w:hyperlink w:anchor="__RefHeading___Toc3401_255660225">
             <w:r>
               <w:rPr>
                 <w:webHidden/>
@@ -376,7 +376,7 @@
             </w:tabs>
             <w:rPr/>
           </w:pPr>
-          <w:hyperlink w:anchor="__RefHeading___Toc3400_67902966">
+          <w:hyperlink w:anchor="__RefHeading___Toc3403_255660225">
             <w:r>
               <w:rPr>
                 <w:webHidden/>
@@ -397,7 +397,7 @@
             </w:tabs>
             <w:rPr/>
           </w:pPr>
-          <w:hyperlink w:anchor="__RefHeading___Toc3402_67902966">
+          <w:hyperlink w:anchor="__RefHeading___Toc3405_255660225">
             <w:r>
               <w:rPr>
                 <w:webHidden/>
@@ -418,7 +418,7 @@
             </w:tabs>
             <w:rPr/>
           </w:pPr>
-          <w:hyperlink w:anchor="__RefHeading___Toc3404_67902966">
+          <w:hyperlink w:anchor="__RefHeading___Toc3407_255660225">
             <w:r>
               <w:rPr>
                 <w:webHidden/>
@@ -439,7 +439,7 @@
             </w:tabs>
             <w:rPr/>
           </w:pPr>
-          <w:hyperlink w:anchor="__RefHeading___Toc3406_67902966">
+          <w:hyperlink w:anchor="__RefHeading___Toc3409_255660225">
             <w:r>
               <w:rPr>
                 <w:webHidden/>
@@ -460,7 +460,7 @@
             </w:tabs>
             <w:rPr/>
           </w:pPr>
-          <w:hyperlink w:anchor="__RefHeading___Toc3408_67902966">
+          <w:hyperlink w:anchor="__RefHeading___Toc3411_255660225">
             <w:r>
               <w:rPr>
                 <w:webHidden/>
@@ -481,7 +481,7 @@
             </w:tabs>
             <w:rPr/>
           </w:pPr>
-          <w:hyperlink w:anchor="__RefHeading___Toc3410_67902966">
+          <w:hyperlink w:anchor="__RefHeading___Toc3413_255660225">
             <w:r>
               <w:rPr>
                 <w:webHidden/>
@@ -502,7 +502,7 @@
             </w:tabs>
             <w:rPr/>
           </w:pPr>
-          <w:hyperlink w:anchor="__RefHeading___Toc3412_67902966">
+          <w:hyperlink w:anchor="__RefHeading___Toc3415_255660225">
             <w:r>
               <w:rPr>
                 <w:webHidden/>
@@ -523,7 +523,7 @@
             </w:tabs>
             <w:rPr/>
           </w:pPr>
-          <w:hyperlink w:anchor="__RefHeading___Toc3414_67902966">
+          <w:hyperlink w:anchor="__RefHeading___Toc3417_255660225">
             <w:r>
               <w:rPr>
                 <w:webHidden/>
@@ -531,7 +531,7 @@
               </w:rPr>
               <w:t>4.1 График этапа</w:t>
               <w:tab/>
-              <w:t>21</w:t>
+              <w:t>22</w:t>
             </w:r>
           </w:hyperlink>
         </w:p>
@@ -544,7 +544,7 @@
             </w:tabs>
             <w:rPr/>
           </w:pPr>
-          <w:hyperlink w:anchor="__RefHeading___Toc3416_67902966">
+          <w:hyperlink w:anchor="__RefHeading___Toc3419_255660225">
             <w:r>
               <w:rPr>
                 <w:webHidden/>
@@ -565,7 +565,7 @@
             </w:tabs>
             <w:rPr/>
           </w:pPr>
-          <w:hyperlink w:anchor="__RefHeading___Toc3418_67902966">
+          <w:hyperlink w:anchor="__RefHeading___Toc3421_255660225">
             <w:r>
               <w:rPr>
                 <w:webHidden/>
@@ -586,7 +586,7 @@
             </w:tabs>
             <w:rPr/>
           </w:pPr>
-          <w:hyperlink w:anchor="__RefHeading___Toc3420_67902966">
+          <w:hyperlink w:anchor="__RefHeading___Toc3423_255660225">
             <w:r>
               <w:rPr>
                 <w:webHidden/>
@@ -607,7 +607,7 @@
             </w:tabs>
             <w:rPr/>
           </w:pPr>
-          <w:hyperlink w:anchor="__RefHeading___Toc3422_67902966">
+          <w:hyperlink w:anchor="__RefHeading___Toc3425_255660225">
             <w:r>
               <w:rPr>
                 <w:webHidden/>
@@ -628,7 +628,7 @@
             </w:tabs>
             <w:rPr/>
           </w:pPr>
-          <w:hyperlink w:anchor="__RefHeading___Toc3424_67902966">
+          <w:hyperlink w:anchor="__RefHeading___Toc3427_255660225">
             <w:r>
               <w:rPr>
                 <w:webHidden/>
@@ -649,7 +649,7 @@
             </w:tabs>
             <w:rPr/>
           </w:pPr>
-          <w:hyperlink w:anchor="__RefHeading___Toc3426_67902966">
+          <w:hyperlink w:anchor="__RefHeading___Toc3429_255660225">
             <w:r>
               <w:rPr>
                 <w:webHidden/>
@@ -670,7 +670,7 @@
             </w:tabs>
             <w:rPr/>
           </w:pPr>
-          <w:hyperlink w:anchor="__RefHeading___Toc3428_67902966">
+          <w:hyperlink w:anchor="__RefHeading___Toc3431_255660225">
             <w:r>
               <w:rPr>
                 <w:webHidden/>
@@ -691,7 +691,7 @@
             </w:tabs>
             <w:rPr/>
           </w:pPr>
-          <w:hyperlink w:anchor="__RefHeading___Toc3430_67902966">
+          <w:hyperlink w:anchor="__RefHeading___Toc3433_255660225">
             <w:r>
               <w:rPr>
                 <w:webHidden/>
@@ -712,7 +712,7 @@
             </w:tabs>
             <w:rPr/>
           </w:pPr>
-          <w:hyperlink w:anchor="__RefHeading___Toc3432_67902966">
+          <w:hyperlink w:anchor="__RefHeading___Toc3435_255660225">
             <w:r>
               <w:rPr>
                 <w:webHidden/>
@@ -733,7 +733,7 @@
             </w:tabs>
             <w:rPr/>
           </w:pPr>
-          <w:hyperlink w:anchor="__RefHeading___Toc3434_67902966">
+          <w:hyperlink w:anchor="__RefHeading___Toc3437_255660225">
             <w:r>
               <w:rPr>
                 <w:webHidden/>
@@ -754,7 +754,7 @@
             </w:tabs>
             <w:rPr/>
           </w:pPr>
-          <w:hyperlink w:anchor="__RefHeading___Toc3436_67902966">
+          <w:hyperlink w:anchor="__RefHeading___Toc3439_255660225">
             <w:r>
               <w:rPr>
                 <w:webHidden/>
@@ -775,7 +775,7 @@
             </w:tabs>
             <w:rPr/>
           </w:pPr>
-          <w:hyperlink w:anchor="__RefHeading___Toc3438_67902966">
+          <w:hyperlink w:anchor="__RefHeading___Toc3441_255660225">
             <w:r>
               <w:rPr>
                 <w:webHidden/>
@@ -796,7 +796,7 @@
             </w:tabs>
             <w:rPr/>
           </w:pPr>
-          <w:hyperlink w:anchor="__RefHeading___Toc3440_67902966">
+          <w:hyperlink w:anchor="__RefHeading___Toc3443_255660225">
             <w:r>
               <w:rPr>
                 <w:webHidden/>
@@ -817,7 +817,7 @@
             </w:tabs>
             <w:rPr/>
           </w:pPr>
-          <w:hyperlink w:anchor="__RefHeading___Toc3442_67902966">
+          <w:hyperlink w:anchor="__RefHeading___Toc3445_255660225">
             <w:r>
               <w:rPr>
                 <w:webHidden/>
@@ -838,7 +838,7 @@
             </w:tabs>
             <w:rPr/>
           </w:pPr>
-          <w:hyperlink w:anchor="__RefHeading___Toc3444_67902966">
+          <w:hyperlink w:anchor="__RefHeading___Toc3447_255660225">
             <w:r>
               <w:rPr>
                 <w:webHidden/>
@@ -859,7 +859,7 @@
             </w:tabs>
             <w:rPr/>
           </w:pPr>
-          <w:hyperlink w:anchor="__RefHeading___Toc3446_67902966">
+          <w:hyperlink w:anchor="__RefHeading___Toc3449_255660225">
             <w:r>
               <w:rPr>
                 <w:webHidden/>
@@ -880,7 +880,7 @@
             </w:tabs>
             <w:rPr/>
           </w:pPr>
-          <w:hyperlink w:anchor="__RefHeading___Toc3448_67902966">
+          <w:hyperlink w:anchor="__RefHeading___Toc3451_255660225">
             <w:r>
               <w:rPr>
                 <w:webHidden/>
@@ -901,7 +901,7 @@
             </w:tabs>
             <w:rPr/>
           </w:pPr>
-          <w:hyperlink w:anchor="__RefHeading___Toc3450_67902966">
+          <w:hyperlink w:anchor="__RefHeading___Toc3453_255660225">
             <w:r>
               <w:rPr>
                 <w:webHidden/>
@@ -922,7 +922,7 @@
             </w:tabs>
             <w:rPr/>
           </w:pPr>
-          <w:hyperlink w:anchor="__RefHeading___Toc3452_67902966">
+          <w:hyperlink w:anchor="__RefHeading___Toc3455_255660225">
             <w:r>
               <w:rPr>
                 <w:webHidden/>
@@ -943,7 +943,7 @@
             </w:tabs>
             <w:rPr/>
           </w:pPr>
-          <w:hyperlink w:anchor="__RefHeading___Toc3454_67902966">
+          <w:hyperlink w:anchor="__RefHeading___Toc3457_255660225">
             <w:r>
               <w:rPr>
                 <w:webHidden/>
@@ -964,7 +964,7 @@
             </w:tabs>
             <w:rPr/>
           </w:pPr>
-          <w:hyperlink w:anchor="__RefHeading___Toc3456_67902966">
+          <w:hyperlink w:anchor="__RefHeading___Toc3459_255660225">
             <w:r>
               <w:rPr>
                 <w:webHidden/>
@@ -985,7 +985,7 @@
             </w:tabs>
             <w:rPr/>
           </w:pPr>
-          <w:hyperlink w:anchor="__RefHeading___Toc3458_67902966">
+          <w:hyperlink w:anchor="__RefHeading___Toc3461_255660225">
             <w:r>
               <w:rPr>
                 <w:webHidden/>
@@ -1006,7 +1006,7 @@
             </w:tabs>
             <w:rPr/>
           </w:pPr>
-          <w:hyperlink w:anchor="__RefHeading___Toc3460_67902966">
+          <w:hyperlink w:anchor="__RefHeading___Toc3463_255660225">
             <w:r>
               <w:rPr>
                 <w:webHidden/>
@@ -1027,7 +1027,7 @@
             </w:tabs>
             <w:rPr/>
           </w:pPr>
-          <w:hyperlink w:anchor="__RefHeading___Toc3462_67902966">
+          <w:hyperlink w:anchor="__RefHeading___Toc3465_255660225">
             <w:r>
               <w:rPr>
                 <w:webHidden/>
@@ -1048,7 +1048,7 @@
             </w:tabs>
             <w:rPr/>
           </w:pPr>
-          <w:hyperlink w:anchor="__RefHeading___Toc3464_67902966">
+          <w:hyperlink w:anchor="__RefHeading___Toc3467_255660225">
             <w:r>
               <w:rPr>
                 <w:webHidden/>
@@ -1069,7 +1069,7 @@
             </w:tabs>
             <w:rPr/>
           </w:pPr>
-          <w:hyperlink w:anchor="__RefHeading___Toc3466_67902966">
+          <w:hyperlink w:anchor="__RefHeading___Toc3469_255660225">
             <w:r>
               <w:rPr>
                 <w:webHidden/>
@@ -1090,7 +1090,7 @@
             </w:tabs>
             <w:rPr/>
           </w:pPr>
-          <w:hyperlink w:anchor="__RefHeading___Toc3468_67902966">
+          <w:hyperlink w:anchor="__RefHeading___Toc3471_255660225">
             <w:r>
               <w:rPr>
                 <w:webHidden/>
@@ -1111,7 +1111,7 @@
             </w:tabs>
             <w:rPr/>
           </w:pPr>
-          <w:hyperlink w:anchor="__RefHeading___Toc3470_67902966">
+          <w:hyperlink w:anchor="__RefHeading___Toc3473_255660225">
             <w:r>
               <w:rPr>
                 <w:webHidden/>
@@ -1132,7 +1132,7 @@
             </w:tabs>
             <w:rPr/>
           </w:pPr>
-          <w:hyperlink w:anchor="__RefHeading___Toc3472_67902966">
+          <w:hyperlink w:anchor="__RefHeading___Toc3475_255660225">
             <w:r>
               <w:rPr>
                 <w:webHidden/>
@@ -1153,7 +1153,7 @@
             </w:tabs>
             <w:rPr/>
           </w:pPr>
-          <w:hyperlink w:anchor="__RefHeading___Toc3474_67902966">
+          <w:hyperlink w:anchor="__RefHeading___Toc3477_255660225">
             <w:r>
               <w:rPr>
                 <w:webHidden/>
@@ -1174,7 +1174,7 @@
             </w:tabs>
             <w:rPr/>
           </w:pPr>
-          <w:hyperlink w:anchor="__RefHeading___Toc3476_67902966">
+          <w:hyperlink w:anchor="__RefHeading___Toc3479_255660225">
             <w:r>
               <w:rPr>
                 <w:webHidden/>
@@ -1195,7 +1195,7 @@
             </w:tabs>
             <w:rPr/>
           </w:pPr>
-          <w:hyperlink w:anchor="__RefHeading___Toc3478_67902966">
+          <w:hyperlink w:anchor="__RefHeading___Toc3481_255660225">
             <w:r>
               <w:rPr>
                 <w:webHidden/>
@@ -1216,7 +1216,7 @@
             </w:tabs>
             <w:rPr/>
           </w:pPr>
-          <w:hyperlink w:anchor="__RefHeading___Toc3480_67902966">
+          <w:hyperlink w:anchor="__RefHeading___Toc3483_255660225">
             <w:r>
               <w:rPr>
                 <w:webHidden/>
@@ -1237,7 +1237,7 @@
             </w:tabs>
             <w:rPr/>
           </w:pPr>
-          <w:hyperlink w:anchor="__RefHeading___Toc3482_67902966">
+          <w:hyperlink w:anchor="__RefHeading___Toc3485_255660225">
             <w:r>
               <w:rPr>
                 <w:webHidden/>
@@ -1258,7 +1258,7 @@
             </w:tabs>
             <w:rPr/>
           </w:pPr>
-          <w:hyperlink w:anchor="__RefHeading___Toc3484_67902966">
+          <w:hyperlink w:anchor="__RefHeading___Toc3487_255660225">
             <w:r>
               <w:rPr>
                 <w:webHidden/>
@@ -1279,7 +1279,7 @@
             </w:tabs>
             <w:rPr/>
           </w:pPr>
-          <w:hyperlink w:anchor="__RefHeading___Toc3486_67902966">
+          <w:hyperlink w:anchor="__RefHeading___Toc3489_255660225">
             <w:r>
               <w:rPr>
                 <w:webHidden/>
@@ -1300,7 +1300,7 @@
             </w:tabs>
             <w:rPr/>
           </w:pPr>
-          <w:hyperlink w:anchor="__RefHeading___Toc3488_67902966">
+          <w:hyperlink w:anchor="__RefHeading___Toc3491_255660225">
             <w:r>
               <w:rPr>
                 <w:webHidden/>
@@ -1321,7 +1321,7 @@
             </w:tabs>
             <w:rPr/>
           </w:pPr>
-          <w:hyperlink w:anchor="__RefHeading___Toc3490_67902966">
+          <w:hyperlink w:anchor="__RefHeading___Toc3493_255660225">
             <w:r>
               <w:rPr>
                 <w:webHidden/>
@@ -1342,7 +1342,7 @@
             </w:tabs>
             <w:rPr/>
           </w:pPr>
-          <w:hyperlink w:anchor="__RefHeading___Toc3492_67902966">
+          <w:hyperlink w:anchor="__RefHeading___Toc3495_255660225">
             <w:r>
               <w:rPr>
                 <w:webHidden/>
@@ -1367,7 +1367,7 @@
         <w:pStyle w:val="Heading1"/>
         <w:rPr/>
       </w:pPr>
-      <w:bookmarkStart w:id="0" w:name="__RefHeading___Toc3374_67902966"/>
+      <w:bookmarkStart w:id="0" w:name="__RefHeading___Toc3377_255660225"/>
       <w:bookmarkEnd w:id="0"/>
       <w:r>
         <w:rPr>
@@ -1388,7 +1388,7 @@
       </w:pPr>
       <w:r>
         <w:rPr/>
-        <w:t>Руководство описывает повседневную работу в Burndown версии 1.6.0: дашборд сгорания по эпикам, свод по этапам, ввод замеров, список эпиков и настройки прогноза, связь с Jira — кнопки среза из Structure, автозаполнение замеров по расписанию и восстановление истории по журналу изменений Jira, состав эпиков по задачам Jira с burn-up, разбором изменений объёма и проверкой качества данных, прогноз диапазоном с вероятностью успеть к цели, дрейф прогноза, прогноз по burn-up и сводки задач Jira по этапам и проекту, дайджест по расписанию и оповещения на почту и в Telegram, выгрузку отчётов в PDF и печать.</w:t>
+        <w:t>Руководство описывает повседневную работу в Burndown версии 1.6.1: дашборд сгорания по эпикам, свод по этапам, ввод замеров, список эпиков и настройки прогноза, связь с Jira — кнопки среза из Structure, автозаполнение замеров по расписанию и восстановление истории по журналу изменений Jira, состав эпиков по задачам Jira с burn-up, разбором изменений объёма и проверкой качества данных, прогноз диапазоном с вероятностью успеть к цели, дрейф прогноза, прогноз по burn-up и сводки задач Jira по этапам и проекту, дайджест по расписанию и оповещения на почту и в Telegram, выгрузку отчётов в PDF и печать.</w:t>
       </w:r>
     </w:p>
     <w:p>
@@ -1897,7 +1897,7 @@
         <w:pStyle w:val="Heading1"/>
         <w:rPr/>
       </w:pPr>
-      <w:bookmarkStart w:id="2" w:name="__RefHeading___Toc3376_67902966"/>
+      <w:bookmarkStart w:id="2" w:name="__RefHeading___Toc3379_255660225"/>
       <w:bookmarkEnd w:id="2"/>
       <w:r>
         <w:rPr>
@@ -1916,7 +1916,7 @@
         <w:pStyle w:val="Heading2"/>
         <w:rPr/>
       </w:pPr>
-      <w:bookmarkStart w:id="3" w:name="__RefHeading___Toc3378_67902966"/>
+      <w:bookmarkStart w:id="3" w:name="__RefHeading___Toc3381_255660225"/>
       <w:bookmarkStart w:id="4" w:name="назначение"/>
       <w:bookmarkEnd w:id="3"/>
       <w:r>
@@ -2028,7 +2028,7 @@
         <w:pStyle w:val="Heading2"/>
         <w:rPr/>
       </w:pPr>
-      <w:bookmarkStart w:id="6" w:name="__RefHeading___Toc3380_67902966"/>
+      <w:bookmarkStart w:id="6" w:name="__RefHeading___Toc3383_255660225"/>
       <w:bookmarkEnd w:id="6"/>
       <w:r>
         <w:rPr>
@@ -3457,7 +3457,7 @@
         <w:pStyle w:val="Heading2"/>
         <w:rPr/>
       </w:pPr>
-      <w:bookmarkStart w:id="8" w:name="__RefHeading___Toc3382_67902966"/>
+      <w:bookmarkStart w:id="8" w:name="__RefHeading___Toc3385_255660225"/>
       <w:bookmarkEnd w:id="8"/>
       <w:r>
         <w:rPr>
@@ -4764,7 +4764,7 @@
         <w:pStyle w:val="Heading2"/>
         <w:rPr/>
       </w:pPr>
-      <w:bookmarkStart w:id="9" w:name="__RefHeading___Toc3384_67902966"/>
+      <w:bookmarkStart w:id="9" w:name="__RefHeading___Toc3387_255660225"/>
       <w:bookmarkEnd w:id="9"/>
       <w:r>
         <w:rPr>
@@ -4935,7 +4935,7 @@
         <w:pStyle w:val="Heading2"/>
         <w:rPr/>
       </w:pPr>
-      <w:bookmarkStart w:id="10" w:name="__RefHeading___Toc3386_67902966"/>
+      <w:bookmarkStart w:id="10" w:name="__RefHeading___Toc3389_255660225"/>
       <w:bookmarkStart w:id="11" w:name="интерфейс"/>
       <w:bookmarkEnd w:id="10"/>
       <w:r>
@@ -5354,7 +5354,7 @@
         <w:pStyle w:val="Heading2"/>
         <w:rPr/>
       </w:pPr>
-      <w:bookmarkStart w:id="12" w:name="__RefHeading___Toc3388_67902966"/>
+      <w:bookmarkStart w:id="12" w:name="__RefHeading___Toc3391_255660225"/>
       <w:bookmarkStart w:id="13" w:name="о-программе-и-руководство"/>
       <w:bookmarkEnd w:id="12"/>
       <w:r>
@@ -5376,7 +5376,7 @@
       </w:pPr>
       <w:r>
         <w:rPr/>
-        <w:t>Внизу бокового меню под © указана версия, например «Burndown — версия 1.6.0».</w:t>
+        <w:t>Внизу бокового меню под © указана версия, например «Burndown — версия 1.6.1».</w:t>
       </w:r>
     </w:p>
     <w:p>
@@ -5594,7 +5594,7 @@
         <w:pStyle w:val="Heading2"/>
         <w:rPr/>
       </w:pPr>
-      <w:bookmarkStart w:id="15" w:name="__RefHeading___Toc3390_67902966"/>
+      <w:bookmarkStart w:id="15" w:name="__RefHeading___Toc3393_255660225"/>
       <w:bookmarkStart w:id="16" w:name="тема-оформления"/>
       <w:bookmarkEnd w:id="15"/>
       <w:r>
@@ -5682,7 +5682,7 @@
         <w:pStyle w:val="Heading2"/>
         <w:rPr/>
       </w:pPr>
-      <w:bookmarkStart w:id="18" w:name="__RefHeading___Toc3392_67902966"/>
+      <w:bookmarkStart w:id="18" w:name="__RefHeading___Toc3395_255660225"/>
       <w:bookmarkStart w:id="19" w:name="профиль"/>
       <w:bookmarkEnd w:id="18"/>
       <w:r>
@@ -5848,7 +5848,7 @@
         <w:pStyle w:val="Heading1"/>
         <w:rPr/>
       </w:pPr>
-      <w:bookmarkStart w:id="21" w:name="__RefHeading___Toc3394_67902966"/>
+      <w:bookmarkStart w:id="21" w:name="__RefHeading___Toc3397_255660225"/>
       <w:bookmarkStart w:id="22" w:name="дашборд"/>
       <w:bookmarkEnd w:id="21"/>
       <w:r>
@@ -5878,7 +5878,7 @@
         <w:pStyle w:val="Heading2"/>
         <w:rPr/>
       </w:pPr>
-      <w:bookmarkStart w:id="23" w:name="__RefHeading___Toc3396_67902966"/>
+      <w:bookmarkStart w:id="23" w:name="__RefHeading___Toc3399_255660225"/>
       <w:bookmarkStart w:id="24" w:name="быстрые-фильтры"/>
       <w:bookmarkEnd w:id="23"/>
       <w:r>
@@ -6030,7 +6030,7 @@
         <w:pStyle w:val="Heading2"/>
         <w:rPr/>
       </w:pPr>
-      <w:bookmarkStart w:id="26" w:name="__RefHeading___Toc3398_67902966"/>
+      <w:bookmarkStart w:id="26" w:name="__RefHeading___Toc3401_255660225"/>
       <w:bookmarkStart w:id="27" w:name="ключевые-показатели"/>
       <w:bookmarkEnd w:id="26"/>
       <w:r>
@@ -6118,7 +6118,7 @@
         <w:pStyle w:val="Heading2"/>
         <w:rPr/>
       </w:pPr>
-      <w:bookmarkStart w:id="29" w:name="__RefHeading___Toc3400_67902966"/>
+      <w:bookmarkStart w:id="29" w:name="__RefHeading___Toc3403_255660225"/>
       <w:bookmarkStart w:id="30" w:name="динамика-по-выбранному-эпику"/>
       <w:bookmarkEnd w:id="29"/>
       <w:r>
@@ -6815,7 +6815,7 @@
         <w:pStyle w:val="Heading2"/>
         <w:rPr/>
       </w:pPr>
-      <w:bookmarkStart w:id="32" w:name="__RefHeading___Toc3402_67902966"/>
+      <w:bookmarkStart w:id="32" w:name="__RefHeading___Toc3405_255660225"/>
       <w:bookmarkStart w:id="33" w:name="графики-по-всем-эпикам"/>
       <w:bookmarkEnd w:id="32"/>
       <w:r>
@@ -6914,7 +6914,7 @@
         <w:pStyle w:val="Heading2"/>
         <w:rPr/>
       </w:pPr>
-      <w:bookmarkStart w:id="35" w:name="__RefHeading___Toc3404_67902966"/>
+      <w:bookmarkStart w:id="35" w:name="__RefHeading___Toc3407_255660225"/>
       <w:bookmarkStart w:id="36" w:name="сводка-по-эпикам"/>
       <w:bookmarkEnd w:id="35"/>
       <w:r>
@@ -7056,7 +7056,7 @@
       </w:pPr>
       <w:r>
         <w:rPr/>
-        <w:t>«не сгорает» в столбце прогноза: остаток не уменьшается, дату завершения спрогнозировать нельзя.</w:t>
+        <w:t>«не сгорает» в столбце прогноза: остаток не уменьшается, дату завершения спрогнозировать нельзя;</w:t>
       </w:r>
     </w:p>
     <w:p>
@@ -7068,41 +7068,9 @@
         </w:numPr>
         <w:rPr/>
       </w:pPr>
-      <w:bookmarkStart w:id="37" w:name="сводка-по-эпикам"/>
-      <w:r>
-        <w:rPr/>
-        <w:t>Сданные эпики показаны приглушённым цветом.</w:t>
-      </w:r>
-      <w:bookmarkEnd w:id="37"/>
-    </w:p>
-    <w:p>
-      <w:pPr>
-        <w:pStyle w:val="Heading2"/>
-        <w:rPr/>
-      </w:pPr>
-      <w:bookmarkStart w:id="38" w:name="__RefHeading___Toc3406_67902966"/>
-      <w:bookmarkStart w:id="39" w:name="прогноз-диапазоном"/>
-      <w:bookmarkEnd w:id="38"/>
-      <w:r>
-        <w:rPr>
-          <w:rStyle w:val="SectionNumber"/>
-        </w:rPr>
-        <w:t>3.6</w:t>
-      </w:r>
-      <w:r>
-        <w:rPr/>
-        <w:tab/>
-        <w:t>Прогноз диапазоном</w:t>
-      </w:r>
-    </w:p>
-    <w:p>
-      <w:pPr>
-        <w:pStyle w:val="FirstParagraph"/>
-        <w:rPr/>
-      </w:pPr>
-      <w:r>
-        <w:rPr/>
-        <w:t>Прогноз «0» — одна дата, а реальная скорость команды меняется от недели к неделе. Поэтому Burndown дополнительно моделирует будущее методом Монте-Карло:</w:t>
+      <w:r>
+        <w:rPr/>
+        <w:t>«&gt; 3 лет»: остаток уменьшается так медленно, что при текущем темпе работы займут больше трёх лет;</w:t>
       </w:r>
     </w:p>
     <w:p>
@@ -7116,7 +7084,7 @@
       </w:pPr>
       <w:r>
         <w:rPr/>
-        <w:t>Из истории замеров берутся интервалы между соседними замерами — с какой скоростью сгорал остаток и сколько дней длился интервал (с учётом метода burn rate из настроек проекта).</w:t>
+        <w:t>если остаток эпика уже стал нулевым, прогнозом считается дата первого нулевого замера, а статус — по сравнению этой даты с целью.</w:t>
       </w:r>
     </w:p>
     <w:p>
@@ -7128,9 +7096,41 @@
         </w:numPr>
         <w:rPr/>
       </w:pPr>
-      <w:r>
-        <w:rPr/>
-        <w:t>2000 раз «проигрывается» будущее: интервалы выбираются случайно, чаще — более длинные, пока остаток не дойдёт до нуля.</w:t>
+      <w:bookmarkStart w:id="37" w:name="сводка-по-эпикам"/>
+      <w:r>
+        <w:rPr/>
+        <w:t>Сданные эпики показаны приглушённым цветом.</w:t>
+      </w:r>
+      <w:bookmarkEnd w:id="37"/>
+    </w:p>
+    <w:p>
+      <w:pPr>
+        <w:pStyle w:val="Heading2"/>
+        <w:rPr/>
+      </w:pPr>
+      <w:bookmarkStart w:id="38" w:name="__RefHeading___Toc3409_255660225"/>
+      <w:bookmarkStart w:id="39" w:name="прогноз-диапазоном"/>
+      <w:bookmarkEnd w:id="38"/>
+      <w:r>
+        <w:rPr>
+          <w:rStyle w:val="SectionNumber"/>
+        </w:rPr>
+        <w:t>3.6</w:t>
+      </w:r>
+      <w:r>
+        <w:rPr/>
+        <w:tab/>
+        <w:t>Прогноз диапазоном</w:t>
+      </w:r>
+    </w:p>
+    <w:p>
+      <w:pPr>
+        <w:pStyle w:val="FirstParagraph"/>
+        <w:rPr/>
+      </w:pPr>
+      <w:r>
+        <w:rPr/>
+        <w:t>Прогноз «0» — одна дата, а реальная скорость команды меняется от недели к неделе. Поэтому Burndown дополнительно моделирует будущее методом Монте-Карло:</w:t>
       </w:r>
     </w:p>
     <w:p>
@@ -7139,6 +7139,34 @@
         <w:numPr>
           <w:ilvl w:val="0"/>
           <w:numId w:val="56"/>
+        </w:numPr>
+        <w:rPr/>
+      </w:pPr>
+      <w:r>
+        <w:rPr/>
+        <w:t>Из истории замеров берутся интервалы между соседними замерами — с какой скоростью сгорал остаток и сколько дней длился интервал (с учётом метода burn rate из настроек проекта).</w:t>
+      </w:r>
+    </w:p>
+    <w:p>
+      <w:pPr>
+        <w:pStyle w:val="Compact"/>
+        <w:numPr>
+          <w:ilvl w:val="0"/>
+          <w:numId w:val="57"/>
+        </w:numPr>
+        <w:rPr/>
+      </w:pPr>
+      <w:r>
+        <w:rPr/>
+        <w:t>2000 раз «проигрывается» будущее: интервалы выбираются случайно, чаще — более длинные, пока остаток не дойдёт до нуля.</w:t>
+      </w:r>
+    </w:p>
+    <w:p>
+      <w:pPr>
+        <w:pStyle w:val="Compact"/>
+        <w:numPr>
+          <w:ilvl w:val="0"/>
+          <w:numId w:val="58"/>
         </w:numPr>
         <w:rPr/>
       </w:pPr>
@@ -7683,7 +7711,7 @@
         <w:pStyle w:val="Heading2"/>
         <w:rPr/>
       </w:pPr>
-      <w:bookmarkStart w:id="40" w:name="__RefHeading___Toc3408_67902966"/>
+      <w:bookmarkStart w:id="40" w:name="__RefHeading___Toc3411_255660225"/>
       <w:bookmarkStart w:id="41" w:name="дрейф-прогноза"/>
       <w:bookmarkEnd w:id="40"/>
       <w:r>
@@ -8164,7 +8192,7 @@
         <w:pStyle w:val="Heading2"/>
         <w:rPr/>
       </w:pPr>
-      <w:bookmarkStart w:id="42" w:name="__RefHeading___Toc3410_67902966"/>
+      <w:bookmarkStart w:id="42" w:name="__RefHeading___Toc3413_255660225"/>
       <w:bookmarkStart w:id="43" w:name="таблица-burn-rate"/>
       <w:bookmarkEnd w:id="42"/>
       <w:r>
@@ -8285,7 +8313,7 @@
         <w:pStyle w:val="Heading1"/>
         <w:rPr/>
       </w:pPr>
-      <w:bookmarkStart w:id="44" w:name="__RefHeading___Toc3412_67902966"/>
+      <w:bookmarkStart w:id="44" w:name="__RefHeading___Toc3415_255660225"/>
       <w:bookmarkStart w:id="45" w:name="свод-по-этапам"/>
       <w:bookmarkEnd w:id="44"/>
       <w:r>
@@ -8308,6 +8336,16 @@
       <w:r>
         <w:rPr/>
         <w:t>Раздел показывает сгорание, суммированное по этапам. Вверху — карточки этапов с суммарным остатком, целевой датой и статусом.</w:t>
+      </w:r>
+    </w:p>
+    <w:p>
+      <w:pPr>
+        <w:pStyle w:val="BodyText"/>
+        <w:rPr/>
+      </w:pPr>
+      <w:r>
+        <w:rPr/>
+        <w:t>Эпики этапа часто замеряют в разные дни. Чтобы сумма не «прыгала», на дату, когда у эпика замера не было, берётся его последний замер, а до первого замера — первый (появление эпика в сводке не выглядит как рост объёма). Даты, на которые нет ни одного значения, — например, пустая строка «+ Новая дата», — в график этапа не попадают.</w:t>
       </w:r>
     </w:p>
     <w:p>
@@ -8392,7 +8430,7 @@
         <w:pStyle w:val="Heading2"/>
         <w:rPr/>
       </w:pPr>
-      <w:bookmarkStart w:id="46" w:name="__RefHeading___Toc3414_67902966"/>
+      <w:bookmarkStart w:id="46" w:name="__RefHeading___Toc3417_255660225"/>
       <w:bookmarkStart w:id="47" w:name="график-этапа"/>
       <w:bookmarkEnd w:id="46"/>
       <w:r>
@@ -8508,7 +8546,7 @@
         <w:pStyle w:val="Heading2"/>
         <w:rPr/>
       </w:pPr>
-      <w:bookmarkStart w:id="48" w:name="__RefHeading___Toc3416_67902966"/>
+      <w:bookmarkStart w:id="48" w:name="__RefHeading___Toc3419_255660225"/>
       <w:bookmarkStart w:id="49" w:name="задачи-jira-по-этапам-и-по-проекту"/>
       <w:bookmarkEnd w:id="48"/>
       <w:r>
@@ -8705,7 +8743,7 @@
         <w:pStyle w:val="Heading2"/>
         <w:rPr/>
       </w:pPr>
-      <w:bookmarkStart w:id="51" w:name="__RefHeading___Toc3418_67902966"/>
+      <w:bookmarkStart w:id="51" w:name="__RefHeading___Toc3421_255660225"/>
       <w:bookmarkStart w:id="52" w:name="сводка-и-burn-rate-по-этапам"/>
       <w:bookmarkEnd w:id="51"/>
       <w:r>
@@ -8795,7 +8833,7 @@
         <w:pStyle w:val="Heading1"/>
         <w:rPr/>
       </w:pPr>
-      <w:bookmarkStart w:id="55" w:name="__RefHeading___Toc3420_67902966"/>
+      <w:bookmarkStart w:id="55" w:name="__RefHeading___Toc3423_255660225"/>
       <w:bookmarkStart w:id="56" w:name="данные-по-датам"/>
       <w:bookmarkEnd w:id="55"/>
       <w:r>
@@ -8825,7 +8863,7 @@
         <w:pStyle w:val="Heading2"/>
         <w:rPr/>
       </w:pPr>
-      <w:bookmarkStart w:id="57" w:name="__RefHeading___Toc3422_67902966"/>
+      <w:bookmarkStart w:id="57" w:name="__RefHeading___Toc3425_255660225"/>
       <w:bookmarkStart w:id="58" w:name="таблица-замеров"/>
       <w:bookmarkEnd w:id="57"/>
       <w:r>
@@ -8901,7 +8939,7 @@
         <w:pStyle w:val="Compact"/>
         <w:numPr>
           <w:ilvl w:val="0"/>
-          <w:numId w:val="57"/>
+          <w:numId w:val="59"/>
         </w:numPr>
         <w:rPr/>
       </w:pPr>
@@ -8919,45 +8957,6 @@
       <w:r>
         <w:rPr/>
         <w:t>.</w:t>
-      </w:r>
-    </w:p>
-    <w:p>
-      <w:pPr>
-        <w:pStyle w:val="Compact"/>
-        <w:numPr>
-          <w:ilvl w:val="0"/>
-          <w:numId w:val="58"/>
-        </w:numPr>
-        <w:rPr/>
-      </w:pPr>
-      <w:r>
-        <w:rPr/>
-        <w:t xml:space="preserve">Нажмите </w:t>
-      </w:r>
-      <w:r>
-        <w:rPr>
-          <w:b/>
-          <w:bCs/>
-        </w:rPr>
-        <w:t>+ Новая дата</w:t>
-      </w:r>
-      <w:r>
-        <w:rPr/>
-        <w:t xml:space="preserve"> — появится строка с сегодняшней датой (если последний замер сделан сегодня или позже — со следующим днём).</w:t>
-      </w:r>
-    </w:p>
-    <w:p>
-      <w:pPr>
-        <w:pStyle w:val="Compact"/>
-        <w:numPr>
-          <w:ilvl w:val="0"/>
-          <w:numId w:val="59"/>
-        </w:numPr>
-        <w:rPr/>
-      </w:pPr>
-      <w:r>
-        <w:rPr/>
-        <w:t>Заполните остаток, затраченное время и оценку.</w:t>
       </w:r>
     </w:p>
     <w:p>
@@ -8970,26 +8969,19 @@
         <w:rPr/>
       </w:pPr>
       <w:r>
+        <w:rPr/>
+        <w:t xml:space="preserve">Нажмите </w:t>
+      </w:r>
+      <w:r>
         <w:rPr>
           <w:b/>
           <w:bCs/>
         </w:rPr>
-        <w:t>Enter</w:t>
-      </w:r>
-      <w:r>
-        <w:rPr/>
-        <w:t xml:space="preserve"> переводит к тому же полю в следующей строке, </w:t>
-      </w:r>
-      <w:r>
-        <w:rPr>
-          <w:b/>
-          <w:bCs/>
-        </w:rPr>
-        <w:t>Shift+Enter</w:t>
-      </w:r>
-      <w:r>
-        <w:rPr/>
-        <w:t xml:space="preserve"> — в предыдущей: удобно заполнять столбец целиком.</w:t>
+        <w:t>+ Новая дата</w:t>
+      </w:r>
+      <w:r>
+        <w:rPr/>
+        <w:t xml:space="preserve"> — появится строка с сегодняшней датой (если последний замер сделан сегодня или позже — со следующим днём).</w:t>
       </w:r>
     </w:p>
     <w:p>
@@ -9003,7 +8995,7 @@
       </w:pPr>
       <w:r>
         <w:rPr/>
-        <w:t>Значения — числа не меньше 0, дробные допускаются (214,34). Пустое поле — значение не измерялось.</w:t>
+        <w:t>Заполните остаток, затраченное время и оценку.</w:t>
       </w:r>
     </w:p>
     <w:p>
@@ -9016,8 +9008,26 @@
         <w:rPr/>
       </w:pPr>
       <w:r>
-        <w:rPr/>
-        <w:t>На одну дату у эпика один замер: при выборе занятой даты появится сообщение, и дата вернётся к прежней.</w:t>
+        <w:rPr>
+          <w:b/>
+          <w:bCs/>
+        </w:rPr>
+        <w:t>Enter</w:t>
+      </w:r>
+      <w:r>
+        <w:rPr/>
+        <w:t xml:space="preserve"> переводит к тому же полю в следующей строке, </w:t>
+      </w:r>
+      <w:r>
+        <w:rPr>
+          <w:b/>
+          <w:bCs/>
+        </w:rPr>
+        <w:t>Shift+Enter</w:t>
+      </w:r>
+      <w:r>
+        <w:rPr/>
+        <w:t xml:space="preserve"> — в предыдущей: удобно заполнять столбец целиком.</w:t>
       </w:r>
     </w:p>
     <w:p>
@@ -9029,6 +9039,34 @@
         </w:numPr>
         <w:rPr/>
       </w:pPr>
+      <w:r>
+        <w:rPr/>
+        <w:t>Значения — числа не меньше 0, дробные допускаются (214,34). Пустое поле — значение не измерялось.</w:t>
+      </w:r>
+    </w:p>
+    <w:p>
+      <w:pPr>
+        <w:pStyle w:val="Compact"/>
+        <w:numPr>
+          <w:ilvl w:val="0"/>
+          <w:numId w:val="64"/>
+        </w:numPr>
+        <w:rPr/>
+      </w:pPr>
+      <w:r>
+        <w:rPr/>
+        <w:t>На одну дату у эпика один замер: при выборе занятой даты появится сообщение, и дата вернётся к прежней.</w:t>
+      </w:r>
+    </w:p>
+    <w:p>
+      <w:pPr>
+        <w:pStyle w:val="Compact"/>
+        <w:numPr>
+          <w:ilvl w:val="0"/>
+          <w:numId w:val="65"/>
+        </w:numPr>
+        <w:rPr/>
+      </w:pPr>
       <w:bookmarkStart w:id="59" w:name="таблица-замеров"/>
       <w:r>
         <w:rPr/>
@@ -9041,7 +9079,7 @@
         <w:pStyle w:val="Heading2"/>
         <w:rPr/>
       </w:pPr>
-      <w:bookmarkStart w:id="60" w:name="__RefHeading___Toc3424_67902966"/>
+      <w:bookmarkStart w:id="60" w:name="__RefHeading___Toc3427_255660225"/>
       <w:bookmarkStart w:id="61" w:name="замер-по-всем-эпикам"/>
       <w:bookmarkEnd w:id="60"/>
       <w:r>
@@ -9138,7 +9176,7 @@
         <w:pStyle w:val="Compact"/>
         <w:numPr>
           <w:ilvl w:val="0"/>
-          <w:numId w:val="64"/>
+          <w:numId w:val="66"/>
         </w:numPr>
         <w:rPr/>
       </w:pPr>
@@ -9163,7 +9201,7 @@
         <w:pStyle w:val="Compact"/>
         <w:numPr>
           <w:ilvl w:val="0"/>
-          <w:numId w:val="65"/>
+          <w:numId w:val="67"/>
         </w:numPr>
         <w:rPr/>
       </w:pPr>
@@ -9188,7 +9226,7 @@
         <w:pStyle w:val="Compact"/>
         <w:numPr>
           <w:ilvl w:val="0"/>
-          <w:numId w:val="66"/>
+          <w:numId w:val="68"/>
         </w:numPr>
         <w:rPr/>
       </w:pPr>
@@ -9214,7 +9252,7 @@
         <w:pStyle w:val="Heading2"/>
         <w:rPr/>
       </w:pPr>
-      <w:bookmarkStart w:id="62" w:name="__RefHeading___Toc3426_67902966"/>
+      <w:bookmarkStart w:id="62" w:name="__RefHeading___Toc3429_255660225"/>
       <w:bookmarkStart w:id="63" w:name="удаление-замера"/>
       <w:bookmarkEnd w:id="62"/>
       <w:r>
@@ -9304,7 +9342,7 @@
         <w:pStyle w:val="Heading1"/>
         <w:rPr/>
       </w:pPr>
-      <w:bookmarkStart w:id="66" w:name="__RefHeading___Toc3428_67902966"/>
+      <w:bookmarkStart w:id="66" w:name="__RefHeading___Toc3431_255660225"/>
       <w:bookmarkStart w:id="67" w:name="эпики-блоки-задач"/>
       <w:bookmarkEnd w:id="66"/>
       <w:r>
@@ -10006,7 +10044,7 @@
         <w:pStyle w:val="Heading1"/>
         <w:rPr/>
       </w:pPr>
-      <w:bookmarkStart w:id="68" w:name="__RefHeading___Toc3430_67902966"/>
+      <w:bookmarkStart w:id="68" w:name="__RefHeading___Toc3433_255660225"/>
       <w:bookmarkEnd w:id="68"/>
       <w:r>
         <w:rPr>
@@ -10528,7 +10566,7 @@
         <w:pStyle w:val="Heading1"/>
         <w:rPr/>
       </w:pPr>
-      <w:bookmarkStart w:id="70" w:name="__RefHeading___Toc3432_67902966"/>
+      <w:bookmarkStart w:id="70" w:name="__RefHeading___Toc3435_255660225"/>
       <w:bookmarkEnd w:id="70"/>
       <w:r>
         <w:rPr>
@@ -10550,48 +10588,6 @@
       <w:r>
         <w:rPr/>
         <w:t>Связь с Jira избавляет от ручного переноса цифр: Burndown сам суммирует оставшееся время, затраченное время и оценку по задачам Jira, которые вы сопоставили с эпиками проекта. Работа состоит из трёх шагов:</w:t>
-      </w:r>
-    </w:p>
-    <w:p>
-      <w:pPr>
-        <w:pStyle w:val="Compact"/>
-        <w:numPr>
-          <w:ilvl w:val="0"/>
-          <w:numId w:val="67"/>
-        </w:numPr>
-        <w:rPr/>
-      </w:pPr>
-      <w:r>
-        <w:rPr>
-          <w:b/>
-          <w:bCs/>
-        </w:rPr>
-        <w:t>Подключение</w:t>
-      </w:r>
-      <w:r>
-        <w:rPr/>
-        <w:t xml:space="preserve"> — адрес Jira и учётная запись, от имени которой Burndown читает задачи. Подключение одно для всех проектов, его настраивает администратор в разделе «Интеграции».</w:t>
-      </w:r>
-    </w:p>
-    <w:p>
-      <w:pPr>
-        <w:pStyle w:val="Compact"/>
-        <w:numPr>
-          <w:ilvl w:val="0"/>
-          <w:numId w:val="68"/>
-        </w:numPr>
-        <w:rPr/>
-      </w:pPr>
-      <w:r>
-        <w:rPr>
-          <w:b/>
-          <w:bCs/>
-        </w:rPr>
-        <w:t>Кнопка среза</w:t>
-      </w:r>
-      <w:r>
-        <w:rPr/>
-        <w:t xml:space="preserve"> — структура Jira, задачи для каждого эпика и поля Jira для остатка, затраченного и оценки. Кнопки настраивает руководитель проекта.</w:t>
       </w:r>
     </w:p>
     <w:p>
@@ -10608,38 +10604,80 @@
           <w:b/>
           <w:bCs/>
         </w:rPr>
-        <w:t>Срез</w:t>
-      </w:r>
-      <w:r>
-        <w:rPr/>
-        <w:t xml:space="preserve"> — по нажатию кнопки в «Данных по датам» Burndown показывает значения из Jira и сохраняет их как замер; после первого успешного среза можно включить автозаполнение по расписанию.</w:t>
-      </w:r>
-    </w:p>
-    <w:p>
-      <w:pPr>
-        <w:pStyle w:val="FirstParagraph"/>
-        <w:rPr/>
-      </w:pPr>
-      <w:r>
-        <w:rPr/>
-        <w:t xml:space="preserve">Разделы </w:t>
-      </w:r>
+        <w:t>Подключение</w:t>
+      </w:r>
+      <w:r>
+        <w:rPr/>
+        <w:t xml:space="preserve"> — адрес Jira и учётная запись, от имени которой Burndown читает задачи. Подключение одно для всех проектов, его настраивает администратор в разделе «Интеграции».</w:t>
+      </w:r>
+    </w:p>
+    <w:p>
+      <w:pPr>
+        <w:pStyle w:val="Compact"/>
+        <w:numPr>
+          <w:ilvl w:val="0"/>
+          <w:numId w:val="70"/>
+        </w:numPr>
+        <w:rPr/>
+      </w:pPr>
       <w:r>
         <w:rPr>
           <w:b/>
           <w:bCs/>
         </w:rPr>
-        <w:t>Связь с Jira</w:t>
-      </w:r>
-      <w:r>
-        <w:rPr/>
-        <w:t xml:space="preserve"> и </w:t>
-      </w:r>
+        <w:t>Кнопка среза</w:t>
+      </w:r>
+      <w:r>
+        <w:rPr/>
+        <w:t xml:space="preserve"> — структура Jira, задачи для каждого эпика и поля Jira для остатка, затраченного и оценки. Кнопки настраивает руководитель проекта.</w:t>
+      </w:r>
+    </w:p>
+    <w:p>
+      <w:pPr>
+        <w:pStyle w:val="Compact"/>
+        <w:numPr>
+          <w:ilvl w:val="0"/>
+          <w:numId w:val="71"/>
+        </w:numPr>
+        <w:rPr/>
+      </w:pPr>
       <w:r>
         <w:rPr>
           <w:b/>
           <w:bCs/>
         </w:rPr>
+        <w:t>Срез</w:t>
+      </w:r>
+      <w:r>
+        <w:rPr/>
+        <w:t xml:space="preserve"> — по нажатию кнопки в «Данных по датам» Burndown показывает значения из Jira и сохраняет их как замер; после первого успешного среза можно включить автозаполнение по расписанию.</w:t>
+      </w:r>
+    </w:p>
+    <w:p>
+      <w:pPr>
+        <w:pStyle w:val="FirstParagraph"/>
+        <w:rPr/>
+      </w:pPr>
+      <w:r>
+        <w:rPr/>
+        <w:t xml:space="preserve">Разделы </w:t>
+      </w:r>
+      <w:r>
+        <w:rPr>
+          <w:b/>
+          <w:bCs/>
+        </w:rPr>
+        <w:t>Связь с Jira</w:t>
+      </w:r>
+      <w:r>
+        <w:rPr/>
+        <w:t xml:space="preserve"> и </w:t>
+      </w:r>
+      <w:r>
+        <w:rPr>
+          <w:b/>
+          <w:bCs/>
+        </w:rPr>
         <w:t>Автозаполнение</w:t>
       </w:r>
       <w:r>
@@ -10652,7 +10690,7 @@
         <w:pStyle w:val="Heading2"/>
         <w:rPr/>
       </w:pPr>
-      <w:bookmarkStart w:id="71" w:name="__RefHeading___Toc3434_67902966"/>
+      <w:bookmarkStart w:id="71" w:name="__RefHeading___Toc3437_255660225"/>
       <w:bookmarkStart w:id="72" w:name="подключение-к-jira"/>
       <w:bookmarkEnd w:id="71"/>
       <w:r>
@@ -10767,7 +10805,7 @@
         <w:pStyle w:val="Heading2"/>
         <w:rPr/>
       </w:pPr>
-      <w:bookmarkStart w:id="73" w:name="__RefHeading___Toc3436_67902966"/>
+      <w:bookmarkStart w:id="73" w:name="__RefHeading___Toc3439_255660225"/>
       <w:bookmarkStart w:id="74" w:name="кнопка-среза-структура-и-задачи"/>
       <w:bookmarkEnd w:id="73"/>
       <w:r>
@@ -10864,7 +10902,7 @@
         <w:pStyle w:val="Compact"/>
         <w:numPr>
           <w:ilvl w:val="0"/>
-          <w:numId w:val="70"/>
+          <w:numId w:val="72"/>
         </w:numPr>
         <w:rPr/>
       </w:pPr>
@@ -10878,105 +10916,6 @@
       <w:r>
         <w:rPr/>
         <w:t xml:space="preserve"> — так кнопка будет подписана в «Данных по датам».</w:t>
-      </w:r>
-    </w:p>
-    <w:p>
-      <w:pPr>
-        <w:pStyle w:val="Compact"/>
-        <w:numPr>
-          <w:ilvl w:val="0"/>
-          <w:numId w:val="71"/>
-        </w:numPr>
-        <w:rPr/>
-      </w:pPr>
-      <w:r>
-        <w:rPr>
-          <w:b/>
-          <w:bCs/>
-        </w:rPr>
-        <w:t>Структура Jira</w:t>
-      </w:r>
-      <w:r>
-        <w:rPr/>
-        <w:t xml:space="preserve"> — нажмите </w:t>
-      </w:r>
-      <w:r>
-        <w:rPr>
-          <w:b/>
-          <w:bCs/>
-        </w:rPr>
-        <w:t>Загрузить из Jira</w:t>
-      </w:r>
-      <w:r>
-        <w:rPr/>
-        <w:t xml:space="preserve">, чтобы получить список структур плагина Structure, и выберите нужную. Пункт </w:t>
-      </w:r>
-      <w:r>
-        <w:rPr>
-          <w:b/>
-          <w:bCs/>
-        </w:rPr>
-        <w:t>Указать ID вручную…</w:t>
-      </w:r>
-      <w:r>
-        <w:rPr/>
-        <w:t xml:space="preserve"> позволяет ввести номер структуры. Пункт </w:t>
-      </w:r>
-      <w:r>
-        <w:rPr>
-          <w:b/>
-          <w:bCs/>
-        </w:rPr>
-        <w:t>без структуры</w:t>
-      </w:r>
-      <w:r>
-        <w:rPr/>
-        <w:t xml:space="preserve"> означает, что вложенность задач определяется связью «задача — подзадача» в Jira.</w:t>
-      </w:r>
-    </w:p>
-    <w:p>
-      <w:pPr>
-        <w:pStyle w:val="Compact"/>
-        <w:numPr>
-          <w:ilvl w:val="0"/>
-          <w:numId w:val="72"/>
-        </w:numPr>
-        <w:rPr/>
-      </w:pPr>
-      <w:r>
-        <w:rPr/>
-        <w:t xml:space="preserve">В таблице эпиков укажите </w:t>
-      </w:r>
-      <w:r>
-        <w:rPr>
-          <w:b/>
-          <w:bCs/>
-        </w:rPr>
-        <w:t>Задачи Jira</w:t>
-      </w:r>
-      <w:r>
-        <w:rPr/>
-        <w:t xml:space="preserve"> — один или несколько ключей через запятую (например, </w:t>
-      </w:r>
-      <w:r>
-        <w:rPr>
-          <w:rStyle w:val="VerbatimChar"/>
-        </w:rPr>
-        <w:t>AISUZ-100</w:t>
-      </w:r>
-      <w:r>
-        <w:rPr/>
-        <w:t xml:space="preserve"> или </w:t>
-      </w:r>
-      <w:r>
-        <w:rPr>
-          <w:rStyle w:val="VerbatimChar"/>
-        </w:rPr>
-        <w:t>AISUZ-301, AISUZ-302</w:t>
-      </w:r>
-      <w:r>
-        <w:rPr/>
-        <w:t>). Регистр не важен.</w:t>
       </w:r>
     </w:p>
     <w:p>
@@ -10985,6 +10924,105 @@
         <w:numPr>
           <w:ilvl w:val="0"/>
           <w:numId w:val="73"/>
+        </w:numPr>
+        <w:rPr/>
+      </w:pPr>
+      <w:r>
+        <w:rPr>
+          <w:b/>
+          <w:bCs/>
+        </w:rPr>
+        <w:t>Структура Jira</w:t>
+      </w:r>
+      <w:r>
+        <w:rPr/>
+        <w:t xml:space="preserve"> — нажмите </w:t>
+      </w:r>
+      <w:r>
+        <w:rPr>
+          <w:b/>
+          <w:bCs/>
+        </w:rPr>
+        <w:t>Загрузить из Jira</w:t>
+      </w:r>
+      <w:r>
+        <w:rPr/>
+        <w:t xml:space="preserve">, чтобы получить список структур плагина Structure, и выберите нужную. Пункт </w:t>
+      </w:r>
+      <w:r>
+        <w:rPr>
+          <w:b/>
+          <w:bCs/>
+        </w:rPr>
+        <w:t>Указать ID вручную…</w:t>
+      </w:r>
+      <w:r>
+        <w:rPr/>
+        <w:t xml:space="preserve"> позволяет ввести номер структуры. Пункт </w:t>
+      </w:r>
+      <w:r>
+        <w:rPr>
+          <w:b/>
+          <w:bCs/>
+        </w:rPr>
+        <w:t>без структуры</w:t>
+      </w:r>
+      <w:r>
+        <w:rPr/>
+        <w:t xml:space="preserve"> означает, что вложенность задач определяется связью «задача — подзадача» в Jira.</w:t>
+      </w:r>
+    </w:p>
+    <w:p>
+      <w:pPr>
+        <w:pStyle w:val="Compact"/>
+        <w:numPr>
+          <w:ilvl w:val="0"/>
+          <w:numId w:val="74"/>
+        </w:numPr>
+        <w:rPr/>
+      </w:pPr>
+      <w:r>
+        <w:rPr/>
+        <w:t xml:space="preserve">В таблице эпиков укажите </w:t>
+      </w:r>
+      <w:r>
+        <w:rPr>
+          <w:b/>
+          <w:bCs/>
+        </w:rPr>
+        <w:t>Задачи Jira</w:t>
+      </w:r>
+      <w:r>
+        <w:rPr/>
+        <w:t xml:space="preserve"> — один или несколько ключей через запятую (например, </w:t>
+      </w:r>
+      <w:r>
+        <w:rPr>
+          <w:rStyle w:val="VerbatimChar"/>
+        </w:rPr>
+        <w:t>AISUZ-100</w:t>
+      </w:r>
+      <w:r>
+        <w:rPr/>
+        <w:t xml:space="preserve"> или </w:t>
+      </w:r>
+      <w:r>
+        <w:rPr>
+          <w:rStyle w:val="VerbatimChar"/>
+        </w:rPr>
+        <w:t>AISUZ-301, AISUZ-302</w:t>
+      </w:r>
+      <w:r>
+        <w:rPr/>
+        <w:t>). Регистр не важен.</w:t>
+      </w:r>
+    </w:p>
+    <w:p>
+      <w:pPr>
+        <w:pStyle w:val="Compact"/>
+        <w:numPr>
+          <w:ilvl w:val="0"/>
+          <w:numId w:val="75"/>
         </w:numPr>
         <w:rPr/>
       </w:pPr>
@@ -11461,7 +11499,7 @@
         <w:pStyle w:val="Heading2"/>
         <w:rPr/>
       </w:pPr>
-      <w:bookmarkStart w:id="76" w:name="__RefHeading___Toc3438_67902966"/>
+      <w:bookmarkStart w:id="76" w:name="__RefHeading___Toc3441_255660225"/>
       <w:bookmarkStart w:id="77" w:name="кнопка-среза-поля-jira"/>
       <w:bookmarkEnd w:id="76"/>
       <w:r>
@@ -11547,7 +11585,7 @@
         <w:pStyle w:val="Compact"/>
         <w:numPr>
           <w:ilvl w:val="0"/>
-          <w:numId w:val="74"/>
+          <w:numId w:val="76"/>
         </w:numPr>
         <w:rPr/>
       </w:pPr>
@@ -11594,7 +11632,7 @@
         <w:pStyle w:val="Compact"/>
         <w:numPr>
           <w:ilvl w:val="0"/>
-          <w:numId w:val="75"/>
+          <w:numId w:val="77"/>
         </w:numPr>
         <w:rPr/>
       </w:pPr>
@@ -11637,7 +11675,7 @@
         <w:pStyle w:val="Compact"/>
         <w:numPr>
           <w:ilvl w:val="0"/>
-          <w:numId w:val="76"/>
+          <w:numId w:val="78"/>
         </w:numPr>
         <w:rPr/>
       </w:pPr>
@@ -11754,7 +11792,7 @@
         <w:pStyle w:val="Heading2"/>
         <w:rPr/>
       </w:pPr>
-      <w:bookmarkStart w:id="79" w:name="__RefHeading___Toc3440_67902966"/>
+      <w:bookmarkStart w:id="79" w:name="__RefHeading___Toc3443_255660225"/>
       <w:bookmarkStart w:id="80" w:name="срез-затягивание-данных-на-сегодня"/>
       <w:bookmarkEnd w:id="79"/>
       <w:r>
@@ -11851,7 +11889,7 @@
         <w:pStyle w:val="Compact"/>
         <w:numPr>
           <w:ilvl w:val="0"/>
-          <w:numId w:val="77"/>
+          <w:numId w:val="79"/>
         </w:numPr>
         <w:rPr/>
       </w:pPr>
@@ -11869,45 +11907,6 @@
       <w:r>
         <w:rPr/>
         <w:t>). Пока Burndown обращается к Jira, на кнопке написано «Загрузка из Jira…».</w:t>
-      </w:r>
-    </w:p>
-    <w:p>
-      <w:pPr>
-        <w:pStyle w:val="Compact"/>
-        <w:numPr>
-          <w:ilvl w:val="0"/>
-          <w:numId w:val="78"/>
-        </w:numPr>
-        <w:rPr/>
-      </w:pPr>
-      <w:r>
-        <w:rPr/>
-        <w:t xml:space="preserve">Откроется окно «Срез из Jira» — то же окно замера по всем эпикам, но со значениями из Jira. </w:t>
-      </w:r>
-      <w:r>
-        <w:rPr>
-          <w:b/>
-          <w:bCs/>
-        </w:rPr>
-        <w:t>Дата замера</w:t>
-      </w:r>
-      <w:r>
-        <w:rPr/>
-        <w:t xml:space="preserve"> — сегодня; при необходимости выберите другую.</w:t>
-      </w:r>
-    </w:p>
-    <w:p>
-      <w:pPr>
-        <w:pStyle w:val="Compact"/>
-        <w:numPr>
-          <w:ilvl w:val="0"/>
-          <w:numId w:val="79"/>
-        </w:numPr>
-        <w:rPr/>
-      </w:pPr>
-      <w:r>
-        <w:rPr/>
-        <w:t>Под названием каждого эпика указано, сколько задач Jira учтено, и предупреждения, если они есть.</w:t>
       </w:r>
     </w:p>
     <w:p>
@@ -11916,6 +11915,45 @@
         <w:numPr>
           <w:ilvl w:val="0"/>
           <w:numId w:val="80"/>
+        </w:numPr>
+        <w:rPr/>
+      </w:pPr>
+      <w:r>
+        <w:rPr/>
+        <w:t xml:space="preserve">Откроется окно «Срез из Jira» — то же окно замера по всем эпикам, но со значениями из Jira. </w:t>
+      </w:r>
+      <w:r>
+        <w:rPr>
+          <w:b/>
+          <w:bCs/>
+        </w:rPr>
+        <w:t>Дата замера</w:t>
+      </w:r>
+      <w:r>
+        <w:rPr/>
+        <w:t xml:space="preserve"> — сегодня; при необходимости выберите другую.</w:t>
+      </w:r>
+    </w:p>
+    <w:p>
+      <w:pPr>
+        <w:pStyle w:val="Compact"/>
+        <w:numPr>
+          <w:ilvl w:val="0"/>
+          <w:numId w:val="81"/>
+        </w:numPr>
+        <w:rPr/>
+      </w:pPr>
+      <w:r>
+        <w:rPr/>
+        <w:t>Под названием каждого эпика указано, сколько задач Jira учтено, и предупреждения, если они есть.</w:t>
+      </w:r>
+    </w:p>
+    <w:p>
+      <w:pPr>
+        <w:pStyle w:val="Compact"/>
+        <w:numPr>
+          <w:ilvl w:val="0"/>
+          <w:numId w:val="82"/>
         </w:numPr>
         <w:rPr/>
       </w:pPr>
@@ -12388,7 +12426,7 @@
         <w:pStyle w:val="Heading2"/>
         <w:rPr/>
       </w:pPr>
-      <w:bookmarkStart w:id="81" w:name="__RefHeading___Toc3442_67902966"/>
+      <w:bookmarkStart w:id="81" w:name="__RefHeading___Toc3445_255660225"/>
       <w:bookmarkStart w:id="82" w:name="восстановление-истории"/>
       <w:bookmarkEnd w:id="81"/>
       <w:r>
@@ -12474,7 +12512,7 @@
         <w:pStyle w:val="Compact"/>
         <w:numPr>
           <w:ilvl w:val="0"/>
-          <w:numId w:val="81"/>
+          <w:numId w:val="83"/>
         </w:numPr>
         <w:rPr/>
       </w:pPr>
@@ -12492,85 +12530,6 @@
       <w:r>
         <w:rPr/>
         <w:t xml:space="preserve"> (доступна после первого успешного среза).</w:t>
-      </w:r>
-    </w:p>
-    <w:p>
-      <w:pPr>
-        <w:pStyle w:val="Compact"/>
-        <w:numPr>
-          <w:ilvl w:val="0"/>
-          <w:numId w:val="82"/>
-        </w:numPr>
-        <w:rPr/>
-      </w:pPr>
-      <w:r>
-        <w:rPr/>
-        <w:t xml:space="preserve">Задайте период </w:t>
-      </w:r>
-      <w:r>
-        <w:rPr>
-          <w:b/>
-          <w:bCs/>
-        </w:rPr>
-        <w:t>С</w:t>
-      </w:r>
-      <w:r>
-        <w:rPr/>
-        <w:t xml:space="preserve"> и </w:t>
-      </w:r>
-      <w:r>
-        <w:rPr>
-          <w:b/>
-          <w:bCs/>
-        </w:rPr>
-        <w:t>По</w:t>
-      </w:r>
-      <w:r>
-        <w:rPr/>
-        <w:t xml:space="preserve"> (только прошедшие даты), </w:t>
-      </w:r>
-      <w:r>
-        <w:rPr>
-          <w:b/>
-          <w:bCs/>
-        </w:rPr>
-        <w:t>Шаг</w:t>
-      </w:r>
-      <w:r>
-        <w:rPr/>
-        <w:t xml:space="preserve"> — раз в неделю или каждый день, и </w:t>
-      </w:r>
-      <w:r>
-        <w:rPr>
-          <w:b/>
-          <w:bCs/>
-        </w:rPr>
-        <w:t>Часовой пояс</w:t>
-      </w:r>
-      <w:r>
-        <w:rPr/>
-        <w:t>, в котором считается «конец дня».</w:t>
-      </w:r>
-    </w:p>
-    <w:p>
-      <w:pPr>
-        <w:pStyle w:val="Compact"/>
-        <w:numPr>
-          <w:ilvl w:val="0"/>
-          <w:numId w:val="83"/>
-        </w:numPr>
-        <w:rPr/>
-      </w:pPr>
-      <w:r>
-        <w:rPr>
-          <w:b/>
-          <w:bCs/>
-        </w:rPr>
-        <w:t>Не изменять даты, где замер уже внесён</w:t>
-      </w:r>
-      <w:r>
-        <w:rPr/>
-        <w:t xml:space="preserve"> — оставьте отмеченным, чтобы ручные замеры сохранились. Если снять отметку, значения из Jira заменят их (кроме показателей, которые Jira не вернула).</w:t>
       </w:r>
     </w:p>
     <w:p>
@@ -12579,6 +12538,85 @@
         <w:numPr>
           <w:ilvl w:val="0"/>
           <w:numId w:val="84"/>
+        </w:numPr>
+        <w:rPr/>
+      </w:pPr>
+      <w:r>
+        <w:rPr/>
+        <w:t xml:space="preserve">Задайте период </w:t>
+      </w:r>
+      <w:r>
+        <w:rPr>
+          <w:b/>
+          <w:bCs/>
+        </w:rPr>
+        <w:t>С</w:t>
+      </w:r>
+      <w:r>
+        <w:rPr/>
+        <w:t xml:space="preserve"> и </w:t>
+      </w:r>
+      <w:r>
+        <w:rPr>
+          <w:b/>
+          <w:bCs/>
+        </w:rPr>
+        <w:t>По</w:t>
+      </w:r>
+      <w:r>
+        <w:rPr/>
+        <w:t xml:space="preserve"> (только прошедшие даты), </w:t>
+      </w:r>
+      <w:r>
+        <w:rPr>
+          <w:b/>
+          <w:bCs/>
+        </w:rPr>
+        <w:t>Шаг</w:t>
+      </w:r>
+      <w:r>
+        <w:rPr/>
+        <w:t xml:space="preserve"> — раз в неделю или каждый день, и </w:t>
+      </w:r>
+      <w:r>
+        <w:rPr>
+          <w:b/>
+          <w:bCs/>
+        </w:rPr>
+        <w:t>Часовой пояс</w:t>
+      </w:r>
+      <w:r>
+        <w:rPr/>
+        <w:t>, в котором считается «конец дня».</w:t>
+      </w:r>
+    </w:p>
+    <w:p>
+      <w:pPr>
+        <w:pStyle w:val="Compact"/>
+        <w:numPr>
+          <w:ilvl w:val="0"/>
+          <w:numId w:val="85"/>
+        </w:numPr>
+        <w:rPr/>
+      </w:pPr>
+      <w:r>
+        <w:rPr>
+          <w:b/>
+          <w:bCs/>
+        </w:rPr>
+        <w:t>Не изменять даты, где замер уже внесён</w:t>
+      </w:r>
+      <w:r>
+        <w:rPr/>
+        <w:t xml:space="preserve"> — оставьте отмеченным, чтобы ручные замеры сохранились. Если снять отметку, значения из Jira заменят их (кроме показателей, которые Jira не вернула).</w:t>
+      </w:r>
+    </w:p>
+    <w:p>
+      <w:pPr>
+        <w:pStyle w:val="Compact"/>
+        <w:numPr>
+          <w:ilvl w:val="0"/>
+          <w:numId w:val="86"/>
         </w:numPr>
         <w:rPr/>
       </w:pPr>
@@ -12669,7 +12707,7 @@
         <w:pStyle w:val="Compact"/>
         <w:numPr>
           <w:ilvl w:val="0"/>
-          <w:numId w:val="85"/>
+          <w:numId w:val="87"/>
         </w:numPr>
         <w:rPr/>
       </w:pPr>
@@ -12687,34 +12725,6 @@
       <w:r>
         <w:rPr/>
         <w:t xml:space="preserve"> состав задач кнопки: задачи учитываются с даты их создания в Jira; задачи, которые раньше входили в структуру и были из неё убраны, не учитываются;</w:t>
-      </w:r>
-    </w:p>
-    <w:p>
-      <w:pPr>
-        <w:pStyle w:val="Compact"/>
-        <w:numPr>
-          <w:ilvl w:val="0"/>
-          <w:numId w:val="86"/>
-        </w:numPr>
-        <w:rPr/>
-      </w:pPr>
-      <w:r>
-        <w:rPr/>
-        <w:t>стандартные поля учёта времени и статусы восстанавливаются точно; пользовательские поля — если Jira записывает их изменения в журнал, иначе для прошлых дат берётся текущее значение (об этом будет предупреждение);</w:t>
-      </w:r>
-    </w:p>
-    <w:p>
-      <w:pPr>
-        <w:pStyle w:val="Compact"/>
-        <w:numPr>
-          <w:ilvl w:val="0"/>
-          <w:numId w:val="87"/>
-        </w:numPr>
-        <w:rPr/>
-      </w:pPr>
-      <w:r>
-        <w:rPr/>
-        <w:t>для восстановленных дат сохраняется и состав задач — burn-up и разбор изменений сразу получают историю; срезы состава, сделанные раньше на эти даты, не перезаписываются;</w:t>
       </w:r>
     </w:p>
     <w:p>
@@ -12726,6 +12736,34 @@
         </w:numPr>
         <w:rPr/>
       </w:pPr>
+      <w:r>
+        <w:rPr/>
+        <w:t>стандартные поля учёта времени и статусы восстанавливаются точно; пользовательские поля — если Jira записывает их изменения в журнал, иначе для прошлых дат берётся текущее значение (об этом будет предупреждение);</w:t>
+      </w:r>
+    </w:p>
+    <w:p>
+      <w:pPr>
+        <w:pStyle w:val="Compact"/>
+        <w:numPr>
+          <w:ilvl w:val="0"/>
+          <w:numId w:val="89"/>
+        </w:numPr>
+        <w:rPr/>
+      </w:pPr>
+      <w:r>
+        <w:rPr/>
+        <w:t>для восстановленных дат сохраняется и состав задач — burn-up и разбор изменений сразу получают историю; срезы состава, сделанные раньше на эти даты, не перезаписываются;</w:t>
+      </w:r>
+    </w:p>
+    <w:p>
+      <w:pPr>
+        <w:pStyle w:val="Compact"/>
+        <w:numPr>
+          <w:ilvl w:val="0"/>
+          <w:numId w:val="90"/>
+        </w:numPr>
+        <w:rPr/>
+      </w:pPr>
       <w:bookmarkStart w:id="83" w:name="восстановление-истории"/>
       <w:r>
         <w:rPr/>
@@ -12738,7 +12776,7 @@
         <w:pStyle w:val="Heading2"/>
         <w:rPr/>
       </w:pPr>
-      <w:bookmarkStart w:id="84" w:name="__RefHeading___Toc3444_67902966"/>
+      <w:bookmarkStart w:id="84" w:name="__RefHeading___Toc3447_255660225"/>
       <w:bookmarkStart w:id="85" w:name="автозаполнение-по-расписанию"/>
       <w:bookmarkEnd w:id="84"/>
       <w:r>
@@ -12900,7 +12938,7 @@
         <w:pStyle w:val="Compact"/>
         <w:numPr>
           <w:ilvl w:val="0"/>
-          <w:numId w:val="89"/>
+          <w:numId w:val="91"/>
         </w:numPr>
         <w:rPr/>
       </w:pPr>
@@ -12918,67 +12956,6 @@
       <w:r>
         <w:rPr/>
         <w:t>.</w:t>
-      </w:r>
-    </w:p>
-    <w:p>
-      <w:pPr>
-        <w:pStyle w:val="Compact"/>
-        <w:numPr>
-          <w:ilvl w:val="0"/>
-          <w:numId w:val="90"/>
-        </w:numPr>
-        <w:rPr/>
-      </w:pPr>
-      <w:r>
-        <w:rPr/>
-        <w:t xml:space="preserve">Отметьте </w:t>
-      </w:r>
-      <w:r>
-        <w:rPr>
-          <w:b/>
-          <w:bCs/>
-        </w:rPr>
-        <w:t>Дни недели</w:t>
-      </w:r>
-      <w:r>
-        <w:rPr/>
-        <w:t xml:space="preserve"> (по умолчанию — будни).</w:t>
-      </w:r>
-    </w:p>
-    <w:p>
-      <w:pPr>
-        <w:pStyle w:val="Compact"/>
-        <w:numPr>
-          <w:ilvl w:val="0"/>
-          <w:numId w:val="91"/>
-        </w:numPr>
-        <w:rPr/>
-      </w:pPr>
-      <w:r>
-        <w:rPr/>
-        <w:t xml:space="preserve">Укажите </w:t>
-      </w:r>
-      <w:r>
-        <w:rPr>
-          <w:b/>
-          <w:bCs/>
-        </w:rPr>
-        <w:t>Время запуска</w:t>
-      </w:r>
-      <w:r>
-        <w:rPr/>
-        <w:t xml:space="preserve"> и </w:t>
-      </w:r>
-      <w:r>
-        <w:rPr>
-          <w:b/>
-          <w:bCs/>
-        </w:rPr>
-        <w:t>Часовой пояс</w:t>
-      </w:r>
-      <w:r>
-        <w:rPr/>
-        <w:t>; ваш часовой пояс отмечен «— ваш».</w:t>
       </w:r>
     </w:p>
     <w:p>
@@ -12991,15 +12968,19 @@
         <w:rPr/>
       </w:pPr>
       <w:r>
+        <w:rPr/>
+        <w:t xml:space="preserve">Отметьте </w:t>
+      </w:r>
+      <w:r>
         <w:rPr>
           <w:b/>
           <w:bCs/>
         </w:rPr>
-        <w:t>Перезаписывать замер, если на эту дату он уже внесён</w:t>
-      </w:r>
-      <w:r>
-        <w:rPr/>
-        <w:t>: отметка включена — значения из Jira заменят внесённые за день; снята — замер, уже внесённый вручную, останется без изменений.</w:t>
+        <w:t>Дни недели</w:t>
+      </w:r>
+      <w:r>
+        <w:rPr/>
+        <w:t xml:space="preserve"> (по умолчанию — будни).</w:t>
       </w:r>
     </w:p>
     <w:p>
@@ -13008,6 +12989,63 @@
         <w:numPr>
           <w:ilvl w:val="0"/>
           <w:numId w:val="93"/>
+        </w:numPr>
+        <w:rPr/>
+      </w:pPr>
+      <w:r>
+        <w:rPr/>
+        <w:t xml:space="preserve">Укажите </w:t>
+      </w:r>
+      <w:r>
+        <w:rPr>
+          <w:b/>
+          <w:bCs/>
+        </w:rPr>
+        <w:t>Время запуска</w:t>
+      </w:r>
+      <w:r>
+        <w:rPr/>
+        <w:t xml:space="preserve"> и </w:t>
+      </w:r>
+      <w:r>
+        <w:rPr>
+          <w:b/>
+          <w:bCs/>
+        </w:rPr>
+        <w:t>Часовой пояс</w:t>
+      </w:r>
+      <w:r>
+        <w:rPr/>
+        <w:t>; ваш часовой пояс отмечен «— ваш».</w:t>
+      </w:r>
+    </w:p>
+    <w:p>
+      <w:pPr>
+        <w:pStyle w:val="Compact"/>
+        <w:numPr>
+          <w:ilvl w:val="0"/>
+          <w:numId w:val="94"/>
+        </w:numPr>
+        <w:rPr/>
+      </w:pPr>
+      <w:r>
+        <w:rPr>
+          <w:b/>
+          <w:bCs/>
+        </w:rPr>
+        <w:t>Перезаписывать замер, если на эту дату он уже внесён</w:t>
+      </w:r>
+      <w:r>
+        <w:rPr/>
+        <w:t>: отметка включена — значения из Jira заменят внесённые за день; снята — замер, уже внесённый вручную, останется без изменений.</w:t>
+      </w:r>
+    </w:p>
+    <w:p>
+      <w:pPr>
+        <w:pStyle w:val="Compact"/>
+        <w:numPr>
+          <w:ilvl w:val="0"/>
+          <w:numId w:val="95"/>
         </w:numPr>
         <w:rPr/>
       </w:pPr>
@@ -13098,7 +13136,7 @@
         <w:pStyle w:val="Compact"/>
         <w:numPr>
           <w:ilvl w:val="0"/>
-          <w:numId w:val="94"/>
+          <w:numId w:val="96"/>
         </w:numPr>
         <w:rPr/>
       </w:pPr>
@@ -13112,75 +13150,6 @@
       <w:r>
         <w:rPr/>
         <w:t xml:space="preserve"> — когда Jira в последний раз вернула данные по этой кнопке;</w:t>
-      </w:r>
-    </w:p>
-    <w:p>
-      <w:pPr>
-        <w:pStyle w:val="Compact"/>
-        <w:numPr>
-          <w:ilvl w:val="0"/>
-          <w:numId w:val="95"/>
-        </w:numPr>
-        <w:rPr/>
-      </w:pPr>
-      <w:r>
-        <w:rPr>
-          <w:b/>
-          <w:bCs/>
-        </w:rPr>
-        <w:t>Последний автозапуск</w:t>
-      </w:r>
-      <w:r>
-        <w:rPr/>
-        <w:t xml:space="preserve"> — время и результат: «Сохранено замеров за 28.10.2026: 6», число пропущенных замеров и предупреждений либо текст ошибки (красным);</w:t>
-      </w:r>
-    </w:p>
-    <w:p>
-      <w:pPr>
-        <w:pStyle w:val="Compact"/>
-        <w:numPr>
-          <w:ilvl w:val="0"/>
-          <w:numId w:val="96"/>
-        </w:numPr>
-        <w:rPr/>
-      </w:pPr>
-      <w:r>
-        <w:rPr>
-          <w:b/>
-          <w:bCs/>
-        </w:rPr>
-        <w:t>Следующий запуск</w:t>
-      </w:r>
-      <w:r>
-        <w:rPr/>
-        <w:t xml:space="preserve"> — дата и время ближайшего запуска в часовом поясе расписания.</w:t>
-      </w:r>
-    </w:p>
-    <w:p>
-      <w:pPr>
-        <w:pStyle w:val="FirstParagraph"/>
-        <w:rPr/>
-      </w:pPr>
-      <w:r>
-        <w:rPr>
-          <w:b/>
-          <w:bCs/>
-        </w:rPr>
-        <w:t>Запустить сейчас</w:t>
-      </w:r>
-      <w:r>
-        <w:rPr/>
-        <w:t xml:space="preserve"> выполняет то же, что автоматический запуск: забирает срез и сохраняет замер на сегодня, без окна проверки. Удобно, чтобы проверить расписание или обновить данные перед совещанием.</w:t>
-      </w:r>
-    </w:p>
-    <w:p>
-      <w:pPr>
-        <w:pStyle w:val="BodyText"/>
-        <w:rPr/>
-      </w:pPr>
-      <w:r>
-        <w:rPr/>
-        <w:t>Как работает автозапуск:</w:t>
       </w:r>
     </w:p>
     <w:p>
@@ -13193,8 +13162,15 @@
         <w:rPr/>
       </w:pPr>
       <w:r>
-        <w:rPr/>
-        <w:t>запуск выполняется один раз в день на кнопку; если сервер был недоступен в момент запуска, срез выполнится позже в тот же день;</w:t>
+        <w:rPr>
+          <w:b/>
+          <w:bCs/>
+        </w:rPr>
+        <w:t>Последний автозапуск</w:t>
+      </w:r>
+      <w:r>
+        <w:rPr/>
+        <w:t xml:space="preserve"> — время и результат: «Сохранено замеров за 28.10.2026: 6», число пропущенных замеров и предупреждений либо текст ошибки (красным);</w:t>
       </w:r>
     </w:p>
     <w:p>
@@ -13207,8 +13183,42 @@
         <w:rPr/>
       </w:pPr>
       <w:r>
-        <w:rPr/>
-        <w:t>если расписание включено после сегодняшнего времени запуска, первый автозапуск будет в следующий день по расписанию;</w:t>
+        <w:rPr>
+          <w:b/>
+          <w:bCs/>
+        </w:rPr>
+        <w:t>Следующий запуск</w:t>
+      </w:r>
+      <w:r>
+        <w:rPr/>
+        <w:t xml:space="preserve"> — дата и время ближайшего запуска в часовом поясе расписания.</w:t>
+      </w:r>
+    </w:p>
+    <w:p>
+      <w:pPr>
+        <w:pStyle w:val="FirstParagraph"/>
+        <w:rPr/>
+      </w:pPr>
+      <w:r>
+        <w:rPr>
+          <w:b/>
+          <w:bCs/>
+        </w:rPr>
+        <w:t>Запустить сейчас</w:t>
+      </w:r>
+      <w:r>
+        <w:rPr/>
+        <w:t xml:space="preserve"> выполняет то же, что автоматический запуск: забирает срез и сохраняет замер на сегодня, без окна проверки. Удобно, чтобы проверить расписание или обновить данные перед совещанием.</w:t>
+      </w:r>
+    </w:p>
+    <w:p>
+      <w:pPr>
+        <w:pStyle w:val="BodyText"/>
+        <w:rPr/>
+      </w:pPr>
+      <w:r>
+        <w:rPr/>
+        <w:t>Как работает автозапуск:</w:t>
       </w:r>
     </w:p>
     <w:p>
@@ -13222,7 +13232,7 @@
       </w:pPr>
       <w:r>
         <w:rPr/>
-        <w:t>показатели, для которых Jira ничего не вернула (или выбрано «не заполнять»), не затирают значения, уже внесённые за день;</w:t>
+        <w:t>запуск выполняется один раз в день на кнопку; если сервер был недоступен в момент запуска, срез выполнится позже в тот же день;</w:t>
       </w:r>
     </w:p>
     <w:p>
@@ -13236,7 +13246,7 @@
       </w:pPr>
       <w:r>
         <w:rPr/>
-        <w:t>изменения записываются в реестр изменений от имени «Автозаполнение»;</w:t>
+        <w:t>если расписание включено после сегодняшнего времени запуска, первый автозапуск будет в следующий день по расписанию;</w:t>
       </w:r>
     </w:p>
     <w:p>
@@ -13250,6 +13260,34 @@
       </w:pPr>
       <w:r>
         <w:rPr/>
+        <w:t>показатели, для которых Jira ничего не вернула (или выбрано «не заполнять»), не затирают значения, уже внесённые за день;</w:t>
+      </w:r>
+    </w:p>
+    <w:p>
+      <w:pPr>
+        <w:pStyle w:val="Compact"/>
+        <w:numPr>
+          <w:ilvl w:val="0"/>
+          <w:numId w:val="102"/>
+        </w:numPr>
+        <w:rPr/>
+      </w:pPr>
+      <w:r>
+        <w:rPr/>
+        <w:t>изменения записываются в реестр изменений от имени «Автозаполнение»;</w:t>
+      </w:r>
+    </w:p>
+    <w:p>
+      <w:pPr>
+        <w:pStyle w:val="Compact"/>
+        <w:numPr>
+          <w:ilvl w:val="0"/>
+          <w:numId w:val="103"/>
+        </w:numPr>
+        <w:rPr/>
+      </w:pPr>
+      <w:r>
+        <w:rPr/>
         <w:t>при ошибке Jira (например, истёк токен) замеры не сохраняются, а текст ошибки показывается в карточке.</w:t>
       </w:r>
     </w:p>
@@ -13277,7 +13315,7 @@
         <w:pStyle w:val="Heading1"/>
         <w:rPr/>
       </w:pPr>
-      <w:bookmarkStart w:id="86" w:name="__RefHeading___Toc3446_67902966"/>
+      <w:bookmarkStart w:id="86" w:name="__RefHeading___Toc3449_255660225"/>
       <w:bookmarkStart w:id="87" w:name="задачи-jira-на-дашборде"/>
       <w:bookmarkEnd w:id="86"/>
       <w:r>
@@ -13307,7 +13345,7 @@
         <w:pStyle w:val="Heading2"/>
         <w:rPr/>
       </w:pPr>
-      <w:bookmarkStart w:id="88" w:name="__RefHeading___Toc3448_67902966"/>
+      <w:bookmarkStart w:id="88" w:name="__RefHeading___Toc3451_255660225"/>
       <w:bookmarkStart w:id="89" w:name="задачи-jira-по-эпикам"/>
       <w:bookmarkEnd w:id="88"/>
       <w:r>
@@ -14001,7 +14039,7 @@
         <w:pStyle w:val="Heading2"/>
         <w:rPr/>
       </w:pPr>
-      <w:bookmarkStart w:id="91" w:name="__RefHeading___Toc3450_67902966"/>
+      <w:bookmarkStart w:id="91" w:name="__RefHeading___Toc3453_255660225"/>
       <w:bookmarkStart w:id="92" w:name="объём-и-выполнение-burn-up"/>
       <w:bookmarkEnd w:id="91"/>
       <w:r>
@@ -14087,7 +14125,7 @@
         <w:pStyle w:val="Compact"/>
         <w:numPr>
           <w:ilvl w:val="0"/>
-          <w:numId w:val="102"/>
+          <w:numId w:val="104"/>
         </w:numPr>
         <w:rPr/>
       </w:pPr>
@@ -14108,7 +14146,7 @@
         <w:pStyle w:val="Compact"/>
         <w:numPr>
           <w:ilvl w:val="0"/>
-          <w:numId w:val="103"/>
+          <w:numId w:val="105"/>
         </w:numPr>
         <w:rPr/>
       </w:pPr>
@@ -14179,7 +14217,7 @@
         <w:pStyle w:val="Heading2"/>
         <w:rPr/>
       </w:pPr>
-      <w:bookmarkStart w:id="94" w:name="__RefHeading___Toc3452_67902966"/>
+      <w:bookmarkStart w:id="94" w:name="__RefHeading___Toc3455_255660225"/>
       <w:bookmarkStart w:id="95" w:name="список-задач-и-качество-данных"/>
       <w:bookmarkEnd w:id="94"/>
       <w:r>
@@ -14957,7 +14995,7 @@
         <w:pStyle w:val="Heading2"/>
         <w:rPr/>
       </w:pPr>
-      <w:bookmarkStart w:id="97" w:name="__RefHeading___Toc3454_67902966"/>
+      <w:bookmarkStart w:id="97" w:name="__RefHeading___Toc3457_255660225"/>
       <w:bookmarkStart w:id="98" w:name="что-изменилось-между-срезами"/>
       <w:bookmarkEnd w:id="97"/>
       <w:r>
@@ -15441,7 +15479,7 @@
         <w:pStyle w:val="Heading1"/>
         <w:rPr/>
       </w:pPr>
-      <w:bookmarkStart w:id="99" w:name="__RefHeading___Toc3456_67902966"/>
+      <w:bookmarkStart w:id="99" w:name="__RefHeading___Toc3459_255660225"/>
       <w:bookmarkStart w:id="100" w:name="режим-просмотра"/>
       <w:bookmarkEnd w:id="99"/>
       <w:r>
@@ -15539,7 +15577,7 @@
         <w:pStyle w:val="Heading1"/>
         <w:rPr/>
       </w:pPr>
-      <w:bookmarkStart w:id="102" w:name="__RefHeading___Toc3458_67902966"/>
+      <w:bookmarkStart w:id="102" w:name="__RefHeading___Toc3461_255660225"/>
       <w:bookmarkStart w:id="103" w:name="отчёты-pdf-и-печать"/>
       <w:bookmarkEnd w:id="102"/>
       <w:r>
@@ -15573,48 +15611,6 @@
       <w:r>
         <w:rPr/>
         <w:t xml:space="preserve"> формирует на сервере отчёт с таблицами раздела:</w:t>
-      </w:r>
-    </w:p>
-    <w:p>
-      <w:pPr>
-        <w:pStyle w:val="Compact"/>
-        <w:numPr>
-          <w:ilvl w:val="0"/>
-          <w:numId w:val="104"/>
-        </w:numPr>
-        <w:rPr/>
-      </w:pPr>
-      <w:r>
-        <w:rPr>
-          <w:b/>
-          <w:bCs/>
-        </w:rPr>
-        <w:t>Дашборд</w:t>
-      </w:r>
-      <w:r>
-        <w:rPr/>
-        <w:t xml:space="preserve"> — ключевые показатели, сводка по эпикам, burn rate за последние 5 дат и задачи Jira по эпикам (если есть срезы) с учётом выбранных эпиков;</w:t>
-      </w:r>
-    </w:p>
-    <w:p>
-      <w:pPr>
-        <w:pStyle w:val="Compact"/>
-        <w:numPr>
-          <w:ilvl w:val="0"/>
-          <w:numId w:val="105"/>
-        </w:numPr>
-        <w:rPr/>
-      </w:pPr>
-      <w:r>
-        <w:rPr>
-          <w:b/>
-          <w:bCs/>
-        </w:rPr>
-        <w:t>Свод по этапам</w:t>
-      </w:r>
-      <w:r>
-        <w:rPr/>
-        <w:t xml:space="preserve"> — сводка по этапам и эпикам каждого этапа (сданные — если отмечено «Учитывать сданные эпики»);</w:t>
       </w:r>
     </w:p>
     <w:p>
@@ -15631,27 +15627,69 @@
           <w:b/>
           <w:bCs/>
         </w:rPr>
-        <w:t>Данные по датам</w:t>
-      </w:r>
-      <w:r>
-        <w:rPr/>
-        <w:t xml:space="preserve"> — все замеры по каждому эпику.</w:t>
-      </w:r>
-    </w:p>
-    <w:p>
-      <w:pPr>
-        <w:pStyle w:val="FirstParagraph"/>
-        <w:rPr/>
-      </w:pPr>
-      <w:r>
-        <w:rPr/>
-        <w:t xml:space="preserve">Кнопка </w:t>
-      </w:r>
+        <w:t>Дашборд</w:t>
+      </w:r>
+      <w:r>
+        <w:rPr/>
+        <w:t xml:space="preserve"> — ключевые показатели, сводка по эпикам, burn rate за последние 5 дат и задачи Jira по эпикам (если есть срезы) с учётом выбранных эпиков;</w:t>
+      </w:r>
+    </w:p>
+    <w:p>
+      <w:pPr>
+        <w:pStyle w:val="Compact"/>
+        <w:numPr>
+          <w:ilvl w:val="0"/>
+          <w:numId w:val="107"/>
+        </w:numPr>
+        <w:rPr/>
+      </w:pPr>
       <w:r>
         <w:rPr>
           <w:b/>
           <w:bCs/>
         </w:rPr>
+        <w:t>Свод по этапам</w:t>
+      </w:r>
+      <w:r>
+        <w:rPr/>
+        <w:t xml:space="preserve"> — сводка по этапам и эпикам каждого этапа (сданные — если отмечено «Учитывать сданные эпики»);</w:t>
+      </w:r>
+    </w:p>
+    <w:p>
+      <w:pPr>
+        <w:pStyle w:val="Compact"/>
+        <w:numPr>
+          <w:ilvl w:val="0"/>
+          <w:numId w:val="108"/>
+        </w:numPr>
+        <w:rPr/>
+      </w:pPr>
+      <w:r>
+        <w:rPr>
+          <w:b/>
+          <w:bCs/>
+        </w:rPr>
+        <w:t>Данные по датам</w:t>
+      </w:r>
+      <w:r>
+        <w:rPr/>
+        <w:t xml:space="preserve"> — все замеры по каждому эпику.</w:t>
+      </w:r>
+    </w:p>
+    <w:p>
+      <w:pPr>
+        <w:pStyle w:val="FirstParagraph"/>
+        <w:rPr/>
+      </w:pPr>
+      <w:r>
+        <w:rPr/>
+        <w:t xml:space="preserve">Кнопка </w:t>
+      </w:r>
+      <w:r>
+        <w:rPr>
+          <w:b/>
+          <w:bCs/>
+        </w:rPr>
         <w:t>Печать</w:t>
       </w:r>
       <w:r>
@@ -15665,7 +15703,7 @@
         <w:pStyle w:val="Heading1"/>
         <w:rPr/>
       </w:pPr>
-      <w:bookmarkStart w:id="104" w:name="__RefHeading___Toc3460_67902966"/>
+      <w:bookmarkStart w:id="104" w:name="__RefHeading___Toc3463_255660225"/>
       <w:bookmarkStart w:id="105" w:name="уведомления-дайджест-и-оповещения"/>
       <w:bookmarkEnd w:id="104"/>
       <w:r>
@@ -15769,7 +15807,7 @@
         <w:pStyle w:val="Heading2"/>
         <w:rPr/>
       </w:pPr>
-      <w:bookmarkStart w:id="106" w:name="__RefHeading___Toc3462_67902966"/>
+      <w:bookmarkStart w:id="106" w:name="__RefHeading___Toc3465_255660225"/>
       <w:bookmarkStart w:id="107" w:name="каналы-почта-и-telegram"/>
       <w:bookmarkEnd w:id="106"/>
       <w:r>
@@ -15792,58 +15830,6 @@
       <w:r>
         <w:rPr/>
         <w:t>В блоке «Куда присылать» отметьте один или оба канала:</w:t>
-      </w:r>
-    </w:p>
-    <w:p>
-      <w:pPr>
-        <w:pStyle w:val="Compact"/>
-        <w:numPr>
-          <w:ilvl w:val="0"/>
-          <w:numId w:val="107"/>
-        </w:numPr>
-        <w:rPr/>
-      </w:pPr>
-      <w:r>
-        <w:rPr>
-          <w:b/>
-          <w:bCs/>
-        </w:rPr>
-        <w:t>Почта</w:t>
-      </w:r>
-      <w:r>
-        <w:rPr/>
-        <w:t xml:space="preserve"> — письма уходят на email из вашего профиля (он указан под отметкой). Email меняет администратор;</w:t>
-      </w:r>
-    </w:p>
-    <w:p>
-      <w:pPr>
-        <w:pStyle w:val="Compact"/>
-        <w:numPr>
-          <w:ilvl w:val="0"/>
-          <w:numId w:val="108"/>
-        </w:numPr>
-        <w:rPr/>
-      </w:pPr>
-      <w:r>
-        <w:rPr>
-          <w:b/>
-          <w:bCs/>
-        </w:rPr>
-        <w:t>Telegram</w:t>
-      </w:r>
-      <w:r>
-        <w:rPr/>
-        <w:t xml:space="preserve"> — сообщения от бота Burndown в личный чат. Сначала Telegram нужно привязать.</w:t>
-      </w:r>
-    </w:p>
-    <w:p>
-      <w:pPr>
-        <w:pStyle w:val="FirstParagraph"/>
-        <w:rPr/>
-      </w:pPr>
-      <w:r>
-        <w:rPr/>
-        <w:t>Привязка Telegram — один раз для всех проектов:</w:t>
       </w:r>
     </w:p>
     <w:p>
@@ -15856,19 +15842,15 @@
         <w:rPr/>
       </w:pPr>
       <w:r>
-        <w:rPr/>
-        <w:t xml:space="preserve">Нажмите </w:t>
-      </w:r>
-      <w:r>
         <w:rPr>
           <w:b/>
           <w:bCs/>
         </w:rPr>
-        <w:t>Привязать Telegram</w:t>
-      </w:r>
-      <w:r>
-        <w:rPr/>
-        <w:t>.</w:t>
+        <w:t>Почта</w:t>
+      </w:r>
+      <w:r>
+        <w:rPr/>
+        <w:t xml:space="preserve"> — письма уходят на email из вашего профиля (он указан под отметкой). Email меняет администратор;</w:t>
       </w:r>
     </w:p>
     <w:p>
@@ -15881,19 +15863,25 @@
         <w:rPr/>
       </w:pPr>
       <w:r>
-        <w:rPr/>
-        <w:t xml:space="preserve">В окне откройте ссылку на бота и нажмите в Telegram </w:t>
-      </w:r>
-      <w:r>
         <w:rPr>
           <w:b/>
           <w:bCs/>
         </w:rPr>
-        <w:t>Запустить</w:t>
-      </w:r>
-      <w:r>
-        <w:rPr/>
-        <w:t xml:space="preserve"> (Start).</w:t>
+        <w:t>Telegram</w:t>
+      </w:r>
+      <w:r>
+        <w:rPr/>
+        <w:t xml:space="preserve"> — сообщения от бота Burndown в личный чат. Сначала Telegram нужно привязать.</w:t>
+      </w:r>
+    </w:p>
+    <w:p>
+      <w:pPr>
+        <w:pStyle w:val="FirstParagraph"/>
+        <w:rPr/>
+      </w:pPr>
+      <w:r>
+        <w:rPr/>
+        <w:t>Привязка Telegram — один раз для всех проектов:</w:t>
       </w:r>
     </w:p>
     <w:p>
@@ -15902,6 +15890,56 @@
         <w:numPr>
           <w:ilvl w:val="0"/>
           <w:numId w:val="111"/>
+        </w:numPr>
+        <w:rPr/>
+      </w:pPr>
+      <w:r>
+        <w:rPr/>
+        <w:t xml:space="preserve">Нажмите </w:t>
+      </w:r>
+      <w:r>
+        <w:rPr>
+          <w:b/>
+          <w:bCs/>
+        </w:rPr>
+        <w:t>Привязать Telegram</w:t>
+      </w:r>
+      <w:r>
+        <w:rPr/>
+        <w:t>.</w:t>
+      </w:r>
+    </w:p>
+    <w:p>
+      <w:pPr>
+        <w:pStyle w:val="Compact"/>
+        <w:numPr>
+          <w:ilvl w:val="0"/>
+          <w:numId w:val="112"/>
+        </w:numPr>
+        <w:rPr/>
+      </w:pPr>
+      <w:r>
+        <w:rPr/>
+        <w:t xml:space="preserve">В окне откройте ссылку на бота и нажмите в Telegram </w:t>
+      </w:r>
+      <w:r>
+        <w:rPr>
+          <w:b/>
+          <w:bCs/>
+        </w:rPr>
+        <w:t>Запустить</w:t>
+      </w:r>
+      <w:r>
+        <w:rPr/>
+        <w:t xml:space="preserve"> (Start).</w:t>
+      </w:r>
+    </w:p>
+    <w:p>
+      <w:pPr>
+        <w:pStyle w:val="Compact"/>
+        <w:numPr>
+          <w:ilvl w:val="0"/>
+          <w:numId w:val="113"/>
         </w:numPr>
         <w:rPr/>
       </w:pPr>
@@ -16004,7 +16042,7 @@
         <w:pStyle w:val="Heading2"/>
         <w:rPr/>
       </w:pPr>
-      <w:bookmarkStart w:id="108" w:name="__RefHeading___Toc3464_67902966"/>
+      <w:bookmarkStart w:id="108" w:name="__RefHeading___Toc3467_255660225"/>
       <w:bookmarkStart w:id="109" w:name="дайджест-по-расписанию"/>
       <w:bookmarkEnd w:id="108"/>
       <w:r>
@@ -16047,78 +16085,6 @@
       <w:r>
         <w:rPr/>
         <w:t>Настройка:</w:t>
-      </w:r>
-    </w:p>
-    <w:p>
-      <w:pPr>
-        <w:pStyle w:val="Compact"/>
-        <w:numPr>
-          <w:ilvl w:val="0"/>
-          <w:numId w:val="112"/>
-        </w:numPr>
-        <w:rPr/>
-      </w:pPr>
-      <w:r>
-        <w:rPr/>
-        <w:t xml:space="preserve">Включите переключатель </w:t>
-      </w:r>
-      <w:r>
-        <w:rPr>
-          <w:b/>
-          <w:bCs/>
-        </w:rPr>
-        <w:t>Дайджест включён</w:t>
-      </w:r>
-      <w:r>
-        <w:rPr/>
-        <w:t>.</w:t>
-      </w:r>
-    </w:p>
-    <w:p>
-      <w:pPr>
-        <w:pStyle w:val="Compact"/>
-        <w:numPr>
-          <w:ilvl w:val="0"/>
-          <w:numId w:val="113"/>
-        </w:numPr>
-        <w:rPr/>
-      </w:pPr>
-      <w:r>
-        <w:rPr/>
-        <w:t xml:space="preserve">Отметьте </w:t>
-      </w:r>
-      <w:r>
-        <w:rPr>
-          <w:b/>
-          <w:bCs/>
-        </w:rPr>
-        <w:t>Дни недели</w:t>
-      </w:r>
-      <w:r>
-        <w:rPr/>
-        <w:t xml:space="preserve"> (по умолчанию — понедельник), укажите </w:t>
-      </w:r>
-      <w:r>
-        <w:rPr>
-          <w:b/>
-          <w:bCs/>
-        </w:rPr>
-        <w:t>Время</w:t>
-      </w:r>
-      <w:r>
-        <w:rPr/>
-        <w:t xml:space="preserve"> и </w:t>
-      </w:r>
-      <w:r>
-        <w:rPr>
-          <w:b/>
-          <w:bCs/>
-        </w:rPr>
-        <w:t>Часовой пояс</w:t>
-      </w:r>
-      <w:r>
-        <w:rPr/>
-        <w:t>.</w:t>
       </w:r>
     </w:p>
     <w:p>
@@ -16132,29 +16098,18 @@
       </w:pPr>
       <w:r>
         <w:rPr/>
-        <w:t xml:space="preserve">Отметьте </w:t>
+        <w:t xml:space="preserve">Включите переключатель </w:t>
       </w:r>
       <w:r>
         <w:rPr>
           <w:b/>
           <w:bCs/>
         </w:rPr>
-        <w:t>Прикладывать PDF дашборда</w:t>
-      </w:r>
-      <w:r>
-        <w:rPr/>
-        <w:t xml:space="preserve">, если нужен отчёт целиком — тот же, что по кнопке </w:t>
-      </w:r>
-      <w:r>
-        <w:rPr>
-          <w:b/>
-          <w:bCs/>
-        </w:rPr>
-        <w:t>PDF</w:t>
-      </w:r>
-      <w:r>
-        <w:rPr/>
-        <w:t xml:space="preserve"> на дашборде.</w:t>
+        <w:t>Дайджест включён</w:t>
+      </w:r>
+      <w:r>
+        <w:rPr/>
+        <w:t>.</w:t>
       </w:r>
     </w:p>
     <w:p>
@@ -16163,6 +16118,89 @@
         <w:numPr>
           <w:ilvl w:val="0"/>
           <w:numId w:val="115"/>
+        </w:numPr>
+        <w:rPr/>
+      </w:pPr>
+      <w:r>
+        <w:rPr/>
+        <w:t xml:space="preserve">Отметьте </w:t>
+      </w:r>
+      <w:r>
+        <w:rPr>
+          <w:b/>
+          <w:bCs/>
+        </w:rPr>
+        <w:t>Дни недели</w:t>
+      </w:r>
+      <w:r>
+        <w:rPr/>
+        <w:t xml:space="preserve"> (по умолчанию — понедельник), укажите </w:t>
+      </w:r>
+      <w:r>
+        <w:rPr>
+          <w:b/>
+          <w:bCs/>
+        </w:rPr>
+        <w:t>Время</w:t>
+      </w:r>
+      <w:r>
+        <w:rPr/>
+        <w:t xml:space="preserve"> и </w:t>
+      </w:r>
+      <w:r>
+        <w:rPr>
+          <w:b/>
+          <w:bCs/>
+        </w:rPr>
+        <w:t>Часовой пояс</w:t>
+      </w:r>
+      <w:r>
+        <w:rPr/>
+        <w:t>.</w:t>
+      </w:r>
+    </w:p>
+    <w:p>
+      <w:pPr>
+        <w:pStyle w:val="Compact"/>
+        <w:numPr>
+          <w:ilvl w:val="0"/>
+          <w:numId w:val="116"/>
+        </w:numPr>
+        <w:rPr/>
+      </w:pPr>
+      <w:r>
+        <w:rPr/>
+        <w:t xml:space="preserve">Отметьте </w:t>
+      </w:r>
+      <w:r>
+        <w:rPr>
+          <w:b/>
+          <w:bCs/>
+        </w:rPr>
+        <w:t>Прикладывать PDF дашборда</w:t>
+      </w:r>
+      <w:r>
+        <w:rPr/>
+        <w:t xml:space="preserve">, если нужен отчёт целиком — тот же, что по кнопке </w:t>
+      </w:r>
+      <w:r>
+        <w:rPr>
+          <w:b/>
+          <w:bCs/>
+        </w:rPr>
+        <w:t>PDF</w:t>
+      </w:r>
+      <w:r>
+        <w:rPr/>
+        <w:t xml:space="preserve"> на дашборде.</w:t>
+      </w:r>
+    </w:p>
+    <w:p>
+      <w:pPr>
+        <w:pStyle w:val="Compact"/>
+        <w:numPr>
+          <w:ilvl w:val="0"/>
+          <w:numId w:val="117"/>
         </w:numPr>
         <w:rPr/>
       </w:pPr>
@@ -16313,41 +16351,13 @@
         <w:pStyle w:val="Compact"/>
         <w:numPr>
           <w:ilvl w:val="0"/>
-          <w:numId w:val="116"/>
-        </w:numPr>
-        <w:rPr/>
-      </w:pPr>
-      <w:r>
-        <w:rPr/>
-        <w:t>дайджест уходит один раз в день в выбранные дни; если сервер был недоступен в момент отправки, дайджест придёт позже в тот же день;</w:t>
-      </w:r>
-    </w:p>
-    <w:p>
-      <w:pPr>
-        <w:pStyle w:val="Compact"/>
-        <w:numPr>
-          <w:ilvl w:val="0"/>
-          <w:numId w:val="117"/>
-        </w:numPr>
-        <w:rPr/>
-      </w:pPr>
-      <w:r>
-        <w:rPr/>
-        <w:t>если дайджест включён после сегодняшнего времени отправки, первый придёт в следующий день по расписанию;</w:t>
-      </w:r>
-    </w:p>
-    <w:p>
-      <w:pPr>
-        <w:pStyle w:val="Compact"/>
-        <w:numPr>
-          <w:ilvl w:val="0"/>
           <w:numId w:val="118"/>
         </w:numPr>
         <w:rPr/>
       </w:pPr>
       <w:r>
         <w:rPr/>
-        <w:t>в Telegram приходит краткая версия: статус значком, остаток и шанс успеть по каждому эпику; PDF — отдельным файлом;</w:t>
+        <w:t>дайджест уходит один раз в день в выбранные дни; если сервер был недоступен в момент отправки, дайджест придёт позже в тот же день;</w:t>
       </w:r>
     </w:p>
     <w:p>
@@ -16359,6 +16369,34 @@
         </w:numPr>
         <w:rPr/>
       </w:pPr>
+      <w:r>
+        <w:rPr/>
+        <w:t>если дайджест включён после сегодняшнего времени отправки, первый придёт в следующий день по расписанию;</w:t>
+      </w:r>
+    </w:p>
+    <w:p>
+      <w:pPr>
+        <w:pStyle w:val="Compact"/>
+        <w:numPr>
+          <w:ilvl w:val="0"/>
+          <w:numId w:val="120"/>
+        </w:numPr>
+        <w:rPr/>
+      </w:pPr>
+      <w:r>
+        <w:rPr/>
+        <w:t>в Telegram приходит краткая версия: статус значком, остаток и шанс успеть по каждому эпику; PDF — отдельным файлом;</w:t>
+      </w:r>
+    </w:p>
+    <w:p>
+      <w:pPr>
+        <w:pStyle w:val="Compact"/>
+        <w:numPr>
+          <w:ilvl w:val="0"/>
+          <w:numId w:val="121"/>
+        </w:numPr>
+        <w:rPr/>
+      </w:pPr>
       <w:bookmarkStart w:id="110" w:name="дайджест-по-расписанию"/>
       <w:r>
         <w:rPr/>
@@ -16371,7 +16409,7 @@
         <w:pStyle w:val="Heading2"/>
         <w:rPr/>
       </w:pPr>
-      <w:bookmarkStart w:id="111" w:name="__RefHeading___Toc3466_67902966"/>
+      <w:bookmarkStart w:id="111" w:name="__RefHeading___Toc3469_255660225"/>
       <w:bookmarkStart w:id="112" w:name="оповещения"/>
       <w:bookmarkEnd w:id="111"/>
       <w:r>
@@ -16884,7 +16922,7 @@
         <w:pStyle w:val="Heading1"/>
         <w:rPr/>
       </w:pPr>
-      <w:bookmarkStart w:id="113" w:name="__RefHeading___Toc3468_67902966"/>
+      <w:bookmarkStart w:id="113" w:name="__RefHeading___Toc3471_255660225"/>
       <w:bookmarkStart w:id="114" w:name="работа-с-телефона"/>
       <w:bookmarkEnd w:id="113"/>
       <w:r>
@@ -17016,7 +17054,7 @@
         <w:pStyle w:val="Heading1"/>
         <w:rPr/>
       </w:pPr>
-      <w:bookmarkStart w:id="115" w:name="__RefHeading___Toc3470_67902966"/>
+      <w:bookmarkStart w:id="115" w:name="__RefHeading___Toc3473_255660225"/>
       <w:bookmarkStart w:id="116" w:name="пользовательские-сценарии"/>
       <w:bookmarkEnd w:id="115"/>
       <w:r>
@@ -17036,7 +17074,7 @@
         <w:pStyle w:val="Heading2"/>
         <w:rPr/>
       </w:pPr>
-      <w:bookmarkStart w:id="117" w:name="__RefHeading___Toc3472_67902966"/>
+      <w:bookmarkStart w:id="117" w:name="__RefHeading___Toc3475_255660225"/>
       <w:bookmarkStart w:id="118" w:name="сценарий-1.-еженедельный-замер-вручную"/>
       <w:bookmarkEnd w:id="117"/>
       <w:r>
@@ -17077,56 +17115,6 @@
       <w:r>
         <w:rPr/>
         <w:t xml:space="preserve"> обновить данные по всем эпикам и оценить сроки.</w:t>
-      </w:r>
-    </w:p>
-    <w:p>
-      <w:pPr>
-        <w:pStyle w:val="Compact"/>
-        <w:numPr>
-          <w:ilvl w:val="0"/>
-          <w:numId w:val="120"/>
-        </w:numPr>
-        <w:rPr/>
-      </w:pPr>
-      <w:r>
-        <w:rPr/>
-        <w:t xml:space="preserve">Открывает «Данные по датам» и нажимает </w:t>
-      </w:r>
-      <w:r>
-        <w:rPr>
-          <w:b/>
-          <w:bCs/>
-        </w:rPr>
-        <w:t>Замер по всем эпикам</w:t>
-      </w:r>
-      <w:r>
-        <w:rPr/>
-        <w:t>.</w:t>
-      </w:r>
-    </w:p>
-    <w:p>
-      <w:pPr>
-        <w:pStyle w:val="Compact"/>
-        <w:numPr>
-          <w:ilvl w:val="0"/>
-          <w:numId w:val="121"/>
-        </w:numPr>
-        <w:rPr/>
-      </w:pPr>
-      <w:r>
-        <w:rPr/>
-        <w:t xml:space="preserve">Проверяет дату, нажимает </w:t>
-      </w:r>
-      <w:r>
-        <w:rPr>
-          <w:b/>
-          <w:bCs/>
-        </w:rPr>
-        <w:t>Подставить прошлые значения</w:t>
-      </w:r>
-      <w:r>
-        <w:rPr/>
-        <w:t>, исправляет остаток и затраченное время, при изменении — оценку.</w:t>
       </w:r>
     </w:p>
     <w:p>
@@ -17140,18 +17128,18 @@
       </w:pPr>
       <w:r>
         <w:rPr/>
-        <w:t xml:space="preserve">Нажимает </w:t>
+        <w:t xml:space="preserve">Открывает «Данные по датам» и нажимает </w:t>
       </w:r>
       <w:r>
         <w:rPr>
           <w:b/>
           <w:bCs/>
         </w:rPr>
-        <w:t>Сохранить</w:t>
-      </w:r>
-      <w:r>
-        <w:rPr/>
-        <w:t xml:space="preserve"> и переходит на «Дашборд»: статусы, Δ оценки, строки с отрицательным burn rate.</w:t>
+        <w:t>Замер по всем эпикам</w:t>
+      </w:r>
+      <w:r>
+        <w:rPr/>
+        <w:t>.</w:t>
       </w:r>
     </w:p>
     <w:p>
@@ -17165,62 +17153,18 @@
       </w:pPr>
       <w:r>
         <w:rPr/>
-        <w:t>В «Своде по этапам» проверяет, что этапы укладываются в цели.</w:t>
-      </w:r>
-    </w:p>
-    <w:p>
-      <w:pPr>
-        <w:pStyle w:val="FirstParagraph"/>
-        <w:rPr/>
-      </w:pPr>
+        <w:t xml:space="preserve">Проверяет дату, нажимает </w:t>
+      </w:r>
       <w:r>
         <w:rPr>
           <w:b/>
           <w:bCs/>
         </w:rPr>
-        <w:t>Результат:</w:t>
-      </w:r>
-      <w:r>
-        <w:rPr/>
-        <w:t xml:space="preserve"> актуальная картина сроков за несколько минут.</w:t>
-      </w:r>
-      <w:bookmarkEnd w:id="118"/>
-    </w:p>
-    <w:p>
-      <w:pPr>
-        <w:pStyle w:val="Heading2"/>
-        <w:rPr/>
-      </w:pPr>
-      <w:bookmarkStart w:id="119" w:name="__RefHeading___Toc3474_67902966"/>
-      <w:bookmarkStart w:id="120" w:name="X78d37a44ee7c8d22d59db32d3ad170073632566"/>
-      <w:bookmarkEnd w:id="119"/>
-      <w:r>
-        <w:rPr>
-          <w:rStyle w:val="SectionNumber"/>
-        </w:rPr>
-        <w:t>14.2</w:t>
-      </w:r>
-      <w:r>
-        <w:rPr/>
-        <w:tab/>
-        <w:t>Сценарий 2. Связать проект с Jira и затянуть сегодняшний день</w:t>
-      </w:r>
-    </w:p>
-    <w:p>
-      <w:pPr>
-        <w:pStyle w:val="FirstParagraph"/>
-        <w:rPr/>
-      </w:pPr>
-      <w:r>
-        <w:rPr>
-          <w:b/>
-          <w:bCs/>
-        </w:rPr>
-        <w:t>Кто:</w:t>
-      </w:r>
-      <w:r>
-        <w:rPr/>
-        <w:t xml:space="preserve"> руководитель проекта, задачи команды ведутся в Jira со структурой Structure.</w:t>
+        <w:t>Подставить прошлые значения</w:t>
+      </w:r>
+      <w:r>
+        <w:rPr/>
+        <w:t>, исправляет остаток и затраченное время, при изменении — оценку.</w:t>
       </w:r>
     </w:p>
     <w:p>
@@ -17234,7 +17178,18 @@
       </w:pPr>
       <w:r>
         <w:rPr/>
-        <w:t>Открывает «Связь с Jira» и проверяет, что вверху написано «✓ Подключение к Jira настроено»; если нет — просит администратора настроить его в «Интеграциях».</w:t>
+        <w:t xml:space="preserve">Нажимает </w:t>
+      </w:r>
+      <w:r>
+        <w:rPr>
+          <w:b/>
+          <w:bCs/>
+        </w:rPr>
+        <w:t>Сохранить</w:t>
+      </w:r>
+      <w:r>
+        <w:rPr/>
+        <w:t xml:space="preserve"> и переходит на «Дашборд»: статусы, Δ оценки, строки с отрицательным burn rate.</w:t>
       </w:r>
     </w:p>
     <w:p>
@@ -17248,29 +17203,62 @@
       </w:pPr>
       <w:r>
         <w:rPr/>
-        <w:t xml:space="preserve">Нажимает </w:t>
-      </w:r>
+        <w:t>В «Своде по этапам» проверяет, что этапы укладываются в цели.</w:t>
+      </w:r>
+    </w:p>
+    <w:p>
+      <w:pPr>
+        <w:pStyle w:val="FirstParagraph"/>
+        <w:rPr/>
+      </w:pPr>
       <w:r>
         <w:rPr>
           <w:b/>
           <w:bCs/>
         </w:rPr>
-        <w:t>+ Новая кнопка</w:t>
-      </w:r>
-      <w:r>
-        <w:rPr/>
-        <w:t xml:space="preserve">, вводит название, </w:t>
-      </w:r>
+        <w:t>Результат:</w:t>
+      </w:r>
+      <w:r>
+        <w:rPr/>
+        <w:t xml:space="preserve"> актуальная картина сроков за несколько минут.</w:t>
+      </w:r>
+      <w:bookmarkEnd w:id="118"/>
+    </w:p>
+    <w:p>
+      <w:pPr>
+        <w:pStyle w:val="Heading2"/>
+        <w:rPr/>
+      </w:pPr>
+      <w:bookmarkStart w:id="119" w:name="__RefHeading___Toc3477_255660225"/>
+      <w:bookmarkStart w:id="120" w:name="X78d37a44ee7c8d22d59db32d3ad170073632566"/>
+      <w:bookmarkEnd w:id="119"/>
+      <w:r>
+        <w:rPr>
+          <w:rStyle w:val="SectionNumber"/>
+        </w:rPr>
+        <w:t>14.2</w:t>
+      </w:r>
+      <w:r>
+        <w:rPr/>
+        <w:tab/>
+        <w:t>Сценарий 2. Связать проект с Jira и затянуть сегодняшний день</w:t>
+      </w:r>
+    </w:p>
+    <w:p>
+      <w:pPr>
+        <w:pStyle w:val="FirstParagraph"/>
+        <w:rPr/>
+      </w:pPr>
       <w:r>
         <w:rPr>
           <w:b/>
           <w:bCs/>
         </w:rPr>
-        <w:t>Загрузить из Jira</w:t>
-      </w:r>
-      <w:r>
-        <w:rPr/>
-        <w:t xml:space="preserve"> → выбирает структуру релиза.</w:t>
+        <w:t>Кто:</w:t>
+      </w:r>
+      <w:r>
+        <w:rPr/>
+        <w:t xml:space="preserve"> руководитель проекта, задачи команды ведутся в Jira со структурой Structure.</w:t>
       </w:r>
     </w:p>
     <w:p>
@@ -17284,18 +17272,7 @@
       </w:pPr>
       <w:r>
         <w:rPr/>
-        <w:t xml:space="preserve">У каждого эпика указывает ключ задачи-эпика Jira, оставляет </w:t>
-      </w:r>
-      <w:r>
-        <w:rPr>
-          <w:b/>
-          <w:bCs/>
-        </w:rPr>
-        <w:t>С вложенными</w:t>
-      </w:r>
-      <w:r>
-        <w:rPr/>
-        <w:t>.</w:t>
+        <w:t>Открывает «Связь с Jira» и проверяет, что вверху написано «✓ Подключение к Jira настроено»; если нет — просит администратора настроить его в «Интеграциях».</w:t>
       </w:r>
     </w:p>
     <w:p>
@@ -17309,29 +17286,29 @@
       </w:pPr>
       <w:r>
         <w:rPr/>
-        <w:t xml:space="preserve">Проверяет поля Jira: стандартный учёт времени подходит; если команда ведёт трудозатраты в своём поле — </w:t>
+        <w:t xml:space="preserve">Нажимает </w:t>
       </w:r>
       <w:r>
         <w:rPr>
           <w:b/>
           <w:bCs/>
         </w:rPr>
-        <w:t>Загрузить поля из Jira</w:t>
-      </w:r>
-      <w:r>
-        <w:rPr/>
-        <w:t xml:space="preserve"> и выбирает его с единицей </w:t>
+        <w:t>+ Новая кнопка</w:t>
+      </w:r>
+      <w:r>
+        <w:rPr/>
+        <w:t xml:space="preserve">, вводит название, </w:t>
       </w:r>
       <w:r>
         <w:rPr>
           <w:b/>
           <w:bCs/>
         </w:rPr>
-        <w:t>часы</w:t>
-      </w:r>
-      <w:r>
-        <w:rPr/>
-        <w:t>.</w:t>
+        <w:t>Загрузить из Jira</w:t>
+      </w:r>
+      <w:r>
+        <w:rPr/>
+        <w:t xml:space="preserve"> → выбирает структуру релиза.</w:t>
       </w:r>
     </w:p>
     <w:p>
@@ -17345,7 +17322,18 @@
       </w:pPr>
       <w:r>
         <w:rPr/>
-        <w:t>Сохраняет кнопку, открывает «Данные по датам», нажимает кнопку среза.</w:t>
+        <w:t xml:space="preserve">У каждого эпика указывает ключ задачи-эпика Jira, оставляет </w:t>
+      </w:r>
+      <w:r>
+        <w:rPr>
+          <w:b/>
+          <w:bCs/>
+        </w:rPr>
+        <w:t>С вложенными</w:t>
+      </w:r>
+      <w:r>
+        <w:rPr/>
+        <w:t>.</w:t>
       </w:r>
     </w:p>
     <w:p>
@@ -17359,73 +17347,29 @@
       </w:pPr>
       <w:r>
         <w:rPr/>
-        <w:t xml:space="preserve">Сверяет значения и предупреждения в окне среза, нажимает </w:t>
+        <w:t xml:space="preserve">Проверяет поля Jira: стандартный учёт времени подходит; если команда ведёт трудозатраты в своём поле — </w:t>
       </w:r>
       <w:r>
         <w:rPr>
           <w:b/>
           <w:bCs/>
         </w:rPr>
-        <w:t>Сохранить</w:t>
-      </w:r>
-      <w:r>
-        <w:rPr/>
-        <w:t>.</w:t>
-      </w:r>
-    </w:p>
-    <w:p>
-      <w:pPr>
-        <w:pStyle w:val="FirstParagraph"/>
-        <w:rPr/>
-      </w:pPr>
+        <w:t>Загрузить поля из Jira</w:t>
+      </w:r>
+      <w:r>
+        <w:rPr/>
+        <w:t xml:space="preserve"> и выбирает его с единицей </w:t>
+      </w:r>
       <w:r>
         <w:rPr>
           <w:b/>
           <w:bCs/>
         </w:rPr>
-        <w:t>Результат:</w:t>
-      </w:r>
-      <w:r>
-        <w:rPr/>
-        <w:t xml:space="preserve"> замер за сегодня по всем эпикам заполнен из Jira, для кнопки открыто автозаполнение.</w:t>
-      </w:r>
-      <w:bookmarkEnd w:id="120"/>
-    </w:p>
-    <w:p>
-      <w:pPr>
-        <w:pStyle w:val="Heading2"/>
-        <w:rPr/>
-      </w:pPr>
-      <w:bookmarkStart w:id="121" w:name="__RefHeading___Toc3476_67902966"/>
-      <w:bookmarkStart w:id="122" w:name="сценарий-3.-ежедневное-автозаполнение"/>
-      <w:bookmarkEnd w:id="121"/>
-      <w:r>
-        <w:rPr>
-          <w:rStyle w:val="SectionNumber"/>
-        </w:rPr>
-        <w:t>14.3</w:t>
-      </w:r>
-      <w:r>
-        <w:rPr/>
-        <w:tab/>
-        <w:t>Сценарий 3. Ежедневное автозаполнение</w:t>
-      </w:r>
-    </w:p>
-    <w:p>
-      <w:pPr>
-        <w:pStyle w:val="FirstParagraph"/>
-        <w:rPr/>
-      </w:pPr>
-      <w:r>
-        <w:rPr>
-          <w:b/>
-          <w:bCs/>
-        </w:rPr>
-        <w:t>Кто:</w:t>
-      </w:r>
-      <w:r>
-        <w:rPr/>
-        <w:t xml:space="preserve"> руководитель проекта после первого успешного среза.</w:t>
+        <w:t>часы</w:t>
+      </w:r>
+      <w:r>
+        <w:rPr/>
+        <w:t>.</w:t>
       </w:r>
     </w:p>
     <w:p>
@@ -17439,7 +17383,7 @@
       </w:pPr>
       <w:r>
         <w:rPr/>
-        <w:t>Открывает «Автозаполнение», включает переключатель у кнопки.</w:t>
+        <w:t>Сохраняет кнопку, открывает «Данные по датам», нажимает кнопку среза.</w:t>
       </w:r>
     </w:p>
     <w:p>
@@ -17453,18 +17397,73 @@
       </w:pPr>
       <w:r>
         <w:rPr/>
-        <w:t xml:space="preserve">Оставляет будни, ставит время 09:00 и свой часовой пояс, оставляет </w:t>
+        <w:t xml:space="preserve">Сверяет значения и предупреждения в окне среза, нажимает </w:t>
       </w:r>
       <w:r>
         <w:rPr>
           <w:b/>
           <w:bCs/>
         </w:rPr>
-        <w:t>Перезаписывать замер</w:t>
+        <w:t>Сохранить</w:t>
       </w:r>
       <w:r>
         <w:rPr/>
         <w:t>.</w:t>
+      </w:r>
+    </w:p>
+    <w:p>
+      <w:pPr>
+        <w:pStyle w:val="FirstParagraph"/>
+        <w:rPr/>
+      </w:pPr>
+      <w:r>
+        <w:rPr>
+          <w:b/>
+          <w:bCs/>
+        </w:rPr>
+        <w:t>Результат:</w:t>
+      </w:r>
+      <w:r>
+        <w:rPr/>
+        <w:t xml:space="preserve"> замер за сегодня по всем эпикам заполнен из Jira, для кнопки открыто автозаполнение.</w:t>
+      </w:r>
+      <w:bookmarkEnd w:id="120"/>
+    </w:p>
+    <w:p>
+      <w:pPr>
+        <w:pStyle w:val="Heading2"/>
+        <w:rPr/>
+      </w:pPr>
+      <w:bookmarkStart w:id="121" w:name="__RefHeading___Toc3479_255660225"/>
+      <w:bookmarkStart w:id="122" w:name="сценарий-3.-ежедневное-автозаполнение"/>
+      <w:bookmarkEnd w:id="121"/>
+      <w:r>
+        <w:rPr>
+          <w:rStyle w:val="SectionNumber"/>
+        </w:rPr>
+        <w:t>14.3</w:t>
+      </w:r>
+      <w:r>
+        <w:rPr/>
+        <w:tab/>
+        <w:t>Сценарий 3. Ежедневное автозаполнение</w:t>
+      </w:r>
+    </w:p>
+    <w:p>
+      <w:pPr>
+        <w:pStyle w:val="FirstParagraph"/>
+        <w:rPr/>
+      </w:pPr>
+      <w:r>
+        <w:rPr>
+          <w:b/>
+          <w:bCs/>
+        </w:rPr>
+        <w:t>Кто:</w:t>
+      </w:r>
+      <w:r>
+        <w:rPr/>
+        <w:t xml:space="preserve"> руководитель проекта после первого успешного среза.</w:t>
       </w:r>
     </w:p>
     <w:p>
@@ -17478,29 +17477,7 @@
       </w:pPr>
       <w:r>
         <w:rPr/>
-        <w:t xml:space="preserve">Нажимает </w:t>
-      </w:r>
-      <w:r>
-        <w:rPr>
-          <w:b/>
-          <w:bCs/>
-        </w:rPr>
-        <w:t>Сохранить расписание</w:t>
-      </w:r>
-      <w:r>
-        <w:rPr/>
-        <w:t xml:space="preserve"> и проверяет </w:t>
-      </w:r>
-      <w:r>
-        <w:rPr>
-          <w:b/>
-          <w:bCs/>
-        </w:rPr>
-        <w:t>Следующий запуск</w:t>
-      </w:r>
-      <w:r>
-        <w:rPr/>
-        <w:t>.</w:t>
+        <w:t>Открывает «Автозаполнение», включает переключатель у кнопки.</w:t>
       </w:r>
     </w:p>
     <w:p>
@@ -17514,62 +17491,18 @@
       </w:pPr>
       <w:r>
         <w:rPr/>
-        <w:t>На следующее утро видит в карточке «Сохранено замеров за …» и свежие графики на дашборде.</w:t>
-      </w:r>
-    </w:p>
-    <w:p>
-      <w:pPr>
-        <w:pStyle w:val="FirstParagraph"/>
-        <w:rPr/>
-      </w:pPr>
+        <w:t xml:space="preserve">Оставляет будни, ставит время 09:00 и свой часовой пояс, оставляет </w:t>
+      </w:r>
       <w:r>
         <w:rPr>
           <w:b/>
           <w:bCs/>
         </w:rPr>
-        <w:t>Результат:</w:t>
-      </w:r>
-      <w:r>
-        <w:rPr/>
-        <w:t xml:space="preserve"> данные обновляются каждый рабочий день без участия человека.</w:t>
-      </w:r>
-      <w:bookmarkEnd w:id="122"/>
-    </w:p>
-    <w:p>
-      <w:pPr>
-        <w:pStyle w:val="Heading2"/>
-        <w:rPr/>
-      </w:pPr>
-      <w:bookmarkStart w:id="123" w:name="__RefHeading___Toc3478_67902966"/>
-      <w:bookmarkStart w:id="124" w:name="X5fae76ae0535803ad8a038ebb67483220095fb0"/>
-      <w:bookmarkEnd w:id="123"/>
-      <w:r>
-        <w:rPr>
-          <w:rStyle w:val="SectionNumber"/>
-        </w:rPr>
-        <w:t>14.4</w:t>
-      </w:r>
-      <w:r>
-        <w:rPr/>
-        <w:tab/>
-        <w:t>Сценарий 4. Ручная правка поверх автозаполнения</w:t>
-      </w:r>
-    </w:p>
-    <w:p>
-      <w:pPr>
-        <w:pStyle w:val="FirstParagraph"/>
-        <w:rPr/>
-      </w:pPr>
-      <w:r>
-        <w:rPr>
-          <w:b/>
-          <w:bCs/>
-        </w:rPr>
-        <w:t>Кто:</w:t>
-      </w:r>
-      <w:r>
-        <w:rPr/>
-        <w:t xml:space="preserve"> руководитель проекта, который хочет сам вносить оценку, а остаток и затраченное брать из Jira.</w:t>
+        <w:t>Перезаписывать замер</w:t>
+      </w:r>
+      <w:r>
+        <w:rPr/>
+        <w:t>.</w:t>
       </w:r>
     </w:p>
     <w:p>
@@ -17583,25 +17516,25 @@
       </w:pPr>
       <w:r>
         <w:rPr/>
-        <w:t xml:space="preserve">В редакторе кнопки для </w:t>
+        <w:t xml:space="preserve">Нажимает </w:t>
       </w:r>
       <w:r>
         <w:rPr>
           <w:b/>
           <w:bCs/>
         </w:rPr>
-        <w:t>Оценки</w:t>
-      </w:r>
-      <w:r>
-        <w:rPr/>
-        <w:t xml:space="preserve"> выбирает </w:t>
+        <w:t>Сохранить расписание</w:t>
+      </w:r>
+      <w:r>
+        <w:rPr/>
+        <w:t xml:space="preserve"> и проверяет </w:t>
       </w:r>
       <w:r>
         <w:rPr>
           <w:b/>
           <w:bCs/>
         </w:rPr>
-        <w:t>— не заполнять —</w:t>
+        <w:t>Следующий запуск</w:t>
       </w:r>
       <w:r>
         <w:rPr/>
@@ -17619,7 +17552,62 @@
       </w:pPr>
       <w:r>
         <w:rPr/>
-        <w:t>Вносит оценку вручную в «Данных по датам».</w:t>
+        <w:t>На следующее утро видит в карточке «Сохранено замеров за …» и свежие графики на дашборде.</w:t>
+      </w:r>
+    </w:p>
+    <w:p>
+      <w:pPr>
+        <w:pStyle w:val="FirstParagraph"/>
+        <w:rPr/>
+      </w:pPr>
+      <w:r>
+        <w:rPr>
+          <w:b/>
+          <w:bCs/>
+        </w:rPr>
+        <w:t>Результат:</w:t>
+      </w:r>
+      <w:r>
+        <w:rPr/>
+        <w:t xml:space="preserve"> данные обновляются каждый рабочий день без участия человека.</w:t>
+      </w:r>
+      <w:bookmarkEnd w:id="122"/>
+    </w:p>
+    <w:p>
+      <w:pPr>
+        <w:pStyle w:val="Heading2"/>
+        <w:rPr/>
+      </w:pPr>
+      <w:bookmarkStart w:id="123" w:name="__RefHeading___Toc3481_255660225"/>
+      <w:bookmarkStart w:id="124" w:name="X5fae76ae0535803ad8a038ebb67483220095fb0"/>
+      <w:bookmarkEnd w:id="123"/>
+      <w:r>
+        <w:rPr>
+          <w:rStyle w:val="SectionNumber"/>
+        </w:rPr>
+        <w:t>14.4</w:t>
+      </w:r>
+      <w:r>
+        <w:rPr/>
+        <w:tab/>
+        <w:t>Сценарий 4. Ручная правка поверх автозаполнения</w:t>
+      </w:r>
+    </w:p>
+    <w:p>
+      <w:pPr>
+        <w:pStyle w:val="FirstParagraph"/>
+        <w:rPr/>
+      </w:pPr>
+      <w:r>
+        <w:rPr>
+          <w:b/>
+          <w:bCs/>
+        </w:rPr>
+        <w:t>Кто:</w:t>
+      </w:r>
+      <w:r>
+        <w:rPr/>
+        <w:t xml:space="preserve"> руководитель проекта, который хочет сам вносить оценку, а остаток и затраченное брать из Jira.</w:t>
       </w:r>
     </w:p>
     <w:p>
@@ -17633,45 +17621,29 @@
       </w:pPr>
       <w:r>
         <w:rPr/>
-        <w:t>Автозапуск обновляет остаток и затраченное время, а внесённая оценка остаётся.</w:t>
-      </w:r>
-    </w:p>
-    <w:p>
-      <w:pPr>
-        <w:pStyle w:val="FirstParagraph"/>
-        <w:rPr/>
-      </w:pPr>
+        <w:t xml:space="preserve">В редакторе кнопки для </w:t>
+      </w:r>
       <w:r>
         <w:rPr>
           <w:b/>
           <w:bCs/>
         </w:rPr>
-        <w:t>Результат:</w:t>
-      </w:r>
-      <w:r>
-        <w:rPr/>
-        <w:t xml:space="preserve"> часть показателей ведётся вручную, часть — из Jira.</w:t>
-      </w:r>
-      <w:bookmarkEnd w:id="124"/>
-    </w:p>
-    <w:p>
-      <w:pPr>
-        <w:pStyle w:val="Heading2"/>
-        <w:rPr/>
-      </w:pPr>
-      <w:bookmarkStart w:id="125" w:name="__RefHeading___Toc3480_67902966"/>
-      <w:bookmarkStart w:id="126" w:name="сценарий-5.-завершение-работ-по-эпику"/>
-      <w:bookmarkEnd w:id="125"/>
-      <w:r>
-        <w:rPr>
-          <w:rStyle w:val="SectionNumber"/>
-        </w:rPr>
-        <w:t>14.5</w:t>
-      </w:r>
-      <w:r>
-        <w:rPr/>
-        <w:tab/>
-        <w:t>Сценарий 5. Завершение работ по эпику</w:t>
+        <w:t>Оценки</w:t>
+      </w:r>
+      <w:r>
+        <w:rPr/>
+        <w:t xml:space="preserve"> выбирает </w:t>
+      </w:r>
+      <w:r>
+        <w:rPr>
+          <w:b/>
+          <w:bCs/>
+        </w:rPr>
+        <w:t>— не заполнять —</w:t>
+      </w:r>
+      <w:r>
+        <w:rPr/>
+        <w:t>.</w:t>
       </w:r>
     </w:p>
     <w:p>
@@ -17685,7 +17657,7 @@
       </w:pPr>
       <w:r>
         <w:rPr/>
-        <w:t>Вносит последний замер с нулевым остатком.</w:t>
+        <w:t>Вносит оценку вручную в «Данных по датам».</w:t>
       </w:r>
     </w:p>
     <w:p>
@@ -17699,18 +17671,45 @@
       </w:pPr>
       <w:r>
         <w:rPr/>
-        <w:t xml:space="preserve">В «Эпиках» ставит отметку </w:t>
-      </w:r>
+        <w:t>Автозапуск обновляет остаток и затраченное время, а внесённая оценка остаётся.</w:t>
+      </w:r>
+    </w:p>
+    <w:p>
+      <w:pPr>
+        <w:pStyle w:val="FirstParagraph"/>
+        <w:rPr/>
+      </w:pPr>
       <w:r>
         <w:rPr>
           <w:b/>
           <w:bCs/>
         </w:rPr>
-        <w:t>Сдано</w:t>
-      </w:r>
-      <w:r>
-        <w:rPr/>
-        <w:t>.</w:t>
+        <w:t>Результат:</w:t>
+      </w:r>
+      <w:r>
+        <w:rPr/>
+        <w:t xml:space="preserve"> часть показателей ведётся вручную, часть — из Jira.</w:t>
+      </w:r>
+      <w:bookmarkEnd w:id="124"/>
+    </w:p>
+    <w:p>
+      <w:pPr>
+        <w:pStyle w:val="Heading2"/>
+        <w:rPr/>
+      </w:pPr>
+      <w:bookmarkStart w:id="125" w:name="__RefHeading___Toc3483_255660225"/>
+      <w:bookmarkStart w:id="126" w:name="сценарий-5.-завершение-работ-по-эпику"/>
+      <w:bookmarkEnd w:id="125"/>
+      <w:r>
+        <w:rPr>
+          <w:rStyle w:val="SectionNumber"/>
+        </w:rPr>
+        <w:t>14.5</w:t>
+      </w:r>
+      <w:r>
+        <w:rPr/>
+        <w:tab/>
+        <w:t>Сценарий 5. Завершение работ по эпику</w:t>
       </w:r>
     </w:p>
     <w:p>
@@ -17724,18 +17723,7 @@
       </w:pPr>
       <w:r>
         <w:rPr/>
-        <w:t xml:space="preserve">На дашборде включает </w:t>
-      </w:r>
-      <w:r>
-        <w:rPr>
-          <w:b/>
-          <w:bCs/>
-        </w:rPr>
-        <w:t>Скрыть сданные</w:t>
-      </w:r>
-      <w:r>
-        <w:rPr/>
-        <w:t>.</w:t>
+        <w:t>Вносит последний замер с нулевым остатком.</w:t>
       </w:r>
     </w:p>
     <w:p>
@@ -17747,48 +17735,20 @@
         </w:numPr>
         <w:rPr/>
       </w:pPr>
-      <w:bookmarkStart w:id="127" w:name="сценарий-5.-завершение-работ-по-эпику"/>
-      <w:r>
-        <w:rPr/>
-        <w:t>Убирает задачи Jira этого эпика из кнопки среза, чтобы автозаполнение больше не создавало по нему замеры.</w:t>
-      </w:r>
-      <w:bookmarkEnd w:id="127"/>
-    </w:p>
-    <w:p>
-      <w:pPr>
-        <w:pStyle w:val="Heading2"/>
-        <w:rPr/>
-      </w:pPr>
-      <w:bookmarkStart w:id="128" w:name="__RefHeading___Toc3482_67902966"/>
-      <w:bookmarkStart w:id="129" w:name="X12a51ddda4e732b536372f727fc9cb26362b979"/>
-      <w:bookmarkEnd w:id="128"/>
-      <w:r>
-        <w:rPr>
-          <w:rStyle w:val="SectionNumber"/>
-        </w:rPr>
-        <w:t>14.6</w:t>
-      </w:r>
-      <w:r>
-        <w:rPr/>
-        <w:tab/>
-        <w:t>Сценарий 6. Разбор роста объёма перед совещанием</w:t>
-      </w:r>
-    </w:p>
-    <w:p>
-      <w:pPr>
-        <w:pStyle w:val="FirstParagraph"/>
-        <w:rPr/>
-      </w:pPr>
+      <w:r>
+        <w:rPr/>
+        <w:t xml:space="preserve">В «Эпиках» ставит отметку </w:t>
+      </w:r>
       <w:r>
         <w:rPr>
           <w:b/>
           <w:bCs/>
         </w:rPr>
-        <w:t>Кто:</w:t>
-      </w:r>
-      <w:r>
-        <w:rPr/>
-        <w:t xml:space="preserve"> руководитель проекта, у эпика выросла Δ оценки.</w:t>
+        <w:t>Сдано</w:t>
+      </w:r>
+      <w:r>
+        <w:rPr/>
+        <w:t>.</w:t>
       </w:r>
     </w:p>
     <w:p>
@@ -17802,7 +17762,18 @@
       </w:pPr>
       <w:r>
         <w:rPr/>
-        <w:t>На дашборде выбирает эпик и смотрит burn-up: линия «Объём» пошла вверх.</w:t>
+        <w:t xml:space="preserve">На дашборде включает </w:t>
+      </w:r>
+      <w:r>
+        <w:rPr>
+          <w:b/>
+          <w:bCs/>
+        </w:rPr>
+        <w:t>Скрыть сданные</w:t>
+      </w:r>
+      <w:r>
+        <w:rPr/>
+        <w:t>.</w:t>
       </w:r>
     </w:p>
     <w:p>
@@ -17814,20 +17785,48 @@
         </w:numPr>
         <w:rPr/>
       </w:pPr>
-      <w:r>
-        <w:rPr/>
-        <w:t xml:space="preserve">Нажимает </w:t>
-      </w:r>
+      <w:bookmarkStart w:id="127" w:name="сценарий-5.-завершение-работ-по-эпику"/>
+      <w:r>
+        <w:rPr/>
+        <w:t>Убирает задачи Jira этого эпика из кнопки среза, чтобы автозаполнение больше не создавало по нему замеры.</w:t>
+      </w:r>
+      <w:bookmarkEnd w:id="127"/>
+    </w:p>
+    <w:p>
+      <w:pPr>
+        <w:pStyle w:val="Heading2"/>
+        <w:rPr/>
+      </w:pPr>
+      <w:bookmarkStart w:id="128" w:name="__RefHeading___Toc3485_255660225"/>
+      <w:bookmarkStart w:id="129" w:name="X12a51ddda4e732b536372f727fc9cb26362b979"/>
+      <w:bookmarkEnd w:id="128"/>
+      <w:r>
+        <w:rPr>
+          <w:rStyle w:val="SectionNumber"/>
+        </w:rPr>
+        <w:t>14.6</w:t>
+      </w:r>
+      <w:r>
+        <w:rPr/>
+        <w:tab/>
+        <w:t>Сценарий 6. Разбор роста объёма перед совещанием</w:t>
+      </w:r>
+    </w:p>
+    <w:p>
+      <w:pPr>
+        <w:pStyle w:val="FirstParagraph"/>
+        <w:rPr/>
+      </w:pPr>
       <w:r>
         <w:rPr>
           <w:b/>
           <w:bCs/>
         </w:rPr>
-        <w:t>Задачи эпика</w:t>
-      </w:r>
-      <w:r>
-        <w:rPr/>
-        <w:t xml:space="preserve"> и сравнивает список с прошлой неделей: появились новые задачи или выросли оценки.</w:t>
+        <w:t>Кто:</w:t>
+      </w:r>
+      <w:r>
+        <w:rPr/>
+        <w:t xml:space="preserve"> руководитель проекта, у эпика выросла Δ оценки.</w:t>
       </w:r>
     </w:p>
     <w:p>
@@ -17841,18 +17840,7 @@
       </w:pPr>
       <w:r>
         <w:rPr/>
-        <w:t xml:space="preserve">Включает фильтр </w:t>
-      </w:r>
-      <w:r>
-        <w:rPr>
-          <w:b/>
-          <w:bCs/>
-        </w:rPr>
-        <w:t>С проблемами</w:t>
-      </w:r>
-      <w:r>
-        <w:rPr/>
-        <w:t xml:space="preserve"> и пересылает исполнителям задачи без оценки и закрытые с остатком.</w:t>
+        <w:t>На дашборде выбирает эпик и смотрит burn-up: линия «Объём» пошла вверх.</w:t>
       </w:r>
     </w:p>
     <w:p>
@@ -17866,62 +17854,18 @@
       </w:pPr>
       <w:r>
         <w:rPr/>
-        <w:t>После правок в Jira нажимает кнопку среза или ждёт автозаполнения.</w:t>
-      </w:r>
-    </w:p>
-    <w:p>
-      <w:pPr>
-        <w:pStyle w:val="FirstParagraph"/>
-        <w:rPr/>
-      </w:pPr>
+        <w:t xml:space="preserve">Нажимает </w:t>
+      </w:r>
       <w:r>
         <w:rPr>
           <w:b/>
           <w:bCs/>
         </w:rPr>
-        <w:t>Результат:</w:t>
-      </w:r>
-      <w:r>
-        <w:rPr/>
-        <w:t xml:space="preserve"> на совещании понятно, откуда взялся рост, и данные в Jira приведены в порядок.</w:t>
-      </w:r>
-      <w:bookmarkEnd w:id="129"/>
-    </w:p>
-    <w:p>
-      <w:pPr>
-        <w:pStyle w:val="Heading2"/>
-        <w:rPr/>
-      </w:pPr>
-      <w:bookmarkStart w:id="130" w:name="__RefHeading___Toc3484_67902966"/>
-      <w:bookmarkStart w:id="131" w:name="Xe3b598543ada4bcf90216991788eb1e664d08a9"/>
-      <w:bookmarkEnd w:id="130"/>
-      <w:r>
-        <w:rPr>
-          <w:rStyle w:val="SectionNumber"/>
-        </w:rPr>
-        <w:t>14.7</w:t>
-      </w:r>
-      <w:r>
-        <w:rPr/>
-        <w:tab/>
-        <w:t>Сценарий 7. Новый проект с историей из Jira</w:t>
-      </w:r>
-    </w:p>
-    <w:p>
-      <w:pPr>
-        <w:pStyle w:val="FirstParagraph"/>
-        <w:rPr/>
-      </w:pPr>
-      <w:r>
-        <w:rPr>
-          <w:b/>
-          <w:bCs/>
-        </w:rPr>
-        <w:t>Кто:</w:t>
-      </w:r>
-      <w:r>
-        <w:rPr/>
-        <w:t xml:space="preserve"> руководитель проекта, Jira ведётся давно, Burndown подключают сейчас.</w:t>
+        <w:t>Задачи эпика</w:t>
+      </w:r>
+      <w:r>
+        <w:rPr/>
+        <w:t xml:space="preserve"> и сравнивает список с прошлой неделей: появились новые задачи или выросли оценки.</w:t>
       </w:r>
     </w:p>
     <w:p>
@@ -17935,7 +17879,18 @@
       </w:pPr>
       <w:r>
         <w:rPr/>
-        <w:t>Создаёт кнопку среза и выполняет первый срез — сегодняшний замер готов.</w:t>
+        <w:t xml:space="preserve">Включает фильтр </w:t>
+      </w:r>
+      <w:r>
+        <w:rPr>
+          <w:b/>
+          <w:bCs/>
+        </w:rPr>
+        <w:t>С проблемами</w:t>
+      </w:r>
+      <w:r>
+        <w:rPr/>
+        <w:t xml:space="preserve"> и пересылает исполнителям задачи без оценки и закрытые с остатком.</w:t>
       </w:r>
     </w:p>
     <w:p>
@@ -17949,18 +17904,62 @@
       </w:pPr>
       <w:r>
         <w:rPr/>
-        <w:t xml:space="preserve">Нажимает </w:t>
-      </w:r>
+        <w:t>После правок в Jira нажимает кнопку среза или ждёт автозаполнения.</w:t>
+      </w:r>
+    </w:p>
+    <w:p>
+      <w:pPr>
+        <w:pStyle w:val="FirstParagraph"/>
+        <w:rPr/>
+      </w:pPr>
       <w:r>
         <w:rPr>
           <w:b/>
           <w:bCs/>
         </w:rPr>
-        <w:t>↺ История</w:t>
-      </w:r>
-      <w:r>
-        <w:rPr/>
-        <w:t>, выбирает период с начала релиза, шаг — раз в неделю, и запускает восстановление.</w:t>
+        <w:t>Результат:</w:t>
+      </w:r>
+      <w:r>
+        <w:rPr/>
+        <w:t xml:space="preserve"> на совещании понятно, откуда взялся рост, и данные в Jira приведены в порядок.</w:t>
+      </w:r>
+      <w:bookmarkEnd w:id="129"/>
+    </w:p>
+    <w:p>
+      <w:pPr>
+        <w:pStyle w:val="Heading2"/>
+        <w:rPr/>
+      </w:pPr>
+      <w:bookmarkStart w:id="130" w:name="__RefHeading___Toc3487_255660225"/>
+      <w:bookmarkStart w:id="131" w:name="Xe3b598543ada4bcf90216991788eb1e664d08a9"/>
+      <w:bookmarkEnd w:id="130"/>
+      <w:r>
+        <w:rPr>
+          <w:rStyle w:val="SectionNumber"/>
+        </w:rPr>
+        <w:t>14.7</w:t>
+      </w:r>
+      <w:r>
+        <w:rPr/>
+        <w:tab/>
+        <w:t>Сценарий 7. Новый проект с историей из Jira</w:t>
+      </w:r>
+    </w:p>
+    <w:p>
+      <w:pPr>
+        <w:pStyle w:val="FirstParagraph"/>
+        <w:rPr/>
+      </w:pPr>
+      <w:r>
+        <w:rPr>
+          <w:b/>
+          <w:bCs/>
+        </w:rPr>
+        <w:t>Кто:</w:t>
+      </w:r>
+      <w:r>
+        <w:rPr/>
+        <w:t xml:space="preserve"> руководитель проекта, Jira ведётся давно, Burndown подключают сейчас.</w:t>
       </w:r>
     </w:p>
     <w:p>
@@ -17974,7 +17973,7 @@
       </w:pPr>
       <w:r>
         <w:rPr/>
-        <w:t>Через минуту на дашборде видны графики сгорания за весь релиз, burn-up и шанс успеть к цели.</w:t>
+        <w:t>Создаёт кнопку среза и выполняет первый срез — сегодняшний замер готов.</w:t>
       </w:r>
     </w:p>
     <w:p>
@@ -17988,62 +17987,18 @@
       </w:pPr>
       <w:r>
         <w:rPr/>
-        <w:t>Включает автозаполнение, чтобы дальше данные пополнялись сами.</w:t>
-      </w:r>
-    </w:p>
-    <w:p>
-      <w:pPr>
-        <w:pStyle w:val="FirstParagraph"/>
-        <w:rPr/>
-      </w:pPr>
+        <w:t xml:space="preserve">Нажимает </w:t>
+      </w:r>
       <w:r>
         <w:rPr>
           <w:b/>
           <w:bCs/>
         </w:rPr>
-        <w:t>Результат:</w:t>
-      </w:r>
-      <w:r>
-        <w:rPr/>
-        <w:t xml:space="preserve"> проект с первого дня в Burndown получает полноценную историю и прогноз.</w:t>
-      </w:r>
-      <w:bookmarkEnd w:id="131"/>
-    </w:p>
-    <w:p>
-      <w:pPr>
-        <w:pStyle w:val="Heading2"/>
-        <w:rPr/>
-      </w:pPr>
-      <w:bookmarkStart w:id="132" w:name="__RefHeading___Toc3486_67902966"/>
-      <w:bookmarkStart w:id="133" w:name="Xd03af93346153c481e7e44ef99cdafceed68450"/>
-      <w:bookmarkEnd w:id="132"/>
-      <w:r>
-        <w:rPr>
-          <w:rStyle w:val="SectionNumber"/>
-        </w:rPr>
-        <w:t>14.8</w:t>
-      </w:r>
-      <w:r>
-        <w:rPr/>
-        <w:tab/>
-        <w:t>Сценарий 8. Еженедельный обзор для руководителя портфеля</w:t>
-      </w:r>
-    </w:p>
-    <w:p>
-      <w:pPr>
-        <w:pStyle w:val="FirstParagraph"/>
-        <w:rPr/>
-      </w:pPr>
-      <w:r>
-        <w:rPr>
-          <w:b/>
-          <w:bCs/>
-        </w:rPr>
-        <w:t>Кто:</w:t>
-      </w:r>
-      <w:r>
-        <w:rPr/>
-        <w:t xml:space="preserve"> руководитель нескольких направлений, смотрит проект целиком.</w:t>
+        <w:t>↺ История</w:t>
+      </w:r>
+      <w:r>
+        <w:rPr/>
+        <w:t>, выбирает период с начала релиза, шаг — раз в неделю, и запускает восстановление.</w:t>
       </w:r>
     </w:p>
     <w:p>
@@ -18057,7 +18012,7 @@
       </w:pPr>
       <w:r>
         <w:rPr/>
-        <w:t>Открывает «Свод по этапам» → «Задачи Jira по этапам»: где выполнено меньше всего и где прогноз по задачам позже цели.</w:t>
+        <w:t>Через минуту на дашборде видны графики сгорания за весь релиз, burn-up и шанс успеть к цели.</w:t>
       </w:r>
     </w:p>
     <w:p>
@@ -18071,18 +18026,62 @@
       </w:pPr>
       <w:r>
         <w:rPr/>
-        <w:t xml:space="preserve">Выбирает </w:t>
-      </w:r>
+        <w:t>Включает автозаполнение, чтобы дальше данные пополнялись сами.</w:t>
+      </w:r>
+    </w:p>
+    <w:p>
+      <w:pPr>
+        <w:pStyle w:val="FirstParagraph"/>
+        <w:rPr/>
+      </w:pPr>
       <w:r>
         <w:rPr>
           <w:b/>
           <w:bCs/>
         </w:rPr>
-        <w:t>Весь проект</w:t>
-      </w:r>
-      <w:r>
-        <w:rPr/>
-        <w:t xml:space="preserve"> в burn-up и проверяет, сходятся ли линии.</w:t>
+        <w:t>Результат:</w:t>
+      </w:r>
+      <w:r>
+        <w:rPr/>
+        <w:t xml:space="preserve"> проект с первого дня в Burndown получает полноценную историю и прогноз.</w:t>
+      </w:r>
+      <w:bookmarkEnd w:id="131"/>
+    </w:p>
+    <w:p>
+      <w:pPr>
+        <w:pStyle w:val="Heading2"/>
+        <w:rPr/>
+      </w:pPr>
+      <w:bookmarkStart w:id="132" w:name="__RefHeading___Toc3489_255660225"/>
+      <w:bookmarkStart w:id="133" w:name="Xd03af93346153c481e7e44ef99cdafceed68450"/>
+      <w:bookmarkEnd w:id="132"/>
+      <w:r>
+        <w:rPr>
+          <w:rStyle w:val="SectionNumber"/>
+        </w:rPr>
+        <w:t>14.8</w:t>
+      </w:r>
+      <w:r>
+        <w:rPr/>
+        <w:tab/>
+        <w:t>Сценарий 8. Еженедельный обзор для руководителя портфеля</w:t>
+      </w:r>
+    </w:p>
+    <w:p>
+      <w:pPr>
+        <w:pStyle w:val="FirstParagraph"/>
+        <w:rPr/>
+      </w:pPr>
+      <w:r>
+        <w:rPr>
+          <w:b/>
+          <w:bCs/>
+        </w:rPr>
+        <w:t>Кто:</w:t>
+      </w:r>
+      <w:r>
+        <w:rPr/>
+        <w:t xml:space="preserve"> руководитель нескольких направлений, смотрит проект целиком.</w:t>
       </w:r>
     </w:p>
     <w:p>
@@ -18096,7 +18095,7 @@
       </w:pPr>
       <w:r>
         <w:rPr/>
-        <w:t>На дашборде по проблемным эпикам смотрит «Дрейф прогноза»: срок стабилен или каждую неделю уезжает.</w:t>
+        <w:t>Открывает «Свод по этапам» → «Задачи Jira по этапам»: где выполнено меньше всего и где прогноз по задачам позже цели.</w:t>
       </w:r>
     </w:p>
     <w:p>
@@ -18110,62 +18109,18 @@
       </w:pPr>
       <w:r>
         <w:rPr/>
-        <w:t>Для эпиков с растущим объёмом открывает «Что изменилось».</w:t>
-      </w:r>
-    </w:p>
-    <w:p>
-      <w:pPr>
-        <w:pStyle w:val="FirstParagraph"/>
-        <w:rPr/>
-      </w:pPr>
+        <w:t xml:space="preserve">Выбирает </w:t>
+      </w:r>
       <w:r>
         <w:rPr>
           <w:b/>
           <w:bCs/>
         </w:rPr>
-        <w:t>Результат:</w:t>
-      </w:r>
-      <w:r>
-        <w:rPr/>
-        <w:t xml:space="preserve"> понятно, где проблема в темпе, а где в росте объёма, — и с кем говорить.</w:t>
-      </w:r>
-      <w:bookmarkEnd w:id="133"/>
-    </w:p>
-    <w:p>
-      <w:pPr>
-        <w:pStyle w:val="Heading2"/>
-        <w:rPr/>
-      </w:pPr>
-      <w:bookmarkStart w:id="134" w:name="__RefHeading___Toc3488_67902966"/>
-      <w:bookmarkStart w:id="135" w:name="X59e311a431da0a090bd4254d5983bb65ce49964"/>
-      <w:bookmarkEnd w:id="134"/>
-      <w:r>
-        <w:rPr>
-          <w:rStyle w:val="SectionNumber"/>
-        </w:rPr>
-        <w:t>14.9</w:t>
-      </w:r>
-      <w:r>
-        <w:rPr/>
-        <w:tab/>
-        <w:t>Сценарий 9. Дайджест для заказчика и оповещения для себя</w:t>
-      </w:r>
-    </w:p>
-    <w:p>
-      <w:pPr>
-        <w:pStyle w:val="FirstParagraph"/>
-        <w:rPr/>
-      </w:pPr>
-      <w:r>
-        <w:rPr>
-          <w:b/>
-          <w:bCs/>
-        </w:rPr>
-        <w:t>Кто:</w:t>
-      </w:r>
-      <w:r>
-        <w:rPr/>
-        <w:t xml:space="preserve"> руководитель проекта; заказчик смотрит проект с ролью «Пользователь».</w:t>
+        <w:t>Весь проект</w:t>
+      </w:r>
+      <w:r>
+        <w:rPr/>
+        <w:t xml:space="preserve"> в burn-up и проверяет, сходятся ли линии.</w:t>
       </w:r>
     </w:p>
     <w:p>
@@ -18179,7 +18134,7 @@
       </w:pPr>
       <w:r>
         <w:rPr/>
-        <w:t>Руководитель в «Уведомлениях» привязывает Telegram и включает все виды оповещений.</w:t>
+        <w:t>На дашборде по проблемным эпикам смотрит «Дрейф прогноза»: срок стабилен или каждую неделю уезжает.</w:t>
       </w:r>
     </w:p>
     <w:p>
@@ -18193,29 +18148,62 @@
       </w:pPr>
       <w:r>
         <w:rPr/>
-        <w:t xml:space="preserve">Заказчик в «Уведомлениях» своего доступа отмечает </w:t>
-      </w:r>
+        <w:t>Для эпиков с растущим объёмом открывает «Что изменилось».</w:t>
+      </w:r>
+    </w:p>
+    <w:p>
+      <w:pPr>
+        <w:pStyle w:val="FirstParagraph"/>
+        <w:rPr/>
+      </w:pPr>
       <w:r>
         <w:rPr>
           <w:b/>
           <w:bCs/>
         </w:rPr>
-        <w:t>Почта</w:t>
-      </w:r>
-      <w:r>
-        <w:rPr/>
-        <w:t xml:space="preserve">, включает дайджест по понедельникам в 09:00 и </w:t>
-      </w:r>
+        <w:t>Результат:</w:t>
+      </w:r>
+      <w:r>
+        <w:rPr/>
+        <w:t xml:space="preserve"> понятно, где проблема в темпе, а где в росте объёма, — и с кем говорить.</w:t>
+      </w:r>
+      <w:bookmarkEnd w:id="133"/>
+    </w:p>
+    <w:p>
+      <w:pPr>
+        <w:pStyle w:val="Heading2"/>
+        <w:rPr/>
+      </w:pPr>
+      <w:bookmarkStart w:id="134" w:name="__RefHeading___Toc3491_255660225"/>
+      <w:bookmarkStart w:id="135" w:name="X59e311a431da0a090bd4254d5983bb65ce49964"/>
+      <w:bookmarkEnd w:id="134"/>
+      <w:r>
+        <w:rPr>
+          <w:rStyle w:val="SectionNumber"/>
+        </w:rPr>
+        <w:t>14.9</w:t>
+      </w:r>
+      <w:r>
+        <w:rPr/>
+        <w:tab/>
+        <w:t>Сценарий 9. Дайджест для заказчика и оповещения для себя</w:t>
+      </w:r>
+    </w:p>
+    <w:p>
+      <w:pPr>
+        <w:pStyle w:val="FirstParagraph"/>
+        <w:rPr/>
+      </w:pPr>
       <w:r>
         <w:rPr>
           <w:b/>
           <w:bCs/>
         </w:rPr>
-        <w:t>Прикладывать PDF дашборда</w:t>
-      </w:r>
-      <w:r>
-        <w:rPr/>
-        <w:t>.</w:t>
+        <w:t>Кто:</w:t>
+      </w:r>
+      <w:r>
+        <w:rPr/>
+        <w:t xml:space="preserve"> руководитель проекта; заказчик смотрит проект с ролью «Пользователь».</w:t>
       </w:r>
     </w:p>
     <w:p>
@@ -18229,29 +18217,7 @@
       </w:pPr>
       <w:r>
         <w:rPr/>
-        <w:t xml:space="preserve">Заказчик нажимает </w:t>
-      </w:r>
-      <w:r>
-        <w:rPr>
-          <w:b/>
-          <w:bCs/>
-        </w:rPr>
-        <w:t>Предпросмотр</w:t>
-      </w:r>
-      <w:r>
-        <w:rPr/>
-        <w:t xml:space="preserve">, затем </w:t>
-      </w:r>
-      <w:r>
-        <w:rPr>
-          <w:b/>
-          <w:bCs/>
-        </w:rPr>
-        <w:t>Отправить сейчас</w:t>
-      </w:r>
-      <w:r>
-        <w:rPr/>
-        <w:t xml:space="preserve"> и проверяет письмо.</w:t>
+        <w:t>Руководитель в «Уведомлениях» привязывает Telegram и включает все виды оповещений.</w:t>
       </w:r>
     </w:p>
     <w:p>
@@ -18265,19 +18231,91 @@
       </w:pPr>
       <w:r>
         <w:rPr/>
-        <w:t>Когда утренний автозапуск показывает рост объёма или эпик переходит в «Риск», руководитель получает сообщение в Telegram и разбирает причину до того, как заказчик увидит её в дайджесте.</w:t>
-      </w:r>
-    </w:p>
-    <w:p>
-      <w:pPr>
-        <w:pStyle w:val="FirstParagraph"/>
-        <w:rPr/>
-      </w:pPr>
+        <w:t xml:space="preserve">Заказчик в «Уведомлениях» своего доступа отмечает </w:t>
+      </w:r>
       <w:r>
         <w:rPr>
           <w:b/>
           <w:bCs/>
         </w:rPr>
+        <w:t>Почта</w:t>
+      </w:r>
+      <w:r>
+        <w:rPr/>
+        <w:t xml:space="preserve">, включает дайджест по понедельникам в 09:00 и </w:t>
+      </w:r>
+      <w:r>
+        <w:rPr>
+          <w:b/>
+          <w:bCs/>
+        </w:rPr>
+        <w:t>Прикладывать PDF дашборда</w:t>
+      </w:r>
+      <w:r>
+        <w:rPr/>
+        <w:t>.</w:t>
+      </w:r>
+    </w:p>
+    <w:p>
+      <w:pPr>
+        <w:pStyle w:val="Compact"/>
+        <w:numPr>
+          <w:ilvl w:val="0"/>
+          <w:numId w:val="157"/>
+        </w:numPr>
+        <w:rPr/>
+      </w:pPr>
+      <w:r>
+        <w:rPr/>
+        <w:t xml:space="preserve">Заказчик нажимает </w:t>
+      </w:r>
+      <w:r>
+        <w:rPr>
+          <w:b/>
+          <w:bCs/>
+        </w:rPr>
+        <w:t>Предпросмотр</w:t>
+      </w:r>
+      <w:r>
+        <w:rPr/>
+        <w:t xml:space="preserve">, затем </w:t>
+      </w:r>
+      <w:r>
+        <w:rPr>
+          <w:b/>
+          <w:bCs/>
+        </w:rPr>
+        <w:t>Отправить сейчас</w:t>
+      </w:r>
+      <w:r>
+        <w:rPr/>
+        <w:t xml:space="preserve"> и проверяет письмо.</w:t>
+      </w:r>
+    </w:p>
+    <w:p>
+      <w:pPr>
+        <w:pStyle w:val="Compact"/>
+        <w:numPr>
+          <w:ilvl w:val="0"/>
+          <w:numId w:val="158"/>
+        </w:numPr>
+        <w:rPr/>
+      </w:pPr>
+      <w:r>
+        <w:rPr/>
+        <w:t>Когда утренний автозапуск показывает рост объёма или эпик переходит в «Риск», руководитель получает сообщение в Telegram и разбирает причину до того, как заказчик увидит её в дайджесте.</w:t>
+      </w:r>
+    </w:p>
+    <w:p>
+      <w:pPr>
+        <w:pStyle w:val="FirstParagraph"/>
+        <w:rPr/>
+      </w:pPr>
+      <w:r>
+        <w:rPr>
+          <w:b/>
+          <w:bCs/>
+        </w:rPr>
         <w:t>Результат:</w:t>
       </w:r>
       <w:r>
@@ -18292,7 +18330,7 @@
         <w:pStyle w:val="Heading1"/>
         <w:rPr/>
       </w:pPr>
-      <w:bookmarkStart w:id="136" w:name="__RefHeading___Toc3490_67902966"/>
+      <w:bookmarkStart w:id="136" w:name="__RefHeading___Toc3493_255660225"/>
       <w:bookmarkStart w:id="137" w:name="частые-вопросы"/>
       <w:bookmarkEnd w:id="136"/>
       <w:r>
@@ -18860,7 +18898,7 @@
         <w:pStyle w:val="Heading1"/>
         <w:rPr/>
       </w:pPr>
-      <w:bookmarkStart w:id="138" w:name="__RefHeading___Toc3492_67902966"/>
+      <w:bookmarkStart w:id="138" w:name="__RefHeading___Toc3495_255660225"/>
       <w:bookmarkEnd w:id="138"/>
       <w:r>
         <w:rPr>
@@ -20397,7 +20435,7 @@
         <w:color w:val="8A92A6"/>
         <w:sz w:val="16"/>
       </w:rPr>
-      <w:t xml:space="preserve">Burndown 1.6.0 · Руководство пользователя · стр. </w:t>
+      <w:t xml:space="preserve">Burndown 1.6.1 · Руководство пользователя · стр. </w:t>
     </w:r>
     <w:r>
       <w:rPr/>
@@ -20436,7 +20474,7 @@
         <w:color w:val="8A92A6"/>
         <w:sz w:val="16"/>
       </w:rPr>
-      <w:t xml:space="preserve">Burndown 1.6.0 · Руководство пользователя · стр. </w:t>
+      <w:t xml:space="preserve">Burndown 1.6.1 · Руководство пользователя · стр. </w:t>
     </w:r>
     <w:r>
       <w:rPr/>
@@ -25166,34 +25204,34 @@
     <w:abstractNumId w:val="1"/>
   </w:num>
   <w:num w:numId="54">
+    <w:abstractNumId w:val="1"/>
+  </w:num>
+  <w:num w:numId="55">
+    <w:abstractNumId w:val="1"/>
+  </w:num>
+  <w:num w:numId="56">
     <w:abstractNumId w:val="2"/>
     <w:lvlOverride w:ilvl="0">
       <w:startOverride w:val="1"/>
     </w:lvlOverride>
   </w:num>
-  <w:num w:numId="55">
-    <w:abstractNumId w:val="2"/>
-  </w:num>
-  <w:num w:numId="56">
-    <w:abstractNumId w:val="2"/>
-  </w:num>
   <w:num w:numId="57">
     <w:abstractNumId w:val="2"/>
-    <w:lvlOverride w:ilvl="0">
-      <w:startOverride w:val="1"/>
-    </w:lvlOverride>
   </w:num>
   <w:num w:numId="58">
     <w:abstractNumId w:val="2"/>
   </w:num>
   <w:num w:numId="59">
     <w:abstractNumId w:val="2"/>
+    <w:lvlOverride w:ilvl="0">
+      <w:startOverride w:val="1"/>
+    </w:lvlOverride>
   </w:num>
   <w:num w:numId="60">
-    <w:abstractNumId w:val="1"/>
+    <w:abstractNumId w:val="2"/>
   </w:num>
   <w:num w:numId="61">
-    <w:abstractNumId w:val="1"/>
+    <w:abstractNumId w:val="2"/>
   </w:num>
   <w:num w:numId="62">
     <w:abstractNumId w:val="1"/>
@@ -25202,88 +25240,88 @@
     <w:abstractNumId w:val="1"/>
   </w:num>
   <w:num w:numId="64">
+    <w:abstractNumId w:val="1"/>
+  </w:num>
+  <w:num w:numId="65">
+    <w:abstractNumId w:val="1"/>
+  </w:num>
+  <w:num w:numId="66">
     <w:abstractNumId w:val="2"/>
     <w:lvlOverride w:ilvl="0">
       <w:startOverride w:val="1"/>
     </w:lvlOverride>
   </w:num>
-  <w:num w:numId="65">
-    <w:abstractNumId w:val="2"/>
-  </w:num>
-  <w:num w:numId="66">
-    <w:abstractNumId w:val="2"/>
-  </w:num>
   <w:num w:numId="67">
     <w:abstractNumId w:val="2"/>
-    <w:lvlOverride w:ilvl="0">
-      <w:startOverride w:val="1"/>
-    </w:lvlOverride>
   </w:num>
   <w:num w:numId="68">
     <w:abstractNumId w:val="2"/>
   </w:num>
   <w:num w:numId="69">
     <w:abstractNumId w:val="2"/>
+    <w:lvlOverride w:ilvl="0">
+      <w:startOverride w:val="1"/>
+    </w:lvlOverride>
   </w:num>
   <w:num w:numId="70">
     <w:abstractNumId w:val="2"/>
-    <w:lvlOverride w:ilvl="0">
-      <w:startOverride w:val="1"/>
-    </w:lvlOverride>
   </w:num>
   <w:num w:numId="71">
     <w:abstractNumId w:val="2"/>
   </w:num>
   <w:num w:numId="72">
     <w:abstractNumId w:val="2"/>
+    <w:lvlOverride w:ilvl="0">
+      <w:startOverride w:val="1"/>
+    </w:lvlOverride>
   </w:num>
   <w:num w:numId="73">
     <w:abstractNumId w:val="2"/>
   </w:num>
   <w:num w:numId="74">
-    <w:abstractNumId w:val="1"/>
+    <w:abstractNumId w:val="2"/>
   </w:num>
   <w:num w:numId="75">
-    <w:abstractNumId w:val="1"/>
+    <w:abstractNumId w:val="2"/>
   </w:num>
   <w:num w:numId="76">
     <w:abstractNumId w:val="1"/>
   </w:num>
   <w:num w:numId="77">
+    <w:abstractNumId w:val="1"/>
+  </w:num>
+  <w:num w:numId="78">
+    <w:abstractNumId w:val="1"/>
+  </w:num>
+  <w:num w:numId="79">
     <w:abstractNumId w:val="2"/>
     <w:lvlOverride w:ilvl="0">
       <w:startOverride w:val="1"/>
     </w:lvlOverride>
-  </w:num>
-  <w:num w:numId="78">
-    <w:abstractNumId w:val="2"/>
-  </w:num>
-  <w:num w:numId="79">
-    <w:abstractNumId w:val="2"/>
   </w:num>
   <w:num w:numId="80">
     <w:abstractNumId w:val="2"/>
   </w:num>
   <w:num w:numId="81">
     <w:abstractNumId w:val="2"/>
-    <w:lvlOverride w:ilvl="0">
-      <w:startOverride w:val="1"/>
-    </w:lvlOverride>
   </w:num>
   <w:num w:numId="82">
     <w:abstractNumId w:val="2"/>
   </w:num>
   <w:num w:numId="83">
     <w:abstractNumId w:val="2"/>
+    <w:lvlOverride w:ilvl="0">
+      <w:startOverride w:val="1"/>
+    </w:lvlOverride>
   </w:num>
   <w:num w:numId="84">
     <w:abstractNumId w:val="2"/>
   </w:num>
   <w:num w:numId="85">
-    <w:abstractNumId w:val="1"/>
+    <w:abstractNumId w:val="2"/>
   </w:num>
   <w:num w:numId="86">
-    <w:abstractNumId w:val="1"/>
+    <w:abstractNumId w:val="2"/>
   </w:num>
   <w:num w:numId="87">
     <w:abstractNumId w:val="1"/>
@@ -25292,16 +25330,16 @@
     <w:abstractNumId w:val="1"/>
   </w:num>
   <w:num w:numId="89">
+    <w:abstractNumId w:val="1"/>
+  </w:num>
+  <w:num w:numId="90">
+    <w:abstractNumId w:val="1"/>
+  </w:num>
+  <w:num w:numId="91">
     <w:abstractNumId w:val="2"/>
     <w:lvlOverride w:ilvl="0">
       <w:startOverride w:val="1"/>
     </w:lvlOverride>
-  </w:num>
-  <w:num w:numId="90">
-    <w:abstractNumId w:val="2"/>
-  </w:num>
-  <w:num w:numId="91">
-    <w:abstractNumId w:val="2"/>
   </w:num>
   <w:num w:numId="92">
     <w:abstractNumId w:val="2"/>
@@ -25310,10 +25348,10 @@
     <w:abstractNumId w:val="2"/>
   </w:num>
   <w:num w:numId="94">
-    <w:abstractNumId w:val="1"/>
+    <w:abstractNumId w:val="2"/>
   </w:num>
   <w:num w:numId="95">
-    <w:abstractNumId w:val="1"/>
+    <w:abstractNumId w:val="2"/>
   </w:num>
   <w:num w:numId="96">
     <w:abstractNumId w:val="1"/>
@@ -25355,37 +25393,37 @@
     <w:abstractNumId w:val="1"/>
   </w:num>
   <w:num w:numId="109">
+    <w:abstractNumId w:val="1"/>
+  </w:num>
+  <w:num w:numId="110">
+    <w:abstractNumId w:val="1"/>
+  </w:num>
+  <w:num w:numId="111">
     <w:abstractNumId w:val="2"/>
     <w:lvlOverride w:ilvl="0">
       <w:startOverride w:val="1"/>
     </w:lvlOverride>
   </w:num>
-  <w:num w:numId="110">
-    <w:abstractNumId w:val="2"/>
-  </w:num>
-  <w:num w:numId="111">
-    <w:abstractNumId w:val="2"/>
-  </w:num>
   <w:num w:numId="112">
     <w:abstractNumId w:val="2"/>
-    <w:lvlOverride w:ilvl="0">
-      <w:startOverride w:val="1"/>
-    </w:lvlOverride>
   </w:num>
   <w:num w:numId="113">
     <w:abstractNumId w:val="2"/>
   </w:num>
   <w:num w:numId="114">
     <w:abstractNumId w:val="2"/>
+    <w:lvlOverride w:ilvl="0">
+      <w:startOverride w:val="1"/>
+    </w:lvlOverride>
   </w:num>
   <w:num w:numId="115">
     <w:abstractNumId w:val="2"/>
   </w:num>
   <w:num w:numId="116">
-    <w:abstractNumId w:val="1"/>
+    <w:abstractNumId w:val="2"/>
   </w:num>
   <w:num w:numId="117">
-    <w:abstractNumId w:val="1"/>
+    <w:abstractNumId w:val="2"/>
   </w:num>
   <w:num w:numId="118">
     <w:abstractNumId w:val="1"/>
@@ -25394,31 +25432,31 @@
     <w:abstractNumId w:val="1"/>
   </w:num>
   <w:num w:numId="120">
+    <w:abstractNumId w:val="1"/>
+  </w:num>
+  <w:num w:numId="121">
+    <w:abstractNumId w:val="1"/>
+  </w:num>
+  <w:num w:numId="122">
     <w:abstractNumId w:val="2"/>
     <w:lvlOverride w:ilvl="0">
       <w:startOverride w:val="1"/>
     </w:lvlOverride>
-  </w:num>
-  <w:num w:numId="121">
-    <w:abstractNumId w:val="2"/>
-  </w:num>
-  <w:num w:numId="122">
-    <w:abstractNumId w:val="2"/>
   </w:num>
   <w:num w:numId="123">
     <w:abstractNumId w:val="2"/>
   </w:num>
   <w:num w:numId="124">
     <w:abstractNumId w:val="2"/>
-    <w:lvlOverride w:ilvl="0">
-      <w:startOverride w:val="1"/>
-    </w:lvlOverride>
   </w:num>
   <w:num w:numId="125">
     <w:abstractNumId w:val="2"/>
   </w:num>
   <w:num w:numId="126">
     <w:abstractNumId w:val="2"/>
+    <w:lvlOverride w:ilvl="0">
+      <w:startOverride w:val="1"/>
+    </w:lvlOverride>
   </w:num>
   <w:num w:numId="127">
     <w:abstractNumId w:val="2"/>
@@ -25431,104 +25469,110 @@
   </w:num>
   <w:num w:numId="130">
     <w:abstractNumId w:val="2"/>
-    <w:lvlOverride w:ilvl="0">
-      <w:startOverride w:val="1"/>
-    </w:lvlOverride>
   </w:num>
   <w:num w:numId="131">
     <w:abstractNumId w:val="2"/>
   </w:num>
   <w:num w:numId="132">
     <w:abstractNumId w:val="2"/>
+    <w:lvlOverride w:ilvl="0">
+      <w:startOverride w:val="1"/>
+    </w:lvlOverride>
   </w:num>
   <w:num w:numId="133">
     <w:abstractNumId w:val="2"/>
   </w:num>
   <w:num w:numId="134">
     <w:abstractNumId w:val="2"/>
-    <w:lvlOverride w:ilvl="0">
-      <w:startOverride w:val="1"/>
-    </w:lvlOverride>
   </w:num>
   <w:num w:numId="135">
     <w:abstractNumId w:val="2"/>
   </w:num>
   <w:num w:numId="136">
     <w:abstractNumId w:val="2"/>
+    <w:lvlOverride w:ilvl="0">
+      <w:startOverride w:val="1"/>
+    </w:lvlOverride>
   </w:num>
   <w:num w:numId="137">
     <w:abstractNumId w:val="2"/>
-    <w:lvlOverride w:ilvl="0">
-      <w:startOverride w:val="1"/>
-    </w:lvlOverride>
   </w:num>
   <w:num w:numId="138">
     <w:abstractNumId w:val="2"/>
   </w:num>
   <w:num w:numId="139">
     <w:abstractNumId w:val="2"/>
+    <w:lvlOverride w:ilvl="0">
+      <w:startOverride w:val="1"/>
+    </w:lvlOverride>
   </w:num>
   <w:num w:numId="140">
     <w:abstractNumId w:val="2"/>
   </w:num>
   <w:num w:numId="141">
     <w:abstractNumId w:val="2"/>
-    <w:lvlOverride w:ilvl="0">
-      <w:startOverride w:val="1"/>
-    </w:lvlOverride>
   </w:num>
   <w:num w:numId="142">
     <w:abstractNumId w:val="2"/>
   </w:num>
   <w:num w:numId="143">
     <w:abstractNumId w:val="2"/>
+    <w:lvlOverride w:ilvl="0">
+      <w:startOverride w:val="1"/>
+    </w:lvlOverride>
   </w:num>
   <w:num w:numId="144">
     <w:abstractNumId w:val="2"/>
   </w:num>
   <w:num w:numId="145">
     <w:abstractNumId w:val="2"/>
-    <w:lvlOverride w:ilvl="0">
-      <w:startOverride w:val="1"/>
-    </w:lvlOverride>
   </w:num>
   <w:num w:numId="146">
     <w:abstractNumId w:val="2"/>
   </w:num>
   <w:num w:numId="147">
     <w:abstractNumId w:val="2"/>
+    <w:lvlOverride w:ilvl="0">
+      <w:startOverride w:val="1"/>
+    </w:lvlOverride>
   </w:num>
   <w:num w:numId="148">
     <w:abstractNumId w:val="2"/>
   </w:num>
   <w:num w:numId="149">
     <w:abstractNumId w:val="2"/>
-    <w:lvlOverride w:ilvl="0">
-      <w:startOverride w:val="1"/>
-    </w:lvlOverride>
   </w:num>
   <w:num w:numId="150">
     <w:abstractNumId w:val="2"/>
   </w:num>
   <w:num w:numId="151">
     <w:abstractNumId w:val="2"/>
+    <w:lvlOverride w:ilvl="0">
+      <w:startOverride w:val="1"/>
+    </w:lvlOverride>
   </w:num>
   <w:num w:numId="152">
     <w:abstractNumId w:val="2"/>
   </w:num>
   <w:num w:numId="153">
     <w:abstractNumId w:val="2"/>
-    <w:lvlOverride w:ilvl="0">
-      <w:startOverride w:val="1"/>
-    </w:lvlOverride>
   </w:num>
   <w:num w:numId="154">
     <w:abstractNumId w:val="2"/>
   </w:num>
   <w:num w:numId="155">
     <w:abstractNumId w:val="2"/>
+    <w:lvlOverride w:ilvl="0">
+      <w:startOverride w:val="1"/>
+    </w:lvlOverride>
   </w:num>
   <w:num w:numId="156">
+    <w:abstractNumId w:val="2"/>
+  </w:num>
+  <w:num w:numId="157">
+    <w:abstractNumId w:val="2"/>
+  </w:num>
+  <w:num w:numId="158">
     <w:abstractNumId w:val="2"/>
   </w:num>
 </w:numbering>

--- a/docs/manuals/user-guide.docx
+++ b/docs/manuals/user-guide.docx
@@ -23,7 +23,7 @@
       </w:pPr>
       <w:r>
         <w:rPr/>
-        <w:t>Версия 1.7.0</w:t>
+        <w:t>Версия 1.8.0</w:t>
       </w:r>
     </w:p>
     <w:p>
@@ -103,7 +103,7 @@
             </w:rPr>
             <w:fldChar w:fldCharType="separate"/>
           </w:r>
-          <w:hyperlink w:anchor="__RefHeading___Toc4133_3868337457">
+          <w:hyperlink w:anchor="__RefHeading___Toc4265_916229385">
             <w:r>
               <w:rPr>
                 <w:webHidden/>
@@ -111,7 +111,7 @@
               </w:rPr>
               <w:t>1 О документе</w:t>
               <w:tab/>
-              <w:t>4</w:t>
+              <w:t>5</w:t>
             </w:r>
           </w:hyperlink>
         </w:p>
@@ -124,7 +124,7 @@
             </w:tabs>
             <w:rPr/>
           </w:pPr>
-          <w:hyperlink w:anchor="__RefHeading___Toc4135_3868337457">
+          <w:hyperlink w:anchor="__RefHeading___Toc4267_916229385">
             <w:r>
               <w:rPr>
                 <w:webHidden/>
@@ -132,7 +132,7 @@
               </w:rPr>
               <w:t>2 Знакомство с системой</w:t>
               <w:tab/>
-              <w:t>5</w:t>
+              <w:t>6</w:t>
             </w:r>
           </w:hyperlink>
         </w:p>
@@ -145,7 +145,7 @@
             </w:tabs>
             <w:rPr/>
           </w:pPr>
-          <w:hyperlink w:anchor="__RefHeading___Toc4137_3868337457">
+          <w:hyperlink w:anchor="__RefHeading___Toc4269_916229385">
             <w:r>
               <w:rPr>
                 <w:webHidden/>
@@ -153,7 +153,7 @@
               </w:rPr>
               <w:t>2.1 Назначение</w:t>
               <w:tab/>
-              <w:t>5</w:t>
+              <w:t>6</w:t>
             </w:r>
           </w:hyperlink>
         </w:p>
@@ -166,7 +166,7 @@
             </w:tabs>
             <w:rPr/>
           </w:pPr>
-          <w:hyperlink w:anchor="__RefHeading___Toc4139_3868337457">
+          <w:hyperlink w:anchor="__RefHeading___Toc4271_916229385">
             <w:r>
               <w:rPr>
                 <w:webHidden/>
@@ -174,7 +174,7 @@
               </w:rPr>
               <w:t>2.2 Основные понятия</w:t>
               <w:tab/>
-              <w:t>5</w:t>
+              <w:t>6</w:t>
             </w:r>
           </w:hyperlink>
         </w:p>
@@ -187,7 +187,7 @@
             </w:tabs>
             <w:rPr/>
           </w:pPr>
-          <w:hyperlink w:anchor="__RefHeading___Toc4141_3868337457">
+          <w:hyperlink w:anchor="__RefHeading___Toc4273_916229385">
             <w:r>
               <w:rPr>
                 <w:webHidden/>
@@ -195,7 +195,7 @@
               </w:rPr>
               <w:t>2.3 Роли в проекте</w:t>
               <w:tab/>
-              <w:t>6</w:t>
+              <w:t>7</w:t>
             </w:r>
           </w:hyperlink>
         </w:p>
@@ -208,7 +208,7 @@
             </w:tabs>
             <w:rPr/>
           </w:pPr>
-          <w:hyperlink w:anchor="__RefHeading___Toc4143_3868337457">
+          <w:hyperlink w:anchor="__RefHeading___Toc4275_916229385">
             <w:r>
               <w:rPr>
                 <w:webHidden/>
@@ -216,7 +216,7 @@
               </w:rPr>
               <w:t>2.4 Вход в систему</w:t>
               <w:tab/>
-              <w:t>7</w:t>
+              <w:t>8</w:t>
             </w:r>
           </w:hyperlink>
         </w:p>
@@ -229,7 +229,7 @@
             </w:tabs>
             <w:rPr/>
           </w:pPr>
-          <w:hyperlink w:anchor="__RefHeading___Toc4145_3868337457">
+          <w:hyperlink w:anchor="__RefHeading___Toc4277_916229385">
             <w:r>
               <w:rPr>
                 <w:webHidden/>
@@ -237,7 +237,7 @@
               </w:rPr>
               <w:t>2.5 Интерфейс</w:t>
               <w:tab/>
-              <w:t>8</w:t>
+              <w:t>9</w:t>
             </w:r>
           </w:hyperlink>
         </w:p>
@@ -250,7 +250,7 @@
             </w:tabs>
             <w:rPr/>
           </w:pPr>
-          <w:hyperlink w:anchor="__RefHeading___Toc4147_3868337457">
+          <w:hyperlink w:anchor="__RefHeading___Toc4279_916229385">
             <w:r>
               <w:rPr>
                 <w:webHidden/>
@@ -258,7 +258,7 @@
               </w:rPr>
               <w:t>2.6 О программе и руководство</w:t>
               <w:tab/>
-              <w:t>10</w:t>
+              <w:t>11</w:t>
             </w:r>
           </w:hyperlink>
         </w:p>
@@ -271,7 +271,7 @@
             </w:tabs>
             <w:rPr/>
           </w:pPr>
-          <w:hyperlink w:anchor="__RefHeading___Toc4149_3868337457">
+          <w:hyperlink w:anchor="__RefHeading___Toc4281_916229385">
             <w:r>
               <w:rPr>
                 <w:webHidden/>
@@ -279,7 +279,7 @@
               </w:rPr>
               <w:t>2.7 Тема оформления</w:t>
               <w:tab/>
-              <w:t>11</w:t>
+              <w:t>12</w:t>
             </w:r>
           </w:hyperlink>
         </w:p>
@@ -292,7 +292,7 @@
             </w:tabs>
             <w:rPr/>
           </w:pPr>
-          <w:hyperlink w:anchor="__RefHeading___Toc4151_3868337457">
+          <w:hyperlink w:anchor="__RefHeading___Toc4283_916229385">
             <w:r>
               <w:rPr>
                 <w:webHidden/>
@@ -300,7 +300,7 @@
               </w:rPr>
               <w:t>2.8 Профиль</w:t>
               <w:tab/>
-              <w:t>12</w:t>
+              <w:t>13</w:t>
             </w:r>
           </w:hyperlink>
         </w:p>
@@ -313,7 +313,7 @@
             </w:tabs>
             <w:rPr/>
           </w:pPr>
-          <w:hyperlink w:anchor="__RefHeading___Toc4153_3868337457">
+          <w:hyperlink w:anchor="__RefHeading___Toc4285_916229385">
             <w:r>
               <w:rPr>
                 <w:webHidden/>
@@ -321,7 +321,7 @@
               </w:rPr>
               <w:t>3 Дашборд</w:t>
               <w:tab/>
-              <w:t>14</w:t>
+              <w:t>15</w:t>
             </w:r>
           </w:hyperlink>
         </w:p>
@@ -334,7 +334,7 @@
             </w:tabs>
             <w:rPr/>
           </w:pPr>
-          <w:hyperlink w:anchor="__RefHeading___Toc4155_3868337457">
+          <w:hyperlink w:anchor="__RefHeading___Toc4287_916229385">
             <w:r>
               <w:rPr>
                 <w:webHidden/>
@@ -342,7 +342,7 @@
               </w:rPr>
               <w:t>3.1 Быстрые фильтры</w:t>
               <w:tab/>
-              <w:t>14</w:t>
+              <w:t>15</w:t>
             </w:r>
           </w:hyperlink>
         </w:p>
@@ -355,7 +355,7 @@
             </w:tabs>
             <w:rPr/>
           </w:pPr>
-          <w:hyperlink w:anchor="__RefHeading___Toc4157_3868337457">
+          <w:hyperlink w:anchor="__RefHeading___Toc4289_916229385">
             <w:r>
               <w:rPr>
                 <w:webHidden/>
@@ -363,7 +363,7 @@
               </w:rPr>
               <w:t>3.2 Выводы</w:t>
               <w:tab/>
-              <w:t>14</w:t>
+              <w:t>15</w:t>
             </w:r>
           </w:hyperlink>
         </w:p>
@@ -376,7 +376,7 @@
             </w:tabs>
             <w:rPr/>
           </w:pPr>
-          <w:hyperlink w:anchor="__RefHeading___Toc4159_3868337457">
+          <w:hyperlink w:anchor="__RefHeading___Toc4291_916229385">
             <w:r>
               <w:rPr>
                 <w:webHidden/>
@@ -384,7 +384,7 @@
               </w:rPr>
               <w:t>3.3 Ключевые показатели</w:t>
               <w:tab/>
-              <w:t>17</w:t>
+              <w:t>18</w:t>
             </w:r>
           </w:hyperlink>
         </w:p>
@@ -397,7 +397,7 @@
             </w:tabs>
             <w:rPr/>
           </w:pPr>
-          <w:hyperlink w:anchor="__RefHeading___Toc4161_3868337457">
+          <w:hyperlink w:anchor="__RefHeading___Toc4293_916229385">
             <w:r>
               <w:rPr>
                 <w:webHidden/>
@@ -405,7 +405,7 @@
               </w:rPr>
               <w:t>3.4 Динамика по выбранному эпику</w:t>
               <w:tab/>
-              <w:t>17</w:t>
+              <w:t>18</w:t>
             </w:r>
           </w:hyperlink>
         </w:p>
@@ -418,7 +418,7 @@
             </w:tabs>
             <w:rPr/>
           </w:pPr>
-          <w:hyperlink w:anchor="__RefHeading___Toc4163_3868337457">
+          <w:hyperlink w:anchor="__RefHeading___Toc4295_916229385">
             <w:r>
               <w:rPr>
                 <w:webHidden/>
@@ -426,7 +426,7 @@
               </w:rPr>
               <w:t>3.5 Графики по всем эпикам</w:t>
               <w:tab/>
-              <w:t>18</w:t>
+              <w:t>19</w:t>
             </w:r>
           </w:hyperlink>
         </w:p>
@@ -439,7 +439,7 @@
             </w:tabs>
             <w:rPr/>
           </w:pPr>
-          <w:hyperlink w:anchor="__RefHeading___Toc4165_3868337457">
+          <w:hyperlink w:anchor="__RefHeading___Toc4297_916229385">
             <w:r>
               <w:rPr>
                 <w:webHidden/>
@@ -447,7 +447,7 @@
               </w:rPr>
               <w:t>3.6 Сводка по эпикам</w:t>
               <w:tab/>
-              <w:t>19</w:t>
+              <w:t>20</w:t>
             </w:r>
           </w:hyperlink>
         </w:p>
@@ -460,7 +460,7 @@
             </w:tabs>
             <w:rPr/>
           </w:pPr>
-          <w:hyperlink w:anchor="__RefHeading___Toc4167_3868337457">
+          <w:hyperlink w:anchor="__RefHeading___Toc4299_916229385">
             <w:r>
               <w:rPr>
                 <w:webHidden/>
@@ -468,7 +468,7 @@
               </w:rPr>
               <w:t>3.7 Прогноз диапазоном</w:t>
               <w:tab/>
-              <w:t>20</w:t>
+              <w:t>21</w:t>
             </w:r>
           </w:hyperlink>
         </w:p>
@@ -481,7 +481,7 @@
             </w:tabs>
             <w:rPr/>
           </w:pPr>
-          <w:hyperlink w:anchor="__RefHeading___Toc4169_3868337457">
+          <w:hyperlink w:anchor="__RefHeading___Toc4301_916229385">
             <w:r>
               <w:rPr>
                 <w:webHidden/>
@@ -489,7 +489,7 @@
               </w:rPr>
               <w:t>3.8 Дрейф прогноза</w:t>
               <w:tab/>
-              <w:t>21</w:t>
+              <w:t>22</w:t>
             </w:r>
           </w:hyperlink>
         </w:p>
@@ -502,7 +502,7 @@
             </w:tabs>
             <w:rPr/>
           </w:pPr>
-          <w:hyperlink w:anchor="__RefHeading___Toc4171_3868337457">
+          <w:hyperlink w:anchor="__RefHeading___Toc4303_916229385">
             <w:r>
               <w:rPr>
                 <w:webHidden/>
@@ -510,7 +510,7 @@
               </w:rPr>
               <w:t>3.9 Таблица burn rate</w:t>
               <w:tab/>
-              <w:t>22</w:t>
+              <w:t>23</w:t>
             </w:r>
           </w:hyperlink>
         </w:p>
@@ -523,7 +523,7 @@
             </w:tabs>
             <w:rPr/>
           </w:pPr>
-          <w:hyperlink w:anchor="__RefHeading___Toc4173_3868337457">
+          <w:hyperlink w:anchor="__RefHeading___Toc4305_916229385">
             <w:r>
               <w:rPr>
                 <w:webHidden/>
@@ -531,7 +531,7 @@
               </w:rPr>
               <w:t>4 Свод по этапам</w:t>
               <w:tab/>
-              <w:t>23</w:t>
+              <w:t>24</w:t>
             </w:r>
           </w:hyperlink>
         </w:p>
@@ -544,7 +544,7 @@
             </w:tabs>
             <w:rPr/>
           </w:pPr>
-          <w:hyperlink w:anchor="__RefHeading___Toc4175_3868337457">
+          <w:hyperlink w:anchor="__RefHeading___Toc4307_916229385">
             <w:r>
               <w:rPr>
                 <w:webHidden/>
@@ -552,7 +552,7 @@
               </w:rPr>
               <w:t>4.1 Выводы по этапам</w:t>
               <w:tab/>
-              <w:t>23</w:t>
+              <w:t>24</w:t>
             </w:r>
           </w:hyperlink>
         </w:p>
@@ -565,7 +565,7 @@
             </w:tabs>
             <w:rPr/>
           </w:pPr>
-          <w:hyperlink w:anchor="__RefHeading___Toc4177_3868337457">
+          <w:hyperlink w:anchor="__RefHeading___Toc4309_916229385">
             <w:r>
               <w:rPr>
                 <w:webHidden/>
@@ -573,7 +573,7 @@
               </w:rPr>
               <w:t>4.2 График этапа</w:t>
               <w:tab/>
-              <w:t>24</w:t>
+              <w:t>25</w:t>
             </w:r>
           </w:hyperlink>
         </w:p>
@@ -586,7 +586,7 @@
             </w:tabs>
             <w:rPr/>
           </w:pPr>
-          <w:hyperlink w:anchor="__RefHeading___Toc4179_3868337457">
+          <w:hyperlink w:anchor="__RefHeading___Toc4311_916229385">
             <w:r>
               <w:rPr>
                 <w:webHidden/>
@@ -594,7 +594,7 @@
               </w:rPr>
               <w:t>4.3 Задачи Jira по этапам и по проекту</w:t>
               <w:tab/>
-              <w:t>25</w:t>
+              <w:t>26</w:t>
             </w:r>
           </w:hyperlink>
         </w:p>
@@ -607,7 +607,7 @@
             </w:tabs>
             <w:rPr/>
           </w:pPr>
-          <w:hyperlink w:anchor="__RefHeading___Toc4181_3868337457">
+          <w:hyperlink w:anchor="__RefHeading___Toc4313_916229385">
             <w:r>
               <w:rPr>
                 <w:webHidden/>
@@ -615,7 +615,7 @@
               </w:rPr>
               <w:t>4.4 Сводка и burn rate по этапам</w:t>
               <w:tab/>
-              <w:t>26</w:t>
+              <w:t>27</w:t>
             </w:r>
           </w:hyperlink>
         </w:p>
@@ -628,7 +628,7 @@
             </w:tabs>
             <w:rPr/>
           </w:pPr>
-          <w:hyperlink w:anchor="__RefHeading___Toc4183_3868337457">
+          <w:hyperlink w:anchor="__RefHeading___Toc4315_916229385">
             <w:r>
               <w:rPr>
                 <w:webHidden/>
@@ -636,7 +636,7 @@
               </w:rPr>
               <w:t>5 Данные по датам</w:t>
               <w:tab/>
-              <w:t>27</w:t>
+              <w:t>28</w:t>
             </w:r>
           </w:hyperlink>
         </w:p>
@@ -649,7 +649,7 @@
             </w:tabs>
             <w:rPr/>
           </w:pPr>
-          <w:hyperlink w:anchor="__RefHeading___Toc4185_3868337457">
+          <w:hyperlink w:anchor="__RefHeading___Toc4317_916229385">
             <w:r>
               <w:rPr>
                 <w:webHidden/>
@@ -657,7 +657,7 @@
               </w:rPr>
               <w:t>5.1 Таблица замеров</w:t>
               <w:tab/>
-              <w:t>27</w:t>
+              <w:t>28</w:t>
             </w:r>
           </w:hyperlink>
         </w:p>
@@ -670,7 +670,7 @@
             </w:tabs>
             <w:rPr/>
           </w:pPr>
-          <w:hyperlink w:anchor="__RefHeading___Toc4187_3868337457">
+          <w:hyperlink w:anchor="__RefHeading___Toc4319_916229385">
             <w:r>
               <w:rPr>
                 <w:webHidden/>
@@ -678,7 +678,7 @@
               </w:rPr>
               <w:t>5.2 Замер по всем эпикам</w:t>
               <w:tab/>
-              <w:t>27</w:t>
+              <w:t>28</w:t>
             </w:r>
           </w:hyperlink>
         </w:p>
@@ -691,7 +691,7 @@
             </w:tabs>
             <w:rPr/>
           </w:pPr>
-          <w:hyperlink w:anchor="__RefHeading___Toc4189_3868337457">
+          <w:hyperlink w:anchor="__RefHeading___Toc4321_916229385">
             <w:r>
               <w:rPr>
                 <w:webHidden/>
@@ -699,7 +699,7 @@
               </w:rPr>
               <w:t>5.3 Удаление замера</w:t>
               <w:tab/>
-              <w:t>28</w:t>
+              <w:t>29</w:t>
             </w:r>
           </w:hyperlink>
         </w:p>
@@ -712,7 +712,7 @@
             </w:tabs>
             <w:rPr/>
           </w:pPr>
-          <w:hyperlink w:anchor="__RefHeading___Toc4191_3868337457">
+          <w:hyperlink w:anchor="__RefHeading___Toc4323_916229385">
             <w:r>
               <w:rPr>
                 <w:webHidden/>
@@ -720,7 +720,7 @@
               </w:rPr>
               <w:t>6 Эпики (блоки задач)</w:t>
               <w:tab/>
-              <w:t>29</w:t>
+              <w:t>30</w:t>
             </w:r>
           </w:hyperlink>
         </w:p>
@@ -733,7 +733,7 @@
             </w:tabs>
             <w:rPr/>
           </w:pPr>
-          <w:hyperlink w:anchor="__RefHeading___Toc4193_3868337457">
+          <w:hyperlink w:anchor="__RefHeading___Toc4325_916229385">
             <w:r>
               <w:rPr>
                 <w:webHidden/>
@@ -741,7 +741,7 @@
               </w:rPr>
               <w:t>7 Портфель проектов</w:t>
               <w:tab/>
-              <w:t>30</w:t>
+              <w:t>31</w:t>
             </w:r>
           </w:hyperlink>
         </w:p>
@@ -754,7 +754,7 @@
             </w:tabs>
             <w:rPr/>
           </w:pPr>
-          <w:hyperlink w:anchor="__RefHeading___Toc4195_3868337457">
+          <w:hyperlink w:anchor="__RefHeading___Toc4327_916229385">
             <w:r>
               <w:rPr>
                 <w:webHidden/>
@@ -762,7 +762,7 @@
               </w:rPr>
               <w:t>8 Настройки проекта</w:t>
               <w:tab/>
-              <w:t>31</w:t>
+              <w:t>32</w:t>
             </w:r>
           </w:hyperlink>
         </w:p>
@@ -775,7 +775,7 @@
             </w:tabs>
             <w:rPr/>
           </w:pPr>
-          <w:hyperlink w:anchor="__RefHeading___Toc4197_3868337457">
+          <w:hyperlink w:anchor="__RefHeading___Toc4329_916229385">
             <w:r>
               <w:rPr>
                 <w:webHidden/>
@@ -783,7 +783,7 @@
               </w:rPr>
               <w:t>8.1 Вид дашборда и свода</w:t>
               <w:tab/>
-              <w:t>33</w:t>
+              <w:t>35</w:t>
             </w:r>
           </w:hyperlink>
         </w:p>
@@ -796,7 +796,7 @@
             </w:tabs>
             <w:rPr/>
           </w:pPr>
-          <w:hyperlink w:anchor="__RefHeading___Toc4199_3868337457">
+          <w:hyperlink w:anchor="__RefHeading___Toc4331_916229385">
             <w:r>
               <w:rPr>
                 <w:webHidden/>
@@ -804,7 +804,7 @@
               </w:rPr>
               <w:t>9 Связь с Jira</w:t>
               <w:tab/>
-              <w:t>35</w:t>
+              <w:t>36</w:t>
             </w:r>
           </w:hyperlink>
         </w:p>
@@ -817,7 +817,7 @@
             </w:tabs>
             <w:rPr/>
           </w:pPr>
-          <w:hyperlink w:anchor="__RefHeading___Toc4201_3868337457">
+          <w:hyperlink w:anchor="__RefHeading___Toc4333_916229385">
             <w:r>
               <w:rPr>
                 <w:webHidden/>
@@ -825,7 +825,7 @@
               </w:rPr>
               <w:t>9.1 Подключение к Jira</w:t>
               <w:tab/>
-              <w:t>35</w:t>
+              <w:t>36</w:t>
             </w:r>
           </w:hyperlink>
         </w:p>
@@ -838,15 +838,15 @@
             </w:tabs>
             <w:rPr/>
           </w:pPr>
-          <w:hyperlink w:anchor="__RefHeading___Toc4203_3868337457">
+          <w:hyperlink w:anchor="__RefHeading___Toc4335_916229385">
             <w:r>
               <w:rPr>
                 <w:webHidden/>
                 <w:rStyle w:val="IndexLink"/>
               </w:rPr>
-              <w:t>9.2 Кнопка среза: структура и задачи</w:t>
+              <w:t>9.2 Мастер подключения проекта</w:t>
               <w:tab/>
-              <w:t>35</w:t>
+              <w:t>37</w:t>
             </w:r>
           </w:hyperlink>
         </w:p>
@@ -859,15 +859,15 @@
             </w:tabs>
             <w:rPr/>
           </w:pPr>
-          <w:hyperlink w:anchor="__RefHeading___Toc4205_3868337457">
+          <w:hyperlink w:anchor="__RefHeading___Toc4337_916229385">
             <w:r>
               <w:rPr>
                 <w:webHidden/>
                 <w:rStyle w:val="IndexLink"/>
               </w:rPr>
-              <w:t>9.3 Кнопка среза: поля Jira</w:t>
+              <w:t>9.3 Эпики, цели и «Сдано» из Jira</w:t>
               <w:tab/>
-              <w:t>37</w:t>
+              <w:t>39</w:t>
             </w:r>
           </w:hyperlink>
         </w:p>
@@ -880,15 +880,15 @@
             </w:tabs>
             <w:rPr/>
           </w:pPr>
-          <w:hyperlink w:anchor="__RefHeading___Toc4207_3868337457">
+          <w:hyperlink w:anchor="__RefHeading___Toc4339_916229385">
             <w:r>
               <w:rPr>
                 <w:webHidden/>
                 <w:rStyle w:val="IndexLink"/>
               </w:rPr>
-              <w:t>9.4 Срез: затягивание данных на сегодня</w:t>
+              <w:t>9.4 Кнопка среза: структура и задачи</w:t>
               <w:tab/>
-              <w:t>38</w:t>
+              <w:t>40</w:t>
             </w:r>
           </w:hyperlink>
         </w:p>
@@ -901,15 +901,15 @@
             </w:tabs>
             <w:rPr/>
           </w:pPr>
-          <w:hyperlink w:anchor="__RefHeading___Toc4209_3868337457">
+          <w:hyperlink w:anchor="__RefHeading___Toc4341_916229385">
             <w:r>
               <w:rPr>
                 <w:webHidden/>
                 <w:rStyle w:val="IndexLink"/>
               </w:rPr>
-              <w:t>9.5 Восстановление истории</w:t>
+              <w:t>9.5 Кнопка среза: поля Jira</w:t>
               <w:tab/>
-              <w:t>39</w:t>
+              <w:t>41</w:t>
             </w:r>
           </w:hyperlink>
         </w:p>
@@ -922,15 +922,57 @@
             </w:tabs>
             <w:rPr/>
           </w:pPr>
-          <w:hyperlink w:anchor="__RefHeading___Toc4211_3868337457">
+          <w:hyperlink w:anchor="__RefHeading___Toc4343_916229385">
             <w:r>
               <w:rPr>
                 <w:webHidden/>
                 <w:rStyle w:val="IndexLink"/>
               </w:rPr>
-              <w:t>9.6 Автозаполнение по расписанию</w:t>
+              <w:t>9.6 Срез: затягивание данных на сегодня</w:t>
               <w:tab/>
-              <w:t>40</w:t>
+              <w:t>42</w:t>
+            </w:r>
+          </w:hyperlink>
+        </w:p>
+        <w:p>
+          <w:pPr>
+            <w:pStyle w:val="TOC2"/>
+            <w:tabs>
+              <w:tab w:val="clear" w:pos="9077"/>
+              <w:tab w:val="right" w:pos="9359" w:leader="dot"/>
+            </w:tabs>
+            <w:rPr/>
+          </w:pPr>
+          <w:hyperlink w:anchor="__RefHeading___Toc4345_916229385">
+            <w:r>
+              <w:rPr>
+                <w:webHidden/>
+                <w:rStyle w:val="IndexLink"/>
+              </w:rPr>
+              <w:t>9.7 Восстановление истории</w:t>
+              <w:tab/>
+              <w:t>43</w:t>
+            </w:r>
+          </w:hyperlink>
+        </w:p>
+        <w:p>
+          <w:pPr>
+            <w:pStyle w:val="TOC2"/>
+            <w:tabs>
+              <w:tab w:val="clear" w:pos="9077"/>
+              <w:tab w:val="right" w:pos="9359" w:leader="dot"/>
+            </w:tabs>
+            <w:rPr/>
+          </w:pPr>
+          <w:hyperlink w:anchor="__RefHeading___Toc4347_916229385">
+            <w:r>
+              <w:rPr>
+                <w:webHidden/>
+                <w:rStyle w:val="IndexLink"/>
+              </w:rPr>
+              <w:t>9.8 Автозаполнение по расписанию</w:t>
+              <w:tab/>
+              <w:t>45</w:t>
             </w:r>
           </w:hyperlink>
         </w:p>
@@ -943,7 +985,7 @@
             </w:tabs>
             <w:rPr/>
           </w:pPr>
-          <w:hyperlink w:anchor="__RefHeading___Toc4213_3868337457">
+          <w:hyperlink w:anchor="__RefHeading___Toc4349_916229385">
             <w:r>
               <w:rPr>
                 <w:webHidden/>
@@ -951,7 +993,7 @@
               </w:rPr>
               <w:t>10 Задачи Jira на дашборде</w:t>
               <w:tab/>
-              <w:t>43</w:t>
+              <w:t>48</w:t>
             </w:r>
           </w:hyperlink>
         </w:p>
@@ -964,7 +1006,7 @@
             </w:tabs>
             <w:rPr/>
           </w:pPr>
-          <w:hyperlink w:anchor="__RefHeading___Toc4215_3868337457">
+          <w:hyperlink w:anchor="__RefHeading___Toc4351_916229385">
             <w:r>
               <w:rPr>
                 <w:webHidden/>
@@ -972,7 +1014,7 @@
               </w:rPr>
               <w:t>10.1 Задачи Jira по эпикам</w:t>
               <w:tab/>
-              <w:t>43</w:t>
+              <w:t>48</w:t>
             </w:r>
           </w:hyperlink>
         </w:p>
@@ -985,7 +1027,7 @@
             </w:tabs>
             <w:rPr/>
           </w:pPr>
-          <w:hyperlink w:anchor="__RefHeading___Toc4217_3868337457">
+          <w:hyperlink w:anchor="__RefHeading___Toc4353_916229385">
             <w:r>
               <w:rPr>
                 <w:webHidden/>
@@ -993,7 +1035,7 @@
               </w:rPr>
               <w:t>10.2 Объём и выполнение (burn-up)</w:t>
               <w:tab/>
-              <w:t>44</w:t>
+              <w:t>49</w:t>
             </w:r>
           </w:hyperlink>
         </w:p>
@@ -1006,7 +1048,7 @@
             </w:tabs>
             <w:rPr/>
           </w:pPr>
-          <w:hyperlink w:anchor="__RefHeading___Toc4219_3868337457">
+          <w:hyperlink w:anchor="__RefHeading___Toc4355_916229385">
             <w:r>
               <w:rPr>
                 <w:webHidden/>
@@ -1014,7 +1056,7 @@
               </w:rPr>
               <w:t>10.3 Список задач и качество данных</w:t>
               <w:tab/>
-              <w:t>44</w:t>
+              <w:t>49</w:t>
             </w:r>
           </w:hyperlink>
         </w:p>
@@ -1027,7 +1069,7 @@
             </w:tabs>
             <w:rPr/>
           </w:pPr>
-          <w:hyperlink w:anchor="__RefHeading___Toc4221_3868337457">
+          <w:hyperlink w:anchor="__RefHeading___Toc4357_916229385">
             <w:r>
               <w:rPr>
                 <w:webHidden/>
@@ -1035,7 +1077,7 @@
               </w:rPr>
               <w:t>10.4 Что изменилось между срезами</w:t>
               <w:tab/>
-              <w:t>46</w:t>
+              <w:t>51</w:t>
             </w:r>
           </w:hyperlink>
         </w:p>
@@ -1048,7 +1090,7 @@
             </w:tabs>
             <w:rPr/>
           </w:pPr>
-          <w:hyperlink w:anchor="__RefHeading___Toc4223_3868337457">
+          <w:hyperlink w:anchor="__RefHeading___Toc4359_916229385">
             <w:r>
               <w:rPr>
                 <w:webHidden/>
@@ -1056,7 +1098,7 @@
               </w:rPr>
               <w:t>11 Режим просмотра</w:t>
               <w:tab/>
-              <w:t>47</w:t>
+              <w:t>52</w:t>
             </w:r>
           </w:hyperlink>
         </w:p>
@@ -1069,7 +1111,7 @@
             </w:tabs>
             <w:rPr/>
           </w:pPr>
-          <w:hyperlink w:anchor="__RefHeading___Toc4225_3868337457">
+          <w:hyperlink w:anchor="__RefHeading___Toc4361_916229385">
             <w:r>
               <w:rPr>
                 <w:webHidden/>
@@ -1077,7 +1119,7 @@
               </w:rPr>
               <w:t>12 Отчёты: PDF и печать</w:t>
               <w:tab/>
-              <w:t>48</w:t>
+              <w:t>53</w:t>
             </w:r>
           </w:hyperlink>
         </w:p>
@@ -1090,7 +1132,7 @@
             </w:tabs>
             <w:rPr/>
           </w:pPr>
-          <w:hyperlink w:anchor="__RefHeading___Toc4227_3868337457">
+          <w:hyperlink w:anchor="__RefHeading___Toc4363_916229385">
             <w:r>
               <w:rPr>
                 <w:webHidden/>
@@ -1098,7 +1140,7 @@
               </w:rPr>
               <w:t>13 Уведомления: дайджест и оповещения</w:t>
               <w:tab/>
-              <w:t>49</w:t>
+              <w:t>54</w:t>
             </w:r>
           </w:hyperlink>
         </w:p>
@@ -1111,7 +1153,7 @@
             </w:tabs>
             <w:rPr/>
           </w:pPr>
-          <w:hyperlink w:anchor="__RefHeading___Toc4229_3868337457">
+          <w:hyperlink w:anchor="__RefHeading___Toc4365_916229385">
             <w:r>
               <w:rPr>
                 <w:webHidden/>
@@ -1119,7 +1161,7 @@
               </w:rPr>
               <w:t>13.1 Каналы: почта и Telegram</w:t>
               <w:tab/>
-              <w:t>49</w:t>
+              <w:t>54</w:t>
             </w:r>
           </w:hyperlink>
         </w:p>
@@ -1132,7 +1174,7 @@
             </w:tabs>
             <w:rPr/>
           </w:pPr>
-          <w:hyperlink w:anchor="__RefHeading___Toc4231_3868337457">
+          <w:hyperlink w:anchor="__RefHeading___Toc4367_916229385">
             <w:r>
               <w:rPr>
                 <w:webHidden/>
@@ -1140,7 +1182,7 @@
               </w:rPr>
               <w:t>13.2 Дайджест по расписанию</w:t>
               <w:tab/>
-              <w:t>50</w:t>
+              <w:t>55</w:t>
             </w:r>
           </w:hyperlink>
         </w:p>
@@ -1153,7 +1195,7 @@
             </w:tabs>
             <w:rPr/>
           </w:pPr>
-          <w:hyperlink w:anchor="__RefHeading___Toc4233_3868337457">
+          <w:hyperlink w:anchor="__RefHeading___Toc4369_916229385">
             <w:r>
               <w:rPr>
                 <w:webHidden/>
@@ -1161,7 +1203,7 @@
               </w:rPr>
               <w:t>13.3 Оповещения</w:t>
               <w:tab/>
-              <w:t>51</w:t>
+              <w:t>56</w:t>
             </w:r>
           </w:hyperlink>
         </w:p>
@@ -1174,7 +1216,7 @@
             </w:tabs>
             <w:rPr/>
           </w:pPr>
-          <w:hyperlink w:anchor="__RefHeading___Toc4235_3868337457">
+          <w:hyperlink w:anchor="__RefHeading___Toc4371_916229385">
             <w:r>
               <w:rPr>
                 <w:webHidden/>
@@ -1182,7 +1224,7 @@
               </w:rPr>
               <w:t>14 Работа с телефона</w:t>
               <w:tab/>
-              <w:t>53</w:t>
+              <w:t>58</w:t>
             </w:r>
           </w:hyperlink>
         </w:p>
@@ -1195,7 +1237,7 @@
             </w:tabs>
             <w:rPr/>
           </w:pPr>
-          <w:hyperlink w:anchor="__RefHeading___Toc4237_3868337457">
+          <w:hyperlink w:anchor="__RefHeading___Toc4373_916229385">
             <w:r>
               <w:rPr>
                 <w:webHidden/>
@@ -1203,7 +1245,7 @@
               </w:rPr>
               <w:t>15 Пользовательские сценарии</w:t>
               <w:tab/>
-              <w:t>54</w:t>
+              <w:t>59</w:t>
             </w:r>
           </w:hyperlink>
         </w:p>
@@ -1216,7 +1258,7 @@
             </w:tabs>
             <w:rPr/>
           </w:pPr>
-          <w:hyperlink w:anchor="__RefHeading___Toc4239_3868337457">
+          <w:hyperlink w:anchor="__RefHeading___Toc4375_916229385">
             <w:r>
               <w:rPr>
                 <w:webHidden/>
@@ -1224,7 +1266,7 @@
               </w:rPr>
               <w:t>15.1 Сценарий 1. Еженедельный замер вручную</w:t>
               <w:tab/>
-              <w:t>54</w:t>
+              <w:t>59</w:t>
             </w:r>
           </w:hyperlink>
         </w:p>
@@ -1237,7 +1279,7 @@
             </w:tabs>
             <w:rPr/>
           </w:pPr>
-          <w:hyperlink w:anchor="__RefHeading___Toc4241_3868337457">
+          <w:hyperlink w:anchor="__RefHeading___Toc4377_916229385">
             <w:r>
               <w:rPr>
                 <w:webHidden/>
@@ -1245,7 +1287,7 @@
               </w:rPr>
               <w:t>15.2 Сценарий 2. Связать проект с Jira и затянуть сегодняшний день</w:t>
               <w:tab/>
-              <w:t>54</w:t>
+              <w:t>59</w:t>
             </w:r>
           </w:hyperlink>
         </w:p>
@@ -1258,7 +1300,7 @@
             </w:tabs>
             <w:rPr/>
           </w:pPr>
-          <w:hyperlink w:anchor="__RefHeading___Toc4243_3868337457">
+          <w:hyperlink w:anchor="__RefHeading___Toc4379_916229385">
             <w:r>
               <w:rPr>
                 <w:webHidden/>
@@ -1266,7 +1308,7 @@
               </w:rPr>
               <w:t>15.3 Сценарий 3. Ежедневное автозаполнение</w:t>
               <w:tab/>
-              <w:t>54</w:t>
+              <w:t>59</w:t>
             </w:r>
           </w:hyperlink>
         </w:p>
@@ -1279,7 +1321,7 @@
             </w:tabs>
             <w:rPr/>
           </w:pPr>
-          <w:hyperlink w:anchor="__RefHeading___Toc4245_3868337457">
+          <w:hyperlink w:anchor="__RefHeading___Toc4381_916229385">
             <w:r>
               <w:rPr>
                 <w:webHidden/>
@@ -1287,7 +1329,7 @@
               </w:rPr>
               <w:t>15.4 Сценарий 4. Ручная правка поверх автозаполнения</w:t>
               <w:tab/>
-              <w:t>55</w:t>
+              <w:t>60</w:t>
             </w:r>
           </w:hyperlink>
         </w:p>
@@ -1300,7 +1342,7 @@
             </w:tabs>
             <w:rPr/>
           </w:pPr>
-          <w:hyperlink w:anchor="__RefHeading___Toc4247_3868337457">
+          <w:hyperlink w:anchor="__RefHeading___Toc4383_916229385">
             <w:r>
               <w:rPr>
                 <w:webHidden/>
@@ -1308,7 +1350,7 @@
               </w:rPr>
               <w:t>15.5 Сценарий 5. Завершение работ по эпику</w:t>
               <w:tab/>
-              <w:t>55</w:t>
+              <w:t>60</w:t>
             </w:r>
           </w:hyperlink>
         </w:p>
@@ -1321,7 +1363,7 @@
             </w:tabs>
             <w:rPr/>
           </w:pPr>
-          <w:hyperlink w:anchor="__RefHeading___Toc4249_3868337457">
+          <w:hyperlink w:anchor="__RefHeading___Toc4385_916229385">
             <w:r>
               <w:rPr>
                 <w:webHidden/>
@@ -1329,7 +1371,7 @@
               </w:rPr>
               <w:t>15.6 Сценарий 6. Разбор роста объёма перед совещанием</w:t>
               <w:tab/>
-              <w:t>55</w:t>
+              <w:t>60</w:t>
             </w:r>
           </w:hyperlink>
         </w:p>
@@ -1342,15 +1384,15 @@
             </w:tabs>
             <w:rPr/>
           </w:pPr>
-          <w:hyperlink w:anchor="__RefHeading___Toc4251_3868337457">
+          <w:hyperlink w:anchor="__RefHeading___Toc4387_916229385">
             <w:r>
               <w:rPr>
                 <w:webHidden/>
                 <w:rStyle w:val="IndexLink"/>
               </w:rPr>
-              <w:t>15.7 Сценарий 7. Новый проект с историей из Jira</w:t>
+              <w:t>15.7 Сценарий 7. Новый проект с историей из Jira — мастером за пять минут</w:t>
               <w:tab/>
-              <w:t>55</w:t>
+              <w:t>60</w:t>
             </w:r>
           </w:hyperlink>
         </w:p>
@@ -1363,7 +1405,7 @@
             </w:tabs>
             <w:rPr/>
           </w:pPr>
-          <w:hyperlink w:anchor="__RefHeading___Toc4253_3868337457">
+          <w:hyperlink w:anchor="__RefHeading___Toc4389_916229385">
             <w:r>
               <w:rPr>
                 <w:webHidden/>
@@ -1371,7 +1413,7 @@
               </w:rPr>
               <w:t>15.8 Сценарий 8. Еженедельный обзор для руководителя портфеля</w:t>
               <w:tab/>
-              <w:t>56</w:t>
+              <w:t>61</w:t>
             </w:r>
           </w:hyperlink>
         </w:p>
@@ -1384,7 +1426,7 @@
             </w:tabs>
             <w:rPr/>
           </w:pPr>
-          <w:hyperlink w:anchor="__RefHeading___Toc4255_3868337457">
+          <w:hyperlink w:anchor="__RefHeading___Toc4391_916229385">
             <w:r>
               <w:rPr>
                 <w:webHidden/>
@@ -1392,7 +1434,7 @@
               </w:rPr>
               <w:t>15.9 Сценарий 8а. Учесть праздники и показывать объём в человеко-днях</w:t>
               <w:tab/>
-              <w:t>56</w:t>
+              <w:t>61</w:t>
             </w:r>
           </w:hyperlink>
         </w:p>
@@ -1405,7 +1447,7 @@
             </w:tabs>
             <w:rPr/>
           </w:pPr>
-          <w:hyperlink w:anchor="__RefHeading___Toc4257_3868337457">
+          <w:hyperlink w:anchor="__RefHeading___Toc4393_916229385">
             <w:r>
               <w:rPr>
                 <w:webHidden/>
@@ -1413,7 +1455,7 @@
               </w:rPr>
               <w:t>15.10 Сценарий 9. Дайджест для заказчика и оповещения для себя</w:t>
               <w:tab/>
-              <w:t>56</w:t>
+              <w:t>61</w:t>
             </w:r>
           </w:hyperlink>
         </w:p>
@@ -1426,7 +1468,7 @@
             </w:tabs>
             <w:rPr/>
           </w:pPr>
-          <w:hyperlink w:anchor="__RefHeading___Toc4259_3868337457">
+          <w:hyperlink w:anchor="__RefHeading___Toc4395_916229385">
             <w:r>
               <w:rPr>
                 <w:webHidden/>
@@ -1434,7 +1476,7 @@
               </w:rPr>
               <w:t>16 Частые вопросы</w:t>
               <w:tab/>
-              <w:t>58</w:t>
+              <w:t>63</w:t>
             </w:r>
           </w:hyperlink>
         </w:p>
@@ -1447,7 +1489,7 @@
             </w:tabs>
             <w:rPr/>
           </w:pPr>
-          <w:hyperlink w:anchor="__RefHeading___Toc4261_3868337457">
+          <w:hyperlink w:anchor="__RefHeading___Toc4397_916229385">
             <w:r>
               <w:rPr>
                 <w:webHidden/>
@@ -1455,7 +1497,7 @@
               </w:rPr>
               <w:t>17 Глоссарий</w:t>
               <w:tab/>
-              <w:t>61</w:t>
+              <w:t>66</w:t>
             </w:r>
           </w:hyperlink>
           <w:r>
@@ -1472,7 +1514,7 @@
         <w:pStyle w:val="Heading1"/>
         <w:rPr/>
       </w:pPr>
-      <w:bookmarkStart w:id="0" w:name="__RefHeading___Toc4133_3868337457"/>
+      <w:bookmarkStart w:id="0" w:name="__RefHeading___Toc4265_916229385"/>
       <w:bookmarkEnd w:id="0"/>
       <w:r>
         <w:rPr>
@@ -1493,7 +1535,7 @@
       </w:pPr>
       <w:r>
         <w:rPr/>
-        <w:t>Руководство описывает повседневную работу в Burndown версии 1.7.0: выводы о сроках на уровне проекта, этапов и эпиков, портфель проектов, дашборд сгорания по эпикам, свод по этапам, ввод замеров, список эпиков и настройки прогноза, календаря, единиц и порогов выводов, связь с Jira — кнопки среза из Structure, автозаполнение замеров по расписанию и восстановление истории по журналу изменений Jira, состав эпиков по задачам Jira с burn-up, разбором изменений объёма и проверкой качества данных, прогноз диапазоном с вероятностью успеть к цели, дрейф прогноза, прогноз по burn-up и сводки задач Jira по этапам и проекту, дайджест по расписанию и оповещения на почту и в Telegram, выгрузку отчётов в PDF и печать.</w:t>
+        <w:t>Руководство описывает повседневную работу в Burndown версии 1.8.0: выводы о сроках на уровне проекта, этапов и эпиков, портфель проектов, дашборд сгорания по эпикам, свод по этапам, ввод замеров, список эпиков и настройки прогноза, календаря, единиц и порогов выводов, связь с Jira — мастер подключения проекта, эпики, цели и признак «Сдано» из Jira, кнопки среза из Structure, автозаполнение замеров по расписанию и восстановление истории по журналу изменений Jira, состав эпиков по задачам Jira с burn-up, разбором изменений объёма и проверкой качества данных, прогноз диапазоном с вероятностью успеть к цели, дрейф прогноза, прогноз по burn-up и сводки задач Jira по этапам и проекту, дайджест по расписанию и оповещения на почту и в Telegram, выгрузку отчётов в PDF и печать.</w:t>
       </w:r>
     </w:p>
     <w:p>
@@ -2002,7 +2044,7 @@
         <w:pStyle w:val="Heading1"/>
         <w:rPr/>
       </w:pPr>
-      <w:bookmarkStart w:id="2" w:name="__RefHeading___Toc4135_3868337457"/>
+      <w:bookmarkStart w:id="2" w:name="__RefHeading___Toc4267_916229385"/>
       <w:bookmarkEnd w:id="2"/>
       <w:r>
         <w:rPr>
@@ -2021,7 +2063,7 @@
         <w:pStyle w:val="Heading2"/>
         <w:rPr/>
       </w:pPr>
-      <w:bookmarkStart w:id="3" w:name="__RefHeading___Toc4137_3868337457"/>
+      <w:bookmarkStart w:id="3" w:name="__RefHeading___Toc4269_916229385"/>
       <w:bookmarkStart w:id="4" w:name="назначение"/>
       <w:bookmarkEnd w:id="3"/>
       <w:r>
@@ -2133,7 +2175,7 @@
         <w:pStyle w:val="Heading2"/>
         <w:rPr/>
       </w:pPr>
-      <w:bookmarkStart w:id="6" w:name="__RefHeading___Toc4139_3868337457"/>
+      <w:bookmarkStart w:id="6" w:name="__RefHeading___Toc4271_916229385"/>
       <w:bookmarkEnd w:id="6"/>
       <w:r>
         <w:rPr>
@@ -3562,7 +3604,7 @@
         <w:pStyle w:val="Heading2"/>
         <w:rPr/>
       </w:pPr>
-      <w:bookmarkStart w:id="8" w:name="__RefHeading___Toc4141_3868337457"/>
+      <w:bookmarkStart w:id="8" w:name="__RefHeading___Toc4273_916229385"/>
       <w:bookmarkEnd w:id="8"/>
       <w:r>
         <w:rPr>
@@ -4869,7 +4911,7 @@
         <w:pStyle w:val="Heading2"/>
         <w:rPr/>
       </w:pPr>
-      <w:bookmarkStart w:id="9" w:name="__RefHeading___Toc4143_3868337457"/>
+      <w:bookmarkStart w:id="9" w:name="__RefHeading___Toc4275_916229385"/>
       <w:bookmarkEnd w:id="9"/>
       <w:r>
         <w:rPr>
@@ -4888,7 +4930,7 @@
         <w:pStyle w:val="Compact"/>
         <w:numPr>
           <w:ilvl w:val="0"/>
-          <w:numId w:val="38"/>
+          <w:numId w:val="41"/>
         </w:numPr>
         <w:rPr/>
       </w:pPr>
@@ -5040,7 +5082,7 @@
         <w:pStyle w:val="Heading2"/>
         <w:rPr/>
       </w:pPr>
-      <w:bookmarkStart w:id="10" w:name="__RefHeading___Toc4145_3868337457"/>
+      <w:bookmarkStart w:id="10" w:name="__RefHeading___Toc4277_916229385"/>
       <w:bookmarkStart w:id="11" w:name="интерфейс"/>
       <w:bookmarkEnd w:id="10"/>
       <w:r>
@@ -5133,7 +5175,7 @@
         <w:pStyle w:val="Compact"/>
         <w:numPr>
           <w:ilvl w:val="0"/>
-          <w:numId w:val="39"/>
+          <w:numId w:val="42"/>
         </w:numPr>
         <w:rPr/>
       </w:pPr>
@@ -5147,157 +5189,6 @@
       <w:r>
         <w:rPr/>
         <w:t xml:space="preserve"> — сводка по всем вашим проектам (пункт виден, если проектов несколько, см. «Портфель проектов»);</w:t>
-      </w:r>
-    </w:p>
-    <w:p>
-      <w:pPr>
-        <w:pStyle w:val="Compact"/>
-        <w:numPr>
-          <w:ilvl w:val="0"/>
-          <w:numId w:val="40"/>
-        </w:numPr>
-        <w:rPr/>
-      </w:pPr>
-      <w:r>
-        <w:rPr>
-          <w:b/>
-          <w:bCs/>
-        </w:rPr>
-        <w:t>Проекты</w:t>
-      </w:r>
-      <w:r>
-        <w:rPr/>
-        <w:t xml:space="preserve"> — доступные проекты; щелчок переключает проект, открытый раздел сохраняется;</w:t>
-      </w:r>
-    </w:p>
-    <w:p>
-      <w:pPr>
-        <w:pStyle w:val="Compact"/>
-        <w:numPr>
-          <w:ilvl w:val="0"/>
-          <w:numId w:val="41"/>
-        </w:numPr>
-        <w:rPr/>
-      </w:pPr>
-      <w:r>
-        <w:rPr>
-          <w:b/>
-          <w:bCs/>
-        </w:rPr>
-        <w:t>Данные проекта</w:t>
-      </w:r>
-      <w:r>
-        <w:rPr/>
-        <w:t xml:space="preserve"> — разделы работы с проектом: </w:t>
-      </w:r>
-      <w:r>
-        <w:rPr>
-          <w:b/>
-          <w:bCs/>
-        </w:rPr>
-        <w:t>Дашборд</w:t>
-      </w:r>
-      <w:r>
-        <w:rPr/>
-        <w:t xml:space="preserve"> (число рядом — количество эпиков), </w:t>
-      </w:r>
-      <w:r>
-        <w:rPr>
-          <w:b/>
-          <w:bCs/>
-        </w:rPr>
-        <w:t>Свод по этапам</w:t>
-      </w:r>
-      <w:r>
-        <w:rPr/>
-        <w:t xml:space="preserve">, </w:t>
-      </w:r>
-      <w:r>
-        <w:rPr>
-          <w:b/>
-          <w:bCs/>
-        </w:rPr>
-        <w:t>Данные по датам</w:t>
-      </w:r>
-      <w:r>
-        <w:rPr/>
-        <w:t xml:space="preserve">, </w:t>
-      </w:r>
-      <w:r>
-        <w:rPr>
-          <w:b/>
-          <w:bCs/>
-        </w:rPr>
-        <w:t>Эпики (блоки задач)</w:t>
-      </w:r>
-      <w:r>
-        <w:rPr/>
-        <w:t xml:space="preserve">, </w:t>
-      </w:r>
-      <w:r>
-        <w:rPr>
-          <w:b/>
-          <w:bCs/>
-        </w:rPr>
-        <w:t>Уведомления</w:t>
-      </w:r>
-      <w:r>
-        <w:rPr/>
-        <w:t xml:space="preserve">; руководителю проекта также доступны </w:t>
-      </w:r>
-      <w:r>
-        <w:rPr>
-          <w:b/>
-          <w:bCs/>
-        </w:rPr>
-        <w:t>Настройки проекта</w:t>
-      </w:r>
-      <w:r>
-        <w:rPr/>
-        <w:t xml:space="preserve">, </w:t>
-      </w:r>
-      <w:r>
-        <w:rPr>
-          <w:b/>
-          <w:bCs/>
-        </w:rPr>
-        <w:t>Связь с Jira</w:t>
-      </w:r>
-      <w:r>
-        <w:rPr/>
-        <w:t xml:space="preserve"> и </w:t>
-      </w:r>
-      <w:r>
-        <w:rPr>
-          <w:b/>
-          <w:bCs/>
-        </w:rPr>
-        <w:t>Автозаполнение</w:t>
-      </w:r>
-      <w:r>
-        <w:rPr/>
-        <w:t>;</w:t>
-      </w:r>
-    </w:p>
-    <w:p>
-      <w:pPr>
-        <w:pStyle w:val="Compact"/>
-        <w:numPr>
-          <w:ilvl w:val="0"/>
-          <w:numId w:val="42"/>
-        </w:numPr>
-        <w:rPr/>
-      </w:pPr>
-      <w:r>
-        <w:rPr>
-          <w:b/>
-          <w:bCs/>
-        </w:rPr>
-        <w:t>Администрирование</w:t>
-      </w:r>
-      <w:r>
-        <w:rPr/>
-        <w:t xml:space="preserve"> — только для администратора;</w:t>
       </w:r>
     </w:p>
     <w:p>
@@ -5306,6 +5197,157 @@
         <w:numPr>
           <w:ilvl w:val="0"/>
           <w:numId w:val="43"/>
+        </w:numPr>
+        <w:rPr/>
+      </w:pPr>
+      <w:r>
+        <w:rPr>
+          <w:b/>
+          <w:bCs/>
+        </w:rPr>
+        <w:t>Проекты</w:t>
+      </w:r>
+      <w:r>
+        <w:rPr/>
+        <w:t xml:space="preserve"> — доступные проекты; щелчок переключает проект, открытый раздел сохраняется;</w:t>
+      </w:r>
+    </w:p>
+    <w:p>
+      <w:pPr>
+        <w:pStyle w:val="Compact"/>
+        <w:numPr>
+          <w:ilvl w:val="0"/>
+          <w:numId w:val="44"/>
+        </w:numPr>
+        <w:rPr/>
+      </w:pPr>
+      <w:r>
+        <w:rPr>
+          <w:b/>
+          <w:bCs/>
+        </w:rPr>
+        <w:t>Данные проекта</w:t>
+      </w:r>
+      <w:r>
+        <w:rPr/>
+        <w:t xml:space="preserve"> — разделы работы с проектом: </w:t>
+      </w:r>
+      <w:r>
+        <w:rPr>
+          <w:b/>
+          <w:bCs/>
+        </w:rPr>
+        <w:t>Дашборд</w:t>
+      </w:r>
+      <w:r>
+        <w:rPr/>
+        <w:t xml:space="preserve"> (число рядом — количество эпиков), </w:t>
+      </w:r>
+      <w:r>
+        <w:rPr>
+          <w:b/>
+          <w:bCs/>
+        </w:rPr>
+        <w:t>Свод по этапам</w:t>
+      </w:r>
+      <w:r>
+        <w:rPr/>
+        <w:t xml:space="preserve">, </w:t>
+      </w:r>
+      <w:r>
+        <w:rPr>
+          <w:b/>
+          <w:bCs/>
+        </w:rPr>
+        <w:t>Данные по датам</w:t>
+      </w:r>
+      <w:r>
+        <w:rPr/>
+        <w:t xml:space="preserve">, </w:t>
+      </w:r>
+      <w:r>
+        <w:rPr>
+          <w:b/>
+          <w:bCs/>
+        </w:rPr>
+        <w:t>Эпики (блоки задач)</w:t>
+      </w:r>
+      <w:r>
+        <w:rPr/>
+        <w:t xml:space="preserve">, </w:t>
+      </w:r>
+      <w:r>
+        <w:rPr>
+          <w:b/>
+          <w:bCs/>
+        </w:rPr>
+        <w:t>Уведомления</w:t>
+      </w:r>
+      <w:r>
+        <w:rPr/>
+        <w:t xml:space="preserve">; руководителю проекта также доступны </w:t>
+      </w:r>
+      <w:r>
+        <w:rPr>
+          <w:b/>
+          <w:bCs/>
+        </w:rPr>
+        <w:t>Настройки проекта</w:t>
+      </w:r>
+      <w:r>
+        <w:rPr/>
+        <w:t xml:space="preserve">, </w:t>
+      </w:r>
+      <w:r>
+        <w:rPr>
+          <w:b/>
+          <w:bCs/>
+        </w:rPr>
+        <w:t>Связь с Jira</w:t>
+      </w:r>
+      <w:r>
+        <w:rPr/>
+        <w:t xml:space="preserve"> и </w:t>
+      </w:r>
+      <w:r>
+        <w:rPr>
+          <w:b/>
+          <w:bCs/>
+        </w:rPr>
+        <w:t>Автозаполнение</w:t>
+      </w:r>
+      <w:r>
+        <w:rPr/>
+        <w:t>;</w:t>
+      </w:r>
+    </w:p>
+    <w:p>
+      <w:pPr>
+        <w:pStyle w:val="Compact"/>
+        <w:numPr>
+          <w:ilvl w:val="0"/>
+          <w:numId w:val="45"/>
+        </w:numPr>
+        <w:rPr/>
+      </w:pPr>
+      <w:r>
+        <w:rPr>
+          <w:b/>
+          <w:bCs/>
+        </w:rPr>
+        <w:t>Администрирование</w:t>
+      </w:r>
+      <w:r>
+        <w:rPr/>
+        <w:t xml:space="preserve"> — только для администратора;</w:t>
+      </w:r>
+    </w:p>
+    <w:p>
+      <w:pPr>
+        <w:pStyle w:val="Compact"/>
+        <w:numPr>
+          <w:ilvl w:val="0"/>
+          <w:numId w:val="46"/>
         </w:numPr>
         <w:rPr/>
       </w:pPr>
@@ -5480,7 +5522,7 @@
         <w:pStyle w:val="Heading2"/>
         <w:rPr/>
       </w:pPr>
-      <w:bookmarkStart w:id="12" w:name="__RefHeading___Toc4147_3868337457"/>
+      <w:bookmarkStart w:id="12" w:name="__RefHeading___Toc4279_916229385"/>
       <w:bookmarkStart w:id="13" w:name="о-программе-и-руководство"/>
       <w:bookmarkEnd w:id="12"/>
       <w:r>
@@ -5502,7 +5544,7 @@
       </w:pPr>
       <w:r>
         <w:rPr/>
-        <w:t>Внизу бокового меню под © указана версия, например «Burndown — версия 1.7.0».</w:t>
+        <w:t>Внизу бокового меню под © указана версия, например «Burndown — версия 1.8.0».</w:t>
       </w:r>
     </w:p>
     <w:p>
@@ -5510,7 +5552,7 @@
         <w:pStyle w:val="Compact"/>
         <w:numPr>
           <w:ilvl w:val="0"/>
-          <w:numId w:val="44"/>
+          <w:numId w:val="47"/>
         </w:numPr>
         <w:rPr/>
       </w:pPr>
@@ -5531,7 +5573,7 @@
         <w:pStyle w:val="Compact"/>
         <w:numPr>
           <w:ilvl w:val="0"/>
-          <w:numId w:val="45"/>
+          <w:numId w:val="48"/>
         </w:numPr>
         <w:rPr/>
       </w:pPr>
@@ -5552,7 +5594,7 @@
         <w:pStyle w:val="Compact"/>
         <w:numPr>
           <w:ilvl w:val="0"/>
-          <w:numId w:val="46"/>
+          <w:numId w:val="49"/>
         </w:numPr>
         <w:rPr/>
       </w:pPr>
@@ -5720,7 +5762,7 @@
         <w:pStyle w:val="Heading2"/>
         <w:rPr/>
       </w:pPr>
-      <w:bookmarkStart w:id="15" w:name="__RefHeading___Toc4149_3868337457"/>
+      <w:bookmarkStart w:id="15" w:name="__RefHeading___Toc4281_916229385"/>
       <w:bookmarkStart w:id="16" w:name="тема-оформления"/>
       <w:bookmarkEnd w:id="15"/>
       <w:r>
@@ -5808,7 +5850,7 @@
         <w:pStyle w:val="Heading2"/>
         <w:rPr/>
       </w:pPr>
-      <w:bookmarkStart w:id="18" w:name="__RefHeading___Toc4151_3868337457"/>
+      <w:bookmarkStart w:id="18" w:name="__RefHeading___Toc4283_916229385"/>
       <w:bookmarkStart w:id="19" w:name="профиль"/>
       <w:bookmarkEnd w:id="18"/>
       <w:r>
@@ -5894,7 +5936,7 @@
         <w:pStyle w:val="Compact"/>
         <w:numPr>
           <w:ilvl w:val="0"/>
-          <w:numId w:val="47"/>
+          <w:numId w:val="50"/>
         </w:numPr>
         <w:rPr/>
       </w:pPr>
@@ -5937,7 +5979,7 @@
         <w:pStyle w:val="Compact"/>
         <w:numPr>
           <w:ilvl w:val="0"/>
-          <w:numId w:val="48"/>
+          <w:numId w:val="51"/>
         </w:numPr>
         <w:rPr/>
       </w:pPr>
@@ -5958,7 +6000,7 @@
         <w:pStyle w:val="Compact"/>
         <w:numPr>
           <w:ilvl w:val="0"/>
-          <w:numId w:val="49"/>
+          <w:numId w:val="52"/>
         </w:numPr>
         <w:rPr/>
       </w:pPr>
@@ -5974,7 +6016,7 @@
         <w:pStyle w:val="Heading1"/>
         <w:rPr/>
       </w:pPr>
-      <w:bookmarkStart w:id="21" w:name="__RefHeading___Toc4153_3868337457"/>
+      <w:bookmarkStart w:id="21" w:name="__RefHeading___Toc4285_916229385"/>
       <w:bookmarkStart w:id="22" w:name="дашборд"/>
       <w:bookmarkEnd w:id="21"/>
       <w:r>
@@ -6004,7 +6046,7 @@
         <w:pStyle w:val="Heading2"/>
         <w:rPr/>
       </w:pPr>
-      <w:bookmarkStart w:id="23" w:name="__RefHeading___Toc4155_3868337457"/>
+      <w:bookmarkStart w:id="23" w:name="__RefHeading___Toc4287_916229385"/>
       <w:bookmarkStart w:id="24" w:name="быстрые-фильтры"/>
       <w:bookmarkEnd w:id="23"/>
       <w:r>
@@ -6080,7 +6122,7 @@
         <w:pStyle w:val="Compact"/>
         <w:numPr>
           <w:ilvl w:val="0"/>
-          <w:numId w:val="50"/>
+          <w:numId w:val="53"/>
         </w:numPr>
         <w:rPr/>
       </w:pPr>
@@ -6101,7 +6143,7 @@
         <w:pStyle w:val="Compact"/>
         <w:numPr>
           <w:ilvl w:val="0"/>
-          <w:numId w:val="51"/>
+          <w:numId w:val="54"/>
         </w:numPr>
         <w:rPr/>
       </w:pPr>
@@ -6176,7 +6218,7 @@
         <w:pStyle w:val="Heading2"/>
         <w:rPr/>
       </w:pPr>
-      <w:bookmarkStart w:id="25" w:name="__RefHeading___Toc4157_3868337457"/>
+      <w:bookmarkStart w:id="25" w:name="__RefHeading___Toc4289_916229385"/>
       <w:bookmarkStart w:id="26" w:name="выводы"/>
       <w:bookmarkEnd w:id="25"/>
       <w:r>
@@ -7687,7 +7729,7 @@
         <w:pStyle w:val="Heading2"/>
         <w:rPr/>
       </w:pPr>
-      <w:bookmarkStart w:id="27" w:name="__RefHeading___Toc4159_3868337457"/>
+      <w:bookmarkStart w:id="27" w:name="__RefHeading___Toc4291_916229385"/>
       <w:bookmarkStart w:id="28" w:name="ключевые-показатели"/>
       <w:bookmarkEnd w:id="27"/>
       <w:r>
@@ -7775,7 +7817,7 @@
         <w:pStyle w:val="Heading2"/>
         <w:rPr/>
       </w:pPr>
-      <w:bookmarkStart w:id="30" w:name="__RefHeading___Toc4161_3868337457"/>
+      <w:bookmarkStart w:id="30" w:name="__RefHeading___Toc4293_916229385"/>
       <w:bookmarkStart w:id="31" w:name="динамика-по-выбранному-эпику"/>
       <w:bookmarkEnd w:id="30"/>
       <w:r>
@@ -8493,7 +8535,7 @@
         <w:pStyle w:val="Heading2"/>
         <w:rPr/>
       </w:pPr>
-      <w:bookmarkStart w:id="33" w:name="__RefHeading___Toc4163_3868337457"/>
+      <w:bookmarkStart w:id="33" w:name="__RefHeading___Toc4295_916229385"/>
       <w:bookmarkStart w:id="34" w:name="графики-по-всем-эпикам"/>
       <w:bookmarkEnd w:id="33"/>
       <w:r>
@@ -8592,7 +8634,7 @@
         <w:pStyle w:val="Heading2"/>
         <w:rPr/>
       </w:pPr>
-      <w:bookmarkStart w:id="36" w:name="__RefHeading___Toc4165_3868337457"/>
+      <w:bookmarkStart w:id="36" w:name="__RefHeading___Toc4297_916229385"/>
       <w:bookmarkStart w:id="37" w:name="сводка-по-эпикам"/>
       <w:bookmarkEnd w:id="36"/>
       <w:r>
@@ -8700,55 +8742,13 @@
         <w:pStyle w:val="Compact"/>
         <w:numPr>
           <w:ilvl w:val="0"/>
-          <w:numId w:val="52"/>
-        </w:numPr>
-        <w:rPr/>
-      </w:pPr>
-      <w:r>
-        <w:rPr/>
-        <w:t>Щелчок по заголовку столбца сортирует таблицу, повторный — меняет направление.</w:t>
-      </w:r>
-    </w:p>
-    <w:p>
-      <w:pPr>
-        <w:pStyle w:val="Compact"/>
-        <w:numPr>
-          <w:ilvl w:val="0"/>
-          <w:numId w:val="53"/>
-        </w:numPr>
-        <w:rPr/>
-      </w:pPr>
-      <w:r>
-        <w:rPr/>
-        <w:t>Отрицательный burn rate выделен красным, рост оценки — оранжевым.</w:t>
-      </w:r>
-    </w:p>
-    <w:p>
-      <w:pPr>
-        <w:pStyle w:val="Compact"/>
-        <w:numPr>
-          <w:ilvl w:val="0"/>
-          <w:numId w:val="54"/>
-        </w:numPr>
-        <w:rPr/>
-      </w:pPr>
-      <w:r>
-        <w:rPr/>
-        <w:t>«не сгорает» в столбце прогноза: остаток не уменьшается, дату завершения спрогнозировать нельзя;</w:t>
-      </w:r>
-    </w:p>
-    <w:p>
-      <w:pPr>
-        <w:pStyle w:val="Compact"/>
-        <w:numPr>
-          <w:ilvl w:val="0"/>
           <w:numId w:val="55"/>
         </w:numPr>
         <w:rPr/>
       </w:pPr>
       <w:r>
         <w:rPr/>
-        <w:t>«&gt; 3 лет»: остаток уменьшается так медленно, что при текущем темпе работы займут больше трёх лет;</w:t>
+        <w:t>Щелчок по заголовку столбца сортирует таблицу, повторный — меняет направление.</w:t>
       </w:r>
     </w:p>
     <w:p>
@@ -8762,7 +8762,7 @@
       </w:pPr>
       <w:r>
         <w:rPr/>
-        <w:t>если остаток эпика уже стал нулевым, прогнозом считается дата первого нулевого замера, а статус — по сравнению этой даты с целью.</w:t>
+        <w:t>Отрицательный burn rate выделен красным, рост оценки — оранжевым.</w:t>
       </w:r>
     </w:p>
     <w:p>
@@ -8774,41 +8774,9 @@
         </w:numPr>
         <w:rPr/>
       </w:pPr>
-      <w:bookmarkStart w:id="38" w:name="сводка-по-эпикам"/>
-      <w:r>
-        <w:rPr/>
-        <w:t>Сданные эпики показаны приглушённым цветом.</w:t>
-      </w:r>
-      <w:bookmarkEnd w:id="38"/>
-    </w:p>
-    <w:p>
-      <w:pPr>
-        <w:pStyle w:val="Heading2"/>
-        <w:rPr/>
-      </w:pPr>
-      <w:bookmarkStart w:id="39" w:name="__RefHeading___Toc4167_3868337457"/>
-      <w:bookmarkStart w:id="40" w:name="прогноз-диапазоном"/>
-      <w:bookmarkEnd w:id="39"/>
-      <w:r>
-        <w:rPr>
-          <w:rStyle w:val="SectionNumber"/>
-        </w:rPr>
-        <w:t>3.7</w:t>
-      </w:r>
-      <w:r>
-        <w:rPr/>
-        <w:tab/>
-        <w:t>Прогноз диапазоном</w:t>
-      </w:r>
-    </w:p>
-    <w:p>
-      <w:pPr>
-        <w:pStyle w:val="FirstParagraph"/>
-        <w:rPr/>
-      </w:pPr>
-      <w:r>
-        <w:rPr/>
-        <w:t>Прогноз «0» — одна дата, а реальная скорость команды меняется от недели к неделе. Поэтому Burndown дополнительно моделирует будущее методом Монте-Карло:</w:t>
+      <w:r>
+        <w:rPr/>
+        <w:t>«не сгорает» в столбце прогноза: остаток не уменьшается, дату завершения спрогнозировать нельзя;</w:t>
       </w:r>
     </w:p>
     <w:p>
@@ -8822,7 +8790,7 @@
       </w:pPr>
       <w:r>
         <w:rPr/>
-        <w:t>Из истории замеров берутся интервалы между соседними замерами — с какой скоростью сгорал остаток и сколько дней длился интервал (с учётом метода burn rate из настроек проекта).</w:t>
+        <w:t>«&gt; 3 лет»: остаток уменьшается так медленно, что при текущем темпе работы займут больше трёх лет;</w:t>
       </w:r>
     </w:p>
     <w:p>
@@ -8836,7 +8804,7 @@
       </w:pPr>
       <w:r>
         <w:rPr/>
-        <w:t>2000 раз «проигрывается» будущее: интервалы выбираются случайно, чаще — более длинные, пока остаток не дойдёт до нуля.</w:t>
+        <w:t>если остаток эпика уже стал нулевым, прогнозом считается дата первого нулевого замера, а статус — по сравнению этой даты с целью.</w:t>
       </w:r>
     </w:p>
     <w:p>
@@ -8845,6 +8813,80 @@
         <w:numPr>
           <w:ilvl w:val="0"/>
           <w:numId w:val="60"/>
+        </w:numPr>
+        <w:rPr/>
+      </w:pPr>
+      <w:bookmarkStart w:id="38" w:name="сводка-по-эпикам"/>
+      <w:r>
+        <w:rPr/>
+        <w:t>Сданные эпики показаны приглушённым цветом.</w:t>
+      </w:r>
+      <w:bookmarkEnd w:id="38"/>
+    </w:p>
+    <w:p>
+      <w:pPr>
+        <w:pStyle w:val="Heading2"/>
+        <w:rPr/>
+      </w:pPr>
+      <w:bookmarkStart w:id="39" w:name="__RefHeading___Toc4299_916229385"/>
+      <w:bookmarkStart w:id="40" w:name="прогноз-диапазоном"/>
+      <w:bookmarkEnd w:id="39"/>
+      <w:r>
+        <w:rPr>
+          <w:rStyle w:val="SectionNumber"/>
+        </w:rPr>
+        <w:t>3.7</w:t>
+      </w:r>
+      <w:r>
+        <w:rPr/>
+        <w:tab/>
+        <w:t>Прогноз диапазоном</w:t>
+      </w:r>
+    </w:p>
+    <w:p>
+      <w:pPr>
+        <w:pStyle w:val="FirstParagraph"/>
+        <w:rPr/>
+      </w:pPr>
+      <w:r>
+        <w:rPr/>
+        <w:t>Прогноз «0» — одна дата, а реальная скорость команды меняется от недели к неделе. Поэтому Burndown дополнительно моделирует будущее методом Монте-Карло:</w:t>
+      </w:r>
+    </w:p>
+    <w:p>
+      <w:pPr>
+        <w:pStyle w:val="Compact"/>
+        <w:numPr>
+          <w:ilvl w:val="0"/>
+          <w:numId w:val="61"/>
+        </w:numPr>
+        <w:rPr/>
+      </w:pPr>
+      <w:r>
+        <w:rPr/>
+        <w:t>Из истории замеров берутся интервалы между соседними замерами — с какой скоростью сгорал остаток и сколько дней длился интервал (с учётом метода burn rate из настроек проекта).</w:t>
+      </w:r>
+    </w:p>
+    <w:p>
+      <w:pPr>
+        <w:pStyle w:val="Compact"/>
+        <w:numPr>
+          <w:ilvl w:val="0"/>
+          <w:numId w:val="62"/>
+        </w:numPr>
+        <w:rPr/>
+      </w:pPr>
+      <w:r>
+        <w:rPr/>
+        <w:t>2000 раз «проигрывается» будущее: интервалы выбираются случайно, чаще — более длинные, пока остаток не дойдёт до нуля.</w:t>
+      </w:r>
+    </w:p>
+    <w:p>
+      <w:pPr>
+        <w:pStyle w:val="Compact"/>
+        <w:numPr>
+          <w:ilvl w:val="0"/>
+          <w:numId w:val="63"/>
         </w:numPr>
         <w:rPr/>
       </w:pPr>
@@ -9398,7 +9440,7 @@
         <w:pStyle w:val="Heading2"/>
         <w:rPr/>
       </w:pPr>
-      <w:bookmarkStart w:id="41" w:name="__RefHeading___Toc4169_3868337457"/>
+      <w:bookmarkStart w:id="41" w:name="__RefHeading___Toc4301_916229385"/>
       <w:bookmarkStart w:id="42" w:name="дрейф-прогноза"/>
       <w:bookmarkEnd w:id="41"/>
       <w:r>
@@ -9879,7 +9921,7 @@
         <w:pStyle w:val="Heading2"/>
         <w:rPr/>
       </w:pPr>
-      <w:bookmarkStart w:id="43" w:name="__RefHeading___Toc4171_3868337457"/>
+      <w:bookmarkStart w:id="43" w:name="__RefHeading___Toc4303_916229385"/>
       <w:bookmarkStart w:id="44" w:name="таблица-burn-rate"/>
       <w:bookmarkEnd w:id="43"/>
       <w:r>
@@ -10000,7 +10042,7 @@
         <w:pStyle w:val="Heading1"/>
         <w:rPr/>
       </w:pPr>
-      <w:bookmarkStart w:id="45" w:name="__RefHeading___Toc4173_3868337457"/>
+      <w:bookmarkStart w:id="45" w:name="__RefHeading___Toc4305_916229385"/>
       <w:bookmarkStart w:id="46" w:name="свод-по-этапам"/>
       <w:bookmarkEnd w:id="45"/>
       <w:r>
@@ -10030,7 +10072,7 @@
         <w:pStyle w:val="Heading2"/>
         <w:rPr/>
       </w:pPr>
-      <w:bookmarkStart w:id="47" w:name="__RefHeading___Toc4175_3868337457"/>
+      <w:bookmarkStart w:id="47" w:name="__RefHeading___Toc4307_916229385"/>
       <w:bookmarkStart w:id="48" w:name="выводы-по-этапам"/>
       <w:bookmarkEnd w:id="47"/>
       <w:r>
@@ -10214,7 +10256,7 @@
         <w:pStyle w:val="Heading2"/>
         <w:rPr/>
       </w:pPr>
-      <w:bookmarkStart w:id="49" w:name="__RefHeading___Toc4177_3868337457"/>
+      <w:bookmarkStart w:id="49" w:name="__RefHeading___Toc4309_916229385"/>
       <w:bookmarkStart w:id="50" w:name="график-этапа"/>
       <w:bookmarkEnd w:id="49"/>
       <w:r>
@@ -10330,7 +10372,7 @@
         <w:pStyle w:val="Heading2"/>
         <w:rPr/>
       </w:pPr>
-      <w:bookmarkStart w:id="51" w:name="__RefHeading___Toc4179_3868337457"/>
+      <w:bookmarkStart w:id="51" w:name="__RefHeading___Toc4311_916229385"/>
       <w:bookmarkStart w:id="52" w:name="задачи-jira-по-этапам-и-по-проекту"/>
       <w:bookmarkEnd w:id="51"/>
       <w:r>
@@ -10527,7 +10569,7 @@
         <w:pStyle w:val="Heading2"/>
         <w:rPr/>
       </w:pPr>
-      <w:bookmarkStart w:id="54" w:name="__RefHeading___Toc4181_3868337457"/>
+      <w:bookmarkStart w:id="54" w:name="__RefHeading___Toc4313_916229385"/>
       <w:bookmarkStart w:id="55" w:name="сводка-и-burn-rate-по-этапам"/>
       <w:bookmarkEnd w:id="54"/>
       <w:r>
@@ -10617,7 +10659,7 @@
         <w:pStyle w:val="Heading1"/>
         <w:rPr/>
       </w:pPr>
-      <w:bookmarkStart w:id="58" w:name="__RefHeading___Toc4183_3868337457"/>
+      <w:bookmarkStart w:id="58" w:name="__RefHeading___Toc4315_916229385"/>
       <w:bookmarkStart w:id="59" w:name="данные-по-датам"/>
       <w:bookmarkEnd w:id="58"/>
       <w:r>
@@ -10647,7 +10689,7 @@
         <w:pStyle w:val="Heading2"/>
         <w:rPr/>
       </w:pPr>
-      <w:bookmarkStart w:id="60" w:name="__RefHeading___Toc4185_3868337457"/>
+      <w:bookmarkStart w:id="60" w:name="__RefHeading___Toc4317_916229385"/>
       <w:bookmarkStart w:id="61" w:name="таблица-замеров"/>
       <w:bookmarkEnd w:id="60"/>
       <w:r>
@@ -10723,7 +10765,7 @@
         <w:pStyle w:val="Compact"/>
         <w:numPr>
           <w:ilvl w:val="0"/>
-          <w:numId w:val="61"/>
+          <w:numId w:val="64"/>
         </w:numPr>
         <w:rPr/>
       </w:pPr>
@@ -10741,77 +10783,6 @@
       <w:r>
         <w:rPr/>
         <w:t>.</w:t>
-      </w:r>
-    </w:p>
-    <w:p>
-      <w:pPr>
-        <w:pStyle w:val="Compact"/>
-        <w:numPr>
-          <w:ilvl w:val="0"/>
-          <w:numId w:val="62"/>
-        </w:numPr>
-        <w:rPr/>
-      </w:pPr>
-      <w:r>
-        <w:rPr/>
-        <w:t xml:space="preserve">Нажмите </w:t>
-      </w:r>
-      <w:r>
-        <w:rPr>
-          <w:b/>
-          <w:bCs/>
-        </w:rPr>
-        <w:t>+ Новая дата</w:t>
-      </w:r>
-      <w:r>
-        <w:rPr/>
-        <w:t xml:space="preserve"> — появится строка с сегодняшней датой (если последний замер сделан сегодня или позже — со следующим днём).</w:t>
-      </w:r>
-    </w:p>
-    <w:p>
-      <w:pPr>
-        <w:pStyle w:val="Compact"/>
-        <w:numPr>
-          <w:ilvl w:val="0"/>
-          <w:numId w:val="63"/>
-        </w:numPr>
-        <w:rPr/>
-      </w:pPr>
-      <w:r>
-        <w:rPr/>
-        <w:t>Заполните остаток, затраченное время и оценку.</w:t>
-      </w:r>
-    </w:p>
-    <w:p>
-      <w:pPr>
-        <w:pStyle w:val="Compact"/>
-        <w:numPr>
-          <w:ilvl w:val="0"/>
-          <w:numId w:val="64"/>
-        </w:numPr>
-        <w:rPr/>
-      </w:pPr>
-      <w:r>
-        <w:rPr>
-          <w:b/>
-          <w:bCs/>
-        </w:rPr>
-        <w:t>Enter</w:t>
-      </w:r>
-      <w:r>
-        <w:rPr/>
-        <w:t xml:space="preserve"> переводит к тому же полю в следующей строке, </w:t>
-      </w:r>
-      <w:r>
-        <w:rPr>
-          <w:b/>
-          <w:bCs/>
-        </w:rPr>
-        <w:t>Shift+Enter</w:t>
-      </w:r>
-      <w:r>
-        <w:rPr/>
-        <w:t xml:space="preserve"> — в предыдущей: удобно заполнять столбец целиком.</w:t>
       </w:r>
     </w:p>
     <w:p>
@@ -10825,7 +10796,18 @@
       </w:pPr>
       <w:r>
         <w:rPr/>
-        <w:t>Значения — числа не меньше 0, дробные допускаются (214,34). Пустое поле — значение не измерялось.</w:t>
+        <w:t xml:space="preserve">Нажмите </w:t>
+      </w:r>
+      <w:r>
+        <w:rPr>
+          <w:b/>
+          <w:bCs/>
+        </w:rPr>
+        <w:t>+ Новая дата</w:t>
+      </w:r>
+      <w:r>
+        <w:rPr/>
+        <w:t xml:space="preserve"> — появится строка с сегодняшней датой (если последний замер сделан сегодня или позже — со следующим днём).</w:t>
       </w:r>
     </w:p>
     <w:p>
@@ -10839,7 +10821,7 @@
       </w:pPr>
       <w:r>
         <w:rPr/>
-        <w:t>На одну дату у эпика один замер: при выборе занятой даты появится сообщение, и дата вернётся к прежней.</w:t>
+        <w:t>Заполните остаток, затраченное время и оценку.</w:t>
       </w:r>
     </w:p>
     <w:p>
@@ -10851,6 +10833,66 @@
         </w:numPr>
         <w:rPr/>
       </w:pPr>
+      <w:r>
+        <w:rPr>
+          <w:b/>
+          <w:bCs/>
+        </w:rPr>
+        <w:t>Enter</w:t>
+      </w:r>
+      <w:r>
+        <w:rPr/>
+        <w:t xml:space="preserve"> переводит к тому же полю в следующей строке, </w:t>
+      </w:r>
+      <w:r>
+        <w:rPr>
+          <w:b/>
+          <w:bCs/>
+        </w:rPr>
+        <w:t>Shift+Enter</w:t>
+      </w:r>
+      <w:r>
+        <w:rPr/>
+        <w:t xml:space="preserve"> — в предыдущей: удобно заполнять столбец целиком.</w:t>
+      </w:r>
+    </w:p>
+    <w:p>
+      <w:pPr>
+        <w:pStyle w:val="Compact"/>
+        <w:numPr>
+          <w:ilvl w:val="0"/>
+          <w:numId w:val="68"/>
+        </w:numPr>
+        <w:rPr/>
+      </w:pPr>
+      <w:r>
+        <w:rPr/>
+        <w:t>Значения — числа не меньше 0, дробные допускаются (214,34). Пустое поле — значение не измерялось.</w:t>
+      </w:r>
+    </w:p>
+    <w:p>
+      <w:pPr>
+        <w:pStyle w:val="Compact"/>
+        <w:numPr>
+          <w:ilvl w:val="0"/>
+          <w:numId w:val="69"/>
+        </w:numPr>
+        <w:rPr/>
+      </w:pPr>
+      <w:r>
+        <w:rPr/>
+        <w:t>На одну дату у эпика один замер: при выборе занятой даты появится сообщение, и дата вернётся к прежней.</w:t>
+      </w:r>
+    </w:p>
+    <w:p>
+      <w:pPr>
+        <w:pStyle w:val="Compact"/>
+        <w:numPr>
+          <w:ilvl w:val="0"/>
+          <w:numId w:val="70"/>
+        </w:numPr>
+        <w:rPr/>
+      </w:pPr>
       <w:bookmarkStart w:id="62" w:name="таблица-замеров"/>
       <w:r>
         <w:rPr/>
@@ -10863,7 +10905,7 @@
         <w:pStyle w:val="Heading2"/>
         <w:rPr/>
       </w:pPr>
-      <w:bookmarkStart w:id="63" w:name="__RefHeading___Toc4187_3868337457"/>
+      <w:bookmarkStart w:id="63" w:name="__RefHeading___Toc4319_916229385"/>
       <w:bookmarkStart w:id="64" w:name="замер-по-всем-эпикам"/>
       <w:bookmarkEnd w:id="63"/>
       <w:r>
@@ -10960,7 +11002,7 @@
         <w:pStyle w:val="Compact"/>
         <w:numPr>
           <w:ilvl w:val="0"/>
-          <w:numId w:val="68"/>
+          <w:numId w:val="71"/>
         </w:numPr>
         <w:rPr/>
       </w:pPr>
@@ -10985,7 +11027,7 @@
         <w:pStyle w:val="Compact"/>
         <w:numPr>
           <w:ilvl w:val="0"/>
-          <w:numId w:val="69"/>
+          <w:numId w:val="72"/>
         </w:numPr>
         <w:rPr/>
       </w:pPr>
@@ -11010,7 +11052,7 @@
         <w:pStyle w:val="Compact"/>
         <w:numPr>
           <w:ilvl w:val="0"/>
-          <w:numId w:val="70"/>
+          <w:numId w:val="73"/>
         </w:numPr>
         <w:rPr/>
       </w:pPr>
@@ -11036,7 +11078,7 @@
         <w:pStyle w:val="Heading2"/>
         <w:rPr/>
       </w:pPr>
-      <w:bookmarkStart w:id="65" w:name="__RefHeading___Toc4189_3868337457"/>
+      <w:bookmarkStart w:id="65" w:name="__RefHeading___Toc4321_916229385"/>
       <w:bookmarkStart w:id="66" w:name="удаление-замера"/>
       <w:bookmarkEnd w:id="65"/>
       <w:r>
@@ -11126,7 +11168,7 @@
         <w:pStyle w:val="Heading1"/>
         <w:rPr/>
       </w:pPr>
-      <w:bookmarkStart w:id="69" w:name="__RefHeading___Toc4191_3868337457"/>
+      <w:bookmarkStart w:id="69" w:name="__RefHeading___Toc4323_916229385"/>
       <w:bookmarkStart w:id="70" w:name="эпики-блоки-задач"/>
       <w:bookmarkEnd w:id="69"/>
       <w:r>
@@ -11828,7 +11870,7 @@
         <w:pStyle w:val="Heading1"/>
         <w:rPr/>
       </w:pPr>
-      <w:bookmarkStart w:id="71" w:name="__RefHeading___Toc4193_3868337457"/>
+      <w:bookmarkStart w:id="71" w:name="__RefHeading___Toc4325_916229385"/>
       <w:bookmarkStart w:id="72" w:name="портфель-проектов"/>
       <w:bookmarkEnd w:id="71"/>
       <w:r>
@@ -12468,7 +12510,7 @@
         <w:pStyle w:val="Heading1"/>
         <w:rPr/>
       </w:pPr>
-      <w:bookmarkStart w:id="73" w:name="__RefHeading___Toc4195_3868337457"/>
+      <w:bookmarkStart w:id="73" w:name="__RefHeading___Toc4327_916229385"/>
       <w:bookmarkStart w:id="74" w:name="настройки-проекта"/>
       <w:bookmarkEnd w:id="73"/>
       <w:r>
@@ -12502,7 +12544,7 @@
         <w:rPr/>
         <w:drawing>
           <wp:inline distT="0" distB="0" distL="0" distR="0">
-            <wp:extent cx="5334000" cy="7468870"/>
+            <wp:extent cx="5334000" cy="7722870"/>
             <wp:effectExtent l="0" t="0" r="0" b="0"/>
             <wp:docPr id="30" name="Image30" descr="Настройки проекта и справка по расчёту метрик"/>
             <wp:cNvGraphicFramePr>
@@ -12526,7 +12568,7 @@
                   <pic:spPr bwMode="auto">
                     <a:xfrm>
                       <a:off x="0" y="0"/>
-                      <a:ext cx="5334000" cy="7468870"/>
+                      <a:ext cx="5334000" cy="7722870"/>
                     </a:xfrm>
                     <a:prstGeom prst="rect">
                       <a:avLst/>
@@ -13078,7 +13120,40 @@
       </w:r>
       <w:r>
         <w:rPr/>
-        <w:t xml:space="preserve"> переводит прогноз, burn rate, шанс успеть и нужный темп на рабочие дни: работа идёт с понедельника по пятницу, кроме праздников, а в объявленные рабочими субботы и воскресенья — идёт. Это делает прогноз точнее на длинных праздниках: десять новогодних выходных не «съедают» десять дней работы. Праздники и рабочие выходные вводятся в полях ниже — по одной дате или диапазону в строке, например </w:t>
+        <w:t xml:space="preserve"> переводит прогноз, burn rate, шанс успеть и нужный темп на рабочие дни: работа идёт с понедельника по пятницу, кроме праздников, а в объявленные рабочими субботы и воскресенья — идёт. Это делает прогноз точнее на длинных праздниках: десять новогодних выходных не «съедают» десять дней работы. Праздники РФ и переносы выходных уже есть в общем </w:t>
+      </w:r>
+      <w:r>
+        <w:rPr>
+          <w:b/>
+          <w:bCs/>
+        </w:rPr>
+        <w:t>производственном календаре</w:t>
+      </w:r>
+      <w:r>
+        <w:rPr/>
+        <w:t xml:space="preserve">, который ведёт администратор, — вводить их не нужно. В полях </w:t>
+      </w:r>
+      <w:r>
+        <w:rPr>
+          <w:b/>
+          <w:bCs/>
+        </w:rPr>
+        <w:t>Дополнительные праздники проекта</w:t>
+      </w:r>
+      <w:r>
+        <w:rPr/>
+        <w:t xml:space="preserve"> и </w:t>
+      </w:r>
+      <w:r>
+        <w:rPr>
+          <w:b/>
+          <w:bCs/>
+        </w:rPr>
+        <w:t>Дополнительные рабочие выходные проекта</w:t>
+      </w:r>
+      <w:r>
+        <w:rPr/>
+        <w:t xml:space="preserve"> указываются только даты, особые для этого проекта (например, корпоративный выходной), — по одной дате или диапазону в строке, например </w:t>
       </w:r>
       <w:r>
         <w:rPr>
@@ -13796,7 +13871,7 @@
         <w:pStyle w:val="Heading2"/>
         <w:rPr/>
       </w:pPr>
-      <w:bookmarkStart w:id="75" w:name="__RefHeading___Toc4197_3868337457"/>
+      <w:bookmarkStart w:id="75" w:name="__RefHeading___Toc4329_916229385"/>
       <w:bookmarkEnd w:id="75"/>
       <w:r>
         <w:rPr>
@@ -13894,7 +13969,7 @@
         <w:pStyle w:val="Heading1"/>
         <w:rPr/>
       </w:pPr>
-      <w:bookmarkStart w:id="77" w:name="__RefHeading___Toc4199_3868337457"/>
+      <w:bookmarkStart w:id="77" w:name="__RefHeading___Toc4331_916229385"/>
       <w:bookmarkStart w:id="78" w:name="связь-с-jira"/>
       <w:bookmarkEnd w:id="77"/>
       <w:r>
@@ -13916,7 +13991,18 @@
       </w:pPr>
       <w:r>
         <w:rPr/>
-        <w:t>Связь с Jira избавляет от ручного переноса цифр: Burndown сам суммирует оставшееся время, затраченное время и оценку по задачам Jira, которые вы сопоставили с эпиками проекта. Работа состоит из трёх шагов:</w:t>
+        <w:t xml:space="preserve">Связь с Jira избавляет от ручного переноса цифр: Burndown сам суммирует оставшееся время, затраченное время и оценку по задачам Jira, которые вы сопоставили с эпиками проекта, а список эпиков, их целевые даты и признак «Сдано» может брать из Jira. Быстрее всего подключить проект </w:t>
+      </w:r>
+      <w:r>
+        <w:rPr>
+          <w:b/>
+          <w:bCs/>
+        </w:rPr>
+        <w:t>мастером подключения</w:t>
+      </w:r>
+      <w:r>
+        <w:rPr/>
+        <w:t xml:space="preserve"> (см. «Мастер подключения проекта»): он сделает всё за один проход. Вручную работа состоит из трёх шагов:</w:t>
       </w:r>
     </w:p>
     <w:p>
@@ -13924,7 +14010,7 @@
         <w:pStyle w:val="Compact"/>
         <w:numPr>
           <w:ilvl w:val="0"/>
-          <w:numId w:val="71"/>
+          <w:numId w:val="74"/>
         </w:numPr>
         <w:rPr/>
       </w:pPr>
@@ -13945,7 +14031,7 @@
         <w:pStyle w:val="Compact"/>
         <w:numPr>
           <w:ilvl w:val="0"/>
-          <w:numId w:val="72"/>
+          <w:numId w:val="75"/>
         </w:numPr>
         <w:rPr/>
       </w:pPr>
@@ -13966,7 +14052,7 @@
         <w:pStyle w:val="Compact"/>
         <w:numPr>
           <w:ilvl w:val="0"/>
-          <w:numId w:val="73"/>
+          <w:numId w:val="76"/>
         </w:numPr>
         <w:rPr/>
       </w:pPr>
@@ -14019,7 +14105,7 @@
         <w:pStyle w:val="Heading2"/>
         <w:rPr/>
       </w:pPr>
-      <w:bookmarkStart w:id="79" w:name="__RefHeading___Toc4201_3868337457"/>
+      <w:bookmarkStart w:id="79" w:name="__RefHeading___Toc4333_916229385"/>
       <w:bookmarkStart w:id="80" w:name="подключение-к-jira"/>
       <w:bookmarkEnd w:id="79"/>
       <w:r>
@@ -14053,7 +14139,7 @@
         <w:rPr/>
         <w:drawing>
           <wp:inline distT="0" distB="0" distL="0" distR="0">
-            <wp:extent cx="5334000" cy="724535"/>
+            <wp:extent cx="5334000" cy="1337945"/>
             <wp:effectExtent l="0" t="0" r="0" b="0"/>
             <wp:docPr id="32" name="Image32" descr="Состояние подключения к Jira в проекте"/>
             <wp:cNvGraphicFramePr>
@@ -14077,7 +14163,7 @@
                   <pic:spPr bwMode="auto">
                     <a:xfrm>
                       <a:off x="0" y="0"/>
-                      <a:ext cx="5334000" cy="724535"/>
+                      <a:ext cx="5334000" cy="1337945"/>
                     </a:xfrm>
                     <a:prstGeom prst="rect">
                       <a:avLst/>
@@ -14134,8 +14220,8 @@
         <w:pStyle w:val="Heading2"/>
         <w:rPr/>
       </w:pPr>
-      <w:bookmarkStart w:id="81" w:name="__RefHeading___Toc4203_3868337457"/>
-      <w:bookmarkStart w:id="82" w:name="кнопка-среза-структура-и-задачи"/>
+      <w:bookmarkStart w:id="81" w:name="__RefHeading___Toc4335_916229385"/>
+      <w:bookmarkStart w:id="82" w:name="мастер-подключения-проекта"/>
       <w:bookmarkEnd w:id="81"/>
       <w:r>
         <w:rPr>
@@ -14146,7 +14232,7 @@
       <w:r>
         <w:rPr/>
         <w:tab/>
-        <w:t>Кнопка среза: структура и задачи</w:t>
+        <w:t>Мастер подключения проекта</w:t>
       </w:r>
     </w:p>
     <w:p>
@@ -14156,18 +14242,29 @@
       </w:pPr>
       <w:r>
         <w:rPr/>
-        <w:t xml:space="preserve">Кнопка связывает эпики проекта с задачами Jira. Кнопок может быть несколько — например, по разным структурам или для разных групп эпиков. Нажмите </w:t>
+        <w:t xml:space="preserve">Когда подключение к Jira настроено, в разделе «Связь с Jira» есть блок </w:t>
       </w:r>
       <w:r>
         <w:rPr>
           <w:b/>
           <w:bCs/>
         </w:rPr>
-        <w:t>+ Новая кнопка</w:t>
-      </w:r>
-      <w:r>
-        <w:rPr/>
-        <w:t xml:space="preserve"> в блоке «Кнопки среза из Structure».</w:t>
+        <w:t>Мастер подключения проекта</w:t>
+      </w:r>
+      <w:r>
+        <w:rPr/>
+        <w:t xml:space="preserve"> с кнопкой </w:t>
+      </w:r>
+      <w:r>
+        <w:rPr>
+          <w:b/>
+          <w:bCs/>
+        </w:rPr>
+        <w:t>Запустить мастер</w:t>
+      </w:r>
+      <w:r>
+        <w:rPr/>
+        <w:t>. Мастер подключает проект к Jira за четыре шага — даже пустой проект, где ещё нет ни одного эпика.</w:t>
       </w:r>
     </w:p>
     <w:p>
@@ -14179,9 +14276,9 @@
         <w:rPr/>
         <w:drawing>
           <wp:inline distT="0" distB="0" distL="0" distR="0">
-            <wp:extent cx="5334000" cy="4622800"/>
+            <wp:extent cx="3733800" cy="3404235"/>
             <wp:effectExtent l="0" t="0" r="0" b="0"/>
-            <wp:docPr id="33" name="Image33" descr="Редактор кнопки среза"/>
+            <wp:docPr id="33" name="Image33" descr="Мастер подключения: откуда брать эпики"/>
             <wp:cNvGraphicFramePr>
               <a:graphicFrameLocks xmlns:a="http://schemas.openxmlformats.org/drawingml/2006/main" noChangeAspect="1"/>
             </wp:cNvGraphicFramePr>
@@ -14189,13 +14286,628 @@
               <a:graphicData uri="http://schemas.openxmlformats.org/drawingml/2006/picture">
                 <pic:pic xmlns:pic="http://schemas.openxmlformats.org/drawingml/2006/picture">
                   <pic:nvPicPr>
-                    <pic:cNvPr id="33" name="Image33" descr="Редактор кнопки среза"/>
+                    <pic:cNvPr id="33" name="Image33" descr="Мастер подключения: откуда брать эпики"/>
                     <pic:cNvPicPr>
                       <a:picLocks noChangeAspect="1" noChangeArrowheads="1"/>
                     </pic:cNvPicPr>
                   </pic:nvPicPr>
                   <pic:blipFill>
                     <a:blip r:embed="rId34"/>
+                    <a:stretch>
+                      <a:fillRect/>
+                    </a:stretch>
+                  </pic:blipFill>
+                  <pic:spPr bwMode="auto">
+                    <a:xfrm>
+                      <a:off x="0" y="0"/>
+                      <a:ext cx="3733800" cy="3404235"/>
+                    </a:xfrm>
+                    <a:prstGeom prst="rect">
+                      <a:avLst/>
+                    </a:prstGeom>
+                  </pic:spPr>
+                </pic:pic>
+              </a:graphicData>
+            </a:graphic>
+          </wp:inline>
+        </w:drawing>
+      </w:r>
+    </w:p>
+    <w:p>
+      <w:pPr>
+        <w:pStyle w:val="ImageCaption"/>
+        <w:rPr/>
+      </w:pPr>
+      <w:r>
+        <w:rPr/>
+        <w:t>Мастер подключения: откуда брать эпики</w:t>
+      </w:r>
+    </w:p>
+    <w:p>
+      <w:pPr>
+        <w:pStyle w:val="Compact"/>
+        <w:numPr>
+          <w:ilvl w:val="0"/>
+          <w:numId w:val="77"/>
+        </w:numPr>
+        <w:rPr/>
+      </w:pPr>
+      <w:r>
+        <w:rPr>
+          <w:b/>
+          <w:bCs/>
+        </w:rPr>
+        <w:t>Откуда эпики.</w:t>
+      </w:r>
+      <w:r>
+        <w:rPr/>
+        <w:t xml:space="preserve"> Выберите структуру Jira и уровень, на котором в ней лежат эпики: </w:t>
+      </w:r>
+      <w:r>
+        <w:rPr>
+          <w:b/>
+          <w:bCs/>
+        </w:rPr>
+        <w:t>Задачи верхнего уровня</w:t>
+      </w:r>
+      <w:r>
+        <w:rPr/>
+        <w:t xml:space="preserve"> или </w:t>
+      </w:r>
+      <w:r>
+        <w:rPr>
+          <w:b/>
+          <w:bCs/>
+        </w:rPr>
+        <w:t>Задачи второго уровня</w:t>
+      </w:r>
+      <w:r>
+        <w:rPr/>
+        <w:t xml:space="preserve"> — тогда задачи верхнего уровня станут этапами эпиков. Без плагина Structure выберите </w:t>
+      </w:r>
+      <w:r>
+        <w:rPr>
+          <w:b/>
+          <w:bCs/>
+        </w:rPr>
+        <w:t>Без структуры</w:t>
+      </w:r>
+      <w:r>
+        <w:rPr/>
+        <w:t xml:space="preserve"> и введите запрос JQL, например </w:t>
+      </w:r>
+      <w:r>
+        <w:rPr>
+          <w:rStyle w:val="VerbatimChar"/>
+        </w:rPr>
+        <w:t>project = ABC AND issuetype = Epic AND resolution = Unresolved</w:t>
+      </w:r>
+      <w:r>
+        <w:rPr/>
+        <w:t xml:space="preserve">. Укажите этап для новых эпиков (если этапы не берутся из структуры), откуда брать </w:t>
+      </w:r>
+      <w:r>
+        <w:rPr>
+          <w:b/>
+          <w:bCs/>
+        </w:rPr>
+        <w:t>целевую дату</w:t>
+      </w:r>
+      <w:r>
+        <w:rPr/>
+        <w:t xml:space="preserve"> — из срока задачи (Due date) или из даты выпуска её версии (Fix version) — и отметьте, нужно ли ставить «Сдано», когда задача в Jira закрыта.</w:t>
+      </w:r>
+    </w:p>
+    <w:p>
+      <w:pPr>
+        <w:pStyle w:val="Compact"/>
+        <w:numPr>
+          <w:ilvl w:val="0"/>
+          <w:numId w:val="78"/>
+        </w:numPr>
+        <w:rPr/>
+      </w:pPr>
+      <w:r>
+        <w:rPr>
+          <w:b/>
+          <w:bCs/>
+        </w:rPr>
+        <w:t>Эпики.</w:t>
+      </w:r>
+      <w:r>
+        <w:rPr/>
+        <w:t xml:space="preserve"> Мастер показывает найденные задачи-эпики с этапом, целевой датой и статусом в Jira. Снимите флажки с тех, которые не нужны. Эпики, уже связанные с проектом, помечены «в проекте» — они не дублируются, а связываются с новой кнопкой.</w:t>
+      </w:r>
+    </w:p>
+    <w:p>
+      <w:pPr>
+        <w:pStyle w:val="CaptionedFigure"/>
+        <w:rPr/>
+      </w:pPr>
+      <w:r>
+        <w:rPr/>
+        <w:drawing>
+          <wp:inline distT="0" distB="0" distL="0" distR="0">
+            <wp:extent cx="3733800" cy="2997835"/>
+            <wp:effectExtent l="0" t="0" r="0" b="0"/>
+            <wp:docPr id="34" name="Image34" descr="Мастер подключения: выбор эпиков"/>
+            <wp:cNvGraphicFramePr>
+              <a:graphicFrameLocks xmlns:a="http://schemas.openxmlformats.org/drawingml/2006/main" noChangeAspect="1"/>
+            </wp:cNvGraphicFramePr>
+            <a:graphic xmlns:a="http://schemas.openxmlformats.org/drawingml/2006/main">
+              <a:graphicData uri="http://schemas.openxmlformats.org/drawingml/2006/picture">
+                <pic:pic xmlns:pic="http://schemas.openxmlformats.org/drawingml/2006/picture">
+                  <pic:nvPicPr>
+                    <pic:cNvPr id="34" name="Image34" descr="Мастер подключения: выбор эпиков"/>
+                    <pic:cNvPicPr>
+                      <a:picLocks noChangeAspect="1" noChangeArrowheads="1"/>
+                    </pic:cNvPicPr>
+                  </pic:nvPicPr>
+                  <pic:blipFill>
+                    <a:blip r:embed="rId35"/>
+                    <a:stretch>
+                      <a:fillRect/>
+                    </a:stretch>
+                  </pic:blipFill>
+                  <pic:spPr bwMode="auto">
+                    <a:xfrm>
+                      <a:off x="0" y="0"/>
+                      <a:ext cx="3733800" cy="2997835"/>
+                    </a:xfrm>
+                    <a:prstGeom prst="rect">
+                      <a:avLst/>
+                    </a:prstGeom>
+                  </pic:spPr>
+                </pic:pic>
+              </a:graphicData>
+            </a:graphic>
+          </wp:inline>
+        </w:drawing>
+      </w:r>
+    </w:p>
+    <w:p>
+      <w:pPr>
+        <w:pStyle w:val="ImageCaption"/>
+        <w:rPr/>
+      </w:pPr>
+      <w:r>
+        <w:rPr/>
+        <w:t>Мастер подключения: выбор эпиков</w:t>
+      </w:r>
+    </w:p>
+    <w:p>
+      <w:pPr>
+        <w:pStyle w:val="Compact"/>
+        <w:numPr>
+          <w:ilvl w:val="0"/>
+          <w:numId w:val="79"/>
+        </w:numPr>
+        <w:rPr/>
+      </w:pPr>
+      <w:r>
+        <w:rPr>
+          <w:b/>
+          <w:bCs/>
+        </w:rPr>
+        <w:t>Замеры и расписание.</w:t>
+      </w:r>
+      <w:r>
+        <w:rPr/>
+        <w:t xml:space="preserve"> Выберите, за сколько недель восстановить историю по журналу изменений Jira, включите автозаполнение по расписанию (дни недели, время, часовой пояс) и автоматическую сверку эпиков с Jira перед каждым автозаполнением.</w:t>
+      </w:r>
+    </w:p>
+    <w:p>
+      <w:pPr>
+        <w:pStyle w:val="Compact"/>
+        <w:numPr>
+          <w:ilvl w:val="0"/>
+          <w:numId w:val="14"/>
+        </w:numPr>
+        <w:rPr/>
+      </w:pPr>
+      <w:r>
+        <w:rPr>
+          <w:b/>
+          <w:bCs/>
+        </w:rPr>
+        <w:t>Готово.</w:t>
+      </w:r>
+      <w:r>
+        <w:rPr/>
+        <w:t xml:space="preserve"> Мастер создаёт эпики и кнопку среза, сохраняет замер на сегодня, запускает восстановление истории (прогресс виден в окне) и включает расписание. </w:t>
+      </w:r>
+      <w:r>
+        <w:rPr>
+          <w:b/>
+          <w:bCs/>
+        </w:rPr>
+        <w:t>Открыть дашборд</w:t>
+      </w:r>
+      <w:r>
+        <w:rPr/>
+        <w:t xml:space="preserve"> показывает результат.</w:t>
+      </w:r>
+    </w:p>
+    <w:p>
+      <w:pPr>
+        <w:pStyle w:val="CaptionedFigure"/>
+        <w:rPr/>
+      </w:pPr>
+      <w:r>
+        <w:rPr/>
+        <w:drawing>
+          <wp:inline distT="0" distB="0" distL="0" distR="0">
+            <wp:extent cx="3733800" cy="2295525"/>
+            <wp:effectExtent l="0" t="0" r="0" b="0"/>
+            <wp:docPr id="35" name="Image35" descr="Мастер подключения: результат"/>
+            <wp:cNvGraphicFramePr>
+              <a:graphicFrameLocks xmlns:a="http://schemas.openxmlformats.org/drawingml/2006/main" noChangeAspect="1"/>
+            </wp:cNvGraphicFramePr>
+            <a:graphic xmlns:a="http://schemas.openxmlformats.org/drawingml/2006/main">
+              <a:graphicData uri="http://schemas.openxmlformats.org/drawingml/2006/picture">
+                <pic:pic xmlns:pic="http://schemas.openxmlformats.org/drawingml/2006/picture">
+                  <pic:nvPicPr>
+                    <pic:cNvPr id="35" name="Image35" descr="Мастер подключения: результат"/>
+                    <pic:cNvPicPr>
+                      <a:picLocks noChangeAspect="1" noChangeArrowheads="1"/>
+                    </pic:cNvPicPr>
+                  </pic:nvPicPr>
+                  <pic:blipFill>
+                    <a:blip r:embed="rId36"/>
+                    <a:stretch>
+                      <a:fillRect/>
+                    </a:stretch>
+                  </pic:blipFill>
+                  <pic:spPr bwMode="auto">
+                    <a:xfrm>
+                      <a:off x="0" y="0"/>
+                      <a:ext cx="3733800" cy="2295525"/>
+                    </a:xfrm>
+                    <a:prstGeom prst="rect">
+                      <a:avLst/>
+                    </a:prstGeom>
+                  </pic:spPr>
+                </pic:pic>
+              </a:graphicData>
+            </a:graphic>
+          </wp:inline>
+        </w:drawing>
+      </w:r>
+    </w:p>
+    <w:p>
+      <w:pPr>
+        <w:pStyle w:val="ImageCaption"/>
+        <w:rPr/>
+      </w:pPr>
+      <w:r>
+        <w:rPr/>
+        <w:t>Мастер подключения: результат</w:t>
+      </w:r>
+    </w:p>
+    <w:p>
+      <w:pPr>
+        <w:pStyle w:val="BodyText"/>
+        <w:rPr/>
+      </w:pPr>
+      <w:bookmarkStart w:id="83" w:name="мастер-подключения-проекта"/>
+      <w:r>
+        <w:rPr/>
+        <w:t>Остаток, затраченное время и оценка берутся из стандартного учёта времени Jira; другие поля можно выбрать потом в редакторе кнопки. Если срез на сегодня не удался (например, в задачах не заполнено время), кнопка и эпики всё равно созданы — мастер покажет причину, а историю и расписание можно включить после первого успешного среза.</w:t>
+      </w:r>
+      <w:bookmarkEnd w:id="83"/>
+    </w:p>
+    <w:p>
+      <w:pPr>
+        <w:pStyle w:val="Heading2"/>
+        <w:rPr/>
+      </w:pPr>
+      <w:bookmarkStart w:id="84" w:name="__RefHeading___Toc4337_916229385"/>
+      <w:bookmarkStart w:id="85" w:name="эпики-цели-и-сдано-из-jira"/>
+      <w:bookmarkEnd w:id="84"/>
+      <w:r>
+        <w:rPr>
+          <w:rStyle w:val="SectionNumber"/>
+        </w:rPr>
+        <w:t>9.3</w:t>
+      </w:r>
+      <w:r>
+        <w:rPr/>
+        <w:tab/>
+        <w:t>Эпики, цели и «Сдано» из Jira</w:t>
+      </w:r>
+    </w:p>
+    <w:p>
+      <w:pPr>
+        <w:pStyle w:val="FirstParagraph"/>
+        <w:rPr/>
+      </w:pPr>
+      <w:r>
+        <w:rPr/>
+        <w:t xml:space="preserve">Кнопка </w:t>
+      </w:r>
+      <w:r>
+        <w:rPr>
+          <w:b/>
+          <w:bCs/>
+        </w:rPr>
+        <w:t>⇄ Эпики</w:t>
+      </w:r>
+      <w:r>
+        <w:rPr/>
+        <w:t xml:space="preserve"> в таблице кнопок среза открывает настройки синхронизации эпиков этой кнопки с Jira: где в структуре эпики (или запрос JQL для кнопки без структуры), этап для новых эпиков, откуда брать целевую дату, отмечать ли «Сдано» по статусу задачи, обновлять ли названия эпиков по темам задач.</w:t>
+      </w:r>
+    </w:p>
+    <w:p>
+      <w:pPr>
+        <w:pStyle w:val="CaptionedFigure"/>
+        <w:rPr/>
+      </w:pPr>
+      <w:r>
+        <w:rPr/>
+        <w:drawing>
+          <wp:inline distT="0" distB="0" distL="0" distR="0">
+            <wp:extent cx="3733800" cy="4425315"/>
+            <wp:effectExtent l="0" t="0" r="0" b="0"/>
+            <wp:docPr id="36" name="Image36" descr="Эпики из Jira: настройки и изменения"/>
+            <wp:cNvGraphicFramePr>
+              <a:graphicFrameLocks xmlns:a="http://schemas.openxmlformats.org/drawingml/2006/main" noChangeAspect="1"/>
+            </wp:cNvGraphicFramePr>
+            <a:graphic xmlns:a="http://schemas.openxmlformats.org/drawingml/2006/main">
+              <a:graphicData uri="http://schemas.openxmlformats.org/drawingml/2006/picture">
+                <pic:pic xmlns:pic="http://schemas.openxmlformats.org/drawingml/2006/picture">
+                  <pic:nvPicPr>
+                    <pic:cNvPr id="36" name="Image36" descr="Эпики из Jira: настройки и изменения"/>
+                    <pic:cNvPicPr>
+                      <a:picLocks noChangeAspect="1" noChangeArrowheads="1"/>
+                    </pic:cNvPicPr>
+                  </pic:nvPicPr>
+                  <pic:blipFill>
+                    <a:blip r:embed="rId37"/>
+                    <a:stretch>
+                      <a:fillRect/>
+                    </a:stretch>
+                  </pic:blipFill>
+                  <pic:spPr bwMode="auto">
+                    <a:xfrm>
+                      <a:off x="0" y="0"/>
+                      <a:ext cx="3733800" cy="4425315"/>
+                    </a:xfrm>
+                    <a:prstGeom prst="rect">
+                      <a:avLst/>
+                    </a:prstGeom>
+                  </pic:spPr>
+                </pic:pic>
+              </a:graphicData>
+            </a:graphic>
+          </wp:inline>
+        </w:drawing>
+      </w:r>
+    </w:p>
+    <w:p>
+      <w:pPr>
+        <w:pStyle w:val="ImageCaption"/>
+        <w:rPr/>
+      </w:pPr>
+      <w:r>
+        <w:rPr/>
+        <w:t>Эпики из Jira: настройки и изменения</w:t>
+      </w:r>
+    </w:p>
+    <w:p>
+      <w:pPr>
+        <w:pStyle w:val="BodyText"/>
+        <w:rPr/>
+      </w:pPr>
+      <w:r>
+        <w:rPr>
+          <w:b/>
+          <w:bCs/>
+        </w:rPr>
+        <w:t>Показать изменения</w:t>
+      </w:r>
+      <w:r>
+        <w:rPr/>
+        <w:t xml:space="preserve"> сверяет проект с Jira и показывает, что изменится, ничего не сохраняя:</w:t>
+      </w:r>
+    </w:p>
+    <w:p>
+      <w:pPr>
+        <w:pStyle w:val="Compact"/>
+        <w:numPr>
+          <w:ilvl w:val="0"/>
+          <w:numId w:val="80"/>
+        </w:numPr>
+        <w:rPr/>
+      </w:pPr>
+      <w:r>
+        <w:rPr>
+          <w:b/>
+          <w:bCs/>
+        </w:rPr>
+        <w:t>Новые эпики</w:t>
+      </w:r>
+      <w:r>
+        <w:rPr/>
+        <w:t xml:space="preserve"> — задачи-эпики Jira, которых ещё нет в проекте; они будут созданы и связаны с кнопкой;</w:t>
+      </w:r>
+    </w:p>
+    <w:p>
+      <w:pPr>
+        <w:pStyle w:val="Compact"/>
+        <w:numPr>
+          <w:ilvl w:val="0"/>
+          <w:numId w:val="81"/>
+        </w:numPr>
+        <w:rPr/>
+      </w:pPr>
+      <w:r>
+        <w:rPr>
+          <w:b/>
+          <w:bCs/>
+        </w:rPr>
+        <w:t>Изменения</w:t>
+      </w:r>
+      <w:r>
+        <w:rPr/>
+        <w:t xml:space="preserve"> — у существующих эпиков сменилась целевая дата, признак «Сдано» (задачу закрыли или переоткрыли), название или этап;</w:t>
+      </w:r>
+    </w:p>
+    <w:p>
+      <w:pPr>
+        <w:pStyle w:val="Compact"/>
+        <w:numPr>
+          <w:ilvl w:val="0"/>
+          <w:numId w:val="82"/>
+        </w:numPr>
+        <w:rPr/>
+      </w:pPr>
+      <w:r>
+        <w:rPr>
+          <w:b/>
+          <w:bCs/>
+        </w:rPr>
+        <w:t>Связать с кнопкой</w:t>
+      </w:r>
+      <w:r>
+        <w:rPr/>
+        <w:t xml:space="preserve"> — эпик уже есть в проекте (связан через другую кнопку), его задача будет добавлена и в эту кнопку;</w:t>
+      </w:r>
+    </w:p>
+    <w:p>
+      <w:pPr>
+        <w:pStyle w:val="Compact"/>
+        <w:numPr>
+          <w:ilvl w:val="0"/>
+          <w:numId w:val="83"/>
+        </w:numPr>
+        <w:rPr/>
+      </w:pPr>
+      <w:r>
+        <w:rPr>
+          <w:b/>
+          <w:bCs/>
+        </w:rPr>
+        <w:t>Нет в Jira</w:t>
+      </w:r>
+      <w:r>
+        <w:rPr/>
+        <w:t xml:space="preserve"> — эпики, задач которых больше нет в структуре или запросе. Burndown их не удаляет: проверьте и при необходимости отметьте «Сдано».</w:t>
+      </w:r>
+    </w:p>
+    <w:p>
+      <w:pPr>
+        <w:pStyle w:val="FirstParagraph"/>
+        <w:rPr/>
+      </w:pPr>
+      <w:r>
+        <w:rPr>
+          <w:b/>
+          <w:bCs/>
+        </w:rPr>
+        <w:t>Сохранить и синхронизировать</w:t>
+      </w:r>
+      <w:r>
+        <w:rPr/>
+        <w:t xml:space="preserve"> применяет изменения; каждое попадает в реестр изменений с действием «Синхронизация с Jira». Флажок </w:t>
+      </w:r>
+      <w:r>
+        <w:rPr>
+          <w:b/>
+          <w:bCs/>
+        </w:rPr>
+        <w:t>Синхронизировать автоматически перед каждым автозаполнением</w:t>
+      </w:r>
+      <w:r>
+        <w:rPr/>
+        <w:t xml:space="preserve"> делает это без вашего участия: итог («Эпики из Jira — новых эпиков: 1, обновлено: 2») виден в карточке автозапуска. Если синхронизация не удалась, автозаполнение всё равно выполняется.</w:t>
+      </w:r>
+    </w:p>
+    <w:p>
+      <w:pPr>
+        <w:pStyle w:val="BlockText"/>
+        <w:shd w:val="clear" w:color="auto" w:fill="EEF6F5"/>
+        <w:rPr/>
+      </w:pPr>
+      <w:r>
+        <w:rPr>
+          <w:b/>
+          <w:bCs/>
+        </w:rPr>
+        <w:t>Важно.</w:t>
+      </w:r>
+      <w:r>
+        <w:rPr/>
+        <w:t xml:space="preserve"> Пустой срок в Jira не стирает целевую дату эпика, заданную в Burndown, — синхронизация меняет цель, только когда в Jira она указана.</w:t>
+      </w:r>
+      <w:bookmarkEnd w:id="85"/>
+    </w:p>
+    <w:p>
+      <w:pPr>
+        <w:pStyle w:val="Heading2"/>
+        <w:rPr/>
+      </w:pPr>
+      <w:bookmarkStart w:id="86" w:name="__RefHeading___Toc4339_916229385"/>
+      <w:bookmarkStart w:id="87" w:name="кнопка-среза-структура-и-задачи"/>
+      <w:bookmarkEnd w:id="86"/>
+      <w:r>
+        <w:rPr>
+          <w:rStyle w:val="SectionNumber"/>
+        </w:rPr>
+        <w:t>9.4</w:t>
+      </w:r>
+      <w:r>
+        <w:rPr/>
+        <w:tab/>
+        <w:t>Кнопка среза: структура и задачи</w:t>
+      </w:r>
+    </w:p>
+    <w:p>
+      <w:pPr>
+        <w:pStyle w:val="FirstParagraph"/>
+        <w:rPr/>
+      </w:pPr>
+      <w:r>
+        <w:rPr/>
+        <w:t xml:space="preserve">Кнопка связывает эпики проекта с задачами Jira. Кнопок может быть несколько — например, по разным структурам или для разных групп эпиков. Нажмите </w:t>
+      </w:r>
+      <w:r>
+        <w:rPr>
+          <w:b/>
+          <w:bCs/>
+        </w:rPr>
+        <w:t>+ Новая кнопка</w:t>
+      </w:r>
+      <w:r>
+        <w:rPr/>
+        <w:t xml:space="preserve"> в блоке «Кнопки среза из Structure».</w:t>
+      </w:r>
+    </w:p>
+    <w:p>
+      <w:pPr>
+        <w:pStyle w:val="CaptionedFigure"/>
+        <w:rPr/>
+      </w:pPr>
+      <w:r>
+        <w:rPr/>
+        <w:drawing>
+          <wp:inline distT="0" distB="0" distL="0" distR="0">
+            <wp:extent cx="5334000" cy="4622800"/>
+            <wp:effectExtent l="0" t="0" r="0" b="0"/>
+            <wp:docPr id="37" name="Image37" descr="Редактор кнопки среза"/>
+            <wp:cNvGraphicFramePr>
+              <a:graphicFrameLocks xmlns:a="http://schemas.openxmlformats.org/drawingml/2006/main" noChangeAspect="1"/>
+            </wp:cNvGraphicFramePr>
+            <a:graphic xmlns:a="http://schemas.openxmlformats.org/drawingml/2006/main">
+              <a:graphicData uri="http://schemas.openxmlformats.org/drawingml/2006/picture">
+                <pic:pic xmlns:pic="http://schemas.openxmlformats.org/drawingml/2006/picture">
+                  <pic:nvPicPr>
+                    <pic:cNvPr id="37" name="Image37" descr="Редактор кнопки среза"/>
+                    <pic:cNvPicPr>
+                      <a:picLocks noChangeAspect="1" noChangeArrowheads="1"/>
+                    </pic:cNvPicPr>
+                  </pic:nvPicPr>
+                  <pic:blipFill>
+                    <a:blip r:embed="rId38"/>
                     <a:stretch>
                       <a:fillRect/>
                     </a:stretch>
@@ -14231,7 +14943,7 @@
         <w:pStyle w:val="Compact"/>
         <w:numPr>
           <w:ilvl w:val="0"/>
-          <w:numId w:val="74"/>
+          <w:numId w:val="84"/>
         </w:numPr>
         <w:rPr/>
       </w:pPr>
@@ -14252,7 +14964,7 @@
         <w:pStyle w:val="Compact"/>
         <w:numPr>
           <w:ilvl w:val="0"/>
-          <w:numId w:val="75"/>
+          <w:numId w:val="85"/>
         </w:numPr>
         <w:rPr/>
       </w:pPr>
@@ -14306,7 +15018,7 @@
         <w:pStyle w:val="Compact"/>
         <w:numPr>
           <w:ilvl w:val="0"/>
-          <w:numId w:val="76"/>
+          <w:numId w:val="86"/>
         </w:numPr>
         <w:rPr/>
       </w:pPr>
@@ -14351,7 +15063,7 @@
         <w:pStyle w:val="Compact"/>
         <w:numPr>
           <w:ilvl w:val="0"/>
-          <w:numId w:val="77"/>
+          <w:numId w:val="87"/>
         </w:numPr>
         <w:rPr/>
       </w:pPr>
@@ -14816,26 +15528,26 @@
         <w:pStyle w:val="BodyText"/>
         <w:rPr/>
       </w:pPr>
-      <w:bookmarkStart w:id="83" w:name="кнопка-среза-структура-и-задачи"/>
+      <w:bookmarkStart w:id="88" w:name="кнопка-среза-структура-и-задачи"/>
       <w:r>
         <w:rPr/>
         <w:t>Эпики, у которых задачи не указаны, в срез не попадают. Чтобы забирать данные по всем эпикам проекта, заполните задачи у каждого эпика.</w:t>
       </w:r>
-      <w:bookmarkEnd w:id="83"/>
+      <w:bookmarkEnd w:id="88"/>
     </w:p>
     <w:p>
       <w:pPr>
         <w:pStyle w:val="Heading2"/>
         <w:rPr/>
       </w:pPr>
-      <w:bookmarkStart w:id="84" w:name="__RefHeading___Toc4205_3868337457"/>
-      <w:bookmarkStart w:id="85" w:name="кнопка-среза-поля-jira"/>
-      <w:bookmarkEnd w:id="84"/>
+      <w:bookmarkStart w:id="89" w:name="__RefHeading___Toc4341_916229385"/>
+      <w:bookmarkStart w:id="90" w:name="кнопка-среза-поля-jira"/>
+      <w:bookmarkEnd w:id="89"/>
       <w:r>
         <w:rPr>
           <w:rStyle w:val="SectionNumber"/>
         </w:rPr>
-        <w:t>9.3</w:t>
+        <w:t>9.5</w:t>
       </w:r>
       <w:r>
         <w:rPr/>
@@ -14864,7 +15576,7 @@
           <wp:inline distT="0" distB="0" distL="0" distR="0">
             <wp:extent cx="5334000" cy="1487170"/>
             <wp:effectExtent l="0" t="0" r="0" b="0"/>
-            <wp:docPr id="34" name="Image34" descr="Сопоставление показателей замера и полей Jira"/>
+            <wp:docPr id="38" name="Image38" descr="Сопоставление показателей замера и полей Jira"/>
             <wp:cNvGraphicFramePr>
               <a:graphicFrameLocks xmlns:a="http://schemas.openxmlformats.org/drawingml/2006/main" noChangeAspect="1"/>
             </wp:cNvGraphicFramePr>
@@ -14872,13 +15584,13 @@
               <a:graphicData uri="http://schemas.openxmlformats.org/drawingml/2006/picture">
                 <pic:pic xmlns:pic="http://schemas.openxmlformats.org/drawingml/2006/picture">
                   <pic:nvPicPr>
-                    <pic:cNvPr id="34" name="Image34" descr="Сопоставление показателей замера и полей Jira"/>
+                    <pic:cNvPr id="38" name="Image38" descr="Сопоставление показателей замера и полей Jira"/>
                     <pic:cNvPicPr>
                       <a:picLocks noChangeAspect="1" noChangeArrowheads="1"/>
                     </pic:cNvPicPr>
                   </pic:nvPicPr>
                   <pic:blipFill>
-                    <a:blip r:embed="rId35"/>
+                    <a:blip r:embed="rId39"/>
                     <a:stretch>
                       <a:fillRect/>
                     </a:stretch>
@@ -14914,7 +15626,7 @@
         <w:pStyle w:val="Compact"/>
         <w:numPr>
           <w:ilvl w:val="0"/>
-          <w:numId w:val="78"/>
+          <w:numId w:val="88"/>
         </w:numPr>
         <w:rPr/>
       </w:pPr>
@@ -14961,7 +15673,7 @@
         <w:pStyle w:val="Compact"/>
         <w:numPr>
           <w:ilvl w:val="0"/>
-          <w:numId w:val="79"/>
+          <w:numId w:val="89"/>
         </w:numPr>
         <w:rPr/>
       </w:pPr>
@@ -15004,7 +15716,7 @@
         <w:pStyle w:val="Compact"/>
         <w:numPr>
           <w:ilvl w:val="0"/>
-          <w:numId w:val="80"/>
+          <w:numId w:val="90"/>
         </w:numPr>
         <w:rPr/>
       </w:pPr>
@@ -15067,9 +15779,9 @@
         <w:rPr/>
         <w:drawing>
           <wp:inline distT="0" distB="0" distL="0" distR="0">
-            <wp:extent cx="5334000" cy="1793875"/>
+            <wp:extent cx="5334000" cy="1995170"/>
             <wp:effectExtent l="0" t="0" r="0" b="0"/>
-            <wp:docPr id="35" name="Image35" descr="Кнопки среза проекта"/>
+            <wp:docPr id="39" name="Image39" descr="Кнопки среза проекта"/>
             <wp:cNvGraphicFramePr>
               <a:graphicFrameLocks xmlns:a="http://schemas.openxmlformats.org/drawingml/2006/main" noChangeAspect="1"/>
             </wp:cNvGraphicFramePr>
@@ -15077,13 +15789,13 @@
               <a:graphicData uri="http://schemas.openxmlformats.org/drawingml/2006/picture">
                 <pic:pic xmlns:pic="http://schemas.openxmlformats.org/drawingml/2006/picture">
                   <pic:nvPicPr>
-                    <pic:cNvPr id="35" name="Image35" descr="Кнопки среза проекта"/>
+                    <pic:cNvPr id="39" name="Image39" descr="Кнопки среза проекта"/>
                     <pic:cNvPicPr>
                       <a:picLocks noChangeAspect="1" noChangeArrowheads="1"/>
                     </pic:cNvPicPr>
                   </pic:nvPicPr>
                   <pic:blipFill>
-                    <a:blip r:embed="rId36"/>
+                    <a:blip r:embed="rId40"/>
                     <a:stretch>
                       <a:fillRect/>
                     </a:stretch>
@@ -15091,7 +15803,7 @@
                   <pic:spPr bwMode="auto">
                     <a:xfrm>
                       <a:off x="0" y="0"/>
-                      <a:ext cx="5334000" cy="1793875"/>
+                      <a:ext cx="5334000" cy="1995170"/>
                     </a:xfrm>
                     <a:prstGeom prst="rect">
                       <a:avLst/>
@@ -15109,26 +15821,26 @@
         <w:pStyle w:val="ImageCaption"/>
         <w:rPr/>
       </w:pPr>
-      <w:bookmarkStart w:id="86" w:name="кнопка-среза-поля-jira"/>
+      <w:bookmarkStart w:id="91" w:name="кнопка-среза-поля-jira"/>
       <w:r>
         <w:rPr/>
         <w:t>Кнопки среза проекта</w:t>
       </w:r>
-      <w:bookmarkEnd w:id="86"/>
+      <w:bookmarkEnd w:id="91"/>
     </w:p>
     <w:p>
       <w:pPr>
         <w:pStyle w:val="Heading2"/>
         <w:rPr/>
       </w:pPr>
-      <w:bookmarkStart w:id="87" w:name="__RefHeading___Toc4207_3868337457"/>
-      <w:bookmarkStart w:id="88" w:name="срез-затягивание-данных-на-сегодня"/>
-      <w:bookmarkEnd w:id="87"/>
+      <w:bookmarkStart w:id="92" w:name="__RefHeading___Toc4343_916229385"/>
+      <w:bookmarkStart w:id="93" w:name="срез-затягивание-данных-на-сегодня"/>
+      <w:bookmarkEnd w:id="92"/>
       <w:r>
         <w:rPr>
           <w:rStyle w:val="SectionNumber"/>
         </w:rPr>
-        <w:t>9.4</w:t>
+        <w:t>9.6</w:t>
       </w:r>
       <w:r>
         <w:rPr/>
@@ -15168,7 +15880,7 @@
           <wp:inline distT="0" distB="0" distL="0" distR="0">
             <wp:extent cx="5334000" cy="588010"/>
             <wp:effectExtent l="0" t="0" r="0" b="0"/>
-            <wp:docPr id="36" name="Image36" descr="Кнопка среза в панели «Данных по датам»"/>
+            <wp:docPr id="40" name="Image40" descr="Кнопка среза в панели «Данных по датам»"/>
             <wp:cNvGraphicFramePr>
               <a:graphicFrameLocks xmlns:a="http://schemas.openxmlformats.org/drawingml/2006/main" noChangeAspect="1"/>
             </wp:cNvGraphicFramePr>
@@ -15176,13 +15888,13 @@
               <a:graphicData uri="http://schemas.openxmlformats.org/drawingml/2006/picture">
                 <pic:pic xmlns:pic="http://schemas.openxmlformats.org/drawingml/2006/picture">
                   <pic:nvPicPr>
-                    <pic:cNvPr id="36" name="Image36" descr="Кнопка среза в панели «Данных по датам»"/>
+                    <pic:cNvPr id="40" name="Image40" descr="Кнопка среза в панели «Данных по датам»"/>
                     <pic:cNvPicPr>
                       <a:picLocks noChangeAspect="1" noChangeArrowheads="1"/>
                     </pic:cNvPicPr>
                   </pic:nvPicPr>
                   <pic:blipFill>
-                    <a:blip r:embed="rId37"/>
+                    <a:blip r:embed="rId41"/>
                     <a:stretch>
                       <a:fillRect/>
                     </a:stretch>
@@ -15218,7 +15930,7 @@
         <w:pStyle w:val="Compact"/>
         <w:numPr>
           <w:ilvl w:val="0"/>
-          <w:numId w:val="81"/>
+          <w:numId w:val="91"/>
         </w:numPr>
         <w:rPr/>
       </w:pPr>
@@ -15243,7 +15955,7 @@
         <w:pStyle w:val="Compact"/>
         <w:numPr>
           <w:ilvl w:val="0"/>
-          <w:numId w:val="82"/>
+          <w:numId w:val="92"/>
         </w:numPr>
         <w:rPr/>
       </w:pPr>
@@ -15268,7 +15980,7 @@
         <w:pStyle w:val="Compact"/>
         <w:numPr>
           <w:ilvl w:val="0"/>
-          <w:numId w:val="83"/>
+          <w:numId w:val="93"/>
         </w:numPr>
         <w:rPr/>
       </w:pPr>
@@ -15282,7 +15994,7 @@
         <w:pStyle w:val="Compact"/>
         <w:numPr>
           <w:ilvl w:val="0"/>
-          <w:numId w:val="84"/>
+          <w:numId w:val="94"/>
         </w:numPr>
         <w:rPr/>
       </w:pPr>
@@ -15313,7 +16025,7 @@
           <wp:inline distT="0" distB="0" distL="0" distR="0">
             <wp:extent cx="4000500" cy="3953510"/>
             <wp:effectExtent l="0" t="0" r="0" b="0"/>
-            <wp:docPr id="37" name="Image37" descr="Окно среза из Jira со значениями по всем эпикам"/>
+            <wp:docPr id="41" name="Image41" descr="Окно среза из Jira со значениями по всем эпикам"/>
             <wp:cNvGraphicFramePr>
               <a:graphicFrameLocks xmlns:a="http://schemas.openxmlformats.org/drawingml/2006/main" noChangeAspect="1"/>
             </wp:cNvGraphicFramePr>
@@ -15321,13 +16033,13 @@
               <a:graphicData uri="http://schemas.openxmlformats.org/drawingml/2006/picture">
                 <pic:pic xmlns:pic="http://schemas.openxmlformats.org/drawingml/2006/picture">
                   <pic:nvPicPr>
-                    <pic:cNvPr id="37" name="Image37" descr="Окно среза из Jira со значениями по всем эпикам"/>
+                    <pic:cNvPr id="41" name="Image41" descr="Окно среза из Jira со значениями по всем эпикам"/>
                     <pic:cNvPicPr>
                       <a:picLocks noChangeAspect="1" noChangeArrowheads="1"/>
                     </pic:cNvPicPr>
                   </pic:nvPicPr>
                   <pic:blipFill>
-                    <a:blip r:embed="rId38"/>
+                    <a:blip r:embed="rId42"/>
                     <a:stretch>
                       <a:fillRect/>
                     </a:stretch>
@@ -15748,21 +16460,21 @@
         <w:rPr/>
         <w:t xml:space="preserve"> Первый успешный срез по кнопке открывает для неё автозаполнение по расписанию — появится сообщение «Первый срез получен — для кнопки доступно автозаполнение по расписанию». Срез считается успешным, если Jira вернула значения хотя бы по одному эпику.</w:t>
       </w:r>
-      <w:bookmarkEnd w:id="88"/>
+      <w:bookmarkEnd w:id="93"/>
     </w:p>
     <w:p>
       <w:pPr>
         <w:pStyle w:val="Heading2"/>
         <w:rPr/>
       </w:pPr>
-      <w:bookmarkStart w:id="89" w:name="__RefHeading___Toc4209_3868337457"/>
-      <w:bookmarkStart w:id="90" w:name="восстановление-истории"/>
-      <w:bookmarkEnd w:id="89"/>
+      <w:bookmarkStart w:id="94" w:name="__RefHeading___Toc4345_916229385"/>
+      <w:bookmarkStart w:id="95" w:name="восстановление-истории"/>
+      <w:bookmarkEnd w:id="94"/>
       <w:r>
         <w:rPr>
           <w:rStyle w:val="SectionNumber"/>
         </w:rPr>
-        <w:t>9.5</w:t>
+        <w:t>9.7</w:t>
       </w:r>
       <w:r>
         <w:rPr/>
@@ -15791,7 +16503,7 @@
           <wp:inline distT="0" distB="0" distL="0" distR="0">
             <wp:extent cx="4000500" cy="3094355"/>
             <wp:effectExtent l="0" t="0" r="0" b="0"/>
-            <wp:docPr id="38" name="Image38" descr="Восстановление истории по кнопке среза"/>
+            <wp:docPr id="42" name="Image42" descr="Восстановление истории по кнопке среза"/>
             <wp:cNvGraphicFramePr>
               <a:graphicFrameLocks xmlns:a="http://schemas.openxmlformats.org/drawingml/2006/main" noChangeAspect="1"/>
             </wp:cNvGraphicFramePr>
@@ -15799,13 +16511,13 @@
               <a:graphicData uri="http://schemas.openxmlformats.org/drawingml/2006/picture">
                 <pic:pic xmlns:pic="http://schemas.openxmlformats.org/drawingml/2006/picture">
                   <pic:nvPicPr>
-                    <pic:cNvPr id="38" name="Image38" descr="Восстановление истории по кнопке среза"/>
+                    <pic:cNvPr id="42" name="Image42" descr="Восстановление истории по кнопке среза"/>
                     <pic:cNvPicPr>
                       <a:picLocks noChangeAspect="1" noChangeArrowheads="1"/>
                     </pic:cNvPicPr>
                   </pic:nvPicPr>
                   <pic:blipFill>
-                    <a:blip r:embed="rId39"/>
+                    <a:blip r:embed="rId43"/>
                     <a:stretch>
                       <a:fillRect/>
                     </a:stretch>
@@ -15841,7 +16553,7 @@
         <w:pStyle w:val="Compact"/>
         <w:numPr>
           <w:ilvl w:val="0"/>
-          <w:numId w:val="85"/>
+          <w:numId w:val="95"/>
         </w:numPr>
         <w:rPr/>
       </w:pPr>
@@ -15866,7 +16578,7 @@
         <w:pStyle w:val="Compact"/>
         <w:numPr>
           <w:ilvl w:val="0"/>
-          <w:numId w:val="86"/>
+          <w:numId w:val="96"/>
         </w:numPr>
         <w:rPr/>
       </w:pPr>
@@ -15924,7 +16636,7 @@
         <w:pStyle w:val="Compact"/>
         <w:numPr>
           <w:ilvl w:val="0"/>
-          <w:numId w:val="87"/>
+          <w:numId w:val="97"/>
         </w:numPr>
         <w:rPr/>
       </w:pPr>
@@ -15945,7 +16657,7 @@
         <w:pStyle w:val="Compact"/>
         <w:numPr>
           <w:ilvl w:val="0"/>
-          <w:numId w:val="88"/>
+          <w:numId w:val="98"/>
         </w:numPr>
         <w:rPr/>
       </w:pPr>
@@ -15976,7 +16688,7 @@
           <wp:inline distT="0" distB="0" distL="0" distR="0">
             <wp:extent cx="4000500" cy="1259205"/>
             <wp:effectExtent l="0" t="0" r="0" b="0"/>
-            <wp:docPr id="39" name="Image39" descr="Результат восстановления"/>
+            <wp:docPr id="43" name="Image43" descr="Результат восстановления"/>
             <wp:cNvGraphicFramePr>
               <a:graphicFrameLocks xmlns:a="http://schemas.openxmlformats.org/drawingml/2006/main" noChangeAspect="1"/>
             </wp:cNvGraphicFramePr>
@@ -15984,13 +16696,13 @@
               <a:graphicData uri="http://schemas.openxmlformats.org/drawingml/2006/picture">
                 <pic:pic xmlns:pic="http://schemas.openxmlformats.org/drawingml/2006/picture">
                   <pic:nvPicPr>
-                    <pic:cNvPr id="39" name="Image39" descr="Результат восстановления"/>
+                    <pic:cNvPr id="43" name="Image43" descr="Результат восстановления"/>
                     <pic:cNvPicPr>
                       <a:picLocks noChangeAspect="1" noChangeArrowheads="1"/>
                     </pic:cNvPicPr>
                   </pic:nvPicPr>
                   <pic:blipFill>
-                    <a:blip r:embed="rId40"/>
+                    <a:blip r:embed="rId44"/>
                     <a:stretch>
                       <a:fillRect/>
                     </a:stretch>
@@ -16036,7 +16748,7 @@
         <w:pStyle w:val="Compact"/>
         <w:numPr>
           <w:ilvl w:val="0"/>
-          <w:numId w:val="89"/>
+          <w:numId w:val="99"/>
         </w:numPr>
         <w:rPr/>
       </w:pPr>
@@ -16061,7 +16773,7 @@
         <w:pStyle w:val="Compact"/>
         <w:numPr>
           <w:ilvl w:val="0"/>
-          <w:numId w:val="90"/>
+          <w:numId w:val="100"/>
         </w:numPr>
         <w:rPr/>
       </w:pPr>
@@ -16075,7 +16787,7 @@
         <w:pStyle w:val="Compact"/>
         <w:numPr>
           <w:ilvl w:val="0"/>
-          <w:numId w:val="91"/>
+          <w:numId w:val="101"/>
         </w:numPr>
         <w:rPr/>
       </w:pPr>
@@ -16089,30 +16801,30 @@
         <w:pStyle w:val="Compact"/>
         <w:numPr>
           <w:ilvl w:val="0"/>
-          <w:numId w:val="92"/>
+          <w:numId w:val="102"/>
         </w:numPr>
         <w:rPr/>
       </w:pPr>
-      <w:bookmarkStart w:id="91" w:name="восстановление-истории"/>
+      <w:bookmarkStart w:id="96" w:name="восстановление-истории"/>
       <w:r>
         <w:rPr/>
         <w:t>за один раз — не больше 370 дат; все созданные замеры попадают в реестр изменений.</w:t>
       </w:r>
-      <w:bookmarkEnd w:id="91"/>
+      <w:bookmarkEnd w:id="96"/>
     </w:p>
     <w:p>
       <w:pPr>
         <w:pStyle w:val="Heading2"/>
         <w:rPr/>
       </w:pPr>
-      <w:bookmarkStart w:id="92" w:name="__RefHeading___Toc4211_3868337457"/>
-      <w:bookmarkStart w:id="93" w:name="автозаполнение-по-расписанию"/>
-      <w:bookmarkEnd w:id="92"/>
+      <w:bookmarkStart w:id="97" w:name="__RefHeading___Toc4347_916229385"/>
+      <w:bookmarkStart w:id="98" w:name="автозаполнение-по-расписанию"/>
+      <w:bookmarkEnd w:id="97"/>
       <w:r>
         <w:rPr>
           <w:rStyle w:val="SectionNumber"/>
         </w:rPr>
-        <w:t>9.6</w:t>
+        <w:t>9.8</w:t>
       </w:r>
       <w:r>
         <w:rPr/>
@@ -16141,7 +16853,7 @@
           <wp:inline distT="0" distB="0" distL="0" distR="0">
             <wp:extent cx="5334000" cy="3808730"/>
             <wp:effectExtent l="0" t="0" r="0" b="0"/>
-            <wp:docPr id="40" name="Image40" descr="Раздел «Автозаполнение»: настроенное расписание и кнопка до первого среза"/>
+            <wp:docPr id="44" name="Image44" descr="Раздел «Автозаполнение»: настроенное расписание и кнопка до первого среза"/>
             <wp:cNvGraphicFramePr>
               <a:graphicFrameLocks xmlns:a="http://schemas.openxmlformats.org/drawingml/2006/main" noChangeAspect="1"/>
             </wp:cNvGraphicFramePr>
@@ -16149,13 +16861,13 @@
               <a:graphicData uri="http://schemas.openxmlformats.org/drawingml/2006/picture">
                 <pic:pic xmlns:pic="http://schemas.openxmlformats.org/drawingml/2006/picture">
                   <pic:nvPicPr>
-                    <pic:cNvPr id="40" name="Image40" descr="Раздел «Автозаполнение»: настроенное расписание и кнопка до первого среза"/>
+                    <pic:cNvPr id="44" name="Image44" descr="Раздел «Автозаполнение»: настроенное расписание и кнопка до первого среза"/>
                     <pic:cNvPicPr>
                       <a:picLocks noChangeAspect="1" noChangeArrowheads="1"/>
                     </pic:cNvPicPr>
                   </pic:nvPicPr>
                   <pic:blipFill>
-                    <a:blip r:embed="rId41"/>
+                    <a:blip r:embed="rId45"/>
                     <a:stretch>
                       <a:fillRect/>
                     </a:stretch>
@@ -16207,7 +16919,7 @@
           <wp:inline distT="0" distB="0" distL="0" distR="0">
             <wp:extent cx="5334000" cy="1540510"/>
             <wp:effectExtent l="0" t="0" r="0" b="0"/>
-            <wp:docPr id="41" name="Image41" descr="Карточка кнопки до первого успешного среза"/>
+            <wp:docPr id="45" name="Image45" descr="Карточка кнопки до первого успешного среза"/>
             <wp:cNvGraphicFramePr>
               <a:graphicFrameLocks xmlns:a="http://schemas.openxmlformats.org/drawingml/2006/main" noChangeAspect="1"/>
             </wp:cNvGraphicFramePr>
@@ -16215,13 +16927,13 @@
               <a:graphicData uri="http://schemas.openxmlformats.org/drawingml/2006/picture">
                 <pic:pic xmlns:pic="http://schemas.openxmlformats.org/drawingml/2006/picture">
                   <pic:nvPicPr>
-                    <pic:cNvPr id="41" name="Image41" descr="Карточка кнопки до первого успешного среза"/>
+                    <pic:cNvPr id="45" name="Image45" descr="Карточка кнопки до первого успешного среза"/>
                     <pic:cNvPicPr>
                       <a:picLocks noChangeAspect="1" noChangeArrowheads="1"/>
                     </pic:cNvPicPr>
                   </pic:nvPicPr>
                   <pic:blipFill>
-                    <a:blip r:embed="rId42"/>
+                    <a:blip r:embed="rId46"/>
                     <a:stretch>
                       <a:fillRect/>
                     </a:stretch>
@@ -16267,7 +16979,7 @@
         <w:pStyle w:val="Compact"/>
         <w:numPr>
           <w:ilvl w:val="0"/>
-          <w:numId w:val="93"/>
+          <w:numId w:val="103"/>
         </w:numPr>
         <w:rPr/>
       </w:pPr>
@@ -16292,7 +17004,7 @@
         <w:pStyle w:val="Compact"/>
         <w:numPr>
           <w:ilvl w:val="0"/>
-          <w:numId w:val="94"/>
+          <w:numId w:val="104"/>
         </w:numPr>
         <w:rPr/>
       </w:pPr>
@@ -16317,7 +17029,7 @@
         <w:pStyle w:val="Compact"/>
         <w:numPr>
           <w:ilvl w:val="0"/>
-          <w:numId w:val="95"/>
+          <w:numId w:val="105"/>
         </w:numPr>
         <w:rPr/>
       </w:pPr>
@@ -16353,7 +17065,7 @@
         <w:pStyle w:val="Compact"/>
         <w:numPr>
           <w:ilvl w:val="0"/>
-          <w:numId w:val="96"/>
+          <w:numId w:val="106"/>
         </w:numPr>
         <w:rPr/>
       </w:pPr>
@@ -16374,7 +17086,7 @@
         <w:pStyle w:val="Compact"/>
         <w:numPr>
           <w:ilvl w:val="0"/>
-          <w:numId w:val="97"/>
+          <w:numId w:val="107"/>
         </w:numPr>
         <w:rPr/>
       </w:pPr>
@@ -16405,7 +17117,7 @@
           <wp:inline distT="0" distB="0" distL="0" distR="0">
             <wp:extent cx="5334000" cy="1610360"/>
             <wp:effectExtent l="0" t="0" r="0" b="0"/>
-            <wp:docPr id="42" name="Image42" descr="Карточка с включённым расписанием и результатом последнего запуска"/>
+            <wp:docPr id="46" name="Image46" descr="Карточка с включённым расписанием и результатом последнего запуска"/>
             <wp:cNvGraphicFramePr>
               <a:graphicFrameLocks xmlns:a="http://schemas.openxmlformats.org/drawingml/2006/main" noChangeAspect="1"/>
             </wp:cNvGraphicFramePr>
@@ -16413,13 +17125,13 @@
               <a:graphicData uri="http://schemas.openxmlformats.org/drawingml/2006/picture">
                 <pic:pic xmlns:pic="http://schemas.openxmlformats.org/drawingml/2006/picture">
                   <pic:nvPicPr>
-                    <pic:cNvPr id="42" name="Image42" descr="Карточка с включённым расписанием и результатом последнего запуска"/>
+                    <pic:cNvPr id="46" name="Image46" descr="Карточка с включённым расписанием и результатом последнего запуска"/>
                     <pic:cNvPicPr>
                       <a:picLocks noChangeAspect="1" noChangeArrowheads="1"/>
                     </pic:cNvPicPr>
                   </pic:nvPicPr>
                   <pic:blipFill>
-                    <a:blip r:embed="rId43"/>
+                    <a:blip r:embed="rId47"/>
                     <a:stretch>
                       <a:fillRect/>
                     </a:stretch>
@@ -16465,7 +17177,7 @@
         <w:pStyle w:val="Compact"/>
         <w:numPr>
           <w:ilvl w:val="0"/>
-          <w:numId w:val="98"/>
+          <w:numId w:val="108"/>
         </w:numPr>
         <w:rPr/>
       </w:pPr>
@@ -16486,7 +17198,7 @@
         <w:pStyle w:val="Compact"/>
         <w:numPr>
           <w:ilvl w:val="0"/>
-          <w:numId w:val="99"/>
+          <w:numId w:val="109"/>
         </w:numPr>
         <w:rPr/>
       </w:pPr>
@@ -16507,7 +17219,7 @@
         <w:pStyle w:val="Compact"/>
         <w:numPr>
           <w:ilvl w:val="0"/>
-          <w:numId w:val="100"/>
+          <w:numId w:val="110"/>
         </w:numPr>
         <w:rPr/>
       </w:pPr>
@@ -16555,7 +17267,7 @@
         <w:pStyle w:val="Compact"/>
         <w:numPr>
           <w:ilvl w:val="0"/>
-          <w:numId w:val="101"/>
+          <w:numId w:val="111"/>
         </w:numPr>
         <w:rPr/>
       </w:pPr>
@@ -16569,7 +17281,7 @@
         <w:pStyle w:val="Compact"/>
         <w:numPr>
           <w:ilvl w:val="0"/>
-          <w:numId w:val="102"/>
+          <w:numId w:val="112"/>
         </w:numPr>
         <w:rPr/>
       </w:pPr>
@@ -16583,7 +17295,7 @@
         <w:pStyle w:val="Compact"/>
         <w:numPr>
           <w:ilvl w:val="0"/>
-          <w:numId w:val="103"/>
+          <w:numId w:val="113"/>
         </w:numPr>
         <w:rPr/>
       </w:pPr>
@@ -16597,7 +17309,7 @@
         <w:pStyle w:val="Compact"/>
         <w:numPr>
           <w:ilvl w:val="0"/>
-          <w:numId w:val="104"/>
+          <w:numId w:val="114"/>
         </w:numPr>
         <w:rPr/>
       </w:pPr>
@@ -16611,7 +17323,7 @@
         <w:pStyle w:val="Compact"/>
         <w:numPr>
           <w:ilvl w:val="0"/>
-          <w:numId w:val="105"/>
+          <w:numId w:val="115"/>
         </w:numPr>
         <w:rPr/>
       </w:pPr>
@@ -16638,16 +17350,16 @@
         <w:t xml:space="preserve"> Выберите время, когда команда уже списала трудозатраты за предыдущий день, — например, 09:00. Тогда дашборд каждое утро показывает свежую картину без ручного ввода.</w:t>
       </w:r>
       <w:bookmarkEnd w:id="78"/>
-      <w:bookmarkEnd w:id="93"/>
+      <w:bookmarkEnd w:id="98"/>
     </w:p>
     <w:p>
       <w:pPr>
         <w:pStyle w:val="Heading1"/>
         <w:rPr/>
       </w:pPr>
-      <w:bookmarkStart w:id="94" w:name="__RefHeading___Toc4213_3868337457"/>
-      <w:bookmarkStart w:id="95" w:name="задачи-jira-на-дашборде"/>
-      <w:bookmarkEnd w:id="94"/>
+      <w:bookmarkStart w:id="99" w:name="__RefHeading___Toc4349_916229385"/>
+      <w:bookmarkStart w:id="100" w:name="задачи-jira-на-дашборде"/>
+      <w:bookmarkEnd w:id="99"/>
       <w:r>
         <w:rPr>
           <w:rStyle w:val="SectionNumber"/>
@@ -16675,9 +17387,9 @@
         <w:pStyle w:val="Heading2"/>
         <w:rPr/>
       </w:pPr>
-      <w:bookmarkStart w:id="96" w:name="__RefHeading___Toc4215_3868337457"/>
-      <w:bookmarkStart w:id="97" w:name="задачи-jira-по-эпикам"/>
-      <w:bookmarkEnd w:id="96"/>
+      <w:bookmarkStart w:id="101" w:name="__RefHeading___Toc4351_916229385"/>
+      <w:bookmarkStart w:id="102" w:name="задачи-jira-по-эпикам"/>
+      <w:bookmarkEnd w:id="101"/>
       <w:r>
         <w:rPr>
           <w:rStyle w:val="SectionNumber"/>
@@ -16701,7 +17413,7 @@
           <wp:inline distT="0" distB="0" distL="0" distR="0">
             <wp:extent cx="5334000" cy="2417445"/>
             <wp:effectExtent l="0" t="0" r="0" b="0"/>
-            <wp:docPr id="43" name="Image43" descr="Состав эпиков по задачам Jira"/>
+            <wp:docPr id="47" name="Image47" descr="Состав эпиков по задачам Jira"/>
             <wp:cNvGraphicFramePr>
               <a:graphicFrameLocks xmlns:a="http://schemas.openxmlformats.org/drawingml/2006/main" noChangeAspect="1"/>
             </wp:cNvGraphicFramePr>
@@ -16709,13 +17421,13 @@
               <a:graphicData uri="http://schemas.openxmlformats.org/drawingml/2006/picture">
                 <pic:pic xmlns:pic="http://schemas.openxmlformats.org/drawingml/2006/picture">
                   <pic:nvPicPr>
-                    <pic:cNvPr id="43" name="Image43" descr="Состав эпиков по задачам Jira"/>
+                    <pic:cNvPr id="47" name="Image47" descr="Состав эпиков по задачам Jira"/>
                     <pic:cNvPicPr>
                       <a:picLocks noChangeAspect="1" noChangeArrowheads="1"/>
                     </pic:cNvPicPr>
                   </pic:nvPicPr>
                   <pic:blipFill>
-                    <a:blip r:embed="rId44"/>
+                    <a:blip r:embed="rId48"/>
                     <a:stretch>
                       <a:fillRect/>
                     </a:stretch>
@@ -17357,21 +18069,21 @@
         <w:pStyle w:val="BodyText"/>
         <w:rPr/>
       </w:pPr>
-      <w:bookmarkStart w:id="98" w:name="задачи-jira-по-эпикам"/>
+      <w:bookmarkStart w:id="103" w:name="задачи-jira-по-эпикам"/>
       <w:r>
         <w:rPr/>
         <w:t>Блок учитывает быстрые фильтры дашборда: скрытые эпики в нём не показываются. В PDF-отчёт дашборда попадает таблица с теми же данными.</w:t>
       </w:r>
-      <w:bookmarkEnd w:id="98"/>
+      <w:bookmarkEnd w:id="103"/>
     </w:p>
     <w:p>
       <w:pPr>
         <w:pStyle w:val="Heading2"/>
         <w:rPr/>
       </w:pPr>
-      <w:bookmarkStart w:id="99" w:name="__RefHeading___Toc4217_3868337457"/>
-      <w:bookmarkStart w:id="100" w:name="объём-и-выполнение-burn-up"/>
-      <w:bookmarkEnd w:id="99"/>
+      <w:bookmarkStart w:id="104" w:name="__RefHeading___Toc4353_916229385"/>
+      <w:bookmarkStart w:id="105" w:name="объём-и-выполнение-burn-up"/>
+      <w:bookmarkEnd w:id="104"/>
       <w:r>
         <w:rPr>
           <w:rStyle w:val="SectionNumber"/>
@@ -17395,7 +18107,7 @@
           <wp:inline distT="0" distB="0" distL="0" distR="0">
             <wp:extent cx="5334000" cy="2254250"/>
             <wp:effectExtent l="0" t="0" r="0" b="0"/>
-            <wp:docPr id="44" name="Image44" descr="Burn-up эпика по срезам задач"/>
+            <wp:docPr id="48" name="Image48" descr="Burn-up эпика по срезам задач"/>
             <wp:cNvGraphicFramePr>
               <a:graphicFrameLocks xmlns:a="http://schemas.openxmlformats.org/drawingml/2006/main" noChangeAspect="1"/>
             </wp:cNvGraphicFramePr>
@@ -17403,13 +18115,13 @@
               <a:graphicData uri="http://schemas.openxmlformats.org/drawingml/2006/picture">
                 <pic:pic xmlns:pic="http://schemas.openxmlformats.org/drawingml/2006/picture">
                   <pic:nvPicPr>
-                    <pic:cNvPr id="44" name="Image44" descr="Burn-up эпика по срезам задач"/>
+                    <pic:cNvPr id="48" name="Image48" descr="Burn-up эпика по срезам задач"/>
                     <pic:cNvPicPr>
                       <a:picLocks noChangeAspect="1" noChangeArrowheads="1"/>
                     </pic:cNvPicPr>
                   </pic:nvPicPr>
                   <pic:blipFill>
-                    <a:blip r:embed="rId45"/>
+                    <a:blip r:embed="rId49"/>
                     <a:stretch>
                       <a:fillRect/>
                     </a:stretch>
@@ -17455,7 +18167,7 @@
         <w:pStyle w:val="Compact"/>
         <w:numPr>
           <w:ilvl w:val="0"/>
-          <w:numId w:val="106"/>
+          <w:numId w:val="116"/>
         </w:numPr>
         <w:rPr/>
       </w:pPr>
@@ -17476,7 +18188,7 @@
         <w:pStyle w:val="Compact"/>
         <w:numPr>
           <w:ilvl w:val="0"/>
-          <w:numId w:val="107"/>
+          <w:numId w:val="117"/>
         </w:numPr>
         <w:rPr/>
       </w:pPr>
@@ -17535,21 +18247,21 @@
         <w:pStyle w:val="BodyText"/>
         <w:rPr/>
       </w:pPr>
-      <w:bookmarkStart w:id="101" w:name="объём-и-выполнение-burn-up"/>
+      <w:bookmarkStart w:id="106" w:name="объём-и-выполнение-burn-up"/>
       <w:r>
         <w:rPr/>
         <w:t>Прогноз по задачам дополняет прогноз по остатку: он опирается на оценки задач и статусы в Jira, а не на внесённый остаток, и сразу учитывает рост объёма. Сильное расхождение двух прогнозов — повод проверить оценки задач и списание остатка.</w:t>
       </w:r>
-      <w:bookmarkEnd w:id="101"/>
+      <w:bookmarkEnd w:id="106"/>
     </w:p>
     <w:p>
       <w:pPr>
         <w:pStyle w:val="Heading2"/>
         <w:rPr/>
       </w:pPr>
-      <w:bookmarkStart w:id="102" w:name="__RefHeading___Toc4219_3868337457"/>
-      <w:bookmarkStart w:id="103" w:name="список-задач-и-качество-данных"/>
-      <w:bookmarkEnd w:id="102"/>
+      <w:bookmarkStart w:id="107" w:name="__RefHeading___Toc4355_916229385"/>
+      <w:bookmarkStart w:id="108" w:name="список-задач-и-качество-данных"/>
+      <w:bookmarkEnd w:id="107"/>
       <w:r>
         <w:rPr>
           <w:rStyle w:val="SectionNumber"/>
@@ -17594,7 +18306,7 @@
           <wp:inline distT="0" distB="0" distL="0" distR="0">
             <wp:extent cx="4267200" cy="2607945"/>
             <wp:effectExtent l="0" t="0" r="0" b="0"/>
-            <wp:docPr id="45" name="Image45" descr="Список задач эпика"/>
+            <wp:docPr id="49" name="Image49" descr="Список задач эпика"/>
             <wp:cNvGraphicFramePr>
               <a:graphicFrameLocks xmlns:a="http://schemas.openxmlformats.org/drawingml/2006/main" noChangeAspect="1"/>
             </wp:cNvGraphicFramePr>
@@ -17602,13 +18314,13 @@
               <a:graphicData uri="http://schemas.openxmlformats.org/drawingml/2006/picture">
                 <pic:pic xmlns:pic="http://schemas.openxmlformats.org/drawingml/2006/picture">
                   <pic:nvPicPr>
-                    <pic:cNvPr id="45" name="Image45" descr="Список задач эпика"/>
+                    <pic:cNvPr id="49" name="Image49" descr="Список задач эпика"/>
                     <pic:cNvPicPr>
                       <a:picLocks noChangeAspect="1" noChangeArrowheads="1"/>
                     </pic:cNvPicPr>
                   </pic:nvPicPr>
                   <pic:blipFill>
-                    <a:blip r:embed="rId46"/>
+                    <a:blip r:embed="rId50"/>
                     <a:stretch>
                       <a:fillRect/>
                     </a:stretch>
@@ -18235,7 +18947,7 @@
           <wp:inline distT="0" distB="0" distL="0" distR="0">
             <wp:extent cx="4267200" cy="2237740"/>
             <wp:effectExtent l="0" t="0" r="0" b="0"/>
-            <wp:docPr id="46" name="Image46" descr="Только задачи с неполными данными"/>
+            <wp:docPr id="50" name="Image50" descr="Только задачи с неполными данными"/>
             <wp:cNvGraphicFramePr>
               <a:graphicFrameLocks xmlns:a="http://schemas.openxmlformats.org/drawingml/2006/main" noChangeAspect="1"/>
             </wp:cNvGraphicFramePr>
@@ -18243,13 +18955,13 @@
               <a:graphicData uri="http://schemas.openxmlformats.org/drawingml/2006/picture">
                 <pic:pic xmlns:pic="http://schemas.openxmlformats.org/drawingml/2006/picture">
                   <pic:nvPicPr>
-                    <pic:cNvPr id="46" name="Image46" descr="Только задачи с неполными данными"/>
+                    <pic:cNvPr id="50" name="Image50" descr="Только задачи с неполными данными"/>
                     <pic:cNvPicPr>
                       <a:picLocks noChangeAspect="1" noChangeArrowheads="1"/>
                     </pic:cNvPicPr>
                   </pic:nvPicPr>
                   <pic:blipFill>
-                    <a:blip r:embed="rId47"/>
+                    <a:blip r:embed="rId51"/>
                     <a:stretch>
                       <a:fillRect/>
                     </a:stretch>
@@ -18313,21 +19025,21 @@
         <w:pStyle w:val="FirstParagraph"/>
         <w:rPr/>
       </w:pPr>
-      <w:bookmarkStart w:id="104" w:name="список-задач-и-качество-данных"/>
+      <w:bookmarkStart w:id="109" w:name="список-задач-и-качество-данных"/>
       <w:r>
         <w:rPr/>
         <w:t>Если у эпика есть предыдущий срез, под значениями остатка, затраченного и оценки показано их изменение, а задачи, которых в прошлом срезе не было, отмечены «новая».</w:t>
       </w:r>
-      <w:bookmarkEnd w:id="104"/>
+      <w:bookmarkEnd w:id="109"/>
     </w:p>
     <w:p>
       <w:pPr>
         <w:pStyle w:val="Heading2"/>
         <w:rPr/>
       </w:pPr>
-      <w:bookmarkStart w:id="105" w:name="__RefHeading___Toc4221_3868337457"/>
-      <w:bookmarkStart w:id="106" w:name="что-изменилось-между-срезами"/>
-      <w:bookmarkEnd w:id="105"/>
+      <w:bookmarkStart w:id="110" w:name="__RefHeading___Toc4357_916229385"/>
+      <w:bookmarkStart w:id="111" w:name="что-изменилось-между-срезами"/>
+      <w:bookmarkEnd w:id="110"/>
       <w:r>
         <w:rPr>
           <w:rStyle w:val="SectionNumber"/>
@@ -18405,7 +19117,7 @@
           <wp:inline distT="0" distB="0" distL="0" distR="0">
             <wp:extent cx="4533900" cy="3223895"/>
             <wp:effectExtent l="0" t="0" r="0" b="0"/>
-            <wp:docPr id="47" name="Image47" descr="Что изменилось в эпике за период"/>
+            <wp:docPr id="51" name="Image51" descr="Что изменилось в эпике за период"/>
             <wp:cNvGraphicFramePr>
               <a:graphicFrameLocks xmlns:a="http://schemas.openxmlformats.org/drawingml/2006/main" noChangeAspect="1"/>
             </wp:cNvGraphicFramePr>
@@ -18413,13 +19125,13 @@
               <a:graphicData uri="http://schemas.openxmlformats.org/drawingml/2006/picture">
                 <pic:pic xmlns:pic="http://schemas.openxmlformats.org/drawingml/2006/picture">
                   <pic:nvPicPr>
-                    <pic:cNvPr id="47" name="Image47" descr="Что изменилось в эпике за период"/>
+                    <pic:cNvPr id="51" name="Image51" descr="Что изменилось в эпике за период"/>
                     <pic:cNvPicPr>
                       <a:picLocks noChangeAspect="1" noChangeArrowheads="1"/>
                     </pic:cNvPicPr>
                   </pic:nvPicPr>
                   <pic:blipFill>
-                    <a:blip r:embed="rId48"/>
+                    <a:blip r:embed="rId52"/>
                     <a:stretch>
                       <a:fillRect/>
                     </a:stretch>
@@ -18801,17 +19513,17 @@
         <w:rPr/>
         <w:t xml:space="preserve"> за период. Ключи задач открывают их в Jira.</w:t>
       </w:r>
-      <w:bookmarkEnd w:id="95"/>
-      <w:bookmarkEnd w:id="106"/>
+      <w:bookmarkEnd w:id="100"/>
+      <w:bookmarkEnd w:id="111"/>
     </w:p>
     <w:p>
       <w:pPr>
         <w:pStyle w:val="Heading1"/>
         <w:rPr/>
       </w:pPr>
-      <w:bookmarkStart w:id="107" w:name="__RefHeading___Toc4223_3868337457"/>
-      <w:bookmarkStart w:id="108" w:name="режим-просмотра"/>
-      <w:bookmarkEnd w:id="107"/>
+      <w:bookmarkStart w:id="112" w:name="__RefHeading___Toc4359_916229385"/>
+      <w:bookmarkStart w:id="113" w:name="режим-просмотра"/>
+      <w:bookmarkEnd w:id="112"/>
       <w:r>
         <w:rPr>
           <w:rStyle w:val="SectionNumber"/>
@@ -18845,7 +19557,7 @@
           <wp:inline distT="0" distB="0" distL="0" distR="0">
             <wp:extent cx="5334000" cy="3333750"/>
             <wp:effectExtent l="0" t="0" r="0" b="0"/>
-            <wp:docPr id="48" name="Image48" descr="Раздел «Эпики» в режиме просмотра"/>
+            <wp:docPr id="52" name="Image52" descr="Раздел «Эпики» в режиме просмотра"/>
             <wp:cNvGraphicFramePr>
               <a:graphicFrameLocks xmlns:a="http://schemas.openxmlformats.org/drawingml/2006/main" noChangeAspect="1"/>
             </wp:cNvGraphicFramePr>
@@ -18853,13 +19565,13 @@
               <a:graphicData uri="http://schemas.openxmlformats.org/drawingml/2006/picture">
                 <pic:pic xmlns:pic="http://schemas.openxmlformats.org/drawingml/2006/picture">
                   <pic:nvPicPr>
-                    <pic:cNvPr id="48" name="Image48" descr="Раздел «Эпики» в режиме просмотра"/>
+                    <pic:cNvPr id="52" name="Image52" descr="Раздел «Эпики» в режиме просмотра"/>
                     <pic:cNvPicPr>
                       <a:picLocks noChangeAspect="1" noChangeArrowheads="1"/>
                     </pic:cNvPicPr>
                   </pic:nvPicPr>
                   <pic:blipFill>
-                    <a:blip r:embed="rId49"/>
+                    <a:blip r:embed="rId53"/>
                     <a:stretch>
                       <a:fillRect/>
                     </a:stretch>
@@ -18895,21 +19607,21 @@
         <w:pStyle w:val="BodyText"/>
         <w:rPr/>
       </w:pPr>
-      <w:bookmarkStart w:id="109" w:name="режим-просмотра"/>
+      <w:bookmarkStart w:id="114" w:name="режим-просмотра"/>
       <w:r>
         <w:rPr/>
         <w:t>Остаются доступны фильтры, выбор эпика на графике, сортировка таблиц, период burn rate, выгрузка в PDF и печать, а также раздел «Уведомления» — подписка на дайджест и оповещения. Если у вас разные роли в разных проектах, режим переключается при смене проекта.</w:t>
       </w:r>
-      <w:bookmarkEnd w:id="109"/>
+      <w:bookmarkEnd w:id="114"/>
     </w:p>
     <w:p>
       <w:pPr>
         <w:pStyle w:val="Heading1"/>
         <w:rPr/>
       </w:pPr>
-      <w:bookmarkStart w:id="110" w:name="__RefHeading___Toc4225_3868337457"/>
-      <w:bookmarkStart w:id="111" w:name="отчёты-pdf-и-печать"/>
-      <w:bookmarkEnd w:id="110"/>
+      <w:bookmarkStart w:id="115" w:name="__RefHeading___Toc4361_916229385"/>
+      <w:bookmarkStart w:id="116" w:name="отчёты-pdf-и-печать"/>
+      <w:bookmarkEnd w:id="115"/>
       <w:r>
         <w:rPr>
           <w:rStyle w:val="SectionNumber"/>
@@ -18948,7 +19660,7 @@
         <w:pStyle w:val="Compact"/>
         <w:numPr>
           <w:ilvl w:val="0"/>
-          <w:numId w:val="108"/>
+          <w:numId w:val="118"/>
         </w:numPr>
         <w:rPr/>
       </w:pPr>
@@ -18969,7 +19681,7 @@
         <w:pStyle w:val="Compact"/>
         <w:numPr>
           <w:ilvl w:val="0"/>
-          <w:numId w:val="109"/>
+          <w:numId w:val="119"/>
         </w:numPr>
         <w:rPr/>
       </w:pPr>
@@ -18990,7 +19702,7 @@
         <w:pStyle w:val="Compact"/>
         <w:numPr>
           <w:ilvl w:val="0"/>
-          <w:numId w:val="110"/>
+          <w:numId w:val="120"/>
         </w:numPr>
         <w:rPr/>
       </w:pPr>
@@ -19036,16 +19748,16 @@
         <w:rPr/>
         <w:t xml:space="preserve"> (дашборд и свод) печатает раздел вместе с графиками: меню и кнопки скрываются, страница подстраивается под альбомный A4. Чтобы получить PDF с графиками, выберите в диалоге печати «Сохранить как PDF».</w:t>
       </w:r>
-      <w:bookmarkEnd w:id="111"/>
+      <w:bookmarkEnd w:id="116"/>
     </w:p>
     <w:p>
       <w:pPr>
         <w:pStyle w:val="Heading1"/>
         <w:rPr/>
       </w:pPr>
-      <w:bookmarkStart w:id="112" w:name="__RefHeading___Toc4227_3868337457"/>
-      <w:bookmarkStart w:id="113" w:name="уведомления-дайджест-и-оповещения"/>
-      <w:bookmarkEnd w:id="112"/>
+      <w:bookmarkStart w:id="117" w:name="__RefHeading___Toc4363_916229385"/>
+      <w:bookmarkStart w:id="118" w:name="уведомления-дайджест-и-оповещения"/>
+      <w:bookmarkEnd w:id="117"/>
       <w:r>
         <w:rPr>
           <w:rStyle w:val="SectionNumber"/>
@@ -19079,7 +19791,7 @@
           <wp:inline distT="0" distB="0" distL="0" distR="0">
             <wp:extent cx="5334000" cy="4336415"/>
             <wp:effectExtent l="0" t="0" r="0" b="0"/>
-            <wp:docPr id="49" name="Image49" descr="Раздел «Уведомления»: каналы, дайджест и оповещения"/>
+            <wp:docPr id="53" name="Image53" descr="Раздел «Уведомления»: каналы, дайджест и оповещения"/>
             <wp:cNvGraphicFramePr>
               <a:graphicFrameLocks xmlns:a="http://schemas.openxmlformats.org/drawingml/2006/main" noChangeAspect="1"/>
             </wp:cNvGraphicFramePr>
@@ -19087,13 +19799,13 @@
               <a:graphicData uri="http://schemas.openxmlformats.org/drawingml/2006/picture">
                 <pic:pic xmlns:pic="http://schemas.openxmlformats.org/drawingml/2006/picture">
                   <pic:nvPicPr>
-                    <pic:cNvPr id="49" name="Image49" descr="Раздел «Уведомления»: каналы, дайджест и оповещения"/>
+                    <pic:cNvPr id="53" name="Image53" descr="Раздел «Уведомления»: каналы, дайджест и оповещения"/>
                     <pic:cNvPicPr>
                       <a:picLocks noChangeAspect="1" noChangeArrowheads="1"/>
                     </pic:cNvPicPr>
                   </pic:nvPicPr>
                   <pic:blipFill>
-                    <a:blip r:embed="rId50"/>
+                    <a:blip r:embed="rId54"/>
                     <a:stretch>
                       <a:fillRect/>
                     </a:stretch>
@@ -19147,9 +19859,9 @@
         <w:pStyle w:val="Heading2"/>
         <w:rPr/>
       </w:pPr>
-      <w:bookmarkStart w:id="114" w:name="__RefHeading___Toc4229_3868337457"/>
-      <w:bookmarkStart w:id="115" w:name="каналы-почта-и-telegram"/>
-      <w:bookmarkEnd w:id="114"/>
+      <w:bookmarkStart w:id="119" w:name="__RefHeading___Toc4365_916229385"/>
+      <w:bookmarkStart w:id="120" w:name="каналы-почта-и-telegram"/>
+      <w:bookmarkEnd w:id="119"/>
       <w:r>
         <w:rPr>
           <w:rStyle w:val="SectionNumber"/>
@@ -19177,7 +19889,7 @@
         <w:pStyle w:val="Compact"/>
         <w:numPr>
           <w:ilvl w:val="0"/>
-          <w:numId w:val="111"/>
+          <w:numId w:val="121"/>
         </w:numPr>
         <w:rPr/>
       </w:pPr>
@@ -19198,7 +19910,7 @@
         <w:pStyle w:val="Compact"/>
         <w:numPr>
           <w:ilvl w:val="0"/>
-          <w:numId w:val="112"/>
+          <w:numId w:val="122"/>
         </w:numPr>
         <w:rPr/>
       </w:pPr>
@@ -19229,7 +19941,7 @@
         <w:pStyle w:val="Compact"/>
         <w:numPr>
           <w:ilvl w:val="0"/>
-          <w:numId w:val="113"/>
+          <w:numId w:val="123"/>
         </w:numPr>
         <w:rPr/>
       </w:pPr>
@@ -19254,7 +19966,7 @@
         <w:pStyle w:val="Compact"/>
         <w:numPr>
           <w:ilvl w:val="0"/>
-          <w:numId w:val="114"/>
+          <w:numId w:val="124"/>
         </w:numPr>
         <w:rPr/>
       </w:pPr>
@@ -19279,7 +19991,7 @@
         <w:pStyle w:val="Compact"/>
         <w:numPr>
           <w:ilvl w:val="0"/>
-          <w:numId w:val="115"/>
+          <w:numId w:val="125"/>
         </w:numPr>
         <w:rPr/>
       </w:pPr>
@@ -19310,7 +20022,7 @@
           <wp:inline distT="0" distB="0" distL="0" distR="0">
             <wp:extent cx="3200400" cy="2254885"/>
             <wp:effectExtent l="0" t="0" r="0" b="0"/>
-            <wp:docPr id="50" name="Image50" descr="Окно привязки Telegram"/>
+            <wp:docPr id="54" name="Image54" descr="Окно привязки Telegram"/>
             <wp:cNvGraphicFramePr>
               <a:graphicFrameLocks xmlns:a="http://schemas.openxmlformats.org/drawingml/2006/main" noChangeAspect="1"/>
             </wp:cNvGraphicFramePr>
@@ -19318,13 +20030,13 @@
               <a:graphicData uri="http://schemas.openxmlformats.org/drawingml/2006/picture">
                 <pic:pic xmlns:pic="http://schemas.openxmlformats.org/drawingml/2006/picture">
                   <pic:nvPicPr>
-                    <pic:cNvPr id="50" name="Image50" descr="Окно привязки Telegram"/>
+                    <pic:cNvPr id="54" name="Image54" descr="Окно привязки Telegram"/>
                     <pic:cNvPicPr>
                       <a:picLocks noChangeAspect="1" noChangeArrowheads="1"/>
                     </pic:cNvPicPr>
                   </pic:nvPicPr>
                   <pic:blipFill>
-                    <a:blip r:embed="rId51"/>
+                    <a:blip r:embed="rId55"/>
                     <a:stretch>
                       <a:fillRect/>
                     </a:stretch>
@@ -19375,16 +20087,16 @@
         <w:rPr/>
         <w:t xml:space="preserve"> отключает Telegram во всех ваших подписках; привязать его снова можно в любой момент.</w:t>
       </w:r>
-      <w:bookmarkEnd w:id="115"/>
+      <w:bookmarkEnd w:id="120"/>
     </w:p>
     <w:p>
       <w:pPr>
         <w:pStyle w:val="Heading2"/>
         <w:rPr/>
       </w:pPr>
-      <w:bookmarkStart w:id="116" w:name="__RefHeading___Toc4231_3868337457"/>
-      <w:bookmarkStart w:id="117" w:name="дайджест-по-расписанию"/>
-      <w:bookmarkEnd w:id="116"/>
+      <w:bookmarkStart w:id="121" w:name="__RefHeading___Toc4367_916229385"/>
+      <w:bookmarkStart w:id="122" w:name="дайджест-по-расписанию"/>
+      <w:bookmarkEnd w:id="121"/>
       <w:r>
         <w:rPr>
           <w:rStyle w:val="SectionNumber"/>
@@ -19432,7 +20144,7 @@
         <w:pStyle w:val="Compact"/>
         <w:numPr>
           <w:ilvl w:val="0"/>
-          <w:numId w:val="116"/>
+          <w:numId w:val="126"/>
         </w:numPr>
         <w:rPr/>
       </w:pPr>
@@ -19457,7 +20169,7 @@
         <w:pStyle w:val="Compact"/>
         <w:numPr>
           <w:ilvl w:val="0"/>
-          <w:numId w:val="117"/>
+          <w:numId w:val="127"/>
         </w:numPr>
         <w:rPr/>
       </w:pPr>
@@ -19504,7 +20216,7 @@
         <w:pStyle w:val="Compact"/>
         <w:numPr>
           <w:ilvl w:val="0"/>
-          <w:numId w:val="118"/>
+          <w:numId w:val="128"/>
         </w:numPr>
         <w:rPr/>
       </w:pPr>
@@ -19540,7 +20252,7 @@
         <w:pStyle w:val="Compact"/>
         <w:numPr>
           <w:ilvl w:val="0"/>
-          <w:numId w:val="119"/>
+          <w:numId w:val="129"/>
         </w:numPr>
         <w:rPr/>
       </w:pPr>
@@ -19631,7 +20343,7 @@
           <wp:inline distT="0" distB="0" distL="0" distR="0">
             <wp:extent cx="5334000" cy="4148455"/>
             <wp:effectExtent l="0" t="0" r="0" b="0"/>
-            <wp:docPr id="51" name="Image51" descr="Предпросмотр дайджеста"/>
+            <wp:docPr id="55" name="Image55" descr="Предпросмотр дайджеста"/>
             <wp:cNvGraphicFramePr>
               <a:graphicFrameLocks xmlns:a="http://schemas.openxmlformats.org/drawingml/2006/main" noChangeAspect="1"/>
             </wp:cNvGraphicFramePr>
@@ -19639,13 +20351,13 @@
               <a:graphicData uri="http://schemas.openxmlformats.org/drawingml/2006/picture">
                 <pic:pic xmlns:pic="http://schemas.openxmlformats.org/drawingml/2006/picture">
                   <pic:nvPicPr>
-                    <pic:cNvPr id="51" name="Image51" descr="Предпросмотр дайджеста"/>
+                    <pic:cNvPr id="55" name="Image55" descr="Предпросмотр дайджеста"/>
                     <pic:cNvPicPr>
                       <a:picLocks noChangeAspect="1" noChangeArrowheads="1"/>
                     </pic:cNvPicPr>
                   </pic:nvPicPr>
                   <pic:blipFill>
-                    <a:blip r:embed="rId52"/>
+                    <a:blip r:embed="rId56"/>
                     <a:stretch>
                       <a:fillRect/>
                     </a:stretch>
@@ -19691,7 +20403,7 @@
         <w:pStyle w:val="Compact"/>
         <w:numPr>
           <w:ilvl w:val="0"/>
-          <w:numId w:val="120"/>
+          <w:numId w:val="130"/>
         </w:numPr>
         <w:rPr/>
       </w:pPr>
@@ -19705,7 +20417,7 @@
         <w:pStyle w:val="Compact"/>
         <w:numPr>
           <w:ilvl w:val="0"/>
-          <w:numId w:val="121"/>
+          <w:numId w:val="131"/>
         </w:numPr>
         <w:rPr/>
       </w:pPr>
@@ -19719,7 +20431,7 @@
         <w:pStyle w:val="Compact"/>
         <w:numPr>
           <w:ilvl w:val="0"/>
-          <w:numId w:val="122"/>
+          <w:numId w:val="132"/>
         </w:numPr>
         <w:rPr/>
       </w:pPr>
@@ -19733,25 +20445,25 @@
         <w:pStyle w:val="Compact"/>
         <w:numPr>
           <w:ilvl w:val="0"/>
-          <w:numId w:val="123"/>
+          <w:numId w:val="133"/>
         </w:numPr>
         <w:rPr/>
       </w:pPr>
-      <w:bookmarkStart w:id="118" w:name="дайджест-по-расписанию"/>
+      <w:bookmarkStart w:id="123" w:name="дайджест-по-расписанию"/>
       <w:r>
         <w:rPr/>
         <w:t>если доступ к проекту отозван, дайджесты по нему больше не отправляются.</w:t>
       </w:r>
-      <w:bookmarkEnd w:id="118"/>
+      <w:bookmarkEnd w:id="123"/>
     </w:p>
     <w:p>
       <w:pPr>
         <w:pStyle w:val="Heading2"/>
         <w:rPr/>
       </w:pPr>
-      <w:bookmarkStart w:id="119" w:name="__RefHeading___Toc4233_3868337457"/>
-      <w:bookmarkStart w:id="120" w:name="оповещения"/>
-      <w:bookmarkEnd w:id="119"/>
+      <w:bookmarkStart w:id="124" w:name="__RefHeading___Toc4369_916229385"/>
+      <w:bookmarkStart w:id="125" w:name="оповещения"/>
+      <w:bookmarkEnd w:id="124"/>
       <w:r>
         <w:rPr>
           <w:rStyle w:val="SectionNumber"/>
@@ -20254,17 +20966,17 @@
         <w:rPr/>
         <w:t xml:space="preserve"> Руководителю проекта удобно включить все виды оповещений и дайджест раз в неделю перед планёркой. Участнику, который только смотрит отчёты, обычно достаточно дайджеста.</w:t>
       </w:r>
-      <w:bookmarkEnd w:id="113"/>
-      <w:bookmarkEnd w:id="120"/>
+      <w:bookmarkEnd w:id="118"/>
+      <w:bookmarkEnd w:id="125"/>
     </w:p>
     <w:p>
       <w:pPr>
         <w:pStyle w:val="Heading1"/>
         <w:rPr/>
       </w:pPr>
-      <w:bookmarkStart w:id="121" w:name="__RefHeading___Toc4235_3868337457"/>
-      <w:bookmarkStart w:id="122" w:name="работа-с-телефона"/>
-      <w:bookmarkEnd w:id="121"/>
+      <w:bookmarkStart w:id="126" w:name="__RefHeading___Toc4371_916229385"/>
+      <w:bookmarkStart w:id="127" w:name="работа-с-телефона"/>
+      <w:bookmarkEnd w:id="126"/>
       <w:r>
         <w:rPr>
           <w:rStyle w:val="SectionNumber"/>
@@ -20309,7 +21021,7 @@
           <wp:inline distT="0" distB="0" distL="0" distR="0">
             <wp:extent cx="2026920" cy="4386580"/>
             <wp:effectExtent l="0" t="0" r="0" b="0"/>
-            <wp:docPr id="52" name="Image52" descr="Дашборд на телефоне"/>
+            <wp:docPr id="56" name="Image56" descr="Дашборд на телефоне"/>
             <wp:cNvGraphicFramePr>
               <a:graphicFrameLocks xmlns:a="http://schemas.openxmlformats.org/drawingml/2006/main" noChangeAspect="1"/>
             </wp:cNvGraphicFramePr>
@@ -20317,13 +21029,13 @@
               <a:graphicData uri="http://schemas.openxmlformats.org/drawingml/2006/picture">
                 <pic:pic xmlns:pic="http://schemas.openxmlformats.org/drawingml/2006/picture">
                   <pic:nvPicPr>
-                    <pic:cNvPr id="52" name="Image52" descr="Дашборд на телефоне"/>
+                    <pic:cNvPr id="56" name="Image56" descr="Дашборд на телефоне"/>
                     <pic:cNvPicPr>
                       <a:picLocks noChangeAspect="1" noChangeArrowheads="1"/>
                     </pic:cNvPicPr>
                   </pic:nvPicPr>
                   <pic:blipFill>
-                    <a:blip r:embed="rId53"/>
+                    <a:blip r:embed="rId57"/>
                     <a:stretch>
                       <a:fillRect/>
                     </a:stretch>
@@ -20353,7 +21065,7 @@
           <wp:inline distT="0" distB="0" distL="0" distR="0">
             <wp:extent cx="2026920" cy="4386580"/>
             <wp:effectExtent l="0" t="0" r="0" b="0"/>
-            <wp:docPr id="53" name="Image53" descr="Открытое меню"/>
+            <wp:docPr id="57" name="Image57" descr="Открытое меню"/>
             <wp:cNvGraphicFramePr>
               <a:graphicFrameLocks xmlns:a="http://schemas.openxmlformats.org/drawingml/2006/main" noChangeAspect="1"/>
             </wp:cNvGraphicFramePr>
@@ -20361,13 +21073,13 @@
               <a:graphicData uri="http://schemas.openxmlformats.org/drawingml/2006/picture">
                 <pic:pic xmlns:pic="http://schemas.openxmlformats.org/drawingml/2006/picture">
                   <pic:nvPicPr>
-                    <pic:cNvPr id="53" name="Image53" descr="Открытое меню"/>
+                    <pic:cNvPr id="57" name="Image57" descr="Открытое меню"/>
                     <pic:cNvPicPr>
                       <a:picLocks noChangeAspect="1" noChangeArrowheads="1"/>
                     </pic:cNvPicPr>
                   </pic:nvPicPr>
                   <pic:blipFill>
-                    <a:blip r:embed="rId54"/>
+                    <a:blip r:embed="rId58"/>
                     <a:stretch>
                       <a:fillRect/>
                     </a:stretch>
@@ -20387,16 +21099,16 @@
           </wp:inline>
         </w:drawing>
       </w:r>
-      <w:bookmarkEnd w:id="122"/>
+      <w:bookmarkEnd w:id="127"/>
     </w:p>
     <w:p>
       <w:pPr>
         <w:pStyle w:val="Heading1"/>
         <w:rPr/>
       </w:pPr>
-      <w:bookmarkStart w:id="123" w:name="__RefHeading___Toc4237_3868337457"/>
-      <w:bookmarkStart w:id="124" w:name="пользовательские-сценарии"/>
-      <w:bookmarkEnd w:id="123"/>
+      <w:bookmarkStart w:id="128" w:name="__RefHeading___Toc4373_916229385"/>
+      <w:bookmarkStart w:id="129" w:name="пользовательские-сценарии"/>
+      <w:bookmarkEnd w:id="128"/>
       <w:r>
         <w:rPr>
           <w:rStyle w:val="SectionNumber"/>
@@ -20414,9 +21126,9 @@
         <w:pStyle w:val="Heading2"/>
         <w:rPr/>
       </w:pPr>
-      <w:bookmarkStart w:id="125" w:name="__RefHeading___Toc4239_3868337457"/>
-      <w:bookmarkStart w:id="126" w:name="сценарий-1.-еженедельный-замер-вручную"/>
-      <w:bookmarkEnd w:id="125"/>
+      <w:bookmarkStart w:id="130" w:name="__RefHeading___Toc4375_916229385"/>
+      <w:bookmarkStart w:id="131" w:name="сценарий-1.-еженедельный-замер-вручную"/>
+      <w:bookmarkEnd w:id="130"/>
       <w:r>
         <w:rPr>
           <w:rStyle w:val="SectionNumber"/>
@@ -20455,355 +21167,6 @@
       <w:r>
         <w:rPr/>
         <w:t xml:space="preserve"> обновить данные по всем эпикам и оценить сроки.</w:t>
-      </w:r>
-    </w:p>
-    <w:p>
-      <w:pPr>
-        <w:pStyle w:val="Compact"/>
-        <w:numPr>
-          <w:ilvl w:val="0"/>
-          <w:numId w:val="124"/>
-        </w:numPr>
-        <w:rPr/>
-      </w:pPr>
-      <w:r>
-        <w:rPr/>
-        <w:t xml:space="preserve">Открывает «Данные по датам» и нажимает </w:t>
-      </w:r>
-      <w:r>
-        <w:rPr>
-          <w:b/>
-          <w:bCs/>
-        </w:rPr>
-        <w:t>Замер по всем эпикам</w:t>
-      </w:r>
-      <w:r>
-        <w:rPr/>
-        <w:t>.</w:t>
-      </w:r>
-    </w:p>
-    <w:p>
-      <w:pPr>
-        <w:pStyle w:val="Compact"/>
-        <w:numPr>
-          <w:ilvl w:val="0"/>
-          <w:numId w:val="125"/>
-        </w:numPr>
-        <w:rPr/>
-      </w:pPr>
-      <w:r>
-        <w:rPr/>
-        <w:t xml:space="preserve">Проверяет дату, нажимает </w:t>
-      </w:r>
-      <w:r>
-        <w:rPr>
-          <w:b/>
-          <w:bCs/>
-        </w:rPr>
-        <w:t>Подставить прошлые значения</w:t>
-      </w:r>
-      <w:r>
-        <w:rPr/>
-        <w:t>, исправляет остаток и затраченное время, при изменении — оценку.</w:t>
-      </w:r>
-    </w:p>
-    <w:p>
-      <w:pPr>
-        <w:pStyle w:val="Compact"/>
-        <w:numPr>
-          <w:ilvl w:val="0"/>
-          <w:numId w:val="126"/>
-        </w:numPr>
-        <w:rPr/>
-      </w:pPr>
-      <w:r>
-        <w:rPr/>
-        <w:t xml:space="preserve">Нажимает </w:t>
-      </w:r>
-      <w:r>
-        <w:rPr>
-          <w:b/>
-          <w:bCs/>
-        </w:rPr>
-        <w:t>Сохранить</w:t>
-      </w:r>
-      <w:r>
-        <w:rPr/>
-        <w:t xml:space="preserve"> и переходит на «Дашборд»: статусы, Δ оценки, строки с отрицательным burn rate.</w:t>
-      </w:r>
-    </w:p>
-    <w:p>
-      <w:pPr>
-        <w:pStyle w:val="Compact"/>
-        <w:numPr>
-          <w:ilvl w:val="0"/>
-          <w:numId w:val="127"/>
-        </w:numPr>
-        <w:rPr/>
-      </w:pPr>
-      <w:r>
-        <w:rPr/>
-        <w:t>В «Своде по этапам» проверяет, что этапы укладываются в цели.</w:t>
-      </w:r>
-    </w:p>
-    <w:p>
-      <w:pPr>
-        <w:pStyle w:val="FirstParagraph"/>
-        <w:rPr/>
-      </w:pPr>
-      <w:r>
-        <w:rPr>
-          <w:b/>
-          <w:bCs/>
-        </w:rPr>
-        <w:t>Результат:</w:t>
-      </w:r>
-      <w:r>
-        <w:rPr/>
-        <w:t xml:space="preserve"> актуальная картина сроков за несколько минут.</w:t>
-      </w:r>
-      <w:bookmarkEnd w:id="126"/>
-    </w:p>
-    <w:p>
-      <w:pPr>
-        <w:pStyle w:val="Heading2"/>
-        <w:rPr/>
-      </w:pPr>
-      <w:bookmarkStart w:id="127" w:name="__RefHeading___Toc4241_3868337457"/>
-      <w:bookmarkStart w:id="128" w:name="X78d37a44ee7c8d22d59db32d3ad170073632566"/>
-      <w:bookmarkEnd w:id="127"/>
-      <w:r>
-        <w:rPr>
-          <w:rStyle w:val="SectionNumber"/>
-        </w:rPr>
-        <w:t>15.2</w:t>
-      </w:r>
-      <w:r>
-        <w:rPr/>
-        <w:tab/>
-        <w:t>Сценарий 2. Связать проект с Jira и затянуть сегодняшний день</w:t>
-      </w:r>
-    </w:p>
-    <w:p>
-      <w:pPr>
-        <w:pStyle w:val="FirstParagraph"/>
-        <w:rPr/>
-      </w:pPr>
-      <w:r>
-        <w:rPr>
-          <w:b/>
-          <w:bCs/>
-        </w:rPr>
-        <w:t>Кто:</w:t>
-      </w:r>
-      <w:r>
-        <w:rPr/>
-        <w:t xml:space="preserve"> руководитель проекта, задачи команды ведутся в Jira со структурой Structure.</w:t>
-      </w:r>
-    </w:p>
-    <w:p>
-      <w:pPr>
-        <w:pStyle w:val="Compact"/>
-        <w:numPr>
-          <w:ilvl w:val="0"/>
-          <w:numId w:val="128"/>
-        </w:numPr>
-        <w:rPr/>
-      </w:pPr>
-      <w:r>
-        <w:rPr/>
-        <w:t>Открывает «Связь с Jira» и проверяет, что вверху написано «✓ Подключение к Jira настроено»; если нет — просит администратора настроить его в «Интеграциях».</w:t>
-      </w:r>
-    </w:p>
-    <w:p>
-      <w:pPr>
-        <w:pStyle w:val="Compact"/>
-        <w:numPr>
-          <w:ilvl w:val="0"/>
-          <w:numId w:val="129"/>
-        </w:numPr>
-        <w:rPr/>
-      </w:pPr>
-      <w:r>
-        <w:rPr/>
-        <w:t xml:space="preserve">Нажимает </w:t>
-      </w:r>
-      <w:r>
-        <w:rPr>
-          <w:b/>
-          <w:bCs/>
-        </w:rPr>
-        <w:t>+ Новая кнопка</w:t>
-      </w:r>
-      <w:r>
-        <w:rPr/>
-        <w:t xml:space="preserve">, вводит название, </w:t>
-      </w:r>
-      <w:r>
-        <w:rPr>
-          <w:b/>
-          <w:bCs/>
-        </w:rPr>
-        <w:t>Загрузить из Jira</w:t>
-      </w:r>
-      <w:r>
-        <w:rPr/>
-        <w:t xml:space="preserve"> → выбирает структуру релиза.</w:t>
-      </w:r>
-    </w:p>
-    <w:p>
-      <w:pPr>
-        <w:pStyle w:val="Compact"/>
-        <w:numPr>
-          <w:ilvl w:val="0"/>
-          <w:numId w:val="130"/>
-        </w:numPr>
-        <w:rPr/>
-      </w:pPr>
-      <w:r>
-        <w:rPr/>
-        <w:t xml:space="preserve">У каждого эпика указывает ключ задачи-эпика Jira, оставляет </w:t>
-      </w:r>
-      <w:r>
-        <w:rPr>
-          <w:b/>
-          <w:bCs/>
-        </w:rPr>
-        <w:t>С вложенными</w:t>
-      </w:r>
-      <w:r>
-        <w:rPr/>
-        <w:t>.</w:t>
-      </w:r>
-    </w:p>
-    <w:p>
-      <w:pPr>
-        <w:pStyle w:val="Compact"/>
-        <w:numPr>
-          <w:ilvl w:val="0"/>
-          <w:numId w:val="131"/>
-        </w:numPr>
-        <w:rPr/>
-      </w:pPr>
-      <w:r>
-        <w:rPr/>
-        <w:t xml:space="preserve">Проверяет поля Jira: стандартный учёт времени подходит; если команда ведёт трудозатраты в своём поле — </w:t>
-      </w:r>
-      <w:r>
-        <w:rPr>
-          <w:b/>
-          <w:bCs/>
-        </w:rPr>
-        <w:t>Загрузить поля из Jira</w:t>
-      </w:r>
-      <w:r>
-        <w:rPr/>
-        <w:t xml:space="preserve"> и выбирает его с единицей </w:t>
-      </w:r>
-      <w:r>
-        <w:rPr>
-          <w:b/>
-          <w:bCs/>
-        </w:rPr>
-        <w:t>часы</w:t>
-      </w:r>
-      <w:r>
-        <w:rPr/>
-        <w:t>.</w:t>
-      </w:r>
-    </w:p>
-    <w:p>
-      <w:pPr>
-        <w:pStyle w:val="Compact"/>
-        <w:numPr>
-          <w:ilvl w:val="0"/>
-          <w:numId w:val="132"/>
-        </w:numPr>
-        <w:rPr/>
-      </w:pPr>
-      <w:r>
-        <w:rPr/>
-        <w:t>Сохраняет кнопку, открывает «Данные по датам», нажимает кнопку среза.</w:t>
-      </w:r>
-    </w:p>
-    <w:p>
-      <w:pPr>
-        <w:pStyle w:val="Compact"/>
-        <w:numPr>
-          <w:ilvl w:val="0"/>
-          <w:numId w:val="133"/>
-        </w:numPr>
-        <w:rPr/>
-      </w:pPr>
-      <w:r>
-        <w:rPr/>
-        <w:t xml:space="preserve">Сверяет значения и предупреждения в окне среза, нажимает </w:t>
-      </w:r>
-      <w:r>
-        <w:rPr>
-          <w:b/>
-          <w:bCs/>
-        </w:rPr>
-        <w:t>Сохранить</w:t>
-      </w:r>
-      <w:r>
-        <w:rPr/>
-        <w:t>.</w:t>
-      </w:r>
-    </w:p>
-    <w:p>
-      <w:pPr>
-        <w:pStyle w:val="FirstParagraph"/>
-        <w:rPr/>
-      </w:pPr>
-      <w:r>
-        <w:rPr>
-          <w:b/>
-          <w:bCs/>
-        </w:rPr>
-        <w:t>Результат:</w:t>
-      </w:r>
-      <w:r>
-        <w:rPr/>
-        <w:t xml:space="preserve"> замер за сегодня по всем эпикам заполнен из Jira, для кнопки открыто автозаполнение.</w:t>
-      </w:r>
-      <w:bookmarkEnd w:id="128"/>
-    </w:p>
-    <w:p>
-      <w:pPr>
-        <w:pStyle w:val="Heading2"/>
-        <w:rPr/>
-      </w:pPr>
-      <w:bookmarkStart w:id="129" w:name="__RefHeading___Toc4243_3868337457"/>
-      <w:bookmarkStart w:id="130" w:name="сценарий-3.-ежедневное-автозаполнение"/>
-      <w:bookmarkEnd w:id="129"/>
-      <w:r>
-        <w:rPr>
-          <w:rStyle w:val="SectionNumber"/>
-        </w:rPr>
-        <w:t>15.3</w:t>
-      </w:r>
-      <w:r>
-        <w:rPr/>
-        <w:tab/>
-        <w:t>Сценарий 3. Ежедневное автозаполнение</w:t>
-      </w:r>
-    </w:p>
-    <w:p>
-      <w:pPr>
-        <w:pStyle w:val="FirstParagraph"/>
-        <w:rPr/>
-      </w:pPr>
-      <w:r>
-        <w:rPr>
-          <w:b/>
-          <w:bCs/>
-        </w:rPr>
-        <w:t>Кто:</w:t>
-      </w:r>
-      <w:r>
-        <w:rPr/>
-        <w:t xml:space="preserve"> руководитель проекта после первого успешного среза.</w:t>
       </w:r>
     </w:p>
     <w:p>
@@ -20817,7 +21180,18 @@
       </w:pPr>
       <w:r>
         <w:rPr/>
-        <w:t>Открывает «Автозаполнение», включает переключатель у кнопки.</w:t>
+        <w:t xml:space="preserve">Открывает «Данные по датам» и нажимает </w:t>
+      </w:r>
+      <w:r>
+        <w:rPr>
+          <w:b/>
+          <w:bCs/>
+        </w:rPr>
+        <w:t>Замер по всем эпикам</w:t>
+      </w:r>
+      <w:r>
+        <w:rPr/>
+        <w:t>.</w:t>
       </w:r>
     </w:p>
     <w:p>
@@ -20831,18 +21205,18 @@
       </w:pPr>
       <w:r>
         <w:rPr/>
-        <w:t xml:space="preserve">Оставляет будни, ставит время 09:00 и свой часовой пояс, оставляет </w:t>
+        <w:t xml:space="preserve">Проверяет дату, нажимает </w:t>
       </w:r>
       <w:r>
         <w:rPr>
           <w:b/>
           <w:bCs/>
         </w:rPr>
-        <w:t>Перезаписывать замер</w:t>
-      </w:r>
-      <w:r>
-        <w:rPr/>
-        <w:t>.</w:t>
+        <w:t>Подставить прошлые значения</w:t>
+      </w:r>
+      <w:r>
+        <w:rPr/>
+        <w:t>, исправляет остаток и затраченное время, при изменении — оценку.</w:t>
       </w:r>
     </w:p>
     <w:p>
@@ -20863,22 +21237,11 @@
           <w:b/>
           <w:bCs/>
         </w:rPr>
-        <w:t>Сохранить расписание</w:t>
-      </w:r>
-      <w:r>
-        <w:rPr/>
-        <w:t xml:space="preserve"> и проверяет </w:t>
-      </w:r>
-      <w:r>
-        <w:rPr>
-          <w:b/>
-          <w:bCs/>
-        </w:rPr>
-        <w:t>Следующий запуск</w:t>
-      </w:r>
-      <w:r>
-        <w:rPr/>
-        <w:t>.</w:t>
+        <w:t>Сохранить</w:t>
+      </w:r>
+      <w:r>
+        <w:rPr/>
+        <w:t xml:space="preserve"> и переходит на «Дашборд»: статусы, Δ оценки, строки с отрицательным burn rate.</w:t>
       </w:r>
     </w:p>
     <w:p>
@@ -20892,7 +21255,7 @@
       </w:pPr>
       <w:r>
         <w:rPr/>
-        <w:t>На следующее утро видит в карточке «Сохранено замеров за …» и свежие графики на дашборде.</w:t>
+        <w:t>В «Своде по этапам» проверяет, что этапы укладываются в цели.</w:t>
       </w:r>
     </w:p>
     <w:p>
@@ -20909,28 +21272,28 @@
       </w:r>
       <w:r>
         <w:rPr/>
-        <w:t xml:space="preserve"> данные обновляются каждый рабочий день без участия человека.</w:t>
-      </w:r>
-      <w:bookmarkEnd w:id="130"/>
+        <w:t xml:space="preserve"> актуальная картина сроков за несколько минут.</w:t>
+      </w:r>
+      <w:bookmarkEnd w:id="131"/>
     </w:p>
     <w:p>
       <w:pPr>
         <w:pStyle w:val="Heading2"/>
         <w:rPr/>
       </w:pPr>
-      <w:bookmarkStart w:id="131" w:name="__RefHeading___Toc4245_3868337457"/>
-      <w:bookmarkStart w:id="132" w:name="X5fae76ae0535803ad8a038ebb67483220095fb0"/>
-      <w:bookmarkEnd w:id="131"/>
+      <w:bookmarkStart w:id="132" w:name="__RefHeading___Toc4377_916229385"/>
+      <w:bookmarkStart w:id="133" w:name="X78d37a44ee7c8d22d59db32d3ad170073632566"/>
+      <w:bookmarkEnd w:id="132"/>
       <w:r>
         <w:rPr>
           <w:rStyle w:val="SectionNumber"/>
         </w:rPr>
-        <w:t>15.4</w:t>
+        <w:t>15.2</w:t>
       </w:r>
       <w:r>
         <w:rPr/>
         <w:tab/>
-        <w:t>Сценарий 4. Ручная правка поверх автозаполнения</w:t>
+        <w:t>Сценарий 2. Связать проект с Jira и затянуть сегодняшний день</w:t>
       </w:r>
     </w:p>
     <w:p>
@@ -20947,7 +21310,7 @@
       </w:r>
       <w:r>
         <w:rPr/>
-        <w:t xml:space="preserve"> руководитель проекта, который хочет сам вносить оценку, а остаток и затраченное брать из Jira.</w:t>
+        <w:t xml:space="preserve"> руководитель проекта, задачи команды ведутся в Jira со структурой Structure.</w:t>
       </w:r>
     </w:p>
     <w:p>
@@ -20961,29 +21324,7 @@
       </w:pPr>
       <w:r>
         <w:rPr/>
-        <w:t xml:space="preserve">В редакторе кнопки для </w:t>
-      </w:r>
-      <w:r>
-        <w:rPr>
-          <w:b/>
-          <w:bCs/>
-        </w:rPr>
-        <w:t>Оценки</w:t>
-      </w:r>
-      <w:r>
-        <w:rPr/>
-        <w:t xml:space="preserve"> выбирает </w:t>
-      </w:r>
-      <w:r>
-        <w:rPr>
-          <w:b/>
-          <w:bCs/>
-        </w:rPr>
-        <w:t>— не заполнять —</w:t>
-      </w:r>
-      <w:r>
-        <w:rPr/>
-        <w:t>.</w:t>
+        <w:t>Открывает «Связь с Jira» и проверяет, что вверху написано «✓ Подключение к Jira настроено»; если нет — просит администратора настроить его в «Интеграциях».</w:t>
       </w:r>
     </w:p>
     <w:p>
@@ -20997,7 +21338,29 @@
       </w:pPr>
       <w:r>
         <w:rPr/>
-        <w:t>Вносит оценку вручную в «Данных по датам».</w:t>
+        <w:t xml:space="preserve">Нажимает </w:t>
+      </w:r>
+      <w:r>
+        <w:rPr>
+          <w:b/>
+          <w:bCs/>
+        </w:rPr>
+        <w:t>+ Новая кнопка</w:t>
+      </w:r>
+      <w:r>
+        <w:rPr/>
+        <w:t xml:space="preserve">, вводит название, </w:t>
+      </w:r>
+      <w:r>
+        <w:rPr>
+          <w:b/>
+          <w:bCs/>
+        </w:rPr>
+        <w:t>Загрузить из Jira</w:t>
+      </w:r>
+      <w:r>
+        <w:rPr/>
+        <w:t xml:space="preserve"> → выбирает структуру релиза.</w:t>
       </w:r>
     </w:p>
     <w:p>
@@ -21011,45 +21374,18 @@
       </w:pPr>
       <w:r>
         <w:rPr/>
-        <w:t>Автозапуск обновляет остаток и затраченное время, а внесённая оценка остаётся.</w:t>
-      </w:r>
-    </w:p>
-    <w:p>
-      <w:pPr>
-        <w:pStyle w:val="FirstParagraph"/>
-        <w:rPr/>
-      </w:pPr>
+        <w:t xml:space="preserve">У каждого эпика указывает ключ задачи-эпика Jira, оставляет </w:t>
+      </w:r>
       <w:r>
         <w:rPr>
           <w:b/>
           <w:bCs/>
         </w:rPr>
-        <w:t>Результат:</w:t>
-      </w:r>
-      <w:r>
-        <w:rPr/>
-        <w:t xml:space="preserve"> часть показателей ведётся вручную, часть — из Jira.</w:t>
-      </w:r>
-      <w:bookmarkEnd w:id="132"/>
-    </w:p>
-    <w:p>
-      <w:pPr>
-        <w:pStyle w:val="Heading2"/>
-        <w:rPr/>
-      </w:pPr>
-      <w:bookmarkStart w:id="133" w:name="__RefHeading___Toc4247_3868337457"/>
-      <w:bookmarkStart w:id="134" w:name="сценарий-5.-завершение-работ-по-эпику"/>
-      <w:bookmarkEnd w:id="133"/>
-      <w:r>
-        <w:rPr>
-          <w:rStyle w:val="SectionNumber"/>
-        </w:rPr>
-        <w:t>15.5</w:t>
-      </w:r>
-      <w:r>
-        <w:rPr/>
-        <w:tab/>
-        <w:t>Сценарий 5. Завершение работ по эпику</w:t>
+        <w:t>С вложенными</w:t>
+      </w:r>
+      <w:r>
+        <w:rPr/>
+        <w:t>.</w:t>
       </w:r>
     </w:p>
     <w:p>
@@ -21063,7 +21399,29 @@
       </w:pPr>
       <w:r>
         <w:rPr/>
-        <w:t>Вносит последний замер с нулевым остатком.</w:t>
+        <w:t xml:space="preserve">Проверяет поля Jira: стандартный учёт времени подходит; если команда ведёт трудозатраты в своём поле — </w:t>
+      </w:r>
+      <w:r>
+        <w:rPr>
+          <w:b/>
+          <w:bCs/>
+        </w:rPr>
+        <w:t>Загрузить поля из Jira</w:t>
+      </w:r>
+      <w:r>
+        <w:rPr/>
+        <w:t xml:space="preserve"> и выбирает его с единицей </w:t>
+      </w:r>
+      <w:r>
+        <w:rPr>
+          <w:b/>
+          <w:bCs/>
+        </w:rPr>
+        <w:t>часы</w:t>
+      </w:r>
+      <w:r>
+        <w:rPr/>
+        <w:t>.</w:t>
       </w:r>
     </w:p>
     <w:p>
@@ -21077,18 +21435,7 @@
       </w:pPr>
       <w:r>
         <w:rPr/>
-        <w:t xml:space="preserve">В «Эпиках» ставит отметку </w:t>
-      </w:r>
-      <w:r>
-        <w:rPr>
-          <w:b/>
-          <w:bCs/>
-        </w:rPr>
-        <w:t>Сдано</w:t>
-      </w:r>
-      <w:r>
-        <w:rPr/>
-        <w:t>.</w:t>
+        <w:t>Сохраняет кнопку, открывает «Данные по датам», нажимает кнопку среза.</w:t>
       </w:r>
     </w:p>
     <w:p>
@@ -21102,18 +21449,73 @@
       </w:pPr>
       <w:r>
         <w:rPr/>
-        <w:t xml:space="preserve">На дашборде включает </w:t>
+        <w:t xml:space="preserve">Сверяет значения и предупреждения в окне среза, нажимает </w:t>
       </w:r>
       <w:r>
         <w:rPr>
           <w:b/>
           <w:bCs/>
         </w:rPr>
-        <w:t>Скрыть сданные</w:t>
+        <w:t>Сохранить</w:t>
       </w:r>
       <w:r>
         <w:rPr/>
         <w:t>.</w:t>
+      </w:r>
+    </w:p>
+    <w:p>
+      <w:pPr>
+        <w:pStyle w:val="FirstParagraph"/>
+        <w:rPr/>
+      </w:pPr>
+      <w:r>
+        <w:rPr>
+          <w:b/>
+          <w:bCs/>
+        </w:rPr>
+        <w:t>Результат:</w:t>
+      </w:r>
+      <w:r>
+        <w:rPr/>
+        <w:t xml:space="preserve"> замер за сегодня по всем эпикам заполнен из Jira, для кнопки открыто автозаполнение.</w:t>
+      </w:r>
+      <w:bookmarkEnd w:id="133"/>
+    </w:p>
+    <w:p>
+      <w:pPr>
+        <w:pStyle w:val="Heading2"/>
+        <w:rPr/>
+      </w:pPr>
+      <w:bookmarkStart w:id="134" w:name="__RefHeading___Toc4379_916229385"/>
+      <w:bookmarkStart w:id="135" w:name="сценарий-3.-ежедневное-автозаполнение"/>
+      <w:bookmarkEnd w:id="134"/>
+      <w:r>
+        <w:rPr>
+          <w:rStyle w:val="SectionNumber"/>
+        </w:rPr>
+        <w:t>15.3</w:t>
+      </w:r>
+      <w:r>
+        <w:rPr/>
+        <w:tab/>
+        <w:t>Сценарий 3. Ежедневное автозаполнение</w:t>
+      </w:r>
+    </w:p>
+    <w:p>
+      <w:pPr>
+        <w:pStyle w:val="FirstParagraph"/>
+        <w:rPr/>
+      </w:pPr>
+      <w:r>
+        <w:rPr>
+          <w:b/>
+          <w:bCs/>
+        </w:rPr>
+        <w:t>Кто:</w:t>
+      </w:r>
+      <w:r>
+        <w:rPr/>
+        <w:t xml:space="preserve"> руководитель проекта после первого успешного среза.</w:t>
       </w:r>
     </w:p>
     <w:p>
@@ -21125,48 +21527,9 @@
         </w:numPr>
         <w:rPr/>
       </w:pPr>
-      <w:bookmarkStart w:id="135" w:name="сценарий-5.-завершение-работ-по-эпику"/>
-      <w:r>
-        <w:rPr/>
-        <w:t>Убирает задачи Jira этого эпика из кнопки среза, чтобы автозаполнение больше не создавало по нему замеры.</w:t>
-      </w:r>
-      <w:bookmarkEnd w:id="135"/>
-    </w:p>
-    <w:p>
-      <w:pPr>
-        <w:pStyle w:val="Heading2"/>
-        <w:rPr/>
-      </w:pPr>
-      <w:bookmarkStart w:id="136" w:name="__RefHeading___Toc4249_3868337457"/>
-      <w:bookmarkStart w:id="137" w:name="X12a51ddda4e732b536372f727fc9cb26362b979"/>
-      <w:bookmarkEnd w:id="136"/>
-      <w:r>
-        <w:rPr>
-          <w:rStyle w:val="SectionNumber"/>
-        </w:rPr>
-        <w:t>15.6</w:t>
-      </w:r>
-      <w:r>
-        <w:rPr/>
-        <w:tab/>
-        <w:t>Сценарий 6. Разбор роста объёма перед совещанием</w:t>
-      </w:r>
-    </w:p>
-    <w:p>
-      <w:pPr>
-        <w:pStyle w:val="FirstParagraph"/>
-        <w:rPr/>
-      </w:pPr>
-      <w:r>
-        <w:rPr>
-          <w:b/>
-          <w:bCs/>
-        </w:rPr>
-        <w:t>Кто:</w:t>
-      </w:r>
-      <w:r>
-        <w:rPr/>
-        <w:t xml:space="preserve"> руководитель проекта, у эпика выросла Δ оценки.</w:t>
+      <w:r>
+        <w:rPr/>
+        <w:t>Открывает «Автозаполнение», включает переключатель у кнопки.</w:t>
       </w:r>
     </w:p>
     <w:p>
@@ -21180,7 +21543,18 @@
       </w:pPr>
       <w:r>
         <w:rPr/>
-        <w:t>На дашборде выбирает эпик и смотрит burn-up: линия «Объём» пошла вверх.</w:t>
+        <w:t xml:space="preserve">Оставляет будни, ставит время 09:00 и свой часовой пояс, оставляет </w:t>
+      </w:r>
+      <w:r>
+        <w:rPr>
+          <w:b/>
+          <w:bCs/>
+        </w:rPr>
+        <w:t>Перезаписывать замер</w:t>
+      </w:r>
+      <w:r>
+        <w:rPr/>
+        <w:t>.</w:t>
       </w:r>
     </w:p>
     <w:p>
@@ -21201,11 +21575,22 @@
           <w:b/>
           <w:bCs/>
         </w:rPr>
-        <w:t>Задачи эпика</w:t>
-      </w:r>
-      <w:r>
-        <w:rPr/>
-        <w:t xml:space="preserve"> и сравнивает список с прошлой неделей: появились новые задачи или выросли оценки.</w:t>
+        <w:t>Сохранить расписание</w:t>
+      </w:r>
+      <w:r>
+        <w:rPr/>
+        <w:t xml:space="preserve"> и проверяет </w:t>
+      </w:r>
+      <w:r>
+        <w:rPr>
+          <w:b/>
+          <w:bCs/>
+        </w:rPr>
+        <w:t>Следующий запуск</w:t>
+      </w:r>
+      <w:r>
+        <w:rPr/>
+        <w:t>.</w:t>
       </w:r>
     </w:p>
     <w:p>
@@ -21219,18 +21604,62 @@
       </w:pPr>
       <w:r>
         <w:rPr/>
-        <w:t xml:space="preserve">Включает фильтр </w:t>
-      </w:r>
+        <w:t>На следующее утро видит в карточке «Сохранено замеров за …» и свежие графики на дашборде.</w:t>
+      </w:r>
+    </w:p>
+    <w:p>
+      <w:pPr>
+        <w:pStyle w:val="FirstParagraph"/>
+        <w:rPr/>
+      </w:pPr>
       <w:r>
         <w:rPr>
           <w:b/>
           <w:bCs/>
         </w:rPr>
-        <w:t>С проблемами</w:t>
-      </w:r>
-      <w:r>
-        <w:rPr/>
-        <w:t xml:space="preserve"> и пересылает исполнителям задачи без оценки и закрытые с остатком.</w:t>
+        <w:t>Результат:</w:t>
+      </w:r>
+      <w:r>
+        <w:rPr/>
+        <w:t xml:space="preserve"> данные обновляются каждый рабочий день без участия человека.</w:t>
+      </w:r>
+      <w:bookmarkEnd w:id="135"/>
+    </w:p>
+    <w:p>
+      <w:pPr>
+        <w:pStyle w:val="Heading2"/>
+        <w:rPr/>
+      </w:pPr>
+      <w:bookmarkStart w:id="136" w:name="__RefHeading___Toc4381_916229385"/>
+      <w:bookmarkStart w:id="137" w:name="X5fae76ae0535803ad8a038ebb67483220095fb0"/>
+      <w:bookmarkEnd w:id="136"/>
+      <w:r>
+        <w:rPr>
+          <w:rStyle w:val="SectionNumber"/>
+        </w:rPr>
+        <w:t>15.4</w:t>
+      </w:r>
+      <w:r>
+        <w:rPr/>
+        <w:tab/>
+        <w:t>Сценарий 4. Ручная правка поверх автозаполнения</w:t>
+      </w:r>
+    </w:p>
+    <w:p>
+      <w:pPr>
+        <w:pStyle w:val="FirstParagraph"/>
+        <w:rPr/>
+      </w:pPr>
+      <w:r>
+        <w:rPr>
+          <w:b/>
+          <w:bCs/>
+        </w:rPr>
+        <w:t>Кто:</w:t>
+      </w:r>
+      <w:r>
+        <w:rPr/>
+        <w:t xml:space="preserve"> руководитель проекта, который хочет сам вносить оценку, а остаток и затраченное брать из Jira.</w:t>
       </w:r>
     </w:p>
     <w:p>
@@ -21244,62 +21673,29 @@
       </w:pPr>
       <w:r>
         <w:rPr/>
-        <w:t>После правок в Jira нажимает кнопку среза или ждёт автозаполнения.</w:t>
-      </w:r>
-    </w:p>
-    <w:p>
-      <w:pPr>
-        <w:pStyle w:val="FirstParagraph"/>
-        <w:rPr/>
-      </w:pPr>
+        <w:t xml:space="preserve">В редакторе кнопки для </w:t>
+      </w:r>
       <w:r>
         <w:rPr>
           <w:b/>
           <w:bCs/>
         </w:rPr>
-        <w:t>Результат:</w:t>
-      </w:r>
-      <w:r>
-        <w:rPr/>
-        <w:t xml:space="preserve"> на совещании понятно, откуда взялся рост, и данные в Jira приведены в порядок.</w:t>
-      </w:r>
-      <w:bookmarkEnd w:id="137"/>
-    </w:p>
-    <w:p>
-      <w:pPr>
-        <w:pStyle w:val="Heading2"/>
-        <w:rPr/>
-      </w:pPr>
-      <w:bookmarkStart w:id="138" w:name="__RefHeading___Toc4251_3868337457"/>
-      <w:bookmarkStart w:id="139" w:name="Xe3b598543ada4bcf90216991788eb1e664d08a9"/>
-      <w:bookmarkEnd w:id="138"/>
-      <w:r>
-        <w:rPr>
-          <w:rStyle w:val="SectionNumber"/>
-        </w:rPr>
-        <w:t>15.7</w:t>
-      </w:r>
-      <w:r>
-        <w:rPr/>
-        <w:tab/>
-        <w:t>Сценарий 7. Новый проект с историей из Jira</w:t>
-      </w:r>
-    </w:p>
-    <w:p>
-      <w:pPr>
-        <w:pStyle w:val="FirstParagraph"/>
-        <w:rPr/>
-      </w:pPr>
+        <w:t>Оценки</w:t>
+      </w:r>
+      <w:r>
+        <w:rPr/>
+        <w:t xml:space="preserve"> выбирает </w:t>
+      </w:r>
       <w:r>
         <w:rPr>
           <w:b/>
           <w:bCs/>
         </w:rPr>
-        <w:t>Кто:</w:t>
-      </w:r>
-      <w:r>
-        <w:rPr/>
-        <w:t xml:space="preserve"> руководитель проекта, Jira ведётся давно, Burndown подключают сейчас.</w:t>
+        <w:t>— не заполнять —</w:t>
+      </w:r>
+      <w:r>
+        <w:rPr/>
+        <w:t>.</w:t>
       </w:r>
     </w:p>
     <w:p>
@@ -21313,7 +21709,7 @@
       </w:pPr>
       <w:r>
         <w:rPr/>
-        <w:t>Создаёт кнопку среза и выполняет первый срез — сегодняшний замер готов.</w:t>
+        <w:t>Вносит оценку вручную в «Данных по датам».</w:t>
       </w:r>
     </w:p>
     <w:p>
@@ -21327,18 +21723,45 @@
       </w:pPr>
       <w:r>
         <w:rPr/>
-        <w:t xml:space="preserve">Нажимает </w:t>
-      </w:r>
+        <w:t>Автозапуск обновляет остаток и затраченное время, а внесённая оценка остаётся.</w:t>
+      </w:r>
+    </w:p>
+    <w:p>
+      <w:pPr>
+        <w:pStyle w:val="FirstParagraph"/>
+        <w:rPr/>
+      </w:pPr>
       <w:r>
         <w:rPr>
           <w:b/>
           <w:bCs/>
         </w:rPr>
-        <w:t>↺ История</w:t>
-      </w:r>
-      <w:r>
-        <w:rPr/>
-        <w:t>, выбирает период с начала релиза, шаг — раз в неделю, и запускает восстановление.</w:t>
+        <w:t>Результат:</w:t>
+      </w:r>
+      <w:r>
+        <w:rPr/>
+        <w:t xml:space="preserve"> часть показателей ведётся вручную, часть — из Jira.</w:t>
+      </w:r>
+      <w:bookmarkEnd w:id="137"/>
+    </w:p>
+    <w:p>
+      <w:pPr>
+        <w:pStyle w:val="Heading2"/>
+        <w:rPr/>
+      </w:pPr>
+      <w:bookmarkStart w:id="138" w:name="__RefHeading___Toc4383_916229385"/>
+      <w:bookmarkStart w:id="139" w:name="сценарий-5.-завершение-работ-по-эпику"/>
+      <w:bookmarkEnd w:id="138"/>
+      <w:r>
+        <w:rPr>
+          <w:rStyle w:val="SectionNumber"/>
+        </w:rPr>
+        <w:t>15.5</w:t>
+      </w:r>
+      <w:r>
+        <w:rPr/>
+        <w:tab/>
+        <w:t>Сценарий 5. Завершение работ по эпику</w:t>
       </w:r>
     </w:p>
     <w:p>
@@ -21352,7 +21775,7 @@
       </w:pPr>
       <w:r>
         <w:rPr/>
-        <w:t>Через минуту на дашборде видны графики сгорания за весь релиз, burn-up и шанс успеть к цели.</w:t>
+        <w:t>Вносит последний замер с нулевым остатком.</w:t>
       </w:r>
     </w:p>
     <w:p>
@@ -21366,62 +21789,18 @@
       </w:pPr>
       <w:r>
         <w:rPr/>
-        <w:t>Включает автозаполнение, чтобы дальше данные пополнялись сами.</w:t>
-      </w:r>
-    </w:p>
-    <w:p>
-      <w:pPr>
-        <w:pStyle w:val="FirstParagraph"/>
-        <w:rPr/>
-      </w:pPr>
+        <w:t xml:space="preserve">В «Эпиках» ставит отметку </w:t>
+      </w:r>
       <w:r>
         <w:rPr>
           <w:b/>
           <w:bCs/>
         </w:rPr>
-        <w:t>Результат:</w:t>
-      </w:r>
-      <w:r>
-        <w:rPr/>
-        <w:t xml:space="preserve"> проект с первого дня в Burndown получает полноценную историю и прогноз.</w:t>
-      </w:r>
-      <w:bookmarkEnd w:id="139"/>
-    </w:p>
-    <w:p>
-      <w:pPr>
-        <w:pStyle w:val="Heading2"/>
-        <w:rPr/>
-      </w:pPr>
-      <w:bookmarkStart w:id="140" w:name="__RefHeading___Toc4253_3868337457"/>
-      <w:bookmarkStart w:id="141" w:name="Xd03af93346153c481e7e44ef99cdafceed68450"/>
-      <w:bookmarkEnd w:id="140"/>
-      <w:r>
-        <w:rPr>
-          <w:rStyle w:val="SectionNumber"/>
-        </w:rPr>
-        <w:t>15.8</w:t>
-      </w:r>
-      <w:r>
-        <w:rPr/>
-        <w:tab/>
-        <w:t>Сценарий 8. Еженедельный обзор для руководителя портфеля</w:t>
-      </w:r>
-    </w:p>
-    <w:p>
-      <w:pPr>
-        <w:pStyle w:val="FirstParagraph"/>
-        <w:rPr/>
-      </w:pPr>
-      <w:r>
-        <w:rPr>
-          <w:b/>
-          <w:bCs/>
-        </w:rPr>
-        <w:t>Кто:</w:t>
-      </w:r>
-      <w:r>
-        <w:rPr/>
-        <w:t xml:space="preserve"> руководитель нескольких направлений, смотрит проект целиком.</w:t>
+        <w:t>Сдано</w:t>
+      </w:r>
+      <w:r>
+        <w:rPr/>
+        <w:t>.</w:t>
       </w:r>
     </w:p>
     <w:p>
@@ -21435,18 +21814,18 @@
       </w:pPr>
       <w:r>
         <w:rPr/>
-        <w:t xml:space="preserve">Открывает </w:t>
+        <w:t xml:space="preserve">На дашборде включает </w:t>
       </w:r>
       <w:r>
         <w:rPr>
           <w:b/>
           <w:bCs/>
         </w:rPr>
-        <w:t>Обзор → Портфель проектов</w:t>
-      </w:r>
-      <w:r>
-        <w:rPr/>
-        <w:t>: какие проекты под угрозой и какие у них первоочередные риски.</w:t>
+        <w:t>Скрыть сданные</w:t>
+      </w:r>
+      <w:r>
+        <w:rPr/>
+        <w:t>.</w:t>
       </w:r>
     </w:p>
     <w:p>
@@ -21458,20 +21837,48 @@
         </w:numPr>
         <w:rPr/>
       </w:pPr>
-      <w:r>
-        <w:rPr/>
-        <w:t xml:space="preserve">Щелчком по проекту открывает его дашборд; в блоке «Выводы» читает главное, «Главные риски» и «Данные», раскрывает </w:t>
-      </w:r>
+      <w:bookmarkStart w:id="140" w:name="сценарий-5.-завершение-работ-по-эпику"/>
+      <w:r>
+        <w:rPr/>
+        <w:t>Убирает задачи Jira этого эпика из кнопки среза, чтобы автозаполнение больше не создавало по нему замеры.</w:t>
+      </w:r>
+      <w:bookmarkEnd w:id="140"/>
+    </w:p>
+    <w:p>
+      <w:pPr>
+        <w:pStyle w:val="Heading2"/>
+        <w:rPr/>
+      </w:pPr>
+      <w:bookmarkStart w:id="141" w:name="__RefHeading___Toc4385_916229385"/>
+      <w:bookmarkStart w:id="142" w:name="X12a51ddda4e732b536372f727fc9cb26362b979"/>
+      <w:bookmarkEnd w:id="141"/>
+      <w:r>
+        <w:rPr>
+          <w:rStyle w:val="SectionNumber"/>
+        </w:rPr>
+        <w:t>15.6</w:t>
+      </w:r>
+      <w:r>
+        <w:rPr/>
+        <w:tab/>
+        <w:t>Сценарий 6. Разбор роста объёма перед совещанием</w:t>
+      </w:r>
+    </w:p>
+    <w:p>
+      <w:pPr>
+        <w:pStyle w:val="FirstParagraph"/>
+        <w:rPr/>
+      </w:pPr>
       <w:r>
         <w:rPr>
           <w:b/>
           <w:bCs/>
         </w:rPr>
-        <w:t>Подробно по этапам и эпикам</w:t>
-      </w:r>
-      <w:r>
-        <w:rPr/>
-        <w:t>.</w:t>
+        <w:t>Кто:</w:t>
+      </w:r>
+      <w:r>
+        <w:rPr/>
+        <w:t xml:space="preserve"> руководитель проекта, у эпика выросла Δ оценки.</w:t>
       </w:r>
     </w:p>
     <w:p>
@@ -21485,7 +21892,7 @@
       </w:pPr>
       <w:r>
         <w:rPr/>
-        <w:t>В «Своде по этапам» смотрит, какой эпик определяет срок этапа, и «Задачи Jira по этапам»: где выполнено меньше всего и где прогноз по задачам позже цели.</w:t>
+        <w:t>На дашборде выбирает эпик и смотрит burn-up: линия «Объём» пошла вверх.</w:t>
       </w:r>
     </w:p>
     <w:p>
@@ -21499,7 +21906,18 @@
       </w:pPr>
       <w:r>
         <w:rPr/>
-        <w:t>Щелчком по рискованному эпику открывает его график: «Почему такой прогноз», «Дрейф прогноза» — срок стабилен или каждую неделю уезжает.</w:t>
+        <w:t xml:space="preserve">Нажимает </w:t>
+      </w:r>
+      <w:r>
+        <w:rPr>
+          <w:b/>
+          <w:bCs/>
+        </w:rPr>
+        <w:t>Задачи эпика</w:t>
+      </w:r>
+      <w:r>
+        <w:rPr/>
+        <w:t xml:space="preserve"> и сравнивает список с прошлой неделей: появились новые задачи или выросли оценки.</w:t>
       </w:r>
     </w:p>
     <w:p>
@@ -21513,62 +21931,18 @@
       </w:pPr>
       <w:r>
         <w:rPr/>
-        <w:t>Для эпиков с растущим объёмом открывает «Что изменилось».</w:t>
-      </w:r>
-    </w:p>
-    <w:p>
-      <w:pPr>
-        <w:pStyle w:val="FirstParagraph"/>
-        <w:rPr/>
-      </w:pPr>
+        <w:t xml:space="preserve">Включает фильтр </w:t>
+      </w:r>
       <w:r>
         <w:rPr>
           <w:b/>
           <w:bCs/>
         </w:rPr>
-        <w:t>Результат:</w:t>
-      </w:r>
-      <w:r>
-        <w:rPr/>
-        <w:t xml:space="preserve"> понятно, где проблема в темпе, а где в росте объёма, — и с кем говорить.</w:t>
-      </w:r>
-      <w:bookmarkEnd w:id="141"/>
-    </w:p>
-    <w:p>
-      <w:pPr>
-        <w:pStyle w:val="Heading2"/>
-        <w:rPr/>
-      </w:pPr>
-      <w:bookmarkStart w:id="142" w:name="__RefHeading___Toc4255_3868337457"/>
-      <w:bookmarkStart w:id="143" w:name="Xb8d5c90b0968365a545bb836ed9340d52c74eda"/>
-      <w:bookmarkEnd w:id="142"/>
-      <w:r>
-        <w:rPr>
-          <w:rStyle w:val="SectionNumber"/>
-        </w:rPr>
-        <w:t>15.9</w:t>
-      </w:r>
-      <w:r>
-        <w:rPr/>
-        <w:tab/>
-        <w:t>Сценарий 8а. Учесть праздники и показывать объём в человеко-днях</w:t>
-      </w:r>
-    </w:p>
-    <w:p>
-      <w:pPr>
-        <w:pStyle w:val="FirstParagraph"/>
-        <w:rPr/>
-      </w:pPr>
-      <w:r>
-        <w:rPr>
-          <w:b/>
-          <w:bCs/>
-        </w:rPr>
-        <w:t>Кто:</w:t>
-      </w:r>
-      <w:r>
-        <w:rPr/>
-        <w:t xml:space="preserve"> руководитель проекта перед длинными праздниками.</w:t>
+        <w:t>С проблемами</w:t>
+      </w:r>
+      <w:r>
+        <w:rPr/>
+        <w:t xml:space="preserve"> и пересылает исполнителям задачи без оценки и закрытые с остатком.</w:t>
       </w:r>
     </w:p>
     <w:p>
@@ -21582,18 +21956,62 @@
       </w:pPr>
       <w:r>
         <w:rPr/>
-        <w:t xml:space="preserve">Открывает «Настройки проекта», отмечает </w:t>
-      </w:r>
+        <w:t>После правок в Jira нажимает кнопку среза или ждёт автозаполнения.</w:t>
+      </w:r>
+    </w:p>
+    <w:p>
+      <w:pPr>
+        <w:pStyle w:val="FirstParagraph"/>
+        <w:rPr/>
+      </w:pPr>
       <w:r>
         <w:rPr>
           <w:b/>
           <w:bCs/>
         </w:rPr>
-        <w:t>Считать сроки в рабочих днях</w:t>
-      </w:r>
-      <w:r>
-        <w:rPr/>
-        <w:t>.</w:t>
+        <w:t>Результат:</w:t>
+      </w:r>
+      <w:r>
+        <w:rPr/>
+        <w:t xml:space="preserve"> на совещании понятно, откуда взялся рост, и данные в Jira приведены в порядок.</w:t>
+      </w:r>
+      <w:bookmarkEnd w:id="142"/>
+    </w:p>
+    <w:p>
+      <w:pPr>
+        <w:pStyle w:val="Heading2"/>
+        <w:rPr/>
+      </w:pPr>
+      <w:bookmarkStart w:id="143" w:name="__RefHeading___Toc4387_916229385"/>
+      <w:bookmarkStart w:id="144" w:name="X618e3fee7ffda075e47bf49620a9ea7120460a0"/>
+      <w:bookmarkEnd w:id="143"/>
+      <w:r>
+        <w:rPr>
+          <w:rStyle w:val="SectionNumber"/>
+        </w:rPr>
+        <w:t>15.7</w:t>
+      </w:r>
+      <w:r>
+        <w:rPr/>
+        <w:tab/>
+        <w:t>Сценарий 7. Новый проект с историей из Jira — мастером за пять минут</w:t>
+      </w:r>
+    </w:p>
+    <w:p>
+      <w:pPr>
+        <w:pStyle w:val="FirstParagraph"/>
+        <w:rPr/>
+      </w:pPr>
+      <w:r>
+        <w:rPr>
+          <w:b/>
+          <w:bCs/>
+        </w:rPr>
+        <w:t>Кто:</w:t>
+      </w:r>
+      <w:r>
+        <w:rPr/>
+        <w:t xml:space="preserve"> руководитель проекта, Jira ведётся давно, Burndown подключают сейчас; проект в Burndown пустой.</w:t>
       </w:r>
     </w:p>
     <w:p>
@@ -21607,39 +22025,18 @@
       </w:pPr>
       <w:r>
         <w:rPr/>
-        <w:t xml:space="preserve">В поле </w:t>
+        <w:t xml:space="preserve">Открывает «Связь с Jira» → </w:t>
       </w:r>
       <w:r>
         <w:rPr>
           <w:b/>
           <w:bCs/>
         </w:rPr>
-        <w:t>Праздники и нерабочие дни</w:t>
-      </w:r>
-      <w:r>
-        <w:rPr/>
-        <w:t xml:space="preserve"> вводит </w:t>
-      </w:r>
-      <w:r>
-        <w:rPr>
-          <w:rStyle w:val="VerbatimChar"/>
-        </w:rPr>
-        <w:t>01.01.2027 – 08.01.2027</w:t>
-      </w:r>
-      <w:r>
-        <w:rPr/>
-        <w:t xml:space="preserve">, в </w:t>
-      </w:r>
-      <w:r>
-        <w:rPr>
-          <w:b/>
-          <w:bCs/>
-        </w:rPr>
-        <w:t>Рабочие выходные</w:t>
-      </w:r>
-      <w:r>
-        <w:rPr/>
-        <w:t xml:space="preserve"> — перенесённые рабочие субботы.</w:t>
+        <w:t>Запустить мастер</w:t>
+      </w:r>
+      <w:r>
+        <w:rPr/>
+        <w:t>.</w:t>
       </w:r>
     </w:p>
     <w:p>
@@ -21653,29 +22050,29 @@
       </w:pPr>
       <w:r>
         <w:rPr/>
-        <w:t xml:space="preserve">В </w:t>
+        <w:t xml:space="preserve">Выбирает структуру релиза; эпики лежат на втором уровне — отмечает </w:t>
       </w:r>
       <w:r>
         <w:rPr>
           <w:b/>
           <w:bCs/>
         </w:rPr>
-        <w:t>Показывать объём работ</w:t>
-      </w:r>
-      <w:r>
-        <w:rPr/>
-        <w:t xml:space="preserve"> выбирает </w:t>
+        <w:t>Задачи второго уровня</w:t>
+      </w:r>
+      <w:r>
+        <w:rPr/>
+        <w:t xml:space="preserve">, чтобы задачи верхнего уровня стали этапами. Целевая дата — </w:t>
       </w:r>
       <w:r>
         <w:rPr>
           <w:b/>
           <w:bCs/>
         </w:rPr>
-        <w:t>В человеко-днях</w:t>
-      </w:r>
-      <w:r>
-        <w:rPr/>
-        <w:t>, оставляет 8 часов в человеко-дне.</w:t>
+        <w:t>Дата выпуска версии</w:t>
+      </w:r>
+      <w:r>
+        <w:rPr/>
+        <w:t>.</w:t>
       </w:r>
     </w:p>
     <w:p>
@@ -21689,62 +22086,7 @@
       </w:pPr>
       <w:r>
         <w:rPr/>
-        <w:t>Возвращается на дашборд: прогнозы и шанс успеть пересчитаны без выходных и праздников, burn rate — в чел.-дн. за рабочий день.</w:t>
-      </w:r>
-    </w:p>
-    <w:p>
-      <w:pPr>
-        <w:pStyle w:val="FirstParagraph"/>
-        <w:rPr/>
-      </w:pPr>
-      <w:r>
-        <w:rPr>
-          <w:b/>
-          <w:bCs/>
-        </w:rPr>
-        <w:t>Результат:</w:t>
-      </w:r>
-      <w:r>
-        <w:rPr/>
-        <w:t xml:space="preserve"> прогноз не обещает работу в праздники, а цифры понятны заказчику, который считает в человеко-днях.</w:t>
-      </w:r>
-      <w:bookmarkEnd w:id="143"/>
-    </w:p>
-    <w:p>
-      <w:pPr>
-        <w:pStyle w:val="Heading2"/>
-        <w:rPr/>
-      </w:pPr>
-      <w:bookmarkStart w:id="144" w:name="__RefHeading___Toc4257_3868337457"/>
-      <w:bookmarkStart w:id="145" w:name="X59e311a431da0a090bd4254d5983bb65ce49964"/>
-      <w:bookmarkEnd w:id="144"/>
-      <w:r>
-        <w:rPr>
-          <w:rStyle w:val="SectionNumber"/>
-        </w:rPr>
-        <w:t>15.10</w:t>
-      </w:r>
-      <w:r>
-        <w:rPr/>
-        <w:tab/>
-        <w:t>Сценарий 9. Дайджест для заказчика и оповещения для себя</w:t>
-      </w:r>
-    </w:p>
-    <w:p>
-      <w:pPr>
-        <w:pStyle w:val="FirstParagraph"/>
-        <w:rPr/>
-      </w:pPr>
-      <w:r>
-        <w:rPr>
-          <w:b/>
-          <w:bCs/>
-        </w:rPr>
-        <w:t>Кто:</w:t>
-      </w:r>
-      <w:r>
-        <w:rPr/>
-        <w:t xml:space="preserve"> руководитель проекта; заказчик смотрит проект с ролью «Пользователь».</w:t>
+        <w:t>Проверяет список найденных эпиков и снимает флажки с лишних.</w:t>
       </w:r>
     </w:p>
     <w:p>
@@ -21758,7 +22100,29 @@
       </w:pPr>
       <w:r>
         <w:rPr/>
-        <w:t>Руководитель в «Уведомлениях» привязывает Telegram и включает все виды оповещений.</w:t>
+        <w:t xml:space="preserve">Выбирает </w:t>
+      </w:r>
+      <w:r>
+        <w:rPr>
+          <w:b/>
+          <w:bCs/>
+        </w:rPr>
+        <w:t>За 12 недель</w:t>
+      </w:r>
+      <w:r>
+        <w:rPr/>
+        <w:t xml:space="preserve"> для истории, оставляет автозаполнение по будням в 09:00 и сверку эпиков с Jira, нажимает </w:t>
+      </w:r>
+      <w:r>
+        <w:rPr>
+          <w:b/>
+          <w:bCs/>
+        </w:rPr>
+        <w:t>Подключить</w:t>
+      </w:r>
+      <w:r>
+        <w:rPr/>
+        <w:t>.</w:t>
       </w:r>
     </w:p>
     <w:p>
@@ -21772,29 +22136,73 @@
       </w:pPr>
       <w:r>
         <w:rPr/>
-        <w:t xml:space="preserve">Заказчик в «Уведомлениях» своего доступа отмечает </w:t>
+        <w:t xml:space="preserve">Через минуту — </w:t>
       </w:r>
       <w:r>
         <w:rPr>
           <w:b/>
           <w:bCs/>
         </w:rPr>
-        <w:t>Почта</w:t>
-      </w:r>
-      <w:r>
-        <w:rPr/>
-        <w:t xml:space="preserve">, включает дайджест по понедельникам в 09:00 и </w:t>
-      </w:r>
+        <w:t>Открыть дашборд</w:t>
+      </w:r>
+      <w:r>
+        <w:rPr/>
+        <w:t>: эпики с целями и этапами, графики сгорания за 12 недель, выводы и шанс успеть.</w:t>
+      </w:r>
+    </w:p>
+    <w:p>
+      <w:pPr>
+        <w:pStyle w:val="FirstParagraph"/>
+        <w:rPr/>
+      </w:pPr>
       <w:r>
         <w:rPr>
           <w:b/>
           <w:bCs/>
         </w:rPr>
-        <w:t>Прикладывать PDF дашборда</w:t>
-      </w:r>
-      <w:r>
-        <w:rPr/>
-        <w:t>.</w:t>
+        <w:t>Результат:</w:t>
+      </w:r>
+      <w:r>
+        <w:rPr/>
+        <w:t xml:space="preserve"> проект с первого дня в Burndown получает полноценную историю и прогноз, а дальше — новые эпики, цели, «Сдано» и замеры приходят из Jira сами.</w:t>
+      </w:r>
+      <w:bookmarkEnd w:id="144"/>
+    </w:p>
+    <w:p>
+      <w:pPr>
+        <w:pStyle w:val="Heading2"/>
+        <w:rPr/>
+      </w:pPr>
+      <w:bookmarkStart w:id="145" w:name="__RefHeading___Toc4389_916229385"/>
+      <w:bookmarkStart w:id="146" w:name="Xd03af93346153c481e7e44ef99cdafceed68450"/>
+      <w:bookmarkEnd w:id="145"/>
+      <w:r>
+        <w:rPr>
+          <w:rStyle w:val="SectionNumber"/>
+        </w:rPr>
+        <w:t>15.8</w:t>
+      </w:r>
+      <w:r>
+        <w:rPr/>
+        <w:tab/>
+        <w:t>Сценарий 8. Еженедельный обзор для руководителя портфеля</w:t>
+      </w:r>
+    </w:p>
+    <w:p>
+      <w:pPr>
+        <w:pStyle w:val="FirstParagraph"/>
+        <w:rPr/>
+      </w:pPr>
+      <w:r>
+        <w:rPr>
+          <w:b/>
+          <w:bCs/>
+        </w:rPr>
+        <w:t>Кто:</w:t>
+      </w:r>
+      <w:r>
+        <w:rPr/>
+        <w:t xml:space="preserve"> руководитель нескольких направлений, смотрит проект целиком.</w:t>
       </w:r>
     </w:p>
     <w:p>
@@ -21808,29 +22216,18 @@
       </w:pPr>
       <w:r>
         <w:rPr/>
-        <w:t xml:space="preserve">Заказчик нажимает </w:t>
+        <w:t xml:space="preserve">Открывает </w:t>
       </w:r>
       <w:r>
         <w:rPr>
           <w:b/>
           <w:bCs/>
         </w:rPr>
-        <w:t>Предпросмотр</w:t>
-      </w:r>
-      <w:r>
-        <w:rPr/>
-        <w:t xml:space="preserve">, затем </w:t>
-      </w:r>
-      <w:r>
-        <w:rPr>
-          <w:b/>
-          <w:bCs/>
-        </w:rPr>
-        <w:t>Отправить сейчас</w:t>
-      </w:r>
-      <w:r>
-        <w:rPr/>
-        <w:t xml:space="preserve"> и проверяет письмо.</w:t>
+        <w:t>Обзор → Портфель проектов</w:t>
+      </w:r>
+      <w:r>
+        <w:rPr/>
+        <w:t>: какие проекты под угрозой и какие у них первоочередные риски.</w:t>
       </w:r>
     </w:p>
     <w:p>
@@ -21844,36 +22241,399 @@
       </w:pPr>
       <w:r>
         <w:rPr/>
-        <w:t>Когда утренний автозапуск показывает рост объёма или эпик переходит в «Риск», руководитель получает сообщение в Telegram и разбирает причину до того, как заказчик увидит её в дайджесте.</w:t>
-      </w:r>
-    </w:p>
-    <w:p>
-      <w:pPr>
-        <w:pStyle w:val="FirstParagraph"/>
-        <w:rPr/>
-      </w:pPr>
+        <w:t xml:space="preserve">Щелчком по проекту открывает его дашборд; в блоке «Выводы» читает главное, «Главные риски» и «Данные», раскрывает </w:t>
+      </w:r>
       <w:r>
         <w:rPr>
           <w:b/>
           <w:bCs/>
         </w:rPr>
+        <w:t>Подробно по этапам и эпикам</w:t>
+      </w:r>
+      <w:r>
+        <w:rPr/>
+        <w:t>.</w:t>
+      </w:r>
+    </w:p>
+    <w:p>
+      <w:pPr>
+        <w:pStyle w:val="Compact"/>
+        <w:numPr>
+          <w:ilvl w:val="0"/>
+          <w:numId w:val="166"/>
+        </w:numPr>
+        <w:rPr/>
+      </w:pPr>
+      <w:r>
+        <w:rPr/>
+        <w:t>В «Своде по этапам» смотрит, какой эпик определяет срок этапа, и «Задачи Jira по этапам»: где выполнено меньше всего и где прогноз по задачам позже цели.</w:t>
+      </w:r>
+    </w:p>
+    <w:p>
+      <w:pPr>
+        <w:pStyle w:val="Compact"/>
+        <w:numPr>
+          <w:ilvl w:val="0"/>
+          <w:numId w:val="167"/>
+        </w:numPr>
+        <w:rPr/>
+      </w:pPr>
+      <w:r>
+        <w:rPr/>
+        <w:t>Щелчком по рискованному эпику открывает его график: «Почему такой прогноз», «Дрейф прогноза» — срок стабилен или каждую неделю уезжает.</w:t>
+      </w:r>
+    </w:p>
+    <w:p>
+      <w:pPr>
+        <w:pStyle w:val="Compact"/>
+        <w:numPr>
+          <w:ilvl w:val="0"/>
+          <w:numId w:val="168"/>
+        </w:numPr>
+        <w:rPr/>
+      </w:pPr>
+      <w:r>
+        <w:rPr/>
+        <w:t>Для эпиков с растущим объёмом открывает «Что изменилось».</w:t>
+      </w:r>
+    </w:p>
+    <w:p>
+      <w:pPr>
+        <w:pStyle w:val="FirstParagraph"/>
+        <w:rPr/>
+      </w:pPr>
+      <w:r>
+        <w:rPr>
+          <w:b/>
+          <w:bCs/>
+        </w:rPr>
         <w:t>Результат:</w:t>
       </w:r>
       <w:r>
         <w:rPr/>
+        <w:t xml:space="preserve"> понятно, где проблема в темпе, а где в росте объёма, — и с кем говорить.</w:t>
+      </w:r>
+      <w:bookmarkEnd w:id="146"/>
+    </w:p>
+    <w:p>
+      <w:pPr>
+        <w:pStyle w:val="Heading2"/>
+        <w:rPr/>
+      </w:pPr>
+      <w:bookmarkStart w:id="147" w:name="__RefHeading___Toc4391_916229385"/>
+      <w:bookmarkStart w:id="148" w:name="Xb8d5c90b0968365a545bb836ed9340d52c74eda"/>
+      <w:bookmarkEnd w:id="147"/>
+      <w:r>
+        <w:rPr>
+          <w:rStyle w:val="SectionNumber"/>
+        </w:rPr>
+        <w:t>15.9</w:t>
+      </w:r>
+      <w:r>
+        <w:rPr/>
+        <w:tab/>
+        <w:t>Сценарий 8а. Учесть праздники и показывать объём в человеко-днях</w:t>
+      </w:r>
+    </w:p>
+    <w:p>
+      <w:pPr>
+        <w:pStyle w:val="FirstParagraph"/>
+        <w:rPr/>
+      </w:pPr>
+      <w:r>
+        <w:rPr>
+          <w:b/>
+          <w:bCs/>
+        </w:rPr>
+        <w:t>Кто:</w:t>
+      </w:r>
+      <w:r>
+        <w:rPr/>
+        <w:t xml:space="preserve"> руководитель проекта перед длинными праздниками.</w:t>
+      </w:r>
+    </w:p>
+    <w:p>
+      <w:pPr>
+        <w:pStyle w:val="Compact"/>
+        <w:numPr>
+          <w:ilvl w:val="0"/>
+          <w:numId w:val="169"/>
+        </w:numPr>
+        <w:rPr/>
+      </w:pPr>
+      <w:r>
+        <w:rPr/>
+        <w:t xml:space="preserve">Открывает «Настройки проекта», отмечает </w:t>
+      </w:r>
+      <w:r>
+        <w:rPr>
+          <w:b/>
+          <w:bCs/>
+        </w:rPr>
+        <w:t>Считать сроки в рабочих днях</w:t>
+      </w:r>
+      <w:r>
+        <w:rPr/>
+        <w:t xml:space="preserve"> — праздники РФ и переносы выходных берутся из общего производственного календаря.</w:t>
+      </w:r>
+    </w:p>
+    <w:p>
+      <w:pPr>
+        <w:pStyle w:val="Compact"/>
+        <w:numPr>
+          <w:ilvl w:val="0"/>
+          <w:numId w:val="170"/>
+        </w:numPr>
+        <w:rPr/>
+      </w:pPr>
+      <w:r>
+        <w:rPr/>
+        <w:t xml:space="preserve">Если у команды есть свой выходной (например, корпоративный день), вводит его в </w:t>
+      </w:r>
+      <w:r>
+        <w:rPr>
+          <w:b/>
+          <w:bCs/>
+        </w:rPr>
+        <w:t>Дополнительные праздники проекта</w:t>
+      </w:r>
+      <w:r>
+        <w:rPr/>
+        <w:t>.</w:t>
+      </w:r>
+    </w:p>
+    <w:p>
+      <w:pPr>
+        <w:pStyle w:val="Compact"/>
+        <w:numPr>
+          <w:ilvl w:val="0"/>
+          <w:numId w:val="171"/>
+        </w:numPr>
+        <w:rPr/>
+      </w:pPr>
+      <w:r>
+        <w:rPr/>
+        <w:t xml:space="preserve">В </w:t>
+      </w:r>
+      <w:r>
+        <w:rPr>
+          <w:b/>
+          <w:bCs/>
+        </w:rPr>
+        <w:t>Показывать объём работ</w:t>
+      </w:r>
+      <w:r>
+        <w:rPr/>
+        <w:t xml:space="preserve"> выбирает </w:t>
+      </w:r>
+      <w:r>
+        <w:rPr>
+          <w:b/>
+          <w:bCs/>
+        </w:rPr>
+        <w:t>В человеко-днях</w:t>
+      </w:r>
+      <w:r>
+        <w:rPr/>
+        <w:t>, оставляет 8 часов в человеко-дне.</w:t>
+      </w:r>
+    </w:p>
+    <w:p>
+      <w:pPr>
+        <w:pStyle w:val="Compact"/>
+        <w:numPr>
+          <w:ilvl w:val="0"/>
+          <w:numId w:val="172"/>
+        </w:numPr>
+        <w:rPr/>
+      </w:pPr>
+      <w:r>
+        <w:rPr/>
+        <w:t>Возвращается на дашборд: прогнозы и шанс успеть пересчитаны без выходных и праздников, burn rate — в чел.-дн. за рабочий день.</w:t>
+      </w:r>
+    </w:p>
+    <w:p>
+      <w:pPr>
+        <w:pStyle w:val="FirstParagraph"/>
+        <w:rPr/>
+      </w:pPr>
+      <w:r>
+        <w:rPr>
+          <w:b/>
+          <w:bCs/>
+        </w:rPr>
+        <w:t>Результат:</w:t>
+      </w:r>
+      <w:r>
+        <w:rPr/>
+        <w:t xml:space="preserve"> прогноз не обещает работу в праздники, а цифры понятны заказчику, который считает в человеко-днях.</w:t>
+      </w:r>
+      <w:bookmarkEnd w:id="148"/>
+    </w:p>
+    <w:p>
+      <w:pPr>
+        <w:pStyle w:val="Heading2"/>
+        <w:rPr/>
+      </w:pPr>
+      <w:bookmarkStart w:id="149" w:name="__RefHeading___Toc4393_916229385"/>
+      <w:bookmarkStart w:id="150" w:name="X59e311a431da0a090bd4254d5983bb65ce49964"/>
+      <w:bookmarkEnd w:id="149"/>
+      <w:r>
+        <w:rPr>
+          <w:rStyle w:val="SectionNumber"/>
+        </w:rPr>
+        <w:t>15.10</w:t>
+      </w:r>
+      <w:r>
+        <w:rPr/>
+        <w:tab/>
+        <w:t>Сценарий 9. Дайджест для заказчика и оповещения для себя</w:t>
+      </w:r>
+    </w:p>
+    <w:p>
+      <w:pPr>
+        <w:pStyle w:val="FirstParagraph"/>
+        <w:rPr/>
+      </w:pPr>
+      <w:r>
+        <w:rPr>
+          <w:b/>
+          <w:bCs/>
+        </w:rPr>
+        <w:t>Кто:</w:t>
+      </w:r>
+      <w:r>
+        <w:rPr/>
+        <w:t xml:space="preserve"> руководитель проекта; заказчик смотрит проект с ролью «Пользователь».</w:t>
+      </w:r>
+    </w:p>
+    <w:p>
+      <w:pPr>
+        <w:pStyle w:val="Compact"/>
+        <w:numPr>
+          <w:ilvl w:val="0"/>
+          <w:numId w:val="173"/>
+        </w:numPr>
+        <w:rPr/>
+      </w:pPr>
+      <w:r>
+        <w:rPr/>
+        <w:t>Руководитель в «Уведомлениях» привязывает Telegram и включает все виды оповещений.</w:t>
+      </w:r>
+    </w:p>
+    <w:p>
+      <w:pPr>
+        <w:pStyle w:val="Compact"/>
+        <w:numPr>
+          <w:ilvl w:val="0"/>
+          <w:numId w:val="174"/>
+        </w:numPr>
+        <w:rPr/>
+      </w:pPr>
+      <w:r>
+        <w:rPr/>
+        <w:t xml:space="preserve">Заказчик в «Уведомлениях» своего доступа отмечает </w:t>
+      </w:r>
+      <w:r>
+        <w:rPr>
+          <w:b/>
+          <w:bCs/>
+        </w:rPr>
+        <w:t>Почта</w:t>
+      </w:r>
+      <w:r>
+        <w:rPr/>
+        <w:t xml:space="preserve">, включает дайджест по понедельникам в 09:00 и </w:t>
+      </w:r>
+      <w:r>
+        <w:rPr>
+          <w:b/>
+          <w:bCs/>
+        </w:rPr>
+        <w:t>Прикладывать PDF дашборда</w:t>
+      </w:r>
+      <w:r>
+        <w:rPr/>
+        <w:t>.</w:t>
+      </w:r>
+    </w:p>
+    <w:p>
+      <w:pPr>
+        <w:pStyle w:val="Compact"/>
+        <w:numPr>
+          <w:ilvl w:val="0"/>
+          <w:numId w:val="175"/>
+        </w:numPr>
+        <w:rPr/>
+      </w:pPr>
+      <w:r>
+        <w:rPr/>
+        <w:t xml:space="preserve">Заказчик нажимает </w:t>
+      </w:r>
+      <w:r>
+        <w:rPr>
+          <w:b/>
+          <w:bCs/>
+        </w:rPr>
+        <w:t>Предпросмотр</w:t>
+      </w:r>
+      <w:r>
+        <w:rPr/>
+        <w:t xml:space="preserve">, затем </w:t>
+      </w:r>
+      <w:r>
+        <w:rPr>
+          <w:b/>
+          <w:bCs/>
+        </w:rPr>
+        <w:t>Отправить сейчас</w:t>
+      </w:r>
+      <w:r>
+        <w:rPr/>
+        <w:t xml:space="preserve"> и проверяет письмо.</w:t>
+      </w:r>
+    </w:p>
+    <w:p>
+      <w:pPr>
+        <w:pStyle w:val="Compact"/>
+        <w:numPr>
+          <w:ilvl w:val="0"/>
+          <w:numId w:val="176"/>
+        </w:numPr>
+        <w:rPr/>
+      </w:pPr>
+      <w:r>
+        <w:rPr/>
+        <w:t>Когда утренний автозапуск показывает рост объёма или эпик переходит в «Риск», руководитель получает сообщение в Telegram и разбирает причину до того, как заказчик увидит её в дайджесте.</w:t>
+      </w:r>
+    </w:p>
+    <w:p>
+      <w:pPr>
+        <w:pStyle w:val="FirstParagraph"/>
+        <w:rPr/>
+      </w:pPr>
+      <w:r>
+        <w:rPr>
+          <w:b/>
+          <w:bCs/>
+        </w:rPr>
+        <w:t>Результат:</w:t>
+      </w:r>
+      <w:r>
+        <w:rPr/>
         <w:t xml:space="preserve"> заказчик каждую неделю получает актуальную сводку, а руководитель узнаёт о проблемах в день их появления.</w:t>
       </w:r>
-      <w:bookmarkEnd w:id="124"/>
-      <w:bookmarkEnd w:id="145"/>
+      <w:bookmarkEnd w:id="129"/>
+      <w:bookmarkEnd w:id="150"/>
     </w:p>
     <w:p>
       <w:pPr>
         <w:pStyle w:val="Heading1"/>
         <w:rPr/>
       </w:pPr>
-      <w:bookmarkStart w:id="146" w:name="__RefHeading___Toc4259_3868337457"/>
-      <w:bookmarkStart w:id="147" w:name="частые-вопросы"/>
-      <w:bookmarkEnd w:id="146"/>
+      <w:bookmarkStart w:id="151" w:name="__RefHeading___Toc4395_916229385"/>
+      <w:bookmarkStart w:id="152" w:name="частые-вопросы"/>
+      <w:bookmarkEnd w:id="151"/>
       <w:r>
         <w:rPr>
           <w:rStyle w:val="SectionNumber"/>
@@ -22046,7 +22806,7 @@
       </w:r>
       <w:r>
         <w:rPr/>
-        <w:t xml:space="preserve"> и введите праздники — см. «Сценарий 8а».</w:t>
+        <w:t>: праздники РФ уже есть в общем производственном календаре, свои даты проекта добавьте в поля ниже — см. «Сценарий 8а».</w:t>
       </w:r>
     </w:p>
     <w:p>
@@ -22059,39 +22819,39 @@
           <w:b/>
           <w:bCs/>
         </w:rPr>
-        <w:t>Не вижу «Портфель проектов».</w:t>
-      </w:r>
-      <w:r>
-        <w:rPr/>
-        <w:t xml:space="preserve"> Пункт появляется, когда у вас доступ к двум и более проектам.</w:t>
-      </w:r>
-    </w:p>
-    <w:p>
-      <w:pPr>
-        <w:pStyle w:val="BodyText"/>
-        <w:rPr/>
-      </w:pPr>
+        <w:t>Эпик появился сам.</w:t>
+      </w:r>
+      <w:r>
+        <w:rPr/>
+        <w:t xml:space="preserve"> Включена синхронизация эпиков с Jira: в структуре или запросе появилась новая задача-эпик, и Burndown добавил её перед автозаполнением. Настройки — кнопка </w:t>
+      </w:r>
       <w:r>
         <w:rPr>
           <w:b/>
           <w:bCs/>
         </w:rPr>
-        <w:t>Пропал блок дашборда.</w:t>
-      </w:r>
-      <w:r>
-        <w:rPr/>
-        <w:t xml:space="preserve"> Он мог быть скрыт в </w:t>
-      </w:r>
+        <w:t>⇄ Эпики</w:t>
+      </w:r>
+      <w:r>
+        <w:rPr/>
+        <w:t xml:space="preserve"> в «Связи с Jira».</w:t>
+      </w:r>
+    </w:p>
+    <w:p>
+      <w:pPr>
+        <w:pStyle w:val="BodyText"/>
+        <w:rPr/>
+      </w:pPr>
       <w:r>
         <w:rPr>
           <w:b/>
           <w:bCs/>
         </w:rPr>
-        <w:t>⚙ Вид</w:t>
-      </w:r>
-      <w:r>
-        <w:rPr/>
-        <w:t>: откройте окно и отметьте блок снова.</w:t>
+        <w:t>Эпик стал «Сдано» сам.</w:t>
+      </w:r>
+      <w:r>
+        <w:rPr/>
+        <w:t xml:space="preserve"> Задачу эпика закрыли в Jira, а синхронизация отмечает «Сдано» по статусу. Если задачу переоткроют, отметка снимется при следующей синхронизации.</w:t>
       </w:r>
     </w:p>
     <w:p>
@@ -22104,39 +22864,39 @@
           <w:b/>
           <w:bCs/>
         </w:rPr>
-        <w:t>«Замер на эту дату уже есть».</w:t>
-      </w:r>
-      <w:r>
-        <w:rPr/>
-        <w:t xml:space="preserve"> Измените значения в существующей строке или используйте </w:t>
-      </w:r>
+        <w:t>Не вижу «Портфель проектов».</w:t>
+      </w:r>
+      <w:r>
+        <w:rPr/>
+        <w:t xml:space="preserve"> Пункт появляется, когда у вас доступ к двум и более проектам.</w:t>
+      </w:r>
+    </w:p>
+    <w:p>
+      <w:pPr>
+        <w:pStyle w:val="BodyText"/>
+        <w:rPr/>
+      </w:pPr>
       <w:r>
         <w:rPr>
           <w:b/>
           <w:bCs/>
         </w:rPr>
-        <w:t>Замер по всем эпикам</w:t>
-      </w:r>
-      <w:r>
-        <w:rPr/>
-        <w:t xml:space="preserve"> — окно обновит существующий замер.</w:t>
-      </w:r>
-    </w:p>
-    <w:p>
-      <w:pPr>
-        <w:pStyle w:val="BodyText"/>
-        <w:rPr/>
-      </w:pPr>
+        <w:t>Пропал блок дашборда.</w:t>
+      </w:r>
+      <w:r>
+        <w:rPr/>
+        <w:t xml:space="preserve"> Он мог быть скрыт в </w:t>
+      </w:r>
       <w:r>
         <w:rPr>
           <w:b/>
           <w:bCs/>
         </w:rPr>
-        <w:t>Нет кнопки среза в «Данных по датам».</w:t>
-      </w:r>
-      <w:r>
-        <w:rPr/>
-        <w:t xml:space="preserve"> Кнопки видны руководителю проекта и администратору, когда администратор настроил подключение к Jira и в проекте создана хотя бы одна кнопка.</w:t>
+        <w:t>⚙ Вид</w:t>
+      </w:r>
+      <w:r>
+        <w:rPr/>
+        <w:t>: откройте окно и отметьте блок снова.</w:t>
       </w:r>
     </w:p>
     <w:p>
@@ -22149,28 +22909,22 @@
           <w:b/>
           <w:bCs/>
         </w:rPr>
-        <w:t>«Jira отклонила логин или пароль подключения (401)».</w:t>
-      </w:r>
-      <w:r>
-        <w:rPr/>
-        <w:t xml:space="preserve"> Скорее всего, сменился пароль учётной записи, от имени которой Burndown читает Jira. Сообщите администратору: он введёт новый пароль в «Интеграциях».</w:t>
-      </w:r>
-    </w:p>
-    <w:p>
-      <w:pPr>
-        <w:pStyle w:val="BodyText"/>
-        <w:rPr/>
-      </w:pPr>
+        <w:t>«Замер на эту дату уже есть».</w:t>
+      </w:r>
+      <w:r>
+        <w:rPr/>
+        <w:t xml:space="preserve"> Измените значения в существующей строке или используйте </w:t>
+      </w:r>
       <w:r>
         <w:rPr>
           <w:b/>
           <w:bCs/>
         </w:rPr>
-        <w:t>«Jira требует ввести CAPTCHA для учётной записи подключения».</w:t>
-      </w:r>
-      <w:r>
-        <w:rPr/>
-        <w:t xml:space="preserve"> После нескольких неудачных входов Jira Server/Data Center просит пройти проверку. Сообщите администратору: он войдёт в Jira в браузере под этой учётной записью, пройдёт проверку, и срезы снова заработают.</w:t>
+        <w:t>Замер по всем эпикам</w:t>
+      </w:r>
+      <w:r>
+        <w:rPr/>
+        <w:t xml:space="preserve"> — окно обновит существующий замер.</w:t>
       </w:r>
     </w:p>
     <w:p>
@@ -22183,11 +22937,11 @@
           <w:b/>
           <w:bCs/>
         </w:rPr>
-        <w:t>«Структура N не найдена или плагин Structure недоступен».</w:t>
-      </w:r>
-      <w:r>
-        <w:rPr/>
-        <w:t xml:space="preserve"> Проверьте номер структуры и права учётной записи Jira на неё. Если плагина Structure нет, используйте кнопку без структуры — подзадачи соберутся по связи «задача — подзадача».</w:t>
+        <w:t>Нет кнопки среза в «Данных по датам».</w:t>
+      </w:r>
+      <w:r>
+        <w:rPr/>
+        <w:t xml:space="preserve"> Кнопки видны руководителю проекта и администратору, когда администратор настроил подключение к Jira и в проекте создана хотя бы одна кнопка.</w:t>
       </w:r>
     </w:p>
     <w:p>
@@ -22200,11 +22954,11 @@
           <w:b/>
           <w:bCs/>
         </w:rPr>
-        <w:t>В окне среза пустые значения у эпика.</w:t>
-      </w:r>
-      <w:r>
-        <w:rPr/>
-        <w:t xml:space="preserve"> У задач не заполнены выбранные поля Jira, или все задачи недоступны — смотрите предупреждения под названием эпика.</w:t>
+        <w:t>«Jira отклонила логин или пароль подключения (401)».</w:t>
+      </w:r>
+      <w:r>
+        <w:rPr/>
+        <w:t xml:space="preserve"> Скорее всего, сменился пароль учётной записи, от имени которой Burndown читает Jira. Сообщите администратору: он введёт новый пароль в «Интеграциях».</w:t>
       </w:r>
     </w:p>
     <w:p>
@@ -22217,11 +22971,11 @@
           <w:b/>
           <w:bCs/>
         </w:rPr>
-        <w:t>Переключатель автозаполнения неактивен.</w:t>
-      </w:r>
-      <w:r>
-        <w:rPr/>
-        <w:t xml:space="preserve"> По кнопке ещё не было успешного среза. Выполните срез в «Данных по датам» — переключатель станет доступен.</w:t>
+        <w:t>«Jira требует ввести CAPTCHA для учётной записи подключения».</w:t>
+      </w:r>
+      <w:r>
+        <w:rPr/>
+        <w:t xml:space="preserve"> После нескольких неудачных входов Jira Server/Data Center просит пройти проверку. Сообщите администратору: он войдёт в Jira в браузере под этой учётной записью, пройдёт проверку, и срезы снова заработают.</w:t>
       </w:r>
     </w:p>
     <w:p>
@@ -22234,22 +22988,28 @@
           <w:b/>
           <w:bCs/>
         </w:rPr>
-        <w:t>Автозапуск не сработал утром.</w:t>
-      </w:r>
-      <w:r>
-        <w:rPr/>
-        <w:t xml:space="preserve"> Посмотрите </w:t>
-      </w:r>
+        <w:t>«Структура N не найдена или плагин Structure недоступен».</w:t>
+      </w:r>
+      <w:r>
+        <w:rPr/>
+        <w:t xml:space="preserve"> Проверьте номер структуры и права учётной записи Jira на неё. Если плагина Structure нет, используйте кнопку без структуры — подзадачи соберутся по связи «задача — подзадача».</w:t>
+      </w:r>
+    </w:p>
+    <w:p>
+      <w:pPr>
+        <w:pStyle w:val="BodyText"/>
+        <w:rPr/>
+      </w:pPr>
       <w:r>
         <w:rPr>
           <w:b/>
           <w:bCs/>
         </w:rPr>
-        <w:t>Последний автозапуск</w:t>
-      </w:r>
-      <w:r>
-        <w:rPr/>
-        <w:t xml:space="preserve"> в карточке: при ошибке там её текст. Если расписание включено после сегодняшнего времени запуска, первый запуск будет на следующий день. При длительной недоступности сервера обратитесь к администратору.</w:t>
+        <w:t>В окне среза пустые значения у эпика.</w:t>
+      </w:r>
+      <w:r>
+        <w:rPr/>
+        <w:t xml:space="preserve"> У задач не заполнены выбранные поля Jira, или все задачи недоступны — смотрите предупреждения под названием эпика.</w:t>
       </w:r>
     </w:p>
     <w:p>
@@ -22262,11 +23022,11 @@
           <w:b/>
           <w:bCs/>
         </w:rPr>
-        <w:t>Нет блока «Задачи Jira по эпикам».</w:t>
-      </w:r>
-      <w:r>
-        <w:rPr/>
-        <w:t xml:space="preserve"> Он появляется после первого среза из Jira (ручного или автоматического) и показывает только эпики, выбранные в быстрых фильтрах.</w:t>
+        <w:t>Переключатель автозаполнения неактивен.</w:t>
+      </w:r>
+      <w:r>
+        <w:rPr/>
+        <w:t xml:space="preserve"> По кнопке ещё не было успешного среза. Выполните срез в «Данных по датам» — переключатель станет доступен.</w:t>
       </w:r>
     </w:p>
     <w:p>
@@ -22279,28 +23039,22 @@
           <w:b/>
           <w:bCs/>
         </w:rPr>
-        <w:t>В столбце «Шанс успеть» прочерк.</w:t>
-      </w:r>
-      <w:r>
-        <w:rPr/>
-        <w:t xml:space="preserve"> У эпика меньше трёх замеров остатка или не задана целевая дата.</w:t>
-      </w:r>
-    </w:p>
-    <w:p>
-      <w:pPr>
-        <w:pStyle w:val="BodyText"/>
-        <w:rPr/>
-      </w:pPr>
+        <w:t>Автозапуск не сработал утром.</w:t>
+      </w:r>
+      <w:r>
+        <w:rPr/>
+        <w:t xml:space="preserve"> Посмотрите </w:t>
+      </w:r>
       <w:r>
         <w:rPr>
           <w:b/>
           <w:bCs/>
         </w:rPr>
-        <w:t>Шанс 0%, хотя статус не «Не успеваем».</w:t>
-      </w:r>
-      <w:r>
-        <w:rPr/>
-        <w:t xml:space="preserve"> В истории замеров остаток чаще рос, чем сгорал, поэтому в большинстве сценариев он не обнуляется. Проверьте замеры и Δ оценки.</w:t>
+        <w:t>Последний автозапуск</w:t>
+      </w:r>
+      <w:r>
+        <w:rPr/>
+        <w:t xml:space="preserve"> в карточке: при ошибке там её текст. Если расписание включено после сегодняшнего времени запуска, первый запуск будет на следующий день. При длительной недоступности сервера обратитесь к администратору.</w:t>
       </w:r>
     </w:p>
     <w:p>
@@ -22313,11 +23067,11 @@
           <w:b/>
           <w:bCs/>
         </w:rPr>
-        <w:t>Дрейфа прогноза нет на дашборде.</w:t>
-      </w:r>
-      <w:r>
-        <w:rPr/>
-        <w:t xml:space="preserve"> Нужно хотя бы два замера остатка у выбранного эпика.</w:t>
+        <w:t>Нет блока «Задачи Jira по эпикам».</w:t>
+      </w:r>
+      <w:r>
+        <w:rPr/>
+        <w:t xml:space="preserve"> Он появляется после первого среза из Jira (ручного или автоматического) и показывает только эпики, выбранные в быстрых фильтрах.</w:t>
       </w:r>
     </w:p>
     <w:p>
@@ -22330,11 +23084,11 @@
           <w:b/>
           <w:bCs/>
         </w:rPr>
-        <w:t>«Прогноз по задачам» — «не сходится».</w:t>
-      </w:r>
-      <w:r>
-        <w:rPr/>
-        <w:t xml:space="preserve"> За период срезов объём задач эпика рос не медленнее, чем закрывались задачи. Посмотрите «Что изменилось» — какие задачи добавлялись.</w:t>
+        <w:t>В столбце «Шанс успеть» прочерк.</w:t>
+      </w:r>
+      <w:r>
+        <w:rPr/>
+        <w:t xml:space="preserve"> У эпика меньше трёх замеров остатка или не задана целевая дата.</w:t>
       </w:r>
     </w:p>
     <w:p>
@@ -22347,11 +23101,11 @@
           <w:b/>
           <w:bCs/>
         </w:rPr>
-        <w:t>Прогноз по задачам и прогноз «0» сильно различаются.</w:t>
-      </w:r>
-      <w:r>
-        <w:rPr/>
-        <w:t xml:space="preserve"> Первый считается по оценкам и статусам задач Jira, второй — по внесённому остатку. Расхождение обычно значит, что остаток в Jira не списывается вместе с работой или оценки задач устарели.</w:t>
+        <w:t>Шанс 0%, хотя статус не «Не успеваем».</w:t>
+      </w:r>
+      <w:r>
+        <w:rPr/>
+        <w:t xml:space="preserve"> В истории замеров остаток чаще рос, чем сгорал, поэтому в большинстве сценариев он не обнуляется. Проверьте замеры и Δ оценки.</w:t>
       </w:r>
     </w:p>
     <w:p>
@@ -22364,11 +23118,11 @@
           <w:b/>
           <w:bCs/>
         </w:rPr>
-        <w:t>История восстановилась с нулём замеров.</w:t>
-      </w:r>
-      <w:r>
-        <w:rPr/>
-        <w:t xml:space="preserve"> На выбранные даты задач кнопки ещё не было (созданы позже) или замеры на эти даты уже внесены и отмечено «Не изменять даты, где замер уже внесён».</w:t>
+        <w:t>Дрейфа прогноза нет на дашборде.</w:t>
+      </w:r>
+      <w:r>
+        <w:rPr/>
+        <w:t xml:space="preserve"> Нужно хотя бы два замера остатка у выбранного эпика.</w:t>
       </w:r>
     </w:p>
     <w:p>
@@ -22381,11 +23135,11 @@
           <w:b/>
           <w:bCs/>
         </w:rPr>
-        <w:t>Число задач меньше, чем в Jira.</w:t>
-      </w:r>
-      <w:r>
-        <w:rPr/>
-        <w:t xml:space="preserve"> В число задач не входят задачи-контейнеры (эпик Jira, задачи с вложенными), а также задачи, недоступные учётной записи Jira, — о них предупреждает окно среза.</w:t>
+        <w:t>«Прогноз по задачам» — «не сходится».</w:t>
+      </w:r>
+      <w:r>
+        <w:rPr/>
+        <w:t xml:space="preserve"> За период срезов объём задач эпика рос не медленнее, чем закрывались задачи. Посмотрите «Что изменилось» — какие задачи добавлялись.</w:t>
       </w:r>
     </w:p>
     <w:p>
@@ -22398,33 +23152,45 @@
           <w:b/>
           <w:bCs/>
         </w:rPr>
-        <w:t>Не приходит дайджест.</w:t>
-      </w:r>
-      <w:r>
-        <w:rPr/>
-        <w:t xml:space="preserve"> Посмотрите </w:t>
-      </w:r>
+        <w:t>Прогноз по задачам и прогноз «0» сильно различаются.</w:t>
+      </w:r>
+      <w:r>
+        <w:rPr/>
+        <w:t xml:space="preserve"> Первый считается по оценкам и статусам задач Jira, второй — по внесённому остатку. Расхождение обычно значит, что остаток в Jira не списывается вместе с работой или оценки задач устарели.</w:t>
+      </w:r>
+    </w:p>
+    <w:p>
+      <w:pPr>
+        <w:pStyle w:val="BodyText"/>
+        <w:rPr/>
+      </w:pPr>
       <w:r>
         <w:rPr>
           <w:b/>
           <w:bCs/>
         </w:rPr>
-        <w:t>Последний дайджест</w:t>
-      </w:r>
-      <w:r>
-        <w:rPr/>
-        <w:t xml:space="preserve"> в «Уведомлениях»: при ошибке там её текст. Проверьте дни, время и часовой пояс, а также папку «Спам». </w:t>
-      </w:r>
+        <w:t>История восстановилась с нулём замеров.</w:t>
+      </w:r>
+      <w:r>
+        <w:rPr/>
+        <w:t xml:space="preserve"> На выбранные даты задач кнопки ещё не было (созданы позже) или замеры на эти даты уже внесены и отмечено «Не изменять даты, где замер уже внесён».</w:t>
+      </w:r>
+    </w:p>
+    <w:p>
+      <w:pPr>
+        <w:pStyle w:val="BodyText"/>
+        <w:rPr/>
+      </w:pPr>
       <w:r>
         <w:rPr>
           <w:b/>
           <w:bCs/>
         </w:rPr>
-        <w:t>Отправить сейчас</w:t>
-      </w:r>
-      <w:r>
-        <w:rPr/>
-        <w:t xml:space="preserve"> проверяет доставку сразу. Если ошибка в настройках почты или бота, обратитесь к администратору.</w:t>
+        <w:t>Число задач меньше, чем в Jira.</w:t>
+      </w:r>
+      <w:r>
+        <w:rPr/>
+        <w:t xml:space="preserve"> В число задач не входят задачи-контейнеры (эпик Jira, задачи с вложенными), а также задачи, недоступные учётной записи Jira, — о них предупреждает окно среза.</w:t>
       </w:r>
     </w:p>
     <w:p>
@@ -22437,33 +23203,33 @@
           <w:b/>
           <w:bCs/>
         </w:rPr>
-        <w:t>Бот не находит привязку.</w:t>
-      </w:r>
-      <w:r>
-        <w:rPr/>
-        <w:t xml:space="preserve"> Нажмите </w:t>
+        <w:t>Не приходит дайджест.</w:t>
+      </w:r>
+      <w:r>
+        <w:rPr/>
+        <w:t xml:space="preserve"> Посмотрите </w:t>
       </w:r>
       <w:r>
         <w:rPr>
           <w:b/>
           <w:bCs/>
         </w:rPr>
-        <w:t>Запустить</w:t>
-      </w:r>
-      <w:r>
-        <w:rPr/>
-        <w:t xml:space="preserve"> (Start) именно в чате, открытом по ссылке из окна, и только потом </w:t>
+        <w:t>Последний дайджест</w:t>
+      </w:r>
+      <w:r>
+        <w:rPr/>
+        <w:t xml:space="preserve"> в «Уведомлениях»: при ошибке там её текст. Проверьте дни, время и часовой пояс, а также папку «Спам». </w:t>
       </w:r>
       <w:r>
         <w:rPr>
           <w:b/>
           <w:bCs/>
         </w:rPr>
-        <w:t>Проверить</w:t>
-      </w:r>
-      <w:r>
-        <w:rPr/>
-        <w:t>. Если вы запросили новую ссылку, старая больше не действует.</w:t>
+        <w:t>Отправить сейчас</w:t>
+      </w:r>
+      <w:r>
+        <w:rPr/>
+        <w:t xml:space="preserve"> проверяет доставку сразу. Если ошибка в настройках почты или бота, обратитесь к администратору.</w:t>
       </w:r>
     </w:p>
     <w:p>
@@ -22476,45 +23242,33 @@
           <w:b/>
           <w:bCs/>
         </w:rPr>
-        <w:t>Оповещение не пришло, хотя эпик в «Не успеваем».</w:t>
-      </w:r>
-      <w:r>
-        <w:rPr/>
-        <w:t xml:space="preserve"> Оповещение приходит в момент ухудшения. Если эпик уже был в этом статусе, когда вы включили оповещения, сообщения не будет — его состояние видно в дайджесте.</w:t>
-      </w:r>
-    </w:p>
-    <w:p>
-      <w:pPr>
-        <w:pStyle w:val="BodyText"/>
-        <w:rPr/>
-      </w:pPr>
+        <w:t>Бот не находит привязку.</w:t>
+      </w:r>
+      <w:r>
+        <w:rPr/>
+        <w:t xml:space="preserve"> Нажмите </w:t>
+      </w:r>
       <w:r>
         <w:rPr>
           <w:b/>
           <w:bCs/>
         </w:rPr>
-        <w:t>«Слишком много неудачных попыток входа».</w:t>
-      </w:r>
-      <w:r>
-        <w:rPr/>
-        <w:t xml:space="preserve"> После 10 неверных паролей подряд вход под этим логином закрыт на 15 минут. Подождите или попросите администратора задать новый пароль.</w:t>
-      </w:r>
-    </w:p>
-    <w:p>
-      <w:pPr>
-        <w:pStyle w:val="BodyText"/>
-        <w:rPr/>
-      </w:pPr>
+        <w:t>Запустить</w:t>
+      </w:r>
+      <w:r>
+        <w:rPr/>
+        <w:t xml:space="preserve"> (Start) именно в чате, открытом по ссылке из окна, и только потом </w:t>
+      </w:r>
       <w:r>
         <w:rPr>
           <w:b/>
           <w:bCs/>
         </w:rPr>
-        <w:t>После смены пароля пришлось войти заново на другом устройстве.</w:t>
-      </w:r>
-      <w:r>
-        <w:rPr/>
-        <w:t xml:space="preserve"> Так и задумано: смена пароля завершает все другие сессии учётной записи.</w:t>
+        <w:t>Проверить</w:t>
+      </w:r>
+      <w:r>
+        <w:rPr/>
+        <w:t>. Если вы запросили новую ссылку, старая больше не действует.</w:t>
       </w:r>
     </w:p>
     <w:p>
@@ -22527,11 +23281,11 @@
           <w:b/>
           <w:bCs/>
         </w:rPr>
-        <w:t>«Нет связи с сервером — изменения не сохранены».</w:t>
-      </w:r>
-      <w:r>
-        <w:rPr/>
-        <w:t xml:space="preserve"> Проверьте сеть и повторите ввод: прежнее значение в поле уже восстановлено.</w:t>
+        <w:t>Оповещение не пришло, хотя эпик в «Не успеваем».</w:t>
+      </w:r>
+      <w:r>
+        <w:rPr/>
+        <w:t xml:space="preserve"> Оповещение приходит в момент ухудшения. Если эпик уже был в этом статусе, когда вы включили оповещения, сообщения не будет — его состояние видно в дайджесте.</w:t>
       </w:r>
     </w:p>
     <w:p>
@@ -22544,21 +23298,72 @@
           <w:b/>
           <w:bCs/>
         </w:rPr>
+        <w:t>«Слишком много неудачных попыток входа».</w:t>
+      </w:r>
+      <w:r>
+        <w:rPr/>
+        <w:t xml:space="preserve"> После 10 неверных паролей подряд вход под этим логином закрыт на 15 минут. Подождите или попросите администратора задать новый пароль.</w:t>
+      </w:r>
+    </w:p>
+    <w:p>
+      <w:pPr>
+        <w:pStyle w:val="BodyText"/>
+        <w:rPr/>
+      </w:pPr>
+      <w:r>
+        <w:rPr>
+          <w:b/>
+          <w:bCs/>
+        </w:rPr>
+        <w:t>После смены пароля пришлось войти заново на другом устройстве.</w:t>
+      </w:r>
+      <w:r>
+        <w:rPr/>
+        <w:t xml:space="preserve"> Так и задумано: смена пароля завершает все другие сессии учётной записи.</w:t>
+      </w:r>
+    </w:p>
+    <w:p>
+      <w:pPr>
+        <w:pStyle w:val="BodyText"/>
+        <w:rPr/>
+      </w:pPr>
+      <w:r>
+        <w:rPr>
+          <w:b/>
+          <w:bCs/>
+        </w:rPr>
+        <w:t>«Нет связи с сервером — изменения не сохранены».</w:t>
+      </w:r>
+      <w:r>
+        <w:rPr/>
+        <w:t xml:space="preserve"> Проверьте сеть и повторите ввод: прежнее значение в поле уже восстановлено.</w:t>
+      </w:r>
+    </w:p>
+    <w:p>
+      <w:pPr>
+        <w:pStyle w:val="BodyText"/>
+        <w:rPr/>
+      </w:pPr>
+      <w:r>
+        <w:rPr>
+          <w:b/>
+          <w:bCs/>
+        </w:rPr>
         <w:t>После обновления интерфейс выглядит странно.</w:t>
       </w:r>
       <w:r>
         <w:rPr/>
         <w:t xml:space="preserve"> Обновите страницу с очисткой кэша: Ctrl+F5 (на macOS — Cmd+Shift+R).</w:t>
       </w:r>
-      <w:bookmarkEnd w:id="147"/>
+      <w:bookmarkEnd w:id="152"/>
     </w:p>
     <w:p>
       <w:pPr>
         <w:pStyle w:val="Heading1"/>
         <w:rPr/>
       </w:pPr>
-      <w:bookmarkStart w:id="148" w:name="__RefHeading___Toc4261_3868337457"/>
-      <w:bookmarkEnd w:id="148"/>
+      <w:bookmarkStart w:id="153" w:name="__RefHeading___Toc4397_916229385"/>
+      <w:bookmarkEnd w:id="153"/>
       <w:r>
         <w:rPr>
           <w:rStyle w:val="SectionNumber"/>
@@ -24458,16 +25263,16 @@
               </w:rPr>
               <w:t>Сообщение об ухудшении сроков или данных проекта сразу после изменения</w:t>
             </w:r>
-            <w:bookmarkStart w:id="149" w:name="глоссарий"/>
-            <w:bookmarkEnd w:id="149"/>
+            <w:bookmarkStart w:id="154" w:name="глоссарий"/>
+            <w:bookmarkEnd w:id="154"/>
           </w:p>
         </w:tc>
       </w:tr>
     </w:tbl>
     <w:sectPr>
-      <w:footerReference w:type="even" r:id="rId55"/>
-      <w:footerReference w:type="default" r:id="rId56"/>
-      <w:footerReference w:type="first" r:id="rId57"/>
+      <w:footerReference w:type="even" r:id="rId59"/>
+      <w:footerReference w:type="default" r:id="rId60"/>
+      <w:footerReference w:type="first" r:id="rId61"/>
       <w:type w:val="nextPage"/>
       <w:pgSz w:w="12240" w:h="15840"/>
       <w:pgMar w:left="1440" w:right="1440" w:gutter="0" w:header="0" w:top="1440" w:footer="720" w:bottom="1440"/>
@@ -24508,7 +25313,7 @@
         <w:color w:val="8A92A6"/>
         <w:sz w:val="16"/>
       </w:rPr>
-      <w:t xml:space="preserve">Burndown 1.7.0 · Руководство пользователя · стр. </w:t>
+      <w:t xml:space="preserve">Burndown 1.8.0 · Руководство пользователя · стр. </w:t>
     </w:r>
     <w:r>
       <w:rPr/>
@@ -24524,7 +25329,7 @@
     </w:r>
     <w:r>
       <w:rPr/>
-      <w:t>62</w:t>
+      <w:t>67</w:t>
     </w:r>
     <w:r>
       <w:rPr/>
@@ -24547,7 +25352,7 @@
         <w:color w:val="8A92A6"/>
         <w:sz w:val="16"/>
       </w:rPr>
-      <w:t xml:space="preserve">Burndown 1.7.0 · Руководство пользователя · стр. </w:t>
+      <w:t xml:space="preserve">Burndown 1.8.0 · Руководство пользователя · стр. </w:t>
     </w:r>
     <w:r>
       <w:rPr/>
@@ -24563,7 +25368,7 @@
     </w:r>
     <w:r>
       <w:rPr/>
-      <w:t>62</w:t>
+      <w:t>67</w:t>
     </w:r>
     <w:r>
       <w:rPr/>
@@ -26243,6 +27048,125 @@
   </w:abstractNum>
   <w:abstractNum w:abstractNumId="14">
     <w:lvl w:ilvl="0">
+      <w:start w:val="3"/>
+      <w:numFmt w:val="decimal"/>
+      <w:lvlText w:val="%1."/>
+      <w:lvlJc w:val="left"/>
+      <w:pPr>
+        <w:tabs>
+          <w:tab w:val="num" w:pos="0"/>
+        </w:tabs>
+        <w:ind w:left="720" w:hanging="480"/>
+      </w:pPr>
+      <w:rPr/>
+    </w:lvl>
+    <w:lvl w:ilvl="1">
+      <w:start w:val="3"/>
+      <w:numFmt w:val="decimal"/>
+      <w:lvlText w:val="%2."/>
+      <w:lvlJc w:val="left"/>
+      <w:pPr>
+        <w:tabs>
+          <w:tab w:val="num" w:pos="0"/>
+        </w:tabs>
+        <w:ind w:left="1440" w:hanging="480"/>
+      </w:pPr>
+      <w:rPr/>
+    </w:lvl>
+    <w:lvl w:ilvl="2">
+      <w:start w:val="3"/>
+      <w:numFmt w:val="decimal"/>
+      <w:lvlText w:val="%3."/>
+      <w:lvlJc w:val="left"/>
+      <w:pPr>
+        <w:tabs>
+          <w:tab w:val="num" w:pos="0"/>
+        </w:tabs>
+        <w:ind w:left="2160" w:hanging="480"/>
+      </w:pPr>
+      <w:rPr/>
+    </w:lvl>
+    <w:lvl w:ilvl="3">
+      <w:start w:val="3"/>
+      <w:numFmt w:val="decimal"/>
+      <w:lvlText w:val="%4."/>
+      <w:lvlJc w:val="left"/>
+      <w:pPr>
+        <w:tabs>
+          <w:tab w:val="num" w:pos="0"/>
+        </w:tabs>
+        <w:ind w:left="2880" w:hanging="480"/>
+      </w:pPr>
+      <w:rPr/>
+    </w:lvl>
+    <w:lvl w:ilvl="4">
+      <w:start w:val="3"/>
+      <w:numFmt w:val="decimal"/>
+      <w:lvlText w:val="%5."/>
+      <w:lvlJc w:val="left"/>
+      <w:pPr>
+        <w:tabs>
+          <w:tab w:val="num" w:pos="0"/>
+        </w:tabs>
+        <w:ind w:left="3600" w:hanging="480"/>
+      </w:pPr>
+      <w:rPr/>
+    </w:lvl>
+    <w:lvl w:ilvl="5">
+      <w:start w:val="3"/>
+      <w:numFmt w:val="decimal"/>
+      <w:lvlText w:val="%6."/>
+      <w:lvlJc w:val="left"/>
+      <w:pPr>
+        <w:tabs>
+          <w:tab w:val="num" w:pos="0"/>
+        </w:tabs>
+        <w:ind w:left="4320" w:hanging="480"/>
+      </w:pPr>
+      <w:rPr/>
+    </w:lvl>
+    <w:lvl w:ilvl="6">
+      <w:start w:val="3"/>
+      <w:numFmt w:val="decimal"/>
+      <w:lvlText w:val="%7."/>
+      <w:lvlJc w:val="left"/>
+      <w:pPr>
+        <w:tabs>
+          <w:tab w:val="num" w:pos="0"/>
+        </w:tabs>
+        <w:ind w:left="5040" w:hanging="480"/>
+      </w:pPr>
+      <w:rPr/>
+    </w:lvl>
+    <w:lvl w:ilvl="7">
+      <w:start w:val="3"/>
+      <w:numFmt w:val="decimal"/>
+      <w:lvlText w:val="%8."/>
+      <w:lvlJc w:val="left"/>
+      <w:pPr>
+        <w:tabs>
+          <w:tab w:val="num" w:pos="0"/>
+        </w:tabs>
+        <w:ind w:left="5760" w:hanging="480"/>
+      </w:pPr>
+      <w:rPr/>
+    </w:lvl>
+    <w:lvl w:ilvl="8">
+      <w:start w:val="3"/>
+      <w:numFmt w:val="decimal"/>
+      <w:lvlText w:val="%9."/>
+      <w:lvlJc w:val="left"/>
+      <w:pPr>
+        <w:tabs>
+          <w:tab w:val="num" w:pos="0"/>
+        </w:tabs>
+        <w:ind w:left="6480" w:hanging="480"/>
+      </w:pPr>
+      <w:rPr/>
+    </w:lvl>
+  </w:abstractNum>
+  <w:abstractNum w:abstractNumId="15">
+    <w:lvl w:ilvl="0">
       <w:numFmt w:val="bullet"/>
       <w:lvlText w:val=""/>
       <w:lvlJc w:val="left"/>
@@ -26375,125 +27299,6 @@
       <w:rPr>
         <w:rFonts w:ascii="Symbol" w:hAnsi="Symbol" w:cs="Symbol" w:hint="default"/>
       </w:rPr>
-    </w:lvl>
-  </w:abstractNum>
-  <w:abstractNum w:abstractNumId="15">
-    <w:lvl w:ilvl="0">
-      <w:start w:val="1"/>
-      <w:numFmt w:val="decimal"/>
-      <w:lvlText w:val="%1."/>
-      <w:lvlJc w:val="left"/>
-      <w:pPr>
-        <w:tabs>
-          <w:tab w:val="num" w:pos="0"/>
-        </w:tabs>
-        <w:ind w:left="720" w:hanging="480"/>
-      </w:pPr>
-      <w:rPr/>
-    </w:lvl>
-    <w:lvl w:ilvl="1">
-      <w:start w:val="1"/>
-      <w:numFmt w:val="decimal"/>
-      <w:lvlText w:val="%2."/>
-      <w:lvlJc w:val="left"/>
-      <w:pPr>
-        <w:tabs>
-          <w:tab w:val="num" w:pos="0"/>
-        </w:tabs>
-        <w:ind w:left="1440" w:hanging="480"/>
-      </w:pPr>
-      <w:rPr/>
-    </w:lvl>
-    <w:lvl w:ilvl="2">
-      <w:start w:val="1"/>
-      <w:numFmt w:val="decimal"/>
-      <w:lvlText w:val="%3."/>
-      <w:lvlJc w:val="left"/>
-      <w:pPr>
-        <w:tabs>
-          <w:tab w:val="num" w:pos="0"/>
-        </w:tabs>
-        <w:ind w:left="2160" w:hanging="480"/>
-      </w:pPr>
-      <w:rPr/>
-    </w:lvl>
-    <w:lvl w:ilvl="3">
-      <w:start w:val="1"/>
-      <w:numFmt w:val="decimal"/>
-      <w:lvlText w:val="%4."/>
-      <w:lvlJc w:val="left"/>
-      <w:pPr>
-        <w:tabs>
-          <w:tab w:val="num" w:pos="0"/>
-        </w:tabs>
-        <w:ind w:left="2880" w:hanging="480"/>
-      </w:pPr>
-      <w:rPr/>
-    </w:lvl>
-    <w:lvl w:ilvl="4">
-      <w:start w:val="1"/>
-      <w:numFmt w:val="decimal"/>
-      <w:lvlText w:val="%5."/>
-      <w:lvlJc w:val="left"/>
-      <w:pPr>
-        <w:tabs>
-          <w:tab w:val="num" w:pos="0"/>
-        </w:tabs>
-        <w:ind w:left="3600" w:hanging="480"/>
-      </w:pPr>
-      <w:rPr/>
-    </w:lvl>
-    <w:lvl w:ilvl="5">
-      <w:start w:val="1"/>
-      <w:numFmt w:val="decimal"/>
-      <w:lvlText w:val="%6."/>
-      <w:lvlJc w:val="left"/>
-      <w:pPr>
-        <w:tabs>
-          <w:tab w:val="num" w:pos="0"/>
-        </w:tabs>
-        <w:ind w:left="4320" w:hanging="480"/>
-      </w:pPr>
-      <w:rPr/>
-    </w:lvl>
-    <w:lvl w:ilvl="6">
-      <w:start w:val="1"/>
-      <w:numFmt w:val="decimal"/>
-      <w:lvlText w:val="%7."/>
-      <w:lvlJc w:val="left"/>
-      <w:pPr>
-        <w:tabs>
-          <w:tab w:val="num" w:pos="0"/>
-        </w:tabs>
-        <w:ind w:left="5040" w:hanging="480"/>
-      </w:pPr>
-      <w:rPr/>
-    </w:lvl>
-    <w:lvl w:ilvl="7">
-      <w:start w:val="1"/>
-      <w:numFmt w:val="decimal"/>
-      <w:lvlText w:val="%8."/>
-      <w:lvlJc w:val="left"/>
-      <w:pPr>
-        <w:tabs>
-          <w:tab w:val="num" w:pos="0"/>
-        </w:tabs>
-        <w:ind w:left="5760" w:hanging="480"/>
-      </w:pPr>
-      <w:rPr/>
-    </w:lvl>
-    <w:lvl w:ilvl="8">
-      <w:start w:val="1"/>
-      <w:numFmt w:val="decimal"/>
-      <w:lvlText w:val="%9."/>
-      <w:lvlJc w:val="left"/>
-      <w:pPr>
-        <w:tabs>
-          <w:tab w:val="num" w:pos="0"/>
-        </w:tabs>
-        <w:ind w:left="6480" w:hanging="480"/>
-      </w:pPr>
-      <w:rPr/>
     </w:lvl>
   </w:abstractNum>
   <w:abstractNum w:abstractNumId="16">
@@ -26872,8 +27677,9 @@
   </w:abstractNum>
   <w:abstractNum w:abstractNumId="19">
     <w:lvl w:ilvl="0">
-      <w:numFmt w:val="bullet"/>
-      <w:lvlText w:val=""/>
+      <w:start w:val="1"/>
+      <w:numFmt w:val="decimal"/>
+      <w:lvlText w:val="%1."/>
       <w:lvlJc w:val="left"/>
       <w:pPr>
         <w:tabs>
@@ -26881,14 +27687,12 @@
         </w:tabs>
         <w:ind w:left="720" w:hanging="480"/>
       </w:pPr>
-      <w:rPr>
-        <w:rFonts w:ascii="Symbol" w:hAnsi="Symbol" w:cs="Symbol" w:hint="default"/>
-      </w:rPr>
+      <w:rPr/>
     </w:lvl>
     <w:lvl w:ilvl="1">
-      <w:start w:val="0"/>
-      <w:numFmt w:val="bullet"/>
-      <w:lvlText w:val=""/>
+      <w:start w:val="1"/>
+      <w:numFmt w:val="decimal"/>
+      <w:lvlText w:val="%2."/>
       <w:lvlJc w:val="left"/>
       <w:pPr>
         <w:tabs>
@@ -26896,14 +27700,12 @@
         </w:tabs>
         <w:ind w:left="1440" w:hanging="480"/>
       </w:pPr>
-      <w:rPr>
-        <w:rFonts w:ascii="Symbol" w:hAnsi="Symbol" w:cs="Symbol" w:hint="default"/>
-      </w:rPr>
+      <w:rPr/>
     </w:lvl>
     <w:lvl w:ilvl="2">
-      <w:start w:val="0"/>
-      <w:numFmt w:val="bullet"/>
-      <w:lvlText w:val=""/>
+      <w:start w:val="1"/>
+      <w:numFmt w:val="decimal"/>
+      <w:lvlText w:val="%3."/>
       <w:lvlJc w:val="left"/>
       <w:pPr>
         <w:tabs>
@@ -26911,14 +27713,12 @@
         </w:tabs>
         <w:ind w:left="2160" w:hanging="480"/>
       </w:pPr>
-      <w:rPr>
-        <w:rFonts w:ascii="Symbol" w:hAnsi="Symbol" w:cs="Symbol" w:hint="default"/>
-      </w:rPr>
+      <w:rPr/>
     </w:lvl>
     <w:lvl w:ilvl="3">
-      <w:start w:val="0"/>
-      <w:numFmt w:val="bullet"/>
-      <w:lvlText w:val=""/>
+      <w:start w:val="1"/>
+      <w:numFmt w:val="decimal"/>
+      <w:lvlText w:val="%4."/>
       <w:lvlJc w:val="left"/>
       <w:pPr>
         <w:tabs>
@@ -26926,14 +27726,12 @@
         </w:tabs>
         <w:ind w:left="2880" w:hanging="480"/>
       </w:pPr>
-      <w:rPr>
-        <w:rFonts w:ascii="Symbol" w:hAnsi="Symbol" w:cs="Symbol" w:hint="default"/>
-      </w:rPr>
+      <w:rPr/>
     </w:lvl>
     <w:lvl w:ilvl="4">
-      <w:start w:val="0"/>
-      <w:numFmt w:val="bullet"/>
-      <w:lvlText w:val=""/>
+      <w:start w:val="1"/>
+      <w:numFmt w:val="decimal"/>
+      <w:lvlText w:val="%5."/>
       <w:lvlJc w:val="left"/>
       <w:pPr>
         <w:tabs>
@@ -26941,14 +27739,12 @@
         </w:tabs>
         <w:ind w:left="3600" w:hanging="480"/>
       </w:pPr>
-      <w:rPr>
-        <w:rFonts w:ascii="Symbol" w:hAnsi="Symbol" w:cs="Symbol" w:hint="default"/>
-      </w:rPr>
+      <w:rPr/>
     </w:lvl>
     <w:lvl w:ilvl="5">
-      <w:start w:val="0"/>
-      <w:numFmt w:val="bullet"/>
-      <w:lvlText w:val=""/>
+      <w:start w:val="1"/>
+      <w:numFmt w:val="decimal"/>
+      <w:lvlText w:val="%6."/>
       <w:lvlJc w:val="left"/>
       <w:pPr>
         <w:tabs>
@@ -26956,14 +27752,12 @@
         </w:tabs>
         <w:ind w:left="4320" w:hanging="480"/>
       </w:pPr>
-      <w:rPr>
-        <w:rFonts w:ascii="Symbol" w:hAnsi="Symbol" w:cs="Symbol" w:hint="default"/>
-      </w:rPr>
+      <w:rPr/>
     </w:lvl>
     <w:lvl w:ilvl="6">
-      <w:start w:val="0"/>
-      <w:numFmt w:val="bullet"/>
-      <w:lvlText w:val=""/>
+      <w:start w:val="1"/>
+      <w:numFmt w:val="decimal"/>
+      <w:lvlText w:val="%7."/>
       <w:lvlJc w:val="left"/>
       <w:pPr>
         <w:tabs>
@@ -26971,14 +27765,12 @@
         </w:tabs>
         <w:ind w:left="5040" w:hanging="480"/>
       </w:pPr>
-      <w:rPr>
-        <w:rFonts w:ascii="Symbol" w:hAnsi="Symbol" w:cs="Symbol" w:hint="default"/>
-      </w:rPr>
+      <w:rPr/>
     </w:lvl>
     <w:lvl w:ilvl="7">
-      <w:start w:val="0"/>
-      <w:numFmt w:val="bullet"/>
-      <w:lvlText w:val=""/>
+      <w:start w:val="1"/>
+      <w:numFmt w:val="decimal"/>
+      <w:lvlText w:val="%8."/>
       <w:lvlJc w:val="left"/>
       <w:pPr>
         <w:tabs>
@@ -26986,14 +27778,12 @@
         </w:tabs>
         <w:ind w:left="5760" w:hanging="480"/>
       </w:pPr>
-      <w:rPr>
-        <w:rFonts w:ascii="Symbol" w:hAnsi="Symbol" w:cs="Symbol" w:hint="default"/>
-      </w:rPr>
+      <w:rPr/>
     </w:lvl>
     <w:lvl w:ilvl="8">
-      <w:start w:val="0"/>
-      <w:numFmt w:val="bullet"/>
-      <w:lvlText w:val=""/>
+      <w:start w:val="1"/>
+      <w:numFmt w:val="decimal"/>
+      <w:lvlText w:val="%9."/>
       <w:lvlJc w:val="left"/>
       <w:pPr>
         <w:tabs>
@@ -27001,9 +27791,7 @@
         </w:tabs>
         <w:ind w:left="6480" w:hanging="480"/>
       </w:pPr>
-      <w:rPr>
-        <w:rFonts w:ascii="Symbol" w:hAnsi="Symbol" w:cs="Symbol" w:hint="default"/>
-      </w:rPr>
+      <w:rPr/>
     </w:lvl>
   </w:abstractNum>
   <w:abstractNum w:abstractNumId="20">
@@ -27144,8 +27932,9 @@
   </w:abstractNum>
   <w:abstractNum w:abstractNumId="21">
     <w:lvl w:ilvl="0">
-      <w:numFmt w:val="bullet"/>
-      <w:lvlText w:val=""/>
+      <w:start w:val="1"/>
+      <w:numFmt w:val="decimal"/>
+      <w:lvlText w:val="%1."/>
       <w:lvlJc w:val="left"/>
       <w:pPr>
         <w:tabs>
@@ -27153,14 +27942,12 @@
         </w:tabs>
         <w:ind w:left="720" w:hanging="480"/>
       </w:pPr>
-      <w:rPr>
-        <w:rFonts w:ascii="Symbol" w:hAnsi="Symbol" w:cs="Symbol" w:hint="default"/>
-      </w:rPr>
+      <w:rPr/>
     </w:lvl>
     <w:lvl w:ilvl="1">
-      <w:start w:val="0"/>
-      <w:numFmt w:val="bullet"/>
-      <w:lvlText w:val=""/>
+      <w:start w:val="1"/>
+      <w:numFmt w:val="decimal"/>
+      <w:lvlText w:val="%2."/>
       <w:lvlJc w:val="left"/>
       <w:pPr>
         <w:tabs>
@@ -27168,14 +27955,12 @@
         </w:tabs>
         <w:ind w:left="1440" w:hanging="480"/>
       </w:pPr>
-      <w:rPr>
-        <w:rFonts w:ascii="Symbol" w:hAnsi="Symbol" w:cs="Symbol" w:hint="default"/>
-      </w:rPr>
+      <w:rPr/>
     </w:lvl>
     <w:lvl w:ilvl="2">
-      <w:start w:val="0"/>
-      <w:numFmt w:val="bullet"/>
-      <w:lvlText w:val=""/>
+      <w:start w:val="1"/>
+      <w:numFmt w:val="decimal"/>
+      <w:lvlText w:val="%3."/>
       <w:lvlJc w:val="left"/>
       <w:pPr>
         <w:tabs>
@@ -27183,14 +27968,12 @@
         </w:tabs>
         <w:ind w:left="2160" w:hanging="480"/>
       </w:pPr>
-      <w:rPr>
-        <w:rFonts w:ascii="Symbol" w:hAnsi="Symbol" w:cs="Symbol" w:hint="default"/>
-      </w:rPr>
+      <w:rPr/>
     </w:lvl>
     <w:lvl w:ilvl="3">
-      <w:start w:val="0"/>
-      <w:numFmt w:val="bullet"/>
-      <w:lvlText w:val=""/>
+      <w:start w:val="1"/>
+      <w:numFmt w:val="decimal"/>
+      <w:lvlText w:val="%4."/>
       <w:lvlJc w:val="left"/>
       <w:pPr>
         <w:tabs>
@@ -27198,14 +27981,12 @@
         </w:tabs>
         <w:ind w:left="2880" w:hanging="480"/>
       </w:pPr>
-      <w:rPr>
-        <w:rFonts w:ascii="Symbol" w:hAnsi="Symbol" w:cs="Symbol" w:hint="default"/>
-      </w:rPr>
+      <w:rPr/>
     </w:lvl>
     <w:lvl w:ilvl="4">
-      <w:start w:val="0"/>
-      <w:numFmt w:val="bullet"/>
-      <w:lvlText w:val=""/>
+      <w:start w:val="1"/>
+      <w:numFmt w:val="decimal"/>
+      <w:lvlText w:val="%5."/>
       <w:lvlJc w:val="left"/>
       <w:pPr>
         <w:tabs>
@@ -27213,14 +27994,12 @@
         </w:tabs>
         <w:ind w:left="3600" w:hanging="480"/>
       </w:pPr>
-      <w:rPr>
-        <w:rFonts w:ascii="Symbol" w:hAnsi="Symbol" w:cs="Symbol" w:hint="default"/>
-      </w:rPr>
+      <w:rPr/>
     </w:lvl>
     <w:lvl w:ilvl="5">
-      <w:start w:val="0"/>
-      <w:numFmt w:val="bullet"/>
-      <w:lvlText w:val=""/>
+      <w:start w:val="1"/>
+      <w:numFmt w:val="decimal"/>
+      <w:lvlText w:val="%6."/>
       <w:lvlJc w:val="left"/>
       <w:pPr>
         <w:tabs>
@@ -27228,14 +28007,12 @@
         </w:tabs>
         <w:ind w:left="4320" w:hanging="480"/>
       </w:pPr>
-      <w:rPr>
-        <w:rFonts w:ascii="Symbol" w:hAnsi="Symbol" w:cs="Symbol" w:hint="default"/>
-      </w:rPr>
+      <w:rPr/>
     </w:lvl>
     <w:lvl w:ilvl="6">
-      <w:start w:val="0"/>
-      <w:numFmt w:val="bullet"/>
-      <w:lvlText w:val=""/>
+      <w:start w:val="1"/>
+      <w:numFmt w:val="decimal"/>
+      <w:lvlText w:val="%7."/>
       <w:lvlJc w:val="left"/>
       <w:pPr>
         <w:tabs>
@@ -27243,14 +28020,12 @@
         </w:tabs>
         <w:ind w:left="5040" w:hanging="480"/>
       </w:pPr>
-      <w:rPr>
-        <w:rFonts w:ascii="Symbol" w:hAnsi="Symbol" w:cs="Symbol" w:hint="default"/>
-      </w:rPr>
+      <w:rPr/>
     </w:lvl>
     <w:lvl w:ilvl="7">
-      <w:start w:val="0"/>
-      <w:numFmt w:val="bullet"/>
-      <w:lvlText w:val=""/>
+      <w:start w:val="1"/>
+      <w:numFmt w:val="decimal"/>
+      <w:lvlText w:val="%8."/>
       <w:lvlJc w:val="left"/>
       <w:pPr>
         <w:tabs>
@@ -27258,14 +28033,12 @@
         </w:tabs>
         <w:ind w:left="5760" w:hanging="480"/>
       </w:pPr>
-      <w:rPr>
-        <w:rFonts w:ascii="Symbol" w:hAnsi="Symbol" w:cs="Symbol" w:hint="default"/>
-      </w:rPr>
+      <w:rPr/>
     </w:lvl>
     <w:lvl w:ilvl="8">
-      <w:start w:val="0"/>
-      <w:numFmt w:val="bullet"/>
-      <w:lvlText w:val=""/>
+      <w:start w:val="1"/>
+      <w:numFmt w:val="decimal"/>
+      <w:lvlText w:val="%9."/>
       <w:lvlJc w:val="left"/>
       <w:pPr>
         <w:tabs>
@@ -27273,9 +28046,7 @@
         </w:tabs>
         <w:ind w:left="6480" w:hanging="480"/>
       </w:pPr>
-      <w:rPr>
-        <w:rFonts w:ascii="Symbol" w:hAnsi="Symbol" w:cs="Symbol" w:hint="default"/>
-      </w:rPr>
+      <w:rPr/>
     </w:lvl>
   </w:abstractNum>
   <w:abstractNum w:abstractNumId="22">
@@ -27552,9 +28323,8 @@
   </w:abstractNum>
   <w:abstractNum w:abstractNumId="24">
     <w:lvl w:ilvl="0">
-      <w:start w:val="1"/>
-      <w:numFmt w:val="decimal"/>
-      <w:lvlText w:val="%1."/>
+      <w:numFmt w:val="bullet"/>
+      <w:lvlText w:val=""/>
       <w:lvlJc w:val="left"/>
       <w:pPr>
         <w:tabs>
@@ -27562,12 +28332,14 @@
         </w:tabs>
         <w:ind w:left="720" w:hanging="480"/>
       </w:pPr>
-      <w:rPr/>
+      <w:rPr>
+        <w:rFonts w:ascii="Symbol" w:hAnsi="Symbol" w:cs="Symbol" w:hint="default"/>
+      </w:rPr>
     </w:lvl>
     <w:lvl w:ilvl="1">
-      <w:start w:val="1"/>
-      <w:numFmt w:val="decimal"/>
-      <w:lvlText w:val="%2."/>
+      <w:start w:val="0"/>
+      <w:numFmt w:val="bullet"/>
+      <w:lvlText w:val=""/>
       <w:lvlJc w:val="left"/>
       <w:pPr>
         <w:tabs>
@@ -27575,12 +28347,14 @@
         </w:tabs>
         <w:ind w:left="1440" w:hanging="480"/>
       </w:pPr>
-      <w:rPr/>
+      <w:rPr>
+        <w:rFonts w:ascii="Symbol" w:hAnsi="Symbol" w:cs="Symbol" w:hint="default"/>
+      </w:rPr>
     </w:lvl>
     <w:lvl w:ilvl="2">
-      <w:start w:val="1"/>
-      <w:numFmt w:val="decimal"/>
-      <w:lvlText w:val="%3."/>
+      <w:start w:val="0"/>
+      <w:numFmt w:val="bullet"/>
+      <w:lvlText w:val=""/>
       <w:lvlJc w:val="left"/>
       <w:pPr>
         <w:tabs>
@@ -27588,12 +28362,14 @@
         </w:tabs>
         <w:ind w:left="2160" w:hanging="480"/>
       </w:pPr>
-      <w:rPr/>
+      <w:rPr>
+        <w:rFonts w:ascii="Symbol" w:hAnsi="Symbol" w:cs="Symbol" w:hint="default"/>
+      </w:rPr>
     </w:lvl>
     <w:lvl w:ilvl="3">
-      <w:start w:val="1"/>
-      <w:numFmt w:val="decimal"/>
-      <w:lvlText w:val="%4."/>
+      <w:start w:val="0"/>
+      <w:numFmt w:val="bullet"/>
+      <w:lvlText w:val=""/>
       <w:lvlJc w:val="left"/>
       <w:pPr>
         <w:tabs>
@@ -27601,12 +28377,14 @@
         </w:tabs>
         <w:ind w:left="2880" w:hanging="480"/>
       </w:pPr>
-      <w:rPr/>
+      <w:rPr>
+        <w:rFonts w:ascii="Symbol" w:hAnsi="Symbol" w:cs="Symbol" w:hint="default"/>
+      </w:rPr>
     </w:lvl>
     <w:lvl w:ilvl="4">
-      <w:start w:val="1"/>
-      <w:numFmt w:val="decimal"/>
-      <w:lvlText w:val="%5."/>
+      <w:start w:val="0"/>
+      <w:numFmt w:val="bullet"/>
+      <w:lvlText w:val=""/>
       <w:lvlJc w:val="left"/>
       <w:pPr>
         <w:tabs>
@@ -27614,12 +28392,14 @@
         </w:tabs>
         <w:ind w:left="3600" w:hanging="480"/>
       </w:pPr>
-      <w:rPr/>
+      <w:rPr>
+        <w:rFonts w:ascii="Symbol" w:hAnsi="Symbol" w:cs="Symbol" w:hint="default"/>
+      </w:rPr>
     </w:lvl>
     <w:lvl w:ilvl="5">
-      <w:start w:val="1"/>
-      <w:numFmt w:val="decimal"/>
-      <w:lvlText w:val="%6."/>
+      <w:start w:val="0"/>
+      <w:numFmt w:val="bullet"/>
+      <w:lvlText w:val=""/>
       <w:lvlJc w:val="left"/>
       <w:pPr>
         <w:tabs>
@@ -27627,12 +28407,14 @@
         </w:tabs>
         <w:ind w:left="4320" w:hanging="480"/>
       </w:pPr>
-      <w:rPr/>
+      <w:rPr>
+        <w:rFonts w:ascii="Symbol" w:hAnsi="Symbol" w:cs="Symbol" w:hint="default"/>
+      </w:rPr>
     </w:lvl>
     <w:lvl w:ilvl="6">
-      <w:start w:val="1"/>
-      <w:numFmt w:val="decimal"/>
-      <w:lvlText w:val="%7."/>
+      <w:start w:val="0"/>
+      <w:numFmt w:val="bullet"/>
+      <w:lvlText w:val=""/>
       <w:lvlJc w:val="left"/>
       <w:pPr>
         <w:tabs>
@@ -27640,12 +28422,14 @@
         </w:tabs>
         <w:ind w:left="5040" w:hanging="480"/>
       </w:pPr>
-      <w:rPr/>
+      <w:rPr>
+        <w:rFonts w:ascii="Symbol" w:hAnsi="Symbol" w:cs="Symbol" w:hint="default"/>
+      </w:rPr>
     </w:lvl>
     <w:lvl w:ilvl="7">
-      <w:start w:val="1"/>
-      <w:numFmt w:val="decimal"/>
-      <w:lvlText w:val="%8."/>
+      <w:start w:val="0"/>
+      <w:numFmt w:val="bullet"/>
+      <w:lvlText w:val=""/>
       <w:lvlJc w:val="left"/>
       <w:pPr>
         <w:tabs>
@@ -27653,12 +28437,14 @@
         </w:tabs>
         <w:ind w:left="5760" w:hanging="480"/>
       </w:pPr>
-      <w:rPr/>
+      <w:rPr>
+        <w:rFonts w:ascii="Symbol" w:hAnsi="Symbol" w:cs="Symbol" w:hint="default"/>
+      </w:rPr>
     </w:lvl>
     <w:lvl w:ilvl="8">
-      <w:start w:val="1"/>
-      <w:numFmt w:val="decimal"/>
-      <w:lvlText w:val="%9."/>
+      <w:start w:val="0"/>
+      <w:numFmt w:val="bullet"/>
+      <w:lvlText w:val=""/>
       <w:lvlJc w:val="left"/>
       <w:pPr>
         <w:tabs>
@@ -27666,14 +28452,15 @@
         </w:tabs>
         <w:ind w:left="6480" w:hanging="480"/>
       </w:pPr>
-      <w:rPr/>
+      <w:rPr>
+        <w:rFonts w:ascii="Symbol" w:hAnsi="Symbol" w:cs="Symbol" w:hint="default"/>
+      </w:rPr>
     </w:lvl>
   </w:abstractNum>
   <w:abstractNum w:abstractNumId="25">
     <w:lvl w:ilvl="0">
-      <w:start w:val="1"/>
-      <w:numFmt w:val="decimal"/>
-      <w:lvlText w:val="%1."/>
+      <w:numFmt w:val="bullet"/>
+      <w:lvlText w:val=""/>
       <w:lvlJc w:val="left"/>
       <w:pPr>
         <w:tabs>
@@ -27681,12 +28468,14 @@
         </w:tabs>
         <w:ind w:left="720" w:hanging="480"/>
       </w:pPr>
-      <w:rPr/>
+      <w:rPr>
+        <w:rFonts w:ascii="Symbol" w:hAnsi="Symbol" w:cs="Symbol" w:hint="default"/>
+      </w:rPr>
     </w:lvl>
     <w:lvl w:ilvl="1">
-      <w:start w:val="1"/>
-      <w:numFmt w:val="decimal"/>
-      <w:lvlText w:val="%2."/>
+      <w:start w:val="0"/>
+      <w:numFmt w:val="bullet"/>
+      <w:lvlText w:val=""/>
       <w:lvlJc w:val="left"/>
       <w:pPr>
         <w:tabs>
@@ -27694,12 +28483,14 @@
         </w:tabs>
         <w:ind w:left="1440" w:hanging="480"/>
       </w:pPr>
-      <w:rPr/>
+      <w:rPr>
+        <w:rFonts w:ascii="Symbol" w:hAnsi="Symbol" w:cs="Symbol" w:hint="default"/>
+      </w:rPr>
     </w:lvl>
     <w:lvl w:ilvl="2">
-      <w:start w:val="1"/>
-      <w:numFmt w:val="decimal"/>
-      <w:lvlText w:val="%3."/>
+      <w:start w:val="0"/>
+      <w:numFmt w:val="bullet"/>
+      <w:lvlText w:val=""/>
       <w:lvlJc w:val="left"/>
       <w:pPr>
         <w:tabs>
@@ -27707,12 +28498,14 @@
         </w:tabs>
         <w:ind w:left="2160" w:hanging="480"/>
       </w:pPr>
-      <w:rPr/>
+      <w:rPr>
+        <w:rFonts w:ascii="Symbol" w:hAnsi="Symbol" w:cs="Symbol" w:hint="default"/>
+      </w:rPr>
     </w:lvl>
     <w:lvl w:ilvl="3">
-      <w:start w:val="1"/>
-      <w:numFmt w:val="decimal"/>
-      <w:lvlText w:val="%4."/>
+      <w:start w:val="0"/>
+      <w:numFmt w:val="bullet"/>
+      <w:lvlText w:val=""/>
       <w:lvlJc w:val="left"/>
       <w:pPr>
         <w:tabs>
@@ -27720,12 +28513,14 @@
         </w:tabs>
         <w:ind w:left="2880" w:hanging="480"/>
       </w:pPr>
-      <w:rPr/>
+      <w:rPr>
+        <w:rFonts w:ascii="Symbol" w:hAnsi="Symbol" w:cs="Symbol" w:hint="default"/>
+      </w:rPr>
     </w:lvl>
     <w:lvl w:ilvl="4">
-      <w:start w:val="1"/>
-      <w:numFmt w:val="decimal"/>
-      <w:lvlText w:val="%5."/>
+      <w:start w:val="0"/>
+      <w:numFmt w:val="bullet"/>
+      <w:lvlText w:val=""/>
       <w:lvlJc w:val="left"/>
       <w:pPr>
         <w:tabs>
@@ -27733,12 +28528,14 @@
         </w:tabs>
         <w:ind w:left="3600" w:hanging="480"/>
       </w:pPr>
-      <w:rPr/>
+      <w:rPr>
+        <w:rFonts w:ascii="Symbol" w:hAnsi="Symbol" w:cs="Symbol" w:hint="default"/>
+      </w:rPr>
     </w:lvl>
     <w:lvl w:ilvl="5">
-      <w:start w:val="1"/>
-      <w:numFmt w:val="decimal"/>
-      <w:lvlText w:val="%6."/>
+      <w:start w:val="0"/>
+      <w:numFmt w:val="bullet"/>
+      <w:lvlText w:val=""/>
       <w:lvlJc w:val="left"/>
       <w:pPr>
         <w:tabs>
@@ -27746,12 +28543,14 @@
         </w:tabs>
         <w:ind w:left="4320" w:hanging="480"/>
       </w:pPr>
-      <w:rPr/>
+      <w:rPr>
+        <w:rFonts w:ascii="Symbol" w:hAnsi="Symbol" w:cs="Symbol" w:hint="default"/>
+      </w:rPr>
     </w:lvl>
     <w:lvl w:ilvl="6">
-      <w:start w:val="1"/>
-      <w:numFmt w:val="decimal"/>
-      <w:lvlText w:val="%7."/>
+      <w:start w:val="0"/>
+      <w:numFmt w:val="bullet"/>
+      <w:lvlText w:val=""/>
       <w:lvlJc w:val="left"/>
       <w:pPr>
         <w:tabs>
@@ -27759,12 +28558,14 @@
         </w:tabs>
         <w:ind w:left="5040" w:hanging="480"/>
       </w:pPr>
-      <w:rPr/>
+      <w:rPr>
+        <w:rFonts w:ascii="Symbol" w:hAnsi="Symbol" w:cs="Symbol" w:hint="default"/>
+      </w:rPr>
     </w:lvl>
     <w:lvl w:ilvl="7">
-      <w:start w:val="1"/>
-      <w:numFmt w:val="decimal"/>
-      <w:lvlText w:val="%8."/>
+      <w:start w:val="0"/>
+      <w:numFmt w:val="bullet"/>
+      <w:lvlText w:val=""/>
       <w:lvlJc w:val="left"/>
       <w:pPr>
         <w:tabs>
@@ -27772,12 +28573,14 @@
         </w:tabs>
         <w:ind w:left="5760" w:hanging="480"/>
       </w:pPr>
-      <w:rPr/>
+      <w:rPr>
+        <w:rFonts w:ascii="Symbol" w:hAnsi="Symbol" w:cs="Symbol" w:hint="default"/>
+      </w:rPr>
     </w:lvl>
     <w:lvl w:ilvl="8">
-      <w:start w:val="1"/>
-      <w:numFmt w:val="decimal"/>
-      <w:lvlText w:val="%9."/>
+      <w:start w:val="0"/>
+      <w:numFmt w:val="bullet"/>
+      <w:lvlText w:val=""/>
       <w:lvlJc w:val="left"/>
       <w:pPr>
         <w:tabs>
@@ -27785,7 +28588,9 @@
         </w:tabs>
         <w:ind w:left="6480" w:hanging="480"/>
       </w:pPr>
-      <w:rPr/>
+      <w:rPr>
+        <w:rFonts w:ascii="Symbol" w:hAnsi="Symbol" w:cs="Symbol" w:hint="default"/>
+      </w:rPr>
     </w:lvl>
   </w:abstractNum>
   <w:abstractNum w:abstractNumId="26">
@@ -28164,9 +28969,8 @@
   </w:abstractNum>
   <w:abstractNum w:abstractNumId="29">
     <w:lvl w:ilvl="0">
-      <w:start w:val="1"/>
-      <w:numFmt w:val="decimal"/>
-      <w:lvlText w:val="%1."/>
+      <w:numFmt w:val="bullet"/>
+      <w:lvlText w:val=""/>
       <w:lvlJc w:val="left"/>
       <w:pPr>
         <w:tabs>
@@ -28174,12 +28978,14 @@
         </w:tabs>
         <w:ind w:left="720" w:hanging="480"/>
       </w:pPr>
-      <w:rPr/>
+      <w:rPr>
+        <w:rFonts w:ascii="Symbol" w:hAnsi="Symbol" w:cs="Symbol" w:hint="default"/>
+      </w:rPr>
     </w:lvl>
     <w:lvl w:ilvl="1">
-      <w:start w:val="1"/>
-      <w:numFmt w:val="decimal"/>
-      <w:lvlText w:val="%2."/>
+      <w:start w:val="0"/>
+      <w:numFmt w:val="bullet"/>
+      <w:lvlText w:val=""/>
       <w:lvlJc w:val="left"/>
       <w:pPr>
         <w:tabs>
@@ -28187,12 +28993,14 @@
         </w:tabs>
         <w:ind w:left="1440" w:hanging="480"/>
       </w:pPr>
-      <w:rPr/>
+      <w:rPr>
+        <w:rFonts w:ascii="Symbol" w:hAnsi="Symbol" w:cs="Symbol" w:hint="default"/>
+      </w:rPr>
     </w:lvl>
     <w:lvl w:ilvl="2">
-      <w:start w:val="1"/>
-      <w:numFmt w:val="decimal"/>
-      <w:lvlText w:val="%3."/>
+      <w:start w:val="0"/>
+      <w:numFmt w:val="bullet"/>
+      <w:lvlText w:val=""/>
       <w:lvlJc w:val="left"/>
       <w:pPr>
         <w:tabs>
@@ -28200,12 +29008,14 @@
         </w:tabs>
         <w:ind w:left="2160" w:hanging="480"/>
       </w:pPr>
-      <w:rPr/>
+      <w:rPr>
+        <w:rFonts w:ascii="Symbol" w:hAnsi="Symbol" w:cs="Symbol" w:hint="default"/>
+      </w:rPr>
     </w:lvl>
     <w:lvl w:ilvl="3">
-      <w:start w:val="1"/>
-      <w:numFmt w:val="decimal"/>
-      <w:lvlText w:val="%4."/>
+      <w:start w:val="0"/>
+      <w:numFmt w:val="bullet"/>
+      <w:lvlText w:val=""/>
       <w:lvlJc w:val="left"/>
       <w:pPr>
         <w:tabs>
@@ -28213,12 +29023,14 @@
         </w:tabs>
         <w:ind w:left="2880" w:hanging="480"/>
       </w:pPr>
-      <w:rPr/>
+      <w:rPr>
+        <w:rFonts w:ascii="Symbol" w:hAnsi="Symbol" w:cs="Symbol" w:hint="default"/>
+      </w:rPr>
     </w:lvl>
     <w:lvl w:ilvl="4">
-      <w:start w:val="1"/>
-      <w:numFmt w:val="decimal"/>
-      <w:lvlText w:val="%5."/>
+      <w:start w:val="0"/>
+      <w:numFmt w:val="bullet"/>
+      <w:lvlText w:val=""/>
       <w:lvlJc w:val="left"/>
       <w:pPr>
         <w:tabs>
@@ -28226,12 +29038,14 @@
         </w:tabs>
         <w:ind w:left="3600" w:hanging="480"/>
       </w:pPr>
-      <w:rPr/>
+      <w:rPr>
+        <w:rFonts w:ascii="Symbol" w:hAnsi="Symbol" w:cs="Symbol" w:hint="default"/>
+      </w:rPr>
     </w:lvl>
     <w:lvl w:ilvl="5">
-      <w:start w:val="1"/>
-      <w:numFmt w:val="decimal"/>
-      <w:lvlText w:val="%6."/>
+      <w:start w:val="0"/>
+      <w:numFmt w:val="bullet"/>
+      <w:lvlText w:val=""/>
       <w:lvlJc w:val="left"/>
       <w:pPr>
         <w:tabs>
@@ -28239,12 +29053,14 @@
         </w:tabs>
         <w:ind w:left="4320" w:hanging="480"/>
       </w:pPr>
-      <w:rPr/>
+      <w:rPr>
+        <w:rFonts w:ascii="Symbol" w:hAnsi="Symbol" w:cs="Symbol" w:hint="default"/>
+      </w:rPr>
     </w:lvl>
     <w:lvl w:ilvl="6">
-      <w:start w:val="1"/>
-      <w:numFmt w:val="decimal"/>
-      <w:lvlText w:val="%7."/>
+      <w:start w:val="0"/>
+      <w:numFmt w:val="bullet"/>
+      <w:lvlText w:val=""/>
       <w:lvlJc w:val="left"/>
       <w:pPr>
         <w:tabs>
@@ -28252,12 +29068,14 @@
         </w:tabs>
         <w:ind w:left="5040" w:hanging="480"/>
       </w:pPr>
-      <w:rPr/>
+      <w:rPr>
+        <w:rFonts w:ascii="Symbol" w:hAnsi="Symbol" w:cs="Symbol" w:hint="default"/>
+      </w:rPr>
     </w:lvl>
     <w:lvl w:ilvl="7">
-      <w:start w:val="1"/>
-      <w:numFmt w:val="decimal"/>
-      <w:lvlText w:val="%8."/>
+      <w:start w:val="0"/>
+      <w:numFmt w:val="bullet"/>
+      <w:lvlText w:val=""/>
       <w:lvlJc w:val="left"/>
       <w:pPr>
         <w:tabs>
@@ -28265,12 +29083,14 @@
         </w:tabs>
         <w:ind w:left="5760" w:hanging="480"/>
       </w:pPr>
-      <w:rPr/>
+      <w:rPr>
+        <w:rFonts w:ascii="Symbol" w:hAnsi="Symbol" w:cs="Symbol" w:hint="default"/>
+      </w:rPr>
     </w:lvl>
     <w:lvl w:ilvl="8">
-      <w:start w:val="1"/>
-      <w:numFmt w:val="decimal"/>
-      <w:lvlText w:val="%9."/>
+      <w:start w:val="0"/>
+      <w:numFmt w:val="bullet"/>
+      <w:lvlText w:val=""/>
       <w:lvlJc w:val="left"/>
       <w:pPr>
         <w:tabs>
@@ -28278,7 +29098,9 @@
         </w:tabs>
         <w:ind w:left="6480" w:hanging="480"/>
       </w:pPr>
-      <w:rPr/>
+      <w:rPr>
+        <w:rFonts w:ascii="Symbol" w:hAnsi="Symbol" w:cs="Symbol" w:hint="default"/>
+      </w:rPr>
     </w:lvl>
   </w:abstractNum>
   <w:abstractNum w:abstractNumId="30">
@@ -29115,6 +29937,363 @@
     </w:lvl>
   </w:abstractNum>
   <w:abstractNum w:abstractNumId="37">
+    <w:lvl w:ilvl="0">
+      <w:start w:val="1"/>
+      <w:numFmt w:val="decimal"/>
+      <w:lvlText w:val="%1."/>
+      <w:lvlJc w:val="left"/>
+      <w:pPr>
+        <w:tabs>
+          <w:tab w:val="num" w:pos="0"/>
+        </w:tabs>
+        <w:ind w:left="720" w:hanging="480"/>
+      </w:pPr>
+      <w:rPr/>
+    </w:lvl>
+    <w:lvl w:ilvl="1">
+      <w:start w:val="1"/>
+      <w:numFmt w:val="decimal"/>
+      <w:lvlText w:val="%2."/>
+      <w:lvlJc w:val="left"/>
+      <w:pPr>
+        <w:tabs>
+          <w:tab w:val="num" w:pos="0"/>
+        </w:tabs>
+        <w:ind w:left="1440" w:hanging="480"/>
+      </w:pPr>
+      <w:rPr/>
+    </w:lvl>
+    <w:lvl w:ilvl="2">
+      <w:start w:val="1"/>
+      <w:numFmt w:val="decimal"/>
+      <w:lvlText w:val="%3."/>
+      <w:lvlJc w:val="left"/>
+      <w:pPr>
+        <w:tabs>
+          <w:tab w:val="num" w:pos="0"/>
+        </w:tabs>
+        <w:ind w:left="2160" w:hanging="480"/>
+      </w:pPr>
+      <w:rPr/>
+    </w:lvl>
+    <w:lvl w:ilvl="3">
+      <w:start w:val="1"/>
+      <w:numFmt w:val="decimal"/>
+      <w:lvlText w:val="%4."/>
+      <w:lvlJc w:val="left"/>
+      <w:pPr>
+        <w:tabs>
+          <w:tab w:val="num" w:pos="0"/>
+        </w:tabs>
+        <w:ind w:left="2880" w:hanging="480"/>
+      </w:pPr>
+      <w:rPr/>
+    </w:lvl>
+    <w:lvl w:ilvl="4">
+      <w:start w:val="1"/>
+      <w:numFmt w:val="decimal"/>
+      <w:lvlText w:val="%5."/>
+      <w:lvlJc w:val="left"/>
+      <w:pPr>
+        <w:tabs>
+          <w:tab w:val="num" w:pos="0"/>
+        </w:tabs>
+        <w:ind w:left="3600" w:hanging="480"/>
+      </w:pPr>
+      <w:rPr/>
+    </w:lvl>
+    <w:lvl w:ilvl="5">
+      <w:start w:val="1"/>
+      <w:numFmt w:val="decimal"/>
+      <w:lvlText w:val="%6."/>
+      <w:lvlJc w:val="left"/>
+      <w:pPr>
+        <w:tabs>
+          <w:tab w:val="num" w:pos="0"/>
+        </w:tabs>
+        <w:ind w:left="4320" w:hanging="480"/>
+      </w:pPr>
+      <w:rPr/>
+    </w:lvl>
+    <w:lvl w:ilvl="6">
+      <w:start w:val="1"/>
+      <w:numFmt w:val="decimal"/>
+      <w:lvlText w:val="%7."/>
+      <w:lvlJc w:val="left"/>
+      <w:pPr>
+        <w:tabs>
+          <w:tab w:val="num" w:pos="0"/>
+        </w:tabs>
+        <w:ind w:left="5040" w:hanging="480"/>
+      </w:pPr>
+      <w:rPr/>
+    </w:lvl>
+    <w:lvl w:ilvl="7">
+      <w:start w:val="1"/>
+      <w:numFmt w:val="decimal"/>
+      <w:lvlText w:val="%8."/>
+      <w:lvlJc w:val="left"/>
+      <w:pPr>
+        <w:tabs>
+          <w:tab w:val="num" w:pos="0"/>
+        </w:tabs>
+        <w:ind w:left="5760" w:hanging="480"/>
+      </w:pPr>
+      <w:rPr/>
+    </w:lvl>
+    <w:lvl w:ilvl="8">
+      <w:start w:val="1"/>
+      <w:numFmt w:val="decimal"/>
+      <w:lvlText w:val="%9."/>
+      <w:lvlJc w:val="left"/>
+      <w:pPr>
+        <w:tabs>
+          <w:tab w:val="num" w:pos="0"/>
+        </w:tabs>
+        <w:ind w:left="6480" w:hanging="480"/>
+      </w:pPr>
+      <w:rPr/>
+    </w:lvl>
+  </w:abstractNum>
+  <w:abstractNum w:abstractNumId="38">
+    <w:lvl w:ilvl="0">
+      <w:start w:val="1"/>
+      <w:numFmt w:val="decimal"/>
+      <w:lvlText w:val="%1."/>
+      <w:lvlJc w:val="left"/>
+      <w:pPr>
+        <w:tabs>
+          <w:tab w:val="num" w:pos="0"/>
+        </w:tabs>
+        <w:ind w:left="720" w:hanging="480"/>
+      </w:pPr>
+      <w:rPr/>
+    </w:lvl>
+    <w:lvl w:ilvl="1">
+      <w:start w:val="1"/>
+      <w:numFmt w:val="decimal"/>
+      <w:lvlText w:val="%2."/>
+      <w:lvlJc w:val="left"/>
+      <w:pPr>
+        <w:tabs>
+          <w:tab w:val="num" w:pos="0"/>
+        </w:tabs>
+        <w:ind w:left="1440" w:hanging="480"/>
+      </w:pPr>
+      <w:rPr/>
+    </w:lvl>
+    <w:lvl w:ilvl="2">
+      <w:start w:val="1"/>
+      <w:numFmt w:val="decimal"/>
+      <w:lvlText w:val="%3."/>
+      <w:lvlJc w:val="left"/>
+      <w:pPr>
+        <w:tabs>
+          <w:tab w:val="num" w:pos="0"/>
+        </w:tabs>
+        <w:ind w:left="2160" w:hanging="480"/>
+      </w:pPr>
+      <w:rPr/>
+    </w:lvl>
+    <w:lvl w:ilvl="3">
+      <w:start w:val="1"/>
+      <w:numFmt w:val="decimal"/>
+      <w:lvlText w:val="%4."/>
+      <w:lvlJc w:val="left"/>
+      <w:pPr>
+        <w:tabs>
+          <w:tab w:val="num" w:pos="0"/>
+        </w:tabs>
+        <w:ind w:left="2880" w:hanging="480"/>
+      </w:pPr>
+      <w:rPr/>
+    </w:lvl>
+    <w:lvl w:ilvl="4">
+      <w:start w:val="1"/>
+      <w:numFmt w:val="decimal"/>
+      <w:lvlText w:val="%5."/>
+      <w:lvlJc w:val="left"/>
+      <w:pPr>
+        <w:tabs>
+          <w:tab w:val="num" w:pos="0"/>
+        </w:tabs>
+        <w:ind w:left="3600" w:hanging="480"/>
+      </w:pPr>
+      <w:rPr/>
+    </w:lvl>
+    <w:lvl w:ilvl="5">
+      <w:start w:val="1"/>
+      <w:numFmt w:val="decimal"/>
+      <w:lvlText w:val="%6."/>
+      <w:lvlJc w:val="left"/>
+      <w:pPr>
+        <w:tabs>
+          <w:tab w:val="num" w:pos="0"/>
+        </w:tabs>
+        <w:ind w:left="4320" w:hanging="480"/>
+      </w:pPr>
+      <w:rPr/>
+    </w:lvl>
+    <w:lvl w:ilvl="6">
+      <w:start w:val="1"/>
+      <w:numFmt w:val="decimal"/>
+      <w:lvlText w:val="%7."/>
+      <w:lvlJc w:val="left"/>
+      <w:pPr>
+        <w:tabs>
+          <w:tab w:val="num" w:pos="0"/>
+        </w:tabs>
+        <w:ind w:left="5040" w:hanging="480"/>
+      </w:pPr>
+      <w:rPr/>
+    </w:lvl>
+    <w:lvl w:ilvl="7">
+      <w:start w:val="1"/>
+      <w:numFmt w:val="decimal"/>
+      <w:lvlText w:val="%8."/>
+      <w:lvlJc w:val="left"/>
+      <w:pPr>
+        <w:tabs>
+          <w:tab w:val="num" w:pos="0"/>
+        </w:tabs>
+        <w:ind w:left="5760" w:hanging="480"/>
+      </w:pPr>
+      <w:rPr/>
+    </w:lvl>
+    <w:lvl w:ilvl="8">
+      <w:start w:val="1"/>
+      <w:numFmt w:val="decimal"/>
+      <w:lvlText w:val="%9."/>
+      <w:lvlJc w:val="left"/>
+      <w:pPr>
+        <w:tabs>
+          <w:tab w:val="num" w:pos="0"/>
+        </w:tabs>
+        <w:ind w:left="6480" w:hanging="480"/>
+      </w:pPr>
+      <w:rPr/>
+    </w:lvl>
+  </w:abstractNum>
+  <w:abstractNum w:abstractNumId="39">
+    <w:lvl w:ilvl="0">
+      <w:start w:val="1"/>
+      <w:numFmt w:val="decimal"/>
+      <w:lvlText w:val="%1."/>
+      <w:lvlJc w:val="left"/>
+      <w:pPr>
+        <w:tabs>
+          <w:tab w:val="num" w:pos="0"/>
+        </w:tabs>
+        <w:ind w:left="720" w:hanging="480"/>
+      </w:pPr>
+      <w:rPr/>
+    </w:lvl>
+    <w:lvl w:ilvl="1">
+      <w:start w:val="1"/>
+      <w:numFmt w:val="decimal"/>
+      <w:lvlText w:val="%2."/>
+      <w:lvlJc w:val="left"/>
+      <w:pPr>
+        <w:tabs>
+          <w:tab w:val="num" w:pos="0"/>
+        </w:tabs>
+        <w:ind w:left="1440" w:hanging="480"/>
+      </w:pPr>
+      <w:rPr/>
+    </w:lvl>
+    <w:lvl w:ilvl="2">
+      <w:start w:val="1"/>
+      <w:numFmt w:val="decimal"/>
+      <w:lvlText w:val="%3."/>
+      <w:lvlJc w:val="left"/>
+      <w:pPr>
+        <w:tabs>
+          <w:tab w:val="num" w:pos="0"/>
+        </w:tabs>
+        <w:ind w:left="2160" w:hanging="480"/>
+      </w:pPr>
+      <w:rPr/>
+    </w:lvl>
+    <w:lvl w:ilvl="3">
+      <w:start w:val="1"/>
+      <w:numFmt w:val="decimal"/>
+      <w:lvlText w:val="%4."/>
+      <w:lvlJc w:val="left"/>
+      <w:pPr>
+        <w:tabs>
+          <w:tab w:val="num" w:pos="0"/>
+        </w:tabs>
+        <w:ind w:left="2880" w:hanging="480"/>
+      </w:pPr>
+      <w:rPr/>
+    </w:lvl>
+    <w:lvl w:ilvl="4">
+      <w:start w:val="1"/>
+      <w:numFmt w:val="decimal"/>
+      <w:lvlText w:val="%5."/>
+      <w:lvlJc w:val="left"/>
+      <w:pPr>
+        <w:tabs>
+          <w:tab w:val="num" w:pos="0"/>
+        </w:tabs>
+        <w:ind w:left="3600" w:hanging="480"/>
+      </w:pPr>
+      <w:rPr/>
+    </w:lvl>
+    <w:lvl w:ilvl="5">
+      <w:start w:val="1"/>
+      <w:numFmt w:val="decimal"/>
+      <w:lvlText w:val="%6."/>
+      <w:lvlJc w:val="left"/>
+      <w:pPr>
+        <w:tabs>
+          <w:tab w:val="num" w:pos="0"/>
+        </w:tabs>
+        <w:ind w:left="4320" w:hanging="480"/>
+      </w:pPr>
+      <w:rPr/>
+    </w:lvl>
+    <w:lvl w:ilvl="6">
+      <w:start w:val="1"/>
+      <w:numFmt w:val="decimal"/>
+      <w:lvlText w:val="%7."/>
+      <w:lvlJc w:val="left"/>
+      <w:pPr>
+        <w:tabs>
+          <w:tab w:val="num" w:pos="0"/>
+        </w:tabs>
+        <w:ind w:left="5040" w:hanging="480"/>
+      </w:pPr>
+      <w:rPr/>
+    </w:lvl>
+    <w:lvl w:ilvl="7">
+      <w:start w:val="1"/>
+      <w:numFmt w:val="decimal"/>
+      <w:lvlText w:val="%8."/>
+      <w:lvlJc w:val="left"/>
+      <w:pPr>
+        <w:tabs>
+          <w:tab w:val="num" w:pos="0"/>
+        </w:tabs>
+        <w:ind w:left="5760" w:hanging="480"/>
+      </w:pPr>
+      <w:rPr/>
+    </w:lvl>
+    <w:lvl w:ilvl="8">
+      <w:start w:val="1"/>
+      <w:numFmt w:val="decimal"/>
+      <w:lvlText w:val="%9."/>
+      <w:lvlJc w:val="left"/>
+      <w:pPr>
+        <w:tabs>
+          <w:tab w:val="num" w:pos="0"/>
+        </w:tabs>
+        <w:ind w:left="6480" w:hanging="480"/>
+      </w:pPr>
+      <w:rPr/>
+    </w:lvl>
+  </w:abstractNum>
+  <w:abstractNum w:abstractNumId="40">
     <w:lvl w:ilvl="0">
       <w:start w:val="1"/>
       <w:numFmt w:val="none"/>
@@ -29345,19 +30524,19 @@
     <w:abstractNumId w:val="37"/>
   </w:num>
   <w:num w:numId="38">
+    <w:abstractNumId w:val="38"/>
+  </w:num>
+  <w:num w:numId="39">
+    <w:abstractNumId w:val="39"/>
+  </w:num>
+  <w:num w:numId="40">
+    <w:abstractNumId w:val="40"/>
+  </w:num>
+  <w:num w:numId="41">
     <w:abstractNumId w:val="2"/>
     <w:lvlOverride w:ilvl="0">
       <w:startOverride w:val="1"/>
     </w:lvlOverride>
-  </w:num>
-  <w:num w:numId="39">
-    <w:abstractNumId w:val="1"/>
-  </w:num>
-  <w:num w:numId="40">
-    <w:abstractNumId w:val="1"/>
-  </w:num>
-  <w:num w:numId="41">
-    <w:abstractNumId w:val="1"/>
   </w:num>
   <w:num w:numId="42">
     <w:abstractNumId w:val="1"/>
@@ -29408,16 +30587,13 @@
     <w:abstractNumId w:val="1"/>
   </w:num>
   <w:num w:numId="58">
-    <w:abstractNumId w:val="2"/>
-    <w:lvlOverride w:ilvl="0">
-      <w:startOverride w:val="1"/>
-    </w:lvlOverride>
+    <w:abstractNumId w:val="1"/>
   </w:num>
   <w:num w:numId="59">
-    <w:abstractNumId w:val="2"/>
+    <w:abstractNumId w:val="1"/>
   </w:num>
   <w:num w:numId="60">
-    <w:abstractNumId w:val="2"/>
+    <w:abstractNumId w:val="1"/>
   </w:num>
   <w:num w:numId="61">
     <w:abstractNumId w:val="2"/>
@@ -29432,28 +30608,28 @@
     <w:abstractNumId w:val="2"/>
   </w:num>
   <w:num w:numId="64">
-    <w:abstractNumId w:val="1"/>
+    <w:abstractNumId w:val="2"/>
+    <w:lvlOverride w:ilvl="0">
+      <w:startOverride w:val="1"/>
+    </w:lvlOverride>
   </w:num>
   <w:num w:numId="65">
-    <w:abstractNumId w:val="1"/>
+    <w:abstractNumId w:val="2"/>
   </w:num>
   <w:num w:numId="66">
-    <w:abstractNumId w:val="1"/>
+    <w:abstractNumId w:val="2"/>
   </w:num>
   <w:num w:numId="67">
     <w:abstractNumId w:val="1"/>
   </w:num>
   <w:num w:numId="68">
-    <w:abstractNumId w:val="2"/>
-    <w:lvlOverride w:ilvl="0">
-      <w:startOverride w:val="1"/>
-    </w:lvlOverride>
+    <w:abstractNumId w:val="1"/>
   </w:num>
   <w:num w:numId="69">
-    <w:abstractNumId w:val="2"/>
+    <w:abstractNumId w:val="1"/>
   </w:num>
   <w:num w:numId="70">
-    <w:abstractNumId w:val="2"/>
+    <w:abstractNumId w:val="1"/>
   </w:num>
   <w:num w:numId="71">
     <w:abstractNumId w:val="2"/>
@@ -29481,36 +30657,39 @@
   </w:num>
   <w:num w:numId="77">
     <w:abstractNumId w:val="2"/>
+    <w:lvlOverride w:ilvl="0">
+      <w:startOverride w:val="1"/>
+    </w:lvlOverride>
   </w:num>
   <w:num w:numId="78">
-    <w:abstractNumId w:val="1"/>
+    <w:abstractNumId w:val="2"/>
   </w:num>
   <w:num w:numId="79">
-    <w:abstractNumId w:val="1"/>
+    <w:abstractNumId w:val="14"/>
+    <w:lvlOverride w:ilvl="0">
+      <w:startOverride w:val="3"/>
+    </w:lvlOverride>
   </w:num>
   <w:num w:numId="80">
     <w:abstractNumId w:val="1"/>
   </w:num>
   <w:num w:numId="81">
+    <w:abstractNumId w:val="1"/>
+  </w:num>
+  <w:num w:numId="82">
+    <w:abstractNumId w:val="1"/>
+  </w:num>
+  <w:num w:numId="83">
+    <w:abstractNumId w:val="1"/>
+  </w:num>
+  <w:num w:numId="84">
     <w:abstractNumId w:val="2"/>
     <w:lvlOverride w:ilvl="0">
       <w:startOverride w:val="1"/>
     </w:lvlOverride>
   </w:num>
-  <w:num w:numId="82">
-    <w:abstractNumId w:val="2"/>
-  </w:num>
-  <w:num w:numId="83">
-    <w:abstractNumId w:val="2"/>
-  </w:num>
-  <w:num w:numId="84">
-    <w:abstractNumId w:val="2"/>
-  </w:num>
   <w:num w:numId="85">
     <w:abstractNumId w:val="2"/>
-    <w:lvlOverride w:ilvl="0">
-      <w:startOverride w:val="1"/>
-    </w:lvlOverride>
   </w:num>
   <w:num w:numId="86">
     <w:abstractNumId w:val="2"/>
@@ -29519,7 +30698,7 @@
     <w:abstractNumId w:val="2"/>
   </w:num>
   <w:num w:numId="88">
-    <w:abstractNumId w:val="2"/>
+    <w:abstractNumId w:val="1"/>
   </w:num>
   <w:num w:numId="89">
     <w:abstractNumId w:val="1"/>
@@ -29528,22 +30707,25 @@
     <w:abstractNumId w:val="1"/>
   </w:num>
   <w:num w:numId="91">
-    <w:abstractNumId w:val="1"/>
-  </w:num>
-  <w:num w:numId="92">
-    <w:abstractNumId w:val="1"/>
-  </w:num>
-  <w:num w:numId="93">
     <w:abstractNumId w:val="2"/>
     <w:lvlOverride w:ilvl="0">
       <w:startOverride w:val="1"/>
     </w:lvlOverride>
+  </w:num>
+  <w:num w:numId="92">
+    <w:abstractNumId w:val="2"/>
+  </w:num>
+  <w:num w:numId="93">
+    <w:abstractNumId w:val="2"/>
   </w:num>
   <w:num w:numId="94">
     <w:abstractNumId w:val="2"/>
   </w:num>
   <w:num w:numId="95">
     <w:abstractNumId w:val="2"/>
+    <w:lvlOverride w:ilvl="0">
+      <w:startOverride w:val="1"/>
+    </w:lvlOverride>
   </w:num>
   <w:num w:numId="96">
     <w:abstractNumId w:val="2"/>
@@ -29552,7 +30734,7 @@
     <w:abstractNumId w:val="2"/>
   </w:num>
   <w:num w:numId="98">
-    <w:abstractNumId w:val="1"/>
+    <w:abstractNumId w:val="2"/>
   </w:num>
   <w:num w:numId="99">
     <w:abstractNumId w:val="1"/>
@@ -29567,19 +30749,22 @@
     <w:abstractNumId w:val="1"/>
   </w:num>
   <w:num w:numId="103">
-    <w:abstractNumId w:val="1"/>
+    <w:abstractNumId w:val="2"/>
+    <w:lvlOverride w:ilvl="0">
+      <w:startOverride w:val="1"/>
+    </w:lvlOverride>
   </w:num>
   <w:num w:numId="104">
-    <w:abstractNumId w:val="1"/>
+    <w:abstractNumId w:val="2"/>
   </w:num>
   <w:num w:numId="105">
-    <w:abstractNumId w:val="1"/>
+    <w:abstractNumId w:val="2"/>
   </w:num>
   <w:num w:numId="106">
-    <w:abstractNumId w:val="1"/>
+    <w:abstractNumId w:val="2"/>
   </w:num>
   <w:num w:numId="107">
-    <w:abstractNumId w:val="1"/>
+    <w:abstractNumId w:val="2"/>
   </w:num>
   <w:num w:numId="108">
     <w:abstractNumId w:val="1"/>
@@ -29597,31 +30782,25 @@
     <w:abstractNumId w:val="1"/>
   </w:num>
   <w:num w:numId="113">
-    <w:abstractNumId w:val="2"/>
-    <w:lvlOverride w:ilvl="0">
-      <w:startOverride w:val="1"/>
-    </w:lvlOverride>
+    <w:abstractNumId w:val="1"/>
   </w:num>
   <w:num w:numId="114">
-    <w:abstractNumId w:val="2"/>
+    <w:abstractNumId w:val="1"/>
   </w:num>
   <w:num w:numId="115">
-    <w:abstractNumId w:val="2"/>
+    <w:abstractNumId w:val="1"/>
   </w:num>
   <w:num w:numId="116">
-    <w:abstractNumId w:val="2"/>
-    <w:lvlOverride w:ilvl="0">
-      <w:startOverride w:val="1"/>
-    </w:lvlOverride>
+    <w:abstractNumId w:val="1"/>
   </w:num>
   <w:num w:numId="117">
-    <w:abstractNumId w:val="2"/>
+    <w:abstractNumId w:val="1"/>
   </w:num>
   <w:num w:numId="118">
-    <w:abstractNumId w:val="2"/>
+    <w:abstractNumId w:val="1"/>
   </w:num>
   <w:num w:numId="119">
-    <w:abstractNumId w:val="2"/>
+    <w:abstractNumId w:val="1"/>
   </w:num>
   <w:num w:numId="120">
     <w:abstractNumId w:val="1"/>
@@ -29633,43 +30812,43 @@
     <w:abstractNumId w:val="1"/>
   </w:num>
   <w:num w:numId="123">
-    <w:abstractNumId w:val="1"/>
-  </w:num>
-  <w:num w:numId="124">
     <w:abstractNumId w:val="2"/>
     <w:lvlOverride w:ilvl="0">
       <w:startOverride w:val="1"/>
     </w:lvlOverride>
+  </w:num>
+  <w:num w:numId="124">
+    <w:abstractNumId w:val="2"/>
   </w:num>
   <w:num w:numId="125">
     <w:abstractNumId w:val="2"/>
   </w:num>
   <w:num w:numId="126">
     <w:abstractNumId w:val="2"/>
+    <w:lvlOverride w:ilvl="0">
+      <w:startOverride w:val="1"/>
+    </w:lvlOverride>
   </w:num>
   <w:num w:numId="127">
     <w:abstractNumId w:val="2"/>
   </w:num>
   <w:num w:numId="128">
     <w:abstractNumId w:val="2"/>
-    <w:lvlOverride w:ilvl="0">
-      <w:startOverride w:val="1"/>
-    </w:lvlOverride>
   </w:num>
   <w:num w:numId="129">
     <w:abstractNumId w:val="2"/>
   </w:num>
   <w:num w:numId="130">
-    <w:abstractNumId w:val="2"/>
+    <w:abstractNumId w:val="1"/>
   </w:num>
   <w:num w:numId="131">
-    <w:abstractNumId w:val="2"/>
+    <w:abstractNumId w:val="1"/>
   </w:num>
   <w:num w:numId="132">
-    <w:abstractNumId w:val="2"/>
+    <w:abstractNumId w:val="1"/>
   </w:num>
   <w:num w:numId="133">
-    <w:abstractNumId w:val="2"/>
+    <w:abstractNumId w:val="1"/>
   </w:num>
   <w:num w:numId="134">
     <w:abstractNumId w:val="2"/>
@@ -29700,9 +30879,6 @@
   </w:num>
   <w:num w:numId="141">
     <w:abstractNumId w:val="2"/>
-    <w:lvlOverride w:ilvl="0">
-      <w:startOverride w:val="1"/>
-    </w:lvlOverride>
   </w:num>
   <w:num w:numId="142">
     <w:abstractNumId w:val="2"/>
@@ -29712,12 +30888,12 @@
   </w:num>
   <w:num w:numId="144">
     <w:abstractNumId w:val="2"/>
+    <w:lvlOverride w:ilvl="0">
+      <w:startOverride w:val="1"/>
+    </w:lvlOverride>
   </w:num>
   <w:num w:numId="145">
     <w:abstractNumId w:val="2"/>
-    <w:lvlOverride w:ilvl="0">
-      <w:startOverride w:val="1"/>
-    </w:lvlOverride>
   </w:num>
   <w:num w:numId="146">
     <w:abstractNumId w:val="2"/>
@@ -29727,33 +30903,36 @@
   </w:num>
   <w:num w:numId="148">
     <w:abstractNumId w:val="2"/>
+    <w:lvlOverride w:ilvl="0">
+      <w:startOverride w:val="1"/>
+    </w:lvlOverride>
   </w:num>
   <w:num w:numId="149">
     <w:abstractNumId w:val="2"/>
-    <w:lvlOverride w:ilvl="0">
-      <w:startOverride w:val="1"/>
-    </w:lvlOverride>
   </w:num>
   <w:num w:numId="150">
     <w:abstractNumId w:val="2"/>
   </w:num>
   <w:num w:numId="151">
     <w:abstractNumId w:val="2"/>
+    <w:lvlOverride w:ilvl="0">
+      <w:startOverride w:val="1"/>
+    </w:lvlOverride>
   </w:num>
   <w:num w:numId="152">
     <w:abstractNumId w:val="2"/>
   </w:num>
   <w:num w:numId="153">
     <w:abstractNumId w:val="2"/>
-    <w:lvlOverride w:ilvl="0">
-      <w:startOverride w:val="1"/>
-    </w:lvlOverride>
   </w:num>
   <w:num w:numId="154">
     <w:abstractNumId w:val="2"/>
   </w:num>
   <w:num w:numId="155">
     <w:abstractNumId w:val="2"/>
+    <w:lvlOverride w:ilvl="0">
+      <w:startOverride w:val="1"/>
+    </w:lvlOverride>
   </w:num>
   <w:num w:numId="156">
     <w:abstractNumId w:val="2"/>
@@ -29763,12 +30942,12 @@
   </w:num>
   <w:num w:numId="158">
     <w:abstractNumId w:val="2"/>
+  </w:num>
+  <w:num w:numId="159">
+    <w:abstractNumId w:val="2"/>
     <w:lvlOverride w:ilvl="0">
       <w:startOverride w:val="1"/>
     </w:lvlOverride>
-  </w:num>
-  <w:num w:numId="159">
-    <w:abstractNumId w:val="2"/>
   </w:num>
   <w:num w:numId="160">
     <w:abstractNumId w:val="2"/>
@@ -29778,17 +30957,56 @@
   </w:num>
   <w:num w:numId="162">
     <w:abstractNumId w:val="2"/>
-    <w:lvlOverride w:ilvl="0">
-      <w:startOverride w:val="1"/>
-    </w:lvlOverride>
   </w:num>
   <w:num w:numId="163">
     <w:abstractNumId w:val="2"/>
   </w:num>
   <w:num w:numId="164">
     <w:abstractNumId w:val="2"/>
+    <w:lvlOverride w:ilvl="0">
+      <w:startOverride w:val="1"/>
+    </w:lvlOverride>
   </w:num>
   <w:num w:numId="165">
+    <w:abstractNumId w:val="2"/>
+  </w:num>
+  <w:num w:numId="166">
+    <w:abstractNumId w:val="2"/>
+  </w:num>
+  <w:num w:numId="167">
+    <w:abstractNumId w:val="2"/>
+  </w:num>
+  <w:num w:numId="168">
+    <w:abstractNumId w:val="2"/>
+  </w:num>
+  <w:num w:numId="169">
+    <w:abstractNumId w:val="2"/>
+    <w:lvlOverride w:ilvl="0">
+      <w:startOverride w:val="1"/>
+    </w:lvlOverride>
+  </w:num>
+  <w:num w:numId="170">
+    <w:abstractNumId w:val="2"/>
+  </w:num>
+  <w:num w:numId="171">
+    <w:abstractNumId w:val="2"/>
+  </w:num>
+  <w:num w:numId="172">
+    <w:abstractNumId w:val="2"/>
+  </w:num>
+  <w:num w:numId="173">
+    <w:abstractNumId w:val="2"/>
+    <w:lvlOverride w:ilvl="0">
+      <w:startOverride w:val="1"/>
+    </w:lvlOverride>
+  </w:num>
+  <w:num w:numId="174">
+    <w:abstractNumId w:val="2"/>
+  </w:num>
+  <w:num w:numId="175">
+    <w:abstractNumId w:val="2"/>
+  </w:num>
+  <w:num w:numId="176">
     <w:abstractNumId w:val="2"/>
   </w:num>
 </w:numbering>
